--- a/docs/manuals/Role_Guide_4_QUAN_QA_RA.docx
+++ b/docs/manuals/Role_Guide_4_QUAN_QA_RA.docx
@@ -538,7 +538,7 @@
     <w:sdt>
       <w:sdtPr>
         <w:alias w:val="Contents"/>
-        <w:id w:val="1293485003"/>
+        <w:id w:val="-1202478711"/>
       </w:sdtPr>
       <w:sdtEndPr/>
       <w:sdtContent>
@@ -567,7 +567,7 @@
           <w:r>
             <w:fldChar w:fldCharType="separate"/>
           </w:r>
-          <w:hyperlink w:anchor="_Toc240395199" w:history="1">
+          <w:hyperlink w:anchor="_Toc240405973" w:history="1">
             <w:r>
               <w:rPr>
                 <w:rStyle w:val="Hyperlink"/>
@@ -591,7 +591,7 @@
               <w:rPr>
                 <w:noProof/>
               </w:rPr>
-              <w:instrText xml:space="preserve"> PAGEREF _Toc240395199 \h </w:instrText>
+              <w:instrText xml:space="preserve"> PAGEREF _Toc240405973 \h </w:instrText>
             </w:r>
             <w:r>
               <w:rPr>
@@ -634,7 +634,7 @@
               <w14:ligatures w14:val="standardContextual"/>
             </w:rPr>
           </w:pPr>
-          <w:hyperlink w:anchor="_Toc240395200" w:history="1">
+          <w:hyperlink w:anchor="_Toc240405974" w:history="1">
             <w:r>
               <w:rPr>
                 <w:rStyle w:val="Hyperlink"/>
@@ -658,7 +658,7 @@
               <w:rPr>
                 <w:noProof/>
               </w:rPr>
-              <w:instrText xml:space="preserve"> PAGEREF _Toc240395200 \h </w:instrText>
+              <w:instrText xml:space="preserve"> PAGEREF _Toc240405974 \h </w:instrText>
             </w:r>
             <w:r>
               <w:rPr>
@@ -701,7 +701,7 @@
               <w14:ligatures w14:val="standardContextual"/>
             </w:rPr>
           </w:pPr>
-          <w:hyperlink w:anchor="_Toc240395201" w:history="1">
+          <w:hyperlink w:anchor="_Toc240405975" w:history="1">
             <w:r>
               <w:rPr>
                 <w:rStyle w:val="Hyperlink"/>
@@ -725,7 +725,7 @@
               <w:rPr>
                 <w:noProof/>
               </w:rPr>
-              <w:instrText xml:space="preserve"> PAGEREF _Toc240395201 \h </w:instrText>
+              <w:instrText xml:space="preserve"> PAGEREF _Toc240405975 \h </w:instrText>
             </w:r>
             <w:r>
               <w:rPr>
@@ -768,7 +768,7 @@
               <w14:ligatures w14:val="standardContextual"/>
             </w:rPr>
           </w:pPr>
-          <w:hyperlink w:anchor="_Toc240395202" w:history="1">
+          <w:hyperlink w:anchor="_Toc240405976" w:history="1">
             <w:r>
               <w:rPr>
                 <w:rStyle w:val="Hyperlink"/>
@@ -792,7 +792,7 @@
               <w:rPr>
                 <w:noProof/>
               </w:rPr>
-              <w:instrText xml:space="preserve"> PAGEREF _Toc240395202 \h </w:instrText>
+              <w:instrText xml:space="preserve"> PAGEREF _Toc240405976 \h </w:instrText>
             </w:r>
             <w:r>
               <w:rPr>
@@ -835,7 +835,7 @@
               <w14:ligatures w14:val="standardContextual"/>
             </w:rPr>
           </w:pPr>
-          <w:hyperlink w:anchor="_Toc240395203" w:history="1">
+          <w:hyperlink w:anchor="_Toc240405977" w:history="1">
             <w:r>
               <w:rPr>
                 <w:rStyle w:val="Hyperlink"/>
@@ -859,7 +859,7 @@
               <w:rPr>
                 <w:noProof/>
               </w:rPr>
-              <w:instrText xml:space="preserve"> PAGEREF _Toc240395203 \h </w:instrText>
+              <w:instrText xml:space="preserve"> PAGEREF _Toc240405977 \h </w:instrText>
             </w:r>
             <w:r>
               <w:rPr>
@@ -902,7 +902,7 @@
               <w14:ligatures w14:val="standardContextual"/>
             </w:rPr>
           </w:pPr>
-          <w:hyperlink w:anchor="_Toc240395204" w:history="1">
+          <w:hyperlink w:anchor="_Toc240405978" w:history="1">
             <w:r>
               <w:rPr>
                 <w:rStyle w:val="Hyperlink"/>
@@ -926,7 +926,7 @@
               <w:rPr>
                 <w:noProof/>
               </w:rPr>
-              <w:instrText xml:space="preserve"> PAGEREF _Toc240395204 \h </w:instrText>
+              <w:instrText xml:space="preserve"> PAGEREF _Toc240405978 \h </w:instrText>
             </w:r>
             <w:r>
               <w:rPr>
@@ -969,7 +969,7 @@
               <w14:ligatures w14:val="standardContextual"/>
             </w:rPr>
           </w:pPr>
-          <w:hyperlink w:anchor="_Toc240395205" w:history="1">
+          <w:hyperlink w:anchor="_Toc240405979" w:history="1">
             <w:r>
               <w:rPr>
                 <w:rStyle w:val="Hyperlink"/>
@@ -993,7 +993,7 @@
               <w:rPr>
                 <w:noProof/>
               </w:rPr>
-              <w:instrText xml:space="preserve"> PAGEREF _Toc240395205 \h </w:instrText>
+              <w:instrText xml:space="preserve"> PAGEREF _Toc240405979 \h </w:instrText>
             </w:r>
             <w:r>
               <w:rPr>
@@ -1036,7 +1036,7 @@
               <w14:ligatures w14:val="standardContextual"/>
             </w:rPr>
           </w:pPr>
-          <w:hyperlink w:anchor="_Toc240395206" w:history="1">
+          <w:hyperlink w:anchor="_Toc240405980" w:history="1">
             <w:r>
               <w:rPr>
                 <w:rStyle w:val="Hyperlink"/>
@@ -1060,7 +1060,7 @@
               <w:rPr>
                 <w:noProof/>
               </w:rPr>
-              <w:instrText xml:space="preserve"> PAGEREF _Toc240395206 \h </w:instrText>
+              <w:instrText xml:space="preserve"> PAGEREF _Toc240405980 \h </w:instrText>
             </w:r>
             <w:r>
               <w:rPr>
@@ -1103,7 +1103,7 @@
               <w14:ligatures w14:val="standardContextual"/>
             </w:rPr>
           </w:pPr>
-          <w:hyperlink w:anchor="_Toc240395207" w:history="1">
+          <w:hyperlink w:anchor="_Toc240405981" w:history="1">
             <w:r>
               <w:rPr>
                 <w:rStyle w:val="Hyperlink"/>
@@ -1127,7 +1127,7 @@
               <w:rPr>
                 <w:noProof/>
               </w:rPr>
-              <w:instrText xml:space="preserve"> PAGEREF _Toc240395207 \h </w:instrText>
+              <w:instrText xml:space="preserve"> PAGEREF _Toc240405981 \h </w:instrText>
             </w:r>
             <w:r>
               <w:rPr>
@@ -1170,7 +1170,7 @@
               <w14:ligatures w14:val="standardContextual"/>
             </w:rPr>
           </w:pPr>
-          <w:hyperlink w:anchor="_Toc240395208" w:history="1">
+          <w:hyperlink w:anchor="_Toc240405982" w:history="1">
             <w:r>
               <w:rPr>
                 <w:rStyle w:val="Hyperlink"/>
@@ -1194,7 +1194,7 @@
               <w:rPr>
                 <w:noProof/>
               </w:rPr>
-              <w:instrText xml:space="preserve"> PAGEREF _Toc240395208 \h </w:instrText>
+              <w:instrText xml:space="preserve"> PAGEREF _Toc240405982 \h </w:instrText>
             </w:r>
             <w:r>
               <w:rPr>
@@ -1237,7 +1237,7 @@
               <w14:ligatures w14:val="standardContextual"/>
             </w:rPr>
           </w:pPr>
-          <w:hyperlink w:anchor="_Toc240395209" w:history="1">
+          <w:hyperlink w:anchor="_Toc240405983" w:history="1">
             <w:r>
               <w:rPr>
                 <w:rStyle w:val="Hyperlink"/>
@@ -1261,7 +1261,7 @@
               <w:rPr>
                 <w:noProof/>
               </w:rPr>
-              <w:instrText xml:space="preserve"> PAGEREF _Toc240395209 \h </w:instrText>
+              <w:instrText xml:space="preserve"> PAGEREF _Toc240405983 \h </w:instrText>
             </w:r>
             <w:r>
               <w:rPr>
@@ -1304,7 +1304,7 @@
               <w14:ligatures w14:val="standardContextual"/>
             </w:rPr>
           </w:pPr>
-          <w:hyperlink w:anchor="_Toc240395210" w:history="1">
+          <w:hyperlink w:anchor="_Toc240405984" w:history="1">
             <w:r>
               <w:rPr>
                 <w:rStyle w:val="Hyperlink"/>
@@ -1328,7 +1328,7 @@
               <w:rPr>
                 <w:noProof/>
               </w:rPr>
-              <w:instrText xml:space="preserve"> PAGEREF _Toc240395210 \h </w:instrText>
+              <w:instrText xml:space="preserve"> PAGEREF _Toc240405984 \h </w:instrText>
             </w:r>
             <w:r>
               <w:rPr>
@@ -1371,7 +1371,7 @@
               <w14:ligatures w14:val="standardContextual"/>
             </w:rPr>
           </w:pPr>
-          <w:hyperlink w:anchor="_Toc240395211" w:history="1">
+          <w:hyperlink w:anchor="_Toc240405985" w:history="1">
             <w:r>
               <w:rPr>
                 <w:rStyle w:val="Hyperlink"/>
@@ -1395,7 +1395,7 @@
               <w:rPr>
                 <w:noProof/>
               </w:rPr>
-              <w:instrText xml:space="preserve"> PAGEREF _Toc240395211 \h </w:instrText>
+              <w:instrText xml:space="preserve"> PAGEREF _Toc240405985 \h </w:instrText>
             </w:r>
             <w:r>
               <w:rPr>
@@ -1438,7 +1438,7 @@
               <w14:ligatures w14:val="standardContextual"/>
             </w:rPr>
           </w:pPr>
-          <w:hyperlink w:anchor="_Toc240395212" w:history="1">
+          <w:hyperlink w:anchor="_Toc240405986" w:history="1">
             <w:r>
               <w:rPr>
                 <w:rStyle w:val="Hyperlink"/>
@@ -1462,7 +1462,7 @@
               <w:rPr>
                 <w:noProof/>
               </w:rPr>
-              <w:instrText xml:space="preserve"> PAGEREF _Toc240395212 \h </w:instrText>
+              <w:instrText xml:space="preserve"> PAGEREF _Toc240405986 \h </w:instrText>
             </w:r>
             <w:r>
               <w:rPr>
@@ -1505,7 +1505,7 @@
               <w14:ligatures w14:val="standardContextual"/>
             </w:rPr>
           </w:pPr>
-          <w:hyperlink w:anchor="_Toc240395213" w:history="1">
+          <w:hyperlink w:anchor="_Toc240405987" w:history="1">
             <w:r>
               <w:rPr>
                 <w:rStyle w:val="Hyperlink"/>
@@ -1529,7 +1529,7 @@
               <w:rPr>
                 <w:noProof/>
               </w:rPr>
-              <w:instrText xml:space="preserve"> PAGEREF _Toc240395213 \h </w:instrText>
+              <w:instrText xml:space="preserve"> PAGEREF _Toc240405987 \h </w:instrText>
             </w:r>
             <w:r>
               <w:rPr>
@@ -1572,7 +1572,7 @@
               <w14:ligatures w14:val="standardContextual"/>
             </w:rPr>
           </w:pPr>
-          <w:hyperlink w:anchor="_Toc240395214" w:history="1">
+          <w:hyperlink w:anchor="_Toc240405988" w:history="1">
             <w:r>
               <w:rPr>
                 <w:rStyle w:val="Hyperlink"/>
@@ -1596,7 +1596,7 @@
               <w:rPr>
                 <w:noProof/>
               </w:rPr>
-              <w:instrText xml:space="preserve"> PAGEREF _Toc240395214 \h </w:instrText>
+              <w:instrText xml:space="preserve"> PAGEREF _Toc240405988 \h </w:instrText>
             </w:r>
             <w:r>
               <w:rPr>
@@ -1635,7 +1635,7 @@
         <w:pStyle w:val="Heading1"/>
         <w:pageBreakBefore/>
       </w:pPr>
-      <w:bookmarkStart w:id="0" w:name="_Toc240395199"/>
+      <w:bookmarkStart w:id="0" w:name="_Toc240405973"/>
       <w:r>
         <w:lastRenderedPageBreak/>
         <w:t>1. Your role at a glance</w:t>
@@ -1855,7 +1855,7 @@
         <w:pStyle w:val="Heading1"/>
         <w:pageBreakBefore/>
       </w:pPr>
-      <w:bookmarkStart w:id="1" w:name="_Toc240395200"/>
+      <w:bookmarkStart w:id="1" w:name="_Toc240405974"/>
       <w:r>
         <w:lastRenderedPageBreak/>
         <w:t>2. Signing in and your screens</w:t>
@@ -1866,7 +1866,7 @@
       <w:pPr>
         <w:pStyle w:val="Heading2"/>
       </w:pPr>
-      <w:bookmarkStart w:id="2" w:name="_Toc240395201"/>
+      <w:bookmarkStart w:id="2" w:name="_Toc240405975"/>
       <w:r>
         <w:t>Signing in</w:t>
       </w:r>
@@ -2116,7 +2116,7 @@
       <w:pPr>
         <w:pStyle w:val="Heading2"/>
       </w:pPr>
-      <w:bookmarkStart w:id="3" w:name="_Toc240395202"/>
+      <w:bookmarkStart w:id="3" w:name="_Toc240405976"/>
       <w:r>
         <w:t>Finding your way around</w:t>
       </w:r>
@@ -2360,7 +2360,7 @@
       <w:pPr>
         <w:pStyle w:val="Heading2"/>
       </w:pPr>
-      <w:bookmarkStart w:id="4" w:name="_Toc240395203"/>
+      <w:bookmarkStart w:id="4" w:name="_Toc240405977"/>
       <w:r>
         <w:t>Your screens</w:t>
       </w:r>
@@ -2694,7 +2694,7 @@
       <w:pPr>
         <w:pStyle w:val="Heading2"/>
       </w:pPr>
-      <w:bookmarkStart w:id="5" w:name="_Toc240395204"/>
+      <w:bookmarkStart w:id="5" w:name="_Toc240405978"/>
       <w:r>
         <w:t>Changing your password</w:t>
       </w:r>
@@ -2865,7 +2865,7 @@
         <w:pStyle w:val="Heading1"/>
         <w:pageBreakBefore/>
       </w:pPr>
-      <w:bookmarkStart w:id="6" w:name="_Toc240395205"/>
+      <w:bookmarkStart w:id="6" w:name="_Toc240405979"/>
       <w:r>
         <w:lastRenderedPageBreak/>
         <w:t>3. Your routine</w:t>
@@ -3209,7 +3209,7 @@
         <w:pStyle w:val="Heading1"/>
         <w:pageBreakBefore/>
       </w:pPr>
-      <w:bookmarkStart w:id="7" w:name="_Toc240395206"/>
+      <w:bookmarkStart w:id="7" w:name="_Toc240405980"/>
       <w:r>
         <w:lastRenderedPageBreak/>
         <w:t>4. Step-by-step tasks</w:t>
@@ -3220,7 +3220,7 @@
       <w:pPr>
         <w:pStyle w:val="Heading2"/>
       </w:pPr>
-      <w:bookmarkStart w:id="8" w:name="_Toc240395207"/>
+      <w:bookmarkStart w:id="8" w:name="_Toc240405981"/>
       <w:r>
         <w:t>4.1 Reading the QA Dashboard</w:t>
       </w:r>
@@ -3367,7 +3367,7 @@
       <w:pPr>
         <w:pStyle w:val="Heading2"/>
       </w:pPr>
-      <w:bookmarkStart w:id="9" w:name="_Toc240395208"/>
+      <w:bookmarkStart w:id="9" w:name="_Toc240405982"/>
       <w:r>
         <w:t>4.2 Reviewing questionnaires in the QA Queue</w:t>
       </w:r>
@@ -4146,7 +4146,7 @@
       <w:pPr>
         <w:pStyle w:val="Heading2"/>
       </w:pPr>
-      <w:bookmarkStart w:id="10" w:name="_Toc240395209"/>
+      <w:bookmarkStart w:id="10" w:name="_Toc240405983"/>
       <w:r>
         <w:t>4.3 Working QA exceptions</w:t>
       </w:r>
@@ -4407,7 +4407,7 @@
       <w:pPr>
         <w:pStyle w:val="Heading2"/>
       </w:pPr>
-      <w:bookmarkStart w:id="11" w:name="_Toc240395210"/>
+      <w:bookmarkStart w:id="11" w:name="_Toc240405984"/>
       <w:r>
         <w:t>4.4 Downloading or emailing completed forms (Form PDFs)</w:t>
       </w:r>
@@ -4599,7 +4599,7 @@
       <w:pPr>
         <w:pStyle w:val="Heading2"/>
       </w:pPr>
-      <w:bookmarkStart w:id="12" w:name="_Toc240395211"/>
+      <w:bookmarkStart w:id="12" w:name="_Toc240405985"/>
       <w:r>
         <w:t>4.5 Writing good QA notes</w:t>
       </w:r>
@@ -4667,7 +4667,7 @@
         <w:pStyle w:val="Heading1"/>
         <w:pageBreakBefore/>
       </w:pPr>
-      <w:bookmarkStart w:id="13" w:name="_Toc240395212"/>
+      <w:bookmarkStart w:id="13" w:name="_Toc240405986"/>
       <w:r>
         <w:lastRenderedPageBreak/>
         <w:t>5. Rules you must follow</w:t>
@@ -4818,7 +4818,7 @@
         <w:pStyle w:val="Heading1"/>
         <w:pageBreakBefore/>
       </w:pPr>
-      <w:bookmarkStart w:id="14" w:name="_Toc240395213"/>
+      <w:bookmarkStart w:id="14" w:name="_Toc240405987"/>
       <w:r>
         <w:lastRenderedPageBreak/>
         <w:t>6. Troubleshooting</w:t>
@@ -5602,7 +5602,7 @@
         <w:pStyle w:val="Heading1"/>
         <w:pageBreakBefore/>
       </w:pPr>
-      <w:bookmarkStart w:id="15" w:name="_Toc240395214"/>
+      <w:bookmarkStart w:id="15" w:name="_Toc240405988"/>
       <w:r>
         <w:lastRenderedPageBreak/>
         <w:t>7. Quick reference</w:t>
@@ -6217,10 +6217,10 @@
 <file path=word/numbering.xml><?xml version="1.0" encoding="utf-8"?>
 <w:numbering xmlns:wpc="http://schemas.microsoft.com/office/word/2010/wordprocessingCanvas" xmlns:cx="http://schemas.microsoft.com/office/drawing/2014/chartex" xmlns:cx1="http://schemas.microsoft.com/office/drawing/2015/9/8/chartex" xmlns:cx2="http://schemas.microsoft.com/office/drawing/2015/10/21/chartex" xmlns:cx3="http://schemas.microsoft.com/office/drawing/2016/5/9/chartex" xmlns:cx4="http://schemas.microsoft.com/office/drawing/2016/5/10/chartex" xmlns:cx5="http://schemas.microsoft.com/office/drawing/2016/5/11/chartex" xmlns:cx6="http://schemas.microsoft.com/office/drawing/2016/5/12/chartex" xmlns:cx7="http://schemas.microsoft.com/office/drawing/2016/5/13/chartex" xmlns:cx8="http://schemas.microsoft.com/office/drawing/2016/5/14/chartex" xmlns:mc="http://schemas.openxmlformats.org/markup-compatibility/2006" xmlns:aink="http://schemas.microsoft.com/office/drawing/2016/ink" xmlns:am3d="http://schemas.microsoft.com/office/drawing/2017/model3d" xmlns:o="urn:schemas-microsoft-com:office:office" xmlns:oel="http://schemas.microsoft.com/office/2019/extlst" xmlns:r="http://schemas.openxmlformats.org/officeDocument/2006/relationships" xmlns:m="http://schemas.openxmlformats.org/officeDocument/2006/math" xmlns:v="urn:schemas-microsoft-com:vml" xmlns:wp14="http://schemas.microsoft.com/office/word/2010/wordprocessingDrawing" xmlns:wp="http://schemas.openxmlformats.org/drawingml/2006/wordprocessingDrawing" xmlns:w10="urn:schemas-microsoft-com:office:word" xmlns:w="http://schemas.openxmlformats.org/wordprocessingml/2006/main" xmlns:w14="http://schemas.microsoft.com/office/word/2010/wordml" xmlns:w15="http://schemas.microsoft.com/office/word/2012/wordml" xmlns:w16cex="http://schemas.microsoft.com/office/word/2018/wordml/cex" xmlns:w16cid="http://schemas.microsoft.com/office/word/2016/wordml/cid" xmlns:w16="http://schemas.microsoft.com/office/word/2018/wordml" xmlns:w16sdtdh="http://schemas.microsoft.com/office/word/2020/wordml/sdtdatahash" xmlns:w16se="http://schemas.microsoft.com/office/word/2015/wordml/symex" xmlns:wpg="http://schemas.microsoft.com/office/word/2010/wordprocessingGroup" xmlns:wpi="http://schemas.microsoft.com/office/word/2010/wordprocessingInk" xmlns:wne="http://schemas.microsoft.com/office/word/2006/wordml" xmlns:wps="http://schemas.microsoft.com/office/word/2010/wordprocessingShape" mc:Ignorable="w14 w15 w16se w16cid w16 w16cex w16sdtdh wp14">
   <w:abstractNum w:abstractNumId="0" w15:restartNumberingAfterBreak="0">
-    <w:nsid w:val="145A064B"/>
+    <w:nsid w:val="042D5A9B"/>
     <w:multiLevelType w:val="hybridMultilevel"/>
-    <w:tmpl w:val="51D602A6"/>
-    <w:lvl w:ilvl="0" w:tplc="F612D2E2">
+    <w:tmpl w:val="85DE02C8"/>
+    <w:lvl w:ilvl="0" w:tplc="20049C56">
       <w:start w:val="1"/>
       <w:numFmt w:val="decimal"/>
       <w:lvlText w:val="%1."/>
@@ -6234,52 +6234,110 @@
         <w:color w:val="A67C27"/>
       </w:rPr>
     </w:lvl>
-    <w:lvl w:ilvl="1" w:tplc="C2AA7AE4">
+    <w:lvl w:ilvl="1" w:tplc="09AA222C">
       <w:numFmt w:val="decimal"/>
       <w:lvlText w:val=""/>
       <w:lvlJc w:val="left"/>
     </w:lvl>
-    <w:lvl w:ilvl="2" w:tplc="2368CA8C">
+    <w:lvl w:ilvl="2" w:tplc="7AB62316">
       <w:numFmt w:val="decimal"/>
       <w:lvlText w:val=""/>
       <w:lvlJc w:val="left"/>
     </w:lvl>
-    <w:lvl w:ilvl="3" w:tplc="D3DE7F8C">
+    <w:lvl w:ilvl="3" w:tplc="788E41A8">
       <w:numFmt w:val="decimal"/>
       <w:lvlText w:val=""/>
       <w:lvlJc w:val="left"/>
     </w:lvl>
-    <w:lvl w:ilvl="4" w:tplc="8868A796">
+    <w:lvl w:ilvl="4" w:tplc="1C0A1814">
       <w:numFmt w:val="decimal"/>
       <w:lvlText w:val=""/>
       <w:lvlJc w:val="left"/>
     </w:lvl>
-    <w:lvl w:ilvl="5" w:tplc="A0E628CE">
+    <w:lvl w:ilvl="5" w:tplc="31445554">
       <w:numFmt w:val="decimal"/>
       <w:lvlText w:val=""/>
       <w:lvlJc w:val="left"/>
     </w:lvl>
-    <w:lvl w:ilvl="6" w:tplc="C3E6F1E4">
+    <w:lvl w:ilvl="6" w:tplc="E5E0568E">
       <w:numFmt w:val="decimal"/>
       <w:lvlText w:val=""/>
       <w:lvlJc w:val="left"/>
     </w:lvl>
-    <w:lvl w:ilvl="7" w:tplc="69F8B1C4">
+    <w:lvl w:ilvl="7" w:tplc="FD36AFCA">
       <w:numFmt w:val="decimal"/>
       <w:lvlText w:val=""/>
       <w:lvlJc w:val="left"/>
     </w:lvl>
-    <w:lvl w:ilvl="8" w:tplc="1A86F9C0">
+    <w:lvl w:ilvl="8" w:tplc="58A2B3EE">
       <w:numFmt w:val="decimal"/>
       <w:lvlText w:val=""/>
       <w:lvlJc w:val="left"/>
     </w:lvl>
   </w:abstractNum>
   <w:abstractNum w:abstractNumId="1" w15:restartNumberingAfterBreak="0">
-    <w:nsid w:val="1D131D3A"/>
+    <w:nsid w:val="2C2253E5"/>
     <w:multiLevelType w:val="hybridMultilevel"/>
-    <w:tmpl w:val="C0D09916"/>
-    <w:lvl w:ilvl="0" w:tplc="78F855EA">
+    <w:tmpl w:val="6632ECF0"/>
+    <w:lvl w:ilvl="0" w:tplc="7BE473EE">
+      <w:start w:val="1"/>
+      <w:numFmt w:val="bullet"/>
+      <w:lvlText w:val="•"/>
+      <w:lvlJc w:val="left"/>
+      <w:pPr>
+        <w:ind w:left="460" w:hanging="280"/>
+      </w:pPr>
+    </w:lvl>
+    <w:lvl w:ilvl="1" w:tplc="D2A20C4C">
+      <w:start w:val="1"/>
+      <w:numFmt w:val="bullet"/>
+      <w:lvlText w:val="–"/>
+      <w:lvlJc w:val="left"/>
+      <w:pPr>
+        <w:ind w:left="900" w:hanging="280"/>
+      </w:pPr>
+    </w:lvl>
+    <w:lvl w:ilvl="2" w:tplc="0A18BB38">
+      <w:numFmt w:val="decimal"/>
+      <w:lvlText w:val=""/>
+      <w:lvlJc w:val="left"/>
+    </w:lvl>
+    <w:lvl w:ilvl="3" w:tplc="E4EA86A4">
+      <w:numFmt w:val="decimal"/>
+      <w:lvlText w:val=""/>
+      <w:lvlJc w:val="left"/>
+    </w:lvl>
+    <w:lvl w:ilvl="4" w:tplc="E072F114">
+      <w:numFmt w:val="decimal"/>
+      <w:lvlText w:val=""/>
+      <w:lvlJc w:val="left"/>
+    </w:lvl>
+    <w:lvl w:ilvl="5" w:tplc="1E7CE342">
+      <w:numFmt w:val="decimal"/>
+      <w:lvlText w:val=""/>
+      <w:lvlJc w:val="left"/>
+    </w:lvl>
+    <w:lvl w:ilvl="6" w:tplc="19403044">
+      <w:numFmt w:val="decimal"/>
+      <w:lvlText w:val=""/>
+      <w:lvlJc w:val="left"/>
+    </w:lvl>
+    <w:lvl w:ilvl="7" w:tplc="F484F5E8">
+      <w:numFmt w:val="decimal"/>
+      <w:lvlText w:val=""/>
+      <w:lvlJc w:val="left"/>
+    </w:lvl>
+    <w:lvl w:ilvl="8" w:tplc="8C78801E">
+      <w:numFmt w:val="decimal"/>
+      <w:lvlText w:val=""/>
+      <w:lvlJc w:val="left"/>
+    </w:lvl>
+  </w:abstractNum>
+  <w:abstractNum w:abstractNumId="2" w15:restartNumberingAfterBreak="0">
+    <w:nsid w:val="4A7F3D26"/>
+    <w:multiLevelType w:val="hybridMultilevel"/>
+    <w:tmpl w:val="28E2B930"/>
+    <w:lvl w:ilvl="0" w:tplc="D954058E">
       <w:start w:val="1"/>
       <w:numFmt w:val="decimal"/>
       <w:lvlText w:val="%1."/>
@@ -6293,52 +6351,52 @@
         <w:color w:val="A67C27"/>
       </w:rPr>
     </w:lvl>
-    <w:lvl w:ilvl="1" w:tplc="6084FEF8">
+    <w:lvl w:ilvl="1" w:tplc="7696DDE0">
       <w:numFmt w:val="decimal"/>
       <w:lvlText w:val=""/>
       <w:lvlJc w:val="left"/>
     </w:lvl>
-    <w:lvl w:ilvl="2" w:tplc="1460FAF8">
+    <w:lvl w:ilvl="2" w:tplc="5726D652">
       <w:numFmt w:val="decimal"/>
       <w:lvlText w:val=""/>
       <w:lvlJc w:val="left"/>
     </w:lvl>
-    <w:lvl w:ilvl="3" w:tplc="90489552">
+    <w:lvl w:ilvl="3" w:tplc="B198C1D6">
       <w:numFmt w:val="decimal"/>
       <w:lvlText w:val=""/>
       <w:lvlJc w:val="left"/>
     </w:lvl>
-    <w:lvl w:ilvl="4" w:tplc="EF620924">
+    <w:lvl w:ilvl="4" w:tplc="DC74DC22">
       <w:numFmt w:val="decimal"/>
       <w:lvlText w:val=""/>
       <w:lvlJc w:val="left"/>
     </w:lvl>
-    <w:lvl w:ilvl="5" w:tplc="FB48C172">
+    <w:lvl w:ilvl="5" w:tplc="C26AFABA">
       <w:numFmt w:val="decimal"/>
       <w:lvlText w:val=""/>
       <w:lvlJc w:val="left"/>
     </w:lvl>
-    <w:lvl w:ilvl="6" w:tplc="BCA2041E">
+    <w:lvl w:ilvl="6" w:tplc="5C9E93F6">
       <w:numFmt w:val="decimal"/>
       <w:lvlText w:val=""/>
       <w:lvlJc w:val="left"/>
     </w:lvl>
-    <w:lvl w:ilvl="7" w:tplc="4E9E5A6A">
+    <w:lvl w:ilvl="7" w:tplc="EF5E7292">
       <w:numFmt w:val="decimal"/>
       <w:lvlText w:val=""/>
       <w:lvlJc w:val="left"/>
     </w:lvl>
-    <w:lvl w:ilvl="8" w:tplc="13DEA000">
+    <w:lvl w:ilvl="8" w:tplc="E4868936">
       <w:numFmt w:val="decimal"/>
       <w:lvlText w:val=""/>
       <w:lvlJc w:val="left"/>
     </w:lvl>
   </w:abstractNum>
-  <w:abstractNum w:abstractNumId="2" w15:restartNumberingAfterBreak="0">
-    <w:nsid w:val="1F930805"/>
+  <w:abstractNum w:abstractNumId="3" w15:restartNumberingAfterBreak="0">
+    <w:nsid w:val="557F3504"/>
     <w:multiLevelType w:val="hybridMultilevel"/>
-    <w:tmpl w:val="9C2A85A2"/>
-    <w:lvl w:ilvl="0" w:tplc="0AE8B6E4">
+    <w:tmpl w:val="10A6127E"/>
+    <w:lvl w:ilvl="0" w:tplc="AD6EDC7A">
       <w:start w:val="1"/>
       <w:numFmt w:val="decimal"/>
       <w:lvlText w:val="%1."/>
@@ -6352,52 +6410,52 @@
         <w:color w:val="A67C27"/>
       </w:rPr>
     </w:lvl>
-    <w:lvl w:ilvl="1" w:tplc="CF8E19F0">
+    <w:lvl w:ilvl="1" w:tplc="C35AEAD8">
       <w:numFmt w:val="decimal"/>
       <w:lvlText w:val=""/>
       <w:lvlJc w:val="left"/>
     </w:lvl>
-    <w:lvl w:ilvl="2" w:tplc="8CF884FE">
+    <w:lvl w:ilvl="2" w:tplc="FA4CBCB0">
       <w:numFmt w:val="decimal"/>
       <w:lvlText w:val=""/>
       <w:lvlJc w:val="left"/>
     </w:lvl>
-    <w:lvl w:ilvl="3" w:tplc="822E7EDE">
+    <w:lvl w:ilvl="3" w:tplc="3566D6E4">
       <w:numFmt w:val="decimal"/>
       <w:lvlText w:val=""/>
       <w:lvlJc w:val="left"/>
     </w:lvl>
-    <w:lvl w:ilvl="4" w:tplc="6A78EE7E">
+    <w:lvl w:ilvl="4" w:tplc="A3BE6128">
       <w:numFmt w:val="decimal"/>
       <w:lvlText w:val=""/>
       <w:lvlJc w:val="left"/>
     </w:lvl>
-    <w:lvl w:ilvl="5" w:tplc="123857D6">
+    <w:lvl w:ilvl="5" w:tplc="A56C8DD8">
       <w:numFmt w:val="decimal"/>
       <w:lvlText w:val=""/>
       <w:lvlJc w:val="left"/>
     </w:lvl>
-    <w:lvl w:ilvl="6" w:tplc="36F49494">
+    <w:lvl w:ilvl="6" w:tplc="FCD63BA0">
       <w:numFmt w:val="decimal"/>
       <w:lvlText w:val=""/>
       <w:lvlJc w:val="left"/>
     </w:lvl>
-    <w:lvl w:ilvl="7" w:tplc="559A565E">
+    <w:lvl w:ilvl="7" w:tplc="CFAC87EC">
       <w:numFmt w:val="decimal"/>
       <w:lvlText w:val=""/>
       <w:lvlJc w:val="left"/>
     </w:lvl>
-    <w:lvl w:ilvl="8" w:tplc="B36CBC50">
+    <w:lvl w:ilvl="8" w:tplc="E9EA3682">
       <w:numFmt w:val="decimal"/>
       <w:lvlText w:val=""/>
       <w:lvlJc w:val="left"/>
     </w:lvl>
   </w:abstractNum>
-  <w:abstractNum w:abstractNumId="3" w15:restartNumberingAfterBreak="0">
-    <w:nsid w:val="26D151D5"/>
+  <w:abstractNum w:abstractNumId="4" w15:restartNumberingAfterBreak="0">
+    <w:nsid w:val="66F6340F"/>
     <w:multiLevelType w:val="hybridMultilevel"/>
-    <w:tmpl w:val="2E1688C8"/>
-    <w:lvl w:ilvl="0" w:tplc="DBAC06F0">
+    <w:tmpl w:val="A874DBC2"/>
+    <w:lvl w:ilvl="0" w:tplc="1DA0C518">
       <w:start w:val="1"/>
       <w:numFmt w:val="decimal"/>
       <w:lvlText w:val="%1."/>
@@ -6411,52 +6469,52 @@
         <w:color w:val="A67C27"/>
       </w:rPr>
     </w:lvl>
-    <w:lvl w:ilvl="1" w:tplc="8808303C">
+    <w:lvl w:ilvl="1" w:tplc="CED07744">
       <w:numFmt w:val="decimal"/>
       <w:lvlText w:val=""/>
       <w:lvlJc w:val="left"/>
     </w:lvl>
-    <w:lvl w:ilvl="2" w:tplc="B2E46A56">
+    <w:lvl w:ilvl="2" w:tplc="F58A63EA">
       <w:numFmt w:val="decimal"/>
       <w:lvlText w:val=""/>
       <w:lvlJc w:val="left"/>
     </w:lvl>
-    <w:lvl w:ilvl="3" w:tplc="C41E6CA0">
+    <w:lvl w:ilvl="3" w:tplc="5E5A1BD4">
       <w:numFmt w:val="decimal"/>
       <w:lvlText w:val=""/>
       <w:lvlJc w:val="left"/>
     </w:lvl>
-    <w:lvl w:ilvl="4" w:tplc="A0905CD2">
+    <w:lvl w:ilvl="4" w:tplc="EA82FDB0">
       <w:numFmt w:val="decimal"/>
       <w:lvlText w:val=""/>
       <w:lvlJc w:val="left"/>
     </w:lvl>
-    <w:lvl w:ilvl="5" w:tplc="81B0CE3A">
+    <w:lvl w:ilvl="5" w:tplc="DC2056DA">
       <w:numFmt w:val="decimal"/>
       <w:lvlText w:val=""/>
       <w:lvlJc w:val="left"/>
     </w:lvl>
-    <w:lvl w:ilvl="6" w:tplc="062AC4B8">
+    <w:lvl w:ilvl="6" w:tplc="6D168434">
       <w:numFmt w:val="decimal"/>
       <w:lvlText w:val=""/>
       <w:lvlJc w:val="left"/>
     </w:lvl>
-    <w:lvl w:ilvl="7" w:tplc="68F63682">
+    <w:lvl w:ilvl="7" w:tplc="690EC77E">
       <w:numFmt w:val="decimal"/>
       <w:lvlText w:val=""/>
       <w:lvlJc w:val="left"/>
     </w:lvl>
-    <w:lvl w:ilvl="8" w:tplc="9F60ABA8">
+    <w:lvl w:ilvl="8" w:tplc="B77203AE">
       <w:numFmt w:val="decimal"/>
       <w:lvlText w:val=""/>
       <w:lvlJc w:val="left"/>
     </w:lvl>
   </w:abstractNum>
-  <w:abstractNum w:abstractNumId="4" w15:restartNumberingAfterBreak="0">
-    <w:nsid w:val="31BF2967"/>
+  <w:abstractNum w:abstractNumId="5" w15:restartNumberingAfterBreak="0">
+    <w:nsid w:val="68892D71"/>
     <w:multiLevelType w:val="hybridMultilevel"/>
-    <w:tmpl w:val="435A3F78"/>
-    <w:lvl w:ilvl="0" w:tplc="6FCE9600">
+    <w:tmpl w:val="0DCE1CB8"/>
+    <w:lvl w:ilvl="0" w:tplc="48D68F98">
       <w:start w:val="1"/>
       <w:numFmt w:val="decimal"/>
       <w:lvlText w:val="%1."/>
@@ -6470,110 +6528,52 @@
         <w:color w:val="A67C27"/>
       </w:rPr>
     </w:lvl>
-    <w:lvl w:ilvl="1" w:tplc="EF1C96B8">
+    <w:lvl w:ilvl="1" w:tplc="36329CC0">
       <w:numFmt w:val="decimal"/>
       <w:lvlText w:val=""/>
       <w:lvlJc w:val="left"/>
     </w:lvl>
-    <w:lvl w:ilvl="2" w:tplc="75FA735E">
+    <w:lvl w:ilvl="2" w:tplc="FEEE7DFC">
       <w:numFmt w:val="decimal"/>
       <w:lvlText w:val=""/>
       <w:lvlJc w:val="left"/>
     </w:lvl>
-    <w:lvl w:ilvl="3" w:tplc="3E1E8020">
+    <w:lvl w:ilvl="3" w:tplc="ABB6E49A">
       <w:numFmt w:val="decimal"/>
       <w:lvlText w:val=""/>
       <w:lvlJc w:val="left"/>
     </w:lvl>
-    <w:lvl w:ilvl="4" w:tplc="E34438DE">
+    <w:lvl w:ilvl="4" w:tplc="8D92BFC2">
       <w:numFmt w:val="decimal"/>
       <w:lvlText w:val=""/>
       <w:lvlJc w:val="left"/>
     </w:lvl>
-    <w:lvl w:ilvl="5" w:tplc="20722810">
+    <w:lvl w:ilvl="5" w:tplc="0CF0A640">
       <w:numFmt w:val="decimal"/>
       <w:lvlText w:val=""/>
       <w:lvlJc w:val="left"/>
     </w:lvl>
-    <w:lvl w:ilvl="6" w:tplc="355C5DCE">
+    <w:lvl w:ilvl="6" w:tplc="8D184462">
       <w:numFmt w:val="decimal"/>
       <w:lvlText w:val=""/>
       <w:lvlJc w:val="left"/>
     </w:lvl>
-    <w:lvl w:ilvl="7" w:tplc="08A2B16E">
+    <w:lvl w:ilvl="7" w:tplc="EED299F2">
       <w:numFmt w:val="decimal"/>
       <w:lvlText w:val=""/>
       <w:lvlJc w:val="left"/>
     </w:lvl>
-    <w:lvl w:ilvl="8" w:tplc="3E966012">
-      <w:numFmt w:val="decimal"/>
-      <w:lvlText w:val=""/>
-      <w:lvlJc w:val="left"/>
-    </w:lvl>
-  </w:abstractNum>
-  <w:abstractNum w:abstractNumId="5" w15:restartNumberingAfterBreak="0">
-    <w:nsid w:val="39FC3A31"/>
-    <w:multiLevelType w:val="hybridMultilevel"/>
-    <w:tmpl w:val="7492A4A0"/>
-    <w:lvl w:ilvl="0" w:tplc="0F06A5A4">
-      <w:start w:val="1"/>
-      <w:numFmt w:val="bullet"/>
-      <w:lvlText w:val="•"/>
-      <w:lvlJc w:val="left"/>
-      <w:pPr>
-        <w:ind w:left="460" w:hanging="280"/>
-      </w:pPr>
-    </w:lvl>
-    <w:lvl w:ilvl="1" w:tplc="F87A2A06">
-      <w:start w:val="1"/>
-      <w:numFmt w:val="bullet"/>
-      <w:lvlText w:val="–"/>
-      <w:lvlJc w:val="left"/>
-      <w:pPr>
-        <w:ind w:left="900" w:hanging="280"/>
-      </w:pPr>
-    </w:lvl>
-    <w:lvl w:ilvl="2" w:tplc="9B3A9708">
-      <w:numFmt w:val="decimal"/>
-      <w:lvlText w:val=""/>
-      <w:lvlJc w:val="left"/>
-    </w:lvl>
-    <w:lvl w:ilvl="3" w:tplc="79483A42">
-      <w:numFmt w:val="decimal"/>
-      <w:lvlText w:val=""/>
-      <w:lvlJc w:val="left"/>
-    </w:lvl>
-    <w:lvl w:ilvl="4" w:tplc="78AE2FDE">
-      <w:numFmt w:val="decimal"/>
-      <w:lvlText w:val=""/>
-      <w:lvlJc w:val="left"/>
-    </w:lvl>
-    <w:lvl w:ilvl="5" w:tplc="C456B6F8">
-      <w:numFmt w:val="decimal"/>
-      <w:lvlText w:val=""/>
-      <w:lvlJc w:val="left"/>
-    </w:lvl>
-    <w:lvl w:ilvl="6" w:tplc="012EB7D6">
-      <w:numFmt w:val="decimal"/>
-      <w:lvlText w:val=""/>
-      <w:lvlJc w:val="left"/>
-    </w:lvl>
-    <w:lvl w:ilvl="7" w:tplc="06BE2460">
-      <w:numFmt w:val="decimal"/>
-      <w:lvlText w:val=""/>
-      <w:lvlJc w:val="left"/>
-    </w:lvl>
-    <w:lvl w:ilvl="8" w:tplc="F446EBB6">
+    <w:lvl w:ilvl="8" w:tplc="3EEA189A">
       <w:numFmt w:val="decimal"/>
       <w:lvlText w:val=""/>
       <w:lvlJc w:val="left"/>
     </w:lvl>
   </w:abstractNum>
   <w:abstractNum w:abstractNumId="6" w15:restartNumberingAfterBreak="0">
-    <w:nsid w:val="747C1331"/>
+    <w:nsid w:val="76294407"/>
     <w:multiLevelType w:val="hybridMultilevel"/>
-    <w:tmpl w:val="EC646FD4"/>
-    <w:lvl w:ilvl="0" w:tplc="B7F85D5C">
+    <w:tmpl w:val="EE70FC5A"/>
+    <w:lvl w:ilvl="0" w:tplc="A4643824">
       <w:start w:val="1"/>
       <w:numFmt w:val="decimal"/>
       <w:lvlText w:val="%1."/>
@@ -6587,52 +6587,52 @@
         <w:color w:val="A67C27"/>
       </w:rPr>
     </w:lvl>
-    <w:lvl w:ilvl="1" w:tplc="229AC300">
+    <w:lvl w:ilvl="1" w:tplc="29CE2200">
       <w:numFmt w:val="decimal"/>
       <w:lvlText w:val=""/>
       <w:lvlJc w:val="left"/>
     </w:lvl>
-    <w:lvl w:ilvl="2" w:tplc="5540F8DC">
+    <w:lvl w:ilvl="2" w:tplc="9DB490EE">
       <w:numFmt w:val="decimal"/>
       <w:lvlText w:val=""/>
       <w:lvlJc w:val="left"/>
     </w:lvl>
-    <w:lvl w:ilvl="3" w:tplc="D578149E">
+    <w:lvl w:ilvl="3" w:tplc="8062B644">
       <w:numFmt w:val="decimal"/>
       <w:lvlText w:val=""/>
       <w:lvlJc w:val="left"/>
     </w:lvl>
-    <w:lvl w:ilvl="4" w:tplc="6FA68AFC">
+    <w:lvl w:ilvl="4" w:tplc="F29AC80A">
       <w:numFmt w:val="decimal"/>
       <w:lvlText w:val=""/>
       <w:lvlJc w:val="left"/>
     </w:lvl>
-    <w:lvl w:ilvl="5" w:tplc="4EB84FBE">
+    <w:lvl w:ilvl="5" w:tplc="AC04B108">
       <w:numFmt w:val="decimal"/>
       <w:lvlText w:val=""/>
       <w:lvlJc w:val="left"/>
     </w:lvl>
-    <w:lvl w:ilvl="6" w:tplc="A02AE66E">
+    <w:lvl w:ilvl="6" w:tplc="1E1C703E">
       <w:numFmt w:val="decimal"/>
       <w:lvlText w:val=""/>
       <w:lvlJc w:val="left"/>
     </w:lvl>
-    <w:lvl w:ilvl="7" w:tplc="CA8CDD98">
+    <w:lvl w:ilvl="7" w:tplc="8D880B98">
       <w:numFmt w:val="decimal"/>
       <w:lvlText w:val=""/>
       <w:lvlJc w:val="left"/>
     </w:lvl>
-    <w:lvl w:ilvl="8" w:tplc="BE7E68C4">
+    <w:lvl w:ilvl="8" w:tplc="35A8B6F6">
       <w:numFmt w:val="decimal"/>
       <w:lvlText w:val=""/>
       <w:lvlJc w:val="left"/>
     </w:lvl>
   </w:abstractNum>
   <w:abstractNum w:abstractNumId="7" w15:restartNumberingAfterBreak="0">
-    <w:nsid w:val="76D64E8E"/>
+    <w:nsid w:val="7D3F3B27"/>
     <w:multiLevelType w:val="hybridMultilevel"/>
-    <w:tmpl w:val="AFF4A582"/>
-    <w:lvl w:ilvl="0" w:tplc="DBB44452">
+    <w:tmpl w:val="0F3A706E"/>
+    <w:lvl w:ilvl="0" w:tplc="BAF8357C">
       <w:start w:val="1"/>
       <w:numFmt w:val="bullet"/>
       <w:lvlText w:val="●"/>
@@ -6641,7 +6641,7 @@
         <w:ind w:left="720" w:hanging="360"/>
       </w:pPr>
     </w:lvl>
-    <w:lvl w:ilvl="1" w:tplc="8B8C0D42">
+    <w:lvl w:ilvl="1" w:tplc="5A9473E8">
       <w:start w:val="1"/>
       <w:numFmt w:val="bullet"/>
       <w:lvlText w:val="○"/>
@@ -6650,7 +6650,7 @@
         <w:ind w:left="1440" w:hanging="360"/>
       </w:pPr>
     </w:lvl>
-    <w:lvl w:ilvl="2" w:tplc="1406A872">
+    <w:lvl w:ilvl="2" w:tplc="F968C124">
       <w:start w:val="1"/>
       <w:numFmt w:val="bullet"/>
       <w:lvlText w:val="■"/>
@@ -6659,7 +6659,7 @@
         <w:ind w:left="2160" w:hanging="360"/>
       </w:pPr>
     </w:lvl>
-    <w:lvl w:ilvl="3" w:tplc="C9AEB2E0">
+    <w:lvl w:ilvl="3" w:tplc="FA8C68F8">
       <w:start w:val="1"/>
       <w:numFmt w:val="bullet"/>
       <w:lvlText w:val="●"/>
@@ -6668,7 +6668,7 @@
         <w:ind w:left="2880" w:hanging="360"/>
       </w:pPr>
     </w:lvl>
-    <w:lvl w:ilvl="4" w:tplc="CB565B1E">
+    <w:lvl w:ilvl="4" w:tplc="73FAD0F6">
       <w:start w:val="1"/>
       <w:numFmt w:val="bullet"/>
       <w:lvlText w:val="○"/>
@@ -6677,7 +6677,7 @@
         <w:ind w:left="3600" w:hanging="360"/>
       </w:pPr>
     </w:lvl>
-    <w:lvl w:ilvl="5" w:tplc="EC1C7C7C">
+    <w:lvl w:ilvl="5" w:tplc="E5D82E66">
       <w:start w:val="1"/>
       <w:numFmt w:val="bullet"/>
       <w:lvlText w:val="■"/>
@@ -6686,7 +6686,7 @@
         <w:ind w:left="4320" w:hanging="360"/>
       </w:pPr>
     </w:lvl>
-    <w:lvl w:ilvl="6" w:tplc="4022C15C">
+    <w:lvl w:ilvl="6" w:tplc="578E7D18">
       <w:start w:val="1"/>
       <w:numFmt w:val="bullet"/>
       <w:lvlText w:val="●"/>
@@ -6695,7 +6695,7 @@
         <w:ind w:left="5040" w:hanging="360"/>
       </w:pPr>
     </w:lvl>
-    <w:lvl w:ilvl="7" w:tplc="6C80086A">
+    <w:lvl w:ilvl="7" w:tplc="74F0BA78">
       <w:start w:val="1"/>
       <w:numFmt w:val="bullet"/>
       <w:lvlText w:val="●"/>
@@ -6704,7 +6704,7 @@
         <w:ind w:left="5760" w:hanging="360"/>
       </w:pPr>
     </w:lvl>
-    <w:lvl w:ilvl="8" w:tplc="2800EA48">
+    <w:lvl w:ilvl="8" w:tplc="397C9456">
       <w:start w:val="1"/>
       <w:numFmt w:val="bullet"/>
       <w:lvlText w:val="●"/>
@@ -6714,49 +6714,49 @@
       </w:pPr>
     </w:lvl>
   </w:abstractNum>
-  <w:num w:numId="1" w16cid:durableId="460079648">
+  <w:num w:numId="1" w16cid:durableId="2025470649">
     <w:abstractNumId w:val="7"/>
     <w:lvlOverride w:ilvl="0">
       <w:startOverride w:val="1"/>
     </w:lvlOverride>
   </w:num>
-  <w:num w:numId="2" w16cid:durableId="1152254696">
+  <w:num w:numId="2" w16cid:durableId="1084187126">
+    <w:abstractNumId w:val="1"/>
+    <w:lvlOverride w:ilvl="0">
+      <w:startOverride w:val="1"/>
+    </w:lvlOverride>
+  </w:num>
+  <w:num w:numId="3" w16cid:durableId="2082409006">
+    <w:abstractNumId w:val="2"/>
+    <w:lvlOverride w:ilvl="0">
+      <w:startOverride w:val="1"/>
+    </w:lvlOverride>
+  </w:num>
+  <w:num w:numId="4" w16cid:durableId="1238980492">
+    <w:abstractNumId w:val="0"/>
+    <w:lvlOverride w:ilvl="0">
+      <w:startOverride w:val="1"/>
+    </w:lvlOverride>
+  </w:num>
+  <w:num w:numId="5" w16cid:durableId="1912110367">
+    <w:abstractNumId w:val="4"/>
+    <w:lvlOverride w:ilvl="0">
+      <w:startOverride w:val="1"/>
+    </w:lvlOverride>
+  </w:num>
+  <w:num w:numId="6" w16cid:durableId="168178714">
+    <w:abstractNumId w:val="3"/>
+    <w:lvlOverride w:ilvl="0">
+      <w:startOverride w:val="1"/>
+    </w:lvlOverride>
+  </w:num>
+  <w:num w:numId="7" w16cid:durableId="872576557">
     <w:abstractNumId w:val="5"/>
     <w:lvlOverride w:ilvl="0">
       <w:startOverride w:val="1"/>
     </w:lvlOverride>
   </w:num>
-  <w:num w:numId="3" w16cid:durableId="676542312">
-    <w:abstractNumId w:val="0"/>
-    <w:lvlOverride w:ilvl="0">
-      <w:startOverride w:val="1"/>
-    </w:lvlOverride>
-  </w:num>
-  <w:num w:numId="4" w16cid:durableId="296103413">
-    <w:abstractNumId w:val="1"/>
-    <w:lvlOverride w:ilvl="0">
-      <w:startOverride w:val="1"/>
-    </w:lvlOverride>
-  </w:num>
-  <w:num w:numId="5" w16cid:durableId="955017016">
-    <w:abstractNumId w:val="3"/>
-    <w:lvlOverride w:ilvl="0">
-      <w:startOverride w:val="1"/>
-    </w:lvlOverride>
-  </w:num>
-  <w:num w:numId="6" w16cid:durableId="1257905327">
-    <w:abstractNumId w:val="4"/>
-    <w:lvlOverride w:ilvl="0">
-      <w:startOverride w:val="1"/>
-    </w:lvlOverride>
-  </w:num>
-  <w:num w:numId="7" w16cid:durableId="1472092790">
-    <w:abstractNumId w:val="2"/>
-    <w:lvlOverride w:ilvl="0">
-      <w:startOverride w:val="1"/>
-    </w:lvlOverride>
-  </w:num>
-  <w:num w:numId="8" w16cid:durableId="1457259587">
+  <w:num w:numId="8" w16cid:durableId="1347756582">
     <w:abstractNumId w:val="6"/>
     <w:lvlOverride w:ilvl="0">
       <w:startOverride w:val="1"/>
@@ -7382,7 +7382,7 @@
     <w:autoRedefine/>
     <w:uiPriority w:val="39"/>
     <w:unhideWhenUsed/>
-    <w:rsid w:val="006A6526"/>
+    <w:rsid w:val="0021455A"/>
     <w:pPr>
       <w:spacing w:after="100"/>
     </w:pPr>
@@ -7394,7 +7394,7 @@
     <w:autoRedefine/>
     <w:uiPriority w:val="39"/>
     <w:unhideWhenUsed/>
-    <w:rsid w:val="006A6526"/>
+    <w:rsid w:val="0021455A"/>
     <w:pPr>
       <w:spacing w:after="100"/>
       <w:ind w:left="210"/>

--- a/docs/manuals/Role_Guide_4_QUAN_QA_RA.docx
+++ b/docs/manuals/Role_Guide_4_QUAN_QA_RA.docx
@@ -69,7 +69,7 @@
           <w:left w:w="10" w:type="dxa"/>
           <w:right w:w="10" w:type="dxa"/>
         </w:tblCellMar>
-        <w:tblLook w:val="0000" w:firstRow="0" w:lastRow="0" w:firstColumn="0" w:lastColumn="0" w:noHBand="0" w:noVBand="0"/>
+        <w:tblLook w:val="04A0" w:firstRow="1" w:lastRow="0" w:firstColumn="1" w:lastColumn="0" w:noHBand="0" w:noVBand="1"/>
       </w:tblPr>
       <w:tblGrid>
         <w:gridCol w:w="2300"/>
@@ -538,7 +538,7 @@
     <w:sdt>
       <w:sdtPr>
         <w:alias w:val="Contents"/>
-        <w:id w:val="-1202478711"/>
+        <w:id w:val="674535373"/>
       </w:sdtPr>
       <w:sdtEndPr/>
       <w:sdtContent>
@@ -567,7 +567,7 @@
           <w:r>
             <w:fldChar w:fldCharType="separate"/>
           </w:r>
-          <w:hyperlink w:anchor="_Toc240405973" w:history="1">
+          <w:hyperlink w:anchor="_Toc240453606" w:history="1">
             <w:r>
               <w:rPr>
                 <w:rStyle w:val="Hyperlink"/>
@@ -591,7 +591,7 @@
               <w:rPr>
                 <w:noProof/>
               </w:rPr>
-              <w:instrText xml:space="preserve"> PAGEREF _Toc240405973 \h </w:instrText>
+              <w:instrText xml:space="preserve"> PAGEREF _Toc240453606 \h </w:instrText>
             </w:r>
             <w:r>
               <w:rPr>
@@ -634,7 +634,7 @@
               <w14:ligatures w14:val="standardContextual"/>
             </w:rPr>
           </w:pPr>
-          <w:hyperlink w:anchor="_Toc240405974" w:history="1">
+          <w:hyperlink w:anchor="_Toc240453607" w:history="1">
             <w:r>
               <w:rPr>
                 <w:rStyle w:val="Hyperlink"/>
@@ -658,7 +658,7 @@
               <w:rPr>
                 <w:noProof/>
               </w:rPr>
-              <w:instrText xml:space="preserve"> PAGEREF _Toc240405974 \h </w:instrText>
+              <w:instrText xml:space="preserve"> PAGEREF _Toc240453607 \h </w:instrText>
             </w:r>
             <w:r>
               <w:rPr>
@@ -701,7 +701,7 @@
               <w14:ligatures w14:val="standardContextual"/>
             </w:rPr>
           </w:pPr>
-          <w:hyperlink w:anchor="_Toc240405975" w:history="1">
+          <w:hyperlink w:anchor="_Toc240453608" w:history="1">
             <w:r>
               <w:rPr>
                 <w:rStyle w:val="Hyperlink"/>
@@ -725,7 +725,7 @@
               <w:rPr>
                 <w:noProof/>
               </w:rPr>
-              <w:instrText xml:space="preserve"> PAGEREF _Toc240405975 \h </w:instrText>
+              <w:instrText xml:space="preserve"> PAGEREF _Toc240453608 \h </w:instrText>
             </w:r>
             <w:r>
               <w:rPr>
@@ -768,7 +768,7 @@
               <w14:ligatures w14:val="standardContextual"/>
             </w:rPr>
           </w:pPr>
-          <w:hyperlink w:anchor="_Toc240405976" w:history="1">
+          <w:hyperlink w:anchor="_Toc240453609" w:history="1">
             <w:r>
               <w:rPr>
                 <w:rStyle w:val="Hyperlink"/>
@@ -792,7 +792,7 @@
               <w:rPr>
                 <w:noProof/>
               </w:rPr>
-              <w:instrText xml:space="preserve"> PAGEREF _Toc240405976 \h </w:instrText>
+              <w:instrText xml:space="preserve"> PAGEREF _Toc240453609 \h </w:instrText>
             </w:r>
             <w:r>
               <w:rPr>
@@ -835,7 +835,7 @@
               <w14:ligatures w14:val="standardContextual"/>
             </w:rPr>
           </w:pPr>
-          <w:hyperlink w:anchor="_Toc240405977" w:history="1">
+          <w:hyperlink w:anchor="_Toc240453610" w:history="1">
             <w:r>
               <w:rPr>
                 <w:rStyle w:val="Hyperlink"/>
@@ -859,7 +859,7 @@
               <w:rPr>
                 <w:noProof/>
               </w:rPr>
-              <w:instrText xml:space="preserve"> PAGEREF _Toc240405977 \h </w:instrText>
+              <w:instrText xml:space="preserve"> PAGEREF _Toc240453610 \h </w:instrText>
             </w:r>
             <w:r>
               <w:rPr>
@@ -902,7 +902,7 @@
               <w14:ligatures w14:val="standardContextual"/>
             </w:rPr>
           </w:pPr>
-          <w:hyperlink w:anchor="_Toc240405978" w:history="1">
+          <w:hyperlink w:anchor="_Toc240453611" w:history="1">
             <w:r>
               <w:rPr>
                 <w:rStyle w:val="Hyperlink"/>
@@ -926,7 +926,7 @@
               <w:rPr>
                 <w:noProof/>
               </w:rPr>
-              <w:instrText xml:space="preserve"> PAGEREF _Toc240405978 \h </w:instrText>
+              <w:instrText xml:space="preserve"> PAGEREF _Toc240453611 \h </w:instrText>
             </w:r>
             <w:r>
               <w:rPr>
@@ -969,7 +969,7 @@
               <w14:ligatures w14:val="standardContextual"/>
             </w:rPr>
           </w:pPr>
-          <w:hyperlink w:anchor="_Toc240405979" w:history="1">
+          <w:hyperlink w:anchor="_Toc240453612" w:history="1">
             <w:r>
               <w:rPr>
                 <w:rStyle w:val="Hyperlink"/>
@@ -993,7 +993,7 @@
               <w:rPr>
                 <w:noProof/>
               </w:rPr>
-              <w:instrText xml:space="preserve"> PAGEREF _Toc240405979 \h </w:instrText>
+              <w:instrText xml:space="preserve"> PAGEREF _Toc240453612 \h </w:instrText>
             </w:r>
             <w:r>
               <w:rPr>
@@ -1036,7 +1036,7 @@
               <w14:ligatures w14:val="standardContextual"/>
             </w:rPr>
           </w:pPr>
-          <w:hyperlink w:anchor="_Toc240405980" w:history="1">
+          <w:hyperlink w:anchor="_Toc240453613" w:history="1">
             <w:r>
               <w:rPr>
                 <w:rStyle w:val="Hyperlink"/>
@@ -1060,7 +1060,7 @@
               <w:rPr>
                 <w:noProof/>
               </w:rPr>
-              <w:instrText xml:space="preserve"> PAGEREF _Toc240405980 \h </w:instrText>
+              <w:instrText xml:space="preserve"> PAGEREF _Toc240453613 \h </w:instrText>
             </w:r>
             <w:r>
               <w:rPr>
@@ -1103,7 +1103,7 @@
               <w14:ligatures w14:val="standardContextual"/>
             </w:rPr>
           </w:pPr>
-          <w:hyperlink w:anchor="_Toc240405981" w:history="1">
+          <w:hyperlink w:anchor="_Toc240453614" w:history="1">
             <w:r>
               <w:rPr>
                 <w:rStyle w:val="Hyperlink"/>
@@ -1127,7 +1127,7 @@
               <w:rPr>
                 <w:noProof/>
               </w:rPr>
-              <w:instrText xml:space="preserve"> PAGEREF _Toc240405981 \h </w:instrText>
+              <w:instrText xml:space="preserve"> PAGEREF _Toc240453614 \h </w:instrText>
             </w:r>
             <w:r>
               <w:rPr>
@@ -1170,7 +1170,7 @@
               <w14:ligatures w14:val="standardContextual"/>
             </w:rPr>
           </w:pPr>
-          <w:hyperlink w:anchor="_Toc240405982" w:history="1">
+          <w:hyperlink w:anchor="_Toc240453615" w:history="1">
             <w:r>
               <w:rPr>
                 <w:rStyle w:val="Hyperlink"/>
@@ -1194,7 +1194,7 @@
               <w:rPr>
                 <w:noProof/>
               </w:rPr>
-              <w:instrText xml:space="preserve"> PAGEREF _Toc240405982 \h </w:instrText>
+              <w:instrText xml:space="preserve"> PAGEREF _Toc240453615 \h </w:instrText>
             </w:r>
             <w:r>
               <w:rPr>
@@ -1237,7 +1237,7 @@
               <w14:ligatures w14:val="standardContextual"/>
             </w:rPr>
           </w:pPr>
-          <w:hyperlink w:anchor="_Toc240405983" w:history="1">
+          <w:hyperlink w:anchor="_Toc240453616" w:history="1">
             <w:r>
               <w:rPr>
                 <w:rStyle w:val="Hyperlink"/>
@@ -1261,7 +1261,7 @@
               <w:rPr>
                 <w:noProof/>
               </w:rPr>
-              <w:instrText xml:space="preserve"> PAGEREF _Toc240405983 \h </w:instrText>
+              <w:instrText xml:space="preserve"> PAGEREF _Toc240453616 \h </w:instrText>
             </w:r>
             <w:r>
               <w:rPr>
@@ -1304,7 +1304,7 @@
               <w14:ligatures w14:val="standardContextual"/>
             </w:rPr>
           </w:pPr>
-          <w:hyperlink w:anchor="_Toc240405984" w:history="1">
+          <w:hyperlink w:anchor="_Toc240453617" w:history="1">
             <w:r>
               <w:rPr>
                 <w:rStyle w:val="Hyperlink"/>
@@ -1328,7 +1328,7 @@
               <w:rPr>
                 <w:noProof/>
               </w:rPr>
-              <w:instrText xml:space="preserve"> PAGEREF _Toc240405984 \h </w:instrText>
+              <w:instrText xml:space="preserve"> PAGEREF _Toc240453617 \h </w:instrText>
             </w:r>
             <w:r>
               <w:rPr>
@@ -1371,7 +1371,7 @@
               <w14:ligatures w14:val="standardContextual"/>
             </w:rPr>
           </w:pPr>
-          <w:hyperlink w:anchor="_Toc240405985" w:history="1">
+          <w:hyperlink w:anchor="_Toc240453618" w:history="1">
             <w:r>
               <w:rPr>
                 <w:rStyle w:val="Hyperlink"/>
@@ -1395,7 +1395,7 @@
               <w:rPr>
                 <w:noProof/>
               </w:rPr>
-              <w:instrText xml:space="preserve"> PAGEREF _Toc240405985 \h </w:instrText>
+              <w:instrText xml:space="preserve"> PAGEREF _Toc240453618 \h </w:instrText>
             </w:r>
             <w:r>
               <w:rPr>
@@ -1438,7 +1438,7 @@
               <w14:ligatures w14:val="standardContextual"/>
             </w:rPr>
           </w:pPr>
-          <w:hyperlink w:anchor="_Toc240405986" w:history="1">
+          <w:hyperlink w:anchor="_Toc240453619" w:history="1">
             <w:r>
               <w:rPr>
                 <w:rStyle w:val="Hyperlink"/>
@@ -1462,7 +1462,7 @@
               <w:rPr>
                 <w:noProof/>
               </w:rPr>
-              <w:instrText xml:space="preserve"> PAGEREF _Toc240405986 \h </w:instrText>
+              <w:instrText xml:space="preserve"> PAGEREF _Toc240453619 \h </w:instrText>
             </w:r>
             <w:r>
               <w:rPr>
@@ -1505,7 +1505,7 @@
               <w14:ligatures w14:val="standardContextual"/>
             </w:rPr>
           </w:pPr>
-          <w:hyperlink w:anchor="_Toc240405987" w:history="1">
+          <w:hyperlink w:anchor="_Toc240453620" w:history="1">
             <w:r>
               <w:rPr>
                 <w:rStyle w:val="Hyperlink"/>
@@ -1529,7 +1529,7 @@
               <w:rPr>
                 <w:noProof/>
               </w:rPr>
-              <w:instrText xml:space="preserve"> PAGEREF _Toc240405987 \h </w:instrText>
+              <w:instrText xml:space="preserve"> PAGEREF _Toc240453620 \h </w:instrText>
             </w:r>
             <w:r>
               <w:rPr>
@@ -1572,7 +1572,7 @@
               <w14:ligatures w14:val="standardContextual"/>
             </w:rPr>
           </w:pPr>
-          <w:hyperlink w:anchor="_Toc240405988" w:history="1">
+          <w:hyperlink w:anchor="_Toc240453621" w:history="1">
             <w:r>
               <w:rPr>
                 <w:rStyle w:val="Hyperlink"/>
@@ -1596,7 +1596,7 @@
               <w:rPr>
                 <w:noProof/>
               </w:rPr>
-              <w:instrText xml:space="preserve"> PAGEREF _Toc240405988 \h </w:instrText>
+              <w:instrText xml:space="preserve"> PAGEREF _Toc240453621 \h </w:instrText>
             </w:r>
             <w:r>
               <w:rPr>
@@ -1635,7 +1635,7 @@
         <w:pStyle w:val="Heading1"/>
         <w:pageBreakBefore/>
       </w:pPr>
-      <w:bookmarkStart w:id="0" w:name="_Toc240405973"/>
+      <w:bookmarkStart w:id="0" w:name="_Toc240453606"/>
       <w:r>
         <w:lastRenderedPageBreak/>
         <w:t>1. Your role at a glance</w:t>
@@ -1795,7 +1795,7 @@
           <w:left w:w="10" w:type="dxa"/>
           <w:right w:w="10" w:type="dxa"/>
         </w:tblCellMar>
-        <w:tblLook w:val="0000" w:firstRow="0" w:lastRow="0" w:firstColumn="0" w:lastColumn="0" w:noHBand="0" w:noVBand="0"/>
+        <w:tblLook w:val="04A0" w:firstRow="1" w:lastRow="0" w:firstColumn="1" w:lastColumn="0" w:noHBand="0" w:noVBand="1"/>
       </w:tblPr>
       <w:tblGrid>
         <w:gridCol w:w="9412"/>
@@ -1855,7 +1855,7 @@
         <w:pStyle w:val="Heading1"/>
         <w:pageBreakBefore/>
       </w:pPr>
-      <w:bookmarkStart w:id="1" w:name="_Toc240405974"/>
+      <w:bookmarkStart w:id="1" w:name="_Toc240453607"/>
       <w:r>
         <w:lastRenderedPageBreak/>
         <w:t>2. Signing in and your screens</w:t>
@@ -1866,7 +1866,7 @@
       <w:pPr>
         <w:pStyle w:val="Heading2"/>
       </w:pPr>
-      <w:bookmarkStart w:id="2" w:name="_Toc240405975"/>
+      <w:bookmarkStart w:id="2" w:name="_Toc240453608"/>
       <w:r>
         <w:t>Signing in</w:t>
       </w:r>
@@ -2057,7 +2057,7 @@
           <w:left w:w="10" w:type="dxa"/>
           <w:right w:w="10" w:type="dxa"/>
         </w:tblCellMar>
-        <w:tblLook w:val="0000" w:firstRow="0" w:lastRow="0" w:firstColumn="0" w:lastColumn="0" w:noHBand="0" w:noVBand="0"/>
+        <w:tblLook w:val="04A0" w:firstRow="1" w:lastRow="0" w:firstColumn="1" w:lastColumn="0" w:noHBand="0" w:noVBand="1"/>
       </w:tblPr>
       <w:tblGrid>
         <w:gridCol w:w="9412"/>
@@ -2116,7 +2116,7 @@
       <w:pPr>
         <w:pStyle w:val="Heading2"/>
       </w:pPr>
-      <w:bookmarkStart w:id="3" w:name="_Toc240405976"/>
+      <w:bookmarkStart w:id="3" w:name="_Toc240453609"/>
       <w:r>
         <w:t>Finding your way around</w:t>
       </w:r>
@@ -2360,7 +2360,7 @@
       <w:pPr>
         <w:pStyle w:val="Heading2"/>
       </w:pPr>
-      <w:bookmarkStart w:id="4" w:name="_Toc240405977"/>
+      <w:bookmarkStart w:id="4" w:name="_Toc240453610"/>
       <w:r>
         <w:t>Your screens</w:t>
       </w:r>
@@ -2381,7 +2381,7 @@
           <w:left w:w="10" w:type="dxa"/>
           <w:right w:w="10" w:type="dxa"/>
         </w:tblCellMar>
-        <w:tblLook w:val="0000" w:firstRow="0" w:lastRow="0" w:firstColumn="0" w:lastColumn="0" w:noHBand="0" w:noVBand="0"/>
+        <w:tblLook w:val="04A0" w:firstRow="1" w:lastRow="0" w:firstColumn="1" w:lastColumn="0" w:noHBand="0" w:noVBand="1"/>
       </w:tblPr>
       <w:tblGrid>
         <w:gridCol w:w="2824"/>
@@ -2694,7 +2694,7 @@
       <w:pPr>
         <w:pStyle w:val="Heading2"/>
       </w:pPr>
-      <w:bookmarkStart w:id="5" w:name="_Toc240405978"/>
+      <w:bookmarkStart w:id="5" w:name="_Toc240453611"/>
       <w:r>
         <w:t>Changing your password</w:t>
       </w:r>
@@ -2865,7 +2865,7 @@
         <w:pStyle w:val="Heading1"/>
         <w:pageBreakBefore/>
       </w:pPr>
-      <w:bookmarkStart w:id="6" w:name="_Toc240405979"/>
+      <w:bookmarkStart w:id="6" w:name="_Toc240453612"/>
       <w:r>
         <w:lastRenderedPageBreak/>
         <w:t>3. Your routine</w:t>
@@ -2895,7 +2895,7 @@
           <w:left w:w="10" w:type="dxa"/>
           <w:right w:w="10" w:type="dxa"/>
         </w:tblCellMar>
-        <w:tblLook w:val="0000" w:firstRow="0" w:lastRow="0" w:firstColumn="0" w:lastColumn="0" w:noHBand="0" w:noVBand="0"/>
+        <w:tblLook w:val="04A0" w:firstRow="1" w:lastRow="0" w:firstColumn="1" w:lastColumn="0" w:noHBand="0" w:noVBand="1"/>
       </w:tblPr>
       <w:tblGrid>
         <w:gridCol w:w="2071"/>
@@ -3209,7 +3209,7 @@
         <w:pStyle w:val="Heading1"/>
         <w:pageBreakBefore/>
       </w:pPr>
-      <w:bookmarkStart w:id="7" w:name="_Toc240405980"/>
+      <w:bookmarkStart w:id="7" w:name="_Toc240453613"/>
       <w:r>
         <w:lastRenderedPageBreak/>
         <w:t>4. Step-by-step tasks</w:t>
@@ -3220,7 +3220,7 @@
       <w:pPr>
         <w:pStyle w:val="Heading2"/>
       </w:pPr>
-      <w:bookmarkStart w:id="8" w:name="_Toc240405981"/>
+      <w:bookmarkStart w:id="8" w:name="_Toc240453614"/>
       <w:r>
         <w:t>4.1 Reading the QA Dashboard</w:t>
       </w:r>
@@ -3367,7 +3367,7 @@
       <w:pPr>
         <w:pStyle w:val="Heading2"/>
       </w:pPr>
-      <w:bookmarkStart w:id="9" w:name="_Toc240405982"/>
+      <w:bookmarkStart w:id="9" w:name="_Toc240453615"/>
       <w:r>
         <w:t>4.2 Reviewing questionnaires in the QA Queue</w:t>
       </w:r>
@@ -3605,7 +3605,7 @@
           <w:left w:w="10" w:type="dxa"/>
           <w:right w:w="10" w:type="dxa"/>
         </w:tblCellMar>
-        <w:tblLook w:val="0000" w:firstRow="0" w:lastRow="0" w:firstColumn="0" w:lastColumn="0" w:noHBand="0" w:noVBand="0"/>
+        <w:tblLook w:val="04A0" w:firstRow="1" w:lastRow="0" w:firstColumn="1" w:lastColumn="0" w:noHBand="0" w:noVBand="1"/>
       </w:tblPr>
       <w:tblGrid>
         <w:gridCol w:w="2353"/>
@@ -4051,7 +4051,7 @@
           <w:left w:w="10" w:type="dxa"/>
           <w:right w:w="10" w:type="dxa"/>
         </w:tblCellMar>
-        <w:tblLook w:val="0000" w:firstRow="0" w:lastRow="0" w:firstColumn="0" w:lastColumn="0" w:noHBand="0" w:noVBand="0"/>
+        <w:tblLook w:val="04A0" w:firstRow="1" w:lastRow="0" w:firstColumn="1" w:lastColumn="0" w:noHBand="0" w:noVBand="1"/>
       </w:tblPr>
       <w:tblGrid>
         <w:gridCol w:w="9412"/>
@@ -4146,7 +4146,7 @@
       <w:pPr>
         <w:pStyle w:val="Heading2"/>
       </w:pPr>
-      <w:bookmarkStart w:id="10" w:name="_Toc240405983"/>
+      <w:bookmarkStart w:id="10" w:name="_Toc240453616"/>
       <w:r>
         <w:t>4.3 Working QA exceptions</w:t>
       </w:r>
@@ -4407,7 +4407,7 @@
       <w:pPr>
         <w:pStyle w:val="Heading2"/>
       </w:pPr>
-      <w:bookmarkStart w:id="11" w:name="_Toc240405984"/>
+      <w:bookmarkStart w:id="11" w:name="_Toc240453617"/>
       <w:r>
         <w:t>4.4 Downloading or emailing completed forms (Form PDFs)</w:t>
       </w:r>
@@ -4599,7 +4599,7 @@
       <w:pPr>
         <w:pStyle w:val="Heading2"/>
       </w:pPr>
-      <w:bookmarkStart w:id="12" w:name="_Toc240405985"/>
+      <w:bookmarkStart w:id="12" w:name="_Toc240453618"/>
       <w:r>
         <w:t>4.5 Writing good QA notes</w:t>
       </w:r>
@@ -4667,7 +4667,7 @@
         <w:pStyle w:val="Heading1"/>
         <w:pageBreakBefore/>
       </w:pPr>
-      <w:bookmarkStart w:id="13" w:name="_Toc240405986"/>
+      <w:bookmarkStart w:id="13" w:name="_Toc240453619"/>
       <w:r>
         <w:lastRenderedPageBreak/>
         <w:t>5. Rules you must follow</w:t>
@@ -4818,7 +4818,7 @@
         <w:pStyle w:val="Heading1"/>
         <w:pageBreakBefore/>
       </w:pPr>
-      <w:bookmarkStart w:id="14" w:name="_Toc240405987"/>
+      <w:bookmarkStart w:id="14" w:name="_Toc240453620"/>
       <w:r>
         <w:lastRenderedPageBreak/>
         <w:t>6. Troubleshooting</w:t>
@@ -4840,7 +4840,7 @@
           <w:left w:w="10" w:type="dxa"/>
           <w:right w:w="10" w:type="dxa"/>
         </w:tblCellMar>
-        <w:tblLook w:val="0000" w:firstRow="0" w:lastRow="0" w:firstColumn="0" w:lastColumn="0" w:noHBand="0" w:noVBand="0"/>
+        <w:tblLook w:val="04A0" w:firstRow="1" w:lastRow="0" w:firstColumn="1" w:lastColumn="0" w:noHBand="0" w:noVBand="1"/>
       </w:tblPr>
       <w:tblGrid>
         <w:gridCol w:w="2635"/>
@@ -5602,7 +5602,7 @@
         <w:pStyle w:val="Heading1"/>
         <w:pageBreakBefore/>
       </w:pPr>
-      <w:bookmarkStart w:id="15" w:name="_Toc240405988"/>
+      <w:bookmarkStart w:id="15" w:name="_Toc240453621"/>
       <w:r>
         <w:lastRenderedPageBreak/>
         <w:t>7. Quick reference</w:t>
@@ -5624,7 +5624,7 @@
           <w:left w:w="10" w:type="dxa"/>
           <w:right w:w="10" w:type="dxa"/>
         </w:tblCellMar>
-        <w:tblLook w:val="0000" w:firstRow="0" w:lastRow="0" w:firstColumn="0" w:lastColumn="0" w:noHBand="0" w:noVBand="0"/>
+        <w:tblLook w:val="04A0" w:firstRow="1" w:lastRow="0" w:firstColumn="1" w:lastColumn="0" w:noHBand="0" w:noVBand="1"/>
       </w:tblPr>
       <w:tblGrid>
         <w:gridCol w:w="2824"/>
@@ -6217,10 +6217,10 @@
 <file path=word/numbering.xml><?xml version="1.0" encoding="utf-8"?>
 <w:numbering xmlns:wpc="http://schemas.microsoft.com/office/word/2010/wordprocessingCanvas" xmlns:cx="http://schemas.microsoft.com/office/drawing/2014/chartex" xmlns:cx1="http://schemas.microsoft.com/office/drawing/2015/9/8/chartex" xmlns:cx2="http://schemas.microsoft.com/office/drawing/2015/10/21/chartex" xmlns:cx3="http://schemas.microsoft.com/office/drawing/2016/5/9/chartex" xmlns:cx4="http://schemas.microsoft.com/office/drawing/2016/5/10/chartex" xmlns:cx5="http://schemas.microsoft.com/office/drawing/2016/5/11/chartex" xmlns:cx6="http://schemas.microsoft.com/office/drawing/2016/5/12/chartex" xmlns:cx7="http://schemas.microsoft.com/office/drawing/2016/5/13/chartex" xmlns:cx8="http://schemas.microsoft.com/office/drawing/2016/5/14/chartex" xmlns:mc="http://schemas.openxmlformats.org/markup-compatibility/2006" xmlns:aink="http://schemas.microsoft.com/office/drawing/2016/ink" xmlns:am3d="http://schemas.microsoft.com/office/drawing/2017/model3d" xmlns:o="urn:schemas-microsoft-com:office:office" xmlns:oel="http://schemas.microsoft.com/office/2019/extlst" xmlns:r="http://schemas.openxmlformats.org/officeDocument/2006/relationships" xmlns:m="http://schemas.openxmlformats.org/officeDocument/2006/math" xmlns:v="urn:schemas-microsoft-com:vml" xmlns:wp14="http://schemas.microsoft.com/office/word/2010/wordprocessingDrawing" xmlns:wp="http://schemas.openxmlformats.org/drawingml/2006/wordprocessingDrawing" xmlns:w10="urn:schemas-microsoft-com:office:word" xmlns:w="http://schemas.openxmlformats.org/wordprocessingml/2006/main" xmlns:w14="http://schemas.microsoft.com/office/word/2010/wordml" xmlns:w15="http://schemas.microsoft.com/office/word/2012/wordml" xmlns:w16cex="http://schemas.microsoft.com/office/word/2018/wordml/cex" xmlns:w16cid="http://schemas.microsoft.com/office/word/2016/wordml/cid" xmlns:w16="http://schemas.microsoft.com/office/word/2018/wordml" xmlns:w16sdtdh="http://schemas.microsoft.com/office/word/2020/wordml/sdtdatahash" xmlns:w16se="http://schemas.microsoft.com/office/word/2015/wordml/symex" xmlns:wpg="http://schemas.microsoft.com/office/word/2010/wordprocessingGroup" xmlns:wpi="http://schemas.microsoft.com/office/word/2010/wordprocessingInk" xmlns:wne="http://schemas.microsoft.com/office/word/2006/wordml" xmlns:wps="http://schemas.microsoft.com/office/word/2010/wordprocessingShape" mc:Ignorable="w14 w15 w16se w16cid w16 w16cex w16sdtdh wp14">
   <w:abstractNum w:abstractNumId="0" w15:restartNumberingAfterBreak="0">
-    <w:nsid w:val="042D5A9B"/>
+    <w:nsid w:val="0D2750AA"/>
     <w:multiLevelType w:val="hybridMultilevel"/>
-    <w:tmpl w:val="85DE02C8"/>
-    <w:lvl w:ilvl="0" w:tplc="20049C56">
+    <w:tmpl w:val="B9EC3FC2"/>
+    <w:lvl w:ilvl="0" w:tplc="48BA6C30">
       <w:start w:val="1"/>
       <w:numFmt w:val="decimal"/>
       <w:lvlText w:val="%1."/>
@@ -6234,110 +6234,111 @@
         <w:color w:val="A67C27"/>
       </w:rPr>
     </w:lvl>
-    <w:lvl w:ilvl="1" w:tplc="09AA222C">
+    <w:lvl w:ilvl="1" w:tplc="03A896DC">
       <w:numFmt w:val="decimal"/>
       <w:lvlText w:val=""/>
       <w:lvlJc w:val="left"/>
     </w:lvl>
-    <w:lvl w:ilvl="2" w:tplc="7AB62316">
+    <w:lvl w:ilvl="2" w:tplc="05E0B3D8">
       <w:numFmt w:val="decimal"/>
       <w:lvlText w:val=""/>
       <w:lvlJc w:val="left"/>
     </w:lvl>
-    <w:lvl w:ilvl="3" w:tplc="788E41A8">
+    <w:lvl w:ilvl="3" w:tplc="FE84D200">
       <w:numFmt w:val="decimal"/>
       <w:lvlText w:val=""/>
       <w:lvlJc w:val="left"/>
     </w:lvl>
-    <w:lvl w:ilvl="4" w:tplc="1C0A1814">
+    <w:lvl w:ilvl="4" w:tplc="F5624F7C">
       <w:numFmt w:val="decimal"/>
       <w:lvlText w:val=""/>
       <w:lvlJc w:val="left"/>
     </w:lvl>
-    <w:lvl w:ilvl="5" w:tplc="31445554">
+    <w:lvl w:ilvl="5" w:tplc="D39A7898">
       <w:numFmt w:val="decimal"/>
       <w:lvlText w:val=""/>
       <w:lvlJc w:val="left"/>
     </w:lvl>
-    <w:lvl w:ilvl="6" w:tplc="E5E0568E">
+    <w:lvl w:ilvl="6" w:tplc="C568B422">
       <w:numFmt w:val="decimal"/>
       <w:lvlText w:val=""/>
       <w:lvlJc w:val="left"/>
     </w:lvl>
-    <w:lvl w:ilvl="7" w:tplc="FD36AFCA">
+    <w:lvl w:ilvl="7" w:tplc="F768FB8E">
       <w:numFmt w:val="decimal"/>
       <w:lvlText w:val=""/>
       <w:lvlJc w:val="left"/>
     </w:lvl>
-    <w:lvl w:ilvl="8" w:tplc="58A2B3EE">
+    <w:lvl w:ilvl="8" w:tplc="3AE24E86">
       <w:numFmt w:val="decimal"/>
       <w:lvlText w:val=""/>
       <w:lvlJc w:val="left"/>
     </w:lvl>
   </w:abstractNum>
   <w:abstractNum w:abstractNumId="1" w15:restartNumberingAfterBreak="0">
-    <w:nsid w:val="2C2253E5"/>
+    <w:nsid w:val="136F3166"/>
     <w:multiLevelType w:val="hybridMultilevel"/>
-    <w:tmpl w:val="6632ECF0"/>
-    <w:lvl w:ilvl="0" w:tplc="7BE473EE">
+    <w:tmpl w:val="8BD8404A"/>
+    <w:lvl w:ilvl="0" w:tplc="A24CA66E">
       <w:start w:val="1"/>
-      <w:numFmt w:val="bullet"/>
-      <w:lvlText w:val="•"/>
+      <w:numFmt w:val="decimal"/>
+      <w:lvlText w:val="%1."/>
       <w:lvlJc w:val="left"/>
       <w:pPr>
-        <w:ind w:left="460" w:hanging="280"/>
-      </w:pPr>
+        <w:ind w:left="460" w:hanging="360"/>
+      </w:pPr>
+      <w:rPr>
+        <w:b/>
+        <w:bCs/>
+        <w:color w:val="A67C27"/>
+      </w:rPr>
     </w:lvl>
-    <w:lvl w:ilvl="1" w:tplc="D2A20C4C">
-      <w:start w:val="1"/>
-      <w:numFmt w:val="bullet"/>
-      <w:lvlText w:val="–"/>
-      <w:lvlJc w:val="left"/>
-      <w:pPr>
-        <w:ind w:left="900" w:hanging="280"/>
-      </w:pPr>
-    </w:lvl>
-    <w:lvl w:ilvl="2" w:tplc="0A18BB38">
+    <w:lvl w:ilvl="1" w:tplc="5CA0FBA6">
       <w:numFmt w:val="decimal"/>
       <w:lvlText w:val=""/>
       <w:lvlJc w:val="left"/>
     </w:lvl>
-    <w:lvl w:ilvl="3" w:tplc="E4EA86A4">
+    <w:lvl w:ilvl="2" w:tplc="D5247E6A">
       <w:numFmt w:val="decimal"/>
       <w:lvlText w:val=""/>
       <w:lvlJc w:val="left"/>
     </w:lvl>
-    <w:lvl w:ilvl="4" w:tplc="E072F114">
+    <w:lvl w:ilvl="3" w:tplc="0A76AFF6">
       <w:numFmt w:val="decimal"/>
       <w:lvlText w:val=""/>
       <w:lvlJc w:val="left"/>
     </w:lvl>
-    <w:lvl w:ilvl="5" w:tplc="1E7CE342">
+    <w:lvl w:ilvl="4" w:tplc="1DAE02EE">
       <w:numFmt w:val="decimal"/>
       <w:lvlText w:val=""/>
       <w:lvlJc w:val="left"/>
     </w:lvl>
-    <w:lvl w:ilvl="6" w:tplc="19403044">
+    <w:lvl w:ilvl="5" w:tplc="A87E7A72">
       <w:numFmt w:val="decimal"/>
       <w:lvlText w:val=""/>
       <w:lvlJc w:val="left"/>
     </w:lvl>
-    <w:lvl w:ilvl="7" w:tplc="F484F5E8">
+    <w:lvl w:ilvl="6" w:tplc="C3EEF736">
       <w:numFmt w:val="decimal"/>
       <w:lvlText w:val=""/>
       <w:lvlJc w:val="left"/>
     </w:lvl>
-    <w:lvl w:ilvl="8" w:tplc="8C78801E">
+    <w:lvl w:ilvl="7" w:tplc="78E0AE90">
+      <w:numFmt w:val="decimal"/>
+      <w:lvlText w:val=""/>
+      <w:lvlJc w:val="left"/>
+    </w:lvl>
+    <w:lvl w:ilvl="8" w:tplc="5C1CFE6C">
       <w:numFmt w:val="decimal"/>
       <w:lvlText w:val=""/>
       <w:lvlJc w:val="left"/>
     </w:lvl>
   </w:abstractNum>
   <w:abstractNum w:abstractNumId="2" w15:restartNumberingAfterBreak="0">
-    <w:nsid w:val="4A7F3D26"/>
+    <w:nsid w:val="17844C99"/>
     <w:multiLevelType w:val="hybridMultilevel"/>
-    <w:tmpl w:val="28E2B930"/>
-    <w:lvl w:ilvl="0" w:tplc="D954058E">
+    <w:tmpl w:val="79F07E4C"/>
+    <w:lvl w:ilvl="0" w:tplc="BD168856">
       <w:start w:val="1"/>
       <w:numFmt w:val="decimal"/>
       <w:lvlText w:val="%1."/>
@@ -6351,52 +6352,52 @@
         <w:color w:val="A67C27"/>
       </w:rPr>
     </w:lvl>
-    <w:lvl w:ilvl="1" w:tplc="7696DDE0">
+    <w:lvl w:ilvl="1" w:tplc="BE460554">
       <w:numFmt w:val="decimal"/>
       <w:lvlText w:val=""/>
       <w:lvlJc w:val="left"/>
     </w:lvl>
-    <w:lvl w:ilvl="2" w:tplc="5726D652">
+    <w:lvl w:ilvl="2" w:tplc="E9F62E86">
       <w:numFmt w:val="decimal"/>
       <w:lvlText w:val=""/>
       <w:lvlJc w:val="left"/>
     </w:lvl>
-    <w:lvl w:ilvl="3" w:tplc="B198C1D6">
+    <w:lvl w:ilvl="3" w:tplc="1FECFC30">
       <w:numFmt w:val="decimal"/>
       <w:lvlText w:val=""/>
       <w:lvlJc w:val="left"/>
     </w:lvl>
-    <w:lvl w:ilvl="4" w:tplc="DC74DC22">
+    <w:lvl w:ilvl="4" w:tplc="500066A6">
       <w:numFmt w:val="decimal"/>
       <w:lvlText w:val=""/>
       <w:lvlJc w:val="left"/>
     </w:lvl>
-    <w:lvl w:ilvl="5" w:tplc="C26AFABA">
+    <w:lvl w:ilvl="5" w:tplc="5C22D646">
       <w:numFmt w:val="decimal"/>
       <w:lvlText w:val=""/>
       <w:lvlJc w:val="left"/>
     </w:lvl>
-    <w:lvl w:ilvl="6" w:tplc="5C9E93F6">
+    <w:lvl w:ilvl="6" w:tplc="EB4C86F6">
       <w:numFmt w:val="decimal"/>
       <w:lvlText w:val=""/>
       <w:lvlJc w:val="left"/>
     </w:lvl>
-    <w:lvl w:ilvl="7" w:tplc="EF5E7292">
+    <w:lvl w:ilvl="7" w:tplc="086C5492">
       <w:numFmt w:val="decimal"/>
       <w:lvlText w:val=""/>
       <w:lvlJc w:val="left"/>
     </w:lvl>
-    <w:lvl w:ilvl="8" w:tplc="E4868936">
+    <w:lvl w:ilvl="8" w:tplc="BE78B7EA">
       <w:numFmt w:val="decimal"/>
       <w:lvlText w:val=""/>
       <w:lvlJc w:val="left"/>
     </w:lvl>
   </w:abstractNum>
   <w:abstractNum w:abstractNumId="3" w15:restartNumberingAfterBreak="0">
-    <w:nsid w:val="557F3504"/>
+    <w:nsid w:val="21A26D0E"/>
     <w:multiLevelType w:val="hybridMultilevel"/>
-    <w:tmpl w:val="10A6127E"/>
-    <w:lvl w:ilvl="0" w:tplc="AD6EDC7A">
+    <w:tmpl w:val="F46A5098"/>
+    <w:lvl w:ilvl="0" w:tplc="33B078D8">
       <w:start w:val="1"/>
       <w:numFmt w:val="decimal"/>
       <w:lvlText w:val="%1."/>
@@ -6410,52 +6411,110 @@
         <w:color w:val="A67C27"/>
       </w:rPr>
     </w:lvl>
-    <w:lvl w:ilvl="1" w:tplc="C35AEAD8">
+    <w:lvl w:ilvl="1" w:tplc="7444E72A">
       <w:numFmt w:val="decimal"/>
       <w:lvlText w:val=""/>
       <w:lvlJc w:val="left"/>
     </w:lvl>
-    <w:lvl w:ilvl="2" w:tplc="FA4CBCB0">
+    <w:lvl w:ilvl="2" w:tplc="E544FBA2">
       <w:numFmt w:val="decimal"/>
       <w:lvlText w:val=""/>
       <w:lvlJc w:val="left"/>
     </w:lvl>
-    <w:lvl w:ilvl="3" w:tplc="3566D6E4">
+    <w:lvl w:ilvl="3" w:tplc="01685C7C">
       <w:numFmt w:val="decimal"/>
       <w:lvlText w:val=""/>
       <w:lvlJc w:val="left"/>
     </w:lvl>
-    <w:lvl w:ilvl="4" w:tplc="A3BE6128">
+    <w:lvl w:ilvl="4" w:tplc="71E01520">
       <w:numFmt w:val="decimal"/>
       <w:lvlText w:val=""/>
       <w:lvlJc w:val="left"/>
     </w:lvl>
-    <w:lvl w:ilvl="5" w:tplc="A56C8DD8">
+    <w:lvl w:ilvl="5" w:tplc="B790ACA2">
       <w:numFmt w:val="decimal"/>
       <w:lvlText w:val=""/>
       <w:lvlJc w:val="left"/>
     </w:lvl>
-    <w:lvl w:ilvl="6" w:tplc="FCD63BA0">
+    <w:lvl w:ilvl="6" w:tplc="2D9C08F4">
       <w:numFmt w:val="decimal"/>
       <w:lvlText w:val=""/>
       <w:lvlJc w:val="left"/>
     </w:lvl>
-    <w:lvl w:ilvl="7" w:tplc="CFAC87EC">
+    <w:lvl w:ilvl="7" w:tplc="BF14DA86">
       <w:numFmt w:val="decimal"/>
       <w:lvlText w:val=""/>
       <w:lvlJc w:val="left"/>
     </w:lvl>
-    <w:lvl w:ilvl="8" w:tplc="E9EA3682">
+    <w:lvl w:ilvl="8" w:tplc="D8549716">
       <w:numFmt w:val="decimal"/>
       <w:lvlText w:val=""/>
       <w:lvlJc w:val="left"/>
     </w:lvl>
   </w:abstractNum>
   <w:abstractNum w:abstractNumId="4" w15:restartNumberingAfterBreak="0">
-    <w:nsid w:val="66F6340F"/>
+    <w:nsid w:val="3EA0523E"/>
     <w:multiLevelType w:val="hybridMultilevel"/>
-    <w:tmpl w:val="A874DBC2"/>
-    <w:lvl w:ilvl="0" w:tplc="1DA0C518">
+    <w:tmpl w:val="A93C12E4"/>
+    <w:lvl w:ilvl="0" w:tplc="2E70D592">
+      <w:start w:val="1"/>
+      <w:numFmt w:val="bullet"/>
+      <w:lvlText w:val="•"/>
+      <w:lvlJc w:val="left"/>
+      <w:pPr>
+        <w:ind w:left="460" w:hanging="280"/>
+      </w:pPr>
+    </w:lvl>
+    <w:lvl w:ilvl="1" w:tplc="BF164442">
+      <w:start w:val="1"/>
+      <w:numFmt w:val="bullet"/>
+      <w:lvlText w:val="–"/>
+      <w:lvlJc w:val="left"/>
+      <w:pPr>
+        <w:ind w:left="900" w:hanging="280"/>
+      </w:pPr>
+    </w:lvl>
+    <w:lvl w:ilvl="2" w:tplc="0E123DE0">
+      <w:numFmt w:val="decimal"/>
+      <w:lvlText w:val=""/>
+      <w:lvlJc w:val="left"/>
+    </w:lvl>
+    <w:lvl w:ilvl="3" w:tplc="4B964488">
+      <w:numFmt w:val="decimal"/>
+      <w:lvlText w:val=""/>
+      <w:lvlJc w:val="left"/>
+    </w:lvl>
+    <w:lvl w:ilvl="4" w:tplc="7360BBA4">
+      <w:numFmt w:val="decimal"/>
+      <w:lvlText w:val=""/>
+      <w:lvlJc w:val="left"/>
+    </w:lvl>
+    <w:lvl w:ilvl="5" w:tplc="FF62E266">
+      <w:numFmt w:val="decimal"/>
+      <w:lvlText w:val=""/>
+      <w:lvlJc w:val="left"/>
+    </w:lvl>
+    <w:lvl w:ilvl="6" w:tplc="F62A485A">
+      <w:numFmt w:val="decimal"/>
+      <w:lvlText w:val=""/>
+      <w:lvlJc w:val="left"/>
+    </w:lvl>
+    <w:lvl w:ilvl="7" w:tplc="1668F986">
+      <w:numFmt w:val="decimal"/>
+      <w:lvlText w:val=""/>
+      <w:lvlJc w:val="left"/>
+    </w:lvl>
+    <w:lvl w:ilvl="8" w:tplc="41F498AE">
+      <w:numFmt w:val="decimal"/>
+      <w:lvlText w:val=""/>
+      <w:lvlJc w:val="left"/>
+    </w:lvl>
+  </w:abstractNum>
+  <w:abstractNum w:abstractNumId="5" w15:restartNumberingAfterBreak="0">
+    <w:nsid w:val="69B50B0B"/>
+    <w:multiLevelType w:val="hybridMultilevel"/>
+    <w:tmpl w:val="A67EDF38"/>
+    <w:lvl w:ilvl="0" w:tplc="196EDD44">
       <w:start w:val="1"/>
       <w:numFmt w:val="decimal"/>
       <w:lvlText w:val="%1."/>
@@ -6469,52 +6528,52 @@
         <w:color w:val="A67C27"/>
       </w:rPr>
     </w:lvl>
-    <w:lvl w:ilvl="1" w:tplc="CED07744">
+    <w:lvl w:ilvl="1" w:tplc="14EAA2DC">
       <w:numFmt w:val="decimal"/>
       <w:lvlText w:val=""/>
       <w:lvlJc w:val="left"/>
     </w:lvl>
-    <w:lvl w:ilvl="2" w:tplc="F58A63EA">
+    <w:lvl w:ilvl="2" w:tplc="5E1CC02C">
       <w:numFmt w:val="decimal"/>
       <w:lvlText w:val=""/>
       <w:lvlJc w:val="left"/>
     </w:lvl>
-    <w:lvl w:ilvl="3" w:tplc="5E5A1BD4">
+    <w:lvl w:ilvl="3" w:tplc="F768D850">
       <w:numFmt w:val="decimal"/>
       <w:lvlText w:val=""/>
       <w:lvlJc w:val="left"/>
     </w:lvl>
-    <w:lvl w:ilvl="4" w:tplc="EA82FDB0">
+    <w:lvl w:ilvl="4" w:tplc="F8E29120">
       <w:numFmt w:val="decimal"/>
       <w:lvlText w:val=""/>
       <w:lvlJc w:val="left"/>
     </w:lvl>
-    <w:lvl w:ilvl="5" w:tplc="DC2056DA">
+    <w:lvl w:ilvl="5" w:tplc="064AB36E">
       <w:numFmt w:val="decimal"/>
       <w:lvlText w:val=""/>
       <w:lvlJc w:val="left"/>
     </w:lvl>
-    <w:lvl w:ilvl="6" w:tplc="6D168434">
+    <w:lvl w:ilvl="6" w:tplc="238290C4">
       <w:numFmt w:val="decimal"/>
       <w:lvlText w:val=""/>
       <w:lvlJc w:val="left"/>
     </w:lvl>
-    <w:lvl w:ilvl="7" w:tplc="690EC77E">
+    <w:lvl w:ilvl="7" w:tplc="270AFE10">
       <w:numFmt w:val="decimal"/>
       <w:lvlText w:val=""/>
       <w:lvlJc w:val="left"/>
     </w:lvl>
-    <w:lvl w:ilvl="8" w:tplc="B77203AE">
+    <w:lvl w:ilvl="8" w:tplc="32BA988A">
       <w:numFmt w:val="decimal"/>
       <w:lvlText w:val=""/>
       <w:lvlJc w:val="left"/>
     </w:lvl>
   </w:abstractNum>
-  <w:abstractNum w:abstractNumId="5" w15:restartNumberingAfterBreak="0">
-    <w:nsid w:val="68892D71"/>
+  <w:abstractNum w:abstractNumId="6" w15:restartNumberingAfterBreak="0">
+    <w:nsid w:val="740B100D"/>
     <w:multiLevelType w:val="hybridMultilevel"/>
-    <w:tmpl w:val="0DCE1CB8"/>
-    <w:lvl w:ilvl="0" w:tplc="48D68F98">
+    <w:tmpl w:val="D6D06418"/>
+    <w:lvl w:ilvl="0" w:tplc="640238F2">
       <w:start w:val="1"/>
       <w:numFmt w:val="decimal"/>
       <w:lvlText w:val="%1."/>
@@ -6528,111 +6587,52 @@
         <w:color w:val="A67C27"/>
       </w:rPr>
     </w:lvl>
-    <w:lvl w:ilvl="1" w:tplc="36329CC0">
+    <w:lvl w:ilvl="1" w:tplc="07C68076">
       <w:numFmt w:val="decimal"/>
       <w:lvlText w:val=""/>
       <w:lvlJc w:val="left"/>
     </w:lvl>
-    <w:lvl w:ilvl="2" w:tplc="FEEE7DFC">
+    <w:lvl w:ilvl="2" w:tplc="CCAEBA08">
       <w:numFmt w:val="decimal"/>
       <w:lvlText w:val=""/>
       <w:lvlJc w:val="left"/>
     </w:lvl>
-    <w:lvl w:ilvl="3" w:tplc="ABB6E49A">
+    <w:lvl w:ilvl="3" w:tplc="7738355E">
       <w:numFmt w:val="decimal"/>
       <w:lvlText w:val=""/>
       <w:lvlJc w:val="left"/>
     </w:lvl>
-    <w:lvl w:ilvl="4" w:tplc="8D92BFC2">
+    <w:lvl w:ilvl="4" w:tplc="E20CA74A">
       <w:numFmt w:val="decimal"/>
       <w:lvlText w:val=""/>
       <w:lvlJc w:val="left"/>
     </w:lvl>
-    <w:lvl w:ilvl="5" w:tplc="0CF0A640">
+    <w:lvl w:ilvl="5" w:tplc="6DDE459A">
       <w:numFmt w:val="decimal"/>
       <w:lvlText w:val=""/>
       <w:lvlJc w:val="left"/>
     </w:lvl>
-    <w:lvl w:ilvl="6" w:tplc="8D184462">
+    <w:lvl w:ilvl="6" w:tplc="7D6AEC20">
       <w:numFmt w:val="decimal"/>
       <w:lvlText w:val=""/>
       <w:lvlJc w:val="left"/>
     </w:lvl>
-    <w:lvl w:ilvl="7" w:tplc="EED299F2">
+    <w:lvl w:ilvl="7" w:tplc="48D47A74">
       <w:numFmt w:val="decimal"/>
       <w:lvlText w:val=""/>
       <w:lvlJc w:val="left"/>
     </w:lvl>
-    <w:lvl w:ilvl="8" w:tplc="3EEA189A">
-      <w:numFmt w:val="decimal"/>
-      <w:lvlText w:val=""/>
-      <w:lvlJc w:val="left"/>
-    </w:lvl>
-  </w:abstractNum>
-  <w:abstractNum w:abstractNumId="6" w15:restartNumberingAfterBreak="0">
-    <w:nsid w:val="76294407"/>
-    <w:multiLevelType w:val="hybridMultilevel"/>
-    <w:tmpl w:val="EE70FC5A"/>
-    <w:lvl w:ilvl="0" w:tplc="A4643824">
-      <w:start w:val="1"/>
-      <w:numFmt w:val="decimal"/>
-      <w:lvlText w:val="%1."/>
-      <w:lvlJc w:val="left"/>
-      <w:pPr>
-        <w:ind w:left="460" w:hanging="360"/>
-      </w:pPr>
-      <w:rPr>
-        <w:b/>
-        <w:bCs/>
-        <w:color w:val="A67C27"/>
-      </w:rPr>
-    </w:lvl>
-    <w:lvl w:ilvl="1" w:tplc="29CE2200">
-      <w:numFmt w:val="decimal"/>
-      <w:lvlText w:val=""/>
-      <w:lvlJc w:val="left"/>
-    </w:lvl>
-    <w:lvl w:ilvl="2" w:tplc="9DB490EE">
-      <w:numFmt w:val="decimal"/>
-      <w:lvlText w:val=""/>
-      <w:lvlJc w:val="left"/>
-    </w:lvl>
-    <w:lvl w:ilvl="3" w:tplc="8062B644">
-      <w:numFmt w:val="decimal"/>
-      <w:lvlText w:val=""/>
-      <w:lvlJc w:val="left"/>
-    </w:lvl>
-    <w:lvl w:ilvl="4" w:tplc="F29AC80A">
-      <w:numFmt w:val="decimal"/>
-      <w:lvlText w:val=""/>
-      <w:lvlJc w:val="left"/>
-    </w:lvl>
-    <w:lvl w:ilvl="5" w:tplc="AC04B108">
-      <w:numFmt w:val="decimal"/>
-      <w:lvlText w:val=""/>
-      <w:lvlJc w:val="left"/>
-    </w:lvl>
-    <w:lvl w:ilvl="6" w:tplc="1E1C703E">
-      <w:numFmt w:val="decimal"/>
-      <w:lvlText w:val=""/>
-      <w:lvlJc w:val="left"/>
-    </w:lvl>
-    <w:lvl w:ilvl="7" w:tplc="8D880B98">
-      <w:numFmt w:val="decimal"/>
-      <w:lvlText w:val=""/>
-      <w:lvlJc w:val="left"/>
-    </w:lvl>
-    <w:lvl w:ilvl="8" w:tplc="35A8B6F6">
+    <w:lvl w:ilvl="8" w:tplc="4E1C0846">
       <w:numFmt w:val="decimal"/>
       <w:lvlText w:val=""/>
       <w:lvlJc w:val="left"/>
     </w:lvl>
   </w:abstractNum>
   <w:abstractNum w:abstractNumId="7" w15:restartNumberingAfterBreak="0">
-    <w:nsid w:val="7D3F3B27"/>
+    <w:nsid w:val="78A76390"/>
     <w:multiLevelType w:val="hybridMultilevel"/>
-    <w:tmpl w:val="0F3A706E"/>
-    <w:lvl w:ilvl="0" w:tplc="BAF8357C">
+    <w:tmpl w:val="A8901A2C"/>
+    <w:lvl w:ilvl="0" w:tplc="73C48722">
       <w:start w:val="1"/>
       <w:numFmt w:val="bullet"/>
       <w:lvlText w:val="●"/>
@@ -6641,7 +6641,7 @@
         <w:ind w:left="720" w:hanging="360"/>
       </w:pPr>
     </w:lvl>
-    <w:lvl w:ilvl="1" w:tplc="5A9473E8">
+    <w:lvl w:ilvl="1" w:tplc="8E6ADFB6">
       <w:start w:val="1"/>
       <w:numFmt w:val="bullet"/>
       <w:lvlText w:val="○"/>
@@ -6650,7 +6650,7 @@
         <w:ind w:left="1440" w:hanging="360"/>
       </w:pPr>
     </w:lvl>
-    <w:lvl w:ilvl="2" w:tplc="F968C124">
+    <w:lvl w:ilvl="2" w:tplc="DE08801C">
       <w:start w:val="1"/>
       <w:numFmt w:val="bullet"/>
       <w:lvlText w:val="■"/>
@@ -6659,7 +6659,7 @@
         <w:ind w:left="2160" w:hanging="360"/>
       </w:pPr>
     </w:lvl>
-    <w:lvl w:ilvl="3" w:tplc="FA8C68F8">
+    <w:lvl w:ilvl="3" w:tplc="52E20314">
       <w:start w:val="1"/>
       <w:numFmt w:val="bullet"/>
       <w:lvlText w:val="●"/>
@@ -6668,7 +6668,7 @@
         <w:ind w:left="2880" w:hanging="360"/>
       </w:pPr>
     </w:lvl>
-    <w:lvl w:ilvl="4" w:tplc="73FAD0F6">
+    <w:lvl w:ilvl="4" w:tplc="8DAA3B06">
       <w:start w:val="1"/>
       <w:numFmt w:val="bullet"/>
       <w:lvlText w:val="○"/>
@@ -6677,7 +6677,7 @@
         <w:ind w:left="3600" w:hanging="360"/>
       </w:pPr>
     </w:lvl>
-    <w:lvl w:ilvl="5" w:tplc="E5D82E66">
+    <w:lvl w:ilvl="5" w:tplc="BCCEDDA8">
       <w:start w:val="1"/>
       <w:numFmt w:val="bullet"/>
       <w:lvlText w:val="■"/>
@@ -6686,7 +6686,7 @@
         <w:ind w:left="4320" w:hanging="360"/>
       </w:pPr>
     </w:lvl>
-    <w:lvl w:ilvl="6" w:tplc="578E7D18">
+    <w:lvl w:ilvl="6" w:tplc="005C206C">
       <w:start w:val="1"/>
       <w:numFmt w:val="bullet"/>
       <w:lvlText w:val="●"/>
@@ -6695,7 +6695,7 @@
         <w:ind w:left="5040" w:hanging="360"/>
       </w:pPr>
     </w:lvl>
-    <w:lvl w:ilvl="7" w:tplc="74F0BA78">
+    <w:lvl w:ilvl="7" w:tplc="55562BF8">
       <w:start w:val="1"/>
       <w:numFmt w:val="bullet"/>
       <w:lvlText w:val="●"/>
@@ -6704,7 +6704,7 @@
         <w:ind w:left="5760" w:hanging="360"/>
       </w:pPr>
     </w:lvl>
-    <w:lvl w:ilvl="8" w:tplc="397C9456">
+    <w:lvl w:ilvl="8" w:tplc="4ACE173C">
       <w:start w:val="1"/>
       <w:numFmt w:val="bullet"/>
       <w:lvlText w:val="●"/>
@@ -6714,49 +6714,49 @@
       </w:pPr>
     </w:lvl>
   </w:abstractNum>
-  <w:num w:numId="1" w16cid:durableId="2025470649">
+  <w:num w:numId="1" w16cid:durableId="1649089844">
     <w:abstractNumId w:val="7"/>
     <w:lvlOverride w:ilvl="0">
       <w:startOverride w:val="1"/>
     </w:lvlOverride>
   </w:num>
-  <w:num w:numId="2" w16cid:durableId="1084187126">
+  <w:num w:numId="2" w16cid:durableId="1702779963">
+    <w:abstractNumId w:val="4"/>
+    <w:lvlOverride w:ilvl="0">
+      <w:startOverride w:val="1"/>
+    </w:lvlOverride>
+  </w:num>
+  <w:num w:numId="3" w16cid:durableId="277108867">
+    <w:abstractNumId w:val="3"/>
+    <w:lvlOverride w:ilvl="0">
+      <w:startOverride w:val="1"/>
+    </w:lvlOverride>
+  </w:num>
+  <w:num w:numId="4" w16cid:durableId="1620378446">
+    <w:abstractNumId w:val="5"/>
+    <w:lvlOverride w:ilvl="0">
+      <w:startOverride w:val="1"/>
+    </w:lvlOverride>
+  </w:num>
+  <w:num w:numId="5" w16cid:durableId="210044441">
+    <w:abstractNumId w:val="0"/>
+    <w:lvlOverride w:ilvl="0">
+      <w:startOverride w:val="1"/>
+    </w:lvlOverride>
+  </w:num>
+  <w:num w:numId="6" w16cid:durableId="1327510566">
     <w:abstractNumId w:val="1"/>
     <w:lvlOverride w:ilvl="0">
       <w:startOverride w:val="1"/>
     </w:lvlOverride>
   </w:num>
-  <w:num w:numId="3" w16cid:durableId="2082409006">
+  <w:num w:numId="7" w16cid:durableId="410005034">
     <w:abstractNumId w:val="2"/>
     <w:lvlOverride w:ilvl="0">
       <w:startOverride w:val="1"/>
     </w:lvlOverride>
   </w:num>
-  <w:num w:numId="4" w16cid:durableId="1238980492">
-    <w:abstractNumId w:val="0"/>
-    <w:lvlOverride w:ilvl="0">
-      <w:startOverride w:val="1"/>
-    </w:lvlOverride>
-  </w:num>
-  <w:num w:numId="5" w16cid:durableId="1912110367">
-    <w:abstractNumId w:val="4"/>
-    <w:lvlOverride w:ilvl="0">
-      <w:startOverride w:val="1"/>
-    </w:lvlOverride>
-  </w:num>
-  <w:num w:numId="6" w16cid:durableId="168178714">
-    <w:abstractNumId w:val="3"/>
-    <w:lvlOverride w:ilvl="0">
-      <w:startOverride w:val="1"/>
-    </w:lvlOverride>
-  </w:num>
-  <w:num w:numId="7" w16cid:durableId="872576557">
-    <w:abstractNumId w:val="5"/>
-    <w:lvlOverride w:ilvl="0">
-      <w:startOverride w:val="1"/>
-    </w:lvlOverride>
-  </w:num>
-  <w:num w:numId="8" w16cid:durableId="1347756582">
+  <w:num w:numId="8" w16cid:durableId="31728752">
     <w:abstractNumId w:val="6"/>
     <w:lvlOverride w:ilvl="0">
       <w:startOverride w:val="1"/>
@@ -7382,7 +7382,7 @@
     <w:autoRedefine/>
     <w:uiPriority w:val="39"/>
     <w:unhideWhenUsed/>
-    <w:rsid w:val="0021455A"/>
+    <w:rsid w:val="005C4C5A"/>
     <w:pPr>
       <w:spacing w:after="100"/>
     </w:pPr>
@@ -7394,7 +7394,7 @@
     <w:autoRedefine/>
     <w:uiPriority w:val="39"/>
     <w:unhideWhenUsed/>
-    <w:rsid w:val="0021455A"/>
+    <w:rsid w:val="005C4C5A"/>
     <w:pPr>
       <w:spacing w:after="100"/>
       <w:ind w:left="210"/>

--- a/docs/manuals/Role_Guide_4_QUAN_QA_RA.docx
+++ b/docs/manuals/Role_Guide_4_QUAN_QA_RA.docx
@@ -69,7 +69,7 @@
           <w:left w:w="10" w:type="dxa"/>
           <w:right w:w="10" w:type="dxa"/>
         </w:tblCellMar>
-        <w:tblLook w:val="04A0" w:firstRow="1" w:lastRow="0" w:firstColumn="1" w:lastColumn="0" w:noHBand="0" w:noVBand="1"/>
+        <w:tblLook w:val="0000" w:firstRow="0" w:lastRow="0" w:firstColumn="0" w:lastColumn="0" w:noHBand="0" w:noVBand="0"/>
       </w:tblPr>
       <w:tblGrid>
         <w:gridCol w:w="2300"/>
@@ -538,7 +538,7 @@
     <w:sdt>
       <w:sdtPr>
         <w:alias w:val="Contents"/>
-        <w:id w:val="674535373"/>
+        <w:id w:val="-1422321278"/>
       </w:sdtPr>
       <w:sdtEndPr/>
       <w:sdtContent>
@@ -567,7 +567,7 @@
           <w:r>
             <w:fldChar w:fldCharType="separate"/>
           </w:r>
-          <w:hyperlink w:anchor="_Toc240453606" w:history="1">
+          <w:hyperlink w:anchor="_Toc240455263" w:history="1">
             <w:r>
               <w:rPr>
                 <w:rStyle w:val="Hyperlink"/>
@@ -591,7 +591,7 @@
               <w:rPr>
                 <w:noProof/>
               </w:rPr>
-              <w:instrText xml:space="preserve"> PAGEREF _Toc240453606 \h </w:instrText>
+              <w:instrText xml:space="preserve"> PAGEREF _Toc240455263 \h </w:instrText>
             </w:r>
             <w:r>
               <w:rPr>
@@ -634,7 +634,7 @@
               <w14:ligatures w14:val="standardContextual"/>
             </w:rPr>
           </w:pPr>
-          <w:hyperlink w:anchor="_Toc240453607" w:history="1">
+          <w:hyperlink w:anchor="_Toc240455264" w:history="1">
             <w:r>
               <w:rPr>
                 <w:rStyle w:val="Hyperlink"/>
@@ -658,7 +658,7 @@
               <w:rPr>
                 <w:noProof/>
               </w:rPr>
-              <w:instrText xml:space="preserve"> PAGEREF _Toc240453607 \h </w:instrText>
+              <w:instrText xml:space="preserve"> PAGEREF _Toc240455264 \h </w:instrText>
             </w:r>
             <w:r>
               <w:rPr>
@@ -701,7 +701,7 @@
               <w14:ligatures w14:val="standardContextual"/>
             </w:rPr>
           </w:pPr>
-          <w:hyperlink w:anchor="_Toc240453608" w:history="1">
+          <w:hyperlink w:anchor="_Toc240455265" w:history="1">
             <w:r>
               <w:rPr>
                 <w:rStyle w:val="Hyperlink"/>
@@ -725,7 +725,7 @@
               <w:rPr>
                 <w:noProof/>
               </w:rPr>
-              <w:instrText xml:space="preserve"> PAGEREF _Toc240453608 \h </w:instrText>
+              <w:instrText xml:space="preserve"> PAGEREF _Toc240455265 \h </w:instrText>
             </w:r>
             <w:r>
               <w:rPr>
@@ -768,7 +768,7 @@
               <w14:ligatures w14:val="standardContextual"/>
             </w:rPr>
           </w:pPr>
-          <w:hyperlink w:anchor="_Toc240453609" w:history="1">
+          <w:hyperlink w:anchor="_Toc240455266" w:history="1">
             <w:r>
               <w:rPr>
                 <w:rStyle w:val="Hyperlink"/>
@@ -792,7 +792,7 @@
               <w:rPr>
                 <w:noProof/>
               </w:rPr>
-              <w:instrText xml:space="preserve"> PAGEREF _Toc240453609 \h </w:instrText>
+              <w:instrText xml:space="preserve"> PAGEREF _Toc240455266 \h </w:instrText>
             </w:r>
             <w:r>
               <w:rPr>
@@ -835,7 +835,7 @@
               <w14:ligatures w14:val="standardContextual"/>
             </w:rPr>
           </w:pPr>
-          <w:hyperlink w:anchor="_Toc240453610" w:history="1">
+          <w:hyperlink w:anchor="_Toc240455267" w:history="1">
             <w:r>
               <w:rPr>
                 <w:rStyle w:val="Hyperlink"/>
@@ -859,7 +859,7 @@
               <w:rPr>
                 <w:noProof/>
               </w:rPr>
-              <w:instrText xml:space="preserve"> PAGEREF _Toc240453610 \h </w:instrText>
+              <w:instrText xml:space="preserve"> PAGEREF _Toc240455267 \h </w:instrText>
             </w:r>
             <w:r>
               <w:rPr>
@@ -902,7 +902,7 @@
               <w14:ligatures w14:val="standardContextual"/>
             </w:rPr>
           </w:pPr>
-          <w:hyperlink w:anchor="_Toc240453611" w:history="1">
+          <w:hyperlink w:anchor="_Toc240455268" w:history="1">
             <w:r>
               <w:rPr>
                 <w:rStyle w:val="Hyperlink"/>
@@ -926,7 +926,7 @@
               <w:rPr>
                 <w:noProof/>
               </w:rPr>
-              <w:instrText xml:space="preserve"> PAGEREF _Toc240453611 \h </w:instrText>
+              <w:instrText xml:space="preserve"> PAGEREF _Toc240455268 \h </w:instrText>
             </w:r>
             <w:r>
               <w:rPr>
@@ -969,7 +969,7 @@
               <w14:ligatures w14:val="standardContextual"/>
             </w:rPr>
           </w:pPr>
-          <w:hyperlink w:anchor="_Toc240453612" w:history="1">
+          <w:hyperlink w:anchor="_Toc240455269" w:history="1">
             <w:r>
               <w:rPr>
                 <w:rStyle w:val="Hyperlink"/>
@@ -993,7 +993,7 @@
               <w:rPr>
                 <w:noProof/>
               </w:rPr>
-              <w:instrText xml:space="preserve"> PAGEREF _Toc240453612 \h </w:instrText>
+              <w:instrText xml:space="preserve"> PAGEREF _Toc240455269 \h </w:instrText>
             </w:r>
             <w:r>
               <w:rPr>
@@ -1036,7 +1036,7 @@
               <w14:ligatures w14:val="standardContextual"/>
             </w:rPr>
           </w:pPr>
-          <w:hyperlink w:anchor="_Toc240453613" w:history="1">
+          <w:hyperlink w:anchor="_Toc240455270" w:history="1">
             <w:r>
               <w:rPr>
                 <w:rStyle w:val="Hyperlink"/>
@@ -1060,7 +1060,7 @@
               <w:rPr>
                 <w:noProof/>
               </w:rPr>
-              <w:instrText xml:space="preserve"> PAGEREF _Toc240453613 \h </w:instrText>
+              <w:instrText xml:space="preserve"> PAGEREF _Toc240455270 \h </w:instrText>
             </w:r>
             <w:r>
               <w:rPr>
@@ -1103,7 +1103,7 @@
               <w14:ligatures w14:val="standardContextual"/>
             </w:rPr>
           </w:pPr>
-          <w:hyperlink w:anchor="_Toc240453614" w:history="1">
+          <w:hyperlink w:anchor="_Toc240455271" w:history="1">
             <w:r>
               <w:rPr>
                 <w:rStyle w:val="Hyperlink"/>
@@ -1127,7 +1127,7 @@
               <w:rPr>
                 <w:noProof/>
               </w:rPr>
-              <w:instrText xml:space="preserve"> PAGEREF _Toc240453614 \h </w:instrText>
+              <w:instrText xml:space="preserve"> PAGEREF _Toc240455271 \h </w:instrText>
             </w:r>
             <w:r>
               <w:rPr>
@@ -1170,7 +1170,7 @@
               <w14:ligatures w14:val="standardContextual"/>
             </w:rPr>
           </w:pPr>
-          <w:hyperlink w:anchor="_Toc240453615" w:history="1">
+          <w:hyperlink w:anchor="_Toc240455272" w:history="1">
             <w:r>
               <w:rPr>
                 <w:rStyle w:val="Hyperlink"/>
@@ -1194,7 +1194,7 @@
               <w:rPr>
                 <w:noProof/>
               </w:rPr>
-              <w:instrText xml:space="preserve"> PAGEREF _Toc240453615 \h </w:instrText>
+              <w:instrText xml:space="preserve"> PAGEREF _Toc240455272 \h </w:instrText>
             </w:r>
             <w:r>
               <w:rPr>
@@ -1237,7 +1237,7 @@
               <w14:ligatures w14:val="standardContextual"/>
             </w:rPr>
           </w:pPr>
-          <w:hyperlink w:anchor="_Toc240453616" w:history="1">
+          <w:hyperlink w:anchor="_Toc240455273" w:history="1">
             <w:r>
               <w:rPr>
                 <w:rStyle w:val="Hyperlink"/>
@@ -1261,7 +1261,7 @@
               <w:rPr>
                 <w:noProof/>
               </w:rPr>
-              <w:instrText xml:space="preserve"> PAGEREF _Toc240453616 \h </w:instrText>
+              <w:instrText xml:space="preserve"> PAGEREF _Toc240455273 \h </w:instrText>
             </w:r>
             <w:r>
               <w:rPr>
@@ -1304,7 +1304,7 @@
               <w14:ligatures w14:val="standardContextual"/>
             </w:rPr>
           </w:pPr>
-          <w:hyperlink w:anchor="_Toc240453617" w:history="1">
+          <w:hyperlink w:anchor="_Toc240455274" w:history="1">
             <w:r>
               <w:rPr>
                 <w:rStyle w:val="Hyperlink"/>
@@ -1328,7 +1328,7 @@
               <w:rPr>
                 <w:noProof/>
               </w:rPr>
-              <w:instrText xml:space="preserve"> PAGEREF _Toc240453617 \h </w:instrText>
+              <w:instrText xml:space="preserve"> PAGEREF _Toc240455274 \h </w:instrText>
             </w:r>
             <w:r>
               <w:rPr>
@@ -1371,7 +1371,7 @@
               <w14:ligatures w14:val="standardContextual"/>
             </w:rPr>
           </w:pPr>
-          <w:hyperlink w:anchor="_Toc240453618" w:history="1">
+          <w:hyperlink w:anchor="_Toc240455275" w:history="1">
             <w:r>
               <w:rPr>
                 <w:rStyle w:val="Hyperlink"/>
@@ -1395,7 +1395,7 @@
               <w:rPr>
                 <w:noProof/>
               </w:rPr>
-              <w:instrText xml:space="preserve"> PAGEREF _Toc240453618 \h </w:instrText>
+              <w:instrText xml:space="preserve"> PAGEREF _Toc240455275 \h </w:instrText>
             </w:r>
             <w:r>
               <w:rPr>
@@ -1438,7 +1438,7 @@
               <w14:ligatures w14:val="standardContextual"/>
             </w:rPr>
           </w:pPr>
-          <w:hyperlink w:anchor="_Toc240453619" w:history="1">
+          <w:hyperlink w:anchor="_Toc240455276" w:history="1">
             <w:r>
               <w:rPr>
                 <w:rStyle w:val="Hyperlink"/>
@@ -1462,7 +1462,7 @@
               <w:rPr>
                 <w:noProof/>
               </w:rPr>
-              <w:instrText xml:space="preserve"> PAGEREF _Toc240453619 \h </w:instrText>
+              <w:instrText xml:space="preserve"> PAGEREF _Toc240455276 \h </w:instrText>
             </w:r>
             <w:r>
               <w:rPr>
@@ -1505,7 +1505,7 @@
               <w14:ligatures w14:val="standardContextual"/>
             </w:rPr>
           </w:pPr>
-          <w:hyperlink w:anchor="_Toc240453620" w:history="1">
+          <w:hyperlink w:anchor="_Toc240455277" w:history="1">
             <w:r>
               <w:rPr>
                 <w:rStyle w:val="Hyperlink"/>
@@ -1529,7 +1529,7 @@
               <w:rPr>
                 <w:noProof/>
               </w:rPr>
-              <w:instrText xml:space="preserve"> PAGEREF _Toc240453620 \h </w:instrText>
+              <w:instrText xml:space="preserve"> PAGEREF _Toc240455277 \h </w:instrText>
             </w:r>
             <w:r>
               <w:rPr>
@@ -1572,7 +1572,7 @@
               <w14:ligatures w14:val="standardContextual"/>
             </w:rPr>
           </w:pPr>
-          <w:hyperlink w:anchor="_Toc240453621" w:history="1">
+          <w:hyperlink w:anchor="_Toc240455278" w:history="1">
             <w:r>
               <w:rPr>
                 <w:rStyle w:val="Hyperlink"/>
@@ -1596,7 +1596,7 @@
               <w:rPr>
                 <w:noProof/>
               </w:rPr>
-              <w:instrText xml:space="preserve"> PAGEREF _Toc240453621 \h </w:instrText>
+              <w:instrText xml:space="preserve"> PAGEREF _Toc240455278 \h </w:instrText>
             </w:r>
             <w:r>
               <w:rPr>
@@ -1635,7 +1635,7 @@
         <w:pStyle w:val="Heading1"/>
         <w:pageBreakBefore/>
       </w:pPr>
-      <w:bookmarkStart w:id="0" w:name="_Toc240453606"/>
+      <w:bookmarkStart w:id="0" w:name="_Toc240455263"/>
       <w:r>
         <w:lastRenderedPageBreak/>
         <w:t>1. Your role at a glance</w:t>
@@ -1795,7 +1795,7 @@
           <w:left w:w="10" w:type="dxa"/>
           <w:right w:w="10" w:type="dxa"/>
         </w:tblCellMar>
-        <w:tblLook w:val="04A0" w:firstRow="1" w:lastRow="0" w:firstColumn="1" w:lastColumn="0" w:noHBand="0" w:noVBand="1"/>
+        <w:tblLook w:val="0000" w:firstRow="0" w:lastRow="0" w:firstColumn="0" w:lastColumn="0" w:noHBand="0" w:noVBand="0"/>
       </w:tblPr>
       <w:tblGrid>
         <w:gridCol w:w="9412"/>
@@ -1855,7 +1855,7 @@
         <w:pStyle w:val="Heading1"/>
         <w:pageBreakBefore/>
       </w:pPr>
-      <w:bookmarkStart w:id="1" w:name="_Toc240453607"/>
+      <w:bookmarkStart w:id="1" w:name="_Toc240455264"/>
       <w:r>
         <w:lastRenderedPageBreak/>
         <w:t>2. Signing in and your screens</w:t>
@@ -1866,7 +1866,7 @@
       <w:pPr>
         <w:pStyle w:val="Heading2"/>
       </w:pPr>
-      <w:bookmarkStart w:id="2" w:name="_Toc240453608"/>
+      <w:bookmarkStart w:id="2" w:name="_Toc240455265"/>
       <w:r>
         <w:t>Signing in</w:t>
       </w:r>
@@ -1949,7 +1949,7 @@
           <w:noProof/>
         </w:rPr>
         <w:drawing>
-          <wp:inline distT="0" distB="0" distL="0" distR="0">
+          <wp:inline distT="0" distB="0" distL="0" distR="0" wp14:anchorId="22C30C81" wp14:editId="2FC36CE2">
             <wp:extent cx="5334000" cy="2333625"/>
             <wp:effectExtent l="0" t="0" r="0" b="0"/>
             <wp:docPr id="1" name="adm_login.jpg" descr="The sign-in screen for all internal staff." title="The sign-in screen for all internal staff."/>
@@ -2057,7 +2057,7 @@
           <w:left w:w="10" w:type="dxa"/>
           <w:right w:w="10" w:type="dxa"/>
         </w:tblCellMar>
-        <w:tblLook w:val="04A0" w:firstRow="1" w:lastRow="0" w:firstColumn="1" w:lastColumn="0" w:noHBand="0" w:noVBand="1"/>
+        <w:tblLook w:val="0000" w:firstRow="0" w:lastRow="0" w:firstColumn="0" w:lastColumn="0" w:noHBand="0" w:noVBand="0"/>
       </w:tblPr>
       <w:tblGrid>
         <w:gridCol w:w="9412"/>
@@ -2116,7 +2116,7 @@
       <w:pPr>
         <w:pStyle w:val="Heading2"/>
       </w:pPr>
-      <w:bookmarkStart w:id="3" w:name="_Toc240453609"/>
+      <w:bookmarkStart w:id="3" w:name="_Toc240455266"/>
       <w:r>
         <w:t>Finding your way around</w:t>
       </w:r>
@@ -2291,7 +2291,7 @@
         </w:rPr>
         <w:lastRenderedPageBreak/>
         <w:drawing>
-          <wp:inline distT="0" distB="0" distL="0" distR="0">
+          <wp:inline distT="0" distB="0" distL="0" distR="0" wp14:anchorId="7734E088" wp14:editId="4296B7B8">
             <wp:extent cx="5715000" cy="1876425"/>
             <wp:effectExtent l="0" t="0" r="0" b="0"/>
             <wp:docPr id="2" name="adm_not_your_role.jpg" descr="Opening a screen outside your role (for example from an old bookmark) shows this card instead of the screen." title="Opening a screen outside your role (for example from an old bookmark) shows this card instead of the screen."/>
@@ -2360,7 +2360,7 @@
       <w:pPr>
         <w:pStyle w:val="Heading2"/>
       </w:pPr>
-      <w:bookmarkStart w:id="4" w:name="_Toc240453610"/>
+      <w:bookmarkStart w:id="4" w:name="_Toc240455267"/>
       <w:r>
         <w:t>Your screens</w:t>
       </w:r>
@@ -2381,7 +2381,7 @@
           <w:left w:w="10" w:type="dxa"/>
           <w:right w:w="10" w:type="dxa"/>
         </w:tblCellMar>
-        <w:tblLook w:val="04A0" w:firstRow="1" w:lastRow="0" w:firstColumn="1" w:lastColumn="0" w:noHBand="0" w:noVBand="1"/>
+        <w:tblLook w:val="0000" w:firstRow="0" w:lastRow="0" w:firstColumn="0" w:lastColumn="0" w:noHBand="0" w:noVBand="0"/>
       </w:tblPr>
       <w:tblGrid>
         <w:gridCol w:w="2824"/>
@@ -2694,7 +2694,7 @@
       <w:pPr>
         <w:pStyle w:val="Heading2"/>
       </w:pPr>
-      <w:bookmarkStart w:id="5" w:name="_Toc240453611"/>
+      <w:bookmarkStart w:id="5" w:name="_Toc240455268"/>
       <w:r>
         <w:t>Changing your password</w:t>
       </w:r>
@@ -2777,7 +2777,7 @@
           <w:noProof/>
         </w:rPr>
         <w:drawing>
-          <wp:inline distT="0" distB="0" distL="0" distR="0">
+          <wp:inline distT="0" distB="0" distL="0" distR="0" wp14:anchorId="2B12E07E" wp14:editId="0E3B02AA">
             <wp:extent cx="5334000" cy="2171700"/>
             <wp:effectExtent l="0" t="0" r="0" b="0"/>
             <wp:docPr id="3" name="adm_account.jpg" descr="Change Password screen." title="Change Password screen."/>
@@ -2865,7 +2865,7 @@
         <w:pStyle w:val="Heading1"/>
         <w:pageBreakBefore/>
       </w:pPr>
-      <w:bookmarkStart w:id="6" w:name="_Toc240453612"/>
+      <w:bookmarkStart w:id="6" w:name="_Toc240455269"/>
       <w:r>
         <w:lastRenderedPageBreak/>
         <w:t>3. Your routine</w:t>
@@ -2895,7 +2895,7 @@
           <w:left w:w="10" w:type="dxa"/>
           <w:right w:w="10" w:type="dxa"/>
         </w:tblCellMar>
-        <w:tblLook w:val="04A0" w:firstRow="1" w:lastRow="0" w:firstColumn="1" w:lastColumn="0" w:noHBand="0" w:noVBand="1"/>
+        <w:tblLook w:val="0000" w:firstRow="0" w:lastRow="0" w:firstColumn="0" w:lastColumn="0" w:noHBand="0" w:noVBand="0"/>
       </w:tblPr>
       <w:tblGrid>
         <w:gridCol w:w="2071"/>
@@ -3209,7 +3209,7 @@
         <w:pStyle w:val="Heading1"/>
         <w:pageBreakBefore/>
       </w:pPr>
-      <w:bookmarkStart w:id="7" w:name="_Toc240453613"/>
+      <w:bookmarkStart w:id="7" w:name="_Toc240455270"/>
       <w:r>
         <w:lastRenderedPageBreak/>
         <w:t>4. Step-by-step tasks</w:t>
@@ -3220,7 +3220,7 @@
       <w:pPr>
         <w:pStyle w:val="Heading2"/>
       </w:pPr>
-      <w:bookmarkStart w:id="8" w:name="_Toc240453614"/>
+      <w:bookmarkStart w:id="8" w:name="_Toc240455271"/>
       <w:r>
         <w:t>4.1 Reading the QA Dashboard</w:t>
       </w:r>
@@ -3260,7 +3260,7 @@
           <w:noProof/>
         </w:rPr>
         <w:drawing>
-          <wp:inline distT="0" distB="0" distL="0" distR="0">
+          <wp:inline distT="0" distB="0" distL="0" distR="0" wp14:anchorId="08E1F2C7" wp14:editId="5F2B668D">
             <wp:extent cx="5334000" cy="2333625"/>
             <wp:effectExtent l="0" t="0" r="0" b="0"/>
             <wp:docPr id="4" name="qa_dashboard.jpg" descr="QA Dashboard." title="QA Dashboard."/>
@@ -3367,7 +3367,7 @@
       <w:pPr>
         <w:pStyle w:val="Heading2"/>
       </w:pPr>
-      <w:bookmarkStart w:id="9" w:name="_Toc240453615"/>
+      <w:bookmarkStart w:id="9" w:name="_Toc240455272"/>
       <w:r>
         <w:t>4.2 Reviewing questionnaires in the QA Queue</w:t>
       </w:r>
@@ -3407,7 +3407,7 @@
           <w:noProof/>
         </w:rPr>
         <w:drawing>
-          <wp:inline distT="0" distB="0" distL="0" distR="0">
+          <wp:inline distT="0" distB="0" distL="0" distR="0" wp14:anchorId="1F0A1A26" wp14:editId="6199DEFF">
             <wp:extent cx="5334000" cy="3333750"/>
             <wp:effectExtent l="0" t="0" r="0" b="0"/>
             <wp:docPr id="5" name="qa_queue.jpg" descr="QUAN QA Queue with the KoboToolbox sync panel." title="QUAN QA Queue with the KoboToolbox sync panel."/>
@@ -3605,7 +3605,7 @@
           <w:left w:w="10" w:type="dxa"/>
           <w:right w:w="10" w:type="dxa"/>
         </w:tblCellMar>
-        <w:tblLook w:val="04A0" w:firstRow="1" w:lastRow="0" w:firstColumn="1" w:lastColumn="0" w:noHBand="0" w:noVBand="1"/>
+        <w:tblLook w:val="0000" w:firstRow="0" w:lastRow="0" w:firstColumn="0" w:lastColumn="0" w:noHBand="0" w:noVBand="0"/>
       </w:tblPr>
       <w:tblGrid>
         <w:gridCol w:w="2353"/>
@@ -4051,7 +4051,7 @@
           <w:left w:w="10" w:type="dxa"/>
           <w:right w:w="10" w:type="dxa"/>
         </w:tblCellMar>
-        <w:tblLook w:val="04A0" w:firstRow="1" w:lastRow="0" w:firstColumn="1" w:lastColumn="0" w:noHBand="0" w:noVBand="1"/>
+        <w:tblLook w:val="0000" w:firstRow="0" w:lastRow="0" w:firstColumn="0" w:lastColumn="0" w:noHBand="0" w:noVBand="0"/>
       </w:tblPr>
       <w:tblGrid>
         <w:gridCol w:w="9412"/>
@@ -4146,7 +4146,7 @@
       <w:pPr>
         <w:pStyle w:val="Heading2"/>
       </w:pPr>
-      <w:bookmarkStart w:id="10" w:name="_Toc240453616"/>
+      <w:bookmarkStart w:id="10" w:name="_Toc240455273"/>
       <w:r>
         <w:t>4.3 Working QA exceptions</w:t>
       </w:r>
@@ -4211,7 +4211,7 @@
         </w:rPr>
         <w:lastRenderedPageBreak/>
         <w:drawing>
-          <wp:inline distT="0" distB="0" distL="0" distR="0">
+          <wp:inline distT="0" distB="0" distL="0" distR="0" wp14:anchorId="670CC981" wp14:editId="709B5724">
             <wp:extent cx="5334000" cy="3333750"/>
             <wp:effectExtent l="0" t="0" r="0" b="0"/>
             <wp:docPr id="6" name="qa_exceptions.jpg" descr="QA Exception Queue." title="QA Exception Queue."/>
@@ -4407,7 +4407,7 @@
       <w:pPr>
         <w:pStyle w:val="Heading2"/>
       </w:pPr>
-      <w:bookmarkStart w:id="11" w:name="_Toc240453617"/>
+      <w:bookmarkStart w:id="11" w:name="_Toc240455274"/>
       <w:r>
         <w:t>4.4 Downloading or emailing completed forms (Form PDFs)</w:t>
       </w:r>
@@ -4447,7 +4447,7 @@
           <w:noProof/>
         </w:rPr>
         <w:drawing>
-          <wp:inline distT="0" distB="0" distL="0" distR="0">
+          <wp:inline distT="0" distB="0" distL="0" distR="0" wp14:anchorId="126AF4E5" wp14:editId="2C41AF90">
             <wp:extent cx="5334000" cy="2333625"/>
             <wp:effectExtent l="0" t="0" r="0" b="0"/>
             <wp:docPr id="7" name="qa_form_pdfs.jpg" descr="Completed form PDFs." title="Completed form PDFs."/>
@@ -4599,7 +4599,7 @@
       <w:pPr>
         <w:pStyle w:val="Heading2"/>
       </w:pPr>
-      <w:bookmarkStart w:id="12" w:name="_Toc240453618"/>
+      <w:bookmarkStart w:id="12" w:name="_Toc240455275"/>
       <w:r>
         <w:t>4.5 Writing good QA notes</w:t>
       </w:r>
@@ -4667,7 +4667,7 @@
         <w:pStyle w:val="Heading1"/>
         <w:pageBreakBefore/>
       </w:pPr>
-      <w:bookmarkStart w:id="13" w:name="_Toc240453619"/>
+      <w:bookmarkStart w:id="13" w:name="_Toc240455276"/>
       <w:r>
         <w:lastRenderedPageBreak/>
         <w:t>5. Rules you must follow</w:t>
@@ -4818,7 +4818,7 @@
         <w:pStyle w:val="Heading1"/>
         <w:pageBreakBefore/>
       </w:pPr>
-      <w:bookmarkStart w:id="14" w:name="_Toc240453620"/>
+      <w:bookmarkStart w:id="14" w:name="_Toc240455277"/>
       <w:r>
         <w:lastRenderedPageBreak/>
         <w:t>6. Troubleshooting</w:t>
@@ -4840,7 +4840,7 @@
           <w:left w:w="10" w:type="dxa"/>
           <w:right w:w="10" w:type="dxa"/>
         </w:tblCellMar>
-        <w:tblLook w:val="04A0" w:firstRow="1" w:lastRow="0" w:firstColumn="1" w:lastColumn="0" w:noHBand="0" w:noVBand="1"/>
+        <w:tblLook w:val="0000" w:firstRow="0" w:lastRow="0" w:firstColumn="0" w:lastColumn="0" w:noHBand="0" w:noVBand="0"/>
       </w:tblPr>
       <w:tblGrid>
         <w:gridCol w:w="2635"/>
@@ -5602,7 +5602,7 @@
         <w:pStyle w:val="Heading1"/>
         <w:pageBreakBefore/>
       </w:pPr>
-      <w:bookmarkStart w:id="15" w:name="_Toc240453621"/>
+      <w:bookmarkStart w:id="15" w:name="_Toc240455278"/>
       <w:r>
         <w:lastRenderedPageBreak/>
         <w:t>7. Quick reference</w:t>
@@ -5624,7 +5624,7 @@
           <w:left w:w="10" w:type="dxa"/>
           <w:right w:w="10" w:type="dxa"/>
         </w:tblCellMar>
-        <w:tblLook w:val="04A0" w:firstRow="1" w:lastRow="0" w:firstColumn="1" w:lastColumn="0" w:noHBand="0" w:noVBand="1"/>
+        <w:tblLook w:val="0000" w:firstRow="0" w:lastRow="0" w:firstColumn="0" w:lastColumn="0" w:noHBand="0" w:noVBand="0"/>
       </w:tblPr>
       <w:tblGrid>
         <w:gridCol w:w="2824"/>
@@ -6217,10 +6217,10 @@
 <file path=word/numbering.xml><?xml version="1.0" encoding="utf-8"?>
 <w:numbering xmlns:wpc="http://schemas.microsoft.com/office/word/2010/wordprocessingCanvas" xmlns:cx="http://schemas.microsoft.com/office/drawing/2014/chartex" xmlns:cx1="http://schemas.microsoft.com/office/drawing/2015/9/8/chartex" xmlns:cx2="http://schemas.microsoft.com/office/drawing/2015/10/21/chartex" xmlns:cx3="http://schemas.microsoft.com/office/drawing/2016/5/9/chartex" xmlns:cx4="http://schemas.microsoft.com/office/drawing/2016/5/10/chartex" xmlns:cx5="http://schemas.microsoft.com/office/drawing/2016/5/11/chartex" xmlns:cx6="http://schemas.microsoft.com/office/drawing/2016/5/12/chartex" xmlns:cx7="http://schemas.microsoft.com/office/drawing/2016/5/13/chartex" xmlns:cx8="http://schemas.microsoft.com/office/drawing/2016/5/14/chartex" xmlns:mc="http://schemas.openxmlformats.org/markup-compatibility/2006" xmlns:aink="http://schemas.microsoft.com/office/drawing/2016/ink" xmlns:am3d="http://schemas.microsoft.com/office/drawing/2017/model3d" xmlns:o="urn:schemas-microsoft-com:office:office" xmlns:oel="http://schemas.microsoft.com/office/2019/extlst" xmlns:r="http://schemas.openxmlformats.org/officeDocument/2006/relationships" xmlns:m="http://schemas.openxmlformats.org/officeDocument/2006/math" xmlns:v="urn:schemas-microsoft-com:vml" xmlns:wp14="http://schemas.microsoft.com/office/word/2010/wordprocessingDrawing" xmlns:wp="http://schemas.openxmlformats.org/drawingml/2006/wordprocessingDrawing" xmlns:w10="urn:schemas-microsoft-com:office:word" xmlns:w="http://schemas.openxmlformats.org/wordprocessingml/2006/main" xmlns:w14="http://schemas.microsoft.com/office/word/2010/wordml" xmlns:w15="http://schemas.microsoft.com/office/word/2012/wordml" xmlns:w16cex="http://schemas.microsoft.com/office/word/2018/wordml/cex" xmlns:w16cid="http://schemas.microsoft.com/office/word/2016/wordml/cid" xmlns:w16="http://schemas.microsoft.com/office/word/2018/wordml" xmlns:w16sdtdh="http://schemas.microsoft.com/office/word/2020/wordml/sdtdatahash" xmlns:w16se="http://schemas.microsoft.com/office/word/2015/wordml/symex" xmlns:wpg="http://schemas.microsoft.com/office/word/2010/wordprocessingGroup" xmlns:wpi="http://schemas.microsoft.com/office/word/2010/wordprocessingInk" xmlns:wne="http://schemas.microsoft.com/office/word/2006/wordml" xmlns:wps="http://schemas.microsoft.com/office/word/2010/wordprocessingShape" mc:Ignorable="w14 w15 w16se w16cid w16 w16cex w16sdtdh wp14">
   <w:abstractNum w:abstractNumId="0" w15:restartNumberingAfterBreak="0">
-    <w:nsid w:val="0D2750AA"/>
+    <w:nsid w:val="01D16050"/>
     <w:multiLevelType w:val="hybridMultilevel"/>
-    <w:tmpl w:val="B9EC3FC2"/>
-    <w:lvl w:ilvl="0" w:tplc="48BA6C30">
+    <w:tmpl w:val="42980BF0"/>
+    <w:lvl w:ilvl="0" w:tplc="4E72F36E">
       <w:start w:val="1"/>
       <w:numFmt w:val="decimal"/>
       <w:lvlText w:val="%1."/>
@@ -6234,52 +6234,52 @@
         <w:color w:val="A67C27"/>
       </w:rPr>
     </w:lvl>
-    <w:lvl w:ilvl="1" w:tplc="03A896DC">
+    <w:lvl w:ilvl="1" w:tplc="435EDD32">
       <w:numFmt w:val="decimal"/>
       <w:lvlText w:val=""/>
       <w:lvlJc w:val="left"/>
     </w:lvl>
-    <w:lvl w:ilvl="2" w:tplc="05E0B3D8">
+    <w:lvl w:ilvl="2" w:tplc="6638F892">
       <w:numFmt w:val="decimal"/>
       <w:lvlText w:val=""/>
       <w:lvlJc w:val="left"/>
     </w:lvl>
-    <w:lvl w:ilvl="3" w:tplc="FE84D200">
+    <w:lvl w:ilvl="3" w:tplc="C208561E">
       <w:numFmt w:val="decimal"/>
       <w:lvlText w:val=""/>
       <w:lvlJc w:val="left"/>
     </w:lvl>
-    <w:lvl w:ilvl="4" w:tplc="F5624F7C">
+    <w:lvl w:ilvl="4" w:tplc="18362910">
       <w:numFmt w:val="decimal"/>
       <w:lvlText w:val=""/>
       <w:lvlJc w:val="left"/>
     </w:lvl>
-    <w:lvl w:ilvl="5" w:tplc="D39A7898">
+    <w:lvl w:ilvl="5" w:tplc="CFB2973E">
       <w:numFmt w:val="decimal"/>
       <w:lvlText w:val=""/>
       <w:lvlJc w:val="left"/>
     </w:lvl>
-    <w:lvl w:ilvl="6" w:tplc="C568B422">
+    <w:lvl w:ilvl="6" w:tplc="8C9A535C">
       <w:numFmt w:val="decimal"/>
       <w:lvlText w:val=""/>
       <w:lvlJc w:val="left"/>
     </w:lvl>
-    <w:lvl w:ilvl="7" w:tplc="F768FB8E">
+    <w:lvl w:ilvl="7" w:tplc="6FB27E2E">
       <w:numFmt w:val="decimal"/>
       <w:lvlText w:val=""/>
       <w:lvlJc w:val="left"/>
     </w:lvl>
-    <w:lvl w:ilvl="8" w:tplc="3AE24E86">
+    <w:lvl w:ilvl="8" w:tplc="157EECD2">
       <w:numFmt w:val="decimal"/>
       <w:lvlText w:val=""/>
       <w:lvlJc w:val="left"/>
     </w:lvl>
   </w:abstractNum>
   <w:abstractNum w:abstractNumId="1" w15:restartNumberingAfterBreak="0">
-    <w:nsid w:val="136F3166"/>
+    <w:nsid w:val="07627C4C"/>
     <w:multiLevelType w:val="hybridMultilevel"/>
-    <w:tmpl w:val="8BD8404A"/>
-    <w:lvl w:ilvl="0" w:tplc="A24CA66E">
+    <w:tmpl w:val="8C3090CA"/>
+    <w:lvl w:ilvl="0" w:tplc="17FA417C">
       <w:start w:val="1"/>
       <w:numFmt w:val="decimal"/>
       <w:lvlText w:val="%1."/>
@@ -6293,52 +6293,52 @@
         <w:color w:val="A67C27"/>
       </w:rPr>
     </w:lvl>
-    <w:lvl w:ilvl="1" w:tplc="5CA0FBA6">
+    <w:lvl w:ilvl="1" w:tplc="C5F2873C">
       <w:numFmt w:val="decimal"/>
       <w:lvlText w:val=""/>
       <w:lvlJc w:val="left"/>
     </w:lvl>
-    <w:lvl w:ilvl="2" w:tplc="D5247E6A">
+    <w:lvl w:ilvl="2" w:tplc="A9D00A58">
       <w:numFmt w:val="decimal"/>
       <w:lvlText w:val=""/>
       <w:lvlJc w:val="left"/>
     </w:lvl>
-    <w:lvl w:ilvl="3" w:tplc="0A76AFF6">
+    <w:lvl w:ilvl="3" w:tplc="2C1691AC">
       <w:numFmt w:val="decimal"/>
       <w:lvlText w:val=""/>
       <w:lvlJc w:val="left"/>
     </w:lvl>
-    <w:lvl w:ilvl="4" w:tplc="1DAE02EE">
+    <w:lvl w:ilvl="4" w:tplc="DFF8D9BA">
       <w:numFmt w:val="decimal"/>
       <w:lvlText w:val=""/>
       <w:lvlJc w:val="left"/>
     </w:lvl>
-    <w:lvl w:ilvl="5" w:tplc="A87E7A72">
+    <w:lvl w:ilvl="5" w:tplc="5774626E">
       <w:numFmt w:val="decimal"/>
       <w:lvlText w:val=""/>
       <w:lvlJc w:val="left"/>
     </w:lvl>
-    <w:lvl w:ilvl="6" w:tplc="C3EEF736">
+    <w:lvl w:ilvl="6" w:tplc="75B4F6A2">
       <w:numFmt w:val="decimal"/>
       <w:lvlText w:val=""/>
       <w:lvlJc w:val="left"/>
     </w:lvl>
-    <w:lvl w:ilvl="7" w:tplc="78E0AE90">
+    <w:lvl w:ilvl="7" w:tplc="42E6BDCA">
       <w:numFmt w:val="decimal"/>
       <w:lvlText w:val=""/>
       <w:lvlJc w:val="left"/>
     </w:lvl>
-    <w:lvl w:ilvl="8" w:tplc="5C1CFE6C">
+    <w:lvl w:ilvl="8" w:tplc="8DCC4DDA">
       <w:numFmt w:val="decimal"/>
       <w:lvlText w:val=""/>
       <w:lvlJc w:val="left"/>
     </w:lvl>
   </w:abstractNum>
   <w:abstractNum w:abstractNumId="2" w15:restartNumberingAfterBreak="0">
-    <w:nsid w:val="17844C99"/>
+    <w:nsid w:val="0B4205F3"/>
     <w:multiLevelType w:val="hybridMultilevel"/>
-    <w:tmpl w:val="79F07E4C"/>
-    <w:lvl w:ilvl="0" w:tplc="BD168856">
+    <w:tmpl w:val="C2C0BC9A"/>
+    <w:lvl w:ilvl="0" w:tplc="EEC24EB2">
       <w:start w:val="1"/>
       <w:numFmt w:val="decimal"/>
       <w:lvlText w:val="%1."/>
@@ -6352,52 +6352,52 @@
         <w:color w:val="A67C27"/>
       </w:rPr>
     </w:lvl>
-    <w:lvl w:ilvl="1" w:tplc="BE460554">
+    <w:lvl w:ilvl="1" w:tplc="6E02A73E">
       <w:numFmt w:val="decimal"/>
       <w:lvlText w:val=""/>
       <w:lvlJc w:val="left"/>
     </w:lvl>
-    <w:lvl w:ilvl="2" w:tplc="E9F62E86">
+    <w:lvl w:ilvl="2" w:tplc="97D67C3E">
       <w:numFmt w:val="decimal"/>
       <w:lvlText w:val=""/>
       <w:lvlJc w:val="left"/>
     </w:lvl>
-    <w:lvl w:ilvl="3" w:tplc="1FECFC30">
+    <w:lvl w:ilvl="3" w:tplc="E04AFCDE">
       <w:numFmt w:val="decimal"/>
       <w:lvlText w:val=""/>
       <w:lvlJc w:val="left"/>
     </w:lvl>
-    <w:lvl w:ilvl="4" w:tplc="500066A6">
+    <w:lvl w:ilvl="4" w:tplc="5D96C4FE">
       <w:numFmt w:val="decimal"/>
       <w:lvlText w:val=""/>
       <w:lvlJc w:val="left"/>
     </w:lvl>
-    <w:lvl w:ilvl="5" w:tplc="5C22D646">
+    <w:lvl w:ilvl="5" w:tplc="C57A766A">
       <w:numFmt w:val="decimal"/>
       <w:lvlText w:val=""/>
       <w:lvlJc w:val="left"/>
     </w:lvl>
-    <w:lvl w:ilvl="6" w:tplc="EB4C86F6">
+    <w:lvl w:ilvl="6" w:tplc="3DCC3B40">
       <w:numFmt w:val="decimal"/>
       <w:lvlText w:val=""/>
       <w:lvlJc w:val="left"/>
     </w:lvl>
-    <w:lvl w:ilvl="7" w:tplc="086C5492">
+    <w:lvl w:ilvl="7" w:tplc="8D208A5E">
       <w:numFmt w:val="decimal"/>
       <w:lvlText w:val=""/>
       <w:lvlJc w:val="left"/>
     </w:lvl>
-    <w:lvl w:ilvl="8" w:tplc="BE78B7EA">
+    <w:lvl w:ilvl="8" w:tplc="B1CED89A">
       <w:numFmt w:val="decimal"/>
       <w:lvlText w:val=""/>
       <w:lvlJc w:val="left"/>
     </w:lvl>
   </w:abstractNum>
   <w:abstractNum w:abstractNumId="3" w15:restartNumberingAfterBreak="0">
-    <w:nsid w:val="21A26D0E"/>
+    <w:nsid w:val="1452517C"/>
     <w:multiLevelType w:val="hybridMultilevel"/>
-    <w:tmpl w:val="F46A5098"/>
-    <w:lvl w:ilvl="0" w:tplc="33B078D8">
+    <w:tmpl w:val="7962245C"/>
+    <w:lvl w:ilvl="0" w:tplc="386851DA">
       <w:start w:val="1"/>
       <w:numFmt w:val="decimal"/>
       <w:lvlText w:val="%1."/>
@@ -6411,110 +6411,255 @@
         <w:color w:val="A67C27"/>
       </w:rPr>
     </w:lvl>
-    <w:lvl w:ilvl="1" w:tplc="7444E72A">
+    <w:lvl w:ilvl="1" w:tplc="B07AB34A">
       <w:numFmt w:val="decimal"/>
       <w:lvlText w:val=""/>
       <w:lvlJc w:val="left"/>
     </w:lvl>
-    <w:lvl w:ilvl="2" w:tplc="E544FBA2">
+    <w:lvl w:ilvl="2" w:tplc="BBF67F22">
       <w:numFmt w:val="decimal"/>
       <w:lvlText w:val=""/>
       <w:lvlJc w:val="left"/>
     </w:lvl>
-    <w:lvl w:ilvl="3" w:tplc="01685C7C">
+    <w:lvl w:ilvl="3" w:tplc="CA92F7C6">
       <w:numFmt w:val="decimal"/>
       <w:lvlText w:val=""/>
       <w:lvlJc w:val="left"/>
     </w:lvl>
-    <w:lvl w:ilvl="4" w:tplc="71E01520">
+    <w:lvl w:ilvl="4" w:tplc="2042E0A4">
       <w:numFmt w:val="decimal"/>
       <w:lvlText w:val=""/>
       <w:lvlJc w:val="left"/>
     </w:lvl>
-    <w:lvl w:ilvl="5" w:tplc="B790ACA2">
+    <w:lvl w:ilvl="5" w:tplc="8F867BD6">
       <w:numFmt w:val="decimal"/>
       <w:lvlText w:val=""/>
       <w:lvlJc w:val="left"/>
     </w:lvl>
-    <w:lvl w:ilvl="6" w:tplc="2D9C08F4">
+    <w:lvl w:ilvl="6" w:tplc="31BAF294">
       <w:numFmt w:val="decimal"/>
       <w:lvlText w:val=""/>
       <w:lvlJc w:val="left"/>
     </w:lvl>
-    <w:lvl w:ilvl="7" w:tplc="BF14DA86">
+    <w:lvl w:ilvl="7" w:tplc="C506FE46">
       <w:numFmt w:val="decimal"/>
       <w:lvlText w:val=""/>
       <w:lvlJc w:val="left"/>
     </w:lvl>
-    <w:lvl w:ilvl="8" w:tplc="D8549716">
+    <w:lvl w:ilvl="8" w:tplc="827C5C7E">
       <w:numFmt w:val="decimal"/>
       <w:lvlText w:val=""/>
       <w:lvlJc w:val="left"/>
     </w:lvl>
   </w:abstractNum>
   <w:abstractNum w:abstractNumId="4" w15:restartNumberingAfterBreak="0">
-    <w:nsid w:val="3EA0523E"/>
+    <w:nsid w:val="4BC1787A"/>
     <w:multiLevelType w:val="hybridMultilevel"/>
-    <w:tmpl w:val="A93C12E4"/>
-    <w:lvl w:ilvl="0" w:tplc="2E70D592">
+    <w:tmpl w:val="51C8D4EC"/>
+    <w:lvl w:ilvl="0" w:tplc="DF1A8A18">
       <w:start w:val="1"/>
-      <w:numFmt w:val="bullet"/>
-      <w:lvlText w:val="•"/>
+      <w:numFmt w:val="decimal"/>
+      <w:lvlText w:val="%1."/>
       <w:lvlJc w:val="left"/>
       <w:pPr>
-        <w:ind w:left="460" w:hanging="280"/>
-      </w:pPr>
+        <w:ind w:left="460" w:hanging="360"/>
+      </w:pPr>
+      <w:rPr>
+        <w:b/>
+        <w:bCs/>
+        <w:color w:val="A67C27"/>
+      </w:rPr>
     </w:lvl>
-    <w:lvl w:ilvl="1" w:tplc="BF164442">
-      <w:start w:val="1"/>
-      <w:numFmt w:val="bullet"/>
-      <w:lvlText w:val="–"/>
-      <w:lvlJc w:val="left"/>
-      <w:pPr>
-        <w:ind w:left="900" w:hanging="280"/>
-      </w:pPr>
-    </w:lvl>
-    <w:lvl w:ilvl="2" w:tplc="0E123DE0">
+    <w:lvl w:ilvl="1" w:tplc="2D5EC7BC">
       <w:numFmt w:val="decimal"/>
       <w:lvlText w:val=""/>
       <w:lvlJc w:val="left"/>
     </w:lvl>
-    <w:lvl w:ilvl="3" w:tplc="4B964488">
+    <w:lvl w:ilvl="2" w:tplc="0394A1AC">
       <w:numFmt w:val="decimal"/>
       <w:lvlText w:val=""/>
       <w:lvlJc w:val="left"/>
     </w:lvl>
-    <w:lvl w:ilvl="4" w:tplc="7360BBA4">
+    <w:lvl w:ilvl="3" w:tplc="B5D8BE2C">
       <w:numFmt w:val="decimal"/>
       <w:lvlText w:val=""/>
       <w:lvlJc w:val="left"/>
     </w:lvl>
-    <w:lvl w:ilvl="5" w:tplc="FF62E266">
+    <w:lvl w:ilvl="4" w:tplc="20A01FFE">
       <w:numFmt w:val="decimal"/>
       <w:lvlText w:val=""/>
       <w:lvlJc w:val="left"/>
     </w:lvl>
-    <w:lvl w:ilvl="6" w:tplc="F62A485A">
+    <w:lvl w:ilvl="5" w:tplc="A58EAD56">
       <w:numFmt w:val="decimal"/>
       <w:lvlText w:val=""/>
       <w:lvlJc w:val="left"/>
     </w:lvl>
-    <w:lvl w:ilvl="7" w:tplc="1668F986">
+    <w:lvl w:ilvl="6" w:tplc="5EC6280A">
       <w:numFmt w:val="decimal"/>
       <w:lvlText w:val=""/>
       <w:lvlJc w:val="left"/>
     </w:lvl>
-    <w:lvl w:ilvl="8" w:tplc="41F498AE">
+    <w:lvl w:ilvl="7" w:tplc="5EA0B3D2">
+      <w:numFmt w:val="decimal"/>
+      <w:lvlText w:val=""/>
+      <w:lvlJc w:val="left"/>
+    </w:lvl>
+    <w:lvl w:ilvl="8" w:tplc="24063FA4">
       <w:numFmt w:val="decimal"/>
       <w:lvlText w:val=""/>
       <w:lvlJc w:val="left"/>
     </w:lvl>
   </w:abstractNum>
   <w:abstractNum w:abstractNumId="5" w15:restartNumberingAfterBreak="0">
-    <w:nsid w:val="69B50B0B"/>
+    <w:nsid w:val="50004924"/>
     <w:multiLevelType w:val="hybridMultilevel"/>
-    <w:tmpl w:val="A67EDF38"/>
-    <w:lvl w:ilvl="0" w:tplc="196EDD44">
+    <w:tmpl w:val="787A3FF6"/>
+    <w:lvl w:ilvl="0" w:tplc="2D0C9660">
+      <w:start w:val="1"/>
+      <w:numFmt w:val="bullet"/>
+      <w:lvlText w:val="•"/>
+      <w:lvlJc w:val="left"/>
+      <w:pPr>
+        <w:ind w:left="460" w:hanging="280"/>
+      </w:pPr>
+    </w:lvl>
+    <w:lvl w:ilvl="1" w:tplc="45B6E020">
+      <w:start w:val="1"/>
+      <w:numFmt w:val="bullet"/>
+      <w:lvlText w:val="–"/>
+      <w:lvlJc w:val="left"/>
+      <w:pPr>
+        <w:ind w:left="900" w:hanging="280"/>
+      </w:pPr>
+    </w:lvl>
+    <w:lvl w:ilvl="2" w:tplc="E594FF12">
+      <w:numFmt w:val="decimal"/>
+      <w:lvlText w:val=""/>
+      <w:lvlJc w:val="left"/>
+    </w:lvl>
+    <w:lvl w:ilvl="3" w:tplc="E9B6AC94">
+      <w:numFmt w:val="decimal"/>
+      <w:lvlText w:val=""/>
+      <w:lvlJc w:val="left"/>
+    </w:lvl>
+    <w:lvl w:ilvl="4" w:tplc="1AD4921E">
+      <w:numFmt w:val="decimal"/>
+      <w:lvlText w:val=""/>
+      <w:lvlJc w:val="left"/>
+    </w:lvl>
+    <w:lvl w:ilvl="5" w:tplc="F438C2EA">
+      <w:numFmt w:val="decimal"/>
+      <w:lvlText w:val=""/>
+      <w:lvlJc w:val="left"/>
+    </w:lvl>
+    <w:lvl w:ilvl="6" w:tplc="065E9D04">
+      <w:numFmt w:val="decimal"/>
+      <w:lvlText w:val=""/>
+      <w:lvlJc w:val="left"/>
+    </w:lvl>
+    <w:lvl w:ilvl="7" w:tplc="42982AF8">
+      <w:numFmt w:val="decimal"/>
+      <w:lvlText w:val=""/>
+      <w:lvlJc w:val="left"/>
+    </w:lvl>
+    <w:lvl w:ilvl="8" w:tplc="E3E42AC6">
+      <w:numFmt w:val="decimal"/>
+      <w:lvlText w:val=""/>
+      <w:lvlJc w:val="left"/>
+    </w:lvl>
+  </w:abstractNum>
+  <w:abstractNum w:abstractNumId="6" w15:restartNumberingAfterBreak="0">
+    <w:nsid w:val="5F8242FB"/>
+    <w:multiLevelType w:val="hybridMultilevel"/>
+    <w:tmpl w:val="C3EE29D2"/>
+    <w:lvl w:ilvl="0" w:tplc="B844B9AE">
+      <w:start w:val="1"/>
+      <w:numFmt w:val="bullet"/>
+      <w:lvlText w:val="●"/>
+      <w:lvlJc w:val="left"/>
+      <w:pPr>
+        <w:ind w:left="720" w:hanging="360"/>
+      </w:pPr>
+    </w:lvl>
+    <w:lvl w:ilvl="1" w:tplc="E02ED766">
+      <w:start w:val="1"/>
+      <w:numFmt w:val="bullet"/>
+      <w:lvlText w:val="○"/>
+      <w:lvlJc w:val="left"/>
+      <w:pPr>
+        <w:ind w:left="1440" w:hanging="360"/>
+      </w:pPr>
+    </w:lvl>
+    <w:lvl w:ilvl="2" w:tplc="DC426E12">
+      <w:start w:val="1"/>
+      <w:numFmt w:val="bullet"/>
+      <w:lvlText w:val="■"/>
+      <w:lvlJc w:val="left"/>
+      <w:pPr>
+        <w:ind w:left="2160" w:hanging="360"/>
+      </w:pPr>
+    </w:lvl>
+    <w:lvl w:ilvl="3" w:tplc="35208B24">
+      <w:start w:val="1"/>
+      <w:numFmt w:val="bullet"/>
+      <w:lvlText w:val="●"/>
+      <w:lvlJc w:val="left"/>
+      <w:pPr>
+        <w:ind w:left="2880" w:hanging="360"/>
+      </w:pPr>
+    </w:lvl>
+    <w:lvl w:ilvl="4" w:tplc="51140270">
+      <w:start w:val="1"/>
+      <w:numFmt w:val="bullet"/>
+      <w:lvlText w:val="○"/>
+      <w:lvlJc w:val="left"/>
+      <w:pPr>
+        <w:ind w:left="3600" w:hanging="360"/>
+      </w:pPr>
+    </w:lvl>
+    <w:lvl w:ilvl="5" w:tplc="C2F4C2C0">
+      <w:start w:val="1"/>
+      <w:numFmt w:val="bullet"/>
+      <w:lvlText w:val="■"/>
+      <w:lvlJc w:val="left"/>
+      <w:pPr>
+        <w:ind w:left="4320" w:hanging="360"/>
+      </w:pPr>
+    </w:lvl>
+    <w:lvl w:ilvl="6" w:tplc="CF7AFC78">
+      <w:start w:val="1"/>
+      <w:numFmt w:val="bullet"/>
+      <w:lvlText w:val="●"/>
+      <w:lvlJc w:val="left"/>
+      <w:pPr>
+        <w:ind w:left="5040" w:hanging="360"/>
+      </w:pPr>
+    </w:lvl>
+    <w:lvl w:ilvl="7" w:tplc="51DAA422">
+      <w:start w:val="1"/>
+      <w:numFmt w:val="bullet"/>
+      <w:lvlText w:val="●"/>
+      <w:lvlJc w:val="left"/>
+      <w:pPr>
+        <w:ind w:left="5760" w:hanging="360"/>
+      </w:pPr>
+    </w:lvl>
+    <w:lvl w:ilvl="8" w:tplc="44C800B4">
+      <w:start w:val="1"/>
+      <w:numFmt w:val="bullet"/>
+      <w:lvlText w:val="●"/>
+      <w:lvlJc w:val="left"/>
+      <w:pPr>
+        <w:ind w:left="6480" w:hanging="360"/>
+      </w:pPr>
+    </w:lvl>
+  </w:abstractNum>
+  <w:abstractNum w:abstractNumId="7" w15:restartNumberingAfterBreak="0">
+    <w:nsid w:val="6B7118D3"/>
+    <w:multiLevelType w:val="hybridMultilevel"/>
+    <w:tmpl w:val="FDDA531C"/>
+    <w:lvl w:ilvl="0" w:tplc="CBF4D1E6">
       <w:start w:val="1"/>
       <w:numFmt w:val="decimal"/>
       <w:lvlText w:val="%1."/>
@@ -6528,236 +6673,91 @@
         <w:color w:val="A67C27"/>
       </w:rPr>
     </w:lvl>
-    <w:lvl w:ilvl="1" w:tplc="14EAA2DC">
+    <w:lvl w:ilvl="1" w:tplc="14F0BCD4">
       <w:numFmt w:val="decimal"/>
       <w:lvlText w:val=""/>
       <w:lvlJc w:val="left"/>
     </w:lvl>
-    <w:lvl w:ilvl="2" w:tplc="5E1CC02C">
+    <w:lvl w:ilvl="2" w:tplc="8AFECD0A">
       <w:numFmt w:val="decimal"/>
       <w:lvlText w:val=""/>
       <w:lvlJc w:val="left"/>
     </w:lvl>
-    <w:lvl w:ilvl="3" w:tplc="F768D850">
+    <w:lvl w:ilvl="3" w:tplc="73DA06EA">
       <w:numFmt w:val="decimal"/>
       <w:lvlText w:val=""/>
       <w:lvlJc w:val="left"/>
     </w:lvl>
-    <w:lvl w:ilvl="4" w:tplc="F8E29120">
+    <w:lvl w:ilvl="4" w:tplc="90405E68">
       <w:numFmt w:val="decimal"/>
       <w:lvlText w:val=""/>
       <w:lvlJc w:val="left"/>
     </w:lvl>
-    <w:lvl w:ilvl="5" w:tplc="064AB36E">
+    <w:lvl w:ilvl="5" w:tplc="1B70EF8A">
       <w:numFmt w:val="decimal"/>
       <w:lvlText w:val=""/>
       <w:lvlJc w:val="left"/>
     </w:lvl>
-    <w:lvl w:ilvl="6" w:tplc="238290C4">
+    <w:lvl w:ilvl="6" w:tplc="2CF4EC28">
       <w:numFmt w:val="decimal"/>
       <w:lvlText w:val=""/>
       <w:lvlJc w:val="left"/>
     </w:lvl>
-    <w:lvl w:ilvl="7" w:tplc="270AFE10">
+    <w:lvl w:ilvl="7" w:tplc="5ACE24C8">
       <w:numFmt w:val="decimal"/>
       <w:lvlText w:val=""/>
       <w:lvlJc w:val="left"/>
     </w:lvl>
-    <w:lvl w:ilvl="8" w:tplc="32BA988A">
+    <w:lvl w:ilvl="8" w:tplc="5DAE79FC">
       <w:numFmt w:val="decimal"/>
       <w:lvlText w:val=""/>
       <w:lvlJc w:val="left"/>
     </w:lvl>
   </w:abstractNum>
-  <w:abstractNum w:abstractNumId="6" w15:restartNumberingAfterBreak="0">
-    <w:nsid w:val="740B100D"/>
-    <w:multiLevelType w:val="hybridMultilevel"/>
-    <w:tmpl w:val="D6D06418"/>
-    <w:lvl w:ilvl="0" w:tplc="640238F2">
-      <w:start w:val="1"/>
-      <w:numFmt w:val="decimal"/>
-      <w:lvlText w:val="%1."/>
-      <w:lvlJc w:val="left"/>
-      <w:pPr>
-        <w:ind w:left="460" w:hanging="360"/>
-      </w:pPr>
-      <w:rPr>
-        <w:b/>
-        <w:bCs/>
-        <w:color w:val="A67C27"/>
-      </w:rPr>
-    </w:lvl>
-    <w:lvl w:ilvl="1" w:tplc="07C68076">
-      <w:numFmt w:val="decimal"/>
-      <w:lvlText w:val=""/>
-      <w:lvlJc w:val="left"/>
-    </w:lvl>
-    <w:lvl w:ilvl="2" w:tplc="CCAEBA08">
-      <w:numFmt w:val="decimal"/>
-      <w:lvlText w:val=""/>
-      <w:lvlJc w:val="left"/>
-    </w:lvl>
-    <w:lvl w:ilvl="3" w:tplc="7738355E">
-      <w:numFmt w:val="decimal"/>
-      <w:lvlText w:val=""/>
-      <w:lvlJc w:val="left"/>
-    </w:lvl>
-    <w:lvl w:ilvl="4" w:tplc="E20CA74A">
-      <w:numFmt w:val="decimal"/>
-      <w:lvlText w:val=""/>
-      <w:lvlJc w:val="left"/>
-    </w:lvl>
-    <w:lvl w:ilvl="5" w:tplc="6DDE459A">
-      <w:numFmt w:val="decimal"/>
-      <w:lvlText w:val=""/>
-      <w:lvlJc w:val="left"/>
-    </w:lvl>
-    <w:lvl w:ilvl="6" w:tplc="7D6AEC20">
-      <w:numFmt w:val="decimal"/>
-      <w:lvlText w:val=""/>
-      <w:lvlJc w:val="left"/>
-    </w:lvl>
-    <w:lvl w:ilvl="7" w:tplc="48D47A74">
-      <w:numFmt w:val="decimal"/>
-      <w:lvlText w:val=""/>
-      <w:lvlJc w:val="left"/>
-    </w:lvl>
-    <w:lvl w:ilvl="8" w:tplc="4E1C0846">
-      <w:numFmt w:val="decimal"/>
-      <w:lvlText w:val=""/>
-      <w:lvlJc w:val="left"/>
-    </w:lvl>
-  </w:abstractNum>
-  <w:abstractNum w:abstractNumId="7" w15:restartNumberingAfterBreak="0">
-    <w:nsid w:val="78A76390"/>
-    <w:multiLevelType w:val="hybridMultilevel"/>
-    <w:tmpl w:val="A8901A2C"/>
-    <w:lvl w:ilvl="0" w:tplc="73C48722">
-      <w:start w:val="1"/>
-      <w:numFmt w:val="bullet"/>
-      <w:lvlText w:val="●"/>
-      <w:lvlJc w:val="left"/>
-      <w:pPr>
-        <w:ind w:left="720" w:hanging="360"/>
-      </w:pPr>
-    </w:lvl>
-    <w:lvl w:ilvl="1" w:tplc="8E6ADFB6">
-      <w:start w:val="1"/>
-      <w:numFmt w:val="bullet"/>
-      <w:lvlText w:val="○"/>
-      <w:lvlJc w:val="left"/>
-      <w:pPr>
-        <w:ind w:left="1440" w:hanging="360"/>
-      </w:pPr>
-    </w:lvl>
-    <w:lvl w:ilvl="2" w:tplc="DE08801C">
-      <w:start w:val="1"/>
-      <w:numFmt w:val="bullet"/>
-      <w:lvlText w:val="■"/>
-      <w:lvlJc w:val="left"/>
-      <w:pPr>
-        <w:ind w:left="2160" w:hanging="360"/>
-      </w:pPr>
-    </w:lvl>
-    <w:lvl w:ilvl="3" w:tplc="52E20314">
-      <w:start w:val="1"/>
-      <w:numFmt w:val="bullet"/>
-      <w:lvlText w:val="●"/>
-      <w:lvlJc w:val="left"/>
-      <w:pPr>
-        <w:ind w:left="2880" w:hanging="360"/>
-      </w:pPr>
-    </w:lvl>
-    <w:lvl w:ilvl="4" w:tplc="8DAA3B06">
-      <w:start w:val="1"/>
-      <w:numFmt w:val="bullet"/>
-      <w:lvlText w:val="○"/>
-      <w:lvlJc w:val="left"/>
-      <w:pPr>
-        <w:ind w:left="3600" w:hanging="360"/>
-      </w:pPr>
-    </w:lvl>
-    <w:lvl w:ilvl="5" w:tplc="BCCEDDA8">
-      <w:start w:val="1"/>
-      <w:numFmt w:val="bullet"/>
-      <w:lvlText w:val="■"/>
-      <w:lvlJc w:val="left"/>
-      <w:pPr>
-        <w:ind w:left="4320" w:hanging="360"/>
-      </w:pPr>
-    </w:lvl>
-    <w:lvl w:ilvl="6" w:tplc="005C206C">
-      <w:start w:val="1"/>
-      <w:numFmt w:val="bullet"/>
-      <w:lvlText w:val="●"/>
-      <w:lvlJc w:val="left"/>
-      <w:pPr>
-        <w:ind w:left="5040" w:hanging="360"/>
-      </w:pPr>
-    </w:lvl>
-    <w:lvl w:ilvl="7" w:tplc="55562BF8">
-      <w:start w:val="1"/>
-      <w:numFmt w:val="bullet"/>
-      <w:lvlText w:val="●"/>
-      <w:lvlJc w:val="left"/>
-      <w:pPr>
-        <w:ind w:left="5760" w:hanging="360"/>
-      </w:pPr>
-    </w:lvl>
-    <w:lvl w:ilvl="8" w:tplc="4ACE173C">
-      <w:start w:val="1"/>
-      <w:numFmt w:val="bullet"/>
-      <w:lvlText w:val="●"/>
-      <w:lvlJc w:val="left"/>
-      <w:pPr>
-        <w:ind w:left="6480" w:hanging="360"/>
-      </w:pPr>
-    </w:lvl>
-  </w:abstractNum>
-  <w:num w:numId="1" w16cid:durableId="1649089844">
+  <w:num w:numId="1" w16cid:durableId="515583866">
+    <w:abstractNumId w:val="6"/>
+    <w:lvlOverride w:ilvl="0">
+      <w:startOverride w:val="1"/>
+    </w:lvlOverride>
+  </w:num>
+  <w:num w:numId="2" w16cid:durableId="454830099">
+    <w:abstractNumId w:val="5"/>
+    <w:lvlOverride w:ilvl="0">
+      <w:startOverride w:val="1"/>
+    </w:lvlOverride>
+  </w:num>
+  <w:num w:numId="3" w16cid:durableId="1426733799">
+    <w:abstractNumId w:val="2"/>
+    <w:lvlOverride w:ilvl="0">
+      <w:startOverride w:val="1"/>
+    </w:lvlOverride>
+  </w:num>
+  <w:num w:numId="4" w16cid:durableId="498421780">
     <w:abstractNumId w:val="7"/>
     <w:lvlOverride w:ilvl="0">
       <w:startOverride w:val="1"/>
     </w:lvlOverride>
   </w:num>
-  <w:num w:numId="2" w16cid:durableId="1702779963">
-    <w:abstractNumId w:val="4"/>
+  <w:num w:numId="5" w16cid:durableId="370154999">
+    <w:abstractNumId w:val="1"/>
     <w:lvlOverride w:ilvl="0">
       <w:startOverride w:val="1"/>
     </w:lvlOverride>
   </w:num>
-  <w:num w:numId="3" w16cid:durableId="277108867">
+  <w:num w:numId="6" w16cid:durableId="510606005">
+    <w:abstractNumId w:val="0"/>
+    <w:lvlOverride w:ilvl="0">
+      <w:startOverride w:val="1"/>
+    </w:lvlOverride>
+  </w:num>
+  <w:num w:numId="7" w16cid:durableId="1776093184">
     <w:abstractNumId w:val="3"/>
     <w:lvlOverride w:ilvl="0">
       <w:startOverride w:val="1"/>
     </w:lvlOverride>
   </w:num>
-  <w:num w:numId="4" w16cid:durableId="1620378446">
-    <w:abstractNumId w:val="5"/>
-    <w:lvlOverride w:ilvl="0">
-      <w:startOverride w:val="1"/>
-    </w:lvlOverride>
-  </w:num>
-  <w:num w:numId="5" w16cid:durableId="210044441">
-    <w:abstractNumId w:val="0"/>
-    <w:lvlOverride w:ilvl="0">
-      <w:startOverride w:val="1"/>
-    </w:lvlOverride>
-  </w:num>
-  <w:num w:numId="6" w16cid:durableId="1327510566">
-    <w:abstractNumId w:val="1"/>
-    <w:lvlOverride w:ilvl="0">
-      <w:startOverride w:val="1"/>
-    </w:lvlOverride>
-  </w:num>
-  <w:num w:numId="7" w16cid:durableId="410005034">
-    <w:abstractNumId w:val="2"/>
-    <w:lvlOverride w:ilvl="0">
-      <w:startOverride w:val="1"/>
-    </w:lvlOverride>
-  </w:num>
-  <w:num w:numId="8" w16cid:durableId="31728752">
-    <w:abstractNumId w:val="6"/>
+  <w:num w:numId="8" w16cid:durableId="353776822">
+    <w:abstractNumId w:val="4"/>
     <w:lvlOverride w:ilvl="0">
       <w:startOverride w:val="1"/>
     </w:lvlOverride>
@@ -7382,7 +7382,7 @@
     <w:autoRedefine/>
     <w:uiPriority w:val="39"/>
     <w:unhideWhenUsed/>
-    <w:rsid w:val="005C4C5A"/>
+    <w:rsid w:val="00C81CFD"/>
     <w:pPr>
       <w:spacing w:after="100"/>
     </w:pPr>
@@ -7394,7 +7394,7 @@
     <w:autoRedefine/>
     <w:uiPriority w:val="39"/>
     <w:unhideWhenUsed/>
-    <w:rsid w:val="005C4C5A"/>
+    <w:rsid w:val="00C81CFD"/>
     <w:pPr>
       <w:spacing w:after="100"/>
       <w:ind w:left="210"/>

--- a/docs/manuals/Role_Guide_4_QUAN_QA_RA.docx
+++ b/docs/manuals/Role_Guide_4_QUAN_QA_RA.docx
@@ -69,7 +69,7 @@
           <w:left w:w="10" w:type="dxa"/>
           <w:right w:w="10" w:type="dxa"/>
         </w:tblCellMar>
-        <w:tblLook w:val="0000" w:firstRow="0" w:lastRow="0" w:firstColumn="0" w:lastColumn="0" w:noHBand="0" w:noVBand="0"/>
+        <w:tblLook w:val="04A0" w:firstRow="1" w:lastRow="0" w:firstColumn="1" w:lastColumn="0" w:noHBand="0" w:noVBand="1"/>
       </w:tblPr>
       <w:tblGrid>
         <w:gridCol w:w="2300"/>
@@ -469,7 +469,7 @@
                 <w:sz w:val="19"/>
                 <w:szCs w:val="19"/>
               </w:rPr>
-              <w:t>Version 1.0 · 15 September 2026</w:t>
+              <w:t>Version 1.1 · 19 September 2026</w:t>
             </w:r>
           </w:p>
         </w:tc>
@@ -538,7 +538,7 @@
     <w:sdt>
       <w:sdtPr>
         <w:alias w:val="Contents"/>
-        <w:id w:val="-1422321278"/>
+        <w:id w:val="-64187351"/>
       </w:sdtPr>
       <w:sdtEndPr/>
       <w:sdtContent>
@@ -567,7 +567,7 @@
           <w:r>
             <w:fldChar w:fldCharType="separate"/>
           </w:r>
-          <w:hyperlink w:anchor="_Toc240455263" w:history="1">
+          <w:hyperlink w:anchor="_Toc240713085" w:history="1">
             <w:r>
               <w:rPr>
                 <w:rStyle w:val="Hyperlink"/>
@@ -591,7 +591,7 @@
               <w:rPr>
                 <w:noProof/>
               </w:rPr>
-              <w:instrText xml:space="preserve"> PAGEREF _Toc240455263 \h </w:instrText>
+              <w:instrText xml:space="preserve"> PAGEREF _Toc240713085 \h </w:instrText>
             </w:r>
             <w:r>
               <w:rPr>
@@ -634,7 +634,7 @@
               <w14:ligatures w14:val="standardContextual"/>
             </w:rPr>
           </w:pPr>
-          <w:hyperlink w:anchor="_Toc240455264" w:history="1">
+          <w:hyperlink w:anchor="_Toc240713086" w:history="1">
             <w:r>
               <w:rPr>
                 <w:rStyle w:val="Hyperlink"/>
@@ -658,7 +658,7 @@
               <w:rPr>
                 <w:noProof/>
               </w:rPr>
-              <w:instrText xml:space="preserve"> PAGEREF _Toc240455264 \h </w:instrText>
+              <w:instrText xml:space="preserve"> PAGEREF _Toc240713086 \h </w:instrText>
             </w:r>
             <w:r>
               <w:rPr>
@@ -701,7 +701,7 @@
               <w14:ligatures w14:val="standardContextual"/>
             </w:rPr>
           </w:pPr>
-          <w:hyperlink w:anchor="_Toc240455265" w:history="1">
+          <w:hyperlink w:anchor="_Toc240713087" w:history="1">
             <w:r>
               <w:rPr>
                 <w:rStyle w:val="Hyperlink"/>
@@ -725,7 +725,7 @@
               <w:rPr>
                 <w:noProof/>
               </w:rPr>
-              <w:instrText xml:space="preserve"> PAGEREF _Toc240455265 \h </w:instrText>
+              <w:instrText xml:space="preserve"> PAGEREF _Toc240713087 \h </w:instrText>
             </w:r>
             <w:r>
               <w:rPr>
@@ -768,7 +768,7 @@
               <w14:ligatures w14:val="standardContextual"/>
             </w:rPr>
           </w:pPr>
-          <w:hyperlink w:anchor="_Toc240455266" w:history="1">
+          <w:hyperlink w:anchor="_Toc240713088" w:history="1">
             <w:r>
               <w:rPr>
                 <w:rStyle w:val="Hyperlink"/>
@@ -792,7 +792,7 @@
               <w:rPr>
                 <w:noProof/>
               </w:rPr>
-              <w:instrText xml:space="preserve"> PAGEREF _Toc240455266 \h </w:instrText>
+              <w:instrText xml:space="preserve"> PAGEREF _Toc240713088 \h </w:instrText>
             </w:r>
             <w:r>
               <w:rPr>
@@ -835,7 +835,7 @@
               <w14:ligatures w14:val="standardContextual"/>
             </w:rPr>
           </w:pPr>
-          <w:hyperlink w:anchor="_Toc240455267" w:history="1">
+          <w:hyperlink w:anchor="_Toc240713089" w:history="1">
             <w:r>
               <w:rPr>
                 <w:rStyle w:val="Hyperlink"/>
@@ -859,7 +859,7 @@
               <w:rPr>
                 <w:noProof/>
               </w:rPr>
-              <w:instrText xml:space="preserve"> PAGEREF _Toc240455267 \h </w:instrText>
+              <w:instrText xml:space="preserve"> PAGEREF _Toc240713089 \h </w:instrText>
             </w:r>
             <w:r>
               <w:rPr>
@@ -902,7 +902,7 @@
               <w14:ligatures w14:val="standardContextual"/>
             </w:rPr>
           </w:pPr>
-          <w:hyperlink w:anchor="_Toc240455268" w:history="1">
+          <w:hyperlink w:anchor="_Toc240713090" w:history="1">
             <w:r>
               <w:rPr>
                 <w:rStyle w:val="Hyperlink"/>
@@ -926,7 +926,7 @@
               <w:rPr>
                 <w:noProof/>
               </w:rPr>
-              <w:instrText xml:space="preserve"> PAGEREF _Toc240455268 \h </w:instrText>
+              <w:instrText xml:space="preserve"> PAGEREF _Toc240713090 \h </w:instrText>
             </w:r>
             <w:r>
               <w:rPr>
@@ -969,7 +969,7 @@
               <w14:ligatures w14:val="standardContextual"/>
             </w:rPr>
           </w:pPr>
-          <w:hyperlink w:anchor="_Toc240455269" w:history="1">
+          <w:hyperlink w:anchor="_Toc240713091" w:history="1">
             <w:r>
               <w:rPr>
                 <w:rStyle w:val="Hyperlink"/>
@@ -993,7 +993,7 @@
               <w:rPr>
                 <w:noProof/>
               </w:rPr>
-              <w:instrText xml:space="preserve"> PAGEREF _Toc240455269 \h </w:instrText>
+              <w:instrText xml:space="preserve"> PAGEREF _Toc240713091 \h </w:instrText>
             </w:r>
             <w:r>
               <w:rPr>
@@ -1036,7 +1036,7 @@
               <w14:ligatures w14:val="standardContextual"/>
             </w:rPr>
           </w:pPr>
-          <w:hyperlink w:anchor="_Toc240455270" w:history="1">
+          <w:hyperlink w:anchor="_Toc240713092" w:history="1">
             <w:r>
               <w:rPr>
                 <w:rStyle w:val="Hyperlink"/>
@@ -1060,7 +1060,7 @@
               <w:rPr>
                 <w:noProof/>
               </w:rPr>
-              <w:instrText xml:space="preserve"> PAGEREF _Toc240455270 \h </w:instrText>
+              <w:instrText xml:space="preserve"> PAGEREF _Toc240713092 \h </w:instrText>
             </w:r>
             <w:r>
               <w:rPr>
@@ -1103,7 +1103,7 @@
               <w14:ligatures w14:val="standardContextual"/>
             </w:rPr>
           </w:pPr>
-          <w:hyperlink w:anchor="_Toc240455271" w:history="1">
+          <w:hyperlink w:anchor="_Toc240713093" w:history="1">
             <w:r>
               <w:rPr>
                 <w:rStyle w:val="Hyperlink"/>
@@ -1127,7 +1127,7 @@
               <w:rPr>
                 <w:noProof/>
               </w:rPr>
-              <w:instrText xml:space="preserve"> PAGEREF _Toc240455271 \h </w:instrText>
+              <w:instrText xml:space="preserve"> PAGEREF _Toc240713093 \h </w:instrText>
             </w:r>
             <w:r>
               <w:rPr>
@@ -1170,7 +1170,7 @@
               <w14:ligatures w14:val="standardContextual"/>
             </w:rPr>
           </w:pPr>
-          <w:hyperlink w:anchor="_Toc240455272" w:history="1">
+          <w:hyperlink w:anchor="_Toc240713094" w:history="1">
             <w:r>
               <w:rPr>
                 <w:rStyle w:val="Hyperlink"/>
@@ -1194,7 +1194,7 @@
               <w:rPr>
                 <w:noProof/>
               </w:rPr>
-              <w:instrText xml:space="preserve"> PAGEREF _Toc240455272 \h </w:instrText>
+              <w:instrText xml:space="preserve"> PAGEREF _Toc240713094 \h </w:instrText>
             </w:r>
             <w:r>
               <w:rPr>
@@ -1237,7 +1237,7 @@
               <w14:ligatures w14:val="standardContextual"/>
             </w:rPr>
           </w:pPr>
-          <w:hyperlink w:anchor="_Toc240455273" w:history="1">
+          <w:hyperlink w:anchor="_Toc240713095" w:history="1">
             <w:r>
               <w:rPr>
                 <w:rStyle w:val="Hyperlink"/>
@@ -1261,7 +1261,7 @@
               <w:rPr>
                 <w:noProof/>
               </w:rPr>
-              <w:instrText xml:space="preserve"> PAGEREF _Toc240455273 \h </w:instrText>
+              <w:instrText xml:space="preserve"> PAGEREF _Toc240713095 \h </w:instrText>
             </w:r>
             <w:r>
               <w:rPr>
@@ -1304,7 +1304,7 @@
               <w14:ligatures w14:val="standardContextual"/>
             </w:rPr>
           </w:pPr>
-          <w:hyperlink w:anchor="_Toc240455274" w:history="1">
+          <w:hyperlink w:anchor="_Toc240713096" w:history="1">
             <w:r>
               <w:rPr>
                 <w:rStyle w:val="Hyperlink"/>
@@ -1328,7 +1328,7 @@
               <w:rPr>
                 <w:noProof/>
               </w:rPr>
-              <w:instrText xml:space="preserve"> PAGEREF _Toc240455274 \h </w:instrText>
+              <w:instrText xml:space="preserve"> PAGEREF _Toc240713096 \h </w:instrText>
             </w:r>
             <w:r>
               <w:rPr>
@@ -1371,7 +1371,7 @@
               <w14:ligatures w14:val="standardContextual"/>
             </w:rPr>
           </w:pPr>
-          <w:hyperlink w:anchor="_Toc240455275" w:history="1">
+          <w:hyperlink w:anchor="_Toc240713097" w:history="1">
             <w:r>
               <w:rPr>
                 <w:rStyle w:val="Hyperlink"/>
@@ -1395,7 +1395,7 @@
               <w:rPr>
                 <w:noProof/>
               </w:rPr>
-              <w:instrText xml:space="preserve"> PAGEREF _Toc240455275 \h </w:instrText>
+              <w:instrText xml:space="preserve"> PAGEREF _Toc240713097 \h </w:instrText>
             </w:r>
             <w:r>
               <w:rPr>
@@ -1438,7 +1438,7 @@
               <w14:ligatures w14:val="standardContextual"/>
             </w:rPr>
           </w:pPr>
-          <w:hyperlink w:anchor="_Toc240455276" w:history="1">
+          <w:hyperlink w:anchor="_Toc240713098" w:history="1">
             <w:r>
               <w:rPr>
                 <w:rStyle w:val="Hyperlink"/>
@@ -1462,7 +1462,7 @@
               <w:rPr>
                 <w:noProof/>
               </w:rPr>
-              <w:instrText xml:space="preserve"> PAGEREF _Toc240455276 \h </w:instrText>
+              <w:instrText xml:space="preserve"> PAGEREF _Toc240713098 \h </w:instrText>
             </w:r>
             <w:r>
               <w:rPr>
@@ -1505,7 +1505,7 @@
               <w14:ligatures w14:val="standardContextual"/>
             </w:rPr>
           </w:pPr>
-          <w:hyperlink w:anchor="_Toc240455277" w:history="1">
+          <w:hyperlink w:anchor="_Toc240713099" w:history="1">
             <w:r>
               <w:rPr>
                 <w:rStyle w:val="Hyperlink"/>
@@ -1529,7 +1529,7 @@
               <w:rPr>
                 <w:noProof/>
               </w:rPr>
-              <w:instrText xml:space="preserve"> PAGEREF _Toc240455277 \h </w:instrText>
+              <w:instrText xml:space="preserve"> PAGEREF _Toc240713099 \h </w:instrText>
             </w:r>
             <w:r>
               <w:rPr>
@@ -1572,7 +1572,7 @@
               <w14:ligatures w14:val="standardContextual"/>
             </w:rPr>
           </w:pPr>
-          <w:hyperlink w:anchor="_Toc240455278" w:history="1">
+          <w:hyperlink w:anchor="_Toc240713100" w:history="1">
             <w:r>
               <w:rPr>
                 <w:rStyle w:val="Hyperlink"/>
@@ -1596,7 +1596,7 @@
               <w:rPr>
                 <w:noProof/>
               </w:rPr>
-              <w:instrText xml:space="preserve"> PAGEREF _Toc240455278 \h </w:instrText>
+              <w:instrText xml:space="preserve"> PAGEREF _Toc240713100 \h </w:instrText>
             </w:r>
             <w:r>
               <w:rPr>
@@ -1635,7 +1635,7 @@
         <w:pStyle w:val="Heading1"/>
         <w:pageBreakBefore/>
       </w:pPr>
-      <w:bookmarkStart w:id="0" w:name="_Toc240455263"/>
+      <w:bookmarkStart w:id="0" w:name="_Toc240713085"/>
       <w:r>
         <w:lastRenderedPageBreak/>
         <w:t>1. Your role at a glance</w:t>
@@ -1795,7 +1795,7 @@
           <w:left w:w="10" w:type="dxa"/>
           <w:right w:w="10" w:type="dxa"/>
         </w:tblCellMar>
-        <w:tblLook w:val="0000" w:firstRow="0" w:lastRow="0" w:firstColumn="0" w:lastColumn="0" w:noHBand="0" w:noVBand="0"/>
+        <w:tblLook w:val="04A0" w:firstRow="1" w:lastRow="0" w:firstColumn="1" w:lastColumn="0" w:noHBand="0" w:noVBand="1"/>
       </w:tblPr>
       <w:tblGrid>
         <w:gridCol w:w="9412"/>
@@ -1855,7 +1855,7 @@
         <w:pStyle w:val="Heading1"/>
         <w:pageBreakBefore/>
       </w:pPr>
-      <w:bookmarkStart w:id="1" w:name="_Toc240455264"/>
+      <w:bookmarkStart w:id="1" w:name="_Toc240713086"/>
       <w:r>
         <w:lastRenderedPageBreak/>
         <w:t>2. Signing in and your screens</w:t>
@@ -1866,7 +1866,7 @@
       <w:pPr>
         <w:pStyle w:val="Heading2"/>
       </w:pPr>
-      <w:bookmarkStart w:id="2" w:name="_Toc240455265"/>
+      <w:bookmarkStart w:id="2" w:name="_Toc240713087"/>
       <w:r>
         <w:t>Signing in</w:t>
       </w:r>
@@ -1949,7 +1949,7 @@
           <w:noProof/>
         </w:rPr>
         <w:drawing>
-          <wp:inline distT="0" distB="0" distL="0" distR="0" wp14:anchorId="22C30C81" wp14:editId="2FC36CE2">
+          <wp:inline distT="0" distB="0" distL="0" distR="0">
             <wp:extent cx="5334000" cy="2333625"/>
             <wp:effectExtent l="0" t="0" r="0" b="0"/>
             <wp:docPr id="1" name="adm_login.jpg" descr="The sign-in screen for all internal staff." title="The sign-in screen for all internal staff."/>
@@ -2057,7 +2057,7 @@
           <w:left w:w="10" w:type="dxa"/>
           <w:right w:w="10" w:type="dxa"/>
         </w:tblCellMar>
-        <w:tblLook w:val="0000" w:firstRow="0" w:lastRow="0" w:firstColumn="0" w:lastColumn="0" w:noHBand="0" w:noVBand="0"/>
+        <w:tblLook w:val="04A0" w:firstRow="1" w:lastRow="0" w:firstColumn="1" w:lastColumn="0" w:noHBand="0" w:noVBand="1"/>
       </w:tblPr>
       <w:tblGrid>
         <w:gridCol w:w="9412"/>
@@ -2116,7 +2116,7 @@
       <w:pPr>
         <w:pStyle w:val="Heading2"/>
       </w:pPr>
-      <w:bookmarkStart w:id="3" w:name="_Toc240455266"/>
+      <w:bookmarkStart w:id="3" w:name="_Toc240713088"/>
       <w:r>
         <w:t>Finding your way around</w:t>
       </w:r>
@@ -2291,7 +2291,7 @@
         </w:rPr>
         <w:lastRenderedPageBreak/>
         <w:drawing>
-          <wp:inline distT="0" distB="0" distL="0" distR="0" wp14:anchorId="7734E088" wp14:editId="4296B7B8">
+          <wp:inline distT="0" distB="0" distL="0" distR="0">
             <wp:extent cx="5715000" cy="1876425"/>
             <wp:effectExtent l="0" t="0" r="0" b="0"/>
             <wp:docPr id="2" name="adm_not_your_role.jpg" descr="Opening a screen outside your role (for example from an old bookmark) shows this card instead of the screen." title="Opening a screen outside your role (for example from an old bookmark) shows this card instead of the screen."/>
@@ -2360,7 +2360,7 @@
       <w:pPr>
         <w:pStyle w:val="Heading2"/>
       </w:pPr>
-      <w:bookmarkStart w:id="4" w:name="_Toc240455267"/>
+      <w:bookmarkStart w:id="4" w:name="_Toc240713089"/>
       <w:r>
         <w:t>Your screens</w:t>
       </w:r>
@@ -2381,7 +2381,7 @@
           <w:left w:w="10" w:type="dxa"/>
           <w:right w:w="10" w:type="dxa"/>
         </w:tblCellMar>
-        <w:tblLook w:val="0000" w:firstRow="0" w:lastRow="0" w:firstColumn="0" w:lastColumn="0" w:noHBand="0" w:noVBand="0"/>
+        <w:tblLook w:val="04A0" w:firstRow="1" w:lastRow="0" w:firstColumn="1" w:lastColumn="0" w:noHBand="0" w:noVBand="1"/>
       </w:tblPr>
       <w:tblGrid>
         <w:gridCol w:w="2824"/>
@@ -2694,7 +2694,7 @@
       <w:pPr>
         <w:pStyle w:val="Heading2"/>
       </w:pPr>
-      <w:bookmarkStart w:id="5" w:name="_Toc240455268"/>
+      <w:bookmarkStart w:id="5" w:name="_Toc240713090"/>
       <w:r>
         <w:t>Changing your password</w:t>
       </w:r>
@@ -2777,7 +2777,7 @@
           <w:noProof/>
         </w:rPr>
         <w:drawing>
-          <wp:inline distT="0" distB="0" distL="0" distR="0" wp14:anchorId="2B12E07E" wp14:editId="0E3B02AA">
+          <wp:inline distT="0" distB="0" distL="0" distR="0">
             <wp:extent cx="5334000" cy="2171700"/>
             <wp:effectExtent l="0" t="0" r="0" b="0"/>
             <wp:docPr id="3" name="adm_account.jpg" descr="Change Password screen." title="Change Password screen."/>
@@ -2865,7 +2865,7 @@
         <w:pStyle w:val="Heading1"/>
         <w:pageBreakBefore/>
       </w:pPr>
-      <w:bookmarkStart w:id="6" w:name="_Toc240455269"/>
+      <w:bookmarkStart w:id="6" w:name="_Toc240713091"/>
       <w:r>
         <w:lastRenderedPageBreak/>
         <w:t>3. Your routine</w:t>
@@ -2895,7 +2895,7 @@
           <w:left w:w="10" w:type="dxa"/>
           <w:right w:w="10" w:type="dxa"/>
         </w:tblCellMar>
-        <w:tblLook w:val="0000" w:firstRow="0" w:lastRow="0" w:firstColumn="0" w:lastColumn="0" w:noHBand="0" w:noVBand="0"/>
+        <w:tblLook w:val="04A0" w:firstRow="1" w:lastRow="0" w:firstColumn="1" w:lastColumn="0" w:noHBand="0" w:noVBand="1"/>
       </w:tblPr>
       <w:tblGrid>
         <w:gridCol w:w="2071"/>
@@ -3209,7 +3209,7 @@
         <w:pStyle w:val="Heading1"/>
         <w:pageBreakBefore/>
       </w:pPr>
-      <w:bookmarkStart w:id="7" w:name="_Toc240455270"/>
+      <w:bookmarkStart w:id="7" w:name="_Toc240713092"/>
       <w:r>
         <w:lastRenderedPageBreak/>
         <w:t>4. Step-by-step tasks</w:t>
@@ -3220,7 +3220,7 @@
       <w:pPr>
         <w:pStyle w:val="Heading2"/>
       </w:pPr>
-      <w:bookmarkStart w:id="8" w:name="_Toc240455271"/>
+      <w:bookmarkStart w:id="8" w:name="_Toc240713093"/>
       <w:r>
         <w:t>4.1 Reading the QA Dashboard</w:t>
       </w:r>
@@ -3260,7 +3260,7 @@
           <w:noProof/>
         </w:rPr>
         <w:drawing>
-          <wp:inline distT="0" distB="0" distL="0" distR="0" wp14:anchorId="08E1F2C7" wp14:editId="5F2B668D">
+          <wp:inline distT="0" distB="0" distL="0" distR="0">
             <wp:extent cx="5334000" cy="2333625"/>
             <wp:effectExtent l="0" t="0" r="0" b="0"/>
             <wp:docPr id="4" name="qa_dashboard.jpg" descr="QA Dashboard." title="QA Dashboard."/>
@@ -3367,7 +3367,7 @@
       <w:pPr>
         <w:pStyle w:val="Heading2"/>
       </w:pPr>
-      <w:bookmarkStart w:id="9" w:name="_Toc240455272"/>
+      <w:bookmarkStart w:id="9" w:name="_Toc240713094"/>
       <w:r>
         <w:t>4.2 Reviewing questionnaires in the QA Queue</w:t>
       </w:r>
@@ -3407,7 +3407,7 @@
           <w:noProof/>
         </w:rPr>
         <w:drawing>
-          <wp:inline distT="0" distB="0" distL="0" distR="0" wp14:anchorId="1F0A1A26" wp14:editId="6199DEFF">
+          <wp:inline distT="0" distB="0" distL="0" distR="0">
             <wp:extent cx="5334000" cy="3333750"/>
             <wp:effectExtent l="0" t="0" r="0" b="0"/>
             <wp:docPr id="5" name="qa_queue.jpg" descr="QUAN QA Queue with the KoboToolbox sync panel." title="QUAN QA Queue with the KoboToolbox sync panel."/>
@@ -3605,7 +3605,7 @@
           <w:left w:w="10" w:type="dxa"/>
           <w:right w:w="10" w:type="dxa"/>
         </w:tblCellMar>
-        <w:tblLook w:val="0000" w:firstRow="0" w:lastRow="0" w:firstColumn="0" w:lastColumn="0" w:noHBand="0" w:noVBand="0"/>
+        <w:tblLook w:val="04A0" w:firstRow="1" w:lastRow="0" w:firstColumn="1" w:lastColumn="0" w:noHBand="0" w:noVBand="1"/>
       </w:tblPr>
       <w:tblGrid>
         <w:gridCol w:w="2353"/>
@@ -4051,7 +4051,7 @@
           <w:left w:w="10" w:type="dxa"/>
           <w:right w:w="10" w:type="dxa"/>
         </w:tblCellMar>
-        <w:tblLook w:val="0000" w:firstRow="0" w:lastRow="0" w:firstColumn="0" w:lastColumn="0" w:noHBand="0" w:noVBand="0"/>
+        <w:tblLook w:val="04A0" w:firstRow="1" w:lastRow="0" w:firstColumn="1" w:lastColumn="0" w:noHBand="0" w:noVBand="1"/>
       </w:tblPr>
       <w:tblGrid>
         <w:gridCol w:w="9412"/>
@@ -4146,7 +4146,7 @@
       <w:pPr>
         <w:pStyle w:val="Heading2"/>
       </w:pPr>
-      <w:bookmarkStart w:id="10" w:name="_Toc240455273"/>
+      <w:bookmarkStart w:id="10" w:name="_Toc240713095"/>
       <w:r>
         <w:t>4.3 Working QA exceptions</w:t>
       </w:r>
@@ -4211,7 +4211,7 @@
         </w:rPr>
         <w:lastRenderedPageBreak/>
         <w:drawing>
-          <wp:inline distT="0" distB="0" distL="0" distR="0" wp14:anchorId="670CC981" wp14:editId="709B5724">
+          <wp:inline distT="0" distB="0" distL="0" distR="0">
             <wp:extent cx="5334000" cy="3333750"/>
             <wp:effectExtent l="0" t="0" r="0" b="0"/>
             <wp:docPr id="6" name="qa_exceptions.jpg" descr="QA Exception Queue." title="QA Exception Queue."/>
@@ -4407,7 +4407,7 @@
       <w:pPr>
         <w:pStyle w:val="Heading2"/>
       </w:pPr>
-      <w:bookmarkStart w:id="11" w:name="_Toc240455274"/>
+      <w:bookmarkStart w:id="11" w:name="_Toc240713096"/>
       <w:r>
         <w:t>4.4 Downloading or emailing completed forms (Form PDFs)</w:t>
       </w:r>
@@ -4447,7 +4447,7 @@
           <w:noProof/>
         </w:rPr>
         <w:drawing>
-          <wp:inline distT="0" distB="0" distL="0" distR="0" wp14:anchorId="126AF4E5" wp14:editId="2C41AF90">
+          <wp:inline distT="0" distB="0" distL="0" distR="0">
             <wp:extent cx="5334000" cy="2333625"/>
             <wp:effectExtent l="0" t="0" r="0" b="0"/>
             <wp:docPr id="7" name="qa_form_pdfs.jpg" descr="Completed form PDFs." title="Completed form PDFs."/>
@@ -4599,7 +4599,7 @@
       <w:pPr>
         <w:pStyle w:val="Heading2"/>
       </w:pPr>
-      <w:bookmarkStart w:id="12" w:name="_Toc240455275"/>
+      <w:bookmarkStart w:id="12" w:name="_Toc240713097"/>
       <w:r>
         <w:t>4.5 Writing good QA notes</w:t>
       </w:r>
@@ -4667,7 +4667,7 @@
         <w:pStyle w:val="Heading1"/>
         <w:pageBreakBefore/>
       </w:pPr>
-      <w:bookmarkStart w:id="13" w:name="_Toc240455276"/>
+      <w:bookmarkStart w:id="13" w:name="_Toc240713098"/>
       <w:r>
         <w:lastRenderedPageBreak/>
         <w:t>5. Rules you must follow</w:t>
@@ -4818,7 +4818,7 @@
         <w:pStyle w:val="Heading1"/>
         <w:pageBreakBefore/>
       </w:pPr>
-      <w:bookmarkStart w:id="14" w:name="_Toc240455277"/>
+      <w:bookmarkStart w:id="14" w:name="_Toc240713099"/>
       <w:r>
         <w:lastRenderedPageBreak/>
         <w:t>6. Troubleshooting</w:t>
@@ -4840,7 +4840,7 @@
           <w:left w:w="10" w:type="dxa"/>
           <w:right w:w="10" w:type="dxa"/>
         </w:tblCellMar>
-        <w:tblLook w:val="0000" w:firstRow="0" w:lastRow="0" w:firstColumn="0" w:lastColumn="0" w:noHBand="0" w:noVBand="0"/>
+        <w:tblLook w:val="04A0" w:firstRow="1" w:lastRow="0" w:firstColumn="1" w:lastColumn="0" w:noHBand="0" w:noVBand="1"/>
       </w:tblPr>
       <w:tblGrid>
         <w:gridCol w:w="2635"/>
@@ -5591,6 +5591,86 @@
           </w:p>
         </w:tc>
       </w:tr>
+      <w:tr>
+        <w:tblPrEx>
+          <w:tblCellMar>
+            <w:top w:w="0" w:type="dxa"/>
+            <w:bottom w:w="0" w:type="dxa"/>
+          </w:tblCellMar>
+        </w:tblPrEx>
+        <w:trPr>
+          <w:cantSplit/>
+        </w:trPr>
+        <w:tc>
+          <w:tcPr>
+            <w:tcW w:w="2635" w:type="dxa"/>
+            <w:tcMar>
+              <w:top w:w="70" w:type="dxa"/>
+              <w:left w:w="110" w:type="dxa"/>
+              <w:bottom w:w="70" w:type="dxa"/>
+              <w:right w:w="110" w:type="dxa"/>
+            </w:tcMar>
+          </w:tcPr>
+          <w:p>
+            <w:pPr>
+              <w:spacing w:after="40"/>
+            </w:pPr>
+            <w:r>
+              <w:rPr>
+                <w:sz w:val="19"/>
+                <w:szCs w:val="19"/>
+              </w:rPr>
+              <w:t>A file upload seems stuck</w:t>
+            </w:r>
+          </w:p>
+        </w:tc>
+        <w:tc>
+          <w:tcPr>
+            <w:tcW w:w="3200" w:type="dxa"/>
+            <w:tcMar>
+              <w:top w:w="70" w:type="dxa"/>
+              <w:left w:w="110" w:type="dxa"/>
+              <w:bottom w:w="70" w:type="dxa"/>
+              <w:right w:w="110" w:type="dxa"/>
+            </w:tcMar>
+          </w:tcPr>
+          <w:p>
+            <w:pPr>
+              <w:spacing w:after="40"/>
+            </w:pPr>
+            <w:r>
+              <w:rPr>
+                <w:sz w:val="19"/>
+                <w:szCs w:val="19"/>
+              </w:rPr>
+              <w:t>A large file on a slow connection takes time; the bar shows how much has been sent.</w:t>
+            </w:r>
+          </w:p>
+        </w:tc>
+        <w:tc>
+          <w:tcPr>
+            <w:tcW w:w="3577" w:type="dxa"/>
+            <w:tcMar>
+              <w:top w:w="70" w:type="dxa"/>
+              <w:left w:w="110" w:type="dxa"/>
+              <w:bottom w:w="70" w:type="dxa"/>
+              <w:right w:w="110" w:type="dxa"/>
+            </w:tcMar>
+          </w:tcPr>
+          <w:p>
+            <w:pPr>
+              <w:spacing w:after="40"/>
+            </w:pPr>
+            <w:r>
+              <w:rPr>
+                <w:sz w:val="19"/>
+                <w:szCs w:val="19"/>
+              </w:rPr>
+              <w:t>Wait for Saving… and the file name. If it fails, try again or upload a smaller version.</w:t>
+            </w:r>
+          </w:p>
+        </w:tc>
+      </w:tr>
     </w:tbl>
     <w:p>
       <w:pPr>
@@ -5602,7 +5682,7 @@
         <w:pStyle w:val="Heading1"/>
         <w:pageBreakBefore/>
       </w:pPr>
-      <w:bookmarkStart w:id="15" w:name="_Toc240455278"/>
+      <w:bookmarkStart w:id="15" w:name="_Toc240713100"/>
       <w:r>
         <w:lastRenderedPageBreak/>
         <w:t>7. Quick reference</w:t>
@@ -5624,7 +5704,7 @@
           <w:left w:w="10" w:type="dxa"/>
           <w:right w:w="10" w:type="dxa"/>
         </w:tblCellMar>
-        <w:tblLook w:val="0000" w:firstRow="0" w:lastRow="0" w:firstColumn="0" w:lastColumn="0" w:noHBand="0" w:noVBand="0"/>
+        <w:tblLook w:val="04A0" w:firstRow="1" w:lastRow="0" w:firstColumn="1" w:lastColumn="0" w:noHBand="0" w:noVBand="1"/>
       </w:tblPr>
       <w:tblGrid>
         <w:gridCol w:w="2824"/>
@@ -6044,7 +6124,7 @@
         <w:sz w:val="16"/>
         <w:szCs w:val="16"/>
       </w:rPr>
-      <w:t>Version 1.0 · 15 September 2026</w:t>
+      <w:t>Version 1.1 · 19 September 2026</w:t>
     </w:r>
     <w:r>
       <w:rPr>
@@ -6217,10 +6297,96 @@
 <file path=word/numbering.xml><?xml version="1.0" encoding="utf-8"?>
 <w:numbering xmlns:wpc="http://schemas.microsoft.com/office/word/2010/wordprocessingCanvas" xmlns:cx="http://schemas.microsoft.com/office/drawing/2014/chartex" xmlns:cx1="http://schemas.microsoft.com/office/drawing/2015/9/8/chartex" xmlns:cx2="http://schemas.microsoft.com/office/drawing/2015/10/21/chartex" xmlns:cx3="http://schemas.microsoft.com/office/drawing/2016/5/9/chartex" xmlns:cx4="http://schemas.microsoft.com/office/drawing/2016/5/10/chartex" xmlns:cx5="http://schemas.microsoft.com/office/drawing/2016/5/11/chartex" xmlns:cx6="http://schemas.microsoft.com/office/drawing/2016/5/12/chartex" xmlns:cx7="http://schemas.microsoft.com/office/drawing/2016/5/13/chartex" xmlns:cx8="http://schemas.microsoft.com/office/drawing/2016/5/14/chartex" xmlns:mc="http://schemas.openxmlformats.org/markup-compatibility/2006" xmlns:aink="http://schemas.microsoft.com/office/drawing/2016/ink" xmlns:am3d="http://schemas.microsoft.com/office/drawing/2017/model3d" xmlns:o="urn:schemas-microsoft-com:office:office" xmlns:oel="http://schemas.microsoft.com/office/2019/extlst" xmlns:r="http://schemas.openxmlformats.org/officeDocument/2006/relationships" xmlns:m="http://schemas.openxmlformats.org/officeDocument/2006/math" xmlns:v="urn:schemas-microsoft-com:vml" xmlns:wp14="http://schemas.microsoft.com/office/word/2010/wordprocessingDrawing" xmlns:wp="http://schemas.openxmlformats.org/drawingml/2006/wordprocessingDrawing" xmlns:w10="urn:schemas-microsoft-com:office:word" xmlns:w="http://schemas.openxmlformats.org/wordprocessingml/2006/main" xmlns:w14="http://schemas.microsoft.com/office/word/2010/wordml" xmlns:w15="http://schemas.microsoft.com/office/word/2012/wordml" xmlns:w16cex="http://schemas.microsoft.com/office/word/2018/wordml/cex" xmlns:w16cid="http://schemas.microsoft.com/office/word/2016/wordml/cid" xmlns:w16="http://schemas.microsoft.com/office/word/2018/wordml" xmlns:w16sdtdh="http://schemas.microsoft.com/office/word/2020/wordml/sdtdatahash" xmlns:w16se="http://schemas.microsoft.com/office/word/2015/wordml/symex" xmlns:wpg="http://schemas.microsoft.com/office/word/2010/wordprocessingGroup" xmlns:wpi="http://schemas.microsoft.com/office/word/2010/wordprocessingInk" xmlns:wne="http://schemas.microsoft.com/office/word/2006/wordml" xmlns:wps="http://schemas.microsoft.com/office/word/2010/wordprocessingShape" mc:Ignorable="w14 w15 w16se w16cid w16 w16cex w16sdtdh wp14">
   <w:abstractNum w:abstractNumId="0" w15:restartNumberingAfterBreak="0">
-    <w:nsid w:val="01D16050"/>
+    <w:nsid w:val="29A56AA8"/>
     <w:multiLevelType w:val="hybridMultilevel"/>
-    <w:tmpl w:val="42980BF0"/>
-    <w:lvl w:ilvl="0" w:tplc="4E72F36E">
+    <w:tmpl w:val="0298D83A"/>
+    <w:lvl w:ilvl="0" w:tplc="C3308900">
+      <w:start w:val="1"/>
+      <w:numFmt w:val="bullet"/>
+      <w:lvlText w:val="●"/>
+      <w:lvlJc w:val="left"/>
+      <w:pPr>
+        <w:ind w:left="720" w:hanging="360"/>
+      </w:pPr>
+    </w:lvl>
+    <w:lvl w:ilvl="1" w:tplc="415CC852">
+      <w:start w:val="1"/>
+      <w:numFmt w:val="bullet"/>
+      <w:lvlText w:val="○"/>
+      <w:lvlJc w:val="left"/>
+      <w:pPr>
+        <w:ind w:left="1440" w:hanging="360"/>
+      </w:pPr>
+    </w:lvl>
+    <w:lvl w:ilvl="2" w:tplc="918062B6">
+      <w:start w:val="1"/>
+      <w:numFmt w:val="bullet"/>
+      <w:lvlText w:val="■"/>
+      <w:lvlJc w:val="left"/>
+      <w:pPr>
+        <w:ind w:left="2160" w:hanging="360"/>
+      </w:pPr>
+    </w:lvl>
+    <w:lvl w:ilvl="3" w:tplc="6F186182">
+      <w:start w:val="1"/>
+      <w:numFmt w:val="bullet"/>
+      <w:lvlText w:val="●"/>
+      <w:lvlJc w:val="left"/>
+      <w:pPr>
+        <w:ind w:left="2880" w:hanging="360"/>
+      </w:pPr>
+    </w:lvl>
+    <w:lvl w:ilvl="4" w:tplc="0BAAF30E">
+      <w:start w:val="1"/>
+      <w:numFmt w:val="bullet"/>
+      <w:lvlText w:val="○"/>
+      <w:lvlJc w:val="left"/>
+      <w:pPr>
+        <w:ind w:left="3600" w:hanging="360"/>
+      </w:pPr>
+    </w:lvl>
+    <w:lvl w:ilvl="5" w:tplc="2372138E">
+      <w:start w:val="1"/>
+      <w:numFmt w:val="bullet"/>
+      <w:lvlText w:val="■"/>
+      <w:lvlJc w:val="left"/>
+      <w:pPr>
+        <w:ind w:left="4320" w:hanging="360"/>
+      </w:pPr>
+    </w:lvl>
+    <w:lvl w:ilvl="6" w:tplc="6EF4E208">
+      <w:start w:val="1"/>
+      <w:numFmt w:val="bullet"/>
+      <w:lvlText w:val="●"/>
+      <w:lvlJc w:val="left"/>
+      <w:pPr>
+        <w:ind w:left="5040" w:hanging="360"/>
+      </w:pPr>
+    </w:lvl>
+    <w:lvl w:ilvl="7" w:tplc="CB34118C">
+      <w:start w:val="1"/>
+      <w:numFmt w:val="bullet"/>
+      <w:lvlText w:val="●"/>
+      <w:lvlJc w:val="left"/>
+      <w:pPr>
+        <w:ind w:left="5760" w:hanging="360"/>
+      </w:pPr>
+    </w:lvl>
+    <w:lvl w:ilvl="8" w:tplc="9600E8CE">
+      <w:start w:val="1"/>
+      <w:numFmt w:val="bullet"/>
+      <w:lvlText w:val="●"/>
+      <w:lvlJc w:val="left"/>
+      <w:pPr>
+        <w:ind w:left="6480" w:hanging="360"/>
+      </w:pPr>
+    </w:lvl>
+  </w:abstractNum>
+  <w:abstractNum w:abstractNumId="1" w15:restartNumberingAfterBreak="0">
+    <w:nsid w:val="2E966409"/>
+    <w:multiLevelType w:val="hybridMultilevel"/>
+    <w:tmpl w:val="E206AC86"/>
+    <w:lvl w:ilvl="0" w:tplc="4430369E">
       <w:start w:val="1"/>
       <w:numFmt w:val="decimal"/>
       <w:lvlText w:val="%1."/>
@@ -6234,52 +6400,110 @@
         <w:color w:val="A67C27"/>
       </w:rPr>
     </w:lvl>
-    <w:lvl w:ilvl="1" w:tplc="435EDD32">
+    <w:lvl w:ilvl="1" w:tplc="9A92728C">
       <w:numFmt w:val="decimal"/>
       <w:lvlText w:val=""/>
       <w:lvlJc w:val="left"/>
     </w:lvl>
-    <w:lvl w:ilvl="2" w:tplc="6638F892">
+    <w:lvl w:ilvl="2" w:tplc="FC96BC28">
       <w:numFmt w:val="decimal"/>
       <w:lvlText w:val=""/>
       <w:lvlJc w:val="left"/>
     </w:lvl>
-    <w:lvl w:ilvl="3" w:tplc="C208561E">
+    <w:lvl w:ilvl="3" w:tplc="DD20C5F2">
       <w:numFmt w:val="decimal"/>
       <w:lvlText w:val=""/>
       <w:lvlJc w:val="left"/>
     </w:lvl>
-    <w:lvl w:ilvl="4" w:tplc="18362910">
+    <w:lvl w:ilvl="4" w:tplc="470AA652">
       <w:numFmt w:val="decimal"/>
       <w:lvlText w:val=""/>
       <w:lvlJc w:val="left"/>
     </w:lvl>
-    <w:lvl w:ilvl="5" w:tplc="CFB2973E">
+    <w:lvl w:ilvl="5" w:tplc="3CC48624">
       <w:numFmt w:val="decimal"/>
       <w:lvlText w:val=""/>
       <w:lvlJc w:val="left"/>
     </w:lvl>
-    <w:lvl w:ilvl="6" w:tplc="8C9A535C">
+    <w:lvl w:ilvl="6" w:tplc="7F8A6310">
       <w:numFmt w:val="decimal"/>
       <w:lvlText w:val=""/>
       <w:lvlJc w:val="left"/>
     </w:lvl>
-    <w:lvl w:ilvl="7" w:tplc="6FB27E2E">
+    <w:lvl w:ilvl="7" w:tplc="E5208278">
       <w:numFmt w:val="decimal"/>
       <w:lvlText w:val=""/>
       <w:lvlJc w:val="left"/>
     </w:lvl>
-    <w:lvl w:ilvl="8" w:tplc="157EECD2">
+    <w:lvl w:ilvl="8" w:tplc="B24A5066">
       <w:numFmt w:val="decimal"/>
       <w:lvlText w:val=""/>
       <w:lvlJc w:val="left"/>
     </w:lvl>
   </w:abstractNum>
-  <w:abstractNum w:abstractNumId="1" w15:restartNumberingAfterBreak="0">
-    <w:nsid w:val="07627C4C"/>
+  <w:abstractNum w:abstractNumId="2" w15:restartNumberingAfterBreak="0">
+    <w:nsid w:val="3BEE4CB0"/>
     <w:multiLevelType w:val="hybridMultilevel"/>
-    <w:tmpl w:val="8C3090CA"/>
-    <w:lvl w:ilvl="0" w:tplc="17FA417C">
+    <w:tmpl w:val="6792EC2C"/>
+    <w:lvl w:ilvl="0" w:tplc="DBCA82A6">
+      <w:start w:val="1"/>
+      <w:numFmt w:val="bullet"/>
+      <w:lvlText w:val="•"/>
+      <w:lvlJc w:val="left"/>
+      <w:pPr>
+        <w:ind w:left="460" w:hanging="280"/>
+      </w:pPr>
+    </w:lvl>
+    <w:lvl w:ilvl="1" w:tplc="A2F87192">
+      <w:start w:val="1"/>
+      <w:numFmt w:val="bullet"/>
+      <w:lvlText w:val="–"/>
+      <w:lvlJc w:val="left"/>
+      <w:pPr>
+        <w:ind w:left="900" w:hanging="280"/>
+      </w:pPr>
+    </w:lvl>
+    <w:lvl w:ilvl="2" w:tplc="74960094">
+      <w:numFmt w:val="decimal"/>
+      <w:lvlText w:val=""/>
+      <w:lvlJc w:val="left"/>
+    </w:lvl>
+    <w:lvl w:ilvl="3" w:tplc="A134DE38">
+      <w:numFmt w:val="decimal"/>
+      <w:lvlText w:val=""/>
+      <w:lvlJc w:val="left"/>
+    </w:lvl>
+    <w:lvl w:ilvl="4" w:tplc="995A7E3E">
+      <w:numFmt w:val="decimal"/>
+      <w:lvlText w:val=""/>
+      <w:lvlJc w:val="left"/>
+    </w:lvl>
+    <w:lvl w:ilvl="5" w:tplc="84E27B58">
+      <w:numFmt w:val="decimal"/>
+      <w:lvlText w:val=""/>
+      <w:lvlJc w:val="left"/>
+    </w:lvl>
+    <w:lvl w:ilvl="6" w:tplc="5D421E26">
+      <w:numFmt w:val="decimal"/>
+      <w:lvlText w:val=""/>
+      <w:lvlJc w:val="left"/>
+    </w:lvl>
+    <w:lvl w:ilvl="7" w:tplc="DE306D1E">
+      <w:numFmt w:val="decimal"/>
+      <w:lvlText w:val=""/>
+      <w:lvlJc w:val="left"/>
+    </w:lvl>
+    <w:lvl w:ilvl="8" w:tplc="B698894A">
+      <w:numFmt w:val="decimal"/>
+      <w:lvlText w:val=""/>
+      <w:lvlJc w:val="left"/>
+    </w:lvl>
+  </w:abstractNum>
+  <w:abstractNum w:abstractNumId="3" w15:restartNumberingAfterBreak="0">
+    <w:nsid w:val="3E267918"/>
+    <w:multiLevelType w:val="hybridMultilevel"/>
+    <w:tmpl w:val="B2340E5A"/>
+    <w:lvl w:ilvl="0" w:tplc="E68E5740">
       <w:start w:val="1"/>
       <w:numFmt w:val="decimal"/>
       <w:lvlText w:val="%1."/>
@@ -6293,52 +6517,52 @@
         <w:color w:val="A67C27"/>
       </w:rPr>
     </w:lvl>
-    <w:lvl w:ilvl="1" w:tplc="C5F2873C">
+    <w:lvl w:ilvl="1" w:tplc="8C8C578A">
       <w:numFmt w:val="decimal"/>
       <w:lvlText w:val=""/>
       <w:lvlJc w:val="left"/>
     </w:lvl>
-    <w:lvl w:ilvl="2" w:tplc="A9D00A58">
+    <w:lvl w:ilvl="2" w:tplc="C430DB9E">
       <w:numFmt w:val="decimal"/>
       <w:lvlText w:val=""/>
       <w:lvlJc w:val="left"/>
     </w:lvl>
-    <w:lvl w:ilvl="3" w:tplc="2C1691AC">
+    <w:lvl w:ilvl="3" w:tplc="FB8E3618">
       <w:numFmt w:val="decimal"/>
       <w:lvlText w:val=""/>
       <w:lvlJc w:val="left"/>
     </w:lvl>
-    <w:lvl w:ilvl="4" w:tplc="DFF8D9BA">
+    <w:lvl w:ilvl="4" w:tplc="8A74EB66">
       <w:numFmt w:val="decimal"/>
       <w:lvlText w:val=""/>
       <w:lvlJc w:val="left"/>
     </w:lvl>
-    <w:lvl w:ilvl="5" w:tplc="5774626E">
+    <w:lvl w:ilvl="5" w:tplc="68C2695E">
       <w:numFmt w:val="decimal"/>
       <w:lvlText w:val=""/>
       <w:lvlJc w:val="left"/>
     </w:lvl>
-    <w:lvl w:ilvl="6" w:tplc="75B4F6A2">
+    <w:lvl w:ilvl="6" w:tplc="964A1ED2">
       <w:numFmt w:val="decimal"/>
       <w:lvlText w:val=""/>
       <w:lvlJc w:val="left"/>
     </w:lvl>
-    <w:lvl w:ilvl="7" w:tplc="42E6BDCA">
+    <w:lvl w:ilvl="7" w:tplc="C6E0F47C">
       <w:numFmt w:val="decimal"/>
       <w:lvlText w:val=""/>
       <w:lvlJc w:val="left"/>
     </w:lvl>
-    <w:lvl w:ilvl="8" w:tplc="8DCC4DDA">
+    <w:lvl w:ilvl="8" w:tplc="DD827EE4">
       <w:numFmt w:val="decimal"/>
       <w:lvlText w:val=""/>
       <w:lvlJc w:val="left"/>
     </w:lvl>
   </w:abstractNum>
-  <w:abstractNum w:abstractNumId="2" w15:restartNumberingAfterBreak="0">
-    <w:nsid w:val="0B4205F3"/>
+  <w:abstractNum w:abstractNumId="4" w15:restartNumberingAfterBreak="0">
+    <w:nsid w:val="5F9F2833"/>
     <w:multiLevelType w:val="hybridMultilevel"/>
-    <w:tmpl w:val="C2C0BC9A"/>
-    <w:lvl w:ilvl="0" w:tplc="EEC24EB2">
+    <w:tmpl w:val="F000EE60"/>
+    <w:lvl w:ilvl="0" w:tplc="8A6E4160">
       <w:start w:val="1"/>
       <w:numFmt w:val="decimal"/>
       <w:lvlText w:val="%1."/>
@@ -6352,52 +6576,52 @@
         <w:color w:val="A67C27"/>
       </w:rPr>
     </w:lvl>
-    <w:lvl w:ilvl="1" w:tplc="6E02A73E">
+    <w:lvl w:ilvl="1" w:tplc="80DAC52C">
       <w:numFmt w:val="decimal"/>
       <w:lvlText w:val=""/>
       <w:lvlJc w:val="left"/>
     </w:lvl>
-    <w:lvl w:ilvl="2" w:tplc="97D67C3E">
+    <w:lvl w:ilvl="2" w:tplc="D624AA88">
       <w:numFmt w:val="decimal"/>
       <w:lvlText w:val=""/>
       <w:lvlJc w:val="left"/>
     </w:lvl>
-    <w:lvl w:ilvl="3" w:tplc="E04AFCDE">
+    <w:lvl w:ilvl="3" w:tplc="B6BA6B6E">
       <w:numFmt w:val="decimal"/>
       <w:lvlText w:val=""/>
       <w:lvlJc w:val="left"/>
     </w:lvl>
-    <w:lvl w:ilvl="4" w:tplc="5D96C4FE">
+    <w:lvl w:ilvl="4" w:tplc="F37099E2">
       <w:numFmt w:val="decimal"/>
       <w:lvlText w:val=""/>
       <w:lvlJc w:val="left"/>
     </w:lvl>
-    <w:lvl w:ilvl="5" w:tplc="C57A766A">
+    <w:lvl w:ilvl="5" w:tplc="082E3B68">
       <w:numFmt w:val="decimal"/>
       <w:lvlText w:val=""/>
       <w:lvlJc w:val="left"/>
     </w:lvl>
-    <w:lvl w:ilvl="6" w:tplc="3DCC3B40">
+    <w:lvl w:ilvl="6" w:tplc="5AB2B460">
       <w:numFmt w:val="decimal"/>
       <w:lvlText w:val=""/>
       <w:lvlJc w:val="left"/>
     </w:lvl>
-    <w:lvl w:ilvl="7" w:tplc="8D208A5E">
+    <w:lvl w:ilvl="7" w:tplc="68482414">
       <w:numFmt w:val="decimal"/>
       <w:lvlText w:val=""/>
       <w:lvlJc w:val="left"/>
     </w:lvl>
-    <w:lvl w:ilvl="8" w:tplc="B1CED89A">
+    <w:lvl w:ilvl="8" w:tplc="6FD84768">
       <w:numFmt w:val="decimal"/>
       <w:lvlText w:val=""/>
       <w:lvlJc w:val="left"/>
     </w:lvl>
   </w:abstractNum>
-  <w:abstractNum w:abstractNumId="3" w15:restartNumberingAfterBreak="0">
-    <w:nsid w:val="1452517C"/>
+  <w:abstractNum w:abstractNumId="5" w15:restartNumberingAfterBreak="0">
+    <w:nsid w:val="635623DE"/>
     <w:multiLevelType w:val="hybridMultilevel"/>
-    <w:tmpl w:val="7962245C"/>
-    <w:lvl w:ilvl="0" w:tplc="386851DA">
+    <w:tmpl w:val="53F2D6FC"/>
+    <w:lvl w:ilvl="0" w:tplc="0184835E">
       <w:start w:val="1"/>
       <w:numFmt w:val="decimal"/>
       <w:lvlText w:val="%1."/>
@@ -6411,52 +6635,52 @@
         <w:color w:val="A67C27"/>
       </w:rPr>
     </w:lvl>
-    <w:lvl w:ilvl="1" w:tplc="B07AB34A">
+    <w:lvl w:ilvl="1" w:tplc="2042E874">
       <w:numFmt w:val="decimal"/>
       <w:lvlText w:val=""/>
       <w:lvlJc w:val="left"/>
     </w:lvl>
-    <w:lvl w:ilvl="2" w:tplc="BBF67F22">
+    <w:lvl w:ilvl="2" w:tplc="4EDCBCE2">
       <w:numFmt w:val="decimal"/>
       <w:lvlText w:val=""/>
       <w:lvlJc w:val="left"/>
     </w:lvl>
-    <w:lvl w:ilvl="3" w:tplc="CA92F7C6">
+    <w:lvl w:ilvl="3" w:tplc="BD82CB18">
       <w:numFmt w:val="decimal"/>
       <w:lvlText w:val=""/>
       <w:lvlJc w:val="left"/>
     </w:lvl>
-    <w:lvl w:ilvl="4" w:tplc="2042E0A4">
+    <w:lvl w:ilvl="4" w:tplc="D2049168">
       <w:numFmt w:val="decimal"/>
       <w:lvlText w:val=""/>
       <w:lvlJc w:val="left"/>
     </w:lvl>
-    <w:lvl w:ilvl="5" w:tplc="8F867BD6">
+    <w:lvl w:ilvl="5" w:tplc="B8726B88">
       <w:numFmt w:val="decimal"/>
       <w:lvlText w:val=""/>
       <w:lvlJc w:val="left"/>
     </w:lvl>
-    <w:lvl w:ilvl="6" w:tplc="31BAF294">
+    <w:lvl w:ilvl="6" w:tplc="D040C662">
       <w:numFmt w:val="decimal"/>
       <w:lvlText w:val=""/>
       <w:lvlJc w:val="left"/>
     </w:lvl>
-    <w:lvl w:ilvl="7" w:tplc="C506FE46">
+    <w:lvl w:ilvl="7" w:tplc="3C90CDDE">
       <w:numFmt w:val="decimal"/>
       <w:lvlText w:val=""/>
       <w:lvlJc w:val="left"/>
     </w:lvl>
-    <w:lvl w:ilvl="8" w:tplc="827C5C7E">
+    <w:lvl w:ilvl="8" w:tplc="618C967A">
       <w:numFmt w:val="decimal"/>
       <w:lvlText w:val=""/>
       <w:lvlJc w:val="left"/>
     </w:lvl>
   </w:abstractNum>
-  <w:abstractNum w:abstractNumId="4" w15:restartNumberingAfterBreak="0">
-    <w:nsid w:val="4BC1787A"/>
+  <w:abstractNum w:abstractNumId="6" w15:restartNumberingAfterBreak="0">
+    <w:nsid w:val="753C5025"/>
     <w:multiLevelType w:val="hybridMultilevel"/>
-    <w:tmpl w:val="51C8D4EC"/>
-    <w:lvl w:ilvl="0" w:tplc="DF1A8A18">
+    <w:tmpl w:val="E2381596"/>
+    <w:lvl w:ilvl="0" w:tplc="82D6B03E">
       <w:start w:val="1"/>
       <w:numFmt w:val="decimal"/>
       <w:lvlText w:val="%1."/>
@@ -6470,196 +6694,52 @@
         <w:color w:val="A67C27"/>
       </w:rPr>
     </w:lvl>
-    <w:lvl w:ilvl="1" w:tplc="2D5EC7BC">
+    <w:lvl w:ilvl="1" w:tplc="ECF06FEE">
       <w:numFmt w:val="decimal"/>
       <w:lvlText w:val=""/>
       <w:lvlJc w:val="left"/>
     </w:lvl>
-    <w:lvl w:ilvl="2" w:tplc="0394A1AC">
+    <w:lvl w:ilvl="2" w:tplc="97063FF0">
       <w:numFmt w:val="decimal"/>
       <w:lvlText w:val=""/>
       <w:lvlJc w:val="left"/>
     </w:lvl>
-    <w:lvl w:ilvl="3" w:tplc="B5D8BE2C">
+    <w:lvl w:ilvl="3" w:tplc="501EEED8">
       <w:numFmt w:val="decimal"/>
       <w:lvlText w:val=""/>
       <w:lvlJc w:val="left"/>
     </w:lvl>
-    <w:lvl w:ilvl="4" w:tplc="20A01FFE">
+    <w:lvl w:ilvl="4" w:tplc="80B0816C">
       <w:numFmt w:val="decimal"/>
       <w:lvlText w:val=""/>
       <w:lvlJc w:val="left"/>
     </w:lvl>
-    <w:lvl w:ilvl="5" w:tplc="A58EAD56">
+    <w:lvl w:ilvl="5" w:tplc="85685A22">
       <w:numFmt w:val="decimal"/>
       <w:lvlText w:val=""/>
       <w:lvlJc w:val="left"/>
     </w:lvl>
-    <w:lvl w:ilvl="6" w:tplc="5EC6280A">
+    <w:lvl w:ilvl="6" w:tplc="356602C8">
       <w:numFmt w:val="decimal"/>
       <w:lvlText w:val=""/>
       <w:lvlJc w:val="left"/>
     </w:lvl>
-    <w:lvl w:ilvl="7" w:tplc="5EA0B3D2">
+    <w:lvl w:ilvl="7" w:tplc="2F3ECC54">
       <w:numFmt w:val="decimal"/>
       <w:lvlText w:val=""/>
       <w:lvlJc w:val="left"/>
     </w:lvl>
-    <w:lvl w:ilvl="8" w:tplc="24063FA4">
+    <w:lvl w:ilvl="8" w:tplc="37D4111C">
       <w:numFmt w:val="decimal"/>
       <w:lvlText w:val=""/>
       <w:lvlJc w:val="left"/>
     </w:lvl>
   </w:abstractNum>
-  <w:abstractNum w:abstractNumId="5" w15:restartNumberingAfterBreak="0">
-    <w:nsid w:val="50004924"/>
+  <w:abstractNum w:abstractNumId="7" w15:restartNumberingAfterBreak="0">
+    <w:nsid w:val="7CD07C30"/>
     <w:multiLevelType w:val="hybridMultilevel"/>
-    <w:tmpl w:val="787A3FF6"/>
-    <w:lvl w:ilvl="0" w:tplc="2D0C9660">
-      <w:start w:val="1"/>
-      <w:numFmt w:val="bullet"/>
-      <w:lvlText w:val="•"/>
-      <w:lvlJc w:val="left"/>
-      <w:pPr>
-        <w:ind w:left="460" w:hanging="280"/>
-      </w:pPr>
-    </w:lvl>
-    <w:lvl w:ilvl="1" w:tplc="45B6E020">
-      <w:start w:val="1"/>
-      <w:numFmt w:val="bullet"/>
-      <w:lvlText w:val="–"/>
-      <w:lvlJc w:val="left"/>
-      <w:pPr>
-        <w:ind w:left="900" w:hanging="280"/>
-      </w:pPr>
-    </w:lvl>
-    <w:lvl w:ilvl="2" w:tplc="E594FF12">
-      <w:numFmt w:val="decimal"/>
-      <w:lvlText w:val=""/>
-      <w:lvlJc w:val="left"/>
-    </w:lvl>
-    <w:lvl w:ilvl="3" w:tplc="E9B6AC94">
-      <w:numFmt w:val="decimal"/>
-      <w:lvlText w:val=""/>
-      <w:lvlJc w:val="left"/>
-    </w:lvl>
-    <w:lvl w:ilvl="4" w:tplc="1AD4921E">
-      <w:numFmt w:val="decimal"/>
-      <w:lvlText w:val=""/>
-      <w:lvlJc w:val="left"/>
-    </w:lvl>
-    <w:lvl w:ilvl="5" w:tplc="F438C2EA">
-      <w:numFmt w:val="decimal"/>
-      <w:lvlText w:val=""/>
-      <w:lvlJc w:val="left"/>
-    </w:lvl>
-    <w:lvl w:ilvl="6" w:tplc="065E9D04">
-      <w:numFmt w:val="decimal"/>
-      <w:lvlText w:val=""/>
-      <w:lvlJc w:val="left"/>
-    </w:lvl>
-    <w:lvl w:ilvl="7" w:tplc="42982AF8">
-      <w:numFmt w:val="decimal"/>
-      <w:lvlText w:val=""/>
-      <w:lvlJc w:val="left"/>
-    </w:lvl>
-    <w:lvl w:ilvl="8" w:tplc="E3E42AC6">
-      <w:numFmt w:val="decimal"/>
-      <w:lvlText w:val=""/>
-      <w:lvlJc w:val="left"/>
-    </w:lvl>
-  </w:abstractNum>
-  <w:abstractNum w:abstractNumId="6" w15:restartNumberingAfterBreak="0">
-    <w:nsid w:val="5F8242FB"/>
-    <w:multiLevelType w:val="hybridMultilevel"/>
-    <w:tmpl w:val="C3EE29D2"/>
-    <w:lvl w:ilvl="0" w:tplc="B844B9AE">
-      <w:start w:val="1"/>
-      <w:numFmt w:val="bullet"/>
-      <w:lvlText w:val="●"/>
-      <w:lvlJc w:val="left"/>
-      <w:pPr>
-        <w:ind w:left="720" w:hanging="360"/>
-      </w:pPr>
-    </w:lvl>
-    <w:lvl w:ilvl="1" w:tplc="E02ED766">
-      <w:start w:val="1"/>
-      <w:numFmt w:val="bullet"/>
-      <w:lvlText w:val="○"/>
-      <w:lvlJc w:val="left"/>
-      <w:pPr>
-        <w:ind w:left="1440" w:hanging="360"/>
-      </w:pPr>
-    </w:lvl>
-    <w:lvl w:ilvl="2" w:tplc="DC426E12">
-      <w:start w:val="1"/>
-      <w:numFmt w:val="bullet"/>
-      <w:lvlText w:val="■"/>
-      <w:lvlJc w:val="left"/>
-      <w:pPr>
-        <w:ind w:left="2160" w:hanging="360"/>
-      </w:pPr>
-    </w:lvl>
-    <w:lvl w:ilvl="3" w:tplc="35208B24">
-      <w:start w:val="1"/>
-      <w:numFmt w:val="bullet"/>
-      <w:lvlText w:val="●"/>
-      <w:lvlJc w:val="left"/>
-      <w:pPr>
-        <w:ind w:left="2880" w:hanging="360"/>
-      </w:pPr>
-    </w:lvl>
-    <w:lvl w:ilvl="4" w:tplc="51140270">
-      <w:start w:val="1"/>
-      <w:numFmt w:val="bullet"/>
-      <w:lvlText w:val="○"/>
-      <w:lvlJc w:val="left"/>
-      <w:pPr>
-        <w:ind w:left="3600" w:hanging="360"/>
-      </w:pPr>
-    </w:lvl>
-    <w:lvl w:ilvl="5" w:tplc="C2F4C2C0">
-      <w:start w:val="1"/>
-      <w:numFmt w:val="bullet"/>
-      <w:lvlText w:val="■"/>
-      <w:lvlJc w:val="left"/>
-      <w:pPr>
-        <w:ind w:left="4320" w:hanging="360"/>
-      </w:pPr>
-    </w:lvl>
-    <w:lvl w:ilvl="6" w:tplc="CF7AFC78">
-      <w:start w:val="1"/>
-      <w:numFmt w:val="bullet"/>
-      <w:lvlText w:val="●"/>
-      <w:lvlJc w:val="left"/>
-      <w:pPr>
-        <w:ind w:left="5040" w:hanging="360"/>
-      </w:pPr>
-    </w:lvl>
-    <w:lvl w:ilvl="7" w:tplc="51DAA422">
-      <w:start w:val="1"/>
-      <w:numFmt w:val="bullet"/>
-      <w:lvlText w:val="●"/>
-      <w:lvlJc w:val="left"/>
-      <w:pPr>
-        <w:ind w:left="5760" w:hanging="360"/>
-      </w:pPr>
-    </w:lvl>
-    <w:lvl w:ilvl="8" w:tplc="44C800B4">
-      <w:start w:val="1"/>
-      <w:numFmt w:val="bullet"/>
-      <w:lvlText w:val="●"/>
-      <w:lvlJc w:val="left"/>
-      <w:pPr>
-        <w:ind w:left="6480" w:hanging="360"/>
-      </w:pPr>
-    </w:lvl>
-  </w:abstractNum>
-  <w:abstractNum w:abstractNumId="7" w15:restartNumberingAfterBreak="0">
-    <w:nsid w:val="6B7118D3"/>
-    <w:multiLevelType w:val="hybridMultilevel"/>
-    <w:tmpl w:val="FDDA531C"/>
-    <w:lvl w:ilvl="0" w:tplc="CBF4D1E6">
+    <w:tmpl w:val="47142DE8"/>
+    <w:lvl w:ilvl="0" w:tplc="A336F70A">
       <w:start w:val="1"/>
       <w:numFmt w:val="decimal"/>
       <w:lvlText w:val="%1."/>
@@ -6673,91 +6753,91 @@
         <w:color w:val="A67C27"/>
       </w:rPr>
     </w:lvl>
-    <w:lvl w:ilvl="1" w:tplc="14F0BCD4">
+    <w:lvl w:ilvl="1" w:tplc="06044B70">
       <w:numFmt w:val="decimal"/>
       <w:lvlText w:val=""/>
       <w:lvlJc w:val="left"/>
     </w:lvl>
-    <w:lvl w:ilvl="2" w:tplc="8AFECD0A">
+    <w:lvl w:ilvl="2" w:tplc="5DCE001A">
       <w:numFmt w:val="decimal"/>
       <w:lvlText w:val=""/>
       <w:lvlJc w:val="left"/>
     </w:lvl>
-    <w:lvl w:ilvl="3" w:tplc="73DA06EA">
+    <w:lvl w:ilvl="3" w:tplc="3C90BA48">
       <w:numFmt w:val="decimal"/>
       <w:lvlText w:val=""/>
       <w:lvlJc w:val="left"/>
     </w:lvl>
-    <w:lvl w:ilvl="4" w:tplc="90405E68">
+    <w:lvl w:ilvl="4" w:tplc="F22065B4">
       <w:numFmt w:val="decimal"/>
       <w:lvlText w:val=""/>
       <w:lvlJc w:val="left"/>
     </w:lvl>
-    <w:lvl w:ilvl="5" w:tplc="1B70EF8A">
+    <w:lvl w:ilvl="5" w:tplc="14B00806">
       <w:numFmt w:val="decimal"/>
       <w:lvlText w:val=""/>
       <w:lvlJc w:val="left"/>
     </w:lvl>
-    <w:lvl w:ilvl="6" w:tplc="2CF4EC28">
+    <w:lvl w:ilvl="6" w:tplc="13E81564">
       <w:numFmt w:val="decimal"/>
       <w:lvlText w:val=""/>
       <w:lvlJc w:val="left"/>
     </w:lvl>
-    <w:lvl w:ilvl="7" w:tplc="5ACE24C8">
+    <w:lvl w:ilvl="7" w:tplc="E2F0C8CA">
       <w:numFmt w:val="decimal"/>
       <w:lvlText w:val=""/>
       <w:lvlJc w:val="left"/>
     </w:lvl>
-    <w:lvl w:ilvl="8" w:tplc="5DAE79FC">
+    <w:lvl w:ilvl="8" w:tplc="77CAEF86">
       <w:numFmt w:val="decimal"/>
       <w:lvlText w:val=""/>
       <w:lvlJc w:val="left"/>
     </w:lvl>
   </w:abstractNum>
-  <w:num w:numId="1" w16cid:durableId="515583866">
+  <w:num w:numId="1" w16cid:durableId="867258482">
+    <w:abstractNumId w:val="0"/>
+    <w:lvlOverride w:ilvl="0">
+      <w:startOverride w:val="1"/>
+    </w:lvlOverride>
+  </w:num>
+  <w:num w:numId="2" w16cid:durableId="1390691428">
+    <w:abstractNumId w:val="2"/>
+    <w:lvlOverride w:ilvl="0">
+      <w:startOverride w:val="1"/>
+    </w:lvlOverride>
+  </w:num>
+  <w:num w:numId="3" w16cid:durableId="1958483874">
     <w:abstractNumId w:val="6"/>
     <w:lvlOverride w:ilvl="0">
       <w:startOverride w:val="1"/>
     </w:lvlOverride>
   </w:num>
-  <w:num w:numId="2" w16cid:durableId="454830099">
+  <w:num w:numId="4" w16cid:durableId="610935586">
+    <w:abstractNumId w:val="3"/>
+    <w:lvlOverride w:ilvl="0">
+      <w:startOverride w:val="1"/>
+    </w:lvlOverride>
+  </w:num>
+  <w:num w:numId="5" w16cid:durableId="73284581">
+    <w:abstractNumId w:val="4"/>
+    <w:lvlOverride w:ilvl="0">
+      <w:startOverride w:val="1"/>
+    </w:lvlOverride>
+  </w:num>
+  <w:num w:numId="6" w16cid:durableId="2069306247">
+    <w:abstractNumId w:val="7"/>
+    <w:lvlOverride w:ilvl="0">
+      <w:startOverride w:val="1"/>
+    </w:lvlOverride>
+  </w:num>
+  <w:num w:numId="7" w16cid:durableId="2004383118">
     <w:abstractNumId w:val="5"/>
     <w:lvlOverride w:ilvl="0">
       <w:startOverride w:val="1"/>
     </w:lvlOverride>
   </w:num>
-  <w:num w:numId="3" w16cid:durableId="1426733799">
-    <w:abstractNumId w:val="2"/>
-    <w:lvlOverride w:ilvl="0">
-      <w:startOverride w:val="1"/>
-    </w:lvlOverride>
-  </w:num>
-  <w:num w:numId="4" w16cid:durableId="498421780">
-    <w:abstractNumId w:val="7"/>
-    <w:lvlOverride w:ilvl="0">
-      <w:startOverride w:val="1"/>
-    </w:lvlOverride>
-  </w:num>
-  <w:num w:numId="5" w16cid:durableId="370154999">
+  <w:num w:numId="8" w16cid:durableId="9071265">
     <w:abstractNumId w:val="1"/>
-    <w:lvlOverride w:ilvl="0">
-      <w:startOverride w:val="1"/>
-    </w:lvlOverride>
-  </w:num>
-  <w:num w:numId="6" w16cid:durableId="510606005">
-    <w:abstractNumId w:val="0"/>
-    <w:lvlOverride w:ilvl="0">
-      <w:startOverride w:val="1"/>
-    </w:lvlOverride>
-  </w:num>
-  <w:num w:numId="7" w16cid:durableId="1776093184">
-    <w:abstractNumId w:val="3"/>
-    <w:lvlOverride w:ilvl="0">
-      <w:startOverride w:val="1"/>
-    </w:lvlOverride>
-  </w:num>
-  <w:num w:numId="8" w16cid:durableId="353776822">
-    <w:abstractNumId w:val="4"/>
     <w:lvlOverride w:ilvl="0">
       <w:startOverride w:val="1"/>
     </w:lvlOverride>
@@ -7382,7 +7462,7 @@
     <w:autoRedefine/>
     <w:uiPriority w:val="39"/>
     <w:unhideWhenUsed/>
-    <w:rsid w:val="00C81CFD"/>
+    <w:rsid w:val="004F62E2"/>
     <w:pPr>
       <w:spacing w:after="100"/>
     </w:pPr>
@@ -7394,7 +7474,7 @@
     <w:autoRedefine/>
     <w:uiPriority w:val="39"/>
     <w:unhideWhenUsed/>
-    <w:rsid w:val="00C81CFD"/>
+    <w:rsid w:val="004F62E2"/>
     <w:pPr>
       <w:spacing w:after="100"/>
       <w:ind w:left="210"/>

--- a/docs/manuals/Role_Guide_4_QUAN_QA_RA.docx
+++ b/docs/manuals/Role_Guide_4_QUAN_QA_RA.docx
@@ -469,7 +469,7 @@
                 <w:sz w:val="19"/>
                 <w:szCs w:val="19"/>
               </w:rPr>
-              <w:t>Version 1.1 · 19 September 2026</w:t>
+              <w:t>Version 1.2 · 20 September 2026</w:t>
             </w:r>
           </w:p>
         </w:tc>
@@ -538,7 +538,7 @@
     <w:sdt>
       <w:sdtPr>
         <w:alias w:val="Contents"/>
-        <w:id w:val="-64187351"/>
+        <w:id w:val="-966279403"/>
       </w:sdtPr>
       <w:sdtEndPr/>
       <w:sdtContent>
@@ -567,7 +567,7 @@
           <w:r>
             <w:fldChar w:fldCharType="separate"/>
           </w:r>
-          <w:hyperlink w:anchor="_Toc240713085" w:history="1">
+          <w:hyperlink w:anchor="_Toc240759031" w:history="1">
             <w:r>
               <w:rPr>
                 <w:rStyle w:val="Hyperlink"/>
@@ -591,7 +591,7 @@
               <w:rPr>
                 <w:noProof/>
               </w:rPr>
-              <w:instrText xml:space="preserve"> PAGEREF _Toc240713085 \h </w:instrText>
+              <w:instrText xml:space="preserve"> PAGEREF _Toc240759031 \h </w:instrText>
             </w:r>
             <w:r>
               <w:rPr>
@@ -634,7 +634,7 @@
               <w14:ligatures w14:val="standardContextual"/>
             </w:rPr>
           </w:pPr>
-          <w:hyperlink w:anchor="_Toc240713086" w:history="1">
+          <w:hyperlink w:anchor="_Toc240759032" w:history="1">
             <w:r>
               <w:rPr>
                 <w:rStyle w:val="Hyperlink"/>
@@ -658,7 +658,7 @@
               <w:rPr>
                 <w:noProof/>
               </w:rPr>
-              <w:instrText xml:space="preserve"> PAGEREF _Toc240713086 \h </w:instrText>
+              <w:instrText xml:space="preserve"> PAGEREF _Toc240759032 \h </w:instrText>
             </w:r>
             <w:r>
               <w:rPr>
@@ -701,7 +701,7 @@
               <w14:ligatures w14:val="standardContextual"/>
             </w:rPr>
           </w:pPr>
-          <w:hyperlink w:anchor="_Toc240713087" w:history="1">
+          <w:hyperlink w:anchor="_Toc240759033" w:history="1">
             <w:r>
               <w:rPr>
                 <w:rStyle w:val="Hyperlink"/>
@@ -725,7 +725,7 @@
               <w:rPr>
                 <w:noProof/>
               </w:rPr>
-              <w:instrText xml:space="preserve"> PAGEREF _Toc240713087 \h </w:instrText>
+              <w:instrText xml:space="preserve"> PAGEREF _Toc240759033 \h </w:instrText>
             </w:r>
             <w:r>
               <w:rPr>
@@ -768,7 +768,7 @@
               <w14:ligatures w14:val="standardContextual"/>
             </w:rPr>
           </w:pPr>
-          <w:hyperlink w:anchor="_Toc240713088" w:history="1">
+          <w:hyperlink w:anchor="_Toc240759034" w:history="1">
             <w:r>
               <w:rPr>
                 <w:rStyle w:val="Hyperlink"/>
@@ -792,7 +792,7 @@
               <w:rPr>
                 <w:noProof/>
               </w:rPr>
-              <w:instrText xml:space="preserve"> PAGEREF _Toc240713088 \h </w:instrText>
+              <w:instrText xml:space="preserve"> PAGEREF _Toc240759034 \h </w:instrText>
             </w:r>
             <w:r>
               <w:rPr>
@@ -835,7 +835,7 @@
               <w14:ligatures w14:val="standardContextual"/>
             </w:rPr>
           </w:pPr>
-          <w:hyperlink w:anchor="_Toc240713089" w:history="1">
+          <w:hyperlink w:anchor="_Toc240759035" w:history="1">
             <w:r>
               <w:rPr>
                 <w:rStyle w:val="Hyperlink"/>
@@ -859,7 +859,7 @@
               <w:rPr>
                 <w:noProof/>
               </w:rPr>
-              <w:instrText xml:space="preserve"> PAGEREF _Toc240713089 \h </w:instrText>
+              <w:instrText xml:space="preserve"> PAGEREF _Toc240759035 \h </w:instrText>
             </w:r>
             <w:r>
               <w:rPr>
@@ -902,7 +902,7 @@
               <w14:ligatures w14:val="standardContextual"/>
             </w:rPr>
           </w:pPr>
-          <w:hyperlink w:anchor="_Toc240713090" w:history="1">
+          <w:hyperlink w:anchor="_Toc240759036" w:history="1">
             <w:r>
               <w:rPr>
                 <w:rStyle w:val="Hyperlink"/>
@@ -926,7 +926,7 @@
               <w:rPr>
                 <w:noProof/>
               </w:rPr>
-              <w:instrText xml:space="preserve"> PAGEREF _Toc240713090 \h </w:instrText>
+              <w:instrText xml:space="preserve"> PAGEREF _Toc240759036 \h </w:instrText>
             </w:r>
             <w:r>
               <w:rPr>
@@ -969,7 +969,7 @@
               <w14:ligatures w14:val="standardContextual"/>
             </w:rPr>
           </w:pPr>
-          <w:hyperlink w:anchor="_Toc240713091" w:history="1">
+          <w:hyperlink w:anchor="_Toc240759037" w:history="1">
             <w:r>
               <w:rPr>
                 <w:rStyle w:val="Hyperlink"/>
@@ -993,7 +993,7 @@
               <w:rPr>
                 <w:noProof/>
               </w:rPr>
-              <w:instrText xml:space="preserve"> PAGEREF _Toc240713091 \h </w:instrText>
+              <w:instrText xml:space="preserve"> PAGEREF _Toc240759037 \h </w:instrText>
             </w:r>
             <w:r>
               <w:rPr>
@@ -1036,7 +1036,7 @@
               <w14:ligatures w14:val="standardContextual"/>
             </w:rPr>
           </w:pPr>
-          <w:hyperlink w:anchor="_Toc240713092" w:history="1">
+          <w:hyperlink w:anchor="_Toc240759038" w:history="1">
             <w:r>
               <w:rPr>
                 <w:rStyle w:val="Hyperlink"/>
@@ -1060,7 +1060,7 @@
               <w:rPr>
                 <w:noProof/>
               </w:rPr>
-              <w:instrText xml:space="preserve"> PAGEREF _Toc240713092 \h </w:instrText>
+              <w:instrText xml:space="preserve"> PAGEREF _Toc240759038 \h </w:instrText>
             </w:r>
             <w:r>
               <w:rPr>
@@ -1103,7 +1103,7 @@
               <w14:ligatures w14:val="standardContextual"/>
             </w:rPr>
           </w:pPr>
-          <w:hyperlink w:anchor="_Toc240713093" w:history="1">
+          <w:hyperlink w:anchor="_Toc240759039" w:history="1">
             <w:r>
               <w:rPr>
                 <w:rStyle w:val="Hyperlink"/>
@@ -1127,7 +1127,7 @@
               <w:rPr>
                 <w:noProof/>
               </w:rPr>
-              <w:instrText xml:space="preserve"> PAGEREF _Toc240713093 \h </w:instrText>
+              <w:instrText xml:space="preserve"> PAGEREF _Toc240759039 \h </w:instrText>
             </w:r>
             <w:r>
               <w:rPr>
@@ -1170,7 +1170,7 @@
               <w14:ligatures w14:val="standardContextual"/>
             </w:rPr>
           </w:pPr>
-          <w:hyperlink w:anchor="_Toc240713094" w:history="1">
+          <w:hyperlink w:anchor="_Toc240759040" w:history="1">
             <w:r>
               <w:rPr>
                 <w:rStyle w:val="Hyperlink"/>
@@ -1194,7 +1194,7 @@
               <w:rPr>
                 <w:noProof/>
               </w:rPr>
-              <w:instrText xml:space="preserve"> PAGEREF _Toc240713094 \h </w:instrText>
+              <w:instrText xml:space="preserve"> PAGEREF _Toc240759040 \h </w:instrText>
             </w:r>
             <w:r>
               <w:rPr>
@@ -1237,7 +1237,7 @@
               <w14:ligatures w14:val="standardContextual"/>
             </w:rPr>
           </w:pPr>
-          <w:hyperlink w:anchor="_Toc240713095" w:history="1">
+          <w:hyperlink w:anchor="_Toc240759041" w:history="1">
             <w:r>
               <w:rPr>
                 <w:rStyle w:val="Hyperlink"/>
@@ -1261,7 +1261,7 @@
               <w:rPr>
                 <w:noProof/>
               </w:rPr>
-              <w:instrText xml:space="preserve"> PAGEREF _Toc240713095 \h </w:instrText>
+              <w:instrText xml:space="preserve"> PAGEREF _Toc240759041 \h </w:instrText>
             </w:r>
             <w:r>
               <w:rPr>
@@ -1304,7 +1304,7 @@
               <w14:ligatures w14:val="standardContextual"/>
             </w:rPr>
           </w:pPr>
-          <w:hyperlink w:anchor="_Toc240713096" w:history="1">
+          <w:hyperlink w:anchor="_Toc240759042" w:history="1">
             <w:r>
               <w:rPr>
                 <w:rStyle w:val="Hyperlink"/>
@@ -1328,7 +1328,7 @@
               <w:rPr>
                 <w:noProof/>
               </w:rPr>
-              <w:instrText xml:space="preserve"> PAGEREF _Toc240713096 \h </w:instrText>
+              <w:instrText xml:space="preserve"> PAGEREF _Toc240759042 \h </w:instrText>
             </w:r>
             <w:r>
               <w:rPr>
@@ -1371,7 +1371,7 @@
               <w14:ligatures w14:val="standardContextual"/>
             </w:rPr>
           </w:pPr>
-          <w:hyperlink w:anchor="_Toc240713097" w:history="1">
+          <w:hyperlink w:anchor="_Toc240759043" w:history="1">
             <w:r>
               <w:rPr>
                 <w:rStyle w:val="Hyperlink"/>
@@ -1395,7 +1395,7 @@
               <w:rPr>
                 <w:noProof/>
               </w:rPr>
-              <w:instrText xml:space="preserve"> PAGEREF _Toc240713097 \h </w:instrText>
+              <w:instrText xml:space="preserve"> PAGEREF _Toc240759043 \h </w:instrText>
             </w:r>
             <w:r>
               <w:rPr>
@@ -1438,7 +1438,7 @@
               <w14:ligatures w14:val="standardContextual"/>
             </w:rPr>
           </w:pPr>
-          <w:hyperlink w:anchor="_Toc240713098" w:history="1">
+          <w:hyperlink w:anchor="_Toc240759044" w:history="1">
             <w:r>
               <w:rPr>
                 <w:rStyle w:val="Hyperlink"/>
@@ -1462,7 +1462,7 @@
               <w:rPr>
                 <w:noProof/>
               </w:rPr>
-              <w:instrText xml:space="preserve"> PAGEREF _Toc240713098 \h </w:instrText>
+              <w:instrText xml:space="preserve"> PAGEREF _Toc240759044 \h </w:instrText>
             </w:r>
             <w:r>
               <w:rPr>
@@ -1505,7 +1505,7 @@
               <w14:ligatures w14:val="standardContextual"/>
             </w:rPr>
           </w:pPr>
-          <w:hyperlink w:anchor="_Toc240713099" w:history="1">
+          <w:hyperlink w:anchor="_Toc240759045" w:history="1">
             <w:r>
               <w:rPr>
                 <w:rStyle w:val="Hyperlink"/>
@@ -1529,7 +1529,7 @@
               <w:rPr>
                 <w:noProof/>
               </w:rPr>
-              <w:instrText xml:space="preserve"> PAGEREF _Toc240713099 \h </w:instrText>
+              <w:instrText xml:space="preserve"> PAGEREF _Toc240759045 \h </w:instrText>
             </w:r>
             <w:r>
               <w:rPr>
@@ -1572,7 +1572,7 @@
               <w14:ligatures w14:val="standardContextual"/>
             </w:rPr>
           </w:pPr>
-          <w:hyperlink w:anchor="_Toc240713100" w:history="1">
+          <w:hyperlink w:anchor="_Toc240759046" w:history="1">
             <w:r>
               <w:rPr>
                 <w:rStyle w:val="Hyperlink"/>
@@ -1596,7 +1596,7 @@
               <w:rPr>
                 <w:noProof/>
               </w:rPr>
-              <w:instrText xml:space="preserve"> PAGEREF _Toc240713100 \h </w:instrText>
+              <w:instrText xml:space="preserve"> PAGEREF _Toc240759046 \h </w:instrText>
             </w:r>
             <w:r>
               <w:rPr>
@@ -1635,7 +1635,7 @@
         <w:pStyle w:val="Heading1"/>
         <w:pageBreakBefore/>
       </w:pPr>
-      <w:bookmarkStart w:id="0" w:name="_Toc240713085"/>
+      <w:bookmarkStart w:id="0" w:name="_Toc240759031"/>
       <w:r>
         <w:lastRenderedPageBreak/>
         <w:t>1. Your role at a glance</w:t>
@@ -1855,7 +1855,7 @@
         <w:pStyle w:val="Heading1"/>
         <w:pageBreakBefore/>
       </w:pPr>
-      <w:bookmarkStart w:id="1" w:name="_Toc240713086"/>
+      <w:bookmarkStart w:id="1" w:name="_Toc240759032"/>
       <w:r>
         <w:lastRenderedPageBreak/>
         <w:t>2. Signing in and your screens</w:t>
@@ -1866,7 +1866,7 @@
       <w:pPr>
         <w:pStyle w:val="Heading2"/>
       </w:pPr>
-      <w:bookmarkStart w:id="2" w:name="_Toc240713087"/>
+      <w:bookmarkStart w:id="2" w:name="_Toc240759033"/>
       <w:r>
         <w:t>Signing in</w:t>
       </w:r>
@@ -2116,7 +2116,7 @@
       <w:pPr>
         <w:pStyle w:val="Heading2"/>
       </w:pPr>
-      <w:bookmarkStart w:id="3" w:name="_Toc240713088"/>
+      <w:bookmarkStart w:id="3" w:name="_Toc240759034"/>
       <w:r>
         <w:t>Finding your way around</w:t>
       </w:r>
@@ -2360,7 +2360,7 @@
       <w:pPr>
         <w:pStyle w:val="Heading2"/>
       </w:pPr>
-      <w:bookmarkStart w:id="4" w:name="_Toc240713089"/>
+      <w:bookmarkStart w:id="4" w:name="_Toc240759035"/>
       <w:r>
         <w:t>Your screens</w:t>
       </w:r>
@@ -2694,7 +2694,7 @@
       <w:pPr>
         <w:pStyle w:val="Heading2"/>
       </w:pPr>
-      <w:bookmarkStart w:id="5" w:name="_Toc240713090"/>
+      <w:bookmarkStart w:id="5" w:name="_Toc240759036"/>
       <w:r>
         <w:t>Changing your password</w:t>
       </w:r>
@@ -2865,7 +2865,7 @@
         <w:pStyle w:val="Heading1"/>
         <w:pageBreakBefore/>
       </w:pPr>
-      <w:bookmarkStart w:id="6" w:name="_Toc240713091"/>
+      <w:bookmarkStart w:id="6" w:name="_Toc240759037"/>
       <w:r>
         <w:lastRenderedPageBreak/>
         <w:t>3. Your routine</w:t>
@@ -3209,7 +3209,7 @@
         <w:pStyle w:val="Heading1"/>
         <w:pageBreakBefore/>
       </w:pPr>
-      <w:bookmarkStart w:id="7" w:name="_Toc240713092"/>
+      <w:bookmarkStart w:id="7" w:name="_Toc240759038"/>
       <w:r>
         <w:lastRenderedPageBreak/>
         <w:t>4. Step-by-step tasks</w:t>
@@ -3220,7 +3220,7 @@
       <w:pPr>
         <w:pStyle w:val="Heading2"/>
       </w:pPr>
-      <w:bookmarkStart w:id="8" w:name="_Toc240713093"/>
+      <w:bookmarkStart w:id="8" w:name="_Toc240759039"/>
       <w:r>
         <w:t>4.1 Reading the QA Dashboard</w:t>
       </w:r>
@@ -3367,7 +3367,7 @@
       <w:pPr>
         <w:pStyle w:val="Heading2"/>
       </w:pPr>
-      <w:bookmarkStart w:id="9" w:name="_Toc240713094"/>
+      <w:bookmarkStart w:id="9" w:name="_Toc240759040"/>
       <w:r>
         <w:t>4.2 Reviewing questionnaires in the QA Queue</w:t>
       </w:r>
@@ -4146,7 +4146,7 @@
       <w:pPr>
         <w:pStyle w:val="Heading2"/>
       </w:pPr>
-      <w:bookmarkStart w:id="10" w:name="_Toc240713095"/>
+      <w:bookmarkStart w:id="10" w:name="_Toc240759041"/>
       <w:r>
         <w:t>4.3 Working QA exceptions</w:t>
       </w:r>
@@ -4407,7 +4407,7 @@
       <w:pPr>
         <w:pStyle w:val="Heading2"/>
       </w:pPr>
-      <w:bookmarkStart w:id="11" w:name="_Toc240713096"/>
+      <w:bookmarkStart w:id="11" w:name="_Toc240759042"/>
       <w:r>
         <w:t>4.4 Downloading or emailing completed forms (Form PDFs)</w:t>
       </w:r>
@@ -4522,17 +4522,21 @@
         <w:spacing w:after="80" w:line="276" w:lineRule="auto"/>
       </w:pPr>
       <w:r>
-        <w:t xml:space="preserve">Select </w:t>
+        <w:t xml:space="preserve">At the top, the sync panel shows whether the portal holds the same forms as KoboToolbox: for example “✓ In sync with KoboToolbox — KoboToolbox holds 12 · the portal holds 12”. Each row also says “✓ </w:t>
+      </w:r>
+      <w:r>
+        <w:lastRenderedPageBreak/>
+        <w:t xml:space="preserve">saved in portal” once the portal has an identical copy. If the panel says “Not in sync”, select </w:t>
       </w:r>
       <w:r>
         <w:rPr>
           <w:b/>
           <w:bCs/>
         </w:rPr>
-        <w:t>Download PDF</w:t>
-      </w:r>
-      <w:r>
-        <w:t xml:space="preserve"> to save a readable copy: sections, questions, the chosen answers as words (not codes) and repeated groups.</w:t>
+        <w:t>Sync now</w:t>
+      </w:r>
+      <w:r>
+        <w:t>; it takes a few seconds.</w:t>
       </w:r>
     </w:p>
     <w:p>
@@ -4552,10 +4556,10 @@
           <w:b/>
           <w:bCs/>
         </w:rPr>
-        <w:t>Email to me</w:t>
-      </w:r>
-      <w:r>
-        <w:t xml:space="preserve"> to send the PDF to the email address on your account.</w:t>
+        <w:t>Download PDF</w:t>
+      </w:r>
+      <w:r>
+        <w:t xml:space="preserve"> to save a readable copy: sections, questions, the chosen answers as words (not codes) and repeated groups.</w:t>
       </w:r>
     </w:p>
     <w:p>
@@ -4568,7 +4572,29 @@
         <w:spacing w:after="80" w:line="276" w:lineRule="auto"/>
       </w:pPr>
       <w:r>
-        <w:lastRenderedPageBreak/>
+        <w:t xml:space="preserve">Select </w:t>
+      </w:r>
+      <w:r>
+        <w:rPr>
+          <w:b/>
+          <w:bCs/>
+        </w:rPr>
+        <w:t>Email to me</w:t>
+      </w:r>
+      <w:r>
+        <w:t xml:space="preserve"> to send the PDF to the email address on your account.</w:t>
+      </w:r>
+    </w:p>
+    <w:p>
+      <w:pPr>
+        <w:pStyle w:val="ListParagraph"/>
+        <w:numPr>
+          <w:ilvl w:val="0"/>
+          <w:numId w:val="8"/>
+        </w:numPr>
+        <w:spacing w:after="80" w:line="276" w:lineRule="auto"/>
+      </w:pPr>
+      <w:r>
         <w:t xml:space="preserve">For the questionnaire only, select </w:t>
       </w:r>
       <w:r>
@@ -4595,11 +4621,81 @@
         <w:t>The same PDF is available from the record itself: the case page (questionnaire), the KII page (KII Guide) or the document page (coding form).</w:t>
       </w:r>
     </w:p>
+    <w:tbl>
+      <w:tblPr>
+        <w:tblW w:w="9412" w:type="dxa"/>
+        <w:tblBorders>
+          <w:top w:val="single" w:sz="2" w:space="0" w:color="EAF2FA"/>
+          <w:left w:val="single" w:sz="24" w:space="0" w:color="2A6FB0"/>
+          <w:bottom w:val="single" w:sz="2" w:space="0" w:color="EAF2FA"/>
+          <w:right w:val="single" w:sz="2" w:space="0" w:color="EAF2FA"/>
+          <w:insideH w:val="single" w:sz="4" w:space="0" w:color="EAF2FA"/>
+          <w:insideV w:val="single" w:sz="4" w:space="0" w:color="EAF2FA"/>
+        </w:tblBorders>
+        <w:tblCellMar>
+          <w:left w:w="10" w:type="dxa"/>
+          <w:right w:w="10" w:type="dxa"/>
+        </w:tblCellMar>
+        <w:tblLook w:val="04A0" w:firstRow="1" w:lastRow="0" w:firstColumn="1" w:lastColumn="0" w:noHBand="0" w:noVBand="1"/>
+      </w:tblPr>
+      <w:tblGrid>
+        <w:gridCol w:w="9412"/>
+      </w:tblGrid>
+      <w:tr>
+        <w:tblPrEx>
+          <w:tblCellMar>
+            <w:top w:w="0" w:type="dxa"/>
+            <w:bottom w:w="0" w:type="dxa"/>
+          </w:tblCellMar>
+        </w:tblPrEx>
+        <w:trPr>
+          <w:cantSplit/>
+        </w:trPr>
+        <w:tc>
+          <w:tcPr>
+            <w:tcW w:w="9412" w:type="dxa"/>
+            <w:shd w:val="clear" w:color="auto" w:fill="EAF2FA"/>
+            <w:tcMar>
+              <w:top w:w="100" w:type="dxa"/>
+              <w:left w:w="180" w:type="dxa"/>
+              <w:bottom w:w="100" w:type="dxa"/>
+              <w:right w:w="160" w:type="dxa"/>
+            </w:tcMar>
+          </w:tcPr>
+          <w:p>
+            <w:pPr>
+              <w:spacing w:after="40"/>
+            </w:pPr>
+            <w:r>
+              <w:rPr>
+                <w:b/>
+                <w:bCs/>
+                <w:sz w:val="20"/>
+                <w:szCs w:val="20"/>
+              </w:rPr>
+              <w:t>How the sync works</w:t>
+            </w:r>
+          </w:p>
+          <w:p>
+            <w:pPr>
+              <w:spacing w:after="40" w:line="264" w:lineRule="auto"/>
+            </w:pPr>
+            <w:r>
+              <w:rPr>
+                <w:sz w:val="19"/>
+                <w:szCs w:val="19"/>
+              </w:rPr>
+              <w:t>The portal keeps its own copy of the questionnaire, KII Guide and Document Analysis Tool, and refreshes it every 15 minutes and whenever someone selects Sync now. A submission edited in KoboToolbox is updated here; one deleted in KoboToolbox is flagged as removed. You never need to sync before downloading a PDF: the PDF is always read from KoboToolbox at that moment.</w:t>
+            </w:r>
+          </w:p>
+        </w:tc>
+      </w:tr>
+    </w:tbl>
     <w:p>
       <w:pPr>
         <w:pStyle w:val="Heading2"/>
       </w:pPr>
-      <w:bookmarkStart w:id="12" w:name="_Toc240713097"/>
+      <w:bookmarkStart w:id="12" w:name="_Toc240759043"/>
       <w:r>
         <w:t>4.5 Writing good QA notes</w:t>
       </w:r>
@@ -4667,7 +4763,7 @@
         <w:pStyle w:val="Heading1"/>
         <w:pageBreakBefore/>
       </w:pPr>
-      <w:bookmarkStart w:id="13" w:name="_Toc240713098"/>
+      <w:bookmarkStart w:id="13" w:name="_Toc240759044"/>
       <w:r>
         <w:lastRenderedPageBreak/>
         <w:t>5. Rules you must follow</w:t>
@@ -4818,7 +4914,7 @@
         <w:pStyle w:val="Heading1"/>
         <w:pageBreakBefore/>
       </w:pPr>
-      <w:bookmarkStart w:id="14" w:name="_Toc240713099"/>
+      <w:bookmarkStart w:id="14" w:name="_Toc240759045"/>
       <w:r>
         <w:lastRenderedPageBreak/>
         <w:t>6. Troubleshooting</w:t>
@@ -5538,7 +5634,7 @@
                 <w:sz w:val="19"/>
                 <w:szCs w:val="19"/>
               </w:rPr>
-              <w:t>A page keeps loading</w:t>
+              <w:t>Form PDFs says "Not in sync with KoboToolbox yet"</w:t>
             </w:r>
           </w:p>
         </w:tc>
@@ -5562,7 +5658,7 @@
                 <w:sz w:val="19"/>
                 <w:szCs w:val="19"/>
               </w:rPr>
-              <w:t>A slow or dropped connection.</w:t>
+              <w:t>The counts differ: a form was submitted or changed in KoboToolbox since the last sync (it runs every 15 minutes).</w:t>
             </w:r>
           </w:p>
         </w:tc>
@@ -5586,7 +5682,7 @@
                 <w:sz w:val="19"/>
                 <w:szCs w:val="19"/>
               </w:rPr>
-              <w:t>Refresh the page. Your saved work is not lost; unsaved typing may be.</w:t>
+              <w:t>Select Sync now. If it still differs, or says it couldn't reach KoboToolbox, try again in a few minutes and tell the PI if it persists.</w:t>
             </w:r>
           </w:p>
         </w:tc>
@@ -5620,6 +5716,169 @@
                 <w:sz w:val="19"/>
                 <w:szCs w:val="19"/>
               </w:rPr>
+              <w:t>A document says "Already submitted" and its answers are locked</w:t>
+            </w:r>
+          </w:p>
+        </w:tc>
+        <w:tc>
+          <w:tcPr>
+            <w:tcW w:w="3200" w:type="dxa"/>
+            <w:tcMar>
+              <w:top w:w="70" w:type="dxa"/>
+              <w:left w:w="110" w:type="dxa"/>
+              <w:bottom w:w="70" w:type="dxa"/>
+              <w:right w:w="110" w:type="dxa"/>
+            </w:tcMar>
+          </w:tcPr>
+          <w:p>
+            <w:pPr>
+              <w:spacing w:after="40"/>
+            </w:pPr>
+            <w:r>
+              <w:rPr>
+                <w:sz w:val="19"/>
+                <w:szCs w:val="19"/>
+              </w:rPr>
+              <w:t>Its coding was already sent to KoboToolbox; changing it here would not change that record.</w:t>
+            </w:r>
+          </w:p>
+        </w:tc>
+        <w:tc>
+          <w:tcPr>
+            <w:tcW w:w="3577" w:type="dxa"/>
+            <w:tcMar>
+              <w:top w:w="70" w:type="dxa"/>
+              <w:left w:w="110" w:type="dxa"/>
+              <w:bottom w:w="70" w:type="dxa"/>
+              <w:right w:w="110" w:type="dxa"/>
+            </w:tcMar>
+          </w:tcPr>
+          <w:p>
+            <w:pPr>
+              <w:spacing w:after="40"/>
+            </w:pPr>
+            <w:r>
+              <w:rPr>
+                <w:sz w:val="19"/>
+                <w:szCs w:val="19"/>
+              </w:rPr>
+              <w:t>To redo the coding, delete that record in KoboToolbox, then select Sync now on Form PDFs. The document unlocks.</w:t>
+            </w:r>
+          </w:p>
+        </w:tc>
+      </w:tr>
+      <w:tr>
+        <w:tblPrEx>
+          <w:tblCellMar>
+            <w:top w:w="0" w:type="dxa"/>
+            <w:bottom w:w="0" w:type="dxa"/>
+          </w:tblCellMar>
+        </w:tblPrEx>
+        <w:trPr>
+          <w:cantSplit/>
+        </w:trPr>
+        <w:tc>
+          <w:tcPr>
+            <w:tcW w:w="2635" w:type="dxa"/>
+            <w:shd w:val="clear" w:color="auto" w:fill="F8FAFB"/>
+            <w:tcMar>
+              <w:top w:w="70" w:type="dxa"/>
+              <w:left w:w="110" w:type="dxa"/>
+              <w:bottom w:w="70" w:type="dxa"/>
+              <w:right w:w="110" w:type="dxa"/>
+            </w:tcMar>
+          </w:tcPr>
+          <w:p>
+            <w:pPr>
+              <w:spacing w:after="40"/>
+            </w:pPr>
+            <w:r>
+              <w:rPr>
+                <w:sz w:val="19"/>
+                <w:szCs w:val="19"/>
+              </w:rPr>
+              <w:t>A page keeps loading</w:t>
+            </w:r>
+          </w:p>
+        </w:tc>
+        <w:tc>
+          <w:tcPr>
+            <w:tcW w:w="3200" w:type="dxa"/>
+            <w:shd w:val="clear" w:color="auto" w:fill="F8FAFB"/>
+            <w:tcMar>
+              <w:top w:w="70" w:type="dxa"/>
+              <w:left w:w="110" w:type="dxa"/>
+              <w:bottom w:w="70" w:type="dxa"/>
+              <w:right w:w="110" w:type="dxa"/>
+            </w:tcMar>
+          </w:tcPr>
+          <w:p>
+            <w:pPr>
+              <w:spacing w:after="40"/>
+            </w:pPr>
+            <w:r>
+              <w:rPr>
+                <w:sz w:val="19"/>
+                <w:szCs w:val="19"/>
+              </w:rPr>
+              <w:t>A slow or dropped connection.</w:t>
+            </w:r>
+          </w:p>
+        </w:tc>
+        <w:tc>
+          <w:tcPr>
+            <w:tcW w:w="3577" w:type="dxa"/>
+            <w:shd w:val="clear" w:color="auto" w:fill="F8FAFB"/>
+            <w:tcMar>
+              <w:top w:w="70" w:type="dxa"/>
+              <w:left w:w="110" w:type="dxa"/>
+              <w:bottom w:w="70" w:type="dxa"/>
+              <w:right w:w="110" w:type="dxa"/>
+            </w:tcMar>
+          </w:tcPr>
+          <w:p>
+            <w:pPr>
+              <w:spacing w:after="40"/>
+            </w:pPr>
+            <w:r>
+              <w:rPr>
+                <w:sz w:val="19"/>
+                <w:szCs w:val="19"/>
+              </w:rPr>
+              <w:t>Refresh the page. Your saved work is not lost; unsaved typing may be.</w:t>
+            </w:r>
+          </w:p>
+        </w:tc>
+      </w:tr>
+      <w:tr>
+        <w:tblPrEx>
+          <w:tblCellMar>
+            <w:top w:w="0" w:type="dxa"/>
+            <w:bottom w:w="0" w:type="dxa"/>
+          </w:tblCellMar>
+        </w:tblPrEx>
+        <w:trPr>
+          <w:cantSplit/>
+        </w:trPr>
+        <w:tc>
+          <w:tcPr>
+            <w:tcW w:w="2635" w:type="dxa"/>
+            <w:tcMar>
+              <w:top w:w="70" w:type="dxa"/>
+              <w:left w:w="110" w:type="dxa"/>
+              <w:bottom w:w="70" w:type="dxa"/>
+              <w:right w:w="110" w:type="dxa"/>
+            </w:tcMar>
+          </w:tcPr>
+          <w:p>
+            <w:pPr>
+              <w:spacing w:after="40"/>
+            </w:pPr>
+            <w:r>
+              <w:rPr>
+                <w:sz w:val="19"/>
+                <w:szCs w:val="19"/>
+              </w:rPr>
               <w:t>A file upload seems stuck</w:t>
             </w:r>
           </w:p>
@@ -5682,7 +5941,7 @@
         <w:pStyle w:val="Heading1"/>
         <w:pageBreakBefore/>
       </w:pPr>
-      <w:bookmarkStart w:id="15" w:name="_Toc240713100"/>
+      <w:bookmarkStart w:id="15" w:name="_Toc240759046"/>
       <w:r>
         <w:lastRenderedPageBreak/>
         <w:t>7. Quick reference</w:t>
@@ -6124,7 +6383,7 @@
         <w:sz w:val="16"/>
         <w:szCs w:val="16"/>
       </w:rPr>
-      <w:t>Version 1.1 · 19 September 2026</w:t>
+      <w:t>Version 1.2 · 20 September 2026</w:t>
     </w:r>
     <w:r>
       <w:rPr>
@@ -6297,96 +6556,68 @@
 <file path=word/numbering.xml><?xml version="1.0" encoding="utf-8"?>
 <w:numbering xmlns:wpc="http://schemas.microsoft.com/office/word/2010/wordprocessingCanvas" xmlns:cx="http://schemas.microsoft.com/office/drawing/2014/chartex" xmlns:cx1="http://schemas.microsoft.com/office/drawing/2015/9/8/chartex" xmlns:cx2="http://schemas.microsoft.com/office/drawing/2015/10/21/chartex" xmlns:cx3="http://schemas.microsoft.com/office/drawing/2016/5/9/chartex" xmlns:cx4="http://schemas.microsoft.com/office/drawing/2016/5/10/chartex" xmlns:cx5="http://schemas.microsoft.com/office/drawing/2016/5/11/chartex" xmlns:cx6="http://schemas.microsoft.com/office/drawing/2016/5/12/chartex" xmlns:cx7="http://schemas.microsoft.com/office/drawing/2016/5/13/chartex" xmlns:cx8="http://schemas.microsoft.com/office/drawing/2016/5/14/chartex" xmlns:mc="http://schemas.openxmlformats.org/markup-compatibility/2006" xmlns:aink="http://schemas.microsoft.com/office/drawing/2016/ink" xmlns:am3d="http://schemas.microsoft.com/office/drawing/2017/model3d" xmlns:o="urn:schemas-microsoft-com:office:office" xmlns:oel="http://schemas.microsoft.com/office/2019/extlst" xmlns:r="http://schemas.openxmlformats.org/officeDocument/2006/relationships" xmlns:m="http://schemas.openxmlformats.org/officeDocument/2006/math" xmlns:v="urn:schemas-microsoft-com:vml" xmlns:wp14="http://schemas.microsoft.com/office/word/2010/wordprocessingDrawing" xmlns:wp="http://schemas.openxmlformats.org/drawingml/2006/wordprocessingDrawing" xmlns:w10="urn:schemas-microsoft-com:office:word" xmlns:w="http://schemas.openxmlformats.org/wordprocessingml/2006/main" xmlns:w14="http://schemas.microsoft.com/office/word/2010/wordml" xmlns:w15="http://schemas.microsoft.com/office/word/2012/wordml" xmlns:w16cex="http://schemas.microsoft.com/office/word/2018/wordml/cex" xmlns:w16cid="http://schemas.microsoft.com/office/word/2016/wordml/cid" xmlns:w16="http://schemas.microsoft.com/office/word/2018/wordml" xmlns:w16sdtdh="http://schemas.microsoft.com/office/word/2020/wordml/sdtdatahash" xmlns:w16se="http://schemas.microsoft.com/office/word/2015/wordml/symex" xmlns:wpg="http://schemas.microsoft.com/office/word/2010/wordprocessingGroup" xmlns:wpi="http://schemas.microsoft.com/office/word/2010/wordprocessingInk" xmlns:wne="http://schemas.microsoft.com/office/word/2006/wordml" xmlns:wps="http://schemas.microsoft.com/office/word/2010/wordprocessingShape" mc:Ignorable="w14 w15 w16se w16cid w16 w16cex w16sdtdh wp14">
   <w:abstractNum w:abstractNumId="0" w15:restartNumberingAfterBreak="0">
-    <w:nsid w:val="29A56AA8"/>
+    <w:nsid w:val="03D8351C"/>
     <w:multiLevelType w:val="hybridMultilevel"/>
-    <w:tmpl w:val="0298D83A"/>
-    <w:lvl w:ilvl="0" w:tplc="C3308900">
+    <w:tmpl w:val="50F8BF72"/>
+    <w:lvl w:ilvl="0" w:tplc="28607748">
       <w:start w:val="1"/>
       <w:numFmt w:val="bullet"/>
-      <w:lvlText w:val="●"/>
+      <w:lvlText w:val="•"/>
       <w:lvlJc w:val="left"/>
       <w:pPr>
-        <w:ind w:left="720" w:hanging="360"/>
+        <w:ind w:left="460" w:hanging="280"/>
       </w:pPr>
     </w:lvl>
-    <w:lvl w:ilvl="1" w:tplc="415CC852">
+    <w:lvl w:ilvl="1" w:tplc="85C69BD8">
       <w:start w:val="1"/>
       <w:numFmt w:val="bullet"/>
-      <w:lvlText w:val="○"/>
+      <w:lvlText w:val="–"/>
       <w:lvlJc w:val="left"/>
       <w:pPr>
-        <w:ind w:left="1440" w:hanging="360"/>
+        <w:ind w:left="900" w:hanging="280"/>
       </w:pPr>
     </w:lvl>
-    <w:lvl w:ilvl="2" w:tplc="918062B6">
-      <w:start w:val="1"/>
-      <w:numFmt w:val="bullet"/>
-      <w:lvlText w:val="■"/>
+    <w:lvl w:ilvl="2" w:tplc="23C2234E">
+      <w:numFmt w:val="decimal"/>
+      <w:lvlText w:val=""/>
       <w:lvlJc w:val="left"/>
-      <w:pPr>
-        <w:ind w:left="2160" w:hanging="360"/>
-      </w:pPr>
     </w:lvl>
-    <w:lvl w:ilvl="3" w:tplc="6F186182">
-      <w:start w:val="1"/>
-      <w:numFmt w:val="bullet"/>
-      <w:lvlText w:val="●"/>
+    <w:lvl w:ilvl="3" w:tplc="E2FC65DE">
+      <w:numFmt w:val="decimal"/>
+      <w:lvlText w:val=""/>
       <w:lvlJc w:val="left"/>
-      <w:pPr>
-        <w:ind w:left="2880" w:hanging="360"/>
-      </w:pPr>
     </w:lvl>
-    <w:lvl w:ilvl="4" w:tplc="0BAAF30E">
-      <w:start w:val="1"/>
-      <w:numFmt w:val="bullet"/>
-      <w:lvlText w:val="○"/>
+    <w:lvl w:ilvl="4" w:tplc="5816C61E">
+      <w:numFmt w:val="decimal"/>
+      <w:lvlText w:val=""/>
       <w:lvlJc w:val="left"/>
-      <w:pPr>
-        <w:ind w:left="3600" w:hanging="360"/>
-      </w:pPr>
     </w:lvl>
-    <w:lvl w:ilvl="5" w:tplc="2372138E">
-      <w:start w:val="1"/>
-      <w:numFmt w:val="bullet"/>
-      <w:lvlText w:val="■"/>
+    <w:lvl w:ilvl="5" w:tplc="F99EE8A2">
+      <w:numFmt w:val="decimal"/>
+      <w:lvlText w:val=""/>
       <w:lvlJc w:val="left"/>
-      <w:pPr>
-        <w:ind w:left="4320" w:hanging="360"/>
-      </w:pPr>
     </w:lvl>
-    <w:lvl w:ilvl="6" w:tplc="6EF4E208">
-      <w:start w:val="1"/>
-      <w:numFmt w:val="bullet"/>
-      <w:lvlText w:val="●"/>
+    <w:lvl w:ilvl="6" w:tplc="25A694E0">
+      <w:numFmt w:val="decimal"/>
+      <w:lvlText w:val=""/>
       <w:lvlJc w:val="left"/>
-      <w:pPr>
-        <w:ind w:left="5040" w:hanging="360"/>
-      </w:pPr>
     </w:lvl>
-    <w:lvl w:ilvl="7" w:tplc="CB34118C">
-      <w:start w:val="1"/>
-      <w:numFmt w:val="bullet"/>
-      <w:lvlText w:val="●"/>
+    <w:lvl w:ilvl="7" w:tplc="E4EE0018">
+      <w:numFmt w:val="decimal"/>
+      <w:lvlText w:val=""/>
       <w:lvlJc w:val="left"/>
-      <w:pPr>
-        <w:ind w:left="5760" w:hanging="360"/>
-      </w:pPr>
     </w:lvl>
-    <w:lvl w:ilvl="8" w:tplc="9600E8CE">
-      <w:start w:val="1"/>
-      <w:numFmt w:val="bullet"/>
-      <w:lvlText w:val="●"/>
+    <w:lvl w:ilvl="8" w:tplc="1346DF9C">
+      <w:numFmt w:val="decimal"/>
+      <w:lvlText w:val=""/>
       <w:lvlJc w:val="left"/>
-      <w:pPr>
-        <w:ind w:left="6480" w:hanging="360"/>
-      </w:pPr>
     </w:lvl>
   </w:abstractNum>
   <w:abstractNum w:abstractNumId="1" w15:restartNumberingAfterBreak="0">
-    <w:nsid w:val="2E966409"/>
+    <w:nsid w:val="24981302"/>
     <w:multiLevelType w:val="hybridMultilevel"/>
-    <w:tmpl w:val="E206AC86"/>
-    <w:lvl w:ilvl="0" w:tplc="4430369E">
+    <w:tmpl w:val="B6A69FDC"/>
+    <w:lvl w:ilvl="0" w:tplc="5E3CABB6">
       <w:start w:val="1"/>
       <w:numFmt w:val="decimal"/>
       <w:lvlText w:val="%1."/>
@@ -6400,110 +6631,197 @@
         <w:color w:val="A67C27"/>
       </w:rPr>
     </w:lvl>
-    <w:lvl w:ilvl="1" w:tplc="9A92728C">
+    <w:lvl w:ilvl="1" w:tplc="E4C61C76">
       <w:numFmt w:val="decimal"/>
       <w:lvlText w:val=""/>
       <w:lvlJc w:val="left"/>
     </w:lvl>
-    <w:lvl w:ilvl="2" w:tplc="FC96BC28">
+    <w:lvl w:ilvl="2" w:tplc="45BA58AA">
       <w:numFmt w:val="decimal"/>
       <w:lvlText w:val=""/>
       <w:lvlJc w:val="left"/>
     </w:lvl>
-    <w:lvl w:ilvl="3" w:tplc="DD20C5F2">
+    <w:lvl w:ilvl="3" w:tplc="FB9C5C1E">
       <w:numFmt w:val="decimal"/>
       <w:lvlText w:val=""/>
       <w:lvlJc w:val="left"/>
     </w:lvl>
-    <w:lvl w:ilvl="4" w:tplc="470AA652">
+    <w:lvl w:ilvl="4" w:tplc="4C086254">
       <w:numFmt w:val="decimal"/>
       <w:lvlText w:val=""/>
       <w:lvlJc w:val="left"/>
     </w:lvl>
-    <w:lvl w:ilvl="5" w:tplc="3CC48624">
+    <w:lvl w:ilvl="5" w:tplc="C512F44C">
       <w:numFmt w:val="decimal"/>
       <w:lvlText w:val=""/>
       <w:lvlJc w:val="left"/>
     </w:lvl>
-    <w:lvl w:ilvl="6" w:tplc="7F8A6310">
+    <w:lvl w:ilvl="6" w:tplc="C958C8AE">
       <w:numFmt w:val="decimal"/>
       <w:lvlText w:val=""/>
       <w:lvlJc w:val="left"/>
     </w:lvl>
-    <w:lvl w:ilvl="7" w:tplc="E5208278">
+    <w:lvl w:ilvl="7" w:tplc="2E26E086">
       <w:numFmt w:val="decimal"/>
       <w:lvlText w:val=""/>
       <w:lvlJc w:val="left"/>
     </w:lvl>
-    <w:lvl w:ilvl="8" w:tplc="B24A5066">
+    <w:lvl w:ilvl="8" w:tplc="F0DE2F04">
       <w:numFmt w:val="decimal"/>
       <w:lvlText w:val=""/>
       <w:lvlJc w:val="left"/>
     </w:lvl>
   </w:abstractNum>
   <w:abstractNum w:abstractNumId="2" w15:restartNumberingAfterBreak="0">
-    <w:nsid w:val="3BEE4CB0"/>
+    <w:nsid w:val="25BE12BA"/>
     <w:multiLevelType w:val="hybridMultilevel"/>
-    <w:tmpl w:val="6792EC2C"/>
-    <w:lvl w:ilvl="0" w:tplc="DBCA82A6">
+    <w:tmpl w:val="3F2AAB06"/>
+    <w:lvl w:ilvl="0" w:tplc="979A9AAE">
       <w:start w:val="1"/>
-      <w:numFmt w:val="bullet"/>
-      <w:lvlText w:val="•"/>
+      <w:numFmt w:val="decimal"/>
+      <w:lvlText w:val="%1."/>
       <w:lvlJc w:val="left"/>
       <w:pPr>
-        <w:ind w:left="460" w:hanging="280"/>
-      </w:pPr>
+        <w:ind w:left="460" w:hanging="360"/>
+      </w:pPr>
+      <w:rPr>
+        <w:b/>
+        <w:bCs/>
+        <w:color w:val="A67C27"/>
+      </w:rPr>
     </w:lvl>
-    <w:lvl w:ilvl="1" w:tplc="A2F87192">
-      <w:start w:val="1"/>
-      <w:numFmt w:val="bullet"/>
-      <w:lvlText w:val="–"/>
-      <w:lvlJc w:val="left"/>
-      <w:pPr>
-        <w:ind w:left="900" w:hanging="280"/>
-      </w:pPr>
-    </w:lvl>
-    <w:lvl w:ilvl="2" w:tplc="74960094">
+    <w:lvl w:ilvl="1" w:tplc="6BA4D5E0">
       <w:numFmt w:val="decimal"/>
       <w:lvlText w:val=""/>
       <w:lvlJc w:val="left"/>
     </w:lvl>
-    <w:lvl w:ilvl="3" w:tplc="A134DE38">
+    <w:lvl w:ilvl="2" w:tplc="7C06731C">
       <w:numFmt w:val="decimal"/>
       <w:lvlText w:val=""/>
       <w:lvlJc w:val="left"/>
     </w:lvl>
-    <w:lvl w:ilvl="4" w:tplc="995A7E3E">
+    <w:lvl w:ilvl="3" w:tplc="9996B014">
       <w:numFmt w:val="decimal"/>
       <w:lvlText w:val=""/>
       <w:lvlJc w:val="left"/>
     </w:lvl>
-    <w:lvl w:ilvl="5" w:tplc="84E27B58">
+    <w:lvl w:ilvl="4" w:tplc="851E374E">
       <w:numFmt w:val="decimal"/>
       <w:lvlText w:val=""/>
       <w:lvlJc w:val="left"/>
     </w:lvl>
-    <w:lvl w:ilvl="6" w:tplc="5D421E26">
+    <w:lvl w:ilvl="5" w:tplc="211EE5B0">
       <w:numFmt w:val="decimal"/>
       <w:lvlText w:val=""/>
       <w:lvlJc w:val="left"/>
     </w:lvl>
-    <w:lvl w:ilvl="7" w:tplc="DE306D1E">
+    <w:lvl w:ilvl="6" w:tplc="4C50F020">
       <w:numFmt w:val="decimal"/>
       <w:lvlText w:val=""/>
       <w:lvlJc w:val="left"/>
     </w:lvl>
-    <w:lvl w:ilvl="8" w:tplc="B698894A">
+    <w:lvl w:ilvl="7" w:tplc="B76C371A">
+      <w:numFmt w:val="decimal"/>
+      <w:lvlText w:val=""/>
+      <w:lvlJc w:val="left"/>
+    </w:lvl>
+    <w:lvl w:ilvl="8" w:tplc="561E551A">
       <w:numFmt w:val="decimal"/>
       <w:lvlText w:val=""/>
       <w:lvlJc w:val="left"/>
     </w:lvl>
   </w:abstractNum>
   <w:abstractNum w:abstractNumId="3" w15:restartNumberingAfterBreak="0">
-    <w:nsid w:val="3E267918"/>
+    <w:nsid w:val="2F43535F"/>
     <w:multiLevelType w:val="hybridMultilevel"/>
-    <w:tmpl w:val="B2340E5A"/>
-    <w:lvl w:ilvl="0" w:tplc="E68E5740">
+    <w:tmpl w:val="464EAC0A"/>
+    <w:lvl w:ilvl="0" w:tplc="7DFEE410">
+      <w:start w:val="1"/>
+      <w:numFmt w:val="bullet"/>
+      <w:lvlText w:val="●"/>
+      <w:lvlJc w:val="left"/>
+      <w:pPr>
+        <w:ind w:left="720" w:hanging="360"/>
+      </w:pPr>
+    </w:lvl>
+    <w:lvl w:ilvl="1" w:tplc="E202EE0C">
+      <w:start w:val="1"/>
+      <w:numFmt w:val="bullet"/>
+      <w:lvlText w:val="○"/>
+      <w:lvlJc w:val="left"/>
+      <w:pPr>
+        <w:ind w:left="1440" w:hanging="360"/>
+      </w:pPr>
+    </w:lvl>
+    <w:lvl w:ilvl="2" w:tplc="F33CD36C">
+      <w:start w:val="1"/>
+      <w:numFmt w:val="bullet"/>
+      <w:lvlText w:val="■"/>
+      <w:lvlJc w:val="left"/>
+      <w:pPr>
+        <w:ind w:left="2160" w:hanging="360"/>
+      </w:pPr>
+    </w:lvl>
+    <w:lvl w:ilvl="3" w:tplc="4DF4F062">
+      <w:start w:val="1"/>
+      <w:numFmt w:val="bullet"/>
+      <w:lvlText w:val="●"/>
+      <w:lvlJc w:val="left"/>
+      <w:pPr>
+        <w:ind w:left="2880" w:hanging="360"/>
+      </w:pPr>
+    </w:lvl>
+    <w:lvl w:ilvl="4" w:tplc="6CB243E6">
+      <w:start w:val="1"/>
+      <w:numFmt w:val="bullet"/>
+      <w:lvlText w:val="○"/>
+      <w:lvlJc w:val="left"/>
+      <w:pPr>
+        <w:ind w:left="3600" w:hanging="360"/>
+      </w:pPr>
+    </w:lvl>
+    <w:lvl w:ilvl="5" w:tplc="438E24A2">
+      <w:start w:val="1"/>
+      <w:numFmt w:val="bullet"/>
+      <w:lvlText w:val="■"/>
+      <w:lvlJc w:val="left"/>
+      <w:pPr>
+        <w:ind w:left="4320" w:hanging="360"/>
+      </w:pPr>
+    </w:lvl>
+    <w:lvl w:ilvl="6" w:tplc="D9EA7160">
+      <w:start w:val="1"/>
+      <w:numFmt w:val="bullet"/>
+      <w:lvlText w:val="●"/>
+      <w:lvlJc w:val="left"/>
+      <w:pPr>
+        <w:ind w:left="5040" w:hanging="360"/>
+      </w:pPr>
+    </w:lvl>
+    <w:lvl w:ilvl="7" w:tplc="CC4AC7FA">
+      <w:start w:val="1"/>
+      <w:numFmt w:val="bullet"/>
+      <w:lvlText w:val="●"/>
+      <w:lvlJc w:val="left"/>
+      <w:pPr>
+        <w:ind w:left="5760" w:hanging="360"/>
+      </w:pPr>
+    </w:lvl>
+    <w:lvl w:ilvl="8" w:tplc="79F09072">
+      <w:start w:val="1"/>
+      <w:numFmt w:val="bullet"/>
+      <w:lvlText w:val="●"/>
+      <w:lvlJc w:val="left"/>
+      <w:pPr>
+        <w:ind w:left="6480" w:hanging="360"/>
+      </w:pPr>
+    </w:lvl>
+  </w:abstractNum>
+  <w:abstractNum w:abstractNumId="4" w15:restartNumberingAfterBreak="0">
+    <w:nsid w:val="33087644"/>
+    <w:multiLevelType w:val="hybridMultilevel"/>
+    <w:tmpl w:val="CA2C9076"/>
+    <w:lvl w:ilvl="0" w:tplc="98DEFE7C">
       <w:start w:val="1"/>
       <w:numFmt w:val="decimal"/>
       <w:lvlText w:val="%1."/>
@@ -6517,52 +6835,52 @@
         <w:color w:val="A67C27"/>
       </w:rPr>
     </w:lvl>
-    <w:lvl w:ilvl="1" w:tplc="8C8C578A">
+    <w:lvl w:ilvl="1" w:tplc="9604A00C">
       <w:numFmt w:val="decimal"/>
       <w:lvlText w:val=""/>
       <w:lvlJc w:val="left"/>
     </w:lvl>
-    <w:lvl w:ilvl="2" w:tplc="C430DB9E">
+    <w:lvl w:ilvl="2" w:tplc="52C6E4E8">
       <w:numFmt w:val="decimal"/>
       <w:lvlText w:val=""/>
       <w:lvlJc w:val="left"/>
     </w:lvl>
-    <w:lvl w:ilvl="3" w:tplc="FB8E3618">
+    <w:lvl w:ilvl="3" w:tplc="3A0AFD0E">
       <w:numFmt w:val="decimal"/>
       <w:lvlText w:val=""/>
       <w:lvlJc w:val="left"/>
     </w:lvl>
-    <w:lvl w:ilvl="4" w:tplc="8A74EB66">
+    <w:lvl w:ilvl="4" w:tplc="B0D8F624">
       <w:numFmt w:val="decimal"/>
       <w:lvlText w:val=""/>
       <w:lvlJc w:val="left"/>
     </w:lvl>
-    <w:lvl w:ilvl="5" w:tplc="68C2695E">
+    <w:lvl w:ilvl="5" w:tplc="8BD88824">
       <w:numFmt w:val="decimal"/>
       <w:lvlText w:val=""/>
       <w:lvlJc w:val="left"/>
     </w:lvl>
-    <w:lvl w:ilvl="6" w:tplc="964A1ED2">
+    <w:lvl w:ilvl="6" w:tplc="76B6A228">
       <w:numFmt w:val="decimal"/>
       <w:lvlText w:val=""/>
       <w:lvlJc w:val="left"/>
     </w:lvl>
-    <w:lvl w:ilvl="7" w:tplc="C6E0F47C">
+    <w:lvl w:ilvl="7" w:tplc="631478F4">
       <w:numFmt w:val="decimal"/>
       <w:lvlText w:val=""/>
       <w:lvlJc w:val="left"/>
     </w:lvl>
-    <w:lvl w:ilvl="8" w:tplc="DD827EE4">
+    <w:lvl w:ilvl="8" w:tplc="83B06E38">
       <w:numFmt w:val="decimal"/>
       <w:lvlText w:val=""/>
       <w:lvlJc w:val="left"/>
     </w:lvl>
   </w:abstractNum>
-  <w:abstractNum w:abstractNumId="4" w15:restartNumberingAfterBreak="0">
-    <w:nsid w:val="5F9F2833"/>
+  <w:abstractNum w:abstractNumId="5" w15:restartNumberingAfterBreak="0">
+    <w:nsid w:val="357802D9"/>
     <w:multiLevelType w:val="hybridMultilevel"/>
-    <w:tmpl w:val="F000EE60"/>
-    <w:lvl w:ilvl="0" w:tplc="8A6E4160">
+    <w:tmpl w:val="F94C9810"/>
+    <w:lvl w:ilvl="0" w:tplc="23AE0E7C">
       <w:start w:val="1"/>
       <w:numFmt w:val="decimal"/>
       <w:lvlText w:val="%1."/>
@@ -6576,52 +6894,52 @@
         <w:color w:val="A67C27"/>
       </w:rPr>
     </w:lvl>
-    <w:lvl w:ilvl="1" w:tplc="80DAC52C">
+    <w:lvl w:ilvl="1" w:tplc="EB42DD2E">
       <w:numFmt w:val="decimal"/>
       <w:lvlText w:val=""/>
       <w:lvlJc w:val="left"/>
     </w:lvl>
-    <w:lvl w:ilvl="2" w:tplc="D624AA88">
+    <w:lvl w:ilvl="2" w:tplc="AA9E1616">
       <w:numFmt w:val="decimal"/>
       <w:lvlText w:val=""/>
       <w:lvlJc w:val="left"/>
     </w:lvl>
-    <w:lvl w:ilvl="3" w:tplc="B6BA6B6E">
+    <w:lvl w:ilvl="3" w:tplc="C3FABEC6">
       <w:numFmt w:val="decimal"/>
       <w:lvlText w:val=""/>
       <w:lvlJc w:val="left"/>
     </w:lvl>
-    <w:lvl w:ilvl="4" w:tplc="F37099E2">
+    <w:lvl w:ilvl="4" w:tplc="6D9084E2">
       <w:numFmt w:val="decimal"/>
       <w:lvlText w:val=""/>
       <w:lvlJc w:val="left"/>
     </w:lvl>
-    <w:lvl w:ilvl="5" w:tplc="082E3B68">
+    <w:lvl w:ilvl="5" w:tplc="3052402A">
       <w:numFmt w:val="decimal"/>
       <w:lvlText w:val=""/>
       <w:lvlJc w:val="left"/>
     </w:lvl>
-    <w:lvl w:ilvl="6" w:tplc="5AB2B460">
+    <w:lvl w:ilvl="6" w:tplc="09F0A27C">
       <w:numFmt w:val="decimal"/>
       <w:lvlText w:val=""/>
       <w:lvlJc w:val="left"/>
     </w:lvl>
-    <w:lvl w:ilvl="7" w:tplc="68482414">
+    <w:lvl w:ilvl="7" w:tplc="EABCCE70">
       <w:numFmt w:val="decimal"/>
       <w:lvlText w:val=""/>
       <w:lvlJc w:val="left"/>
     </w:lvl>
-    <w:lvl w:ilvl="8" w:tplc="6FD84768">
+    <w:lvl w:ilvl="8" w:tplc="411E9E14">
       <w:numFmt w:val="decimal"/>
       <w:lvlText w:val=""/>
       <w:lvlJc w:val="left"/>
     </w:lvl>
   </w:abstractNum>
-  <w:abstractNum w:abstractNumId="5" w15:restartNumberingAfterBreak="0">
-    <w:nsid w:val="635623DE"/>
+  <w:abstractNum w:abstractNumId="6" w15:restartNumberingAfterBreak="0">
+    <w:nsid w:val="41E82762"/>
     <w:multiLevelType w:val="hybridMultilevel"/>
-    <w:tmpl w:val="53F2D6FC"/>
-    <w:lvl w:ilvl="0" w:tplc="0184835E">
+    <w:tmpl w:val="0584DEB0"/>
+    <w:lvl w:ilvl="0" w:tplc="8C589F40">
       <w:start w:val="1"/>
       <w:numFmt w:val="decimal"/>
       <w:lvlText w:val="%1."/>
@@ -6635,52 +6953,52 @@
         <w:color w:val="A67C27"/>
       </w:rPr>
     </w:lvl>
-    <w:lvl w:ilvl="1" w:tplc="2042E874">
+    <w:lvl w:ilvl="1" w:tplc="F7F65B50">
       <w:numFmt w:val="decimal"/>
       <w:lvlText w:val=""/>
       <w:lvlJc w:val="left"/>
     </w:lvl>
-    <w:lvl w:ilvl="2" w:tplc="4EDCBCE2">
+    <w:lvl w:ilvl="2" w:tplc="625A917E">
       <w:numFmt w:val="decimal"/>
       <w:lvlText w:val=""/>
       <w:lvlJc w:val="left"/>
     </w:lvl>
-    <w:lvl w:ilvl="3" w:tplc="BD82CB18">
+    <w:lvl w:ilvl="3" w:tplc="FBDCAF6C">
       <w:numFmt w:val="decimal"/>
       <w:lvlText w:val=""/>
       <w:lvlJc w:val="left"/>
     </w:lvl>
-    <w:lvl w:ilvl="4" w:tplc="D2049168">
+    <w:lvl w:ilvl="4" w:tplc="2E5CD814">
       <w:numFmt w:val="decimal"/>
       <w:lvlText w:val=""/>
       <w:lvlJc w:val="left"/>
     </w:lvl>
-    <w:lvl w:ilvl="5" w:tplc="B8726B88">
+    <w:lvl w:ilvl="5" w:tplc="266A082E">
       <w:numFmt w:val="decimal"/>
       <w:lvlText w:val=""/>
       <w:lvlJc w:val="left"/>
     </w:lvl>
-    <w:lvl w:ilvl="6" w:tplc="D040C662">
+    <w:lvl w:ilvl="6" w:tplc="059EC3AC">
       <w:numFmt w:val="decimal"/>
       <w:lvlText w:val=""/>
       <w:lvlJc w:val="left"/>
     </w:lvl>
-    <w:lvl w:ilvl="7" w:tplc="3C90CDDE">
+    <w:lvl w:ilvl="7" w:tplc="47BECFCE">
       <w:numFmt w:val="decimal"/>
       <w:lvlText w:val=""/>
       <w:lvlJc w:val="left"/>
     </w:lvl>
-    <w:lvl w:ilvl="8" w:tplc="618C967A">
+    <w:lvl w:ilvl="8" w:tplc="ABD0BA3A">
       <w:numFmt w:val="decimal"/>
       <w:lvlText w:val=""/>
       <w:lvlJc w:val="left"/>
     </w:lvl>
   </w:abstractNum>
-  <w:abstractNum w:abstractNumId="6" w15:restartNumberingAfterBreak="0">
-    <w:nsid w:val="753C5025"/>
+  <w:abstractNum w:abstractNumId="7" w15:restartNumberingAfterBreak="0">
+    <w:nsid w:val="756730A4"/>
     <w:multiLevelType w:val="hybridMultilevel"/>
-    <w:tmpl w:val="E2381596"/>
-    <w:lvl w:ilvl="0" w:tplc="82D6B03E">
+    <w:tmpl w:val="9170E71C"/>
+    <w:lvl w:ilvl="0" w:tplc="ADB4662A">
       <w:start w:val="1"/>
       <w:numFmt w:val="decimal"/>
       <w:lvlText w:val="%1."/>
@@ -6694,150 +7012,91 @@
         <w:color w:val="A67C27"/>
       </w:rPr>
     </w:lvl>
-    <w:lvl w:ilvl="1" w:tplc="ECF06FEE">
+    <w:lvl w:ilvl="1" w:tplc="F7B203F2">
       <w:numFmt w:val="decimal"/>
       <w:lvlText w:val=""/>
       <w:lvlJc w:val="left"/>
     </w:lvl>
-    <w:lvl w:ilvl="2" w:tplc="97063FF0">
+    <w:lvl w:ilvl="2" w:tplc="92B0DC16">
       <w:numFmt w:val="decimal"/>
       <w:lvlText w:val=""/>
       <w:lvlJc w:val="left"/>
     </w:lvl>
-    <w:lvl w:ilvl="3" w:tplc="501EEED8">
+    <w:lvl w:ilvl="3" w:tplc="B310DE74">
       <w:numFmt w:val="decimal"/>
       <w:lvlText w:val=""/>
       <w:lvlJc w:val="left"/>
     </w:lvl>
-    <w:lvl w:ilvl="4" w:tplc="80B0816C">
+    <w:lvl w:ilvl="4" w:tplc="B60C9BC6">
       <w:numFmt w:val="decimal"/>
       <w:lvlText w:val=""/>
       <w:lvlJc w:val="left"/>
     </w:lvl>
-    <w:lvl w:ilvl="5" w:tplc="85685A22">
+    <w:lvl w:ilvl="5" w:tplc="706A1B3A">
       <w:numFmt w:val="decimal"/>
       <w:lvlText w:val=""/>
       <w:lvlJc w:val="left"/>
     </w:lvl>
-    <w:lvl w:ilvl="6" w:tplc="356602C8">
+    <w:lvl w:ilvl="6" w:tplc="D3447222">
       <w:numFmt w:val="decimal"/>
       <w:lvlText w:val=""/>
       <w:lvlJc w:val="left"/>
     </w:lvl>
-    <w:lvl w:ilvl="7" w:tplc="2F3ECC54">
+    <w:lvl w:ilvl="7" w:tplc="0EB48DA8">
       <w:numFmt w:val="decimal"/>
       <w:lvlText w:val=""/>
       <w:lvlJc w:val="left"/>
     </w:lvl>
-    <w:lvl w:ilvl="8" w:tplc="37D4111C">
+    <w:lvl w:ilvl="8" w:tplc="F28479E0">
       <w:numFmt w:val="decimal"/>
       <w:lvlText w:val=""/>
       <w:lvlJc w:val="left"/>
     </w:lvl>
   </w:abstractNum>
-  <w:abstractNum w:abstractNumId="7" w15:restartNumberingAfterBreak="0">
-    <w:nsid w:val="7CD07C30"/>
-    <w:multiLevelType w:val="hybridMultilevel"/>
-    <w:tmpl w:val="47142DE8"/>
-    <w:lvl w:ilvl="0" w:tplc="A336F70A">
-      <w:start w:val="1"/>
-      <w:numFmt w:val="decimal"/>
-      <w:lvlText w:val="%1."/>
-      <w:lvlJc w:val="left"/>
-      <w:pPr>
-        <w:ind w:left="460" w:hanging="360"/>
-      </w:pPr>
-      <w:rPr>
-        <w:b/>
-        <w:bCs/>
-        <w:color w:val="A67C27"/>
-      </w:rPr>
-    </w:lvl>
-    <w:lvl w:ilvl="1" w:tplc="06044B70">
-      <w:numFmt w:val="decimal"/>
-      <w:lvlText w:val=""/>
-      <w:lvlJc w:val="left"/>
-    </w:lvl>
-    <w:lvl w:ilvl="2" w:tplc="5DCE001A">
-      <w:numFmt w:val="decimal"/>
-      <w:lvlText w:val=""/>
-      <w:lvlJc w:val="left"/>
-    </w:lvl>
-    <w:lvl w:ilvl="3" w:tplc="3C90BA48">
-      <w:numFmt w:val="decimal"/>
-      <w:lvlText w:val=""/>
-      <w:lvlJc w:val="left"/>
-    </w:lvl>
-    <w:lvl w:ilvl="4" w:tplc="F22065B4">
-      <w:numFmt w:val="decimal"/>
-      <w:lvlText w:val=""/>
-      <w:lvlJc w:val="left"/>
-    </w:lvl>
-    <w:lvl w:ilvl="5" w:tplc="14B00806">
-      <w:numFmt w:val="decimal"/>
-      <w:lvlText w:val=""/>
-      <w:lvlJc w:val="left"/>
-    </w:lvl>
-    <w:lvl w:ilvl="6" w:tplc="13E81564">
-      <w:numFmt w:val="decimal"/>
-      <w:lvlText w:val=""/>
-      <w:lvlJc w:val="left"/>
-    </w:lvl>
-    <w:lvl w:ilvl="7" w:tplc="E2F0C8CA">
-      <w:numFmt w:val="decimal"/>
-      <w:lvlText w:val=""/>
-      <w:lvlJc w:val="left"/>
-    </w:lvl>
-    <w:lvl w:ilvl="8" w:tplc="77CAEF86">
-      <w:numFmt w:val="decimal"/>
-      <w:lvlText w:val=""/>
-      <w:lvlJc w:val="left"/>
-    </w:lvl>
-  </w:abstractNum>
-  <w:num w:numId="1" w16cid:durableId="867258482">
+  <w:num w:numId="1" w16cid:durableId="746224876">
+    <w:abstractNumId w:val="3"/>
+    <w:lvlOverride w:ilvl="0">
+      <w:startOverride w:val="1"/>
+    </w:lvlOverride>
+  </w:num>
+  <w:num w:numId="2" w16cid:durableId="1814252389">
     <w:abstractNumId w:val="0"/>
     <w:lvlOverride w:ilvl="0">
       <w:startOverride w:val="1"/>
     </w:lvlOverride>
   </w:num>
-  <w:num w:numId="2" w16cid:durableId="1390691428">
+  <w:num w:numId="3" w16cid:durableId="592326397">
     <w:abstractNumId w:val="2"/>
     <w:lvlOverride w:ilvl="0">
       <w:startOverride w:val="1"/>
     </w:lvlOverride>
   </w:num>
-  <w:num w:numId="3" w16cid:durableId="1958483874">
+  <w:num w:numId="4" w16cid:durableId="521213014">
+    <w:abstractNumId w:val="5"/>
+    <w:lvlOverride w:ilvl="0">
+      <w:startOverride w:val="1"/>
+    </w:lvlOverride>
+  </w:num>
+  <w:num w:numId="5" w16cid:durableId="617302459">
     <w:abstractNumId w:val="6"/>
     <w:lvlOverride w:ilvl="0">
       <w:startOverride w:val="1"/>
     </w:lvlOverride>
   </w:num>
-  <w:num w:numId="4" w16cid:durableId="610935586">
-    <w:abstractNumId w:val="3"/>
-    <w:lvlOverride w:ilvl="0">
-      <w:startOverride w:val="1"/>
-    </w:lvlOverride>
-  </w:num>
-  <w:num w:numId="5" w16cid:durableId="73284581">
-    <w:abstractNumId w:val="4"/>
-    <w:lvlOverride w:ilvl="0">
-      <w:startOverride w:val="1"/>
-    </w:lvlOverride>
-  </w:num>
-  <w:num w:numId="6" w16cid:durableId="2069306247">
+  <w:num w:numId="6" w16cid:durableId="2053768009">
     <w:abstractNumId w:val="7"/>
     <w:lvlOverride w:ilvl="0">
       <w:startOverride w:val="1"/>
     </w:lvlOverride>
   </w:num>
-  <w:num w:numId="7" w16cid:durableId="2004383118">
-    <w:abstractNumId w:val="5"/>
+  <w:num w:numId="7" w16cid:durableId="724567459">
+    <w:abstractNumId w:val="1"/>
     <w:lvlOverride w:ilvl="0">
       <w:startOverride w:val="1"/>
     </w:lvlOverride>
   </w:num>
-  <w:num w:numId="8" w16cid:durableId="9071265">
-    <w:abstractNumId w:val="1"/>
+  <w:num w:numId="8" w16cid:durableId="14700041">
+    <w:abstractNumId w:val="4"/>
     <w:lvlOverride w:ilvl="0">
       <w:startOverride w:val="1"/>
     </w:lvlOverride>
@@ -7462,7 +7721,7 @@
     <w:autoRedefine/>
     <w:uiPriority w:val="39"/>
     <w:unhideWhenUsed/>
-    <w:rsid w:val="004F62E2"/>
+    <w:rsid w:val="00E261AC"/>
     <w:pPr>
       <w:spacing w:after="100"/>
     </w:pPr>
@@ -7474,7 +7733,7 @@
     <w:autoRedefine/>
     <w:uiPriority w:val="39"/>
     <w:unhideWhenUsed/>
-    <w:rsid w:val="004F62E2"/>
+    <w:rsid w:val="00E261AC"/>
     <w:pPr>
       <w:spacing w:after="100"/>
       <w:ind w:left="210"/>

--- a/docs/manuals/Role_Guide_4_QUAN_QA_RA.docx
+++ b/docs/manuals/Role_Guide_4_QUAN_QA_RA.docx
@@ -69,7 +69,7 @@
           <w:left w:w="10" w:type="dxa"/>
           <w:right w:w="10" w:type="dxa"/>
         </w:tblCellMar>
-        <w:tblLook w:val="04A0" w:firstRow="1" w:lastRow="0" w:firstColumn="1" w:lastColumn="0" w:noHBand="0" w:noVBand="1"/>
+        <w:tblLook w:val="0000" w:firstRow="0" w:lastRow="0" w:firstColumn="0" w:lastColumn="0" w:noHBand="0" w:noVBand="0"/>
       </w:tblPr>
       <w:tblGrid>
         <w:gridCol w:w="2300"/>
@@ -538,7 +538,7 @@
     <w:sdt>
       <w:sdtPr>
         <w:alias w:val="Contents"/>
-        <w:id w:val="-966279403"/>
+        <w:id w:val="618735402"/>
       </w:sdtPr>
       <w:sdtEndPr/>
       <w:sdtContent>
@@ -567,7 +567,7 @@
           <w:r>
             <w:fldChar w:fldCharType="separate"/>
           </w:r>
-          <w:hyperlink w:anchor="_Toc240759031" w:history="1">
+          <w:hyperlink w:anchor="_Toc240759291" w:history="1">
             <w:r>
               <w:rPr>
                 <w:rStyle w:val="Hyperlink"/>
@@ -591,7 +591,7 @@
               <w:rPr>
                 <w:noProof/>
               </w:rPr>
-              <w:instrText xml:space="preserve"> PAGEREF _Toc240759031 \h </w:instrText>
+              <w:instrText xml:space="preserve"> PAGEREF _Toc240759291 \h </w:instrText>
             </w:r>
             <w:r>
               <w:rPr>
@@ -634,7 +634,7 @@
               <w14:ligatures w14:val="standardContextual"/>
             </w:rPr>
           </w:pPr>
-          <w:hyperlink w:anchor="_Toc240759032" w:history="1">
+          <w:hyperlink w:anchor="_Toc240759292" w:history="1">
             <w:r>
               <w:rPr>
                 <w:rStyle w:val="Hyperlink"/>
@@ -658,7 +658,7 @@
               <w:rPr>
                 <w:noProof/>
               </w:rPr>
-              <w:instrText xml:space="preserve"> PAGEREF _Toc240759032 \h </w:instrText>
+              <w:instrText xml:space="preserve"> PAGEREF _Toc240759292 \h </w:instrText>
             </w:r>
             <w:r>
               <w:rPr>
@@ -701,7 +701,7 @@
               <w14:ligatures w14:val="standardContextual"/>
             </w:rPr>
           </w:pPr>
-          <w:hyperlink w:anchor="_Toc240759033" w:history="1">
+          <w:hyperlink w:anchor="_Toc240759293" w:history="1">
             <w:r>
               <w:rPr>
                 <w:rStyle w:val="Hyperlink"/>
@@ -725,7 +725,7 @@
               <w:rPr>
                 <w:noProof/>
               </w:rPr>
-              <w:instrText xml:space="preserve"> PAGEREF _Toc240759033 \h </w:instrText>
+              <w:instrText xml:space="preserve"> PAGEREF _Toc240759293 \h </w:instrText>
             </w:r>
             <w:r>
               <w:rPr>
@@ -768,7 +768,7 @@
               <w14:ligatures w14:val="standardContextual"/>
             </w:rPr>
           </w:pPr>
-          <w:hyperlink w:anchor="_Toc240759034" w:history="1">
+          <w:hyperlink w:anchor="_Toc240759294" w:history="1">
             <w:r>
               <w:rPr>
                 <w:rStyle w:val="Hyperlink"/>
@@ -792,7 +792,7 @@
               <w:rPr>
                 <w:noProof/>
               </w:rPr>
-              <w:instrText xml:space="preserve"> PAGEREF _Toc240759034 \h </w:instrText>
+              <w:instrText xml:space="preserve"> PAGEREF _Toc240759294 \h </w:instrText>
             </w:r>
             <w:r>
               <w:rPr>
@@ -835,7 +835,7 @@
               <w14:ligatures w14:val="standardContextual"/>
             </w:rPr>
           </w:pPr>
-          <w:hyperlink w:anchor="_Toc240759035" w:history="1">
+          <w:hyperlink w:anchor="_Toc240759295" w:history="1">
             <w:r>
               <w:rPr>
                 <w:rStyle w:val="Hyperlink"/>
@@ -859,7 +859,7 @@
               <w:rPr>
                 <w:noProof/>
               </w:rPr>
-              <w:instrText xml:space="preserve"> PAGEREF _Toc240759035 \h </w:instrText>
+              <w:instrText xml:space="preserve"> PAGEREF _Toc240759295 \h </w:instrText>
             </w:r>
             <w:r>
               <w:rPr>
@@ -902,7 +902,7 @@
               <w14:ligatures w14:val="standardContextual"/>
             </w:rPr>
           </w:pPr>
-          <w:hyperlink w:anchor="_Toc240759036" w:history="1">
+          <w:hyperlink w:anchor="_Toc240759296" w:history="1">
             <w:r>
               <w:rPr>
                 <w:rStyle w:val="Hyperlink"/>
@@ -926,7 +926,7 @@
               <w:rPr>
                 <w:noProof/>
               </w:rPr>
-              <w:instrText xml:space="preserve"> PAGEREF _Toc240759036 \h </w:instrText>
+              <w:instrText xml:space="preserve"> PAGEREF _Toc240759296 \h </w:instrText>
             </w:r>
             <w:r>
               <w:rPr>
@@ -969,7 +969,7 @@
               <w14:ligatures w14:val="standardContextual"/>
             </w:rPr>
           </w:pPr>
-          <w:hyperlink w:anchor="_Toc240759037" w:history="1">
+          <w:hyperlink w:anchor="_Toc240759297" w:history="1">
             <w:r>
               <w:rPr>
                 <w:rStyle w:val="Hyperlink"/>
@@ -993,7 +993,7 @@
               <w:rPr>
                 <w:noProof/>
               </w:rPr>
-              <w:instrText xml:space="preserve"> PAGEREF _Toc240759037 \h </w:instrText>
+              <w:instrText xml:space="preserve"> PAGEREF _Toc240759297 \h </w:instrText>
             </w:r>
             <w:r>
               <w:rPr>
@@ -1036,7 +1036,7 @@
               <w14:ligatures w14:val="standardContextual"/>
             </w:rPr>
           </w:pPr>
-          <w:hyperlink w:anchor="_Toc240759038" w:history="1">
+          <w:hyperlink w:anchor="_Toc240759298" w:history="1">
             <w:r>
               <w:rPr>
                 <w:rStyle w:val="Hyperlink"/>
@@ -1060,7 +1060,7 @@
               <w:rPr>
                 <w:noProof/>
               </w:rPr>
-              <w:instrText xml:space="preserve"> PAGEREF _Toc240759038 \h </w:instrText>
+              <w:instrText xml:space="preserve"> PAGEREF _Toc240759298 \h </w:instrText>
             </w:r>
             <w:r>
               <w:rPr>
@@ -1103,7 +1103,7 @@
               <w14:ligatures w14:val="standardContextual"/>
             </w:rPr>
           </w:pPr>
-          <w:hyperlink w:anchor="_Toc240759039" w:history="1">
+          <w:hyperlink w:anchor="_Toc240759299" w:history="1">
             <w:r>
               <w:rPr>
                 <w:rStyle w:val="Hyperlink"/>
@@ -1127,7 +1127,7 @@
               <w:rPr>
                 <w:noProof/>
               </w:rPr>
-              <w:instrText xml:space="preserve"> PAGEREF _Toc240759039 \h </w:instrText>
+              <w:instrText xml:space="preserve"> PAGEREF _Toc240759299 \h </w:instrText>
             </w:r>
             <w:r>
               <w:rPr>
@@ -1170,7 +1170,7 @@
               <w14:ligatures w14:val="standardContextual"/>
             </w:rPr>
           </w:pPr>
-          <w:hyperlink w:anchor="_Toc240759040" w:history="1">
+          <w:hyperlink w:anchor="_Toc240759300" w:history="1">
             <w:r>
               <w:rPr>
                 <w:rStyle w:val="Hyperlink"/>
@@ -1194,7 +1194,7 @@
               <w:rPr>
                 <w:noProof/>
               </w:rPr>
-              <w:instrText xml:space="preserve"> PAGEREF _Toc240759040 \h </w:instrText>
+              <w:instrText xml:space="preserve"> PAGEREF _Toc240759300 \h </w:instrText>
             </w:r>
             <w:r>
               <w:rPr>
@@ -1237,7 +1237,7 @@
               <w14:ligatures w14:val="standardContextual"/>
             </w:rPr>
           </w:pPr>
-          <w:hyperlink w:anchor="_Toc240759041" w:history="1">
+          <w:hyperlink w:anchor="_Toc240759301" w:history="1">
             <w:r>
               <w:rPr>
                 <w:rStyle w:val="Hyperlink"/>
@@ -1261,7 +1261,7 @@
               <w:rPr>
                 <w:noProof/>
               </w:rPr>
-              <w:instrText xml:space="preserve"> PAGEREF _Toc240759041 \h </w:instrText>
+              <w:instrText xml:space="preserve"> PAGEREF _Toc240759301 \h </w:instrText>
             </w:r>
             <w:r>
               <w:rPr>
@@ -1304,7 +1304,7 @@
               <w14:ligatures w14:val="standardContextual"/>
             </w:rPr>
           </w:pPr>
-          <w:hyperlink w:anchor="_Toc240759042" w:history="1">
+          <w:hyperlink w:anchor="_Toc240759302" w:history="1">
             <w:r>
               <w:rPr>
                 <w:rStyle w:val="Hyperlink"/>
@@ -1328,7 +1328,7 @@
               <w:rPr>
                 <w:noProof/>
               </w:rPr>
-              <w:instrText xml:space="preserve"> PAGEREF _Toc240759042 \h </w:instrText>
+              <w:instrText xml:space="preserve"> PAGEREF _Toc240759302 \h </w:instrText>
             </w:r>
             <w:r>
               <w:rPr>
@@ -1371,7 +1371,7 @@
               <w14:ligatures w14:val="standardContextual"/>
             </w:rPr>
           </w:pPr>
-          <w:hyperlink w:anchor="_Toc240759043" w:history="1">
+          <w:hyperlink w:anchor="_Toc240759303" w:history="1">
             <w:r>
               <w:rPr>
                 <w:rStyle w:val="Hyperlink"/>
@@ -1395,7 +1395,7 @@
               <w:rPr>
                 <w:noProof/>
               </w:rPr>
-              <w:instrText xml:space="preserve"> PAGEREF _Toc240759043 \h </w:instrText>
+              <w:instrText xml:space="preserve"> PAGEREF _Toc240759303 \h </w:instrText>
             </w:r>
             <w:r>
               <w:rPr>
@@ -1438,7 +1438,7 @@
               <w14:ligatures w14:val="standardContextual"/>
             </w:rPr>
           </w:pPr>
-          <w:hyperlink w:anchor="_Toc240759044" w:history="1">
+          <w:hyperlink w:anchor="_Toc240759304" w:history="1">
             <w:r>
               <w:rPr>
                 <w:rStyle w:val="Hyperlink"/>
@@ -1462,7 +1462,7 @@
               <w:rPr>
                 <w:noProof/>
               </w:rPr>
-              <w:instrText xml:space="preserve"> PAGEREF _Toc240759044 \h </w:instrText>
+              <w:instrText xml:space="preserve"> PAGEREF _Toc240759304 \h </w:instrText>
             </w:r>
             <w:r>
               <w:rPr>
@@ -1505,7 +1505,7 @@
               <w14:ligatures w14:val="standardContextual"/>
             </w:rPr>
           </w:pPr>
-          <w:hyperlink w:anchor="_Toc240759045" w:history="1">
+          <w:hyperlink w:anchor="_Toc240759305" w:history="1">
             <w:r>
               <w:rPr>
                 <w:rStyle w:val="Hyperlink"/>
@@ -1529,7 +1529,7 @@
               <w:rPr>
                 <w:noProof/>
               </w:rPr>
-              <w:instrText xml:space="preserve"> PAGEREF _Toc240759045 \h </w:instrText>
+              <w:instrText xml:space="preserve"> PAGEREF _Toc240759305 \h </w:instrText>
             </w:r>
             <w:r>
               <w:rPr>
@@ -1572,7 +1572,7 @@
               <w14:ligatures w14:val="standardContextual"/>
             </w:rPr>
           </w:pPr>
-          <w:hyperlink w:anchor="_Toc240759046" w:history="1">
+          <w:hyperlink w:anchor="_Toc240759306" w:history="1">
             <w:r>
               <w:rPr>
                 <w:rStyle w:val="Hyperlink"/>
@@ -1596,7 +1596,7 @@
               <w:rPr>
                 <w:noProof/>
               </w:rPr>
-              <w:instrText xml:space="preserve"> PAGEREF _Toc240759046 \h </w:instrText>
+              <w:instrText xml:space="preserve"> PAGEREF _Toc240759306 \h </w:instrText>
             </w:r>
             <w:r>
               <w:rPr>
@@ -1635,7 +1635,7 @@
         <w:pStyle w:val="Heading1"/>
         <w:pageBreakBefore/>
       </w:pPr>
-      <w:bookmarkStart w:id="0" w:name="_Toc240759031"/>
+      <w:bookmarkStart w:id="0" w:name="_Toc240759291"/>
       <w:r>
         <w:lastRenderedPageBreak/>
         <w:t>1. Your role at a glance</w:t>
@@ -1795,7 +1795,7 @@
           <w:left w:w="10" w:type="dxa"/>
           <w:right w:w="10" w:type="dxa"/>
         </w:tblCellMar>
-        <w:tblLook w:val="04A0" w:firstRow="1" w:lastRow="0" w:firstColumn="1" w:lastColumn="0" w:noHBand="0" w:noVBand="1"/>
+        <w:tblLook w:val="0000" w:firstRow="0" w:lastRow="0" w:firstColumn="0" w:lastColumn="0" w:noHBand="0" w:noVBand="0"/>
       </w:tblPr>
       <w:tblGrid>
         <w:gridCol w:w="9412"/>
@@ -1855,7 +1855,7 @@
         <w:pStyle w:val="Heading1"/>
         <w:pageBreakBefore/>
       </w:pPr>
-      <w:bookmarkStart w:id="1" w:name="_Toc240759032"/>
+      <w:bookmarkStart w:id="1" w:name="_Toc240759292"/>
       <w:r>
         <w:lastRenderedPageBreak/>
         <w:t>2. Signing in and your screens</w:t>
@@ -1866,7 +1866,7 @@
       <w:pPr>
         <w:pStyle w:val="Heading2"/>
       </w:pPr>
-      <w:bookmarkStart w:id="2" w:name="_Toc240759033"/>
+      <w:bookmarkStart w:id="2" w:name="_Toc240759293"/>
       <w:r>
         <w:t>Signing in</w:t>
       </w:r>
@@ -1949,7 +1949,7 @@
           <w:noProof/>
         </w:rPr>
         <w:drawing>
-          <wp:inline distT="0" distB="0" distL="0" distR="0">
+          <wp:inline distT="0" distB="0" distL="0" distR="0" wp14:anchorId="7A8A7F25" wp14:editId="2E3C9FBC">
             <wp:extent cx="5334000" cy="2333625"/>
             <wp:effectExtent l="0" t="0" r="0" b="0"/>
             <wp:docPr id="1" name="adm_login.jpg" descr="The sign-in screen for all internal staff." title="The sign-in screen for all internal staff."/>
@@ -2057,7 +2057,7 @@
           <w:left w:w="10" w:type="dxa"/>
           <w:right w:w="10" w:type="dxa"/>
         </w:tblCellMar>
-        <w:tblLook w:val="04A0" w:firstRow="1" w:lastRow="0" w:firstColumn="1" w:lastColumn="0" w:noHBand="0" w:noVBand="1"/>
+        <w:tblLook w:val="0000" w:firstRow="0" w:lastRow="0" w:firstColumn="0" w:lastColumn="0" w:noHBand="0" w:noVBand="0"/>
       </w:tblPr>
       <w:tblGrid>
         <w:gridCol w:w="9412"/>
@@ -2116,7 +2116,7 @@
       <w:pPr>
         <w:pStyle w:val="Heading2"/>
       </w:pPr>
-      <w:bookmarkStart w:id="3" w:name="_Toc240759034"/>
+      <w:bookmarkStart w:id="3" w:name="_Toc240759294"/>
       <w:r>
         <w:t>Finding your way around</w:t>
       </w:r>
@@ -2291,7 +2291,7 @@
         </w:rPr>
         <w:lastRenderedPageBreak/>
         <w:drawing>
-          <wp:inline distT="0" distB="0" distL="0" distR="0">
+          <wp:inline distT="0" distB="0" distL="0" distR="0" wp14:anchorId="66C8BB59" wp14:editId="3DC82D2F">
             <wp:extent cx="5715000" cy="1876425"/>
             <wp:effectExtent l="0" t="0" r="0" b="0"/>
             <wp:docPr id="2" name="adm_not_your_role.jpg" descr="Opening a screen outside your role (for example from an old bookmark) shows this card instead of the screen." title="Opening a screen outside your role (for example from an old bookmark) shows this card instead of the screen."/>
@@ -2360,7 +2360,7 @@
       <w:pPr>
         <w:pStyle w:val="Heading2"/>
       </w:pPr>
-      <w:bookmarkStart w:id="4" w:name="_Toc240759035"/>
+      <w:bookmarkStart w:id="4" w:name="_Toc240759295"/>
       <w:r>
         <w:t>Your screens</w:t>
       </w:r>
@@ -2381,7 +2381,7 @@
           <w:left w:w="10" w:type="dxa"/>
           <w:right w:w="10" w:type="dxa"/>
         </w:tblCellMar>
-        <w:tblLook w:val="04A0" w:firstRow="1" w:lastRow="0" w:firstColumn="1" w:lastColumn="0" w:noHBand="0" w:noVBand="1"/>
+        <w:tblLook w:val="0000" w:firstRow="0" w:lastRow="0" w:firstColumn="0" w:lastColumn="0" w:noHBand="0" w:noVBand="0"/>
       </w:tblPr>
       <w:tblGrid>
         <w:gridCol w:w="2824"/>
@@ -2694,7 +2694,7 @@
       <w:pPr>
         <w:pStyle w:val="Heading2"/>
       </w:pPr>
-      <w:bookmarkStart w:id="5" w:name="_Toc240759036"/>
+      <w:bookmarkStart w:id="5" w:name="_Toc240759296"/>
       <w:r>
         <w:t>Changing your password</w:t>
       </w:r>
@@ -2777,7 +2777,7 @@
           <w:noProof/>
         </w:rPr>
         <w:drawing>
-          <wp:inline distT="0" distB="0" distL="0" distR="0">
+          <wp:inline distT="0" distB="0" distL="0" distR="0" wp14:anchorId="437A3479" wp14:editId="423BDBFA">
             <wp:extent cx="5334000" cy="2171700"/>
             <wp:effectExtent l="0" t="0" r="0" b="0"/>
             <wp:docPr id="3" name="adm_account.jpg" descr="Change Password screen." title="Change Password screen."/>
@@ -2865,7 +2865,7 @@
         <w:pStyle w:val="Heading1"/>
         <w:pageBreakBefore/>
       </w:pPr>
-      <w:bookmarkStart w:id="6" w:name="_Toc240759037"/>
+      <w:bookmarkStart w:id="6" w:name="_Toc240759297"/>
       <w:r>
         <w:lastRenderedPageBreak/>
         <w:t>3. Your routine</w:t>
@@ -2895,7 +2895,7 @@
           <w:left w:w="10" w:type="dxa"/>
           <w:right w:w="10" w:type="dxa"/>
         </w:tblCellMar>
-        <w:tblLook w:val="04A0" w:firstRow="1" w:lastRow="0" w:firstColumn="1" w:lastColumn="0" w:noHBand="0" w:noVBand="1"/>
+        <w:tblLook w:val="0000" w:firstRow="0" w:lastRow="0" w:firstColumn="0" w:lastColumn="0" w:noHBand="0" w:noVBand="0"/>
       </w:tblPr>
       <w:tblGrid>
         <w:gridCol w:w="2071"/>
@@ -3209,7 +3209,7 @@
         <w:pStyle w:val="Heading1"/>
         <w:pageBreakBefore/>
       </w:pPr>
-      <w:bookmarkStart w:id="7" w:name="_Toc240759038"/>
+      <w:bookmarkStart w:id="7" w:name="_Toc240759298"/>
       <w:r>
         <w:lastRenderedPageBreak/>
         <w:t>4. Step-by-step tasks</w:t>
@@ -3220,7 +3220,7 @@
       <w:pPr>
         <w:pStyle w:val="Heading2"/>
       </w:pPr>
-      <w:bookmarkStart w:id="8" w:name="_Toc240759039"/>
+      <w:bookmarkStart w:id="8" w:name="_Toc240759299"/>
       <w:r>
         <w:t>4.1 Reading the QA Dashboard</w:t>
       </w:r>
@@ -3260,7 +3260,7 @@
           <w:noProof/>
         </w:rPr>
         <w:drawing>
-          <wp:inline distT="0" distB="0" distL="0" distR="0">
+          <wp:inline distT="0" distB="0" distL="0" distR="0" wp14:anchorId="0D72CD61" wp14:editId="083DC7A0">
             <wp:extent cx="5334000" cy="2333625"/>
             <wp:effectExtent l="0" t="0" r="0" b="0"/>
             <wp:docPr id="4" name="qa_dashboard.jpg" descr="QA Dashboard." title="QA Dashboard."/>
@@ -3367,7 +3367,7 @@
       <w:pPr>
         <w:pStyle w:val="Heading2"/>
       </w:pPr>
-      <w:bookmarkStart w:id="9" w:name="_Toc240759040"/>
+      <w:bookmarkStart w:id="9" w:name="_Toc240759300"/>
       <w:r>
         <w:t>4.2 Reviewing questionnaires in the QA Queue</w:t>
       </w:r>
@@ -3407,7 +3407,7 @@
           <w:noProof/>
         </w:rPr>
         <w:drawing>
-          <wp:inline distT="0" distB="0" distL="0" distR="0">
+          <wp:inline distT="0" distB="0" distL="0" distR="0" wp14:anchorId="4520003E" wp14:editId="77B6306C">
             <wp:extent cx="5334000" cy="3333750"/>
             <wp:effectExtent l="0" t="0" r="0" b="0"/>
             <wp:docPr id="5" name="qa_queue.jpg" descr="QUAN QA Queue with the KoboToolbox sync panel." title="QUAN QA Queue with the KoboToolbox sync panel."/>
@@ -3605,7 +3605,7 @@
           <w:left w:w="10" w:type="dxa"/>
           <w:right w:w="10" w:type="dxa"/>
         </w:tblCellMar>
-        <w:tblLook w:val="04A0" w:firstRow="1" w:lastRow="0" w:firstColumn="1" w:lastColumn="0" w:noHBand="0" w:noVBand="1"/>
+        <w:tblLook w:val="0000" w:firstRow="0" w:lastRow="0" w:firstColumn="0" w:lastColumn="0" w:noHBand="0" w:noVBand="0"/>
       </w:tblPr>
       <w:tblGrid>
         <w:gridCol w:w="2353"/>
@@ -4051,7 +4051,7 @@
           <w:left w:w="10" w:type="dxa"/>
           <w:right w:w="10" w:type="dxa"/>
         </w:tblCellMar>
-        <w:tblLook w:val="04A0" w:firstRow="1" w:lastRow="0" w:firstColumn="1" w:lastColumn="0" w:noHBand="0" w:noVBand="1"/>
+        <w:tblLook w:val="0000" w:firstRow="0" w:lastRow="0" w:firstColumn="0" w:lastColumn="0" w:noHBand="0" w:noVBand="0"/>
       </w:tblPr>
       <w:tblGrid>
         <w:gridCol w:w="9412"/>
@@ -4146,7 +4146,7 @@
       <w:pPr>
         <w:pStyle w:val="Heading2"/>
       </w:pPr>
-      <w:bookmarkStart w:id="10" w:name="_Toc240759041"/>
+      <w:bookmarkStart w:id="10" w:name="_Toc240759301"/>
       <w:r>
         <w:t>4.3 Working QA exceptions</w:t>
       </w:r>
@@ -4211,7 +4211,7 @@
         </w:rPr>
         <w:lastRenderedPageBreak/>
         <w:drawing>
-          <wp:inline distT="0" distB="0" distL="0" distR="0">
+          <wp:inline distT="0" distB="0" distL="0" distR="0" wp14:anchorId="236CA0A3" wp14:editId="195B5B5E">
             <wp:extent cx="5334000" cy="3333750"/>
             <wp:effectExtent l="0" t="0" r="0" b="0"/>
             <wp:docPr id="6" name="qa_exceptions.jpg" descr="QA Exception Queue." title="QA Exception Queue."/>
@@ -4407,7 +4407,7 @@
       <w:pPr>
         <w:pStyle w:val="Heading2"/>
       </w:pPr>
-      <w:bookmarkStart w:id="11" w:name="_Toc240759042"/>
+      <w:bookmarkStart w:id="11" w:name="_Toc240759302"/>
       <w:r>
         <w:t>4.4 Downloading or emailing completed forms (Form PDFs)</w:t>
       </w:r>
@@ -4447,8 +4447,8 @@
           <w:noProof/>
         </w:rPr>
         <w:drawing>
-          <wp:inline distT="0" distB="0" distL="0" distR="0">
-            <wp:extent cx="5334000" cy="2333625"/>
+          <wp:inline distT="0" distB="0" distL="0" distR="0" wp14:anchorId="60CCE9EE" wp14:editId="303745ED">
+            <wp:extent cx="5334000" cy="2914650"/>
             <wp:effectExtent l="0" t="0" r="0" b="0"/>
             <wp:docPr id="7" name="qa_form_pdfs.jpg" descr="Completed form PDFs." title="Completed form PDFs."/>
             <wp:cNvGraphicFramePr>
@@ -4473,7 +4473,7 @@
                   <pic:spPr bwMode="auto">
                     <a:xfrm>
                       <a:off x="0" y="0"/>
-                      <a:ext cx="5334000" cy="2333625"/>
+                      <a:ext cx="5334000" cy="2914650"/>
                     </a:xfrm>
                     <a:prstGeom prst="rect">
                       <a:avLst/>
@@ -4522,11 +4522,8 @@
         <w:spacing w:after="80" w:line="276" w:lineRule="auto"/>
       </w:pPr>
       <w:r>
-        <w:t xml:space="preserve">At the top, the sync panel shows whether the portal holds the same forms as KoboToolbox: for example “✓ In sync with KoboToolbox — KoboToolbox holds 12 · the portal holds 12”. Each row also says “✓ </w:t>
-      </w:r>
-      <w:r>
         <w:lastRenderedPageBreak/>
-        <w:t xml:space="preserve">saved in portal” once the portal has an identical copy. If the panel says “Not in sync”, select </w:t>
+        <w:t xml:space="preserve">At the top, the sync panel shows whether the portal holds the same forms as KoboToolbox: for example “✓ In sync with KoboToolbox — KoboToolbox holds 12 · the portal holds 12”. Each row also says “✓ saved in portal” once the portal has an identical copy. If the panel says “Not in sync”, select </w:t>
       </w:r>
       <w:r>
         <w:rPr>
@@ -4636,7 +4633,7 @@
           <w:left w:w="10" w:type="dxa"/>
           <w:right w:w="10" w:type="dxa"/>
         </w:tblCellMar>
-        <w:tblLook w:val="04A0" w:firstRow="1" w:lastRow="0" w:firstColumn="1" w:lastColumn="0" w:noHBand="0" w:noVBand="1"/>
+        <w:tblLook w:val="0000" w:firstRow="0" w:lastRow="0" w:firstColumn="0" w:lastColumn="0" w:noHBand="0" w:noVBand="0"/>
       </w:tblPr>
       <w:tblGrid>
         <w:gridCol w:w="9412"/>
@@ -4695,7 +4692,7 @@
       <w:pPr>
         <w:pStyle w:val="Heading2"/>
       </w:pPr>
-      <w:bookmarkStart w:id="12" w:name="_Toc240759043"/>
+      <w:bookmarkStart w:id="12" w:name="_Toc240759303"/>
       <w:r>
         <w:t>4.5 Writing good QA notes</w:t>
       </w:r>
@@ -4763,7 +4760,7 @@
         <w:pStyle w:val="Heading1"/>
         <w:pageBreakBefore/>
       </w:pPr>
-      <w:bookmarkStart w:id="13" w:name="_Toc240759044"/>
+      <w:bookmarkStart w:id="13" w:name="_Toc240759304"/>
       <w:r>
         <w:lastRenderedPageBreak/>
         <w:t>5. Rules you must follow</w:t>
@@ -4914,7 +4911,7 @@
         <w:pStyle w:val="Heading1"/>
         <w:pageBreakBefore/>
       </w:pPr>
-      <w:bookmarkStart w:id="14" w:name="_Toc240759045"/>
+      <w:bookmarkStart w:id="14" w:name="_Toc240759305"/>
       <w:r>
         <w:lastRenderedPageBreak/>
         <w:t>6. Troubleshooting</w:t>
@@ -4936,7 +4933,7 @@
           <w:left w:w="10" w:type="dxa"/>
           <w:right w:w="10" w:type="dxa"/>
         </w:tblCellMar>
-        <w:tblLook w:val="04A0" w:firstRow="1" w:lastRow="0" w:firstColumn="1" w:lastColumn="0" w:noHBand="0" w:noVBand="1"/>
+        <w:tblLook w:val="0000" w:firstRow="0" w:lastRow="0" w:firstColumn="0" w:lastColumn="0" w:noHBand="0" w:noVBand="0"/>
       </w:tblPr>
       <w:tblGrid>
         <w:gridCol w:w="2635"/>
@@ -5941,7 +5938,7 @@
         <w:pStyle w:val="Heading1"/>
         <w:pageBreakBefore/>
       </w:pPr>
-      <w:bookmarkStart w:id="15" w:name="_Toc240759046"/>
+      <w:bookmarkStart w:id="15" w:name="_Toc240759306"/>
       <w:r>
         <w:lastRenderedPageBreak/>
         <w:t>7. Quick reference</w:t>
@@ -5963,7 +5960,7 @@
           <w:left w:w="10" w:type="dxa"/>
           <w:right w:w="10" w:type="dxa"/>
         </w:tblCellMar>
-        <w:tblLook w:val="04A0" w:firstRow="1" w:lastRow="0" w:firstColumn="1" w:lastColumn="0" w:noHBand="0" w:noVBand="1"/>
+        <w:tblLook w:val="0000" w:firstRow="0" w:lastRow="0" w:firstColumn="0" w:lastColumn="0" w:noHBand="0" w:noVBand="0"/>
       </w:tblPr>
       <w:tblGrid>
         <w:gridCol w:w="2824"/>
@@ -6556,68 +6553,96 @@
 <file path=word/numbering.xml><?xml version="1.0" encoding="utf-8"?>
 <w:numbering xmlns:wpc="http://schemas.microsoft.com/office/word/2010/wordprocessingCanvas" xmlns:cx="http://schemas.microsoft.com/office/drawing/2014/chartex" xmlns:cx1="http://schemas.microsoft.com/office/drawing/2015/9/8/chartex" xmlns:cx2="http://schemas.microsoft.com/office/drawing/2015/10/21/chartex" xmlns:cx3="http://schemas.microsoft.com/office/drawing/2016/5/9/chartex" xmlns:cx4="http://schemas.microsoft.com/office/drawing/2016/5/10/chartex" xmlns:cx5="http://schemas.microsoft.com/office/drawing/2016/5/11/chartex" xmlns:cx6="http://schemas.microsoft.com/office/drawing/2016/5/12/chartex" xmlns:cx7="http://schemas.microsoft.com/office/drawing/2016/5/13/chartex" xmlns:cx8="http://schemas.microsoft.com/office/drawing/2016/5/14/chartex" xmlns:mc="http://schemas.openxmlformats.org/markup-compatibility/2006" xmlns:aink="http://schemas.microsoft.com/office/drawing/2016/ink" xmlns:am3d="http://schemas.microsoft.com/office/drawing/2017/model3d" xmlns:o="urn:schemas-microsoft-com:office:office" xmlns:oel="http://schemas.microsoft.com/office/2019/extlst" xmlns:r="http://schemas.openxmlformats.org/officeDocument/2006/relationships" xmlns:m="http://schemas.openxmlformats.org/officeDocument/2006/math" xmlns:v="urn:schemas-microsoft-com:vml" xmlns:wp14="http://schemas.microsoft.com/office/word/2010/wordprocessingDrawing" xmlns:wp="http://schemas.openxmlformats.org/drawingml/2006/wordprocessingDrawing" xmlns:w10="urn:schemas-microsoft-com:office:word" xmlns:w="http://schemas.openxmlformats.org/wordprocessingml/2006/main" xmlns:w14="http://schemas.microsoft.com/office/word/2010/wordml" xmlns:w15="http://schemas.microsoft.com/office/word/2012/wordml" xmlns:w16cex="http://schemas.microsoft.com/office/word/2018/wordml/cex" xmlns:w16cid="http://schemas.microsoft.com/office/word/2016/wordml/cid" xmlns:w16="http://schemas.microsoft.com/office/word/2018/wordml" xmlns:w16sdtdh="http://schemas.microsoft.com/office/word/2020/wordml/sdtdatahash" xmlns:w16se="http://schemas.microsoft.com/office/word/2015/wordml/symex" xmlns:wpg="http://schemas.microsoft.com/office/word/2010/wordprocessingGroup" xmlns:wpi="http://schemas.microsoft.com/office/word/2010/wordprocessingInk" xmlns:wne="http://schemas.microsoft.com/office/word/2006/wordml" xmlns:wps="http://schemas.microsoft.com/office/word/2010/wordprocessingShape" mc:Ignorable="w14 w15 w16se w16cid w16 w16cex w16sdtdh wp14">
   <w:abstractNum w:abstractNumId="0" w15:restartNumberingAfterBreak="0">
-    <w:nsid w:val="03D8351C"/>
+    <w:nsid w:val="00992F1C"/>
     <w:multiLevelType w:val="hybridMultilevel"/>
-    <w:tmpl w:val="50F8BF72"/>
-    <w:lvl w:ilvl="0" w:tplc="28607748">
+    <w:tmpl w:val="0D90B90C"/>
+    <w:lvl w:ilvl="0" w:tplc="8FCCE9A4">
       <w:start w:val="1"/>
       <w:numFmt w:val="bullet"/>
-      <w:lvlText w:val="•"/>
+      <w:lvlText w:val="●"/>
       <w:lvlJc w:val="left"/>
       <w:pPr>
-        <w:ind w:left="460" w:hanging="280"/>
+        <w:ind w:left="720" w:hanging="360"/>
       </w:pPr>
     </w:lvl>
-    <w:lvl w:ilvl="1" w:tplc="85C69BD8">
+    <w:lvl w:ilvl="1" w:tplc="E5BCDDC4">
       <w:start w:val="1"/>
       <w:numFmt w:val="bullet"/>
-      <w:lvlText w:val="–"/>
+      <w:lvlText w:val="○"/>
       <w:lvlJc w:val="left"/>
       <w:pPr>
-        <w:ind w:left="900" w:hanging="280"/>
+        <w:ind w:left="1440" w:hanging="360"/>
       </w:pPr>
     </w:lvl>
-    <w:lvl w:ilvl="2" w:tplc="23C2234E">
-      <w:numFmt w:val="decimal"/>
-      <w:lvlText w:val=""/>
+    <w:lvl w:ilvl="2" w:tplc="3E025288">
+      <w:start w:val="1"/>
+      <w:numFmt w:val="bullet"/>
+      <w:lvlText w:val="■"/>
       <w:lvlJc w:val="left"/>
+      <w:pPr>
+        <w:ind w:left="2160" w:hanging="360"/>
+      </w:pPr>
     </w:lvl>
-    <w:lvl w:ilvl="3" w:tplc="E2FC65DE">
-      <w:numFmt w:val="decimal"/>
-      <w:lvlText w:val=""/>
+    <w:lvl w:ilvl="3" w:tplc="C25AAAF2">
+      <w:start w:val="1"/>
+      <w:numFmt w:val="bullet"/>
+      <w:lvlText w:val="●"/>
       <w:lvlJc w:val="left"/>
+      <w:pPr>
+        <w:ind w:left="2880" w:hanging="360"/>
+      </w:pPr>
     </w:lvl>
-    <w:lvl w:ilvl="4" w:tplc="5816C61E">
-      <w:numFmt w:val="decimal"/>
-      <w:lvlText w:val=""/>
+    <w:lvl w:ilvl="4" w:tplc="99000E34">
+      <w:start w:val="1"/>
+      <w:numFmt w:val="bullet"/>
+      <w:lvlText w:val="○"/>
       <w:lvlJc w:val="left"/>
+      <w:pPr>
+        <w:ind w:left="3600" w:hanging="360"/>
+      </w:pPr>
     </w:lvl>
-    <w:lvl w:ilvl="5" w:tplc="F99EE8A2">
-      <w:numFmt w:val="decimal"/>
-      <w:lvlText w:val=""/>
+    <w:lvl w:ilvl="5" w:tplc="5E7E9872">
+      <w:start w:val="1"/>
+      <w:numFmt w:val="bullet"/>
+      <w:lvlText w:val="■"/>
       <w:lvlJc w:val="left"/>
+      <w:pPr>
+        <w:ind w:left="4320" w:hanging="360"/>
+      </w:pPr>
     </w:lvl>
-    <w:lvl w:ilvl="6" w:tplc="25A694E0">
-      <w:numFmt w:val="decimal"/>
-      <w:lvlText w:val=""/>
+    <w:lvl w:ilvl="6" w:tplc="B4B409D6">
+      <w:start w:val="1"/>
+      <w:numFmt w:val="bullet"/>
+      <w:lvlText w:val="●"/>
       <w:lvlJc w:val="left"/>
+      <w:pPr>
+        <w:ind w:left="5040" w:hanging="360"/>
+      </w:pPr>
     </w:lvl>
-    <w:lvl w:ilvl="7" w:tplc="E4EE0018">
-      <w:numFmt w:val="decimal"/>
-      <w:lvlText w:val=""/>
+    <w:lvl w:ilvl="7" w:tplc="9CE21680">
+      <w:start w:val="1"/>
+      <w:numFmt w:val="bullet"/>
+      <w:lvlText w:val="●"/>
       <w:lvlJc w:val="left"/>
+      <w:pPr>
+        <w:ind w:left="5760" w:hanging="360"/>
+      </w:pPr>
     </w:lvl>
-    <w:lvl w:ilvl="8" w:tplc="1346DF9C">
-      <w:numFmt w:val="decimal"/>
-      <w:lvlText w:val=""/>
+    <w:lvl w:ilvl="8" w:tplc="B54E1376">
+      <w:start w:val="1"/>
+      <w:numFmt w:val="bullet"/>
+      <w:lvlText w:val="●"/>
       <w:lvlJc w:val="left"/>
+      <w:pPr>
+        <w:ind w:left="6480" w:hanging="360"/>
+      </w:pPr>
     </w:lvl>
   </w:abstractNum>
   <w:abstractNum w:abstractNumId="1" w15:restartNumberingAfterBreak="0">
-    <w:nsid w:val="24981302"/>
+    <w:nsid w:val="0B206998"/>
     <w:multiLevelType w:val="hybridMultilevel"/>
-    <w:tmpl w:val="B6A69FDC"/>
-    <w:lvl w:ilvl="0" w:tplc="5E3CABB6">
+    <w:tmpl w:val="507AD7C6"/>
+    <w:lvl w:ilvl="0" w:tplc="581CA8B0">
       <w:start w:val="1"/>
       <w:numFmt w:val="decimal"/>
       <w:lvlText w:val="%1."/>
@@ -6631,52 +6656,52 @@
         <w:color w:val="A67C27"/>
       </w:rPr>
     </w:lvl>
-    <w:lvl w:ilvl="1" w:tplc="E4C61C76">
+    <w:lvl w:ilvl="1" w:tplc="D4266A1A">
       <w:numFmt w:val="decimal"/>
       <w:lvlText w:val=""/>
       <w:lvlJc w:val="left"/>
     </w:lvl>
-    <w:lvl w:ilvl="2" w:tplc="45BA58AA">
+    <w:lvl w:ilvl="2" w:tplc="CFD26612">
       <w:numFmt w:val="decimal"/>
       <w:lvlText w:val=""/>
       <w:lvlJc w:val="left"/>
     </w:lvl>
-    <w:lvl w:ilvl="3" w:tplc="FB9C5C1E">
+    <w:lvl w:ilvl="3" w:tplc="2E20F408">
       <w:numFmt w:val="decimal"/>
       <w:lvlText w:val=""/>
       <w:lvlJc w:val="left"/>
     </w:lvl>
-    <w:lvl w:ilvl="4" w:tplc="4C086254">
+    <w:lvl w:ilvl="4" w:tplc="9BE2BE90">
       <w:numFmt w:val="decimal"/>
       <w:lvlText w:val=""/>
       <w:lvlJc w:val="left"/>
     </w:lvl>
-    <w:lvl w:ilvl="5" w:tplc="C512F44C">
+    <w:lvl w:ilvl="5" w:tplc="17C8C0D8">
       <w:numFmt w:val="decimal"/>
       <w:lvlText w:val=""/>
       <w:lvlJc w:val="left"/>
     </w:lvl>
-    <w:lvl w:ilvl="6" w:tplc="C958C8AE">
+    <w:lvl w:ilvl="6" w:tplc="CA0CC298">
       <w:numFmt w:val="decimal"/>
       <w:lvlText w:val=""/>
       <w:lvlJc w:val="left"/>
     </w:lvl>
-    <w:lvl w:ilvl="7" w:tplc="2E26E086">
+    <w:lvl w:ilvl="7" w:tplc="F06CFE82">
       <w:numFmt w:val="decimal"/>
       <w:lvlText w:val=""/>
       <w:lvlJc w:val="left"/>
     </w:lvl>
-    <w:lvl w:ilvl="8" w:tplc="F0DE2F04">
+    <w:lvl w:ilvl="8" w:tplc="54CEDED8">
       <w:numFmt w:val="decimal"/>
       <w:lvlText w:val=""/>
       <w:lvlJc w:val="left"/>
     </w:lvl>
   </w:abstractNum>
   <w:abstractNum w:abstractNumId="2" w15:restartNumberingAfterBreak="0">
-    <w:nsid w:val="25BE12BA"/>
+    <w:nsid w:val="407347D5"/>
     <w:multiLevelType w:val="hybridMultilevel"/>
-    <w:tmpl w:val="3F2AAB06"/>
-    <w:lvl w:ilvl="0" w:tplc="979A9AAE">
+    <w:tmpl w:val="ED36CCAA"/>
+    <w:lvl w:ilvl="0" w:tplc="4A367D0A">
       <w:start w:val="1"/>
       <w:numFmt w:val="decimal"/>
       <w:lvlText w:val="%1."/>
@@ -6690,138 +6715,52 @@
         <w:color w:val="A67C27"/>
       </w:rPr>
     </w:lvl>
-    <w:lvl w:ilvl="1" w:tplc="6BA4D5E0">
+    <w:lvl w:ilvl="1" w:tplc="4CDADF14">
       <w:numFmt w:val="decimal"/>
       <w:lvlText w:val=""/>
       <w:lvlJc w:val="left"/>
     </w:lvl>
-    <w:lvl w:ilvl="2" w:tplc="7C06731C">
+    <w:lvl w:ilvl="2" w:tplc="C7442242">
       <w:numFmt w:val="decimal"/>
       <w:lvlText w:val=""/>
       <w:lvlJc w:val="left"/>
     </w:lvl>
-    <w:lvl w:ilvl="3" w:tplc="9996B014">
+    <w:lvl w:ilvl="3" w:tplc="A62EA30C">
       <w:numFmt w:val="decimal"/>
       <w:lvlText w:val=""/>
       <w:lvlJc w:val="left"/>
     </w:lvl>
-    <w:lvl w:ilvl="4" w:tplc="851E374E">
+    <w:lvl w:ilvl="4" w:tplc="A28C3F1C">
       <w:numFmt w:val="decimal"/>
       <w:lvlText w:val=""/>
       <w:lvlJc w:val="left"/>
     </w:lvl>
-    <w:lvl w:ilvl="5" w:tplc="211EE5B0">
+    <w:lvl w:ilvl="5" w:tplc="811A4F7A">
       <w:numFmt w:val="decimal"/>
       <w:lvlText w:val=""/>
       <w:lvlJc w:val="left"/>
     </w:lvl>
-    <w:lvl w:ilvl="6" w:tplc="4C50F020">
+    <w:lvl w:ilvl="6" w:tplc="785866FA">
       <w:numFmt w:val="decimal"/>
       <w:lvlText w:val=""/>
       <w:lvlJc w:val="left"/>
     </w:lvl>
-    <w:lvl w:ilvl="7" w:tplc="B76C371A">
+    <w:lvl w:ilvl="7" w:tplc="F7B476E8">
       <w:numFmt w:val="decimal"/>
       <w:lvlText w:val=""/>
       <w:lvlJc w:val="left"/>
     </w:lvl>
-    <w:lvl w:ilvl="8" w:tplc="561E551A">
+    <w:lvl w:ilvl="8" w:tplc="2BAA6F86">
       <w:numFmt w:val="decimal"/>
       <w:lvlText w:val=""/>
       <w:lvlJc w:val="left"/>
     </w:lvl>
   </w:abstractNum>
   <w:abstractNum w:abstractNumId="3" w15:restartNumberingAfterBreak="0">
-    <w:nsid w:val="2F43535F"/>
+    <w:nsid w:val="466C5B95"/>
     <w:multiLevelType w:val="hybridMultilevel"/>
-    <w:tmpl w:val="464EAC0A"/>
-    <w:lvl w:ilvl="0" w:tplc="7DFEE410">
-      <w:start w:val="1"/>
-      <w:numFmt w:val="bullet"/>
-      <w:lvlText w:val="●"/>
-      <w:lvlJc w:val="left"/>
-      <w:pPr>
-        <w:ind w:left="720" w:hanging="360"/>
-      </w:pPr>
-    </w:lvl>
-    <w:lvl w:ilvl="1" w:tplc="E202EE0C">
-      <w:start w:val="1"/>
-      <w:numFmt w:val="bullet"/>
-      <w:lvlText w:val="○"/>
-      <w:lvlJc w:val="left"/>
-      <w:pPr>
-        <w:ind w:left="1440" w:hanging="360"/>
-      </w:pPr>
-    </w:lvl>
-    <w:lvl w:ilvl="2" w:tplc="F33CD36C">
-      <w:start w:val="1"/>
-      <w:numFmt w:val="bullet"/>
-      <w:lvlText w:val="■"/>
-      <w:lvlJc w:val="left"/>
-      <w:pPr>
-        <w:ind w:left="2160" w:hanging="360"/>
-      </w:pPr>
-    </w:lvl>
-    <w:lvl w:ilvl="3" w:tplc="4DF4F062">
-      <w:start w:val="1"/>
-      <w:numFmt w:val="bullet"/>
-      <w:lvlText w:val="●"/>
-      <w:lvlJc w:val="left"/>
-      <w:pPr>
-        <w:ind w:left="2880" w:hanging="360"/>
-      </w:pPr>
-    </w:lvl>
-    <w:lvl w:ilvl="4" w:tplc="6CB243E6">
-      <w:start w:val="1"/>
-      <w:numFmt w:val="bullet"/>
-      <w:lvlText w:val="○"/>
-      <w:lvlJc w:val="left"/>
-      <w:pPr>
-        <w:ind w:left="3600" w:hanging="360"/>
-      </w:pPr>
-    </w:lvl>
-    <w:lvl w:ilvl="5" w:tplc="438E24A2">
-      <w:start w:val="1"/>
-      <w:numFmt w:val="bullet"/>
-      <w:lvlText w:val="■"/>
-      <w:lvlJc w:val="left"/>
-      <w:pPr>
-        <w:ind w:left="4320" w:hanging="360"/>
-      </w:pPr>
-    </w:lvl>
-    <w:lvl w:ilvl="6" w:tplc="D9EA7160">
-      <w:start w:val="1"/>
-      <w:numFmt w:val="bullet"/>
-      <w:lvlText w:val="●"/>
-      <w:lvlJc w:val="left"/>
-      <w:pPr>
-        <w:ind w:left="5040" w:hanging="360"/>
-      </w:pPr>
-    </w:lvl>
-    <w:lvl w:ilvl="7" w:tplc="CC4AC7FA">
-      <w:start w:val="1"/>
-      <w:numFmt w:val="bullet"/>
-      <w:lvlText w:val="●"/>
-      <w:lvlJc w:val="left"/>
-      <w:pPr>
-        <w:ind w:left="5760" w:hanging="360"/>
-      </w:pPr>
-    </w:lvl>
-    <w:lvl w:ilvl="8" w:tplc="79F09072">
-      <w:start w:val="1"/>
-      <w:numFmt w:val="bullet"/>
-      <w:lvlText w:val="●"/>
-      <w:lvlJc w:val="left"/>
-      <w:pPr>
-        <w:ind w:left="6480" w:hanging="360"/>
-      </w:pPr>
-    </w:lvl>
-  </w:abstractNum>
-  <w:abstractNum w:abstractNumId="4" w15:restartNumberingAfterBreak="0">
-    <w:nsid w:val="33087644"/>
-    <w:multiLevelType w:val="hybridMultilevel"/>
-    <w:tmpl w:val="CA2C9076"/>
-    <w:lvl w:ilvl="0" w:tplc="98DEFE7C">
+    <w:tmpl w:val="7B5864AA"/>
+    <w:lvl w:ilvl="0" w:tplc="50262482">
       <w:start w:val="1"/>
       <w:numFmt w:val="decimal"/>
       <w:lvlText w:val="%1."/>
@@ -6835,52 +6774,169 @@
         <w:color w:val="A67C27"/>
       </w:rPr>
     </w:lvl>
-    <w:lvl w:ilvl="1" w:tplc="9604A00C">
+    <w:lvl w:ilvl="1" w:tplc="ECD8E1AE">
       <w:numFmt w:val="decimal"/>
       <w:lvlText w:val=""/>
       <w:lvlJc w:val="left"/>
     </w:lvl>
-    <w:lvl w:ilvl="2" w:tplc="52C6E4E8">
+    <w:lvl w:ilvl="2" w:tplc="674C24E8">
       <w:numFmt w:val="decimal"/>
       <w:lvlText w:val=""/>
       <w:lvlJc w:val="left"/>
     </w:lvl>
-    <w:lvl w:ilvl="3" w:tplc="3A0AFD0E">
+    <w:lvl w:ilvl="3" w:tplc="521EDFD6">
       <w:numFmt w:val="decimal"/>
       <w:lvlText w:val=""/>
       <w:lvlJc w:val="left"/>
     </w:lvl>
-    <w:lvl w:ilvl="4" w:tplc="B0D8F624">
+    <w:lvl w:ilvl="4" w:tplc="CBB80E54">
       <w:numFmt w:val="decimal"/>
       <w:lvlText w:val=""/>
       <w:lvlJc w:val="left"/>
     </w:lvl>
-    <w:lvl w:ilvl="5" w:tplc="8BD88824">
+    <w:lvl w:ilvl="5" w:tplc="2B3283F4">
       <w:numFmt w:val="decimal"/>
       <w:lvlText w:val=""/>
       <w:lvlJc w:val="left"/>
     </w:lvl>
-    <w:lvl w:ilvl="6" w:tplc="76B6A228">
+    <w:lvl w:ilvl="6" w:tplc="B5A895D8">
       <w:numFmt w:val="decimal"/>
       <w:lvlText w:val=""/>
       <w:lvlJc w:val="left"/>
     </w:lvl>
-    <w:lvl w:ilvl="7" w:tplc="631478F4">
+    <w:lvl w:ilvl="7" w:tplc="19A651BE">
       <w:numFmt w:val="decimal"/>
       <w:lvlText w:val=""/>
       <w:lvlJc w:val="left"/>
     </w:lvl>
-    <w:lvl w:ilvl="8" w:tplc="83B06E38">
+    <w:lvl w:ilvl="8" w:tplc="38EE4C30">
+      <w:numFmt w:val="decimal"/>
+      <w:lvlText w:val=""/>
+      <w:lvlJc w:val="left"/>
+    </w:lvl>
+  </w:abstractNum>
+  <w:abstractNum w:abstractNumId="4" w15:restartNumberingAfterBreak="0">
+    <w:nsid w:val="4DB4347D"/>
+    <w:multiLevelType w:val="hybridMultilevel"/>
+    <w:tmpl w:val="AD46C996"/>
+    <w:lvl w:ilvl="0" w:tplc="3C9E096A">
+      <w:start w:val="1"/>
+      <w:numFmt w:val="decimal"/>
+      <w:lvlText w:val="%1."/>
+      <w:lvlJc w:val="left"/>
+      <w:pPr>
+        <w:ind w:left="460" w:hanging="360"/>
+      </w:pPr>
+      <w:rPr>
+        <w:b/>
+        <w:bCs/>
+        <w:color w:val="A67C27"/>
+      </w:rPr>
+    </w:lvl>
+    <w:lvl w:ilvl="1" w:tplc="645EEB7A">
+      <w:numFmt w:val="decimal"/>
+      <w:lvlText w:val=""/>
+      <w:lvlJc w:val="left"/>
+    </w:lvl>
+    <w:lvl w:ilvl="2" w:tplc="5510CE6C">
+      <w:numFmt w:val="decimal"/>
+      <w:lvlText w:val=""/>
+      <w:lvlJc w:val="left"/>
+    </w:lvl>
+    <w:lvl w:ilvl="3" w:tplc="9C26C3EA">
+      <w:numFmt w:val="decimal"/>
+      <w:lvlText w:val=""/>
+      <w:lvlJc w:val="left"/>
+    </w:lvl>
+    <w:lvl w:ilvl="4" w:tplc="745424F2">
+      <w:numFmt w:val="decimal"/>
+      <w:lvlText w:val=""/>
+      <w:lvlJc w:val="left"/>
+    </w:lvl>
+    <w:lvl w:ilvl="5" w:tplc="9F60CF7A">
+      <w:numFmt w:val="decimal"/>
+      <w:lvlText w:val=""/>
+      <w:lvlJc w:val="left"/>
+    </w:lvl>
+    <w:lvl w:ilvl="6" w:tplc="22CEA470">
+      <w:numFmt w:val="decimal"/>
+      <w:lvlText w:val=""/>
+      <w:lvlJc w:val="left"/>
+    </w:lvl>
+    <w:lvl w:ilvl="7" w:tplc="FF48F44A">
+      <w:numFmt w:val="decimal"/>
+      <w:lvlText w:val=""/>
+      <w:lvlJc w:val="left"/>
+    </w:lvl>
+    <w:lvl w:ilvl="8" w:tplc="3F146B72">
       <w:numFmt w:val="decimal"/>
       <w:lvlText w:val=""/>
       <w:lvlJc w:val="left"/>
     </w:lvl>
   </w:abstractNum>
   <w:abstractNum w:abstractNumId="5" w15:restartNumberingAfterBreak="0">
-    <w:nsid w:val="357802D9"/>
+    <w:nsid w:val="4EB12DE4"/>
     <w:multiLevelType w:val="hybridMultilevel"/>
-    <w:tmpl w:val="F94C9810"/>
-    <w:lvl w:ilvl="0" w:tplc="23AE0E7C">
+    <w:tmpl w:val="6CA2F922"/>
+    <w:lvl w:ilvl="0" w:tplc="58D41F4E">
+      <w:start w:val="1"/>
+      <w:numFmt w:val="bullet"/>
+      <w:lvlText w:val="•"/>
+      <w:lvlJc w:val="left"/>
+      <w:pPr>
+        <w:ind w:left="460" w:hanging="280"/>
+      </w:pPr>
+    </w:lvl>
+    <w:lvl w:ilvl="1" w:tplc="7CF4F972">
+      <w:start w:val="1"/>
+      <w:numFmt w:val="bullet"/>
+      <w:lvlText w:val="–"/>
+      <w:lvlJc w:val="left"/>
+      <w:pPr>
+        <w:ind w:left="900" w:hanging="280"/>
+      </w:pPr>
+    </w:lvl>
+    <w:lvl w:ilvl="2" w:tplc="31D8736A">
+      <w:numFmt w:val="decimal"/>
+      <w:lvlText w:val=""/>
+      <w:lvlJc w:val="left"/>
+    </w:lvl>
+    <w:lvl w:ilvl="3" w:tplc="4336DA54">
+      <w:numFmt w:val="decimal"/>
+      <w:lvlText w:val=""/>
+      <w:lvlJc w:val="left"/>
+    </w:lvl>
+    <w:lvl w:ilvl="4" w:tplc="8A0C6D10">
+      <w:numFmt w:val="decimal"/>
+      <w:lvlText w:val=""/>
+      <w:lvlJc w:val="left"/>
+    </w:lvl>
+    <w:lvl w:ilvl="5" w:tplc="82DE0FA4">
+      <w:numFmt w:val="decimal"/>
+      <w:lvlText w:val=""/>
+      <w:lvlJc w:val="left"/>
+    </w:lvl>
+    <w:lvl w:ilvl="6" w:tplc="4CF0042C">
+      <w:numFmt w:val="decimal"/>
+      <w:lvlText w:val=""/>
+      <w:lvlJc w:val="left"/>
+    </w:lvl>
+    <w:lvl w:ilvl="7" w:tplc="84982DEC">
+      <w:numFmt w:val="decimal"/>
+      <w:lvlText w:val=""/>
+      <w:lvlJc w:val="left"/>
+    </w:lvl>
+    <w:lvl w:ilvl="8" w:tplc="37BEE182">
+      <w:numFmt w:val="decimal"/>
+      <w:lvlText w:val=""/>
+      <w:lvlJc w:val="left"/>
+    </w:lvl>
+  </w:abstractNum>
+  <w:abstractNum w:abstractNumId="6" w15:restartNumberingAfterBreak="0">
+    <w:nsid w:val="694B310B"/>
+    <w:multiLevelType w:val="hybridMultilevel"/>
+    <w:tmpl w:val="81BA1E24"/>
+    <w:lvl w:ilvl="0" w:tplc="973089DE">
       <w:start w:val="1"/>
       <w:numFmt w:val="decimal"/>
       <w:lvlText w:val="%1."/>
@@ -6894,52 +6950,52 @@
         <w:color w:val="A67C27"/>
       </w:rPr>
     </w:lvl>
-    <w:lvl w:ilvl="1" w:tplc="EB42DD2E">
+    <w:lvl w:ilvl="1" w:tplc="79A06FEA">
       <w:numFmt w:val="decimal"/>
       <w:lvlText w:val=""/>
       <w:lvlJc w:val="left"/>
     </w:lvl>
-    <w:lvl w:ilvl="2" w:tplc="AA9E1616">
+    <w:lvl w:ilvl="2" w:tplc="0450CA56">
       <w:numFmt w:val="decimal"/>
       <w:lvlText w:val=""/>
       <w:lvlJc w:val="left"/>
     </w:lvl>
-    <w:lvl w:ilvl="3" w:tplc="C3FABEC6">
+    <w:lvl w:ilvl="3" w:tplc="C94E32A4">
       <w:numFmt w:val="decimal"/>
       <w:lvlText w:val=""/>
       <w:lvlJc w:val="left"/>
     </w:lvl>
-    <w:lvl w:ilvl="4" w:tplc="6D9084E2">
+    <w:lvl w:ilvl="4" w:tplc="1B78438C">
       <w:numFmt w:val="decimal"/>
       <w:lvlText w:val=""/>
       <w:lvlJc w:val="left"/>
     </w:lvl>
-    <w:lvl w:ilvl="5" w:tplc="3052402A">
+    <w:lvl w:ilvl="5" w:tplc="B720BCC6">
       <w:numFmt w:val="decimal"/>
       <w:lvlText w:val=""/>
       <w:lvlJc w:val="left"/>
     </w:lvl>
-    <w:lvl w:ilvl="6" w:tplc="09F0A27C">
+    <w:lvl w:ilvl="6" w:tplc="81844678">
       <w:numFmt w:val="decimal"/>
       <w:lvlText w:val=""/>
       <w:lvlJc w:val="left"/>
     </w:lvl>
-    <w:lvl w:ilvl="7" w:tplc="EABCCE70">
+    <w:lvl w:ilvl="7" w:tplc="D632FC84">
       <w:numFmt w:val="decimal"/>
       <w:lvlText w:val=""/>
       <w:lvlJc w:val="left"/>
     </w:lvl>
-    <w:lvl w:ilvl="8" w:tplc="411E9E14">
+    <w:lvl w:ilvl="8" w:tplc="E6D630F2">
       <w:numFmt w:val="decimal"/>
       <w:lvlText w:val=""/>
       <w:lvlJc w:val="left"/>
     </w:lvl>
   </w:abstractNum>
-  <w:abstractNum w:abstractNumId="6" w15:restartNumberingAfterBreak="0">
-    <w:nsid w:val="41E82762"/>
+  <w:abstractNum w:abstractNumId="7" w15:restartNumberingAfterBreak="0">
+    <w:nsid w:val="78466B33"/>
     <w:multiLevelType w:val="hybridMultilevel"/>
-    <w:tmpl w:val="0584DEB0"/>
-    <w:lvl w:ilvl="0" w:tplc="8C589F40">
+    <w:tmpl w:val="C9BCB71C"/>
+    <w:lvl w:ilvl="0" w:tplc="57220A28">
       <w:start w:val="1"/>
       <w:numFmt w:val="decimal"/>
       <w:lvlText w:val="%1."/>
@@ -6953,150 +7009,91 @@
         <w:color w:val="A67C27"/>
       </w:rPr>
     </w:lvl>
-    <w:lvl w:ilvl="1" w:tplc="F7F65B50">
+    <w:lvl w:ilvl="1" w:tplc="0F86FC6C">
       <w:numFmt w:val="decimal"/>
       <w:lvlText w:val=""/>
       <w:lvlJc w:val="left"/>
     </w:lvl>
-    <w:lvl w:ilvl="2" w:tplc="625A917E">
+    <w:lvl w:ilvl="2" w:tplc="6E7042E6">
       <w:numFmt w:val="decimal"/>
       <w:lvlText w:val=""/>
       <w:lvlJc w:val="left"/>
     </w:lvl>
-    <w:lvl w:ilvl="3" w:tplc="FBDCAF6C">
+    <w:lvl w:ilvl="3" w:tplc="C3DC7658">
       <w:numFmt w:val="decimal"/>
       <w:lvlText w:val=""/>
       <w:lvlJc w:val="left"/>
     </w:lvl>
-    <w:lvl w:ilvl="4" w:tplc="2E5CD814">
+    <w:lvl w:ilvl="4" w:tplc="84EE3B7E">
       <w:numFmt w:val="decimal"/>
       <w:lvlText w:val=""/>
       <w:lvlJc w:val="left"/>
     </w:lvl>
-    <w:lvl w:ilvl="5" w:tplc="266A082E">
+    <w:lvl w:ilvl="5" w:tplc="AA1A43BC">
       <w:numFmt w:val="decimal"/>
       <w:lvlText w:val=""/>
       <w:lvlJc w:val="left"/>
     </w:lvl>
-    <w:lvl w:ilvl="6" w:tplc="059EC3AC">
+    <w:lvl w:ilvl="6" w:tplc="0074AB16">
       <w:numFmt w:val="decimal"/>
       <w:lvlText w:val=""/>
       <w:lvlJc w:val="left"/>
     </w:lvl>
-    <w:lvl w:ilvl="7" w:tplc="47BECFCE">
+    <w:lvl w:ilvl="7" w:tplc="F8464282">
       <w:numFmt w:val="decimal"/>
       <w:lvlText w:val=""/>
       <w:lvlJc w:val="left"/>
     </w:lvl>
-    <w:lvl w:ilvl="8" w:tplc="ABD0BA3A">
+    <w:lvl w:ilvl="8" w:tplc="0A2440D4">
       <w:numFmt w:val="decimal"/>
       <w:lvlText w:val=""/>
       <w:lvlJc w:val="left"/>
     </w:lvl>
   </w:abstractNum>
-  <w:abstractNum w:abstractNumId="7" w15:restartNumberingAfterBreak="0">
-    <w:nsid w:val="756730A4"/>
-    <w:multiLevelType w:val="hybridMultilevel"/>
-    <w:tmpl w:val="9170E71C"/>
-    <w:lvl w:ilvl="0" w:tplc="ADB4662A">
-      <w:start w:val="1"/>
-      <w:numFmt w:val="decimal"/>
-      <w:lvlText w:val="%1."/>
-      <w:lvlJc w:val="left"/>
-      <w:pPr>
-        <w:ind w:left="460" w:hanging="360"/>
-      </w:pPr>
-      <w:rPr>
-        <w:b/>
-        <w:bCs/>
-        <w:color w:val="A67C27"/>
-      </w:rPr>
-    </w:lvl>
-    <w:lvl w:ilvl="1" w:tplc="F7B203F2">
-      <w:numFmt w:val="decimal"/>
-      <w:lvlText w:val=""/>
-      <w:lvlJc w:val="left"/>
-    </w:lvl>
-    <w:lvl w:ilvl="2" w:tplc="92B0DC16">
-      <w:numFmt w:val="decimal"/>
-      <w:lvlText w:val=""/>
-      <w:lvlJc w:val="left"/>
-    </w:lvl>
-    <w:lvl w:ilvl="3" w:tplc="B310DE74">
-      <w:numFmt w:val="decimal"/>
-      <w:lvlText w:val=""/>
-      <w:lvlJc w:val="left"/>
-    </w:lvl>
-    <w:lvl w:ilvl="4" w:tplc="B60C9BC6">
-      <w:numFmt w:val="decimal"/>
-      <w:lvlText w:val=""/>
-      <w:lvlJc w:val="left"/>
-    </w:lvl>
-    <w:lvl w:ilvl="5" w:tplc="706A1B3A">
-      <w:numFmt w:val="decimal"/>
-      <w:lvlText w:val=""/>
-      <w:lvlJc w:val="left"/>
-    </w:lvl>
-    <w:lvl w:ilvl="6" w:tplc="D3447222">
-      <w:numFmt w:val="decimal"/>
-      <w:lvlText w:val=""/>
-      <w:lvlJc w:val="left"/>
-    </w:lvl>
-    <w:lvl w:ilvl="7" w:tplc="0EB48DA8">
-      <w:numFmt w:val="decimal"/>
-      <w:lvlText w:val=""/>
-      <w:lvlJc w:val="left"/>
-    </w:lvl>
-    <w:lvl w:ilvl="8" w:tplc="F28479E0">
-      <w:numFmt w:val="decimal"/>
-      <w:lvlText w:val=""/>
-      <w:lvlJc w:val="left"/>
-    </w:lvl>
-  </w:abstractNum>
-  <w:num w:numId="1" w16cid:durableId="746224876">
+  <w:num w:numId="1" w16cid:durableId="1404571854">
+    <w:abstractNumId w:val="0"/>
+    <w:lvlOverride w:ilvl="0">
+      <w:startOverride w:val="1"/>
+    </w:lvlOverride>
+  </w:num>
+  <w:num w:numId="2" w16cid:durableId="862011716">
+    <w:abstractNumId w:val="5"/>
+    <w:lvlOverride w:ilvl="0">
+      <w:startOverride w:val="1"/>
+    </w:lvlOverride>
+  </w:num>
+  <w:num w:numId="3" w16cid:durableId="489096891">
+    <w:abstractNumId w:val="4"/>
+    <w:lvlOverride w:ilvl="0">
+      <w:startOverride w:val="1"/>
+    </w:lvlOverride>
+  </w:num>
+  <w:num w:numId="4" w16cid:durableId="265045412">
+    <w:abstractNumId w:val="7"/>
+    <w:lvlOverride w:ilvl="0">
+      <w:startOverride w:val="1"/>
+    </w:lvlOverride>
+  </w:num>
+  <w:num w:numId="5" w16cid:durableId="181865533">
     <w:abstractNumId w:val="3"/>
     <w:lvlOverride w:ilvl="0">
       <w:startOverride w:val="1"/>
     </w:lvlOverride>
   </w:num>
-  <w:num w:numId="2" w16cid:durableId="1814252389">
-    <w:abstractNumId w:val="0"/>
+  <w:num w:numId="6" w16cid:durableId="1210655603">
+    <w:abstractNumId w:val="1"/>
     <w:lvlOverride w:ilvl="0">
       <w:startOverride w:val="1"/>
     </w:lvlOverride>
   </w:num>
-  <w:num w:numId="3" w16cid:durableId="592326397">
+  <w:num w:numId="7" w16cid:durableId="108478983">
     <w:abstractNumId w:val="2"/>
     <w:lvlOverride w:ilvl="0">
       <w:startOverride w:val="1"/>
     </w:lvlOverride>
   </w:num>
-  <w:num w:numId="4" w16cid:durableId="521213014">
-    <w:abstractNumId w:val="5"/>
-    <w:lvlOverride w:ilvl="0">
-      <w:startOverride w:val="1"/>
-    </w:lvlOverride>
-  </w:num>
-  <w:num w:numId="5" w16cid:durableId="617302459">
+  <w:num w:numId="8" w16cid:durableId="1740131437">
     <w:abstractNumId w:val="6"/>
-    <w:lvlOverride w:ilvl="0">
-      <w:startOverride w:val="1"/>
-    </w:lvlOverride>
-  </w:num>
-  <w:num w:numId="6" w16cid:durableId="2053768009">
-    <w:abstractNumId w:val="7"/>
-    <w:lvlOverride w:ilvl="0">
-      <w:startOverride w:val="1"/>
-    </w:lvlOverride>
-  </w:num>
-  <w:num w:numId="7" w16cid:durableId="724567459">
-    <w:abstractNumId w:val="1"/>
-    <w:lvlOverride w:ilvl="0">
-      <w:startOverride w:val="1"/>
-    </w:lvlOverride>
-  </w:num>
-  <w:num w:numId="8" w16cid:durableId="14700041">
-    <w:abstractNumId w:val="4"/>
     <w:lvlOverride w:ilvl="0">
       <w:startOverride w:val="1"/>
     </w:lvlOverride>
@@ -7721,7 +7718,7 @@
     <w:autoRedefine/>
     <w:uiPriority w:val="39"/>
     <w:unhideWhenUsed/>
-    <w:rsid w:val="00E261AC"/>
+    <w:rsid w:val="00E55291"/>
     <w:pPr>
       <w:spacing w:after="100"/>
     </w:pPr>
@@ -7733,7 +7730,7 @@
     <w:autoRedefine/>
     <w:uiPriority w:val="39"/>
     <w:unhideWhenUsed/>
-    <w:rsid w:val="00E261AC"/>
+    <w:rsid w:val="00E55291"/>
     <w:pPr>
       <w:spacing w:after="100"/>
       <w:ind w:left="210"/>

--- a/docs/manuals/Role_Guide_4_QUAN_QA_RA.docx
+++ b/docs/manuals/Role_Guide_4_QUAN_QA_RA.docx
@@ -469,7 +469,7 @@
                 <w:sz w:val="19"/>
                 <w:szCs w:val="19"/>
               </w:rPr>
-              <w:t>Version 1.2 · 20 September 2026</w:t>
+              <w:t>Version 1.3 · 20 September 2026</w:t>
             </w:r>
           </w:p>
         </w:tc>
@@ -538,7 +538,7 @@
     <w:sdt>
       <w:sdtPr>
         <w:alias w:val="Contents"/>
-        <w:id w:val="618735402"/>
+        <w:id w:val="-1550678247"/>
       </w:sdtPr>
       <w:sdtEndPr/>
       <w:sdtContent>
@@ -567,7 +567,7 @@
           <w:r>
             <w:fldChar w:fldCharType="separate"/>
           </w:r>
-          <w:hyperlink w:anchor="_Toc240759291" w:history="1">
+          <w:hyperlink w:anchor="_Toc240767917" w:history="1">
             <w:r>
               <w:rPr>
                 <w:rStyle w:val="Hyperlink"/>
@@ -591,7 +591,7 @@
               <w:rPr>
                 <w:noProof/>
               </w:rPr>
-              <w:instrText xml:space="preserve"> PAGEREF _Toc240759291 \h </w:instrText>
+              <w:instrText xml:space="preserve"> PAGEREF _Toc240767917 \h </w:instrText>
             </w:r>
             <w:r>
               <w:rPr>
@@ -634,7 +634,7 @@
               <w14:ligatures w14:val="standardContextual"/>
             </w:rPr>
           </w:pPr>
-          <w:hyperlink w:anchor="_Toc240759292" w:history="1">
+          <w:hyperlink w:anchor="_Toc240767918" w:history="1">
             <w:r>
               <w:rPr>
                 <w:rStyle w:val="Hyperlink"/>
@@ -658,7 +658,7 @@
               <w:rPr>
                 <w:noProof/>
               </w:rPr>
-              <w:instrText xml:space="preserve"> PAGEREF _Toc240759292 \h </w:instrText>
+              <w:instrText xml:space="preserve"> PAGEREF _Toc240767918 \h </w:instrText>
             </w:r>
             <w:r>
               <w:rPr>
@@ -701,7 +701,7 @@
               <w14:ligatures w14:val="standardContextual"/>
             </w:rPr>
           </w:pPr>
-          <w:hyperlink w:anchor="_Toc240759293" w:history="1">
+          <w:hyperlink w:anchor="_Toc240767919" w:history="1">
             <w:r>
               <w:rPr>
                 <w:rStyle w:val="Hyperlink"/>
@@ -725,7 +725,7 @@
               <w:rPr>
                 <w:noProof/>
               </w:rPr>
-              <w:instrText xml:space="preserve"> PAGEREF _Toc240759293 \h </w:instrText>
+              <w:instrText xml:space="preserve"> PAGEREF _Toc240767919 \h </w:instrText>
             </w:r>
             <w:r>
               <w:rPr>
@@ -768,7 +768,7 @@
               <w14:ligatures w14:val="standardContextual"/>
             </w:rPr>
           </w:pPr>
-          <w:hyperlink w:anchor="_Toc240759294" w:history="1">
+          <w:hyperlink w:anchor="_Toc240767920" w:history="1">
             <w:r>
               <w:rPr>
                 <w:rStyle w:val="Hyperlink"/>
@@ -792,7 +792,7 @@
               <w:rPr>
                 <w:noProof/>
               </w:rPr>
-              <w:instrText xml:space="preserve"> PAGEREF _Toc240759294 \h </w:instrText>
+              <w:instrText xml:space="preserve"> PAGEREF _Toc240767920 \h </w:instrText>
             </w:r>
             <w:r>
               <w:rPr>
@@ -835,7 +835,7 @@
               <w14:ligatures w14:val="standardContextual"/>
             </w:rPr>
           </w:pPr>
-          <w:hyperlink w:anchor="_Toc240759295" w:history="1">
+          <w:hyperlink w:anchor="_Toc240767921" w:history="1">
             <w:r>
               <w:rPr>
                 <w:rStyle w:val="Hyperlink"/>
@@ -859,7 +859,7 @@
               <w:rPr>
                 <w:noProof/>
               </w:rPr>
-              <w:instrText xml:space="preserve"> PAGEREF _Toc240759295 \h </w:instrText>
+              <w:instrText xml:space="preserve"> PAGEREF _Toc240767921 \h </w:instrText>
             </w:r>
             <w:r>
               <w:rPr>
@@ -902,7 +902,7 @@
               <w14:ligatures w14:val="standardContextual"/>
             </w:rPr>
           </w:pPr>
-          <w:hyperlink w:anchor="_Toc240759296" w:history="1">
+          <w:hyperlink w:anchor="_Toc240767922" w:history="1">
             <w:r>
               <w:rPr>
                 <w:rStyle w:val="Hyperlink"/>
@@ -926,7 +926,7 @@
               <w:rPr>
                 <w:noProof/>
               </w:rPr>
-              <w:instrText xml:space="preserve"> PAGEREF _Toc240759296 \h </w:instrText>
+              <w:instrText xml:space="preserve"> PAGEREF _Toc240767922 \h </w:instrText>
             </w:r>
             <w:r>
               <w:rPr>
@@ -969,7 +969,7 @@
               <w14:ligatures w14:val="standardContextual"/>
             </w:rPr>
           </w:pPr>
-          <w:hyperlink w:anchor="_Toc240759297" w:history="1">
+          <w:hyperlink w:anchor="_Toc240767923" w:history="1">
             <w:r>
               <w:rPr>
                 <w:rStyle w:val="Hyperlink"/>
@@ -993,7 +993,7 @@
               <w:rPr>
                 <w:noProof/>
               </w:rPr>
-              <w:instrText xml:space="preserve"> PAGEREF _Toc240759297 \h </w:instrText>
+              <w:instrText xml:space="preserve"> PAGEREF _Toc240767923 \h </w:instrText>
             </w:r>
             <w:r>
               <w:rPr>
@@ -1036,7 +1036,7 @@
               <w14:ligatures w14:val="standardContextual"/>
             </w:rPr>
           </w:pPr>
-          <w:hyperlink w:anchor="_Toc240759298" w:history="1">
+          <w:hyperlink w:anchor="_Toc240767924" w:history="1">
             <w:r>
               <w:rPr>
                 <w:rStyle w:val="Hyperlink"/>
@@ -1060,7 +1060,7 @@
               <w:rPr>
                 <w:noProof/>
               </w:rPr>
-              <w:instrText xml:space="preserve"> PAGEREF _Toc240759298 \h </w:instrText>
+              <w:instrText xml:space="preserve"> PAGEREF _Toc240767924 \h </w:instrText>
             </w:r>
             <w:r>
               <w:rPr>
@@ -1103,7 +1103,7 @@
               <w14:ligatures w14:val="standardContextual"/>
             </w:rPr>
           </w:pPr>
-          <w:hyperlink w:anchor="_Toc240759299" w:history="1">
+          <w:hyperlink w:anchor="_Toc240767925" w:history="1">
             <w:r>
               <w:rPr>
                 <w:rStyle w:val="Hyperlink"/>
@@ -1127,7 +1127,7 @@
               <w:rPr>
                 <w:noProof/>
               </w:rPr>
-              <w:instrText xml:space="preserve"> PAGEREF _Toc240759299 \h </w:instrText>
+              <w:instrText xml:space="preserve"> PAGEREF _Toc240767925 \h </w:instrText>
             </w:r>
             <w:r>
               <w:rPr>
@@ -1170,7 +1170,7 @@
               <w14:ligatures w14:val="standardContextual"/>
             </w:rPr>
           </w:pPr>
-          <w:hyperlink w:anchor="_Toc240759300" w:history="1">
+          <w:hyperlink w:anchor="_Toc240767926" w:history="1">
             <w:r>
               <w:rPr>
                 <w:rStyle w:val="Hyperlink"/>
@@ -1194,7 +1194,7 @@
               <w:rPr>
                 <w:noProof/>
               </w:rPr>
-              <w:instrText xml:space="preserve"> PAGEREF _Toc240759300 \h </w:instrText>
+              <w:instrText xml:space="preserve"> PAGEREF _Toc240767926 \h </w:instrText>
             </w:r>
             <w:r>
               <w:rPr>
@@ -1237,7 +1237,7 @@
               <w14:ligatures w14:val="standardContextual"/>
             </w:rPr>
           </w:pPr>
-          <w:hyperlink w:anchor="_Toc240759301" w:history="1">
+          <w:hyperlink w:anchor="_Toc240767927" w:history="1">
             <w:r>
               <w:rPr>
                 <w:rStyle w:val="Hyperlink"/>
@@ -1261,7 +1261,7 @@
               <w:rPr>
                 <w:noProof/>
               </w:rPr>
-              <w:instrText xml:space="preserve"> PAGEREF _Toc240759301 \h </w:instrText>
+              <w:instrText xml:space="preserve"> PAGEREF _Toc240767927 \h </w:instrText>
             </w:r>
             <w:r>
               <w:rPr>
@@ -1304,7 +1304,7 @@
               <w14:ligatures w14:val="standardContextual"/>
             </w:rPr>
           </w:pPr>
-          <w:hyperlink w:anchor="_Toc240759302" w:history="1">
+          <w:hyperlink w:anchor="_Toc240767928" w:history="1">
             <w:r>
               <w:rPr>
                 <w:rStyle w:val="Hyperlink"/>
@@ -1328,7 +1328,7 @@
               <w:rPr>
                 <w:noProof/>
               </w:rPr>
-              <w:instrText xml:space="preserve"> PAGEREF _Toc240759302 \h </w:instrText>
+              <w:instrText xml:space="preserve"> PAGEREF _Toc240767928 \h </w:instrText>
             </w:r>
             <w:r>
               <w:rPr>
@@ -1371,7 +1371,7 @@
               <w14:ligatures w14:val="standardContextual"/>
             </w:rPr>
           </w:pPr>
-          <w:hyperlink w:anchor="_Toc240759303" w:history="1">
+          <w:hyperlink w:anchor="_Toc240767929" w:history="1">
             <w:r>
               <w:rPr>
                 <w:rStyle w:val="Hyperlink"/>
@@ -1395,7 +1395,7 @@
               <w:rPr>
                 <w:noProof/>
               </w:rPr>
-              <w:instrText xml:space="preserve"> PAGEREF _Toc240759303 \h </w:instrText>
+              <w:instrText xml:space="preserve"> PAGEREF _Toc240767929 \h </w:instrText>
             </w:r>
             <w:r>
               <w:rPr>
@@ -1438,7 +1438,7 @@
               <w14:ligatures w14:val="standardContextual"/>
             </w:rPr>
           </w:pPr>
-          <w:hyperlink w:anchor="_Toc240759304" w:history="1">
+          <w:hyperlink w:anchor="_Toc240767930" w:history="1">
             <w:r>
               <w:rPr>
                 <w:rStyle w:val="Hyperlink"/>
@@ -1462,7 +1462,7 @@
               <w:rPr>
                 <w:noProof/>
               </w:rPr>
-              <w:instrText xml:space="preserve"> PAGEREF _Toc240759304 \h </w:instrText>
+              <w:instrText xml:space="preserve"> PAGEREF _Toc240767930 \h </w:instrText>
             </w:r>
             <w:r>
               <w:rPr>
@@ -1505,7 +1505,7 @@
               <w14:ligatures w14:val="standardContextual"/>
             </w:rPr>
           </w:pPr>
-          <w:hyperlink w:anchor="_Toc240759305" w:history="1">
+          <w:hyperlink w:anchor="_Toc240767931" w:history="1">
             <w:r>
               <w:rPr>
                 <w:rStyle w:val="Hyperlink"/>
@@ -1529,7 +1529,7 @@
               <w:rPr>
                 <w:noProof/>
               </w:rPr>
-              <w:instrText xml:space="preserve"> PAGEREF _Toc240759305 \h </w:instrText>
+              <w:instrText xml:space="preserve"> PAGEREF _Toc240767931 \h </w:instrText>
             </w:r>
             <w:r>
               <w:rPr>
@@ -1572,7 +1572,7 @@
               <w14:ligatures w14:val="standardContextual"/>
             </w:rPr>
           </w:pPr>
-          <w:hyperlink w:anchor="_Toc240759306" w:history="1">
+          <w:hyperlink w:anchor="_Toc240767932" w:history="1">
             <w:r>
               <w:rPr>
                 <w:rStyle w:val="Hyperlink"/>
@@ -1596,7 +1596,7 @@
               <w:rPr>
                 <w:noProof/>
               </w:rPr>
-              <w:instrText xml:space="preserve"> PAGEREF _Toc240759306 \h </w:instrText>
+              <w:instrText xml:space="preserve"> PAGEREF _Toc240767932 \h </w:instrText>
             </w:r>
             <w:r>
               <w:rPr>
@@ -1635,7 +1635,7 @@
         <w:pStyle w:val="Heading1"/>
         <w:pageBreakBefore/>
       </w:pPr>
-      <w:bookmarkStart w:id="0" w:name="_Toc240759291"/>
+      <w:bookmarkStart w:id="0" w:name="_Toc240767917"/>
       <w:r>
         <w:lastRenderedPageBreak/>
         <w:t>1. Your role at a glance</w:t>
@@ -1855,7 +1855,7 @@
         <w:pStyle w:val="Heading1"/>
         <w:pageBreakBefore/>
       </w:pPr>
-      <w:bookmarkStart w:id="1" w:name="_Toc240759292"/>
+      <w:bookmarkStart w:id="1" w:name="_Toc240767918"/>
       <w:r>
         <w:lastRenderedPageBreak/>
         <w:t>2. Signing in and your screens</w:t>
@@ -1866,7 +1866,7 @@
       <w:pPr>
         <w:pStyle w:val="Heading2"/>
       </w:pPr>
-      <w:bookmarkStart w:id="2" w:name="_Toc240759293"/>
+      <w:bookmarkStart w:id="2" w:name="_Toc240767919"/>
       <w:r>
         <w:t>Signing in</w:t>
       </w:r>
@@ -1949,7 +1949,7 @@
           <w:noProof/>
         </w:rPr>
         <w:drawing>
-          <wp:inline distT="0" distB="0" distL="0" distR="0" wp14:anchorId="7A8A7F25" wp14:editId="2E3C9FBC">
+          <wp:inline distT="0" distB="0" distL="0" distR="0" wp14:anchorId="2C2E5B61" wp14:editId="0974535C">
             <wp:extent cx="5334000" cy="2333625"/>
             <wp:effectExtent l="0" t="0" r="0" b="0"/>
             <wp:docPr id="1" name="adm_login.jpg" descr="The sign-in screen for all internal staff." title="The sign-in screen for all internal staff."/>
@@ -2116,7 +2116,7 @@
       <w:pPr>
         <w:pStyle w:val="Heading2"/>
       </w:pPr>
-      <w:bookmarkStart w:id="3" w:name="_Toc240759294"/>
+      <w:bookmarkStart w:id="3" w:name="_Toc240767920"/>
       <w:r>
         <w:t>Finding your way around</w:t>
       </w:r>
@@ -2291,7 +2291,7 @@
         </w:rPr>
         <w:lastRenderedPageBreak/>
         <w:drawing>
-          <wp:inline distT="0" distB="0" distL="0" distR="0" wp14:anchorId="66C8BB59" wp14:editId="3DC82D2F">
+          <wp:inline distT="0" distB="0" distL="0" distR="0" wp14:anchorId="4EAEAFF6" wp14:editId="1EA14B68">
             <wp:extent cx="5715000" cy="1876425"/>
             <wp:effectExtent l="0" t="0" r="0" b="0"/>
             <wp:docPr id="2" name="adm_not_your_role.jpg" descr="Opening a screen outside your role (for example from an old bookmark) shows this card instead of the screen." title="Opening a screen outside your role (for example from an old bookmark) shows this card instead of the screen."/>
@@ -2360,7 +2360,7 @@
       <w:pPr>
         <w:pStyle w:val="Heading2"/>
       </w:pPr>
-      <w:bookmarkStart w:id="4" w:name="_Toc240759295"/>
+      <w:bookmarkStart w:id="4" w:name="_Toc240767921"/>
       <w:r>
         <w:t>Your screens</w:t>
       </w:r>
@@ -2694,7 +2694,7 @@
       <w:pPr>
         <w:pStyle w:val="Heading2"/>
       </w:pPr>
-      <w:bookmarkStart w:id="5" w:name="_Toc240759296"/>
+      <w:bookmarkStart w:id="5" w:name="_Toc240767922"/>
       <w:r>
         <w:t>Changing your password</w:t>
       </w:r>
@@ -2777,7 +2777,7 @@
           <w:noProof/>
         </w:rPr>
         <w:drawing>
-          <wp:inline distT="0" distB="0" distL="0" distR="0" wp14:anchorId="437A3479" wp14:editId="423BDBFA">
+          <wp:inline distT="0" distB="0" distL="0" distR="0" wp14:anchorId="2CD6A2DC" wp14:editId="41328FBD">
             <wp:extent cx="5334000" cy="2171700"/>
             <wp:effectExtent l="0" t="0" r="0" b="0"/>
             <wp:docPr id="3" name="adm_account.jpg" descr="Change Password screen." title="Change Password screen."/>
@@ -2865,7 +2865,7 @@
         <w:pStyle w:val="Heading1"/>
         <w:pageBreakBefore/>
       </w:pPr>
-      <w:bookmarkStart w:id="6" w:name="_Toc240759297"/>
+      <w:bookmarkStart w:id="6" w:name="_Toc240767923"/>
       <w:r>
         <w:lastRenderedPageBreak/>
         <w:t>3. Your routine</w:t>
@@ -3209,7 +3209,7 @@
         <w:pStyle w:val="Heading1"/>
         <w:pageBreakBefore/>
       </w:pPr>
-      <w:bookmarkStart w:id="7" w:name="_Toc240759298"/>
+      <w:bookmarkStart w:id="7" w:name="_Toc240767924"/>
       <w:r>
         <w:lastRenderedPageBreak/>
         <w:t>4. Step-by-step tasks</w:t>
@@ -3220,7 +3220,7 @@
       <w:pPr>
         <w:pStyle w:val="Heading2"/>
       </w:pPr>
-      <w:bookmarkStart w:id="8" w:name="_Toc240759299"/>
+      <w:bookmarkStart w:id="8" w:name="_Toc240767925"/>
       <w:r>
         <w:t>4.1 Reading the QA Dashboard</w:t>
       </w:r>
@@ -3260,7 +3260,7 @@
           <w:noProof/>
         </w:rPr>
         <w:drawing>
-          <wp:inline distT="0" distB="0" distL="0" distR="0" wp14:anchorId="0D72CD61" wp14:editId="083DC7A0">
+          <wp:inline distT="0" distB="0" distL="0" distR="0" wp14:anchorId="4BC119E1" wp14:editId="4A0AACDF">
             <wp:extent cx="5334000" cy="2333625"/>
             <wp:effectExtent l="0" t="0" r="0" b="0"/>
             <wp:docPr id="4" name="qa_dashboard.jpg" descr="QA Dashboard." title="QA Dashboard."/>
@@ -3367,7 +3367,7 @@
       <w:pPr>
         <w:pStyle w:val="Heading2"/>
       </w:pPr>
-      <w:bookmarkStart w:id="9" w:name="_Toc240759300"/>
+      <w:bookmarkStart w:id="9" w:name="_Toc240767926"/>
       <w:r>
         <w:t>4.2 Reviewing questionnaires in the QA Queue</w:t>
       </w:r>
@@ -3407,7 +3407,7 @@
           <w:noProof/>
         </w:rPr>
         <w:drawing>
-          <wp:inline distT="0" distB="0" distL="0" distR="0" wp14:anchorId="4520003E" wp14:editId="77B6306C">
+          <wp:inline distT="0" distB="0" distL="0" distR="0" wp14:anchorId="1696C294" wp14:editId="30B359E5">
             <wp:extent cx="5334000" cy="3333750"/>
             <wp:effectExtent l="0" t="0" r="0" b="0"/>
             <wp:docPr id="5" name="qa_queue.jpg" descr="QUAN QA Queue with the KoboToolbox sync panel." title="QUAN QA Queue with the KoboToolbox sync panel."/>
@@ -4146,7 +4146,7 @@
       <w:pPr>
         <w:pStyle w:val="Heading2"/>
       </w:pPr>
-      <w:bookmarkStart w:id="10" w:name="_Toc240759301"/>
+      <w:bookmarkStart w:id="10" w:name="_Toc240767927"/>
       <w:r>
         <w:t>4.3 Working QA exceptions</w:t>
       </w:r>
@@ -4211,7 +4211,7 @@
         </w:rPr>
         <w:lastRenderedPageBreak/>
         <w:drawing>
-          <wp:inline distT="0" distB="0" distL="0" distR="0" wp14:anchorId="236CA0A3" wp14:editId="195B5B5E">
+          <wp:inline distT="0" distB="0" distL="0" distR="0" wp14:anchorId="6B8C6D85" wp14:editId="05528487">
             <wp:extent cx="5334000" cy="3333750"/>
             <wp:effectExtent l="0" t="0" r="0" b="0"/>
             <wp:docPr id="6" name="qa_exceptions.jpg" descr="QA Exception Queue." title="QA Exception Queue."/>
@@ -4407,7 +4407,7 @@
       <w:pPr>
         <w:pStyle w:val="Heading2"/>
       </w:pPr>
-      <w:bookmarkStart w:id="11" w:name="_Toc240759302"/>
+      <w:bookmarkStart w:id="11" w:name="_Toc240767928"/>
       <w:r>
         <w:t>4.4 Downloading or emailing completed forms (Form PDFs)</w:t>
       </w:r>
@@ -4447,7 +4447,7 @@
           <w:noProof/>
         </w:rPr>
         <w:drawing>
-          <wp:inline distT="0" distB="0" distL="0" distR="0" wp14:anchorId="60CCE9EE" wp14:editId="303745ED">
+          <wp:inline distT="0" distB="0" distL="0" distR="0" wp14:anchorId="49B2D03C" wp14:editId="6BEB798B">
             <wp:extent cx="5334000" cy="2914650"/>
             <wp:effectExtent l="0" t="0" r="0" b="0"/>
             <wp:docPr id="7" name="qa_form_pdfs.jpg" descr="Completed form PDFs." title="Completed form PDFs."/>
@@ -4692,7 +4692,7 @@
       <w:pPr>
         <w:pStyle w:val="Heading2"/>
       </w:pPr>
-      <w:bookmarkStart w:id="12" w:name="_Toc240759303"/>
+      <w:bookmarkStart w:id="12" w:name="_Toc240767929"/>
       <w:r>
         <w:t>4.5 Writing good QA notes</w:t>
       </w:r>
@@ -4760,7 +4760,7 @@
         <w:pStyle w:val="Heading1"/>
         <w:pageBreakBefore/>
       </w:pPr>
-      <w:bookmarkStart w:id="13" w:name="_Toc240759304"/>
+      <w:bookmarkStart w:id="13" w:name="_Toc240767930"/>
       <w:r>
         <w:lastRenderedPageBreak/>
         <w:t>5. Rules you must follow</w:t>
@@ -4911,7 +4911,7 @@
         <w:pStyle w:val="Heading1"/>
         <w:pageBreakBefore/>
       </w:pPr>
-      <w:bookmarkStart w:id="14" w:name="_Toc240759305"/>
+      <w:bookmarkStart w:id="14" w:name="_Toc240767931"/>
       <w:r>
         <w:lastRenderedPageBreak/>
         <w:t>6. Troubleshooting</w:t>
@@ -5938,7 +5938,7 @@
         <w:pStyle w:val="Heading1"/>
         <w:pageBreakBefore/>
       </w:pPr>
-      <w:bookmarkStart w:id="15" w:name="_Toc240759306"/>
+      <w:bookmarkStart w:id="15" w:name="_Toc240767932"/>
       <w:r>
         <w:lastRenderedPageBreak/>
         <w:t>7. Quick reference</w:t>
@@ -6380,7 +6380,7 @@
         <w:sz w:val="16"/>
         <w:szCs w:val="16"/>
       </w:rPr>
-      <w:t>Version 1.2 · 20 September 2026</w:t>
+      <w:t>Version 1.3 · 20 September 2026</w:t>
     </w:r>
     <w:r>
       <w:rPr>
@@ -6553,96 +6553,10 @@
 <file path=word/numbering.xml><?xml version="1.0" encoding="utf-8"?>
 <w:numbering xmlns:wpc="http://schemas.microsoft.com/office/word/2010/wordprocessingCanvas" xmlns:cx="http://schemas.microsoft.com/office/drawing/2014/chartex" xmlns:cx1="http://schemas.microsoft.com/office/drawing/2015/9/8/chartex" xmlns:cx2="http://schemas.microsoft.com/office/drawing/2015/10/21/chartex" xmlns:cx3="http://schemas.microsoft.com/office/drawing/2016/5/9/chartex" xmlns:cx4="http://schemas.microsoft.com/office/drawing/2016/5/10/chartex" xmlns:cx5="http://schemas.microsoft.com/office/drawing/2016/5/11/chartex" xmlns:cx6="http://schemas.microsoft.com/office/drawing/2016/5/12/chartex" xmlns:cx7="http://schemas.microsoft.com/office/drawing/2016/5/13/chartex" xmlns:cx8="http://schemas.microsoft.com/office/drawing/2016/5/14/chartex" xmlns:mc="http://schemas.openxmlformats.org/markup-compatibility/2006" xmlns:aink="http://schemas.microsoft.com/office/drawing/2016/ink" xmlns:am3d="http://schemas.microsoft.com/office/drawing/2017/model3d" xmlns:o="urn:schemas-microsoft-com:office:office" xmlns:oel="http://schemas.microsoft.com/office/2019/extlst" xmlns:r="http://schemas.openxmlformats.org/officeDocument/2006/relationships" xmlns:m="http://schemas.openxmlformats.org/officeDocument/2006/math" xmlns:v="urn:schemas-microsoft-com:vml" xmlns:wp14="http://schemas.microsoft.com/office/word/2010/wordprocessingDrawing" xmlns:wp="http://schemas.openxmlformats.org/drawingml/2006/wordprocessingDrawing" xmlns:w10="urn:schemas-microsoft-com:office:word" xmlns:w="http://schemas.openxmlformats.org/wordprocessingml/2006/main" xmlns:w14="http://schemas.microsoft.com/office/word/2010/wordml" xmlns:w15="http://schemas.microsoft.com/office/word/2012/wordml" xmlns:w16cex="http://schemas.microsoft.com/office/word/2018/wordml/cex" xmlns:w16cid="http://schemas.microsoft.com/office/word/2016/wordml/cid" xmlns:w16="http://schemas.microsoft.com/office/word/2018/wordml" xmlns:w16sdtdh="http://schemas.microsoft.com/office/word/2020/wordml/sdtdatahash" xmlns:w16se="http://schemas.microsoft.com/office/word/2015/wordml/symex" xmlns:wpg="http://schemas.microsoft.com/office/word/2010/wordprocessingGroup" xmlns:wpi="http://schemas.microsoft.com/office/word/2010/wordprocessingInk" xmlns:wne="http://schemas.microsoft.com/office/word/2006/wordml" xmlns:wps="http://schemas.microsoft.com/office/word/2010/wordprocessingShape" mc:Ignorable="w14 w15 w16se w16cid w16 w16cex w16sdtdh wp14">
   <w:abstractNum w:abstractNumId="0" w15:restartNumberingAfterBreak="0">
-    <w:nsid w:val="00992F1C"/>
+    <w:nsid w:val="076F6550"/>
     <w:multiLevelType w:val="hybridMultilevel"/>
-    <w:tmpl w:val="0D90B90C"/>
-    <w:lvl w:ilvl="0" w:tplc="8FCCE9A4">
-      <w:start w:val="1"/>
-      <w:numFmt w:val="bullet"/>
-      <w:lvlText w:val="●"/>
-      <w:lvlJc w:val="left"/>
-      <w:pPr>
-        <w:ind w:left="720" w:hanging="360"/>
-      </w:pPr>
-    </w:lvl>
-    <w:lvl w:ilvl="1" w:tplc="E5BCDDC4">
-      <w:start w:val="1"/>
-      <w:numFmt w:val="bullet"/>
-      <w:lvlText w:val="○"/>
-      <w:lvlJc w:val="left"/>
-      <w:pPr>
-        <w:ind w:left="1440" w:hanging="360"/>
-      </w:pPr>
-    </w:lvl>
-    <w:lvl w:ilvl="2" w:tplc="3E025288">
-      <w:start w:val="1"/>
-      <w:numFmt w:val="bullet"/>
-      <w:lvlText w:val="■"/>
-      <w:lvlJc w:val="left"/>
-      <w:pPr>
-        <w:ind w:left="2160" w:hanging="360"/>
-      </w:pPr>
-    </w:lvl>
-    <w:lvl w:ilvl="3" w:tplc="C25AAAF2">
-      <w:start w:val="1"/>
-      <w:numFmt w:val="bullet"/>
-      <w:lvlText w:val="●"/>
-      <w:lvlJc w:val="left"/>
-      <w:pPr>
-        <w:ind w:left="2880" w:hanging="360"/>
-      </w:pPr>
-    </w:lvl>
-    <w:lvl w:ilvl="4" w:tplc="99000E34">
-      <w:start w:val="1"/>
-      <w:numFmt w:val="bullet"/>
-      <w:lvlText w:val="○"/>
-      <w:lvlJc w:val="left"/>
-      <w:pPr>
-        <w:ind w:left="3600" w:hanging="360"/>
-      </w:pPr>
-    </w:lvl>
-    <w:lvl w:ilvl="5" w:tplc="5E7E9872">
-      <w:start w:val="1"/>
-      <w:numFmt w:val="bullet"/>
-      <w:lvlText w:val="■"/>
-      <w:lvlJc w:val="left"/>
-      <w:pPr>
-        <w:ind w:left="4320" w:hanging="360"/>
-      </w:pPr>
-    </w:lvl>
-    <w:lvl w:ilvl="6" w:tplc="B4B409D6">
-      <w:start w:val="1"/>
-      <w:numFmt w:val="bullet"/>
-      <w:lvlText w:val="●"/>
-      <w:lvlJc w:val="left"/>
-      <w:pPr>
-        <w:ind w:left="5040" w:hanging="360"/>
-      </w:pPr>
-    </w:lvl>
-    <w:lvl w:ilvl="7" w:tplc="9CE21680">
-      <w:start w:val="1"/>
-      <w:numFmt w:val="bullet"/>
-      <w:lvlText w:val="●"/>
-      <w:lvlJc w:val="left"/>
-      <w:pPr>
-        <w:ind w:left="5760" w:hanging="360"/>
-      </w:pPr>
-    </w:lvl>
-    <w:lvl w:ilvl="8" w:tplc="B54E1376">
-      <w:start w:val="1"/>
-      <w:numFmt w:val="bullet"/>
-      <w:lvlText w:val="●"/>
-      <w:lvlJc w:val="left"/>
-      <w:pPr>
-        <w:ind w:left="6480" w:hanging="360"/>
-      </w:pPr>
-    </w:lvl>
-  </w:abstractNum>
-  <w:abstractNum w:abstractNumId="1" w15:restartNumberingAfterBreak="0">
-    <w:nsid w:val="0B206998"/>
-    <w:multiLevelType w:val="hybridMultilevel"/>
-    <w:tmpl w:val="507AD7C6"/>
-    <w:lvl w:ilvl="0" w:tplc="581CA8B0">
+    <w:tmpl w:val="D108DE4C"/>
+    <w:lvl w:ilvl="0" w:tplc="BDF28594">
       <w:start w:val="1"/>
       <w:numFmt w:val="decimal"/>
       <w:lvlText w:val="%1."/>
@@ -6656,52 +6570,111 @@
         <w:color w:val="A67C27"/>
       </w:rPr>
     </w:lvl>
-    <w:lvl w:ilvl="1" w:tplc="D4266A1A">
+    <w:lvl w:ilvl="1" w:tplc="F90C0AEC">
       <w:numFmt w:val="decimal"/>
       <w:lvlText w:val=""/>
       <w:lvlJc w:val="left"/>
     </w:lvl>
-    <w:lvl w:ilvl="2" w:tplc="CFD26612">
+    <w:lvl w:ilvl="2" w:tplc="421229B4">
       <w:numFmt w:val="decimal"/>
       <w:lvlText w:val=""/>
       <w:lvlJc w:val="left"/>
     </w:lvl>
-    <w:lvl w:ilvl="3" w:tplc="2E20F408">
+    <w:lvl w:ilvl="3" w:tplc="2FC605F8">
       <w:numFmt w:val="decimal"/>
       <w:lvlText w:val=""/>
       <w:lvlJc w:val="left"/>
     </w:lvl>
-    <w:lvl w:ilvl="4" w:tplc="9BE2BE90">
+    <w:lvl w:ilvl="4" w:tplc="3580005E">
       <w:numFmt w:val="decimal"/>
       <w:lvlText w:val=""/>
       <w:lvlJc w:val="left"/>
     </w:lvl>
-    <w:lvl w:ilvl="5" w:tplc="17C8C0D8">
+    <w:lvl w:ilvl="5" w:tplc="6314754A">
       <w:numFmt w:val="decimal"/>
       <w:lvlText w:val=""/>
       <w:lvlJc w:val="left"/>
     </w:lvl>
-    <w:lvl w:ilvl="6" w:tplc="CA0CC298">
+    <w:lvl w:ilvl="6" w:tplc="06B0D3A0">
       <w:numFmt w:val="decimal"/>
       <w:lvlText w:val=""/>
       <w:lvlJc w:val="left"/>
     </w:lvl>
-    <w:lvl w:ilvl="7" w:tplc="F06CFE82">
+    <w:lvl w:ilvl="7" w:tplc="19729B02">
       <w:numFmt w:val="decimal"/>
       <w:lvlText w:val=""/>
       <w:lvlJc w:val="left"/>
     </w:lvl>
-    <w:lvl w:ilvl="8" w:tplc="54CEDED8">
+    <w:lvl w:ilvl="8" w:tplc="3C223C8E">
+      <w:numFmt w:val="decimal"/>
+      <w:lvlText w:val=""/>
+      <w:lvlJc w:val="left"/>
+    </w:lvl>
+  </w:abstractNum>
+  <w:abstractNum w:abstractNumId="1" w15:restartNumberingAfterBreak="0">
+    <w:nsid w:val="10B4792C"/>
+    <w:multiLevelType w:val="hybridMultilevel"/>
+    <w:tmpl w:val="B7BC4A9E"/>
+    <w:lvl w:ilvl="0" w:tplc="EFA8BC60">
+      <w:start w:val="1"/>
+      <w:numFmt w:val="decimal"/>
+      <w:lvlText w:val="%1."/>
+      <w:lvlJc w:val="left"/>
+      <w:pPr>
+        <w:ind w:left="460" w:hanging="360"/>
+      </w:pPr>
+      <w:rPr>
+        <w:b/>
+        <w:bCs/>
+        <w:color w:val="A67C27"/>
+      </w:rPr>
+    </w:lvl>
+    <w:lvl w:ilvl="1" w:tplc="44A85EBA">
+      <w:numFmt w:val="decimal"/>
+      <w:lvlText w:val=""/>
+      <w:lvlJc w:val="left"/>
+    </w:lvl>
+    <w:lvl w:ilvl="2" w:tplc="6114C8B0">
+      <w:numFmt w:val="decimal"/>
+      <w:lvlText w:val=""/>
+      <w:lvlJc w:val="left"/>
+    </w:lvl>
+    <w:lvl w:ilvl="3" w:tplc="92D6B62E">
+      <w:numFmt w:val="decimal"/>
+      <w:lvlText w:val=""/>
+      <w:lvlJc w:val="left"/>
+    </w:lvl>
+    <w:lvl w:ilvl="4" w:tplc="B7945F9E">
+      <w:numFmt w:val="decimal"/>
+      <w:lvlText w:val=""/>
+      <w:lvlJc w:val="left"/>
+    </w:lvl>
+    <w:lvl w:ilvl="5" w:tplc="9D76689A">
+      <w:numFmt w:val="decimal"/>
+      <w:lvlText w:val=""/>
+      <w:lvlJc w:val="left"/>
+    </w:lvl>
+    <w:lvl w:ilvl="6" w:tplc="702E1186">
+      <w:numFmt w:val="decimal"/>
+      <w:lvlText w:val=""/>
+      <w:lvlJc w:val="left"/>
+    </w:lvl>
+    <w:lvl w:ilvl="7" w:tplc="C4D816DE">
+      <w:numFmt w:val="decimal"/>
+      <w:lvlText w:val=""/>
+      <w:lvlJc w:val="left"/>
+    </w:lvl>
+    <w:lvl w:ilvl="8" w:tplc="BC8A7FD8">
       <w:numFmt w:val="decimal"/>
       <w:lvlText w:val=""/>
       <w:lvlJc w:val="left"/>
     </w:lvl>
   </w:abstractNum>
   <w:abstractNum w:abstractNumId="2" w15:restartNumberingAfterBreak="0">
-    <w:nsid w:val="407347D5"/>
+    <w:nsid w:val="31E56354"/>
     <w:multiLevelType w:val="hybridMultilevel"/>
-    <w:tmpl w:val="ED36CCAA"/>
-    <w:lvl w:ilvl="0" w:tplc="4A367D0A">
+    <w:tmpl w:val="A6F20FA8"/>
+    <w:lvl w:ilvl="0" w:tplc="1C9CEB12">
       <w:start w:val="1"/>
       <w:numFmt w:val="decimal"/>
       <w:lvlText w:val="%1."/>
@@ -6715,52 +6688,52 @@
         <w:color w:val="A67C27"/>
       </w:rPr>
     </w:lvl>
-    <w:lvl w:ilvl="1" w:tplc="4CDADF14">
+    <w:lvl w:ilvl="1" w:tplc="BAE8D61A">
       <w:numFmt w:val="decimal"/>
       <w:lvlText w:val=""/>
       <w:lvlJc w:val="left"/>
     </w:lvl>
-    <w:lvl w:ilvl="2" w:tplc="C7442242">
+    <w:lvl w:ilvl="2" w:tplc="42A2C434">
       <w:numFmt w:val="decimal"/>
       <w:lvlText w:val=""/>
       <w:lvlJc w:val="left"/>
     </w:lvl>
-    <w:lvl w:ilvl="3" w:tplc="A62EA30C">
+    <w:lvl w:ilvl="3" w:tplc="9F646E74">
       <w:numFmt w:val="decimal"/>
       <w:lvlText w:val=""/>
       <w:lvlJc w:val="left"/>
     </w:lvl>
-    <w:lvl w:ilvl="4" w:tplc="A28C3F1C">
+    <w:lvl w:ilvl="4" w:tplc="E9282088">
       <w:numFmt w:val="decimal"/>
       <w:lvlText w:val=""/>
       <w:lvlJc w:val="left"/>
     </w:lvl>
-    <w:lvl w:ilvl="5" w:tplc="811A4F7A">
+    <w:lvl w:ilvl="5" w:tplc="831AFFA6">
       <w:numFmt w:val="decimal"/>
       <w:lvlText w:val=""/>
       <w:lvlJc w:val="left"/>
     </w:lvl>
-    <w:lvl w:ilvl="6" w:tplc="785866FA">
+    <w:lvl w:ilvl="6" w:tplc="1174E4A4">
       <w:numFmt w:val="decimal"/>
       <w:lvlText w:val=""/>
       <w:lvlJc w:val="left"/>
     </w:lvl>
-    <w:lvl w:ilvl="7" w:tplc="F7B476E8">
+    <w:lvl w:ilvl="7" w:tplc="1F4CE9E4">
       <w:numFmt w:val="decimal"/>
       <w:lvlText w:val=""/>
       <w:lvlJc w:val="left"/>
     </w:lvl>
-    <w:lvl w:ilvl="8" w:tplc="2BAA6F86">
+    <w:lvl w:ilvl="8" w:tplc="6238707C">
       <w:numFmt w:val="decimal"/>
       <w:lvlText w:val=""/>
       <w:lvlJc w:val="left"/>
     </w:lvl>
   </w:abstractNum>
   <w:abstractNum w:abstractNumId="3" w15:restartNumberingAfterBreak="0">
-    <w:nsid w:val="466C5B95"/>
+    <w:nsid w:val="33BC66F7"/>
     <w:multiLevelType w:val="hybridMultilevel"/>
-    <w:tmpl w:val="7B5864AA"/>
-    <w:lvl w:ilvl="0" w:tplc="50262482">
+    <w:tmpl w:val="BA1A0B08"/>
+    <w:lvl w:ilvl="0" w:tplc="B58A0D78">
       <w:start w:val="1"/>
       <w:numFmt w:val="decimal"/>
       <w:lvlText w:val="%1."/>
@@ -6774,52 +6747,52 @@
         <w:color w:val="A67C27"/>
       </w:rPr>
     </w:lvl>
-    <w:lvl w:ilvl="1" w:tplc="ECD8E1AE">
+    <w:lvl w:ilvl="1" w:tplc="2D1845B6">
       <w:numFmt w:val="decimal"/>
       <w:lvlText w:val=""/>
       <w:lvlJc w:val="left"/>
     </w:lvl>
-    <w:lvl w:ilvl="2" w:tplc="674C24E8">
+    <w:lvl w:ilvl="2" w:tplc="CCFA50BE">
       <w:numFmt w:val="decimal"/>
       <w:lvlText w:val=""/>
       <w:lvlJc w:val="left"/>
     </w:lvl>
-    <w:lvl w:ilvl="3" w:tplc="521EDFD6">
+    <w:lvl w:ilvl="3" w:tplc="EBFA6614">
       <w:numFmt w:val="decimal"/>
       <w:lvlText w:val=""/>
       <w:lvlJc w:val="left"/>
     </w:lvl>
-    <w:lvl w:ilvl="4" w:tplc="CBB80E54">
+    <w:lvl w:ilvl="4" w:tplc="A4D636B8">
       <w:numFmt w:val="decimal"/>
       <w:lvlText w:val=""/>
       <w:lvlJc w:val="left"/>
     </w:lvl>
-    <w:lvl w:ilvl="5" w:tplc="2B3283F4">
+    <w:lvl w:ilvl="5" w:tplc="7E088A5E">
       <w:numFmt w:val="decimal"/>
       <w:lvlText w:val=""/>
       <w:lvlJc w:val="left"/>
     </w:lvl>
-    <w:lvl w:ilvl="6" w:tplc="B5A895D8">
+    <w:lvl w:ilvl="6" w:tplc="CD7CA85A">
       <w:numFmt w:val="decimal"/>
       <w:lvlText w:val=""/>
       <w:lvlJc w:val="left"/>
     </w:lvl>
-    <w:lvl w:ilvl="7" w:tplc="19A651BE">
+    <w:lvl w:ilvl="7" w:tplc="18D61384">
       <w:numFmt w:val="decimal"/>
       <w:lvlText w:val=""/>
       <w:lvlJc w:val="left"/>
     </w:lvl>
-    <w:lvl w:ilvl="8" w:tplc="38EE4C30">
+    <w:lvl w:ilvl="8" w:tplc="27646BF4">
       <w:numFmt w:val="decimal"/>
       <w:lvlText w:val=""/>
       <w:lvlJc w:val="left"/>
     </w:lvl>
   </w:abstractNum>
   <w:abstractNum w:abstractNumId="4" w15:restartNumberingAfterBreak="0">
-    <w:nsid w:val="4DB4347D"/>
+    <w:nsid w:val="41D95F05"/>
     <w:multiLevelType w:val="hybridMultilevel"/>
-    <w:tmpl w:val="AD46C996"/>
-    <w:lvl w:ilvl="0" w:tplc="3C9E096A">
+    <w:tmpl w:val="3CFA9456"/>
+    <w:lvl w:ilvl="0" w:tplc="3228B020">
       <w:start w:val="1"/>
       <w:numFmt w:val="decimal"/>
       <w:lvlText w:val="%1."/>
@@ -6833,267 +6806,294 @@
         <w:color w:val="A67C27"/>
       </w:rPr>
     </w:lvl>
-    <w:lvl w:ilvl="1" w:tplc="645EEB7A">
+    <w:lvl w:ilvl="1" w:tplc="5B2ADDBE">
       <w:numFmt w:val="decimal"/>
       <w:lvlText w:val=""/>
       <w:lvlJc w:val="left"/>
     </w:lvl>
-    <w:lvl w:ilvl="2" w:tplc="5510CE6C">
+    <w:lvl w:ilvl="2" w:tplc="720A8086">
       <w:numFmt w:val="decimal"/>
       <w:lvlText w:val=""/>
       <w:lvlJc w:val="left"/>
     </w:lvl>
-    <w:lvl w:ilvl="3" w:tplc="9C26C3EA">
+    <w:lvl w:ilvl="3" w:tplc="06880B88">
       <w:numFmt w:val="decimal"/>
       <w:lvlText w:val=""/>
       <w:lvlJc w:val="left"/>
     </w:lvl>
-    <w:lvl w:ilvl="4" w:tplc="745424F2">
+    <w:lvl w:ilvl="4" w:tplc="A9B86DF8">
       <w:numFmt w:val="decimal"/>
       <w:lvlText w:val=""/>
       <w:lvlJc w:val="left"/>
     </w:lvl>
-    <w:lvl w:ilvl="5" w:tplc="9F60CF7A">
+    <w:lvl w:ilvl="5" w:tplc="65BE7F30">
       <w:numFmt w:val="decimal"/>
       <w:lvlText w:val=""/>
       <w:lvlJc w:val="left"/>
     </w:lvl>
-    <w:lvl w:ilvl="6" w:tplc="22CEA470">
+    <w:lvl w:ilvl="6" w:tplc="BF189192">
       <w:numFmt w:val="decimal"/>
       <w:lvlText w:val=""/>
       <w:lvlJc w:val="left"/>
     </w:lvl>
-    <w:lvl w:ilvl="7" w:tplc="FF48F44A">
+    <w:lvl w:ilvl="7" w:tplc="1F4E6D98">
       <w:numFmt w:val="decimal"/>
       <w:lvlText w:val=""/>
       <w:lvlJc w:val="left"/>
     </w:lvl>
-    <w:lvl w:ilvl="8" w:tplc="3F146B72">
+    <w:lvl w:ilvl="8" w:tplc="CB44A942">
       <w:numFmt w:val="decimal"/>
       <w:lvlText w:val=""/>
       <w:lvlJc w:val="left"/>
     </w:lvl>
   </w:abstractNum>
   <w:abstractNum w:abstractNumId="5" w15:restartNumberingAfterBreak="0">
-    <w:nsid w:val="4EB12DE4"/>
+    <w:nsid w:val="482A498D"/>
     <w:multiLevelType w:val="hybridMultilevel"/>
-    <w:tmpl w:val="6CA2F922"/>
-    <w:lvl w:ilvl="0" w:tplc="58D41F4E">
+    <w:tmpl w:val="DF9E427E"/>
+    <w:lvl w:ilvl="0" w:tplc="5F722696">
       <w:start w:val="1"/>
-      <w:numFmt w:val="bullet"/>
-      <w:lvlText w:val="•"/>
+      <w:numFmt w:val="decimal"/>
+      <w:lvlText w:val="%1."/>
       <w:lvlJc w:val="left"/>
       <w:pPr>
-        <w:ind w:left="460" w:hanging="280"/>
-      </w:pPr>
+        <w:ind w:left="460" w:hanging="360"/>
+      </w:pPr>
+      <w:rPr>
+        <w:b/>
+        <w:bCs/>
+        <w:color w:val="A67C27"/>
+      </w:rPr>
     </w:lvl>
-    <w:lvl w:ilvl="1" w:tplc="7CF4F972">
-      <w:start w:val="1"/>
-      <w:numFmt w:val="bullet"/>
-      <w:lvlText w:val="–"/>
-      <w:lvlJc w:val="left"/>
-      <w:pPr>
-        <w:ind w:left="900" w:hanging="280"/>
-      </w:pPr>
-    </w:lvl>
-    <w:lvl w:ilvl="2" w:tplc="31D8736A">
+    <w:lvl w:ilvl="1" w:tplc="8FCAA4A0">
       <w:numFmt w:val="decimal"/>
       <w:lvlText w:val=""/>
       <w:lvlJc w:val="left"/>
     </w:lvl>
-    <w:lvl w:ilvl="3" w:tplc="4336DA54">
+    <w:lvl w:ilvl="2" w:tplc="2286DBF0">
       <w:numFmt w:val="decimal"/>
       <w:lvlText w:val=""/>
       <w:lvlJc w:val="left"/>
     </w:lvl>
-    <w:lvl w:ilvl="4" w:tplc="8A0C6D10">
+    <w:lvl w:ilvl="3" w:tplc="11565D2E">
       <w:numFmt w:val="decimal"/>
       <w:lvlText w:val=""/>
       <w:lvlJc w:val="left"/>
     </w:lvl>
-    <w:lvl w:ilvl="5" w:tplc="82DE0FA4">
+    <w:lvl w:ilvl="4" w:tplc="3D24D8D0">
       <w:numFmt w:val="decimal"/>
       <w:lvlText w:val=""/>
       <w:lvlJc w:val="left"/>
     </w:lvl>
-    <w:lvl w:ilvl="6" w:tplc="4CF0042C">
+    <w:lvl w:ilvl="5" w:tplc="4C36446C">
       <w:numFmt w:val="decimal"/>
       <w:lvlText w:val=""/>
       <w:lvlJc w:val="left"/>
     </w:lvl>
-    <w:lvl w:ilvl="7" w:tplc="84982DEC">
+    <w:lvl w:ilvl="6" w:tplc="71EA9298">
       <w:numFmt w:val="decimal"/>
       <w:lvlText w:val=""/>
       <w:lvlJc w:val="left"/>
     </w:lvl>
-    <w:lvl w:ilvl="8" w:tplc="37BEE182">
+    <w:lvl w:ilvl="7" w:tplc="7A2ECE1E">
+      <w:numFmt w:val="decimal"/>
+      <w:lvlText w:val=""/>
+      <w:lvlJc w:val="left"/>
+    </w:lvl>
+    <w:lvl w:ilvl="8" w:tplc="E842E7CE">
       <w:numFmt w:val="decimal"/>
       <w:lvlText w:val=""/>
       <w:lvlJc w:val="left"/>
     </w:lvl>
   </w:abstractNum>
   <w:abstractNum w:abstractNumId="6" w15:restartNumberingAfterBreak="0">
-    <w:nsid w:val="694B310B"/>
+    <w:nsid w:val="5AF771A5"/>
     <w:multiLevelType w:val="hybridMultilevel"/>
-    <w:tmpl w:val="81BA1E24"/>
-    <w:lvl w:ilvl="0" w:tplc="973089DE">
+    <w:tmpl w:val="253E04E8"/>
+    <w:lvl w:ilvl="0" w:tplc="BC244F4C">
       <w:start w:val="1"/>
-      <w:numFmt w:val="decimal"/>
-      <w:lvlText w:val="%1."/>
+      <w:numFmt w:val="bullet"/>
+      <w:lvlText w:val="●"/>
       <w:lvlJc w:val="left"/>
       <w:pPr>
-        <w:ind w:left="460" w:hanging="360"/>
-      </w:pPr>
-      <w:rPr>
-        <w:b/>
-        <w:bCs/>
-        <w:color w:val="A67C27"/>
-      </w:rPr>
+        <w:ind w:left="720" w:hanging="360"/>
+      </w:pPr>
     </w:lvl>
-    <w:lvl w:ilvl="1" w:tplc="79A06FEA">
+    <w:lvl w:ilvl="1" w:tplc="64D2415A">
+      <w:start w:val="1"/>
+      <w:numFmt w:val="bullet"/>
+      <w:lvlText w:val="○"/>
+      <w:lvlJc w:val="left"/>
+      <w:pPr>
+        <w:ind w:left="1440" w:hanging="360"/>
+      </w:pPr>
+    </w:lvl>
+    <w:lvl w:ilvl="2" w:tplc="9E6C1222">
+      <w:start w:val="1"/>
+      <w:numFmt w:val="bullet"/>
+      <w:lvlText w:val="■"/>
+      <w:lvlJc w:val="left"/>
+      <w:pPr>
+        <w:ind w:left="2160" w:hanging="360"/>
+      </w:pPr>
+    </w:lvl>
+    <w:lvl w:ilvl="3" w:tplc="06BEEE88">
+      <w:start w:val="1"/>
+      <w:numFmt w:val="bullet"/>
+      <w:lvlText w:val="●"/>
+      <w:lvlJc w:val="left"/>
+      <w:pPr>
+        <w:ind w:left="2880" w:hanging="360"/>
+      </w:pPr>
+    </w:lvl>
+    <w:lvl w:ilvl="4" w:tplc="7CAA0640">
+      <w:start w:val="1"/>
+      <w:numFmt w:val="bullet"/>
+      <w:lvlText w:val="○"/>
+      <w:lvlJc w:val="left"/>
+      <w:pPr>
+        <w:ind w:left="3600" w:hanging="360"/>
+      </w:pPr>
+    </w:lvl>
+    <w:lvl w:ilvl="5" w:tplc="466639A8">
+      <w:start w:val="1"/>
+      <w:numFmt w:val="bullet"/>
+      <w:lvlText w:val="■"/>
+      <w:lvlJc w:val="left"/>
+      <w:pPr>
+        <w:ind w:left="4320" w:hanging="360"/>
+      </w:pPr>
+    </w:lvl>
+    <w:lvl w:ilvl="6" w:tplc="469E74DA">
+      <w:start w:val="1"/>
+      <w:numFmt w:val="bullet"/>
+      <w:lvlText w:val="●"/>
+      <w:lvlJc w:val="left"/>
+      <w:pPr>
+        <w:ind w:left="5040" w:hanging="360"/>
+      </w:pPr>
+    </w:lvl>
+    <w:lvl w:ilvl="7" w:tplc="5D2AA13A">
+      <w:start w:val="1"/>
+      <w:numFmt w:val="bullet"/>
+      <w:lvlText w:val="●"/>
+      <w:lvlJc w:val="left"/>
+      <w:pPr>
+        <w:ind w:left="5760" w:hanging="360"/>
+      </w:pPr>
+    </w:lvl>
+    <w:lvl w:ilvl="8" w:tplc="BB928700">
+      <w:start w:val="1"/>
+      <w:numFmt w:val="bullet"/>
+      <w:lvlText w:val="●"/>
+      <w:lvlJc w:val="left"/>
+      <w:pPr>
+        <w:ind w:left="6480" w:hanging="360"/>
+      </w:pPr>
+    </w:lvl>
+  </w:abstractNum>
+  <w:abstractNum w:abstractNumId="7" w15:restartNumberingAfterBreak="0">
+    <w:nsid w:val="5B6A4D5F"/>
+    <w:multiLevelType w:val="hybridMultilevel"/>
+    <w:tmpl w:val="F51E335C"/>
+    <w:lvl w:ilvl="0" w:tplc="A2B0BF50">
+      <w:start w:val="1"/>
+      <w:numFmt w:val="bullet"/>
+      <w:lvlText w:val="•"/>
+      <w:lvlJc w:val="left"/>
+      <w:pPr>
+        <w:ind w:left="460" w:hanging="280"/>
+      </w:pPr>
+    </w:lvl>
+    <w:lvl w:ilvl="1" w:tplc="EBCECB24">
+      <w:start w:val="1"/>
+      <w:numFmt w:val="bullet"/>
+      <w:lvlText w:val="–"/>
+      <w:lvlJc w:val="left"/>
+      <w:pPr>
+        <w:ind w:left="900" w:hanging="280"/>
+      </w:pPr>
+    </w:lvl>
+    <w:lvl w:ilvl="2" w:tplc="D05AA434">
       <w:numFmt w:val="decimal"/>
       <w:lvlText w:val=""/>
       <w:lvlJc w:val="left"/>
     </w:lvl>
-    <w:lvl w:ilvl="2" w:tplc="0450CA56">
+    <w:lvl w:ilvl="3" w:tplc="E2F6B594">
       <w:numFmt w:val="decimal"/>
       <w:lvlText w:val=""/>
       <w:lvlJc w:val="left"/>
     </w:lvl>
-    <w:lvl w:ilvl="3" w:tplc="C94E32A4">
+    <w:lvl w:ilvl="4" w:tplc="676E7920">
       <w:numFmt w:val="decimal"/>
       <w:lvlText w:val=""/>
       <w:lvlJc w:val="left"/>
     </w:lvl>
-    <w:lvl w:ilvl="4" w:tplc="1B78438C">
+    <w:lvl w:ilvl="5" w:tplc="21D2DC74">
       <w:numFmt w:val="decimal"/>
       <w:lvlText w:val=""/>
       <w:lvlJc w:val="left"/>
     </w:lvl>
-    <w:lvl w:ilvl="5" w:tplc="B720BCC6">
+    <w:lvl w:ilvl="6" w:tplc="DDEAEDB2">
       <w:numFmt w:val="decimal"/>
       <w:lvlText w:val=""/>
       <w:lvlJc w:val="left"/>
     </w:lvl>
-    <w:lvl w:ilvl="6" w:tplc="81844678">
+    <w:lvl w:ilvl="7" w:tplc="716A6094">
       <w:numFmt w:val="decimal"/>
       <w:lvlText w:val=""/>
       <w:lvlJc w:val="left"/>
     </w:lvl>
-    <w:lvl w:ilvl="7" w:tplc="D632FC84">
-      <w:numFmt w:val="decimal"/>
-      <w:lvlText w:val=""/>
-      <w:lvlJc w:val="left"/>
-    </w:lvl>
-    <w:lvl w:ilvl="8" w:tplc="E6D630F2">
+    <w:lvl w:ilvl="8" w:tplc="6BFE9096">
       <w:numFmt w:val="decimal"/>
       <w:lvlText w:val=""/>
       <w:lvlJc w:val="left"/>
     </w:lvl>
   </w:abstractNum>
-  <w:abstractNum w:abstractNumId="7" w15:restartNumberingAfterBreak="0">
-    <w:nsid w:val="78466B33"/>
-    <w:multiLevelType w:val="hybridMultilevel"/>
-    <w:tmpl w:val="C9BCB71C"/>
-    <w:lvl w:ilvl="0" w:tplc="57220A28">
-      <w:start w:val="1"/>
-      <w:numFmt w:val="decimal"/>
-      <w:lvlText w:val="%1."/>
-      <w:lvlJc w:val="left"/>
-      <w:pPr>
-        <w:ind w:left="460" w:hanging="360"/>
-      </w:pPr>
-      <w:rPr>
-        <w:b/>
-        <w:bCs/>
-        <w:color w:val="A67C27"/>
-      </w:rPr>
-    </w:lvl>
-    <w:lvl w:ilvl="1" w:tplc="0F86FC6C">
-      <w:numFmt w:val="decimal"/>
-      <w:lvlText w:val=""/>
-      <w:lvlJc w:val="left"/>
-    </w:lvl>
-    <w:lvl w:ilvl="2" w:tplc="6E7042E6">
-      <w:numFmt w:val="decimal"/>
-      <w:lvlText w:val=""/>
-      <w:lvlJc w:val="left"/>
-    </w:lvl>
-    <w:lvl w:ilvl="3" w:tplc="C3DC7658">
-      <w:numFmt w:val="decimal"/>
-      <w:lvlText w:val=""/>
-      <w:lvlJc w:val="left"/>
-    </w:lvl>
-    <w:lvl w:ilvl="4" w:tplc="84EE3B7E">
-      <w:numFmt w:val="decimal"/>
-      <w:lvlText w:val=""/>
-      <w:lvlJc w:val="left"/>
-    </w:lvl>
-    <w:lvl w:ilvl="5" w:tplc="AA1A43BC">
-      <w:numFmt w:val="decimal"/>
-      <w:lvlText w:val=""/>
-      <w:lvlJc w:val="left"/>
-    </w:lvl>
-    <w:lvl w:ilvl="6" w:tplc="0074AB16">
-      <w:numFmt w:val="decimal"/>
-      <w:lvlText w:val=""/>
-      <w:lvlJc w:val="left"/>
-    </w:lvl>
-    <w:lvl w:ilvl="7" w:tplc="F8464282">
-      <w:numFmt w:val="decimal"/>
-      <w:lvlText w:val=""/>
-      <w:lvlJc w:val="left"/>
-    </w:lvl>
-    <w:lvl w:ilvl="8" w:tplc="0A2440D4">
-      <w:numFmt w:val="decimal"/>
-      <w:lvlText w:val=""/>
-      <w:lvlJc w:val="left"/>
-    </w:lvl>
-  </w:abstractNum>
-  <w:num w:numId="1" w16cid:durableId="1404571854">
+  <w:num w:numId="1" w16cid:durableId="581451019">
+    <w:abstractNumId w:val="6"/>
+    <w:lvlOverride w:ilvl="0">
+      <w:startOverride w:val="1"/>
+    </w:lvlOverride>
+  </w:num>
+  <w:num w:numId="2" w16cid:durableId="1822884486">
+    <w:abstractNumId w:val="7"/>
+    <w:lvlOverride w:ilvl="0">
+      <w:startOverride w:val="1"/>
+    </w:lvlOverride>
+  </w:num>
+  <w:num w:numId="3" w16cid:durableId="1979384246">
     <w:abstractNumId w:val="0"/>
     <w:lvlOverride w:ilvl="0">
       <w:startOverride w:val="1"/>
     </w:lvlOverride>
   </w:num>
-  <w:num w:numId="2" w16cid:durableId="862011716">
+  <w:num w:numId="4" w16cid:durableId="1250390469">
+    <w:abstractNumId w:val="1"/>
+    <w:lvlOverride w:ilvl="0">
+      <w:startOverride w:val="1"/>
+    </w:lvlOverride>
+  </w:num>
+  <w:num w:numId="5" w16cid:durableId="1607929776">
     <w:abstractNumId w:val="5"/>
     <w:lvlOverride w:ilvl="0">
       <w:startOverride w:val="1"/>
     </w:lvlOverride>
   </w:num>
-  <w:num w:numId="3" w16cid:durableId="489096891">
+  <w:num w:numId="6" w16cid:durableId="491920011">
+    <w:abstractNumId w:val="3"/>
+    <w:lvlOverride w:ilvl="0">
+      <w:startOverride w:val="1"/>
+    </w:lvlOverride>
+  </w:num>
+  <w:num w:numId="7" w16cid:durableId="1528055572">
     <w:abstractNumId w:val="4"/>
     <w:lvlOverride w:ilvl="0">
       <w:startOverride w:val="1"/>
     </w:lvlOverride>
   </w:num>
-  <w:num w:numId="4" w16cid:durableId="265045412">
-    <w:abstractNumId w:val="7"/>
-    <w:lvlOverride w:ilvl="0">
-      <w:startOverride w:val="1"/>
-    </w:lvlOverride>
-  </w:num>
-  <w:num w:numId="5" w16cid:durableId="181865533">
-    <w:abstractNumId w:val="3"/>
-    <w:lvlOverride w:ilvl="0">
-      <w:startOverride w:val="1"/>
-    </w:lvlOverride>
-  </w:num>
-  <w:num w:numId="6" w16cid:durableId="1210655603">
-    <w:abstractNumId w:val="1"/>
-    <w:lvlOverride w:ilvl="0">
-      <w:startOverride w:val="1"/>
-    </w:lvlOverride>
-  </w:num>
-  <w:num w:numId="7" w16cid:durableId="108478983">
+  <w:num w:numId="8" w16cid:durableId="2031224244">
     <w:abstractNumId w:val="2"/>
-    <w:lvlOverride w:ilvl="0">
-      <w:startOverride w:val="1"/>
-    </w:lvlOverride>
-  </w:num>
-  <w:num w:numId="8" w16cid:durableId="1740131437">
-    <w:abstractNumId w:val="6"/>
     <w:lvlOverride w:ilvl="0">
       <w:startOverride w:val="1"/>
     </w:lvlOverride>
@@ -7718,7 +7718,7 @@
     <w:autoRedefine/>
     <w:uiPriority w:val="39"/>
     <w:unhideWhenUsed/>
-    <w:rsid w:val="00E55291"/>
+    <w:rsid w:val="000A34A7"/>
     <w:pPr>
       <w:spacing w:after="100"/>
     </w:pPr>
@@ -7730,7 +7730,7 @@
     <w:autoRedefine/>
     <w:uiPriority w:val="39"/>
     <w:unhideWhenUsed/>
-    <w:rsid w:val="00E55291"/>
+    <w:rsid w:val="000A34A7"/>
     <w:pPr>
       <w:spacing w:after="100"/>
       <w:ind w:left="210"/>

--- a/docs/manuals/Role_Guide_4_QUAN_QA_RA.docx
+++ b/docs/manuals/Role_Guide_4_QUAN_QA_RA.docx
@@ -69,7 +69,7 @@
           <w:left w:w="10" w:type="dxa"/>
           <w:right w:w="10" w:type="dxa"/>
         </w:tblCellMar>
-        <w:tblLook w:val="0000" w:firstRow="0" w:lastRow="0" w:firstColumn="0" w:lastColumn="0" w:noHBand="0" w:noVBand="0"/>
+        <w:tblLook w:val="04A0" w:firstRow="1" w:lastRow="0" w:firstColumn="1" w:lastColumn="0" w:noHBand="0" w:noVBand="1"/>
       </w:tblPr>
       <w:tblGrid>
         <w:gridCol w:w="2300"/>
@@ -469,7 +469,7 @@
                 <w:sz w:val="19"/>
                 <w:szCs w:val="19"/>
               </w:rPr>
-              <w:t>Version 1.3 · 20 September 2026</w:t>
+              <w:t>Version 1.4 · 20 September 2026</w:t>
             </w:r>
           </w:p>
         </w:tc>
@@ -538,7 +538,7 @@
     <w:sdt>
       <w:sdtPr>
         <w:alias w:val="Contents"/>
-        <w:id w:val="-1550678247"/>
+        <w:id w:val="1432318385"/>
       </w:sdtPr>
       <w:sdtEndPr/>
       <w:sdtContent>
@@ -567,7 +567,7 @@
           <w:r>
             <w:fldChar w:fldCharType="separate"/>
           </w:r>
-          <w:hyperlink w:anchor="_Toc240767917" w:history="1">
+          <w:hyperlink w:anchor="_Toc240773462" w:history="1">
             <w:r>
               <w:rPr>
                 <w:rStyle w:val="Hyperlink"/>
@@ -591,7 +591,7 @@
               <w:rPr>
                 <w:noProof/>
               </w:rPr>
-              <w:instrText xml:space="preserve"> PAGEREF _Toc240767917 \h </w:instrText>
+              <w:instrText xml:space="preserve"> PAGEREF _Toc240773462 \h </w:instrText>
             </w:r>
             <w:r>
               <w:rPr>
@@ -634,7 +634,7 @@
               <w14:ligatures w14:val="standardContextual"/>
             </w:rPr>
           </w:pPr>
-          <w:hyperlink w:anchor="_Toc240767918" w:history="1">
+          <w:hyperlink w:anchor="_Toc240773463" w:history="1">
             <w:r>
               <w:rPr>
                 <w:rStyle w:val="Hyperlink"/>
@@ -658,7 +658,7 @@
               <w:rPr>
                 <w:noProof/>
               </w:rPr>
-              <w:instrText xml:space="preserve"> PAGEREF _Toc240767918 \h </w:instrText>
+              <w:instrText xml:space="preserve"> PAGEREF _Toc240773463 \h </w:instrText>
             </w:r>
             <w:r>
               <w:rPr>
@@ -701,7 +701,7 @@
               <w14:ligatures w14:val="standardContextual"/>
             </w:rPr>
           </w:pPr>
-          <w:hyperlink w:anchor="_Toc240767919" w:history="1">
+          <w:hyperlink w:anchor="_Toc240773464" w:history="1">
             <w:r>
               <w:rPr>
                 <w:rStyle w:val="Hyperlink"/>
@@ -725,7 +725,7 @@
               <w:rPr>
                 <w:noProof/>
               </w:rPr>
-              <w:instrText xml:space="preserve"> PAGEREF _Toc240767919 \h </w:instrText>
+              <w:instrText xml:space="preserve"> PAGEREF _Toc240773464 \h </w:instrText>
             </w:r>
             <w:r>
               <w:rPr>
@@ -768,7 +768,7 @@
               <w14:ligatures w14:val="standardContextual"/>
             </w:rPr>
           </w:pPr>
-          <w:hyperlink w:anchor="_Toc240767920" w:history="1">
+          <w:hyperlink w:anchor="_Toc240773465" w:history="1">
             <w:r>
               <w:rPr>
                 <w:rStyle w:val="Hyperlink"/>
@@ -792,7 +792,7 @@
               <w:rPr>
                 <w:noProof/>
               </w:rPr>
-              <w:instrText xml:space="preserve"> PAGEREF _Toc240767920 \h </w:instrText>
+              <w:instrText xml:space="preserve"> PAGEREF _Toc240773465 \h </w:instrText>
             </w:r>
             <w:r>
               <w:rPr>
@@ -835,7 +835,7 @@
               <w14:ligatures w14:val="standardContextual"/>
             </w:rPr>
           </w:pPr>
-          <w:hyperlink w:anchor="_Toc240767921" w:history="1">
+          <w:hyperlink w:anchor="_Toc240773466" w:history="1">
             <w:r>
               <w:rPr>
                 <w:rStyle w:val="Hyperlink"/>
@@ -859,7 +859,7 @@
               <w:rPr>
                 <w:noProof/>
               </w:rPr>
-              <w:instrText xml:space="preserve"> PAGEREF _Toc240767921 \h </w:instrText>
+              <w:instrText xml:space="preserve"> PAGEREF _Toc240773466 \h </w:instrText>
             </w:r>
             <w:r>
               <w:rPr>
@@ -902,7 +902,7 @@
               <w14:ligatures w14:val="standardContextual"/>
             </w:rPr>
           </w:pPr>
-          <w:hyperlink w:anchor="_Toc240767922" w:history="1">
+          <w:hyperlink w:anchor="_Toc240773467" w:history="1">
             <w:r>
               <w:rPr>
                 <w:rStyle w:val="Hyperlink"/>
@@ -926,7 +926,7 @@
               <w:rPr>
                 <w:noProof/>
               </w:rPr>
-              <w:instrText xml:space="preserve"> PAGEREF _Toc240767922 \h </w:instrText>
+              <w:instrText xml:space="preserve"> PAGEREF _Toc240773467 \h </w:instrText>
             </w:r>
             <w:r>
               <w:rPr>
@@ -969,7 +969,7 @@
               <w14:ligatures w14:val="standardContextual"/>
             </w:rPr>
           </w:pPr>
-          <w:hyperlink w:anchor="_Toc240767923" w:history="1">
+          <w:hyperlink w:anchor="_Toc240773468" w:history="1">
             <w:r>
               <w:rPr>
                 <w:rStyle w:val="Hyperlink"/>
@@ -993,7 +993,7 @@
               <w:rPr>
                 <w:noProof/>
               </w:rPr>
-              <w:instrText xml:space="preserve"> PAGEREF _Toc240767923 \h </w:instrText>
+              <w:instrText xml:space="preserve"> PAGEREF _Toc240773468 \h </w:instrText>
             </w:r>
             <w:r>
               <w:rPr>
@@ -1036,7 +1036,7 @@
               <w14:ligatures w14:val="standardContextual"/>
             </w:rPr>
           </w:pPr>
-          <w:hyperlink w:anchor="_Toc240767924" w:history="1">
+          <w:hyperlink w:anchor="_Toc240773469" w:history="1">
             <w:r>
               <w:rPr>
                 <w:rStyle w:val="Hyperlink"/>
@@ -1060,7 +1060,7 @@
               <w:rPr>
                 <w:noProof/>
               </w:rPr>
-              <w:instrText xml:space="preserve"> PAGEREF _Toc240767924 \h </w:instrText>
+              <w:instrText xml:space="preserve"> PAGEREF _Toc240773469 \h </w:instrText>
             </w:r>
             <w:r>
               <w:rPr>
@@ -1103,7 +1103,7 @@
               <w14:ligatures w14:val="standardContextual"/>
             </w:rPr>
           </w:pPr>
-          <w:hyperlink w:anchor="_Toc240767925" w:history="1">
+          <w:hyperlink w:anchor="_Toc240773470" w:history="1">
             <w:r>
               <w:rPr>
                 <w:rStyle w:val="Hyperlink"/>
@@ -1127,7 +1127,7 @@
               <w:rPr>
                 <w:noProof/>
               </w:rPr>
-              <w:instrText xml:space="preserve"> PAGEREF _Toc240767925 \h </w:instrText>
+              <w:instrText xml:space="preserve"> PAGEREF _Toc240773470 \h </w:instrText>
             </w:r>
             <w:r>
               <w:rPr>
@@ -1170,7 +1170,7 @@
               <w14:ligatures w14:val="standardContextual"/>
             </w:rPr>
           </w:pPr>
-          <w:hyperlink w:anchor="_Toc240767926" w:history="1">
+          <w:hyperlink w:anchor="_Toc240773471" w:history="1">
             <w:r>
               <w:rPr>
                 <w:rStyle w:val="Hyperlink"/>
@@ -1194,7 +1194,7 @@
               <w:rPr>
                 <w:noProof/>
               </w:rPr>
-              <w:instrText xml:space="preserve"> PAGEREF _Toc240767926 \h </w:instrText>
+              <w:instrText xml:space="preserve"> PAGEREF _Toc240773471 \h </w:instrText>
             </w:r>
             <w:r>
               <w:rPr>
@@ -1237,7 +1237,7 @@
               <w14:ligatures w14:val="standardContextual"/>
             </w:rPr>
           </w:pPr>
-          <w:hyperlink w:anchor="_Toc240767927" w:history="1">
+          <w:hyperlink w:anchor="_Toc240773472" w:history="1">
             <w:r>
               <w:rPr>
                 <w:rStyle w:val="Hyperlink"/>
@@ -1261,7 +1261,7 @@
               <w:rPr>
                 <w:noProof/>
               </w:rPr>
-              <w:instrText xml:space="preserve"> PAGEREF _Toc240767927 \h </w:instrText>
+              <w:instrText xml:space="preserve"> PAGEREF _Toc240773472 \h </w:instrText>
             </w:r>
             <w:r>
               <w:rPr>
@@ -1304,7 +1304,7 @@
               <w14:ligatures w14:val="standardContextual"/>
             </w:rPr>
           </w:pPr>
-          <w:hyperlink w:anchor="_Toc240767928" w:history="1">
+          <w:hyperlink w:anchor="_Toc240773473" w:history="1">
             <w:r>
               <w:rPr>
                 <w:rStyle w:val="Hyperlink"/>
@@ -1328,7 +1328,7 @@
               <w:rPr>
                 <w:noProof/>
               </w:rPr>
-              <w:instrText xml:space="preserve"> PAGEREF _Toc240767928 \h </w:instrText>
+              <w:instrText xml:space="preserve"> PAGEREF _Toc240773473 \h </w:instrText>
             </w:r>
             <w:r>
               <w:rPr>
@@ -1371,7 +1371,7 @@
               <w14:ligatures w14:val="standardContextual"/>
             </w:rPr>
           </w:pPr>
-          <w:hyperlink w:anchor="_Toc240767929" w:history="1">
+          <w:hyperlink w:anchor="_Toc240773474" w:history="1">
             <w:r>
               <w:rPr>
                 <w:rStyle w:val="Hyperlink"/>
@@ -1395,7 +1395,7 @@
               <w:rPr>
                 <w:noProof/>
               </w:rPr>
-              <w:instrText xml:space="preserve"> PAGEREF _Toc240767929 \h </w:instrText>
+              <w:instrText xml:space="preserve"> PAGEREF _Toc240773474 \h </w:instrText>
             </w:r>
             <w:r>
               <w:rPr>
@@ -1438,7 +1438,7 @@
               <w14:ligatures w14:val="standardContextual"/>
             </w:rPr>
           </w:pPr>
-          <w:hyperlink w:anchor="_Toc240767930" w:history="1">
+          <w:hyperlink w:anchor="_Toc240773475" w:history="1">
             <w:r>
               <w:rPr>
                 <w:rStyle w:val="Hyperlink"/>
@@ -1462,7 +1462,7 @@
               <w:rPr>
                 <w:noProof/>
               </w:rPr>
-              <w:instrText xml:space="preserve"> PAGEREF _Toc240767930 \h </w:instrText>
+              <w:instrText xml:space="preserve"> PAGEREF _Toc240773475 \h </w:instrText>
             </w:r>
             <w:r>
               <w:rPr>
@@ -1505,7 +1505,7 @@
               <w14:ligatures w14:val="standardContextual"/>
             </w:rPr>
           </w:pPr>
-          <w:hyperlink w:anchor="_Toc240767931" w:history="1">
+          <w:hyperlink w:anchor="_Toc240773476" w:history="1">
             <w:r>
               <w:rPr>
                 <w:rStyle w:val="Hyperlink"/>
@@ -1529,7 +1529,7 @@
               <w:rPr>
                 <w:noProof/>
               </w:rPr>
-              <w:instrText xml:space="preserve"> PAGEREF _Toc240767931 \h </w:instrText>
+              <w:instrText xml:space="preserve"> PAGEREF _Toc240773476 \h </w:instrText>
             </w:r>
             <w:r>
               <w:rPr>
@@ -1572,7 +1572,7 @@
               <w14:ligatures w14:val="standardContextual"/>
             </w:rPr>
           </w:pPr>
-          <w:hyperlink w:anchor="_Toc240767932" w:history="1">
+          <w:hyperlink w:anchor="_Toc240773477" w:history="1">
             <w:r>
               <w:rPr>
                 <w:rStyle w:val="Hyperlink"/>
@@ -1596,7 +1596,7 @@
               <w:rPr>
                 <w:noProof/>
               </w:rPr>
-              <w:instrText xml:space="preserve"> PAGEREF _Toc240767932 \h </w:instrText>
+              <w:instrText xml:space="preserve"> PAGEREF _Toc240773477 \h </w:instrText>
             </w:r>
             <w:r>
               <w:rPr>
@@ -1635,7 +1635,7 @@
         <w:pStyle w:val="Heading1"/>
         <w:pageBreakBefore/>
       </w:pPr>
-      <w:bookmarkStart w:id="0" w:name="_Toc240767917"/>
+      <w:bookmarkStart w:id="0" w:name="_Toc240773462"/>
       <w:r>
         <w:lastRenderedPageBreak/>
         <w:t>1. Your role at a glance</w:t>
@@ -1795,7 +1795,7 @@
           <w:left w:w="10" w:type="dxa"/>
           <w:right w:w="10" w:type="dxa"/>
         </w:tblCellMar>
-        <w:tblLook w:val="0000" w:firstRow="0" w:lastRow="0" w:firstColumn="0" w:lastColumn="0" w:noHBand="0" w:noVBand="0"/>
+        <w:tblLook w:val="04A0" w:firstRow="1" w:lastRow="0" w:firstColumn="1" w:lastColumn="0" w:noHBand="0" w:noVBand="1"/>
       </w:tblPr>
       <w:tblGrid>
         <w:gridCol w:w="9412"/>
@@ -1855,7 +1855,7 @@
         <w:pStyle w:val="Heading1"/>
         <w:pageBreakBefore/>
       </w:pPr>
-      <w:bookmarkStart w:id="1" w:name="_Toc240767918"/>
+      <w:bookmarkStart w:id="1" w:name="_Toc240773463"/>
       <w:r>
         <w:lastRenderedPageBreak/>
         <w:t>2. Signing in and your screens</w:t>
@@ -1866,7 +1866,7 @@
       <w:pPr>
         <w:pStyle w:val="Heading2"/>
       </w:pPr>
-      <w:bookmarkStart w:id="2" w:name="_Toc240767919"/>
+      <w:bookmarkStart w:id="2" w:name="_Toc240773464"/>
       <w:r>
         <w:t>Signing in</w:t>
       </w:r>
@@ -1949,7 +1949,7 @@
           <w:noProof/>
         </w:rPr>
         <w:drawing>
-          <wp:inline distT="0" distB="0" distL="0" distR="0" wp14:anchorId="2C2E5B61" wp14:editId="0974535C">
+          <wp:inline distT="0" distB="0" distL="0" distR="0" wp14:anchorId="7B175C32" wp14:editId="4A38EC8A">
             <wp:extent cx="5334000" cy="2333625"/>
             <wp:effectExtent l="0" t="0" r="0" b="0"/>
             <wp:docPr id="1" name="adm_login.jpg" descr="The sign-in screen for all internal staff." title="The sign-in screen for all internal staff."/>
@@ -2057,7 +2057,7 @@
           <w:left w:w="10" w:type="dxa"/>
           <w:right w:w="10" w:type="dxa"/>
         </w:tblCellMar>
-        <w:tblLook w:val="0000" w:firstRow="0" w:lastRow="0" w:firstColumn="0" w:lastColumn="0" w:noHBand="0" w:noVBand="0"/>
+        <w:tblLook w:val="04A0" w:firstRow="1" w:lastRow="0" w:firstColumn="1" w:lastColumn="0" w:noHBand="0" w:noVBand="1"/>
       </w:tblPr>
       <w:tblGrid>
         <w:gridCol w:w="9412"/>
@@ -2116,7 +2116,7 @@
       <w:pPr>
         <w:pStyle w:val="Heading2"/>
       </w:pPr>
-      <w:bookmarkStart w:id="3" w:name="_Toc240767920"/>
+      <w:bookmarkStart w:id="3" w:name="_Toc240773465"/>
       <w:r>
         <w:t>Finding your way around</w:t>
       </w:r>
@@ -2291,7 +2291,7 @@
         </w:rPr>
         <w:lastRenderedPageBreak/>
         <w:drawing>
-          <wp:inline distT="0" distB="0" distL="0" distR="0" wp14:anchorId="4EAEAFF6" wp14:editId="1EA14B68">
+          <wp:inline distT="0" distB="0" distL="0" distR="0" wp14:anchorId="04D74613" wp14:editId="51A7F582">
             <wp:extent cx="5715000" cy="1876425"/>
             <wp:effectExtent l="0" t="0" r="0" b="0"/>
             <wp:docPr id="2" name="adm_not_your_role.jpg" descr="Opening a screen outside your role (for example from an old bookmark) shows this card instead of the screen." title="Opening a screen outside your role (for example from an old bookmark) shows this card instead of the screen."/>
@@ -2360,7 +2360,7 @@
       <w:pPr>
         <w:pStyle w:val="Heading2"/>
       </w:pPr>
-      <w:bookmarkStart w:id="4" w:name="_Toc240767921"/>
+      <w:bookmarkStart w:id="4" w:name="_Toc240773466"/>
       <w:r>
         <w:t>Your screens</w:t>
       </w:r>
@@ -2381,7 +2381,7 @@
           <w:left w:w="10" w:type="dxa"/>
           <w:right w:w="10" w:type="dxa"/>
         </w:tblCellMar>
-        <w:tblLook w:val="0000" w:firstRow="0" w:lastRow="0" w:firstColumn="0" w:lastColumn="0" w:noHBand="0" w:noVBand="0"/>
+        <w:tblLook w:val="04A0" w:firstRow="1" w:lastRow="0" w:firstColumn="1" w:lastColumn="0" w:noHBand="0" w:noVBand="1"/>
       </w:tblPr>
       <w:tblGrid>
         <w:gridCol w:w="2824"/>
@@ -2694,7 +2694,7 @@
       <w:pPr>
         <w:pStyle w:val="Heading2"/>
       </w:pPr>
-      <w:bookmarkStart w:id="5" w:name="_Toc240767922"/>
+      <w:bookmarkStart w:id="5" w:name="_Toc240773467"/>
       <w:r>
         <w:t>Changing your password</w:t>
       </w:r>
@@ -2777,7 +2777,7 @@
           <w:noProof/>
         </w:rPr>
         <w:drawing>
-          <wp:inline distT="0" distB="0" distL="0" distR="0" wp14:anchorId="2CD6A2DC" wp14:editId="41328FBD">
+          <wp:inline distT="0" distB="0" distL="0" distR="0" wp14:anchorId="33825551" wp14:editId="2A0FDD24">
             <wp:extent cx="5334000" cy="2171700"/>
             <wp:effectExtent l="0" t="0" r="0" b="0"/>
             <wp:docPr id="3" name="adm_account.jpg" descr="Change Password screen." title="Change Password screen."/>
@@ -2865,7 +2865,7 @@
         <w:pStyle w:val="Heading1"/>
         <w:pageBreakBefore/>
       </w:pPr>
-      <w:bookmarkStart w:id="6" w:name="_Toc240767923"/>
+      <w:bookmarkStart w:id="6" w:name="_Toc240773468"/>
       <w:r>
         <w:lastRenderedPageBreak/>
         <w:t>3. Your routine</w:t>
@@ -2895,7 +2895,7 @@
           <w:left w:w="10" w:type="dxa"/>
           <w:right w:w="10" w:type="dxa"/>
         </w:tblCellMar>
-        <w:tblLook w:val="0000" w:firstRow="0" w:lastRow="0" w:firstColumn="0" w:lastColumn="0" w:noHBand="0" w:noVBand="0"/>
+        <w:tblLook w:val="04A0" w:firstRow="1" w:lastRow="0" w:firstColumn="1" w:lastColumn="0" w:noHBand="0" w:noVBand="1"/>
       </w:tblPr>
       <w:tblGrid>
         <w:gridCol w:w="2071"/>
@@ -3209,7 +3209,7 @@
         <w:pStyle w:val="Heading1"/>
         <w:pageBreakBefore/>
       </w:pPr>
-      <w:bookmarkStart w:id="7" w:name="_Toc240767924"/>
+      <w:bookmarkStart w:id="7" w:name="_Toc240773469"/>
       <w:r>
         <w:lastRenderedPageBreak/>
         <w:t>4. Step-by-step tasks</w:t>
@@ -3220,7 +3220,7 @@
       <w:pPr>
         <w:pStyle w:val="Heading2"/>
       </w:pPr>
-      <w:bookmarkStart w:id="8" w:name="_Toc240767925"/>
+      <w:bookmarkStart w:id="8" w:name="_Toc240773470"/>
       <w:r>
         <w:t>4.1 Reading the QA Dashboard</w:t>
       </w:r>
@@ -3260,7 +3260,7 @@
           <w:noProof/>
         </w:rPr>
         <w:drawing>
-          <wp:inline distT="0" distB="0" distL="0" distR="0" wp14:anchorId="4BC119E1" wp14:editId="4A0AACDF">
+          <wp:inline distT="0" distB="0" distL="0" distR="0" wp14:anchorId="3DA38A51" wp14:editId="45FE0FE8">
             <wp:extent cx="5334000" cy="2333625"/>
             <wp:effectExtent l="0" t="0" r="0" b="0"/>
             <wp:docPr id="4" name="qa_dashboard.jpg" descr="QA Dashboard." title="QA Dashboard."/>
@@ -3367,7 +3367,7 @@
       <w:pPr>
         <w:pStyle w:val="Heading2"/>
       </w:pPr>
-      <w:bookmarkStart w:id="9" w:name="_Toc240767926"/>
+      <w:bookmarkStart w:id="9" w:name="_Toc240773471"/>
       <w:r>
         <w:t>4.2 Reviewing questionnaires in the QA Queue</w:t>
       </w:r>
@@ -3407,7 +3407,7 @@
           <w:noProof/>
         </w:rPr>
         <w:drawing>
-          <wp:inline distT="0" distB="0" distL="0" distR="0" wp14:anchorId="1696C294" wp14:editId="30B359E5">
+          <wp:inline distT="0" distB="0" distL="0" distR="0" wp14:anchorId="3EB4FFE3" wp14:editId="40C981AE">
             <wp:extent cx="5334000" cy="3333750"/>
             <wp:effectExtent l="0" t="0" r="0" b="0"/>
             <wp:docPr id="5" name="qa_queue.jpg" descr="QUAN QA Queue with the KoboToolbox sync panel." title="QUAN QA Queue with the KoboToolbox sync panel."/>
@@ -3605,7 +3605,7 @@
           <w:left w:w="10" w:type="dxa"/>
           <w:right w:w="10" w:type="dxa"/>
         </w:tblCellMar>
-        <w:tblLook w:val="0000" w:firstRow="0" w:lastRow="0" w:firstColumn="0" w:lastColumn="0" w:noHBand="0" w:noVBand="0"/>
+        <w:tblLook w:val="04A0" w:firstRow="1" w:lastRow="0" w:firstColumn="1" w:lastColumn="0" w:noHBand="0" w:noVBand="1"/>
       </w:tblPr>
       <w:tblGrid>
         <w:gridCol w:w="2353"/>
@@ -4051,7 +4051,7 @@
           <w:left w:w="10" w:type="dxa"/>
           <w:right w:w="10" w:type="dxa"/>
         </w:tblCellMar>
-        <w:tblLook w:val="0000" w:firstRow="0" w:lastRow="0" w:firstColumn="0" w:lastColumn="0" w:noHBand="0" w:noVBand="0"/>
+        <w:tblLook w:val="04A0" w:firstRow="1" w:lastRow="0" w:firstColumn="1" w:lastColumn="0" w:noHBand="0" w:noVBand="1"/>
       </w:tblPr>
       <w:tblGrid>
         <w:gridCol w:w="9412"/>
@@ -4146,7 +4146,7 @@
       <w:pPr>
         <w:pStyle w:val="Heading2"/>
       </w:pPr>
-      <w:bookmarkStart w:id="10" w:name="_Toc240767927"/>
+      <w:bookmarkStart w:id="10" w:name="_Toc240773472"/>
       <w:r>
         <w:t>4.3 Working QA exceptions</w:t>
       </w:r>
@@ -4211,7 +4211,7 @@
         </w:rPr>
         <w:lastRenderedPageBreak/>
         <w:drawing>
-          <wp:inline distT="0" distB="0" distL="0" distR="0" wp14:anchorId="6B8C6D85" wp14:editId="05528487">
+          <wp:inline distT="0" distB="0" distL="0" distR="0" wp14:anchorId="0D80BE5D" wp14:editId="1F13BA92">
             <wp:extent cx="5334000" cy="3333750"/>
             <wp:effectExtent l="0" t="0" r="0" b="0"/>
             <wp:docPr id="6" name="qa_exceptions.jpg" descr="QA Exception Queue." title="QA Exception Queue."/>
@@ -4407,7 +4407,7 @@
       <w:pPr>
         <w:pStyle w:val="Heading2"/>
       </w:pPr>
-      <w:bookmarkStart w:id="11" w:name="_Toc240767928"/>
+      <w:bookmarkStart w:id="11" w:name="_Toc240773473"/>
       <w:r>
         <w:t>4.4 Downloading or emailing completed forms (Form PDFs)</w:t>
       </w:r>
@@ -4447,7 +4447,7 @@
           <w:noProof/>
         </w:rPr>
         <w:drawing>
-          <wp:inline distT="0" distB="0" distL="0" distR="0" wp14:anchorId="49B2D03C" wp14:editId="6BEB798B">
+          <wp:inline distT="0" distB="0" distL="0" distR="0" wp14:anchorId="52E94323" wp14:editId="59C17639">
             <wp:extent cx="5334000" cy="2914650"/>
             <wp:effectExtent l="0" t="0" r="0" b="0"/>
             <wp:docPr id="7" name="qa_form_pdfs.jpg" descr="Completed form PDFs." title="Completed form PDFs."/>
@@ -4523,17 +4523,17 @@
       </w:pPr>
       <w:r>
         <w:lastRenderedPageBreak/>
-        <w:t xml:space="preserve">At the top, the sync panel shows whether the portal holds the same forms as KoboToolbox: for example “✓ In sync with KoboToolbox — KoboToolbox holds 12 · the portal holds 12”. Each row also says “✓ saved in portal” once the portal has an identical copy. If the panel says “Not in sync”, select </w:t>
+        <w:t xml:space="preserve">Select </w:t>
       </w:r>
       <w:r>
         <w:rPr>
           <w:b/>
           <w:bCs/>
         </w:rPr>
-        <w:t>Sync now</w:t>
-      </w:r>
-      <w:r>
-        <w:t>; it takes a few seconds.</w:t>
+        <w:t>Download PDF</w:t>
+      </w:r>
+      <w:r>
+        <w:t xml:space="preserve"> to save a readable copy: sections, questions, the chosen answers as words (not codes) and repeated groups.</w:t>
       </w:r>
     </w:p>
     <w:p>
@@ -4553,10 +4553,10 @@
           <w:b/>
           <w:bCs/>
         </w:rPr>
-        <w:t>Download PDF</w:t>
-      </w:r>
-      <w:r>
-        <w:t xml:space="preserve"> to save a readable copy: sections, questions, the chosen answers as words (not codes) and repeated groups.</w:t>
+        <w:t>Email to me</w:t>
+      </w:r>
+      <w:r>
+        <w:t xml:space="preserve"> to send the PDF to the email address on your account.</w:t>
       </w:r>
     </w:p>
     <w:p>
@@ -4569,29 +4569,6 @@
         <w:spacing w:after="80" w:line="276" w:lineRule="auto"/>
       </w:pPr>
       <w:r>
-        <w:t xml:space="preserve">Select </w:t>
-      </w:r>
-      <w:r>
-        <w:rPr>
-          <w:b/>
-          <w:bCs/>
-        </w:rPr>
-        <w:t>Email to me</w:t>
-      </w:r>
-      <w:r>
-        <w:t xml:space="preserve"> to send the PDF to the email address on your account.</w:t>
-      </w:r>
-    </w:p>
-    <w:p>
-      <w:pPr>
-        <w:pStyle w:val="ListParagraph"/>
-        <w:numPr>
-          <w:ilvl w:val="0"/>
-          <w:numId w:val="8"/>
-        </w:numPr>
-        <w:spacing w:after="80" w:line="276" w:lineRule="auto"/>
-      </w:pPr>
-      <w:r>
         <w:t xml:space="preserve">For the questionnaire only, select </w:t>
       </w:r>
       <w:r>
@@ -4609,6 +4586,24 @@
       <w:pPr>
         <w:spacing w:after="80"/>
       </w:pPr>
+    </w:p>
+    <w:p>
+      <w:pPr>
+        <w:spacing w:after="120" w:line="288" w:lineRule="auto"/>
+      </w:pPr>
+      <w:r>
+        <w:t xml:space="preserve">At the top of the page, a sync panel shows whether the portal holds the same forms as KoboToolbox, for example “✓ In sync with KoboToolbox — KoboToolbox holds 12 · the portal holds 12”. Each row also says “✓ saved in portal” once the portal has an identical copy. If the panel says “Not in sync”, select </w:t>
+      </w:r>
+      <w:r>
+        <w:rPr>
+          <w:b/>
+          <w:bCs/>
+        </w:rPr>
+        <w:t>Sync now</w:t>
+      </w:r>
+      <w:r>
+        <w:t xml:space="preserve"> (read-only roles see the panel but not the button); it takes a few seconds.</w:t>
+      </w:r>
     </w:p>
     <w:p>
       <w:pPr>
@@ -4633,7 +4628,7 @@
           <w:left w:w="10" w:type="dxa"/>
           <w:right w:w="10" w:type="dxa"/>
         </w:tblCellMar>
-        <w:tblLook w:val="0000" w:firstRow="0" w:lastRow="0" w:firstColumn="0" w:lastColumn="0" w:noHBand="0" w:noVBand="0"/>
+        <w:tblLook w:val="04A0" w:firstRow="1" w:lastRow="0" w:firstColumn="1" w:lastColumn="0" w:noHBand="0" w:noVBand="1"/>
       </w:tblPr>
       <w:tblGrid>
         <w:gridCol w:w="9412"/>
@@ -4692,7 +4687,7 @@
       <w:pPr>
         <w:pStyle w:val="Heading2"/>
       </w:pPr>
-      <w:bookmarkStart w:id="12" w:name="_Toc240767929"/>
+      <w:bookmarkStart w:id="12" w:name="_Toc240773474"/>
       <w:r>
         <w:t>4.5 Writing good QA notes</w:t>
       </w:r>
@@ -4760,7 +4755,7 @@
         <w:pStyle w:val="Heading1"/>
         <w:pageBreakBefore/>
       </w:pPr>
-      <w:bookmarkStart w:id="13" w:name="_Toc240767930"/>
+      <w:bookmarkStart w:id="13" w:name="_Toc240773475"/>
       <w:r>
         <w:lastRenderedPageBreak/>
         <w:t>5. Rules you must follow</w:t>
@@ -4911,7 +4906,7 @@
         <w:pStyle w:val="Heading1"/>
         <w:pageBreakBefore/>
       </w:pPr>
-      <w:bookmarkStart w:id="14" w:name="_Toc240767931"/>
+      <w:bookmarkStart w:id="14" w:name="_Toc240773476"/>
       <w:r>
         <w:lastRenderedPageBreak/>
         <w:t>6. Troubleshooting</w:t>
@@ -4933,7 +4928,7 @@
           <w:left w:w="10" w:type="dxa"/>
           <w:right w:w="10" w:type="dxa"/>
         </w:tblCellMar>
-        <w:tblLook w:val="0000" w:firstRow="0" w:lastRow="0" w:firstColumn="0" w:lastColumn="0" w:noHBand="0" w:noVBand="0"/>
+        <w:tblLook w:val="04A0" w:firstRow="1" w:lastRow="0" w:firstColumn="1" w:lastColumn="0" w:noHBand="0" w:noVBand="1"/>
       </w:tblPr>
       <w:tblGrid>
         <w:gridCol w:w="2635"/>
@@ -5938,7 +5933,7 @@
         <w:pStyle w:val="Heading1"/>
         <w:pageBreakBefore/>
       </w:pPr>
-      <w:bookmarkStart w:id="15" w:name="_Toc240767932"/>
+      <w:bookmarkStart w:id="15" w:name="_Toc240773477"/>
       <w:r>
         <w:lastRenderedPageBreak/>
         <w:t>7. Quick reference</w:t>
@@ -5960,7 +5955,7 @@
           <w:left w:w="10" w:type="dxa"/>
           <w:right w:w="10" w:type="dxa"/>
         </w:tblCellMar>
-        <w:tblLook w:val="0000" w:firstRow="0" w:lastRow="0" w:firstColumn="0" w:lastColumn="0" w:noHBand="0" w:noVBand="0"/>
+        <w:tblLook w:val="04A0" w:firstRow="1" w:lastRow="0" w:firstColumn="1" w:lastColumn="0" w:noHBand="0" w:noVBand="1"/>
       </w:tblPr>
       <w:tblGrid>
         <w:gridCol w:w="2824"/>
@@ -6380,7 +6375,7 @@
         <w:sz w:val="16"/>
         <w:szCs w:val="16"/>
       </w:rPr>
-      <w:t>Version 1.3 · 20 September 2026</w:t>
+      <w:t>Version 1.4 · 20 September 2026</w:t>
     </w:r>
     <w:r>
       <w:rPr>
@@ -6553,10 +6548,10 @@
 <file path=word/numbering.xml><?xml version="1.0" encoding="utf-8"?>
 <w:numbering xmlns:wpc="http://schemas.microsoft.com/office/word/2010/wordprocessingCanvas" xmlns:cx="http://schemas.microsoft.com/office/drawing/2014/chartex" xmlns:cx1="http://schemas.microsoft.com/office/drawing/2015/9/8/chartex" xmlns:cx2="http://schemas.microsoft.com/office/drawing/2015/10/21/chartex" xmlns:cx3="http://schemas.microsoft.com/office/drawing/2016/5/9/chartex" xmlns:cx4="http://schemas.microsoft.com/office/drawing/2016/5/10/chartex" xmlns:cx5="http://schemas.microsoft.com/office/drawing/2016/5/11/chartex" xmlns:cx6="http://schemas.microsoft.com/office/drawing/2016/5/12/chartex" xmlns:cx7="http://schemas.microsoft.com/office/drawing/2016/5/13/chartex" xmlns:cx8="http://schemas.microsoft.com/office/drawing/2016/5/14/chartex" xmlns:mc="http://schemas.openxmlformats.org/markup-compatibility/2006" xmlns:aink="http://schemas.microsoft.com/office/drawing/2016/ink" xmlns:am3d="http://schemas.microsoft.com/office/drawing/2017/model3d" xmlns:o="urn:schemas-microsoft-com:office:office" xmlns:oel="http://schemas.microsoft.com/office/2019/extlst" xmlns:r="http://schemas.openxmlformats.org/officeDocument/2006/relationships" xmlns:m="http://schemas.openxmlformats.org/officeDocument/2006/math" xmlns:v="urn:schemas-microsoft-com:vml" xmlns:wp14="http://schemas.microsoft.com/office/word/2010/wordprocessingDrawing" xmlns:wp="http://schemas.openxmlformats.org/drawingml/2006/wordprocessingDrawing" xmlns:w10="urn:schemas-microsoft-com:office:word" xmlns:w="http://schemas.openxmlformats.org/wordprocessingml/2006/main" xmlns:w14="http://schemas.microsoft.com/office/word/2010/wordml" xmlns:w15="http://schemas.microsoft.com/office/word/2012/wordml" xmlns:w16cex="http://schemas.microsoft.com/office/word/2018/wordml/cex" xmlns:w16cid="http://schemas.microsoft.com/office/word/2016/wordml/cid" xmlns:w16="http://schemas.microsoft.com/office/word/2018/wordml" xmlns:w16sdtdh="http://schemas.microsoft.com/office/word/2020/wordml/sdtdatahash" xmlns:w16se="http://schemas.microsoft.com/office/word/2015/wordml/symex" xmlns:wpg="http://schemas.microsoft.com/office/word/2010/wordprocessingGroup" xmlns:wpi="http://schemas.microsoft.com/office/word/2010/wordprocessingInk" xmlns:wne="http://schemas.microsoft.com/office/word/2006/wordml" xmlns:wps="http://schemas.microsoft.com/office/word/2010/wordprocessingShape" mc:Ignorable="w14 w15 w16se w16cid w16 w16cex w16sdtdh wp14">
   <w:abstractNum w:abstractNumId="0" w15:restartNumberingAfterBreak="0">
-    <w:nsid w:val="076F6550"/>
+    <w:nsid w:val="14FB04D8"/>
     <w:multiLevelType w:val="hybridMultilevel"/>
-    <w:tmpl w:val="D108DE4C"/>
-    <w:lvl w:ilvl="0" w:tplc="BDF28594">
+    <w:tmpl w:val="F52E8002"/>
+    <w:lvl w:ilvl="0" w:tplc="36E2E62C">
       <w:start w:val="1"/>
       <w:numFmt w:val="decimal"/>
       <w:lvlText w:val="%1."/>
@@ -6570,52 +6565,196 @@
         <w:color w:val="A67C27"/>
       </w:rPr>
     </w:lvl>
-    <w:lvl w:ilvl="1" w:tplc="F90C0AEC">
+    <w:lvl w:ilvl="1" w:tplc="B34E36B2">
       <w:numFmt w:val="decimal"/>
       <w:lvlText w:val=""/>
       <w:lvlJc w:val="left"/>
     </w:lvl>
-    <w:lvl w:ilvl="2" w:tplc="421229B4">
+    <w:lvl w:ilvl="2" w:tplc="B6BA7FAE">
       <w:numFmt w:val="decimal"/>
       <w:lvlText w:val=""/>
       <w:lvlJc w:val="left"/>
     </w:lvl>
-    <w:lvl w:ilvl="3" w:tplc="2FC605F8">
+    <w:lvl w:ilvl="3" w:tplc="D236ED08">
       <w:numFmt w:val="decimal"/>
       <w:lvlText w:val=""/>
       <w:lvlJc w:val="left"/>
     </w:lvl>
-    <w:lvl w:ilvl="4" w:tplc="3580005E">
+    <w:lvl w:ilvl="4" w:tplc="DB2002F8">
       <w:numFmt w:val="decimal"/>
       <w:lvlText w:val=""/>
       <w:lvlJc w:val="left"/>
     </w:lvl>
-    <w:lvl w:ilvl="5" w:tplc="6314754A">
+    <w:lvl w:ilvl="5" w:tplc="6616EA56">
       <w:numFmt w:val="decimal"/>
       <w:lvlText w:val=""/>
       <w:lvlJc w:val="left"/>
     </w:lvl>
-    <w:lvl w:ilvl="6" w:tplc="06B0D3A0">
+    <w:lvl w:ilvl="6" w:tplc="7C542F3E">
       <w:numFmt w:val="decimal"/>
       <w:lvlText w:val=""/>
       <w:lvlJc w:val="left"/>
     </w:lvl>
-    <w:lvl w:ilvl="7" w:tplc="19729B02">
+    <w:lvl w:ilvl="7" w:tplc="A498E928">
       <w:numFmt w:val="decimal"/>
       <w:lvlText w:val=""/>
       <w:lvlJc w:val="left"/>
     </w:lvl>
-    <w:lvl w:ilvl="8" w:tplc="3C223C8E">
+    <w:lvl w:ilvl="8" w:tplc="31DC358A">
       <w:numFmt w:val="decimal"/>
       <w:lvlText w:val=""/>
       <w:lvlJc w:val="left"/>
     </w:lvl>
   </w:abstractNum>
   <w:abstractNum w:abstractNumId="1" w15:restartNumberingAfterBreak="0">
-    <w:nsid w:val="10B4792C"/>
+    <w:nsid w:val="156164A7"/>
     <w:multiLevelType w:val="hybridMultilevel"/>
-    <w:tmpl w:val="B7BC4A9E"/>
-    <w:lvl w:ilvl="0" w:tplc="EFA8BC60">
+    <w:tmpl w:val="2E6EB20A"/>
+    <w:lvl w:ilvl="0" w:tplc="D5C8E6A4">
+      <w:start w:val="1"/>
+      <w:numFmt w:val="bullet"/>
+      <w:lvlText w:val="●"/>
+      <w:lvlJc w:val="left"/>
+      <w:pPr>
+        <w:ind w:left="720" w:hanging="360"/>
+      </w:pPr>
+    </w:lvl>
+    <w:lvl w:ilvl="1" w:tplc="D3E22698">
+      <w:start w:val="1"/>
+      <w:numFmt w:val="bullet"/>
+      <w:lvlText w:val="○"/>
+      <w:lvlJc w:val="left"/>
+      <w:pPr>
+        <w:ind w:left="1440" w:hanging="360"/>
+      </w:pPr>
+    </w:lvl>
+    <w:lvl w:ilvl="2" w:tplc="0A84D2A6">
+      <w:start w:val="1"/>
+      <w:numFmt w:val="bullet"/>
+      <w:lvlText w:val="■"/>
+      <w:lvlJc w:val="left"/>
+      <w:pPr>
+        <w:ind w:left="2160" w:hanging="360"/>
+      </w:pPr>
+    </w:lvl>
+    <w:lvl w:ilvl="3" w:tplc="D548BC64">
+      <w:start w:val="1"/>
+      <w:numFmt w:val="bullet"/>
+      <w:lvlText w:val="●"/>
+      <w:lvlJc w:val="left"/>
+      <w:pPr>
+        <w:ind w:left="2880" w:hanging="360"/>
+      </w:pPr>
+    </w:lvl>
+    <w:lvl w:ilvl="4" w:tplc="CECE6354">
+      <w:start w:val="1"/>
+      <w:numFmt w:val="bullet"/>
+      <w:lvlText w:val="○"/>
+      <w:lvlJc w:val="left"/>
+      <w:pPr>
+        <w:ind w:left="3600" w:hanging="360"/>
+      </w:pPr>
+    </w:lvl>
+    <w:lvl w:ilvl="5" w:tplc="0F8CCF72">
+      <w:start w:val="1"/>
+      <w:numFmt w:val="bullet"/>
+      <w:lvlText w:val="■"/>
+      <w:lvlJc w:val="left"/>
+      <w:pPr>
+        <w:ind w:left="4320" w:hanging="360"/>
+      </w:pPr>
+    </w:lvl>
+    <w:lvl w:ilvl="6" w:tplc="F6466076">
+      <w:start w:val="1"/>
+      <w:numFmt w:val="bullet"/>
+      <w:lvlText w:val="●"/>
+      <w:lvlJc w:val="left"/>
+      <w:pPr>
+        <w:ind w:left="5040" w:hanging="360"/>
+      </w:pPr>
+    </w:lvl>
+    <w:lvl w:ilvl="7" w:tplc="F9223360">
+      <w:start w:val="1"/>
+      <w:numFmt w:val="bullet"/>
+      <w:lvlText w:val="●"/>
+      <w:lvlJc w:val="left"/>
+      <w:pPr>
+        <w:ind w:left="5760" w:hanging="360"/>
+      </w:pPr>
+    </w:lvl>
+    <w:lvl w:ilvl="8" w:tplc="630C6292">
+      <w:start w:val="1"/>
+      <w:numFmt w:val="bullet"/>
+      <w:lvlText w:val="●"/>
+      <w:lvlJc w:val="left"/>
+      <w:pPr>
+        <w:ind w:left="6480" w:hanging="360"/>
+      </w:pPr>
+    </w:lvl>
+  </w:abstractNum>
+  <w:abstractNum w:abstractNumId="2" w15:restartNumberingAfterBreak="0">
+    <w:nsid w:val="201C0AB9"/>
+    <w:multiLevelType w:val="hybridMultilevel"/>
+    <w:tmpl w:val="0F741D4A"/>
+    <w:lvl w:ilvl="0" w:tplc="13CCFF9C">
+      <w:start w:val="1"/>
+      <w:numFmt w:val="bullet"/>
+      <w:lvlText w:val="•"/>
+      <w:lvlJc w:val="left"/>
+      <w:pPr>
+        <w:ind w:left="460" w:hanging="280"/>
+      </w:pPr>
+    </w:lvl>
+    <w:lvl w:ilvl="1" w:tplc="BE6E0788">
+      <w:start w:val="1"/>
+      <w:numFmt w:val="bullet"/>
+      <w:lvlText w:val="–"/>
+      <w:lvlJc w:val="left"/>
+      <w:pPr>
+        <w:ind w:left="900" w:hanging="280"/>
+      </w:pPr>
+    </w:lvl>
+    <w:lvl w:ilvl="2" w:tplc="2FEE2C10">
+      <w:numFmt w:val="decimal"/>
+      <w:lvlText w:val=""/>
+      <w:lvlJc w:val="left"/>
+    </w:lvl>
+    <w:lvl w:ilvl="3" w:tplc="E150681C">
+      <w:numFmt w:val="decimal"/>
+      <w:lvlText w:val=""/>
+      <w:lvlJc w:val="left"/>
+    </w:lvl>
+    <w:lvl w:ilvl="4" w:tplc="6EB0C5CC">
+      <w:numFmt w:val="decimal"/>
+      <w:lvlText w:val=""/>
+      <w:lvlJc w:val="left"/>
+    </w:lvl>
+    <w:lvl w:ilvl="5" w:tplc="D2F2347A">
+      <w:numFmt w:val="decimal"/>
+      <w:lvlText w:val=""/>
+      <w:lvlJc w:val="left"/>
+    </w:lvl>
+    <w:lvl w:ilvl="6" w:tplc="92487A26">
+      <w:numFmt w:val="decimal"/>
+      <w:lvlText w:val=""/>
+      <w:lvlJc w:val="left"/>
+    </w:lvl>
+    <w:lvl w:ilvl="7" w:tplc="A5309B3E">
+      <w:numFmt w:val="decimal"/>
+      <w:lvlText w:val=""/>
+      <w:lvlJc w:val="left"/>
+    </w:lvl>
+    <w:lvl w:ilvl="8" w:tplc="2F1A7E7C">
+      <w:numFmt w:val="decimal"/>
+      <w:lvlText w:val=""/>
+      <w:lvlJc w:val="left"/>
+    </w:lvl>
+  </w:abstractNum>
+  <w:abstractNum w:abstractNumId="3" w15:restartNumberingAfterBreak="0">
+    <w:nsid w:val="3C1F3F29"/>
+    <w:multiLevelType w:val="hybridMultilevel"/>
+    <w:tmpl w:val="6CA46282"/>
+    <w:lvl w:ilvl="0" w:tplc="9530E2AC">
       <w:start w:val="1"/>
       <w:numFmt w:val="decimal"/>
       <w:lvlText w:val="%1."/>
@@ -6629,52 +6768,52 @@
         <w:color w:val="A67C27"/>
       </w:rPr>
     </w:lvl>
-    <w:lvl w:ilvl="1" w:tplc="44A85EBA">
+    <w:lvl w:ilvl="1" w:tplc="6ED8DC9C">
       <w:numFmt w:val="decimal"/>
       <w:lvlText w:val=""/>
       <w:lvlJc w:val="left"/>
     </w:lvl>
-    <w:lvl w:ilvl="2" w:tplc="6114C8B0">
+    <w:lvl w:ilvl="2" w:tplc="D51ACFB4">
       <w:numFmt w:val="decimal"/>
       <w:lvlText w:val=""/>
       <w:lvlJc w:val="left"/>
     </w:lvl>
-    <w:lvl w:ilvl="3" w:tplc="92D6B62E">
+    <w:lvl w:ilvl="3" w:tplc="A21803F4">
       <w:numFmt w:val="decimal"/>
       <w:lvlText w:val=""/>
       <w:lvlJc w:val="left"/>
     </w:lvl>
-    <w:lvl w:ilvl="4" w:tplc="B7945F9E">
+    <w:lvl w:ilvl="4" w:tplc="F9584EA4">
       <w:numFmt w:val="decimal"/>
       <w:lvlText w:val=""/>
       <w:lvlJc w:val="left"/>
     </w:lvl>
-    <w:lvl w:ilvl="5" w:tplc="9D76689A">
+    <w:lvl w:ilvl="5" w:tplc="684C81F6">
       <w:numFmt w:val="decimal"/>
       <w:lvlText w:val=""/>
       <w:lvlJc w:val="left"/>
     </w:lvl>
-    <w:lvl w:ilvl="6" w:tplc="702E1186">
+    <w:lvl w:ilvl="6" w:tplc="3E049596">
       <w:numFmt w:val="decimal"/>
       <w:lvlText w:val=""/>
       <w:lvlJc w:val="left"/>
     </w:lvl>
-    <w:lvl w:ilvl="7" w:tplc="C4D816DE">
+    <w:lvl w:ilvl="7" w:tplc="19EE10A4">
       <w:numFmt w:val="decimal"/>
       <w:lvlText w:val=""/>
       <w:lvlJc w:val="left"/>
     </w:lvl>
-    <w:lvl w:ilvl="8" w:tplc="BC8A7FD8">
+    <w:lvl w:ilvl="8" w:tplc="D436BAEA">
       <w:numFmt w:val="decimal"/>
       <w:lvlText w:val=""/>
       <w:lvlJc w:val="left"/>
     </w:lvl>
   </w:abstractNum>
-  <w:abstractNum w:abstractNumId="2" w15:restartNumberingAfterBreak="0">
-    <w:nsid w:val="31E56354"/>
+  <w:abstractNum w:abstractNumId="4" w15:restartNumberingAfterBreak="0">
+    <w:nsid w:val="532748E3"/>
     <w:multiLevelType w:val="hybridMultilevel"/>
-    <w:tmpl w:val="A6F20FA8"/>
-    <w:lvl w:ilvl="0" w:tplc="1C9CEB12">
+    <w:tmpl w:val="D974B7DA"/>
+    <w:lvl w:ilvl="0" w:tplc="BA8068CE">
       <w:start w:val="1"/>
       <w:numFmt w:val="decimal"/>
       <w:lvlText w:val="%1."/>
@@ -6688,52 +6827,52 @@
         <w:color w:val="A67C27"/>
       </w:rPr>
     </w:lvl>
-    <w:lvl w:ilvl="1" w:tplc="BAE8D61A">
+    <w:lvl w:ilvl="1" w:tplc="15E2BD6E">
       <w:numFmt w:val="decimal"/>
       <w:lvlText w:val=""/>
       <w:lvlJc w:val="left"/>
     </w:lvl>
-    <w:lvl w:ilvl="2" w:tplc="42A2C434">
+    <w:lvl w:ilvl="2" w:tplc="B31E1E7E">
       <w:numFmt w:val="decimal"/>
       <w:lvlText w:val=""/>
       <w:lvlJc w:val="left"/>
     </w:lvl>
-    <w:lvl w:ilvl="3" w:tplc="9F646E74">
+    <w:lvl w:ilvl="3" w:tplc="470E77AC">
       <w:numFmt w:val="decimal"/>
       <w:lvlText w:val=""/>
       <w:lvlJc w:val="left"/>
     </w:lvl>
-    <w:lvl w:ilvl="4" w:tplc="E9282088">
+    <w:lvl w:ilvl="4" w:tplc="8CDEA804">
       <w:numFmt w:val="decimal"/>
       <w:lvlText w:val=""/>
       <w:lvlJc w:val="left"/>
     </w:lvl>
-    <w:lvl w:ilvl="5" w:tplc="831AFFA6">
+    <w:lvl w:ilvl="5" w:tplc="4FFCD11E">
       <w:numFmt w:val="decimal"/>
       <w:lvlText w:val=""/>
       <w:lvlJc w:val="left"/>
     </w:lvl>
-    <w:lvl w:ilvl="6" w:tplc="1174E4A4">
+    <w:lvl w:ilvl="6" w:tplc="F46EEAAE">
       <w:numFmt w:val="decimal"/>
       <w:lvlText w:val=""/>
       <w:lvlJc w:val="left"/>
     </w:lvl>
-    <w:lvl w:ilvl="7" w:tplc="1F4CE9E4">
+    <w:lvl w:ilvl="7" w:tplc="C1AEC39C">
       <w:numFmt w:val="decimal"/>
       <w:lvlText w:val=""/>
       <w:lvlJc w:val="left"/>
     </w:lvl>
-    <w:lvl w:ilvl="8" w:tplc="6238707C">
+    <w:lvl w:ilvl="8" w:tplc="B75CF6E6">
       <w:numFmt w:val="decimal"/>
       <w:lvlText w:val=""/>
       <w:lvlJc w:val="left"/>
     </w:lvl>
   </w:abstractNum>
-  <w:abstractNum w:abstractNumId="3" w15:restartNumberingAfterBreak="0">
-    <w:nsid w:val="33BC66F7"/>
+  <w:abstractNum w:abstractNumId="5" w15:restartNumberingAfterBreak="0">
+    <w:nsid w:val="55E32643"/>
     <w:multiLevelType w:val="hybridMultilevel"/>
-    <w:tmpl w:val="BA1A0B08"/>
-    <w:lvl w:ilvl="0" w:tplc="B58A0D78">
+    <w:tmpl w:val="48DC71EE"/>
+    <w:lvl w:ilvl="0" w:tplc="2466E960">
       <w:start w:val="1"/>
       <w:numFmt w:val="decimal"/>
       <w:lvlText w:val="%1."/>
@@ -6747,52 +6886,52 @@
         <w:color w:val="A67C27"/>
       </w:rPr>
     </w:lvl>
-    <w:lvl w:ilvl="1" w:tplc="2D1845B6">
+    <w:lvl w:ilvl="1" w:tplc="B3E4E4A8">
       <w:numFmt w:val="decimal"/>
       <w:lvlText w:val=""/>
       <w:lvlJc w:val="left"/>
     </w:lvl>
-    <w:lvl w:ilvl="2" w:tplc="CCFA50BE">
+    <w:lvl w:ilvl="2" w:tplc="BC34C80C">
       <w:numFmt w:val="decimal"/>
       <w:lvlText w:val=""/>
       <w:lvlJc w:val="left"/>
     </w:lvl>
-    <w:lvl w:ilvl="3" w:tplc="EBFA6614">
+    <w:lvl w:ilvl="3" w:tplc="FE3AA616">
       <w:numFmt w:val="decimal"/>
       <w:lvlText w:val=""/>
       <w:lvlJc w:val="left"/>
     </w:lvl>
-    <w:lvl w:ilvl="4" w:tplc="A4D636B8">
+    <w:lvl w:ilvl="4" w:tplc="3B300E1E">
       <w:numFmt w:val="decimal"/>
       <w:lvlText w:val=""/>
       <w:lvlJc w:val="left"/>
     </w:lvl>
-    <w:lvl w:ilvl="5" w:tplc="7E088A5E">
+    <w:lvl w:ilvl="5" w:tplc="FE4C5AB2">
       <w:numFmt w:val="decimal"/>
       <w:lvlText w:val=""/>
       <w:lvlJc w:val="left"/>
     </w:lvl>
-    <w:lvl w:ilvl="6" w:tplc="CD7CA85A">
+    <w:lvl w:ilvl="6" w:tplc="DE7CBAEE">
       <w:numFmt w:val="decimal"/>
       <w:lvlText w:val=""/>
       <w:lvlJc w:val="left"/>
     </w:lvl>
-    <w:lvl w:ilvl="7" w:tplc="18D61384">
+    <w:lvl w:ilvl="7" w:tplc="BC4E6E42">
       <w:numFmt w:val="decimal"/>
       <w:lvlText w:val=""/>
       <w:lvlJc w:val="left"/>
     </w:lvl>
-    <w:lvl w:ilvl="8" w:tplc="27646BF4">
+    <w:lvl w:ilvl="8" w:tplc="3DE83764">
       <w:numFmt w:val="decimal"/>
       <w:lvlText w:val=""/>
       <w:lvlJc w:val="left"/>
     </w:lvl>
   </w:abstractNum>
-  <w:abstractNum w:abstractNumId="4" w15:restartNumberingAfterBreak="0">
-    <w:nsid w:val="41D95F05"/>
+  <w:abstractNum w:abstractNumId="6" w15:restartNumberingAfterBreak="0">
+    <w:nsid w:val="676A1E1B"/>
     <w:multiLevelType w:val="hybridMultilevel"/>
-    <w:tmpl w:val="3CFA9456"/>
-    <w:lvl w:ilvl="0" w:tplc="3228B020">
+    <w:tmpl w:val="4C944E7E"/>
+    <w:lvl w:ilvl="0" w:tplc="A69C3E82">
       <w:start w:val="1"/>
       <w:numFmt w:val="decimal"/>
       <w:lvlText w:val="%1."/>
@@ -6806,52 +6945,52 @@
         <w:color w:val="A67C27"/>
       </w:rPr>
     </w:lvl>
-    <w:lvl w:ilvl="1" w:tplc="5B2ADDBE">
+    <w:lvl w:ilvl="1" w:tplc="4DAC0EC0">
       <w:numFmt w:val="decimal"/>
       <w:lvlText w:val=""/>
       <w:lvlJc w:val="left"/>
     </w:lvl>
-    <w:lvl w:ilvl="2" w:tplc="720A8086">
+    <w:lvl w:ilvl="2" w:tplc="2ACC26A8">
       <w:numFmt w:val="decimal"/>
       <w:lvlText w:val=""/>
       <w:lvlJc w:val="left"/>
     </w:lvl>
-    <w:lvl w:ilvl="3" w:tplc="06880B88">
+    <w:lvl w:ilvl="3" w:tplc="43EC0504">
       <w:numFmt w:val="decimal"/>
       <w:lvlText w:val=""/>
       <w:lvlJc w:val="left"/>
     </w:lvl>
-    <w:lvl w:ilvl="4" w:tplc="A9B86DF8">
+    <w:lvl w:ilvl="4" w:tplc="AA8AE5BE">
       <w:numFmt w:val="decimal"/>
       <w:lvlText w:val=""/>
       <w:lvlJc w:val="left"/>
     </w:lvl>
-    <w:lvl w:ilvl="5" w:tplc="65BE7F30">
+    <w:lvl w:ilvl="5" w:tplc="3F089506">
       <w:numFmt w:val="decimal"/>
       <w:lvlText w:val=""/>
       <w:lvlJc w:val="left"/>
     </w:lvl>
-    <w:lvl w:ilvl="6" w:tplc="BF189192">
+    <w:lvl w:ilvl="6" w:tplc="7CEA8EE0">
       <w:numFmt w:val="decimal"/>
       <w:lvlText w:val=""/>
       <w:lvlJc w:val="left"/>
     </w:lvl>
-    <w:lvl w:ilvl="7" w:tplc="1F4E6D98">
+    <w:lvl w:ilvl="7" w:tplc="C9C28BEE">
       <w:numFmt w:val="decimal"/>
       <w:lvlText w:val=""/>
       <w:lvlJc w:val="left"/>
     </w:lvl>
-    <w:lvl w:ilvl="8" w:tplc="CB44A942">
+    <w:lvl w:ilvl="8" w:tplc="AF5A8AC8">
       <w:numFmt w:val="decimal"/>
       <w:lvlText w:val=""/>
       <w:lvlJc w:val="left"/>
     </w:lvl>
   </w:abstractNum>
-  <w:abstractNum w:abstractNumId="5" w15:restartNumberingAfterBreak="0">
-    <w:nsid w:val="482A498D"/>
+  <w:abstractNum w:abstractNumId="7" w15:restartNumberingAfterBreak="0">
+    <w:nsid w:val="71895704"/>
     <w:multiLevelType w:val="hybridMultilevel"/>
-    <w:tmpl w:val="DF9E427E"/>
-    <w:lvl w:ilvl="0" w:tplc="5F722696">
+    <w:tmpl w:val="0CE8604A"/>
+    <w:lvl w:ilvl="0" w:tplc="91C6D4B8">
       <w:start w:val="1"/>
       <w:numFmt w:val="decimal"/>
       <w:lvlText w:val="%1."/>
@@ -6865,235 +7004,91 @@
         <w:color w:val="A67C27"/>
       </w:rPr>
     </w:lvl>
-    <w:lvl w:ilvl="1" w:tplc="8FCAA4A0">
+    <w:lvl w:ilvl="1" w:tplc="2B4677F0">
       <w:numFmt w:val="decimal"/>
       <w:lvlText w:val=""/>
       <w:lvlJc w:val="left"/>
     </w:lvl>
-    <w:lvl w:ilvl="2" w:tplc="2286DBF0">
+    <w:lvl w:ilvl="2" w:tplc="BCF80D6C">
       <w:numFmt w:val="decimal"/>
       <w:lvlText w:val=""/>
       <w:lvlJc w:val="left"/>
     </w:lvl>
-    <w:lvl w:ilvl="3" w:tplc="11565D2E">
+    <w:lvl w:ilvl="3" w:tplc="26F61D78">
       <w:numFmt w:val="decimal"/>
       <w:lvlText w:val=""/>
       <w:lvlJc w:val="left"/>
     </w:lvl>
-    <w:lvl w:ilvl="4" w:tplc="3D24D8D0">
+    <w:lvl w:ilvl="4" w:tplc="CEF6671E">
       <w:numFmt w:val="decimal"/>
       <w:lvlText w:val=""/>
       <w:lvlJc w:val="left"/>
     </w:lvl>
-    <w:lvl w:ilvl="5" w:tplc="4C36446C">
+    <w:lvl w:ilvl="5" w:tplc="5DB68B8E">
       <w:numFmt w:val="decimal"/>
       <w:lvlText w:val=""/>
       <w:lvlJc w:val="left"/>
     </w:lvl>
-    <w:lvl w:ilvl="6" w:tplc="71EA9298">
+    <w:lvl w:ilvl="6" w:tplc="67989DCC">
       <w:numFmt w:val="decimal"/>
       <w:lvlText w:val=""/>
       <w:lvlJc w:val="left"/>
     </w:lvl>
-    <w:lvl w:ilvl="7" w:tplc="7A2ECE1E">
+    <w:lvl w:ilvl="7" w:tplc="024EC29C">
       <w:numFmt w:val="decimal"/>
       <w:lvlText w:val=""/>
       <w:lvlJc w:val="left"/>
     </w:lvl>
-    <w:lvl w:ilvl="8" w:tplc="E842E7CE">
+    <w:lvl w:ilvl="8" w:tplc="6C06B2EC">
       <w:numFmt w:val="decimal"/>
       <w:lvlText w:val=""/>
       <w:lvlJc w:val="left"/>
     </w:lvl>
   </w:abstractNum>
-  <w:abstractNum w:abstractNumId="6" w15:restartNumberingAfterBreak="0">
-    <w:nsid w:val="5AF771A5"/>
-    <w:multiLevelType w:val="hybridMultilevel"/>
-    <w:tmpl w:val="253E04E8"/>
-    <w:lvl w:ilvl="0" w:tplc="BC244F4C">
-      <w:start w:val="1"/>
-      <w:numFmt w:val="bullet"/>
-      <w:lvlText w:val="●"/>
-      <w:lvlJc w:val="left"/>
-      <w:pPr>
-        <w:ind w:left="720" w:hanging="360"/>
-      </w:pPr>
-    </w:lvl>
-    <w:lvl w:ilvl="1" w:tplc="64D2415A">
-      <w:start w:val="1"/>
-      <w:numFmt w:val="bullet"/>
-      <w:lvlText w:val="○"/>
-      <w:lvlJc w:val="left"/>
-      <w:pPr>
-        <w:ind w:left="1440" w:hanging="360"/>
-      </w:pPr>
-    </w:lvl>
-    <w:lvl w:ilvl="2" w:tplc="9E6C1222">
-      <w:start w:val="1"/>
-      <w:numFmt w:val="bullet"/>
-      <w:lvlText w:val="■"/>
-      <w:lvlJc w:val="left"/>
-      <w:pPr>
-        <w:ind w:left="2160" w:hanging="360"/>
-      </w:pPr>
-    </w:lvl>
-    <w:lvl w:ilvl="3" w:tplc="06BEEE88">
-      <w:start w:val="1"/>
-      <w:numFmt w:val="bullet"/>
-      <w:lvlText w:val="●"/>
-      <w:lvlJc w:val="left"/>
-      <w:pPr>
-        <w:ind w:left="2880" w:hanging="360"/>
-      </w:pPr>
-    </w:lvl>
-    <w:lvl w:ilvl="4" w:tplc="7CAA0640">
-      <w:start w:val="1"/>
-      <w:numFmt w:val="bullet"/>
-      <w:lvlText w:val="○"/>
-      <w:lvlJc w:val="left"/>
-      <w:pPr>
-        <w:ind w:left="3600" w:hanging="360"/>
-      </w:pPr>
-    </w:lvl>
-    <w:lvl w:ilvl="5" w:tplc="466639A8">
-      <w:start w:val="1"/>
-      <w:numFmt w:val="bullet"/>
-      <w:lvlText w:val="■"/>
-      <w:lvlJc w:val="left"/>
-      <w:pPr>
-        <w:ind w:left="4320" w:hanging="360"/>
-      </w:pPr>
-    </w:lvl>
-    <w:lvl w:ilvl="6" w:tplc="469E74DA">
-      <w:start w:val="1"/>
-      <w:numFmt w:val="bullet"/>
-      <w:lvlText w:val="●"/>
-      <w:lvlJc w:val="left"/>
-      <w:pPr>
-        <w:ind w:left="5040" w:hanging="360"/>
-      </w:pPr>
-    </w:lvl>
-    <w:lvl w:ilvl="7" w:tplc="5D2AA13A">
-      <w:start w:val="1"/>
-      <w:numFmt w:val="bullet"/>
-      <w:lvlText w:val="●"/>
-      <w:lvlJc w:val="left"/>
-      <w:pPr>
-        <w:ind w:left="5760" w:hanging="360"/>
-      </w:pPr>
-    </w:lvl>
-    <w:lvl w:ilvl="8" w:tplc="BB928700">
-      <w:start w:val="1"/>
-      <w:numFmt w:val="bullet"/>
-      <w:lvlText w:val="●"/>
-      <w:lvlJc w:val="left"/>
-      <w:pPr>
-        <w:ind w:left="6480" w:hanging="360"/>
-      </w:pPr>
-    </w:lvl>
-  </w:abstractNum>
-  <w:abstractNum w:abstractNumId="7" w15:restartNumberingAfterBreak="0">
-    <w:nsid w:val="5B6A4D5F"/>
-    <w:multiLevelType w:val="hybridMultilevel"/>
-    <w:tmpl w:val="F51E335C"/>
-    <w:lvl w:ilvl="0" w:tplc="A2B0BF50">
-      <w:start w:val="1"/>
-      <w:numFmt w:val="bullet"/>
-      <w:lvlText w:val="•"/>
-      <w:lvlJc w:val="left"/>
-      <w:pPr>
-        <w:ind w:left="460" w:hanging="280"/>
-      </w:pPr>
-    </w:lvl>
-    <w:lvl w:ilvl="1" w:tplc="EBCECB24">
-      <w:start w:val="1"/>
-      <w:numFmt w:val="bullet"/>
-      <w:lvlText w:val="–"/>
-      <w:lvlJc w:val="left"/>
-      <w:pPr>
-        <w:ind w:left="900" w:hanging="280"/>
-      </w:pPr>
-    </w:lvl>
-    <w:lvl w:ilvl="2" w:tplc="D05AA434">
-      <w:numFmt w:val="decimal"/>
-      <w:lvlText w:val=""/>
-      <w:lvlJc w:val="left"/>
-    </w:lvl>
-    <w:lvl w:ilvl="3" w:tplc="E2F6B594">
-      <w:numFmt w:val="decimal"/>
-      <w:lvlText w:val=""/>
-      <w:lvlJc w:val="left"/>
-    </w:lvl>
-    <w:lvl w:ilvl="4" w:tplc="676E7920">
-      <w:numFmt w:val="decimal"/>
-      <w:lvlText w:val=""/>
-      <w:lvlJc w:val="left"/>
-    </w:lvl>
-    <w:lvl w:ilvl="5" w:tplc="21D2DC74">
-      <w:numFmt w:val="decimal"/>
-      <w:lvlText w:val=""/>
-      <w:lvlJc w:val="left"/>
-    </w:lvl>
-    <w:lvl w:ilvl="6" w:tplc="DDEAEDB2">
-      <w:numFmt w:val="decimal"/>
-      <w:lvlText w:val=""/>
-      <w:lvlJc w:val="left"/>
-    </w:lvl>
-    <w:lvl w:ilvl="7" w:tplc="716A6094">
-      <w:numFmt w:val="decimal"/>
-      <w:lvlText w:val=""/>
-      <w:lvlJc w:val="left"/>
-    </w:lvl>
-    <w:lvl w:ilvl="8" w:tplc="6BFE9096">
-      <w:numFmt w:val="decimal"/>
-      <w:lvlText w:val=""/>
-      <w:lvlJc w:val="left"/>
-    </w:lvl>
-  </w:abstractNum>
-  <w:num w:numId="1" w16cid:durableId="581451019">
+  <w:num w:numId="1" w16cid:durableId="1190072736">
+    <w:abstractNumId w:val="1"/>
+    <w:lvlOverride w:ilvl="0">
+      <w:startOverride w:val="1"/>
+    </w:lvlOverride>
+  </w:num>
+  <w:num w:numId="2" w16cid:durableId="1375887064">
+    <w:abstractNumId w:val="2"/>
+    <w:lvlOverride w:ilvl="0">
+      <w:startOverride w:val="1"/>
+    </w:lvlOverride>
+  </w:num>
+  <w:num w:numId="3" w16cid:durableId="1275795897">
+    <w:abstractNumId w:val="0"/>
+    <w:lvlOverride w:ilvl="0">
+      <w:startOverride w:val="1"/>
+    </w:lvlOverride>
+  </w:num>
+  <w:num w:numId="4" w16cid:durableId="56755219">
     <w:abstractNumId w:val="6"/>
     <w:lvlOverride w:ilvl="0">
       <w:startOverride w:val="1"/>
     </w:lvlOverride>
   </w:num>
-  <w:num w:numId="2" w16cid:durableId="1822884486">
+  <w:num w:numId="5" w16cid:durableId="1256550415">
+    <w:abstractNumId w:val="4"/>
+    <w:lvlOverride w:ilvl="0">
+      <w:startOverride w:val="1"/>
+    </w:lvlOverride>
+  </w:num>
+  <w:num w:numId="6" w16cid:durableId="805201144">
+    <w:abstractNumId w:val="3"/>
+    <w:lvlOverride w:ilvl="0">
+      <w:startOverride w:val="1"/>
+    </w:lvlOverride>
+  </w:num>
+  <w:num w:numId="7" w16cid:durableId="141048928">
     <w:abstractNumId w:val="7"/>
     <w:lvlOverride w:ilvl="0">
       <w:startOverride w:val="1"/>
     </w:lvlOverride>
   </w:num>
-  <w:num w:numId="3" w16cid:durableId="1979384246">
-    <w:abstractNumId w:val="0"/>
-    <w:lvlOverride w:ilvl="0">
-      <w:startOverride w:val="1"/>
-    </w:lvlOverride>
-  </w:num>
-  <w:num w:numId="4" w16cid:durableId="1250390469">
-    <w:abstractNumId w:val="1"/>
-    <w:lvlOverride w:ilvl="0">
-      <w:startOverride w:val="1"/>
-    </w:lvlOverride>
-  </w:num>
-  <w:num w:numId="5" w16cid:durableId="1607929776">
+  <w:num w:numId="8" w16cid:durableId="443618959">
     <w:abstractNumId w:val="5"/>
-    <w:lvlOverride w:ilvl="0">
-      <w:startOverride w:val="1"/>
-    </w:lvlOverride>
-  </w:num>
-  <w:num w:numId="6" w16cid:durableId="491920011">
-    <w:abstractNumId w:val="3"/>
-    <w:lvlOverride w:ilvl="0">
-      <w:startOverride w:val="1"/>
-    </w:lvlOverride>
-  </w:num>
-  <w:num w:numId="7" w16cid:durableId="1528055572">
-    <w:abstractNumId w:val="4"/>
-    <w:lvlOverride w:ilvl="0">
-      <w:startOverride w:val="1"/>
-    </w:lvlOverride>
-  </w:num>
-  <w:num w:numId="8" w16cid:durableId="2031224244">
-    <w:abstractNumId w:val="2"/>
     <w:lvlOverride w:ilvl="0">
       <w:startOverride w:val="1"/>
     </w:lvlOverride>
@@ -7718,7 +7713,7 @@
     <w:autoRedefine/>
     <w:uiPriority w:val="39"/>
     <w:unhideWhenUsed/>
-    <w:rsid w:val="000A34A7"/>
+    <w:rsid w:val="00150E07"/>
     <w:pPr>
       <w:spacing w:after="100"/>
     </w:pPr>
@@ -7730,7 +7725,7 @@
     <w:autoRedefine/>
     <w:uiPriority w:val="39"/>
     <w:unhideWhenUsed/>
-    <w:rsid w:val="000A34A7"/>
+    <w:rsid w:val="00150E07"/>
     <w:pPr>
       <w:spacing w:after="100"/>
       <w:ind w:left="210"/>

--- a/docs/manuals/Role_Guide_4_QUAN_QA_RA.docx
+++ b/docs/manuals/Role_Guide_4_QUAN_QA_RA.docx
@@ -69,7 +69,7 @@
           <w:left w:w="10" w:type="dxa"/>
           <w:right w:w="10" w:type="dxa"/>
         </w:tblCellMar>
-        <w:tblLook w:val="04A0" w:firstRow="1" w:lastRow="0" w:firstColumn="1" w:lastColumn="0" w:noHBand="0" w:noVBand="1"/>
+        <w:tblLook w:val="0000" w:firstRow="0" w:lastRow="0" w:firstColumn="0" w:lastColumn="0" w:noHBand="0" w:noVBand="0"/>
       </w:tblPr>
       <w:tblGrid>
         <w:gridCol w:w="2300"/>
@@ -469,7 +469,7 @@
                 <w:sz w:val="19"/>
                 <w:szCs w:val="19"/>
               </w:rPr>
-              <w:t>Version 1.4 · 20 September 2026</w:t>
+              <w:t>Version 1.5 · 20 September 2026</w:t>
             </w:r>
           </w:p>
         </w:tc>
@@ -538,7 +538,7 @@
     <w:sdt>
       <w:sdtPr>
         <w:alias w:val="Contents"/>
-        <w:id w:val="1432318385"/>
+        <w:id w:val="1089194520"/>
       </w:sdtPr>
       <w:sdtEndPr/>
       <w:sdtContent>
@@ -567,7 +567,7 @@
           <w:r>
             <w:fldChar w:fldCharType="separate"/>
           </w:r>
-          <w:hyperlink w:anchor="_Toc240773462" w:history="1">
+          <w:hyperlink w:anchor="_Toc240779644" w:history="1">
             <w:r>
               <w:rPr>
                 <w:rStyle w:val="Hyperlink"/>
@@ -591,7 +591,7 @@
               <w:rPr>
                 <w:noProof/>
               </w:rPr>
-              <w:instrText xml:space="preserve"> PAGEREF _Toc240773462 \h </w:instrText>
+              <w:instrText xml:space="preserve"> PAGEREF _Toc240779644 \h </w:instrText>
             </w:r>
             <w:r>
               <w:rPr>
@@ -634,7 +634,7 @@
               <w14:ligatures w14:val="standardContextual"/>
             </w:rPr>
           </w:pPr>
-          <w:hyperlink w:anchor="_Toc240773463" w:history="1">
+          <w:hyperlink w:anchor="_Toc240779645" w:history="1">
             <w:r>
               <w:rPr>
                 <w:rStyle w:val="Hyperlink"/>
@@ -658,7 +658,7 @@
               <w:rPr>
                 <w:noProof/>
               </w:rPr>
-              <w:instrText xml:space="preserve"> PAGEREF _Toc240773463 \h </w:instrText>
+              <w:instrText xml:space="preserve"> PAGEREF _Toc240779645 \h </w:instrText>
             </w:r>
             <w:r>
               <w:rPr>
@@ -701,7 +701,7 @@
               <w14:ligatures w14:val="standardContextual"/>
             </w:rPr>
           </w:pPr>
-          <w:hyperlink w:anchor="_Toc240773464" w:history="1">
+          <w:hyperlink w:anchor="_Toc240779646" w:history="1">
             <w:r>
               <w:rPr>
                 <w:rStyle w:val="Hyperlink"/>
@@ -725,7 +725,7 @@
               <w:rPr>
                 <w:noProof/>
               </w:rPr>
-              <w:instrText xml:space="preserve"> PAGEREF _Toc240773464 \h </w:instrText>
+              <w:instrText xml:space="preserve"> PAGEREF _Toc240779646 \h </w:instrText>
             </w:r>
             <w:r>
               <w:rPr>
@@ -768,7 +768,7 @@
               <w14:ligatures w14:val="standardContextual"/>
             </w:rPr>
           </w:pPr>
-          <w:hyperlink w:anchor="_Toc240773465" w:history="1">
+          <w:hyperlink w:anchor="_Toc240779647" w:history="1">
             <w:r>
               <w:rPr>
                 <w:rStyle w:val="Hyperlink"/>
@@ -792,7 +792,7 @@
               <w:rPr>
                 <w:noProof/>
               </w:rPr>
-              <w:instrText xml:space="preserve"> PAGEREF _Toc240773465 \h </w:instrText>
+              <w:instrText xml:space="preserve"> PAGEREF _Toc240779647 \h </w:instrText>
             </w:r>
             <w:r>
               <w:rPr>
@@ -835,7 +835,7 @@
               <w14:ligatures w14:val="standardContextual"/>
             </w:rPr>
           </w:pPr>
-          <w:hyperlink w:anchor="_Toc240773466" w:history="1">
+          <w:hyperlink w:anchor="_Toc240779648" w:history="1">
             <w:r>
               <w:rPr>
                 <w:rStyle w:val="Hyperlink"/>
@@ -859,7 +859,7 @@
               <w:rPr>
                 <w:noProof/>
               </w:rPr>
-              <w:instrText xml:space="preserve"> PAGEREF _Toc240773466 \h </w:instrText>
+              <w:instrText xml:space="preserve"> PAGEREF _Toc240779648 \h </w:instrText>
             </w:r>
             <w:r>
               <w:rPr>
@@ -902,7 +902,7 @@
               <w14:ligatures w14:val="standardContextual"/>
             </w:rPr>
           </w:pPr>
-          <w:hyperlink w:anchor="_Toc240773467" w:history="1">
+          <w:hyperlink w:anchor="_Toc240779649" w:history="1">
             <w:r>
               <w:rPr>
                 <w:rStyle w:val="Hyperlink"/>
@@ -926,7 +926,7 @@
               <w:rPr>
                 <w:noProof/>
               </w:rPr>
-              <w:instrText xml:space="preserve"> PAGEREF _Toc240773467 \h </w:instrText>
+              <w:instrText xml:space="preserve"> PAGEREF _Toc240779649 \h </w:instrText>
             </w:r>
             <w:r>
               <w:rPr>
@@ -969,7 +969,7 @@
               <w14:ligatures w14:val="standardContextual"/>
             </w:rPr>
           </w:pPr>
-          <w:hyperlink w:anchor="_Toc240773468" w:history="1">
+          <w:hyperlink w:anchor="_Toc240779650" w:history="1">
             <w:r>
               <w:rPr>
                 <w:rStyle w:val="Hyperlink"/>
@@ -993,7 +993,7 @@
               <w:rPr>
                 <w:noProof/>
               </w:rPr>
-              <w:instrText xml:space="preserve"> PAGEREF _Toc240773468 \h </w:instrText>
+              <w:instrText xml:space="preserve"> PAGEREF _Toc240779650 \h </w:instrText>
             </w:r>
             <w:r>
               <w:rPr>
@@ -1036,7 +1036,7 @@
               <w14:ligatures w14:val="standardContextual"/>
             </w:rPr>
           </w:pPr>
-          <w:hyperlink w:anchor="_Toc240773469" w:history="1">
+          <w:hyperlink w:anchor="_Toc240779651" w:history="1">
             <w:r>
               <w:rPr>
                 <w:rStyle w:val="Hyperlink"/>
@@ -1060,7 +1060,7 @@
               <w:rPr>
                 <w:noProof/>
               </w:rPr>
-              <w:instrText xml:space="preserve"> PAGEREF _Toc240773469 \h </w:instrText>
+              <w:instrText xml:space="preserve"> PAGEREF _Toc240779651 \h </w:instrText>
             </w:r>
             <w:r>
               <w:rPr>
@@ -1103,7 +1103,7 @@
               <w14:ligatures w14:val="standardContextual"/>
             </w:rPr>
           </w:pPr>
-          <w:hyperlink w:anchor="_Toc240773470" w:history="1">
+          <w:hyperlink w:anchor="_Toc240779652" w:history="1">
             <w:r>
               <w:rPr>
                 <w:rStyle w:val="Hyperlink"/>
@@ -1127,7 +1127,7 @@
               <w:rPr>
                 <w:noProof/>
               </w:rPr>
-              <w:instrText xml:space="preserve"> PAGEREF _Toc240773470 \h </w:instrText>
+              <w:instrText xml:space="preserve"> PAGEREF _Toc240779652 \h </w:instrText>
             </w:r>
             <w:r>
               <w:rPr>
@@ -1170,7 +1170,7 @@
               <w14:ligatures w14:val="standardContextual"/>
             </w:rPr>
           </w:pPr>
-          <w:hyperlink w:anchor="_Toc240773471" w:history="1">
+          <w:hyperlink w:anchor="_Toc240779653" w:history="1">
             <w:r>
               <w:rPr>
                 <w:rStyle w:val="Hyperlink"/>
@@ -1194,7 +1194,7 @@
               <w:rPr>
                 <w:noProof/>
               </w:rPr>
-              <w:instrText xml:space="preserve"> PAGEREF _Toc240773471 \h </w:instrText>
+              <w:instrText xml:space="preserve"> PAGEREF _Toc240779653 \h </w:instrText>
             </w:r>
             <w:r>
               <w:rPr>
@@ -1237,7 +1237,7 @@
               <w14:ligatures w14:val="standardContextual"/>
             </w:rPr>
           </w:pPr>
-          <w:hyperlink w:anchor="_Toc240773472" w:history="1">
+          <w:hyperlink w:anchor="_Toc240779654" w:history="1">
             <w:r>
               <w:rPr>
                 <w:rStyle w:val="Hyperlink"/>
@@ -1261,7 +1261,7 @@
               <w:rPr>
                 <w:noProof/>
               </w:rPr>
-              <w:instrText xml:space="preserve"> PAGEREF _Toc240773472 \h </w:instrText>
+              <w:instrText xml:space="preserve"> PAGEREF _Toc240779654 \h </w:instrText>
             </w:r>
             <w:r>
               <w:rPr>
@@ -1304,7 +1304,7 @@
               <w14:ligatures w14:val="standardContextual"/>
             </w:rPr>
           </w:pPr>
-          <w:hyperlink w:anchor="_Toc240773473" w:history="1">
+          <w:hyperlink w:anchor="_Toc240779655" w:history="1">
             <w:r>
               <w:rPr>
                 <w:rStyle w:val="Hyperlink"/>
@@ -1328,7 +1328,7 @@
               <w:rPr>
                 <w:noProof/>
               </w:rPr>
-              <w:instrText xml:space="preserve"> PAGEREF _Toc240773473 \h </w:instrText>
+              <w:instrText xml:space="preserve"> PAGEREF _Toc240779655 \h </w:instrText>
             </w:r>
             <w:r>
               <w:rPr>
@@ -1371,7 +1371,7 @@
               <w14:ligatures w14:val="standardContextual"/>
             </w:rPr>
           </w:pPr>
-          <w:hyperlink w:anchor="_Toc240773474" w:history="1">
+          <w:hyperlink w:anchor="_Toc240779656" w:history="1">
             <w:r>
               <w:rPr>
                 <w:rStyle w:val="Hyperlink"/>
@@ -1395,7 +1395,7 @@
               <w:rPr>
                 <w:noProof/>
               </w:rPr>
-              <w:instrText xml:space="preserve"> PAGEREF _Toc240773474 \h </w:instrText>
+              <w:instrText xml:space="preserve"> PAGEREF _Toc240779656 \h </w:instrText>
             </w:r>
             <w:r>
               <w:rPr>
@@ -1438,7 +1438,7 @@
               <w14:ligatures w14:val="standardContextual"/>
             </w:rPr>
           </w:pPr>
-          <w:hyperlink w:anchor="_Toc240773475" w:history="1">
+          <w:hyperlink w:anchor="_Toc240779657" w:history="1">
             <w:r>
               <w:rPr>
                 <w:rStyle w:val="Hyperlink"/>
@@ -1462,7 +1462,7 @@
               <w:rPr>
                 <w:noProof/>
               </w:rPr>
-              <w:instrText xml:space="preserve"> PAGEREF _Toc240773475 \h </w:instrText>
+              <w:instrText xml:space="preserve"> PAGEREF _Toc240779657 \h </w:instrText>
             </w:r>
             <w:r>
               <w:rPr>
@@ -1505,7 +1505,7 @@
               <w14:ligatures w14:val="standardContextual"/>
             </w:rPr>
           </w:pPr>
-          <w:hyperlink w:anchor="_Toc240773476" w:history="1">
+          <w:hyperlink w:anchor="_Toc240779658" w:history="1">
             <w:r>
               <w:rPr>
                 <w:rStyle w:val="Hyperlink"/>
@@ -1529,7 +1529,7 @@
               <w:rPr>
                 <w:noProof/>
               </w:rPr>
-              <w:instrText xml:space="preserve"> PAGEREF _Toc240773476 \h </w:instrText>
+              <w:instrText xml:space="preserve"> PAGEREF _Toc240779658 \h </w:instrText>
             </w:r>
             <w:r>
               <w:rPr>
@@ -1572,7 +1572,7 @@
               <w14:ligatures w14:val="standardContextual"/>
             </w:rPr>
           </w:pPr>
-          <w:hyperlink w:anchor="_Toc240773477" w:history="1">
+          <w:hyperlink w:anchor="_Toc240779659" w:history="1">
             <w:r>
               <w:rPr>
                 <w:rStyle w:val="Hyperlink"/>
@@ -1596,7 +1596,7 @@
               <w:rPr>
                 <w:noProof/>
               </w:rPr>
-              <w:instrText xml:space="preserve"> PAGEREF _Toc240773477 \h </w:instrText>
+              <w:instrText xml:space="preserve"> PAGEREF _Toc240779659 \h </w:instrText>
             </w:r>
             <w:r>
               <w:rPr>
@@ -1635,7 +1635,7 @@
         <w:pStyle w:val="Heading1"/>
         <w:pageBreakBefore/>
       </w:pPr>
-      <w:bookmarkStart w:id="0" w:name="_Toc240773462"/>
+      <w:bookmarkStart w:id="0" w:name="_Toc240779644"/>
       <w:r>
         <w:lastRenderedPageBreak/>
         <w:t>1. Your role at a glance</w:t>
@@ -1795,7 +1795,7 @@
           <w:left w:w="10" w:type="dxa"/>
           <w:right w:w="10" w:type="dxa"/>
         </w:tblCellMar>
-        <w:tblLook w:val="04A0" w:firstRow="1" w:lastRow="0" w:firstColumn="1" w:lastColumn="0" w:noHBand="0" w:noVBand="1"/>
+        <w:tblLook w:val="0000" w:firstRow="0" w:lastRow="0" w:firstColumn="0" w:lastColumn="0" w:noHBand="0" w:noVBand="0"/>
       </w:tblPr>
       <w:tblGrid>
         <w:gridCol w:w="9412"/>
@@ -1855,7 +1855,7 @@
         <w:pStyle w:val="Heading1"/>
         <w:pageBreakBefore/>
       </w:pPr>
-      <w:bookmarkStart w:id="1" w:name="_Toc240773463"/>
+      <w:bookmarkStart w:id="1" w:name="_Toc240779645"/>
       <w:r>
         <w:lastRenderedPageBreak/>
         <w:t>2. Signing in and your screens</w:t>
@@ -1866,7 +1866,7 @@
       <w:pPr>
         <w:pStyle w:val="Heading2"/>
       </w:pPr>
-      <w:bookmarkStart w:id="2" w:name="_Toc240773464"/>
+      <w:bookmarkStart w:id="2" w:name="_Toc240779646"/>
       <w:r>
         <w:t>Signing in</w:t>
       </w:r>
@@ -1949,7 +1949,7 @@
           <w:noProof/>
         </w:rPr>
         <w:drawing>
-          <wp:inline distT="0" distB="0" distL="0" distR="0" wp14:anchorId="7B175C32" wp14:editId="4A38EC8A">
+          <wp:inline distT="0" distB="0" distL="0" distR="0" wp14:anchorId="53A4FCCA" wp14:editId="7B82BA81">
             <wp:extent cx="5334000" cy="2333625"/>
             <wp:effectExtent l="0" t="0" r="0" b="0"/>
             <wp:docPr id="1" name="adm_login.jpg" descr="The sign-in screen for all internal staff." title="The sign-in screen for all internal staff."/>
@@ -2057,7 +2057,7 @@
           <w:left w:w="10" w:type="dxa"/>
           <w:right w:w="10" w:type="dxa"/>
         </w:tblCellMar>
-        <w:tblLook w:val="04A0" w:firstRow="1" w:lastRow="0" w:firstColumn="1" w:lastColumn="0" w:noHBand="0" w:noVBand="1"/>
+        <w:tblLook w:val="0000" w:firstRow="0" w:lastRow="0" w:firstColumn="0" w:lastColumn="0" w:noHBand="0" w:noVBand="0"/>
       </w:tblPr>
       <w:tblGrid>
         <w:gridCol w:w="9412"/>
@@ -2116,7 +2116,7 @@
       <w:pPr>
         <w:pStyle w:val="Heading2"/>
       </w:pPr>
-      <w:bookmarkStart w:id="3" w:name="_Toc240773465"/>
+      <w:bookmarkStart w:id="3" w:name="_Toc240779647"/>
       <w:r>
         <w:t>Finding your way around</w:t>
       </w:r>
@@ -2291,7 +2291,7 @@
         </w:rPr>
         <w:lastRenderedPageBreak/>
         <w:drawing>
-          <wp:inline distT="0" distB="0" distL="0" distR="0" wp14:anchorId="04D74613" wp14:editId="51A7F582">
+          <wp:inline distT="0" distB="0" distL="0" distR="0" wp14:anchorId="6139E0FF" wp14:editId="0479737A">
             <wp:extent cx="5715000" cy="1876425"/>
             <wp:effectExtent l="0" t="0" r="0" b="0"/>
             <wp:docPr id="2" name="adm_not_your_role.jpg" descr="Opening a screen outside your role (for example from an old bookmark) shows this card instead of the screen." title="Opening a screen outside your role (for example from an old bookmark) shows this card instead of the screen."/>
@@ -2360,7 +2360,7 @@
       <w:pPr>
         <w:pStyle w:val="Heading2"/>
       </w:pPr>
-      <w:bookmarkStart w:id="4" w:name="_Toc240773466"/>
+      <w:bookmarkStart w:id="4" w:name="_Toc240779648"/>
       <w:r>
         <w:t>Your screens</w:t>
       </w:r>
@@ -2381,7 +2381,7 @@
           <w:left w:w="10" w:type="dxa"/>
           <w:right w:w="10" w:type="dxa"/>
         </w:tblCellMar>
-        <w:tblLook w:val="04A0" w:firstRow="1" w:lastRow="0" w:firstColumn="1" w:lastColumn="0" w:noHBand="0" w:noVBand="1"/>
+        <w:tblLook w:val="0000" w:firstRow="0" w:lastRow="0" w:firstColumn="0" w:lastColumn="0" w:noHBand="0" w:noVBand="0"/>
       </w:tblPr>
       <w:tblGrid>
         <w:gridCol w:w="2824"/>
@@ -2694,7 +2694,7 @@
       <w:pPr>
         <w:pStyle w:val="Heading2"/>
       </w:pPr>
-      <w:bookmarkStart w:id="5" w:name="_Toc240773467"/>
+      <w:bookmarkStart w:id="5" w:name="_Toc240779649"/>
       <w:r>
         <w:t>Changing your password</w:t>
       </w:r>
@@ -2777,7 +2777,7 @@
           <w:noProof/>
         </w:rPr>
         <w:drawing>
-          <wp:inline distT="0" distB="0" distL="0" distR="0" wp14:anchorId="33825551" wp14:editId="2A0FDD24">
+          <wp:inline distT="0" distB="0" distL="0" distR="0" wp14:anchorId="424FC4D2" wp14:editId="093E7A4B">
             <wp:extent cx="5334000" cy="2171700"/>
             <wp:effectExtent l="0" t="0" r="0" b="0"/>
             <wp:docPr id="3" name="adm_account.jpg" descr="Change Password screen." title="Change Password screen."/>
@@ -2865,7 +2865,7 @@
         <w:pStyle w:val="Heading1"/>
         <w:pageBreakBefore/>
       </w:pPr>
-      <w:bookmarkStart w:id="6" w:name="_Toc240773468"/>
+      <w:bookmarkStart w:id="6" w:name="_Toc240779650"/>
       <w:r>
         <w:lastRenderedPageBreak/>
         <w:t>3. Your routine</w:t>
@@ -2895,7 +2895,7 @@
           <w:left w:w="10" w:type="dxa"/>
           <w:right w:w="10" w:type="dxa"/>
         </w:tblCellMar>
-        <w:tblLook w:val="04A0" w:firstRow="1" w:lastRow="0" w:firstColumn="1" w:lastColumn="0" w:noHBand="0" w:noVBand="1"/>
+        <w:tblLook w:val="0000" w:firstRow="0" w:lastRow="0" w:firstColumn="0" w:lastColumn="0" w:noHBand="0" w:noVBand="0"/>
       </w:tblPr>
       <w:tblGrid>
         <w:gridCol w:w="2071"/>
@@ -3209,7 +3209,7 @@
         <w:pStyle w:val="Heading1"/>
         <w:pageBreakBefore/>
       </w:pPr>
-      <w:bookmarkStart w:id="7" w:name="_Toc240773469"/>
+      <w:bookmarkStart w:id="7" w:name="_Toc240779651"/>
       <w:r>
         <w:lastRenderedPageBreak/>
         <w:t>4. Step-by-step tasks</w:t>
@@ -3220,7 +3220,7 @@
       <w:pPr>
         <w:pStyle w:val="Heading2"/>
       </w:pPr>
-      <w:bookmarkStart w:id="8" w:name="_Toc240773470"/>
+      <w:bookmarkStart w:id="8" w:name="_Toc240779652"/>
       <w:r>
         <w:t>4.1 Reading the QA Dashboard</w:t>
       </w:r>
@@ -3260,7 +3260,7 @@
           <w:noProof/>
         </w:rPr>
         <w:drawing>
-          <wp:inline distT="0" distB="0" distL="0" distR="0" wp14:anchorId="3DA38A51" wp14:editId="45FE0FE8">
+          <wp:inline distT="0" distB="0" distL="0" distR="0" wp14:anchorId="3CE64618" wp14:editId="691BDF0F">
             <wp:extent cx="5334000" cy="2333625"/>
             <wp:effectExtent l="0" t="0" r="0" b="0"/>
             <wp:docPr id="4" name="qa_dashboard.jpg" descr="QA Dashboard." title="QA Dashboard."/>
@@ -3367,7 +3367,7 @@
       <w:pPr>
         <w:pStyle w:val="Heading2"/>
       </w:pPr>
-      <w:bookmarkStart w:id="9" w:name="_Toc240773471"/>
+      <w:bookmarkStart w:id="9" w:name="_Toc240779653"/>
       <w:r>
         <w:t>4.2 Reviewing questionnaires in the QA Queue</w:t>
       </w:r>
@@ -3407,7 +3407,7 @@
           <w:noProof/>
         </w:rPr>
         <w:drawing>
-          <wp:inline distT="0" distB="0" distL="0" distR="0" wp14:anchorId="3EB4FFE3" wp14:editId="40C981AE">
+          <wp:inline distT="0" distB="0" distL="0" distR="0" wp14:anchorId="6D492235" wp14:editId="29B22A57">
             <wp:extent cx="5334000" cy="3333750"/>
             <wp:effectExtent l="0" t="0" r="0" b="0"/>
             <wp:docPr id="5" name="qa_queue.jpg" descr="QUAN QA Queue with the KoboToolbox sync panel." title="QUAN QA Queue with the KoboToolbox sync panel."/>
@@ -3605,7 +3605,7 @@
           <w:left w:w="10" w:type="dxa"/>
           <w:right w:w="10" w:type="dxa"/>
         </w:tblCellMar>
-        <w:tblLook w:val="04A0" w:firstRow="1" w:lastRow="0" w:firstColumn="1" w:lastColumn="0" w:noHBand="0" w:noVBand="1"/>
+        <w:tblLook w:val="0000" w:firstRow="0" w:lastRow="0" w:firstColumn="0" w:lastColumn="0" w:noHBand="0" w:noVBand="0"/>
       </w:tblPr>
       <w:tblGrid>
         <w:gridCol w:w="2353"/>
@@ -4051,7 +4051,7 @@
           <w:left w:w="10" w:type="dxa"/>
           <w:right w:w="10" w:type="dxa"/>
         </w:tblCellMar>
-        <w:tblLook w:val="04A0" w:firstRow="1" w:lastRow="0" w:firstColumn="1" w:lastColumn="0" w:noHBand="0" w:noVBand="1"/>
+        <w:tblLook w:val="0000" w:firstRow="0" w:lastRow="0" w:firstColumn="0" w:lastColumn="0" w:noHBand="0" w:noVBand="0"/>
       </w:tblPr>
       <w:tblGrid>
         <w:gridCol w:w="9412"/>
@@ -4146,7 +4146,7 @@
       <w:pPr>
         <w:pStyle w:val="Heading2"/>
       </w:pPr>
-      <w:bookmarkStart w:id="10" w:name="_Toc240773472"/>
+      <w:bookmarkStart w:id="10" w:name="_Toc240779654"/>
       <w:r>
         <w:t>4.3 Working QA exceptions</w:t>
       </w:r>
@@ -4211,7 +4211,7 @@
         </w:rPr>
         <w:lastRenderedPageBreak/>
         <w:drawing>
-          <wp:inline distT="0" distB="0" distL="0" distR="0" wp14:anchorId="0D80BE5D" wp14:editId="1F13BA92">
+          <wp:inline distT="0" distB="0" distL="0" distR="0" wp14:anchorId="330F126A" wp14:editId="644238EF">
             <wp:extent cx="5334000" cy="3333750"/>
             <wp:effectExtent l="0" t="0" r="0" b="0"/>
             <wp:docPr id="6" name="qa_exceptions.jpg" descr="QA Exception Queue." title="QA Exception Queue."/>
@@ -4407,7 +4407,7 @@
       <w:pPr>
         <w:pStyle w:val="Heading2"/>
       </w:pPr>
-      <w:bookmarkStart w:id="11" w:name="_Toc240773473"/>
+      <w:bookmarkStart w:id="11" w:name="_Toc240779655"/>
       <w:r>
         <w:t>4.4 Downloading or emailing completed forms (Form PDFs)</w:t>
       </w:r>
@@ -4447,7 +4447,7 @@
           <w:noProof/>
         </w:rPr>
         <w:drawing>
-          <wp:inline distT="0" distB="0" distL="0" distR="0" wp14:anchorId="52E94323" wp14:editId="59C17639">
+          <wp:inline distT="0" distB="0" distL="0" distR="0" wp14:anchorId="5B8F0D27" wp14:editId="19F87354">
             <wp:extent cx="5334000" cy="2914650"/>
             <wp:effectExtent l="0" t="0" r="0" b="0"/>
             <wp:docPr id="7" name="qa_form_pdfs.jpg" descr="Completed form PDFs." title="Completed form PDFs."/>
@@ -4628,7 +4628,7 @@
           <w:left w:w="10" w:type="dxa"/>
           <w:right w:w="10" w:type="dxa"/>
         </w:tblCellMar>
-        <w:tblLook w:val="04A0" w:firstRow="1" w:lastRow="0" w:firstColumn="1" w:lastColumn="0" w:noHBand="0" w:noVBand="1"/>
+        <w:tblLook w:val="0000" w:firstRow="0" w:lastRow="0" w:firstColumn="0" w:lastColumn="0" w:noHBand="0" w:noVBand="0"/>
       </w:tblPr>
       <w:tblGrid>
         <w:gridCol w:w="9412"/>
@@ -4687,7 +4687,7 @@
       <w:pPr>
         <w:pStyle w:val="Heading2"/>
       </w:pPr>
-      <w:bookmarkStart w:id="12" w:name="_Toc240773474"/>
+      <w:bookmarkStart w:id="12" w:name="_Toc240779656"/>
       <w:r>
         <w:t>4.5 Writing good QA notes</w:t>
       </w:r>
@@ -4755,7 +4755,7 @@
         <w:pStyle w:val="Heading1"/>
         <w:pageBreakBefore/>
       </w:pPr>
-      <w:bookmarkStart w:id="13" w:name="_Toc240773475"/>
+      <w:bookmarkStart w:id="13" w:name="_Toc240779657"/>
       <w:r>
         <w:lastRenderedPageBreak/>
         <w:t>5. Rules you must follow</w:t>
@@ -4906,7 +4906,7 @@
         <w:pStyle w:val="Heading1"/>
         <w:pageBreakBefore/>
       </w:pPr>
-      <w:bookmarkStart w:id="14" w:name="_Toc240773476"/>
+      <w:bookmarkStart w:id="14" w:name="_Toc240779658"/>
       <w:r>
         <w:lastRenderedPageBreak/>
         <w:t>6. Troubleshooting</w:t>
@@ -4928,7 +4928,7 @@
           <w:left w:w="10" w:type="dxa"/>
           <w:right w:w="10" w:type="dxa"/>
         </w:tblCellMar>
-        <w:tblLook w:val="04A0" w:firstRow="1" w:lastRow="0" w:firstColumn="1" w:lastColumn="0" w:noHBand="0" w:noVBand="1"/>
+        <w:tblLook w:val="0000" w:firstRow="0" w:lastRow="0" w:firstColumn="0" w:lastColumn="0" w:noHBand="0" w:noVBand="0"/>
       </w:tblPr>
       <w:tblGrid>
         <w:gridCol w:w="2635"/>
@@ -5933,7 +5933,7 @@
         <w:pStyle w:val="Heading1"/>
         <w:pageBreakBefore/>
       </w:pPr>
-      <w:bookmarkStart w:id="15" w:name="_Toc240773477"/>
+      <w:bookmarkStart w:id="15" w:name="_Toc240779659"/>
       <w:r>
         <w:lastRenderedPageBreak/>
         <w:t>7. Quick reference</w:t>
@@ -5955,7 +5955,7 @@
           <w:left w:w="10" w:type="dxa"/>
           <w:right w:w="10" w:type="dxa"/>
         </w:tblCellMar>
-        <w:tblLook w:val="04A0" w:firstRow="1" w:lastRow="0" w:firstColumn="1" w:lastColumn="0" w:noHBand="0" w:noVBand="1"/>
+        <w:tblLook w:val="0000" w:firstRow="0" w:lastRow="0" w:firstColumn="0" w:lastColumn="0" w:noHBand="0" w:noVBand="0"/>
       </w:tblPr>
       <w:tblGrid>
         <w:gridCol w:w="2824"/>
@@ -6375,7 +6375,7 @@
         <w:sz w:val="16"/>
         <w:szCs w:val="16"/>
       </w:rPr>
-      <w:t>Version 1.4 · 20 September 2026</w:t>
+      <w:t>Version 1.5 · 20 September 2026</w:t>
     </w:r>
     <w:r>
       <w:rPr>
@@ -6548,10 +6548,10 @@
 <file path=word/numbering.xml><?xml version="1.0" encoding="utf-8"?>
 <w:numbering xmlns:wpc="http://schemas.microsoft.com/office/word/2010/wordprocessingCanvas" xmlns:cx="http://schemas.microsoft.com/office/drawing/2014/chartex" xmlns:cx1="http://schemas.microsoft.com/office/drawing/2015/9/8/chartex" xmlns:cx2="http://schemas.microsoft.com/office/drawing/2015/10/21/chartex" xmlns:cx3="http://schemas.microsoft.com/office/drawing/2016/5/9/chartex" xmlns:cx4="http://schemas.microsoft.com/office/drawing/2016/5/10/chartex" xmlns:cx5="http://schemas.microsoft.com/office/drawing/2016/5/11/chartex" xmlns:cx6="http://schemas.microsoft.com/office/drawing/2016/5/12/chartex" xmlns:cx7="http://schemas.microsoft.com/office/drawing/2016/5/13/chartex" xmlns:cx8="http://schemas.microsoft.com/office/drawing/2016/5/14/chartex" xmlns:mc="http://schemas.openxmlformats.org/markup-compatibility/2006" xmlns:aink="http://schemas.microsoft.com/office/drawing/2016/ink" xmlns:am3d="http://schemas.microsoft.com/office/drawing/2017/model3d" xmlns:o="urn:schemas-microsoft-com:office:office" xmlns:oel="http://schemas.microsoft.com/office/2019/extlst" xmlns:r="http://schemas.openxmlformats.org/officeDocument/2006/relationships" xmlns:m="http://schemas.openxmlformats.org/officeDocument/2006/math" xmlns:v="urn:schemas-microsoft-com:vml" xmlns:wp14="http://schemas.microsoft.com/office/word/2010/wordprocessingDrawing" xmlns:wp="http://schemas.openxmlformats.org/drawingml/2006/wordprocessingDrawing" xmlns:w10="urn:schemas-microsoft-com:office:word" xmlns:w="http://schemas.openxmlformats.org/wordprocessingml/2006/main" xmlns:w14="http://schemas.microsoft.com/office/word/2010/wordml" xmlns:w15="http://schemas.microsoft.com/office/word/2012/wordml" xmlns:w16cex="http://schemas.microsoft.com/office/word/2018/wordml/cex" xmlns:w16cid="http://schemas.microsoft.com/office/word/2016/wordml/cid" xmlns:w16="http://schemas.microsoft.com/office/word/2018/wordml" xmlns:w16sdtdh="http://schemas.microsoft.com/office/word/2020/wordml/sdtdatahash" xmlns:w16se="http://schemas.microsoft.com/office/word/2015/wordml/symex" xmlns:wpg="http://schemas.microsoft.com/office/word/2010/wordprocessingGroup" xmlns:wpi="http://schemas.microsoft.com/office/word/2010/wordprocessingInk" xmlns:wne="http://schemas.microsoft.com/office/word/2006/wordml" xmlns:wps="http://schemas.microsoft.com/office/word/2010/wordprocessingShape" mc:Ignorable="w14 w15 w16se w16cid w16 w16cex w16sdtdh wp14">
   <w:abstractNum w:abstractNumId="0" w15:restartNumberingAfterBreak="0">
-    <w:nsid w:val="14FB04D8"/>
+    <w:nsid w:val="07311255"/>
     <w:multiLevelType w:val="hybridMultilevel"/>
-    <w:tmpl w:val="F52E8002"/>
-    <w:lvl w:ilvl="0" w:tplc="36E2E62C">
+    <w:tmpl w:val="0E14625E"/>
+    <w:lvl w:ilvl="0" w:tplc="0DC0F96E">
       <w:start w:val="1"/>
       <w:numFmt w:val="decimal"/>
       <w:lvlText w:val="%1."/>
@@ -6565,196 +6565,170 @@
         <w:color w:val="A67C27"/>
       </w:rPr>
     </w:lvl>
-    <w:lvl w:ilvl="1" w:tplc="B34E36B2">
+    <w:lvl w:ilvl="1" w:tplc="9EF249D0">
       <w:numFmt w:val="decimal"/>
       <w:lvlText w:val=""/>
       <w:lvlJc w:val="left"/>
     </w:lvl>
-    <w:lvl w:ilvl="2" w:tplc="B6BA7FAE">
+    <w:lvl w:ilvl="2" w:tplc="1D1C3AE0">
       <w:numFmt w:val="decimal"/>
       <w:lvlText w:val=""/>
       <w:lvlJc w:val="left"/>
     </w:lvl>
-    <w:lvl w:ilvl="3" w:tplc="D236ED08">
+    <w:lvl w:ilvl="3" w:tplc="2F74EAAC">
       <w:numFmt w:val="decimal"/>
       <w:lvlText w:val=""/>
       <w:lvlJc w:val="left"/>
     </w:lvl>
-    <w:lvl w:ilvl="4" w:tplc="DB2002F8">
+    <w:lvl w:ilvl="4" w:tplc="49F49D2A">
       <w:numFmt w:val="decimal"/>
       <w:lvlText w:val=""/>
       <w:lvlJc w:val="left"/>
     </w:lvl>
-    <w:lvl w:ilvl="5" w:tplc="6616EA56">
+    <w:lvl w:ilvl="5" w:tplc="E8B61DC2">
       <w:numFmt w:val="decimal"/>
       <w:lvlText w:val=""/>
       <w:lvlJc w:val="left"/>
     </w:lvl>
-    <w:lvl w:ilvl="6" w:tplc="7C542F3E">
+    <w:lvl w:ilvl="6" w:tplc="EE96794E">
       <w:numFmt w:val="decimal"/>
       <w:lvlText w:val=""/>
       <w:lvlJc w:val="left"/>
     </w:lvl>
-    <w:lvl w:ilvl="7" w:tplc="A498E928">
+    <w:lvl w:ilvl="7" w:tplc="456CC260">
       <w:numFmt w:val="decimal"/>
       <w:lvlText w:val=""/>
       <w:lvlJc w:val="left"/>
     </w:lvl>
-    <w:lvl w:ilvl="8" w:tplc="31DC358A">
+    <w:lvl w:ilvl="8" w:tplc="63820D1E">
       <w:numFmt w:val="decimal"/>
       <w:lvlText w:val=""/>
       <w:lvlJc w:val="left"/>
     </w:lvl>
   </w:abstractNum>
   <w:abstractNum w:abstractNumId="1" w15:restartNumberingAfterBreak="0">
-    <w:nsid w:val="156164A7"/>
+    <w:nsid w:val="157F528A"/>
     <w:multiLevelType w:val="hybridMultilevel"/>
-    <w:tmpl w:val="2E6EB20A"/>
-    <w:lvl w:ilvl="0" w:tplc="D5C8E6A4">
+    <w:tmpl w:val="61660730"/>
+    <w:lvl w:ilvl="0" w:tplc="39D613DA">
       <w:start w:val="1"/>
-      <w:numFmt w:val="bullet"/>
-      <w:lvlText w:val="●"/>
+      <w:numFmt w:val="decimal"/>
+      <w:lvlText w:val="%1."/>
       <w:lvlJc w:val="left"/>
       <w:pPr>
-        <w:ind w:left="720" w:hanging="360"/>
-      </w:pPr>
+        <w:ind w:left="460" w:hanging="360"/>
+      </w:pPr>
+      <w:rPr>
+        <w:b/>
+        <w:bCs/>
+        <w:color w:val="A67C27"/>
+      </w:rPr>
     </w:lvl>
-    <w:lvl w:ilvl="1" w:tplc="D3E22698">
-      <w:start w:val="1"/>
-      <w:numFmt w:val="bullet"/>
-      <w:lvlText w:val="○"/>
-      <w:lvlJc w:val="left"/>
-      <w:pPr>
-        <w:ind w:left="1440" w:hanging="360"/>
-      </w:pPr>
-    </w:lvl>
-    <w:lvl w:ilvl="2" w:tplc="0A84D2A6">
-      <w:start w:val="1"/>
-      <w:numFmt w:val="bullet"/>
-      <w:lvlText w:val="■"/>
-      <w:lvlJc w:val="left"/>
-      <w:pPr>
-        <w:ind w:left="2160" w:hanging="360"/>
-      </w:pPr>
-    </w:lvl>
-    <w:lvl w:ilvl="3" w:tplc="D548BC64">
-      <w:start w:val="1"/>
-      <w:numFmt w:val="bullet"/>
-      <w:lvlText w:val="●"/>
-      <w:lvlJc w:val="left"/>
-      <w:pPr>
-        <w:ind w:left="2880" w:hanging="360"/>
-      </w:pPr>
-    </w:lvl>
-    <w:lvl w:ilvl="4" w:tplc="CECE6354">
-      <w:start w:val="1"/>
-      <w:numFmt w:val="bullet"/>
-      <w:lvlText w:val="○"/>
-      <w:lvlJc w:val="left"/>
-      <w:pPr>
-        <w:ind w:left="3600" w:hanging="360"/>
-      </w:pPr>
-    </w:lvl>
-    <w:lvl w:ilvl="5" w:tplc="0F8CCF72">
-      <w:start w:val="1"/>
-      <w:numFmt w:val="bullet"/>
-      <w:lvlText w:val="■"/>
-      <w:lvlJc w:val="left"/>
-      <w:pPr>
-        <w:ind w:left="4320" w:hanging="360"/>
-      </w:pPr>
-    </w:lvl>
-    <w:lvl w:ilvl="6" w:tplc="F6466076">
-      <w:start w:val="1"/>
-      <w:numFmt w:val="bullet"/>
-      <w:lvlText w:val="●"/>
-      <w:lvlJc w:val="left"/>
-      <w:pPr>
-        <w:ind w:left="5040" w:hanging="360"/>
-      </w:pPr>
-    </w:lvl>
-    <w:lvl w:ilvl="7" w:tplc="F9223360">
-      <w:start w:val="1"/>
-      <w:numFmt w:val="bullet"/>
-      <w:lvlText w:val="●"/>
-      <w:lvlJc w:val="left"/>
-      <w:pPr>
-        <w:ind w:left="5760" w:hanging="360"/>
-      </w:pPr>
-    </w:lvl>
-    <w:lvl w:ilvl="8" w:tplc="630C6292">
-      <w:start w:val="1"/>
-      <w:numFmt w:val="bullet"/>
-      <w:lvlText w:val="●"/>
-      <w:lvlJc w:val="left"/>
-      <w:pPr>
-        <w:ind w:left="6480" w:hanging="360"/>
-      </w:pPr>
-    </w:lvl>
-  </w:abstractNum>
-  <w:abstractNum w:abstractNumId="2" w15:restartNumberingAfterBreak="0">
-    <w:nsid w:val="201C0AB9"/>
-    <w:multiLevelType w:val="hybridMultilevel"/>
-    <w:tmpl w:val="0F741D4A"/>
-    <w:lvl w:ilvl="0" w:tplc="13CCFF9C">
-      <w:start w:val="1"/>
-      <w:numFmt w:val="bullet"/>
-      <w:lvlText w:val="•"/>
-      <w:lvlJc w:val="left"/>
-      <w:pPr>
-        <w:ind w:left="460" w:hanging="280"/>
-      </w:pPr>
-    </w:lvl>
-    <w:lvl w:ilvl="1" w:tplc="BE6E0788">
-      <w:start w:val="1"/>
-      <w:numFmt w:val="bullet"/>
-      <w:lvlText w:val="–"/>
-      <w:lvlJc w:val="left"/>
-      <w:pPr>
-        <w:ind w:left="900" w:hanging="280"/>
-      </w:pPr>
-    </w:lvl>
-    <w:lvl w:ilvl="2" w:tplc="2FEE2C10">
+    <w:lvl w:ilvl="1" w:tplc="17DA50C8">
       <w:numFmt w:val="decimal"/>
       <w:lvlText w:val=""/>
       <w:lvlJc w:val="left"/>
     </w:lvl>
-    <w:lvl w:ilvl="3" w:tplc="E150681C">
+    <w:lvl w:ilvl="2" w:tplc="62908A96">
       <w:numFmt w:val="decimal"/>
       <w:lvlText w:val=""/>
       <w:lvlJc w:val="left"/>
     </w:lvl>
-    <w:lvl w:ilvl="4" w:tplc="6EB0C5CC">
+    <w:lvl w:ilvl="3" w:tplc="3D6CDAC8">
       <w:numFmt w:val="decimal"/>
       <w:lvlText w:val=""/>
       <w:lvlJc w:val="left"/>
     </w:lvl>
-    <w:lvl w:ilvl="5" w:tplc="D2F2347A">
+    <w:lvl w:ilvl="4" w:tplc="C146365E">
       <w:numFmt w:val="decimal"/>
       <w:lvlText w:val=""/>
       <w:lvlJc w:val="left"/>
     </w:lvl>
-    <w:lvl w:ilvl="6" w:tplc="92487A26">
+    <w:lvl w:ilvl="5" w:tplc="23DABC34">
       <w:numFmt w:val="decimal"/>
       <w:lvlText w:val=""/>
       <w:lvlJc w:val="left"/>
     </w:lvl>
-    <w:lvl w:ilvl="7" w:tplc="A5309B3E">
+    <w:lvl w:ilvl="6" w:tplc="A67C734C">
       <w:numFmt w:val="decimal"/>
       <w:lvlText w:val=""/>
       <w:lvlJc w:val="left"/>
     </w:lvl>
-    <w:lvl w:ilvl="8" w:tplc="2F1A7E7C">
+    <w:lvl w:ilvl="7" w:tplc="BB80B822">
+      <w:numFmt w:val="decimal"/>
+      <w:lvlText w:val=""/>
+      <w:lvlJc w:val="left"/>
+    </w:lvl>
+    <w:lvl w:ilvl="8" w:tplc="81565338">
+      <w:numFmt w:val="decimal"/>
+      <w:lvlText w:val=""/>
+      <w:lvlJc w:val="left"/>
+    </w:lvl>
+  </w:abstractNum>
+  <w:abstractNum w:abstractNumId="2" w15:restartNumberingAfterBreak="0">
+    <w:nsid w:val="15CC6BB4"/>
+    <w:multiLevelType w:val="hybridMultilevel"/>
+    <w:tmpl w:val="42EE37BE"/>
+    <w:lvl w:ilvl="0" w:tplc="C4382146">
+      <w:start w:val="1"/>
+      <w:numFmt w:val="decimal"/>
+      <w:lvlText w:val="%1."/>
+      <w:lvlJc w:val="left"/>
+      <w:pPr>
+        <w:ind w:left="460" w:hanging="360"/>
+      </w:pPr>
+      <w:rPr>
+        <w:b/>
+        <w:bCs/>
+        <w:color w:val="A67C27"/>
+      </w:rPr>
+    </w:lvl>
+    <w:lvl w:ilvl="1" w:tplc="DABC00A6">
+      <w:numFmt w:val="decimal"/>
+      <w:lvlText w:val=""/>
+      <w:lvlJc w:val="left"/>
+    </w:lvl>
+    <w:lvl w:ilvl="2" w:tplc="4E1A9588">
+      <w:numFmt w:val="decimal"/>
+      <w:lvlText w:val=""/>
+      <w:lvlJc w:val="left"/>
+    </w:lvl>
+    <w:lvl w:ilvl="3" w:tplc="133E800E">
+      <w:numFmt w:val="decimal"/>
+      <w:lvlText w:val=""/>
+      <w:lvlJc w:val="left"/>
+    </w:lvl>
+    <w:lvl w:ilvl="4" w:tplc="23DADD06">
+      <w:numFmt w:val="decimal"/>
+      <w:lvlText w:val=""/>
+      <w:lvlJc w:val="left"/>
+    </w:lvl>
+    <w:lvl w:ilvl="5" w:tplc="AE940D90">
+      <w:numFmt w:val="decimal"/>
+      <w:lvlText w:val=""/>
+      <w:lvlJc w:val="left"/>
+    </w:lvl>
+    <w:lvl w:ilvl="6" w:tplc="CE02C5C4">
+      <w:numFmt w:val="decimal"/>
+      <w:lvlText w:val=""/>
+      <w:lvlJc w:val="left"/>
+    </w:lvl>
+    <w:lvl w:ilvl="7" w:tplc="AB52DF78">
+      <w:numFmt w:val="decimal"/>
+      <w:lvlText w:val=""/>
+      <w:lvlJc w:val="left"/>
+    </w:lvl>
+    <w:lvl w:ilvl="8" w:tplc="A6E8A5B0">
       <w:numFmt w:val="decimal"/>
       <w:lvlText w:val=""/>
       <w:lvlJc w:val="left"/>
     </w:lvl>
   </w:abstractNum>
   <w:abstractNum w:abstractNumId="3" w15:restartNumberingAfterBreak="0">
-    <w:nsid w:val="3C1F3F29"/>
+    <w:nsid w:val="20186D52"/>
     <w:multiLevelType w:val="hybridMultilevel"/>
-    <w:tmpl w:val="6CA46282"/>
-    <w:lvl w:ilvl="0" w:tplc="9530E2AC">
+    <w:tmpl w:val="5CFA442A"/>
+    <w:lvl w:ilvl="0" w:tplc="89561EC2">
       <w:start w:val="1"/>
       <w:numFmt w:val="decimal"/>
       <w:lvlText w:val="%1."/>
@@ -6768,52 +6742,52 @@
         <w:color w:val="A67C27"/>
       </w:rPr>
     </w:lvl>
-    <w:lvl w:ilvl="1" w:tplc="6ED8DC9C">
+    <w:lvl w:ilvl="1" w:tplc="59EE8696">
       <w:numFmt w:val="decimal"/>
       <w:lvlText w:val=""/>
       <w:lvlJc w:val="left"/>
     </w:lvl>
-    <w:lvl w:ilvl="2" w:tplc="D51ACFB4">
+    <w:lvl w:ilvl="2" w:tplc="B44A1B70">
       <w:numFmt w:val="decimal"/>
       <w:lvlText w:val=""/>
       <w:lvlJc w:val="left"/>
     </w:lvl>
-    <w:lvl w:ilvl="3" w:tplc="A21803F4">
+    <w:lvl w:ilvl="3" w:tplc="EC82CDF4">
       <w:numFmt w:val="decimal"/>
       <w:lvlText w:val=""/>
       <w:lvlJc w:val="left"/>
     </w:lvl>
-    <w:lvl w:ilvl="4" w:tplc="F9584EA4">
+    <w:lvl w:ilvl="4" w:tplc="9BD82B02">
       <w:numFmt w:val="decimal"/>
       <w:lvlText w:val=""/>
       <w:lvlJc w:val="left"/>
     </w:lvl>
-    <w:lvl w:ilvl="5" w:tplc="684C81F6">
+    <w:lvl w:ilvl="5" w:tplc="34C82A90">
       <w:numFmt w:val="decimal"/>
       <w:lvlText w:val=""/>
       <w:lvlJc w:val="left"/>
     </w:lvl>
-    <w:lvl w:ilvl="6" w:tplc="3E049596">
+    <w:lvl w:ilvl="6" w:tplc="3794A49A">
       <w:numFmt w:val="decimal"/>
       <w:lvlText w:val=""/>
       <w:lvlJc w:val="left"/>
     </w:lvl>
-    <w:lvl w:ilvl="7" w:tplc="19EE10A4">
+    <w:lvl w:ilvl="7" w:tplc="4AFADFB6">
       <w:numFmt w:val="decimal"/>
       <w:lvlText w:val=""/>
       <w:lvlJc w:val="left"/>
     </w:lvl>
-    <w:lvl w:ilvl="8" w:tplc="D436BAEA">
+    <w:lvl w:ilvl="8" w:tplc="F1BA0DA4">
       <w:numFmt w:val="decimal"/>
       <w:lvlText w:val=""/>
       <w:lvlJc w:val="left"/>
     </w:lvl>
   </w:abstractNum>
   <w:abstractNum w:abstractNumId="4" w15:restartNumberingAfterBreak="0">
-    <w:nsid w:val="532748E3"/>
+    <w:nsid w:val="218939F2"/>
     <w:multiLevelType w:val="hybridMultilevel"/>
-    <w:tmpl w:val="D974B7DA"/>
-    <w:lvl w:ilvl="0" w:tplc="BA8068CE">
+    <w:tmpl w:val="55A8910A"/>
+    <w:lvl w:ilvl="0" w:tplc="933ABD54">
       <w:start w:val="1"/>
       <w:numFmt w:val="decimal"/>
       <w:lvlText w:val="%1."/>
@@ -6827,52 +6801,52 @@
         <w:color w:val="A67C27"/>
       </w:rPr>
     </w:lvl>
-    <w:lvl w:ilvl="1" w:tplc="15E2BD6E">
+    <w:lvl w:ilvl="1" w:tplc="F112FBD4">
       <w:numFmt w:val="decimal"/>
       <w:lvlText w:val=""/>
       <w:lvlJc w:val="left"/>
     </w:lvl>
-    <w:lvl w:ilvl="2" w:tplc="B31E1E7E">
+    <w:lvl w:ilvl="2" w:tplc="BD1C9676">
       <w:numFmt w:val="decimal"/>
       <w:lvlText w:val=""/>
       <w:lvlJc w:val="left"/>
     </w:lvl>
-    <w:lvl w:ilvl="3" w:tplc="470E77AC">
+    <w:lvl w:ilvl="3" w:tplc="B0D6B20C">
       <w:numFmt w:val="decimal"/>
       <w:lvlText w:val=""/>
       <w:lvlJc w:val="left"/>
     </w:lvl>
-    <w:lvl w:ilvl="4" w:tplc="8CDEA804">
+    <w:lvl w:ilvl="4" w:tplc="F8AC6B40">
       <w:numFmt w:val="decimal"/>
       <w:lvlText w:val=""/>
       <w:lvlJc w:val="left"/>
     </w:lvl>
-    <w:lvl w:ilvl="5" w:tplc="4FFCD11E">
+    <w:lvl w:ilvl="5" w:tplc="CF2C69B4">
       <w:numFmt w:val="decimal"/>
       <w:lvlText w:val=""/>
       <w:lvlJc w:val="left"/>
     </w:lvl>
-    <w:lvl w:ilvl="6" w:tplc="F46EEAAE">
+    <w:lvl w:ilvl="6" w:tplc="A112C29A">
       <w:numFmt w:val="decimal"/>
       <w:lvlText w:val=""/>
       <w:lvlJc w:val="left"/>
     </w:lvl>
-    <w:lvl w:ilvl="7" w:tplc="C1AEC39C">
+    <w:lvl w:ilvl="7" w:tplc="3C24C0C6">
       <w:numFmt w:val="decimal"/>
       <w:lvlText w:val=""/>
       <w:lvlJc w:val="left"/>
     </w:lvl>
-    <w:lvl w:ilvl="8" w:tplc="B75CF6E6">
+    <w:lvl w:ilvl="8" w:tplc="1C927DFA">
       <w:numFmt w:val="decimal"/>
       <w:lvlText w:val=""/>
       <w:lvlJc w:val="left"/>
     </w:lvl>
   </w:abstractNum>
   <w:abstractNum w:abstractNumId="5" w15:restartNumberingAfterBreak="0">
-    <w:nsid w:val="55E32643"/>
+    <w:nsid w:val="3D662B38"/>
     <w:multiLevelType w:val="hybridMultilevel"/>
-    <w:tmpl w:val="48DC71EE"/>
-    <w:lvl w:ilvl="0" w:tplc="2466E960">
+    <w:tmpl w:val="9990BBB2"/>
+    <w:lvl w:ilvl="0" w:tplc="1266489C">
       <w:start w:val="1"/>
       <w:numFmt w:val="decimal"/>
       <w:lvlText w:val="%1."/>
@@ -6886,209 +6860,235 @@
         <w:color w:val="A67C27"/>
       </w:rPr>
     </w:lvl>
-    <w:lvl w:ilvl="1" w:tplc="B3E4E4A8">
+    <w:lvl w:ilvl="1" w:tplc="20ACD63E">
       <w:numFmt w:val="decimal"/>
       <w:lvlText w:val=""/>
       <w:lvlJc w:val="left"/>
     </w:lvl>
-    <w:lvl w:ilvl="2" w:tplc="BC34C80C">
+    <w:lvl w:ilvl="2" w:tplc="8140EEE6">
       <w:numFmt w:val="decimal"/>
       <w:lvlText w:val=""/>
       <w:lvlJc w:val="left"/>
     </w:lvl>
-    <w:lvl w:ilvl="3" w:tplc="FE3AA616">
+    <w:lvl w:ilvl="3" w:tplc="99421572">
       <w:numFmt w:val="decimal"/>
       <w:lvlText w:val=""/>
       <w:lvlJc w:val="left"/>
     </w:lvl>
-    <w:lvl w:ilvl="4" w:tplc="3B300E1E">
+    <w:lvl w:ilvl="4" w:tplc="282A33E4">
       <w:numFmt w:val="decimal"/>
       <w:lvlText w:val=""/>
       <w:lvlJc w:val="left"/>
     </w:lvl>
-    <w:lvl w:ilvl="5" w:tplc="FE4C5AB2">
+    <w:lvl w:ilvl="5" w:tplc="FF76FC2E">
       <w:numFmt w:val="decimal"/>
       <w:lvlText w:val=""/>
       <w:lvlJc w:val="left"/>
     </w:lvl>
-    <w:lvl w:ilvl="6" w:tplc="DE7CBAEE">
+    <w:lvl w:ilvl="6" w:tplc="275C7A62">
       <w:numFmt w:val="decimal"/>
       <w:lvlText w:val=""/>
       <w:lvlJc w:val="left"/>
     </w:lvl>
-    <w:lvl w:ilvl="7" w:tplc="BC4E6E42">
+    <w:lvl w:ilvl="7" w:tplc="9AA4F636">
       <w:numFmt w:val="decimal"/>
       <w:lvlText w:val=""/>
       <w:lvlJc w:val="left"/>
     </w:lvl>
-    <w:lvl w:ilvl="8" w:tplc="3DE83764">
+    <w:lvl w:ilvl="8" w:tplc="1862B1C2">
       <w:numFmt w:val="decimal"/>
       <w:lvlText w:val=""/>
       <w:lvlJc w:val="left"/>
     </w:lvl>
   </w:abstractNum>
   <w:abstractNum w:abstractNumId="6" w15:restartNumberingAfterBreak="0">
-    <w:nsid w:val="676A1E1B"/>
+    <w:nsid w:val="489A78B8"/>
     <w:multiLevelType w:val="hybridMultilevel"/>
-    <w:tmpl w:val="4C944E7E"/>
-    <w:lvl w:ilvl="0" w:tplc="A69C3E82">
+    <w:tmpl w:val="1AE07CB6"/>
+    <w:lvl w:ilvl="0" w:tplc="DE446D94">
       <w:start w:val="1"/>
-      <w:numFmt w:val="decimal"/>
-      <w:lvlText w:val="%1."/>
+      <w:numFmt w:val="bullet"/>
+      <w:lvlText w:val="•"/>
       <w:lvlJc w:val="left"/>
       <w:pPr>
-        <w:ind w:left="460" w:hanging="360"/>
-      </w:pPr>
-      <w:rPr>
-        <w:b/>
-        <w:bCs/>
-        <w:color w:val="A67C27"/>
-      </w:rPr>
+        <w:ind w:left="460" w:hanging="280"/>
+      </w:pPr>
     </w:lvl>
-    <w:lvl w:ilvl="1" w:tplc="4DAC0EC0">
+    <w:lvl w:ilvl="1" w:tplc="1F4604BC">
+      <w:start w:val="1"/>
+      <w:numFmt w:val="bullet"/>
+      <w:lvlText w:val="–"/>
+      <w:lvlJc w:val="left"/>
+      <w:pPr>
+        <w:ind w:left="900" w:hanging="280"/>
+      </w:pPr>
+    </w:lvl>
+    <w:lvl w:ilvl="2" w:tplc="10B2F16E">
       <w:numFmt w:val="decimal"/>
       <w:lvlText w:val=""/>
       <w:lvlJc w:val="left"/>
     </w:lvl>
-    <w:lvl w:ilvl="2" w:tplc="2ACC26A8">
+    <w:lvl w:ilvl="3" w:tplc="A4CA7594">
       <w:numFmt w:val="decimal"/>
       <w:lvlText w:val=""/>
       <w:lvlJc w:val="left"/>
     </w:lvl>
-    <w:lvl w:ilvl="3" w:tplc="43EC0504">
+    <w:lvl w:ilvl="4" w:tplc="16866A74">
       <w:numFmt w:val="decimal"/>
       <w:lvlText w:val=""/>
       <w:lvlJc w:val="left"/>
     </w:lvl>
-    <w:lvl w:ilvl="4" w:tplc="AA8AE5BE">
+    <w:lvl w:ilvl="5" w:tplc="7E482BB8">
       <w:numFmt w:val="decimal"/>
       <w:lvlText w:val=""/>
       <w:lvlJc w:val="left"/>
     </w:lvl>
-    <w:lvl w:ilvl="5" w:tplc="3F089506">
+    <w:lvl w:ilvl="6" w:tplc="94DAE69C">
       <w:numFmt w:val="decimal"/>
       <w:lvlText w:val=""/>
       <w:lvlJc w:val="left"/>
     </w:lvl>
-    <w:lvl w:ilvl="6" w:tplc="7CEA8EE0">
+    <w:lvl w:ilvl="7" w:tplc="97A64E10">
       <w:numFmt w:val="decimal"/>
       <w:lvlText w:val=""/>
       <w:lvlJc w:val="left"/>
     </w:lvl>
-    <w:lvl w:ilvl="7" w:tplc="C9C28BEE">
-      <w:numFmt w:val="decimal"/>
-      <w:lvlText w:val=""/>
-      <w:lvlJc w:val="left"/>
-    </w:lvl>
-    <w:lvl w:ilvl="8" w:tplc="AF5A8AC8">
+    <w:lvl w:ilvl="8" w:tplc="21668E94">
       <w:numFmt w:val="decimal"/>
       <w:lvlText w:val=""/>
       <w:lvlJc w:val="left"/>
     </w:lvl>
   </w:abstractNum>
   <w:abstractNum w:abstractNumId="7" w15:restartNumberingAfterBreak="0">
-    <w:nsid w:val="71895704"/>
+    <w:nsid w:val="4CB047C9"/>
     <w:multiLevelType w:val="hybridMultilevel"/>
-    <w:tmpl w:val="0CE8604A"/>
-    <w:lvl w:ilvl="0" w:tplc="91C6D4B8">
+    <w:tmpl w:val="36944D06"/>
+    <w:lvl w:ilvl="0" w:tplc="4238D00C">
       <w:start w:val="1"/>
-      <w:numFmt w:val="decimal"/>
-      <w:lvlText w:val="%1."/>
+      <w:numFmt w:val="bullet"/>
+      <w:lvlText w:val="●"/>
       <w:lvlJc w:val="left"/>
       <w:pPr>
-        <w:ind w:left="460" w:hanging="360"/>
-      </w:pPr>
-      <w:rPr>
-        <w:b/>
-        <w:bCs/>
-        <w:color w:val="A67C27"/>
-      </w:rPr>
+        <w:ind w:left="720" w:hanging="360"/>
+      </w:pPr>
     </w:lvl>
-    <w:lvl w:ilvl="1" w:tplc="2B4677F0">
-      <w:numFmt w:val="decimal"/>
-      <w:lvlText w:val=""/>
+    <w:lvl w:ilvl="1" w:tplc="F03274F2">
+      <w:start w:val="1"/>
+      <w:numFmt w:val="bullet"/>
+      <w:lvlText w:val="○"/>
       <w:lvlJc w:val="left"/>
+      <w:pPr>
+        <w:ind w:left="1440" w:hanging="360"/>
+      </w:pPr>
     </w:lvl>
-    <w:lvl w:ilvl="2" w:tplc="BCF80D6C">
-      <w:numFmt w:val="decimal"/>
-      <w:lvlText w:val=""/>
+    <w:lvl w:ilvl="2" w:tplc="C3B69130">
+      <w:start w:val="1"/>
+      <w:numFmt w:val="bullet"/>
+      <w:lvlText w:val="■"/>
       <w:lvlJc w:val="left"/>
+      <w:pPr>
+        <w:ind w:left="2160" w:hanging="360"/>
+      </w:pPr>
     </w:lvl>
-    <w:lvl w:ilvl="3" w:tplc="26F61D78">
-      <w:numFmt w:val="decimal"/>
-      <w:lvlText w:val=""/>
+    <w:lvl w:ilvl="3" w:tplc="8AC8AF58">
+      <w:start w:val="1"/>
+      <w:numFmt w:val="bullet"/>
+      <w:lvlText w:val="●"/>
       <w:lvlJc w:val="left"/>
+      <w:pPr>
+        <w:ind w:left="2880" w:hanging="360"/>
+      </w:pPr>
     </w:lvl>
-    <w:lvl w:ilvl="4" w:tplc="CEF6671E">
-      <w:numFmt w:val="decimal"/>
-      <w:lvlText w:val=""/>
+    <w:lvl w:ilvl="4" w:tplc="6FAA4B54">
+      <w:start w:val="1"/>
+      <w:numFmt w:val="bullet"/>
+      <w:lvlText w:val="○"/>
       <w:lvlJc w:val="left"/>
+      <w:pPr>
+        <w:ind w:left="3600" w:hanging="360"/>
+      </w:pPr>
     </w:lvl>
-    <w:lvl w:ilvl="5" w:tplc="5DB68B8E">
-      <w:numFmt w:val="decimal"/>
-      <w:lvlText w:val=""/>
+    <w:lvl w:ilvl="5" w:tplc="61D22254">
+      <w:start w:val="1"/>
+      <w:numFmt w:val="bullet"/>
+      <w:lvlText w:val="■"/>
       <w:lvlJc w:val="left"/>
+      <w:pPr>
+        <w:ind w:left="4320" w:hanging="360"/>
+      </w:pPr>
     </w:lvl>
-    <w:lvl w:ilvl="6" w:tplc="67989DCC">
-      <w:numFmt w:val="decimal"/>
-      <w:lvlText w:val=""/>
+    <w:lvl w:ilvl="6" w:tplc="3962F05C">
+      <w:start w:val="1"/>
+      <w:numFmt w:val="bullet"/>
+      <w:lvlText w:val="●"/>
       <w:lvlJc w:val="left"/>
+      <w:pPr>
+        <w:ind w:left="5040" w:hanging="360"/>
+      </w:pPr>
     </w:lvl>
-    <w:lvl w:ilvl="7" w:tplc="024EC29C">
-      <w:numFmt w:val="decimal"/>
-      <w:lvlText w:val=""/>
+    <w:lvl w:ilvl="7" w:tplc="838AB778">
+      <w:start w:val="1"/>
+      <w:numFmt w:val="bullet"/>
+      <w:lvlText w:val="●"/>
       <w:lvlJc w:val="left"/>
+      <w:pPr>
+        <w:ind w:left="5760" w:hanging="360"/>
+      </w:pPr>
     </w:lvl>
-    <w:lvl w:ilvl="8" w:tplc="6C06B2EC">
-      <w:numFmt w:val="decimal"/>
-      <w:lvlText w:val=""/>
+    <w:lvl w:ilvl="8" w:tplc="F21475E8">
+      <w:start w:val="1"/>
+      <w:numFmt w:val="bullet"/>
+      <w:lvlText w:val="●"/>
       <w:lvlJc w:val="left"/>
+      <w:pPr>
+        <w:ind w:left="6480" w:hanging="360"/>
+      </w:pPr>
     </w:lvl>
   </w:abstractNum>
-  <w:num w:numId="1" w16cid:durableId="1190072736">
+  <w:num w:numId="1" w16cid:durableId="1775859225">
+    <w:abstractNumId w:val="7"/>
+    <w:lvlOverride w:ilvl="0">
+      <w:startOverride w:val="1"/>
+    </w:lvlOverride>
+  </w:num>
+  <w:num w:numId="2" w16cid:durableId="1894193404">
+    <w:abstractNumId w:val="6"/>
+    <w:lvlOverride w:ilvl="0">
+      <w:startOverride w:val="1"/>
+    </w:lvlOverride>
+  </w:num>
+  <w:num w:numId="3" w16cid:durableId="545870923">
     <w:abstractNumId w:val="1"/>
     <w:lvlOverride w:ilvl="0">
       <w:startOverride w:val="1"/>
     </w:lvlOverride>
   </w:num>
-  <w:num w:numId="2" w16cid:durableId="1375887064">
+  <w:num w:numId="4" w16cid:durableId="929045704">
     <w:abstractNumId w:val="2"/>
     <w:lvlOverride w:ilvl="0">
       <w:startOverride w:val="1"/>
     </w:lvlOverride>
   </w:num>
-  <w:num w:numId="3" w16cid:durableId="1275795897">
-    <w:abstractNumId w:val="0"/>
+  <w:num w:numId="5" w16cid:durableId="1400902345">
+    <w:abstractNumId w:val="3"/>
     <w:lvlOverride w:ilvl="0">
       <w:startOverride w:val="1"/>
     </w:lvlOverride>
   </w:num>
-  <w:num w:numId="4" w16cid:durableId="56755219">
-    <w:abstractNumId w:val="6"/>
+  <w:num w:numId="6" w16cid:durableId="701325619">
+    <w:abstractNumId w:val="5"/>
     <w:lvlOverride w:ilvl="0">
       <w:startOverride w:val="1"/>
     </w:lvlOverride>
   </w:num>
-  <w:num w:numId="5" w16cid:durableId="1256550415">
+  <w:num w:numId="7" w16cid:durableId="1855917984">
     <w:abstractNumId w:val="4"/>
     <w:lvlOverride w:ilvl="0">
       <w:startOverride w:val="1"/>
     </w:lvlOverride>
   </w:num>
-  <w:num w:numId="6" w16cid:durableId="805201144">
-    <w:abstractNumId w:val="3"/>
-    <w:lvlOverride w:ilvl="0">
-      <w:startOverride w:val="1"/>
-    </w:lvlOverride>
-  </w:num>
-  <w:num w:numId="7" w16cid:durableId="141048928">
-    <w:abstractNumId w:val="7"/>
-    <w:lvlOverride w:ilvl="0">
-      <w:startOverride w:val="1"/>
-    </w:lvlOverride>
-  </w:num>
-  <w:num w:numId="8" w16cid:durableId="443618959">
-    <w:abstractNumId w:val="5"/>
+  <w:num w:numId="8" w16cid:durableId="1394427192">
+    <w:abstractNumId w:val="0"/>
     <w:lvlOverride w:ilvl="0">
       <w:startOverride w:val="1"/>
     </w:lvlOverride>
@@ -7713,7 +7713,7 @@
     <w:autoRedefine/>
     <w:uiPriority w:val="39"/>
     <w:unhideWhenUsed/>
-    <w:rsid w:val="00150E07"/>
+    <w:rsid w:val="00585652"/>
     <w:pPr>
       <w:spacing w:after="100"/>
     </w:pPr>
@@ -7725,7 +7725,7 @@
     <w:autoRedefine/>
     <w:uiPriority w:val="39"/>
     <w:unhideWhenUsed/>
-    <w:rsid w:val="00150E07"/>
+    <w:rsid w:val="00585652"/>
     <w:pPr>
       <w:spacing w:after="100"/>
       <w:ind w:left="210"/>

--- a/docs/manuals/Role_Guide_4_QUAN_QA_RA.docx
+++ b/docs/manuals/Role_Guide_4_QUAN_QA_RA.docx
@@ -69,7 +69,7 @@
           <w:left w:w="10" w:type="dxa"/>
           <w:right w:w="10" w:type="dxa"/>
         </w:tblCellMar>
-        <w:tblLook w:val="0000" w:firstRow="0" w:lastRow="0" w:firstColumn="0" w:lastColumn="0" w:noHBand="0" w:noVBand="0"/>
+        <w:tblLook w:val="04A0" w:firstRow="1" w:lastRow="0" w:firstColumn="1" w:lastColumn="0" w:noHBand="0" w:noVBand="1"/>
       </w:tblPr>
       <w:tblGrid>
         <w:gridCol w:w="2300"/>
@@ -469,7 +469,7 @@
                 <w:sz w:val="19"/>
                 <w:szCs w:val="19"/>
               </w:rPr>
-              <w:t>Version 1.5 · 20 September 2026</w:t>
+              <w:t>Version 1.6 · 20 September 2026</w:t>
             </w:r>
           </w:p>
         </w:tc>
@@ -538,7 +538,7 @@
     <w:sdt>
       <w:sdtPr>
         <w:alias w:val="Contents"/>
-        <w:id w:val="1089194520"/>
+        <w:id w:val="-94092744"/>
       </w:sdtPr>
       <w:sdtEndPr/>
       <w:sdtContent>
@@ -567,7 +567,7 @@
           <w:r>
             <w:fldChar w:fldCharType="separate"/>
           </w:r>
-          <w:hyperlink w:anchor="_Toc240779644" w:history="1">
+          <w:hyperlink w:anchor="_Toc240784402" w:history="1">
             <w:r>
               <w:rPr>
                 <w:rStyle w:val="Hyperlink"/>
@@ -591,7 +591,7 @@
               <w:rPr>
                 <w:noProof/>
               </w:rPr>
-              <w:instrText xml:space="preserve"> PAGEREF _Toc240779644 \h </w:instrText>
+              <w:instrText xml:space="preserve"> PAGEREF _Toc240784402 \h </w:instrText>
             </w:r>
             <w:r>
               <w:rPr>
@@ -634,7 +634,7 @@
               <w14:ligatures w14:val="standardContextual"/>
             </w:rPr>
           </w:pPr>
-          <w:hyperlink w:anchor="_Toc240779645" w:history="1">
+          <w:hyperlink w:anchor="_Toc240784403" w:history="1">
             <w:r>
               <w:rPr>
                 <w:rStyle w:val="Hyperlink"/>
@@ -658,7 +658,7 @@
               <w:rPr>
                 <w:noProof/>
               </w:rPr>
-              <w:instrText xml:space="preserve"> PAGEREF _Toc240779645 \h </w:instrText>
+              <w:instrText xml:space="preserve"> PAGEREF _Toc240784403 \h </w:instrText>
             </w:r>
             <w:r>
               <w:rPr>
@@ -701,7 +701,7 @@
               <w14:ligatures w14:val="standardContextual"/>
             </w:rPr>
           </w:pPr>
-          <w:hyperlink w:anchor="_Toc240779646" w:history="1">
+          <w:hyperlink w:anchor="_Toc240784404" w:history="1">
             <w:r>
               <w:rPr>
                 <w:rStyle w:val="Hyperlink"/>
@@ -725,7 +725,7 @@
               <w:rPr>
                 <w:noProof/>
               </w:rPr>
-              <w:instrText xml:space="preserve"> PAGEREF _Toc240779646 \h </w:instrText>
+              <w:instrText xml:space="preserve"> PAGEREF _Toc240784404 \h </w:instrText>
             </w:r>
             <w:r>
               <w:rPr>
@@ -768,7 +768,7 @@
               <w14:ligatures w14:val="standardContextual"/>
             </w:rPr>
           </w:pPr>
-          <w:hyperlink w:anchor="_Toc240779647" w:history="1">
+          <w:hyperlink w:anchor="_Toc240784405" w:history="1">
             <w:r>
               <w:rPr>
                 <w:rStyle w:val="Hyperlink"/>
@@ -792,7 +792,7 @@
               <w:rPr>
                 <w:noProof/>
               </w:rPr>
-              <w:instrText xml:space="preserve"> PAGEREF _Toc240779647 \h </w:instrText>
+              <w:instrText xml:space="preserve"> PAGEREF _Toc240784405 \h </w:instrText>
             </w:r>
             <w:r>
               <w:rPr>
@@ -835,7 +835,7 @@
               <w14:ligatures w14:val="standardContextual"/>
             </w:rPr>
           </w:pPr>
-          <w:hyperlink w:anchor="_Toc240779648" w:history="1">
+          <w:hyperlink w:anchor="_Toc240784406" w:history="1">
             <w:r>
               <w:rPr>
                 <w:rStyle w:val="Hyperlink"/>
@@ -859,7 +859,7 @@
               <w:rPr>
                 <w:noProof/>
               </w:rPr>
-              <w:instrText xml:space="preserve"> PAGEREF _Toc240779648 \h </w:instrText>
+              <w:instrText xml:space="preserve"> PAGEREF _Toc240784406 \h </w:instrText>
             </w:r>
             <w:r>
               <w:rPr>
@@ -902,7 +902,7 @@
               <w14:ligatures w14:val="standardContextual"/>
             </w:rPr>
           </w:pPr>
-          <w:hyperlink w:anchor="_Toc240779649" w:history="1">
+          <w:hyperlink w:anchor="_Toc240784407" w:history="1">
             <w:r>
               <w:rPr>
                 <w:rStyle w:val="Hyperlink"/>
@@ -926,7 +926,7 @@
               <w:rPr>
                 <w:noProof/>
               </w:rPr>
-              <w:instrText xml:space="preserve"> PAGEREF _Toc240779649 \h </w:instrText>
+              <w:instrText xml:space="preserve"> PAGEREF _Toc240784407 \h </w:instrText>
             </w:r>
             <w:r>
               <w:rPr>
@@ -969,7 +969,7 @@
               <w14:ligatures w14:val="standardContextual"/>
             </w:rPr>
           </w:pPr>
-          <w:hyperlink w:anchor="_Toc240779650" w:history="1">
+          <w:hyperlink w:anchor="_Toc240784408" w:history="1">
             <w:r>
               <w:rPr>
                 <w:rStyle w:val="Hyperlink"/>
@@ -993,7 +993,7 @@
               <w:rPr>
                 <w:noProof/>
               </w:rPr>
-              <w:instrText xml:space="preserve"> PAGEREF _Toc240779650 \h </w:instrText>
+              <w:instrText xml:space="preserve"> PAGEREF _Toc240784408 \h </w:instrText>
             </w:r>
             <w:r>
               <w:rPr>
@@ -1036,7 +1036,7 @@
               <w14:ligatures w14:val="standardContextual"/>
             </w:rPr>
           </w:pPr>
-          <w:hyperlink w:anchor="_Toc240779651" w:history="1">
+          <w:hyperlink w:anchor="_Toc240784409" w:history="1">
             <w:r>
               <w:rPr>
                 <w:rStyle w:val="Hyperlink"/>
@@ -1060,7 +1060,7 @@
               <w:rPr>
                 <w:noProof/>
               </w:rPr>
-              <w:instrText xml:space="preserve"> PAGEREF _Toc240779651 \h </w:instrText>
+              <w:instrText xml:space="preserve"> PAGEREF _Toc240784409 \h </w:instrText>
             </w:r>
             <w:r>
               <w:rPr>
@@ -1103,7 +1103,7 @@
               <w14:ligatures w14:val="standardContextual"/>
             </w:rPr>
           </w:pPr>
-          <w:hyperlink w:anchor="_Toc240779652" w:history="1">
+          <w:hyperlink w:anchor="_Toc240784410" w:history="1">
             <w:r>
               <w:rPr>
                 <w:rStyle w:val="Hyperlink"/>
@@ -1127,7 +1127,7 @@
               <w:rPr>
                 <w:noProof/>
               </w:rPr>
-              <w:instrText xml:space="preserve"> PAGEREF _Toc240779652 \h </w:instrText>
+              <w:instrText xml:space="preserve"> PAGEREF _Toc240784410 \h </w:instrText>
             </w:r>
             <w:r>
               <w:rPr>
@@ -1170,7 +1170,7 @@
               <w14:ligatures w14:val="standardContextual"/>
             </w:rPr>
           </w:pPr>
-          <w:hyperlink w:anchor="_Toc240779653" w:history="1">
+          <w:hyperlink w:anchor="_Toc240784411" w:history="1">
             <w:r>
               <w:rPr>
                 <w:rStyle w:val="Hyperlink"/>
@@ -1194,7 +1194,7 @@
               <w:rPr>
                 <w:noProof/>
               </w:rPr>
-              <w:instrText xml:space="preserve"> PAGEREF _Toc240779653 \h </w:instrText>
+              <w:instrText xml:space="preserve"> PAGEREF _Toc240784411 \h </w:instrText>
             </w:r>
             <w:r>
               <w:rPr>
@@ -1237,7 +1237,7 @@
               <w14:ligatures w14:val="standardContextual"/>
             </w:rPr>
           </w:pPr>
-          <w:hyperlink w:anchor="_Toc240779654" w:history="1">
+          <w:hyperlink w:anchor="_Toc240784412" w:history="1">
             <w:r>
               <w:rPr>
                 <w:rStyle w:val="Hyperlink"/>
@@ -1261,7 +1261,7 @@
               <w:rPr>
                 <w:noProof/>
               </w:rPr>
-              <w:instrText xml:space="preserve"> PAGEREF _Toc240779654 \h </w:instrText>
+              <w:instrText xml:space="preserve"> PAGEREF _Toc240784412 \h </w:instrText>
             </w:r>
             <w:r>
               <w:rPr>
@@ -1304,7 +1304,7 @@
               <w14:ligatures w14:val="standardContextual"/>
             </w:rPr>
           </w:pPr>
-          <w:hyperlink w:anchor="_Toc240779655" w:history="1">
+          <w:hyperlink w:anchor="_Toc240784413" w:history="1">
             <w:r>
               <w:rPr>
                 <w:rStyle w:val="Hyperlink"/>
@@ -1328,7 +1328,7 @@
               <w:rPr>
                 <w:noProof/>
               </w:rPr>
-              <w:instrText xml:space="preserve"> PAGEREF _Toc240779655 \h </w:instrText>
+              <w:instrText xml:space="preserve"> PAGEREF _Toc240784413 \h </w:instrText>
             </w:r>
             <w:r>
               <w:rPr>
@@ -1371,7 +1371,7 @@
               <w14:ligatures w14:val="standardContextual"/>
             </w:rPr>
           </w:pPr>
-          <w:hyperlink w:anchor="_Toc240779656" w:history="1">
+          <w:hyperlink w:anchor="_Toc240784414" w:history="1">
             <w:r>
               <w:rPr>
                 <w:rStyle w:val="Hyperlink"/>
@@ -1395,7 +1395,7 @@
               <w:rPr>
                 <w:noProof/>
               </w:rPr>
-              <w:instrText xml:space="preserve"> PAGEREF _Toc240779656 \h </w:instrText>
+              <w:instrText xml:space="preserve"> PAGEREF _Toc240784414 \h </w:instrText>
             </w:r>
             <w:r>
               <w:rPr>
@@ -1438,7 +1438,7 @@
               <w14:ligatures w14:val="standardContextual"/>
             </w:rPr>
           </w:pPr>
-          <w:hyperlink w:anchor="_Toc240779657" w:history="1">
+          <w:hyperlink w:anchor="_Toc240784415" w:history="1">
             <w:r>
               <w:rPr>
                 <w:rStyle w:val="Hyperlink"/>
@@ -1462,7 +1462,7 @@
               <w:rPr>
                 <w:noProof/>
               </w:rPr>
-              <w:instrText xml:space="preserve"> PAGEREF _Toc240779657 \h </w:instrText>
+              <w:instrText xml:space="preserve"> PAGEREF _Toc240784415 \h </w:instrText>
             </w:r>
             <w:r>
               <w:rPr>
@@ -1479,7 +1479,7 @@
               <w:rPr>
                 <w:noProof/>
               </w:rPr>
-              <w:t>11</w:t>
+              <w:t>12</w:t>
             </w:r>
             <w:r>
               <w:rPr>
@@ -1505,7 +1505,7 @@
               <w14:ligatures w14:val="standardContextual"/>
             </w:rPr>
           </w:pPr>
-          <w:hyperlink w:anchor="_Toc240779658" w:history="1">
+          <w:hyperlink w:anchor="_Toc240784416" w:history="1">
             <w:r>
               <w:rPr>
                 <w:rStyle w:val="Hyperlink"/>
@@ -1529,7 +1529,7 @@
               <w:rPr>
                 <w:noProof/>
               </w:rPr>
-              <w:instrText xml:space="preserve"> PAGEREF _Toc240779658 \h </w:instrText>
+              <w:instrText xml:space="preserve"> PAGEREF _Toc240784416 \h </w:instrText>
             </w:r>
             <w:r>
               <w:rPr>
@@ -1546,7 +1546,7 @@
               <w:rPr>
                 <w:noProof/>
               </w:rPr>
-              <w:t>12</w:t>
+              <w:t>13</w:t>
             </w:r>
             <w:r>
               <w:rPr>
@@ -1572,7 +1572,7 @@
               <w14:ligatures w14:val="standardContextual"/>
             </w:rPr>
           </w:pPr>
-          <w:hyperlink w:anchor="_Toc240779659" w:history="1">
+          <w:hyperlink w:anchor="_Toc240784417" w:history="1">
             <w:r>
               <w:rPr>
                 <w:rStyle w:val="Hyperlink"/>
@@ -1596,7 +1596,7 @@
               <w:rPr>
                 <w:noProof/>
               </w:rPr>
-              <w:instrText xml:space="preserve"> PAGEREF _Toc240779659 \h </w:instrText>
+              <w:instrText xml:space="preserve"> PAGEREF _Toc240784417 \h </w:instrText>
             </w:r>
             <w:r>
               <w:rPr>
@@ -1613,7 +1613,7 @@
               <w:rPr>
                 <w:noProof/>
               </w:rPr>
-              <w:t>13</w:t>
+              <w:t>14</w:t>
             </w:r>
             <w:r>
               <w:rPr>
@@ -1635,7 +1635,7 @@
         <w:pStyle w:val="Heading1"/>
         <w:pageBreakBefore/>
       </w:pPr>
-      <w:bookmarkStart w:id="0" w:name="_Toc240779644"/>
+      <w:bookmarkStart w:id="0" w:name="_Toc240784402"/>
       <w:r>
         <w:lastRenderedPageBreak/>
         <w:t>1. Your role at a glance</w:t>
@@ -1795,7 +1795,7 @@
           <w:left w:w="10" w:type="dxa"/>
           <w:right w:w="10" w:type="dxa"/>
         </w:tblCellMar>
-        <w:tblLook w:val="0000" w:firstRow="0" w:lastRow="0" w:firstColumn="0" w:lastColumn="0" w:noHBand="0" w:noVBand="0"/>
+        <w:tblLook w:val="04A0" w:firstRow="1" w:lastRow="0" w:firstColumn="1" w:lastColumn="0" w:noHBand="0" w:noVBand="1"/>
       </w:tblPr>
       <w:tblGrid>
         <w:gridCol w:w="9412"/>
@@ -1855,7 +1855,7 @@
         <w:pStyle w:val="Heading1"/>
         <w:pageBreakBefore/>
       </w:pPr>
-      <w:bookmarkStart w:id="1" w:name="_Toc240779645"/>
+      <w:bookmarkStart w:id="1" w:name="_Toc240784403"/>
       <w:r>
         <w:lastRenderedPageBreak/>
         <w:t>2. Signing in and your screens</w:t>
@@ -1866,7 +1866,7 @@
       <w:pPr>
         <w:pStyle w:val="Heading2"/>
       </w:pPr>
-      <w:bookmarkStart w:id="2" w:name="_Toc240779646"/>
+      <w:bookmarkStart w:id="2" w:name="_Toc240784404"/>
       <w:r>
         <w:t>Signing in</w:t>
       </w:r>
@@ -1949,7 +1949,7 @@
           <w:noProof/>
         </w:rPr>
         <w:drawing>
-          <wp:inline distT="0" distB="0" distL="0" distR="0" wp14:anchorId="53A4FCCA" wp14:editId="7B82BA81">
+          <wp:inline distT="0" distB="0" distL="0" distR="0" wp14:anchorId="22DCD587" wp14:editId="0CF86CAB">
             <wp:extent cx="5334000" cy="2333625"/>
             <wp:effectExtent l="0" t="0" r="0" b="0"/>
             <wp:docPr id="1" name="adm_login.jpg" descr="The sign-in screen for all internal staff." title="The sign-in screen for all internal staff."/>
@@ -2057,7 +2057,7 @@
           <w:left w:w="10" w:type="dxa"/>
           <w:right w:w="10" w:type="dxa"/>
         </w:tblCellMar>
-        <w:tblLook w:val="0000" w:firstRow="0" w:lastRow="0" w:firstColumn="0" w:lastColumn="0" w:noHBand="0" w:noVBand="0"/>
+        <w:tblLook w:val="04A0" w:firstRow="1" w:lastRow="0" w:firstColumn="1" w:lastColumn="0" w:noHBand="0" w:noVBand="1"/>
       </w:tblPr>
       <w:tblGrid>
         <w:gridCol w:w="9412"/>
@@ -2116,7 +2116,7 @@
       <w:pPr>
         <w:pStyle w:val="Heading2"/>
       </w:pPr>
-      <w:bookmarkStart w:id="3" w:name="_Toc240779647"/>
+      <w:bookmarkStart w:id="3" w:name="_Toc240784405"/>
       <w:r>
         <w:t>Finding your way around</w:t>
       </w:r>
@@ -2188,7 +2188,17 @@
         <w:t>20 rows per page</w:t>
       </w:r>
       <w:r>
-        <w:t xml:space="preserve">. Use </w:t>
+        <w:t xml:space="preserve"> to begin with. At the foot of the list, </w:t>
+      </w:r>
+      <w:r>
+        <w:rPr>
+          <w:b/>
+          <w:bCs/>
+        </w:rPr>
+        <w:t>Show</w:t>
+      </w:r>
+      <w:r>
+        <w:t xml:space="preserve"> lets you choose 10, 20, 50, 100 or 200 rows per page (the portal remembers your choice), and the page numbers, </w:t>
       </w:r>
       <w:r>
         <w:rPr>
@@ -2198,7 +2208,7 @@
         <w:t>Previous</w:t>
       </w:r>
       <w:r>
-        <w:t xml:space="preserve"> and </w:t>
+        <w:t xml:space="preserve">, </w:t>
       </w:r>
       <w:r>
         <w:rPr>
@@ -2208,7 +2218,7 @@
         <w:t>Next</w:t>
       </w:r>
       <w:r>
-        <w:t xml:space="preserve"> at the foot of the list, and the </w:t>
+        <w:t xml:space="preserve"> and the double arrows take you to any page. The </w:t>
       </w:r>
       <w:r>
         <w:rPr>
@@ -2218,7 +2228,7 @@
         <w:t>Search</w:t>
       </w:r>
       <w:r>
-        <w:t xml:space="preserve"> box above it.</w:t>
+        <w:t xml:space="preserve"> box above the list narrows it.</w:t>
       </w:r>
     </w:p>
     <w:p>
@@ -2291,7 +2301,7 @@
         </w:rPr>
         <w:lastRenderedPageBreak/>
         <w:drawing>
-          <wp:inline distT="0" distB="0" distL="0" distR="0" wp14:anchorId="6139E0FF" wp14:editId="0479737A">
+          <wp:inline distT="0" distB="0" distL="0" distR="0" wp14:anchorId="316DA0AF" wp14:editId="55BA14C4">
             <wp:extent cx="5715000" cy="1876425"/>
             <wp:effectExtent l="0" t="0" r="0" b="0"/>
             <wp:docPr id="2" name="adm_not_your_role.jpg" descr="Opening a screen outside your role (for example from an old bookmark) shows this card instead of the screen." title="Opening a screen outside your role (for example from an old bookmark) shows this card instead of the screen."/>
@@ -2360,7 +2370,7 @@
       <w:pPr>
         <w:pStyle w:val="Heading2"/>
       </w:pPr>
-      <w:bookmarkStart w:id="4" w:name="_Toc240779648"/>
+      <w:bookmarkStart w:id="4" w:name="_Toc240784406"/>
       <w:r>
         <w:t>Your screens</w:t>
       </w:r>
@@ -2381,7 +2391,7 @@
           <w:left w:w="10" w:type="dxa"/>
           <w:right w:w="10" w:type="dxa"/>
         </w:tblCellMar>
-        <w:tblLook w:val="0000" w:firstRow="0" w:lastRow="0" w:firstColumn="0" w:lastColumn="0" w:noHBand="0" w:noVBand="0"/>
+        <w:tblLook w:val="04A0" w:firstRow="1" w:lastRow="0" w:firstColumn="1" w:lastColumn="0" w:noHBand="0" w:noVBand="1"/>
       </w:tblPr>
       <w:tblGrid>
         <w:gridCol w:w="2824"/>
@@ -2694,7 +2704,7 @@
       <w:pPr>
         <w:pStyle w:val="Heading2"/>
       </w:pPr>
-      <w:bookmarkStart w:id="5" w:name="_Toc240779649"/>
+      <w:bookmarkStart w:id="5" w:name="_Toc240784407"/>
       <w:r>
         <w:t>Changing your password</w:t>
       </w:r>
@@ -2777,7 +2787,7 @@
           <w:noProof/>
         </w:rPr>
         <w:drawing>
-          <wp:inline distT="0" distB="0" distL="0" distR="0" wp14:anchorId="424FC4D2" wp14:editId="093E7A4B">
+          <wp:inline distT="0" distB="0" distL="0" distR="0" wp14:anchorId="5EBB9013" wp14:editId="5C92FFD1">
             <wp:extent cx="5334000" cy="2171700"/>
             <wp:effectExtent l="0" t="0" r="0" b="0"/>
             <wp:docPr id="3" name="adm_account.jpg" descr="Change Password screen." title="Change Password screen."/>
@@ -2865,7 +2875,7 @@
         <w:pStyle w:val="Heading1"/>
         <w:pageBreakBefore/>
       </w:pPr>
-      <w:bookmarkStart w:id="6" w:name="_Toc240779650"/>
+      <w:bookmarkStart w:id="6" w:name="_Toc240784408"/>
       <w:r>
         <w:lastRenderedPageBreak/>
         <w:t>3. Your routine</w:t>
@@ -2895,7 +2905,7 @@
           <w:left w:w="10" w:type="dxa"/>
           <w:right w:w="10" w:type="dxa"/>
         </w:tblCellMar>
-        <w:tblLook w:val="0000" w:firstRow="0" w:lastRow="0" w:firstColumn="0" w:lastColumn="0" w:noHBand="0" w:noVBand="0"/>
+        <w:tblLook w:val="04A0" w:firstRow="1" w:lastRow="0" w:firstColumn="1" w:lastColumn="0" w:noHBand="0" w:noVBand="1"/>
       </w:tblPr>
       <w:tblGrid>
         <w:gridCol w:w="2071"/>
@@ -3209,7 +3219,7 @@
         <w:pStyle w:val="Heading1"/>
         <w:pageBreakBefore/>
       </w:pPr>
-      <w:bookmarkStart w:id="7" w:name="_Toc240779651"/>
+      <w:bookmarkStart w:id="7" w:name="_Toc240784409"/>
       <w:r>
         <w:lastRenderedPageBreak/>
         <w:t>4. Step-by-step tasks</w:t>
@@ -3220,7 +3230,7 @@
       <w:pPr>
         <w:pStyle w:val="Heading2"/>
       </w:pPr>
-      <w:bookmarkStart w:id="8" w:name="_Toc240779652"/>
+      <w:bookmarkStart w:id="8" w:name="_Toc240784410"/>
       <w:r>
         <w:t>4.1 Reading the QA Dashboard</w:t>
       </w:r>
@@ -3260,7 +3270,7 @@
           <w:noProof/>
         </w:rPr>
         <w:drawing>
-          <wp:inline distT="0" distB="0" distL="0" distR="0" wp14:anchorId="3CE64618" wp14:editId="691BDF0F">
+          <wp:inline distT="0" distB="0" distL="0" distR="0" wp14:anchorId="0E6CE9BE" wp14:editId="034FD852">
             <wp:extent cx="5334000" cy="2333625"/>
             <wp:effectExtent l="0" t="0" r="0" b="0"/>
             <wp:docPr id="4" name="qa_dashboard.jpg" descr="QA Dashboard." title="QA Dashboard."/>
@@ -3367,7 +3377,7 @@
       <w:pPr>
         <w:pStyle w:val="Heading2"/>
       </w:pPr>
-      <w:bookmarkStart w:id="9" w:name="_Toc240779653"/>
+      <w:bookmarkStart w:id="9" w:name="_Toc240784411"/>
       <w:r>
         <w:t>4.2 Reviewing questionnaires in the QA Queue</w:t>
       </w:r>
@@ -3407,7 +3417,7 @@
           <w:noProof/>
         </w:rPr>
         <w:drawing>
-          <wp:inline distT="0" distB="0" distL="0" distR="0" wp14:anchorId="6D492235" wp14:editId="29B22A57">
+          <wp:inline distT="0" distB="0" distL="0" distR="0" wp14:anchorId="292A8168" wp14:editId="5EB32E6D">
             <wp:extent cx="5334000" cy="3333750"/>
             <wp:effectExtent l="0" t="0" r="0" b="0"/>
             <wp:docPr id="5" name="qa_queue.jpg" descr="QUAN QA Queue with the KoboToolbox sync panel." title="QUAN QA Queue with the KoboToolbox sync panel."/>
@@ -3605,7 +3615,7 @@
           <w:left w:w="10" w:type="dxa"/>
           <w:right w:w="10" w:type="dxa"/>
         </w:tblCellMar>
-        <w:tblLook w:val="0000" w:firstRow="0" w:lastRow="0" w:firstColumn="0" w:lastColumn="0" w:noHBand="0" w:noVBand="0"/>
+        <w:tblLook w:val="04A0" w:firstRow="1" w:lastRow="0" w:firstColumn="1" w:lastColumn="0" w:noHBand="0" w:noVBand="1"/>
       </w:tblPr>
       <w:tblGrid>
         <w:gridCol w:w="2353"/>
@@ -4051,7 +4061,7 @@
           <w:left w:w="10" w:type="dxa"/>
           <w:right w:w="10" w:type="dxa"/>
         </w:tblCellMar>
-        <w:tblLook w:val="0000" w:firstRow="0" w:lastRow="0" w:firstColumn="0" w:lastColumn="0" w:noHBand="0" w:noVBand="0"/>
+        <w:tblLook w:val="04A0" w:firstRow="1" w:lastRow="0" w:firstColumn="1" w:lastColumn="0" w:noHBand="0" w:noVBand="1"/>
       </w:tblPr>
       <w:tblGrid>
         <w:gridCol w:w="9412"/>
@@ -4146,7 +4156,7 @@
       <w:pPr>
         <w:pStyle w:val="Heading2"/>
       </w:pPr>
-      <w:bookmarkStart w:id="10" w:name="_Toc240779654"/>
+      <w:bookmarkStart w:id="10" w:name="_Toc240784412"/>
       <w:r>
         <w:t>4.3 Working QA exceptions</w:t>
       </w:r>
@@ -4211,7 +4221,7 @@
         </w:rPr>
         <w:lastRenderedPageBreak/>
         <w:drawing>
-          <wp:inline distT="0" distB="0" distL="0" distR="0" wp14:anchorId="330F126A" wp14:editId="644238EF">
+          <wp:inline distT="0" distB="0" distL="0" distR="0" wp14:anchorId="1B08EC8F" wp14:editId="4067DF13">
             <wp:extent cx="5334000" cy="3333750"/>
             <wp:effectExtent l="0" t="0" r="0" b="0"/>
             <wp:docPr id="6" name="qa_exceptions.jpg" descr="QA Exception Queue." title="QA Exception Queue."/>
@@ -4407,7 +4417,7 @@
       <w:pPr>
         <w:pStyle w:val="Heading2"/>
       </w:pPr>
-      <w:bookmarkStart w:id="11" w:name="_Toc240779655"/>
+      <w:bookmarkStart w:id="11" w:name="_Toc240784413"/>
       <w:r>
         <w:t>4.4 Downloading or emailing completed forms (Form PDFs)</w:t>
       </w:r>
@@ -4433,7 +4443,17 @@
         <w:t>Form PDFs</w:t>
       </w:r>
       <w:r>
-        <w:t>. You see the completed questionnaire forms from KoboToolbox, newest first, 20 per page.</w:t>
+        <w:t xml:space="preserve">. You see the completed questionnaire forms from KoboToolbox, newest first, 20 per page to begin with (choose more under </w:t>
+      </w:r>
+      <w:r>
+        <w:rPr>
+          <w:b/>
+          <w:bCs/>
+        </w:rPr>
+        <w:t>Show</w:t>
+      </w:r>
+      <w:r>
+        <w:t xml:space="preserve"> at the foot of the list).</w:t>
       </w:r>
     </w:p>
     <w:p>
@@ -4446,9 +4466,10 @@
         <w:rPr>
           <w:noProof/>
         </w:rPr>
+        <w:lastRenderedPageBreak/>
         <w:drawing>
-          <wp:inline distT="0" distB="0" distL="0" distR="0" wp14:anchorId="5B8F0D27" wp14:editId="19F87354">
-            <wp:extent cx="5334000" cy="2914650"/>
+          <wp:inline distT="0" distB="0" distL="0" distR="0" wp14:anchorId="6BE5AD6C" wp14:editId="653AFA0C">
+            <wp:extent cx="5334000" cy="3333750"/>
             <wp:effectExtent l="0" t="0" r="0" b="0"/>
             <wp:docPr id="7" name="qa_form_pdfs.jpg" descr="Completed form PDFs." title="Completed form PDFs."/>
             <wp:cNvGraphicFramePr>
@@ -4473,7 +4494,7 @@
                   <pic:spPr bwMode="auto">
                     <a:xfrm>
                       <a:off x="0" y="0"/>
-                      <a:ext cx="5334000" cy="2914650"/>
+                      <a:ext cx="5334000" cy="3333750"/>
                     </a:xfrm>
                     <a:prstGeom prst="rect">
                       <a:avLst/>
@@ -4522,7 +4543,6 @@
         <w:spacing w:after="80" w:line="276" w:lineRule="auto"/>
       </w:pPr>
       <w:r>
-        <w:lastRenderedPageBreak/>
         <w:t xml:space="preserve">Select </w:t>
       </w:r>
       <w:r>
@@ -4628,7 +4648,7 @@
           <w:left w:w="10" w:type="dxa"/>
           <w:right w:w="10" w:type="dxa"/>
         </w:tblCellMar>
-        <w:tblLook w:val="0000" w:firstRow="0" w:lastRow="0" w:firstColumn="0" w:lastColumn="0" w:noHBand="0" w:noVBand="0"/>
+        <w:tblLook w:val="04A0" w:firstRow="1" w:lastRow="0" w:firstColumn="1" w:lastColumn="0" w:noHBand="0" w:noVBand="1"/>
       </w:tblPr>
       <w:tblGrid>
         <w:gridCol w:w="9412"/>
@@ -4687,7 +4707,7 @@
       <w:pPr>
         <w:pStyle w:val="Heading2"/>
       </w:pPr>
-      <w:bookmarkStart w:id="12" w:name="_Toc240779656"/>
+      <w:bookmarkStart w:id="12" w:name="_Toc240784414"/>
       <w:r>
         <w:t>4.5 Writing good QA notes</w:t>
       </w:r>
@@ -4755,7 +4775,7 @@
         <w:pStyle w:val="Heading1"/>
         <w:pageBreakBefore/>
       </w:pPr>
-      <w:bookmarkStart w:id="13" w:name="_Toc240779657"/>
+      <w:bookmarkStart w:id="13" w:name="_Toc240784415"/>
       <w:r>
         <w:lastRenderedPageBreak/>
         <w:t>5. Rules you must follow</w:t>
@@ -4906,7 +4926,7 @@
         <w:pStyle w:val="Heading1"/>
         <w:pageBreakBefore/>
       </w:pPr>
-      <w:bookmarkStart w:id="14" w:name="_Toc240779658"/>
+      <w:bookmarkStart w:id="14" w:name="_Toc240784416"/>
       <w:r>
         <w:lastRenderedPageBreak/>
         <w:t>6. Troubleshooting</w:t>
@@ -4928,7 +4948,7 @@
           <w:left w:w="10" w:type="dxa"/>
           <w:right w:w="10" w:type="dxa"/>
         </w:tblCellMar>
-        <w:tblLook w:val="0000" w:firstRow="0" w:lastRow="0" w:firstColumn="0" w:lastColumn="0" w:noHBand="0" w:noVBand="0"/>
+        <w:tblLook w:val="04A0" w:firstRow="1" w:lastRow="0" w:firstColumn="1" w:lastColumn="0" w:noHBand="0" w:noVBand="1"/>
       </w:tblPr>
       <w:tblGrid>
         <w:gridCol w:w="2635"/>
@@ -5405,7 +5425,7 @@
                 <w:sz w:val="19"/>
                 <w:szCs w:val="19"/>
               </w:rPr>
-              <w:t>Registers show 20 rows per page; a Contact RA sees only assigned cases.</w:t>
+              <w:t>Registers show 20 rows per page to begin with; a Contact RA sees only assigned cases.</w:t>
             </w:r>
           </w:p>
         </w:tc>
@@ -5428,7 +5448,7 @@
                 <w:sz w:val="19"/>
                 <w:szCs w:val="19"/>
               </w:rPr>
-              <w:t>Use Next, or search. Ask the Field Coordinator to assign the case.</w:t>
+              <w:t>Choose more rows under Show at the foot of the list, use the page numbers or Next, or search. Ask the Field Coordinator to assign the case.</w:t>
             </w:r>
           </w:p>
         </w:tc>
@@ -5933,7 +5953,7 @@
         <w:pStyle w:val="Heading1"/>
         <w:pageBreakBefore/>
       </w:pPr>
-      <w:bookmarkStart w:id="15" w:name="_Toc240779659"/>
+      <w:bookmarkStart w:id="15" w:name="_Toc240784417"/>
       <w:r>
         <w:lastRenderedPageBreak/>
         <w:t>7. Quick reference</w:t>
@@ -5955,7 +5975,7 @@
           <w:left w:w="10" w:type="dxa"/>
           <w:right w:w="10" w:type="dxa"/>
         </w:tblCellMar>
-        <w:tblLook w:val="0000" w:firstRow="0" w:lastRow="0" w:firstColumn="0" w:lastColumn="0" w:noHBand="0" w:noVBand="0"/>
+        <w:tblLook w:val="04A0" w:firstRow="1" w:lastRow="0" w:firstColumn="1" w:lastColumn="0" w:noHBand="0" w:noVBand="1"/>
       </w:tblPr>
       <w:tblGrid>
         <w:gridCol w:w="2824"/>
@@ -6375,7 +6395,7 @@
         <w:sz w:val="16"/>
         <w:szCs w:val="16"/>
       </w:rPr>
-      <w:t>Version 1.5 · 20 September 2026</w:t>
+      <w:t>Version 1.6 · 20 September 2026</w:t>
     </w:r>
     <w:r>
       <w:rPr>
@@ -6548,10 +6568,10 @@
 <file path=word/numbering.xml><?xml version="1.0" encoding="utf-8"?>
 <w:numbering xmlns:wpc="http://schemas.microsoft.com/office/word/2010/wordprocessingCanvas" xmlns:cx="http://schemas.microsoft.com/office/drawing/2014/chartex" xmlns:cx1="http://schemas.microsoft.com/office/drawing/2015/9/8/chartex" xmlns:cx2="http://schemas.microsoft.com/office/drawing/2015/10/21/chartex" xmlns:cx3="http://schemas.microsoft.com/office/drawing/2016/5/9/chartex" xmlns:cx4="http://schemas.microsoft.com/office/drawing/2016/5/10/chartex" xmlns:cx5="http://schemas.microsoft.com/office/drawing/2016/5/11/chartex" xmlns:cx6="http://schemas.microsoft.com/office/drawing/2016/5/12/chartex" xmlns:cx7="http://schemas.microsoft.com/office/drawing/2016/5/13/chartex" xmlns:cx8="http://schemas.microsoft.com/office/drawing/2016/5/14/chartex" xmlns:mc="http://schemas.openxmlformats.org/markup-compatibility/2006" xmlns:aink="http://schemas.microsoft.com/office/drawing/2016/ink" xmlns:am3d="http://schemas.microsoft.com/office/drawing/2017/model3d" xmlns:o="urn:schemas-microsoft-com:office:office" xmlns:oel="http://schemas.microsoft.com/office/2019/extlst" xmlns:r="http://schemas.openxmlformats.org/officeDocument/2006/relationships" xmlns:m="http://schemas.openxmlformats.org/officeDocument/2006/math" xmlns:v="urn:schemas-microsoft-com:vml" xmlns:wp14="http://schemas.microsoft.com/office/word/2010/wordprocessingDrawing" xmlns:wp="http://schemas.openxmlformats.org/drawingml/2006/wordprocessingDrawing" xmlns:w10="urn:schemas-microsoft-com:office:word" xmlns:w="http://schemas.openxmlformats.org/wordprocessingml/2006/main" xmlns:w14="http://schemas.microsoft.com/office/word/2010/wordml" xmlns:w15="http://schemas.microsoft.com/office/word/2012/wordml" xmlns:w16cex="http://schemas.microsoft.com/office/word/2018/wordml/cex" xmlns:w16cid="http://schemas.microsoft.com/office/word/2016/wordml/cid" xmlns:w16="http://schemas.microsoft.com/office/word/2018/wordml" xmlns:w16sdtdh="http://schemas.microsoft.com/office/word/2020/wordml/sdtdatahash" xmlns:w16se="http://schemas.microsoft.com/office/word/2015/wordml/symex" xmlns:wpg="http://schemas.microsoft.com/office/word/2010/wordprocessingGroup" xmlns:wpi="http://schemas.microsoft.com/office/word/2010/wordprocessingInk" xmlns:wne="http://schemas.microsoft.com/office/word/2006/wordml" xmlns:wps="http://schemas.microsoft.com/office/word/2010/wordprocessingShape" mc:Ignorable="w14 w15 w16se w16cid w16 w16cex w16sdtdh wp14">
   <w:abstractNum w:abstractNumId="0" w15:restartNumberingAfterBreak="0">
-    <w:nsid w:val="07311255"/>
+    <w:nsid w:val="09A81BCB"/>
     <w:multiLevelType w:val="hybridMultilevel"/>
-    <w:tmpl w:val="0E14625E"/>
-    <w:lvl w:ilvl="0" w:tplc="0DC0F96E">
+    <w:tmpl w:val="BD362FBA"/>
+    <w:lvl w:ilvl="0" w:tplc="7264D552">
       <w:start w:val="1"/>
       <w:numFmt w:val="decimal"/>
       <w:lvlText w:val="%1."/>
@@ -6565,52 +6585,52 @@
         <w:color w:val="A67C27"/>
       </w:rPr>
     </w:lvl>
-    <w:lvl w:ilvl="1" w:tplc="9EF249D0">
+    <w:lvl w:ilvl="1" w:tplc="47C83168">
       <w:numFmt w:val="decimal"/>
       <w:lvlText w:val=""/>
       <w:lvlJc w:val="left"/>
     </w:lvl>
-    <w:lvl w:ilvl="2" w:tplc="1D1C3AE0">
+    <w:lvl w:ilvl="2" w:tplc="AC441F30">
       <w:numFmt w:val="decimal"/>
       <w:lvlText w:val=""/>
       <w:lvlJc w:val="left"/>
     </w:lvl>
-    <w:lvl w:ilvl="3" w:tplc="2F74EAAC">
+    <w:lvl w:ilvl="3" w:tplc="FBDCB85C">
       <w:numFmt w:val="decimal"/>
       <w:lvlText w:val=""/>
       <w:lvlJc w:val="left"/>
     </w:lvl>
-    <w:lvl w:ilvl="4" w:tplc="49F49D2A">
+    <w:lvl w:ilvl="4" w:tplc="44AE43F8">
       <w:numFmt w:val="decimal"/>
       <w:lvlText w:val=""/>
       <w:lvlJc w:val="left"/>
     </w:lvl>
-    <w:lvl w:ilvl="5" w:tplc="E8B61DC2">
+    <w:lvl w:ilvl="5" w:tplc="FD8693FC">
       <w:numFmt w:val="decimal"/>
       <w:lvlText w:val=""/>
       <w:lvlJc w:val="left"/>
     </w:lvl>
-    <w:lvl w:ilvl="6" w:tplc="EE96794E">
+    <w:lvl w:ilvl="6" w:tplc="C3843D30">
       <w:numFmt w:val="decimal"/>
       <w:lvlText w:val=""/>
       <w:lvlJc w:val="left"/>
     </w:lvl>
-    <w:lvl w:ilvl="7" w:tplc="456CC260">
+    <w:lvl w:ilvl="7" w:tplc="CDE0924A">
       <w:numFmt w:val="decimal"/>
       <w:lvlText w:val=""/>
       <w:lvlJc w:val="left"/>
     </w:lvl>
-    <w:lvl w:ilvl="8" w:tplc="63820D1E">
+    <w:lvl w:ilvl="8" w:tplc="8F3A2E88">
       <w:numFmt w:val="decimal"/>
       <w:lvlText w:val=""/>
       <w:lvlJc w:val="left"/>
     </w:lvl>
   </w:abstractNum>
   <w:abstractNum w:abstractNumId="1" w15:restartNumberingAfterBreak="0">
-    <w:nsid w:val="157F528A"/>
+    <w:nsid w:val="12405B18"/>
     <w:multiLevelType w:val="hybridMultilevel"/>
-    <w:tmpl w:val="61660730"/>
-    <w:lvl w:ilvl="0" w:tplc="39D613DA">
+    <w:tmpl w:val="EC2E55FC"/>
+    <w:lvl w:ilvl="0" w:tplc="30FE067E">
       <w:start w:val="1"/>
       <w:numFmt w:val="decimal"/>
       <w:lvlText w:val="%1."/>
@@ -6624,52 +6644,52 @@
         <w:color w:val="A67C27"/>
       </w:rPr>
     </w:lvl>
-    <w:lvl w:ilvl="1" w:tplc="17DA50C8">
+    <w:lvl w:ilvl="1" w:tplc="4E56B968">
       <w:numFmt w:val="decimal"/>
       <w:lvlText w:val=""/>
       <w:lvlJc w:val="left"/>
     </w:lvl>
-    <w:lvl w:ilvl="2" w:tplc="62908A96">
+    <w:lvl w:ilvl="2" w:tplc="6FA474F0">
       <w:numFmt w:val="decimal"/>
       <w:lvlText w:val=""/>
       <w:lvlJc w:val="left"/>
     </w:lvl>
-    <w:lvl w:ilvl="3" w:tplc="3D6CDAC8">
+    <w:lvl w:ilvl="3" w:tplc="B64E52CA">
       <w:numFmt w:val="decimal"/>
       <w:lvlText w:val=""/>
       <w:lvlJc w:val="left"/>
     </w:lvl>
-    <w:lvl w:ilvl="4" w:tplc="C146365E">
+    <w:lvl w:ilvl="4" w:tplc="73F60574">
       <w:numFmt w:val="decimal"/>
       <w:lvlText w:val=""/>
       <w:lvlJc w:val="left"/>
     </w:lvl>
-    <w:lvl w:ilvl="5" w:tplc="23DABC34">
+    <w:lvl w:ilvl="5" w:tplc="82268B7C">
       <w:numFmt w:val="decimal"/>
       <w:lvlText w:val=""/>
       <w:lvlJc w:val="left"/>
     </w:lvl>
-    <w:lvl w:ilvl="6" w:tplc="A67C734C">
+    <w:lvl w:ilvl="6" w:tplc="A19437F4">
       <w:numFmt w:val="decimal"/>
       <w:lvlText w:val=""/>
       <w:lvlJc w:val="left"/>
     </w:lvl>
-    <w:lvl w:ilvl="7" w:tplc="BB80B822">
+    <w:lvl w:ilvl="7" w:tplc="FE5A8EBC">
       <w:numFmt w:val="decimal"/>
       <w:lvlText w:val=""/>
       <w:lvlJc w:val="left"/>
     </w:lvl>
-    <w:lvl w:ilvl="8" w:tplc="81565338">
+    <w:lvl w:ilvl="8" w:tplc="6908D33E">
       <w:numFmt w:val="decimal"/>
       <w:lvlText w:val=""/>
       <w:lvlJc w:val="left"/>
     </w:lvl>
   </w:abstractNum>
   <w:abstractNum w:abstractNumId="2" w15:restartNumberingAfterBreak="0">
-    <w:nsid w:val="15CC6BB4"/>
+    <w:nsid w:val="170F5D7D"/>
     <w:multiLevelType w:val="hybridMultilevel"/>
-    <w:tmpl w:val="42EE37BE"/>
-    <w:lvl w:ilvl="0" w:tplc="C4382146">
+    <w:tmpl w:val="B47EF500"/>
+    <w:lvl w:ilvl="0" w:tplc="8E224068">
       <w:start w:val="1"/>
       <w:numFmt w:val="decimal"/>
       <w:lvlText w:val="%1."/>
@@ -6683,52 +6703,52 @@
         <w:color w:val="A67C27"/>
       </w:rPr>
     </w:lvl>
-    <w:lvl w:ilvl="1" w:tplc="DABC00A6">
+    <w:lvl w:ilvl="1" w:tplc="2EEC8BCA">
       <w:numFmt w:val="decimal"/>
       <w:lvlText w:val=""/>
       <w:lvlJc w:val="left"/>
     </w:lvl>
-    <w:lvl w:ilvl="2" w:tplc="4E1A9588">
+    <w:lvl w:ilvl="2" w:tplc="2D8472DA">
       <w:numFmt w:val="decimal"/>
       <w:lvlText w:val=""/>
       <w:lvlJc w:val="left"/>
     </w:lvl>
-    <w:lvl w:ilvl="3" w:tplc="133E800E">
+    <w:lvl w:ilvl="3" w:tplc="A45E2E54">
       <w:numFmt w:val="decimal"/>
       <w:lvlText w:val=""/>
       <w:lvlJc w:val="left"/>
     </w:lvl>
-    <w:lvl w:ilvl="4" w:tplc="23DADD06">
+    <w:lvl w:ilvl="4" w:tplc="C854F6D4">
       <w:numFmt w:val="decimal"/>
       <w:lvlText w:val=""/>
       <w:lvlJc w:val="left"/>
     </w:lvl>
-    <w:lvl w:ilvl="5" w:tplc="AE940D90">
+    <w:lvl w:ilvl="5" w:tplc="CC60F6A6">
       <w:numFmt w:val="decimal"/>
       <w:lvlText w:val=""/>
       <w:lvlJc w:val="left"/>
     </w:lvl>
-    <w:lvl w:ilvl="6" w:tplc="CE02C5C4">
+    <w:lvl w:ilvl="6" w:tplc="CCCA0380">
       <w:numFmt w:val="decimal"/>
       <w:lvlText w:val=""/>
       <w:lvlJc w:val="left"/>
     </w:lvl>
-    <w:lvl w:ilvl="7" w:tplc="AB52DF78">
+    <w:lvl w:ilvl="7" w:tplc="8514C2D8">
       <w:numFmt w:val="decimal"/>
       <w:lvlText w:val=""/>
       <w:lvlJc w:val="left"/>
     </w:lvl>
-    <w:lvl w:ilvl="8" w:tplc="A6E8A5B0">
+    <w:lvl w:ilvl="8" w:tplc="6E1494CE">
       <w:numFmt w:val="decimal"/>
       <w:lvlText w:val=""/>
       <w:lvlJc w:val="left"/>
     </w:lvl>
   </w:abstractNum>
   <w:abstractNum w:abstractNumId="3" w15:restartNumberingAfterBreak="0">
-    <w:nsid w:val="20186D52"/>
+    <w:nsid w:val="33E4007E"/>
     <w:multiLevelType w:val="hybridMultilevel"/>
-    <w:tmpl w:val="5CFA442A"/>
-    <w:lvl w:ilvl="0" w:tplc="89561EC2">
+    <w:tmpl w:val="1DB286AC"/>
+    <w:lvl w:ilvl="0" w:tplc="1ED2C1A8">
       <w:start w:val="1"/>
       <w:numFmt w:val="decimal"/>
       <w:lvlText w:val="%1."/>
@@ -6742,52 +6762,52 @@
         <w:color w:val="A67C27"/>
       </w:rPr>
     </w:lvl>
-    <w:lvl w:ilvl="1" w:tplc="59EE8696">
+    <w:lvl w:ilvl="1" w:tplc="F6F25674">
       <w:numFmt w:val="decimal"/>
       <w:lvlText w:val=""/>
       <w:lvlJc w:val="left"/>
     </w:lvl>
-    <w:lvl w:ilvl="2" w:tplc="B44A1B70">
+    <w:lvl w:ilvl="2" w:tplc="293A218C">
       <w:numFmt w:val="decimal"/>
       <w:lvlText w:val=""/>
       <w:lvlJc w:val="left"/>
     </w:lvl>
-    <w:lvl w:ilvl="3" w:tplc="EC82CDF4">
+    <w:lvl w:ilvl="3" w:tplc="3B02065A">
       <w:numFmt w:val="decimal"/>
       <w:lvlText w:val=""/>
       <w:lvlJc w:val="left"/>
     </w:lvl>
-    <w:lvl w:ilvl="4" w:tplc="9BD82B02">
+    <w:lvl w:ilvl="4" w:tplc="064E5DA6">
       <w:numFmt w:val="decimal"/>
       <w:lvlText w:val=""/>
       <w:lvlJc w:val="left"/>
     </w:lvl>
-    <w:lvl w:ilvl="5" w:tplc="34C82A90">
+    <w:lvl w:ilvl="5" w:tplc="293C5B3C">
       <w:numFmt w:val="decimal"/>
       <w:lvlText w:val=""/>
       <w:lvlJc w:val="left"/>
     </w:lvl>
-    <w:lvl w:ilvl="6" w:tplc="3794A49A">
+    <w:lvl w:ilvl="6" w:tplc="9BE4F7A0">
       <w:numFmt w:val="decimal"/>
       <w:lvlText w:val=""/>
       <w:lvlJc w:val="left"/>
     </w:lvl>
-    <w:lvl w:ilvl="7" w:tplc="4AFADFB6">
+    <w:lvl w:ilvl="7" w:tplc="631475D6">
       <w:numFmt w:val="decimal"/>
       <w:lvlText w:val=""/>
       <w:lvlJc w:val="left"/>
     </w:lvl>
-    <w:lvl w:ilvl="8" w:tplc="F1BA0DA4">
+    <w:lvl w:ilvl="8" w:tplc="F6385EA2">
       <w:numFmt w:val="decimal"/>
       <w:lvlText w:val=""/>
       <w:lvlJc w:val="left"/>
     </w:lvl>
   </w:abstractNum>
   <w:abstractNum w:abstractNumId="4" w15:restartNumberingAfterBreak="0">
-    <w:nsid w:val="218939F2"/>
+    <w:nsid w:val="35A82CA5"/>
     <w:multiLevelType w:val="hybridMultilevel"/>
-    <w:tmpl w:val="55A8910A"/>
-    <w:lvl w:ilvl="0" w:tplc="933ABD54">
+    <w:tmpl w:val="E66C7894"/>
+    <w:lvl w:ilvl="0" w:tplc="53D207F6">
       <w:start w:val="1"/>
       <w:numFmt w:val="decimal"/>
       <w:lvlText w:val="%1."/>
@@ -6801,52 +6821,196 @@
         <w:color w:val="A67C27"/>
       </w:rPr>
     </w:lvl>
-    <w:lvl w:ilvl="1" w:tplc="F112FBD4">
+    <w:lvl w:ilvl="1" w:tplc="AF561EB4">
       <w:numFmt w:val="decimal"/>
       <w:lvlText w:val=""/>
       <w:lvlJc w:val="left"/>
     </w:lvl>
-    <w:lvl w:ilvl="2" w:tplc="BD1C9676">
+    <w:lvl w:ilvl="2" w:tplc="319A2928">
       <w:numFmt w:val="decimal"/>
       <w:lvlText w:val=""/>
       <w:lvlJc w:val="left"/>
     </w:lvl>
-    <w:lvl w:ilvl="3" w:tplc="B0D6B20C">
+    <w:lvl w:ilvl="3" w:tplc="45B0EB48">
       <w:numFmt w:val="decimal"/>
       <w:lvlText w:val=""/>
       <w:lvlJc w:val="left"/>
     </w:lvl>
-    <w:lvl w:ilvl="4" w:tplc="F8AC6B40">
+    <w:lvl w:ilvl="4" w:tplc="CDBAFCA6">
       <w:numFmt w:val="decimal"/>
       <w:lvlText w:val=""/>
       <w:lvlJc w:val="left"/>
     </w:lvl>
-    <w:lvl w:ilvl="5" w:tplc="CF2C69B4">
+    <w:lvl w:ilvl="5" w:tplc="1A7EB602">
       <w:numFmt w:val="decimal"/>
       <w:lvlText w:val=""/>
       <w:lvlJc w:val="left"/>
     </w:lvl>
-    <w:lvl w:ilvl="6" w:tplc="A112C29A">
+    <w:lvl w:ilvl="6" w:tplc="11B83CF6">
       <w:numFmt w:val="decimal"/>
       <w:lvlText w:val=""/>
       <w:lvlJc w:val="left"/>
     </w:lvl>
-    <w:lvl w:ilvl="7" w:tplc="3C24C0C6">
+    <w:lvl w:ilvl="7" w:tplc="2CCCDD34">
       <w:numFmt w:val="decimal"/>
       <w:lvlText w:val=""/>
       <w:lvlJc w:val="left"/>
     </w:lvl>
-    <w:lvl w:ilvl="8" w:tplc="1C927DFA">
+    <w:lvl w:ilvl="8" w:tplc="BEE60236">
       <w:numFmt w:val="decimal"/>
       <w:lvlText w:val=""/>
       <w:lvlJc w:val="left"/>
     </w:lvl>
   </w:abstractNum>
   <w:abstractNum w:abstractNumId="5" w15:restartNumberingAfterBreak="0">
-    <w:nsid w:val="3D662B38"/>
+    <w:nsid w:val="38FE1EEC"/>
     <w:multiLevelType w:val="hybridMultilevel"/>
-    <w:tmpl w:val="9990BBB2"/>
-    <w:lvl w:ilvl="0" w:tplc="1266489C">
+    <w:tmpl w:val="F0686A24"/>
+    <w:lvl w:ilvl="0" w:tplc="8348F4C6">
+      <w:start w:val="1"/>
+      <w:numFmt w:val="bullet"/>
+      <w:lvlText w:val="•"/>
+      <w:lvlJc w:val="left"/>
+      <w:pPr>
+        <w:ind w:left="460" w:hanging="280"/>
+      </w:pPr>
+    </w:lvl>
+    <w:lvl w:ilvl="1" w:tplc="F7483058">
+      <w:start w:val="1"/>
+      <w:numFmt w:val="bullet"/>
+      <w:lvlText w:val="–"/>
+      <w:lvlJc w:val="left"/>
+      <w:pPr>
+        <w:ind w:left="900" w:hanging="280"/>
+      </w:pPr>
+    </w:lvl>
+    <w:lvl w:ilvl="2" w:tplc="0BDC3966">
+      <w:numFmt w:val="decimal"/>
+      <w:lvlText w:val=""/>
+      <w:lvlJc w:val="left"/>
+    </w:lvl>
+    <w:lvl w:ilvl="3" w:tplc="62B2C6BC">
+      <w:numFmt w:val="decimal"/>
+      <w:lvlText w:val=""/>
+      <w:lvlJc w:val="left"/>
+    </w:lvl>
+    <w:lvl w:ilvl="4" w:tplc="D2686978">
+      <w:numFmt w:val="decimal"/>
+      <w:lvlText w:val=""/>
+      <w:lvlJc w:val="left"/>
+    </w:lvl>
+    <w:lvl w:ilvl="5" w:tplc="8BF82198">
+      <w:numFmt w:val="decimal"/>
+      <w:lvlText w:val=""/>
+      <w:lvlJc w:val="left"/>
+    </w:lvl>
+    <w:lvl w:ilvl="6" w:tplc="250E1026">
+      <w:numFmt w:val="decimal"/>
+      <w:lvlText w:val=""/>
+      <w:lvlJc w:val="left"/>
+    </w:lvl>
+    <w:lvl w:ilvl="7" w:tplc="D442A73C">
+      <w:numFmt w:val="decimal"/>
+      <w:lvlText w:val=""/>
+      <w:lvlJc w:val="left"/>
+    </w:lvl>
+    <w:lvl w:ilvl="8" w:tplc="49908A10">
+      <w:numFmt w:val="decimal"/>
+      <w:lvlText w:val=""/>
+      <w:lvlJc w:val="left"/>
+    </w:lvl>
+  </w:abstractNum>
+  <w:abstractNum w:abstractNumId="6" w15:restartNumberingAfterBreak="0">
+    <w:nsid w:val="5F812879"/>
+    <w:multiLevelType w:val="hybridMultilevel"/>
+    <w:tmpl w:val="B4246BFE"/>
+    <w:lvl w:ilvl="0" w:tplc="53460428">
+      <w:start w:val="1"/>
+      <w:numFmt w:val="bullet"/>
+      <w:lvlText w:val="●"/>
+      <w:lvlJc w:val="left"/>
+      <w:pPr>
+        <w:ind w:left="720" w:hanging="360"/>
+      </w:pPr>
+    </w:lvl>
+    <w:lvl w:ilvl="1" w:tplc="B8460122">
+      <w:start w:val="1"/>
+      <w:numFmt w:val="bullet"/>
+      <w:lvlText w:val="○"/>
+      <w:lvlJc w:val="left"/>
+      <w:pPr>
+        <w:ind w:left="1440" w:hanging="360"/>
+      </w:pPr>
+    </w:lvl>
+    <w:lvl w:ilvl="2" w:tplc="AD58A8C0">
+      <w:start w:val="1"/>
+      <w:numFmt w:val="bullet"/>
+      <w:lvlText w:val="■"/>
+      <w:lvlJc w:val="left"/>
+      <w:pPr>
+        <w:ind w:left="2160" w:hanging="360"/>
+      </w:pPr>
+    </w:lvl>
+    <w:lvl w:ilvl="3" w:tplc="70C22BE8">
+      <w:start w:val="1"/>
+      <w:numFmt w:val="bullet"/>
+      <w:lvlText w:val="●"/>
+      <w:lvlJc w:val="left"/>
+      <w:pPr>
+        <w:ind w:left="2880" w:hanging="360"/>
+      </w:pPr>
+    </w:lvl>
+    <w:lvl w:ilvl="4" w:tplc="C624D16C">
+      <w:start w:val="1"/>
+      <w:numFmt w:val="bullet"/>
+      <w:lvlText w:val="○"/>
+      <w:lvlJc w:val="left"/>
+      <w:pPr>
+        <w:ind w:left="3600" w:hanging="360"/>
+      </w:pPr>
+    </w:lvl>
+    <w:lvl w:ilvl="5" w:tplc="9FDA14B6">
+      <w:start w:val="1"/>
+      <w:numFmt w:val="bullet"/>
+      <w:lvlText w:val="■"/>
+      <w:lvlJc w:val="left"/>
+      <w:pPr>
+        <w:ind w:left="4320" w:hanging="360"/>
+      </w:pPr>
+    </w:lvl>
+    <w:lvl w:ilvl="6" w:tplc="FA66CA8C">
+      <w:start w:val="1"/>
+      <w:numFmt w:val="bullet"/>
+      <w:lvlText w:val="●"/>
+      <w:lvlJc w:val="left"/>
+      <w:pPr>
+        <w:ind w:left="5040" w:hanging="360"/>
+      </w:pPr>
+    </w:lvl>
+    <w:lvl w:ilvl="7" w:tplc="EACAF04E">
+      <w:start w:val="1"/>
+      <w:numFmt w:val="bullet"/>
+      <w:lvlText w:val="●"/>
+      <w:lvlJc w:val="left"/>
+      <w:pPr>
+        <w:ind w:left="5760" w:hanging="360"/>
+      </w:pPr>
+    </w:lvl>
+    <w:lvl w:ilvl="8" w:tplc="A77604CC">
+      <w:start w:val="1"/>
+      <w:numFmt w:val="bullet"/>
+      <w:lvlText w:val="●"/>
+      <w:lvlJc w:val="left"/>
+      <w:pPr>
+        <w:ind w:left="6480" w:hanging="360"/>
+      </w:pPr>
+    </w:lvl>
+  </w:abstractNum>
+  <w:abstractNum w:abstractNumId="7" w15:restartNumberingAfterBreak="0">
+    <w:nsid w:val="6B6B2DF1"/>
+    <w:multiLevelType w:val="hybridMultilevel"/>
+    <w:tmpl w:val="5E9E5766"/>
+    <w:lvl w:ilvl="0" w:tplc="4D402194">
       <w:start w:val="1"/>
       <w:numFmt w:val="decimal"/>
       <w:lvlText w:val="%1."/>
@@ -6860,235 +7024,91 @@
         <w:color w:val="A67C27"/>
       </w:rPr>
     </w:lvl>
-    <w:lvl w:ilvl="1" w:tplc="20ACD63E">
+    <w:lvl w:ilvl="1" w:tplc="77FA3638">
       <w:numFmt w:val="decimal"/>
       <w:lvlText w:val=""/>
       <w:lvlJc w:val="left"/>
     </w:lvl>
-    <w:lvl w:ilvl="2" w:tplc="8140EEE6">
+    <w:lvl w:ilvl="2" w:tplc="7A360602">
       <w:numFmt w:val="decimal"/>
       <w:lvlText w:val=""/>
       <w:lvlJc w:val="left"/>
     </w:lvl>
-    <w:lvl w:ilvl="3" w:tplc="99421572">
+    <w:lvl w:ilvl="3" w:tplc="BB0C2EEE">
       <w:numFmt w:val="decimal"/>
       <w:lvlText w:val=""/>
       <w:lvlJc w:val="left"/>
     </w:lvl>
-    <w:lvl w:ilvl="4" w:tplc="282A33E4">
+    <w:lvl w:ilvl="4" w:tplc="C6C03F32">
       <w:numFmt w:val="decimal"/>
       <w:lvlText w:val=""/>
       <w:lvlJc w:val="left"/>
     </w:lvl>
-    <w:lvl w:ilvl="5" w:tplc="FF76FC2E">
+    <w:lvl w:ilvl="5" w:tplc="EDDCB1CE">
       <w:numFmt w:val="decimal"/>
       <w:lvlText w:val=""/>
       <w:lvlJc w:val="left"/>
     </w:lvl>
-    <w:lvl w:ilvl="6" w:tplc="275C7A62">
+    <w:lvl w:ilvl="6" w:tplc="CD9C85AE">
       <w:numFmt w:val="decimal"/>
       <w:lvlText w:val=""/>
       <w:lvlJc w:val="left"/>
     </w:lvl>
-    <w:lvl w:ilvl="7" w:tplc="9AA4F636">
+    <w:lvl w:ilvl="7" w:tplc="EA52F266">
       <w:numFmt w:val="decimal"/>
       <w:lvlText w:val=""/>
       <w:lvlJc w:val="left"/>
     </w:lvl>
-    <w:lvl w:ilvl="8" w:tplc="1862B1C2">
+    <w:lvl w:ilvl="8" w:tplc="E8CA4E3C">
       <w:numFmt w:val="decimal"/>
       <w:lvlText w:val=""/>
       <w:lvlJc w:val="left"/>
     </w:lvl>
   </w:abstractNum>
-  <w:abstractNum w:abstractNumId="6" w15:restartNumberingAfterBreak="0">
-    <w:nsid w:val="489A78B8"/>
-    <w:multiLevelType w:val="hybridMultilevel"/>
-    <w:tmpl w:val="1AE07CB6"/>
-    <w:lvl w:ilvl="0" w:tplc="DE446D94">
-      <w:start w:val="1"/>
-      <w:numFmt w:val="bullet"/>
-      <w:lvlText w:val="•"/>
-      <w:lvlJc w:val="left"/>
-      <w:pPr>
-        <w:ind w:left="460" w:hanging="280"/>
-      </w:pPr>
-    </w:lvl>
-    <w:lvl w:ilvl="1" w:tplc="1F4604BC">
-      <w:start w:val="1"/>
-      <w:numFmt w:val="bullet"/>
-      <w:lvlText w:val="–"/>
-      <w:lvlJc w:val="left"/>
-      <w:pPr>
-        <w:ind w:left="900" w:hanging="280"/>
-      </w:pPr>
-    </w:lvl>
-    <w:lvl w:ilvl="2" w:tplc="10B2F16E">
-      <w:numFmt w:val="decimal"/>
-      <w:lvlText w:val=""/>
-      <w:lvlJc w:val="left"/>
-    </w:lvl>
-    <w:lvl w:ilvl="3" w:tplc="A4CA7594">
-      <w:numFmt w:val="decimal"/>
-      <w:lvlText w:val=""/>
-      <w:lvlJc w:val="left"/>
-    </w:lvl>
-    <w:lvl w:ilvl="4" w:tplc="16866A74">
-      <w:numFmt w:val="decimal"/>
-      <w:lvlText w:val=""/>
-      <w:lvlJc w:val="left"/>
-    </w:lvl>
-    <w:lvl w:ilvl="5" w:tplc="7E482BB8">
-      <w:numFmt w:val="decimal"/>
-      <w:lvlText w:val=""/>
-      <w:lvlJc w:val="left"/>
-    </w:lvl>
-    <w:lvl w:ilvl="6" w:tplc="94DAE69C">
-      <w:numFmt w:val="decimal"/>
-      <w:lvlText w:val=""/>
-      <w:lvlJc w:val="left"/>
-    </w:lvl>
-    <w:lvl w:ilvl="7" w:tplc="97A64E10">
-      <w:numFmt w:val="decimal"/>
-      <w:lvlText w:val=""/>
-      <w:lvlJc w:val="left"/>
-    </w:lvl>
-    <w:lvl w:ilvl="8" w:tplc="21668E94">
-      <w:numFmt w:val="decimal"/>
-      <w:lvlText w:val=""/>
-      <w:lvlJc w:val="left"/>
-    </w:lvl>
-  </w:abstractNum>
-  <w:abstractNum w:abstractNumId="7" w15:restartNumberingAfterBreak="0">
-    <w:nsid w:val="4CB047C9"/>
-    <w:multiLevelType w:val="hybridMultilevel"/>
-    <w:tmpl w:val="36944D06"/>
-    <w:lvl w:ilvl="0" w:tplc="4238D00C">
-      <w:start w:val="1"/>
-      <w:numFmt w:val="bullet"/>
-      <w:lvlText w:val="●"/>
-      <w:lvlJc w:val="left"/>
-      <w:pPr>
-        <w:ind w:left="720" w:hanging="360"/>
-      </w:pPr>
-    </w:lvl>
-    <w:lvl w:ilvl="1" w:tplc="F03274F2">
-      <w:start w:val="1"/>
-      <w:numFmt w:val="bullet"/>
-      <w:lvlText w:val="○"/>
-      <w:lvlJc w:val="left"/>
-      <w:pPr>
-        <w:ind w:left="1440" w:hanging="360"/>
-      </w:pPr>
-    </w:lvl>
-    <w:lvl w:ilvl="2" w:tplc="C3B69130">
-      <w:start w:val="1"/>
-      <w:numFmt w:val="bullet"/>
-      <w:lvlText w:val="■"/>
-      <w:lvlJc w:val="left"/>
-      <w:pPr>
-        <w:ind w:left="2160" w:hanging="360"/>
-      </w:pPr>
-    </w:lvl>
-    <w:lvl w:ilvl="3" w:tplc="8AC8AF58">
-      <w:start w:val="1"/>
-      <w:numFmt w:val="bullet"/>
-      <w:lvlText w:val="●"/>
-      <w:lvlJc w:val="left"/>
-      <w:pPr>
-        <w:ind w:left="2880" w:hanging="360"/>
-      </w:pPr>
-    </w:lvl>
-    <w:lvl w:ilvl="4" w:tplc="6FAA4B54">
-      <w:start w:val="1"/>
-      <w:numFmt w:val="bullet"/>
-      <w:lvlText w:val="○"/>
-      <w:lvlJc w:val="left"/>
-      <w:pPr>
-        <w:ind w:left="3600" w:hanging="360"/>
-      </w:pPr>
-    </w:lvl>
-    <w:lvl w:ilvl="5" w:tplc="61D22254">
-      <w:start w:val="1"/>
-      <w:numFmt w:val="bullet"/>
-      <w:lvlText w:val="■"/>
-      <w:lvlJc w:val="left"/>
-      <w:pPr>
-        <w:ind w:left="4320" w:hanging="360"/>
-      </w:pPr>
-    </w:lvl>
-    <w:lvl w:ilvl="6" w:tplc="3962F05C">
-      <w:start w:val="1"/>
-      <w:numFmt w:val="bullet"/>
-      <w:lvlText w:val="●"/>
-      <w:lvlJc w:val="left"/>
-      <w:pPr>
-        <w:ind w:left="5040" w:hanging="360"/>
-      </w:pPr>
-    </w:lvl>
-    <w:lvl w:ilvl="7" w:tplc="838AB778">
-      <w:start w:val="1"/>
-      <w:numFmt w:val="bullet"/>
-      <w:lvlText w:val="●"/>
-      <w:lvlJc w:val="left"/>
-      <w:pPr>
-        <w:ind w:left="5760" w:hanging="360"/>
-      </w:pPr>
-    </w:lvl>
-    <w:lvl w:ilvl="8" w:tplc="F21475E8">
-      <w:start w:val="1"/>
-      <w:numFmt w:val="bullet"/>
-      <w:lvlText w:val="●"/>
-      <w:lvlJc w:val="left"/>
-      <w:pPr>
-        <w:ind w:left="6480" w:hanging="360"/>
-      </w:pPr>
-    </w:lvl>
-  </w:abstractNum>
-  <w:num w:numId="1" w16cid:durableId="1775859225">
-    <w:abstractNumId w:val="7"/>
-    <w:lvlOverride w:ilvl="0">
-      <w:startOverride w:val="1"/>
-    </w:lvlOverride>
-  </w:num>
-  <w:num w:numId="2" w16cid:durableId="1894193404">
+  <w:num w:numId="1" w16cid:durableId="1649899772">
     <w:abstractNumId w:val="6"/>
     <w:lvlOverride w:ilvl="0">
       <w:startOverride w:val="1"/>
     </w:lvlOverride>
   </w:num>
-  <w:num w:numId="3" w16cid:durableId="545870923">
+  <w:num w:numId="2" w16cid:durableId="1842504440">
+    <w:abstractNumId w:val="5"/>
+    <w:lvlOverride w:ilvl="0">
+      <w:startOverride w:val="1"/>
+    </w:lvlOverride>
+  </w:num>
+  <w:num w:numId="3" w16cid:durableId="1447190065">
     <w:abstractNumId w:val="1"/>
     <w:lvlOverride w:ilvl="0">
       <w:startOverride w:val="1"/>
     </w:lvlOverride>
   </w:num>
-  <w:num w:numId="4" w16cid:durableId="929045704">
+  <w:num w:numId="4" w16cid:durableId="1135218894">
+    <w:abstractNumId w:val="3"/>
+    <w:lvlOverride w:ilvl="0">
+      <w:startOverride w:val="1"/>
+    </w:lvlOverride>
+  </w:num>
+  <w:num w:numId="5" w16cid:durableId="590116842">
+    <w:abstractNumId w:val="0"/>
+    <w:lvlOverride w:ilvl="0">
+      <w:startOverride w:val="1"/>
+    </w:lvlOverride>
+  </w:num>
+  <w:num w:numId="6" w16cid:durableId="1390155976">
     <w:abstractNumId w:val="2"/>
     <w:lvlOverride w:ilvl="0">
       <w:startOverride w:val="1"/>
     </w:lvlOverride>
   </w:num>
-  <w:num w:numId="5" w16cid:durableId="1400902345">
-    <w:abstractNumId w:val="3"/>
-    <w:lvlOverride w:ilvl="0">
-      <w:startOverride w:val="1"/>
-    </w:lvlOverride>
-  </w:num>
-  <w:num w:numId="6" w16cid:durableId="701325619">
-    <w:abstractNumId w:val="5"/>
-    <w:lvlOverride w:ilvl="0">
-      <w:startOverride w:val="1"/>
-    </w:lvlOverride>
-  </w:num>
-  <w:num w:numId="7" w16cid:durableId="1855917984">
+  <w:num w:numId="7" w16cid:durableId="1054692606">
     <w:abstractNumId w:val="4"/>
     <w:lvlOverride w:ilvl="0">
       <w:startOverride w:val="1"/>
     </w:lvlOverride>
   </w:num>
-  <w:num w:numId="8" w16cid:durableId="1394427192">
-    <w:abstractNumId w:val="0"/>
+  <w:num w:numId="8" w16cid:durableId="952126535">
+    <w:abstractNumId w:val="7"/>
     <w:lvlOverride w:ilvl="0">
       <w:startOverride w:val="1"/>
     </w:lvlOverride>
@@ -7713,7 +7733,7 @@
     <w:autoRedefine/>
     <w:uiPriority w:val="39"/>
     <w:unhideWhenUsed/>
-    <w:rsid w:val="00585652"/>
+    <w:rsid w:val="004D4943"/>
     <w:pPr>
       <w:spacing w:after="100"/>
     </w:pPr>
@@ -7725,7 +7745,7 @@
     <w:autoRedefine/>
     <w:uiPriority w:val="39"/>
     <w:unhideWhenUsed/>
-    <w:rsid w:val="00585652"/>
+    <w:rsid w:val="004D4943"/>
     <w:pPr>
       <w:spacing w:after="100"/>
       <w:ind w:left="210"/>

--- a/docs/manuals/Role_Guide_4_QUAN_QA_RA.docx
+++ b/docs/manuals/Role_Guide_4_QUAN_QA_RA.docx
@@ -69,7 +69,7 @@
           <w:left w:w="10" w:type="dxa"/>
           <w:right w:w="10" w:type="dxa"/>
         </w:tblCellMar>
-        <w:tblLook w:val="04A0" w:firstRow="1" w:lastRow="0" w:firstColumn="1" w:lastColumn="0" w:noHBand="0" w:noVBand="1"/>
+        <w:tblLook w:val="0000" w:firstRow="0" w:lastRow="0" w:firstColumn="0" w:lastColumn="0" w:noHBand="0" w:noVBand="0"/>
       </w:tblPr>
       <w:tblGrid>
         <w:gridCol w:w="2300"/>
@@ -469,7 +469,7 @@
                 <w:sz w:val="19"/>
                 <w:szCs w:val="19"/>
               </w:rPr>
-              <w:t>Version 1.6 · 20 September 2026</w:t>
+              <w:t>Version 1.7 · 21 September 2026</w:t>
             </w:r>
           </w:p>
         </w:tc>
@@ -538,7 +538,7 @@
     <w:sdt>
       <w:sdtPr>
         <w:alias w:val="Contents"/>
-        <w:id w:val="-94092744"/>
+        <w:id w:val="1343292557"/>
       </w:sdtPr>
       <w:sdtEndPr/>
       <w:sdtContent>
@@ -567,7 +567,7 @@
           <w:r>
             <w:fldChar w:fldCharType="separate"/>
           </w:r>
-          <w:hyperlink w:anchor="_Toc240784402" w:history="1">
+          <w:hyperlink w:anchor="_Toc240888965" w:history="1">
             <w:r>
               <w:rPr>
                 <w:rStyle w:val="Hyperlink"/>
@@ -591,7 +591,7 @@
               <w:rPr>
                 <w:noProof/>
               </w:rPr>
-              <w:instrText xml:space="preserve"> PAGEREF _Toc240784402 \h </w:instrText>
+              <w:instrText xml:space="preserve"> PAGEREF _Toc240888965 \h </w:instrText>
             </w:r>
             <w:r>
               <w:rPr>
@@ -634,7 +634,7 @@
               <w14:ligatures w14:val="standardContextual"/>
             </w:rPr>
           </w:pPr>
-          <w:hyperlink w:anchor="_Toc240784403" w:history="1">
+          <w:hyperlink w:anchor="_Toc240888966" w:history="1">
             <w:r>
               <w:rPr>
                 <w:rStyle w:val="Hyperlink"/>
@@ -658,7 +658,7 @@
               <w:rPr>
                 <w:noProof/>
               </w:rPr>
-              <w:instrText xml:space="preserve"> PAGEREF _Toc240784403 \h </w:instrText>
+              <w:instrText xml:space="preserve"> PAGEREF _Toc240888966 \h </w:instrText>
             </w:r>
             <w:r>
               <w:rPr>
@@ -701,7 +701,7 @@
               <w14:ligatures w14:val="standardContextual"/>
             </w:rPr>
           </w:pPr>
-          <w:hyperlink w:anchor="_Toc240784404" w:history="1">
+          <w:hyperlink w:anchor="_Toc240888967" w:history="1">
             <w:r>
               <w:rPr>
                 <w:rStyle w:val="Hyperlink"/>
@@ -725,7 +725,7 @@
               <w:rPr>
                 <w:noProof/>
               </w:rPr>
-              <w:instrText xml:space="preserve"> PAGEREF _Toc240784404 \h </w:instrText>
+              <w:instrText xml:space="preserve"> PAGEREF _Toc240888967 \h </w:instrText>
             </w:r>
             <w:r>
               <w:rPr>
@@ -768,7 +768,7 @@
               <w14:ligatures w14:val="standardContextual"/>
             </w:rPr>
           </w:pPr>
-          <w:hyperlink w:anchor="_Toc240784405" w:history="1">
+          <w:hyperlink w:anchor="_Toc240888968" w:history="1">
             <w:r>
               <w:rPr>
                 <w:rStyle w:val="Hyperlink"/>
@@ -792,7 +792,7 @@
               <w:rPr>
                 <w:noProof/>
               </w:rPr>
-              <w:instrText xml:space="preserve"> PAGEREF _Toc240784405 \h </w:instrText>
+              <w:instrText xml:space="preserve"> PAGEREF _Toc240888968 \h </w:instrText>
             </w:r>
             <w:r>
               <w:rPr>
@@ -835,7 +835,7 @@
               <w14:ligatures w14:val="standardContextual"/>
             </w:rPr>
           </w:pPr>
-          <w:hyperlink w:anchor="_Toc240784406" w:history="1">
+          <w:hyperlink w:anchor="_Toc240888969" w:history="1">
             <w:r>
               <w:rPr>
                 <w:rStyle w:val="Hyperlink"/>
@@ -859,7 +859,7 @@
               <w:rPr>
                 <w:noProof/>
               </w:rPr>
-              <w:instrText xml:space="preserve"> PAGEREF _Toc240784406 \h </w:instrText>
+              <w:instrText xml:space="preserve"> PAGEREF _Toc240888969 \h </w:instrText>
             </w:r>
             <w:r>
               <w:rPr>
@@ -902,7 +902,7 @@
               <w14:ligatures w14:val="standardContextual"/>
             </w:rPr>
           </w:pPr>
-          <w:hyperlink w:anchor="_Toc240784407" w:history="1">
+          <w:hyperlink w:anchor="_Toc240888970" w:history="1">
             <w:r>
               <w:rPr>
                 <w:rStyle w:val="Hyperlink"/>
@@ -926,7 +926,7 @@
               <w:rPr>
                 <w:noProof/>
               </w:rPr>
-              <w:instrText xml:space="preserve"> PAGEREF _Toc240784407 \h </w:instrText>
+              <w:instrText xml:space="preserve"> PAGEREF _Toc240888970 \h </w:instrText>
             </w:r>
             <w:r>
               <w:rPr>
@@ -969,7 +969,7 @@
               <w14:ligatures w14:val="standardContextual"/>
             </w:rPr>
           </w:pPr>
-          <w:hyperlink w:anchor="_Toc240784408" w:history="1">
+          <w:hyperlink w:anchor="_Toc240888971" w:history="1">
             <w:r>
               <w:rPr>
                 <w:rStyle w:val="Hyperlink"/>
@@ -993,7 +993,7 @@
               <w:rPr>
                 <w:noProof/>
               </w:rPr>
-              <w:instrText xml:space="preserve"> PAGEREF _Toc240784408 \h </w:instrText>
+              <w:instrText xml:space="preserve"> PAGEREF _Toc240888971 \h </w:instrText>
             </w:r>
             <w:r>
               <w:rPr>
@@ -1036,7 +1036,7 @@
               <w14:ligatures w14:val="standardContextual"/>
             </w:rPr>
           </w:pPr>
-          <w:hyperlink w:anchor="_Toc240784409" w:history="1">
+          <w:hyperlink w:anchor="_Toc240888972" w:history="1">
             <w:r>
               <w:rPr>
                 <w:rStyle w:val="Hyperlink"/>
@@ -1060,7 +1060,7 @@
               <w:rPr>
                 <w:noProof/>
               </w:rPr>
-              <w:instrText xml:space="preserve"> PAGEREF _Toc240784409 \h </w:instrText>
+              <w:instrText xml:space="preserve"> PAGEREF _Toc240888972 \h </w:instrText>
             </w:r>
             <w:r>
               <w:rPr>
@@ -1103,7 +1103,7 @@
               <w14:ligatures w14:val="standardContextual"/>
             </w:rPr>
           </w:pPr>
-          <w:hyperlink w:anchor="_Toc240784410" w:history="1">
+          <w:hyperlink w:anchor="_Toc240888973" w:history="1">
             <w:r>
               <w:rPr>
                 <w:rStyle w:val="Hyperlink"/>
@@ -1127,7 +1127,7 @@
               <w:rPr>
                 <w:noProof/>
               </w:rPr>
-              <w:instrText xml:space="preserve"> PAGEREF _Toc240784410 \h </w:instrText>
+              <w:instrText xml:space="preserve"> PAGEREF _Toc240888973 \h </w:instrText>
             </w:r>
             <w:r>
               <w:rPr>
@@ -1170,7 +1170,7 @@
               <w14:ligatures w14:val="standardContextual"/>
             </w:rPr>
           </w:pPr>
-          <w:hyperlink w:anchor="_Toc240784411" w:history="1">
+          <w:hyperlink w:anchor="_Toc240888974" w:history="1">
             <w:r>
               <w:rPr>
                 <w:rStyle w:val="Hyperlink"/>
@@ -1194,7 +1194,7 @@
               <w:rPr>
                 <w:noProof/>
               </w:rPr>
-              <w:instrText xml:space="preserve"> PAGEREF _Toc240784411 \h </w:instrText>
+              <w:instrText xml:space="preserve"> PAGEREF _Toc240888974 \h </w:instrText>
             </w:r>
             <w:r>
               <w:rPr>
@@ -1237,7 +1237,7 @@
               <w14:ligatures w14:val="standardContextual"/>
             </w:rPr>
           </w:pPr>
-          <w:hyperlink w:anchor="_Toc240784412" w:history="1">
+          <w:hyperlink w:anchor="_Toc240888975" w:history="1">
             <w:r>
               <w:rPr>
                 <w:rStyle w:val="Hyperlink"/>
@@ -1261,7 +1261,7 @@
               <w:rPr>
                 <w:noProof/>
               </w:rPr>
-              <w:instrText xml:space="preserve"> PAGEREF _Toc240784412 \h </w:instrText>
+              <w:instrText xml:space="preserve"> PAGEREF _Toc240888975 \h </w:instrText>
             </w:r>
             <w:r>
               <w:rPr>
@@ -1304,7 +1304,7 @@
               <w14:ligatures w14:val="standardContextual"/>
             </w:rPr>
           </w:pPr>
-          <w:hyperlink w:anchor="_Toc240784413" w:history="1">
+          <w:hyperlink w:anchor="_Toc240888976" w:history="1">
             <w:r>
               <w:rPr>
                 <w:rStyle w:val="Hyperlink"/>
@@ -1328,7 +1328,7 @@
               <w:rPr>
                 <w:noProof/>
               </w:rPr>
-              <w:instrText xml:space="preserve"> PAGEREF _Toc240784413 \h </w:instrText>
+              <w:instrText xml:space="preserve"> PAGEREF _Toc240888976 \h </w:instrText>
             </w:r>
             <w:r>
               <w:rPr>
@@ -1371,7 +1371,7 @@
               <w14:ligatures w14:val="standardContextual"/>
             </w:rPr>
           </w:pPr>
-          <w:hyperlink w:anchor="_Toc240784414" w:history="1">
+          <w:hyperlink w:anchor="_Toc240888977" w:history="1">
             <w:r>
               <w:rPr>
                 <w:rStyle w:val="Hyperlink"/>
@@ -1395,7 +1395,7 @@
               <w:rPr>
                 <w:noProof/>
               </w:rPr>
-              <w:instrText xml:space="preserve"> PAGEREF _Toc240784414 \h </w:instrText>
+              <w:instrText xml:space="preserve"> PAGEREF _Toc240888977 \h </w:instrText>
             </w:r>
             <w:r>
               <w:rPr>
@@ -1438,7 +1438,7 @@
               <w14:ligatures w14:val="standardContextual"/>
             </w:rPr>
           </w:pPr>
-          <w:hyperlink w:anchor="_Toc240784415" w:history="1">
+          <w:hyperlink w:anchor="_Toc240888978" w:history="1">
             <w:r>
               <w:rPr>
                 <w:rStyle w:val="Hyperlink"/>
@@ -1462,7 +1462,7 @@
               <w:rPr>
                 <w:noProof/>
               </w:rPr>
-              <w:instrText xml:space="preserve"> PAGEREF _Toc240784415 \h </w:instrText>
+              <w:instrText xml:space="preserve"> PAGEREF _Toc240888978 \h </w:instrText>
             </w:r>
             <w:r>
               <w:rPr>
@@ -1505,7 +1505,7 @@
               <w14:ligatures w14:val="standardContextual"/>
             </w:rPr>
           </w:pPr>
-          <w:hyperlink w:anchor="_Toc240784416" w:history="1">
+          <w:hyperlink w:anchor="_Toc240888979" w:history="1">
             <w:r>
               <w:rPr>
                 <w:rStyle w:val="Hyperlink"/>
@@ -1529,7 +1529,7 @@
               <w:rPr>
                 <w:noProof/>
               </w:rPr>
-              <w:instrText xml:space="preserve"> PAGEREF _Toc240784416 \h </w:instrText>
+              <w:instrText xml:space="preserve"> PAGEREF _Toc240888979 \h </w:instrText>
             </w:r>
             <w:r>
               <w:rPr>
@@ -1572,7 +1572,7 @@
               <w14:ligatures w14:val="standardContextual"/>
             </w:rPr>
           </w:pPr>
-          <w:hyperlink w:anchor="_Toc240784417" w:history="1">
+          <w:hyperlink w:anchor="_Toc240888980" w:history="1">
             <w:r>
               <w:rPr>
                 <w:rStyle w:val="Hyperlink"/>
@@ -1596,7 +1596,7 @@
               <w:rPr>
                 <w:noProof/>
               </w:rPr>
-              <w:instrText xml:space="preserve"> PAGEREF _Toc240784417 \h </w:instrText>
+              <w:instrText xml:space="preserve"> PAGEREF _Toc240888980 \h </w:instrText>
             </w:r>
             <w:r>
               <w:rPr>
@@ -1614,6 +1614,542 @@
                 <w:noProof/>
               </w:rPr>
               <w:t>14</w:t>
+            </w:r>
+            <w:r>
+              <w:rPr>
+                <w:noProof/>
+              </w:rPr>
+              <w:fldChar w:fldCharType="end"/>
+            </w:r>
+          </w:hyperlink>
+        </w:p>
+        <w:p>
+          <w:pPr>
+            <w:pStyle w:val="TOC1"/>
+            <w:tabs>
+              <w:tab w:val="right" w:leader="dot" w:pos="9402"/>
+            </w:tabs>
+            <w:rPr>
+              <w:rFonts w:asciiTheme="minorHAnsi" w:eastAsiaTheme="minorEastAsia" w:hAnsiTheme="minorHAnsi" w:cstheme="minorBidi"/>
+              <w:noProof/>
+              <w:color w:val="auto"/>
+              <w:kern w:val="2"/>
+              <w:sz w:val="24"/>
+              <w:szCs w:val="24"/>
+              <w14:ligatures w14:val="standardContextual"/>
+            </w:rPr>
+          </w:pPr>
+          <w:hyperlink w:anchor="_Toc240888981" w:history="1">
+            <w:r>
+              <w:rPr>
+                <w:rStyle w:val="Hyperlink"/>
+                <w:noProof/>
+              </w:rPr>
+              <w:t>8. Every screen and button for your role</w:t>
+            </w:r>
+            <w:r>
+              <w:rPr>
+                <w:noProof/>
+              </w:rPr>
+              <w:tab/>
+            </w:r>
+            <w:r>
+              <w:rPr>
+                <w:noProof/>
+              </w:rPr>
+              <w:fldChar w:fldCharType="begin"/>
+            </w:r>
+            <w:r>
+              <w:rPr>
+                <w:noProof/>
+              </w:rPr>
+              <w:instrText xml:space="preserve"> PAGEREF _Toc240888981 \h </w:instrText>
+            </w:r>
+            <w:r>
+              <w:rPr>
+                <w:noProof/>
+              </w:rPr>
+            </w:r>
+            <w:r>
+              <w:rPr>
+                <w:noProof/>
+              </w:rPr>
+              <w:fldChar w:fldCharType="separate"/>
+            </w:r>
+            <w:r>
+              <w:rPr>
+                <w:noProof/>
+              </w:rPr>
+              <w:t>15</w:t>
+            </w:r>
+            <w:r>
+              <w:rPr>
+                <w:noProof/>
+              </w:rPr>
+              <w:fldChar w:fldCharType="end"/>
+            </w:r>
+          </w:hyperlink>
+        </w:p>
+        <w:p>
+          <w:pPr>
+            <w:pStyle w:val="TOC2"/>
+            <w:tabs>
+              <w:tab w:val="right" w:leader="dot" w:pos="9402"/>
+            </w:tabs>
+            <w:rPr>
+              <w:rFonts w:asciiTheme="minorHAnsi" w:eastAsiaTheme="minorEastAsia" w:hAnsiTheme="minorHAnsi" w:cstheme="minorBidi"/>
+              <w:noProof/>
+              <w:color w:val="auto"/>
+              <w:kern w:val="2"/>
+              <w:sz w:val="24"/>
+              <w:szCs w:val="24"/>
+              <w14:ligatures w14:val="standardContextual"/>
+            </w:rPr>
+          </w:pPr>
+          <w:hyperlink w:anchor="_Toc240888982" w:history="1">
+            <w:r>
+              <w:rPr>
+                <w:rStyle w:val="Hyperlink"/>
+                <w:noProof/>
+              </w:rPr>
+              <w:t>8.1 Sign in</w:t>
+            </w:r>
+            <w:r>
+              <w:rPr>
+                <w:noProof/>
+              </w:rPr>
+              <w:tab/>
+            </w:r>
+            <w:r>
+              <w:rPr>
+                <w:noProof/>
+              </w:rPr>
+              <w:fldChar w:fldCharType="begin"/>
+            </w:r>
+            <w:r>
+              <w:rPr>
+                <w:noProof/>
+              </w:rPr>
+              <w:instrText xml:space="preserve"> PAGEREF _Toc240888982 \h </w:instrText>
+            </w:r>
+            <w:r>
+              <w:rPr>
+                <w:noProof/>
+              </w:rPr>
+            </w:r>
+            <w:r>
+              <w:rPr>
+                <w:noProof/>
+              </w:rPr>
+              <w:fldChar w:fldCharType="separate"/>
+            </w:r>
+            <w:r>
+              <w:rPr>
+                <w:noProof/>
+              </w:rPr>
+              <w:t>15</w:t>
+            </w:r>
+            <w:r>
+              <w:rPr>
+                <w:noProof/>
+              </w:rPr>
+              <w:fldChar w:fldCharType="end"/>
+            </w:r>
+          </w:hyperlink>
+        </w:p>
+        <w:p>
+          <w:pPr>
+            <w:pStyle w:val="TOC2"/>
+            <w:tabs>
+              <w:tab w:val="right" w:leader="dot" w:pos="9402"/>
+            </w:tabs>
+            <w:rPr>
+              <w:rFonts w:asciiTheme="minorHAnsi" w:eastAsiaTheme="minorEastAsia" w:hAnsiTheme="minorHAnsi" w:cstheme="minorBidi"/>
+              <w:noProof/>
+              <w:color w:val="auto"/>
+              <w:kern w:val="2"/>
+              <w:sz w:val="24"/>
+              <w:szCs w:val="24"/>
+              <w14:ligatures w14:val="standardContextual"/>
+            </w:rPr>
+          </w:pPr>
+          <w:hyperlink w:anchor="_Toc240888983" w:history="1">
+            <w:r>
+              <w:rPr>
+                <w:rStyle w:val="Hyperlink"/>
+                <w:noProof/>
+              </w:rPr>
+              <w:t>8.2 The header and menu bar (every screen)</w:t>
+            </w:r>
+            <w:r>
+              <w:rPr>
+                <w:noProof/>
+              </w:rPr>
+              <w:tab/>
+            </w:r>
+            <w:r>
+              <w:rPr>
+                <w:noProof/>
+              </w:rPr>
+              <w:fldChar w:fldCharType="begin"/>
+            </w:r>
+            <w:r>
+              <w:rPr>
+                <w:noProof/>
+              </w:rPr>
+              <w:instrText xml:space="preserve"> PAGEREF _Toc240888983 \h </w:instrText>
+            </w:r>
+            <w:r>
+              <w:rPr>
+                <w:noProof/>
+              </w:rPr>
+            </w:r>
+            <w:r>
+              <w:rPr>
+                <w:noProof/>
+              </w:rPr>
+              <w:fldChar w:fldCharType="separate"/>
+            </w:r>
+            <w:r>
+              <w:rPr>
+                <w:noProof/>
+              </w:rPr>
+              <w:t>15</w:t>
+            </w:r>
+            <w:r>
+              <w:rPr>
+                <w:noProof/>
+              </w:rPr>
+              <w:fldChar w:fldCharType="end"/>
+            </w:r>
+          </w:hyperlink>
+        </w:p>
+        <w:p>
+          <w:pPr>
+            <w:pStyle w:val="TOC2"/>
+            <w:tabs>
+              <w:tab w:val="right" w:leader="dot" w:pos="9402"/>
+            </w:tabs>
+            <w:rPr>
+              <w:rFonts w:asciiTheme="minorHAnsi" w:eastAsiaTheme="minorEastAsia" w:hAnsiTheme="minorHAnsi" w:cstheme="minorBidi"/>
+              <w:noProof/>
+              <w:color w:val="auto"/>
+              <w:kern w:val="2"/>
+              <w:sz w:val="24"/>
+              <w:szCs w:val="24"/>
+              <w14:ligatures w14:val="standardContextual"/>
+            </w:rPr>
+          </w:pPr>
+          <w:hyperlink w:anchor="_Toc240888984" w:history="1">
+            <w:r>
+              <w:rPr>
+                <w:rStyle w:val="Hyperlink"/>
+                <w:noProof/>
+              </w:rPr>
+              <w:t>8.3 Change Password</w:t>
+            </w:r>
+            <w:r>
+              <w:rPr>
+                <w:noProof/>
+              </w:rPr>
+              <w:tab/>
+            </w:r>
+            <w:r>
+              <w:rPr>
+                <w:noProof/>
+              </w:rPr>
+              <w:fldChar w:fldCharType="begin"/>
+            </w:r>
+            <w:r>
+              <w:rPr>
+                <w:noProof/>
+              </w:rPr>
+              <w:instrText xml:space="preserve"> PAGEREF _Toc240888984 \h </w:instrText>
+            </w:r>
+            <w:r>
+              <w:rPr>
+                <w:noProof/>
+              </w:rPr>
+            </w:r>
+            <w:r>
+              <w:rPr>
+                <w:noProof/>
+              </w:rPr>
+              <w:fldChar w:fldCharType="separate"/>
+            </w:r>
+            <w:r>
+              <w:rPr>
+                <w:noProof/>
+              </w:rPr>
+              <w:t>16</w:t>
+            </w:r>
+            <w:r>
+              <w:rPr>
+                <w:noProof/>
+              </w:rPr>
+              <w:fldChar w:fldCharType="end"/>
+            </w:r>
+          </w:hyperlink>
+        </w:p>
+        <w:p>
+          <w:pPr>
+            <w:pStyle w:val="TOC2"/>
+            <w:tabs>
+              <w:tab w:val="right" w:leader="dot" w:pos="9402"/>
+            </w:tabs>
+            <w:rPr>
+              <w:rFonts w:asciiTheme="minorHAnsi" w:eastAsiaTheme="minorEastAsia" w:hAnsiTheme="minorHAnsi" w:cstheme="minorBidi"/>
+              <w:noProof/>
+              <w:color w:val="auto"/>
+              <w:kern w:val="2"/>
+              <w:sz w:val="24"/>
+              <w:szCs w:val="24"/>
+              <w14:ligatures w14:val="standardContextual"/>
+            </w:rPr>
+          </w:pPr>
+          <w:hyperlink w:anchor="_Toc240888985" w:history="1">
+            <w:r>
+              <w:rPr>
+                <w:rStyle w:val="Hyperlink"/>
+                <w:noProof/>
+              </w:rPr>
+              <w:t>8.4 QA Dashboard</w:t>
+            </w:r>
+            <w:r>
+              <w:rPr>
+                <w:noProof/>
+              </w:rPr>
+              <w:tab/>
+            </w:r>
+            <w:r>
+              <w:rPr>
+                <w:noProof/>
+              </w:rPr>
+              <w:fldChar w:fldCharType="begin"/>
+            </w:r>
+            <w:r>
+              <w:rPr>
+                <w:noProof/>
+              </w:rPr>
+              <w:instrText xml:space="preserve"> PAGEREF _Toc240888985 \h </w:instrText>
+            </w:r>
+            <w:r>
+              <w:rPr>
+                <w:noProof/>
+              </w:rPr>
+            </w:r>
+            <w:r>
+              <w:rPr>
+                <w:noProof/>
+              </w:rPr>
+              <w:fldChar w:fldCharType="separate"/>
+            </w:r>
+            <w:r>
+              <w:rPr>
+                <w:noProof/>
+              </w:rPr>
+              <w:t>16</w:t>
+            </w:r>
+            <w:r>
+              <w:rPr>
+                <w:noProof/>
+              </w:rPr>
+              <w:fldChar w:fldCharType="end"/>
+            </w:r>
+          </w:hyperlink>
+        </w:p>
+        <w:p>
+          <w:pPr>
+            <w:pStyle w:val="TOC2"/>
+            <w:tabs>
+              <w:tab w:val="right" w:leader="dot" w:pos="9402"/>
+            </w:tabs>
+            <w:rPr>
+              <w:rFonts w:asciiTheme="minorHAnsi" w:eastAsiaTheme="minorEastAsia" w:hAnsiTheme="minorHAnsi" w:cstheme="minorBidi"/>
+              <w:noProof/>
+              <w:color w:val="auto"/>
+              <w:kern w:val="2"/>
+              <w:sz w:val="24"/>
+              <w:szCs w:val="24"/>
+              <w14:ligatures w14:val="standardContextual"/>
+            </w:rPr>
+          </w:pPr>
+          <w:hyperlink w:anchor="_Toc240888986" w:history="1">
+            <w:r>
+              <w:rPr>
+                <w:rStyle w:val="Hyperlink"/>
+                <w:noProof/>
+              </w:rPr>
+              <w:t>8.5 QA Queue (with the KoboToolbox sync panel)</w:t>
+            </w:r>
+            <w:r>
+              <w:rPr>
+                <w:noProof/>
+              </w:rPr>
+              <w:tab/>
+            </w:r>
+            <w:r>
+              <w:rPr>
+                <w:noProof/>
+              </w:rPr>
+              <w:fldChar w:fldCharType="begin"/>
+            </w:r>
+            <w:r>
+              <w:rPr>
+                <w:noProof/>
+              </w:rPr>
+              <w:instrText xml:space="preserve"> PAGEREF _Toc240888986 \h </w:instrText>
+            </w:r>
+            <w:r>
+              <w:rPr>
+                <w:noProof/>
+              </w:rPr>
+            </w:r>
+            <w:r>
+              <w:rPr>
+                <w:noProof/>
+              </w:rPr>
+              <w:fldChar w:fldCharType="separate"/>
+            </w:r>
+            <w:r>
+              <w:rPr>
+                <w:noProof/>
+              </w:rPr>
+              <w:t>17</w:t>
+            </w:r>
+            <w:r>
+              <w:rPr>
+                <w:noProof/>
+              </w:rPr>
+              <w:fldChar w:fldCharType="end"/>
+            </w:r>
+          </w:hyperlink>
+        </w:p>
+        <w:p>
+          <w:pPr>
+            <w:pStyle w:val="TOC2"/>
+            <w:tabs>
+              <w:tab w:val="right" w:leader="dot" w:pos="9402"/>
+            </w:tabs>
+            <w:rPr>
+              <w:rFonts w:asciiTheme="minorHAnsi" w:eastAsiaTheme="minorEastAsia" w:hAnsiTheme="minorHAnsi" w:cstheme="minorBidi"/>
+              <w:noProof/>
+              <w:color w:val="auto"/>
+              <w:kern w:val="2"/>
+              <w:sz w:val="24"/>
+              <w:szCs w:val="24"/>
+              <w14:ligatures w14:val="standardContextual"/>
+            </w:rPr>
+          </w:pPr>
+          <w:hyperlink w:anchor="_Toc240888987" w:history="1">
+            <w:r>
+              <w:rPr>
+                <w:rStyle w:val="Hyperlink"/>
+                <w:noProof/>
+              </w:rPr>
+              <w:t>8.6 QA Exceptions</w:t>
+            </w:r>
+            <w:r>
+              <w:rPr>
+                <w:noProof/>
+              </w:rPr>
+              <w:tab/>
+            </w:r>
+            <w:r>
+              <w:rPr>
+                <w:noProof/>
+              </w:rPr>
+              <w:fldChar w:fldCharType="begin"/>
+            </w:r>
+            <w:r>
+              <w:rPr>
+                <w:noProof/>
+              </w:rPr>
+              <w:instrText xml:space="preserve"> PAGEREF _Toc240888987 \h </w:instrText>
+            </w:r>
+            <w:r>
+              <w:rPr>
+                <w:noProof/>
+              </w:rPr>
+            </w:r>
+            <w:r>
+              <w:rPr>
+                <w:noProof/>
+              </w:rPr>
+              <w:fldChar w:fldCharType="separate"/>
+            </w:r>
+            <w:r>
+              <w:rPr>
+                <w:noProof/>
+              </w:rPr>
+              <w:t>17</w:t>
+            </w:r>
+            <w:r>
+              <w:rPr>
+                <w:noProof/>
+              </w:rPr>
+              <w:fldChar w:fldCharType="end"/>
+            </w:r>
+          </w:hyperlink>
+        </w:p>
+        <w:p>
+          <w:pPr>
+            <w:pStyle w:val="TOC2"/>
+            <w:tabs>
+              <w:tab w:val="right" w:leader="dot" w:pos="9402"/>
+            </w:tabs>
+            <w:rPr>
+              <w:rFonts w:asciiTheme="minorHAnsi" w:eastAsiaTheme="minorEastAsia" w:hAnsiTheme="minorHAnsi" w:cstheme="minorBidi"/>
+              <w:noProof/>
+              <w:color w:val="auto"/>
+              <w:kern w:val="2"/>
+              <w:sz w:val="24"/>
+              <w:szCs w:val="24"/>
+              <w14:ligatures w14:val="standardContextual"/>
+            </w:rPr>
+          </w:pPr>
+          <w:hyperlink w:anchor="_Toc240888988" w:history="1">
+            <w:r>
+              <w:rPr>
+                <w:rStyle w:val="Hyperlink"/>
+                <w:noProof/>
+              </w:rPr>
+              <w:t>8.7 Completed forms (Form PDFs)</w:t>
+            </w:r>
+            <w:r>
+              <w:rPr>
+                <w:noProof/>
+              </w:rPr>
+              <w:tab/>
+            </w:r>
+            <w:r>
+              <w:rPr>
+                <w:noProof/>
+              </w:rPr>
+              <w:fldChar w:fldCharType="begin"/>
+            </w:r>
+            <w:r>
+              <w:rPr>
+                <w:noProof/>
+              </w:rPr>
+              <w:instrText xml:space="preserve"> PAGEREF _Toc240888988 \h </w:instrText>
+            </w:r>
+            <w:r>
+              <w:rPr>
+                <w:noProof/>
+              </w:rPr>
+            </w:r>
+            <w:r>
+              <w:rPr>
+                <w:noProof/>
+              </w:rPr>
+              <w:fldChar w:fldCharType="separate"/>
+            </w:r>
+            <w:r>
+              <w:rPr>
+                <w:noProof/>
+              </w:rPr>
+              <w:t>18</w:t>
             </w:r>
             <w:r>
               <w:rPr>
@@ -1635,7 +2171,7 @@
         <w:pStyle w:val="Heading1"/>
         <w:pageBreakBefore/>
       </w:pPr>
-      <w:bookmarkStart w:id="0" w:name="_Toc240784402"/>
+      <w:bookmarkStart w:id="0" w:name="_Toc240888965"/>
       <w:r>
         <w:lastRenderedPageBreak/>
         <w:t>1. Your role at a glance</w:t>
@@ -1795,7 +2331,7 @@
           <w:left w:w="10" w:type="dxa"/>
           <w:right w:w="10" w:type="dxa"/>
         </w:tblCellMar>
-        <w:tblLook w:val="04A0" w:firstRow="1" w:lastRow="0" w:firstColumn="1" w:lastColumn="0" w:noHBand="0" w:noVBand="1"/>
+        <w:tblLook w:val="0000" w:firstRow="0" w:lastRow="0" w:firstColumn="0" w:lastColumn="0" w:noHBand="0" w:noVBand="0"/>
       </w:tblPr>
       <w:tblGrid>
         <w:gridCol w:w="9412"/>
@@ -1844,7 +2380,7 @@
                 <w:sz w:val="19"/>
                 <w:szCs w:val="19"/>
               </w:rPr>
-              <w:t>The System Manual explains how the whole system works. This guide covers only what you do. Ask the Field Coordinator or PI when something is outside your role.</w:t>
+              <w:t>The System Manual explains how the whole system works. This guide covers only what you do, and its last section lists every screen and button you can use, with what each does and why. Ask the Field Coordinator or PI when something is outside your role.</w:t>
             </w:r>
           </w:p>
         </w:tc>
@@ -1855,7 +2391,7 @@
         <w:pStyle w:val="Heading1"/>
         <w:pageBreakBefore/>
       </w:pPr>
-      <w:bookmarkStart w:id="1" w:name="_Toc240784403"/>
+      <w:bookmarkStart w:id="1" w:name="_Toc240888966"/>
       <w:r>
         <w:lastRenderedPageBreak/>
         <w:t>2. Signing in and your screens</w:t>
@@ -1866,7 +2402,7 @@
       <w:pPr>
         <w:pStyle w:val="Heading2"/>
       </w:pPr>
-      <w:bookmarkStart w:id="2" w:name="_Toc240784404"/>
+      <w:bookmarkStart w:id="2" w:name="_Toc240888967"/>
       <w:r>
         <w:t>Signing in</w:t>
       </w:r>
@@ -1949,7 +2485,7 @@
           <w:noProof/>
         </w:rPr>
         <w:drawing>
-          <wp:inline distT="0" distB="0" distL="0" distR="0" wp14:anchorId="22DCD587" wp14:editId="0CF86CAB">
+          <wp:inline distT="0" distB="0" distL="0" distR="0" wp14:anchorId="7950D869" wp14:editId="2D8B20DE">
             <wp:extent cx="5334000" cy="2333625"/>
             <wp:effectExtent l="0" t="0" r="0" b="0"/>
             <wp:docPr id="1" name="adm_login.jpg" descr="The sign-in screen for all internal staff." title="The sign-in screen for all internal staff."/>
@@ -2057,7 +2593,7 @@
           <w:left w:w="10" w:type="dxa"/>
           <w:right w:w="10" w:type="dxa"/>
         </w:tblCellMar>
-        <w:tblLook w:val="04A0" w:firstRow="1" w:lastRow="0" w:firstColumn="1" w:lastColumn="0" w:noHBand="0" w:noVBand="1"/>
+        <w:tblLook w:val="0000" w:firstRow="0" w:lastRow="0" w:firstColumn="0" w:lastColumn="0" w:noHBand="0" w:noVBand="0"/>
       </w:tblPr>
       <w:tblGrid>
         <w:gridCol w:w="9412"/>
@@ -2116,7 +2652,7 @@
       <w:pPr>
         <w:pStyle w:val="Heading2"/>
       </w:pPr>
-      <w:bookmarkStart w:id="3" w:name="_Toc240784405"/>
+      <w:bookmarkStart w:id="3" w:name="_Toc240888968"/>
       <w:r>
         <w:t>Finding your way around</w:t>
       </w:r>
@@ -2301,7 +2837,7 @@
         </w:rPr>
         <w:lastRenderedPageBreak/>
         <w:drawing>
-          <wp:inline distT="0" distB="0" distL="0" distR="0" wp14:anchorId="316DA0AF" wp14:editId="55BA14C4">
+          <wp:inline distT="0" distB="0" distL="0" distR="0" wp14:anchorId="4D78ADB4" wp14:editId="29ACB00D">
             <wp:extent cx="5715000" cy="1876425"/>
             <wp:effectExtent l="0" t="0" r="0" b="0"/>
             <wp:docPr id="2" name="adm_not_your_role.jpg" descr="Opening a screen outside your role (for example from an old bookmark) shows this card instead of the screen." title="Opening a screen outside your role (for example from an old bookmark) shows this card instead of the screen."/>
@@ -2370,7 +2906,7 @@
       <w:pPr>
         <w:pStyle w:val="Heading2"/>
       </w:pPr>
-      <w:bookmarkStart w:id="4" w:name="_Toc240784406"/>
+      <w:bookmarkStart w:id="4" w:name="_Toc240888969"/>
       <w:r>
         <w:t>Your screens</w:t>
       </w:r>
@@ -2391,7 +2927,7 @@
           <w:left w:w="10" w:type="dxa"/>
           <w:right w:w="10" w:type="dxa"/>
         </w:tblCellMar>
-        <w:tblLook w:val="04A0" w:firstRow="1" w:lastRow="0" w:firstColumn="1" w:lastColumn="0" w:noHBand="0" w:noVBand="1"/>
+        <w:tblLook w:val="0000" w:firstRow="0" w:lastRow="0" w:firstColumn="0" w:lastColumn="0" w:noHBand="0" w:noVBand="0"/>
       </w:tblPr>
       <w:tblGrid>
         <w:gridCol w:w="2824"/>
@@ -2704,7 +3240,7 @@
       <w:pPr>
         <w:pStyle w:val="Heading2"/>
       </w:pPr>
-      <w:bookmarkStart w:id="5" w:name="_Toc240784407"/>
+      <w:bookmarkStart w:id="5" w:name="_Toc240888970"/>
       <w:r>
         <w:t>Changing your password</w:t>
       </w:r>
@@ -2787,7 +3323,7 @@
           <w:noProof/>
         </w:rPr>
         <w:drawing>
-          <wp:inline distT="0" distB="0" distL="0" distR="0" wp14:anchorId="5EBB9013" wp14:editId="5C92FFD1">
+          <wp:inline distT="0" distB="0" distL="0" distR="0" wp14:anchorId="60EABE82" wp14:editId="289B6EA0">
             <wp:extent cx="5334000" cy="2171700"/>
             <wp:effectExtent l="0" t="0" r="0" b="0"/>
             <wp:docPr id="3" name="adm_account.jpg" descr="Change Password screen." title="Change Password screen."/>
@@ -2875,7 +3411,7 @@
         <w:pStyle w:val="Heading1"/>
         <w:pageBreakBefore/>
       </w:pPr>
-      <w:bookmarkStart w:id="6" w:name="_Toc240784408"/>
+      <w:bookmarkStart w:id="6" w:name="_Toc240888971"/>
       <w:r>
         <w:lastRenderedPageBreak/>
         <w:t>3. Your routine</w:t>
@@ -2905,7 +3441,7 @@
           <w:left w:w="10" w:type="dxa"/>
           <w:right w:w="10" w:type="dxa"/>
         </w:tblCellMar>
-        <w:tblLook w:val="04A0" w:firstRow="1" w:lastRow="0" w:firstColumn="1" w:lastColumn="0" w:noHBand="0" w:noVBand="1"/>
+        <w:tblLook w:val="0000" w:firstRow="0" w:lastRow="0" w:firstColumn="0" w:lastColumn="0" w:noHBand="0" w:noVBand="0"/>
       </w:tblPr>
       <w:tblGrid>
         <w:gridCol w:w="2071"/>
@@ -3219,7 +3755,7 @@
         <w:pStyle w:val="Heading1"/>
         <w:pageBreakBefore/>
       </w:pPr>
-      <w:bookmarkStart w:id="7" w:name="_Toc240784409"/>
+      <w:bookmarkStart w:id="7" w:name="_Toc240888972"/>
       <w:r>
         <w:lastRenderedPageBreak/>
         <w:t>4. Step-by-step tasks</w:t>
@@ -3230,7 +3766,7 @@
       <w:pPr>
         <w:pStyle w:val="Heading2"/>
       </w:pPr>
-      <w:bookmarkStart w:id="8" w:name="_Toc240784410"/>
+      <w:bookmarkStart w:id="8" w:name="_Toc240888973"/>
       <w:r>
         <w:t>4.1 Reading the QA Dashboard</w:t>
       </w:r>
@@ -3270,7 +3806,7 @@
           <w:noProof/>
         </w:rPr>
         <w:drawing>
-          <wp:inline distT="0" distB="0" distL="0" distR="0" wp14:anchorId="0E6CE9BE" wp14:editId="034FD852">
+          <wp:inline distT="0" distB="0" distL="0" distR="0" wp14:anchorId="6DEFAB17" wp14:editId="1E838FB0">
             <wp:extent cx="5334000" cy="2333625"/>
             <wp:effectExtent l="0" t="0" r="0" b="0"/>
             <wp:docPr id="4" name="qa_dashboard.jpg" descr="QA Dashboard." title="QA Dashboard."/>
@@ -3377,7 +3913,7 @@
       <w:pPr>
         <w:pStyle w:val="Heading2"/>
       </w:pPr>
-      <w:bookmarkStart w:id="9" w:name="_Toc240784411"/>
+      <w:bookmarkStart w:id="9" w:name="_Toc240888974"/>
       <w:r>
         <w:t>4.2 Reviewing questionnaires in the QA Queue</w:t>
       </w:r>
@@ -3417,7 +3953,7 @@
           <w:noProof/>
         </w:rPr>
         <w:drawing>
-          <wp:inline distT="0" distB="0" distL="0" distR="0" wp14:anchorId="292A8168" wp14:editId="5EB32E6D">
+          <wp:inline distT="0" distB="0" distL="0" distR="0" wp14:anchorId="382C1001" wp14:editId="0D6ED1A1">
             <wp:extent cx="5334000" cy="3333750"/>
             <wp:effectExtent l="0" t="0" r="0" b="0"/>
             <wp:docPr id="5" name="qa_queue.jpg" descr="QUAN QA Queue with the KoboToolbox sync panel." title="QUAN QA Queue with the KoboToolbox sync panel."/>
@@ -3615,7 +4151,7 @@
           <w:left w:w="10" w:type="dxa"/>
           <w:right w:w="10" w:type="dxa"/>
         </w:tblCellMar>
-        <w:tblLook w:val="04A0" w:firstRow="1" w:lastRow="0" w:firstColumn="1" w:lastColumn="0" w:noHBand="0" w:noVBand="1"/>
+        <w:tblLook w:val="0000" w:firstRow="0" w:lastRow="0" w:firstColumn="0" w:lastColumn="0" w:noHBand="0" w:noVBand="0"/>
       </w:tblPr>
       <w:tblGrid>
         <w:gridCol w:w="2353"/>
@@ -4061,7 +4597,7 @@
           <w:left w:w="10" w:type="dxa"/>
           <w:right w:w="10" w:type="dxa"/>
         </w:tblCellMar>
-        <w:tblLook w:val="04A0" w:firstRow="1" w:lastRow="0" w:firstColumn="1" w:lastColumn="0" w:noHBand="0" w:noVBand="1"/>
+        <w:tblLook w:val="0000" w:firstRow="0" w:lastRow="0" w:firstColumn="0" w:lastColumn="0" w:noHBand="0" w:noVBand="0"/>
       </w:tblPr>
       <w:tblGrid>
         <w:gridCol w:w="9412"/>
@@ -4156,7 +4692,7 @@
       <w:pPr>
         <w:pStyle w:val="Heading2"/>
       </w:pPr>
-      <w:bookmarkStart w:id="10" w:name="_Toc240784412"/>
+      <w:bookmarkStart w:id="10" w:name="_Toc240888975"/>
       <w:r>
         <w:t>4.3 Working QA exceptions</w:t>
       </w:r>
@@ -4221,7 +4757,7 @@
         </w:rPr>
         <w:lastRenderedPageBreak/>
         <w:drawing>
-          <wp:inline distT="0" distB="0" distL="0" distR="0" wp14:anchorId="1B08EC8F" wp14:editId="4067DF13">
+          <wp:inline distT="0" distB="0" distL="0" distR="0" wp14:anchorId="6F6CCA1A" wp14:editId="3B9245A0">
             <wp:extent cx="5334000" cy="3333750"/>
             <wp:effectExtent l="0" t="0" r="0" b="0"/>
             <wp:docPr id="6" name="qa_exceptions.jpg" descr="QA Exception Queue." title="QA Exception Queue."/>
@@ -4417,7 +4953,7 @@
       <w:pPr>
         <w:pStyle w:val="Heading2"/>
       </w:pPr>
-      <w:bookmarkStart w:id="11" w:name="_Toc240784413"/>
+      <w:bookmarkStart w:id="11" w:name="_Toc240888976"/>
       <w:r>
         <w:t>4.4 Downloading or emailing completed forms (Form PDFs)</w:t>
       </w:r>
@@ -4468,7 +5004,7 @@
         </w:rPr>
         <w:lastRenderedPageBreak/>
         <w:drawing>
-          <wp:inline distT="0" distB="0" distL="0" distR="0" wp14:anchorId="6BE5AD6C" wp14:editId="653AFA0C">
+          <wp:inline distT="0" distB="0" distL="0" distR="0" wp14:anchorId="7585E077" wp14:editId="2C01312A">
             <wp:extent cx="5334000" cy="3333750"/>
             <wp:effectExtent l="0" t="0" r="0" b="0"/>
             <wp:docPr id="7" name="qa_form_pdfs.jpg" descr="Completed form PDFs." title="Completed form PDFs."/>
@@ -4648,7 +5184,7 @@
           <w:left w:w="10" w:type="dxa"/>
           <w:right w:w="10" w:type="dxa"/>
         </w:tblCellMar>
-        <w:tblLook w:val="04A0" w:firstRow="1" w:lastRow="0" w:firstColumn="1" w:lastColumn="0" w:noHBand="0" w:noVBand="1"/>
+        <w:tblLook w:val="0000" w:firstRow="0" w:lastRow="0" w:firstColumn="0" w:lastColumn="0" w:noHBand="0" w:noVBand="0"/>
       </w:tblPr>
       <w:tblGrid>
         <w:gridCol w:w="9412"/>
@@ -4707,7 +5243,7 @@
       <w:pPr>
         <w:pStyle w:val="Heading2"/>
       </w:pPr>
-      <w:bookmarkStart w:id="12" w:name="_Toc240784414"/>
+      <w:bookmarkStart w:id="12" w:name="_Toc240888977"/>
       <w:r>
         <w:t>4.5 Writing good QA notes</w:t>
       </w:r>
@@ -4775,7 +5311,7 @@
         <w:pStyle w:val="Heading1"/>
         <w:pageBreakBefore/>
       </w:pPr>
-      <w:bookmarkStart w:id="13" w:name="_Toc240784415"/>
+      <w:bookmarkStart w:id="13" w:name="_Toc240888978"/>
       <w:r>
         <w:lastRenderedPageBreak/>
         <w:t>5. Rules you must follow</w:t>
@@ -4926,7 +5462,7 @@
         <w:pStyle w:val="Heading1"/>
         <w:pageBreakBefore/>
       </w:pPr>
-      <w:bookmarkStart w:id="14" w:name="_Toc240784416"/>
+      <w:bookmarkStart w:id="14" w:name="_Toc240888979"/>
       <w:r>
         <w:lastRenderedPageBreak/>
         <w:t>6. Troubleshooting</w:t>
@@ -4948,7 +5484,7 @@
           <w:left w:w="10" w:type="dxa"/>
           <w:right w:w="10" w:type="dxa"/>
         </w:tblCellMar>
-        <w:tblLook w:val="04A0" w:firstRow="1" w:lastRow="0" w:firstColumn="1" w:lastColumn="0" w:noHBand="0" w:noVBand="1"/>
+        <w:tblLook w:val="0000" w:firstRow="0" w:lastRow="0" w:firstColumn="0" w:lastColumn="0" w:noHBand="0" w:noVBand="0"/>
       </w:tblPr>
       <w:tblGrid>
         <w:gridCol w:w="2635"/>
@@ -5953,7 +6489,7 @@
         <w:pStyle w:val="Heading1"/>
         <w:pageBreakBefore/>
       </w:pPr>
-      <w:bookmarkStart w:id="15" w:name="_Toc240784417"/>
+      <w:bookmarkStart w:id="15" w:name="_Toc240888980"/>
       <w:r>
         <w:lastRenderedPageBreak/>
         <w:t>7. Quick reference</w:t>
@@ -5975,7 +6511,7 @@
           <w:left w:w="10" w:type="dxa"/>
           <w:right w:w="10" w:type="dxa"/>
         </w:tblCellMar>
-        <w:tblLook w:val="04A0" w:firstRow="1" w:lastRow="0" w:firstColumn="1" w:lastColumn="0" w:noHBand="0" w:noVBand="1"/>
+        <w:tblLook w:val="0000" w:firstRow="0" w:lastRow="0" w:firstColumn="0" w:lastColumn="0" w:noHBand="0" w:noVBand="0"/>
       </w:tblPr>
       <w:tblGrid>
         <w:gridCol w:w="2824"/>
@@ -6337,6 +6873,5094 @@
                 <w:szCs w:val="19"/>
               </w:rPr>
               <w:t>Field Coordinator; PI: Happyson Saina, 0773943709, abffst.research.cut@gmail.com</w:t>
+            </w:r>
+          </w:p>
+        </w:tc>
+      </w:tr>
+    </w:tbl>
+    <w:p>
+      <w:pPr>
+        <w:spacing w:after="120"/>
+      </w:pPr>
+    </w:p>
+    <w:p>
+      <w:pPr>
+        <w:pStyle w:val="Heading1"/>
+        <w:pageBreakBefore/>
+      </w:pPr>
+      <w:bookmarkStart w:id="16" w:name="_Toc240888981"/>
+      <w:r>
+        <w:lastRenderedPageBreak/>
+        <w:t>8. Every screen and button for your role</w:t>
+      </w:r>
+      <w:bookmarkEnd w:id="16"/>
+    </w:p>
+    <w:p>
+      <w:pPr>
+        <w:spacing w:after="120" w:line="288" w:lineRule="auto"/>
+      </w:pPr>
+      <w:r>
+        <w:t>This section lists every screen you can open as QUAN/Kobo QA RA, and for each control: what it does and when to use it, why it exists (the rule behind it), and what you will see next. It is the same material as the Screen and Button Reference, cut down to your role.</w:t>
+      </w:r>
+    </w:p>
+    <w:tbl>
+      <w:tblPr>
+        <w:tblW w:w="9412" w:type="dxa"/>
+        <w:tblBorders>
+          <w:top w:val="single" w:sz="2" w:space="0" w:color="EAF2FA"/>
+          <w:left w:val="single" w:sz="24" w:space="0" w:color="2A6FB0"/>
+          <w:bottom w:val="single" w:sz="2" w:space="0" w:color="EAF2FA"/>
+          <w:right w:val="single" w:sz="2" w:space="0" w:color="EAF2FA"/>
+          <w:insideH w:val="single" w:sz="4" w:space="0" w:color="EAF2FA"/>
+          <w:insideV w:val="single" w:sz="4" w:space="0" w:color="EAF2FA"/>
+        </w:tblBorders>
+        <w:tblCellMar>
+          <w:left w:w="10" w:type="dxa"/>
+          <w:right w:w="10" w:type="dxa"/>
+        </w:tblCellMar>
+        <w:tblLook w:val="0000" w:firstRow="0" w:lastRow="0" w:firstColumn="0" w:lastColumn="0" w:noHBand="0" w:noVBand="0"/>
+      </w:tblPr>
+      <w:tblGrid>
+        <w:gridCol w:w="9412"/>
+      </w:tblGrid>
+      <w:tr>
+        <w:tblPrEx>
+          <w:tblCellMar>
+            <w:top w:w="0" w:type="dxa"/>
+            <w:bottom w:w="0" w:type="dxa"/>
+          </w:tblCellMar>
+        </w:tblPrEx>
+        <w:trPr>
+          <w:cantSplit/>
+        </w:trPr>
+        <w:tc>
+          <w:tcPr>
+            <w:tcW w:w="9412" w:type="dxa"/>
+            <w:shd w:val="clear" w:color="auto" w:fill="EAF2FA"/>
+            <w:tcMar>
+              <w:top w:w="100" w:type="dxa"/>
+              <w:left w:w="180" w:type="dxa"/>
+              <w:bottom w:w="100" w:type="dxa"/>
+              <w:right w:w="160" w:type="dxa"/>
+            </w:tcMar>
+          </w:tcPr>
+          <w:p>
+            <w:pPr>
+              <w:spacing w:after="40"/>
+            </w:pPr>
+            <w:r>
+              <w:rPr>
+                <w:b/>
+                <w:bCs/>
+                <w:sz w:val="20"/>
+                <w:szCs w:val="20"/>
+              </w:rPr>
+              <w:t>Reading the tables</w:t>
+            </w:r>
+          </w:p>
+          <w:p>
+            <w:pPr>
+              <w:spacing w:after="40" w:line="264" w:lineRule="auto"/>
+            </w:pPr>
+            <w:r>
+              <w:rPr>
+                <w:b/>
+                <w:bCs/>
+                <w:sz w:val="19"/>
+                <w:szCs w:val="19"/>
+              </w:rPr>
+              <w:t>Control</w:t>
+            </w:r>
+            <w:r>
+              <w:rPr>
+                <w:sz w:val="19"/>
+                <w:szCs w:val="19"/>
+              </w:rPr>
+              <w:t xml:space="preserve"> is the label you see on screen. </w:t>
+            </w:r>
+            <w:r>
+              <w:rPr>
+                <w:b/>
+                <w:bCs/>
+                <w:sz w:val="19"/>
+                <w:szCs w:val="19"/>
+              </w:rPr>
+              <w:t>Why it exists</w:t>
+            </w:r>
+            <w:r>
+              <w:rPr>
+                <w:sz w:val="19"/>
+                <w:szCs w:val="19"/>
+              </w:rPr>
+              <w:t xml:space="preserve"> explains the rule or risk behind it; if a button is greyed out, this column usually says why. A control that needs a note or a confirmation says so.</w:t>
+            </w:r>
+          </w:p>
+        </w:tc>
+      </w:tr>
+    </w:tbl>
+    <w:p>
+      <w:pPr>
+        <w:pStyle w:val="Heading2"/>
+      </w:pPr>
+      <w:bookmarkStart w:id="17" w:name="_Toc240888982"/>
+      <w:r>
+        <w:t>8.1 Sign in</w:t>
+      </w:r>
+      <w:bookmarkEnd w:id="17"/>
+    </w:p>
+    <w:p>
+      <w:pPr>
+        <w:spacing w:after="120" w:line="288" w:lineRule="auto"/>
+      </w:pPr>
+      <w:r>
+        <w:rPr>
+          <w:b/>
+          <w:bCs/>
+        </w:rPr>
+        <w:t>Who can open it:</w:t>
+      </w:r>
+      <w:r>
+        <w:t xml:space="preserve"> every role.  </w:t>
+      </w:r>
+      <w:r>
+        <w:rPr>
+          <w:b/>
+          <w:bCs/>
+        </w:rPr>
+        <w:t>Where:</w:t>
+      </w:r>
+      <w:r>
+        <w:t xml:space="preserve"> </w:t>
+      </w:r>
+      <w:r>
+        <w:rPr>
+          <w:rFonts w:ascii="Consolas" w:eastAsia="Consolas" w:hAnsi="Consolas" w:cs="Consolas"/>
+          <w:color w:val="122238"/>
+          <w:sz w:val="19"/>
+          <w:szCs w:val="19"/>
+        </w:rPr>
+        <w:t>/admin/login</w:t>
+      </w:r>
+    </w:p>
+    <w:p>
+      <w:pPr>
+        <w:spacing w:after="120" w:line="288" w:lineRule="auto"/>
+      </w:pPr>
+      <w:r>
+        <w:t>Where every staff member starts. Staff accounts are created by the PI; there is no self-registration.</w:t>
+      </w:r>
+    </w:p>
+    <w:tbl>
+      <w:tblPr>
+        <w:tblW w:w="9412" w:type="dxa"/>
+        <w:tblBorders>
+          <w:top w:val="single" w:sz="4" w:space="0" w:color="D5DAE0"/>
+          <w:left w:val="single" w:sz="4" w:space="0" w:color="D5DAE0"/>
+          <w:bottom w:val="single" w:sz="4" w:space="0" w:color="D5DAE0"/>
+          <w:right w:val="single" w:sz="4" w:space="0" w:color="D5DAE0"/>
+          <w:insideH w:val="single" w:sz="4" w:space="0" w:color="D5DAE0"/>
+          <w:insideV w:val="single" w:sz="4" w:space="0" w:color="D5DAE0"/>
+        </w:tblBorders>
+        <w:tblCellMar>
+          <w:left w:w="10" w:type="dxa"/>
+          <w:right w:w="10" w:type="dxa"/>
+        </w:tblCellMar>
+        <w:tblLook w:val="0000" w:firstRow="0" w:lastRow="0" w:firstColumn="0" w:lastColumn="0" w:noHBand="0" w:noVBand="0"/>
+      </w:tblPr>
+      <w:tblGrid>
+        <w:gridCol w:w="1882"/>
+        <w:gridCol w:w="3012"/>
+        <w:gridCol w:w="2447"/>
+        <w:gridCol w:w="2071"/>
+      </w:tblGrid>
+      <w:tr>
+        <w:tblPrEx>
+          <w:tblCellMar>
+            <w:top w:w="0" w:type="dxa"/>
+            <w:bottom w:w="0" w:type="dxa"/>
+          </w:tblCellMar>
+        </w:tblPrEx>
+        <w:trPr>
+          <w:tblHeader/>
+        </w:trPr>
+        <w:tc>
+          <w:tcPr>
+            <w:tcW w:w="1882" w:type="dxa"/>
+            <w:shd w:val="clear" w:color="auto" w:fill="1B3350"/>
+            <w:tcMar>
+              <w:top w:w="70" w:type="dxa"/>
+              <w:left w:w="110" w:type="dxa"/>
+              <w:bottom w:w="70" w:type="dxa"/>
+              <w:right w:w="110" w:type="dxa"/>
+            </w:tcMar>
+          </w:tcPr>
+          <w:p>
+            <w:pPr>
+              <w:spacing w:after="40"/>
+            </w:pPr>
+            <w:r>
+              <w:rPr>
+                <w:b/>
+                <w:bCs/>
+                <w:color w:val="FFFFFF"/>
+                <w:sz w:val="19"/>
+                <w:szCs w:val="19"/>
+              </w:rPr>
+              <w:t>Control</w:t>
+            </w:r>
+          </w:p>
+        </w:tc>
+        <w:tc>
+          <w:tcPr>
+            <w:tcW w:w="3012" w:type="dxa"/>
+            <w:shd w:val="clear" w:color="auto" w:fill="1B3350"/>
+            <w:tcMar>
+              <w:top w:w="70" w:type="dxa"/>
+              <w:left w:w="110" w:type="dxa"/>
+              <w:bottom w:w="70" w:type="dxa"/>
+              <w:right w:w="110" w:type="dxa"/>
+            </w:tcMar>
+          </w:tcPr>
+          <w:p>
+            <w:pPr>
+              <w:spacing w:after="40"/>
+            </w:pPr>
+            <w:r>
+              <w:rPr>
+                <w:b/>
+                <w:bCs/>
+                <w:color w:val="FFFFFF"/>
+                <w:sz w:val="19"/>
+                <w:szCs w:val="19"/>
+              </w:rPr>
+              <w:t>What it does and when to use it</w:t>
+            </w:r>
+          </w:p>
+        </w:tc>
+        <w:tc>
+          <w:tcPr>
+            <w:tcW w:w="2447" w:type="dxa"/>
+            <w:shd w:val="clear" w:color="auto" w:fill="1B3350"/>
+            <w:tcMar>
+              <w:top w:w="70" w:type="dxa"/>
+              <w:left w:w="110" w:type="dxa"/>
+              <w:bottom w:w="70" w:type="dxa"/>
+              <w:right w:w="110" w:type="dxa"/>
+            </w:tcMar>
+          </w:tcPr>
+          <w:p>
+            <w:pPr>
+              <w:spacing w:after="40"/>
+            </w:pPr>
+            <w:r>
+              <w:rPr>
+                <w:b/>
+                <w:bCs/>
+                <w:color w:val="FFFFFF"/>
+                <w:sz w:val="19"/>
+                <w:szCs w:val="19"/>
+              </w:rPr>
+              <w:t>Why it exists</w:t>
+            </w:r>
+          </w:p>
+        </w:tc>
+        <w:tc>
+          <w:tcPr>
+            <w:tcW w:w="2071" w:type="dxa"/>
+            <w:shd w:val="clear" w:color="auto" w:fill="1B3350"/>
+            <w:tcMar>
+              <w:top w:w="70" w:type="dxa"/>
+              <w:left w:w="110" w:type="dxa"/>
+              <w:bottom w:w="70" w:type="dxa"/>
+              <w:right w:w="110" w:type="dxa"/>
+            </w:tcMar>
+          </w:tcPr>
+          <w:p>
+            <w:pPr>
+              <w:spacing w:after="40"/>
+            </w:pPr>
+            <w:r>
+              <w:rPr>
+                <w:b/>
+                <w:bCs/>
+                <w:color w:val="FFFFFF"/>
+                <w:sz w:val="19"/>
+                <w:szCs w:val="19"/>
+              </w:rPr>
+              <w:t>What happens next</w:t>
+            </w:r>
+          </w:p>
+        </w:tc>
+      </w:tr>
+      <w:tr>
+        <w:tblPrEx>
+          <w:tblCellMar>
+            <w:top w:w="0" w:type="dxa"/>
+            <w:bottom w:w="0" w:type="dxa"/>
+          </w:tblCellMar>
+        </w:tblPrEx>
+        <w:trPr>
+          <w:cantSplit/>
+        </w:trPr>
+        <w:tc>
+          <w:tcPr>
+            <w:tcW w:w="1882" w:type="dxa"/>
+            <w:tcMar>
+              <w:top w:w="70" w:type="dxa"/>
+              <w:left w:w="110" w:type="dxa"/>
+              <w:bottom w:w="70" w:type="dxa"/>
+              <w:right w:w="110" w:type="dxa"/>
+            </w:tcMar>
+          </w:tcPr>
+          <w:p>
+            <w:pPr>
+              <w:spacing w:after="40"/>
+            </w:pPr>
+            <w:r>
+              <w:rPr>
+                <w:sz w:val="19"/>
+                <w:szCs w:val="19"/>
+              </w:rPr>
+              <w:t>Username</w:t>
+            </w:r>
+          </w:p>
+        </w:tc>
+        <w:tc>
+          <w:tcPr>
+            <w:tcW w:w="3012" w:type="dxa"/>
+            <w:tcMar>
+              <w:top w:w="70" w:type="dxa"/>
+              <w:left w:w="110" w:type="dxa"/>
+              <w:bottom w:w="70" w:type="dxa"/>
+              <w:right w:w="110" w:type="dxa"/>
+            </w:tcMar>
+          </w:tcPr>
+          <w:p>
+            <w:pPr>
+              <w:spacing w:after="40"/>
+            </w:pPr>
+            <w:r>
+              <w:rPr>
+                <w:sz w:val="19"/>
+                <w:szCs w:val="19"/>
+              </w:rPr>
+              <w:t>Type the username the PI gave you.</w:t>
+            </w:r>
+          </w:p>
+        </w:tc>
+        <w:tc>
+          <w:tcPr>
+            <w:tcW w:w="2447" w:type="dxa"/>
+            <w:tcMar>
+              <w:top w:w="70" w:type="dxa"/>
+              <w:left w:w="110" w:type="dxa"/>
+              <w:bottom w:w="70" w:type="dxa"/>
+              <w:right w:w="110" w:type="dxa"/>
+            </w:tcMar>
+          </w:tcPr>
+          <w:p>
+            <w:pPr>
+              <w:spacing w:after="40"/>
+            </w:pPr>
+            <w:r>
+              <w:rPr>
+                <w:sz w:val="19"/>
+                <w:szCs w:val="19"/>
+              </w:rPr>
+              <w:t>Every action in the portal is recorded against a named person, so accounts are never shared.</w:t>
+            </w:r>
+          </w:p>
+        </w:tc>
+        <w:tc>
+          <w:tcPr>
+            <w:tcW w:w="2071" w:type="dxa"/>
+            <w:tcMar>
+              <w:top w:w="70" w:type="dxa"/>
+              <w:left w:w="110" w:type="dxa"/>
+              <w:bottom w:w="70" w:type="dxa"/>
+              <w:right w:w="110" w:type="dxa"/>
+            </w:tcMar>
+          </w:tcPr>
+          <w:p>
+            <w:pPr>
+              <w:spacing w:after="40"/>
+            </w:pPr>
+            <w:r>
+              <w:rPr>
+                <w:sz w:val="19"/>
+                <w:szCs w:val="19"/>
+              </w:rPr>
+              <w:t>Nothing yet; you also need the password.</w:t>
+            </w:r>
+          </w:p>
+        </w:tc>
+      </w:tr>
+      <w:tr>
+        <w:tblPrEx>
+          <w:tblCellMar>
+            <w:top w:w="0" w:type="dxa"/>
+            <w:bottom w:w="0" w:type="dxa"/>
+          </w:tblCellMar>
+        </w:tblPrEx>
+        <w:trPr>
+          <w:cantSplit/>
+        </w:trPr>
+        <w:tc>
+          <w:tcPr>
+            <w:tcW w:w="1882" w:type="dxa"/>
+            <w:shd w:val="clear" w:color="auto" w:fill="F8FAFB"/>
+            <w:tcMar>
+              <w:top w:w="70" w:type="dxa"/>
+              <w:left w:w="110" w:type="dxa"/>
+              <w:bottom w:w="70" w:type="dxa"/>
+              <w:right w:w="110" w:type="dxa"/>
+            </w:tcMar>
+          </w:tcPr>
+          <w:p>
+            <w:pPr>
+              <w:spacing w:after="40"/>
+            </w:pPr>
+            <w:r>
+              <w:rPr>
+                <w:sz w:val="19"/>
+                <w:szCs w:val="19"/>
+              </w:rPr>
+              <w:t>Password</w:t>
+            </w:r>
+          </w:p>
+        </w:tc>
+        <w:tc>
+          <w:tcPr>
+            <w:tcW w:w="3012" w:type="dxa"/>
+            <w:shd w:val="clear" w:color="auto" w:fill="F8FAFB"/>
+            <w:tcMar>
+              <w:top w:w="70" w:type="dxa"/>
+              <w:left w:w="110" w:type="dxa"/>
+              <w:bottom w:w="70" w:type="dxa"/>
+              <w:right w:w="110" w:type="dxa"/>
+            </w:tcMar>
+          </w:tcPr>
+          <w:p>
+            <w:pPr>
+              <w:spacing w:after="40"/>
+            </w:pPr>
+            <w:r>
+              <w:rPr>
+                <w:sz w:val="19"/>
+                <w:szCs w:val="19"/>
+              </w:rPr>
+              <w:t>Type your password. The characters are hidden.</w:t>
+            </w:r>
+          </w:p>
+        </w:tc>
+        <w:tc>
+          <w:tcPr>
+            <w:tcW w:w="2447" w:type="dxa"/>
+            <w:shd w:val="clear" w:color="auto" w:fill="F8FAFB"/>
+            <w:tcMar>
+              <w:top w:w="70" w:type="dxa"/>
+              <w:left w:w="110" w:type="dxa"/>
+              <w:bottom w:w="70" w:type="dxa"/>
+              <w:right w:w="110" w:type="dxa"/>
+            </w:tcMar>
+          </w:tcPr>
+          <w:p>
+            <w:pPr>
+              <w:spacing w:after="40"/>
+            </w:pPr>
+            <w:r>
+              <w:rPr>
+                <w:sz w:val="19"/>
+                <w:szCs w:val="19"/>
+              </w:rPr>
+              <w:t>Passwords are never shown or emailed; the PI can reset yours but cannot read it.</w:t>
+            </w:r>
+          </w:p>
+        </w:tc>
+        <w:tc>
+          <w:tcPr>
+            <w:tcW w:w="2071" w:type="dxa"/>
+            <w:shd w:val="clear" w:color="auto" w:fill="F8FAFB"/>
+            <w:tcMar>
+              <w:top w:w="70" w:type="dxa"/>
+              <w:left w:w="110" w:type="dxa"/>
+              <w:bottom w:w="70" w:type="dxa"/>
+              <w:right w:w="110" w:type="dxa"/>
+            </w:tcMar>
+          </w:tcPr>
+          <w:p>
+            <w:pPr>
+              <w:spacing w:after="40"/>
+            </w:pPr>
+            <w:r>
+              <w:rPr>
+                <w:sz w:val="19"/>
+                <w:szCs w:val="19"/>
+              </w:rPr>
+              <w:t>Nothing yet; select Sign in.</w:t>
+            </w:r>
+          </w:p>
+        </w:tc>
+      </w:tr>
+      <w:tr>
+        <w:tblPrEx>
+          <w:tblCellMar>
+            <w:top w:w="0" w:type="dxa"/>
+            <w:bottom w:w="0" w:type="dxa"/>
+          </w:tblCellMar>
+        </w:tblPrEx>
+        <w:trPr>
+          <w:cantSplit/>
+        </w:trPr>
+        <w:tc>
+          <w:tcPr>
+            <w:tcW w:w="1882" w:type="dxa"/>
+            <w:tcMar>
+              <w:top w:w="70" w:type="dxa"/>
+              <w:left w:w="110" w:type="dxa"/>
+              <w:bottom w:w="70" w:type="dxa"/>
+              <w:right w:w="110" w:type="dxa"/>
+            </w:tcMar>
+          </w:tcPr>
+          <w:p>
+            <w:pPr>
+              <w:spacing w:after="40"/>
+            </w:pPr>
+            <w:r>
+              <w:rPr>
+                <w:sz w:val="19"/>
+                <w:szCs w:val="19"/>
+              </w:rPr>
+              <w:t>Sign in</w:t>
+            </w:r>
+          </w:p>
+        </w:tc>
+        <w:tc>
+          <w:tcPr>
+            <w:tcW w:w="3012" w:type="dxa"/>
+            <w:tcMar>
+              <w:top w:w="70" w:type="dxa"/>
+              <w:left w:w="110" w:type="dxa"/>
+              <w:bottom w:w="70" w:type="dxa"/>
+              <w:right w:w="110" w:type="dxa"/>
+            </w:tcMar>
+          </w:tcPr>
+          <w:p>
+            <w:pPr>
+              <w:spacing w:after="40"/>
+            </w:pPr>
+            <w:r>
+              <w:rPr>
+                <w:sz w:val="19"/>
+                <w:szCs w:val="19"/>
+              </w:rPr>
+              <w:t>Checks your username and password and opens your start screen (the first screen your role uses).</w:t>
+            </w:r>
+          </w:p>
+        </w:tc>
+        <w:tc>
+          <w:tcPr>
+            <w:tcW w:w="2447" w:type="dxa"/>
+            <w:tcMar>
+              <w:top w:w="70" w:type="dxa"/>
+              <w:left w:w="110" w:type="dxa"/>
+              <w:bottom w:w="70" w:type="dxa"/>
+              <w:right w:w="110" w:type="dxa"/>
+            </w:tcMar>
+          </w:tcPr>
+          <w:p>
+            <w:pPr>
+              <w:spacing w:after="40"/>
+            </w:pPr>
+            <w:r>
+              <w:rPr>
+                <w:sz w:val="19"/>
+                <w:szCs w:val="19"/>
+              </w:rPr>
+              <w:t>Repeated wrong attempts from one network are refused for a minute, to stop password guessing.</w:t>
+            </w:r>
+          </w:p>
+        </w:tc>
+        <w:tc>
+          <w:tcPr>
+            <w:tcW w:w="2071" w:type="dxa"/>
+            <w:tcMar>
+              <w:top w:w="70" w:type="dxa"/>
+              <w:left w:w="110" w:type="dxa"/>
+              <w:bottom w:w="70" w:type="dxa"/>
+              <w:right w:w="110" w:type="dxa"/>
+            </w:tcMar>
+          </w:tcPr>
+          <w:p>
+            <w:pPr>
+              <w:spacing w:after="40"/>
+            </w:pPr>
+            <w:r>
+              <w:rPr>
+                <w:sz w:val="19"/>
+                <w:szCs w:val="19"/>
+              </w:rPr>
+              <w:t>Your start screen opens. A wrong password says so. “Too many sign-in attempts” means wait a minute.</w:t>
+            </w:r>
+          </w:p>
+        </w:tc>
+      </w:tr>
+    </w:tbl>
+    <w:p>
+      <w:pPr>
+        <w:spacing w:after="120"/>
+      </w:pPr>
+    </w:p>
+    <w:p>
+      <w:pPr>
+        <w:pStyle w:val="Heading2"/>
+      </w:pPr>
+      <w:bookmarkStart w:id="18" w:name="_Toc240888983"/>
+      <w:r>
+        <w:t>8.2 The header and menu bar (every screen)</w:t>
+      </w:r>
+      <w:bookmarkEnd w:id="18"/>
+    </w:p>
+    <w:p>
+      <w:pPr>
+        <w:spacing w:after="120" w:line="288" w:lineRule="auto"/>
+      </w:pPr>
+      <w:r>
+        <w:rPr>
+          <w:b/>
+          <w:bCs/>
+        </w:rPr>
+        <w:t>Who can open it:</w:t>
+      </w:r>
+      <w:r>
+        <w:t xml:space="preserve"> every role.  </w:t>
+      </w:r>
+      <w:r>
+        <w:rPr>
+          <w:b/>
+          <w:bCs/>
+        </w:rPr>
+        <w:t>Where:</w:t>
+      </w:r>
+      <w:r>
+        <w:t xml:space="preserve"> </w:t>
+      </w:r>
+      <w:r>
+        <w:rPr>
+          <w:rFonts w:ascii="Consolas" w:eastAsia="Consolas" w:hAnsi="Consolas" w:cs="Consolas"/>
+          <w:color w:val="122238"/>
+          <w:sz w:val="19"/>
+          <w:szCs w:val="19"/>
+        </w:rPr>
+        <w:t>(top of every screen)</w:t>
+      </w:r>
+    </w:p>
+    <w:p>
+      <w:pPr>
+        <w:spacing w:after="120" w:line="288" w:lineRule="auto"/>
+      </w:pPr>
+      <w:r>
+        <w:t>Shown at the top of every signed-in screen. The menu bar lists only the screens your role may open.</w:t>
+      </w:r>
+    </w:p>
+    <w:tbl>
+      <w:tblPr>
+        <w:tblW w:w="9412" w:type="dxa"/>
+        <w:tblBorders>
+          <w:top w:val="single" w:sz="4" w:space="0" w:color="D5DAE0"/>
+          <w:left w:val="single" w:sz="4" w:space="0" w:color="D5DAE0"/>
+          <w:bottom w:val="single" w:sz="4" w:space="0" w:color="D5DAE0"/>
+          <w:right w:val="single" w:sz="4" w:space="0" w:color="D5DAE0"/>
+          <w:insideH w:val="single" w:sz="4" w:space="0" w:color="D5DAE0"/>
+          <w:insideV w:val="single" w:sz="4" w:space="0" w:color="D5DAE0"/>
+        </w:tblBorders>
+        <w:tblCellMar>
+          <w:left w:w="10" w:type="dxa"/>
+          <w:right w:w="10" w:type="dxa"/>
+        </w:tblCellMar>
+        <w:tblLook w:val="0000" w:firstRow="0" w:lastRow="0" w:firstColumn="0" w:lastColumn="0" w:noHBand="0" w:noVBand="0"/>
+      </w:tblPr>
+      <w:tblGrid>
+        <w:gridCol w:w="1882"/>
+        <w:gridCol w:w="3012"/>
+        <w:gridCol w:w="2447"/>
+        <w:gridCol w:w="2071"/>
+      </w:tblGrid>
+      <w:tr>
+        <w:tblPrEx>
+          <w:tblCellMar>
+            <w:top w:w="0" w:type="dxa"/>
+            <w:bottom w:w="0" w:type="dxa"/>
+          </w:tblCellMar>
+        </w:tblPrEx>
+        <w:trPr>
+          <w:tblHeader/>
+        </w:trPr>
+        <w:tc>
+          <w:tcPr>
+            <w:tcW w:w="1882" w:type="dxa"/>
+            <w:shd w:val="clear" w:color="auto" w:fill="1B3350"/>
+            <w:tcMar>
+              <w:top w:w="70" w:type="dxa"/>
+              <w:left w:w="110" w:type="dxa"/>
+              <w:bottom w:w="70" w:type="dxa"/>
+              <w:right w:w="110" w:type="dxa"/>
+            </w:tcMar>
+          </w:tcPr>
+          <w:p>
+            <w:pPr>
+              <w:spacing w:after="40"/>
+            </w:pPr>
+            <w:r>
+              <w:rPr>
+                <w:b/>
+                <w:bCs/>
+                <w:color w:val="FFFFFF"/>
+                <w:sz w:val="19"/>
+                <w:szCs w:val="19"/>
+              </w:rPr>
+              <w:t>Control</w:t>
+            </w:r>
+          </w:p>
+        </w:tc>
+        <w:tc>
+          <w:tcPr>
+            <w:tcW w:w="3012" w:type="dxa"/>
+            <w:shd w:val="clear" w:color="auto" w:fill="1B3350"/>
+            <w:tcMar>
+              <w:top w:w="70" w:type="dxa"/>
+              <w:left w:w="110" w:type="dxa"/>
+              <w:bottom w:w="70" w:type="dxa"/>
+              <w:right w:w="110" w:type="dxa"/>
+            </w:tcMar>
+          </w:tcPr>
+          <w:p>
+            <w:pPr>
+              <w:spacing w:after="40"/>
+            </w:pPr>
+            <w:r>
+              <w:rPr>
+                <w:b/>
+                <w:bCs/>
+                <w:color w:val="FFFFFF"/>
+                <w:sz w:val="19"/>
+                <w:szCs w:val="19"/>
+              </w:rPr>
+              <w:t>What it does and when to use it</w:t>
+            </w:r>
+          </w:p>
+        </w:tc>
+        <w:tc>
+          <w:tcPr>
+            <w:tcW w:w="2447" w:type="dxa"/>
+            <w:shd w:val="clear" w:color="auto" w:fill="1B3350"/>
+            <w:tcMar>
+              <w:top w:w="70" w:type="dxa"/>
+              <w:left w:w="110" w:type="dxa"/>
+              <w:bottom w:w="70" w:type="dxa"/>
+              <w:right w:w="110" w:type="dxa"/>
+            </w:tcMar>
+          </w:tcPr>
+          <w:p>
+            <w:pPr>
+              <w:spacing w:after="40"/>
+            </w:pPr>
+            <w:r>
+              <w:rPr>
+                <w:b/>
+                <w:bCs/>
+                <w:color w:val="FFFFFF"/>
+                <w:sz w:val="19"/>
+                <w:szCs w:val="19"/>
+              </w:rPr>
+              <w:t>Why it exists</w:t>
+            </w:r>
+          </w:p>
+        </w:tc>
+        <w:tc>
+          <w:tcPr>
+            <w:tcW w:w="2071" w:type="dxa"/>
+            <w:shd w:val="clear" w:color="auto" w:fill="1B3350"/>
+            <w:tcMar>
+              <w:top w:w="70" w:type="dxa"/>
+              <w:left w:w="110" w:type="dxa"/>
+              <w:bottom w:w="70" w:type="dxa"/>
+              <w:right w:w="110" w:type="dxa"/>
+            </w:tcMar>
+          </w:tcPr>
+          <w:p>
+            <w:pPr>
+              <w:spacing w:after="40"/>
+            </w:pPr>
+            <w:r>
+              <w:rPr>
+                <w:b/>
+                <w:bCs/>
+                <w:color w:val="FFFFFF"/>
+                <w:sz w:val="19"/>
+                <w:szCs w:val="19"/>
+              </w:rPr>
+              <w:t>What happens next</w:t>
+            </w:r>
+          </w:p>
+        </w:tc>
+      </w:tr>
+      <w:tr>
+        <w:tblPrEx>
+          <w:tblCellMar>
+            <w:top w:w="0" w:type="dxa"/>
+            <w:bottom w:w="0" w:type="dxa"/>
+          </w:tblCellMar>
+        </w:tblPrEx>
+        <w:trPr>
+          <w:cantSplit/>
+        </w:trPr>
+        <w:tc>
+          <w:tcPr>
+            <w:tcW w:w="1882" w:type="dxa"/>
+            <w:tcMar>
+              <w:top w:w="70" w:type="dxa"/>
+              <w:left w:w="110" w:type="dxa"/>
+              <w:bottom w:w="70" w:type="dxa"/>
+              <w:right w:w="110" w:type="dxa"/>
+            </w:tcMar>
+          </w:tcPr>
+          <w:p>
+            <w:pPr>
+              <w:spacing w:after="40"/>
+            </w:pPr>
+            <w:r>
+              <w:rPr>
+                <w:sz w:val="19"/>
+                <w:szCs w:val="19"/>
+              </w:rPr>
+              <w:t>Menu bar (Executive, Sampling, … Audit)</w:t>
+            </w:r>
+          </w:p>
+        </w:tc>
+        <w:tc>
+          <w:tcPr>
+            <w:tcW w:w="3012" w:type="dxa"/>
+            <w:tcMar>
+              <w:top w:w="70" w:type="dxa"/>
+              <w:left w:w="110" w:type="dxa"/>
+              <w:bottom w:w="70" w:type="dxa"/>
+              <w:right w:w="110" w:type="dxa"/>
+            </w:tcMar>
+          </w:tcPr>
+          <w:p>
+            <w:pPr>
+              <w:spacing w:after="40"/>
+            </w:pPr>
+            <w:r>
+              <w:rPr>
+                <w:sz w:val="19"/>
+                <w:szCs w:val="19"/>
+              </w:rPr>
+              <w:t>Opens a screen. The current screen is underlined.</w:t>
+            </w:r>
+          </w:p>
+        </w:tc>
+        <w:tc>
+          <w:tcPr>
+            <w:tcW w:w="2447" w:type="dxa"/>
+            <w:tcMar>
+              <w:top w:w="70" w:type="dxa"/>
+              <w:left w:w="110" w:type="dxa"/>
+              <w:bottom w:w="70" w:type="dxa"/>
+              <w:right w:w="110" w:type="dxa"/>
+            </w:tcMar>
+          </w:tcPr>
+          <w:p>
+            <w:pPr>
+              <w:spacing w:after="40"/>
+            </w:pPr>
+            <w:r>
+              <w:rPr>
+                <w:sz w:val="19"/>
+                <w:szCs w:val="19"/>
+              </w:rPr>
+              <w:t>The list is built by the server from your role, so you never see a screen that would refuse you.</w:t>
+            </w:r>
+          </w:p>
+        </w:tc>
+        <w:tc>
+          <w:tcPr>
+            <w:tcW w:w="2071" w:type="dxa"/>
+            <w:tcMar>
+              <w:top w:w="70" w:type="dxa"/>
+              <w:left w:w="110" w:type="dxa"/>
+              <w:bottom w:w="70" w:type="dxa"/>
+              <w:right w:w="110" w:type="dxa"/>
+            </w:tcMar>
+          </w:tcPr>
+          <w:p>
+            <w:pPr>
+              <w:spacing w:after="40"/>
+            </w:pPr>
+            <w:r>
+              <w:rPr>
+                <w:sz w:val="19"/>
+                <w:szCs w:val="19"/>
+              </w:rPr>
+              <w:t>The screen opens. A screen not in your list shows “This screen isn't part of your role”.</w:t>
+            </w:r>
+          </w:p>
+        </w:tc>
+      </w:tr>
+      <w:tr>
+        <w:tblPrEx>
+          <w:tblCellMar>
+            <w:top w:w="0" w:type="dxa"/>
+            <w:bottom w:w="0" w:type="dxa"/>
+          </w:tblCellMar>
+        </w:tblPrEx>
+        <w:trPr>
+          <w:cantSplit/>
+        </w:trPr>
+        <w:tc>
+          <w:tcPr>
+            <w:tcW w:w="1882" w:type="dxa"/>
+            <w:shd w:val="clear" w:color="auto" w:fill="F8FAFB"/>
+            <w:tcMar>
+              <w:top w:w="70" w:type="dxa"/>
+              <w:left w:w="110" w:type="dxa"/>
+              <w:bottom w:w="70" w:type="dxa"/>
+              <w:right w:w="110" w:type="dxa"/>
+            </w:tcMar>
+          </w:tcPr>
+          <w:p>
+            <w:pPr>
+              <w:spacing w:after="40"/>
+            </w:pPr>
+            <w:r>
+              <w:rPr>
+                <w:sz w:val="19"/>
+                <w:szCs w:val="19"/>
+              </w:rPr>
+              <w:t>Change password</w:t>
+            </w:r>
+          </w:p>
+        </w:tc>
+        <w:tc>
+          <w:tcPr>
+            <w:tcW w:w="3012" w:type="dxa"/>
+            <w:shd w:val="clear" w:color="auto" w:fill="F8FAFB"/>
+            <w:tcMar>
+              <w:top w:w="70" w:type="dxa"/>
+              <w:left w:w="110" w:type="dxa"/>
+              <w:bottom w:w="70" w:type="dxa"/>
+              <w:right w:w="110" w:type="dxa"/>
+            </w:tcMar>
+          </w:tcPr>
+          <w:p>
+            <w:pPr>
+              <w:spacing w:after="40"/>
+            </w:pPr>
+            <w:r>
+              <w:rPr>
+                <w:sz w:val="19"/>
+                <w:szCs w:val="19"/>
+              </w:rPr>
+              <w:t>Opens the Change Password screen.</w:t>
+            </w:r>
+          </w:p>
+        </w:tc>
+        <w:tc>
+          <w:tcPr>
+            <w:tcW w:w="2447" w:type="dxa"/>
+            <w:shd w:val="clear" w:color="auto" w:fill="F8FAFB"/>
+            <w:tcMar>
+              <w:top w:w="70" w:type="dxa"/>
+              <w:left w:w="110" w:type="dxa"/>
+              <w:bottom w:w="70" w:type="dxa"/>
+              <w:right w:w="110" w:type="dxa"/>
+            </w:tcMar>
+          </w:tcPr>
+          <w:p>
+            <w:pPr>
+              <w:spacing w:after="40"/>
+            </w:pPr>
+            <w:r>
+              <w:rPr>
+                <w:sz w:val="19"/>
+                <w:szCs w:val="19"/>
+              </w:rPr>
+              <w:t>You should change the first password you were given, and any password you think someone saw.</w:t>
+            </w:r>
+          </w:p>
+        </w:tc>
+        <w:tc>
+          <w:tcPr>
+            <w:tcW w:w="2071" w:type="dxa"/>
+            <w:shd w:val="clear" w:color="auto" w:fill="F8FAFB"/>
+            <w:tcMar>
+              <w:top w:w="70" w:type="dxa"/>
+              <w:left w:w="110" w:type="dxa"/>
+              <w:bottom w:w="70" w:type="dxa"/>
+              <w:right w:w="110" w:type="dxa"/>
+            </w:tcMar>
+          </w:tcPr>
+          <w:p>
+            <w:pPr>
+              <w:spacing w:after="40"/>
+            </w:pPr>
+            <w:r>
+              <w:rPr>
+                <w:sz w:val="19"/>
+                <w:szCs w:val="19"/>
+              </w:rPr>
+              <w:t>The Change Password screen opens.</w:t>
+            </w:r>
+          </w:p>
+        </w:tc>
+      </w:tr>
+      <w:tr>
+        <w:tblPrEx>
+          <w:tblCellMar>
+            <w:top w:w="0" w:type="dxa"/>
+            <w:bottom w:w="0" w:type="dxa"/>
+          </w:tblCellMar>
+        </w:tblPrEx>
+        <w:trPr>
+          <w:cantSplit/>
+        </w:trPr>
+        <w:tc>
+          <w:tcPr>
+            <w:tcW w:w="1882" w:type="dxa"/>
+            <w:tcMar>
+              <w:top w:w="70" w:type="dxa"/>
+              <w:left w:w="110" w:type="dxa"/>
+              <w:bottom w:w="70" w:type="dxa"/>
+              <w:right w:w="110" w:type="dxa"/>
+            </w:tcMar>
+          </w:tcPr>
+          <w:p>
+            <w:pPr>
+              <w:spacing w:after="40"/>
+            </w:pPr>
+            <w:r>
+              <w:rPr>
+                <w:sz w:val="19"/>
+                <w:szCs w:val="19"/>
+              </w:rPr>
+              <w:t>Sign out</w:t>
+            </w:r>
+          </w:p>
+        </w:tc>
+        <w:tc>
+          <w:tcPr>
+            <w:tcW w:w="3012" w:type="dxa"/>
+            <w:tcMar>
+              <w:top w:w="70" w:type="dxa"/>
+              <w:left w:w="110" w:type="dxa"/>
+              <w:bottom w:w="70" w:type="dxa"/>
+              <w:right w:w="110" w:type="dxa"/>
+            </w:tcMar>
+          </w:tcPr>
+          <w:p>
+            <w:pPr>
+              <w:spacing w:after="40"/>
+            </w:pPr>
+            <w:r>
+              <w:rPr>
+                <w:sz w:val="19"/>
+                <w:szCs w:val="19"/>
+              </w:rPr>
+              <w:t>Ends your session on this device.</w:t>
+            </w:r>
+          </w:p>
+        </w:tc>
+        <w:tc>
+          <w:tcPr>
+            <w:tcW w:w="2447" w:type="dxa"/>
+            <w:tcMar>
+              <w:top w:w="70" w:type="dxa"/>
+              <w:left w:w="110" w:type="dxa"/>
+              <w:bottom w:w="70" w:type="dxa"/>
+              <w:right w:w="110" w:type="dxa"/>
+            </w:tcMar>
+          </w:tcPr>
+          <w:p>
+            <w:pPr>
+              <w:spacing w:after="40"/>
+            </w:pPr>
+            <w:r>
+              <w:rPr>
+                <w:sz w:val="19"/>
+                <w:szCs w:val="19"/>
+              </w:rPr>
+              <w:t>Protects the data if the device is shared or lost. Always sign out on a shared device.</w:t>
+            </w:r>
+          </w:p>
+        </w:tc>
+        <w:tc>
+          <w:tcPr>
+            <w:tcW w:w="2071" w:type="dxa"/>
+            <w:tcMar>
+              <w:top w:w="70" w:type="dxa"/>
+              <w:left w:w="110" w:type="dxa"/>
+              <w:bottom w:w="70" w:type="dxa"/>
+              <w:right w:w="110" w:type="dxa"/>
+            </w:tcMar>
+          </w:tcPr>
+          <w:p>
+            <w:pPr>
+              <w:spacing w:after="40"/>
+            </w:pPr>
+            <w:r>
+              <w:rPr>
+                <w:sz w:val="19"/>
+                <w:szCs w:val="19"/>
+              </w:rPr>
+              <w:t>Your session on this device ends and you return to the Sign in screen.</w:t>
+            </w:r>
+          </w:p>
+        </w:tc>
+      </w:tr>
+      <w:tr>
+        <w:tblPrEx>
+          <w:tblCellMar>
+            <w:top w:w="0" w:type="dxa"/>
+            <w:bottom w:w="0" w:type="dxa"/>
+          </w:tblCellMar>
+        </w:tblPrEx>
+        <w:trPr>
+          <w:cantSplit/>
+        </w:trPr>
+        <w:tc>
+          <w:tcPr>
+            <w:tcW w:w="1882" w:type="dxa"/>
+            <w:shd w:val="clear" w:color="auto" w:fill="F8FAFB"/>
+            <w:tcMar>
+              <w:top w:w="70" w:type="dxa"/>
+              <w:left w:w="110" w:type="dxa"/>
+              <w:bottom w:w="70" w:type="dxa"/>
+              <w:right w:w="110" w:type="dxa"/>
+            </w:tcMar>
+          </w:tcPr>
+          <w:p>
+            <w:pPr>
+              <w:spacing w:after="40"/>
+            </w:pPr>
+            <w:r>
+              <w:rPr>
+                <w:sz w:val="19"/>
+                <w:szCs w:val="19"/>
+              </w:rPr>
+              <w:lastRenderedPageBreak/>
+              <w:t>← Back to … (top left)</w:t>
+            </w:r>
+          </w:p>
+        </w:tc>
+        <w:tc>
+          <w:tcPr>
+            <w:tcW w:w="3012" w:type="dxa"/>
+            <w:shd w:val="clear" w:color="auto" w:fill="F8FAFB"/>
+            <w:tcMar>
+              <w:top w:w="70" w:type="dxa"/>
+              <w:left w:w="110" w:type="dxa"/>
+              <w:bottom w:w="70" w:type="dxa"/>
+              <w:right w:w="110" w:type="dxa"/>
+            </w:tcMar>
+          </w:tcPr>
+          <w:p>
+            <w:pPr>
+              <w:spacing w:after="40"/>
+            </w:pPr>
+            <w:r>
+              <w:rPr>
+                <w:sz w:val="19"/>
+                <w:szCs w:val="19"/>
+              </w:rPr>
+              <w:t>Returns to the parent screen (for example from a case to the register).</w:t>
+            </w:r>
+          </w:p>
+        </w:tc>
+        <w:tc>
+          <w:tcPr>
+            <w:tcW w:w="2447" w:type="dxa"/>
+            <w:shd w:val="clear" w:color="auto" w:fill="F8FAFB"/>
+            <w:tcMar>
+              <w:top w:w="70" w:type="dxa"/>
+              <w:left w:w="110" w:type="dxa"/>
+              <w:bottom w:w="70" w:type="dxa"/>
+              <w:right w:w="110" w:type="dxa"/>
+            </w:tcMar>
+          </w:tcPr>
+          <w:p>
+            <w:pPr>
+              <w:spacing w:after="40"/>
+            </w:pPr>
+            <w:r>
+              <w:rPr>
+                <w:sz w:val="19"/>
+                <w:szCs w:val="19"/>
+              </w:rPr>
+              <w:t>A consistent way back that does not lose your place in the menu.</w:t>
+            </w:r>
+          </w:p>
+        </w:tc>
+        <w:tc>
+          <w:tcPr>
+            <w:tcW w:w="2071" w:type="dxa"/>
+            <w:shd w:val="clear" w:color="auto" w:fill="F8FAFB"/>
+            <w:tcMar>
+              <w:top w:w="70" w:type="dxa"/>
+              <w:left w:w="110" w:type="dxa"/>
+              <w:bottom w:w="70" w:type="dxa"/>
+              <w:right w:w="110" w:type="dxa"/>
+            </w:tcMar>
+          </w:tcPr>
+          <w:p>
+            <w:pPr>
+              <w:spacing w:after="40"/>
+            </w:pPr>
+            <w:r>
+              <w:rPr>
+                <w:sz w:val="19"/>
+                <w:szCs w:val="19"/>
+              </w:rPr>
+              <w:t>The parent screen opens.</w:t>
+            </w:r>
+          </w:p>
+        </w:tc>
+      </w:tr>
+      <w:tr>
+        <w:tblPrEx>
+          <w:tblCellMar>
+            <w:top w:w="0" w:type="dxa"/>
+            <w:bottom w:w="0" w:type="dxa"/>
+          </w:tblCellMar>
+        </w:tblPrEx>
+        <w:trPr>
+          <w:cantSplit/>
+        </w:trPr>
+        <w:tc>
+          <w:tcPr>
+            <w:tcW w:w="1882" w:type="dxa"/>
+            <w:tcMar>
+              <w:top w:w="70" w:type="dxa"/>
+              <w:left w:w="110" w:type="dxa"/>
+              <w:bottom w:w="70" w:type="dxa"/>
+              <w:right w:w="110" w:type="dxa"/>
+            </w:tcMar>
+          </w:tcPr>
+          <w:p>
+            <w:pPr>
+              <w:spacing w:after="40"/>
+            </w:pPr>
+            <w:r>
+              <w:rPr>
+                <w:sz w:val="19"/>
+                <w:szCs w:val="19"/>
+              </w:rPr>
+              <w:t>Go to my start screen</w:t>
+            </w:r>
+          </w:p>
+        </w:tc>
+        <w:tc>
+          <w:tcPr>
+            <w:tcW w:w="3012" w:type="dxa"/>
+            <w:tcMar>
+              <w:top w:w="70" w:type="dxa"/>
+              <w:left w:w="110" w:type="dxa"/>
+              <w:bottom w:w="70" w:type="dxa"/>
+              <w:right w:w="110" w:type="dxa"/>
+            </w:tcMar>
+          </w:tcPr>
+          <w:p>
+            <w:pPr>
+              <w:spacing w:after="40"/>
+            </w:pPr>
+            <w:r>
+              <w:rPr>
+                <w:sz w:val="19"/>
+                <w:szCs w:val="19"/>
+              </w:rPr>
+              <w:t>Appears on the “This screen isn't part of your role” page and takes you to your own start screen.</w:t>
+            </w:r>
+          </w:p>
+        </w:tc>
+        <w:tc>
+          <w:tcPr>
+            <w:tcW w:w="2447" w:type="dxa"/>
+            <w:tcMar>
+              <w:top w:w="70" w:type="dxa"/>
+              <w:left w:w="110" w:type="dxa"/>
+              <w:bottom w:w="70" w:type="dxa"/>
+              <w:right w:w="110" w:type="dxa"/>
+            </w:tcMar>
+          </w:tcPr>
+          <w:p>
+            <w:pPr>
+              <w:spacing w:after="40"/>
+            </w:pPr>
+            <w:r>
+              <w:rPr>
+                <w:sz w:val="19"/>
+                <w:szCs w:val="19"/>
+              </w:rPr>
+              <w:t>An old bookmark or shared link may point at a screen that belongs to another role; this gets you out safely.</w:t>
+            </w:r>
+          </w:p>
+        </w:tc>
+        <w:tc>
+          <w:tcPr>
+            <w:tcW w:w="2071" w:type="dxa"/>
+            <w:tcMar>
+              <w:top w:w="70" w:type="dxa"/>
+              <w:left w:w="110" w:type="dxa"/>
+              <w:bottom w:w="70" w:type="dxa"/>
+              <w:right w:w="110" w:type="dxa"/>
+            </w:tcMar>
+          </w:tcPr>
+          <w:p>
+            <w:pPr>
+              <w:spacing w:after="40"/>
+            </w:pPr>
+            <w:r>
+              <w:rPr>
+                <w:sz w:val="19"/>
+                <w:szCs w:val="19"/>
+              </w:rPr>
+              <w:t>Your start screen opens.</w:t>
+            </w:r>
+          </w:p>
+        </w:tc>
+      </w:tr>
+    </w:tbl>
+    <w:p>
+      <w:pPr>
+        <w:spacing w:after="120"/>
+      </w:pPr>
+    </w:p>
+    <w:p>
+      <w:pPr>
+        <w:pStyle w:val="Heading2"/>
+      </w:pPr>
+      <w:bookmarkStart w:id="19" w:name="_Toc240888984"/>
+      <w:r>
+        <w:t>8.3 Change Password</w:t>
+      </w:r>
+      <w:bookmarkEnd w:id="19"/>
+    </w:p>
+    <w:p>
+      <w:pPr>
+        <w:spacing w:after="120" w:line="288" w:lineRule="auto"/>
+      </w:pPr>
+      <w:r>
+        <w:rPr>
+          <w:b/>
+          <w:bCs/>
+        </w:rPr>
+        <w:t>Who can open it:</w:t>
+      </w:r>
+      <w:r>
+        <w:t xml:space="preserve"> every role.  </w:t>
+      </w:r>
+      <w:r>
+        <w:rPr>
+          <w:b/>
+          <w:bCs/>
+        </w:rPr>
+        <w:t>Where:</w:t>
+      </w:r>
+      <w:r>
+        <w:t xml:space="preserve"> </w:t>
+      </w:r>
+      <w:r>
+        <w:rPr>
+          <w:rFonts w:ascii="Consolas" w:eastAsia="Consolas" w:hAnsi="Consolas" w:cs="Consolas"/>
+          <w:color w:val="122238"/>
+          <w:sz w:val="19"/>
+          <w:szCs w:val="19"/>
+        </w:rPr>
+        <w:t>/admin/account</w:t>
+      </w:r>
+    </w:p>
+    <w:p>
+      <w:pPr>
+        <w:spacing w:after="120" w:line="288" w:lineRule="auto"/>
+      </w:pPr>
+      <w:r>
+        <w:t>Change your own password.</w:t>
+      </w:r>
+    </w:p>
+    <w:tbl>
+      <w:tblPr>
+        <w:tblW w:w="9412" w:type="dxa"/>
+        <w:tblBorders>
+          <w:top w:val="single" w:sz="4" w:space="0" w:color="D5DAE0"/>
+          <w:left w:val="single" w:sz="4" w:space="0" w:color="D5DAE0"/>
+          <w:bottom w:val="single" w:sz="4" w:space="0" w:color="D5DAE0"/>
+          <w:right w:val="single" w:sz="4" w:space="0" w:color="D5DAE0"/>
+          <w:insideH w:val="single" w:sz="4" w:space="0" w:color="D5DAE0"/>
+          <w:insideV w:val="single" w:sz="4" w:space="0" w:color="D5DAE0"/>
+        </w:tblBorders>
+        <w:tblCellMar>
+          <w:left w:w="10" w:type="dxa"/>
+          <w:right w:w="10" w:type="dxa"/>
+        </w:tblCellMar>
+        <w:tblLook w:val="0000" w:firstRow="0" w:lastRow="0" w:firstColumn="0" w:lastColumn="0" w:noHBand="0" w:noVBand="0"/>
+      </w:tblPr>
+      <w:tblGrid>
+        <w:gridCol w:w="1882"/>
+        <w:gridCol w:w="3012"/>
+        <w:gridCol w:w="2447"/>
+        <w:gridCol w:w="2071"/>
+      </w:tblGrid>
+      <w:tr>
+        <w:tblPrEx>
+          <w:tblCellMar>
+            <w:top w:w="0" w:type="dxa"/>
+            <w:bottom w:w="0" w:type="dxa"/>
+          </w:tblCellMar>
+        </w:tblPrEx>
+        <w:trPr>
+          <w:tblHeader/>
+        </w:trPr>
+        <w:tc>
+          <w:tcPr>
+            <w:tcW w:w="1882" w:type="dxa"/>
+            <w:shd w:val="clear" w:color="auto" w:fill="1B3350"/>
+            <w:tcMar>
+              <w:top w:w="70" w:type="dxa"/>
+              <w:left w:w="110" w:type="dxa"/>
+              <w:bottom w:w="70" w:type="dxa"/>
+              <w:right w:w="110" w:type="dxa"/>
+            </w:tcMar>
+          </w:tcPr>
+          <w:p>
+            <w:pPr>
+              <w:spacing w:after="40"/>
+            </w:pPr>
+            <w:r>
+              <w:rPr>
+                <w:b/>
+                <w:bCs/>
+                <w:color w:val="FFFFFF"/>
+                <w:sz w:val="19"/>
+                <w:szCs w:val="19"/>
+              </w:rPr>
+              <w:t>Control</w:t>
+            </w:r>
+          </w:p>
+        </w:tc>
+        <w:tc>
+          <w:tcPr>
+            <w:tcW w:w="3012" w:type="dxa"/>
+            <w:shd w:val="clear" w:color="auto" w:fill="1B3350"/>
+            <w:tcMar>
+              <w:top w:w="70" w:type="dxa"/>
+              <w:left w:w="110" w:type="dxa"/>
+              <w:bottom w:w="70" w:type="dxa"/>
+              <w:right w:w="110" w:type="dxa"/>
+            </w:tcMar>
+          </w:tcPr>
+          <w:p>
+            <w:pPr>
+              <w:spacing w:after="40"/>
+            </w:pPr>
+            <w:r>
+              <w:rPr>
+                <w:b/>
+                <w:bCs/>
+                <w:color w:val="FFFFFF"/>
+                <w:sz w:val="19"/>
+                <w:szCs w:val="19"/>
+              </w:rPr>
+              <w:t>What it does and when to use it</w:t>
+            </w:r>
+          </w:p>
+        </w:tc>
+        <w:tc>
+          <w:tcPr>
+            <w:tcW w:w="2447" w:type="dxa"/>
+            <w:shd w:val="clear" w:color="auto" w:fill="1B3350"/>
+            <w:tcMar>
+              <w:top w:w="70" w:type="dxa"/>
+              <w:left w:w="110" w:type="dxa"/>
+              <w:bottom w:w="70" w:type="dxa"/>
+              <w:right w:w="110" w:type="dxa"/>
+            </w:tcMar>
+          </w:tcPr>
+          <w:p>
+            <w:pPr>
+              <w:spacing w:after="40"/>
+            </w:pPr>
+            <w:r>
+              <w:rPr>
+                <w:b/>
+                <w:bCs/>
+                <w:color w:val="FFFFFF"/>
+                <w:sz w:val="19"/>
+                <w:szCs w:val="19"/>
+              </w:rPr>
+              <w:t>Why it exists</w:t>
+            </w:r>
+          </w:p>
+        </w:tc>
+        <w:tc>
+          <w:tcPr>
+            <w:tcW w:w="2071" w:type="dxa"/>
+            <w:shd w:val="clear" w:color="auto" w:fill="1B3350"/>
+            <w:tcMar>
+              <w:top w:w="70" w:type="dxa"/>
+              <w:left w:w="110" w:type="dxa"/>
+              <w:bottom w:w="70" w:type="dxa"/>
+              <w:right w:w="110" w:type="dxa"/>
+            </w:tcMar>
+          </w:tcPr>
+          <w:p>
+            <w:pPr>
+              <w:spacing w:after="40"/>
+            </w:pPr>
+            <w:r>
+              <w:rPr>
+                <w:b/>
+                <w:bCs/>
+                <w:color w:val="FFFFFF"/>
+                <w:sz w:val="19"/>
+                <w:szCs w:val="19"/>
+              </w:rPr>
+              <w:t>What happens next</w:t>
+            </w:r>
+          </w:p>
+        </w:tc>
+      </w:tr>
+      <w:tr>
+        <w:tblPrEx>
+          <w:tblCellMar>
+            <w:top w:w="0" w:type="dxa"/>
+            <w:bottom w:w="0" w:type="dxa"/>
+          </w:tblCellMar>
+        </w:tblPrEx>
+        <w:trPr>
+          <w:cantSplit/>
+        </w:trPr>
+        <w:tc>
+          <w:tcPr>
+            <w:tcW w:w="1882" w:type="dxa"/>
+            <w:tcMar>
+              <w:top w:w="70" w:type="dxa"/>
+              <w:left w:w="110" w:type="dxa"/>
+              <w:bottom w:w="70" w:type="dxa"/>
+              <w:right w:w="110" w:type="dxa"/>
+            </w:tcMar>
+          </w:tcPr>
+          <w:p>
+            <w:pPr>
+              <w:spacing w:after="40"/>
+            </w:pPr>
+            <w:r>
+              <w:rPr>
+                <w:sz w:val="19"/>
+                <w:szCs w:val="19"/>
+              </w:rPr>
+              <w:t>Current password</w:t>
+            </w:r>
+          </w:p>
+        </w:tc>
+        <w:tc>
+          <w:tcPr>
+            <w:tcW w:w="3012" w:type="dxa"/>
+            <w:tcMar>
+              <w:top w:w="70" w:type="dxa"/>
+              <w:left w:w="110" w:type="dxa"/>
+              <w:bottom w:w="70" w:type="dxa"/>
+              <w:right w:w="110" w:type="dxa"/>
+            </w:tcMar>
+          </w:tcPr>
+          <w:p>
+            <w:pPr>
+              <w:spacing w:after="40"/>
+            </w:pPr>
+            <w:r>
+              <w:rPr>
+                <w:sz w:val="19"/>
+                <w:szCs w:val="19"/>
+              </w:rPr>
+              <w:t>Type the password you use now.</w:t>
+            </w:r>
+          </w:p>
+        </w:tc>
+        <w:tc>
+          <w:tcPr>
+            <w:tcW w:w="2447" w:type="dxa"/>
+            <w:tcMar>
+              <w:top w:w="70" w:type="dxa"/>
+              <w:left w:w="110" w:type="dxa"/>
+              <w:bottom w:w="70" w:type="dxa"/>
+              <w:right w:w="110" w:type="dxa"/>
+            </w:tcMar>
+          </w:tcPr>
+          <w:p>
+            <w:pPr>
+              <w:spacing w:after="40"/>
+            </w:pPr>
+            <w:r>
+              <w:rPr>
+                <w:sz w:val="19"/>
+                <w:szCs w:val="19"/>
+              </w:rPr>
+              <w:t>Proves it is really you before a change, in case a signed-in device was left open.</w:t>
+            </w:r>
+          </w:p>
+        </w:tc>
+        <w:tc>
+          <w:tcPr>
+            <w:tcW w:w="2071" w:type="dxa"/>
+            <w:tcMar>
+              <w:top w:w="70" w:type="dxa"/>
+              <w:left w:w="110" w:type="dxa"/>
+              <w:bottom w:w="70" w:type="dxa"/>
+              <w:right w:w="110" w:type="dxa"/>
+            </w:tcMar>
+          </w:tcPr>
+          <w:p>
+            <w:pPr>
+              <w:spacing w:after="40"/>
+            </w:pPr>
+            <w:r>
+              <w:rPr>
+                <w:sz w:val="19"/>
+                <w:szCs w:val="19"/>
+              </w:rPr>
+              <w:t>Nothing yet.</w:t>
+            </w:r>
+          </w:p>
+        </w:tc>
+      </w:tr>
+      <w:tr>
+        <w:tblPrEx>
+          <w:tblCellMar>
+            <w:top w:w="0" w:type="dxa"/>
+            <w:bottom w:w="0" w:type="dxa"/>
+          </w:tblCellMar>
+        </w:tblPrEx>
+        <w:trPr>
+          <w:cantSplit/>
+        </w:trPr>
+        <w:tc>
+          <w:tcPr>
+            <w:tcW w:w="1882" w:type="dxa"/>
+            <w:shd w:val="clear" w:color="auto" w:fill="F8FAFB"/>
+            <w:tcMar>
+              <w:top w:w="70" w:type="dxa"/>
+              <w:left w:w="110" w:type="dxa"/>
+              <w:bottom w:w="70" w:type="dxa"/>
+              <w:right w:w="110" w:type="dxa"/>
+            </w:tcMar>
+          </w:tcPr>
+          <w:p>
+            <w:pPr>
+              <w:spacing w:after="40"/>
+            </w:pPr>
+            <w:r>
+              <w:rPr>
+                <w:sz w:val="19"/>
+                <w:szCs w:val="19"/>
+              </w:rPr>
+              <w:t>New password</w:t>
+            </w:r>
+          </w:p>
+        </w:tc>
+        <w:tc>
+          <w:tcPr>
+            <w:tcW w:w="3012" w:type="dxa"/>
+            <w:shd w:val="clear" w:color="auto" w:fill="F8FAFB"/>
+            <w:tcMar>
+              <w:top w:w="70" w:type="dxa"/>
+              <w:left w:w="110" w:type="dxa"/>
+              <w:bottom w:w="70" w:type="dxa"/>
+              <w:right w:w="110" w:type="dxa"/>
+            </w:tcMar>
+          </w:tcPr>
+          <w:p>
+            <w:pPr>
+              <w:spacing w:after="40"/>
+            </w:pPr>
+            <w:r>
+              <w:rPr>
+                <w:sz w:val="19"/>
+                <w:szCs w:val="19"/>
+              </w:rPr>
+              <w:t>Type the new password.</w:t>
+            </w:r>
+          </w:p>
+        </w:tc>
+        <w:tc>
+          <w:tcPr>
+            <w:tcW w:w="2447" w:type="dxa"/>
+            <w:shd w:val="clear" w:color="auto" w:fill="F8FAFB"/>
+            <w:tcMar>
+              <w:top w:w="70" w:type="dxa"/>
+              <w:left w:w="110" w:type="dxa"/>
+              <w:bottom w:w="70" w:type="dxa"/>
+              <w:right w:w="110" w:type="dxa"/>
+            </w:tcMar>
+          </w:tcPr>
+          <w:p>
+            <w:pPr>
+              <w:spacing w:after="40"/>
+            </w:pPr>
+            <w:r>
+              <w:rPr>
+                <w:sz w:val="19"/>
+                <w:szCs w:val="19"/>
+              </w:rPr>
+              <w:t>It must be long enough, not a common password, not all digits and not similar to your username or name; the screen says which rule failed.</w:t>
+            </w:r>
+          </w:p>
+        </w:tc>
+        <w:tc>
+          <w:tcPr>
+            <w:tcW w:w="2071" w:type="dxa"/>
+            <w:shd w:val="clear" w:color="auto" w:fill="F8FAFB"/>
+            <w:tcMar>
+              <w:top w:w="70" w:type="dxa"/>
+              <w:left w:w="110" w:type="dxa"/>
+              <w:bottom w:w="70" w:type="dxa"/>
+              <w:right w:w="110" w:type="dxa"/>
+            </w:tcMar>
+          </w:tcPr>
+          <w:p>
+            <w:pPr>
+              <w:spacing w:after="40"/>
+            </w:pPr>
+            <w:r>
+              <w:rPr>
+                <w:sz w:val="19"/>
+                <w:szCs w:val="19"/>
+              </w:rPr>
+              <w:t>Nothing yet.</w:t>
+            </w:r>
+          </w:p>
+        </w:tc>
+      </w:tr>
+      <w:tr>
+        <w:tblPrEx>
+          <w:tblCellMar>
+            <w:top w:w="0" w:type="dxa"/>
+            <w:bottom w:w="0" w:type="dxa"/>
+          </w:tblCellMar>
+        </w:tblPrEx>
+        <w:trPr>
+          <w:cantSplit/>
+        </w:trPr>
+        <w:tc>
+          <w:tcPr>
+            <w:tcW w:w="1882" w:type="dxa"/>
+            <w:tcMar>
+              <w:top w:w="70" w:type="dxa"/>
+              <w:left w:w="110" w:type="dxa"/>
+              <w:bottom w:w="70" w:type="dxa"/>
+              <w:right w:w="110" w:type="dxa"/>
+            </w:tcMar>
+          </w:tcPr>
+          <w:p>
+            <w:pPr>
+              <w:spacing w:after="40"/>
+            </w:pPr>
+            <w:r>
+              <w:rPr>
+                <w:sz w:val="19"/>
+                <w:szCs w:val="19"/>
+              </w:rPr>
+              <w:t>Confirm new password</w:t>
+            </w:r>
+          </w:p>
+        </w:tc>
+        <w:tc>
+          <w:tcPr>
+            <w:tcW w:w="3012" w:type="dxa"/>
+            <w:tcMar>
+              <w:top w:w="70" w:type="dxa"/>
+              <w:left w:w="110" w:type="dxa"/>
+              <w:bottom w:w="70" w:type="dxa"/>
+              <w:right w:w="110" w:type="dxa"/>
+            </w:tcMar>
+          </w:tcPr>
+          <w:p>
+            <w:pPr>
+              <w:spacing w:after="40"/>
+            </w:pPr>
+            <w:r>
+              <w:rPr>
+                <w:sz w:val="19"/>
+                <w:szCs w:val="19"/>
+              </w:rPr>
+              <w:t>Type the new password again.</w:t>
+            </w:r>
+          </w:p>
+        </w:tc>
+        <w:tc>
+          <w:tcPr>
+            <w:tcW w:w="2447" w:type="dxa"/>
+            <w:tcMar>
+              <w:top w:w="70" w:type="dxa"/>
+              <w:left w:w="110" w:type="dxa"/>
+              <w:bottom w:w="70" w:type="dxa"/>
+              <w:right w:w="110" w:type="dxa"/>
+            </w:tcMar>
+          </w:tcPr>
+          <w:p>
+            <w:pPr>
+              <w:spacing w:after="40"/>
+            </w:pPr>
+            <w:r>
+              <w:rPr>
+                <w:sz w:val="19"/>
+                <w:szCs w:val="19"/>
+              </w:rPr>
+              <w:t>Catches a typing slip that would lock you out.</w:t>
+            </w:r>
+          </w:p>
+        </w:tc>
+        <w:tc>
+          <w:tcPr>
+            <w:tcW w:w="2071" w:type="dxa"/>
+            <w:tcMar>
+              <w:top w:w="70" w:type="dxa"/>
+              <w:left w:w="110" w:type="dxa"/>
+              <w:bottom w:w="70" w:type="dxa"/>
+              <w:right w:w="110" w:type="dxa"/>
+            </w:tcMar>
+          </w:tcPr>
+          <w:p>
+            <w:pPr>
+              <w:spacing w:after="40"/>
+            </w:pPr>
+            <w:r>
+              <w:rPr>
+                <w:sz w:val="19"/>
+                <w:szCs w:val="19"/>
+              </w:rPr>
+              <w:t>Nothing yet.</w:t>
+            </w:r>
+          </w:p>
+        </w:tc>
+      </w:tr>
+      <w:tr>
+        <w:tblPrEx>
+          <w:tblCellMar>
+            <w:top w:w="0" w:type="dxa"/>
+            <w:bottom w:w="0" w:type="dxa"/>
+          </w:tblCellMar>
+        </w:tblPrEx>
+        <w:trPr>
+          <w:cantSplit/>
+        </w:trPr>
+        <w:tc>
+          <w:tcPr>
+            <w:tcW w:w="1882" w:type="dxa"/>
+            <w:shd w:val="clear" w:color="auto" w:fill="F8FAFB"/>
+            <w:tcMar>
+              <w:top w:w="70" w:type="dxa"/>
+              <w:left w:w="110" w:type="dxa"/>
+              <w:bottom w:w="70" w:type="dxa"/>
+              <w:right w:w="110" w:type="dxa"/>
+            </w:tcMar>
+          </w:tcPr>
+          <w:p>
+            <w:pPr>
+              <w:spacing w:after="40"/>
+            </w:pPr>
+            <w:r>
+              <w:rPr>
+                <w:sz w:val="19"/>
+                <w:szCs w:val="19"/>
+              </w:rPr>
+              <w:t>Change password</w:t>
+            </w:r>
+          </w:p>
+        </w:tc>
+        <w:tc>
+          <w:tcPr>
+            <w:tcW w:w="3012" w:type="dxa"/>
+            <w:shd w:val="clear" w:color="auto" w:fill="F8FAFB"/>
+            <w:tcMar>
+              <w:top w:w="70" w:type="dxa"/>
+              <w:left w:w="110" w:type="dxa"/>
+              <w:bottom w:w="70" w:type="dxa"/>
+              <w:right w:w="110" w:type="dxa"/>
+            </w:tcMar>
+          </w:tcPr>
+          <w:p>
+            <w:pPr>
+              <w:spacing w:after="40"/>
+            </w:pPr>
+            <w:r>
+              <w:rPr>
+                <w:sz w:val="19"/>
+                <w:szCs w:val="19"/>
+              </w:rPr>
+              <w:t>Saves the new password.</w:t>
+            </w:r>
+          </w:p>
+        </w:tc>
+        <w:tc>
+          <w:tcPr>
+            <w:tcW w:w="2447" w:type="dxa"/>
+            <w:shd w:val="clear" w:color="auto" w:fill="F8FAFB"/>
+            <w:tcMar>
+              <w:top w:w="70" w:type="dxa"/>
+              <w:left w:w="110" w:type="dxa"/>
+              <w:bottom w:w="70" w:type="dxa"/>
+              <w:right w:w="110" w:type="dxa"/>
+            </w:tcMar>
+          </w:tcPr>
+          <w:p>
+            <w:pPr>
+              <w:spacing w:after="40"/>
+            </w:pPr>
+            <w:r>
+              <w:rPr>
+                <w:sz w:val="19"/>
+                <w:szCs w:val="19"/>
+              </w:rPr>
+              <w:t>Your old password stops working straight away, and other people (including the PI) never see your new one.</w:t>
+            </w:r>
+          </w:p>
+        </w:tc>
+        <w:tc>
+          <w:tcPr>
+            <w:tcW w:w="2071" w:type="dxa"/>
+            <w:shd w:val="clear" w:color="auto" w:fill="F8FAFB"/>
+            <w:tcMar>
+              <w:top w:w="70" w:type="dxa"/>
+              <w:left w:w="110" w:type="dxa"/>
+              <w:bottom w:w="70" w:type="dxa"/>
+              <w:right w:w="110" w:type="dxa"/>
+            </w:tcMar>
+          </w:tcPr>
+          <w:p>
+            <w:pPr>
+              <w:spacing w:after="40"/>
+            </w:pPr>
+            <w:r>
+              <w:rPr>
+                <w:sz w:val="19"/>
+                <w:szCs w:val="19"/>
+              </w:rPr>
+              <w:t>A confirmation appears. Use the new password next time.</w:t>
+            </w:r>
+          </w:p>
+        </w:tc>
+      </w:tr>
+    </w:tbl>
+    <w:p>
+      <w:pPr>
+        <w:spacing w:after="120"/>
+      </w:pPr>
+    </w:p>
+    <w:p>
+      <w:pPr>
+        <w:pStyle w:val="Heading2"/>
+      </w:pPr>
+      <w:bookmarkStart w:id="20" w:name="_Toc240888985"/>
+      <w:r>
+        <w:t>8.4 QA Dashboard</w:t>
+      </w:r>
+      <w:bookmarkEnd w:id="20"/>
+    </w:p>
+    <w:p>
+      <w:pPr>
+        <w:spacing w:after="120" w:line="288" w:lineRule="auto"/>
+      </w:pPr>
+      <w:r>
+        <w:rPr>
+          <w:b/>
+          <w:bCs/>
+        </w:rPr>
+        <w:t>Who can open it:</w:t>
+      </w:r>
+      <w:r>
+        <w:t xml:space="preserve"> PI / System Admin, Field / Digital Coordinator, QUAN/Kobo QA RA, Supervisor.  </w:t>
+      </w:r>
+      <w:r>
+        <w:rPr>
+          <w:b/>
+          <w:bCs/>
+        </w:rPr>
+        <w:t>Where:</w:t>
+      </w:r>
+      <w:r>
+        <w:t xml:space="preserve"> </w:t>
+      </w:r>
+      <w:r>
+        <w:rPr>
+          <w:rFonts w:ascii="Consolas" w:eastAsia="Consolas" w:hAnsi="Consolas" w:cs="Consolas"/>
+          <w:color w:val="122238"/>
+          <w:sz w:val="19"/>
+          <w:szCs w:val="19"/>
+        </w:rPr>
+        <w:t>/admin/dashboard/qa</w:t>
+      </w:r>
+    </w:p>
+    <w:p>
+      <w:pPr>
+        <w:spacing w:after="120" w:line="288" w:lineRule="auto"/>
+      </w:pPr>
+      <w:r>
+        <w:t>Quality checking at a glance: how many questionnaires wait for a decision and how the completed ones were done.</w:t>
+      </w:r>
+    </w:p>
+    <w:tbl>
+      <w:tblPr>
+        <w:tblW w:w="9412" w:type="dxa"/>
+        <w:tblBorders>
+          <w:top w:val="single" w:sz="4" w:space="0" w:color="D5DAE0"/>
+          <w:left w:val="single" w:sz="4" w:space="0" w:color="D5DAE0"/>
+          <w:bottom w:val="single" w:sz="4" w:space="0" w:color="D5DAE0"/>
+          <w:right w:val="single" w:sz="4" w:space="0" w:color="D5DAE0"/>
+          <w:insideH w:val="single" w:sz="4" w:space="0" w:color="D5DAE0"/>
+          <w:insideV w:val="single" w:sz="4" w:space="0" w:color="D5DAE0"/>
+        </w:tblBorders>
+        <w:tblCellMar>
+          <w:left w:w="10" w:type="dxa"/>
+          <w:right w:w="10" w:type="dxa"/>
+        </w:tblCellMar>
+        <w:tblLook w:val="0000" w:firstRow="0" w:lastRow="0" w:firstColumn="0" w:lastColumn="0" w:noHBand="0" w:noVBand="0"/>
+      </w:tblPr>
+      <w:tblGrid>
+        <w:gridCol w:w="1882"/>
+        <w:gridCol w:w="3012"/>
+        <w:gridCol w:w="2447"/>
+        <w:gridCol w:w="2071"/>
+      </w:tblGrid>
+      <w:tr>
+        <w:tblPrEx>
+          <w:tblCellMar>
+            <w:top w:w="0" w:type="dxa"/>
+            <w:bottom w:w="0" w:type="dxa"/>
+          </w:tblCellMar>
+        </w:tblPrEx>
+        <w:trPr>
+          <w:tblHeader/>
+        </w:trPr>
+        <w:tc>
+          <w:tcPr>
+            <w:tcW w:w="1882" w:type="dxa"/>
+            <w:shd w:val="clear" w:color="auto" w:fill="1B3350"/>
+            <w:tcMar>
+              <w:top w:w="70" w:type="dxa"/>
+              <w:left w:w="110" w:type="dxa"/>
+              <w:bottom w:w="70" w:type="dxa"/>
+              <w:right w:w="110" w:type="dxa"/>
+            </w:tcMar>
+          </w:tcPr>
+          <w:p>
+            <w:pPr>
+              <w:spacing w:after="40"/>
+            </w:pPr>
+            <w:r>
+              <w:rPr>
+                <w:b/>
+                <w:bCs/>
+                <w:color w:val="FFFFFF"/>
+                <w:sz w:val="19"/>
+                <w:szCs w:val="19"/>
+              </w:rPr>
+              <w:t>Control</w:t>
+            </w:r>
+          </w:p>
+        </w:tc>
+        <w:tc>
+          <w:tcPr>
+            <w:tcW w:w="3012" w:type="dxa"/>
+            <w:shd w:val="clear" w:color="auto" w:fill="1B3350"/>
+            <w:tcMar>
+              <w:top w:w="70" w:type="dxa"/>
+              <w:left w:w="110" w:type="dxa"/>
+              <w:bottom w:w="70" w:type="dxa"/>
+              <w:right w:w="110" w:type="dxa"/>
+            </w:tcMar>
+          </w:tcPr>
+          <w:p>
+            <w:pPr>
+              <w:spacing w:after="40"/>
+            </w:pPr>
+            <w:r>
+              <w:rPr>
+                <w:b/>
+                <w:bCs/>
+                <w:color w:val="FFFFFF"/>
+                <w:sz w:val="19"/>
+                <w:szCs w:val="19"/>
+              </w:rPr>
+              <w:t>What it does and when to use it</w:t>
+            </w:r>
+          </w:p>
+        </w:tc>
+        <w:tc>
+          <w:tcPr>
+            <w:tcW w:w="2447" w:type="dxa"/>
+            <w:shd w:val="clear" w:color="auto" w:fill="1B3350"/>
+            <w:tcMar>
+              <w:top w:w="70" w:type="dxa"/>
+              <w:left w:w="110" w:type="dxa"/>
+              <w:bottom w:w="70" w:type="dxa"/>
+              <w:right w:w="110" w:type="dxa"/>
+            </w:tcMar>
+          </w:tcPr>
+          <w:p>
+            <w:pPr>
+              <w:spacing w:after="40"/>
+            </w:pPr>
+            <w:r>
+              <w:rPr>
+                <w:b/>
+                <w:bCs/>
+                <w:color w:val="FFFFFF"/>
+                <w:sz w:val="19"/>
+                <w:szCs w:val="19"/>
+              </w:rPr>
+              <w:t>Why it exists</w:t>
+            </w:r>
+          </w:p>
+        </w:tc>
+        <w:tc>
+          <w:tcPr>
+            <w:tcW w:w="2071" w:type="dxa"/>
+            <w:shd w:val="clear" w:color="auto" w:fill="1B3350"/>
+            <w:tcMar>
+              <w:top w:w="70" w:type="dxa"/>
+              <w:left w:w="110" w:type="dxa"/>
+              <w:bottom w:w="70" w:type="dxa"/>
+              <w:right w:w="110" w:type="dxa"/>
+            </w:tcMar>
+          </w:tcPr>
+          <w:p>
+            <w:pPr>
+              <w:spacing w:after="40"/>
+            </w:pPr>
+            <w:r>
+              <w:rPr>
+                <w:b/>
+                <w:bCs/>
+                <w:color w:val="FFFFFF"/>
+                <w:sz w:val="19"/>
+                <w:szCs w:val="19"/>
+              </w:rPr>
+              <w:t>What happens next</w:t>
+            </w:r>
+          </w:p>
+        </w:tc>
+      </w:tr>
+      <w:tr>
+        <w:tblPrEx>
+          <w:tblCellMar>
+            <w:top w:w="0" w:type="dxa"/>
+            <w:bottom w:w="0" w:type="dxa"/>
+          </w:tblCellMar>
+        </w:tblPrEx>
+        <w:trPr>
+          <w:cantSplit/>
+        </w:trPr>
+        <w:tc>
+          <w:tcPr>
+            <w:tcW w:w="1882" w:type="dxa"/>
+            <w:tcMar>
+              <w:top w:w="70" w:type="dxa"/>
+              <w:left w:w="110" w:type="dxa"/>
+              <w:bottom w:w="70" w:type="dxa"/>
+              <w:right w:w="110" w:type="dxa"/>
+            </w:tcMar>
+          </w:tcPr>
+          <w:p>
+            <w:pPr>
+              <w:spacing w:after="40"/>
+            </w:pPr>
+            <w:r>
+              <w:rPr>
+                <w:sz w:val="19"/>
+                <w:szCs w:val="19"/>
+              </w:rPr>
+              <w:t>Refresh</w:t>
+            </w:r>
+          </w:p>
+        </w:tc>
+        <w:tc>
+          <w:tcPr>
+            <w:tcW w:w="3012" w:type="dxa"/>
+            <w:tcMar>
+              <w:top w:w="70" w:type="dxa"/>
+              <w:left w:w="110" w:type="dxa"/>
+              <w:bottom w:w="70" w:type="dxa"/>
+              <w:right w:w="110" w:type="dxa"/>
+            </w:tcMar>
+          </w:tcPr>
+          <w:p>
+            <w:pPr>
+              <w:spacing w:after="40"/>
+            </w:pPr>
+            <w:r>
+              <w:rPr>
+                <w:sz w:val="19"/>
+                <w:szCs w:val="19"/>
+              </w:rPr>
+              <w:t>Re-reads the figures now.</w:t>
+            </w:r>
+          </w:p>
+        </w:tc>
+        <w:tc>
+          <w:tcPr>
+            <w:tcW w:w="2447" w:type="dxa"/>
+            <w:tcMar>
+              <w:top w:w="70" w:type="dxa"/>
+              <w:left w:w="110" w:type="dxa"/>
+              <w:bottom w:w="70" w:type="dxa"/>
+              <w:right w:w="110" w:type="dxa"/>
+            </w:tcMar>
+          </w:tcPr>
+          <w:p>
+            <w:pPr>
+              <w:spacing w:after="40"/>
+            </w:pPr>
+            <w:r>
+              <w:rPr>
+                <w:sz w:val="19"/>
+                <w:szCs w:val="19"/>
+              </w:rPr>
+              <w:t>The page does not update by itself while you watch it.</w:t>
+            </w:r>
+          </w:p>
+        </w:tc>
+        <w:tc>
+          <w:tcPr>
+            <w:tcW w:w="2071" w:type="dxa"/>
+            <w:tcMar>
+              <w:top w:w="70" w:type="dxa"/>
+              <w:left w:w="110" w:type="dxa"/>
+              <w:bottom w:w="70" w:type="dxa"/>
+              <w:right w:w="110" w:type="dxa"/>
+            </w:tcMar>
+          </w:tcPr>
+          <w:p>
+            <w:pPr>
+              <w:spacing w:after="40"/>
+            </w:pPr>
+            <w:r>
+              <w:rPr>
+                <w:sz w:val="19"/>
+                <w:szCs w:val="19"/>
+              </w:rPr>
+              <w:t>The numbers reload; the button says Refreshing… briefly.</w:t>
+            </w:r>
+          </w:p>
+        </w:tc>
+      </w:tr>
+      <w:tr>
+        <w:tblPrEx>
+          <w:tblCellMar>
+            <w:top w:w="0" w:type="dxa"/>
+            <w:bottom w:w="0" w:type="dxa"/>
+          </w:tblCellMar>
+        </w:tblPrEx>
+        <w:trPr>
+          <w:cantSplit/>
+        </w:trPr>
+        <w:tc>
+          <w:tcPr>
+            <w:tcW w:w="1882" w:type="dxa"/>
+            <w:shd w:val="clear" w:color="auto" w:fill="F8FAFB"/>
+            <w:tcMar>
+              <w:top w:w="70" w:type="dxa"/>
+              <w:left w:w="110" w:type="dxa"/>
+              <w:bottom w:w="70" w:type="dxa"/>
+              <w:right w:w="110" w:type="dxa"/>
+            </w:tcMar>
+          </w:tcPr>
+          <w:p>
+            <w:pPr>
+              <w:spacing w:after="40"/>
+            </w:pPr>
+            <w:r>
+              <w:rPr>
+                <w:sz w:val="19"/>
+                <w:szCs w:val="19"/>
+              </w:rPr>
+              <w:t>Administration mode</w:t>
+            </w:r>
+          </w:p>
+        </w:tc>
+        <w:tc>
+          <w:tcPr>
+            <w:tcW w:w="3012" w:type="dxa"/>
+            <w:shd w:val="clear" w:color="auto" w:fill="F8FAFB"/>
+            <w:tcMar>
+              <w:top w:w="70" w:type="dxa"/>
+              <w:left w:w="110" w:type="dxa"/>
+              <w:bottom w:w="70" w:type="dxa"/>
+              <w:right w:w="110" w:type="dxa"/>
+            </w:tcMar>
+          </w:tcPr>
+          <w:p>
+            <w:pPr>
+              <w:spacing w:after="40"/>
+            </w:pPr>
+            <w:r>
+              <w:rPr>
+                <w:sz w:val="19"/>
+                <w:szCs w:val="19"/>
+              </w:rPr>
+              <w:t>Shows how many questionnaires were completed by each mode (web, telephone, WhatsApp-assisted, face to face).</w:t>
+            </w:r>
+          </w:p>
+        </w:tc>
+        <w:tc>
+          <w:tcPr>
+            <w:tcW w:w="2447" w:type="dxa"/>
+            <w:shd w:val="clear" w:color="auto" w:fill="F8FAFB"/>
+            <w:tcMar>
+              <w:top w:w="70" w:type="dxa"/>
+              <w:left w:w="110" w:type="dxa"/>
+              <w:bottom w:w="70" w:type="dxa"/>
+              <w:right w:w="110" w:type="dxa"/>
+            </w:tcMar>
+          </w:tcPr>
+          <w:p>
+            <w:pPr>
+              <w:spacing w:after="40"/>
+            </w:pPr>
+            <w:r>
+              <w:rPr>
+                <w:sz w:val="19"/>
+                <w:szCs w:val="19"/>
+              </w:rPr>
+              <w:t>Mode balance is a quality and method question for the study.</w:t>
+            </w:r>
+          </w:p>
+        </w:tc>
+        <w:tc>
+          <w:tcPr>
+            <w:tcW w:w="2071" w:type="dxa"/>
+            <w:shd w:val="clear" w:color="auto" w:fill="F8FAFB"/>
+            <w:tcMar>
+              <w:top w:w="70" w:type="dxa"/>
+              <w:left w:w="110" w:type="dxa"/>
+              <w:bottom w:w="70" w:type="dxa"/>
+              <w:right w:w="110" w:type="dxa"/>
+            </w:tcMar>
+          </w:tcPr>
+          <w:p>
+            <w:pPr>
+              <w:spacing w:after="40"/>
+            </w:pPr>
+            <w:r>
+              <w:rPr>
+                <w:sz w:val="19"/>
+                <w:szCs w:val="19"/>
+              </w:rPr>
+              <w:t>Read only.</w:t>
+            </w:r>
+          </w:p>
+        </w:tc>
+      </w:tr>
+      <w:tr>
+        <w:tblPrEx>
+          <w:tblCellMar>
+            <w:top w:w="0" w:type="dxa"/>
+            <w:bottom w:w="0" w:type="dxa"/>
+          </w:tblCellMar>
+        </w:tblPrEx>
+        <w:trPr>
+          <w:cantSplit/>
+        </w:trPr>
+        <w:tc>
+          <w:tcPr>
+            <w:tcW w:w="1882" w:type="dxa"/>
+            <w:tcMar>
+              <w:top w:w="70" w:type="dxa"/>
+              <w:left w:w="110" w:type="dxa"/>
+              <w:bottom w:w="70" w:type="dxa"/>
+              <w:right w:w="110" w:type="dxa"/>
+            </w:tcMar>
+          </w:tcPr>
+          <w:p>
+            <w:pPr>
+              <w:spacing w:after="40"/>
+            </w:pPr>
+            <w:r>
+              <w:rPr>
+                <w:sz w:val="19"/>
+                <w:szCs w:val="19"/>
+              </w:rPr>
+              <w:lastRenderedPageBreak/>
+              <w:t>Open QA queue</w:t>
+            </w:r>
+          </w:p>
+        </w:tc>
+        <w:tc>
+          <w:tcPr>
+            <w:tcW w:w="3012" w:type="dxa"/>
+            <w:tcMar>
+              <w:top w:w="70" w:type="dxa"/>
+              <w:left w:w="110" w:type="dxa"/>
+              <w:bottom w:w="70" w:type="dxa"/>
+              <w:right w:w="110" w:type="dxa"/>
+            </w:tcMar>
+          </w:tcPr>
+          <w:p>
+            <w:pPr>
+              <w:spacing w:after="40"/>
+            </w:pPr>
+            <w:r>
+              <w:rPr>
+                <w:sz w:val="19"/>
+                <w:szCs w:val="19"/>
+              </w:rPr>
+              <w:t>Goes to the QA Queue.</w:t>
+            </w:r>
+          </w:p>
+        </w:tc>
+        <w:tc>
+          <w:tcPr>
+            <w:tcW w:w="2447" w:type="dxa"/>
+            <w:tcMar>
+              <w:top w:w="70" w:type="dxa"/>
+              <w:left w:w="110" w:type="dxa"/>
+              <w:bottom w:w="70" w:type="dxa"/>
+              <w:right w:w="110" w:type="dxa"/>
+            </w:tcMar>
+          </w:tcPr>
+          <w:p>
+            <w:pPr>
+              <w:spacing w:after="40"/>
+            </w:pPr>
+            <w:r>
+              <w:rPr>
+                <w:sz w:val="19"/>
+                <w:szCs w:val="19"/>
+              </w:rPr>
+              <w:t>Takes you from the overview to the work.</w:t>
+            </w:r>
+          </w:p>
+        </w:tc>
+        <w:tc>
+          <w:tcPr>
+            <w:tcW w:w="2071" w:type="dxa"/>
+            <w:tcMar>
+              <w:top w:w="70" w:type="dxa"/>
+              <w:left w:w="110" w:type="dxa"/>
+              <w:bottom w:w="70" w:type="dxa"/>
+              <w:right w:w="110" w:type="dxa"/>
+            </w:tcMar>
+          </w:tcPr>
+          <w:p>
+            <w:pPr>
+              <w:spacing w:after="40"/>
+            </w:pPr>
+            <w:r>
+              <w:rPr>
+                <w:sz w:val="19"/>
+                <w:szCs w:val="19"/>
+              </w:rPr>
+              <w:t>The QA Queue opens.</w:t>
+            </w:r>
+          </w:p>
+        </w:tc>
+      </w:tr>
+      <w:tr>
+        <w:tblPrEx>
+          <w:tblCellMar>
+            <w:top w:w="0" w:type="dxa"/>
+            <w:bottom w:w="0" w:type="dxa"/>
+          </w:tblCellMar>
+        </w:tblPrEx>
+        <w:trPr>
+          <w:cantSplit/>
+        </w:trPr>
+        <w:tc>
+          <w:tcPr>
+            <w:tcW w:w="1882" w:type="dxa"/>
+            <w:shd w:val="clear" w:color="auto" w:fill="F8FAFB"/>
+            <w:tcMar>
+              <w:top w:w="70" w:type="dxa"/>
+              <w:left w:w="110" w:type="dxa"/>
+              <w:bottom w:w="70" w:type="dxa"/>
+              <w:right w:w="110" w:type="dxa"/>
+            </w:tcMar>
+          </w:tcPr>
+          <w:p>
+            <w:pPr>
+              <w:spacing w:after="40"/>
+            </w:pPr>
+            <w:r>
+              <w:rPr>
+                <w:sz w:val="19"/>
+                <w:szCs w:val="19"/>
+              </w:rPr>
+              <w:t>Try again</w:t>
+            </w:r>
+          </w:p>
+        </w:tc>
+        <w:tc>
+          <w:tcPr>
+            <w:tcW w:w="3012" w:type="dxa"/>
+            <w:shd w:val="clear" w:color="auto" w:fill="F8FAFB"/>
+            <w:tcMar>
+              <w:top w:w="70" w:type="dxa"/>
+              <w:left w:w="110" w:type="dxa"/>
+              <w:bottom w:w="70" w:type="dxa"/>
+              <w:right w:w="110" w:type="dxa"/>
+            </w:tcMar>
+          </w:tcPr>
+          <w:p>
+            <w:pPr>
+              <w:spacing w:after="40"/>
+            </w:pPr>
+            <w:r>
+              <w:rPr>
+                <w:sz w:val="19"/>
+                <w:szCs w:val="19"/>
+              </w:rPr>
+              <w:t>Appears if the figures could not load; tries once more.</w:t>
+            </w:r>
+          </w:p>
+        </w:tc>
+        <w:tc>
+          <w:tcPr>
+            <w:tcW w:w="2447" w:type="dxa"/>
+            <w:shd w:val="clear" w:color="auto" w:fill="F8FAFB"/>
+            <w:tcMar>
+              <w:top w:w="70" w:type="dxa"/>
+              <w:left w:w="110" w:type="dxa"/>
+              <w:bottom w:w="70" w:type="dxa"/>
+              <w:right w:w="110" w:type="dxa"/>
+            </w:tcMar>
+          </w:tcPr>
+          <w:p>
+            <w:pPr>
+              <w:spacing w:after="40"/>
+            </w:pPr>
+            <w:r>
+              <w:rPr>
+                <w:sz w:val="19"/>
+                <w:szCs w:val="19"/>
+              </w:rPr>
+              <w:t>A dropped connection should not leave a blank page.</w:t>
+            </w:r>
+          </w:p>
+        </w:tc>
+        <w:tc>
+          <w:tcPr>
+            <w:tcW w:w="2071" w:type="dxa"/>
+            <w:shd w:val="clear" w:color="auto" w:fill="F8FAFB"/>
+            <w:tcMar>
+              <w:top w:w="70" w:type="dxa"/>
+              <w:left w:w="110" w:type="dxa"/>
+              <w:bottom w:w="70" w:type="dxa"/>
+              <w:right w:w="110" w:type="dxa"/>
+            </w:tcMar>
+          </w:tcPr>
+          <w:p>
+            <w:pPr>
+              <w:spacing w:after="40"/>
+            </w:pPr>
+            <w:r>
+              <w:rPr>
+                <w:sz w:val="19"/>
+                <w:szCs w:val="19"/>
+              </w:rPr>
+              <w:t>The figures load, or the message stays.</w:t>
+            </w:r>
+          </w:p>
+        </w:tc>
+      </w:tr>
+    </w:tbl>
+    <w:p>
+      <w:pPr>
+        <w:spacing w:after="120"/>
+      </w:pPr>
+    </w:p>
+    <w:p>
+      <w:pPr>
+        <w:pStyle w:val="Heading2"/>
+      </w:pPr>
+      <w:bookmarkStart w:id="21" w:name="_Toc240888986"/>
+      <w:r>
+        <w:t>8.5 QA Queue (with the KoboToolbox sync panel)</w:t>
+      </w:r>
+      <w:bookmarkEnd w:id="21"/>
+    </w:p>
+    <w:p>
+      <w:pPr>
+        <w:spacing w:after="120" w:line="288" w:lineRule="auto"/>
+      </w:pPr>
+      <w:r>
+        <w:rPr>
+          <w:b/>
+          <w:bCs/>
+        </w:rPr>
+        <w:t>Who can open it:</w:t>
+      </w:r>
+      <w:r>
+        <w:t xml:space="preserve"> PI / System Admin, Field / Digital Coordinator, QUAN/Kobo QA RA, Supervisor.  </w:t>
+      </w:r>
+      <w:r>
+        <w:rPr>
+          <w:b/>
+          <w:bCs/>
+        </w:rPr>
+        <w:t>Where:</w:t>
+      </w:r>
+      <w:r>
+        <w:t xml:space="preserve"> </w:t>
+      </w:r>
+      <w:r>
+        <w:rPr>
+          <w:rFonts w:ascii="Consolas" w:eastAsia="Consolas" w:hAnsi="Consolas" w:cs="Consolas"/>
+          <w:color w:val="122238"/>
+          <w:sz w:val="19"/>
+          <w:szCs w:val="19"/>
+        </w:rPr>
+        <w:t>/admin/qa</w:t>
+      </w:r>
+    </w:p>
+    <w:p>
+      <w:pPr>
+        <w:spacing w:after="120" w:line="288" w:lineRule="auto"/>
+      </w:pPr>
+      <w:r>
+        <w:t>Every completed questionnaire waits here for a human quality decision. Nothing is ever passed automatically.</w:t>
+      </w:r>
+    </w:p>
+    <w:tbl>
+      <w:tblPr>
+        <w:tblW w:w="9412" w:type="dxa"/>
+        <w:tblBorders>
+          <w:top w:val="single" w:sz="4" w:space="0" w:color="D5DAE0"/>
+          <w:left w:val="single" w:sz="4" w:space="0" w:color="D5DAE0"/>
+          <w:bottom w:val="single" w:sz="4" w:space="0" w:color="D5DAE0"/>
+          <w:right w:val="single" w:sz="4" w:space="0" w:color="D5DAE0"/>
+          <w:insideH w:val="single" w:sz="4" w:space="0" w:color="D5DAE0"/>
+          <w:insideV w:val="single" w:sz="4" w:space="0" w:color="D5DAE0"/>
+        </w:tblBorders>
+        <w:tblCellMar>
+          <w:left w:w="10" w:type="dxa"/>
+          <w:right w:w="10" w:type="dxa"/>
+        </w:tblCellMar>
+        <w:tblLook w:val="0000" w:firstRow="0" w:lastRow="0" w:firstColumn="0" w:lastColumn="0" w:noHBand="0" w:noVBand="0"/>
+      </w:tblPr>
+      <w:tblGrid>
+        <w:gridCol w:w="1882"/>
+        <w:gridCol w:w="3012"/>
+        <w:gridCol w:w="2447"/>
+        <w:gridCol w:w="2071"/>
+      </w:tblGrid>
+      <w:tr>
+        <w:tblPrEx>
+          <w:tblCellMar>
+            <w:top w:w="0" w:type="dxa"/>
+            <w:bottom w:w="0" w:type="dxa"/>
+          </w:tblCellMar>
+        </w:tblPrEx>
+        <w:trPr>
+          <w:tblHeader/>
+        </w:trPr>
+        <w:tc>
+          <w:tcPr>
+            <w:tcW w:w="1882" w:type="dxa"/>
+            <w:shd w:val="clear" w:color="auto" w:fill="1B3350"/>
+            <w:tcMar>
+              <w:top w:w="70" w:type="dxa"/>
+              <w:left w:w="110" w:type="dxa"/>
+              <w:bottom w:w="70" w:type="dxa"/>
+              <w:right w:w="110" w:type="dxa"/>
+            </w:tcMar>
+          </w:tcPr>
+          <w:p>
+            <w:pPr>
+              <w:spacing w:after="40"/>
+            </w:pPr>
+            <w:r>
+              <w:rPr>
+                <w:b/>
+                <w:bCs/>
+                <w:color w:val="FFFFFF"/>
+                <w:sz w:val="19"/>
+                <w:szCs w:val="19"/>
+              </w:rPr>
+              <w:t>Control</w:t>
+            </w:r>
+          </w:p>
+        </w:tc>
+        <w:tc>
+          <w:tcPr>
+            <w:tcW w:w="3012" w:type="dxa"/>
+            <w:shd w:val="clear" w:color="auto" w:fill="1B3350"/>
+            <w:tcMar>
+              <w:top w:w="70" w:type="dxa"/>
+              <w:left w:w="110" w:type="dxa"/>
+              <w:bottom w:w="70" w:type="dxa"/>
+              <w:right w:w="110" w:type="dxa"/>
+            </w:tcMar>
+          </w:tcPr>
+          <w:p>
+            <w:pPr>
+              <w:spacing w:after="40"/>
+            </w:pPr>
+            <w:r>
+              <w:rPr>
+                <w:b/>
+                <w:bCs/>
+                <w:color w:val="FFFFFF"/>
+                <w:sz w:val="19"/>
+                <w:szCs w:val="19"/>
+              </w:rPr>
+              <w:t>What it does and when to use it</w:t>
+            </w:r>
+          </w:p>
+        </w:tc>
+        <w:tc>
+          <w:tcPr>
+            <w:tcW w:w="2447" w:type="dxa"/>
+            <w:shd w:val="clear" w:color="auto" w:fill="1B3350"/>
+            <w:tcMar>
+              <w:top w:w="70" w:type="dxa"/>
+              <w:left w:w="110" w:type="dxa"/>
+              <w:bottom w:w="70" w:type="dxa"/>
+              <w:right w:w="110" w:type="dxa"/>
+            </w:tcMar>
+          </w:tcPr>
+          <w:p>
+            <w:pPr>
+              <w:spacing w:after="40"/>
+            </w:pPr>
+            <w:r>
+              <w:rPr>
+                <w:b/>
+                <w:bCs/>
+                <w:color w:val="FFFFFF"/>
+                <w:sz w:val="19"/>
+                <w:szCs w:val="19"/>
+              </w:rPr>
+              <w:t>Why it exists</w:t>
+            </w:r>
+          </w:p>
+        </w:tc>
+        <w:tc>
+          <w:tcPr>
+            <w:tcW w:w="2071" w:type="dxa"/>
+            <w:shd w:val="clear" w:color="auto" w:fill="1B3350"/>
+            <w:tcMar>
+              <w:top w:w="70" w:type="dxa"/>
+              <w:left w:w="110" w:type="dxa"/>
+              <w:bottom w:w="70" w:type="dxa"/>
+              <w:right w:w="110" w:type="dxa"/>
+            </w:tcMar>
+          </w:tcPr>
+          <w:p>
+            <w:pPr>
+              <w:spacing w:after="40"/>
+            </w:pPr>
+            <w:r>
+              <w:rPr>
+                <w:b/>
+                <w:bCs/>
+                <w:color w:val="FFFFFF"/>
+                <w:sz w:val="19"/>
+                <w:szCs w:val="19"/>
+              </w:rPr>
+              <w:t>What happens next</w:t>
+            </w:r>
+          </w:p>
+        </w:tc>
+      </w:tr>
+      <w:tr>
+        <w:tblPrEx>
+          <w:tblCellMar>
+            <w:top w:w="0" w:type="dxa"/>
+            <w:bottom w:w="0" w:type="dxa"/>
+          </w:tblCellMar>
+        </w:tblPrEx>
+        <w:trPr>
+          <w:cantSplit/>
+        </w:trPr>
+        <w:tc>
+          <w:tcPr>
+            <w:tcW w:w="1882" w:type="dxa"/>
+            <w:tcMar>
+              <w:top w:w="70" w:type="dxa"/>
+              <w:left w:w="110" w:type="dxa"/>
+              <w:bottom w:w="70" w:type="dxa"/>
+              <w:right w:w="110" w:type="dxa"/>
+            </w:tcMar>
+          </w:tcPr>
+          <w:p>
+            <w:pPr>
+              <w:spacing w:after="40"/>
+            </w:pPr>
+            <w:r>
+              <w:rPr>
+                <w:sz w:val="19"/>
+                <w:szCs w:val="19"/>
+              </w:rPr>
+              <w:t>KoboToolbox sync → Sync now</w:t>
+            </w:r>
+          </w:p>
+        </w:tc>
+        <w:tc>
+          <w:tcPr>
+            <w:tcW w:w="3012" w:type="dxa"/>
+            <w:tcMar>
+              <w:top w:w="70" w:type="dxa"/>
+              <w:left w:w="110" w:type="dxa"/>
+              <w:bottom w:w="70" w:type="dxa"/>
+              <w:right w:w="110" w:type="dxa"/>
+            </w:tcMar>
+          </w:tcPr>
+          <w:p>
+            <w:pPr>
+              <w:spacing w:after="40"/>
+            </w:pPr>
+            <w:r>
+              <w:rPr>
+                <w:sz w:val="19"/>
+                <w:szCs w:val="19"/>
+              </w:rPr>
+              <w:t>Pulls completed questionnaires from KoboToolbox right now, instead of waiting for the automatic check (every 15 minutes).</w:t>
+            </w:r>
+          </w:p>
+        </w:tc>
+        <w:tc>
+          <w:tcPr>
+            <w:tcW w:w="2447" w:type="dxa"/>
+            <w:tcMar>
+              <w:top w:w="70" w:type="dxa"/>
+              <w:left w:w="110" w:type="dxa"/>
+              <w:bottom w:w="70" w:type="dxa"/>
+              <w:right w:w="110" w:type="dxa"/>
+            </w:tcMar>
+          </w:tcPr>
+          <w:p>
+            <w:pPr>
+              <w:spacing w:after="40"/>
+            </w:pPr>
+            <w:r>
+              <w:rPr>
+                <w:sz w:val="19"/>
+                <w:szCs w:val="19"/>
+              </w:rPr>
+              <w:t>KoboToolbox is where the questionnaire is answered; the portal has to fetch what was submitted. A new or edited submission enters the queue when it is fetched.</w:t>
+            </w:r>
+          </w:p>
+        </w:tc>
+        <w:tc>
+          <w:tcPr>
+            <w:tcW w:w="2071" w:type="dxa"/>
+            <w:tcMar>
+              <w:top w:w="70" w:type="dxa"/>
+              <w:left w:w="110" w:type="dxa"/>
+              <w:bottom w:w="70" w:type="dxa"/>
+              <w:right w:w="110" w:type="dxa"/>
+            </w:tcMar>
+          </w:tcPr>
+          <w:p>
+            <w:pPr>
+              <w:spacing w:after="40"/>
+            </w:pPr>
+            <w:r>
+              <w:rPr>
+                <w:sz w:val="19"/>
+                <w:szCs w:val="19"/>
+              </w:rPr>
+              <w:t>A summary shows how many were new or changed. “Not connected” or “Last sync failed” explains a problem; the automatic check keeps trying.</w:t>
+            </w:r>
+          </w:p>
+        </w:tc>
+      </w:tr>
+      <w:tr>
+        <w:tblPrEx>
+          <w:tblCellMar>
+            <w:top w:w="0" w:type="dxa"/>
+            <w:bottom w:w="0" w:type="dxa"/>
+          </w:tblCellMar>
+        </w:tblPrEx>
+        <w:trPr>
+          <w:cantSplit/>
+        </w:trPr>
+        <w:tc>
+          <w:tcPr>
+            <w:tcW w:w="1882" w:type="dxa"/>
+            <w:shd w:val="clear" w:color="auto" w:fill="F8FAFB"/>
+            <w:tcMar>
+              <w:top w:w="70" w:type="dxa"/>
+              <w:left w:w="110" w:type="dxa"/>
+              <w:bottom w:w="70" w:type="dxa"/>
+              <w:right w:w="110" w:type="dxa"/>
+            </w:tcMar>
+          </w:tcPr>
+          <w:p>
+            <w:pPr>
+              <w:spacing w:after="40"/>
+            </w:pPr>
+            <w:r>
+              <w:rPr>
+                <w:sz w:val="19"/>
+                <w:szCs w:val="19"/>
+              </w:rPr>
+              <w:t>Note (required)</w:t>
+            </w:r>
+          </w:p>
+        </w:tc>
+        <w:tc>
+          <w:tcPr>
+            <w:tcW w:w="3012" w:type="dxa"/>
+            <w:shd w:val="clear" w:color="auto" w:fill="F8FAFB"/>
+            <w:tcMar>
+              <w:top w:w="70" w:type="dxa"/>
+              <w:left w:w="110" w:type="dxa"/>
+              <w:bottom w:w="70" w:type="dxa"/>
+              <w:right w:w="110" w:type="dxa"/>
+            </w:tcMar>
+          </w:tcPr>
+          <w:p>
+            <w:pPr>
+              <w:spacing w:after="40"/>
+            </w:pPr>
+            <w:r>
+              <w:rPr>
+                <w:sz w:val="19"/>
+                <w:szCs w:val="19"/>
+              </w:rPr>
+              <w:t>Write what you checked and found (for example “duration 28 min plausible, no duplicate”).</w:t>
+            </w:r>
+          </w:p>
+        </w:tc>
+        <w:tc>
+          <w:tcPr>
+            <w:tcW w:w="2447" w:type="dxa"/>
+            <w:shd w:val="clear" w:color="auto" w:fill="F8FAFB"/>
+            <w:tcMar>
+              <w:top w:w="70" w:type="dxa"/>
+              <w:left w:w="110" w:type="dxa"/>
+              <w:bottom w:w="70" w:type="dxa"/>
+              <w:right w:w="110" w:type="dxa"/>
+            </w:tcMar>
+          </w:tcPr>
+          <w:p>
+            <w:pPr>
+              <w:spacing w:after="40"/>
+            </w:pPr>
+            <w:r>
+              <w:rPr>
+                <w:sz w:val="19"/>
+                <w:szCs w:val="19"/>
+              </w:rPr>
+              <w:t>A decision nobody explained looks the same as one nobody made; the note is what a later reviewer relies on.</w:t>
+            </w:r>
+          </w:p>
+        </w:tc>
+        <w:tc>
+          <w:tcPr>
+            <w:tcW w:w="2071" w:type="dxa"/>
+            <w:shd w:val="clear" w:color="auto" w:fill="F8FAFB"/>
+            <w:tcMar>
+              <w:top w:w="70" w:type="dxa"/>
+              <w:left w:w="110" w:type="dxa"/>
+              <w:bottom w:w="70" w:type="dxa"/>
+              <w:right w:w="110" w:type="dxa"/>
+            </w:tcMar>
+          </w:tcPr>
+          <w:p>
+            <w:pPr>
+              <w:spacing w:after="40"/>
+            </w:pPr>
+            <w:r>
+              <w:rPr>
+                <w:sz w:val="19"/>
+                <w:szCs w:val="19"/>
+              </w:rPr>
+              <w:t>The decision buttons stay off until there is a note.</w:t>
+            </w:r>
+          </w:p>
+        </w:tc>
+      </w:tr>
+      <w:tr>
+        <w:tblPrEx>
+          <w:tblCellMar>
+            <w:top w:w="0" w:type="dxa"/>
+            <w:bottom w:w="0" w:type="dxa"/>
+          </w:tblCellMar>
+        </w:tblPrEx>
+        <w:trPr>
+          <w:cantSplit/>
+        </w:trPr>
+        <w:tc>
+          <w:tcPr>
+            <w:tcW w:w="1882" w:type="dxa"/>
+            <w:tcMar>
+              <w:top w:w="70" w:type="dxa"/>
+              <w:left w:w="110" w:type="dxa"/>
+              <w:bottom w:w="70" w:type="dxa"/>
+              <w:right w:w="110" w:type="dxa"/>
+            </w:tcMar>
+          </w:tcPr>
+          <w:p>
+            <w:pPr>
+              <w:spacing w:after="40"/>
+            </w:pPr>
+            <w:r>
+              <w:rPr>
+                <w:sz w:val="19"/>
+                <w:szCs w:val="19"/>
+              </w:rPr>
+              <w:t>Accept</w:t>
+            </w:r>
+          </w:p>
+        </w:tc>
+        <w:tc>
+          <w:tcPr>
+            <w:tcW w:w="3012" w:type="dxa"/>
+            <w:tcMar>
+              <w:top w:w="70" w:type="dxa"/>
+              <w:left w:w="110" w:type="dxa"/>
+              <w:bottom w:w="70" w:type="dxa"/>
+              <w:right w:w="110" w:type="dxa"/>
+            </w:tcMar>
+          </w:tcPr>
+          <w:p>
+            <w:pPr>
+              <w:spacing w:after="40"/>
+            </w:pPr>
+            <w:r>
+              <w:rPr>
+                <w:sz w:val="19"/>
+                <w:szCs w:val="19"/>
+              </w:rPr>
+              <w:t>Records that the submission passed quality checking.</w:t>
+            </w:r>
+          </w:p>
+        </w:tc>
+        <w:tc>
+          <w:tcPr>
+            <w:tcW w:w="2447" w:type="dxa"/>
+            <w:tcMar>
+              <w:top w:w="70" w:type="dxa"/>
+              <w:left w:w="110" w:type="dxa"/>
+              <w:bottom w:w="70" w:type="dxa"/>
+              <w:right w:w="110" w:type="dxa"/>
+            </w:tcMar>
+          </w:tcPr>
+          <w:p>
+            <w:pPr>
+              <w:spacing w:after="40"/>
+            </w:pPr>
+            <w:r>
+              <w:rPr>
+                <w:sz w:val="19"/>
+                <w:szCs w:val="19"/>
+              </w:rPr>
+              <w:t>Only a person can pass a questionnaire; even one that triggered no rule is not passed until someone accepts it.</w:t>
+            </w:r>
+          </w:p>
+        </w:tc>
+        <w:tc>
+          <w:tcPr>
+            <w:tcW w:w="2071" w:type="dxa"/>
+            <w:tcMar>
+              <w:top w:w="70" w:type="dxa"/>
+              <w:left w:w="110" w:type="dxa"/>
+              <w:bottom w:w="70" w:type="dxa"/>
+              <w:right w:w="110" w:type="dxa"/>
+            </w:tcMar>
+          </w:tcPr>
+          <w:p>
+            <w:pPr>
+              <w:spacing w:after="40"/>
+            </w:pPr>
+            <w:r>
+              <w:rPr>
+                <w:sz w:val="19"/>
+                <w:szCs w:val="19"/>
+              </w:rPr>
+              <w:t>The submission is marked QA passed, the case moves on, and the decision is audited.</w:t>
+            </w:r>
+          </w:p>
+        </w:tc>
+      </w:tr>
+      <w:tr>
+        <w:tblPrEx>
+          <w:tblCellMar>
+            <w:top w:w="0" w:type="dxa"/>
+            <w:bottom w:w="0" w:type="dxa"/>
+          </w:tblCellMar>
+        </w:tblPrEx>
+        <w:trPr>
+          <w:cantSplit/>
+        </w:trPr>
+        <w:tc>
+          <w:tcPr>
+            <w:tcW w:w="1882" w:type="dxa"/>
+            <w:shd w:val="clear" w:color="auto" w:fill="F8FAFB"/>
+            <w:tcMar>
+              <w:top w:w="70" w:type="dxa"/>
+              <w:left w:w="110" w:type="dxa"/>
+              <w:bottom w:w="70" w:type="dxa"/>
+              <w:right w:w="110" w:type="dxa"/>
+            </w:tcMar>
+          </w:tcPr>
+          <w:p>
+            <w:pPr>
+              <w:spacing w:after="40"/>
+            </w:pPr>
+            <w:r>
+              <w:rPr>
+                <w:sz w:val="19"/>
+                <w:szCs w:val="19"/>
+              </w:rPr>
+              <w:t>Re-query</w:t>
+            </w:r>
+          </w:p>
+        </w:tc>
+        <w:tc>
+          <w:tcPr>
+            <w:tcW w:w="3012" w:type="dxa"/>
+            <w:shd w:val="clear" w:color="auto" w:fill="F8FAFB"/>
+            <w:tcMar>
+              <w:top w:w="70" w:type="dxa"/>
+              <w:left w:w="110" w:type="dxa"/>
+              <w:bottom w:w="70" w:type="dxa"/>
+              <w:right w:w="110" w:type="dxa"/>
+            </w:tcMar>
+          </w:tcPr>
+          <w:p>
+            <w:pPr>
+              <w:spacing w:after="40"/>
+            </w:pPr>
+            <w:r>
+              <w:rPr>
+                <w:sz w:val="19"/>
+                <w:szCs w:val="19"/>
+              </w:rPr>
+              <w:t>Sends the submission back with a question about what needs confirming or fixing.</w:t>
+            </w:r>
+          </w:p>
+        </w:tc>
+        <w:tc>
+          <w:tcPr>
+            <w:tcW w:w="2447" w:type="dxa"/>
+            <w:shd w:val="clear" w:color="auto" w:fill="F8FAFB"/>
+            <w:tcMar>
+              <w:top w:w="70" w:type="dxa"/>
+              <w:left w:w="110" w:type="dxa"/>
+              <w:bottom w:w="70" w:type="dxa"/>
+              <w:right w:w="110" w:type="dxa"/>
+            </w:tcMar>
+          </w:tcPr>
+          <w:p>
+            <w:pPr>
+              <w:spacing w:after="40"/>
+            </w:pPr>
+            <w:r>
+              <w:rPr>
+                <w:sz w:val="19"/>
+                <w:szCs w:val="19"/>
+              </w:rPr>
+              <w:t>Some problems (an odd answer, a very short time) need the respondent or interviewer to clarify before a decision.</w:t>
+            </w:r>
+          </w:p>
+        </w:tc>
+        <w:tc>
+          <w:tcPr>
+            <w:tcW w:w="2071" w:type="dxa"/>
+            <w:shd w:val="clear" w:color="auto" w:fill="F8FAFB"/>
+            <w:tcMar>
+              <w:top w:w="70" w:type="dxa"/>
+              <w:left w:w="110" w:type="dxa"/>
+              <w:bottom w:w="70" w:type="dxa"/>
+              <w:right w:w="110" w:type="dxa"/>
+            </w:tcMar>
+          </w:tcPr>
+          <w:p>
+            <w:pPr>
+              <w:spacing w:after="40"/>
+            </w:pPr>
+            <w:r>
+              <w:rPr>
+                <w:sz w:val="19"/>
+                <w:szCs w:val="19"/>
+              </w:rPr>
+              <w:t>The submission is marked as queried and the case moves to “QA query”. If the answers are edited in KoboToolbox, the next sync puts it back in the queue.</w:t>
+            </w:r>
+          </w:p>
+        </w:tc>
+      </w:tr>
+      <w:tr>
+        <w:tblPrEx>
+          <w:tblCellMar>
+            <w:top w:w="0" w:type="dxa"/>
+            <w:bottom w:w="0" w:type="dxa"/>
+          </w:tblCellMar>
+        </w:tblPrEx>
+        <w:trPr>
+          <w:cantSplit/>
+        </w:trPr>
+        <w:tc>
+          <w:tcPr>
+            <w:tcW w:w="1882" w:type="dxa"/>
+            <w:tcMar>
+              <w:top w:w="70" w:type="dxa"/>
+              <w:left w:w="110" w:type="dxa"/>
+              <w:bottom w:w="70" w:type="dxa"/>
+              <w:right w:w="110" w:type="dxa"/>
+            </w:tcMar>
+          </w:tcPr>
+          <w:p>
+            <w:pPr>
+              <w:spacing w:after="40"/>
+            </w:pPr>
+            <w:r>
+              <w:rPr>
+                <w:sz w:val="19"/>
+                <w:szCs w:val="19"/>
+              </w:rPr>
+              <w:t>Reject</w:t>
+            </w:r>
+          </w:p>
+        </w:tc>
+        <w:tc>
+          <w:tcPr>
+            <w:tcW w:w="3012" w:type="dxa"/>
+            <w:tcMar>
+              <w:top w:w="70" w:type="dxa"/>
+              <w:left w:w="110" w:type="dxa"/>
+              <w:bottom w:w="70" w:type="dxa"/>
+              <w:right w:w="110" w:type="dxa"/>
+            </w:tcMar>
+          </w:tcPr>
+          <w:p>
+            <w:pPr>
+              <w:spacing w:after="40"/>
+            </w:pPr>
+            <w:r>
+              <w:rPr>
+                <w:sz w:val="19"/>
+                <w:szCs w:val="19"/>
+              </w:rPr>
+              <w:t>Records that the submission fails and will not be used.</w:t>
+            </w:r>
+          </w:p>
+        </w:tc>
+        <w:tc>
+          <w:tcPr>
+            <w:tcW w:w="2447" w:type="dxa"/>
+            <w:tcMar>
+              <w:top w:w="70" w:type="dxa"/>
+              <w:left w:w="110" w:type="dxa"/>
+              <w:bottom w:w="70" w:type="dxa"/>
+              <w:right w:w="110" w:type="dxa"/>
+            </w:tcMar>
+          </w:tcPr>
+          <w:p>
+            <w:pPr>
+              <w:spacing w:after="40"/>
+            </w:pPr>
+            <w:r>
+              <w:rPr>
+                <w:sz w:val="19"/>
+                <w:szCs w:val="19"/>
+              </w:rPr>
+              <w:t>Fabricated, duplicate or unusable data must be kept out of the analysis, but never silently deleted.</w:t>
+            </w:r>
+          </w:p>
+        </w:tc>
+        <w:tc>
+          <w:tcPr>
+            <w:tcW w:w="2071" w:type="dxa"/>
+            <w:tcMar>
+              <w:top w:w="70" w:type="dxa"/>
+              <w:left w:w="110" w:type="dxa"/>
+              <w:bottom w:w="70" w:type="dxa"/>
+              <w:right w:w="110" w:type="dxa"/>
+            </w:tcMar>
+          </w:tcPr>
+          <w:p>
+            <w:pPr>
+              <w:spacing w:after="40"/>
+            </w:pPr>
+            <w:r>
+              <w:rPr>
+                <w:sz w:val="19"/>
+                <w:szCs w:val="19"/>
+              </w:rPr>
+              <w:t>The submission is marked rejected. It is kept and the decision and your note are audited.</w:t>
+            </w:r>
+          </w:p>
+        </w:tc>
+      </w:tr>
+    </w:tbl>
+    <w:p>
+      <w:pPr>
+        <w:spacing w:after="120"/>
+      </w:pPr>
+    </w:p>
+    <w:p>
+      <w:pPr>
+        <w:pStyle w:val="Heading2"/>
+      </w:pPr>
+      <w:bookmarkStart w:id="22" w:name="_Toc240888987"/>
+      <w:r>
+        <w:t>8.6 QA Exceptions</w:t>
+      </w:r>
+      <w:bookmarkEnd w:id="22"/>
+    </w:p>
+    <w:p>
+      <w:pPr>
+        <w:spacing w:after="120" w:line="288" w:lineRule="auto"/>
+      </w:pPr>
+      <w:r>
+        <w:rPr>
+          <w:b/>
+          <w:bCs/>
+        </w:rPr>
+        <w:t>Who can open it:</w:t>
+      </w:r>
+      <w:r>
+        <w:t xml:space="preserve"> PI / System Admin, Field / Digital Coordinator, QUAN/Kobo QA RA, Supervisor.  </w:t>
+      </w:r>
+      <w:r>
+        <w:rPr>
+          <w:b/>
+          <w:bCs/>
+        </w:rPr>
+        <w:t>Where:</w:t>
+      </w:r>
+      <w:r>
+        <w:t xml:space="preserve"> </w:t>
+      </w:r>
+      <w:r>
+        <w:rPr>
+          <w:rFonts w:ascii="Consolas" w:eastAsia="Consolas" w:hAnsi="Consolas" w:cs="Consolas"/>
+          <w:color w:val="122238"/>
+          <w:sz w:val="19"/>
+          <w:szCs w:val="19"/>
+        </w:rPr>
+        <w:t>/admin/qa/exceptions</w:t>
+      </w:r>
+    </w:p>
+    <w:p>
+      <w:pPr>
+        <w:spacing w:after="120" w:line="288" w:lineRule="auto"/>
+      </w:pPr>
+      <w:r>
+        <w:lastRenderedPageBreak/>
+        <w:t>Flags the automatic quality rules raised (for example a very short completion time). Each waits for someone to deal with it and explain what was done.</w:t>
+      </w:r>
+    </w:p>
+    <w:tbl>
+      <w:tblPr>
+        <w:tblW w:w="9412" w:type="dxa"/>
+        <w:tblBorders>
+          <w:top w:val="single" w:sz="4" w:space="0" w:color="D5DAE0"/>
+          <w:left w:val="single" w:sz="4" w:space="0" w:color="D5DAE0"/>
+          <w:bottom w:val="single" w:sz="4" w:space="0" w:color="D5DAE0"/>
+          <w:right w:val="single" w:sz="4" w:space="0" w:color="D5DAE0"/>
+          <w:insideH w:val="single" w:sz="4" w:space="0" w:color="D5DAE0"/>
+          <w:insideV w:val="single" w:sz="4" w:space="0" w:color="D5DAE0"/>
+        </w:tblBorders>
+        <w:tblCellMar>
+          <w:left w:w="10" w:type="dxa"/>
+          <w:right w:w="10" w:type="dxa"/>
+        </w:tblCellMar>
+        <w:tblLook w:val="0000" w:firstRow="0" w:lastRow="0" w:firstColumn="0" w:lastColumn="0" w:noHBand="0" w:noVBand="0"/>
+      </w:tblPr>
+      <w:tblGrid>
+        <w:gridCol w:w="1882"/>
+        <w:gridCol w:w="3012"/>
+        <w:gridCol w:w="2447"/>
+        <w:gridCol w:w="2071"/>
+      </w:tblGrid>
+      <w:tr>
+        <w:tblPrEx>
+          <w:tblCellMar>
+            <w:top w:w="0" w:type="dxa"/>
+            <w:bottom w:w="0" w:type="dxa"/>
+          </w:tblCellMar>
+        </w:tblPrEx>
+        <w:trPr>
+          <w:tblHeader/>
+        </w:trPr>
+        <w:tc>
+          <w:tcPr>
+            <w:tcW w:w="1882" w:type="dxa"/>
+            <w:shd w:val="clear" w:color="auto" w:fill="1B3350"/>
+            <w:tcMar>
+              <w:top w:w="70" w:type="dxa"/>
+              <w:left w:w="110" w:type="dxa"/>
+              <w:bottom w:w="70" w:type="dxa"/>
+              <w:right w:w="110" w:type="dxa"/>
+            </w:tcMar>
+          </w:tcPr>
+          <w:p>
+            <w:pPr>
+              <w:spacing w:after="40"/>
+            </w:pPr>
+            <w:r>
+              <w:rPr>
+                <w:b/>
+                <w:bCs/>
+                <w:color w:val="FFFFFF"/>
+                <w:sz w:val="19"/>
+                <w:szCs w:val="19"/>
+              </w:rPr>
+              <w:t>Control</w:t>
+            </w:r>
+          </w:p>
+        </w:tc>
+        <w:tc>
+          <w:tcPr>
+            <w:tcW w:w="3012" w:type="dxa"/>
+            <w:shd w:val="clear" w:color="auto" w:fill="1B3350"/>
+            <w:tcMar>
+              <w:top w:w="70" w:type="dxa"/>
+              <w:left w:w="110" w:type="dxa"/>
+              <w:bottom w:w="70" w:type="dxa"/>
+              <w:right w:w="110" w:type="dxa"/>
+            </w:tcMar>
+          </w:tcPr>
+          <w:p>
+            <w:pPr>
+              <w:spacing w:after="40"/>
+            </w:pPr>
+            <w:r>
+              <w:rPr>
+                <w:b/>
+                <w:bCs/>
+                <w:color w:val="FFFFFF"/>
+                <w:sz w:val="19"/>
+                <w:szCs w:val="19"/>
+              </w:rPr>
+              <w:t>What it does and when to use it</w:t>
+            </w:r>
+          </w:p>
+        </w:tc>
+        <w:tc>
+          <w:tcPr>
+            <w:tcW w:w="2447" w:type="dxa"/>
+            <w:shd w:val="clear" w:color="auto" w:fill="1B3350"/>
+            <w:tcMar>
+              <w:top w:w="70" w:type="dxa"/>
+              <w:left w:w="110" w:type="dxa"/>
+              <w:bottom w:w="70" w:type="dxa"/>
+              <w:right w:w="110" w:type="dxa"/>
+            </w:tcMar>
+          </w:tcPr>
+          <w:p>
+            <w:pPr>
+              <w:spacing w:after="40"/>
+            </w:pPr>
+            <w:r>
+              <w:rPr>
+                <w:b/>
+                <w:bCs/>
+                <w:color w:val="FFFFFF"/>
+                <w:sz w:val="19"/>
+                <w:szCs w:val="19"/>
+              </w:rPr>
+              <w:t>Why it exists</w:t>
+            </w:r>
+          </w:p>
+        </w:tc>
+        <w:tc>
+          <w:tcPr>
+            <w:tcW w:w="2071" w:type="dxa"/>
+            <w:shd w:val="clear" w:color="auto" w:fill="1B3350"/>
+            <w:tcMar>
+              <w:top w:w="70" w:type="dxa"/>
+              <w:left w:w="110" w:type="dxa"/>
+              <w:bottom w:w="70" w:type="dxa"/>
+              <w:right w:w="110" w:type="dxa"/>
+            </w:tcMar>
+          </w:tcPr>
+          <w:p>
+            <w:pPr>
+              <w:spacing w:after="40"/>
+            </w:pPr>
+            <w:r>
+              <w:rPr>
+                <w:b/>
+                <w:bCs/>
+                <w:color w:val="FFFFFF"/>
+                <w:sz w:val="19"/>
+                <w:szCs w:val="19"/>
+              </w:rPr>
+              <w:t>What happens next</w:t>
+            </w:r>
+          </w:p>
+        </w:tc>
+      </w:tr>
+      <w:tr>
+        <w:tblPrEx>
+          <w:tblCellMar>
+            <w:top w:w="0" w:type="dxa"/>
+            <w:bottom w:w="0" w:type="dxa"/>
+          </w:tblCellMar>
+        </w:tblPrEx>
+        <w:trPr>
+          <w:cantSplit/>
+        </w:trPr>
+        <w:tc>
+          <w:tcPr>
+            <w:tcW w:w="1882" w:type="dxa"/>
+            <w:tcMar>
+              <w:top w:w="70" w:type="dxa"/>
+              <w:left w:w="110" w:type="dxa"/>
+              <w:bottom w:w="70" w:type="dxa"/>
+              <w:right w:w="110" w:type="dxa"/>
+            </w:tcMar>
+          </w:tcPr>
+          <w:p>
+            <w:pPr>
+              <w:spacing w:after="40"/>
+            </w:pPr>
+            <w:r>
+              <w:rPr>
+                <w:sz w:val="19"/>
+                <w:szCs w:val="19"/>
+              </w:rPr>
+              <w:t>Only mine</w:t>
+            </w:r>
+          </w:p>
+        </w:tc>
+        <w:tc>
+          <w:tcPr>
+            <w:tcW w:w="3012" w:type="dxa"/>
+            <w:tcMar>
+              <w:top w:w="70" w:type="dxa"/>
+              <w:left w:w="110" w:type="dxa"/>
+              <w:bottom w:w="70" w:type="dxa"/>
+              <w:right w:w="110" w:type="dxa"/>
+            </w:tcMar>
+          </w:tcPr>
+          <w:p>
+            <w:pPr>
+              <w:spacing w:after="40"/>
+            </w:pPr>
+            <w:r>
+              <w:rPr>
+                <w:sz w:val="19"/>
+                <w:szCs w:val="19"/>
+              </w:rPr>
+              <w:t>Shows just the exceptions assigned to you.</w:t>
+            </w:r>
+          </w:p>
+        </w:tc>
+        <w:tc>
+          <w:tcPr>
+            <w:tcW w:w="2447" w:type="dxa"/>
+            <w:tcMar>
+              <w:top w:w="70" w:type="dxa"/>
+              <w:left w:w="110" w:type="dxa"/>
+              <w:bottom w:w="70" w:type="dxa"/>
+              <w:right w:w="110" w:type="dxa"/>
+            </w:tcMar>
+          </w:tcPr>
+          <w:p>
+            <w:pPr>
+              <w:spacing w:after="40"/>
+            </w:pPr>
+            <w:r>
+              <w:rPr>
+                <w:sz w:val="19"/>
+                <w:szCs w:val="19"/>
+              </w:rPr>
+              <w:t>Lets each QA person work their own list.</w:t>
+            </w:r>
+          </w:p>
+        </w:tc>
+        <w:tc>
+          <w:tcPr>
+            <w:tcW w:w="2071" w:type="dxa"/>
+            <w:tcMar>
+              <w:top w:w="70" w:type="dxa"/>
+              <w:left w:w="110" w:type="dxa"/>
+              <w:bottom w:w="70" w:type="dxa"/>
+              <w:right w:w="110" w:type="dxa"/>
+            </w:tcMar>
+          </w:tcPr>
+          <w:p>
+            <w:pPr>
+              <w:spacing w:after="40"/>
+            </w:pPr>
+            <w:r>
+              <w:rPr>
+                <w:sz w:val="19"/>
+                <w:szCs w:val="19"/>
+              </w:rPr>
+              <w:t>The list narrows and returns to page 1.</w:t>
+            </w:r>
+          </w:p>
+        </w:tc>
+      </w:tr>
+      <w:tr>
+        <w:tblPrEx>
+          <w:tblCellMar>
+            <w:top w:w="0" w:type="dxa"/>
+            <w:bottom w:w="0" w:type="dxa"/>
+          </w:tblCellMar>
+        </w:tblPrEx>
+        <w:trPr>
+          <w:cantSplit/>
+        </w:trPr>
+        <w:tc>
+          <w:tcPr>
+            <w:tcW w:w="1882" w:type="dxa"/>
+            <w:shd w:val="clear" w:color="auto" w:fill="F8FAFB"/>
+            <w:tcMar>
+              <w:top w:w="70" w:type="dxa"/>
+              <w:left w:w="110" w:type="dxa"/>
+              <w:bottom w:w="70" w:type="dxa"/>
+              <w:right w:w="110" w:type="dxa"/>
+            </w:tcMar>
+          </w:tcPr>
+          <w:p>
+            <w:pPr>
+              <w:spacing w:after="40"/>
+            </w:pPr>
+            <w:r>
+              <w:rPr>
+                <w:sz w:val="19"/>
+                <w:szCs w:val="19"/>
+              </w:rPr>
+              <w:t>Include resolved</w:t>
+            </w:r>
+          </w:p>
+        </w:tc>
+        <w:tc>
+          <w:tcPr>
+            <w:tcW w:w="3012" w:type="dxa"/>
+            <w:shd w:val="clear" w:color="auto" w:fill="F8FAFB"/>
+            <w:tcMar>
+              <w:top w:w="70" w:type="dxa"/>
+              <w:left w:w="110" w:type="dxa"/>
+              <w:bottom w:w="70" w:type="dxa"/>
+              <w:right w:w="110" w:type="dxa"/>
+            </w:tcMar>
+          </w:tcPr>
+          <w:p>
+            <w:pPr>
+              <w:spacing w:after="40"/>
+            </w:pPr>
+            <w:r>
+              <w:rPr>
+                <w:sz w:val="19"/>
+                <w:szCs w:val="19"/>
+              </w:rPr>
+              <w:t>Also shows exceptions that were already closed.</w:t>
+            </w:r>
+          </w:p>
+        </w:tc>
+        <w:tc>
+          <w:tcPr>
+            <w:tcW w:w="2447" w:type="dxa"/>
+            <w:shd w:val="clear" w:color="auto" w:fill="F8FAFB"/>
+            <w:tcMar>
+              <w:top w:w="70" w:type="dxa"/>
+              <w:left w:w="110" w:type="dxa"/>
+              <w:bottom w:w="70" w:type="dxa"/>
+              <w:right w:w="110" w:type="dxa"/>
+            </w:tcMar>
+          </w:tcPr>
+          <w:p>
+            <w:pPr>
+              <w:spacing w:after="40"/>
+            </w:pPr>
+            <w:r>
+              <w:rPr>
+                <w:sz w:val="19"/>
+                <w:szCs w:val="19"/>
+              </w:rPr>
+              <w:t>Useful for checking what was done before, or how similar flags were handled.</w:t>
+            </w:r>
+          </w:p>
+        </w:tc>
+        <w:tc>
+          <w:tcPr>
+            <w:tcW w:w="2071" w:type="dxa"/>
+            <w:shd w:val="clear" w:color="auto" w:fill="F8FAFB"/>
+            <w:tcMar>
+              <w:top w:w="70" w:type="dxa"/>
+              <w:left w:w="110" w:type="dxa"/>
+              <w:bottom w:w="70" w:type="dxa"/>
+              <w:right w:w="110" w:type="dxa"/>
+            </w:tcMar>
+          </w:tcPr>
+          <w:p>
+            <w:pPr>
+              <w:spacing w:after="40"/>
+            </w:pPr>
+            <w:r>
+              <w:rPr>
+                <w:sz w:val="19"/>
+                <w:szCs w:val="19"/>
+              </w:rPr>
+              <w:t>Closed exceptions appear with who closed them, when and why.</w:t>
+            </w:r>
+          </w:p>
+        </w:tc>
+      </w:tr>
+      <w:tr>
+        <w:tblPrEx>
+          <w:tblCellMar>
+            <w:top w:w="0" w:type="dxa"/>
+            <w:bottom w:w="0" w:type="dxa"/>
+          </w:tblCellMar>
+        </w:tblPrEx>
+        <w:trPr>
+          <w:cantSplit/>
+        </w:trPr>
+        <w:tc>
+          <w:tcPr>
+            <w:tcW w:w="1882" w:type="dxa"/>
+            <w:tcMar>
+              <w:top w:w="70" w:type="dxa"/>
+              <w:left w:w="110" w:type="dxa"/>
+              <w:bottom w:w="70" w:type="dxa"/>
+              <w:right w:w="110" w:type="dxa"/>
+            </w:tcMar>
+          </w:tcPr>
+          <w:p>
+            <w:pPr>
+              <w:spacing w:after="40"/>
+            </w:pPr>
+            <w:r>
+              <w:rPr>
+                <w:sz w:val="19"/>
+                <w:szCs w:val="19"/>
+              </w:rPr>
+              <w:t>Assign to</w:t>
+            </w:r>
+          </w:p>
+        </w:tc>
+        <w:tc>
+          <w:tcPr>
+            <w:tcW w:w="3012" w:type="dxa"/>
+            <w:tcMar>
+              <w:top w:w="70" w:type="dxa"/>
+              <w:left w:w="110" w:type="dxa"/>
+              <w:bottom w:w="70" w:type="dxa"/>
+              <w:right w:w="110" w:type="dxa"/>
+            </w:tcMar>
+          </w:tcPr>
+          <w:p>
+            <w:pPr>
+              <w:spacing w:after="40"/>
+            </w:pPr>
+            <w:r>
+              <w:rPr>
+                <w:sz w:val="19"/>
+                <w:szCs w:val="19"/>
+              </w:rPr>
+              <w:t>Chooses who deals with the exception, or Unassigned.</w:t>
+            </w:r>
+          </w:p>
+        </w:tc>
+        <w:tc>
+          <w:tcPr>
+            <w:tcW w:w="2447" w:type="dxa"/>
+            <w:tcMar>
+              <w:top w:w="70" w:type="dxa"/>
+              <w:left w:w="110" w:type="dxa"/>
+              <w:bottom w:w="70" w:type="dxa"/>
+              <w:right w:w="110" w:type="dxa"/>
+            </w:tcMar>
+          </w:tcPr>
+          <w:p>
+            <w:pPr>
+              <w:spacing w:after="40"/>
+            </w:pPr>
+            <w:r>
+              <w:rPr>
+                <w:sz w:val="19"/>
+                <w:szCs w:val="19"/>
+              </w:rPr>
+              <w:t>So each flag has an owner and none is left for “someone”.</w:t>
+            </w:r>
+          </w:p>
+        </w:tc>
+        <w:tc>
+          <w:tcPr>
+            <w:tcW w:w="2071" w:type="dxa"/>
+            <w:tcMar>
+              <w:top w:w="70" w:type="dxa"/>
+              <w:left w:w="110" w:type="dxa"/>
+              <w:bottom w:w="70" w:type="dxa"/>
+              <w:right w:w="110" w:type="dxa"/>
+            </w:tcMar>
+          </w:tcPr>
+          <w:p>
+            <w:pPr>
+              <w:spacing w:after="40"/>
+            </w:pPr>
+            <w:r>
+              <w:rPr>
+                <w:sz w:val="19"/>
+                <w:szCs w:val="19"/>
+              </w:rPr>
+              <w:t>The exception appears in that person's “Only mine” list.</w:t>
+            </w:r>
+          </w:p>
+        </w:tc>
+      </w:tr>
+      <w:tr>
+        <w:tblPrEx>
+          <w:tblCellMar>
+            <w:top w:w="0" w:type="dxa"/>
+            <w:bottom w:w="0" w:type="dxa"/>
+          </w:tblCellMar>
+        </w:tblPrEx>
+        <w:trPr>
+          <w:cantSplit/>
+        </w:trPr>
+        <w:tc>
+          <w:tcPr>
+            <w:tcW w:w="1882" w:type="dxa"/>
+            <w:shd w:val="clear" w:color="auto" w:fill="F8FAFB"/>
+            <w:tcMar>
+              <w:top w:w="70" w:type="dxa"/>
+              <w:left w:w="110" w:type="dxa"/>
+              <w:bottom w:w="70" w:type="dxa"/>
+              <w:right w:w="110" w:type="dxa"/>
+            </w:tcMar>
+          </w:tcPr>
+          <w:p>
+            <w:pPr>
+              <w:spacing w:after="40"/>
+            </w:pPr>
+            <w:r>
+              <w:rPr>
+                <w:sz w:val="19"/>
+                <w:szCs w:val="19"/>
+              </w:rPr>
+              <w:t>What was done about it? (required to close)</w:t>
+            </w:r>
+          </w:p>
+        </w:tc>
+        <w:tc>
+          <w:tcPr>
+            <w:tcW w:w="3012" w:type="dxa"/>
+            <w:shd w:val="clear" w:color="auto" w:fill="F8FAFB"/>
+            <w:tcMar>
+              <w:top w:w="70" w:type="dxa"/>
+              <w:left w:w="110" w:type="dxa"/>
+              <w:bottom w:w="70" w:type="dxa"/>
+              <w:right w:w="110" w:type="dxa"/>
+            </w:tcMar>
+          </w:tcPr>
+          <w:p>
+            <w:pPr>
+              <w:spacing w:after="40"/>
+            </w:pPr>
+            <w:r>
+              <w:rPr>
+                <w:sz w:val="19"/>
+                <w:szCs w:val="19"/>
+              </w:rPr>
+              <w:t>Write what you did (what you checked, who you contacted).</w:t>
+            </w:r>
+          </w:p>
+        </w:tc>
+        <w:tc>
+          <w:tcPr>
+            <w:tcW w:w="2447" w:type="dxa"/>
+            <w:shd w:val="clear" w:color="auto" w:fill="F8FAFB"/>
+            <w:tcMar>
+              <w:top w:w="70" w:type="dxa"/>
+              <w:left w:w="110" w:type="dxa"/>
+              <w:bottom w:w="70" w:type="dxa"/>
+              <w:right w:w="110" w:type="dxa"/>
+            </w:tcMar>
+          </w:tcPr>
+          <w:p>
+            <w:pPr>
+              <w:spacing w:after="40"/>
+            </w:pPr>
+            <w:r>
+              <w:rPr>
+                <w:sz w:val="19"/>
+                <w:szCs w:val="19"/>
+              </w:rPr>
+              <w:t>A closure nobody explained looks the same as one nobody looked at.</w:t>
+            </w:r>
+          </w:p>
+        </w:tc>
+        <w:tc>
+          <w:tcPr>
+            <w:tcW w:w="2071" w:type="dxa"/>
+            <w:shd w:val="clear" w:color="auto" w:fill="F8FAFB"/>
+            <w:tcMar>
+              <w:top w:w="70" w:type="dxa"/>
+              <w:left w:w="110" w:type="dxa"/>
+              <w:bottom w:w="70" w:type="dxa"/>
+              <w:right w:w="110" w:type="dxa"/>
+            </w:tcMar>
+          </w:tcPr>
+          <w:p>
+            <w:pPr>
+              <w:spacing w:after="40"/>
+            </w:pPr>
+            <w:r>
+              <w:rPr>
+                <w:sz w:val="19"/>
+                <w:szCs w:val="19"/>
+              </w:rPr>
+              <w:t>The two closing buttons stay off until there is a note.</w:t>
+            </w:r>
+          </w:p>
+        </w:tc>
+      </w:tr>
+      <w:tr>
+        <w:tblPrEx>
+          <w:tblCellMar>
+            <w:top w:w="0" w:type="dxa"/>
+            <w:bottom w:w="0" w:type="dxa"/>
+          </w:tblCellMar>
+        </w:tblPrEx>
+        <w:trPr>
+          <w:cantSplit/>
+        </w:trPr>
+        <w:tc>
+          <w:tcPr>
+            <w:tcW w:w="1882" w:type="dxa"/>
+            <w:tcMar>
+              <w:top w:w="70" w:type="dxa"/>
+              <w:left w:w="110" w:type="dxa"/>
+              <w:bottom w:w="70" w:type="dxa"/>
+              <w:right w:w="110" w:type="dxa"/>
+            </w:tcMar>
+          </w:tcPr>
+          <w:p>
+            <w:pPr>
+              <w:spacing w:after="40"/>
+            </w:pPr>
+            <w:r>
+              <w:rPr>
+                <w:sz w:val="19"/>
+                <w:szCs w:val="19"/>
+              </w:rPr>
+              <w:t>Resolved</w:t>
+            </w:r>
+          </w:p>
+        </w:tc>
+        <w:tc>
+          <w:tcPr>
+            <w:tcW w:w="3012" w:type="dxa"/>
+            <w:tcMar>
+              <w:top w:w="70" w:type="dxa"/>
+              <w:left w:w="110" w:type="dxa"/>
+              <w:bottom w:w="70" w:type="dxa"/>
+              <w:right w:w="110" w:type="dxa"/>
+            </w:tcMar>
+          </w:tcPr>
+          <w:p>
+            <w:pPr>
+              <w:spacing w:after="40"/>
+            </w:pPr>
+            <w:r>
+              <w:rPr>
+                <w:sz w:val="19"/>
+                <w:szCs w:val="19"/>
+              </w:rPr>
+              <w:t>Closes the exception because you dealt with a real problem.</w:t>
+            </w:r>
+          </w:p>
+        </w:tc>
+        <w:tc>
+          <w:tcPr>
+            <w:tcW w:w="2447" w:type="dxa"/>
+            <w:tcMar>
+              <w:top w:w="70" w:type="dxa"/>
+              <w:left w:w="110" w:type="dxa"/>
+              <w:bottom w:w="70" w:type="dxa"/>
+              <w:right w:w="110" w:type="dxa"/>
+            </w:tcMar>
+          </w:tcPr>
+          <w:p>
+            <w:pPr>
+              <w:spacing w:after="40"/>
+            </w:pPr>
+            <w:r>
+              <w:rPr>
+                <w:sz w:val="19"/>
+                <w:szCs w:val="19"/>
+              </w:rPr>
+              <w:t>Distinguishes “there was a problem and it was fixed” from a false alarm, so rules can be tuned.</w:t>
+            </w:r>
+          </w:p>
+        </w:tc>
+        <w:tc>
+          <w:tcPr>
+            <w:tcW w:w="2071" w:type="dxa"/>
+            <w:tcMar>
+              <w:top w:w="70" w:type="dxa"/>
+              <w:left w:w="110" w:type="dxa"/>
+              <w:bottom w:w="70" w:type="dxa"/>
+              <w:right w:w="110" w:type="dxa"/>
+            </w:tcMar>
+          </w:tcPr>
+          <w:p>
+            <w:pPr>
+              <w:spacing w:after="40"/>
+            </w:pPr>
+            <w:r>
+              <w:rPr>
+                <w:sz w:val="19"/>
+                <w:szCs w:val="19"/>
+              </w:rPr>
+              <w:t>The exception is closed with your name, the time and your note.</w:t>
+            </w:r>
+          </w:p>
+        </w:tc>
+      </w:tr>
+      <w:tr>
+        <w:tblPrEx>
+          <w:tblCellMar>
+            <w:top w:w="0" w:type="dxa"/>
+            <w:bottom w:w="0" w:type="dxa"/>
+          </w:tblCellMar>
+        </w:tblPrEx>
+        <w:trPr>
+          <w:cantSplit/>
+        </w:trPr>
+        <w:tc>
+          <w:tcPr>
+            <w:tcW w:w="1882" w:type="dxa"/>
+            <w:shd w:val="clear" w:color="auto" w:fill="F8FAFB"/>
+            <w:tcMar>
+              <w:top w:w="70" w:type="dxa"/>
+              <w:left w:w="110" w:type="dxa"/>
+              <w:bottom w:w="70" w:type="dxa"/>
+              <w:right w:w="110" w:type="dxa"/>
+            </w:tcMar>
+          </w:tcPr>
+          <w:p>
+            <w:pPr>
+              <w:spacing w:after="40"/>
+            </w:pPr>
+            <w:r>
+              <w:rPr>
+                <w:sz w:val="19"/>
+                <w:szCs w:val="19"/>
+              </w:rPr>
+              <w:t>Not a real problem</w:t>
+            </w:r>
+          </w:p>
+        </w:tc>
+        <w:tc>
+          <w:tcPr>
+            <w:tcW w:w="3012" w:type="dxa"/>
+            <w:shd w:val="clear" w:color="auto" w:fill="F8FAFB"/>
+            <w:tcMar>
+              <w:top w:w="70" w:type="dxa"/>
+              <w:left w:w="110" w:type="dxa"/>
+              <w:bottom w:w="70" w:type="dxa"/>
+              <w:right w:w="110" w:type="dxa"/>
+            </w:tcMar>
+          </w:tcPr>
+          <w:p>
+            <w:pPr>
+              <w:spacing w:after="40"/>
+            </w:pPr>
+            <w:r>
+              <w:rPr>
+                <w:sz w:val="19"/>
+                <w:szCs w:val="19"/>
+              </w:rPr>
+              <w:t>Closes the exception because the flag was a false alarm.</w:t>
+            </w:r>
+          </w:p>
+        </w:tc>
+        <w:tc>
+          <w:tcPr>
+            <w:tcW w:w="2447" w:type="dxa"/>
+            <w:shd w:val="clear" w:color="auto" w:fill="F8FAFB"/>
+            <w:tcMar>
+              <w:top w:w="70" w:type="dxa"/>
+              <w:left w:w="110" w:type="dxa"/>
+              <w:bottom w:w="70" w:type="dxa"/>
+              <w:right w:w="110" w:type="dxa"/>
+            </w:tcMar>
+          </w:tcPr>
+          <w:p>
+            <w:pPr>
+              <w:spacing w:after="40"/>
+            </w:pPr>
+            <w:r>
+              <w:rPr>
+                <w:sz w:val="19"/>
+                <w:szCs w:val="19"/>
+              </w:rPr>
+              <w:t>False alarms are information too: many of them means a rule threshold may be wrong.</w:t>
+            </w:r>
+          </w:p>
+        </w:tc>
+        <w:tc>
+          <w:tcPr>
+            <w:tcW w:w="2071" w:type="dxa"/>
+            <w:shd w:val="clear" w:color="auto" w:fill="F8FAFB"/>
+            <w:tcMar>
+              <w:top w:w="70" w:type="dxa"/>
+              <w:left w:w="110" w:type="dxa"/>
+              <w:bottom w:w="70" w:type="dxa"/>
+              <w:right w:w="110" w:type="dxa"/>
+            </w:tcMar>
+          </w:tcPr>
+          <w:p>
+            <w:pPr>
+              <w:spacing w:after="40"/>
+            </w:pPr>
+            <w:r>
+              <w:rPr>
+                <w:sz w:val="19"/>
+                <w:szCs w:val="19"/>
+              </w:rPr>
+              <w:t>The exception is closed as dismissed, with your note.</w:t>
+            </w:r>
+          </w:p>
+        </w:tc>
+      </w:tr>
+    </w:tbl>
+    <w:p>
+      <w:pPr>
+        <w:spacing w:after="120"/>
+      </w:pPr>
+    </w:p>
+    <w:p>
+      <w:pPr>
+        <w:pStyle w:val="Heading2"/>
+      </w:pPr>
+      <w:bookmarkStart w:id="23" w:name="_Toc240888988"/>
+      <w:r>
+        <w:t>8.7 Completed forms (Form PDFs)</w:t>
+      </w:r>
+      <w:bookmarkEnd w:id="23"/>
+    </w:p>
+    <w:p>
+      <w:pPr>
+        <w:spacing w:after="120" w:line="288" w:lineRule="auto"/>
+      </w:pPr>
+      <w:r>
+        <w:rPr>
+          <w:b/>
+          <w:bCs/>
+        </w:rPr>
+        <w:t>Who can open it:</w:t>
+      </w:r>
+      <w:r>
+        <w:t xml:space="preserve"> PI / System Admin, Field / Digital Coordinator, QUAN/Kobo QA RA, KII RA, Documentary RA, Supervisor.  </w:t>
+      </w:r>
+      <w:r>
+        <w:rPr>
+          <w:b/>
+          <w:bCs/>
+        </w:rPr>
+        <w:t>Where:</w:t>
+      </w:r>
+      <w:r>
+        <w:t xml:space="preserve"> </w:t>
+      </w:r>
+      <w:r>
+        <w:rPr>
+          <w:rFonts w:ascii="Consolas" w:eastAsia="Consolas" w:hAnsi="Consolas" w:cs="Consolas"/>
+          <w:color w:val="122238"/>
+          <w:sz w:val="19"/>
+          <w:szCs w:val="19"/>
+        </w:rPr>
+        <w:t>/admin/submissions</w:t>
+      </w:r>
+    </w:p>
+    <w:p>
+      <w:pPr>
+        <w:spacing w:after="120" w:line="288" w:lineRule="auto"/>
+      </w:pPr>
+      <w:r>
+        <w:t>The completed KoboToolbox forms for your role (the questionnaire, the KII Guide or the Document Analysis Tool; the PI, coordinator and supervisor can switch between all three).</w:t>
+      </w:r>
+    </w:p>
+    <w:tbl>
+      <w:tblPr>
+        <w:tblW w:w="9412" w:type="dxa"/>
+        <w:tblBorders>
+          <w:top w:val="single" w:sz="4" w:space="0" w:color="D5DAE0"/>
+          <w:left w:val="single" w:sz="4" w:space="0" w:color="D5DAE0"/>
+          <w:bottom w:val="single" w:sz="4" w:space="0" w:color="D5DAE0"/>
+          <w:right w:val="single" w:sz="4" w:space="0" w:color="D5DAE0"/>
+          <w:insideH w:val="single" w:sz="4" w:space="0" w:color="D5DAE0"/>
+          <w:insideV w:val="single" w:sz="4" w:space="0" w:color="D5DAE0"/>
+        </w:tblBorders>
+        <w:tblCellMar>
+          <w:left w:w="10" w:type="dxa"/>
+          <w:right w:w="10" w:type="dxa"/>
+        </w:tblCellMar>
+        <w:tblLook w:val="0000" w:firstRow="0" w:lastRow="0" w:firstColumn="0" w:lastColumn="0" w:noHBand="0" w:noVBand="0"/>
+      </w:tblPr>
+      <w:tblGrid>
+        <w:gridCol w:w="1882"/>
+        <w:gridCol w:w="3012"/>
+        <w:gridCol w:w="2447"/>
+        <w:gridCol w:w="2071"/>
+      </w:tblGrid>
+      <w:tr>
+        <w:tblPrEx>
+          <w:tblCellMar>
+            <w:top w:w="0" w:type="dxa"/>
+            <w:bottom w:w="0" w:type="dxa"/>
+          </w:tblCellMar>
+        </w:tblPrEx>
+        <w:trPr>
+          <w:tblHeader/>
+        </w:trPr>
+        <w:tc>
+          <w:tcPr>
+            <w:tcW w:w="1882" w:type="dxa"/>
+            <w:shd w:val="clear" w:color="auto" w:fill="1B3350"/>
+            <w:tcMar>
+              <w:top w:w="70" w:type="dxa"/>
+              <w:left w:w="110" w:type="dxa"/>
+              <w:bottom w:w="70" w:type="dxa"/>
+              <w:right w:w="110" w:type="dxa"/>
+            </w:tcMar>
+          </w:tcPr>
+          <w:p>
+            <w:pPr>
+              <w:spacing w:after="40"/>
+            </w:pPr>
+            <w:r>
+              <w:rPr>
+                <w:b/>
+                <w:bCs/>
+                <w:color w:val="FFFFFF"/>
+                <w:sz w:val="19"/>
+                <w:szCs w:val="19"/>
+              </w:rPr>
+              <w:t>Control</w:t>
+            </w:r>
+          </w:p>
+        </w:tc>
+        <w:tc>
+          <w:tcPr>
+            <w:tcW w:w="3012" w:type="dxa"/>
+            <w:shd w:val="clear" w:color="auto" w:fill="1B3350"/>
+            <w:tcMar>
+              <w:top w:w="70" w:type="dxa"/>
+              <w:left w:w="110" w:type="dxa"/>
+              <w:bottom w:w="70" w:type="dxa"/>
+              <w:right w:w="110" w:type="dxa"/>
+            </w:tcMar>
+          </w:tcPr>
+          <w:p>
+            <w:pPr>
+              <w:spacing w:after="40"/>
+            </w:pPr>
+            <w:r>
+              <w:rPr>
+                <w:b/>
+                <w:bCs/>
+                <w:color w:val="FFFFFF"/>
+                <w:sz w:val="19"/>
+                <w:szCs w:val="19"/>
+              </w:rPr>
+              <w:t>What it does and when to use it</w:t>
+            </w:r>
+          </w:p>
+        </w:tc>
+        <w:tc>
+          <w:tcPr>
+            <w:tcW w:w="2447" w:type="dxa"/>
+            <w:shd w:val="clear" w:color="auto" w:fill="1B3350"/>
+            <w:tcMar>
+              <w:top w:w="70" w:type="dxa"/>
+              <w:left w:w="110" w:type="dxa"/>
+              <w:bottom w:w="70" w:type="dxa"/>
+              <w:right w:w="110" w:type="dxa"/>
+            </w:tcMar>
+          </w:tcPr>
+          <w:p>
+            <w:pPr>
+              <w:spacing w:after="40"/>
+            </w:pPr>
+            <w:r>
+              <w:rPr>
+                <w:b/>
+                <w:bCs/>
+                <w:color w:val="FFFFFF"/>
+                <w:sz w:val="19"/>
+                <w:szCs w:val="19"/>
+              </w:rPr>
+              <w:t>Why it exists</w:t>
+            </w:r>
+          </w:p>
+        </w:tc>
+        <w:tc>
+          <w:tcPr>
+            <w:tcW w:w="2071" w:type="dxa"/>
+            <w:shd w:val="clear" w:color="auto" w:fill="1B3350"/>
+            <w:tcMar>
+              <w:top w:w="70" w:type="dxa"/>
+              <w:left w:w="110" w:type="dxa"/>
+              <w:bottom w:w="70" w:type="dxa"/>
+              <w:right w:w="110" w:type="dxa"/>
+            </w:tcMar>
+          </w:tcPr>
+          <w:p>
+            <w:pPr>
+              <w:spacing w:after="40"/>
+            </w:pPr>
+            <w:r>
+              <w:rPr>
+                <w:b/>
+                <w:bCs/>
+                <w:color w:val="FFFFFF"/>
+                <w:sz w:val="19"/>
+                <w:szCs w:val="19"/>
+              </w:rPr>
+              <w:t>What happens next</w:t>
+            </w:r>
+          </w:p>
+        </w:tc>
+      </w:tr>
+      <w:tr>
+        <w:tblPrEx>
+          <w:tblCellMar>
+            <w:top w:w="0" w:type="dxa"/>
+            <w:bottom w:w="0" w:type="dxa"/>
+          </w:tblCellMar>
+        </w:tblPrEx>
+        <w:trPr>
+          <w:cantSplit/>
+        </w:trPr>
+        <w:tc>
+          <w:tcPr>
+            <w:tcW w:w="1882" w:type="dxa"/>
+            <w:tcMar>
+              <w:top w:w="70" w:type="dxa"/>
+              <w:left w:w="110" w:type="dxa"/>
+              <w:bottom w:w="70" w:type="dxa"/>
+              <w:right w:w="110" w:type="dxa"/>
+            </w:tcMar>
+          </w:tcPr>
+          <w:p>
+            <w:pPr>
+              <w:spacing w:after="40"/>
+            </w:pPr>
+            <w:r>
+              <w:rPr>
+                <w:sz w:val="19"/>
+                <w:szCs w:val="19"/>
+              </w:rPr>
+              <w:t>Sync panel: “In sync with KoboToolbox”</w:t>
+            </w:r>
+          </w:p>
+        </w:tc>
+        <w:tc>
+          <w:tcPr>
+            <w:tcW w:w="3012" w:type="dxa"/>
+            <w:tcMar>
+              <w:top w:w="70" w:type="dxa"/>
+              <w:left w:w="110" w:type="dxa"/>
+              <w:bottom w:w="70" w:type="dxa"/>
+              <w:right w:w="110" w:type="dxa"/>
+            </w:tcMar>
+          </w:tcPr>
+          <w:p>
+            <w:pPr>
+              <w:spacing w:after="40"/>
+            </w:pPr>
+            <w:r>
+              <w:rPr>
+                <w:sz w:val="19"/>
+                <w:szCs w:val="19"/>
+              </w:rPr>
+              <w:t>Shows how many submissions KoboToolbox holds and how many the portal holds, and when they were last matched.</w:t>
+            </w:r>
+          </w:p>
+        </w:tc>
+        <w:tc>
+          <w:tcPr>
+            <w:tcW w:w="2447" w:type="dxa"/>
+            <w:tcMar>
+              <w:top w:w="70" w:type="dxa"/>
+              <w:left w:w="110" w:type="dxa"/>
+              <w:bottom w:w="70" w:type="dxa"/>
+              <w:right w:w="110" w:type="dxa"/>
+            </w:tcMar>
+          </w:tcPr>
+          <w:p>
+            <w:pPr>
+              <w:spacing w:after="40"/>
+            </w:pPr>
+            <w:r>
+              <w:rPr>
+                <w:sz w:val="19"/>
+                <w:szCs w:val="19"/>
+              </w:rPr>
+              <w:t>The portal keeps its own copy of the completed forms. If the two numbers differ, the portal is behind.</w:t>
+            </w:r>
+          </w:p>
+        </w:tc>
+        <w:tc>
+          <w:tcPr>
+            <w:tcW w:w="2071" w:type="dxa"/>
+            <w:tcMar>
+              <w:top w:w="70" w:type="dxa"/>
+              <w:left w:w="110" w:type="dxa"/>
+              <w:bottom w:w="70" w:type="dxa"/>
+              <w:right w:w="110" w:type="dxa"/>
+            </w:tcMar>
+          </w:tcPr>
+          <w:p>
+            <w:pPr>
+              <w:spacing w:after="40"/>
+            </w:pPr>
+            <w:r>
+              <w:rPr>
+                <w:sz w:val="19"/>
+                <w:szCs w:val="19"/>
+              </w:rPr>
+              <w:t>Read only. “Not in sync” means press Sync now.</w:t>
+            </w:r>
+          </w:p>
+        </w:tc>
+      </w:tr>
+      <w:tr>
+        <w:tblPrEx>
+          <w:tblCellMar>
+            <w:top w:w="0" w:type="dxa"/>
+            <w:bottom w:w="0" w:type="dxa"/>
+          </w:tblCellMar>
+        </w:tblPrEx>
+        <w:trPr>
+          <w:cantSplit/>
+        </w:trPr>
+        <w:tc>
+          <w:tcPr>
+            <w:tcW w:w="1882" w:type="dxa"/>
+            <w:shd w:val="clear" w:color="auto" w:fill="F8FAFB"/>
+            <w:tcMar>
+              <w:top w:w="70" w:type="dxa"/>
+              <w:left w:w="110" w:type="dxa"/>
+              <w:bottom w:w="70" w:type="dxa"/>
+              <w:right w:w="110" w:type="dxa"/>
+            </w:tcMar>
+          </w:tcPr>
+          <w:p>
+            <w:pPr>
+              <w:spacing w:after="40"/>
+            </w:pPr>
+            <w:r>
+              <w:rPr>
+                <w:sz w:val="19"/>
+                <w:szCs w:val="19"/>
+              </w:rPr>
+              <w:t>Sync now</w:t>
+            </w:r>
+          </w:p>
+        </w:tc>
+        <w:tc>
+          <w:tcPr>
+            <w:tcW w:w="3012" w:type="dxa"/>
+            <w:shd w:val="clear" w:color="auto" w:fill="F8FAFB"/>
+            <w:tcMar>
+              <w:top w:w="70" w:type="dxa"/>
+              <w:left w:w="110" w:type="dxa"/>
+              <w:bottom w:w="70" w:type="dxa"/>
+              <w:right w:w="110" w:type="dxa"/>
+            </w:tcMar>
+          </w:tcPr>
+          <w:p>
+            <w:pPr>
+              <w:spacing w:after="40"/>
+            </w:pPr>
+            <w:r>
+              <w:rPr>
+                <w:sz w:val="19"/>
+                <w:szCs w:val="19"/>
+              </w:rPr>
+              <w:t>Pulls that form from KoboToolbox now and updates the portal's copy.</w:t>
+            </w:r>
+          </w:p>
+        </w:tc>
+        <w:tc>
+          <w:tcPr>
+            <w:tcW w:w="2447" w:type="dxa"/>
+            <w:shd w:val="clear" w:color="auto" w:fill="F8FAFB"/>
+            <w:tcMar>
+              <w:top w:w="70" w:type="dxa"/>
+              <w:left w:w="110" w:type="dxa"/>
+              <w:bottom w:w="70" w:type="dxa"/>
+              <w:right w:w="110" w:type="dxa"/>
+            </w:tcMar>
+          </w:tcPr>
+          <w:p>
+            <w:pPr>
+              <w:spacing w:after="40"/>
+            </w:pPr>
+            <w:r>
+              <w:rPr>
+                <w:sz w:val="19"/>
+                <w:szCs w:val="19"/>
+              </w:rPr>
+              <w:t>The automatic sync runs every 15 minutes; this brings it up to date immediately. It also notices edits and deletions made in KoboToolbox.</w:t>
+            </w:r>
+          </w:p>
+        </w:tc>
+        <w:tc>
+          <w:tcPr>
+            <w:tcW w:w="2071" w:type="dxa"/>
+            <w:shd w:val="clear" w:color="auto" w:fill="F8FAFB"/>
+            <w:tcMar>
+              <w:top w:w="70" w:type="dxa"/>
+              <w:left w:w="110" w:type="dxa"/>
+              <w:bottom w:w="70" w:type="dxa"/>
+              <w:right w:w="110" w:type="dxa"/>
+            </w:tcMar>
+          </w:tcPr>
+          <w:p>
+            <w:pPr>
+              <w:spacing w:after="40"/>
+            </w:pPr>
+            <w:r>
+              <w:rPr>
+                <w:sz w:val="19"/>
+                <w:szCs w:val="19"/>
+              </w:rPr>
+              <w:t>The counts refresh. A KII record's coding can move to COMPLETE; a document whose submission was deleted in KoboToolbox unlocks.</w:t>
+            </w:r>
+          </w:p>
+        </w:tc>
+      </w:tr>
+      <w:tr>
+        <w:tblPrEx>
+          <w:tblCellMar>
+            <w:top w:w="0" w:type="dxa"/>
+            <w:bottom w:w="0" w:type="dxa"/>
+          </w:tblCellMar>
+        </w:tblPrEx>
+        <w:trPr>
+          <w:cantSplit/>
+        </w:trPr>
+        <w:tc>
+          <w:tcPr>
+            <w:tcW w:w="1882" w:type="dxa"/>
+            <w:tcMar>
+              <w:top w:w="70" w:type="dxa"/>
+              <w:left w:w="110" w:type="dxa"/>
+              <w:bottom w:w="70" w:type="dxa"/>
+              <w:right w:w="110" w:type="dxa"/>
+            </w:tcMar>
+          </w:tcPr>
+          <w:p>
+            <w:pPr>
+              <w:spacing w:after="40"/>
+            </w:pPr>
+            <w:r>
+              <w:rPr>
+                <w:sz w:val="19"/>
+                <w:szCs w:val="19"/>
+              </w:rPr>
+              <w:t>✓</w:t>
+            </w:r>
+            <w:r>
+              <w:rPr>
+                <w:sz w:val="19"/>
+                <w:szCs w:val="19"/>
+              </w:rPr>
+              <w:t xml:space="preserve"> saved in portal (on each row)</w:t>
+            </w:r>
+          </w:p>
+        </w:tc>
+        <w:tc>
+          <w:tcPr>
+            <w:tcW w:w="3012" w:type="dxa"/>
+            <w:tcMar>
+              <w:top w:w="70" w:type="dxa"/>
+              <w:left w:w="110" w:type="dxa"/>
+              <w:bottom w:w="70" w:type="dxa"/>
+              <w:right w:w="110" w:type="dxa"/>
+            </w:tcMar>
+          </w:tcPr>
+          <w:p>
+            <w:pPr>
+              <w:spacing w:after="40"/>
+            </w:pPr>
+            <w:r>
+              <w:rPr>
+                <w:sz w:val="19"/>
+                <w:szCs w:val="19"/>
+              </w:rPr>
+              <w:t>Says the portal holds an identical copy of that submission.</w:t>
+            </w:r>
+          </w:p>
+        </w:tc>
+        <w:tc>
+          <w:tcPr>
+            <w:tcW w:w="2447" w:type="dxa"/>
+            <w:tcMar>
+              <w:top w:w="70" w:type="dxa"/>
+              <w:left w:w="110" w:type="dxa"/>
+              <w:bottom w:w="70" w:type="dxa"/>
+              <w:right w:w="110" w:type="dxa"/>
+            </w:tcMar>
+          </w:tcPr>
+          <w:p>
+            <w:pPr>
+              <w:spacing w:after="40"/>
+            </w:pPr>
+            <w:r>
+              <w:rPr>
+                <w:sz w:val="19"/>
+                <w:szCs w:val="19"/>
+              </w:rPr>
+              <w:t>Proof, row by row, that nothing was lost or changed between KoboToolbox and the portal.</w:t>
+            </w:r>
+          </w:p>
+        </w:tc>
+        <w:tc>
+          <w:tcPr>
+            <w:tcW w:w="2071" w:type="dxa"/>
+            <w:tcMar>
+              <w:top w:w="70" w:type="dxa"/>
+              <w:left w:w="110" w:type="dxa"/>
+              <w:bottom w:w="70" w:type="dxa"/>
+              <w:right w:w="110" w:type="dxa"/>
+            </w:tcMar>
+          </w:tcPr>
+          <w:p>
+            <w:pPr>
+              <w:spacing w:after="40"/>
+            </w:pPr>
+            <w:r>
+              <w:rPr>
+                <w:sz w:val="19"/>
+                <w:szCs w:val="19"/>
+              </w:rPr>
+              <w:t>Read only. It is missing until the next sync for a new or edited row.</w:t>
+            </w:r>
+          </w:p>
+        </w:tc>
+      </w:tr>
+      <w:tr>
+        <w:tblPrEx>
+          <w:tblCellMar>
+            <w:top w:w="0" w:type="dxa"/>
+            <w:bottom w:w="0" w:type="dxa"/>
+          </w:tblCellMar>
+        </w:tblPrEx>
+        <w:trPr>
+          <w:cantSplit/>
+        </w:trPr>
+        <w:tc>
+          <w:tcPr>
+            <w:tcW w:w="1882" w:type="dxa"/>
+            <w:shd w:val="clear" w:color="auto" w:fill="F8FAFB"/>
+            <w:tcMar>
+              <w:top w:w="70" w:type="dxa"/>
+              <w:left w:w="110" w:type="dxa"/>
+              <w:bottom w:w="70" w:type="dxa"/>
+              <w:right w:w="110" w:type="dxa"/>
+            </w:tcMar>
+          </w:tcPr>
+          <w:p>
+            <w:pPr>
+              <w:spacing w:after="40"/>
+            </w:pPr>
+            <w:r>
+              <w:rPr>
+                <w:sz w:val="19"/>
+                <w:szCs w:val="19"/>
+              </w:rPr>
+              <w:lastRenderedPageBreak/>
+              <w:t>Download PDF</w:t>
+            </w:r>
+          </w:p>
+        </w:tc>
+        <w:tc>
+          <w:tcPr>
+            <w:tcW w:w="3012" w:type="dxa"/>
+            <w:shd w:val="clear" w:color="auto" w:fill="F8FAFB"/>
+            <w:tcMar>
+              <w:top w:w="70" w:type="dxa"/>
+              <w:left w:w="110" w:type="dxa"/>
+              <w:bottom w:w="70" w:type="dxa"/>
+              <w:right w:w="110" w:type="dxa"/>
+            </w:tcMar>
+          </w:tcPr>
+          <w:p>
+            <w:pPr>
+              <w:spacing w:after="40"/>
+            </w:pPr>
+            <w:r>
+              <w:rPr>
+                <w:sz w:val="19"/>
+                <w:szCs w:val="19"/>
+              </w:rPr>
+              <w:t>Downloads that completed form as a readable PDF (sections, questions, answers as words).</w:t>
+            </w:r>
+          </w:p>
+        </w:tc>
+        <w:tc>
+          <w:tcPr>
+            <w:tcW w:w="2447" w:type="dxa"/>
+            <w:shd w:val="clear" w:color="auto" w:fill="F8FAFB"/>
+            <w:tcMar>
+              <w:top w:w="70" w:type="dxa"/>
+              <w:left w:w="110" w:type="dxa"/>
+              <w:bottom w:w="70" w:type="dxa"/>
+              <w:right w:w="110" w:type="dxa"/>
+            </w:tcMar>
+          </w:tcPr>
+          <w:p>
+            <w:pPr>
+              <w:spacing w:after="40"/>
+            </w:pPr>
+            <w:r>
+              <w:rPr>
+                <w:sz w:val="19"/>
+                <w:szCs w:val="19"/>
+              </w:rPr>
+              <w:t>A readable copy for records, meetings and checking.</w:t>
+            </w:r>
+          </w:p>
+        </w:tc>
+        <w:tc>
+          <w:tcPr>
+            <w:tcW w:w="2071" w:type="dxa"/>
+            <w:shd w:val="clear" w:color="auto" w:fill="F8FAFB"/>
+            <w:tcMar>
+              <w:top w:w="70" w:type="dxa"/>
+              <w:left w:w="110" w:type="dxa"/>
+              <w:bottom w:w="70" w:type="dxa"/>
+              <w:right w:w="110" w:type="dxa"/>
+            </w:tcMar>
+          </w:tcPr>
+          <w:p>
+            <w:pPr>
+              <w:spacing w:after="40"/>
+            </w:pPr>
+            <w:r>
+              <w:rPr>
+                <w:sz w:val="19"/>
+                <w:szCs w:val="19"/>
+              </w:rPr>
+              <w:t>A PDF downloads; the download is audited.</w:t>
+            </w:r>
+          </w:p>
+        </w:tc>
+      </w:tr>
+      <w:tr>
+        <w:tblPrEx>
+          <w:tblCellMar>
+            <w:top w:w="0" w:type="dxa"/>
+            <w:bottom w:w="0" w:type="dxa"/>
+          </w:tblCellMar>
+        </w:tblPrEx>
+        <w:trPr>
+          <w:cantSplit/>
+        </w:trPr>
+        <w:tc>
+          <w:tcPr>
+            <w:tcW w:w="1882" w:type="dxa"/>
+            <w:tcMar>
+              <w:top w:w="70" w:type="dxa"/>
+              <w:left w:w="110" w:type="dxa"/>
+              <w:bottom w:w="70" w:type="dxa"/>
+              <w:right w:w="110" w:type="dxa"/>
+            </w:tcMar>
+          </w:tcPr>
+          <w:p>
+            <w:pPr>
+              <w:spacing w:after="40"/>
+            </w:pPr>
+            <w:r>
+              <w:rPr>
+                <w:sz w:val="19"/>
+                <w:szCs w:val="19"/>
+              </w:rPr>
+              <w:t>Email to me</w:t>
+            </w:r>
+          </w:p>
+        </w:tc>
+        <w:tc>
+          <w:tcPr>
+            <w:tcW w:w="3012" w:type="dxa"/>
+            <w:tcMar>
+              <w:top w:w="70" w:type="dxa"/>
+              <w:left w:w="110" w:type="dxa"/>
+              <w:bottom w:w="70" w:type="dxa"/>
+              <w:right w:w="110" w:type="dxa"/>
+            </w:tcMar>
+          </w:tcPr>
+          <w:p>
+            <w:pPr>
+              <w:spacing w:after="40"/>
+            </w:pPr>
+            <w:r>
+              <w:rPr>
+                <w:sz w:val="19"/>
+                <w:szCs w:val="19"/>
+              </w:rPr>
+              <w:t>Emails that PDF to the address on your own account.</w:t>
+            </w:r>
+          </w:p>
+        </w:tc>
+        <w:tc>
+          <w:tcPr>
+            <w:tcW w:w="2447" w:type="dxa"/>
+            <w:tcMar>
+              <w:top w:w="70" w:type="dxa"/>
+              <w:left w:w="110" w:type="dxa"/>
+              <w:bottom w:w="70" w:type="dxa"/>
+              <w:right w:w="110" w:type="dxa"/>
+            </w:tcMar>
+          </w:tcPr>
+          <w:p>
+            <w:pPr>
+              <w:spacing w:after="40"/>
+            </w:pPr>
+            <w:r>
+              <w:rPr>
+                <w:sz w:val="19"/>
+                <w:szCs w:val="19"/>
+              </w:rPr>
+              <w:t>A PDF is a full research record, so it goes only to you, never to a typed-in address.</w:t>
+            </w:r>
+          </w:p>
+        </w:tc>
+        <w:tc>
+          <w:tcPr>
+            <w:tcW w:w="2071" w:type="dxa"/>
+            <w:tcMar>
+              <w:top w:w="70" w:type="dxa"/>
+              <w:left w:w="110" w:type="dxa"/>
+              <w:bottom w:w="70" w:type="dxa"/>
+              <w:right w:w="110" w:type="dxa"/>
+            </w:tcMar>
+          </w:tcPr>
+          <w:p>
+            <w:pPr>
+              <w:spacing w:after="40"/>
+            </w:pPr>
+            <w:r>
+              <w:rPr>
+                <w:sz w:val="19"/>
+                <w:szCs w:val="19"/>
+              </w:rPr>
+              <w:t>“Sent to …” (address masked). Recorded in the audit log.</w:t>
+            </w:r>
+          </w:p>
+        </w:tc>
+      </w:tr>
+      <w:tr>
+        <w:tblPrEx>
+          <w:tblCellMar>
+            <w:top w:w="0" w:type="dxa"/>
+            <w:bottom w:w="0" w:type="dxa"/>
+          </w:tblCellMar>
+        </w:tblPrEx>
+        <w:trPr>
+          <w:cantSplit/>
+        </w:trPr>
+        <w:tc>
+          <w:tcPr>
+            <w:tcW w:w="1882" w:type="dxa"/>
+            <w:shd w:val="clear" w:color="auto" w:fill="F8FAFB"/>
+            <w:tcMar>
+              <w:top w:w="70" w:type="dxa"/>
+              <w:left w:w="110" w:type="dxa"/>
+              <w:bottom w:w="70" w:type="dxa"/>
+              <w:right w:w="110" w:type="dxa"/>
+            </w:tcMar>
+          </w:tcPr>
+          <w:p>
+            <w:pPr>
+              <w:spacing w:after="40"/>
+            </w:pPr>
+            <w:r>
+              <w:rPr>
+                <w:sz w:val="19"/>
+                <w:szCs w:val="19"/>
+              </w:rPr>
+              <w:t>Email to respondent (questionnaire only)</w:t>
+            </w:r>
+          </w:p>
+        </w:tc>
+        <w:tc>
+          <w:tcPr>
+            <w:tcW w:w="3012" w:type="dxa"/>
+            <w:shd w:val="clear" w:color="auto" w:fill="F8FAFB"/>
+            <w:tcMar>
+              <w:top w:w="70" w:type="dxa"/>
+              <w:left w:w="110" w:type="dxa"/>
+              <w:bottom w:w="70" w:type="dxa"/>
+              <w:right w:w="110" w:type="dxa"/>
+            </w:tcMar>
+          </w:tcPr>
+          <w:p>
+            <w:pPr>
+              <w:spacing w:after="40"/>
+            </w:pPr>
+            <w:r>
+              <w:rPr>
+                <w:sz w:val="19"/>
+                <w:szCs w:val="19"/>
+              </w:rPr>
+              <w:t>Emails the respondent a copy of their own answers, at the address on their case, after you confirm.</w:t>
+            </w:r>
+          </w:p>
+        </w:tc>
+        <w:tc>
+          <w:tcPr>
+            <w:tcW w:w="2447" w:type="dxa"/>
+            <w:shd w:val="clear" w:color="auto" w:fill="F8FAFB"/>
+            <w:tcMar>
+              <w:top w:w="70" w:type="dxa"/>
+              <w:left w:w="110" w:type="dxa"/>
+              <w:bottom w:w="70" w:type="dxa"/>
+              <w:right w:w="110" w:type="dxa"/>
+            </w:tcMar>
+          </w:tcPr>
+          <w:p>
+            <w:pPr>
+              <w:spacing w:after="40"/>
+            </w:pPr>
+            <w:r>
+              <w:rPr>
+                <w:sz w:val="19"/>
+                <w:szCs w:val="19"/>
+              </w:rPr>
+              <w:t>Respondents may ask for their answers; the copy goes only to the address on file and only while their consent stands.</w:t>
+            </w:r>
+          </w:p>
+        </w:tc>
+        <w:tc>
+          <w:tcPr>
+            <w:tcW w:w="2071" w:type="dxa"/>
+            <w:shd w:val="clear" w:color="auto" w:fill="F8FAFB"/>
+            <w:tcMar>
+              <w:top w:w="70" w:type="dxa"/>
+              <w:left w:w="110" w:type="dxa"/>
+              <w:bottom w:w="70" w:type="dxa"/>
+              <w:right w:w="110" w:type="dxa"/>
+            </w:tcMar>
+          </w:tcPr>
+          <w:p>
+            <w:pPr>
+              <w:spacing w:after="40"/>
+            </w:pPr>
+            <w:r>
+              <w:rPr>
+                <w:sz w:val="19"/>
+                <w:szCs w:val="19"/>
+              </w:rPr>
+              <w:t>A confirmation first; then “Sent to …”. Refused if consent was withdrawn or no email is on file.</w:t>
+            </w:r>
+          </w:p>
+        </w:tc>
+      </w:tr>
+      <w:tr>
+        <w:tblPrEx>
+          <w:tblCellMar>
+            <w:top w:w="0" w:type="dxa"/>
+            <w:bottom w:w="0" w:type="dxa"/>
+          </w:tblCellMar>
+        </w:tblPrEx>
+        <w:trPr>
+          <w:cantSplit/>
+        </w:trPr>
+        <w:tc>
+          <w:tcPr>
+            <w:tcW w:w="1882" w:type="dxa"/>
+            <w:tcMar>
+              <w:top w:w="70" w:type="dxa"/>
+              <w:left w:w="110" w:type="dxa"/>
+              <w:bottom w:w="70" w:type="dxa"/>
+              <w:right w:w="110" w:type="dxa"/>
+            </w:tcMar>
+          </w:tcPr>
+          <w:p>
+            <w:pPr>
+              <w:spacing w:after="40"/>
+            </w:pPr>
+            <w:r>
+              <w:rPr>
+                <w:sz w:val="19"/>
+                <w:szCs w:val="19"/>
+              </w:rPr>
+              <w:t>Show / page numbers</w:t>
+            </w:r>
+          </w:p>
+        </w:tc>
+        <w:tc>
+          <w:tcPr>
+            <w:tcW w:w="3012" w:type="dxa"/>
+            <w:tcMar>
+              <w:top w:w="70" w:type="dxa"/>
+              <w:left w:w="110" w:type="dxa"/>
+              <w:bottom w:w="70" w:type="dxa"/>
+              <w:right w:w="110" w:type="dxa"/>
+            </w:tcMar>
+          </w:tcPr>
+          <w:p>
+            <w:pPr>
+              <w:spacing w:after="40"/>
+            </w:pPr>
+            <w:r>
+              <w:rPr>
+                <w:sz w:val="19"/>
+                <w:szCs w:val="19"/>
+              </w:rPr>
+              <w:t>Choose rows per page and move between pages.</w:t>
+            </w:r>
+          </w:p>
+        </w:tc>
+        <w:tc>
+          <w:tcPr>
+            <w:tcW w:w="2447" w:type="dxa"/>
+            <w:tcMar>
+              <w:top w:w="70" w:type="dxa"/>
+              <w:left w:w="110" w:type="dxa"/>
+              <w:bottom w:w="70" w:type="dxa"/>
+              <w:right w:w="110" w:type="dxa"/>
+            </w:tcMar>
+          </w:tcPr>
+          <w:p>
+            <w:pPr>
+              <w:spacing w:after="40"/>
+            </w:pPr>
+            <w:r>
+              <w:rPr>
+                <w:sz w:val="19"/>
+                <w:szCs w:val="19"/>
+              </w:rPr>
+              <w:t>As on every register.</w:t>
+            </w:r>
+          </w:p>
+        </w:tc>
+        <w:tc>
+          <w:tcPr>
+            <w:tcW w:w="2071" w:type="dxa"/>
+            <w:tcMar>
+              <w:top w:w="70" w:type="dxa"/>
+              <w:left w:w="110" w:type="dxa"/>
+              <w:bottom w:w="70" w:type="dxa"/>
+              <w:right w:w="110" w:type="dxa"/>
+            </w:tcMar>
+          </w:tcPr>
+          <w:p>
+            <w:pPr>
+              <w:spacing w:after="40"/>
+            </w:pPr>
+            <w:r>
+              <w:rPr>
+                <w:sz w:val="19"/>
+                <w:szCs w:val="19"/>
+              </w:rPr>
+              <w:t>The list redraws.</w:t>
             </w:r>
           </w:p>
         </w:tc>
@@ -6395,7 +12019,7 @@
         <w:sz w:val="16"/>
         <w:szCs w:val="16"/>
       </w:rPr>
-      <w:t>Version 1.6 · 20 September 2026</w:t>
+      <w:t>Version 1.7 · 21 September 2026</w:t>
     </w:r>
     <w:r>
       <w:rPr>
@@ -6568,10 +12192,68 @@
 <file path=word/numbering.xml><?xml version="1.0" encoding="utf-8"?>
 <w:numbering xmlns:wpc="http://schemas.microsoft.com/office/word/2010/wordprocessingCanvas" xmlns:cx="http://schemas.microsoft.com/office/drawing/2014/chartex" xmlns:cx1="http://schemas.microsoft.com/office/drawing/2015/9/8/chartex" xmlns:cx2="http://schemas.microsoft.com/office/drawing/2015/10/21/chartex" xmlns:cx3="http://schemas.microsoft.com/office/drawing/2016/5/9/chartex" xmlns:cx4="http://schemas.microsoft.com/office/drawing/2016/5/10/chartex" xmlns:cx5="http://schemas.microsoft.com/office/drawing/2016/5/11/chartex" xmlns:cx6="http://schemas.microsoft.com/office/drawing/2016/5/12/chartex" xmlns:cx7="http://schemas.microsoft.com/office/drawing/2016/5/13/chartex" xmlns:cx8="http://schemas.microsoft.com/office/drawing/2016/5/14/chartex" xmlns:mc="http://schemas.openxmlformats.org/markup-compatibility/2006" xmlns:aink="http://schemas.microsoft.com/office/drawing/2016/ink" xmlns:am3d="http://schemas.microsoft.com/office/drawing/2017/model3d" xmlns:o="urn:schemas-microsoft-com:office:office" xmlns:oel="http://schemas.microsoft.com/office/2019/extlst" xmlns:r="http://schemas.openxmlformats.org/officeDocument/2006/relationships" xmlns:m="http://schemas.openxmlformats.org/officeDocument/2006/math" xmlns:v="urn:schemas-microsoft-com:vml" xmlns:wp14="http://schemas.microsoft.com/office/word/2010/wordprocessingDrawing" xmlns:wp="http://schemas.openxmlformats.org/drawingml/2006/wordprocessingDrawing" xmlns:w10="urn:schemas-microsoft-com:office:word" xmlns:w="http://schemas.openxmlformats.org/wordprocessingml/2006/main" xmlns:w14="http://schemas.microsoft.com/office/word/2010/wordml" xmlns:w15="http://schemas.microsoft.com/office/word/2012/wordml" xmlns:w16cex="http://schemas.microsoft.com/office/word/2018/wordml/cex" xmlns:w16cid="http://schemas.microsoft.com/office/word/2016/wordml/cid" xmlns:w16="http://schemas.microsoft.com/office/word/2018/wordml" xmlns:w16sdtdh="http://schemas.microsoft.com/office/word/2020/wordml/sdtdatahash" xmlns:w16se="http://schemas.microsoft.com/office/word/2015/wordml/symex" xmlns:wpg="http://schemas.microsoft.com/office/word/2010/wordprocessingGroup" xmlns:wpi="http://schemas.microsoft.com/office/word/2010/wordprocessingInk" xmlns:wne="http://schemas.microsoft.com/office/word/2006/wordml" xmlns:wps="http://schemas.microsoft.com/office/word/2010/wordprocessingShape" mc:Ignorable="w14 w15 w16se w16cid w16 w16cex w16sdtdh wp14">
   <w:abstractNum w:abstractNumId="0" w15:restartNumberingAfterBreak="0">
-    <w:nsid w:val="09A81BCB"/>
+    <w:nsid w:val="120502DB"/>
     <w:multiLevelType w:val="hybridMultilevel"/>
-    <w:tmpl w:val="BD362FBA"/>
-    <w:lvl w:ilvl="0" w:tplc="7264D552">
+    <w:tmpl w:val="8E9A2714"/>
+    <w:lvl w:ilvl="0" w:tplc="AFC6CE8E">
+      <w:start w:val="1"/>
+      <w:numFmt w:val="bullet"/>
+      <w:lvlText w:val="•"/>
+      <w:lvlJc w:val="left"/>
+      <w:pPr>
+        <w:ind w:left="460" w:hanging="280"/>
+      </w:pPr>
+    </w:lvl>
+    <w:lvl w:ilvl="1" w:tplc="938E277C">
+      <w:start w:val="1"/>
+      <w:numFmt w:val="bullet"/>
+      <w:lvlText w:val="–"/>
+      <w:lvlJc w:val="left"/>
+      <w:pPr>
+        <w:ind w:left="900" w:hanging="280"/>
+      </w:pPr>
+    </w:lvl>
+    <w:lvl w:ilvl="2" w:tplc="4A6A4DA2">
+      <w:numFmt w:val="decimal"/>
+      <w:lvlText w:val=""/>
+      <w:lvlJc w:val="left"/>
+    </w:lvl>
+    <w:lvl w:ilvl="3" w:tplc="BBBCB280">
+      <w:numFmt w:val="decimal"/>
+      <w:lvlText w:val=""/>
+      <w:lvlJc w:val="left"/>
+    </w:lvl>
+    <w:lvl w:ilvl="4" w:tplc="75443704">
+      <w:numFmt w:val="decimal"/>
+      <w:lvlText w:val=""/>
+      <w:lvlJc w:val="left"/>
+    </w:lvl>
+    <w:lvl w:ilvl="5" w:tplc="0620454E">
+      <w:numFmt w:val="decimal"/>
+      <w:lvlText w:val=""/>
+      <w:lvlJc w:val="left"/>
+    </w:lvl>
+    <w:lvl w:ilvl="6" w:tplc="1722C270">
+      <w:numFmt w:val="decimal"/>
+      <w:lvlText w:val=""/>
+      <w:lvlJc w:val="left"/>
+    </w:lvl>
+    <w:lvl w:ilvl="7" w:tplc="EDFA2554">
+      <w:numFmt w:val="decimal"/>
+      <w:lvlText w:val=""/>
+      <w:lvlJc w:val="left"/>
+    </w:lvl>
+    <w:lvl w:ilvl="8" w:tplc="4A08A94A">
+      <w:numFmt w:val="decimal"/>
+      <w:lvlText w:val=""/>
+      <w:lvlJc w:val="left"/>
+    </w:lvl>
+  </w:abstractNum>
+  <w:abstractNum w:abstractNumId="1" w15:restartNumberingAfterBreak="0">
+    <w:nsid w:val="164B006A"/>
+    <w:multiLevelType w:val="hybridMultilevel"/>
+    <w:tmpl w:val="1C4CFA40"/>
+    <w:lvl w:ilvl="0" w:tplc="FF88A7DE">
       <w:start w:val="1"/>
       <w:numFmt w:val="decimal"/>
       <w:lvlText w:val="%1."/>
@@ -6585,52 +12267,52 @@
         <w:color w:val="A67C27"/>
       </w:rPr>
     </w:lvl>
-    <w:lvl w:ilvl="1" w:tplc="47C83168">
+    <w:lvl w:ilvl="1" w:tplc="A16AD6B8">
       <w:numFmt w:val="decimal"/>
       <w:lvlText w:val=""/>
       <w:lvlJc w:val="left"/>
     </w:lvl>
-    <w:lvl w:ilvl="2" w:tplc="AC441F30">
+    <w:lvl w:ilvl="2" w:tplc="EFE83B36">
       <w:numFmt w:val="decimal"/>
       <w:lvlText w:val=""/>
       <w:lvlJc w:val="left"/>
     </w:lvl>
-    <w:lvl w:ilvl="3" w:tplc="FBDCB85C">
+    <w:lvl w:ilvl="3" w:tplc="1496355E">
       <w:numFmt w:val="decimal"/>
       <w:lvlText w:val=""/>
       <w:lvlJc w:val="left"/>
     </w:lvl>
-    <w:lvl w:ilvl="4" w:tplc="44AE43F8">
+    <w:lvl w:ilvl="4" w:tplc="BE102176">
       <w:numFmt w:val="decimal"/>
       <w:lvlText w:val=""/>
       <w:lvlJc w:val="left"/>
     </w:lvl>
-    <w:lvl w:ilvl="5" w:tplc="FD8693FC">
+    <w:lvl w:ilvl="5" w:tplc="F3361B00">
       <w:numFmt w:val="decimal"/>
       <w:lvlText w:val=""/>
       <w:lvlJc w:val="left"/>
     </w:lvl>
-    <w:lvl w:ilvl="6" w:tplc="C3843D30">
+    <w:lvl w:ilvl="6" w:tplc="30DCF218">
       <w:numFmt w:val="decimal"/>
       <w:lvlText w:val=""/>
       <w:lvlJc w:val="left"/>
     </w:lvl>
-    <w:lvl w:ilvl="7" w:tplc="CDE0924A">
+    <w:lvl w:ilvl="7" w:tplc="25E63964">
       <w:numFmt w:val="decimal"/>
       <w:lvlText w:val=""/>
       <w:lvlJc w:val="left"/>
     </w:lvl>
-    <w:lvl w:ilvl="8" w:tplc="8F3A2E88">
+    <w:lvl w:ilvl="8" w:tplc="07467B2C">
       <w:numFmt w:val="decimal"/>
       <w:lvlText w:val=""/>
       <w:lvlJc w:val="left"/>
     </w:lvl>
   </w:abstractNum>
-  <w:abstractNum w:abstractNumId="1" w15:restartNumberingAfterBreak="0">
-    <w:nsid w:val="12405B18"/>
+  <w:abstractNum w:abstractNumId="2" w15:restartNumberingAfterBreak="0">
+    <w:nsid w:val="1CE2513D"/>
     <w:multiLevelType w:val="hybridMultilevel"/>
-    <w:tmpl w:val="EC2E55FC"/>
-    <w:lvl w:ilvl="0" w:tplc="30FE067E">
+    <w:tmpl w:val="C7940768"/>
+    <w:lvl w:ilvl="0" w:tplc="9CACDF46">
       <w:start w:val="1"/>
       <w:numFmt w:val="decimal"/>
       <w:lvlText w:val="%1."/>
@@ -6644,52 +12326,52 @@
         <w:color w:val="A67C27"/>
       </w:rPr>
     </w:lvl>
-    <w:lvl w:ilvl="1" w:tplc="4E56B968">
+    <w:lvl w:ilvl="1" w:tplc="2EB2EAA6">
       <w:numFmt w:val="decimal"/>
       <w:lvlText w:val=""/>
       <w:lvlJc w:val="left"/>
     </w:lvl>
-    <w:lvl w:ilvl="2" w:tplc="6FA474F0">
+    <w:lvl w:ilvl="2" w:tplc="8A7E6AEE">
       <w:numFmt w:val="decimal"/>
       <w:lvlText w:val=""/>
       <w:lvlJc w:val="left"/>
     </w:lvl>
-    <w:lvl w:ilvl="3" w:tplc="B64E52CA">
+    <w:lvl w:ilvl="3" w:tplc="BCACC058">
       <w:numFmt w:val="decimal"/>
       <w:lvlText w:val=""/>
       <w:lvlJc w:val="left"/>
     </w:lvl>
-    <w:lvl w:ilvl="4" w:tplc="73F60574">
+    <w:lvl w:ilvl="4" w:tplc="9288D2A8">
       <w:numFmt w:val="decimal"/>
       <w:lvlText w:val=""/>
       <w:lvlJc w:val="left"/>
     </w:lvl>
-    <w:lvl w:ilvl="5" w:tplc="82268B7C">
+    <w:lvl w:ilvl="5" w:tplc="17B4D596">
       <w:numFmt w:val="decimal"/>
       <w:lvlText w:val=""/>
       <w:lvlJc w:val="left"/>
     </w:lvl>
-    <w:lvl w:ilvl="6" w:tplc="A19437F4">
+    <w:lvl w:ilvl="6" w:tplc="7136A334">
       <w:numFmt w:val="decimal"/>
       <w:lvlText w:val=""/>
       <w:lvlJc w:val="left"/>
     </w:lvl>
-    <w:lvl w:ilvl="7" w:tplc="FE5A8EBC">
+    <w:lvl w:ilvl="7" w:tplc="7D14D9C0">
       <w:numFmt w:val="decimal"/>
       <w:lvlText w:val=""/>
       <w:lvlJc w:val="left"/>
     </w:lvl>
-    <w:lvl w:ilvl="8" w:tplc="6908D33E">
+    <w:lvl w:ilvl="8" w:tplc="3E328F9E">
       <w:numFmt w:val="decimal"/>
       <w:lvlText w:val=""/>
       <w:lvlJc w:val="left"/>
     </w:lvl>
   </w:abstractNum>
-  <w:abstractNum w:abstractNumId="2" w15:restartNumberingAfterBreak="0">
-    <w:nsid w:val="170F5D7D"/>
+  <w:abstractNum w:abstractNumId="3" w15:restartNumberingAfterBreak="0">
+    <w:nsid w:val="219B7A01"/>
     <w:multiLevelType w:val="hybridMultilevel"/>
-    <w:tmpl w:val="B47EF500"/>
-    <w:lvl w:ilvl="0" w:tplc="8E224068">
+    <w:tmpl w:val="AE24197A"/>
+    <w:lvl w:ilvl="0" w:tplc="D666C30E">
       <w:start w:val="1"/>
       <w:numFmt w:val="decimal"/>
       <w:lvlText w:val="%1."/>
@@ -6703,52 +12385,52 @@
         <w:color w:val="A67C27"/>
       </w:rPr>
     </w:lvl>
-    <w:lvl w:ilvl="1" w:tplc="2EEC8BCA">
+    <w:lvl w:ilvl="1" w:tplc="8772BD6C">
       <w:numFmt w:val="decimal"/>
       <w:lvlText w:val=""/>
       <w:lvlJc w:val="left"/>
     </w:lvl>
-    <w:lvl w:ilvl="2" w:tplc="2D8472DA">
+    <w:lvl w:ilvl="2" w:tplc="8B8CF1FE">
       <w:numFmt w:val="decimal"/>
       <w:lvlText w:val=""/>
       <w:lvlJc w:val="left"/>
     </w:lvl>
-    <w:lvl w:ilvl="3" w:tplc="A45E2E54">
+    <w:lvl w:ilvl="3" w:tplc="4E28A682">
       <w:numFmt w:val="decimal"/>
       <w:lvlText w:val=""/>
       <w:lvlJc w:val="left"/>
     </w:lvl>
-    <w:lvl w:ilvl="4" w:tplc="C854F6D4">
+    <w:lvl w:ilvl="4" w:tplc="4B8EF9CE">
       <w:numFmt w:val="decimal"/>
       <w:lvlText w:val=""/>
       <w:lvlJc w:val="left"/>
     </w:lvl>
-    <w:lvl w:ilvl="5" w:tplc="CC60F6A6">
+    <w:lvl w:ilvl="5" w:tplc="02E43BF6">
       <w:numFmt w:val="decimal"/>
       <w:lvlText w:val=""/>
       <w:lvlJc w:val="left"/>
     </w:lvl>
-    <w:lvl w:ilvl="6" w:tplc="CCCA0380">
+    <w:lvl w:ilvl="6" w:tplc="B33EFB42">
       <w:numFmt w:val="decimal"/>
       <w:lvlText w:val=""/>
       <w:lvlJc w:val="left"/>
     </w:lvl>
-    <w:lvl w:ilvl="7" w:tplc="8514C2D8">
+    <w:lvl w:ilvl="7" w:tplc="D29A10B8">
       <w:numFmt w:val="decimal"/>
       <w:lvlText w:val=""/>
       <w:lvlJc w:val="left"/>
     </w:lvl>
-    <w:lvl w:ilvl="8" w:tplc="6E1494CE">
+    <w:lvl w:ilvl="8" w:tplc="BE5C45CE">
       <w:numFmt w:val="decimal"/>
       <w:lvlText w:val=""/>
       <w:lvlJc w:val="left"/>
     </w:lvl>
   </w:abstractNum>
-  <w:abstractNum w:abstractNumId="3" w15:restartNumberingAfterBreak="0">
-    <w:nsid w:val="33E4007E"/>
+  <w:abstractNum w:abstractNumId="4" w15:restartNumberingAfterBreak="0">
+    <w:nsid w:val="6147318A"/>
     <w:multiLevelType w:val="hybridMultilevel"/>
-    <w:tmpl w:val="1DB286AC"/>
-    <w:lvl w:ilvl="0" w:tplc="1ED2C1A8">
+    <w:tmpl w:val="4E9E5AEC"/>
+    <w:lvl w:ilvl="0" w:tplc="AD3441E8">
       <w:start w:val="1"/>
       <w:numFmt w:val="decimal"/>
       <w:lvlText w:val="%1."/>
@@ -6762,52 +12444,52 @@
         <w:color w:val="A67C27"/>
       </w:rPr>
     </w:lvl>
-    <w:lvl w:ilvl="1" w:tplc="F6F25674">
+    <w:lvl w:ilvl="1" w:tplc="C7CC9478">
       <w:numFmt w:val="decimal"/>
       <w:lvlText w:val=""/>
       <w:lvlJc w:val="left"/>
     </w:lvl>
-    <w:lvl w:ilvl="2" w:tplc="293A218C">
+    <w:lvl w:ilvl="2" w:tplc="65DC21EE">
       <w:numFmt w:val="decimal"/>
       <w:lvlText w:val=""/>
       <w:lvlJc w:val="left"/>
     </w:lvl>
-    <w:lvl w:ilvl="3" w:tplc="3B02065A">
+    <w:lvl w:ilvl="3" w:tplc="0362203C">
       <w:numFmt w:val="decimal"/>
       <w:lvlText w:val=""/>
       <w:lvlJc w:val="left"/>
     </w:lvl>
-    <w:lvl w:ilvl="4" w:tplc="064E5DA6">
+    <w:lvl w:ilvl="4" w:tplc="FBCC7E80">
       <w:numFmt w:val="decimal"/>
       <w:lvlText w:val=""/>
       <w:lvlJc w:val="left"/>
     </w:lvl>
-    <w:lvl w:ilvl="5" w:tplc="293C5B3C">
+    <w:lvl w:ilvl="5" w:tplc="7768594E">
       <w:numFmt w:val="decimal"/>
       <w:lvlText w:val=""/>
       <w:lvlJc w:val="left"/>
     </w:lvl>
-    <w:lvl w:ilvl="6" w:tplc="9BE4F7A0">
+    <w:lvl w:ilvl="6" w:tplc="9B3AAF90">
       <w:numFmt w:val="decimal"/>
       <w:lvlText w:val=""/>
       <w:lvlJc w:val="left"/>
     </w:lvl>
-    <w:lvl w:ilvl="7" w:tplc="631475D6">
+    <w:lvl w:ilvl="7" w:tplc="A68E44B0">
       <w:numFmt w:val="decimal"/>
       <w:lvlText w:val=""/>
       <w:lvlJc w:val="left"/>
     </w:lvl>
-    <w:lvl w:ilvl="8" w:tplc="F6385EA2">
+    <w:lvl w:ilvl="8" w:tplc="66A2BB36">
       <w:numFmt w:val="decimal"/>
       <w:lvlText w:val=""/>
       <w:lvlJc w:val="left"/>
     </w:lvl>
   </w:abstractNum>
-  <w:abstractNum w:abstractNumId="4" w15:restartNumberingAfterBreak="0">
-    <w:nsid w:val="35A82CA5"/>
+  <w:abstractNum w:abstractNumId="5" w15:restartNumberingAfterBreak="0">
+    <w:nsid w:val="690E7A7A"/>
     <w:multiLevelType w:val="hybridMultilevel"/>
-    <w:tmpl w:val="E66C7894"/>
-    <w:lvl w:ilvl="0" w:tplc="53D207F6">
+    <w:tmpl w:val="F258AB8A"/>
+    <w:lvl w:ilvl="0" w:tplc="56162388">
       <w:start w:val="1"/>
       <w:numFmt w:val="decimal"/>
       <w:lvlText w:val="%1."/>
@@ -6821,196 +12503,52 @@
         <w:color w:val="A67C27"/>
       </w:rPr>
     </w:lvl>
-    <w:lvl w:ilvl="1" w:tplc="AF561EB4">
+    <w:lvl w:ilvl="1" w:tplc="5D84E82E">
       <w:numFmt w:val="decimal"/>
       <w:lvlText w:val=""/>
       <w:lvlJc w:val="left"/>
     </w:lvl>
-    <w:lvl w:ilvl="2" w:tplc="319A2928">
+    <w:lvl w:ilvl="2" w:tplc="AE0A3E3C">
       <w:numFmt w:val="decimal"/>
       <w:lvlText w:val=""/>
       <w:lvlJc w:val="left"/>
     </w:lvl>
-    <w:lvl w:ilvl="3" w:tplc="45B0EB48">
+    <w:lvl w:ilvl="3" w:tplc="EBA22766">
       <w:numFmt w:val="decimal"/>
       <w:lvlText w:val=""/>
       <w:lvlJc w:val="left"/>
     </w:lvl>
-    <w:lvl w:ilvl="4" w:tplc="CDBAFCA6">
+    <w:lvl w:ilvl="4" w:tplc="EBB4D782">
       <w:numFmt w:val="decimal"/>
       <w:lvlText w:val=""/>
       <w:lvlJc w:val="left"/>
     </w:lvl>
-    <w:lvl w:ilvl="5" w:tplc="1A7EB602">
+    <w:lvl w:ilvl="5" w:tplc="22381366">
       <w:numFmt w:val="decimal"/>
       <w:lvlText w:val=""/>
       <w:lvlJc w:val="left"/>
     </w:lvl>
-    <w:lvl w:ilvl="6" w:tplc="11B83CF6">
+    <w:lvl w:ilvl="6" w:tplc="7F08E4FA">
       <w:numFmt w:val="decimal"/>
       <w:lvlText w:val=""/>
       <w:lvlJc w:val="left"/>
     </w:lvl>
-    <w:lvl w:ilvl="7" w:tplc="2CCCDD34">
+    <w:lvl w:ilvl="7" w:tplc="DA78C0CE">
       <w:numFmt w:val="decimal"/>
       <w:lvlText w:val=""/>
       <w:lvlJc w:val="left"/>
     </w:lvl>
-    <w:lvl w:ilvl="8" w:tplc="BEE60236">
-      <w:numFmt w:val="decimal"/>
-      <w:lvlText w:val=""/>
-      <w:lvlJc w:val="left"/>
-    </w:lvl>
-  </w:abstractNum>
-  <w:abstractNum w:abstractNumId="5" w15:restartNumberingAfterBreak="0">
-    <w:nsid w:val="38FE1EEC"/>
-    <w:multiLevelType w:val="hybridMultilevel"/>
-    <w:tmpl w:val="F0686A24"/>
-    <w:lvl w:ilvl="0" w:tplc="8348F4C6">
-      <w:start w:val="1"/>
-      <w:numFmt w:val="bullet"/>
-      <w:lvlText w:val="•"/>
-      <w:lvlJc w:val="left"/>
-      <w:pPr>
-        <w:ind w:left="460" w:hanging="280"/>
-      </w:pPr>
-    </w:lvl>
-    <w:lvl w:ilvl="1" w:tplc="F7483058">
-      <w:start w:val="1"/>
-      <w:numFmt w:val="bullet"/>
-      <w:lvlText w:val="–"/>
-      <w:lvlJc w:val="left"/>
-      <w:pPr>
-        <w:ind w:left="900" w:hanging="280"/>
-      </w:pPr>
-    </w:lvl>
-    <w:lvl w:ilvl="2" w:tplc="0BDC3966">
-      <w:numFmt w:val="decimal"/>
-      <w:lvlText w:val=""/>
-      <w:lvlJc w:val="left"/>
-    </w:lvl>
-    <w:lvl w:ilvl="3" w:tplc="62B2C6BC">
-      <w:numFmt w:val="decimal"/>
-      <w:lvlText w:val=""/>
-      <w:lvlJc w:val="left"/>
-    </w:lvl>
-    <w:lvl w:ilvl="4" w:tplc="D2686978">
-      <w:numFmt w:val="decimal"/>
-      <w:lvlText w:val=""/>
-      <w:lvlJc w:val="left"/>
-    </w:lvl>
-    <w:lvl w:ilvl="5" w:tplc="8BF82198">
-      <w:numFmt w:val="decimal"/>
-      <w:lvlText w:val=""/>
-      <w:lvlJc w:val="left"/>
-    </w:lvl>
-    <w:lvl w:ilvl="6" w:tplc="250E1026">
-      <w:numFmt w:val="decimal"/>
-      <w:lvlText w:val=""/>
-      <w:lvlJc w:val="left"/>
-    </w:lvl>
-    <w:lvl w:ilvl="7" w:tplc="D442A73C">
-      <w:numFmt w:val="decimal"/>
-      <w:lvlText w:val=""/>
-      <w:lvlJc w:val="left"/>
-    </w:lvl>
-    <w:lvl w:ilvl="8" w:tplc="49908A10">
+    <w:lvl w:ilvl="8" w:tplc="24564D2A">
       <w:numFmt w:val="decimal"/>
       <w:lvlText w:val=""/>
       <w:lvlJc w:val="left"/>
     </w:lvl>
   </w:abstractNum>
   <w:abstractNum w:abstractNumId="6" w15:restartNumberingAfterBreak="0">
-    <w:nsid w:val="5F812879"/>
+    <w:nsid w:val="6988458A"/>
     <w:multiLevelType w:val="hybridMultilevel"/>
-    <w:tmpl w:val="B4246BFE"/>
-    <w:lvl w:ilvl="0" w:tplc="53460428">
-      <w:start w:val="1"/>
-      <w:numFmt w:val="bullet"/>
-      <w:lvlText w:val="●"/>
-      <w:lvlJc w:val="left"/>
-      <w:pPr>
-        <w:ind w:left="720" w:hanging="360"/>
-      </w:pPr>
-    </w:lvl>
-    <w:lvl w:ilvl="1" w:tplc="B8460122">
-      <w:start w:val="1"/>
-      <w:numFmt w:val="bullet"/>
-      <w:lvlText w:val="○"/>
-      <w:lvlJc w:val="left"/>
-      <w:pPr>
-        <w:ind w:left="1440" w:hanging="360"/>
-      </w:pPr>
-    </w:lvl>
-    <w:lvl w:ilvl="2" w:tplc="AD58A8C0">
-      <w:start w:val="1"/>
-      <w:numFmt w:val="bullet"/>
-      <w:lvlText w:val="■"/>
-      <w:lvlJc w:val="left"/>
-      <w:pPr>
-        <w:ind w:left="2160" w:hanging="360"/>
-      </w:pPr>
-    </w:lvl>
-    <w:lvl w:ilvl="3" w:tplc="70C22BE8">
-      <w:start w:val="1"/>
-      <w:numFmt w:val="bullet"/>
-      <w:lvlText w:val="●"/>
-      <w:lvlJc w:val="left"/>
-      <w:pPr>
-        <w:ind w:left="2880" w:hanging="360"/>
-      </w:pPr>
-    </w:lvl>
-    <w:lvl w:ilvl="4" w:tplc="C624D16C">
-      <w:start w:val="1"/>
-      <w:numFmt w:val="bullet"/>
-      <w:lvlText w:val="○"/>
-      <w:lvlJc w:val="left"/>
-      <w:pPr>
-        <w:ind w:left="3600" w:hanging="360"/>
-      </w:pPr>
-    </w:lvl>
-    <w:lvl w:ilvl="5" w:tplc="9FDA14B6">
-      <w:start w:val="1"/>
-      <w:numFmt w:val="bullet"/>
-      <w:lvlText w:val="■"/>
-      <w:lvlJc w:val="left"/>
-      <w:pPr>
-        <w:ind w:left="4320" w:hanging="360"/>
-      </w:pPr>
-    </w:lvl>
-    <w:lvl w:ilvl="6" w:tplc="FA66CA8C">
-      <w:start w:val="1"/>
-      <w:numFmt w:val="bullet"/>
-      <w:lvlText w:val="●"/>
-      <w:lvlJc w:val="left"/>
-      <w:pPr>
-        <w:ind w:left="5040" w:hanging="360"/>
-      </w:pPr>
-    </w:lvl>
-    <w:lvl w:ilvl="7" w:tplc="EACAF04E">
-      <w:start w:val="1"/>
-      <w:numFmt w:val="bullet"/>
-      <w:lvlText w:val="●"/>
-      <w:lvlJc w:val="left"/>
-      <w:pPr>
-        <w:ind w:left="5760" w:hanging="360"/>
-      </w:pPr>
-    </w:lvl>
-    <w:lvl w:ilvl="8" w:tplc="A77604CC">
-      <w:start w:val="1"/>
-      <w:numFmt w:val="bullet"/>
-      <w:lvlText w:val="●"/>
-      <w:lvlJc w:val="left"/>
-      <w:pPr>
-        <w:ind w:left="6480" w:hanging="360"/>
-      </w:pPr>
-    </w:lvl>
-  </w:abstractNum>
-  <w:abstractNum w:abstractNumId="7" w15:restartNumberingAfterBreak="0">
-    <w:nsid w:val="6B6B2DF1"/>
-    <w:multiLevelType w:val="hybridMultilevel"/>
-    <w:tmpl w:val="5E9E5766"/>
-    <w:lvl w:ilvl="0" w:tplc="4D402194">
+    <w:tmpl w:val="1082BC80"/>
+    <w:lvl w:ilvl="0" w:tplc="EB828B00">
       <w:start w:val="1"/>
       <w:numFmt w:val="decimal"/>
       <w:lvlText w:val="%1."/>
@@ -7024,91 +12562,177 @@
         <w:color w:val="A67C27"/>
       </w:rPr>
     </w:lvl>
-    <w:lvl w:ilvl="1" w:tplc="77FA3638">
+    <w:lvl w:ilvl="1" w:tplc="2626C870">
       <w:numFmt w:val="decimal"/>
       <w:lvlText w:val=""/>
       <w:lvlJc w:val="left"/>
     </w:lvl>
-    <w:lvl w:ilvl="2" w:tplc="7A360602">
+    <w:lvl w:ilvl="2" w:tplc="0A0A66A2">
       <w:numFmt w:val="decimal"/>
       <w:lvlText w:val=""/>
       <w:lvlJc w:val="left"/>
     </w:lvl>
-    <w:lvl w:ilvl="3" w:tplc="BB0C2EEE">
+    <w:lvl w:ilvl="3" w:tplc="E98C5386">
       <w:numFmt w:val="decimal"/>
       <w:lvlText w:val=""/>
       <w:lvlJc w:val="left"/>
     </w:lvl>
-    <w:lvl w:ilvl="4" w:tplc="C6C03F32">
+    <w:lvl w:ilvl="4" w:tplc="CCD49CD2">
       <w:numFmt w:val="decimal"/>
       <w:lvlText w:val=""/>
       <w:lvlJc w:val="left"/>
     </w:lvl>
-    <w:lvl w:ilvl="5" w:tplc="EDDCB1CE">
+    <w:lvl w:ilvl="5" w:tplc="C262E33C">
       <w:numFmt w:val="decimal"/>
       <w:lvlText w:val=""/>
       <w:lvlJc w:val="left"/>
     </w:lvl>
-    <w:lvl w:ilvl="6" w:tplc="CD9C85AE">
+    <w:lvl w:ilvl="6" w:tplc="05724A12">
       <w:numFmt w:val="decimal"/>
       <w:lvlText w:val=""/>
       <w:lvlJc w:val="left"/>
     </w:lvl>
-    <w:lvl w:ilvl="7" w:tplc="EA52F266">
+    <w:lvl w:ilvl="7" w:tplc="E1DA02F2">
       <w:numFmt w:val="decimal"/>
       <w:lvlText w:val=""/>
       <w:lvlJc w:val="left"/>
     </w:lvl>
-    <w:lvl w:ilvl="8" w:tplc="E8CA4E3C">
+    <w:lvl w:ilvl="8" w:tplc="647657AE">
       <w:numFmt w:val="decimal"/>
       <w:lvlText w:val=""/>
       <w:lvlJc w:val="left"/>
     </w:lvl>
   </w:abstractNum>
-  <w:num w:numId="1" w16cid:durableId="1649899772">
+  <w:abstractNum w:abstractNumId="7" w15:restartNumberingAfterBreak="0">
+    <w:nsid w:val="714770C4"/>
+    <w:multiLevelType w:val="hybridMultilevel"/>
+    <w:tmpl w:val="CF4072FA"/>
+    <w:lvl w:ilvl="0" w:tplc="70D86DBE">
+      <w:start w:val="1"/>
+      <w:numFmt w:val="bullet"/>
+      <w:lvlText w:val="●"/>
+      <w:lvlJc w:val="left"/>
+      <w:pPr>
+        <w:ind w:left="720" w:hanging="360"/>
+      </w:pPr>
+    </w:lvl>
+    <w:lvl w:ilvl="1" w:tplc="89C23EC2">
+      <w:start w:val="1"/>
+      <w:numFmt w:val="bullet"/>
+      <w:lvlText w:val="○"/>
+      <w:lvlJc w:val="left"/>
+      <w:pPr>
+        <w:ind w:left="1440" w:hanging="360"/>
+      </w:pPr>
+    </w:lvl>
+    <w:lvl w:ilvl="2" w:tplc="F85EECF8">
+      <w:start w:val="1"/>
+      <w:numFmt w:val="bullet"/>
+      <w:lvlText w:val="■"/>
+      <w:lvlJc w:val="left"/>
+      <w:pPr>
+        <w:ind w:left="2160" w:hanging="360"/>
+      </w:pPr>
+    </w:lvl>
+    <w:lvl w:ilvl="3" w:tplc="6DC4704A">
+      <w:start w:val="1"/>
+      <w:numFmt w:val="bullet"/>
+      <w:lvlText w:val="●"/>
+      <w:lvlJc w:val="left"/>
+      <w:pPr>
+        <w:ind w:left="2880" w:hanging="360"/>
+      </w:pPr>
+    </w:lvl>
+    <w:lvl w:ilvl="4" w:tplc="243C9292">
+      <w:start w:val="1"/>
+      <w:numFmt w:val="bullet"/>
+      <w:lvlText w:val="○"/>
+      <w:lvlJc w:val="left"/>
+      <w:pPr>
+        <w:ind w:left="3600" w:hanging="360"/>
+      </w:pPr>
+    </w:lvl>
+    <w:lvl w:ilvl="5" w:tplc="79F0862C">
+      <w:start w:val="1"/>
+      <w:numFmt w:val="bullet"/>
+      <w:lvlText w:val="■"/>
+      <w:lvlJc w:val="left"/>
+      <w:pPr>
+        <w:ind w:left="4320" w:hanging="360"/>
+      </w:pPr>
+    </w:lvl>
+    <w:lvl w:ilvl="6" w:tplc="CECABD0E">
+      <w:start w:val="1"/>
+      <w:numFmt w:val="bullet"/>
+      <w:lvlText w:val="●"/>
+      <w:lvlJc w:val="left"/>
+      <w:pPr>
+        <w:ind w:left="5040" w:hanging="360"/>
+      </w:pPr>
+    </w:lvl>
+    <w:lvl w:ilvl="7" w:tplc="3FA64818">
+      <w:start w:val="1"/>
+      <w:numFmt w:val="bullet"/>
+      <w:lvlText w:val="●"/>
+      <w:lvlJc w:val="left"/>
+      <w:pPr>
+        <w:ind w:left="5760" w:hanging="360"/>
+      </w:pPr>
+    </w:lvl>
+    <w:lvl w:ilvl="8" w:tplc="467EB392">
+      <w:start w:val="1"/>
+      <w:numFmt w:val="bullet"/>
+      <w:lvlText w:val="●"/>
+      <w:lvlJc w:val="left"/>
+      <w:pPr>
+        <w:ind w:left="6480" w:hanging="360"/>
+      </w:pPr>
+    </w:lvl>
+  </w:abstractNum>
+  <w:num w:numId="1" w16cid:durableId="264189284">
+    <w:abstractNumId w:val="7"/>
+    <w:lvlOverride w:ilvl="0">
+      <w:startOverride w:val="1"/>
+    </w:lvlOverride>
+  </w:num>
+  <w:num w:numId="2" w16cid:durableId="1456486214">
+    <w:abstractNumId w:val="0"/>
+    <w:lvlOverride w:ilvl="0">
+      <w:startOverride w:val="1"/>
+    </w:lvlOverride>
+  </w:num>
+  <w:num w:numId="3" w16cid:durableId="462964725">
     <w:abstractNumId w:val="6"/>
     <w:lvlOverride w:ilvl="0">
       <w:startOverride w:val="1"/>
     </w:lvlOverride>
   </w:num>
-  <w:num w:numId="2" w16cid:durableId="1842504440">
+  <w:num w:numId="4" w16cid:durableId="193351021">
+    <w:abstractNumId w:val="4"/>
+    <w:lvlOverride w:ilvl="0">
+      <w:startOverride w:val="1"/>
+    </w:lvlOverride>
+  </w:num>
+  <w:num w:numId="5" w16cid:durableId="1783303450">
     <w:abstractNumId w:val="5"/>
     <w:lvlOverride w:ilvl="0">
       <w:startOverride w:val="1"/>
     </w:lvlOverride>
   </w:num>
-  <w:num w:numId="3" w16cid:durableId="1447190065">
+  <w:num w:numId="6" w16cid:durableId="1275794894">
+    <w:abstractNumId w:val="2"/>
+    <w:lvlOverride w:ilvl="0">
+      <w:startOverride w:val="1"/>
+    </w:lvlOverride>
+  </w:num>
+  <w:num w:numId="7" w16cid:durableId="1163669212">
     <w:abstractNumId w:val="1"/>
     <w:lvlOverride w:ilvl="0">
       <w:startOverride w:val="1"/>
     </w:lvlOverride>
   </w:num>
-  <w:num w:numId="4" w16cid:durableId="1135218894">
+  <w:num w:numId="8" w16cid:durableId="1490562983">
     <w:abstractNumId w:val="3"/>
-    <w:lvlOverride w:ilvl="0">
-      <w:startOverride w:val="1"/>
-    </w:lvlOverride>
-  </w:num>
-  <w:num w:numId="5" w16cid:durableId="590116842">
-    <w:abstractNumId w:val="0"/>
-    <w:lvlOverride w:ilvl="0">
-      <w:startOverride w:val="1"/>
-    </w:lvlOverride>
-  </w:num>
-  <w:num w:numId="6" w16cid:durableId="1390155976">
-    <w:abstractNumId w:val="2"/>
-    <w:lvlOverride w:ilvl="0">
-      <w:startOverride w:val="1"/>
-    </w:lvlOverride>
-  </w:num>
-  <w:num w:numId="7" w16cid:durableId="1054692606">
-    <w:abstractNumId w:val="4"/>
-    <w:lvlOverride w:ilvl="0">
-      <w:startOverride w:val="1"/>
-    </w:lvlOverride>
-  </w:num>
-  <w:num w:numId="8" w16cid:durableId="952126535">
-    <w:abstractNumId w:val="7"/>
     <w:lvlOverride w:ilvl="0">
       <w:startOverride w:val="1"/>
     </w:lvlOverride>
@@ -7733,7 +13357,7 @@
     <w:autoRedefine/>
     <w:uiPriority w:val="39"/>
     <w:unhideWhenUsed/>
-    <w:rsid w:val="004D4943"/>
+    <w:rsid w:val="00793E32"/>
     <w:pPr>
       <w:spacing w:after="100"/>
     </w:pPr>
@@ -7745,7 +13369,7 @@
     <w:autoRedefine/>
     <w:uiPriority w:val="39"/>
     <w:unhideWhenUsed/>
-    <w:rsid w:val="004D4943"/>
+    <w:rsid w:val="00793E32"/>
     <w:pPr>
       <w:spacing w:after="100"/>
       <w:ind w:left="210"/>

--- a/docs/manuals/Role_Guide_4_QUAN_QA_RA.docx
+++ b/docs/manuals/Role_Guide_4_QUAN_QA_RA.docx
@@ -538,7 +538,7 @@
     <w:sdt>
       <w:sdtPr>
         <w:alias w:val="Contents"/>
-        <w:id w:val="1343292557"/>
+        <w:id w:val="783157580"/>
       </w:sdtPr>
       <w:sdtEndPr/>
       <w:sdtContent>
@@ -567,7 +567,7 @@
           <w:r>
             <w:fldChar w:fldCharType="separate"/>
           </w:r>
-          <w:hyperlink w:anchor="_Toc240888965" w:history="1">
+          <w:hyperlink w:anchor="_Toc240917059" w:history="1">
             <w:r>
               <w:rPr>
                 <w:rStyle w:val="Hyperlink"/>
@@ -591,7 +591,7 @@
               <w:rPr>
                 <w:noProof/>
               </w:rPr>
-              <w:instrText xml:space="preserve"> PAGEREF _Toc240888965 \h </w:instrText>
+              <w:instrText xml:space="preserve"> PAGEREF _Toc240917059 \h </w:instrText>
             </w:r>
             <w:r>
               <w:rPr>
@@ -634,7 +634,7 @@
               <w14:ligatures w14:val="standardContextual"/>
             </w:rPr>
           </w:pPr>
-          <w:hyperlink w:anchor="_Toc240888966" w:history="1">
+          <w:hyperlink w:anchor="_Toc240917060" w:history="1">
             <w:r>
               <w:rPr>
                 <w:rStyle w:val="Hyperlink"/>
@@ -658,7 +658,7 @@
               <w:rPr>
                 <w:noProof/>
               </w:rPr>
-              <w:instrText xml:space="preserve"> PAGEREF _Toc240888966 \h </w:instrText>
+              <w:instrText xml:space="preserve"> PAGEREF _Toc240917060 \h </w:instrText>
             </w:r>
             <w:r>
               <w:rPr>
@@ -701,7 +701,7 @@
               <w14:ligatures w14:val="standardContextual"/>
             </w:rPr>
           </w:pPr>
-          <w:hyperlink w:anchor="_Toc240888967" w:history="1">
+          <w:hyperlink w:anchor="_Toc240917061" w:history="1">
             <w:r>
               <w:rPr>
                 <w:rStyle w:val="Hyperlink"/>
@@ -725,7 +725,7 @@
               <w:rPr>
                 <w:noProof/>
               </w:rPr>
-              <w:instrText xml:space="preserve"> PAGEREF _Toc240888967 \h </w:instrText>
+              <w:instrText xml:space="preserve"> PAGEREF _Toc240917061 \h </w:instrText>
             </w:r>
             <w:r>
               <w:rPr>
@@ -768,7 +768,7 @@
               <w14:ligatures w14:val="standardContextual"/>
             </w:rPr>
           </w:pPr>
-          <w:hyperlink w:anchor="_Toc240888968" w:history="1">
+          <w:hyperlink w:anchor="_Toc240917062" w:history="1">
             <w:r>
               <w:rPr>
                 <w:rStyle w:val="Hyperlink"/>
@@ -792,7 +792,7 @@
               <w:rPr>
                 <w:noProof/>
               </w:rPr>
-              <w:instrText xml:space="preserve"> PAGEREF _Toc240888968 \h </w:instrText>
+              <w:instrText xml:space="preserve"> PAGEREF _Toc240917062 \h </w:instrText>
             </w:r>
             <w:r>
               <w:rPr>
@@ -835,7 +835,7 @@
               <w14:ligatures w14:val="standardContextual"/>
             </w:rPr>
           </w:pPr>
-          <w:hyperlink w:anchor="_Toc240888969" w:history="1">
+          <w:hyperlink w:anchor="_Toc240917063" w:history="1">
             <w:r>
               <w:rPr>
                 <w:rStyle w:val="Hyperlink"/>
@@ -859,7 +859,7 @@
               <w:rPr>
                 <w:noProof/>
               </w:rPr>
-              <w:instrText xml:space="preserve"> PAGEREF _Toc240888969 \h </w:instrText>
+              <w:instrText xml:space="preserve"> PAGEREF _Toc240917063 \h </w:instrText>
             </w:r>
             <w:r>
               <w:rPr>
@@ -902,7 +902,7 @@
               <w14:ligatures w14:val="standardContextual"/>
             </w:rPr>
           </w:pPr>
-          <w:hyperlink w:anchor="_Toc240888970" w:history="1">
+          <w:hyperlink w:anchor="_Toc240917064" w:history="1">
             <w:r>
               <w:rPr>
                 <w:rStyle w:val="Hyperlink"/>
@@ -926,7 +926,7 @@
               <w:rPr>
                 <w:noProof/>
               </w:rPr>
-              <w:instrText xml:space="preserve"> PAGEREF _Toc240888970 \h </w:instrText>
+              <w:instrText xml:space="preserve"> PAGEREF _Toc240917064 \h </w:instrText>
             </w:r>
             <w:r>
               <w:rPr>
@@ -969,7 +969,7 @@
               <w14:ligatures w14:val="standardContextual"/>
             </w:rPr>
           </w:pPr>
-          <w:hyperlink w:anchor="_Toc240888971" w:history="1">
+          <w:hyperlink w:anchor="_Toc240917065" w:history="1">
             <w:r>
               <w:rPr>
                 <w:rStyle w:val="Hyperlink"/>
@@ -993,7 +993,7 @@
               <w:rPr>
                 <w:noProof/>
               </w:rPr>
-              <w:instrText xml:space="preserve"> PAGEREF _Toc240888971 \h </w:instrText>
+              <w:instrText xml:space="preserve"> PAGEREF _Toc240917065 \h </w:instrText>
             </w:r>
             <w:r>
               <w:rPr>
@@ -1036,7 +1036,7 @@
               <w14:ligatures w14:val="standardContextual"/>
             </w:rPr>
           </w:pPr>
-          <w:hyperlink w:anchor="_Toc240888972" w:history="1">
+          <w:hyperlink w:anchor="_Toc240917066" w:history="1">
             <w:r>
               <w:rPr>
                 <w:rStyle w:val="Hyperlink"/>
@@ -1060,7 +1060,7 @@
               <w:rPr>
                 <w:noProof/>
               </w:rPr>
-              <w:instrText xml:space="preserve"> PAGEREF _Toc240888972 \h </w:instrText>
+              <w:instrText xml:space="preserve"> PAGEREF _Toc240917066 \h </w:instrText>
             </w:r>
             <w:r>
               <w:rPr>
@@ -1103,7 +1103,7 @@
               <w14:ligatures w14:val="standardContextual"/>
             </w:rPr>
           </w:pPr>
-          <w:hyperlink w:anchor="_Toc240888973" w:history="1">
+          <w:hyperlink w:anchor="_Toc240917067" w:history="1">
             <w:r>
               <w:rPr>
                 <w:rStyle w:val="Hyperlink"/>
@@ -1127,7 +1127,7 @@
               <w:rPr>
                 <w:noProof/>
               </w:rPr>
-              <w:instrText xml:space="preserve"> PAGEREF _Toc240888973 \h </w:instrText>
+              <w:instrText xml:space="preserve"> PAGEREF _Toc240917067 \h </w:instrText>
             </w:r>
             <w:r>
               <w:rPr>
@@ -1170,7 +1170,7 @@
               <w14:ligatures w14:val="standardContextual"/>
             </w:rPr>
           </w:pPr>
-          <w:hyperlink w:anchor="_Toc240888974" w:history="1">
+          <w:hyperlink w:anchor="_Toc240917068" w:history="1">
             <w:r>
               <w:rPr>
                 <w:rStyle w:val="Hyperlink"/>
@@ -1194,7 +1194,7 @@
               <w:rPr>
                 <w:noProof/>
               </w:rPr>
-              <w:instrText xml:space="preserve"> PAGEREF _Toc240888974 \h </w:instrText>
+              <w:instrText xml:space="preserve"> PAGEREF _Toc240917068 \h </w:instrText>
             </w:r>
             <w:r>
               <w:rPr>
@@ -1237,7 +1237,7 @@
               <w14:ligatures w14:val="standardContextual"/>
             </w:rPr>
           </w:pPr>
-          <w:hyperlink w:anchor="_Toc240888975" w:history="1">
+          <w:hyperlink w:anchor="_Toc240917069" w:history="1">
             <w:r>
               <w:rPr>
                 <w:rStyle w:val="Hyperlink"/>
@@ -1261,7 +1261,7 @@
               <w:rPr>
                 <w:noProof/>
               </w:rPr>
-              <w:instrText xml:space="preserve"> PAGEREF _Toc240888975 \h </w:instrText>
+              <w:instrText xml:space="preserve"> PAGEREF _Toc240917069 \h </w:instrText>
             </w:r>
             <w:r>
               <w:rPr>
@@ -1304,7 +1304,7 @@
               <w14:ligatures w14:val="standardContextual"/>
             </w:rPr>
           </w:pPr>
-          <w:hyperlink w:anchor="_Toc240888976" w:history="1">
+          <w:hyperlink w:anchor="_Toc240917070" w:history="1">
             <w:r>
               <w:rPr>
                 <w:rStyle w:val="Hyperlink"/>
@@ -1328,7 +1328,7 @@
               <w:rPr>
                 <w:noProof/>
               </w:rPr>
-              <w:instrText xml:space="preserve"> PAGEREF _Toc240888976 \h </w:instrText>
+              <w:instrText xml:space="preserve"> PAGEREF _Toc240917070 \h </w:instrText>
             </w:r>
             <w:r>
               <w:rPr>
@@ -1371,7 +1371,7 @@
               <w14:ligatures w14:val="standardContextual"/>
             </w:rPr>
           </w:pPr>
-          <w:hyperlink w:anchor="_Toc240888977" w:history="1">
+          <w:hyperlink w:anchor="_Toc240917071" w:history="1">
             <w:r>
               <w:rPr>
                 <w:rStyle w:val="Hyperlink"/>
@@ -1395,7 +1395,7 @@
               <w:rPr>
                 <w:noProof/>
               </w:rPr>
-              <w:instrText xml:space="preserve"> PAGEREF _Toc240888977 \h </w:instrText>
+              <w:instrText xml:space="preserve"> PAGEREF _Toc240917071 \h </w:instrText>
             </w:r>
             <w:r>
               <w:rPr>
@@ -1438,7 +1438,7 @@
               <w14:ligatures w14:val="standardContextual"/>
             </w:rPr>
           </w:pPr>
-          <w:hyperlink w:anchor="_Toc240888978" w:history="1">
+          <w:hyperlink w:anchor="_Toc240917072" w:history="1">
             <w:r>
               <w:rPr>
                 <w:rStyle w:val="Hyperlink"/>
@@ -1462,7 +1462,7 @@
               <w:rPr>
                 <w:noProof/>
               </w:rPr>
-              <w:instrText xml:space="preserve"> PAGEREF _Toc240888978 \h </w:instrText>
+              <w:instrText xml:space="preserve"> PAGEREF _Toc240917072 \h </w:instrText>
             </w:r>
             <w:r>
               <w:rPr>
@@ -1505,7 +1505,7 @@
               <w14:ligatures w14:val="standardContextual"/>
             </w:rPr>
           </w:pPr>
-          <w:hyperlink w:anchor="_Toc240888979" w:history="1">
+          <w:hyperlink w:anchor="_Toc240917073" w:history="1">
             <w:r>
               <w:rPr>
                 <w:rStyle w:val="Hyperlink"/>
@@ -1529,7 +1529,7 @@
               <w:rPr>
                 <w:noProof/>
               </w:rPr>
-              <w:instrText xml:space="preserve"> PAGEREF _Toc240888979 \h </w:instrText>
+              <w:instrText xml:space="preserve"> PAGEREF _Toc240917073 \h </w:instrText>
             </w:r>
             <w:r>
               <w:rPr>
@@ -1572,7 +1572,7 @@
               <w14:ligatures w14:val="standardContextual"/>
             </w:rPr>
           </w:pPr>
-          <w:hyperlink w:anchor="_Toc240888980" w:history="1">
+          <w:hyperlink w:anchor="_Toc240917074" w:history="1">
             <w:r>
               <w:rPr>
                 <w:rStyle w:val="Hyperlink"/>
@@ -1596,7 +1596,7 @@
               <w:rPr>
                 <w:noProof/>
               </w:rPr>
-              <w:instrText xml:space="preserve"> PAGEREF _Toc240888980 \h </w:instrText>
+              <w:instrText xml:space="preserve"> PAGEREF _Toc240917074 \h </w:instrText>
             </w:r>
             <w:r>
               <w:rPr>
@@ -1639,7 +1639,7 @@
               <w14:ligatures w14:val="standardContextual"/>
             </w:rPr>
           </w:pPr>
-          <w:hyperlink w:anchor="_Toc240888981" w:history="1">
+          <w:hyperlink w:anchor="_Toc240917075" w:history="1">
             <w:r>
               <w:rPr>
                 <w:rStyle w:val="Hyperlink"/>
@@ -1663,7 +1663,7 @@
               <w:rPr>
                 <w:noProof/>
               </w:rPr>
-              <w:instrText xml:space="preserve"> PAGEREF _Toc240888981 \h </w:instrText>
+              <w:instrText xml:space="preserve"> PAGEREF _Toc240917075 \h </w:instrText>
             </w:r>
             <w:r>
               <w:rPr>
@@ -1706,7 +1706,7 @@
               <w14:ligatures w14:val="standardContextual"/>
             </w:rPr>
           </w:pPr>
-          <w:hyperlink w:anchor="_Toc240888982" w:history="1">
+          <w:hyperlink w:anchor="_Toc240917076" w:history="1">
             <w:r>
               <w:rPr>
                 <w:rStyle w:val="Hyperlink"/>
@@ -1730,7 +1730,7 @@
               <w:rPr>
                 <w:noProof/>
               </w:rPr>
-              <w:instrText xml:space="preserve"> PAGEREF _Toc240888982 \h </w:instrText>
+              <w:instrText xml:space="preserve"> PAGEREF _Toc240917076 \h </w:instrText>
             </w:r>
             <w:r>
               <w:rPr>
@@ -1773,7 +1773,7 @@
               <w14:ligatures w14:val="standardContextual"/>
             </w:rPr>
           </w:pPr>
-          <w:hyperlink w:anchor="_Toc240888983" w:history="1">
+          <w:hyperlink w:anchor="_Toc240917077" w:history="1">
             <w:r>
               <w:rPr>
                 <w:rStyle w:val="Hyperlink"/>
@@ -1797,7 +1797,7 @@
               <w:rPr>
                 <w:noProof/>
               </w:rPr>
-              <w:instrText xml:space="preserve"> PAGEREF _Toc240888983 \h </w:instrText>
+              <w:instrText xml:space="preserve"> PAGEREF _Toc240917077 \h </w:instrText>
             </w:r>
             <w:r>
               <w:rPr>
@@ -1840,7 +1840,7 @@
               <w14:ligatures w14:val="standardContextual"/>
             </w:rPr>
           </w:pPr>
-          <w:hyperlink w:anchor="_Toc240888984" w:history="1">
+          <w:hyperlink w:anchor="_Toc240917078" w:history="1">
             <w:r>
               <w:rPr>
                 <w:rStyle w:val="Hyperlink"/>
@@ -1864,7 +1864,7 @@
               <w:rPr>
                 <w:noProof/>
               </w:rPr>
-              <w:instrText xml:space="preserve"> PAGEREF _Toc240888984 \h </w:instrText>
+              <w:instrText xml:space="preserve"> PAGEREF _Toc240917078 \h </w:instrText>
             </w:r>
             <w:r>
               <w:rPr>
@@ -1907,7 +1907,7 @@
               <w14:ligatures w14:val="standardContextual"/>
             </w:rPr>
           </w:pPr>
-          <w:hyperlink w:anchor="_Toc240888985" w:history="1">
+          <w:hyperlink w:anchor="_Toc240917079" w:history="1">
             <w:r>
               <w:rPr>
                 <w:rStyle w:val="Hyperlink"/>
@@ -1931,7 +1931,7 @@
               <w:rPr>
                 <w:noProof/>
               </w:rPr>
-              <w:instrText xml:space="preserve"> PAGEREF _Toc240888985 \h </w:instrText>
+              <w:instrText xml:space="preserve"> PAGEREF _Toc240917079 \h </w:instrText>
             </w:r>
             <w:r>
               <w:rPr>
@@ -1974,7 +1974,7 @@
               <w14:ligatures w14:val="standardContextual"/>
             </w:rPr>
           </w:pPr>
-          <w:hyperlink w:anchor="_Toc240888986" w:history="1">
+          <w:hyperlink w:anchor="_Toc240917080" w:history="1">
             <w:r>
               <w:rPr>
                 <w:rStyle w:val="Hyperlink"/>
@@ -1998,7 +1998,7 @@
               <w:rPr>
                 <w:noProof/>
               </w:rPr>
-              <w:instrText xml:space="preserve"> PAGEREF _Toc240888986 \h </w:instrText>
+              <w:instrText xml:space="preserve"> PAGEREF _Toc240917080 \h </w:instrText>
             </w:r>
             <w:r>
               <w:rPr>
@@ -2041,7 +2041,7 @@
               <w14:ligatures w14:val="standardContextual"/>
             </w:rPr>
           </w:pPr>
-          <w:hyperlink w:anchor="_Toc240888987" w:history="1">
+          <w:hyperlink w:anchor="_Toc240917081" w:history="1">
             <w:r>
               <w:rPr>
                 <w:rStyle w:val="Hyperlink"/>
@@ -2065,7 +2065,7 @@
               <w:rPr>
                 <w:noProof/>
               </w:rPr>
-              <w:instrText xml:space="preserve"> PAGEREF _Toc240888987 \h </w:instrText>
+              <w:instrText xml:space="preserve"> PAGEREF _Toc240917081 \h </w:instrText>
             </w:r>
             <w:r>
               <w:rPr>
@@ -2108,7 +2108,7 @@
               <w14:ligatures w14:val="standardContextual"/>
             </w:rPr>
           </w:pPr>
-          <w:hyperlink w:anchor="_Toc240888988" w:history="1">
+          <w:hyperlink w:anchor="_Toc240917082" w:history="1">
             <w:r>
               <w:rPr>
                 <w:rStyle w:val="Hyperlink"/>
@@ -2132,7 +2132,7 @@
               <w:rPr>
                 <w:noProof/>
               </w:rPr>
-              <w:instrText xml:space="preserve"> PAGEREF _Toc240888988 \h </w:instrText>
+              <w:instrText xml:space="preserve"> PAGEREF _Toc240917082 \h </w:instrText>
             </w:r>
             <w:r>
               <w:rPr>
@@ -2171,7 +2171,7 @@
         <w:pStyle w:val="Heading1"/>
         <w:pageBreakBefore/>
       </w:pPr>
-      <w:bookmarkStart w:id="0" w:name="_Toc240888965"/>
+      <w:bookmarkStart w:id="0" w:name="_Toc240917059"/>
       <w:r>
         <w:lastRenderedPageBreak/>
         <w:t>1. Your role at a glance</w:t>
@@ -2391,7 +2391,7 @@
         <w:pStyle w:val="Heading1"/>
         <w:pageBreakBefore/>
       </w:pPr>
-      <w:bookmarkStart w:id="1" w:name="_Toc240888966"/>
+      <w:bookmarkStart w:id="1" w:name="_Toc240917060"/>
       <w:r>
         <w:lastRenderedPageBreak/>
         <w:t>2. Signing in and your screens</w:t>
@@ -2402,7 +2402,7 @@
       <w:pPr>
         <w:pStyle w:val="Heading2"/>
       </w:pPr>
-      <w:bookmarkStart w:id="2" w:name="_Toc240888967"/>
+      <w:bookmarkStart w:id="2" w:name="_Toc240917061"/>
       <w:r>
         <w:t>Signing in</w:t>
       </w:r>
@@ -2485,7 +2485,7 @@
           <w:noProof/>
         </w:rPr>
         <w:drawing>
-          <wp:inline distT="0" distB="0" distL="0" distR="0" wp14:anchorId="7950D869" wp14:editId="2D8B20DE">
+          <wp:inline distT="0" distB="0" distL="0" distR="0" wp14:anchorId="756F57A9" wp14:editId="4B82E621">
             <wp:extent cx="5334000" cy="2333625"/>
             <wp:effectExtent l="0" t="0" r="0" b="0"/>
             <wp:docPr id="1" name="adm_login.jpg" descr="The sign-in screen for all internal staff." title="The sign-in screen for all internal staff."/>
@@ -2652,7 +2652,7 @@
       <w:pPr>
         <w:pStyle w:val="Heading2"/>
       </w:pPr>
-      <w:bookmarkStart w:id="3" w:name="_Toc240888968"/>
+      <w:bookmarkStart w:id="3" w:name="_Toc240917062"/>
       <w:r>
         <w:t>Finding your way around</w:t>
       </w:r>
@@ -2837,7 +2837,7 @@
         </w:rPr>
         <w:lastRenderedPageBreak/>
         <w:drawing>
-          <wp:inline distT="0" distB="0" distL="0" distR="0" wp14:anchorId="4D78ADB4" wp14:editId="29ACB00D">
+          <wp:inline distT="0" distB="0" distL="0" distR="0" wp14:anchorId="77C36404" wp14:editId="1DE0DA1A">
             <wp:extent cx="5715000" cy="1876425"/>
             <wp:effectExtent l="0" t="0" r="0" b="0"/>
             <wp:docPr id="2" name="adm_not_your_role.jpg" descr="Opening a screen outside your role (for example from an old bookmark) shows this card instead of the screen." title="Opening a screen outside your role (for example from an old bookmark) shows this card instead of the screen."/>
@@ -2906,7 +2906,7 @@
       <w:pPr>
         <w:pStyle w:val="Heading2"/>
       </w:pPr>
-      <w:bookmarkStart w:id="4" w:name="_Toc240888969"/>
+      <w:bookmarkStart w:id="4" w:name="_Toc240917063"/>
       <w:r>
         <w:t>Your screens</w:t>
       </w:r>
@@ -3240,7 +3240,7 @@
       <w:pPr>
         <w:pStyle w:val="Heading2"/>
       </w:pPr>
-      <w:bookmarkStart w:id="5" w:name="_Toc240888970"/>
+      <w:bookmarkStart w:id="5" w:name="_Toc240917064"/>
       <w:r>
         <w:t>Changing your password</w:t>
       </w:r>
@@ -3323,7 +3323,7 @@
           <w:noProof/>
         </w:rPr>
         <w:drawing>
-          <wp:inline distT="0" distB="0" distL="0" distR="0" wp14:anchorId="60EABE82" wp14:editId="289B6EA0">
+          <wp:inline distT="0" distB="0" distL="0" distR="0" wp14:anchorId="561BD99B" wp14:editId="0577F810">
             <wp:extent cx="5334000" cy="2171700"/>
             <wp:effectExtent l="0" t="0" r="0" b="0"/>
             <wp:docPr id="3" name="adm_account.jpg" descr="Change Password screen." title="Change Password screen."/>
@@ -3411,7 +3411,7 @@
         <w:pStyle w:val="Heading1"/>
         <w:pageBreakBefore/>
       </w:pPr>
-      <w:bookmarkStart w:id="6" w:name="_Toc240888971"/>
+      <w:bookmarkStart w:id="6" w:name="_Toc240917065"/>
       <w:r>
         <w:lastRenderedPageBreak/>
         <w:t>3. Your routine</w:t>
@@ -3755,7 +3755,7 @@
         <w:pStyle w:val="Heading1"/>
         <w:pageBreakBefore/>
       </w:pPr>
-      <w:bookmarkStart w:id="7" w:name="_Toc240888972"/>
+      <w:bookmarkStart w:id="7" w:name="_Toc240917066"/>
       <w:r>
         <w:lastRenderedPageBreak/>
         <w:t>4. Step-by-step tasks</w:t>
@@ -3766,7 +3766,7 @@
       <w:pPr>
         <w:pStyle w:val="Heading2"/>
       </w:pPr>
-      <w:bookmarkStart w:id="8" w:name="_Toc240888973"/>
+      <w:bookmarkStart w:id="8" w:name="_Toc240917067"/>
       <w:r>
         <w:t>4.1 Reading the QA Dashboard</w:t>
       </w:r>
@@ -3806,7 +3806,7 @@
           <w:noProof/>
         </w:rPr>
         <w:drawing>
-          <wp:inline distT="0" distB="0" distL="0" distR="0" wp14:anchorId="6DEFAB17" wp14:editId="1E838FB0">
+          <wp:inline distT="0" distB="0" distL="0" distR="0" wp14:anchorId="66742EBD" wp14:editId="1231F9F4">
             <wp:extent cx="5334000" cy="2333625"/>
             <wp:effectExtent l="0" t="0" r="0" b="0"/>
             <wp:docPr id="4" name="qa_dashboard.jpg" descr="QA Dashboard." title="QA Dashboard."/>
@@ -3913,7 +3913,7 @@
       <w:pPr>
         <w:pStyle w:val="Heading2"/>
       </w:pPr>
-      <w:bookmarkStart w:id="9" w:name="_Toc240888974"/>
+      <w:bookmarkStart w:id="9" w:name="_Toc240917068"/>
       <w:r>
         <w:t>4.2 Reviewing questionnaires in the QA Queue</w:t>
       </w:r>
@@ -3953,7 +3953,7 @@
           <w:noProof/>
         </w:rPr>
         <w:drawing>
-          <wp:inline distT="0" distB="0" distL="0" distR="0" wp14:anchorId="382C1001" wp14:editId="0D6ED1A1">
+          <wp:inline distT="0" distB="0" distL="0" distR="0" wp14:anchorId="224ED1B2" wp14:editId="44CF5B27">
             <wp:extent cx="5334000" cy="3333750"/>
             <wp:effectExtent l="0" t="0" r="0" b="0"/>
             <wp:docPr id="5" name="qa_queue.jpg" descr="QUAN QA Queue with the KoboToolbox sync panel." title="QUAN QA Queue with the KoboToolbox sync panel."/>
@@ -4692,7 +4692,7 @@
       <w:pPr>
         <w:pStyle w:val="Heading2"/>
       </w:pPr>
-      <w:bookmarkStart w:id="10" w:name="_Toc240888975"/>
+      <w:bookmarkStart w:id="10" w:name="_Toc240917069"/>
       <w:r>
         <w:t>4.3 Working QA exceptions</w:t>
       </w:r>
@@ -4757,7 +4757,7 @@
         </w:rPr>
         <w:lastRenderedPageBreak/>
         <w:drawing>
-          <wp:inline distT="0" distB="0" distL="0" distR="0" wp14:anchorId="6F6CCA1A" wp14:editId="3B9245A0">
+          <wp:inline distT="0" distB="0" distL="0" distR="0" wp14:anchorId="61E8B790" wp14:editId="37D70BB2">
             <wp:extent cx="5334000" cy="3333750"/>
             <wp:effectExtent l="0" t="0" r="0" b="0"/>
             <wp:docPr id="6" name="qa_exceptions.jpg" descr="QA Exception Queue." title="QA Exception Queue."/>
@@ -4953,7 +4953,7 @@
       <w:pPr>
         <w:pStyle w:val="Heading2"/>
       </w:pPr>
-      <w:bookmarkStart w:id="11" w:name="_Toc240888976"/>
+      <w:bookmarkStart w:id="11" w:name="_Toc240917070"/>
       <w:r>
         <w:t>4.4 Downloading or emailing completed forms (Form PDFs)</w:t>
       </w:r>
@@ -5004,7 +5004,7 @@
         </w:rPr>
         <w:lastRenderedPageBreak/>
         <w:drawing>
-          <wp:inline distT="0" distB="0" distL="0" distR="0" wp14:anchorId="7585E077" wp14:editId="2C01312A">
+          <wp:inline distT="0" distB="0" distL="0" distR="0" wp14:anchorId="4FE87338" wp14:editId="23991718">
             <wp:extent cx="5334000" cy="3333750"/>
             <wp:effectExtent l="0" t="0" r="0" b="0"/>
             <wp:docPr id="7" name="qa_form_pdfs.jpg" descr="Completed form PDFs." title="Completed form PDFs."/>
@@ -5243,7 +5243,7 @@
       <w:pPr>
         <w:pStyle w:val="Heading2"/>
       </w:pPr>
-      <w:bookmarkStart w:id="12" w:name="_Toc240888977"/>
+      <w:bookmarkStart w:id="12" w:name="_Toc240917071"/>
       <w:r>
         <w:t>4.5 Writing good QA notes</w:t>
       </w:r>
@@ -5311,7 +5311,7 @@
         <w:pStyle w:val="Heading1"/>
         <w:pageBreakBefore/>
       </w:pPr>
-      <w:bookmarkStart w:id="13" w:name="_Toc240888978"/>
+      <w:bookmarkStart w:id="13" w:name="_Toc240917072"/>
       <w:r>
         <w:lastRenderedPageBreak/>
         <w:t>5. Rules you must follow</w:t>
@@ -5462,7 +5462,7 @@
         <w:pStyle w:val="Heading1"/>
         <w:pageBreakBefore/>
       </w:pPr>
-      <w:bookmarkStart w:id="14" w:name="_Toc240888979"/>
+      <w:bookmarkStart w:id="14" w:name="_Toc240917073"/>
       <w:r>
         <w:lastRenderedPageBreak/>
         <w:t>6. Troubleshooting</w:t>
@@ -6489,7 +6489,7 @@
         <w:pStyle w:val="Heading1"/>
         <w:pageBreakBefore/>
       </w:pPr>
-      <w:bookmarkStart w:id="15" w:name="_Toc240888980"/>
+      <w:bookmarkStart w:id="15" w:name="_Toc240917074"/>
       <w:r>
         <w:lastRenderedPageBreak/>
         <w:t>7. Quick reference</w:t>
@@ -6888,7 +6888,7 @@
         <w:pStyle w:val="Heading1"/>
         <w:pageBreakBefore/>
       </w:pPr>
-      <w:bookmarkStart w:id="16" w:name="_Toc240888981"/>
+      <w:bookmarkStart w:id="16" w:name="_Toc240917075"/>
       <w:r>
         <w:lastRenderedPageBreak/>
         <w:t>8. Every screen and button for your role</w:t>
@@ -7002,7 +7002,7 @@
       <w:pPr>
         <w:pStyle w:val="Heading2"/>
       </w:pPr>
-      <w:bookmarkStart w:id="17" w:name="_Toc240888982"/>
+      <w:bookmarkStart w:id="17" w:name="_Toc240917076"/>
       <w:r>
         <w:t>8.1 Sign in</w:t>
       </w:r>
@@ -7515,7 +7515,7 @@
       <w:pPr>
         <w:pStyle w:val="Heading2"/>
       </w:pPr>
-      <w:bookmarkStart w:id="18" w:name="_Toc240888983"/>
+      <w:bookmarkStart w:id="18" w:name="_Toc240917077"/>
       <w:r>
         <w:t>8.2 The header and menu bar (every screen)</w:t>
       </w:r>
@@ -8239,7 +8239,7 @@
       <w:pPr>
         <w:pStyle w:val="Heading2"/>
       </w:pPr>
-      <w:bookmarkStart w:id="19" w:name="_Toc240888984"/>
+      <w:bookmarkStart w:id="19" w:name="_Toc240917078"/>
       <w:r>
         <w:t>8.3 Change Password</w:t>
       </w:r>
@@ -8859,7 +8859,7 @@
       <w:pPr>
         <w:pStyle w:val="Heading2"/>
       </w:pPr>
-      <w:bookmarkStart w:id="20" w:name="_Toc240888985"/>
+      <w:bookmarkStart w:id="20" w:name="_Toc240917079"/>
       <w:r>
         <w:t>8.4 QA Dashboard</w:t>
       </w:r>
@@ -9480,7 +9480,7 @@
       <w:pPr>
         <w:pStyle w:val="Heading2"/>
       </w:pPr>
-      <w:bookmarkStart w:id="21" w:name="_Toc240888986"/>
+      <w:bookmarkStart w:id="21" w:name="_Toc240917080"/>
       <w:r>
         <w:t>8.5 QA Queue (with the KoboToolbox sync panel)</w:t>
       </w:r>
@@ -10203,7 +10203,7 @@
       <w:pPr>
         <w:pStyle w:val="Heading2"/>
       </w:pPr>
-      <w:bookmarkStart w:id="22" w:name="_Toc240888987"/>
+      <w:bookmarkStart w:id="22" w:name="_Toc240917081"/>
       <w:r>
         <w:t>8.6 QA Exceptions</w:t>
       </w:r>
@@ -11034,7 +11034,7 @@
       <w:pPr>
         <w:pStyle w:val="Heading2"/>
       </w:pPr>
-      <w:bookmarkStart w:id="23" w:name="_Toc240888988"/>
+      <w:bookmarkStart w:id="23" w:name="_Toc240917082"/>
       <w:r>
         <w:t>8.7 Completed forms (Form PDFs)</w:t>
       </w:r>
@@ -12192,68 +12192,69 @@
 <file path=word/numbering.xml><?xml version="1.0" encoding="utf-8"?>
 <w:numbering xmlns:wpc="http://schemas.microsoft.com/office/word/2010/wordprocessingCanvas" xmlns:cx="http://schemas.microsoft.com/office/drawing/2014/chartex" xmlns:cx1="http://schemas.microsoft.com/office/drawing/2015/9/8/chartex" xmlns:cx2="http://schemas.microsoft.com/office/drawing/2015/10/21/chartex" xmlns:cx3="http://schemas.microsoft.com/office/drawing/2016/5/9/chartex" xmlns:cx4="http://schemas.microsoft.com/office/drawing/2016/5/10/chartex" xmlns:cx5="http://schemas.microsoft.com/office/drawing/2016/5/11/chartex" xmlns:cx6="http://schemas.microsoft.com/office/drawing/2016/5/12/chartex" xmlns:cx7="http://schemas.microsoft.com/office/drawing/2016/5/13/chartex" xmlns:cx8="http://schemas.microsoft.com/office/drawing/2016/5/14/chartex" xmlns:mc="http://schemas.openxmlformats.org/markup-compatibility/2006" xmlns:aink="http://schemas.microsoft.com/office/drawing/2016/ink" xmlns:am3d="http://schemas.microsoft.com/office/drawing/2017/model3d" xmlns:o="urn:schemas-microsoft-com:office:office" xmlns:oel="http://schemas.microsoft.com/office/2019/extlst" xmlns:r="http://schemas.openxmlformats.org/officeDocument/2006/relationships" xmlns:m="http://schemas.openxmlformats.org/officeDocument/2006/math" xmlns:v="urn:schemas-microsoft-com:vml" xmlns:wp14="http://schemas.microsoft.com/office/word/2010/wordprocessingDrawing" xmlns:wp="http://schemas.openxmlformats.org/drawingml/2006/wordprocessingDrawing" xmlns:w10="urn:schemas-microsoft-com:office:word" xmlns:w="http://schemas.openxmlformats.org/wordprocessingml/2006/main" xmlns:w14="http://schemas.microsoft.com/office/word/2010/wordml" xmlns:w15="http://schemas.microsoft.com/office/word/2012/wordml" xmlns:w16cex="http://schemas.microsoft.com/office/word/2018/wordml/cex" xmlns:w16cid="http://schemas.microsoft.com/office/word/2016/wordml/cid" xmlns:w16="http://schemas.microsoft.com/office/word/2018/wordml" xmlns:w16sdtdh="http://schemas.microsoft.com/office/word/2020/wordml/sdtdatahash" xmlns:w16se="http://schemas.microsoft.com/office/word/2015/wordml/symex" xmlns:wpg="http://schemas.microsoft.com/office/word/2010/wordprocessingGroup" xmlns:wpi="http://schemas.microsoft.com/office/word/2010/wordprocessingInk" xmlns:wne="http://schemas.microsoft.com/office/word/2006/wordml" xmlns:wps="http://schemas.microsoft.com/office/word/2010/wordprocessingShape" mc:Ignorable="w14 w15 w16se w16cid w16 w16cex w16sdtdh wp14">
   <w:abstractNum w:abstractNumId="0" w15:restartNumberingAfterBreak="0">
-    <w:nsid w:val="120502DB"/>
+    <w:nsid w:val="072E231A"/>
     <w:multiLevelType w:val="hybridMultilevel"/>
-    <w:tmpl w:val="8E9A2714"/>
-    <w:lvl w:ilvl="0" w:tplc="AFC6CE8E">
+    <w:tmpl w:val="B7CA33BC"/>
+    <w:lvl w:ilvl="0" w:tplc="127EAC3C">
       <w:start w:val="1"/>
-      <w:numFmt w:val="bullet"/>
-      <w:lvlText w:val="•"/>
+      <w:numFmt w:val="decimal"/>
+      <w:lvlText w:val="%1."/>
       <w:lvlJc w:val="left"/>
       <w:pPr>
-        <w:ind w:left="460" w:hanging="280"/>
-      </w:pPr>
+        <w:ind w:left="460" w:hanging="360"/>
+      </w:pPr>
+      <w:rPr>
+        <w:b/>
+        <w:bCs/>
+        <w:color w:val="A67C27"/>
+      </w:rPr>
     </w:lvl>
-    <w:lvl w:ilvl="1" w:tplc="938E277C">
-      <w:start w:val="1"/>
-      <w:numFmt w:val="bullet"/>
-      <w:lvlText w:val="–"/>
-      <w:lvlJc w:val="left"/>
-      <w:pPr>
-        <w:ind w:left="900" w:hanging="280"/>
-      </w:pPr>
-    </w:lvl>
-    <w:lvl w:ilvl="2" w:tplc="4A6A4DA2">
+    <w:lvl w:ilvl="1" w:tplc="24761196">
       <w:numFmt w:val="decimal"/>
       <w:lvlText w:val=""/>
       <w:lvlJc w:val="left"/>
     </w:lvl>
-    <w:lvl w:ilvl="3" w:tplc="BBBCB280">
+    <w:lvl w:ilvl="2" w:tplc="1D92B81A">
       <w:numFmt w:val="decimal"/>
       <w:lvlText w:val=""/>
       <w:lvlJc w:val="left"/>
     </w:lvl>
-    <w:lvl w:ilvl="4" w:tplc="75443704">
+    <w:lvl w:ilvl="3" w:tplc="5536918A">
       <w:numFmt w:val="decimal"/>
       <w:lvlText w:val=""/>
       <w:lvlJc w:val="left"/>
     </w:lvl>
-    <w:lvl w:ilvl="5" w:tplc="0620454E">
+    <w:lvl w:ilvl="4" w:tplc="D23CE08A">
       <w:numFmt w:val="decimal"/>
       <w:lvlText w:val=""/>
       <w:lvlJc w:val="left"/>
     </w:lvl>
-    <w:lvl w:ilvl="6" w:tplc="1722C270">
+    <w:lvl w:ilvl="5" w:tplc="9002453C">
       <w:numFmt w:val="decimal"/>
       <w:lvlText w:val=""/>
       <w:lvlJc w:val="left"/>
     </w:lvl>
-    <w:lvl w:ilvl="7" w:tplc="EDFA2554">
+    <w:lvl w:ilvl="6" w:tplc="A3BAC010">
       <w:numFmt w:val="decimal"/>
       <w:lvlText w:val=""/>
       <w:lvlJc w:val="left"/>
     </w:lvl>
-    <w:lvl w:ilvl="8" w:tplc="4A08A94A">
+    <w:lvl w:ilvl="7" w:tplc="A976A388">
+      <w:numFmt w:val="decimal"/>
+      <w:lvlText w:val=""/>
+      <w:lvlJc w:val="left"/>
+    </w:lvl>
+    <w:lvl w:ilvl="8" w:tplc="2DE885BE">
       <w:numFmt w:val="decimal"/>
       <w:lvlText w:val=""/>
       <w:lvlJc w:val="left"/>
     </w:lvl>
   </w:abstractNum>
   <w:abstractNum w:abstractNumId="1" w15:restartNumberingAfterBreak="0">
-    <w:nsid w:val="164B006A"/>
+    <w:nsid w:val="2FE10AD3"/>
     <w:multiLevelType w:val="hybridMultilevel"/>
-    <w:tmpl w:val="1C4CFA40"/>
-    <w:lvl w:ilvl="0" w:tplc="FF88A7DE">
+    <w:tmpl w:val="CACC6E7C"/>
+    <w:lvl w:ilvl="0" w:tplc="19E01774">
       <w:start w:val="1"/>
       <w:numFmt w:val="decimal"/>
       <w:lvlText w:val="%1."/>
@@ -12267,52 +12268,52 @@
         <w:color w:val="A67C27"/>
       </w:rPr>
     </w:lvl>
-    <w:lvl w:ilvl="1" w:tplc="A16AD6B8">
+    <w:lvl w:ilvl="1" w:tplc="38D83058">
       <w:numFmt w:val="decimal"/>
       <w:lvlText w:val=""/>
       <w:lvlJc w:val="left"/>
     </w:lvl>
-    <w:lvl w:ilvl="2" w:tplc="EFE83B36">
+    <w:lvl w:ilvl="2" w:tplc="0B760C6E">
       <w:numFmt w:val="decimal"/>
       <w:lvlText w:val=""/>
       <w:lvlJc w:val="left"/>
     </w:lvl>
-    <w:lvl w:ilvl="3" w:tplc="1496355E">
+    <w:lvl w:ilvl="3" w:tplc="34784AF2">
       <w:numFmt w:val="decimal"/>
       <w:lvlText w:val=""/>
       <w:lvlJc w:val="left"/>
     </w:lvl>
-    <w:lvl w:ilvl="4" w:tplc="BE102176">
+    <w:lvl w:ilvl="4" w:tplc="7C62480E">
       <w:numFmt w:val="decimal"/>
       <w:lvlText w:val=""/>
       <w:lvlJc w:val="left"/>
     </w:lvl>
-    <w:lvl w:ilvl="5" w:tplc="F3361B00">
+    <w:lvl w:ilvl="5" w:tplc="A6E087B0">
       <w:numFmt w:val="decimal"/>
       <w:lvlText w:val=""/>
       <w:lvlJc w:val="left"/>
     </w:lvl>
-    <w:lvl w:ilvl="6" w:tplc="30DCF218">
+    <w:lvl w:ilvl="6" w:tplc="F2FA0F4A">
       <w:numFmt w:val="decimal"/>
       <w:lvlText w:val=""/>
       <w:lvlJc w:val="left"/>
     </w:lvl>
-    <w:lvl w:ilvl="7" w:tplc="25E63964">
+    <w:lvl w:ilvl="7" w:tplc="064607A4">
       <w:numFmt w:val="decimal"/>
       <w:lvlText w:val=""/>
       <w:lvlJc w:val="left"/>
     </w:lvl>
-    <w:lvl w:ilvl="8" w:tplc="07467B2C">
+    <w:lvl w:ilvl="8" w:tplc="9F8665EE">
       <w:numFmt w:val="decimal"/>
       <w:lvlText w:val=""/>
       <w:lvlJc w:val="left"/>
     </w:lvl>
   </w:abstractNum>
   <w:abstractNum w:abstractNumId="2" w15:restartNumberingAfterBreak="0">
-    <w:nsid w:val="1CE2513D"/>
+    <w:nsid w:val="33D658ED"/>
     <w:multiLevelType w:val="hybridMultilevel"/>
-    <w:tmpl w:val="C7940768"/>
-    <w:lvl w:ilvl="0" w:tplc="9CACDF46">
+    <w:tmpl w:val="AA6C9B1A"/>
+    <w:lvl w:ilvl="0" w:tplc="B8CCDDE2">
       <w:start w:val="1"/>
       <w:numFmt w:val="decimal"/>
       <w:lvlText w:val="%1."/>
@@ -12326,52 +12327,138 @@
         <w:color w:val="A67C27"/>
       </w:rPr>
     </w:lvl>
-    <w:lvl w:ilvl="1" w:tplc="2EB2EAA6">
+    <w:lvl w:ilvl="1" w:tplc="AC52619C">
       <w:numFmt w:val="decimal"/>
       <w:lvlText w:val=""/>
       <w:lvlJc w:val="left"/>
     </w:lvl>
-    <w:lvl w:ilvl="2" w:tplc="8A7E6AEE">
+    <w:lvl w:ilvl="2" w:tplc="372AC2C6">
       <w:numFmt w:val="decimal"/>
       <w:lvlText w:val=""/>
       <w:lvlJc w:val="left"/>
     </w:lvl>
-    <w:lvl w:ilvl="3" w:tplc="BCACC058">
+    <w:lvl w:ilvl="3" w:tplc="D24661CE">
       <w:numFmt w:val="decimal"/>
       <w:lvlText w:val=""/>
       <w:lvlJc w:val="left"/>
     </w:lvl>
-    <w:lvl w:ilvl="4" w:tplc="9288D2A8">
+    <w:lvl w:ilvl="4" w:tplc="8EC6A5A0">
       <w:numFmt w:val="decimal"/>
       <w:lvlText w:val=""/>
       <w:lvlJc w:val="left"/>
     </w:lvl>
-    <w:lvl w:ilvl="5" w:tplc="17B4D596">
+    <w:lvl w:ilvl="5" w:tplc="8B9AF418">
       <w:numFmt w:val="decimal"/>
       <w:lvlText w:val=""/>
       <w:lvlJc w:val="left"/>
     </w:lvl>
-    <w:lvl w:ilvl="6" w:tplc="7136A334">
+    <w:lvl w:ilvl="6" w:tplc="DBB40CAE">
       <w:numFmt w:val="decimal"/>
       <w:lvlText w:val=""/>
       <w:lvlJc w:val="left"/>
     </w:lvl>
-    <w:lvl w:ilvl="7" w:tplc="7D14D9C0">
+    <w:lvl w:ilvl="7" w:tplc="F1700990">
       <w:numFmt w:val="decimal"/>
       <w:lvlText w:val=""/>
       <w:lvlJc w:val="left"/>
     </w:lvl>
-    <w:lvl w:ilvl="8" w:tplc="3E328F9E">
+    <w:lvl w:ilvl="8" w:tplc="43F817AC">
       <w:numFmt w:val="decimal"/>
       <w:lvlText w:val=""/>
       <w:lvlJc w:val="left"/>
     </w:lvl>
   </w:abstractNum>
   <w:abstractNum w:abstractNumId="3" w15:restartNumberingAfterBreak="0">
-    <w:nsid w:val="219B7A01"/>
+    <w:nsid w:val="3646638D"/>
     <w:multiLevelType w:val="hybridMultilevel"/>
-    <w:tmpl w:val="AE24197A"/>
-    <w:lvl w:ilvl="0" w:tplc="D666C30E">
+    <w:tmpl w:val="E19E21CA"/>
+    <w:lvl w:ilvl="0" w:tplc="A686F550">
+      <w:start w:val="1"/>
+      <w:numFmt w:val="bullet"/>
+      <w:lvlText w:val="●"/>
+      <w:lvlJc w:val="left"/>
+      <w:pPr>
+        <w:ind w:left="720" w:hanging="360"/>
+      </w:pPr>
+    </w:lvl>
+    <w:lvl w:ilvl="1" w:tplc="935A85CE">
+      <w:start w:val="1"/>
+      <w:numFmt w:val="bullet"/>
+      <w:lvlText w:val="○"/>
+      <w:lvlJc w:val="left"/>
+      <w:pPr>
+        <w:ind w:left="1440" w:hanging="360"/>
+      </w:pPr>
+    </w:lvl>
+    <w:lvl w:ilvl="2" w:tplc="D1D45F10">
+      <w:start w:val="1"/>
+      <w:numFmt w:val="bullet"/>
+      <w:lvlText w:val="■"/>
+      <w:lvlJc w:val="left"/>
+      <w:pPr>
+        <w:ind w:left="2160" w:hanging="360"/>
+      </w:pPr>
+    </w:lvl>
+    <w:lvl w:ilvl="3" w:tplc="5D922714">
+      <w:start w:val="1"/>
+      <w:numFmt w:val="bullet"/>
+      <w:lvlText w:val="●"/>
+      <w:lvlJc w:val="left"/>
+      <w:pPr>
+        <w:ind w:left="2880" w:hanging="360"/>
+      </w:pPr>
+    </w:lvl>
+    <w:lvl w:ilvl="4" w:tplc="6C9C2352">
+      <w:start w:val="1"/>
+      <w:numFmt w:val="bullet"/>
+      <w:lvlText w:val="○"/>
+      <w:lvlJc w:val="left"/>
+      <w:pPr>
+        <w:ind w:left="3600" w:hanging="360"/>
+      </w:pPr>
+    </w:lvl>
+    <w:lvl w:ilvl="5" w:tplc="6068056C">
+      <w:start w:val="1"/>
+      <w:numFmt w:val="bullet"/>
+      <w:lvlText w:val="■"/>
+      <w:lvlJc w:val="left"/>
+      <w:pPr>
+        <w:ind w:left="4320" w:hanging="360"/>
+      </w:pPr>
+    </w:lvl>
+    <w:lvl w:ilvl="6" w:tplc="7284AB4E">
+      <w:start w:val="1"/>
+      <w:numFmt w:val="bullet"/>
+      <w:lvlText w:val="●"/>
+      <w:lvlJc w:val="left"/>
+      <w:pPr>
+        <w:ind w:left="5040" w:hanging="360"/>
+      </w:pPr>
+    </w:lvl>
+    <w:lvl w:ilvl="7" w:tplc="82B82A96">
+      <w:start w:val="1"/>
+      <w:numFmt w:val="bullet"/>
+      <w:lvlText w:val="●"/>
+      <w:lvlJc w:val="left"/>
+      <w:pPr>
+        <w:ind w:left="5760" w:hanging="360"/>
+      </w:pPr>
+    </w:lvl>
+    <w:lvl w:ilvl="8" w:tplc="386ACDF6">
+      <w:start w:val="1"/>
+      <w:numFmt w:val="bullet"/>
+      <w:lvlText w:val="●"/>
+      <w:lvlJc w:val="left"/>
+      <w:pPr>
+        <w:ind w:left="6480" w:hanging="360"/>
+      </w:pPr>
+    </w:lvl>
+  </w:abstractNum>
+  <w:abstractNum w:abstractNumId="4" w15:restartNumberingAfterBreak="0">
+    <w:nsid w:val="3C50016D"/>
+    <w:multiLevelType w:val="hybridMultilevel"/>
+    <w:tmpl w:val="C2C22AA0"/>
+    <w:lvl w:ilvl="0" w:tplc="9084BB08">
       <w:start w:val="1"/>
       <w:numFmt w:val="decimal"/>
       <w:lvlText w:val="%1."/>
@@ -12385,52 +12472,52 @@
         <w:color w:val="A67C27"/>
       </w:rPr>
     </w:lvl>
-    <w:lvl w:ilvl="1" w:tplc="8772BD6C">
+    <w:lvl w:ilvl="1" w:tplc="B62C35CC">
       <w:numFmt w:val="decimal"/>
       <w:lvlText w:val=""/>
       <w:lvlJc w:val="left"/>
     </w:lvl>
-    <w:lvl w:ilvl="2" w:tplc="8B8CF1FE">
+    <w:lvl w:ilvl="2" w:tplc="58763834">
       <w:numFmt w:val="decimal"/>
       <w:lvlText w:val=""/>
       <w:lvlJc w:val="left"/>
     </w:lvl>
-    <w:lvl w:ilvl="3" w:tplc="4E28A682">
+    <w:lvl w:ilvl="3" w:tplc="71147DA4">
       <w:numFmt w:val="decimal"/>
       <w:lvlText w:val=""/>
       <w:lvlJc w:val="left"/>
     </w:lvl>
-    <w:lvl w:ilvl="4" w:tplc="4B8EF9CE">
+    <w:lvl w:ilvl="4" w:tplc="82243ABC">
       <w:numFmt w:val="decimal"/>
       <w:lvlText w:val=""/>
       <w:lvlJc w:val="left"/>
     </w:lvl>
-    <w:lvl w:ilvl="5" w:tplc="02E43BF6">
+    <w:lvl w:ilvl="5" w:tplc="BF92CD44">
       <w:numFmt w:val="decimal"/>
       <w:lvlText w:val=""/>
       <w:lvlJc w:val="left"/>
     </w:lvl>
-    <w:lvl w:ilvl="6" w:tplc="B33EFB42">
+    <w:lvl w:ilvl="6" w:tplc="637050D0">
       <w:numFmt w:val="decimal"/>
       <w:lvlText w:val=""/>
       <w:lvlJc w:val="left"/>
     </w:lvl>
-    <w:lvl w:ilvl="7" w:tplc="D29A10B8">
+    <w:lvl w:ilvl="7" w:tplc="9990AD92">
       <w:numFmt w:val="decimal"/>
       <w:lvlText w:val=""/>
       <w:lvlJc w:val="left"/>
     </w:lvl>
-    <w:lvl w:ilvl="8" w:tplc="BE5C45CE">
+    <w:lvl w:ilvl="8" w:tplc="4BF08480">
       <w:numFmt w:val="decimal"/>
       <w:lvlText w:val=""/>
       <w:lvlJc w:val="left"/>
     </w:lvl>
   </w:abstractNum>
-  <w:abstractNum w:abstractNumId="4" w15:restartNumberingAfterBreak="0">
-    <w:nsid w:val="6147318A"/>
+  <w:abstractNum w:abstractNumId="5" w15:restartNumberingAfterBreak="0">
+    <w:nsid w:val="42527F9F"/>
     <w:multiLevelType w:val="hybridMultilevel"/>
-    <w:tmpl w:val="4E9E5AEC"/>
-    <w:lvl w:ilvl="0" w:tplc="AD3441E8">
+    <w:tmpl w:val="ADB8E182"/>
+    <w:lvl w:ilvl="0" w:tplc="E0A01DAC">
       <w:start w:val="1"/>
       <w:numFmt w:val="decimal"/>
       <w:lvlText w:val="%1."/>
@@ -12444,52 +12531,110 @@
         <w:color w:val="A67C27"/>
       </w:rPr>
     </w:lvl>
-    <w:lvl w:ilvl="1" w:tplc="C7CC9478">
+    <w:lvl w:ilvl="1" w:tplc="98626DE0">
       <w:numFmt w:val="decimal"/>
       <w:lvlText w:val=""/>
       <w:lvlJc w:val="left"/>
     </w:lvl>
-    <w:lvl w:ilvl="2" w:tplc="65DC21EE">
+    <w:lvl w:ilvl="2" w:tplc="8BCA287A">
       <w:numFmt w:val="decimal"/>
       <w:lvlText w:val=""/>
       <w:lvlJc w:val="left"/>
     </w:lvl>
-    <w:lvl w:ilvl="3" w:tplc="0362203C">
+    <w:lvl w:ilvl="3" w:tplc="4C3E6804">
       <w:numFmt w:val="decimal"/>
       <w:lvlText w:val=""/>
       <w:lvlJc w:val="left"/>
     </w:lvl>
-    <w:lvl w:ilvl="4" w:tplc="FBCC7E80">
+    <w:lvl w:ilvl="4" w:tplc="CD0009AE">
       <w:numFmt w:val="decimal"/>
       <w:lvlText w:val=""/>
       <w:lvlJc w:val="left"/>
     </w:lvl>
-    <w:lvl w:ilvl="5" w:tplc="7768594E">
+    <w:lvl w:ilvl="5" w:tplc="CB02AFBC">
       <w:numFmt w:val="decimal"/>
       <w:lvlText w:val=""/>
       <w:lvlJc w:val="left"/>
     </w:lvl>
-    <w:lvl w:ilvl="6" w:tplc="9B3AAF90">
+    <w:lvl w:ilvl="6" w:tplc="5F7A51EE">
       <w:numFmt w:val="decimal"/>
       <w:lvlText w:val=""/>
       <w:lvlJc w:val="left"/>
     </w:lvl>
-    <w:lvl w:ilvl="7" w:tplc="A68E44B0">
+    <w:lvl w:ilvl="7" w:tplc="72F24512">
       <w:numFmt w:val="decimal"/>
       <w:lvlText w:val=""/>
       <w:lvlJc w:val="left"/>
     </w:lvl>
-    <w:lvl w:ilvl="8" w:tplc="66A2BB36">
+    <w:lvl w:ilvl="8" w:tplc="23386598">
       <w:numFmt w:val="decimal"/>
       <w:lvlText w:val=""/>
       <w:lvlJc w:val="left"/>
     </w:lvl>
   </w:abstractNum>
-  <w:abstractNum w:abstractNumId="5" w15:restartNumberingAfterBreak="0">
-    <w:nsid w:val="690E7A7A"/>
+  <w:abstractNum w:abstractNumId="6" w15:restartNumberingAfterBreak="0">
+    <w:nsid w:val="5E1811CE"/>
     <w:multiLevelType w:val="hybridMultilevel"/>
-    <w:tmpl w:val="F258AB8A"/>
-    <w:lvl w:ilvl="0" w:tplc="56162388">
+    <w:tmpl w:val="71786782"/>
+    <w:lvl w:ilvl="0" w:tplc="5F3CD44A">
+      <w:start w:val="1"/>
+      <w:numFmt w:val="bullet"/>
+      <w:lvlText w:val="•"/>
+      <w:lvlJc w:val="left"/>
+      <w:pPr>
+        <w:ind w:left="460" w:hanging="280"/>
+      </w:pPr>
+    </w:lvl>
+    <w:lvl w:ilvl="1" w:tplc="C62E74C0">
+      <w:start w:val="1"/>
+      <w:numFmt w:val="bullet"/>
+      <w:lvlText w:val="–"/>
+      <w:lvlJc w:val="left"/>
+      <w:pPr>
+        <w:ind w:left="900" w:hanging="280"/>
+      </w:pPr>
+    </w:lvl>
+    <w:lvl w:ilvl="2" w:tplc="81F65E22">
+      <w:numFmt w:val="decimal"/>
+      <w:lvlText w:val=""/>
+      <w:lvlJc w:val="left"/>
+    </w:lvl>
+    <w:lvl w:ilvl="3" w:tplc="A23A0720">
+      <w:numFmt w:val="decimal"/>
+      <w:lvlText w:val=""/>
+      <w:lvlJc w:val="left"/>
+    </w:lvl>
+    <w:lvl w:ilvl="4" w:tplc="C116252E">
+      <w:numFmt w:val="decimal"/>
+      <w:lvlText w:val=""/>
+      <w:lvlJc w:val="left"/>
+    </w:lvl>
+    <w:lvl w:ilvl="5" w:tplc="D6AC1E06">
+      <w:numFmt w:val="decimal"/>
+      <w:lvlText w:val=""/>
+      <w:lvlJc w:val="left"/>
+    </w:lvl>
+    <w:lvl w:ilvl="6" w:tplc="334AF3F8">
+      <w:numFmt w:val="decimal"/>
+      <w:lvlText w:val=""/>
+      <w:lvlJc w:val="left"/>
+    </w:lvl>
+    <w:lvl w:ilvl="7" w:tplc="0526D78C">
+      <w:numFmt w:val="decimal"/>
+      <w:lvlText w:val=""/>
+      <w:lvlJc w:val="left"/>
+    </w:lvl>
+    <w:lvl w:ilvl="8" w:tplc="B3D6CF24">
+      <w:numFmt w:val="decimal"/>
+      <w:lvlText w:val=""/>
+      <w:lvlJc w:val="left"/>
+    </w:lvl>
+  </w:abstractNum>
+  <w:abstractNum w:abstractNumId="7" w15:restartNumberingAfterBreak="0">
+    <w:nsid w:val="5FC00679"/>
+    <w:multiLevelType w:val="hybridMultilevel"/>
+    <w:tmpl w:val="0EF65B22"/>
+    <w:lvl w:ilvl="0" w:tplc="8AC425DE">
       <w:start w:val="1"/>
       <w:numFmt w:val="decimal"/>
       <w:lvlText w:val="%1."/>
@@ -12503,236 +12648,91 @@
         <w:color w:val="A67C27"/>
       </w:rPr>
     </w:lvl>
-    <w:lvl w:ilvl="1" w:tplc="5D84E82E">
+    <w:lvl w:ilvl="1" w:tplc="36C45130">
       <w:numFmt w:val="decimal"/>
       <w:lvlText w:val=""/>
       <w:lvlJc w:val="left"/>
     </w:lvl>
-    <w:lvl w:ilvl="2" w:tplc="AE0A3E3C">
+    <w:lvl w:ilvl="2" w:tplc="38EC329C">
       <w:numFmt w:val="decimal"/>
       <w:lvlText w:val=""/>
       <w:lvlJc w:val="left"/>
     </w:lvl>
-    <w:lvl w:ilvl="3" w:tplc="EBA22766">
+    <w:lvl w:ilvl="3" w:tplc="00982E14">
       <w:numFmt w:val="decimal"/>
       <w:lvlText w:val=""/>
       <w:lvlJc w:val="left"/>
     </w:lvl>
-    <w:lvl w:ilvl="4" w:tplc="EBB4D782">
+    <w:lvl w:ilvl="4" w:tplc="23C6B844">
       <w:numFmt w:val="decimal"/>
       <w:lvlText w:val=""/>
       <w:lvlJc w:val="left"/>
     </w:lvl>
-    <w:lvl w:ilvl="5" w:tplc="22381366">
+    <w:lvl w:ilvl="5" w:tplc="843E9F06">
       <w:numFmt w:val="decimal"/>
       <w:lvlText w:val=""/>
       <w:lvlJc w:val="left"/>
     </w:lvl>
-    <w:lvl w:ilvl="6" w:tplc="7F08E4FA">
+    <w:lvl w:ilvl="6" w:tplc="55BA2E0A">
       <w:numFmt w:val="decimal"/>
       <w:lvlText w:val=""/>
       <w:lvlJc w:val="left"/>
     </w:lvl>
-    <w:lvl w:ilvl="7" w:tplc="DA78C0CE">
+    <w:lvl w:ilvl="7" w:tplc="B2DE8EE8">
       <w:numFmt w:val="decimal"/>
       <w:lvlText w:val=""/>
       <w:lvlJc w:val="left"/>
     </w:lvl>
-    <w:lvl w:ilvl="8" w:tplc="24564D2A">
+    <w:lvl w:ilvl="8" w:tplc="E98E71E4">
       <w:numFmt w:val="decimal"/>
       <w:lvlText w:val=""/>
       <w:lvlJc w:val="left"/>
     </w:lvl>
   </w:abstractNum>
-  <w:abstractNum w:abstractNumId="6" w15:restartNumberingAfterBreak="0">
-    <w:nsid w:val="6988458A"/>
-    <w:multiLevelType w:val="hybridMultilevel"/>
-    <w:tmpl w:val="1082BC80"/>
-    <w:lvl w:ilvl="0" w:tplc="EB828B00">
-      <w:start w:val="1"/>
-      <w:numFmt w:val="decimal"/>
-      <w:lvlText w:val="%1."/>
-      <w:lvlJc w:val="left"/>
-      <w:pPr>
-        <w:ind w:left="460" w:hanging="360"/>
-      </w:pPr>
-      <w:rPr>
-        <w:b/>
-        <w:bCs/>
-        <w:color w:val="A67C27"/>
-      </w:rPr>
-    </w:lvl>
-    <w:lvl w:ilvl="1" w:tplc="2626C870">
-      <w:numFmt w:val="decimal"/>
-      <w:lvlText w:val=""/>
-      <w:lvlJc w:val="left"/>
-    </w:lvl>
-    <w:lvl w:ilvl="2" w:tplc="0A0A66A2">
-      <w:numFmt w:val="decimal"/>
-      <w:lvlText w:val=""/>
-      <w:lvlJc w:val="left"/>
-    </w:lvl>
-    <w:lvl w:ilvl="3" w:tplc="E98C5386">
-      <w:numFmt w:val="decimal"/>
-      <w:lvlText w:val=""/>
-      <w:lvlJc w:val="left"/>
-    </w:lvl>
-    <w:lvl w:ilvl="4" w:tplc="CCD49CD2">
-      <w:numFmt w:val="decimal"/>
-      <w:lvlText w:val=""/>
-      <w:lvlJc w:val="left"/>
-    </w:lvl>
-    <w:lvl w:ilvl="5" w:tplc="C262E33C">
-      <w:numFmt w:val="decimal"/>
-      <w:lvlText w:val=""/>
-      <w:lvlJc w:val="left"/>
-    </w:lvl>
-    <w:lvl w:ilvl="6" w:tplc="05724A12">
-      <w:numFmt w:val="decimal"/>
-      <w:lvlText w:val=""/>
-      <w:lvlJc w:val="left"/>
-    </w:lvl>
-    <w:lvl w:ilvl="7" w:tplc="E1DA02F2">
-      <w:numFmt w:val="decimal"/>
-      <w:lvlText w:val=""/>
-      <w:lvlJc w:val="left"/>
-    </w:lvl>
-    <w:lvl w:ilvl="8" w:tplc="647657AE">
-      <w:numFmt w:val="decimal"/>
-      <w:lvlText w:val=""/>
-      <w:lvlJc w:val="left"/>
-    </w:lvl>
-  </w:abstractNum>
-  <w:abstractNum w:abstractNumId="7" w15:restartNumberingAfterBreak="0">
-    <w:nsid w:val="714770C4"/>
-    <w:multiLevelType w:val="hybridMultilevel"/>
-    <w:tmpl w:val="CF4072FA"/>
-    <w:lvl w:ilvl="0" w:tplc="70D86DBE">
-      <w:start w:val="1"/>
-      <w:numFmt w:val="bullet"/>
-      <w:lvlText w:val="●"/>
-      <w:lvlJc w:val="left"/>
-      <w:pPr>
-        <w:ind w:left="720" w:hanging="360"/>
-      </w:pPr>
-    </w:lvl>
-    <w:lvl w:ilvl="1" w:tplc="89C23EC2">
-      <w:start w:val="1"/>
-      <w:numFmt w:val="bullet"/>
-      <w:lvlText w:val="○"/>
-      <w:lvlJc w:val="left"/>
-      <w:pPr>
-        <w:ind w:left="1440" w:hanging="360"/>
-      </w:pPr>
-    </w:lvl>
-    <w:lvl w:ilvl="2" w:tplc="F85EECF8">
-      <w:start w:val="1"/>
-      <w:numFmt w:val="bullet"/>
-      <w:lvlText w:val="■"/>
-      <w:lvlJc w:val="left"/>
-      <w:pPr>
-        <w:ind w:left="2160" w:hanging="360"/>
-      </w:pPr>
-    </w:lvl>
-    <w:lvl w:ilvl="3" w:tplc="6DC4704A">
-      <w:start w:val="1"/>
-      <w:numFmt w:val="bullet"/>
-      <w:lvlText w:val="●"/>
-      <w:lvlJc w:val="left"/>
-      <w:pPr>
-        <w:ind w:left="2880" w:hanging="360"/>
-      </w:pPr>
-    </w:lvl>
-    <w:lvl w:ilvl="4" w:tplc="243C9292">
-      <w:start w:val="1"/>
-      <w:numFmt w:val="bullet"/>
-      <w:lvlText w:val="○"/>
-      <w:lvlJc w:val="left"/>
-      <w:pPr>
-        <w:ind w:left="3600" w:hanging="360"/>
-      </w:pPr>
-    </w:lvl>
-    <w:lvl w:ilvl="5" w:tplc="79F0862C">
-      <w:start w:val="1"/>
-      <w:numFmt w:val="bullet"/>
-      <w:lvlText w:val="■"/>
-      <w:lvlJc w:val="left"/>
-      <w:pPr>
-        <w:ind w:left="4320" w:hanging="360"/>
-      </w:pPr>
-    </w:lvl>
-    <w:lvl w:ilvl="6" w:tplc="CECABD0E">
-      <w:start w:val="1"/>
-      <w:numFmt w:val="bullet"/>
-      <w:lvlText w:val="●"/>
-      <w:lvlJc w:val="left"/>
-      <w:pPr>
-        <w:ind w:left="5040" w:hanging="360"/>
-      </w:pPr>
-    </w:lvl>
-    <w:lvl w:ilvl="7" w:tplc="3FA64818">
-      <w:start w:val="1"/>
-      <w:numFmt w:val="bullet"/>
-      <w:lvlText w:val="●"/>
-      <w:lvlJc w:val="left"/>
-      <w:pPr>
-        <w:ind w:left="5760" w:hanging="360"/>
-      </w:pPr>
-    </w:lvl>
-    <w:lvl w:ilvl="8" w:tplc="467EB392">
-      <w:start w:val="1"/>
-      <w:numFmt w:val="bullet"/>
-      <w:lvlText w:val="●"/>
-      <w:lvlJc w:val="left"/>
-      <w:pPr>
-        <w:ind w:left="6480" w:hanging="360"/>
-      </w:pPr>
-    </w:lvl>
-  </w:abstractNum>
-  <w:num w:numId="1" w16cid:durableId="264189284">
+  <w:num w:numId="1" w16cid:durableId="306668490">
+    <w:abstractNumId w:val="3"/>
+    <w:lvlOverride w:ilvl="0">
+      <w:startOverride w:val="1"/>
+    </w:lvlOverride>
+  </w:num>
+  <w:num w:numId="2" w16cid:durableId="1738822338">
+    <w:abstractNumId w:val="6"/>
+    <w:lvlOverride w:ilvl="0">
+      <w:startOverride w:val="1"/>
+    </w:lvlOverride>
+  </w:num>
+  <w:num w:numId="3" w16cid:durableId="2037152164">
+    <w:abstractNumId w:val="4"/>
+    <w:lvlOverride w:ilvl="0">
+      <w:startOverride w:val="1"/>
+    </w:lvlOverride>
+  </w:num>
+  <w:num w:numId="4" w16cid:durableId="512500423">
+    <w:abstractNumId w:val="1"/>
+    <w:lvlOverride w:ilvl="0">
+      <w:startOverride w:val="1"/>
+    </w:lvlOverride>
+  </w:num>
+  <w:num w:numId="5" w16cid:durableId="1040014085">
+    <w:abstractNumId w:val="2"/>
+    <w:lvlOverride w:ilvl="0">
+      <w:startOverride w:val="1"/>
+    </w:lvlOverride>
+  </w:num>
+  <w:num w:numId="6" w16cid:durableId="2046516037">
+    <w:abstractNumId w:val="0"/>
+    <w:lvlOverride w:ilvl="0">
+      <w:startOverride w:val="1"/>
+    </w:lvlOverride>
+  </w:num>
+  <w:num w:numId="7" w16cid:durableId="1495298599">
     <w:abstractNumId w:val="7"/>
     <w:lvlOverride w:ilvl="0">
       <w:startOverride w:val="1"/>
     </w:lvlOverride>
   </w:num>
-  <w:num w:numId="2" w16cid:durableId="1456486214">
-    <w:abstractNumId w:val="0"/>
-    <w:lvlOverride w:ilvl="0">
-      <w:startOverride w:val="1"/>
-    </w:lvlOverride>
-  </w:num>
-  <w:num w:numId="3" w16cid:durableId="462964725">
-    <w:abstractNumId w:val="6"/>
-    <w:lvlOverride w:ilvl="0">
-      <w:startOverride w:val="1"/>
-    </w:lvlOverride>
-  </w:num>
-  <w:num w:numId="4" w16cid:durableId="193351021">
-    <w:abstractNumId w:val="4"/>
-    <w:lvlOverride w:ilvl="0">
-      <w:startOverride w:val="1"/>
-    </w:lvlOverride>
-  </w:num>
-  <w:num w:numId="5" w16cid:durableId="1783303450">
+  <w:num w:numId="8" w16cid:durableId="1130827471">
     <w:abstractNumId w:val="5"/>
-    <w:lvlOverride w:ilvl="0">
-      <w:startOverride w:val="1"/>
-    </w:lvlOverride>
-  </w:num>
-  <w:num w:numId="6" w16cid:durableId="1275794894">
-    <w:abstractNumId w:val="2"/>
-    <w:lvlOverride w:ilvl="0">
-      <w:startOverride w:val="1"/>
-    </w:lvlOverride>
-  </w:num>
-  <w:num w:numId="7" w16cid:durableId="1163669212">
-    <w:abstractNumId w:val="1"/>
-    <w:lvlOverride w:ilvl="0">
-      <w:startOverride w:val="1"/>
-    </w:lvlOverride>
-  </w:num>
-  <w:num w:numId="8" w16cid:durableId="1490562983">
-    <w:abstractNumId w:val="3"/>
     <w:lvlOverride w:ilvl="0">
       <w:startOverride w:val="1"/>
     </w:lvlOverride>
@@ -13357,7 +13357,7 @@
     <w:autoRedefine/>
     <w:uiPriority w:val="39"/>
     <w:unhideWhenUsed/>
-    <w:rsid w:val="00793E32"/>
+    <w:rsid w:val="00937911"/>
     <w:pPr>
       <w:spacing w:after="100"/>
     </w:pPr>
@@ -13369,7 +13369,7 @@
     <w:autoRedefine/>
     <w:uiPriority w:val="39"/>
     <w:unhideWhenUsed/>
-    <w:rsid w:val="00793E32"/>
+    <w:rsid w:val="00937911"/>
     <w:pPr>
       <w:spacing w:after="100"/>
       <w:ind w:left="210"/>

--- a/docs/manuals/Role_Guide_4_QUAN_QA_RA.docx
+++ b/docs/manuals/Role_Guide_4_QUAN_QA_RA.docx
@@ -69,7 +69,7 @@
           <w:left w:w="10" w:type="dxa"/>
           <w:right w:w="10" w:type="dxa"/>
         </w:tblCellMar>
-        <w:tblLook w:val="0000" w:firstRow="0" w:lastRow="0" w:firstColumn="0" w:lastColumn="0" w:noHBand="0" w:noVBand="0"/>
+        <w:tblLook w:val="04A0" w:firstRow="1" w:lastRow="0" w:firstColumn="1" w:lastColumn="0" w:noHBand="0" w:noVBand="1"/>
       </w:tblPr>
       <w:tblGrid>
         <w:gridCol w:w="2300"/>
@@ -469,7 +469,7 @@
                 <w:sz w:val="19"/>
                 <w:szCs w:val="19"/>
               </w:rPr>
-              <w:t>Version 1.7 · 21 September 2026</w:t>
+              <w:t>Version 1.8 · 21 September 2026</w:t>
             </w:r>
           </w:p>
         </w:tc>
@@ -538,7 +538,7 @@
     <w:sdt>
       <w:sdtPr>
         <w:alias w:val="Contents"/>
-        <w:id w:val="783157580"/>
+        <w:id w:val="1091976760"/>
       </w:sdtPr>
       <w:sdtEndPr/>
       <w:sdtContent>
@@ -567,7 +567,7 @@
           <w:r>
             <w:fldChar w:fldCharType="separate"/>
           </w:r>
-          <w:hyperlink w:anchor="_Toc240917059" w:history="1">
+          <w:hyperlink w:anchor="_Toc240920364" w:history="1">
             <w:r>
               <w:rPr>
                 <w:rStyle w:val="Hyperlink"/>
@@ -591,7 +591,7 @@
               <w:rPr>
                 <w:noProof/>
               </w:rPr>
-              <w:instrText xml:space="preserve"> PAGEREF _Toc240917059 \h </w:instrText>
+              <w:instrText xml:space="preserve"> PAGEREF _Toc240920364 \h </w:instrText>
             </w:r>
             <w:r>
               <w:rPr>
@@ -634,7 +634,7 @@
               <w14:ligatures w14:val="standardContextual"/>
             </w:rPr>
           </w:pPr>
-          <w:hyperlink w:anchor="_Toc240917060" w:history="1">
+          <w:hyperlink w:anchor="_Toc240920365" w:history="1">
             <w:r>
               <w:rPr>
                 <w:rStyle w:val="Hyperlink"/>
@@ -658,7 +658,7 @@
               <w:rPr>
                 <w:noProof/>
               </w:rPr>
-              <w:instrText xml:space="preserve"> PAGEREF _Toc240917060 \h </w:instrText>
+              <w:instrText xml:space="preserve"> PAGEREF _Toc240920365 \h </w:instrText>
             </w:r>
             <w:r>
               <w:rPr>
@@ -701,7 +701,7 @@
               <w14:ligatures w14:val="standardContextual"/>
             </w:rPr>
           </w:pPr>
-          <w:hyperlink w:anchor="_Toc240917061" w:history="1">
+          <w:hyperlink w:anchor="_Toc240920366" w:history="1">
             <w:r>
               <w:rPr>
                 <w:rStyle w:val="Hyperlink"/>
@@ -725,7 +725,7 @@
               <w:rPr>
                 <w:noProof/>
               </w:rPr>
-              <w:instrText xml:space="preserve"> PAGEREF _Toc240917061 \h </w:instrText>
+              <w:instrText xml:space="preserve"> PAGEREF _Toc240920366 \h </w:instrText>
             </w:r>
             <w:r>
               <w:rPr>
@@ -768,7 +768,7 @@
               <w14:ligatures w14:val="standardContextual"/>
             </w:rPr>
           </w:pPr>
-          <w:hyperlink w:anchor="_Toc240917062" w:history="1">
+          <w:hyperlink w:anchor="_Toc240920367" w:history="1">
             <w:r>
               <w:rPr>
                 <w:rStyle w:val="Hyperlink"/>
@@ -792,7 +792,7 @@
               <w:rPr>
                 <w:noProof/>
               </w:rPr>
-              <w:instrText xml:space="preserve"> PAGEREF _Toc240917062 \h </w:instrText>
+              <w:instrText xml:space="preserve"> PAGEREF _Toc240920367 \h </w:instrText>
             </w:r>
             <w:r>
               <w:rPr>
@@ -835,7 +835,7 @@
               <w14:ligatures w14:val="standardContextual"/>
             </w:rPr>
           </w:pPr>
-          <w:hyperlink w:anchor="_Toc240917063" w:history="1">
+          <w:hyperlink w:anchor="_Toc240920368" w:history="1">
             <w:r>
               <w:rPr>
                 <w:rStyle w:val="Hyperlink"/>
@@ -859,7 +859,7 @@
               <w:rPr>
                 <w:noProof/>
               </w:rPr>
-              <w:instrText xml:space="preserve"> PAGEREF _Toc240917063 \h </w:instrText>
+              <w:instrText xml:space="preserve"> PAGEREF _Toc240920368 \h </w:instrText>
             </w:r>
             <w:r>
               <w:rPr>
@@ -902,7 +902,7 @@
               <w14:ligatures w14:val="standardContextual"/>
             </w:rPr>
           </w:pPr>
-          <w:hyperlink w:anchor="_Toc240917064" w:history="1">
+          <w:hyperlink w:anchor="_Toc240920369" w:history="1">
             <w:r>
               <w:rPr>
                 <w:rStyle w:val="Hyperlink"/>
@@ -926,7 +926,7 @@
               <w:rPr>
                 <w:noProof/>
               </w:rPr>
-              <w:instrText xml:space="preserve"> PAGEREF _Toc240917064 \h </w:instrText>
+              <w:instrText xml:space="preserve"> PAGEREF _Toc240920369 \h </w:instrText>
             </w:r>
             <w:r>
               <w:rPr>
@@ -969,7 +969,7 @@
               <w14:ligatures w14:val="standardContextual"/>
             </w:rPr>
           </w:pPr>
-          <w:hyperlink w:anchor="_Toc240917065" w:history="1">
+          <w:hyperlink w:anchor="_Toc240920370" w:history="1">
             <w:r>
               <w:rPr>
                 <w:rStyle w:val="Hyperlink"/>
@@ -993,7 +993,7 @@
               <w:rPr>
                 <w:noProof/>
               </w:rPr>
-              <w:instrText xml:space="preserve"> PAGEREF _Toc240917065 \h </w:instrText>
+              <w:instrText xml:space="preserve"> PAGEREF _Toc240920370 \h </w:instrText>
             </w:r>
             <w:r>
               <w:rPr>
@@ -1036,7 +1036,7 @@
               <w14:ligatures w14:val="standardContextual"/>
             </w:rPr>
           </w:pPr>
-          <w:hyperlink w:anchor="_Toc240917066" w:history="1">
+          <w:hyperlink w:anchor="_Toc240920371" w:history="1">
             <w:r>
               <w:rPr>
                 <w:rStyle w:val="Hyperlink"/>
@@ -1060,7 +1060,7 @@
               <w:rPr>
                 <w:noProof/>
               </w:rPr>
-              <w:instrText xml:space="preserve"> PAGEREF _Toc240917066 \h </w:instrText>
+              <w:instrText xml:space="preserve"> PAGEREF _Toc240920371 \h </w:instrText>
             </w:r>
             <w:r>
               <w:rPr>
@@ -1103,7 +1103,7 @@
               <w14:ligatures w14:val="standardContextual"/>
             </w:rPr>
           </w:pPr>
-          <w:hyperlink w:anchor="_Toc240917067" w:history="1">
+          <w:hyperlink w:anchor="_Toc240920372" w:history="1">
             <w:r>
               <w:rPr>
                 <w:rStyle w:val="Hyperlink"/>
@@ -1127,7 +1127,7 @@
               <w:rPr>
                 <w:noProof/>
               </w:rPr>
-              <w:instrText xml:space="preserve"> PAGEREF _Toc240917067 \h </w:instrText>
+              <w:instrText xml:space="preserve"> PAGEREF _Toc240920372 \h </w:instrText>
             </w:r>
             <w:r>
               <w:rPr>
@@ -1170,7 +1170,7 @@
               <w14:ligatures w14:val="standardContextual"/>
             </w:rPr>
           </w:pPr>
-          <w:hyperlink w:anchor="_Toc240917068" w:history="1">
+          <w:hyperlink w:anchor="_Toc240920373" w:history="1">
             <w:r>
               <w:rPr>
                 <w:rStyle w:val="Hyperlink"/>
@@ -1194,7 +1194,7 @@
               <w:rPr>
                 <w:noProof/>
               </w:rPr>
-              <w:instrText xml:space="preserve"> PAGEREF _Toc240917068 \h </w:instrText>
+              <w:instrText xml:space="preserve"> PAGEREF _Toc240920373 \h </w:instrText>
             </w:r>
             <w:r>
               <w:rPr>
@@ -1237,7 +1237,7 @@
               <w14:ligatures w14:val="standardContextual"/>
             </w:rPr>
           </w:pPr>
-          <w:hyperlink w:anchor="_Toc240917069" w:history="1">
+          <w:hyperlink w:anchor="_Toc240920374" w:history="1">
             <w:r>
               <w:rPr>
                 <w:rStyle w:val="Hyperlink"/>
@@ -1261,7 +1261,7 @@
               <w:rPr>
                 <w:noProof/>
               </w:rPr>
-              <w:instrText xml:space="preserve"> PAGEREF _Toc240917069 \h </w:instrText>
+              <w:instrText xml:space="preserve"> PAGEREF _Toc240920374 \h </w:instrText>
             </w:r>
             <w:r>
               <w:rPr>
@@ -1304,7 +1304,7 @@
               <w14:ligatures w14:val="standardContextual"/>
             </w:rPr>
           </w:pPr>
-          <w:hyperlink w:anchor="_Toc240917070" w:history="1">
+          <w:hyperlink w:anchor="_Toc240920375" w:history="1">
             <w:r>
               <w:rPr>
                 <w:rStyle w:val="Hyperlink"/>
@@ -1328,7 +1328,7 @@
               <w:rPr>
                 <w:noProof/>
               </w:rPr>
-              <w:instrText xml:space="preserve"> PAGEREF _Toc240917070 \h </w:instrText>
+              <w:instrText xml:space="preserve"> PAGEREF _Toc240920375 \h </w:instrText>
             </w:r>
             <w:r>
               <w:rPr>
@@ -1371,7 +1371,7 @@
               <w14:ligatures w14:val="standardContextual"/>
             </w:rPr>
           </w:pPr>
-          <w:hyperlink w:anchor="_Toc240917071" w:history="1">
+          <w:hyperlink w:anchor="_Toc240920376" w:history="1">
             <w:r>
               <w:rPr>
                 <w:rStyle w:val="Hyperlink"/>
@@ -1395,7 +1395,7 @@
               <w:rPr>
                 <w:noProof/>
               </w:rPr>
-              <w:instrText xml:space="preserve"> PAGEREF _Toc240917071 \h </w:instrText>
+              <w:instrText xml:space="preserve"> PAGEREF _Toc240920376 \h </w:instrText>
             </w:r>
             <w:r>
               <w:rPr>
@@ -1438,7 +1438,7 @@
               <w14:ligatures w14:val="standardContextual"/>
             </w:rPr>
           </w:pPr>
-          <w:hyperlink w:anchor="_Toc240917072" w:history="1">
+          <w:hyperlink w:anchor="_Toc240920377" w:history="1">
             <w:r>
               <w:rPr>
                 <w:rStyle w:val="Hyperlink"/>
@@ -1462,7 +1462,7 @@
               <w:rPr>
                 <w:noProof/>
               </w:rPr>
-              <w:instrText xml:space="preserve"> PAGEREF _Toc240917072 \h </w:instrText>
+              <w:instrText xml:space="preserve"> PAGEREF _Toc240920377 \h </w:instrText>
             </w:r>
             <w:r>
               <w:rPr>
@@ -1505,7 +1505,7 @@
               <w14:ligatures w14:val="standardContextual"/>
             </w:rPr>
           </w:pPr>
-          <w:hyperlink w:anchor="_Toc240917073" w:history="1">
+          <w:hyperlink w:anchor="_Toc240920378" w:history="1">
             <w:r>
               <w:rPr>
                 <w:rStyle w:val="Hyperlink"/>
@@ -1529,7 +1529,7 @@
               <w:rPr>
                 <w:noProof/>
               </w:rPr>
-              <w:instrText xml:space="preserve"> PAGEREF _Toc240917073 \h </w:instrText>
+              <w:instrText xml:space="preserve"> PAGEREF _Toc240920378 \h </w:instrText>
             </w:r>
             <w:r>
               <w:rPr>
@@ -1572,7 +1572,7 @@
               <w14:ligatures w14:val="standardContextual"/>
             </w:rPr>
           </w:pPr>
-          <w:hyperlink w:anchor="_Toc240917074" w:history="1">
+          <w:hyperlink w:anchor="_Toc240920379" w:history="1">
             <w:r>
               <w:rPr>
                 <w:rStyle w:val="Hyperlink"/>
@@ -1596,7 +1596,7 @@
               <w:rPr>
                 <w:noProof/>
               </w:rPr>
-              <w:instrText xml:space="preserve"> PAGEREF _Toc240917074 \h </w:instrText>
+              <w:instrText xml:space="preserve"> PAGEREF _Toc240920379 \h </w:instrText>
             </w:r>
             <w:r>
               <w:rPr>
@@ -1639,7 +1639,7 @@
               <w14:ligatures w14:val="standardContextual"/>
             </w:rPr>
           </w:pPr>
-          <w:hyperlink w:anchor="_Toc240917075" w:history="1">
+          <w:hyperlink w:anchor="_Toc240920380" w:history="1">
             <w:r>
               <w:rPr>
                 <w:rStyle w:val="Hyperlink"/>
@@ -1663,7 +1663,7 @@
               <w:rPr>
                 <w:noProof/>
               </w:rPr>
-              <w:instrText xml:space="preserve"> PAGEREF _Toc240917075 \h </w:instrText>
+              <w:instrText xml:space="preserve"> PAGEREF _Toc240920380 \h </w:instrText>
             </w:r>
             <w:r>
               <w:rPr>
@@ -1706,7 +1706,7 @@
               <w14:ligatures w14:val="standardContextual"/>
             </w:rPr>
           </w:pPr>
-          <w:hyperlink w:anchor="_Toc240917076" w:history="1">
+          <w:hyperlink w:anchor="_Toc240920381" w:history="1">
             <w:r>
               <w:rPr>
                 <w:rStyle w:val="Hyperlink"/>
@@ -1730,7 +1730,7 @@
               <w:rPr>
                 <w:noProof/>
               </w:rPr>
-              <w:instrText xml:space="preserve"> PAGEREF _Toc240917076 \h </w:instrText>
+              <w:instrText xml:space="preserve"> PAGEREF _Toc240920381 \h </w:instrText>
             </w:r>
             <w:r>
               <w:rPr>
@@ -1773,7 +1773,7 @@
               <w14:ligatures w14:val="standardContextual"/>
             </w:rPr>
           </w:pPr>
-          <w:hyperlink w:anchor="_Toc240917077" w:history="1">
+          <w:hyperlink w:anchor="_Toc240920382" w:history="1">
             <w:r>
               <w:rPr>
                 <w:rStyle w:val="Hyperlink"/>
@@ -1797,7 +1797,7 @@
               <w:rPr>
                 <w:noProof/>
               </w:rPr>
-              <w:instrText xml:space="preserve"> PAGEREF _Toc240917077 \h </w:instrText>
+              <w:instrText xml:space="preserve"> PAGEREF _Toc240920382 \h </w:instrText>
             </w:r>
             <w:r>
               <w:rPr>
@@ -1840,7 +1840,7 @@
               <w14:ligatures w14:val="standardContextual"/>
             </w:rPr>
           </w:pPr>
-          <w:hyperlink w:anchor="_Toc240917078" w:history="1">
+          <w:hyperlink w:anchor="_Toc240920383" w:history="1">
             <w:r>
               <w:rPr>
                 <w:rStyle w:val="Hyperlink"/>
@@ -1864,7 +1864,7 @@
               <w:rPr>
                 <w:noProof/>
               </w:rPr>
-              <w:instrText xml:space="preserve"> PAGEREF _Toc240917078 \h </w:instrText>
+              <w:instrText xml:space="preserve"> PAGEREF _Toc240920383 \h </w:instrText>
             </w:r>
             <w:r>
               <w:rPr>
@@ -1907,7 +1907,7 @@
               <w14:ligatures w14:val="standardContextual"/>
             </w:rPr>
           </w:pPr>
-          <w:hyperlink w:anchor="_Toc240917079" w:history="1">
+          <w:hyperlink w:anchor="_Toc240920384" w:history="1">
             <w:r>
               <w:rPr>
                 <w:rStyle w:val="Hyperlink"/>
@@ -1931,7 +1931,7 @@
               <w:rPr>
                 <w:noProof/>
               </w:rPr>
-              <w:instrText xml:space="preserve"> PAGEREF _Toc240917079 \h </w:instrText>
+              <w:instrText xml:space="preserve"> PAGEREF _Toc240920384 \h </w:instrText>
             </w:r>
             <w:r>
               <w:rPr>
@@ -1974,7 +1974,7 @@
               <w14:ligatures w14:val="standardContextual"/>
             </w:rPr>
           </w:pPr>
-          <w:hyperlink w:anchor="_Toc240917080" w:history="1">
+          <w:hyperlink w:anchor="_Toc240920385" w:history="1">
             <w:r>
               <w:rPr>
                 <w:rStyle w:val="Hyperlink"/>
@@ -1998,7 +1998,7 @@
               <w:rPr>
                 <w:noProof/>
               </w:rPr>
-              <w:instrText xml:space="preserve"> PAGEREF _Toc240917080 \h </w:instrText>
+              <w:instrText xml:space="preserve"> PAGEREF _Toc240920385 \h </w:instrText>
             </w:r>
             <w:r>
               <w:rPr>
@@ -2041,7 +2041,7 @@
               <w14:ligatures w14:val="standardContextual"/>
             </w:rPr>
           </w:pPr>
-          <w:hyperlink w:anchor="_Toc240917081" w:history="1">
+          <w:hyperlink w:anchor="_Toc240920386" w:history="1">
             <w:r>
               <w:rPr>
                 <w:rStyle w:val="Hyperlink"/>
@@ -2065,7 +2065,7 @@
               <w:rPr>
                 <w:noProof/>
               </w:rPr>
-              <w:instrText xml:space="preserve"> PAGEREF _Toc240917081 \h </w:instrText>
+              <w:instrText xml:space="preserve"> PAGEREF _Toc240920386 \h </w:instrText>
             </w:r>
             <w:r>
               <w:rPr>
@@ -2082,7 +2082,7 @@
               <w:rPr>
                 <w:noProof/>
               </w:rPr>
-              <w:t>17</w:t>
+              <w:t>18</w:t>
             </w:r>
             <w:r>
               <w:rPr>
@@ -2108,7 +2108,7 @@
               <w14:ligatures w14:val="standardContextual"/>
             </w:rPr>
           </w:pPr>
-          <w:hyperlink w:anchor="_Toc240917082" w:history="1">
+          <w:hyperlink w:anchor="_Toc240920387" w:history="1">
             <w:r>
               <w:rPr>
                 <w:rStyle w:val="Hyperlink"/>
@@ -2132,7 +2132,7 @@
               <w:rPr>
                 <w:noProof/>
               </w:rPr>
-              <w:instrText xml:space="preserve"> PAGEREF _Toc240917082 \h </w:instrText>
+              <w:instrText xml:space="preserve"> PAGEREF _Toc240920387 \h </w:instrText>
             </w:r>
             <w:r>
               <w:rPr>
@@ -2171,7 +2171,7 @@
         <w:pStyle w:val="Heading1"/>
         <w:pageBreakBefore/>
       </w:pPr>
-      <w:bookmarkStart w:id="0" w:name="_Toc240917059"/>
+      <w:bookmarkStart w:id="0" w:name="_Toc240920364"/>
       <w:r>
         <w:lastRenderedPageBreak/>
         <w:t>1. Your role at a glance</w:t>
@@ -2331,7 +2331,7 @@
           <w:left w:w="10" w:type="dxa"/>
           <w:right w:w="10" w:type="dxa"/>
         </w:tblCellMar>
-        <w:tblLook w:val="0000" w:firstRow="0" w:lastRow="0" w:firstColumn="0" w:lastColumn="0" w:noHBand="0" w:noVBand="0"/>
+        <w:tblLook w:val="04A0" w:firstRow="1" w:lastRow="0" w:firstColumn="1" w:lastColumn="0" w:noHBand="0" w:noVBand="1"/>
       </w:tblPr>
       <w:tblGrid>
         <w:gridCol w:w="9412"/>
@@ -2391,7 +2391,7 @@
         <w:pStyle w:val="Heading1"/>
         <w:pageBreakBefore/>
       </w:pPr>
-      <w:bookmarkStart w:id="1" w:name="_Toc240917060"/>
+      <w:bookmarkStart w:id="1" w:name="_Toc240920365"/>
       <w:r>
         <w:lastRenderedPageBreak/>
         <w:t>2. Signing in and your screens</w:t>
@@ -2402,7 +2402,7 @@
       <w:pPr>
         <w:pStyle w:val="Heading2"/>
       </w:pPr>
-      <w:bookmarkStart w:id="2" w:name="_Toc240917061"/>
+      <w:bookmarkStart w:id="2" w:name="_Toc240920366"/>
       <w:r>
         <w:t>Signing in</w:t>
       </w:r>
@@ -2485,7 +2485,7 @@
           <w:noProof/>
         </w:rPr>
         <w:drawing>
-          <wp:inline distT="0" distB="0" distL="0" distR="0" wp14:anchorId="756F57A9" wp14:editId="4B82E621">
+          <wp:inline distT="0" distB="0" distL="0" distR="0" wp14:anchorId="7D29E1FD" wp14:editId="4ACF9295">
             <wp:extent cx="5334000" cy="2333625"/>
             <wp:effectExtent l="0" t="0" r="0" b="0"/>
             <wp:docPr id="1" name="adm_login.jpg" descr="The sign-in screen for all internal staff." title="The sign-in screen for all internal staff."/>
@@ -2593,7 +2593,7 @@
           <w:left w:w="10" w:type="dxa"/>
           <w:right w:w="10" w:type="dxa"/>
         </w:tblCellMar>
-        <w:tblLook w:val="0000" w:firstRow="0" w:lastRow="0" w:firstColumn="0" w:lastColumn="0" w:noHBand="0" w:noVBand="0"/>
+        <w:tblLook w:val="04A0" w:firstRow="1" w:lastRow="0" w:firstColumn="1" w:lastColumn="0" w:noHBand="0" w:noVBand="1"/>
       </w:tblPr>
       <w:tblGrid>
         <w:gridCol w:w="9412"/>
@@ -2652,7 +2652,7 @@
       <w:pPr>
         <w:pStyle w:val="Heading2"/>
       </w:pPr>
-      <w:bookmarkStart w:id="3" w:name="_Toc240917062"/>
+      <w:bookmarkStart w:id="3" w:name="_Toc240920367"/>
       <w:r>
         <w:t>Finding your way around</w:t>
       </w:r>
@@ -2837,7 +2837,7 @@
         </w:rPr>
         <w:lastRenderedPageBreak/>
         <w:drawing>
-          <wp:inline distT="0" distB="0" distL="0" distR="0" wp14:anchorId="77C36404" wp14:editId="1DE0DA1A">
+          <wp:inline distT="0" distB="0" distL="0" distR="0" wp14:anchorId="183738B8" wp14:editId="1987B57A">
             <wp:extent cx="5715000" cy="1876425"/>
             <wp:effectExtent l="0" t="0" r="0" b="0"/>
             <wp:docPr id="2" name="adm_not_your_role.jpg" descr="Opening a screen outside your role (for example from an old bookmark) shows this card instead of the screen." title="Opening a screen outside your role (for example from an old bookmark) shows this card instead of the screen."/>
@@ -2906,7 +2906,7 @@
       <w:pPr>
         <w:pStyle w:val="Heading2"/>
       </w:pPr>
-      <w:bookmarkStart w:id="4" w:name="_Toc240917063"/>
+      <w:bookmarkStart w:id="4" w:name="_Toc240920368"/>
       <w:r>
         <w:t>Your screens</w:t>
       </w:r>
@@ -2927,7 +2927,7 @@
           <w:left w:w="10" w:type="dxa"/>
           <w:right w:w="10" w:type="dxa"/>
         </w:tblCellMar>
-        <w:tblLook w:val="0000" w:firstRow="0" w:lastRow="0" w:firstColumn="0" w:lastColumn="0" w:noHBand="0" w:noVBand="0"/>
+        <w:tblLook w:val="04A0" w:firstRow="1" w:lastRow="0" w:firstColumn="1" w:lastColumn="0" w:noHBand="0" w:noVBand="1"/>
       </w:tblPr>
       <w:tblGrid>
         <w:gridCol w:w="2824"/>
@@ -3240,7 +3240,7 @@
       <w:pPr>
         <w:pStyle w:val="Heading2"/>
       </w:pPr>
-      <w:bookmarkStart w:id="5" w:name="_Toc240917064"/>
+      <w:bookmarkStart w:id="5" w:name="_Toc240920369"/>
       <w:r>
         <w:t>Changing your password</w:t>
       </w:r>
@@ -3323,7 +3323,7 @@
           <w:noProof/>
         </w:rPr>
         <w:drawing>
-          <wp:inline distT="0" distB="0" distL="0" distR="0" wp14:anchorId="561BD99B" wp14:editId="0577F810">
+          <wp:inline distT="0" distB="0" distL="0" distR="0" wp14:anchorId="0649B981" wp14:editId="555E3578">
             <wp:extent cx="5334000" cy="2171700"/>
             <wp:effectExtent l="0" t="0" r="0" b="0"/>
             <wp:docPr id="3" name="adm_account.jpg" descr="Change Password screen." title="Change Password screen."/>
@@ -3411,7 +3411,7 @@
         <w:pStyle w:val="Heading1"/>
         <w:pageBreakBefore/>
       </w:pPr>
-      <w:bookmarkStart w:id="6" w:name="_Toc240917065"/>
+      <w:bookmarkStart w:id="6" w:name="_Toc240920370"/>
       <w:r>
         <w:lastRenderedPageBreak/>
         <w:t>3. Your routine</w:t>
@@ -3441,7 +3441,7 @@
           <w:left w:w="10" w:type="dxa"/>
           <w:right w:w="10" w:type="dxa"/>
         </w:tblCellMar>
-        <w:tblLook w:val="0000" w:firstRow="0" w:lastRow="0" w:firstColumn="0" w:lastColumn="0" w:noHBand="0" w:noVBand="0"/>
+        <w:tblLook w:val="04A0" w:firstRow="1" w:lastRow="0" w:firstColumn="1" w:lastColumn="0" w:noHBand="0" w:noVBand="1"/>
       </w:tblPr>
       <w:tblGrid>
         <w:gridCol w:w="2071"/>
@@ -3755,7 +3755,7 @@
         <w:pStyle w:val="Heading1"/>
         <w:pageBreakBefore/>
       </w:pPr>
-      <w:bookmarkStart w:id="7" w:name="_Toc240917066"/>
+      <w:bookmarkStart w:id="7" w:name="_Toc240920371"/>
       <w:r>
         <w:lastRenderedPageBreak/>
         <w:t>4. Step-by-step tasks</w:t>
@@ -3766,7 +3766,7 @@
       <w:pPr>
         <w:pStyle w:val="Heading2"/>
       </w:pPr>
-      <w:bookmarkStart w:id="8" w:name="_Toc240917067"/>
+      <w:bookmarkStart w:id="8" w:name="_Toc240920372"/>
       <w:r>
         <w:t>4.1 Reading the QA Dashboard</w:t>
       </w:r>
@@ -3806,7 +3806,7 @@
           <w:noProof/>
         </w:rPr>
         <w:drawing>
-          <wp:inline distT="0" distB="0" distL="0" distR="0" wp14:anchorId="66742EBD" wp14:editId="1231F9F4">
+          <wp:inline distT="0" distB="0" distL="0" distR="0" wp14:anchorId="1A3631DC" wp14:editId="2C2382AA">
             <wp:extent cx="5334000" cy="2333625"/>
             <wp:effectExtent l="0" t="0" r="0" b="0"/>
             <wp:docPr id="4" name="qa_dashboard.jpg" descr="QA Dashboard." title="QA Dashboard."/>
@@ -3913,7 +3913,7 @@
       <w:pPr>
         <w:pStyle w:val="Heading2"/>
       </w:pPr>
-      <w:bookmarkStart w:id="9" w:name="_Toc240917068"/>
+      <w:bookmarkStart w:id="9" w:name="_Toc240920373"/>
       <w:r>
         <w:t>4.2 Reviewing questionnaires in the QA Queue</w:t>
       </w:r>
@@ -3953,7 +3953,7 @@
           <w:noProof/>
         </w:rPr>
         <w:drawing>
-          <wp:inline distT="0" distB="0" distL="0" distR="0" wp14:anchorId="224ED1B2" wp14:editId="44CF5B27">
+          <wp:inline distT="0" distB="0" distL="0" distR="0" wp14:anchorId="69588102" wp14:editId="035A0DFC">
             <wp:extent cx="5334000" cy="3333750"/>
             <wp:effectExtent l="0" t="0" r="0" b="0"/>
             <wp:docPr id="5" name="qa_queue.jpg" descr="QUAN QA Queue with the KoboToolbox sync panel." title="QUAN QA Queue with the KoboToolbox sync panel."/>
@@ -4151,7 +4151,7 @@
           <w:left w:w="10" w:type="dxa"/>
           <w:right w:w="10" w:type="dxa"/>
         </w:tblCellMar>
-        <w:tblLook w:val="0000" w:firstRow="0" w:lastRow="0" w:firstColumn="0" w:lastColumn="0" w:noHBand="0" w:noVBand="0"/>
+        <w:tblLook w:val="04A0" w:firstRow="1" w:lastRow="0" w:firstColumn="1" w:lastColumn="0" w:noHBand="0" w:noVBand="1"/>
       </w:tblPr>
       <w:tblGrid>
         <w:gridCol w:w="2353"/>
@@ -4597,7 +4597,7 @@
           <w:left w:w="10" w:type="dxa"/>
           <w:right w:w="10" w:type="dxa"/>
         </w:tblCellMar>
-        <w:tblLook w:val="0000" w:firstRow="0" w:lastRow="0" w:firstColumn="0" w:lastColumn="0" w:noHBand="0" w:noVBand="0"/>
+        <w:tblLook w:val="04A0" w:firstRow="1" w:lastRow="0" w:firstColumn="1" w:lastColumn="0" w:noHBand="0" w:noVBand="1"/>
       </w:tblPr>
       <w:tblGrid>
         <w:gridCol w:w="9412"/>
@@ -4692,7 +4692,7 @@
       <w:pPr>
         <w:pStyle w:val="Heading2"/>
       </w:pPr>
-      <w:bookmarkStart w:id="10" w:name="_Toc240917069"/>
+      <w:bookmarkStart w:id="10" w:name="_Toc240920374"/>
       <w:r>
         <w:t>4.3 Working QA exceptions</w:t>
       </w:r>
@@ -4757,7 +4757,7 @@
         </w:rPr>
         <w:lastRenderedPageBreak/>
         <w:drawing>
-          <wp:inline distT="0" distB="0" distL="0" distR="0" wp14:anchorId="61E8B790" wp14:editId="37D70BB2">
+          <wp:inline distT="0" distB="0" distL="0" distR="0" wp14:anchorId="30D7315F" wp14:editId="4A8DE586">
             <wp:extent cx="5334000" cy="3333750"/>
             <wp:effectExtent l="0" t="0" r="0" b="0"/>
             <wp:docPr id="6" name="qa_exceptions.jpg" descr="QA Exception Queue." title="QA Exception Queue."/>
@@ -4953,7 +4953,7 @@
       <w:pPr>
         <w:pStyle w:val="Heading2"/>
       </w:pPr>
-      <w:bookmarkStart w:id="11" w:name="_Toc240917070"/>
+      <w:bookmarkStart w:id="11" w:name="_Toc240920375"/>
       <w:r>
         <w:t>4.4 Downloading or emailing completed forms (Form PDFs)</w:t>
       </w:r>
@@ -5004,7 +5004,7 @@
         </w:rPr>
         <w:lastRenderedPageBreak/>
         <w:drawing>
-          <wp:inline distT="0" distB="0" distL="0" distR="0" wp14:anchorId="4FE87338" wp14:editId="23991718">
+          <wp:inline distT="0" distB="0" distL="0" distR="0" wp14:anchorId="40AB219E" wp14:editId="00357F5F">
             <wp:extent cx="5334000" cy="3333750"/>
             <wp:effectExtent l="0" t="0" r="0" b="0"/>
             <wp:docPr id="7" name="qa_form_pdfs.jpg" descr="Completed form PDFs." title="Completed form PDFs."/>
@@ -5184,7 +5184,7 @@
           <w:left w:w="10" w:type="dxa"/>
           <w:right w:w="10" w:type="dxa"/>
         </w:tblCellMar>
-        <w:tblLook w:val="0000" w:firstRow="0" w:lastRow="0" w:firstColumn="0" w:lastColumn="0" w:noHBand="0" w:noVBand="0"/>
+        <w:tblLook w:val="04A0" w:firstRow="1" w:lastRow="0" w:firstColumn="1" w:lastColumn="0" w:noHBand="0" w:noVBand="1"/>
       </w:tblPr>
       <w:tblGrid>
         <w:gridCol w:w="9412"/>
@@ -5243,7 +5243,7 @@
       <w:pPr>
         <w:pStyle w:val="Heading2"/>
       </w:pPr>
-      <w:bookmarkStart w:id="12" w:name="_Toc240917071"/>
+      <w:bookmarkStart w:id="12" w:name="_Toc240920376"/>
       <w:r>
         <w:t>4.5 Writing good QA notes</w:t>
       </w:r>
@@ -5311,7 +5311,7 @@
         <w:pStyle w:val="Heading1"/>
         <w:pageBreakBefore/>
       </w:pPr>
-      <w:bookmarkStart w:id="13" w:name="_Toc240917072"/>
+      <w:bookmarkStart w:id="13" w:name="_Toc240920377"/>
       <w:r>
         <w:lastRenderedPageBreak/>
         <w:t>5. Rules you must follow</w:t>
@@ -5462,7 +5462,7 @@
         <w:pStyle w:val="Heading1"/>
         <w:pageBreakBefore/>
       </w:pPr>
-      <w:bookmarkStart w:id="14" w:name="_Toc240917073"/>
+      <w:bookmarkStart w:id="14" w:name="_Toc240920378"/>
       <w:r>
         <w:lastRenderedPageBreak/>
         <w:t>6. Troubleshooting</w:t>
@@ -5484,7 +5484,7 @@
           <w:left w:w="10" w:type="dxa"/>
           <w:right w:w="10" w:type="dxa"/>
         </w:tblCellMar>
-        <w:tblLook w:val="0000" w:firstRow="0" w:lastRow="0" w:firstColumn="0" w:lastColumn="0" w:noHBand="0" w:noVBand="0"/>
+        <w:tblLook w:val="04A0" w:firstRow="1" w:lastRow="0" w:firstColumn="1" w:lastColumn="0" w:noHBand="0" w:noVBand="1"/>
       </w:tblPr>
       <w:tblGrid>
         <w:gridCol w:w="2635"/>
@@ -5693,7 +5693,7 @@
                 <w:sz w:val="19"/>
                 <w:szCs w:val="19"/>
               </w:rPr>
-              <w:t>A submission I expected is not in the queue</w:t>
+              <w:t>Accept is refused: “Reconcile the pre-interview profile first…”</w:t>
             </w:r>
           </w:p>
         </w:tc>
@@ -5717,7 +5717,7 @@
                 <w:sz w:val="19"/>
                 <w:szCs w:val="19"/>
               </w:rPr>
-              <w:t>It has not been pulled yet, or it was set aside (not launched from the portal).</w:t>
+              <w:t>The case has a locked pre-interview profile with facts not yet verified with the respondent or not reconciled.</w:t>
             </w:r>
           </w:p>
         </w:tc>
@@ -5741,7 +5741,7 @@
                 <w:sz w:val="19"/>
                 <w:szCs w:val="19"/>
               </w:rPr>
-              <w:t>Select Sync now; if still missing, tell the Field Coordinator.</w:t>
+              <w:t>Ask the Field Coordinator to finish verification and reconciliation on the case's Interview sheet. Re-query and Reject are never blocked.</w:t>
             </w:r>
           </w:p>
         </w:tc>
@@ -5775,7 +5775,7 @@
                 <w:sz w:val="19"/>
                 <w:szCs w:val="19"/>
               </w:rPr>
-              <w:t>"This screen isn't part of your role"</w:t>
+              <w:t>A submission I expected is not in the queue</w:t>
             </w:r>
           </w:p>
         </w:tc>
@@ -5798,7 +5798,7 @@
                 <w:sz w:val="19"/>
                 <w:szCs w:val="19"/>
               </w:rPr>
-              <w:t>The screen belongs to another role (often an old bookmark or shared link).</w:t>
+              <w:t>It has not been pulled yet, or it was set aside (not launched from the portal).</w:t>
             </w:r>
           </w:p>
         </w:tc>
@@ -5821,7 +5821,7 @@
                 <w:sz w:val="19"/>
                 <w:szCs w:val="19"/>
               </w:rPr>
-              <w:t>Select Go to my start screen. If you need that screen, ask the PI about your role.</w:t>
+              <w:t>Select Sync now; if still missing, tell the Field Coordinator.</w:t>
             </w:r>
           </w:p>
         </w:tc>
@@ -5856,7 +5856,7 @@
                 <w:sz w:val="19"/>
                 <w:szCs w:val="19"/>
               </w:rPr>
-              <w:t>"Too many sign-in attempts from this network"</w:t>
+              <w:t>"This screen isn't part of your role"</w:t>
             </w:r>
           </w:p>
         </w:tc>
@@ -5880,7 +5880,7 @@
                 <w:sz w:val="19"/>
                 <w:szCs w:val="19"/>
               </w:rPr>
-              <w:t>Sign-in is rate-limited per network; an office shares one address.</w:t>
+              <w:t>The screen belongs to another role (often an old bookmark or shared link).</w:t>
             </w:r>
           </w:p>
         </w:tc>
@@ -5904,7 +5904,7 @@
                 <w:sz w:val="19"/>
                 <w:szCs w:val="19"/>
               </w:rPr>
-              <w:t>Wait a minute and try again. A wrong password says so explicitly.</w:t>
+              <w:t>Select Go to my start screen. If you need that screen, ask the PI about your role.</w:t>
             </w:r>
           </w:p>
         </w:tc>
@@ -5938,7 +5938,7 @@
                 <w:sz w:val="19"/>
                 <w:szCs w:val="19"/>
               </w:rPr>
-              <w:t>A register shows fewer rows than expected</w:t>
+              <w:t>"Too many sign-in attempts from this network"</w:t>
             </w:r>
           </w:p>
         </w:tc>
@@ -5961,7 +5961,7 @@
                 <w:sz w:val="19"/>
                 <w:szCs w:val="19"/>
               </w:rPr>
-              <w:t>Registers show 20 rows per page to begin with; a Contact RA sees only assigned cases.</w:t>
+              <w:t>Sign-in is rate-limited per network; an office shares one address.</w:t>
             </w:r>
           </w:p>
         </w:tc>
@@ -5984,7 +5984,7 @@
                 <w:sz w:val="19"/>
                 <w:szCs w:val="19"/>
               </w:rPr>
-              <w:t>Choose more rows under Show at the foot of the list, use the page numbers or Next, or search. Ask the Field Coordinator to assign the case.</w:t>
+              <w:t>Wait a minute and try again. A wrong password says so explicitly.</w:t>
             </w:r>
           </w:p>
         </w:tc>
@@ -6019,7 +6019,7 @@
                 <w:sz w:val="19"/>
                 <w:szCs w:val="19"/>
               </w:rPr>
-              <w:t>A button is greyed out</w:t>
+              <w:t>A register shows fewer rows than expected</w:t>
             </w:r>
           </w:p>
         </w:tc>
@@ -6043,7 +6043,7 @@
                 <w:sz w:val="19"/>
                 <w:szCs w:val="19"/>
               </w:rPr>
-              <w:t>A required step is missing (a note, an authenticity decision, a selection).</w:t>
+              <w:t>Registers show 20 rows per page to begin with; a Contact RA sees only assigned cases.</w:t>
             </w:r>
           </w:p>
         </w:tc>
@@ -6067,7 +6067,7 @@
                 <w:sz w:val="19"/>
                 <w:szCs w:val="19"/>
               </w:rPr>
-              <w:t>Read the message beside the button; complete the missing step first.</w:t>
+              <w:t>Choose more rows under Show at the foot of the list, use the page numbers or Next, or search. Ask the Field Coordinator to assign the case.</w:t>
             </w:r>
           </w:p>
         </w:tc>
@@ -6101,7 +6101,7 @@
                 <w:sz w:val="19"/>
                 <w:szCs w:val="19"/>
               </w:rPr>
-              <w:t>"KoboToolbox couldn't be reached"</w:t>
+              <w:t>A button is greyed out</w:t>
             </w:r>
           </w:p>
         </w:tc>
@@ -6124,7 +6124,7 @@
                 <w:sz w:val="19"/>
                 <w:szCs w:val="19"/>
               </w:rPr>
-              <w:t>KoboToolbox is slow or the connection token has changed.</w:t>
+              <w:t>A required step is missing (a note, an authenticity decision, a selection).</w:t>
             </w:r>
           </w:p>
         </w:tc>
@@ -6147,7 +6147,7 @@
                 <w:sz w:val="19"/>
                 <w:szCs w:val="19"/>
               </w:rPr>
-              <w:t>Try again in a few minutes. If it persists, tell the PI.</w:t>
+              <w:t>Read the message beside the button; complete the missing step first.</w:t>
             </w:r>
           </w:p>
         </w:tc>
@@ -6182,7 +6182,7 @@
                 <w:sz w:val="19"/>
                 <w:szCs w:val="19"/>
               </w:rPr>
-              <w:t>Form PDFs says "Not in sync with KoboToolbox yet"</w:t>
+              <w:t>"KoboToolbox couldn't be reached"</w:t>
             </w:r>
           </w:p>
         </w:tc>
@@ -6206,7 +6206,7 @@
                 <w:sz w:val="19"/>
                 <w:szCs w:val="19"/>
               </w:rPr>
-              <w:t>The counts differ: a form was submitted or changed in KoboToolbox since the last sync (it runs every 15 minutes).</w:t>
+              <w:t>KoboToolbox is slow or the connection token has changed.</w:t>
             </w:r>
           </w:p>
         </w:tc>
@@ -6230,7 +6230,7 @@
                 <w:sz w:val="19"/>
                 <w:szCs w:val="19"/>
               </w:rPr>
-              <w:t>Select Sync now. If it still differs, or says it couldn't reach KoboToolbox, try again in a few minutes and tell the PI if it persists.</w:t>
+              <w:t>Try again in a few minutes. If it persists, tell the PI.</w:t>
             </w:r>
           </w:p>
         </w:tc>
@@ -6264,7 +6264,7 @@
                 <w:sz w:val="19"/>
                 <w:szCs w:val="19"/>
               </w:rPr>
-              <w:t>A document says "Already submitted" and its answers are locked</w:t>
+              <w:t>Form PDFs says "Not in sync with KoboToolbox yet"</w:t>
             </w:r>
           </w:p>
         </w:tc>
@@ -6287,7 +6287,7 @@
                 <w:sz w:val="19"/>
                 <w:szCs w:val="19"/>
               </w:rPr>
-              <w:t>Its coding was already sent to KoboToolbox; changing it here would not change that record.</w:t>
+              <w:t>The counts differ: a form was submitted or changed in KoboToolbox since the last sync (it runs every 15 minutes).</w:t>
             </w:r>
           </w:p>
         </w:tc>
@@ -6310,7 +6310,7 @@
                 <w:sz w:val="19"/>
                 <w:szCs w:val="19"/>
               </w:rPr>
-              <w:t>To redo the coding, delete that record in KoboToolbox, then select Sync now on Form PDFs. The document unlocks.</w:t>
+              <w:t>Select Sync now. If it still differs, or says it couldn't reach KoboToolbox, try again in a few minutes and tell the PI if it persists.</w:t>
             </w:r>
           </w:p>
         </w:tc>
@@ -6345,7 +6345,7 @@
                 <w:sz w:val="19"/>
                 <w:szCs w:val="19"/>
               </w:rPr>
-              <w:t>A page keeps loading</w:t>
+              <w:t>A document says "Already submitted" and its answers are locked</w:t>
             </w:r>
           </w:p>
         </w:tc>
@@ -6369,7 +6369,7 @@
                 <w:sz w:val="19"/>
                 <w:szCs w:val="19"/>
               </w:rPr>
-              <w:t>A slow or dropped connection.</w:t>
+              <w:t>Its coding was already sent to KoboToolbox; changing it here would not change that record.</w:t>
             </w:r>
           </w:p>
         </w:tc>
@@ -6393,7 +6393,7 @@
                 <w:sz w:val="19"/>
                 <w:szCs w:val="19"/>
               </w:rPr>
-              <w:t>Refresh the page. Your saved work is not lost; unsaved typing may be.</w:t>
+              <w:t>To redo the coding, delete that record in KoboToolbox, then select Sync now on Form PDFs. The document unlocks.</w:t>
             </w:r>
           </w:p>
         </w:tc>
@@ -6427,6 +6427,87 @@
                 <w:sz w:val="19"/>
                 <w:szCs w:val="19"/>
               </w:rPr>
+              <w:t>A page keeps loading</w:t>
+            </w:r>
+          </w:p>
+        </w:tc>
+        <w:tc>
+          <w:tcPr>
+            <w:tcW w:w="3200" w:type="dxa"/>
+            <w:tcMar>
+              <w:top w:w="70" w:type="dxa"/>
+              <w:left w:w="110" w:type="dxa"/>
+              <w:bottom w:w="70" w:type="dxa"/>
+              <w:right w:w="110" w:type="dxa"/>
+            </w:tcMar>
+          </w:tcPr>
+          <w:p>
+            <w:pPr>
+              <w:spacing w:after="40"/>
+            </w:pPr>
+            <w:r>
+              <w:rPr>
+                <w:sz w:val="19"/>
+                <w:szCs w:val="19"/>
+              </w:rPr>
+              <w:t>A slow or dropped connection.</w:t>
+            </w:r>
+          </w:p>
+        </w:tc>
+        <w:tc>
+          <w:tcPr>
+            <w:tcW w:w="3577" w:type="dxa"/>
+            <w:tcMar>
+              <w:top w:w="70" w:type="dxa"/>
+              <w:left w:w="110" w:type="dxa"/>
+              <w:bottom w:w="70" w:type="dxa"/>
+              <w:right w:w="110" w:type="dxa"/>
+            </w:tcMar>
+          </w:tcPr>
+          <w:p>
+            <w:pPr>
+              <w:spacing w:after="40"/>
+            </w:pPr>
+            <w:r>
+              <w:rPr>
+                <w:sz w:val="19"/>
+                <w:szCs w:val="19"/>
+              </w:rPr>
+              <w:t>Refresh the page. Your saved work is not lost; unsaved typing may be.</w:t>
+            </w:r>
+          </w:p>
+        </w:tc>
+      </w:tr>
+      <w:tr>
+        <w:tblPrEx>
+          <w:tblCellMar>
+            <w:top w:w="0" w:type="dxa"/>
+            <w:bottom w:w="0" w:type="dxa"/>
+          </w:tblCellMar>
+        </w:tblPrEx>
+        <w:trPr>
+          <w:cantSplit/>
+        </w:trPr>
+        <w:tc>
+          <w:tcPr>
+            <w:tcW w:w="2635" w:type="dxa"/>
+            <w:shd w:val="clear" w:color="auto" w:fill="F8FAFB"/>
+            <w:tcMar>
+              <w:top w:w="70" w:type="dxa"/>
+              <w:left w:w="110" w:type="dxa"/>
+              <w:bottom w:w="70" w:type="dxa"/>
+              <w:right w:w="110" w:type="dxa"/>
+            </w:tcMar>
+          </w:tcPr>
+          <w:p>
+            <w:pPr>
+              <w:spacing w:after="40"/>
+            </w:pPr>
+            <w:r>
+              <w:rPr>
+                <w:sz w:val="19"/>
+                <w:szCs w:val="19"/>
+              </w:rPr>
               <w:t>A file upload seems stuck</w:t>
             </w:r>
           </w:p>
@@ -6434,6 +6515,7 @@
         <w:tc>
           <w:tcPr>
             <w:tcW w:w="3200" w:type="dxa"/>
+            <w:shd w:val="clear" w:color="auto" w:fill="F8FAFB"/>
             <w:tcMar>
               <w:top w:w="70" w:type="dxa"/>
               <w:left w:w="110" w:type="dxa"/>
@@ -6457,6 +6539,7 @@
         <w:tc>
           <w:tcPr>
             <w:tcW w:w="3577" w:type="dxa"/>
+            <w:shd w:val="clear" w:color="auto" w:fill="F8FAFB"/>
             <w:tcMar>
               <w:top w:w="70" w:type="dxa"/>
               <w:left w:w="110" w:type="dxa"/>
@@ -6489,7 +6572,7 @@
         <w:pStyle w:val="Heading1"/>
         <w:pageBreakBefore/>
       </w:pPr>
-      <w:bookmarkStart w:id="15" w:name="_Toc240917074"/>
+      <w:bookmarkStart w:id="15" w:name="_Toc240920379"/>
       <w:r>
         <w:lastRenderedPageBreak/>
         <w:t>7. Quick reference</w:t>
@@ -6511,7 +6594,7 @@
           <w:left w:w="10" w:type="dxa"/>
           <w:right w:w="10" w:type="dxa"/>
         </w:tblCellMar>
-        <w:tblLook w:val="0000" w:firstRow="0" w:lastRow="0" w:firstColumn="0" w:lastColumn="0" w:noHBand="0" w:noVBand="0"/>
+        <w:tblLook w:val="04A0" w:firstRow="1" w:lastRow="0" w:firstColumn="1" w:lastColumn="0" w:noHBand="0" w:noVBand="1"/>
       </w:tblPr>
       <w:tblGrid>
         <w:gridCol w:w="2824"/>
@@ -6888,7 +6971,7 @@
         <w:pStyle w:val="Heading1"/>
         <w:pageBreakBefore/>
       </w:pPr>
-      <w:bookmarkStart w:id="16" w:name="_Toc240917075"/>
+      <w:bookmarkStart w:id="16" w:name="_Toc240920380"/>
       <w:r>
         <w:lastRenderedPageBreak/>
         <w:t>8. Every screen and button for your role</w:t>
@@ -6918,7 +7001,7 @@
           <w:left w:w="10" w:type="dxa"/>
           <w:right w:w="10" w:type="dxa"/>
         </w:tblCellMar>
-        <w:tblLook w:val="0000" w:firstRow="0" w:lastRow="0" w:firstColumn="0" w:lastColumn="0" w:noHBand="0" w:noVBand="0"/>
+        <w:tblLook w:val="04A0" w:firstRow="1" w:lastRow="0" w:firstColumn="1" w:lastColumn="0" w:noHBand="0" w:noVBand="1"/>
       </w:tblPr>
       <w:tblGrid>
         <w:gridCol w:w="9412"/>
@@ -7002,7 +7085,7 @@
       <w:pPr>
         <w:pStyle w:val="Heading2"/>
       </w:pPr>
-      <w:bookmarkStart w:id="17" w:name="_Toc240917076"/>
+      <w:bookmarkStart w:id="17" w:name="_Toc240920381"/>
       <w:r>
         <w:t>8.1 Sign in</w:t>
       </w:r>
@@ -7065,7 +7148,7 @@
           <w:left w:w="10" w:type="dxa"/>
           <w:right w:w="10" w:type="dxa"/>
         </w:tblCellMar>
-        <w:tblLook w:val="0000" w:firstRow="0" w:lastRow="0" w:firstColumn="0" w:lastColumn="0" w:noHBand="0" w:noVBand="0"/>
+        <w:tblLook w:val="04A0" w:firstRow="1" w:lastRow="0" w:firstColumn="1" w:lastColumn="0" w:noHBand="0" w:noVBand="1"/>
       </w:tblPr>
       <w:tblGrid>
         <w:gridCol w:w="1882"/>
@@ -7515,7 +7598,7 @@
       <w:pPr>
         <w:pStyle w:val="Heading2"/>
       </w:pPr>
-      <w:bookmarkStart w:id="18" w:name="_Toc240917077"/>
+      <w:bookmarkStart w:id="18" w:name="_Toc240920382"/>
       <w:r>
         <w:t>8.2 The header and menu bar (every screen)</w:t>
       </w:r>
@@ -7578,7 +7661,7 @@
           <w:left w:w="10" w:type="dxa"/>
           <w:right w:w="10" w:type="dxa"/>
         </w:tblCellMar>
-        <w:tblLook w:val="0000" w:firstRow="0" w:lastRow="0" w:firstColumn="0" w:lastColumn="0" w:noHBand="0" w:noVBand="0"/>
+        <w:tblLook w:val="04A0" w:firstRow="1" w:lastRow="0" w:firstColumn="1" w:lastColumn="0" w:noHBand="0" w:noVBand="1"/>
       </w:tblPr>
       <w:tblGrid>
         <w:gridCol w:w="1882"/>
@@ -8239,7 +8322,7 @@
       <w:pPr>
         <w:pStyle w:val="Heading2"/>
       </w:pPr>
-      <w:bookmarkStart w:id="19" w:name="_Toc240917078"/>
+      <w:bookmarkStart w:id="19" w:name="_Toc240920383"/>
       <w:r>
         <w:t>8.3 Change Password</w:t>
       </w:r>
@@ -8302,7 +8385,7 @@
           <w:left w:w="10" w:type="dxa"/>
           <w:right w:w="10" w:type="dxa"/>
         </w:tblCellMar>
-        <w:tblLook w:val="0000" w:firstRow="0" w:lastRow="0" w:firstColumn="0" w:lastColumn="0" w:noHBand="0" w:noVBand="0"/>
+        <w:tblLook w:val="04A0" w:firstRow="1" w:lastRow="0" w:firstColumn="1" w:lastColumn="0" w:noHBand="0" w:noVBand="1"/>
       </w:tblPr>
       <w:tblGrid>
         <w:gridCol w:w="1882"/>
@@ -8859,7 +8942,7 @@
       <w:pPr>
         <w:pStyle w:val="Heading2"/>
       </w:pPr>
-      <w:bookmarkStart w:id="20" w:name="_Toc240917079"/>
+      <w:bookmarkStart w:id="20" w:name="_Toc240920384"/>
       <w:r>
         <w:t>8.4 QA Dashboard</w:t>
       </w:r>
@@ -8922,7 +9005,7 @@
           <w:left w:w="10" w:type="dxa"/>
           <w:right w:w="10" w:type="dxa"/>
         </w:tblCellMar>
-        <w:tblLook w:val="0000" w:firstRow="0" w:lastRow="0" w:firstColumn="0" w:lastColumn="0" w:noHBand="0" w:noVBand="0"/>
+        <w:tblLook w:val="04A0" w:firstRow="1" w:lastRow="0" w:firstColumn="1" w:lastColumn="0" w:noHBand="0" w:noVBand="1"/>
       </w:tblPr>
       <w:tblGrid>
         <w:gridCol w:w="1882"/>
@@ -9480,7 +9563,7 @@
       <w:pPr>
         <w:pStyle w:val="Heading2"/>
       </w:pPr>
-      <w:bookmarkStart w:id="21" w:name="_Toc240917080"/>
+      <w:bookmarkStart w:id="21" w:name="_Toc240920385"/>
       <w:r>
         <w:t>8.5 QA Queue (with the KoboToolbox sync panel)</w:t>
       </w:r>
@@ -9543,7 +9626,7 @@
           <w:left w:w="10" w:type="dxa"/>
           <w:right w:w="10" w:type="dxa"/>
         </w:tblCellMar>
-        <w:tblLook w:val="0000" w:firstRow="0" w:lastRow="0" w:firstColumn="0" w:lastColumn="0" w:noHBand="0" w:noVBand="0"/>
+        <w:tblLook w:val="04A0" w:firstRow="1" w:lastRow="0" w:firstColumn="1" w:lastColumn="0" w:noHBand="0" w:noVBand="1"/>
       </w:tblPr>
       <w:tblGrid>
         <w:gridCol w:w="1882"/>
@@ -9955,7 +10038,7 @@
                 <w:sz w:val="19"/>
                 <w:szCs w:val="19"/>
               </w:rPr>
-              <w:t>Only a person can pass a questionnaire; even one that triggered no rule is not passed until someone accepts it.</w:t>
+              <w:t>Only a person can pass a questionnaire; even one that triggered no rule is not passed until someone accepts it. If the case has a locked pre-interview profile, every fact on it must first be verified with the respondent and reconciled (or a deviation recorded).</w:t>
             </w:r>
           </w:p>
         </w:tc>
@@ -9978,7 +10061,7 @@
                 <w:sz w:val="19"/>
                 <w:szCs w:val="19"/>
               </w:rPr>
-              <w:t>The submission is marked QA passed, the case moves on, and the decision is audited.</w:t>
+              <w:t>The submission is marked QA passed, the case moves on, and the decision is audited. If the profile is not reconciled you are told how many facts are outstanding, and nothing changes.</w:t>
             </w:r>
           </w:p>
         </w:tc>
@@ -10203,8 +10286,9 @@
       <w:pPr>
         <w:pStyle w:val="Heading2"/>
       </w:pPr>
-      <w:bookmarkStart w:id="22" w:name="_Toc240917081"/>
-      <w:r>
+      <w:bookmarkStart w:id="22" w:name="_Toc240920386"/>
+      <w:r>
+        <w:lastRenderedPageBreak/>
         <w:t>8.6 QA Exceptions</w:t>
       </w:r>
       <w:bookmarkEnd w:id="22"/>
@@ -10248,7 +10332,6 @@
         <w:spacing w:after="120" w:line="288" w:lineRule="auto"/>
       </w:pPr>
       <w:r>
-        <w:lastRenderedPageBreak/>
         <w:t>Flags the automatic quality rules raised (for example a very short completion time). Each waits for someone to deal with it and explain what was done.</w:t>
       </w:r>
     </w:p>
@@ -10267,7 +10350,7 @@
           <w:left w:w="10" w:type="dxa"/>
           <w:right w:w="10" w:type="dxa"/>
         </w:tblCellMar>
-        <w:tblLook w:val="0000" w:firstRow="0" w:lastRow="0" w:firstColumn="0" w:lastColumn="0" w:noHBand="0" w:noVBand="0"/>
+        <w:tblLook w:val="04A0" w:firstRow="1" w:lastRow="0" w:firstColumn="1" w:lastColumn="0" w:noHBand="0" w:noVBand="1"/>
       </w:tblPr>
       <w:tblGrid>
         <w:gridCol w:w="1882"/>
@@ -11034,7 +11117,7 @@
       <w:pPr>
         <w:pStyle w:val="Heading2"/>
       </w:pPr>
-      <w:bookmarkStart w:id="23" w:name="_Toc240917082"/>
+      <w:bookmarkStart w:id="23" w:name="_Toc240920387"/>
       <w:r>
         <w:t>8.7 Completed forms (Form PDFs)</w:t>
       </w:r>
@@ -11097,7 +11180,7 @@
           <w:left w:w="10" w:type="dxa"/>
           <w:right w:w="10" w:type="dxa"/>
         </w:tblCellMar>
-        <w:tblLook w:val="0000" w:firstRow="0" w:lastRow="0" w:firstColumn="0" w:lastColumn="0" w:noHBand="0" w:noVBand="0"/>
+        <w:tblLook w:val="04A0" w:firstRow="1" w:lastRow="0" w:firstColumn="1" w:lastColumn="0" w:noHBand="0" w:noVBand="1"/>
       </w:tblPr>
       <w:tblGrid>
         <w:gridCol w:w="1882"/>
@@ -11463,6 +11546,7 @@
                 <w:sz w:val="19"/>
                 <w:szCs w:val="19"/>
               </w:rPr>
+              <w:lastRenderedPageBreak/>
               <w:t>✓</w:t>
             </w:r>
             <w:r>
@@ -11574,7 +11658,6 @@
                 <w:sz w:val="19"/>
                 <w:szCs w:val="19"/>
               </w:rPr>
-              <w:lastRenderedPageBreak/>
               <w:t>Download PDF</w:t>
             </w:r>
           </w:p>
@@ -12019,7 +12102,7 @@
         <w:sz w:val="16"/>
         <w:szCs w:val="16"/>
       </w:rPr>
-      <w:t>Version 1.7 · 21 September 2026</w:t>
+      <w:t>Version 1.8 · 21 September 2026</w:t>
     </w:r>
     <w:r>
       <w:rPr>
@@ -12192,10 +12275,10 @@
 <file path=word/numbering.xml><?xml version="1.0" encoding="utf-8"?>
 <w:numbering xmlns:wpc="http://schemas.microsoft.com/office/word/2010/wordprocessingCanvas" xmlns:cx="http://schemas.microsoft.com/office/drawing/2014/chartex" xmlns:cx1="http://schemas.microsoft.com/office/drawing/2015/9/8/chartex" xmlns:cx2="http://schemas.microsoft.com/office/drawing/2015/10/21/chartex" xmlns:cx3="http://schemas.microsoft.com/office/drawing/2016/5/9/chartex" xmlns:cx4="http://schemas.microsoft.com/office/drawing/2016/5/10/chartex" xmlns:cx5="http://schemas.microsoft.com/office/drawing/2016/5/11/chartex" xmlns:cx6="http://schemas.microsoft.com/office/drawing/2016/5/12/chartex" xmlns:cx7="http://schemas.microsoft.com/office/drawing/2016/5/13/chartex" xmlns:cx8="http://schemas.microsoft.com/office/drawing/2016/5/14/chartex" xmlns:mc="http://schemas.openxmlformats.org/markup-compatibility/2006" xmlns:aink="http://schemas.microsoft.com/office/drawing/2016/ink" xmlns:am3d="http://schemas.microsoft.com/office/drawing/2017/model3d" xmlns:o="urn:schemas-microsoft-com:office:office" xmlns:oel="http://schemas.microsoft.com/office/2019/extlst" xmlns:r="http://schemas.openxmlformats.org/officeDocument/2006/relationships" xmlns:m="http://schemas.openxmlformats.org/officeDocument/2006/math" xmlns:v="urn:schemas-microsoft-com:vml" xmlns:wp14="http://schemas.microsoft.com/office/word/2010/wordprocessingDrawing" xmlns:wp="http://schemas.openxmlformats.org/drawingml/2006/wordprocessingDrawing" xmlns:w10="urn:schemas-microsoft-com:office:word" xmlns:w="http://schemas.openxmlformats.org/wordprocessingml/2006/main" xmlns:w14="http://schemas.microsoft.com/office/word/2010/wordml" xmlns:w15="http://schemas.microsoft.com/office/word/2012/wordml" xmlns:w16cex="http://schemas.microsoft.com/office/word/2018/wordml/cex" xmlns:w16cid="http://schemas.microsoft.com/office/word/2016/wordml/cid" xmlns:w16="http://schemas.microsoft.com/office/word/2018/wordml" xmlns:w16sdtdh="http://schemas.microsoft.com/office/word/2020/wordml/sdtdatahash" xmlns:w16se="http://schemas.microsoft.com/office/word/2015/wordml/symex" xmlns:wpg="http://schemas.microsoft.com/office/word/2010/wordprocessingGroup" xmlns:wpi="http://schemas.microsoft.com/office/word/2010/wordprocessingInk" xmlns:wne="http://schemas.microsoft.com/office/word/2006/wordml" xmlns:wps="http://schemas.microsoft.com/office/word/2010/wordprocessingShape" mc:Ignorable="w14 w15 w16se w16cid w16 w16cex w16sdtdh wp14">
   <w:abstractNum w:abstractNumId="0" w15:restartNumberingAfterBreak="0">
-    <w:nsid w:val="072E231A"/>
+    <w:nsid w:val="00492F3A"/>
     <w:multiLevelType w:val="hybridMultilevel"/>
-    <w:tmpl w:val="B7CA33BC"/>
-    <w:lvl w:ilvl="0" w:tplc="127EAC3C">
+    <w:tmpl w:val="06F2DF06"/>
+    <w:lvl w:ilvl="0" w:tplc="714C12DE">
       <w:start w:val="1"/>
       <w:numFmt w:val="decimal"/>
       <w:lvlText w:val="%1."/>
@@ -12209,52 +12292,52 @@
         <w:color w:val="A67C27"/>
       </w:rPr>
     </w:lvl>
-    <w:lvl w:ilvl="1" w:tplc="24761196">
+    <w:lvl w:ilvl="1" w:tplc="12A81CC2">
       <w:numFmt w:val="decimal"/>
       <w:lvlText w:val=""/>
       <w:lvlJc w:val="left"/>
     </w:lvl>
-    <w:lvl w:ilvl="2" w:tplc="1D92B81A">
+    <w:lvl w:ilvl="2" w:tplc="B93827C4">
       <w:numFmt w:val="decimal"/>
       <w:lvlText w:val=""/>
       <w:lvlJc w:val="left"/>
     </w:lvl>
-    <w:lvl w:ilvl="3" w:tplc="5536918A">
+    <w:lvl w:ilvl="3" w:tplc="DF76375C">
       <w:numFmt w:val="decimal"/>
       <w:lvlText w:val=""/>
       <w:lvlJc w:val="left"/>
     </w:lvl>
-    <w:lvl w:ilvl="4" w:tplc="D23CE08A">
+    <w:lvl w:ilvl="4" w:tplc="2EE22030">
       <w:numFmt w:val="decimal"/>
       <w:lvlText w:val=""/>
       <w:lvlJc w:val="left"/>
     </w:lvl>
-    <w:lvl w:ilvl="5" w:tplc="9002453C">
+    <w:lvl w:ilvl="5" w:tplc="458671F4">
       <w:numFmt w:val="decimal"/>
       <w:lvlText w:val=""/>
       <w:lvlJc w:val="left"/>
     </w:lvl>
-    <w:lvl w:ilvl="6" w:tplc="A3BAC010">
+    <w:lvl w:ilvl="6" w:tplc="FF40DA8C">
       <w:numFmt w:val="decimal"/>
       <w:lvlText w:val=""/>
       <w:lvlJc w:val="left"/>
     </w:lvl>
-    <w:lvl w:ilvl="7" w:tplc="A976A388">
+    <w:lvl w:ilvl="7" w:tplc="CED0B2F6">
       <w:numFmt w:val="decimal"/>
       <w:lvlText w:val=""/>
       <w:lvlJc w:val="left"/>
     </w:lvl>
-    <w:lvl w:ilvl="8" w:tplc="2DE885BE">
+    <w:lvl w:ilvl="8" w:tplc="2E8E798E">
       <w:numFmt w:val="decimal"/>
       <w:lvlText w:val=""/>
       <w:lvlJc w:val="left"/>
     </w:lvl>
   </w:abstractNum>
   <w:abstractNum w:abstractNumId="1" w15:restartNumberingAfterBreak="0">
-    <w:nsid w:val="2FE10AD3"/>
+    <w:nsid w:val="05DA2C33"/>
     <w:multiLevelType w:val="hybridMultilevel"/>
-    <w:tmpl w:val="CACC6E7C"/>
-    <w:lvl w:ilvl="0" w:tplc="19E01774">
+    <w:tmpl w:val="D12AC2AE"/>
+    <w:lvl w:ilvl="0" w:tplc="0846E01C">
       <w:start w:val="1"/>
       <w:numFmt w:val="decimal"/>
       <w:lvlText w:val="%1."/>
@@ -12268,52 +12351,52 @@
         <w:color w:val="A67C27"/>
       </w:rPr>
     </w:lvl>
-    <w:lvl w:ilvl="1" w:tplc="38D83058">
+    <w:lvl w:ilvl="1" w:tplc="55005CEE">
       <w:numFmt w:val="decimal"/>
       <w:lvlText w:val=""/>
       <w:lvlJc w:val="left"/>
     </w:lvl>
-    <w:lvl w:ilvl="2" w:tplc="0B760C6E">
+    <w:lvl w:ilvl="2" w:tplc="77C89F08">
       <w:numFmt w:val="decimal"/>
       <w:lvlText w:val=""/>
       <w:lvlJc w:val="left"/>
     </w:lvl>
-    <w:lvl w:ilvl="3" w:tplc="34784AF2">
+    <w:lvl w:ilvl="3" w:tplc="6BEE281C">
       <w:numFmt w:val="decimal"/>
       <w:lvlText w:val=""/>
       <w:lvlJc w:val="left"/>
     </w:lvl>
-    <w:lvl w:ilvl="4" w:tplc="7C62480E">
+    <w:lvl w:ilvl="4" w:tplc="19E0221C">
       <w:numFmt w:val="decimal"/>
       <w:lvlText w:val=""/>
       <w:lvlJc w:val="left"/>
     </w:lvl>
-    <w:lvl w:ilvl="5" w:tplc="A6E087B0">
+    <w:lvl w:ilvl="5" w:tplc="D52A604A">
       <w:numFmt w:val="decimal"/>
       <w:lvlText w:val=""/>
       <w:lvlJc w:val="left"/>
     </w:lvl>
-    <w:lvl w:ilvl="6" w:tplc="F2FA0F4A">
+    <w:lvl w:ilvl="6" w:tplc="88E8C078">
       <w:numFmt w:val="decimal"/>
       <w:lvlText w:val=""/>
       <w:lvlJc w:val="left"/>
     </w:lvl>
-    <w:lvl w:ilvl="7" w:tplc="064607A4">
+    <w:lvl w:ilvl="7" w:tplc="430C75F0">
       <w:numFmt w:val="decimal"/>
       <w:lvlText w:val=""/>
       <w:lvlJc w:val="left"/>
     </w:lvl>
-    <w:lvl w:ilvl="8" w:tplc="9F8665EE">
+    <w:lvl w:ilvl="8" w:tplc="D918E8A0">
       <w:numFmt w:val="decimal"/>
       <w:lvlText w:val=""/>
       <w:lvlJc w:val="left"/>
     </w:lvl>
   </w:abstractNum>
   <w:abstractNum w:abstractNumId="2" w15:restartNumberingAfterBreak="0">
-    <w:nsid w:val="33D658ED"/>
+    <w:nsid w:val="060B15EC"/>
     <w:multiLevelType w:val="hybridMultilevel"/>
-    <w:tmpl w:val="AA6C9B1A"/>
-    <w:lvl w:ilvl="0" w:tplc="B8CCDDE2">
+    <w:tmpl w:val="714CF2F2"/>
+    <w:lvl w:ilvl="0" w:tplc="EEC6E642">
       <w:start w:val="1"/>
       <w:numFmt w:val="decimal"/>
       <w:lvlText w:val="%1."/>
@@ -12327,52 +12410,52 @@
         <w:color w:val="A67C27"/>
       </w:rPr>
     </w:lvl>
-    <w:lvl w:ilvl="1" w:tplc="AC52619C">
+    <w:lvl w:ilvl="1" w:tplc="2F289A76">
       <w:numFmt w:val="decimal"/>
       <w:lvlText w:val=""/>
       <w:lvlJc w:val="left"/>
     </w:lvl>
-    <w:lvl w:ilvl="2" w:tplc="372AC2C6">
+    <w:lvl w:ilvl="2" w:tplc="26D08150">
       <w:numFmt w:val="decimal"/>
       <w:lvlText w:val=""/>
       <w:lvlJc w:val="left"/>
     </w:lvl>
-    <w:lvl w:ilvl="3" w:tplc="D24661CE">
+    <w:lvl w:ilvl="3" w:tplc="5B449FB6">
       <w:numFmt w:val="decimal"/>
       <w:lvlText w:val=""/>
       <w:lvlJc w:val="left"/>
     </w:lvl>
-    <w:lvl w:ilvl="4" w:tplc="8EC6A5A0">
+    <w:lvl w:ilvl="4" w:tplc="A31CE28A">
       <w:numFmt w:val="decimal"/>
       <w:lvlText w:val=""/>
       <w:lvlJc w:val="left"/>
     </w:lvl>
-    <w:lvl w:ilvl="5" w:tplc="8B9AF418">
+    <w:lvl w:ilvl="5" w:tplc="432A1152">
       <w:numFmt w:val="decimal"/>
       <w:lvlText w:val=""/>
       <w:lvlJc w:val="left"/>
     </w:lvl>
-    <w:lvl w:ilvl="6" w:tplc="DBB40CAE">
+    <w:lvl w:ilvl="6" w:tplc="F9A0242C">
       <w:numFmt w:val="decimal"/>
       <w:lvlText w:val=""/>
       <w:lvlJc w:val="left"/>
     </w:lvl>
-    <w:lvl w:ilvl="7" w:tplc="F1700990">
+    <w:lvl w:ilvl="7" w:tplc="146CD236">
       <w:numFmt w:val="decimal"/>
       <w:lvlText w:val=""/>
       <w:lvlJc w:val="left"/>
     </w:lvl>
-    <w:lvl w:ilvl="8" w:tplc="43F817AC">
+    <w:lvl w:ilvl="8" w:tplc="FFB20B5A">
       <w:numFmt w:val="decimal"/>
       <w:lvlText w:val=""/>
       <w:lvlJc w:val="left"/>
     </w:lvl>
   </w:abstractNum>
   <w:abstractNum w:abstractNumId="3" w15:restartNumberingAfterBreak="0">
-    <w:nsid w:val="3646638D"/>
+    <w:nsid w:val="1F786CCA"/>
     <w:multiLevelType w:val="hybridMultilevel"/>
-    <w:tmpl w:val="E19E21CA"/>
-    <w:lvl w:ilvl="0" w:tplc="A686F550">
+    <w:tmpl w:val="B8448CF6"/>
+    <w:lvl w:ilvl="0" w:tplc="6652E0E4">
       <w:start w:val="1"/>
       <w:numFmt w:val="bullet"/>
       <w:lvlText w:val="●"/>
@@ -12381,7 +12464,7 @@
         <w:ind w:left="720" w:hanging="360"/>
       </w:pPr>
     </w:lvl>
-    <w:lvl w:ilvl="1" w:tplc="935A85CE">
+    <w:lvl w:ilvl="1" w:tplc="4B50D404">
       <w:start w:val="1"/>
       <w:numFmt w:val="bullet"/>
       <w:lvlText w:val="○"/>
@@ -12390,7 +12473,7 @@
         <w:ind w:left="1440" w:hanging="360"/>
       </w:pPr>
     </w:lvl>
-    <w:lvl w:ilvl="2" w:tplc="D1D45F10">
+    <w:lvl w:ilvl="2" w:tplc="3208D7C0">
       <w:start w:val="1"/>
       <w:numFmt w:val="bullet"/>
       <w:lvlText w:val="■"/>
@@ -12399,7 +12482,7 @@
         <w:ind w:left="2160" w:hanging="360"/>
       </w:pPr>
     </w:lvl>
-    <w:lvl w:ilvl="3" w:tplc="5D922714">
+    <w:lvl w:ilvl="3" w:tplc="9B92A6EC">
       <w:start w:val="1"/>
       <w:numFmt w:val="bullet"/>
       <w:lvlText w:val="●"/>
@@ -12408,7 +12491,7 @@
         <w:ind w:left="2880" w:hanging="360"/>
       </w:pPr>
     </w:lvl>
-    <w:lvl w:ilvl="4" w:tplc="6C9C2352">
+    <w:lvl w:ilvl="4" w:tplc="20E8ACDC">
       <w:start w:val="1"/>
       <w:numFmt w:val="bullet"/>
       <w:lvlText w:val="○"/>
@@ -12417,7 +12500,7 @@
         <w:ind w:left="3600" w:hanging="360"/>
       </w:pPr>
     </w:lvl>
-    <w:lvl w:ilvl="5" w:tplc="6068056C">
+    <w:lvl w:ilvl="5" w:tplc="EC24E8AA">
       <w:start w:val="1"/>
       <w:numFmt w:val="bullet"/>
       <w:lvlText w:val="■"/>
@@ -12426,7 +12509,7 @@
         <w:ind w:left="4320" w:hanging="360"/>
       </w:pPr>
     </w:lvl>
-    <w:lvl w:ilvl="6" w:tplc="7284AB4E">
+    <w:lvl w:ilvl="6" w:tplc="73E21B84">
       <w:start w:val="1"/>
       <w:numFmt w:val="bullet"/>
       <w:lvlText w:val="●"/>
@@ -12435,7 +12518,7 @@
         <w:ind w:left="5040" w:hanging="360"/>
       </w:pPr>
     </w:lvl>
-    <w:lvl w:ilvl="7" w:tplc="82B82A96">
+    <w:lvl w:ilvl="7" w:tplc="190EB1A4">
       <w:start w:val="1"/>
       <w:numFmt w:val="bullet"/>
       <w:lvlText w:val="●"/>
@@ -12444,7 +12527,7 @@
         <w:ind w:left="5760" w:hanging="360"/>
       </w:pPr>
     </w:lvl>
-    <w:lvl w:ilvl="8" w:tplc="386ACDF6">
+    <w:lvl w:ilvl="8" w:tplc="8AC0562C">
       <w:start w:val="1"/>
       <w:numFmt w:val="bullet"/>
       <w:lvlText w:val="●"/>
@@ -12455,10 +12538,10 @@
     </w:lvl>
   </w:abstractNum>
   <w:abstractNum w:abstractNumId="4" w15:restartNumberingAfterBreak="0">
-    <w:nsid w:val="3C50016D"/>
+    <w:nsid w:val="2C7D7040"/>
     <w:multiLevelType w:val="hybridMultilevel"/>
-    <w:tmpl w:val="C2C22AA0"/>
-    <w:lvl w:ilvl="0" w:tplc="9084BB08">
+    <w:tmpl w:val="2326DBF0"/>
+    <w:lvl w:ilvl="0" w:tplc="38883024">
       <w:start w:val="1"/>
       <w:numFmt w:val="decimal"/>
       <w:lvlText w:val="%1."/>
@@ -12472,52 +12555,52 @@
         <w:color w:val="A67C27"/>
       </w:rPr>
     </w:lvl>
-    <w:lvl w:ilvl="1" w:tplc="B62C35CC">
+    <w:lvl w:ilvl="1" w:tplc="4716A1EE">
       <w:numFmt w:val="decimal"/>
       <w:lvlText w:val=""/>
       <w:lvlJc w:val="left"/>
     </w:lvl>
-    <w:lvl w:ilvl="2" w:tplc="58763834">
+    <w:lvl w:ilvl="2" w:tplc="C8C00CD4">
       <w:numFmt w:val="decimal"/>
       <w:lvlText w:val=""/>
       <w:lvlJc w:val="left"/>
     </w:lvl>
-    <w:lvl w:ilvl="3" w:tplc="71147DA4">
+    <w:lvl w:ilvl="3" w:tplc="A192F32C">
       <w:numFmt w:val="decimal"/>
       <w:lvlText w:val=""/>
       <w:lvlJc w:val="left"/>
     </w:lvl>
-    <w:lvl w:ilvl="4" w:tplc="82243ABC">
+    <w:lvl w:ilvl="4" w:tplc="A4201364">
       <w:numFmt w:val="decimal"/>
       <w:lvlText w:val=""/>
       <w:lvlJc w:val="left"/>
     </w:lvl>
-    <w:lvl w:ilvl="5" w:tplc="BF92CD44">
+    <w:lvl w:ilvl="5" w:tplc="39189836">
       <w:numFmt w:val="decimal"/>
       <w:lvlText w:val=""/>
       <w:lvlJc w:val="left"/>
     </w:lvl>
-    <w:lvl w:ilvl="6" w:tplc="637050D0">
+    <w:lvl w:ilvl="6" w:tplc="EAFC5A8C">
       <w:numFmt w:val="decimal"/>
       <w:lvlText w:val=""/>
       <w:lvlJc w:val="left"/>
     </w:lvl>
-    <w:lvl w:ilvl="7" w:tplc="9990AD92">
+    <w:lvl w:ilvl="7" w:tplc="097409E6">
       <w:numFmt w:val="decimal"/>
       <w:lvlText w:val=""/>
       <w:lvlJc w:val="left"/>
     </w:lvl>
-    <w:lvl w:ilvl="8" w:tplc="4BF08480">
+    <w:lvl w:ilvl="8" w:tplc="22F0A318">
       <w:numFmt w:val="decimal"/>
       <w:lvlText w:val=""/>
       <w:lvlJc w:val="left"/>
     </w:lvl>
   </w:abstractNum>
   <w:abstractNum w:abstractNumId="5" w15:restartNumberingAfterBreak="0">
-    <w:nsid w:val="42527F9F"/>
+    <w:nsid w:val="3B5871BA"/>
     <w:multiLevelType w:val="hybridMultilevel"/>
-    <w:tmpl w:val="ADB8E182"/>
-    <w:lvl w:ilvl="0" w:tplc="E0A01DAC">
+    <w:tmpl w:val="9D4C0C0A"/>
+    <w:lvl w:ilvl="0" w:tplc="5C360BB2">
       <w:start w:val="1"/>
       <w:numFmt w:val="decimal"/>
       <w:lvlText w:val="%1."/>
@@ -12531,208 +12614,208 @@
         <w:color w:val="A67C27"/>
       </w:rPr>
     </w:lvl>
-    <w:lvl w:ilvl="1" w:tplc="98626DE0">
+    <w:lvl w:ilvl="1" w:tplc="069E4484">
       <w:numFmt w:val="decimal"/>
       <w:lvlText w:val=""/>
       <w:lvlJc w:val="left"/>
     </w:lvl>
-    <w:lvl w:ilvl="2" w:tplc="8BCA287A">
+    <w:lvl w:ilvl="2" w:tplc="CAA0D06A">
       <w:numFmt w:val="decimal"/>
       <w:lvlText w:val=""/>
       <w:lvlJc w:val="left"/>
     </w:lvl>
-    <w:lvl w:ilvl="3" w:tplc="4C3E6804">
+    <w:lvl w:ilvl="3" w:tplc="02A26060">
       <w:numFmt w:val="decimal"/>
       <w:lvlText w:val=""/>
       <w:lvlJc w:val="left"/>
     </w:lvl>
-    <w:lvl w:ilvl="4" w:tplc="CD0009AE">
+    <w:lvl w:ilvl="4" w:tplc="C8865076">
       <w:numFmt w:val="decimal"/>
       <w:lvlText w:val=""/>
       <w:lvlJc w:val="left"/>
     </w:lvl>
-    <w:lvl w:ilvl="5" w:tplc="CB02AFBC">
+    <w:lvl w:ilvl="5" w:tplc="524220D2">
       <w:numFmt w:val="decimal"/>
       <w:lvlText w:val=""/>
       <w:lvlJc w:val="left"/>
     </w:lvl>
-    <w:lvl w:ilvl="6" w:tplc="5F7A51EE">
+    <w:lvl w:ilvl="6" w:tplc="6270D606">
       <w:numFmt w:val="decimal"/>
       <w:lvlText w:val=""/>
       <w:lvlJc w:val="left"/>
     </w:lvl>
-    <w:lvl w:ilvl="7" w:tplc="72F24512">
+    <w:lvl w:ilvl="7" w:tplc="36D2A6E6">
       <w:numFmt w:val="decimal"/>
       <w:lvlText w:val=""/>
       <w:lvlJc w:val="left"/>
     </w:lvl>
-    <w:lvl w:ilvl="8" w:tplc="23386598">
+    <w:lvl w:ilvl="8" w:tplc="38187B04">
       <w:numFmt w:val="decimal"/>
       <w:lvlText w:val=""/>
       <w:lvlJc w:val="left"/>
     </w:lvl>
   </w:abstractNum>
   <w:abstractNum w:abstractNumId="6" w15:restartNumberingAfterBreak="0">
-    <w:nsid w:val="5E1811CE"/>
+    <w:nsid w:val="476C4E65"/>
     <w:multiLevelType w:val="hybridMultilevel"/>
-    <w:tmpl w:val="71786782"/>
-    <w:lvl w:ilvl="0" w:tplc="5F3CD44A">
+    <w:tmpl w:val="848E9F26"/>
+    <w:lvl w:ilvl="0" w:tplc="FC107BF2">
       <w:start w:val="1"/>
-      <w:numFmt w:val="bullet"/>
-      <w:lvlText w:val="•"/>
+      <w:numFmt w:val="decimal"/>
+      <w:lvlText w:val="%1."/>
       <w:lvlJc w:val="left"/>
       <w:pPr>
-        <w:ind w:left="460" w:hanging="280"/>
-      </w:pPr>
+        <w:ind w:left="460" w:hanging="360"/>
+      </w:pPr>
+      <w:rPr>
+        <w:b/>
+        <w:bCs/>
+        <w:color w:val="A67C27"/>
+      </w:rPr>
     </w:lvl>
-    <w:lvl w:ilvl="1" w:tplc="C62E74C0">
-      <w:start w:val="1"/>
-      <w:numFmt w:val="bullet"/>
-      <w:lvlText w:val="–"/>
-      <w:lvlJc w:val="left"/>
-      <w:pPr>
-        <w:ind w:left="900" w:hanging="280"/>
-      </w:pPr>
-    </w:lvl>
-    <w:lvl w:ilvl="2" w:tplc="81F65E22">
+    <w:lvl w:ilvl="1" w:tplc="7C1C9F80">
       <w:numFmt w:val="decimal"/>
       <w:lvlText w:val=""/>
       <w:lvlJc w:val="left"/>
     </w:lvl>
-    <w:lvl w:ilvl="3" w:tplc="A23A0720">
+    <w:lvl w:ilvl="2" w:tplc="97287312">
       <w:numFmt w:val="decimal"/>
       <w:lvlText w:val=""/>
       <w:lvlJc w:val="left"/>
     </w:lvl>
-    <w:lvl w:ilvl="4" w:tplc="C116252E">
+    <w:lvl w:ilvl="3" w:tplc="070211FA">
       <w:numFmt w:val="decimal"/>
       <w:lvlText w:val=""/>
       <w:lvlJc w:val="left"/>
     </w:lvl>
-    <w:lvl w:ilvl="5" w:tplc="D6AC1E06">
+    <w:lvl w:ilvl="4" w:tplc="10B08C92">
       <w:numFmt w:val="decimal"/>
       <w:lvlText w:val=""/>
       <w:lvlJc w:val="left"/>
     </w:lvl>
-    <w:lvl w:ilvl="6" w:tplc="334AF3F8">
+    <w:lvl w:ilvl="5" w:tplc="547A5DA8">
       <w:numFmt w:val="decimal"/>
       <w:lvlText w:val=""/>
       <w:lvlJc w:val="left"/>
     </w:lvl>
-    <w:lvl w:ilvl="7" w:tplc="0526D78C">
+    <w:lvl w:ilvl="6" w:tplc="7002826E">
       <w:numFmt w:val="decimal"/>
       <w:lvlText w:val=""/>
       <w:lvlJc w:val="left"/>
     </w:lvl>
-    <w:lvl w:ilvl="8" w:tplc="B3D6CF24">
+    <w:lvl w:ilvl="7" w:tplc="1C0074C2">
+      <w:numFmt w:val="decimal"/>
+      <w:lvlText w:val=""/>
+      <w:lvlJc w:val="left"/>
+    </w:lvl>
+    <w:lvl w:ilvl="8" w:tplc="91DAC5B8">
       <w:numFmt w:val="decimal"/>
       <w:lvlText w:val=""/>
       <w:lvlJc w:val="left"/>
     </w:lvl>
   </w:abstractNum>
   <w:abstractNum w:abstractNumId="7" w15:restartNumberingAfterBreak="0">
-    <w:nsid w:val="5FC00679"/>
+    <w:nsid w:val="5248528E"/>
     <w:multiLevelType w:val="hybridMultilevel"/>
-    <w:tmpl w:val="0EF65B22"/>
-    <w:lvl w:ilvl="0" w:tplc="8AC425DE">
+    <w:tmpl w:val="D6425FD4"/>
+    <w:lvl w:ilvl="0" w:tplc="DB04A1F6">
       <w:start w:val="1"/>
-      <w:numFmt w:val="decimal"/>
-      <w:lvlText w:val="%1."/>
+      <w:numFmt w:val="bullet"/>
+      <w:lvlText w:val="•"/>
       <w:lvlJc w:val="left"/>
       <w:pPr>
-        <w:ind w:left="460" w:hanging="360"/>
-      </w:pPr>
-      <w:rPr>
-        <w:b/>
-        <w:bCs/>
-        <w:color w:val="A67C27"/>
-      </w:rPr>
+        <w:ind w:left="460" w:hanging="280"/>
+      </w:pPr>
     </w:lvl>
-    <w:lvl w:ilvl="1" w:tplc="36C45130">
+    <w:lvl w:ilvl="1" w:tplc="DFF42E68">
+      <w:start w:val="1"/>
+      <w:numFmt w:val="bullet"/>
+      <w:lvlText w:val="–"/>
+      <w:lvlJc w:val="left"/>
+      <w:pPr>
+        <w:ind w:left="900" w:hanging="280"/>
+      </w:pPr>
+    </w:lvl>
+    <w:lvl w:ilvl="2" w:tplc="ADC28570">
       <w:numFmt w:val="decimal"/>
       <w:lvlText w:val=""/>
       <w:lvlJc w:val="left"/>
     </w:lvl>
-    <w:lvl w:ilvl="2" w:tplc="38EC329C">
+    <w:lvl w:ilvl="3" w:tplc="AA0E86F4">
       <w:numFmt w:val="decimal"/>
       <w:lvlText w:val=""/>
       <w:lvlJc w:val="left"/>
     </w:lvl>
-    <w:lvl w:ilvl="3" w:tplc="00982E14">
+    <w:lvl w:ilvl="4" w:tplc="9FFC251C">
       <w:numFmt w:val="decimal"/>
       <w:lvlText w:val=""/>
       <w:lvlJc w:val="left"/>
     </w:lvl>
-    <w:lvl w:ilvl="4" w:tplc="23C6B844">
+    <w:lvl w:ilvl="5" w:tplc="F654B4C4">
       <w:numFmt w:val="decimal"/>
       <w:lvlText w:val=""/>
       <w:lvlJc w:val="left"/>
     </w:lvl>
-    <w:lvl w:ilvl="5" w:tplc="843E9F06">
+    <w:lvl w:ilvl="6" w:tplc="3508C650">
       <w:numFmt w:val="decimal"/>
       <w:lvlText w:val=""/>
       <w:lvlJc w:val="left"/>
     </w:lvl>
-    <w:lvl w:ilvl="6" w:tplc="55BA2E0A">
+    <w:lvl w:ilvl="7" w:tplc="A6CA126E">
       <w:numFmt w:val="decimal"/>
       <w:lvlText w:val=""/>
       <w:lvlJc w:val="left"/>
     </w:lvl>
-    <w:lvl w:ilvl="7" w:tplc="B2DE8EE8">
-      <w:numFmt w:val="decimal"/>
-      <w:lvlText w:val=""/>
-      <w:lvlJc w:val="left"/>
-    </w:lvl>
-    <w:lvl w:ilvl="8" w:tplc="E98E71E4">
+    <w:lvl w:ilvl="8" w:tplc="52EC9F72">
       <w:numFmt w:val="decimal"/>
       <w:lvlText w:val=""/>
       <w:lvlJc w:val="left"/>
     </w:lvl>
   </w:abstractNum>
-  <w:num w:numId="1" w16cid:durableId="306668490">
+  <w:num w:numId="1" w16cid:durableId="744038407">
     <w:abstractNumId w:val="3"/>
     <w:lvlOverride w:ilvl="0">
       <w:startOverride w:val="1"/>
     </w:lvlOverride>
   </w:num>
-  <w:num w:numId="2" w16cid:durableId="1738822338">
+  <w:num w:numId="2" w16cid:durableId="1830099678">
+    <w:abstractNumId w:val="7"/>
+    <w:lvlOverride w:ilvl="0">
+      <w:startOverride w:val="1"/>
+    </w:lvlOverride>
+  </w:num>
+  <w:num w:numId="3" w16cid:durableId="273364047">
+    <w:abstractNumId w:val="0"/>
+    <w:lvlOverride w:ilvl="0">
+      <w:startOverride w:val="1"/>
+    </w:lvlOverride>
+  </w:num>
+  <w:num w:numId="4" w16cid:durableId="271477899">
     <w:abstractNumId w:val="6"/>
     <w:lvlOverride w:ilvl="0">
       <w:startOverride w:val="1"/>
     </w:lvlOverride>
   </w:num>
-  <w:num w:numId="3" w16cid:durableId="2037152164">
+  <w:num w:numId="5" w16cid:durableId="783500496">
+    <w:abstractNumId w:val="1"/>
+    <w:lvlOverride w:ilvl="0">
+      <w:startOverride w:val="1"/>
+    </w:lvlOverride>
+  </w:num>
+  <w:num w:numId="6" w16cid:durableId="375281106">
+    <w:abstractNumId w:val="5"/>
+    <w:lvlOverride w:ilvl="0">
+      <w:startOverride w:val="1"/>
+    </w:lvlOverride>
+  </w:num>
+  <w:num w:numId="7" w16cid:durableId="178202377">
     <w:abstractNumId w:val="4"/>
     <w:lvlOverride w:ilvl="0">
       <w:startOverride w:val="1"/>
     </w:lvlOverride>
   </w:num>
-  <w:num w:numId="4" w16cid:durableId="512500423">
-    <w:abstractNumId w:val="1"/>
-    <w:lvlOverride w:ilvl="0">
-      <w:startOverride w:val="1"/>
-    </w:lvlOverride>
-  </w:num>
-  <w:num w:numId="5" w16cid:durableId="1040014085">
+  <w:num w:numId="8" w16cid:durableId="587663763">
     <w:abstractNumId w:val="2"/>
-    <w:lvlOverride w:ilvl="0">
-      <w:startOverride w:val="1"/>
-    </w:lvlOverride>
-  </w:num>
-  <w:num w:numId="6" w16cid:durableId="2046516037">
-    <w:abstractNumId w:val="0"/>
-    <w:lvlOverride w:ilvl="0">
-      <w:startOverride w:val="1"/>
-    </w:lvlOverride>
-  </w:num>
-  <w:num w:numId="7" w16cid:durableId="1495298599">
-    <w:abstractNumId w:val="7"/>
-    <w:lvlOverride w:ilvl="0">
-      <w:startOverride w:val="1"/>
-    </w:lvlOverride>
-  </w:num>
-  <w:num w:numId="8" w16cid:durableId="1130827471">
-    <w:abstractNumId w:val="5"/>
     <w:lvlOverride w:ilvl="0">
       <w:startOverride w:val="1"/>
     </w:lvlOverride>
@@ -13357,7 +13440,7 @@
     <w:autoRedefine/>
     <w:uiPriority w:val="39"/>
     <w:unhideWhenUsed/>
-    <w:rsid w:val="00937911"/>
+    <w:rsid w:val="00781311"/>
     <w:pPr>
       <w:spacing w:after="100"/>
     </w:pPr>
@@ -13369,7 +13452,7 @@
     <w:autoRedefine/>
     <w:uiPriority w:val="39"/>
     <w:unhideWhenUsed/>
-    <w:rsid w:val="00937911"/>
+    <w:rsid w:val="00781311"/>
     <w:pPr>
       <w:spacing w:after="100"/>
       <w:ind w:left="210"/>

--- a/docs/manuals/Role_Guide_4_QUAN_QA_RA.docx
+++ b/docs/manuals/Role_Guide_4_QUAN_QA_RA.docx
@@ -538,7 +538,7 @@
     <w:sdt>
       <w:sdtPr>
         <w:alias w:val="Contents"/>
-        <w:id w:val="1091976760"/>
+        <w:id w:val="1837108789"/>
       </w:sdtPr>
       <w:sdtEndPr/>
       <w:sdtContent>
@@ -567,7 +567,7 @@
           <w:r>
             <w:fldChar w:fldCharType="separate"/>
           </w:r>
-          <w:hyperlink w:anchor="_Toc240920364" w:history="1">
+          <w:hyperlink w:anchor="_Toc240923511" w:history="1">
             <w:r>
               <w:rPr>
                 <w:rStyle w:val="Hyperlink"/>
@@ -591,7 +591,7 @@
               <w:rPr>
                 <w:noProof/>
               </w:rPr>
-              <w:instrText xml:space="preserve"> PAGEREF _Toc240920364 \h </w:instrText>
+              <w:instrText xml:space="preserve"> PAGEREF _Toc240923511 \h </w:instrText>
             </w:r>
             <w:r>
               <w:rPr>
@@ -634,7 +634,7 @@
               <w14:ligatures w14:val="standardContextual"/>
             </w:rPr>
           </w:pPr>
-          <w:hyperlink w:anchor="_Toc240920365" w:history="1">
+          <w:hyperlink w:anchor="_Toc240923512" w:history="1">
             <w:r>
               <w:rPr>
                 <w:rStyle w:val="Hyperlink"/>
@@ -658,7 +658,7 @@
               <w:rPr>
                 <w:noProof/>
               </w:rPr>
-              <w:instrText xml:space="preserve"> PAGEREF _Toc240920365 \h </w:instrText>
+              <w:instrText xml:space="preserve"> PAGEREF _Toc240923512 \h </w:instrText>
             </w:r>
             <w:r>
               <w:rPr>
@@ -701,7 +701,7 @@
               <w14:ligatures w14:val="standardContextual"/>
             </w:rPr>
           </w:pPr>
-          <w:hyperlink w:anchor="_Toc240920366" w:history="1">
+          <w:hyperlink w:anchor="_Toc240923513" w:history="1">
             <w:r>
               <w:rPr>
                 <w:rStyle w:val="Hyperlink"/>
@@ -725,7 +725,7 @@
               <w:rPr>
                 <w:noProof/>
               </w:rPr>
-              <w:instrText xml:space="preserve"> PAGEREF _Toc240920366 \h </w:instrText>
+              <w:instrText xml:space="preserve"> PAGEREF _Toc240923513 \h </w:instrText>
             </w:r>
             <w:r>
               <w:rPr>
@@ -768,7 +768,7 @@
               <w14:ligatures w14:val="standardContextual"/>
             </w:rPr>
           </w:pPr>
-          <w:hyperlink w:anchor="_Toc240920367" w:history="1">
+          <w:hyperlink w:anchor="_Toc240923514" w:history="1">
             <w:r>
               <w:rPr>
                 <w:rStyle w:val="Hyperlink"/>
@@ -792,7 +792,7 @@
               <w:rPr>
                 <w:noProof/>
               </w:rPr>
-              <w:instrText xml:space="preserve"> PAGEREF _Toc240920367 \h </w:instrText>
+              <w:instrText xml:space="preserve"> PAGEREF _Toc240923514 \h </w:instrText>
             </w:r>
             <w:r>
               <w:rPr>
@@ -835,7 +835,7 @@
               <w14:ligatures w14:val="standardContextual"/>
             </w:rPr>
           </w:pPr>
-          <w:hyperlink w:anchor="_Toc240920368" w:history="1">
+          <w:hyperlink w:anchor="_Toc240923515" w:history="1">
             <w:r>
               <w:rPr>
                 <w:rStyle w:val="Hyperlink"/>
@@ -859,7 +859,7 @@
               <w:rPr>
                 <w:noProof/>
               </w:rPr>
-              <w:instrText xml:space="preserve"> PAGEREF _Toc240920368 \h </w:instrText>
+              <w:instrText xml:space="preserve"> PAGEREF _Toc240923515 \h </w:instrText>
             </w:r>
             <w:r>
               <w:rPr>
@@ -902,7 +902,7 @@
               <w14:ligatures w14:val="standardContextual"/>
             </w:rPr>
           </w:pPr>
-          <w:hyperlink w:anchor="_Toc240920369" w:history="1">
+          <w:hyperlink w:anchor="_Toc240923516" w:history="1">
             <w:r>
               <w:rPr>
                 <w:rStyle w:val="Hyperlink"/>
@@ -926,7 +926,7 @@
               <w:rPr>
                 <w:noProof/>
               </w:rPr>
-              <w:instrText xml:space="preserve"> PAGEREF _Toc240920369 \h </w:instrText>
+              <w:instrText xml:space="preserve"> PAGEREF _Toc240923516 \h </w:instrText>
             </w:r>
             <w:r>
               <w:rPr>
@@ -969,7 +969,7 @@
               <w14:ligatures w14:val="standardContextual"/>
             </w:rPr>
           </w:pPr>
-          <w:hyperlink w:anchor="_Toc240920370" w:history="1">
+          <w:hyperlink w:anchor="_Toc240923517" w:history="1">
             <w:r>
               <w:rPr>
                 <w:rStyle w:val="Hyperlink"/>
@@ -993,7 +993,7 @@
               <w:rPr>
                 <w:noProof/>
               </w:rPr>
-              <w:instrText xml:space="preserve"> PAGEREF _Toc240920370 \h </w:instrText>
+              <w:instrText xml:space="preserve"> PAGEREF _Toc240923517 \h </w:instrText>
             </w:r>
             <w:r>
               <w:rPr>
@@ -1036,7 +1036,7 @@
               <w14:ligatures w14:val="standardContextual"/>
             </w:rPr>
           </w:pPr>
-          <w:hyperlink w:anchor="_Toc240920371" w:history="1">
+          <w:hyperlink w:anchor="_Toc240923518" w:history="1">
             <w:r>
               <w:rPr>
                 <w:rStyle w:val="Hyperlink"/>
@@ -1060,7 +1060,7 @@
               <w:rPr>
                 <w:noProof/>
               </w:rPr>
-              <w:instrText xml:space="preserve"> PAGEREF _Toc240920371 \h </w:instrText>
+              <w:instrText xml:space="preserve"> PAGEREF _Toc240923518 \h </w:instrText>
             </w:r>
             <w:r>
               <w:rPr>
@@ -1103,7 +1103,7 @@
               <w14:ligatures w14:val="standardContextual"/>
             </w:rPr>
           </w:pPr>
-          <w:hyperlink w:anchor="_Toc240920372" w:history="1">
+          <w:hyperlink w:anchor="_Toc240923519" w:history="1">
             <w:r>
               <w:rPr>
                 <w:rStyle w:val="Hyperlink"/>
@@ -1127,7 +1127,7 @@
               <w:rPr>
                 <w:noProof/>
               </w:rPr>
-              <w:instrText xml:space="preserve"> PAGEREF _Toc240920372 \h </w:instrText>
+              <w:instrText xml:space="preserve"> PAGEREF _Toc240923519 \h </w:instrText>
             </w:r>
             <w:r>
               <w:rPr>
@@ -1170,7 +1170,7 @@
               <w14:ligatures w14:val="standardContextual"/>
             </w:rPr>
           </w:pPr>
-          <w:hyperlink w:anchor="_Toc240920373" w:history="1">
+          <w:hyperlink w:anchor="_Toc240923520" w:history="1">
             <w:r>
               <w:rPr>
                 <w:rStyle w:val="Hyperlink"/>
@@ -1194,7 +1194,7 @@
               <w:rPr>
                 <w:noProof/>
               </w:rPr>
-              <w:instrText xml:space="preserve"> PAGEREF _Toc240920373 \h </w:instrText>
+              <w:instrText xml:space="preserve"> PAGEREF _Toc240923520 \h </w:instrText>
             </w:r>
             <w:r>
               <w:rPr>
@@ -1237,7 +1237,7 @@
               <w14:ligatures w14:val="standardContextual"/>
             </w:rPr>
           </w:pPr>
-          <w:hyperlink w:anchor="_Toc240920374" w:history="1">
+          <w:hyperlink w:anchor="_Toc240923521" w:history="1">
             <w:r>
               <w:rPr>
                 <w:rStyle w:val="Hyperlink"/>
@@ -1261,7 +1261,7 @@
               <w:rPr>
                 <w:noProof/>
               </w:rPr>
-              <w:instrText xml:space="preserve"> PAGEREF _Toc240920374 \h </w:instrText>
+              <w:instrText xml:space="preserve"> PAGEREF _Toc240923521 \h </w:instrText>
             </w:r>
             <w:r>
               <w:rPr>
@@ -1304,7 +1304,7 @@
               <w14:ligatures w14:val="standardContextual"/>
             </w:rPr>
           </w:pPr>
-          <w:hyperlink w:anchor="_Toc240920375" w:history="1">
+          <w:hyperlink w:anchor="_Toc240923522" w:history="1">
             <w:r>
               <w:rPr>
                 <w:rStyle w:val="Hyperlink"/>
@@ -1328,7 +1328,7 @@
               <w:rPr>
                 <w:noProof/>
               </w:rPr>
-              <w:instrText xml:space="preserve"> PAGEREF _Toc240920375 \h </w:instrText>
+              <w:instrText xml:space="preserve"> PAGEREF _Toc240923522 \h </w:instrText>
             </w:r>
             <w:r>
               <w:rPr>
@@ -1371,7 +1371,7 @@
               <w14:ligatures w14:val="standardContextual"/>
             </w:rPr>
           </w:pPr>
-          <w:hyperlink w:anchor="_Toc240920376" w:history="1">
+          <w:hyperlink w:anchor="_Toc240923523" w:history="1">
             <w:r>
               <w:rPr>
                 <w:rStyle w:val="Hyperlink"/>
@@ -1395,7 +1395,7 @@
               <w:rPr>
                 <w:noProof/>
               </w:rPr>
-              <w:instrText xml:space="preserve"> PAGEREF _Toc240920376 \h </w:instrText>
+              <w:instrText xml:space="preserve"> PAGEREF _Toc240923523 \h </w:instrText>
             </w:r>
             <w:r>
               <w:rPr>
@@ -1438,7 +1438,7 @@
               <w14:ligatures w14:val="standardContextual"/>
             </w:rPr>
           </w:pPr>
-          <w:hyperlink w:anchor="_Toc240920377" w:history="1">
+          <w:hyperlink w:anchor="_Toc240923524" w:history="1">
             <w:r>
               <w:rPr>
                 <w:rStyle w:val="Hyperlink"/>
@@ -1462,7 +1462,7 @@
               <w:rPr>
                 <w:noProof/>
               </w:rPr>
-              <w:instrText xml:space="preserve"> PAGEREF _Toc240920377 \h </w:instrText>
+              <w:instrText xml:space="preserve"> PAGEREF _Toc240923524 \h </w:instrText>
             </w:r>
             <w:r>
               <w:rPr>
@@ -1505,7 +1505,7 @@
               <w14:ligatures w14:val="standardContextual"/>
             </w:rPr>
           </w:pPr>
-          <w:hyperlink w:anchor="_Toc240920378" w:history="1">
+          <w:hyperlink w:anchor="_Toc240923525" w:history="1">
             <w:r>
               <w:rPr>
                 <w:rStyle w:val="Hyperlink"/>
@@ -1529,7 +1529,7 @@
               <w:rPr>
                 <w:noProof/>
               </w:rPr>
-              <w:instrText xml:space="preserve"> PAGEREF _Toc240920378 \h </w:instrText>
+              <w:instrText xml:space="preserve"> PAGEREF _Toc240923525 \h </w:instrText>
             </w:r>
             <w:r>
               <w:rPr>
@@ -1572,7 +1572,7 @@
               <w14:ligatures w14:val="standardContextual"/>
             </w:rPr>
           </w:pPr>
-          <w:hyperlink w:anchor="_Toc240920379" w:history="1">
+          <w:hyperlink w:anchor="_Toc240923526" w:history="1">
             <w:r>
               <w:rPr>
                 <w:rStyle w:val="Hyperlink"/>
@@ -1596,7 +1596,7 @@
               <w:rPr>
                 <w:noProof/>
               </w:rPr>
-              <w:instrText xml:space="preserve"> PAGEREF _Toc240920379 \h </w:instrText>
+              <w:instrText xml:space="preserve"> PAGEREF _Toc240923526 \h </w:instrText>
             </w:r>
             <w:r>
               <w:rPr>
@@ -1639,7 +1639,7 @@
               <w14:ligatures w14:val="standardContextual"/>
             </w:rPr>
           </w:pPr>
-          <w:hyperlink w:anchor="_Toc240920380" w:history="1">
+          <w:hyperlink w:anchor="_Toc240923527" w:history="1">
             <w:r>
               <w:rPr>
                 <w:rStyle w:val="Hyperlink"/>
@@ -1663,7 +1663,7 @@
               <w:rPr>
                 <w:noProof/>
               </w:rPr>
-              <w:instrText xml:space="preserve"> PAGEREF _Toc240920380 \h </w:instrText>
+              <w:instrText xml:space="preserve"> PAGEREF _Toc240923527 \h </w:instrText>
             </w:r>
             <w:r>
               <w:rPr>
@@ -1706,7 +1706,7 @@
               <w14:ligatures w14:val="standardContextual"/>
             </w:rPr>
           </w:pPr>
-          <w:hyperlink w:anchor="_Toc240920381" w:history="1">
+          <w:hyperlink w:anchor="_Toc240923528" w:history="1">
             <w:r>
               <w:rPr>
                 <w:rStyle w:val="Hyperlink"/>
@@ -1730,7 +1730,7 @@
               <w:rPr>
                 <w:noProof/>
               </w:rPr>
-              <w:instrText xml:space="preserve"> PAGEREF _Toc240920381 \h </w:instrText>
+              <w:instrText xml:space="preserve"> PAGEREF _Toc240923528 \h </w:instrText>
             </w:r>
             <w:r>
               <w:rPr>
@@ -1773,7 +1773,7 @@
               <w14:ligatures w14:val="standardContextual"/>
             </w:rPr>
           </w:pPr>
-          <w:hyperlink w:anchor="_Toc240920382" w:history="1">
+          <w:hyperlink w:anchor="_Toc240923529" w:history="1">
             <w:r>
               <w:rPr>
                 <w:rStyle w:val="Hyperlink"/>
@@ -1797,7 +1797,7 @@
               <w:rPr>
                 <w:noProof/>
               </w:rPr>
-              <w:instrText xml:space="preserve"> PAGEREF _Toc240920382 \h </w:instrText>
+              <w:instrText xml:space="preserve"> PAGEREF _Toc240923529 \h </w:instrText>
             </w:r>
             <w:r>
               <w:rPr>
@@ -1840,7 +1840,7 @@
               <w14:ligatures w14:val="standardContextual"/>
             </w:rPr>
           </w:pPr>
-          <w:hyperlink w:anchor="_Toc240920383" w:history="1">
+          <w:hyperlink w:anchor="_Toc240923530" w:history="1">
             <w:r>
               <w:rPr>
                 <w:rStyle w:val="Hyperlink"/>
@@ -1864,7 +1864,7 @@
               <w:rPr>
                 <w:noProof/>
               </w:rPr>
-              <w:instrText xml:space="preserve"> PAGEREF _Toc240920383 \h </w:instrText>
+              <w:instrText xml:space="preserve"> PAGEREF _Toc240923530 \h </w:instrText>
             </w:r>
             <w:r>
               <w:rPr>
@@ -1907,7 +1907,7 @@
               <w14:ligatures w14:val="standardContextual"/>
             </w:rPr>
           </w:pPr>
-          <w:hyperlink w:anchor="_Toc240920384" w:history="1">
+          <w:hyperlink w:anchor="_Toc240923531" w:history="1">
             <w:r>
               <w:rPr>
                 <w:rStyle w:val="Hyperlink"/>
@@ -1931,7 +1931,7 @@
               <w:rPr>
                 <w:noProof/>
               </w:rPr>
-              <w:instrText xml:space="preserve"> PAGEREF _Toc240920384 \h </w:instrText>
+              <w:instrText xml:space="preserve"> PAGEREF _Toc240923531 \h </w:instrText>
             </w:r>
             <w:r>
               <w:rPr>
@@ -1974,7 +1974,7 @@
               <w14:ligatures w14:val="standardContextual"/>
             </w:rPr>
           </w:pPr>
-          <w:hyperlink w:anchor="_Toc240920385" w:history="1">
+          <w:hyperlink w:anchor="_Toc240923532" w:history="1">
             <w:r>
               <w:rPr>
                 <w:rStyle w:val="Hyperlink"/>
@@ -1998,7 +1998,7 @@
               <w:rPr>
                 <w:noProof/>
               </w:rPr>
-              <w:instrText xml:space="preserve"> PAGEREF _Toc240920385 \h </w:instrText>
+              <w:instrText xml:space="preserve"> PAGEREF _Toc240923532 \h </w:instrText>
             </w:r>
             <w:r>
               <w:rPr>
@@ -2041,7 +2041,7 @@
               <w14:ligatures w14:val="standardContextual"/>
             </w:rPr>
           </w:pPr>
-          <w:hyperlink w:anchor="_Toc240920386" w:history="1">
+          <w:hyperlink w:anchor="_Toc240923533" w:history="1">
             <w:r>
               <w:rPr>
                 <w:rStyle w:val="Hyperlink"/>
@@ -2065,7 +2065,7 @@
               <w:rPr>
                 <w:noProof/>
               </w:rPr>
-              <w:instrText xml:space="preserve"> PAGEREF _Toc240920386 \h </w:instrText>
+              <w:instrText xml:space="preserve"> PAGEREF _Toc240923533 \h </w:instrText>
             </w:r>
             <w:r>
               <w:rPr>
@@ -2108,7 +2108,7 @@
               <w14:ligatures w14:val="standardContextual"/>
             </w:rPr>
           </w:pPr>
-          <w:hyperlink w:anchor="_Toc240920387" w:history="1">
+          <w:hyperlink w:anchor="_Toc240923534" w:history="1">
             <w:r>
               <w:rPr>
                 <w:rStyle w:val="Hyperlink"/>
@@ -2132,7 +2132,7 @@
               <w:rPr>
                 <w:noProof/>
               </w:rPr>
-              <w:instrText xml:space="preserve"> PAGEREF _Toc240920387 \h </w:instrText>
+              <w:instrText xml:space="preserve"> PAGEREF _Toc240923534 \h </w:instrText>
             </w:r>
             <w:r>
               <w:rPr>
@@ -2171,7 +2171,7 @@
         <w:pStyle w:val="Heading1"/>
         <w:pageBreakBefore/>
       </w:pPr>
-      <w:bookmarkStart w:id="0" w:name="_Toc240920364"/>
+      <w:bookmarkStart w:id="0" w:name="_Toc240923511"/>
       <w:r>
         <w:lastRenderedPageBreak/>
         <w:t>1. Your role at a glance</w:t>
@@ -2391,7 +2391,7 @@
         <w:pStyle w:val="Heading1"/>
         <w:pageBreakBefore/>
       </w:pPr>
-      <w:bookmarkStart w:id="1" w:name="_Toc240920365"/>
+      <w:bookmarkStart w:id="1" w:name="_Toc240923512"/>
       <w:r>
         <w:lastRenderedPageBreak/>
         <w:t>2. Signing in and your screens</w:t>
@@ -2402,7 +2402,7 @@
       <w:pPr>
         <w:pStyle w:val="Heading2"/>
       </w:pPr>
-      <w:bookmarkStart w:id="2" w:name="_Toc240920366"/>
+      <w:bookmarkStart w:id="2" w:name="_Toc240923513"/>
       <w:r>
         <w:t>Signing in</w:t>
       </w:r>
@@ -2485,7 +2485,7 @@
           <w:noProof/>
         </w:rPr>
         <w:drawing>
-          <wp:inline distT="0" distB="0" distL="0" distR="0" wp14:anchorId="7D29E1FD" wp14:editId="4ACF9295">
+          <wp:inline distT="0" distB="0" distL="0" distR="0" wp14:anchorId="0895B2EC" wp14:editId="71FDAD58">
             <wp:extent cx="5334000" cy="2333625"/>
             <wp:effectExtent l="0" t="0" r="0" b="0"/>
             <wp:docPr id="1" name="adm_login.jpg" descr="The sign-in screen for all internal staff." title="The sign-in screen for all internal staff."/>
@@ -2652,7 +2652,7 @@
       <w:pPr>
         <w:pStyle w:val="Heading2"/>
       </w:pPr>
-      <w:bookmarkStart w:id="3" w:name="_Toc240920367"/>
+      <w:bookmarkStart w:id="3" w:name="_Toc240923514"/>
       <w:r>
         <w:t>Finding your way around</w:t>
       </w:r>
@@ -2837,7 +2837,7 @@
         </w:rPr>
         <w:lastRenderedPageBreak/>
         <w:drawing>
-          <wp:inline distT="0" distB="0" distL="0" distR="0" wp14:anchorId="183738B8" wp14:editId="1987B57A">
+          <wp:inline distT="0" distB="0" distL="0" distR="0" wp14:anchorId="2BF01037" wp14:editId="33AAE293">
             <wp:extent cx="5715000" cy="1876425"/>
             <wp:effectExtent l="0" t="0" r="0" b="0"/>
             <wp:docPr id="2" name="adm_not_your_role.jpg" descr="Opening a screen outside your role (for example from an old bookmark) shows this card instead of the screen." title="Opening a screen outside your role (for example from an old bookmark) shows this card instead of the screen."/>
@@ -2906,7 +2906,7 @@
       <w:pPr>
         <w:pStyle w:val="Heading2"/>
       </w:pPr>
-      <w:bookmarkStart w:id="4" w:name="_Toc240920368"/>
+      <w:bookmarkStart w:id="4" w:name="_Toc240923515"/>
       <w:r>
         <w:t>Your screens</w:t>
       </w:r>
@@ -3240,7 +3240,7 @@
       <w:pPr>
         <w:pStyle w:val="Heading2"/>
       </w:pPr>
-      <w:bookmarkStart w:id="5" w:name="_Toc240920369"/>
+      <w:bookmarkStart w:id="5" w:name="_Toc240923516"/>
       <w:r>
         <w:t>Changing your password</w:t>
       </w:r>
@@ -3323,7 +3323,7 @@
           <w:noProof/>
         </w:rPr>
         <w:drawing>
-          <wp:inline distT="0" distB="0" distL="0" distR="0" wp14:anchorId="0649B981" wp14:editId="555E3578">
+          <wp:inline distT="0" distB="0" distL="0" distR="0" wp14:anchorId="3DC2FE04" wp14:editId="7C97A668">
             <wp:extent cx="5334000" cy="2171700"/>
             <wp:effectExtent l="0" t="0" r="0" b="0"/>
             <wp:docPr id="3" name="adm_account.jpg" descr="Change Password screen." title="Change Password screen."/>
@@ -3411,7 +3411,7 @@
         <w:pStyle w:val="Heading1"/>
         <w:pageBreakBefore/>
       </w:pPr>
-      <w:bookmarkStart w:id="6" w:name="_Toc240920370"/>
+      <w:bookmarkStart w:id="6" w:name="_Toc240923517"/>
       <w:r>
         <w:lastRenderedPageBreak/>
         <w:t>3. Your routine</w:t>
@@ -3755,7 +3755,7 @@
         <w:pStyle w:val="Heading1"/>
         <w:pageBreakBefore/>
       </w:pPr>
-      <w:bookmarkStart w:id="7" w:name="_Toc240920371"/>
+      <w:bookmarkStart w:id="7" w:name="_Toc240923518"/>
       <w:r>
         <w:lastRenderedPageBreak/>
         <w:t>4. Step-by-step tasks</w:t>
@@ -3766,7 +3766,7 @@
       <w:pPr>
         <w:pStyle w:val="Heading2"/>
       </w:pPr>
-      <w:bookmarkStart w:id="8" w:name="_Toc240920372"/>
+      <w:bookmarkStart w:id="8" w:name="_Toc240923519"/>
       <w:r>
         <w:t>4.1 Reading the QA Dashboard</w:t>
       </w:r>
@@ -3806,7 +3806,7 @@
           <w:noProof/>
         </w:rPr>
         <w:drawing>
-          <wp:inline distT="0" distB="0" distL="0" distR="0" wp14:anchorId="1A3631DC" wp14:editId="2C2382AA">
+          <wp:inline distT="0" distB="0" distL="0" distR="0" wp14:anchorId="60D7E482" wp14:editId="55662B76">
             <wp:extent cx="5334000" cy="2333625"/>
             <wp:effectExtent l="0" t="0" r="0" b="0"/>
             <wp:docPr id="4" name="qa_dashboard.jpg" descr="QA Dashboard." title="QA Dashboard."/>
@@ -3913,7 +3913,7 @@
       <w:pPr>
         <w:pStyle w:val="Heading2"/>
       </w:pPr>
-      <w:bookmarkStart w:id="9" w:name="_Toc240920373"/>
+      <w:bookmarkStart w:id="9" w:name="_Toc240923520"/>
       <w:r>
         <w:t>4.2 Reviewing questionnaires in the QA Queue</w:t>
       </w:r>
@@ -3953,7 +3953,7 @@
           <w:noProof/>
         </w:rPr>
         <w:drawing>
-          <wp:inline distT="0" distB="0" distL="0" distR="0" wp14:anchorId="69588102" wp14:editId="035A0DFC">
+          <wp:inline distT="0" distB="0" distL="0" distR="0" wp14:anchorId="4B9E3EB5" wp14:editId="10D894BA">
             <wp:extent cx="5334000" cy="3333750"/>
             <wp:effectExtent l="0" t="0" r="0" b="0"/>
             <wp:docPr id="5" name="qa_queue.jpg" descr="QUAN QA Queue with the KoboToolbox sync panel." title="QUAN QA Queue with the KoboToolbox sync panel."/>
@@ -4692,7 +4692,7 @@
       <w:pPr>
         <w:pStyle w:val="Heading2"/>
       </w:pPr>
-      <w:bookmarkStart w:id="10" w:name="_Toc240920374"/>
+      <w:bookmarkStart w:id="10" w:name="_Toc240923521"/>
       <w:r>
         <w:t>4.3 Working QA exceptions</w:t>
       </w:r>
@@ -4757,7 +4757,7 @@
         </w:rPr>
         <w:lastRenderedPageBreak/>
         <w:drawing>
-          <wp:inline distT="0" distB="0" distL="0" distR="0" wp14:anchorId="30D7315F" wp14:editId="4A8DE586">
+          <wp:inline distT="0" distB="0" distL="0" distR="0" wp14:anchorId="5FCE576B" wp14:editId="09FC9863">
             <wp:extent cx="5334000" cy="3333750"/>
             <wp:effectExtent l="0" t="0" r="0" b="0"/>
             <wp:docPr id="6" name="qa_exceptions.jpg" descr="QA Exception Queue." title="QA Exception Queue."/>
@@ -4953,7 +4953,7 @@
       <w:pPr>
         <w:pStyle w:val="Heading2"/>
       </w:pPr>
-      <w:bookmarkStart w:id="11" w:name="_Toc240920375"/>
+      <w:bookmarkStart w:id="11" w:name="_Toc240923522"/>
       <w:r>
         <w:t>4.4 Downloading or emailing completed forms (Form PDFs)</w:t>
       </w:r>
@@ -5004,7 +5004,7 @@
         </w:rPr>
         <w:lastRenderedPageBreak/>
         <w:drawing>
-          <wp:inline distT="0" distB="0" distL="0" distR="0" wp14:anchorId="40AB219E" wp14:editId="00357F5F">
+          <wp:inline distT="0" distB="0" distL="0" distR="0" wp14:anchorId="3A6ED2C0" wp14:editId="4897DFD9">
             <wp:extent cx="5334000" cy="3333750"/>
             <wp:effectExtent l="0" t="0" r="0" b="0"/>
             <wp:docPr id="7" name="qa_form_pdfs.jpg" descr="Completed form PDFs." title="Completed form PDFs."/>
@@ -5243,7 +5243,7 @@
       <w:pPr>
         <w:pStyle w:val="Heading2"/>
       </w:pPr>
-      <w:bookmarkStart w:id="12" w:name="_Toc240920376"/>
+      <w:bookmarkStart w:id="12" w:name="_Toc240923523"/>
       <w:r>
         <w:t>4.5 Writing good QA notes</w:t>
       </w:r>
@@ -5311,7 +5311,7 @@
         <w:pStyle w:val="Heading1"/>
         <w:pageBreakBefore/>
       </w:pPr>
-      <w:bookmarkStart w:id="13" w:name="_Toc240920377"/>
+      <w:bookmarkStart w:id="13" w:name="_Toc240923524"/>
       <w:r>
         <w:lastRenderedPageBreak/>
         <w:t>5. Rules you must follow</w:t>
@@ -5462,7 +5462,7 @@
         <w:pStyle w:val="Heading1"/>
         <w:pageBreakBefore/>
       </w:pPr>
-      <w:bookmarkStart w:id="14" w:name="_Toc240920378"/>
+      <w:bookmarkStart w:id="14" w:name="_Toc240923525"/>
       <w:r>
         <w:lastRenderedPageBreak/>
         <w:t>6. Troubleshooting</w:t>
@@ -6572,7 +6572,7 @@
         <w:pStyle w:val="Heading1"/>
         <w:pageBreakBefore/>
       </w:pPr>
-      <w:bookmarkStart w:id="15" w:name="_Toc240920379"/>
+      <w:bookmarkStart w:id="15" w:name="_Toc240923526"/>
       <w:r>
         <w:lastRenderedPageBreak/>
         <w:t>7. Quick reference</w:t>
@@ -6971,7 +6971,7 @@
         <w:pStyle w:val="Heading1"/>
         <w:pageBreakBefore/>
       </w:pPr>
-      <w:bookmarkStart w:id="16" w:name="_Toc240920380"/>
+      <w:bookmarkStart w:id="16" w:name="_Toc240923527"/>
       <w:r>
         <w:lastRenderedPageBreak/>
         <w:t>8. Every screen and button for your role</w:t>
@@ -7085,7 +7085,7 @@
       <w:pPr>
         <w:pStyle w:val="Heading2"/>
       </w:pPr>
-      <w:bookmarkStart w:id="17" w:name="_Toc240920381"/>
+      <w:bookmarkStart w:id="17" w:name="_Toc240923528"/>
       <w:r>
         <w:t>8.1 Sign in</w:t>
       </w:r>
@@ -7598,7 +7598,7 @@
       <w:pPr>
         <w:pStyle w:val="Heading2"/>
       </w:pPr>
-      <w:bookmarkStart w:id="18" w:name="_Toc240920382"/>
+      <w:bookmarkStart w:id="18" w:name="_Toc240923529"/>
       <w:r>
         <w:t>8.2 The header and menu bar (every screen)</w:t>
       </w:r>
@@ -8322,7 +8322,7 @@
       <w:pPr>
         <w:pStyle w:val="Heading2"/>
       </w:pPr>
-      <w:bookmarkStart w:id="19" w:name="_Toc240920383"/>
+      <w:bookmarkStart w:id="19" w:name="_Toc240923530"/>
       <w:r>
         <w:t>8.3 Change Password</w:t>
       </w:r>
@@ -8942,7 +8942,7 @@
       <w:pPr>
         <w:pStyle w:val="Heading2"/>
       </w:pPr>
-      <w:bookmarkStart w:id="20" w:name="_Toc240920384"/>
+      <w:bookmarkStart w:id="20" w:name="_Toc240923531"/>
       <w:r>
         <w:t>8.4 QA Dashboard</w:t>
       </w:r>
@@ -9563,7 +9563,7 @@
       <w:pPr>
         <w:pStyle w:val="Heading2"/>
       </w:pPr>
-      <w:bookmarkStart w:id="21" w:name="_Toc240920385"/>
+      <w:bookmarkStart w:id="21" w:name="_Toc240923532"/>
       <w:r>
         <w:t>8.5 QA Queue (with the KoboToolbox sync panel)</w:t>
       </w:r>
@@ -10286,7 +10286,7 @@
       <w:pPr>
         <w:pStyle w:val="Heading2"/>
       </w:pPr>
-      <w:bookmarkStart w:id="22" w:name="_Toc240920386"/>
+      <w:bookmarkStart w:id="22" w:name="_Toc240923533"/>
       <w:r>
         <w:lastRenderedPageBreak/>
         <w:t>8.6 QA Exceptions</w:t>
@@ -11117,7 +11117,7 @@
       <w:pPr>
         <w:pStyle w:val="Heading2"/>
       </w:pPr>
-      <w:bookmarkStart w:id="23" w:name="_Toc240920387"/>
+      <w:bookmarkStart w:id="23" w:name="_Toc240923534"/>
       <w:r>
         <w:t>8.7 Completed forms (Form PDFs)</w:t>
       </w:r>
@@ -12275,10 +12275,96 @@
 <file path=word/numbering.xml><?xml version="1.0" encoding="utf-8"?>
 <w:numbering xmlns:wpc="http://schemas.microsoft.com/office/word/2010/wordprocessingCanvas" xmlns:cx="http://schemas.microsoft.com/office/drawing/2014/chartex" xmlns:cx1="http://schemas.microsoft.com/office/drawing/2015/9/8/chartex" xmlns:cx2="http://schemas.microsoft.com/office/drawing/2015/10/21/chartex" xmlns:cx3="http://schemas.microsoft.com/office/drawing/2016/5/9/chartex" xmlns:cx4="http://schemas.microsoft.com/office/drawing/2016/5/10/chartex" xmlns:cx5="http://schemas.microsoft.com/office/drawing/2016/5/11/chartex" xmlns:cx6="http://schemas.microsoft.com/office/drawing/2016/5/12/chartex" xmlns:cx7="http://schemas.microsoft.com/office/drawing/2016/5/13/chartex" xmlns:cx8="http://schemas.microsoft.com/office/drawing/2016/5/14/chartex" xmlns:mc="http://schemas.openxmlformats.org/markup-compatibility/2006" xmlns:aink="http://schemas.microsoft.com/office/drawing/2016/ink" xmlns:am3d="http://schemas.microsoft.com/office/drawing/2017/model3d" xmlns:o="urn:schemas-microsoft-com:office:office" xmlns:oel="http://schemas.microsoft.com/office/2019/extlst" xmlns:r="http://schemas.openxmlformats.org/officeDocument/2006/relationships" xmlns:m="http://schemas.openxmlformats.org/officeDocument/2006/math" xmlns:v="urn:schemas-microsoft-com:vml" xmlns:wp14="http://schemas.microsoft.com/office/word/2010/wordprocessingDrawing" xmlns:wp="http://schemas.openxmlformats.org/drawingml/2006/wordprocessingDrawing" xmlns:w10="urn:schemas-microsoft-com:office:word" xmlns:w="http://schemas.openxmlformats.org/wordprocessingml/2006/main" xmlns:w14="http://schemas.microsoft.com/office/word/2010/wordml" xmlns:w15="http://schemas.microsoft.com/office/word/2012/wordml" xmlns:w16cex="http://schemas.microsoft.com/office/word/2018/wordml/cex" xmlns:w16cid="http://schemas.microsoft.com/office/word/2016/wordml/cid" xmlns:w16="http://schemas.microsoft.com/office/word/2018/wordml" xmlns:w16sdtdh="http://schemas.microsoft.com/office/word/2020/wordml/sdtdatahash" xmlns:w16se="http://schemas.microsoft.com/office/word/2015/wordml/symex" xmlns:wpg="http://schemas.microsoft.com/office/word/2010/wordprocessingGroup" xmlns:wpi="http://schemas.microsoft.com/office/word/2010/wordprocessingInk" xmlns:wne="http://schemas.microsoft.com/office/word/2006/wordml" xmlns:wps="http://schemas.microsoft.com/office/word/2010/wordprocessingShape" mc:Ignorable="w14 w15 w16se w16cid w16 w16cex w16sdtdh wp14">
   <w:abstractNum w:abstractNumId="0" w15:restartNumberingAfterBreak="0">
-    <w:nsid w:val="00492F3A"/>
+    <w:nsid w:val="08055E76"/>
     <w:multiLevelType w:val="hybridMultilevel"/>
-    <w:tmpl w:val="06F2DF06"/>
-    <w:lvl w:ilvl="0" w:tplc="714C12DE">
+    <w:tmpl w:val="1A3CF216"/>
+    <w:lvl w:ilvl="0" w:tplc="D26C1180">
+      <w:start w:val="1"/>
+      <w:numFmt w:val="bullet"/>
+      <w:lvlText w:val="●"/>
+      <w:lvlJc w:val="left"/>
+      <w:pPr>
+        <w:ind w:left="720" w:hanging="360"/>
+      </w:pPr>
+    </w:lvl>
+    <w:lvl w:ilvl="1" w:tplc="AA02B2BA">
+      <w:start w:val="1"/>
+      <w:numFmt w:val="bullet"/>
+      <w:lvlText w:val="○"/>
+      <w:lvlJc w:val="left"/>
+      <w:pPr>
+        <w:ind w:left="1440" w:hanging="360"/>
+      </w:pPr>
+    </w:lvl>
+    <w:lvl w:ilvl="2" w:tplc="200AAB90">
+      <w:start w:val="1"/>
+      <w:numFmt w:val="bullet"/>
+      <w:lvlText w:val="■"/>
+      <w:lvlJc w:val="left"/>
+      <w:pPr>
+        <w:ind w:left="2160" w:hanging="360"/>
+      </w:pPr>
+    </w:lvl>
+    <w:lvl w:ilvl="3" w:tplc="55306786">
+      <w:start w:val="1"/>
+      <w:numFmt w:val="bullet"/>
+      <w:lvlText w:val="●"/>
+      <w:lvlJc w:val="left"/>
+      <w:pPr>
+        <w:ind w:left="2880" w:hanging="360"/>
+      </w:pPr>
+    </w:lvl>
+    <w:lvl w:ilvl="4" w:tplc="D72E9A9E">
+      <w:start w:val="1"/>
+      <w:numFmt w:val="bullet"/>
+      <w:lvlText w:val="○"/>
+      <w:lvlJc w:val="left"/>
+      <w:pPr>
+        <w:ind w:left="3600" w:hanging="360"/>
+      </w:pPr>
+    </w:lvl>
+    <w:lvl w:ilvl="5" w:tplc="29226A3E">
+      <w:start w:val="1"/>
+      <w:numFmt w:val="bullet"/>
+      <w:lvlText w:val="■"/>
+      <w:lvlJc w:val="left"/>
+      <w:pPr>
+        <w:ind w:left="4320" w:hanging="360"/>
+      </w:pPr>
+    </w:lvl>
+    <w:lvl w:ilvl="6" w:tplc="30B04324">
+      <w:start w:val="1"/>
+      <w:numFmt w:val="bullet"/>
+      <w:lvlText w:val="●"/>
+      <w:lvlJc w:val="left"/>
+      <w:pPr>
+        <w:ind w:left="5040" w:hanging="360"/>
+      </w:pPr>
+    </w:lvl>
+    <w:lvl w:ilvl="7" w:tplc="1A1060DC">
+      <w:start w:val="1"/>
+      <w:numFmt w:val="bullet"/>
+      <w:lvlText w:val="●"/>
+      <w:lvlJc w:val="left"/>
+      <w:pPr>
+        <w:ind w:left="5760" w:hanging="360"/>
+      </w:pPr>
+    </w:lvl>
+    <w:lvl w:ilvl="8" w:tplc="5DDE9440">
+      <w:start w:val="1"/>
+      <w:numFmt w:val="bullet"/>
+      <w:lvlText w:val="●"/>
+      <w:lvlJc w:val="left"/>
+      <w:pPr>
+        <w:ind w:left="6480" w:hanging="360"/>
+      </w:pPr>
+    </w:lvl>
+  </w:abstractNum>
+  <w:abstractNum w:abstractNumId="1" w15:restartNumberingAfterBreak="0">
+    <w:nsid w:val="0D2E57F3"/>
+    <w:multiLevelType w:val="hybridMultilevel"/>
+    <w:tmpl w:val="B04AB06E"/>
+    <w:lvl w:ilvl="0" w:tplc="202A3406">
       <w:start w:val="1"/>
       <w:numFmt w:val="decimal"/>
       <w:lvlText w:val="%1."/>
@@ -12292,52 +12378,52 @@
         <w:color w:val="A67C27"/>
       </w:rPr>
     </w:lvl>
-    <w:lvl w:ilvl="1" w:tplc="12A81CC2">
+    <w:lvl w:ilvl="1" w:tplc="4F1C4FF4">
       <w:numFmt w:val="decimal"/>
       <w:lvlText w:val=""/>
       <w:lvlJc w:val="left"/>
     </w:lvl>
-    <w:lvl w:ilvl="2" w:tplc="B93827C4">
+    <w:lvl w:ilvl="2" w:tplc="C7385740">
       <w:numFmt w:val="decimal"/>
       <w:lvlText w:val=""/>
       <w:lvlJc w:val="left"/>
     </w:lvl>
-    <w:lvl w:ilvl="3" w:tplc="DF76375C">
+    <w:lvl w:ilvl="3" w:tplc="B3B23DB4">
       <w:numFmt w:val="decimal"/>
       <w:lvlText w:val=""/>
       <w:lvlJc w:val="left"/>
     </w:lvl>
-    <w:lvl w:ilvl="4" w:tplc="2EE22030">
+    <w:lvl w:ilvl="4" w:tplc="86945D3C">
       <w:numFmt w:val="decimal"/>
       <w:lvlText w:val=""/>
       <w:lvlJc w:val="left"/>
     </w:lvl>
-    <w:lvl w:ilvl="5" w:tplc="458671F4">
+    <w:lvl w:ilvl="5" w:tplc="1B48F5CE">
       <w:numFmt w:val="decimal"/>
       <w:lvlText w:val=""/>
       <w:lvlJc w:val="left"/>
     </w:lvl>
-    <w:lvl w:ilvl="6" w:tplc="FF40DA8C">
+    <w:lvl w:ilvl="6" w:tplc="73E6E2FC">
       <w:numFmt w:val="decimal"/>
       <w:lvlText w:val=""/>
       <w:lvlJc w:val="left"/>
     </w:lvl>
-    <w:lvl w:ilvl="7" w:tplc="CED0B2F6">
+    <w:lvl w:ilvl="7" w:tplc="708ABBEC">
       <w:numFmt w:val="decimal"/>
       <w:lvlText w:val=""/>
       <w:lvlJc w:val="left"/>
     </w:lvl>
-    <w:lvl w:ilvl="8" w:tplc="2E8E798E">
+    <w:lvl w:ilvl="8" w:tplc="BD3C3C40">
       <w:numFmt w:val="decimal"/>
       <w:lvlText w:val=""/>
       <w:lvlJc w:val="left"/>
     </w:lvl>
   </w:abstractNum>
-  <w:abstractNum w:abstractNumId="1" w15:restartNumberingAfterBreak="0">
-    <w:nsid w:val="05DA2C33"/>
+  <w:abstractNum w:abstractNumId="2" w15:restartNumberingAfterBreak="0">
+    <w:nsid w:val="1CDF4175"/>
     <w:multiLevelType w:val="hybridMultilevel"/>
-    <w:tmpl w:val="D12AC2AE"/>
-    <w:lvl w:ilvl="0" w:tplc="0846E01C">
+    <w:tmpl w:val="EC4EE9B0"/>
+    <w:lvl w:ilvl="0" w:tplc="B7F25CAE">
       <w:start w:val="1"/>
       <w:numFmt w:val="decimal"/>
       <w:lvlText w:val="%1."/>
@@ -12351,52 +12437,52 @@
         <w:color w:val="A67C27"/>
       </w:rPr>
     </w:lvl>
-    <w:lvl w:ilvl="1" w:tplc="55005CEE">
+    <w:lvl w:ilvl="1" w:tplc="E0E2DFAA">
       <w:numFmt w:val="decimal"/>
       <w:lvlText w:val=""/>
       <w:lvlJc w:val="left"/>
     </w:lvl>
-    <w:lvl w:ilvl="2" w:tplc="77C89F08">
+    <w:lvl w:ilvl="2" w:tplc="FB50E218">
       <w:numFmt w:val="decimal"/>
       <w:lvlText w:val=""/>
       <w:lvlJc w:val="left"/>
     </w:lvl>
-    <w:lvl w:ilvl="3" w:tplc="6BEE281C">
+    <w:lvl w:ilvl="3" w:tplc="3D9255E0">
       <w:numFmt w:val="decimal"/>
       <w:lvlText w:val=""/>
       <w:lvlJc w:val="left"/>
     </w:lvl>
-    <w:lvl w:ilvl="4" w:tplc="19E0221C">
+    <w:lvl w:ilvl="4" w:tplc="E4146D54">
       <w:numFmt w:val="decimal"/>
       <w:lvlText w:val=""/>
       <w:lvlJc w:val="left"/>
     </w:lvl>
-    <w:lvl w:ilvl="5" w:tplc="D52A604A">
+    <w:lvl w:ilvl="5" w:tplc="BB9A8B08">
       <w:numFmt w:val="decimal"/>
       <w:lvlText w:val=""/>
       <w:lvlJc w:val="left"/>
     </w:lvl>
-    <w:lvl w:ilvl="6" w:tplc="88E8C078">
+    <w:lvl w:ilvl="6" w:tplc="5852CD88">
       <w:numFmt w:val="decimal"/>
       <w:lvlText w:val=""/>
       <w:lvlJc w:val="left"/>
     </w:lvl>
-    <w:lvl w:ilvl="7" w:tplc="430C75F0">
+    <w:lvl w:ilvl="7" w:tplc="85B27FC8">
       <w:numFmt w:val="decimal"/>
       <w:lvlText w:val=""/>
       <w:lvlJc w:val="left"/>
     </w:lvl>
-    <w:lvl w:ilvl="8" w:tplc="D918E8A0">
+    <w:lvl w:ilvl="8" w:tplc="C2C22358">
       <w:numFmt w:val="decimal"/>
       <w:lvlText w:val=""/>
       <w:lvlJc w:val="left"/>
     </w:lvl>
   </w:abstractNum>
-  <w:abstractNum w:abstractNumId="2" w15:restartNumberingAfterBreak="0">
-    <w:nsid w:val="060B15EC"/>
+  <w:abstractNum w:abstractNumId="3" w15:restartNumberingAfterBreak="0">
+    <w:nsid w:val="20701058"/>
     <w:multiLevelType w:val="hybridMultilevel"/>
-    <w:tmpl w:val="714CF2F2"/>
-    <w:lvl w:ilvl="0" w:tplc="EEC6E642">
+    <w:tmpl w:val="82B4DABE"/>
+    <w:lvl w:ilvl="0" w:tplc="4A782DC6">
       <w:start w:val="1"/>
       <w:numFmt w:val="decimal"/>
       <w:lvlText w:val="%1."/>
@@ -12410,138 +12496,110 @@
         <w:color w:val="A67C27"/>
       </w:rPr>
     </w:lvl>
-    <w:lvl w:ilvl="1" w:tplc="2F289A76">
+    <w:lvl w:ilvl="1" w:tplc="84567440">
       <w:numFmt w:val="decimal"/>
       <w:lvlText w:val=""/>
       <w:lvlJc w:val="left"/>
     </w:lvl>
-    <w:lvl w:ilvl="2" w:tplc="26D08150">
+    <w:lvl w:ilvl="2" w:tplc="23E67158">
       <w:numFmt w:val="decimal"/>
       <w:lvlText w:val=""/>
       <w:lvlJc w:val="left"/>
     </w:lvl>
-    <w:lvl w:ilvl="3" w:tplc="5B449FB6">
+    <w:lvl w:ilvl="3" w:tplc="D3EE077C">
       <w:numFmt w:val="decimal"/>
       <w:lvlText w:val=""/>
       <w:lvlJc w:val="left"/>
     </w:lvl>
-    <w:lvl w:ilvl="4" w:tplc="A31CE28A">
+    <w:lvl w:ilvl="4" w:tplc="8D66FEEE">
       <w:numFmt w:val="decimal"/>
       <w:lvlText w:val=""/>
       <w:lvlJc w:val="left"/>
     </w:lvl>
-    <w:lvl w:ilvl="5" w:tplc="432A1152">
+    <w:lvl w:ilvl="5" w:tplc="927C2CDE">
       <w:numFmt w:val="decimal"/>
       <w:lvlText w:val=""/>
       <w:lvlJc w:val="left"/>
     </w:lvl>
-    <w:lvl w:ilvl="6" w:tplc="F9A0242C">
+    <w:lvl w:ilvl="6" w:tplc="CC4C391E">
       <w:numFmt w:val="decimal"/>
       <w:lvlText w:val=""/>
       <w:lvlJc w:val="left"/>
     </w:lvl>
-    <w:lvl w:ilvl="7" w:tplc="146CD236">
+    <w:lvl w:ilvl="7" w:tplc="C0EA86F2">
       <w:numFmt w:val="decimal"/>
       <w:lvlText w:val=""/>
       <w:lvlJc w:val="left"/>
     </w:lvl>
-    <w:lvl w:ilvl="8" w:tplc="FFB20B5A">
+    <w:lvl w:ilvl="8" w:tplc="6E2609EC">
       <w:numFmt w:val="decimal"/>
       <w:lvlText w:val=""/>
       <w:lvlJc w:val="left"/>
     </w:lvl>
   </w:abstractNum>
-  <w:abstractNum w:abstractNumId="3" w15:restartNumberingAfterBreak="0">
-    <w:nsid w:val="1F786CCA"/>
+  <w:abstractNum w:abstractNumId="4" w15:restartNumberingAfterBreak="0">
+    <w:nsid w:val="49BA24E7"/>
     <w:multiLevelType w:val="hybridMultilevel"/>
-    <w:tmpl w:val="B8448CF6"/>
-    <w:lvl w:ilvl="0" w:tplc="6652E0E4">
+    <w:tmpl w:val="B25C0C6C"/>
+    <w:lvl w:ilvl="0" w:tplc="CEE274EE">
       <w:start w:val="1"/>
       <w:numFmt w:val="bullet"/>
-      <w:lvlText w:val="●"/>
+      <w:lvlText w:val="•"/>
       <w:lvlJc w:val="left"/>
       <w:pPr>
-        <w:ind w:left="720" w:hanging="360"/>
+        <w:ind w:left="460" w:hanging="280"/>
       </w:pPr>
     </w:lvl>
-    <w:lvl w:ilvl="1" w:tplc="4B50D404">
+    <w:lvl w:ilvl="1" w:tplc="33D602AC">
       <w:start w:val="1"/>
       <w:numFmt w:val="bullet"/>
-      <w:lvlText w:val="○"/>
+      <w:lvlText w:val="–"/>
       <w:lvlJc w:val="left"/>
       <w:pPr>
-        <w:ind w:left="1440" w:hanging="360"/>
+        <w:ind w:left="900" w:hanging="280"/>
       </w:pPr>
     </w:lvl>
-    <w:lvl w:ilvl="2" w:tplc="3208D7C0">
-      <w:start w:val="1"/>
-      <w:numFmt w:val="bullet"/>
-      <w:lvlText w:val="■"/>
+    <w:lvl w:ilvl="2" w:tplc="C5DE7678">
+      <w:numFmt w:val="decimal"/>
+      <w:lvlText w:val=""/>
       <w:lvlJc w:val="left"/>
-      <w:pPr>
-        <w:ind w:left="2160" w:hanging="360"/>
-      </w:pPr>
     </w:lvl>
-    <w:lvl w:ilvl="3" w:tplc="9B92A6EC">
-      <w:start w:val="1"/>
-      <w:numFmt w:val="bullet"/>
-      <w:lvlText w:val="●"/>
+    <w:lvl w:ilvl="3" w:tplc="42BC85B4">
+      <w:numFmt w:val="decimal"/>
+      <w:lvlText w:val=""/>
       <w:lvlJc w:val="left"/>
-      <w:pPr>
-        <w:ind w:left="2880" w:hanging="360"/>
-      </w:pPr>
     </w:lvl>
-    <w:lvl w:ilvl="4" w:tplc="20E8ACDC">
-      <w:start w:val="1"/>
-      <w:numFmt w:val="bullet"/>
-      <w:lvlText w:val="○"/>
+    <w:lvl w:ilvl="4" w:tplc="C4184FE8">
+      <w:numFmt w:val="decimal"/>
+      <w:lvlText w:val=""/>
       <w:lvlJc w:val="left"/>
-      <w:pPr>
-        <w:ind w:left="3600" w:hanging="360"/>
-      </w:pPr>
     </w:lvl>
-    <w:lvl w:ilvl="5" w:tplc="EC24E8AA">
-      <w:start w:val="1"/>
-      <w:numFmt w:val="bullet"/>
-      <w:lvlText w:val="■"/>
+    <w:lvl w:ilvl="5" w:tplc="E454EBDE">
+      <w:numFmt w:val="decimal"/>
+      <w:lvlText w:val=""/>
       <w:lvlJc w:val="left"/>
-      <w:pPr>
-        <w:ind w:left="4320" w:hanging="360"/>
-      </w:pPr>
     </w:lvl>
-    <w:lvl w:ilvl="6" w:tplc="73E21B84">
-      <w:start w:val="1"/>
-      <w:numFmt w:val="bullet"/>
-      <w:lvlText w:val="●"/>
+    <w:lvl w:ilvl="6" w:tplc="5606962A">
+      <w:numFmt w:val="decimal"/>
+      <w:lvlText w:val=""/>
       <w:lvlJc w:val="left"/>
-      <w:pPr>
-        <w:ind w:left="5040" w:hanging="360"/>
-      </w:pPr>
     </w:lvl>
-    <w:lvl w:ilvl="7" w:tplc="190EB1A4">
-      <w:start w:val="1"/>
-      <w:numFmt w:val="bullet"/>
-      <w:lvlText w:val="●"/>
+    <w:lvl w:ilvl="7" w:tplc="54663888">
+      <w:numFmt w:val="decimal"/>
+      <w:lvlText w:val=""/>
       <w:lvlJc w:val="left"/>
-      <w:pPr>
-        <w:ind w:left="5760" w:hanging="360"/>
-      </w:pPr>
     </w:lvl>
-    <w:lvl w:ilvl="8" w:tplc="8AC0562C">
-      <w:start w:val="1"/>
-      <w:numFmt w:val="bullet"/>
-      <w:lvlText w:val="●"/>
+    <w:lvl w:ilvl="8" w:tplc="08AE5B3E">
+      <w:numFmt w:val="decimal"/>
+      <w:lvlText w:val=""/>
       <w:lvlJc w:val="left"/>
-      <w:pPr>
-        <w:ind w:left="6480" w:hanging="360"/>
-      </w:pPr>
     </w:lvl>
   </w:abstractNum>
-  <w:abstractNum w:abstractNumId="4" w15:restartNumberingAfterBreak="0">
-    <w:nsid w:val="2C7D7040"/>
+  <w:abstractNum w:abstractNumId="5" w15:restartNumberingAfterBreak="0">
+    <w:nsid w:val="61F95C75"/>
     <w:multiLevelType w:val="hybridMultilevel"/>
-    <w:tmpl w:val="2326DBF0"/>
-    <w:lvl w:ilvl="0" w:tplc="38883024">
+    <w:tmpl w:val="9AF2AA90"/>
+    <w:lvl w:ilvl="0" w:tplc="DF30C53C">
       <w:start w:val="1"/>
       <w:numFmt w:val="decimal"/>
       <w:lvlText w:val="%1."/>
@@ -12555,52 +12613,52 @@
         <w:color w:val="A67C27"/>
       </w:rPr>
     </w:lvl>
-    <w:lvl w:ilvl="1" w:tplc="4716A1EE">
+    <w:lvl w:ilvl="1" w:tplc="13B42A7E">
       <w:numFmt w:val="decimal"/>
       <w:lvlText w:val=""/>
       <w:lvlJc w:val="left"/>
     </w:lvl>
-    <w:lvl w:ilvl="2" w:tplc="C8C00CD4">
+    <w:lvl w:ilvl="2" w:tplc="AA4805D8">
       <w:numFmt w:val="decimal"/>
       <w:lvlText w:val=""/>
       <w:lvlJc w:val="left"/>
     </w:lvl>
-    <w:lvl w:ilvl="3" w:tplc="A192F32C">
+    <w:lvl w:ilvl="3" w:tplc="AA82B4A6">
       <w:numFmt w:val="decimal"/>
       <w:lvlText w:val=""/>
       <w:lvlJc w:val="left"/>
     </w:lvl>
-    <w:lvl w:ilvl="4" w:tplc="A4201364">
+    <w:lvl w:ilvl="4" w:tplc="EA7647A4">
       <w:numFmt w:val="decimal"/>
       <w:lvlText w:val=""/>
       <w:lvlJc w:val="left"/>
     </w:lvl>
-    <w:lvl w:ilvl="5" w:tplc="39189836">
+    <w:lvl w:ilvl="5" w:tplc="B0789672">
       <w:numFmt w:val="decimal"/>
       <w:lvlText w:val=""/>
       <w:lvlJc w:val="left"/>
     </w:lvl>
-    <w:lvl w:ilvl="6" w:tplc="EAFC5A8C">
+    <w:lvl w:ilvl="6" w:tplc="1F86B65C">
       <w:numFmt w:val="decimal"/>
       <w:lvlText w:val=""/>
       <w:lvlJc w:val="left"/>
     </w:lvl>
-    <w:lvl w:ilvl="7" w:tplc="097409E6">
+    <w:lvl w:ilvl="7" w:tplc="8E1A08AC">
       <w:numFmt w:val="decimal"/>
       <w:lvlText w:val=""/>
       <w:lvlJc w:val="left"/>
     </w:lvl>
-    <w:lvl w:ilvl="8" w:tplc="22F0A318">
+    <w:lvl w:ilvl="8" w:tplc="E9367F68">
       <w:numFmt w:val="decimal"/>
       <w:lvlText w:val=""/>
       <w:lvlJc w:val="left"/>
     </w:lvl>
   </w:abstractNum>
-  <w:abstractNum w:abstractNumId="5" w15:restartNumberingAfterBreak="0">
-    <w:nsid w:val="3B5871BA"/>
+  <w:abstractNum w:abstractNumId="6" w15:restartNumberingAfterBreak="0">
+    <w:nsid w:val="746C1B54"/>
     <w:multiLevelType w:val="hybridMultilevel"/>
-    <w:tmpl w:val="9D4C0C0A"/>
-    <w:lvl w:ilvl="0" w:tplc="5C360BB2">
+    <w:tmpl w:val="3CBA33CC"/>
+    <w:lvl w:ilvl="0" w:tplc="7F0205B6">
       <w:start w:val="1"/>
       <w:numFmt w:val="decimal"/>
       <w:lvlText w:val="%1."/>
@@ -12614,52 +12672,52 @@
         <w:color w:val="A67C27"/>
       </w:rPr>
     </w:lvl>
-    <w:lvl w:ilvl="1" w:tplc="069E4484">
+    <w:lvl w:ilvl="1" w:tplc="6580663C">
       <w:numFmt w:val="decimal"/>
       <w:lvlText w:val=""/>
       <w:lvlJc w:val="left"/>
     </w:lvl>
-    <w:lvl w:ilvl="2" w:tplc="CAA0D06A">
+    <w:lvl w:ilvl="2" w:tplc="742EADF6">
       <w:numFmt w:val="decimal"/>
       <w:lvlText w:val=""/>
       <w:lvlJc w:val="left"/>
     </w:lvl>
-    <w:lvl w:ilvl="3" w:tplc="02A26060">
+    <w:lvl w:ilvl="3" w:tplc="4AF4CF40">
       <w:numFmt w:val="decimal"/>
       <w:lvlText w:val=""/>
       <w:lvlJc w:val="left"/>
     </w:lvl>
-    <w:lvl w:ilvl="4" w:tplc="C8865076">
+    <w:lvl w:ilvl="4" w:tplc="480449A0">
       <w:numFmt w:val="decimal"/>
       <w:lvlText w:val=""/>
       <w:lvlJc w:val="left"/>
     </w:lvl>
-    <w:lvl w:ilvl="5" w:tplc="524220D2">
+    <w:lvl w:ilvl="5" w:tplc="CF0A6B40">
       <w:numFmt w:val="decimal"/>
       <w:lvlText w:val=""/>
       <w:lvlJc w:val="left"/>
     </w:lvl>
-    <w:lvl w:ilvl="6" w:tplc="6270D606">
+    <w:lvl w:ilvl="6" w:tplc="EE920B5E">
       <w:numFmt w:val="decimal"/>
       <w:lvlText w:val=""/>
       <w:lvlJc w:val="left"/>
     </w:lvl>
-    <w:lvl w:ilvl="7" w:tplc="36D2A6E6">
+    <w:lvl w:ilvl="7" w:tplc="8D601C56">
       <w:numFmt w:val="decimal"/>
       <w:lvlText w:val=""/>
       <w:lvlJc w:val="left"/>
     </w:lvl>
-    <w:lvl w:ilvl="8" w:tplc="38187B04">
+    <w:lvl w:ilvl="8" w:tplc="6166FC14">
       <w:numFmt w:val="decimal"/>
       <w:lvlText w:val=""/>
       <w:lvlJc w:val="left"/>
     </w:lvl>
   </w:abstractNum>
-  <w:abstractNum w:abstractNumId="6" w15:restartNumberingAfterBreak="0">
-    <w:nsid w:val="476C4E65"/>
+  <w:abstractNum w:abstractNumId="7" w15:restartNumberingAfterBreak="0">
+    <w:nsid w:val="7C731E45"/>
     <w:multiLevelType w:val="hybridMultilevel"/>
-    <w:tmpl w:val="848E9F26"/>
-    <w:lvl w:ilvl="0" w:tplc="FC107BF2">
+    <w:tmpl w:val="F200B2D8"/>
+    <w:lvl w:ilvl="0" w:tplc="BBDC5A58">
       <w:start w:val="1"/>
       <w:numFmt w:val="decimal"/>
       <w:lvlText w:val="%1."/>
@@ -12673,149 +12731,91 @@
         <w:color w:val="A67C27"/>
       </w:rPr>
     </w:lvl>
-    <w:lvl w:ilvl="1" w:tplc="7C1C9F80">
+    <w:lvl w:ilvl="1" w:tplc="60AE642A">
       <w:numFmt w:val="decimal"/>
       <w:lvlText w:val=""/>
       <w:lvlJc w:val="left"/>
     </w:lvl>
-    <w:lvl w:ilvl="2" w:tplc="97287312">
+    <w:lvl w:ilvl="2" w:tplc="2CB20CD4">
       <w:numFmt w:val="decimal"/>
       <w:lvlText w:val=""/>
       <w:lvlJc w:val="left"/>
     </w:lvl>
-    <w:lvl w:ilvl="3" w:tplc="070211FA">
+    <w:lvl w:ilvl="3" w:tplc="8AE6FE08">
       <w:numFmt w:val="decimal"/>
       <w:lvlText w:val=""/>
       <w:lvlJc w:val="left"/>
     </w:lvl>
-    <w:lvl w:ilvl="4" w:tplc="10B08C92">
+    <w:lvl w:ilvl="4" w:tplc="1C2415C8">
       <w:numFmt w:val="decimal"/>
       <w:lvlText w:val=""/>
       <w:lvlJc w:val="left"/>
     </w:lvl>
-    <w:lvl w:ilvl="5" w:tplc="547A5DA8">
+    <w:lvl w:ilvl="5" w:tplc="160E89FC">
       <w:numFmt w:val="decimal"/>
       <w:lvlText w:val=""/>
       <w:lvlJc w:val="left"/>
     </w:lvl>
-    <w:lvl w:ilvl="6" w:tplc="7002826E">
+    <w:lvl w:ilvl="6" w:tplc="27507628">
       <w:numFmt w:val="decimal"/>
       <w:lvlText w:val=""/>
       <w:lvlJc w:val="left"/>
     </w:lvl>
-    <w:lvl w:ilvl="7" w:tplc="1C0074C2">
+    <w:lvl w:ilvl="7" w:tplc="75804DB6">
       <w:numFmt w:val="decimal"/>
       <w:lvlText w:val=""/>
       <w:lvlJc w:val="left"/>
     </w:lvl>
-    <w:lvl w:ilvl="8" w:tplc="91DAC5B8">
+    <w:lvl w:ilvl="8" w:tplc="BC2EE59C">
       <w:numFmt w:val="decimal"/>
       <w:lvlText w:val=""/>
       <w:lvlJc w:val="left"/>
     </w:lvl>
   </w:abstractNum>
-  <w:abstractNum w:abstractNumId="7" w15:restartNumberingAfterBreak="0">
-    <w:nsid w:val="5248528E"/>
-    <w:multiLevelType w:val="hybridMultilevel"/>
-    <w:tmpl w:val="D6425FD4"/>
-    <w:lvl w:ilvl="0" w:tplc="DB04A1F6">
-      <w:start w:val="1"/>
-      <w:numFmt w:val="bullet"/>
-      <w:lvlText w:val="•"/>
-      <w:lvlJc w:val="left"/>
-      <w:pPr>
-        <w:ind w:left="460" w:hanging="280"/>
-      </w:pPr>
-    </w:lvl>
-    <w:lvl w:ilvl="1" w:tplc="DFF42E68">
-      <w:start w:val="1"/>
-      <w:numFmt w:val="bullet"/>
-      <w:lvlText w:val="–"/>
-      <w:lvlJc w:val="left"/>
-      <w:pPr>
-        <w:ind w:left="900" w:hanging="280"/>
-      </w:pPr>
-    </w:lvl>
-    <w:lvl w:ilvl="2" w:tplc="ADC28570">
-      <w:numFmt w:val="decimal"/>
-      <w:lvlText w:val=""/>
-      <w:lvlJc w:val="left"/>
-    </w:lvl>
-    <w:lvl w:ilvl="3" w:tplc="AA0E86F4">
-      <w:numFmt w:val="decimal"/>
-      <w:lvlText w:val=""/>
-      <w:lvlJc w:val="left"/>
-    </w:lvl>
-    <w:lvl w:ilvl="4" w:tplc="9FFC251C">
-      <w:numFmt w:val="decimal"/>
-      <w:lvlText w:val=""/>
-      <w:lvlJc w:val="left"/>
-    </w:lvl>
-    <w:lvl w:ilvl="5" w:tplc="F654B4C4">
-      <w:numFmt w:val="decimal"/>
-      <w:lvlText w:val=""/>
-      <w:lvlJc w:val="left"/>
-    </w:lvl>
-    <w:lvl w:ilvl="6" w:tplc="3508C650">
-      <w:numFmt w:val="decimal"/>
-      <w:lvlText w:val=""/>
-      <w:lvlJc w:val="left"/>
-    </w:lvl>
-    <w:lvl w:ilvl="7" w:tplc="A6CA126E">
-      <w:numFmt w:val="decimal"/>
-      <w:lvlText w:val=""/>
-      <w:lvlJc w:val="left"/>
-    </w:lvl>
-    <w:lvl w:ilvl="8" w:tplc="52EC9F72">
-      <w:numFmt w:val="decimal"/>
-      <w:lvlText w:val=""/>
-      <w:lvlJc w:val="left"/>
-    </w:lvl>
-  </w:abstractNum>
-  <w:num w:numId="1" w16cid:durableId="744038407">
+  <w:num w:numId="1" w16cid:durableId="1513642919">
+    <w:abstractNumId w:val="0"/>
+    <w:lvlOverride w:ilvl="0">
+      <w:startOverride w:val="1"/>
+    </w:lvlOverride>
+  </w:num>
+  <w:num w:numId="2" w16cid:durableId="1577544322">
+    <w:abstractNumId w:val="4"/>
+    <w:lvlOverride w:ilvl="0">
+      <w:startOverride w:val="1"/>
+    </w:lvlOverride>
+  </w:num>
+  <w:num w:numId="3" w16cid:durableId="403068144">
+    <w:abstractNumId w:val="1"/>
+    <w:lvlOverride w:ilvl="0">
+      <w:startOverride w:val="1"/>
+    </w:lvlOverride>
+  </w:num>
+  <w:num w:numId="4" w16cid:durableId="1559246312">
+    <w:abstractNumId w:val="6"/>
+    <w:lvlOverride w:ilvl="0">
+      <w:startOverride w:val="1"/>
+    </w:lvlOverride>
+  </w:num>
+  <w:num w:numId="5" w16cid:durableId="2043020416">
+    <w:abstractNumId w:val="5"/>
+    <w:lvlOverride w:ilvl="0">
+      <w:startOverride w:val="1"/>
+    </w:lvlOverride>
+  </w:num>
+  <w:num w:numId="6" w16cid:durableId="1843666041">
+    <w:abstractNumId w:val="2"/>
+    <w:lvlOverride w:ilvl="0">
+      <w:startOverride w:val="1"/>
+    </w:lvlOverride>
+  </w:num>
+  <w:num w:numId="7" w16cid:durableId="943877718">
     <w:abstractNumId w:val="3"/>
     <w:lvlOverride w:ilvl="0">
       <w:startOverride w:val="1"/>
     </w:lvlOverride>
   </w:num>
-  <w:num w:numId="2" w16cid:durableId="1830099678">
+  <w:num w:numId="8" w16cid:durableId="869957094">
     <w:abstractNumId w:val="7"/>
-    <w:lvlOverride w:ilvl="0">
-      <w:startOverride w:val="1"/>
-    </w:lvlOverride>
-  </w:num>
-  <w:num w:numId="3" w16cid:durableId="273364047">
-    <w:abstractNumId w:val="0"/>
-    <w:lvlOverride w:ilvl="0">
-      <w:startOverride w:val="1"/>
-    </w:lvlOverride>
-  </w:num>
-  <w:num w:numId="4" w16cid:durableId="271477899">
-    <w:abstractNumId w:val="6"/>
-    <w:lvlOverride w:ilvl="0">
-      <w:startOverride w:val="1"/>
-    </w:lvlOverride>
-  </w:num>
-  <w:num w:numId="5" w16cid:durableId="783500496">
-    <w:abstractNumId w:val="1"/>
-    <w:lvlOverride w:ilvl="0">
-      <w:startOverride w:val="1"/>
-    </w:lvlOverride>
-  </w:num>
-  <w:num w:numId="6" w16cid:durableId="375281106">
-    <w:abstractNumId w:val="5"/>
-    <w:lvlOverride w:ilvl="0">
-      <w:startOverride w:val="1"/>
-    </w:lvlOverride>
-  </w:num>
-  <w:num w:numId="7" w16cid:durableId="178202377">
-    <w:abstractNumId w:val="4"/>
-    <w:lvlOverride w:ilvl="0">
-      <w:startOverride w:val="1"/>
-    </w:lvlOverride>
-  </w:num>
-  <w:num w:numId="8" w16cid:durableId="587663763">
-    <w:abstractNumId w:val="2"/>
     <w:lvlOverride w:ilvl="0">
       <w:startOverride w:val="1"/>
     </w:lvlOverride>
@@ -13440,7 +13440,7 @@
     <w:autoRedefine/>
     <w:uiPriority w:val="39"/>
     <w:unhideWhenUsed/>
-    <w:rsid w:val="00781311"/>
+    <w:rsid w:val="00273B99"/>
     <w:pPr>
       <w:spacing w:after="100"/>
     </w:pPr>
@@ -13452,7 +13452,7 @@
     <w:autoRedefine/>
     <w:uiPriority w:val="39"/>
     <w:unhideWhenUsed/>
-    <w:rsid w:val="00781311"/>
+    <w:rsid w:val="00273B99"/>
     <w:pPr>
       <w:spacing w:after="100"/>
       <w:ind w:left="210"/>

--- a/docs/manuals/Role_Guide_4_QUAN_QA_RA.docx
+++ b/docs/manuals/Role_Guide_4_QUAN_QA_RA.docx
@@ -69,7 +69,7 @@
           <w:left w:w="10" w:type="dxa"/>
           <w:right w:w="10" w:type="dxa"/>
         </w:tblCellMar>
-        <w:tblLook w:val="04A0" w:firstRow="1" w:lastRow="0" w:firstColumn="1" w:lastColumn="0" w:noHBand="0" w:noVBand="1"/>
+        <w:tblLook w:val="0000" w:firstRow="0" w:lastRow="0" w:firstColumn="0" w:lastColumn="0" w:noHBand="0" w:noVBand="0"/>
       </w:tblPr>
       <w:tblGrid>
         <w:gridCol w:w="2300"/>
@@ -469,7 +469,7 @@
                 <w:sz w:val="19"/>
                 <w:szCs w:val="19"/>
               </w:rPr>
-              <w:t>Version 1.8 · 21 September 2026</w:t>
+              <w:t>Version 1.9 · 22 September 2026</w:t>
             </w:r>
           </w:p>
         </w:tc>
@@ -538,7 +538,7 @@
     <w:sdt>
       <w:sdtPr>
         <w:alias w:val="Contents"/>
-        <w:id w:val="1837108789"/>
+        <w:id w:val="-1589458239"/>
       </w:sdtPr>
       <w:sdtEndPr/>
       <w:sdtContent>
@@ -567,7 +567,7 @@
           <w:r>
             <w:fldChar w:fldCharType="separate"/>
           </w:r>
-          <w:hyperlink w:anchor="_Toc240923511" w:history="1">
+          <w:hyperlink w:anchor="_Toc240961031" w:history="1">
             <w:r>
               <w:rPr>
                 <w:rStyle w:val="Hyperlink"/>
@@ -591,7 +591,7 @@
               <w:rPr>
                 <w:noProof/>
               </w:rPr>
-              <w:instrText xml:space="preserve"> PAGEREF _Toc240923511 \h </w:instrText>
+              <w:instrText xml:space="preserve"> PAGEREF _Toc240961031 \h </w:instrText>
             </w:r>
             <w:r>
               <w:rPr>
@@ -634,7 +634,7 @@
               <w14:ligatures w14:val="standardContextual"/>
             </w:rPr>
           </w:pPr>
-          <w:hyperlink w:anchor="_Toc240923512" w:history="1">
+          <w:hyperlink w:anchor="_Toc240961032" w:history="1">
             <w:r>
               <w:rPr>
                 <w:rStyle w:val="Hyperlink"/>
@@ -658,7 +658,7 @@
               <w:rPr>
                 <w:noProof/>
               </w:rPr>
-              <w:instrText xml:space="preserve"> PAGEREF _Toc240923512 \h </w:instrText>
+              <w:instrText xml:space="preserve"> PAGEREF _Toc240961032 \h </w:instrText>
             </w:r>
             <w:r>
               <w:rPr>
@@ -701,7 +701,7 @@
               <w14:ligatures w14:val="standardContextual"/>
             </w:rPr>
           </w:pPr>
-          <w:hyperlink w:anchor="_Toc240923513" w:history="1">
+          <w:hyperlink w:anchor="_Toc240961033" w:history="1">
             <w:r>
               <w:rPr>
                 <w:rStyle w:val="Hyperlink"/>
@@ -725,7 +725,7 @@
               <w:rPr>
                 <w:noProof/>
               </w:rPr>
-              <w:instrText xml:space="preserve"> PAGEREF _Toc240923513 \h </w:instrText>
+              <w:instrText xml:space="preserve"> PAGEREF _Toc240961033 \h </w:instrText>
             </w:r>
             <w:r>
               <w:rPr>
@@ -768,7 +768,7 @@
               <w14:ligatures w14:val="standardContextual"/>
             </w:rPr>
           </w:pPr>
-          <w:hyperlink w:anchor="_Toc240923514" w:history="1">
+          <w:hyperlink w:anchor="_Toc240961034" w:history="1">
             <w:r>
               <w:rPr>
                 <w:rStyle w:val="Hyperlink"/>
@@ -792,7 +792,7 @@
               <w:rPr>
                 <w:noProof/>
               </w:rPr>
-              <w:instrText xml:space="preserve"> PAGEREF _Toc240923514 \h </w:instrText>
+              <w:instrText xml:space="preserve"> PAGEREF _Toc240961034 \h </w:instrText>
             </w:r>
             <w:r>
               <w:rPr>
@@ -835,7 +835,7 @@
               <w14:ligatures w14:val="standardContextual"/>
             </w:rPr>
           </w:pPr>
-          <w:hyperlink w:anchor="_Toc240923515" w:history="1">
+          <w:hyperlink w:anchor="_Toc240961035" w:history="1">
             <w:r>
               <w:rPr>
                 <w:rStyle w:val="Hyperlink"/>
@@ -859,7 +859,7 @@
               <w:rPr>
                 <w:noProof/>
               </w:rPr>
-              <w:instrText xml:space="preserve"> PAGEREF _Toc240923515 \h </w:instrText>
+              <w:instrText xml:space="preserve"> PAGEREF _Toc240961035 \h </w:instrText>
             </w:r>
             <w:r>
               <w:rPr>
@@ -902,7 +902,7 @@
               <w14:ligatures w14:val="standardContextual"/>
             </w:rPr>
           </w:pPr>
-          <w:hyperlink w:anchor="_Toc240923516" w:history="1">
+          <w:hyperlink w:anchor="_Toc240961036" w:history="1">
             <w:r>
               <w:rPr>
                 <w:rStyle w:val="Hyperlink"/>
@@ -926,7 +926,7 @@
               <w:rPr>
                 <w:noProof/>
               </w:rPr>
-              <w:instrText xml:space="preserve"> PAGEREF _Toc240923516 \h </w:instrText>
+              <w:instrText xml:space="preserve"> PAGEREF _Toc240961036 \h </w:instrText>
             </w:r>
             <w:r>
               <w:rPr>
@@ -969,7 +969,7 @@
               <w14:ligatures w14:val="standardContextual"/>
             </w:rPr>
           </w:pPr>
-          <w:hyperlink w:anchor="_Toc240923517" w:history="1">
+          <w:hyperlink w:anchor="_Toc240961037" w:history="1">
             <w:r>
               <w:rPr>
                 <w:rStyle w:val="Hyperlink"/>
@@ -993,7 +993,7 @@
               <w:rPr>
                 <w:noProof/>
               </w:rPr>
-              <w:instrText xml:space="preserve"> PAGEREF _Toc240923517 \h </w:instrText>
+              <w:instrText xml:space="preserve"> PAGEREF _Toc240961037 \h </w:instrText>
             </w:r>
             <w:r>
               <w:rPr>
@@ -1036,7 +1036,7 @@
               <w14:ligatures w14:val="standardContextual"/>
             </w:rPr>
           </w:pPr>
-          <w:hyperlink w:anchor="_Toc240923518" w:history="1">
+          <w:hyperlink w:anchor="_Toc240961038" w:history="1">
             <w:r>
               <w:rPr>
                 <w:rStyle w:val="Hyperlink"/>
@@ -1060,7 +1060,7 @@
               <w:rPr>
                 <w:noProof/>
               </w:rPr>
-              <w:instrText xml:space="preserve"> PAGEREF _Toc240923518 \h </w:instrText>
+              <w:instrText xml:space="preserve"> PAGEREF _Toc240961038 \h </w:instrText>
             </w:r>
             <w:r>
               <w:rPr>
@@ -1103,7 +1103,7 @@
               <w14:ligatures w14:val="standardContextual"/>
             </w:rPr>
           </w:pPr>
-          <w:hyperlink w:anchor="_Toc240923519" w:history="1">
+          <w:hyperlink w:anchor="_Toc240961039" w:history="1">
             <w:r>
               <w:rPr>
                 <w:rStyle w:val="Hyperlink"/>
@@ -1127,7 +1127,7 @@
               <w:rPr>
                 <w:noProof/>
               </w:rPr>
-              <w:instrText xml:space="preserve"> PAGEREF _Toc240923519 \h </w:instrText>
+              <w:instrText xml:space="preserve"> PAGEREF _Toc240961039 \h </w:instrText>
             </w:r>
             <w:r>
               <w:rPr>
@@ -1170,7 +1170,7 @@
               <w14:ligatures w14:val="standardContextual"/>
             </w:rPr>
           </w:pPr>
-          <w:hyperlink w:anchor="_Toc240923520" w:history="1">
+          <w:hyperlink w:anchor="_Toc240961040" w:history="1">
             <w:r>
               <w:rPr>
                 <w:rStyle w:val="Hyperlink"/>
@@ -1194,7 +1194,7 @@
               <w:rPr>
                 <w:noProof/>
               </w:rPr>
-              <w:instrText xml:space="preserve"> PAGEREF _Toc240923520 \h </w:instrText>
+              <w:instrText xml:space="preserve"> PAGEREF _Toc240961040 \h </w:instrText>
             </w:r>
             <w:r>
               <w:rPr>
@@ -1237,7 +1237,7 @@
               <w14:ligatures w14:val="standardContextual"/>
             </w:rPr>
           </w:pPr>
-          <w:hyperlink w:anchor="_Toc240923521" w:history="1">
+          <w:hyperlink w:anchor="_Toc240961041" w:history="1">
             <w:r>
               <w:rPr>
                 <w:rStyle w:val="Hyperlink"/>
@@ -1261,7 +1261,7 @@
               <w:rPr>
                 <w:noProof/>
               </w:rPr>
-              <w:instrText xml:space="preserve"> PAGEREF _Toc240923521 \h </w:instrText>
+              <w:instrText xml:space="preserve"> PAGEREF _Toc240961041 \h </w:instrText>
             </w:r>
             <w:r>
               <w:rPr>
@@ -1304,7 +1304,7 @@
               <w14:ligatures w14:val="standardContextual"/>
             </w:rPr>
           </w:pPr>
-          <w:hyperlink w:anchor="_Toc240923522" w:history="1">
+          <w:hyperlink w:anchor="_Toc240961042" w:history="1">
             <w:r>
               <w:rPr>
                 <w:rStyle w:val="Hyperlink"/>
@@ -1328,7 +1328,7 @@
               <w:rPr>
                 <w:noProof/>
               </w:rPr>
-              <w:instrText xml:space="preserve"> PAGEREF _Toc240923522 \h </w:instrText>
+              <w:instrText xml:space="preserve"> PAGEREF _Toc240961042 \h </w:instrText>
             </w:r>
             <w:r>
               <w:rPr>
@@ -1371,7 +1371,7 @@
               <w14:ligatures w14:val="standardContextual"/>
             </w:rPr>
           </w:pPr>
-          <w:hyperlink w:anchor="_Toc240923523" w:history="1">
+          <w:hyperlink w:anchor="_Toc240961043" w:history="1">
             <w:r>
               <w:rPr>
                 <w:rStyle w:val="Hyperlink"/>
@@ -1395,7 +1395,7 @@
               <w:rPr>
                 <w:noProof/>
               </w:rPr>
-              <w:instrText xml:space="preserve"> PAGEREF _Toc240923523 \h </w:instrText>
+              <w:instrText xml:space="preserve"> PAGEREF _Toc240961043 \h </w:instrText>
             </w:r>
             <w:r>
               <w:rPr>
@@ -1438,7 +1438,7 @@
               <w14:ligatures w14:val="standardContextual"/>
             </w:rPr>
           </w:pPr>
-          <w:hyperlink w:anchor="_Toc240923524" w:history="1">
+          <w:hyperlink w:anchor="_Toc240961044" w:history="1">
             <w:r>
               <w:rPr>
                 <w:rStyle w:val="Hyperlink"/>
@@ -1462,7 +1462,7 @@
               <w:rPr>
                 <w:noProof/>
               </w:rPr>
-              <w:instrText xml:space="preserve"> PAGEREF _Toc240923524 \h </w:instrText>
+              <w:instrText xml:space="preserve"> PAGEREF _Toc240961044 \h </w:instrText>
             </w:r>
             <w:r>
               <w:rPr>
@@ -1505,7 +1505,7 @@
               <w14:ligatures w14:val="standardContextual"/>
             </w:rPr>
           </w:pPr>
-          <w:hyperlink w:anchor="_Toc240923525" w:history="1">
+          <w:hyperlink w:anchor="_Toc240961045" w:history="1">
             <w:r>
               <w:rPr>
                 <w:rStyle w:val="Hyperlink"/>
@@ -1529,7 +1529,7 @@
               <w:rPr>
                 <w:noProof/>
               </w:rPr>
-              <w:instrText xml:space="preserve"> PAGEREF _Toc240923525 \h </w:instrText>
+              <w:instrText xml:space="preserve"> PAGEREF _Toc240961045 \h </w:instrText>
             </w:r>
             <w:r>
               <w:rPr>
@@ -1572,7 +1572,7 @@
               <w14:ligatures w14:val="standardContextual"/>
             </w:rPr>
           </w:pPr>
-          <w:hyperlink w:anchor="_Toc240923526" w:history="1">
+          <w:hyperlink w:anchor="_Toc240961046" w:history="1">
             <w:r>
               <w:rPr>
                 <w:rStyle w:val="Hyperlink"/>
@@ -1596,7 +1596,7 @@
               <w:rPr>
                 <w:noProof/>
               </w:rPr>
-              <w:instrText xml:space="preserve"> PAGEREF _Toc240923526 \h </w:instrText>
+              <w:instrText xml:space="preserve"> PAGEREF _Toc240961046 \h </w:instrText>
             </w:r>
             <w:r>
               <w:rPr>
@@ -1639,7 +1639,7 @@
               <w14:ligatures w14:val="standardContextual"/>
             </w:rPr>
           </w:pPr>
-          <w:hyperlink w:anchor="_Toc240923527" w:history="1">
+          <w:hyperlink w:anchor="_Toc240961047" w:history="1">
             <w:r>
               <w:rPr>
                 <w:rStyle w:val="Hyperlink"/>
@@ -1663,7 +1663,7 @@
               <w:rPr>
                 <w:noProof/>
               </w:rPr>
-              <w:instrText xml:space="preserve"> PAGEREF _Toc240923527 \h </w:instrText>
+              <w:instrText xml:space="preserve"> PAGEREF _Toc240961047 \h </w:instrText>
             </w:r>
             <w:r>
               <w:rPr>
@@ -1706,7 +1706,7 @@
               <w14:ligatures w14:val="standardContextual"/>
             </w:rPr>
           </w:pPr>
-          <w:hyperlink w:anchor="_Toc240923528" w:history="1">
+          <w:hyperlink w:anchor="_Toc240961048" w:history="1">
             <w:r>
               <w:rPr>
                 <w:rStyle w:val="Hyperlink"/>
@@ -1730,7 +1730,7 @@
               <w:rPr>
                 <w:noProof/>
               </w:rPr>
-              <w:instrText xml:space="preserve"> PAGEREF _Toc240923528 \h </w:instrText>
+              <w:instrText xml:space="preserve"> PAGEREF _Toc240961048 \h </w:instrText>
             </w:r>
             <w:r>
               <w:rPr>
@@ -1773,7 +1773,7 @@
               <w14:ligatures w14:val="standardContextual"/>
             </w:rPr>
           </w:pPr>
-          <w:hyperlink w:anchor="_Toc240923529" w:history="1">
+          <w:hyperlink w:anchor="_Toc240961049" w:history="1">
             <w:r>
               <w:rPr>
                 <w:rStyle w:val="Hyperlink"/>
@@ -1797,7 +1797,7 @@
               <w:rPr>
                 <w:noProof/>
               </w:rPr>
-              <w:instrText xml:space="preserve"> PAGEREF _Toc240923529 \h </w:instrText>
+              <w:instrText xml:space="preserve"> PAGEREF _Toc240961049 \h </w:instrText>
             </w:r>
             <w:r>
               <w:rPr>
@@ -1840,7 +1840,7 @@
               <w14:ligatures w14:val="standardContextual"/>
             </w:rPr>
           </w:pPr>
-          <w:hyperlink w:anchor="_Toc240923530" w:history="1">
+          <w:hyperlink w:anchor="_Toc240961050" w:history="1">
             <w:r>
               <w:rPr>
                 <w:rStyle w:val="Hyperlink"/>
@@ -1864,7 +1864,7 @@
               <w:rPr>
                 <w:noProof/>
               </w:rPr>
-              <w:instrText xml:space="preserve"> PAGEREF _Toc240923530 \h </w:instrText>
+              <w:instrText xml:space="preserve"> PAGEREF _Toc240961050 \h </w:instrText>
             </w:r>
             <w:r>
               <w:rPr>
@@ -1907,7 +1907,7 @@
               <w14:ligatures w14:val="standardContextual"/>
             </w:rPr>
           </w:pPr>
-          <w:hyperlink w:anchor="_Toc240923531" w:history="1">
+          <w:hyperlink w:anchor="_Toc240961051" w:history="1">
             <w:r>
               <w:rPr>
                 <w:rStyle w:val="Hyperlink"/>
@@ -1931,7 +1931,7 @@
               <w:rPr>
                 <w:noProof/>
               </w:rPr>
-              <w:instrText xml:space="preserve"> PAGEREF _Toc240923531 \h </w:instrText>
+              <w:instrText xml:space="preserve"> PAGEREF _Toc240961051 \h </w:instrText>
             </w:r>
             <w:r>
               <w:rPr>
@@ -1974,7 +1974,7 @@
               <w14:ligatures w14:val="standardContextual"/>
             </w:rPr>
           </w:pPr>
-          <w:hyperlink w:anchor="_Toc240923532" w:history="1">
+          <w:hyperlink w:anchor="_Toc240961052" w:history="1">
             <w:r>
               <w:rPr>
                 <w:rStyle w:val="Hyperlink"/>
@@ -1998,7 +1998,7 @@
               <w:rPr>
                 <w:noProof/>
               </w:rPr>
-              <w:instrText xml:space="preserve"> PAGEREF _Toc240923532 \h </w:instrText>
+              <w:instrText xml:space="preserve"> PAGEREF _Toc240961052 \h </w:instrText>
             </w:r>
             <w:r>
               <w:rPr>
@@ -2041,7 +2041,7 @@
               <w14:ligatures w14:val="standardContextual"/>
             </w:rPr>
           </w:pPr>
-          <w:hyperlink w:anchor="_Toc240923533" w:history="1">
+          <w:hyperlink w:anchor="_Toc240961053" w:history="1">
             <w:r>
               <w:rPr>
                 <w:rStyle w:val="Hyperlink"/>
@@ -2065,7 +2065,7 @@
               <w:rPr>
                 <w:noProof/>
               </w:rPr>
-              <w:instrText xml:space="preserve"> PAGEREF _Toc240923533 \h </w:instrText>
+              <w:instrText xml:space="preserve"> PAGEREF _Toc240961053 \h </w:instrText>
             </w:r>
             <w:r>
               <w:rPr>
@@ -2108,7 +2108,7 @@
               <w14:ligatures w14:val="standardContextual"/>
             </w:rPr>
           </w:pPr>
-          <w:hyperlink w:anchor="_Toc240923534" w:history="1">
+          <w:hyperlink w:anchor="_Toc240961054" w:history="1">
             <w:r>
               <w:rPr>
                 <w:rStyle w:val="Hyperlink"/>
@@ -2132,7 +2132,7 @@
               <w:rPr>
                 <w:noProof/>
               </w:rPr>
-              <w:instrText xml:space="preserve"> PAGEREF _Toc240923534 \h </w:instrText>
+              <w:instrText xml:space="preserve"> PAGEREF _Toc240961054 \h </w:instrText>
             </w:r>
             <w:r>
               <w:rPr>
@@ -2171,7 +2171,7 @@
         <w:pStyle w:val="Heading1"/>
         <w:pageBreakBefore/>
       </w:pPr>
-      <w:bookmarkStart w:id="0" w:name="_Toc240923511"/>
+      <w:bookmarkStart w:id="0" w:name="_Toc240961031"/>
       <w:r>
         <w:lastRenderedPageBreak/>
         <w:t>1. Your role at a glance</w:t>
@@ -2331,7 +2331,7 @@
           <w:left w:w="10" w:type="dxa"/>
           <w:right w:w="10" w:type="dxa"/>
         </w:tblCellMar>
-        <w:tblLook w:val="04A0" w:firstRow="1" w:lastRow="0" w:firstColumn="1" w:lastColumn="0" w:noHBand="0" w:noVBand="1"/>
+        <w:tblLook w:val="0000" w:firstRow="0" w:lastRow="0" w:firstColumn="0" w:lastColumn="0" w:noHBand="0" w:noVBand="0"/>
       </w:tblPr>
       <w:tblGrid>
         <w:gridCol w:w="9412"/>
@@ -2391,7 +2391,7 @@
         <w:pStyle w:val="Heading1"/>
         <w:pageBreakBefore/>
       </w:pPr>
-      <w:bookmarkStart w:id="1" w:name="_Toc240923512"/>
+      <w:bookmarkStart w:id="1" w:name="_Toc240961032"/>
       <w:r>
         <w:lastRenderedPageBreak/>
         <w:t>2. Signing in and your screens</w:t>
@@ -2402,7 +2402,7 @@
       <w:pPr>
         <w:pStyle w:val="Heading2"/>
       </w:pPr>
-      <w:bookmarkStart w:id="2" w:name="_Toc240923513"/>
+      <w:bookmarkStart w:id="2" w:name="_Toc240961033"/>
       <w:r>
         <w:t>Signing in</w:t>
       </w:r>
@@ -2485,7 +2485,7 @@
           <w:noProof/>
         </w:rPr>
         <w:drawing>
-          <wp:inline distT="0" distB="0" distL="0" distR="0" wp14:anchorId="0895B2EC" wp14:editId="71FDAD58">
+          <wp:inline distT="0" distB="0" distL="0" distR="0">
             <wp:extent cx="5334000" cy="2333625"/>
             <wp:effectExtent l="0" t="0" r="0" b="0"/>
             <wp:docPr id="1" name="adm_login.jpg" descr="The sign-in screen for all internal staff." title="The sign-in screen for all internal staff."/>
@@ -2593,7 +2593,7 @@
           <w:left w:w="10" w:type="dxa"/>
           <w:right w:w="10" w:type="dxa"/>
         </w:tblCellMar>
-        <w:tblLook w:val="04A0" w:firstRow="1" w:lastRow="0" w:firstColumn="1" w:lastColumn="0" w:noHBand="0" w:noVBand="1"/>
+        <w:tblLook w:val="0000" w:firstRow="0" w:lastRow="0" w:firstColumn="0" w:lastColumn="0" w:noHBand="0" w:noVBand="0"/>
       </w:tblPr>
       <w:tblGrid>
         <w:gridCol w:w="9412"/>
@@ -2652,7 +2652,7 @@
       <w:pPr>
         <w:pStyle w:val="Heading2"/>
       </w:pPr>
-      <w:bookmarkStart w:id="3" w:name="_Toc240923514"/>
+      <w:bookmarkStart w:id="3" w:name="_Toc240961034"/>
       <w:r>
         <w:t>Finding your way around</w:t>
       </w:r>
@@ -2837,7 +2837,7 @@
         </w:rPr>
         <w:lastRenderedPageBreak/>
         <w:drawing>
-          <wp:inline distT="0" distB="0" distL="0" distR="0" wp14:anchorId="2BF01037" wp14:editId="33AAE293">
+          <wp:inline distT="0" distB="0" distL="0" distR="0">
             <wp:extent cx="5715000" cy="1876425"/>
             <wp:effectExtent l="0" t="0" r="0" b="0"/>
             <wp:docPr id="2" name="adm_not_your_role.jpg" descr="Opening a screen outside your role (for example from an old bookmark) shows this card instead of the screen." title="Opening a screen outside your role (for example from an old bookmark) shows this card instead of the screen."/>
@@ -2906,7 +2906,7 @@
       <w:pPr>
         <w:pStyle w:val="Heading2"/>
       </w:pPr>
-      <w:bookmarkStart w:id="4" w:name="_Toc240923515"/>
+      <w:bookmarkStart w:id="4" w:name="_Toc240961035"/>
       <w:r>
         <w:t>Your screens</w:t>
       </w:r>
@@ -2927,7 +2927,7 @@
           <w:left w:w="10" w:type="dxa"/>
           <w:right w:w="10" w:type="dxa"/>
         </w:tblCellMar>
-        <w:tblLook w:val="04A0" w:firstRow="1" w:lastRow="0" w:firstColumn="1" w:lastColumn="0" w:noHBand="0" w:noVBand="1"/>
+        <w:tblLook w:val="0000" w:firstRow="0" w:lastRow="0" w:firstColumn="0" w:lastColumn="0" w:noHBand="0" w:noVBand="0"/>
       </w:tblPr>
       <w:tblGrid>
         <w:gridCol w:w="2824"/>
@@ -3240,7 +3240,7 @@
       <w:pPr>
         <w:pStyle w:val="Heading2"/>
       </w:pPr>
-      <w:bookmarkStart w:id="5" w:name="_Toc240923516"/>
+      <w:bookmarkStart w:id="5" w:name="_Toc240961036"/>
       <w:r>
         <w:t>Changing your password</w:t>
       </w:r>
@@ -3323,7 +3323,7 @@
           <w:noProof/>
         </w:rPr>
         <w:drawing>
-          <wp:inline distT="0" distB="0" distL="0" distR="0" wp14:anchorId="3DC2FE04" wp14:editId="7C97A668">
+          <wp:inline distT="0" distB="0" distL="0" distR="0">
             <wp:extent cx="5334000" cy="2171700"/>
             <wp:effectExtent l="0" t="0" r="0" b="0"/>
             <wp:docPr id="3" name="adm_account.jpg" descr="Change Password screen." title="Change Password screen."/>
@@ -3411,7 +3411,7 @@
         <w:pStyle w:val="Heading1"/>
         <w:pageBreakBefore/>
       </w:pPr>
-      <w:bookmarkStart w:id="6" w:name="_Toc240923517"/>
+      <w:bookmarkStart w:id="6" w:name="_Toc240961037"/>
       <w:r>
         <w:lastRenderedPageBreak/>
         <w:t>3. Your routine</w:t>
@@ -3441,7 +3441,7 @@
           <w:left w:w="10" w:type="dxa"/>
           <w:right w:w="10" w:type="dxa"/>
         </w:tblCellMar>
-        <w:tblLook w:val="04A0" w:firstRow="1" w:lastRow="0" w:firstColumn="1" w:lastColumn="0" w:noHBand="0" w:noVBand="1"/>
+        <w:tblLook w:val="0000" w:firstRow="0" w:lastRow="0" w:firstColumn="0" w:lastColumn="0" w:noHBand="0" w:noVBand="0"/>
       </w:tblPr>
       <w:tblGrid>
         <w:gridCol w:w="2071"/>
@@ -3755,7 +3755,7 @@
         <w:pStyle w:val="Heading1"/>
         <w:pageBreakBefore/>
       </w:pPr>
-      <w:bookmarkStart w:id="7" w:name="_Toc240923518"/>
+      <w:bookmarkStart w:id="7" w:name="_Toc240961038"/>
       <w:r>
         <w:lastRenderedPageBreak/>
         <w:t>4. Step-by-step tasks</w:t>
@@ -3766,7 +3766,7 @@
       <w:pPr>
         <w:pStyle w:val="Heading2"/>
       </w:pPr>
-      <w:bookmarkStart w:id="8" w:name="_Toc240923519"/>
+      <w:bookmarkStart w:id="8" w:name="_Toc240961039"/>
       <w:r>
         <w:t>4.1 Reading the QA Dashboard</w:t>
       </w:r>
@@ -3806,7 +3806,7 @@
           <w:noProof/>
         </w:rPr>
         <w:drawing>
-          <wp:inline distT="0" distB="0" distL="0" distR="0" wp14:anchorId="60D7E482" wp14:editId="55662B76">
+          <wp:inline distT="0" distB="0" distL="0" distR="0">
             <wp:extent cx="5334000" cy="2333625"/>
             <wp:effectExtent l="0" t="0" r="0" b="0"/>
             <wp:docPr id="4" name="qa_dashboard.jpg" descr="QA Dashboard." title="QA Dashboard."/>
@@ -3913,7 +3913,7 @@
       <w:pPr>
         <w:pStyle w:val="Heading2"/>
       </w:pPr>
-      <w:bookmarkStart w:id="9" w:name="_Toc240923520"/>
+      <w:bookmarkStart w:id="9" w:name="_Toc240961040"/>
       <w:r>
         <w:t>4.2 Reviewing questionnaires in the QA Queue</w:t>
       </w:r>
@@ -3953,7 +3953,7 @@
           <w:noProof/>
         </w:rPr>
         <w:drawing>
-          <wp:inline distT="0" distB="0" distL="0" distR="0" wp14:anchorId="4B9E3EB5" wp14:editId="10D894BA">
+          <wp:inline distT="0" distB="0" distL="0" distR="0">
             <wp:extent cx="5334000" cy="3333750"/>
             <wp:effectExtent l="0" t="0" r="0" b="0"/>
             <wp:docPr id="5" name="qa_queue.jpg" descr="QUAN QA Queue with the KoboToolbox sync panel." title="QUAN QA Queue with the KoboToolbox sync panel."/>
@@ -4151,7 +4151,7 @@
           <w:left w:w="10" w:type="dxa"/>
           <w:right w:w="10" w:type="dxa"/>
         </w:tblCellMar>
-        <w:tblLook w:val="04A0" w:firstRow="1" w:lastRow="0" w:firstColumn="1" w:lastColumn="0" w:noHBand="0" w:noVBand="1"/>
+        <w:tblLook w:val="0000" w:firstRow="0" w:lastRow="0" w:firstColumn="0" w:lastColumn="0" w:noHBand="0" w:noVBand="0"/>
       </w:tblPr>
       <w:tblGrid>
         <w:gridCol w:w="2353"/>
@@ -4597,7 +4597,7 @@
           <w:left w:w="10" w:type="dxa"/>
           <w:right w:w="10" w:type="dxa"/>
         </w:tblCellMar>
-        <w:tblLook w:val="04A0" w:firstRow="1" w:lastRow="0" w:firstColumn="1" w:lastColumn="0" w:noHBand="0" w:noVBand="1"/>
+        <w:tblLook w:val="0000" w:firstRow="0" w:lastRow="0" w:firstColumn="0" w:lastColumn="0" w:noHBand="0" w:noVBand="0"/>
       </w:tblPr>
       <w:tblGrid>
         <w:gridCol w:w="9412"/>
@@ -4692,7 +4692,7 @@
       <w:pPr>
         <w:pStyle w:val="Heading2"/>
       </w:pPr>
-      <w:bookmarkStart w:id="10" w:name="_Toc240923521"/>
+      <w:bookmarkStart w:id="10" w:name="_Toc240961041"/>
       <w:r>
         <w:t>4.3 Working QA exceptions</w:t>
       </w:r>
@@ -4757,7 +4757,7 @@
         </w:rPr>
         <w:lastRenderedPageBreak/>
         <w:drawing>
-          <wp:inline distT="0" distB="0" distL="0" distR="0" wp14:anchorId="5FCE576B" wp14:editId="09FC9863">
+          <wp:inline distT="0" distB="0" distL="0" distR="0">
             <wp:extent cx="5334000" cy="3333750"/>
             <wp:effectExtent l="0" t="0" r="0" b="0"/>
             <wp:docPr id="6" name="qa_exceptions.jpg" descr="QA Exception Queue." title="QA Exception Queue."/>
@@ -4953,7 +4953,7 @@
       <w:pPr>
         <w:pStyle w:val="Heading2"/>
       </w:pPr>
-      <w:bookmarkStart w:id="11" w:name="_Toc240923522"/>
+      <w:bookmarkStart w:id="11" w:name="_Toc240961042"/>
       <w:r>
         <w:t>4.4 Downloading or emailing completed forms (Form PDFs)</w:t>
       </w:r>
@@ -5004,7 +5004,7 @@
         </w:rPr>
         <w:lastRenderedPageBreak/>
         <w:drawing>
-          <wp:inline distT="0" distB="0" distL="0" distR="0" wp14:anchorId="3A6ED2C0" wp14:editId="4897DFD9">
+          <wp:inline distT="0" distB="0" distL="0" distR="0">
             <wp:extent cx="5334000" cy="3333750"/>
             <wp:effectExtent l="0" t="0" r="0" b="0"/>
             <wp:docPr id="7" name="qa_form_pdfs.jpg" descr="Completed form PDFs." title="Completed form PDFs."/>
@@ -5184,7 +5184,7 @@
           <w:left w:w="10" w:type="dxa"/>
           <w:right w:w="10" w:type="dxa"/>
         </w:tblCellMar>
-        <w:tblLook w:val="04A0" w:firstRow="1" w:lastRow="0" w:firstColumn="1" w:lastColumn="0" w:noHBand="0" w:noVBand="1"/>
+        <w:tblLook w:val="0000" w:firstRow="0" w:lastRow="0" w:firstColumn="0" w:lastColumn="0" w:noHBand="0" w:noVBand="0"/>
       </w:tblPr>
       <w:tblGrid>
         <w:gridCol w:w="9412"/>
@@ -5243,7 +5243,7 @@
       <w:pPr>
         <w:pStyle w:val="Heading2"/>
       </w:pPr>
-      <w:bookmarkStart w:id="12" w:name="_Toc240923523"/>
+      <w:bookmarkStart w:id="12" w:name="_Toc240961043"/>
       <w:r>
         <w:t>4.5 Writing good QA notes</w:t>
       </w:r>
@@ -5311,7 +5311,7 @@
         <w:pStyle w:val="Heading1"/>
         <w:pageBreakBefore/>
       </w:pPr>
-      <w:bookmarkStart w:id="13" w:name="_Toc240923524"/>
+      <w:bookmarkStart w:id="13" w:name="_Toc240961044"/>
       <w:r>
         <w:lastRenderedPageBreak/>
         <w:t>5. Rules you must follow</w:t>
@@ -5462,7 +5462,7 @@
         <w:pStyle w:val="Heading1"/>
         <w:pageBreakBefore/>
       </w:pPr>
-      <w:bookmarkStart w:id="14" w:name="_Toc240923525"/>
+      <w:bookmarkStart w:id="14" w:name="_Toc240961045"/>
       <w:r>
         <w:lastRenderedPageBreak/>
         <w:t>6. Troubleshooting</w:t>
@@ -5484,7 +5484,7 @@
           <w:left w:w="10" w:type="dxa"/>
           <w:right w:w="10" w:type="dxa"/>
         </w:tblCellMar>
-        <w:tblLook w:val="04A0" w:firstRow="1" w:lastRow="0" w:firstColumn="1" w:lastColumn="0" w:noHBand="0" w:noVBand="1"/>
+        <w:tblLook w:val="0000" w:firstRow="0" w:lastRow="0" w:firstColumn="0" w:lastColumn="0" w:noHBand="0" w:noVBand="0"/>
       </w:tblPr>
       <w:tblGrid>
         <w:gridCol w:w="2635"/>
@@ -6572,7 +6572,7 @@
         <w:pStyle w:val="Heading1"/>
         <w:pageBreakBefore/>
       </w:pPr>
-      <w:bookmarkStart w:id="15" w:name="_Toc240923526"/>
+      <w:bookmarkStart w:id="15" w:name="_Toc240961046"/>
       <w:r>
         <w:lastRenderedPageBreak/>
         <w:t>7. Quick reference</w:t>
@@ -6594,7 +6594,7 @@
           <w:left w:w="10" w:type="dxa"/>
           <w:right w:w="10" w:type="dxa"/>
         </w:tblCellMar>
-        <w:tblLook w:val="04A0" w:firstRow="1" w:lastRow="0" w:firstColumn="1" w:lastColumn="0" w:noHBand="0" w:noVBand="1"/>
+        <w:tblLook w:val="0000" w:firstRow="0" w:lastRow="0" w:firstColumn="0" w:lastColumn="0" w:noHBand="0" w:noVBand="0"/>
       </w:tblPr>
       <w:tblGrid>
         <w:gridCol w:w="2824"/>
@@ -6971,7 +6971,7 @@
         <w:pStyle w:val="Heading1"/>
         <w:pageBreakBefore/>
       </w:pPr>
-      <w:bookmarkStart w:id="16" w:name="_Toc240923527"/>
+      <w:bookmarkStart w:id="16" w:name="_Toc240961047"/>
       <w:r>
         <w:lastRenderedPageBreak/>
         <w:t>8. Every screen and button for your role</w:t>
@@ -7001,7 +7001,7 @@
           <w:left w:w="10" w:type="dxa"/>
           <w:right w:w="10" w:type="dxa"/>
         </w:tblCellMar>
-        <w:tblLook w:val="04A0" w:firstRow="1" w:lastRow="0" w:firstColumn="1" w:lastColumn="0" w:noHBand="0" w:noVBand="1"/>
+        <w:tblLook w:val="0000" w:firstRow="0" w:lastRow="0" w:firstColumn="0" w:lastColumn="0" w:noHBand="0" w:noVBand="0"/>
       </w:tblPr>
       <w:tblGrid>
         <w:gridCol w:w="9412"/>
@@ -7085,7 +7085,7 @@
       <w:pPr>
         <w:pStyle w:val="Heading2"/>
       </w:pPr>
-      <w:bookmarkStart w:id="17" w:name="_Toc240923528"/>
+      <w:bookmarkStart w:id="17" w:name="_Toc240961048"/>
       <w:r>
         <w:t>8.1 Sign in</w:t>
       </w:r>
@@ -7148,7 +7148,7 @@
           <w:left w:w="10" w:type="dxa"/>
           <w:right w:w="10" w:type="dxa"/>
         </w:tblCellMar>
-        <w:tblLook w:val="04A0" w:firstRow="1" w:lastRow="0" w:firstColumn="1" w:lastColumn="0" w:noHBand="0" w:noVBand="1"/>
+        <w:tblLook w:val="0000" w:firstRow="0" w:lastRow="0" w:firstColumn="0" w:lastColumn="0" w:noHBand="0" w:noVBand="0"/>
       </w:tblPr>
       <w:tblGrid>
         <w:gridCol w:w="1882"/>
@@ -7598,7 +7598,7 @@
       <w:pPr>
         <w:pStyle w:val="Heading2"/>
       </w:pPr>
-      <w:bookmarkStart w:id="18" w:name="_Toc240923529"/>
+      <w:bookmarkStart w:id="18" w:name="_Toc240961049"/>
       <w:r>
         <w:t>8.2 The header and menu bar (every screen)</w:t>
       </w:r>
@@ -7661,7 +7661,7 @@
           <w:left w:w="10" w:type="dxa"/>
           <w:right w:w="10" w:type="dxa"/>
         </w:tblCellMar>
-        <w:tblLook w:val="04A0" w:firstRow="1" w:lastRow="0" w:firstColumn="1" w:lastColumn="0" w:noHBand="0" w:noVBand="1"/>
+        <w:tblLook w:val="0000" w:firstRow="0" w:lastRow="0" w:firstColumn="0" w:lastColumn="0" w:noHBand="0" w:noVBand="0"/>
       </w:tblPr>
       <w:tblGrid>
         <w:gridCol w:w="1882"/>
@@ -8322,7 +8322,7 @@
       <w:pPr>
         <w:pStyle w:val="Heading2"/>
       </w:pPr>
-      <w:bookmarkStart w:id="19" w:name="_Toc240923530"/>
+      <w:bookmarkStart w:id="19" w:name="_Toc240961050"/>
       <w:r>
         <w:t>8.3 Change Password</w:t>
       </w:r>
@@ -8385,7 +8385,7 @@
           <w:left w:w="10" w:type="dxa"/>
           <w:right w:w="10" w:type="dxa"/>
         </w:tblCellMar>
-        <w:tblLook w:val="04A0" w:firstRow="1" w:lastRow="0" w:firstColumn="1" w:lastColumn="0" w:noHBand="0" w:noVBand="1"/>
+        <w:tblLook w:val="0000" w:firstRow="0" w:lastRow="0" w:firstColumn="0" w:lastColumn="0" w:noHBand="0" w:noVBand="0"/>
       </w:tblPr>
       <w:tblGrid>
         <w:gridCol w:w="1882"/>
@@ -8942,7 +8942,7 @@
       <w:pPr>
         <w:pStyle w:val="Heading2"/>
       </w:pPr>
-      <w:bookmarkStart w:id="20" w:name="_Toc240923531"/>
+      <w:bookmarkStart w:id="20" w:name="_Toc240961051"/>
       <w:r>
         <w:t>8.4 QA Dashboard</w:t>
       </w:r>
@@ -9005,7 +9005,7 @@
           <w:left w:w="10" w:type="dxa"/>
           <w:right w:w="10" w:type="dxa"/>
         </w:tblCellMar>
-        <w:tblLook w:val="04A0" w:firstRow="1" w:lastRow="0" w:firstColumn="1" w:lastColumn="0" w:noHBand="0" w:noVBand="1"/>
+        <w:tblLook w:val="0000" w:firstRow="0" w:lastRow="0" w:firstColumn="0" w:lastColumn="0" w:noHBand="0" w:noVBand="0"/>
       </w:tblPr>
       <w:tblGrid>
         <w:gridCol w:w="1882"/>
@@ -9563,7 +9563,7 @@
       <w:pPr>
         <w:pStyle w:val="Heading2"/>
       </w:pPr>
-      <w:bookmarkStart w:id="21" w:name="_Toc240923532"/>
+      <w:bookmarkStart w:id="21" w:name="_Toc240961052"/>
       <w:r>
         <w:t>8.5 QA Queue (with the KoboToolbox sync panel)</w:t>
       </w:r>
@@ -9626,7 +9626,7 @@
           <w:left w:w="10" w:type="dxa"/>
           <w:right w:w="10" w:type="dxa"/>
         </w:tblCellMar>
-        <w:tblLook w:val="04A0" w:firstRow="1" w:lastRow="0" w:firstColumn="1" w:lastColumn="0" w:noHBand="0" w:noVBand="1"/>
+        <w:tblLook w:val="0000" w:firstRow="0" w:lastRow="0" w:firstColumn="0" w:lastColumn="0" w:noHBand="0" w:noVBand="0"/>
       </w:tblPr>
       <w:tblGrid>
         <w:gridCol w:w="1882"/>
@@ -10286,7 +10286,7 @@
       <w:pPr>
         <w:pStyle w:val="Heading2"/>
       </w:pPr>
-      <w:bookmarkStart w:id="22" w:name="_Toc240923533"/>
+      <w:bookmarkStart w:id="22" w:name="_Toc240961053"/>
       <w:r>
         <w:lastRenderedPageBreak/>
         <w:t>8.6 QA Exceptions</w:t>
@@ -10350,7 +10350,7 @@
           <w:left w:w="10" w:type="dxa"/>
           <w:right w:w="10" w:type="dxa"/>
         </w:tblCellMar>
-        <w:tblLook w:val="04A0" w:firstRow="1" w:lastRow="0" w:firstColumn="1" w:lastColumn="0" w:noHBand="0" w:noVBand="1"/>
+        <w:tblLook w:val="0000" w:firstRow="0" w:lastRow="0" w:firstColumn="0" w:lastColumn="0" w:noHBand="0" w:noVBand="0"/>
       </w:tblPr>
       <w:tblGrid>
         <w:gridCol w:w="1882"/>
@@ -11117,7 +11117,7 @@
       <w:pPr>
         <w:pStyle w:val="Heading2"/>
       </w:pPr>
-      <w:bookmarkStart w:id="23" w:name="_Toc240923534"/>
+      <w:bookmarkStart w:id="23" w:name="_Toc240961054"/>
       <w:r>
         <w:t>8.7 Completed forms (Form PDFs)</w:t>
       </w:r>
@@ -11180,7 +11180,7 @@
           <w:left w:w="10" w:type="dxa"/>
           <w:right w:w="10" w:type="dxa"/>
         </w:tblCellMar>
-        <w:tblLook w:val="04A0" w:firstRow="1" w:lastRow="0" w:firstColumn="1" w:lastColumn="0" w:noHBand="0" w:noVBand="1"/>
+        <w:tblLook w:val="0000" w:firstRow="0" w:lastRow="0" w:firstColumn="0" w:lastColumn="0" w:noHBand="0" w:noVBand="0"/>
       </w:tblPr>
       <w:tblGrid>
         <w:gridCol w:w="1882"/>
@@ -12102,7 +12102,7 @@
         <w:sz w:val="16"/>
         <w:szCs w:val="16"/>
       </w:rPr>
-      <w:t>Version 1.8 · 21 September 2026</w:t>
+      <w:t>Version 1.9 · 22 September 2026</w:t>
     </w:r>
     <w:r>
       <w:rPr>
@@ -12275,96 +12275,10 @@
 <file path=word/numbering.xml><?xml version="1.0" encoding="utf-8"?>
 <w:numbering xmlns:wpc="http://schemas.microsoft.com/office/word/2010/wordprocessingCanvas" xmlns:cx="http://schemas.microsoft.com/office/drawing/2014/chartex" xmlns:cx1="http://schemas.microsoft.com/office/drawing/2015/9/8/chartex" xmlns:cx2="http://schemas.microsoft.com/office/drawing/2015/10/21/chartex" xmlns:cx3="http://schemas.microsoft.com/office/drawing/2016/5/9/chartex" xmlns:cx4="http://schemas.microsoft.com/office/drawing/2016/5/10/chartex" xmlns:cx5="http://schemas.microsoft.com/office/drawing/2016/5/11/chartex" xmlns:cx6="http://schemas.microsoft.com/office/drawing/2016/5/12/chartex" xmlns:cx7="http://schemas.microsoft.com/office/drawing/2016/5/13/chartex" xmlns:cx8="http://schemas.microsoft.com/office/drawing/2016/5/14/chartex" xmlns:mc="http://schemas.openxmlformats.org/markup-compatibility/2006" xmlns:aink="http://schemas.microsoft.com/office/drawing/2016/ink" xmlns:am3d="http://schemas.microsoft.com/office/drawing/2017/model3d" xmlns:o="urn:schemas-microsoft-com:office:office" xmlns:oel="http://schemas.microsoft.com/office/2019/extlst" xmlns:r="http://schemas.openxmlformats.org/officeDocument/2006/relationships" xmlns:m="http://schemas.openxmlformats.org/officeDocument/2006/math" xmlns:v="urn:schemas-microsoft-com:vml" xmlns:wp14="http://schemas.microsoft.com/office/word/2010/wordprocessingDrawing" xmlns:wp="http://schemas.openxmlformats.org/drawingml/2006/wordprocessingDrawing" xmlns:w10="urn:schemas-microsoft-com:office:word" xmlns:w="http://schemas.openxmlformats.org/wordprocessingml/2006/main" xmlns:w14="http://schemas.microsoft.com/office/word/2010/wordml" xmlns:w15="http://schemas.microsoft.com/office/word/2012/wordml" xmlns:w16cex="http://schemas.microsoft.com/office/word/2018/wordml/cex" xmlns:w16cid="http://schemas.microsoft.com/office/word/2016/wordml/cid" xmlns:w16="http://schemas.microsoft.com/office/word/2018/wordml" xmlns:w16sdtdh="http://schemas.microsoft.com/office/word/2020/wordml/sdtdatahash" xmlns:w16se="http://schemas.microsoft.com/office/word/2015/wordml/symex" xmlns:wpg="http://schemas.microsoft.com/office/word/2010/wordprocessingGroup" xmlns:wpi="http://schemas.microsoft.com/office/word/2010/wordprocessingInk" xmlns:wne="http://schemas.microsoft.com/office/word/2006/wordml" xmlns:wps="http://schemas.microsoft.com/office/word/2010/wordprocessingShape" mc:Ignorable="w14 w15 w16se w16cid w16 w16cex w16sdtdh wp14">
   <w:abstractNum w:abstractNumId="0" w15:restartNumberingAfterBreak="0">
-    <w:nsid w:val="08055E76"/>
+    <w:nsid w:val="14F7031B"/>
     <w:multiLevelType w:val="hybridMultilevel"/>
-    <w:tmpl w:val="1A3CF216"/>
-    <w:lvl w:ilvl="0" w:tplc="D26C1180">
-      <w:start w:val="1"/>
-      <w:numFmt w:val="bullet"/>
-      <w:lvlText w:val="●"/>
-      <w:lvlJc w:val="left"/>
-      <w:pPr>
-        <w:ind w:left="720" w:hanging="360"/>
-      </w:pPr>
-    </w:lvl>
-    <w:lvl w:ilvl="1" w:tplc="AA02B2BA">
-      <w:start w:val="1"/>
-      <w:numFmt w:val="bullet"/>
-      <w:lvlText w:val="○"/>
-      <w:lvlJc w:val="left"/>
-      <w:pPr>
-        <w:ind w:left="1440" w:hanging="360"/>
-      </w:pPr>
-    </w:lvl>
-    <w:lvl w:ilvl="2" w:tplc="200AAB90">
-      <w:start w:val="1"/>
-      <w:numFmt w:val="bullet"/>
-      <w:lvlText w:val="■"/>
-      <w:lvlJc w:val="left"/>
-      <w:pPr>
-        <w:ind w:left="2160" w:hanging="360"/>
-      </w:pPr>
-    </w:lvl>
-    <w:lvl w:ilvl="3" w:tplc="55306786">
-      <w:start w:val="1"/>
-      <w:numFmt w:val="bullet"/>
-      <w:lvlText w:val="●"/>
-      <w:lvlJc w:val="left"/>
-      <w:pPr>
-        <w:ind w:left="2880" w:hanging="360"/>
-      </w:pPr>
-    </w:lvl>
-    <w:lvl w:ilvl="4" w:tplc="D72E9A9E">
-      <w:start w:val="1"/>
-      <w:numFmt w:val="bullet"/>
-      <w:lvlText w:val="○"/>
-      <w:lvlJc w:val="left"/>
-      <w:pPr>
-        <w:ind w:left="3600" w:hanging="360"/>
-      </w:pPr>
-    </w:lvl>
-    <w:lvl w:ilvl="5" w:tplc="29226A3E">
-      <w:start w:val="1"/>
-      <w:numFmt w:val="bullet"/>
-      <w:lvlText w:val="■"/>
-      <w:lvlJc w:val="left"/>
-      <w:pPr>
-        <w:ind w:left="4320" w:hanging="360"/>
-      </w:pPr>
-    </w:lvl>
-    <w:lvl w:ilvl="6" w:tplc="30B04324">
-      <w:start w:val="1"/>
-      <w:numFmt w:val="bullet"/>
-      <w:lvlText w:val="●"/>
-      <w:lvlJc w:val="left"/>
-      <w:pPr>
-        <w:ind w:left="5040" w:hanging="360"/>
-      </w:pPr>
-    </w:lvl>
-    <w:lvl w:ilvl="7" w:tplc="1A1060DC">
-      <w:start w:val="1"/>
-      <w:numFmt w:val="bullet"/>
-      <w:lvlText w:val="●"/>
-      <w:lvlJc w:val="left"/>
-      <w:pPr>
-        <w:ind w:left="5760" w:hanging="360"/>
-      </w:pPr>
-    </w:lvl>
-    <w:lvl w:ilvl="8" w:tplc="5DDE9440">
-      <w:start w:val="1"/>
-      <w:numFmt w:val="bullet"/>
-      <w:lvlText w:val="●"/>
-      <w:lvlJc w:val="left"/>
-      <w:pPr>
-        <w:ind w:left="6480" w:hanging="360"/>
-      </w:pPr>
-    </w:lvl>
-  </w:abstractNum>
-  <w:abstractNum w:abstractNumId="1" w15:restartNumberingAfterBreak="0">
-    <w:nsid w:val="0D2E57F3"/>
-    <w:multiLevelType w:val="hybridMultilevel"/>
-    <w:tmpl w:val="B04AB06E"/>
-    <w:lvl w:ilvl="0" w:tplc="202A3406">
+    <w:tmpl w:val="94064FE2"/>
+    <w:lvl w:ilvl="0" w:tplc="1FE039A6">
       <w:start w:val="1"/>
       <w:numFmt w:val="decimal"/>
       <w:lvlText w:val="%1."/>
@@ -12378,52 +12292,111 @@
         <w:color w:val="A67C27"/>
       </w:rPr>
     </w:lvl>
-    <w:lvl w:ilvl="1" w:tplc="4F1C4FF4">
+    <w:lvl w:ilvl="1" w:tplc="F220765A">
       <w:numFmt w:val="decimal"/>
       <w:lvlText w:val=""/>
       <w:lvlJc w:val="left"/>
     </w:lvl>
-    <w:lvl w:ilvl="2" w:tplc="C7385740">
+    <w:lvl w:ilvl="2" w:tplc="EDBC0844">
       <w:numFmt w:val="decimal"/>
       <w:lvlText w:val=""/>
       <w:lvlJc w:val="left"/>
     </w:lvl>
-    <w:lvl w:ilvl="3" w:tplc="B3B23DB4">
+    <w:lvl w:ilvl="3" w:tplc="7570EEDA">
       <w:numFmt w:val="decimal"/>
       <w:lvlText w:val=""/>
       <w:lvlJc w:val="left"/>
     </w:lvl>
-    <w:lvl w:ilvl="4" w:tplc="86945D3C">
+    <w:lvl w:ilvl="4" w:tplc="A9304AD4">
       <w:numFmt w:val="decimal"/>
       <w:lvlText w:val=""/>
       <w:lvlJc w:val="left"/>
     </w:lvl>
-    <w:lvl w:ilvl="5" w:tplc="1B48F5CE">
+    <w:lvl w:ilvl="5" w:tplc="0E289AD4">
       <w:numFmt w:val="decimal"/>
       <w:lvlText w:val=""/>
       <w:lvlJc w:val="left"/>
     </w:lvl>
-    <w:lvl w:ilvl="6" w:tplc="73E6E2FC">
+    <w:lvl w:ilvl="6" w:tplc="1C02BF66">
       <w:numFmt w:val="decimal"/>
       <w:lvlText w:val=""/>
       <w:lvlJc w:val="left"/>
     </w:lvl>
-    <w:lvl w:ilvl="7" w:tplc="708ABBEC">
+    <w:lvl w:ilvl="7" w:tplc="50B6DBFA">
       <w:numFmt w:val="decimal"/>
       <w:lvlText w:val=""/>
       <w:lvlJc w:val="left"/>
     </w:lvl>
-    <w:lvl w:ilvl="8" w:tplc="BD3C3C40">
+    <w:lvl w:ilvl="8" w:tplc="B942CA5E">
+      <w:numFmt w:val="decimal"/>
+      <w:lvlText w:val=""/>
+      <w:lvlJc w:val="left"/>
+    </w:lvl>
+  </w:abstractNum>
+  <w:abstractNum w:abstractNumId="1" w15:restartNumberingAfterBreak="0">
+    <w:nsid w:val="29277156"/>
+    <w:multiLevelType w:val="hybridMultilevel"/>
+    <w:tmpl w:val="797855C2"/>
+    <w:lvl w:ilvl="0" w:tplc="80641368">
+      <w:start w:val="1"/>
+      <w:numFmt w:val="decimal"/>
+      <w:lvlText w:val="%1."/>
+      <w:lvlJc w:val="left"/>
+      <w:pPr>
+        <w:ind w:left="460" w:hanging="360"/>
+      </w:pPr>
+      <w:rPr>
+        <w:b/>
+        <w:bCs/>
+        <w:color w:val="A67C27"/>
+      </w:rPr>
+    </w:lvl>
+    <w:lvl w:ilvl="1" w:tplc="EFF88FEC">
+      <w:numFmt w:val="decimal"/>
+      <w:lvlText w:val=""/>
+      <w:lvlJc w:val="left"/>
+    </w:lvl>
+    <w:lvl w:ilvl="2" w:tplc="EDFA0F26">
+      <w:numFmt w:val="decimal"/>
+      <w:lvlText w:val=""/>
+      <w:lvlJc w:val="left"/>
+    </w:lvl>
+    <w:lvl w:ilvl="3" w:tplc="77B4AAA8">
+      <w:numFmt w:val="decimal"/>
+      <w:lvlText w:val=""/>
+      <w:lvlJc w:val="left"/>
+    </w:lvl>
+    <w:lvl w:ilvl="4" w:tplc="A3C2E284">
+      <w:numFmt w:val="decimal"/>
+      <w:lvlText w:val=""/>
+      <w:lvlJc w:val="left"/>
+    </w:lvl>
+    <w:lvl w:ilvl="5" w:tplc="9ADA4980">
+      <w:numFmt w:val="decimal"/>
+      <w:lvlText w:val=""/>
+      <w:lvlJc w:val="left"/>
+    </w:lvl>
+    <w:lvl w:ilvl="6" w:tplc="03BA3D3E">
+      <w:numFmt w:val="decimal"/>
+      <w:lvlText w:val=""/>
+      <w:lvlJc w:val="left"/>
+    </w:lvl>
+    <w:lvl w:ilvl="7" w:tplc="DA78AAE2">
+      <w:numFmt w:val="decimal"/>
+      <w:lvlText w:val=""/>
+      <w:lvlJc w:val="left"/>
+    </w:lvl>
+    <w:lvl w:ilvl="8" w:tplc="27069F94">
       <w:numFmt w:val="decimal"/>
       <w:lvlText w:val=""/>
       <w:lvlJc w:val="left"/>
     </w:lvl>
   </w:abstractNum>
   <w:abstractNum w:abstractNumId="2" w15:restartNumberingAfterBreak="0">
-    <w:nsid w:val="1CDF4175"/>
+    <w:nsid w:val="31124BCD"/>
     <w:multiLevelType w:val="hybridMultilevel"/>
-    <w:tmpl w:val="EC4EE9B0"/>
-    <w:lvl w:ilvl="0" w:tplc="B7F25CAE">
+    <w:tmpl w:val="7EBECBE4"/>
+    <w:lvl w:ilvl="0" w:tplc="807EDDCE">
       <w:start w:val="1"/>
       <w:numFmt w:val="decimal"/>
       <w:lvlText w:val="%1."/>
@@ -12437,52 +12410,52 @@
         <w:color w:val="A67C27"/>
       </w:rPr>
     </w:lvl>
-    <w:lvl w:ilvl="1" w:tplc="E0E2DFAA">
+    <w:lvl w:ilvl="1" w:tplc="BCE070EC">
       <w:numFmt w:val="decimal"/>
       <w:lvlText w:val=""/>
       <w:lvlJc w:val="left"/>
     </w:lvl>
-    <w:lvl w:ilvl="2" w:tplc="FB50E218">
+    <w:lvl w:ilvl="2" w:tplc="6794161E">
       <w:numFmt w:val="decimal"/>
       <w:lvlText w:val=""/>
       <w:lvlJc w:val="left"/>
     </w:lvl>
-    <w:lvl w:ilvl="3" w:tplc="3D9255E0">
+    <w:lvl w:ilvl="3" w:tplc="FC5E4282">
       <w:numFmt w:val="decimal"/>
       <w:lvlText w:val=""/>
       <w:lvlJc w:val="left"/>
     </w:lvl>
-    <w:lvl w:ilvl="4" w:tplc="E4146D54">
+    <w:lvl w:ilvl="4" w:tplc="D3A2A5EA">
       <w:numFmt w:val="decimal"/>
       <w:lvlText w:val=""/>
       <w:lvlJc w:val="left"/>
     </w:lvl>
-    <w:lvl w:ilvl="5" w:tplc="BB9A8B08">
+    <w:lvl w:ilvl="5" w:tplc="8714A280">
       <w:numFmt w:val="decimal"/>
       <w:lvlText w:val=""/>
       <w:lvlJc w:val="left"/>
     </w:lvl>
-    <w:lvl w:ilvl="6" w:tplc="5852CD88">
+    <w:lvl w:ilvl="6" w:tplc="B518D0A6">
       <w:numFmt w:val="decimal"/>
       <w:lvlText w:val=""/>
       <w:lvlJc w:val="left"/>
     </w:lvl>
-    <w:lvl w:ilvl="7" w:tplc="85B27FC8">
+    <w:lvl w:ilvl="7" w:tplc="050A8A90">
       <w:numFmt w:val="decimal"/>
       <w:lvlText w:val=""/>
       <w:lvlJc w:val="left"/>
     </w:lvl>
-    <w:lvl w:ilvl="8" w:tplc="C2C22358">
+    <w:lvl w:ilvl="8" w:tplc="164242F2">
       <w:numFmt w:val="decimal"/>
       <w:lvlText w:val=""/>
       <w:lvlJc w:val="left"/>
     </w:lvl>
   </w:abstractNum>
   <w:abstractNum w:abstractNumId="3" w15:restartNumberingAfterBreak="0">
-    <w:nsid w:val="20701058"/>
+    <w:nsid w:val="59B00245"/>
     <w:multiLevelType w:val="hybridMultilevel"/>
-    <w:tmpl w:val="82B4DABE"/>
-    <w:lvl w:ilvl="0" w:tplc="4A782DC6">
+    <w:tmpl w:val="5AE6AF86"/>
+    <w:lvl w:ilvl="0" w:tplc="476681E6">
       <w:start w:val="1"/>
       <w:numFmt w:val="decimal"/>
       <w:lvlText w:val="%1."/>
@@ -12496,110 +12469,169 @@
         <w:color w:val="A67C27"/>
       </w:rPr>
     </w:lvl>
-    <w:lvl w:ilvl="1" w:tplc="84567440">
+    <w:lvl w:ilvl="1" w:tplc="E132FC74">
       <w:numFmt w:val="decimal"/>
       <w:lvlText w:val=""/>
       <w:lvlJc w:val="left"/>
     </w:lvl>
-    <w:lvl w:ilvl="2" w:tplc="23E67158">
+    <w:lvl w:ilvl="2" w:tplc="B4965A44">
       <w:numFmt w:val="decimal"/>
       <w:lvlText w:val=""/>
       <w:lvlJc w:val="left"/>
     </w:lvl>
-    <w:lvl w:ilvl="3" w:tplc="D3EE077C">
+    <w:lvl w:ilvl="3" w:tplc="437C59E2">
       <w:numFmt w:val="decimal"/>
       <w:lvlText w:val=""/>
       <w:lvlJc w:val="left"/>
     </w:lvl>
-    <w:lvl w:ilvl="4" w:tplc="8D66FEEE">
+    <w:lvl w:ilvl="4" w:tplc="85B617B4">
       <w:numFmt w:val="decimal"/>
       <w:lvlText w:val=""/>
       <w:lvlJc w:val="left"/>
     </w:lvl>
-    <w:lvl w:ilvl="5" w:tplc="927C2CDE">
+    <w:lvl w:ilvl="5" w:tplc="BCC421F0">
       <w:numFmt w:val="decimal"/>
       <w:lvlText w:val=""/>
       <w:lvlJc w:val="left"/>
     </w:lvl>
-    <w:lvl w:ilvl="6" w:tplc="CC4C391E">
+    <w:lvl w:ilvl="6" w:tplc="7750924A">
       <w:numFmt w:val="decimal"/>
       <w:lvlText w:val=""/>
       <w:lvlJc w:val="left"/>
     </w:lvl>
-    <w:lvl w:ilvl="7" w:tplc="C0EA86F2">
+    <w:lvl w:ilvl="7" w:tplc="840AFDE2">
       <w:numFmt w:val="decimal"/>
       <w:lvlText w:val=""/>
       <w:lvlJc w:val="left"/>
     </w:lvl>
-    <w:lvl w:ilvl="8" w:tplc="6E2609EC">
+    <w:lvl w:ilvl="8" w:tplc="4C3607A2">
       <w:numFmt w:val="decimal"/>
       <w:lvlText w:val=""/>
       <w:lvlJc w:val="left"/>
     </w:lvl>
   </w:abstractNum>
   <w:abstractNum w:abstractNumId="4" w15:restartNumberingAfterBreak="0">
-    <w:nsid w:val="49BA24E7"/>
+    <w:nsid w:val="5A7D48D8"/>
     <w:multiLevelType w:val="hybridMultilevel"/>
-    <w:tmpl w:val="B25C0C6C"/>
-    <w:lvl w:ilvl="0" w:tplc="CEE274EE">
+    <w:tmpl w:val="9372F1BE"/>
+    <w:lvl w:ilvl="0" w:tplc="9BC212D0">
       <w:start w:val="1"/>
-      <w:numFmt w:val="bullet"/>
-      <w:lvlText w:val="•"/>
+      <w:numFmt w:val="decimal"/>
+      <w:lvlText w:val="%1."/>
       <w:lvlJc w:val="left"/>
       <w:pPr>
-        <w:ind w:left="460" w:hanging="280"/>
-      </w:pPr>
+        <w:ind w:left="460" w:hanging="360"/>
+      </w:pPr>
+      <w:rPr>
+        <w:b/>
+        <w:bCs/>
+        <w:color w:val="A67C27"/>
+      </w:rPr>
     </w:lvl>
-    <w:lvl w:ilvl="1" w:tplc="33D602AC">
-      <w:start w:val="1"/>
-      <w:numFmt w:val="bullet"/>
-      <w:lvlText w:val="–"/>
-      <w:lvlJc w:val="left"/>
-      <w:pPr>
-        <w:ind w:left="900" w:hanging="280"/>
-      </w:pPr>
-    </w:lvl>
-    <w:lvl w:ilvl="2" w:tplc="C5DE7678">
+    <w:lvl w:ilvl="1" w:tplc="20001630">
       <w:numFmt w:val="decimal"/>
       <w:lvlText w:val=""/>
       <w:lvlJc w:val="left"/>
     </w:lvl>
-    <w:lvl w:ilvl="3" w:tplc="42BC85B4">
+    <w:lvl w:ilvl="2" w:tplc="93D60D56">
       <w:numFmt w:val="decimal"/>
       <w:lvlText w:val=""/>
       <w:lvlJc w:val="left"/>
     </w:lvl>
-    <w:lvl w:ilvl="4" w:tplc="C4184FE8">
+    <w:lvl w:ilvl="3" w:tplc="149E710A">
       <w:numFmt w:val="decimal"/>
       <w:lvlText w:val=""/>
       <w:lvlJc w:val="left"/>
     </w:lvl>
-    <w:lvl w:ilvl="5" w:tplc="E454EBDE">
+    <w:lvl w:ilvl="4" w:tplc="F99A1242">
       <w:numFmt w:val="decimal"/>
       <w:lvlText w:val=""/>
       <w:lvlJc w:val="left"/>
     </w:lvl>
-    <w:lvl w:ilvl="6" w:tplc="5606962A">
+    <w:lvl w:ilvl="5" w:tplc="B37C1A4A">
       <w:numFmt w:val="decimal"/>
       <w:lvlText w:val=""/>
       <w:lvlJc w:val="left"/>
     </w:lvl>
-    <w:lvl w:ilvl="7" w:tplc="54663888">
+    <w:lvl w:ilvl="6" w:tplc="11A07352">
       <w:numFmt w:val="decimal"/>
       <w:lvlText w:val=""/>
       <w:lvlJc w:val="left"/>
     </w:lvl>
-    <w:lvl w:ilvl="8" w:tplc="08AE5B3E">
+    <w:lvl w:ilvl="7" w:tplc="9678EF96">
+      <w:numFmt w:val="decimal"/>
+      <w:lvlText w:val=""/>
+      <w:lvlJc w:val="left"/>
+    </w:lvl>
+    <w:lvl w:ilvl="8" w:tplc="F1D8AD08">
       <w:numFmt w:val="decimal"/>
       <w:lvlText w:val=""/>
       <w:lvlJc w:val="left"/>
     </w:lvl>
   </w:abstractNum>
   <w:abstractNum w:abstractNumId="5" w15:restartNumberingAfterBreak="0">
-    <w:nsid w:val="61F95C75"/>
+    <w:nsid w:val="65D03530"/>
     <w:multiLevelType w:val="hybridMultilevel"/>
-    <w:tmpl w:val="9AF2AA90"/>
-    <w:lvl w:ilvl="0" w:tplc="DF30C53C">
+    <w:tmpl w:val="78E459AA"/>
+    <w:lvl w:ilvl="0" w:tplc="51581F44">
+      <w:start w:val="1"/>
+      <w:numFmt w:val="bullet"/>
+      <w:lvlText w:val="•"/>
+      <w:lvlJc w:val="left"/>
+      <w:pPr>
+        <w:ind w:left="460" w:hanging="280"/>
+      </w:pPr>
+    </w:lvl>
+    <w:lvl w:ilvl="1" w:tplc="EF32FDBE">
+      <w:start w:val="1"/>
+      <w:numFmt w:val="bullet"/>
+      <w:lvlText w:val="–"/>
+      <w:lvlJc w:val="left"/>
+      <w:pPr>
+        <w:ind w:left="900" w:hanging="280"/>
+      </w:pPr>
+    </w:lvl>
+    <w:lvl w:ilvl="2" w:tplc="2A70656A">
+      <w:numFmt w:val="decimal"/>
+      <w:lvlText w:val=""/>
+      <w:lvlJc w:val="left"/>
+    </w:lvl>
+    <w:lvl w:ilvl="3" w:tplc="3118B446">
+      <w:numFmt w:val="decimal"/>
+      <w:lvlText w:val=""/>
+      <w:lvlJc w:val="left"/>
+    </w:lvl>
+    <w:lvl w:ilvl="4" w:tplc="96662E86">
+      <w:numFmt w:val="decimal"/>
+      <w:lvlText w:val=""/>
+      <w:lvlJc w:val="left"/>
+    </w:lvl>
+    <w:lvl w:ilvl="5" w:tplc="48D8DD5A">
+      <w:numFmt w:val="decimal"/>
+      <w:lvlText w:val=""/>
+      <w:lvlJc w:val="left"/>
+    </w:lvl>
+    <w:lvl w:ilvl="6" w:tplc="42588662">
+      <w:numFmt w:val="decimal"/>
+      <w:lvlText w:val=""/>
+      <w:lvlJc w:val="left"/>
+    </w:lvl>
+    <w:lvl w:ilvl="7" w:tplc="FE326870">
+      <w:numFmt w:val="decimal"/>
+      <w:lvlText w:val=""/>
+      <w:lvlJc w:val="left"/>
+    </w:lvl>
+    <w:lvl w:ilvl="8" w:tplc="242C1DA8">
+      <w:numFmt w:val="decimal"/>
+      <w:lvlText w:val=""/>
+      <w:lvlJc w:val="left"/>
+    </w:lvl>
+  </w:abstractNum>
+  <w:abstractNum w:abstractNumId="6" w15:restartNumberingAfterBreak="0">
+    <w:nsid w:val="71186348"/>
+    <w:multiLevelType w:val="hybridMultilevel"/>
+    <w:tmpl w:val="187E0BF4"/>
+    <w:lvl w:ilvl="0" w:tplc="103AE9AA">
       <w:start w:val="1"/>
       <w:numFmt w:val="decimal"/>
       <w:lvlText w:val="%1."/>
@@ -12613,209 +12645,177 @@
         <w:color w:val="A67C27"/>
       </w:rPr>
     </w:lvl>
-    <w:lvl w:ilvl="1" w:tplc="13B42A7E">
+    <w:lvl w:ilvl="1" w:tplc="CEA643E4">
       <w:numFmt w:val="decimal"/>
       <w:lvlText w:val=""/>
       <w:lvlJc w:val="left"/>
     </w:lvl>
-    <w:lvl w:ilvl="2" w:tplc="AA4805D8">
+    <w:lvl w:ilvl="2" w:tplc="E64484A2">
       <w:numFmt w:val="decimal"/>
       <w:lvlText w:val=""/>
       <w:lvlJc w:val="left"/>
     </w:lvl>
-    <w:lvl w:ilvl="3" w:tplc="AA82B4A6">
+    <w:lvl w:ilvl="3" w:tplc="C730F3B2">
       <w:numFmt w:val="decimal"/>
       <w:lvlText w:val=""/>
       <w:lvlJc w:val="left"/>
     </w:lvl>
-    <w:lvl w:ilvl="4" w:tplc="EA7647A4">
+    <w:lvl w:ilvl="4" w:tplc="B882FA8A">
       <w:numFmt w:val="decimal"/>
       <w:lvlText w:val=""/>
       <w:lvlJc w:val="left"/>
     </w:lvl>
-    <w:lvl w:ilvl="5" w:tplc="B0789672">
+    <w:lvl w:ilvl="5" w:tplc="22183EF0">
       <w:numFmt w:val="decimal"/>
       <w:lvlText w:val=""/>
       <w:lvlJc w:val="left"/>
     </w:lvl>
-    <w:lvl w:ilvl="6" w:tplc="1F86B65C">
+    <w:lvl w:ilvl="6" w:tplc="0B7A9738">
       <w:numFmt w:val="decimal"/>
       <w:lvlText w:val=""/>
       <w:lvlJc w:val="left"/>
     </w:lvl>
-    <w:lvl w:ilvl="7" w:tplc="8E1A08AC">
+    <w:lvl w:ilvl="7" w:tplc="A530A942">
       <w:numFmt w:val="decimal"/>
       <w:lvlText w:val=""/>
       <w:lvlJc w:val="left"/>
     </w:lvl>
-    <w:lvl w:ilvl="8" w:tplc="E9367F68">
-      <w:numFmt w:val="decimal"/>
-      <w:lvlText w:val=""/>
-      <w:lvlJc w:val="left"/>
-    </w:lvl>
-  </w:abstractNum>
-  <w:abstractNum w:abstractNumId="6" w15:restartNumberingAfterBreak="0">
-    <w:nsid w:val="746C1B54"/>
-    <w:multiLevelType w:val="hybridMultilevel"/>
-    <w:tmpl w:val="3CBA33CC"/>
-    <w:lvl w:ilvl="0" w:tplc="7F0205B6">
-      <w:start w:val="1"/>
-      <w:numFmt w:val="decimal"/>
-      <w:lvlText w:val="%1."/>
-      <w:lvlJc w:val="left"/>
-      <w:pPr>
-        <w:ind w:left="460" w:hanging="360"/>
-      </w:pPr>
-      <w:rPr>
-        <w:b/>
-        <w:bCs/>
-        <w:color w:val="A67C27"/>
-      </w:rPr>
-    </w:lvl>
-    <w:lvl w:ilvl="1" w:tplc="6580663C">
-      <w:numFmt w:val="decimal"/>
-      <w:lvlText w:val=""/>
-      <w:lvlJc w:val="left"/>
-    </w:lvl>
-    <w:lvl w:ilvl="2" w:tplc="742EADF6">
-      <w:numFmt w:val="decimal"/>
-      <w:lvlText w:val=""/>
-      <w:lvlJc w:val="left"/>
-    </w:lvl>
-    <w:lvl w:ilvl="3" w:tplc="4AF4CF40">
-      <w:numFmt w:val="decimal"/>
-      <w:lvlText w:val=""/>
-      <w:lvlJc w:val="left"/>
-    </w:lvl>
-    <w:lvl w:ilvl="4" w:tplc="480449A0">
-      <w:numFmt w:val="decimal"/>
-      <w:lvlText w:val=""/>
-      <w:lvlJc w:val="left"/>
-    </w:lvl>
-    <w:lvl w:ilvl="5" w:tplc="CF0A6B40">
-      <w:numFmt w:val="decimal"/>
-      <w:lvlText w:val=""/>
-      <w:lvlJc w:val="left"/>
-    </w:lvl>
-    <w:lvl w:ilvl="6" w:tplc="EE920B5E">
-      <w:numFmt w:val="decimal"/>
-      <w:lvlText w:val=""/>
-      <w:lvlJc w:val="left"/>
-    </w:lvl>
-    <w:lvl w:ilvl="7" w:tplc="8D601C56">
-      <w:numFmt w:val="decimal"/>
-      <w:lvlText w:val=""/>
-      <w:lvlJc w:val="left"/>
-    </w:lvl>
-    <w:lvl w:ilvl="8" w:tplc="6166FC14">
+    <w:lvl w:ilvl="8" w:tplc="FAF06650">
       <w:numFmt w:val="decimal"/>
       <w:lvlText w:val=""/>
       <w:lvlJc w:val="left"/>
     </w:lvl>
   </w:abstractNum>
   <w:abstractNum w:abstractNumId="7" w15:restartNumberingAfterBreak="0">
-    <w:nsid w:val="7C731E45"/>
+    <w:nsid w:val="7F1B751A"/>
     <w:multiLevelType w:val="hybridMultilevel"/>
-    <w:tmpl w:val="F200B2D8"/>
-    <w:lvl w:ilvl="0" w:tplc="BBDC5A58">
+    <w:tmpl w:val="7116E4E2"/>
+    <w:lvl w:ilvl="0" w:tplc="44D06BF6">
       <w:start w:val="1"/>
-      <w:numFmt w:val="decimal"/>
-      <w:lvlText w:val="%1."/>
+      <w:numFmt w:val="bullet"/>
+      <w:lvlText w:val="●"/>
       <w:lvlJc w:val="left"/>
       <w:pPr>
-        <w:ind w:left="460" w:hanging="360"/>
-      </w:pPr>
-      <w:rPr>
-        <w:b/>
-        <w:bCs/>
-        <w:color w:val="A67C27"/>
-      </w:rPr>
+        <w:ind w:left="720" w:hanging="360"/>
+      </w:pPr>
     </w:lvl>
-    <w:lvl w:ilvl="1" w:tplc="60AE642A">
-      <w:numFmt w:val="decimal"/>
-      <w:lvlText w:val=""/>
+    <w:lvl w:ilvl="1" w:tplc="46B4E082">
+      <w:start w:val="1"/>
+      <w:numFmt w:val="bullet"/>
+      <w:lvlText w:val="○"/>
       <w:lvlJc w:val="left"/>
+      <w:pPr>
+        <w:ind w:left="1440" w:hanging="360"/>
+      </w:pPr>
     </w:lvl>
-    <w:lvl w:ilvl="2" w:tplc="2CB20CD4">
-      <w:numFmt w:val="decimal"/>
-      <w:lvlText w:val=""/>
+    <w:lvl w:ilvl="2" w:tplc="88243162">
+      <w:start w:val="1"/>
+      <w:numFmt w:val="bullet"/>
+      <w:lvlText w:val="■"/>
       <w:lvlJc w:val="left"/>
+      <w:pPr>
+        <w:ind w:left="2160" w:hanging="360"/>
+      </w:pPr>
     </w:lvl>
-    <w:lvl w:ilvl="3" w:tplc="8AE6FE08">
-      <w:numFmt w:val="decimal"/>
-      <w:lvlText w:val=""/>
+    <w:lvl w:ilvl="3" w:tplc="D9F4F74C">
+      <w:start w:val="1"/>
+      <w:numFmt w:val="bullet"/>
+      <w:lvlText w:val="●"/>
       <w:lvlJc w:val="left"/>
+      <w:pPr>
+        <w:ind w:left="2880" w:hanging="360"/>
+      </w:pPr>
     </w:lvl>
-    <w:lvl w:ilvl="4" w:tplc="1C2415C8">
-      <w:numFmt w:val="decimal"/>
-      <w:lvlText w:val=""/>
+    <w:lvl w:ilvl="4" w:tplc="DD163322">
+      <w:start w:val="1"/>
+      <w:numFmt w:val="bullet"/>
+      <w:lvlText w:val="○"/>
       <w:lvlJc w:val="left"/>
+      <w:pPr>
+        <w:ind w:left="3600" w:hanging="360"/>
+      </w:pPr>
     </w:lvl>
-    <w:lvl w:ilvl="5" w:tplc="160E89FC">
-      <w:numFmt w:val="decimal"/>
-      <w:lvlText w:val=""/>
+    <w:lvl w:ilvl="5" w:tplc="FF86545A">
+      <w:start w:val="1"/>
+      <w:numFmt w:val="bullet"/>
+      <w:lvlText w:val="■"/>
       <w:lvlJc w:val="left"/>
+      <w:pPr>
+        <w:ind w:left="4320" w:hanging="360"/>
+      </w:pPr>
     </w:lvl>
-    <w:lvl w:ilvl="6" w:tplc="27507628">
-      <w:numFmt w:val="decimal"/>
-      <w:lvlText w:val=""/>
+    <w:lvl w:ilvl="6" w:tplc="88EE98EE">
+      <w:start w:val="1"/>
+      <w:numFmt w:val="bullet"/>
+      <w:lvlText w:val="●"/>
       <w:lvlJc w:val="left"/>
+      <w:pPr>
+        <w:ind w:left="5040" w:hanging="360"/>
+      </w:pPr>
     </w:lvl>
-    <w:lvl w:ilvl="7" w:tplc="75804DB6">
-      <w:numFmt w:val="decimal"/>
-      <w:lvlText w:val=""/>
+    <w:lvl w:ilvl="7" w:tplc="853276D2">
+      <w:start w:val="1"/>
+      <w:numFmt w:val="bullet"/>
+      <w:lvlText w:val="●"/>
       <w:lvlJc w:val="left"/>
+      <w:pPr>
+        <w:ind w:left="5760" w:hanging="360"/>
+      </w:pPr>
     </w:lvl>
-    <w:lvl w:ilvl="8" w:tplc="BC2EE59C">
-      <w:numFmt w:val="decimal"/>
-      <w:lvlText w:val=""/>
+    <w:lvl w:ilvl="8" w:tplc="CD18A322">
+      <w:start w:val="1"/>
+      <w:numFmt w:val="bullet"/>
+      <w:lvlText w:val="●"/>
       <w:lvlJc w:val="left"/>
+      <w:pPr>
+        <w:ind w:left="6480" w:hanging="360"/>
+      </w:pPr>
     </w:lvl>
   </w:abstractNum>
-  <w:num w:numId="1" w16cid:durableId="1513642919">
+  <w:num w:numId="1" w16cid:durableId="1960842108">
+    <w:abstractNumId w:val="7"/>
+    <w:lvlOverride w:ilvl="0">
+      <w:startOverride w:val="1"/>
+    </w:lvlOverride>
+  </w:num>
+  <w:num w:numId="2" w16cid:durableId="1085691195">
+    <w:abstractNumId w:val="5"/>
+    <w:lvlOverride w:ilvl="0">
+      <w:startOverride w:val="1"/>
+    </w:lvlOverride>
+  </w:num>
+  <w:num w:numId="3" w16cid:durableId="2136411698">
+    <w:abstractNumId w:val="2"/>
+    <w:lvlOverride w:ilvl="0">
+      <w:startOverride w:val="1"/>
+    </w:lvlOverride>
+  </w:num>
+  <w:num w:numId="4" w16cid:durableId="951329347">
+    <w:abstractNumId w:val="3"/>
+    <w:lvlOverride w:ilvl="0">
+      <w:startOverride w:val="1"/>
+    </w:lvlOverride>
+  </w:num>
+  <w:num w:numId="5" w16cid:durableId="1738894802">
+    <w:abstractNumId w:val="6"/>
+    <w:lvlOverride w:ilvl="0">
+      <w:startOverride w:val="1"/>
+    </w:lvlOverride>
+  </w:num>
+  <w:num w:numId="6" w16cid:durableId="1491827573">
     <w:abstractNumId w:val="0"/>
     <w:lvlOverride w:ilvl="0">
       <w:startOverride w:val="1"/>
     </w:lvlOverride>
   </w:num>
-  <w:num w:numId="2" w16cid:durableId="1577544322">
+  <w:num w:numId="7" w16cid:durableId="1402629969">
     <w:abstractNumId w:val="4"/>
     <w:lvlOverride w:ilvl="0">
       <w:startOverride w:val="1"/>
     </w:lvlOverride>
   </w:num>
-  <w:num w:numId="3" w16cid:durableId="403068144">
+  <w:num w:numId="8" w16cid:durableId="1812675685">
     <w:abstractNumId w:val="1"/>
-    <w:lvlOverride w:ilvl="0">
-      <w:startOverride w:val="1"/>
-    </w:lvlOverride>
-  </w:num>
-  <w:num w:numId="4" w16cid:durableId="1559246312">
-    <w:abstractNumId w:val="6"/>
-    <w:lvlOverride w:ilvl="0">
-      <w:startOverride w:val="1"/>
-    </w:lvlOverride>
-  </w:num>
-  <w:num w:numId="5" w16cid:durableId="2043020416">
-    <w:abstractNumId w:val="5"/>
-    <w:lvlOverride w:ilvl="0">
-      <w:startOverride w:val="1"/>
-    </w:lvlOverride>
-  </w:num>
-  <w:num w:numId="6" w16cid:durableId="1843666041">
-    <w:abstractNumId w:val="2"/>
-    <w:lvlOverride w:ilvl="0">
-      <w:startOverride w:val="1"/>
-    </w:lvlOverride>
-  </w:num>
-  <w:num w:numId="7" w16cid:durableId="943877718">
-    <w:abstractNumId w:val="3"/>
-    <w:lvlOverride w:ilvl="0">
-      <w:startOverride w:val="1"/>
-    </w:lvlOverride>
-  </w:num>
-  <w:num w:numId="8" w16cid:durableId="869957094">
-    <w:abstractNumId w:val="7"/>
     <w:lvlOverride w:ilvl="0">
       <w:startOverride w:val="1"/>
     </w:lvlOverride>
@@ -13440,7 +13440,7 @@
     <w:autoRedefine/>
     <w:uiPriority w:val="39"/>
     <w:unhideWhenUsed/>
-    <w:rsid w:val="00273B99"/>
+    <w:rsid w:val="00C82C6E"/>
     <w:pPr>
       <w:spacing w:after="100"/>
     </w:pPr>
@@ -13452,7 +13452,7 @@
     <w:autoRedefine/>
     <w:uiPriority w:val="39"/>
     <w:unhideWhenUsed/>
-    <w:rsid w:val="00273B99"/>
+    <w:rsid w:val="00C82C6E"/>
     <w:pPr>
       <w:spacing w:after="100"/>
       <w:ind w:left="210"/>

--- a/docs/manuals/Role_Guide_4_QUAN_QA_RA.docx
+++ b/docs/manuals/Role_Guide_4_QUAN_QA_RA.docx
@@ -69,7 +69,7 @@
           <w:left w:w="10" w:type="dxa"/>
           <w:right w:w="10" w:type="dxa"/>
         </w:tblCellMar>
-        <w:tblLook w:val="0000" w:firstRow="0" w:lastRow="0" w:firstColumn="0" w:lastColumn="0" w:noHBand="0" w:noVBand="0"/>
+        <w:tblLook w:val="04A0" w:firstRow="1" w:lastRow="0" w:firstColumn="1" w:lastColumn="0" w:noHBand="0" w:noVBand="1"/>
       </w:tblPr>
       <w:tblGrid>
         <w:gridCol w:w="2300"/>
@@ -412,7 +412,7 @@
                 <w:sz w:val="19"/>
                 <w:szCs w:val="19"/>
               </w:rPr>
-              <w:t>0773943709 · abffst.research.cut@gmail.com</w:t>
+              <w:t>0773943709 · abffst.research@gmail.com</w:t>
             </w:r>
           </w:p>
         </w:tc>
@@ -469,7 +469,7 @@
                 <w:sz w:val="19"/>
                 <w:szCs w:val="19"/>
               </w:rPr>
-              <w:t>Version 1.9 · 22 September 2026</w:t>
+              <w:t>Version 1.10 · 22 September 2026</w:t>
             </w:r>
           </w:p>
         </w:tc>
@@ -538,7 +538,7 @@
     <w:sdt>
       <w:sdtPr>
         <w:alias w:val="Contents"/>
-        <w:id w:val="-1589458239"/>
+        <w:id w:val="-733310913"/>
       </w:sdtPr>
       <w:sdtEndPr/>
       <w:sdtContent>
@@ -567,7 +567,7 @@
           <w:r>
             <w:fldChar w:fldCharType="separate"/>
           </w:r>
-          <w:hyperlink w:anchor="_Toc240961031" w:history="1">
+          <w:hyperlink w:anchor="_Toc240976061" w:history="1">
             <w:r>
               <w:rPr>
                 <w:rStyle w:val="Hyperlink"/>
@@ -591,7 +591,7 @@
               <w:rPr>
                 <w:noProof/>
               </w:rPr>
-              <w:instrText xml:space="preserve"> PAGEREF _Toc240961031 \h </w:instrText>
+              <w:instrText xml:space="preserve"> PAGEREF _Toc240976061 \h </w:instrText>
             </w:r>
             <w:r>
               <w:rPr>
@@ -634,7 +634,7 @@
               <w14:ligatures w14:val="standardContextual"/>
             </w:rPr>
           </w:pPr>
-          <w:hyperlink w:anchor="_Toc240961032" w:history="1">
+          <w:hyperlink w:anchor="_Toc240976062" w:history="1">
             <w:r>
               <w:rPr>
                 <w:rStyle w:val="Hyperlink"/>
@@ -658,7 +658,7 @@
               <w:rPr>
                 <w:noProof/>
               </w:rPr>
-              <w:instrText xml:space="preserve"> PAGEREF _Toc240961032 \h </w:instrText>
+              <w:instrText xml:space="preserve"> PAGEREF _Toc240976062 \h </w:instrText>
             </w:r>
             <w:r>
               <w:rPr>
@@ -701,7 +701,7 @@
               <w14:ligatures w14:val="standardContextual"/>
             </w:rPr>
           </w:pPr>
-          <w:hyperlink w:anchor="_Toc240961033" w:history="1">
+          <w:hyperlink w:anchor="_Toc240976063" w:history="1">
             <w:r>
               <w:rPr>
                 <w:rStyle w:val="Hyperlink"/>
@@ -725,7 +725,7 @@
               <w:rPr>
                 <w:noProof/>
               </w:rPr>
-              <w:instrText xml:space="preserve"> PAGEREF _Toc240961033 \h </w:instrText>
+              <w:instrText xml:space="preserve"> PAGEREF _Toc240976063 \h </w:instrText>
             </w:r>
             <w:r>
               <w:rPr>
@@ -768,7 +768,7 @@
               <w14:ligatures w14:val="standardContextual"/>
             </w:rPr>
           </w:pPr>
-          <w:hyperlink w:anchor="_Toc240961034" w:history="1">
+          <w:hyperlink w:anchor="_Toc240976064" w:history="1">
             <w:r>
               <w:rPr>
                 <w:rStyle w:val="Hyperlink"/>
@@ -792,7 +792,7 @@
               <w:rPr>
                 <w:noProof/>
               </w:rPr>
-              <w:instrText xml:space="preserve"> PAGEREF _Toc240961034 \h </w:instrText>
+              <w:instrText xml:space="preserve"> PAGEREF _Toc240976064 \h </w:instrText>
             </w:r>
             <w:r>
               <w:rPr>
@@ -835,7 +835,7 @@
               <w14:ligatures w14:val="standardContextual"/>
             </w:rPr>
           </w:pPr>
-          <w:hyperlink w:anchor="_Toc240961035" w:history="1">
+          <w:hyperlink w:anchor="_Toc240976065" w:history="1">
             <w:r>
               <w:rPr>
                 <w:rStyle w:val="Hyperlink"/>
@@ -859,7 +859,7 @@
               <w:rPr>
                 <w:noProof/>
               </w:rPr>
-              <w:instrText xml:space="preserve"> PAGEREF _Toc240961035 \h </w:instrText>
+              <w:instrText xml:space="preserve"> PAGEREF _Toc240976065 \h </w:instrText>
             </w:r>
             <w:r>
               <w:rPr>
@@ -902,7 +902,7 @@
               <w14:ligatures w14:val="standardContextual"/>
             </w:rPr>
           </w:pPr>
-          <w:hyperlink w:anchor="_Toc240961036" w:history="1">
+          <w:hyperlink w:anchor="_Toc240976066" w:history="1">
             <w:r>
               <w:rPr>
                 <w:rStyle w:val="Hyperlink"/>
@@ -926,7 +926,7 @@
               <w:rPr>
                 <w:noProof/>
               </w:rPr>
-              <w:instrText xml:space="preserve"> PAGEREF _Toc240961036 \h </w:instrText>
+              <w:instrText xml:space="preserve"> PAGEREF _Toc240976066 \h </w:instrText>
             </w:r>
             <w:r>
               <w:rPr>
@@ -969,7 +969,7 @@
               <w14:ligatures w14:val="standardContextual"/>
             </w:rPr>
           </w:pPr>
-          <w:hyperlink w:anchor="_Toc240961037" w:history="1">
+          <w:hyperlink w:anchor="_Toc240976067" w:history="1">
             <w:r>
               <w:rPr>
                 <w:rStyle w:val="Hyperlink"/>
@@ -993,7 +993,7 @@
               <w:rPr>
                 <w:noProof/>
               </w:rPr>
-              <w:instrText xml:space="preserve"> PAGEREF _Toc240961037 \h </w:instrText>
+              <w:instrText xml:space="preserve"> PAGEREF _Toc240976067 \h </w:instrText>
             </w:r>
             <w:r>
               <w:rPr>
@@ -1036,7 +1036,7 @@
               <w14:ligatures w14:val="standardContextual"/>
             </w:rPr>
           </w:pPr>
-          <w:hyperlink w:anchor="_Toc240961038" w:history="1">
+          <w:hyperlink w:anchor="_Toc240976068" w:history="1">
             <w:r>
               <w:rPr>
                 <w:rStyle w:val="Hyperlink"/>
@@ -1060,7 +1060,7 @@
               <w:rPr>
                 <w:noProof/>
               </w:rPr>
-              <w:instrText xml:space="preserve"> PAGEREF _Toc240961038 \h </w:instrText>
+              <w:instrText xml:space="preserve"> PAGEREF _Toc240976068 \h </w:instrText>
             </w:r>
             <w:r>
               <w:rPr>
@@ -1103,7 +1103,7 @@
               <w14:ligatures w14:val="standardContextual"/>
             </w:rPr>
           </w:pPr>
-          <w:hyperlink w:anchor="_Toc240961039" w:history="1">
+          <w:hyperlink w:anchor="_Toc240976069" w:history="1">
             <w:r>
               <w:rPr>
                 <w:rStyle w:val="Hyperlink"/>
@@ -1127,7 +1127,7 @@
               <w:rPr>
                 <w:noProof/>
               </w:rPr>
-              <w:instrText xml:space="preserve"> PAGEREF _Toc240961039 \h </w:instrText>
+              <w:instrText xml:space="preserve"> PAGEREF _Toc240976069 \h </w:instrText>
             </w:r>
             <w:r>
               <w:rPr>
@@ -1170,7 +1170,7 @@
               <w14:ligatures w14:val="standardContextual"/>
             </w:rPr>
           </w:pPr>
-          <w:hyperlink w:anchor="_Toc240961040" w:history="1">
+          <w:hyperlink w:anchor="_Toc240976070" w:history="1">
             <w:r>
               <w:rPr>
                 <w:rStyle w:val="Hyperlink"/>
@@ -1194,7 +1194,7 @@
               <w:rPr>
                 <w:noProof/>
               </w:rPr>
-              <w:instrText xml:space="preserve"> PAGEREF _Toc240961040 \h </w:instrText>
+              <w:instrText xml:space="preserve"> PAGEREF _Toc240976070 \h </w:instrText>
             </w:r>
             <w:r>
               <w:rPr>
@@ -1237,7 +1237,7 @@
               <w14:ligatures w14:val="standardContextual"/>
             </w:rPr>
           </w:pPr>
-          <w:hyperlink w:anchor="_Toc240961041" w:history="1">
+          <w:hyperlink w:anchor="_Toc240976071" w:history="1">
             <w:r>
               <w:rPr>
                 <w:rStyle w:val="Hyperlink"/>
@@ -1261,7 +1261,7 @@
               <w:rPr>
                 <w:noProof/>
               </w:rPr>
-              <w:instrText xml:space="preserve"> PAGEREF _Toc240961041 \h </w:instrText>
+              <w:instrText xml:space="preserve"> PAGEREF _Toc240976071 \h </w:instrText>
             </w:r>
             <w:r>
               <w:rPr>
@@ -1304,7 +1304,7 @@
               <w14:ligatures w14:val="standardContextual"/>
             </w:rPr>
           </w:pPr>
-          <w:hyperlink w:anchor="_Toc240961042" w:history="1">
+          <w:hyperlink w:anchor="_Toc240976072" w:history="1">
             <w:r>
               <w:rPr>
                 <w:rStyle w:val="Hyperlink"/>
@@ -1328,7 +1328,7 @@
               <w:rPr>
                 <w:noProof/>
               </w:rPr>
-              <w:instrText xml:space="preserve"> PAGEREF _Toc240961042 \h </w:instrText>
+              <w:instrText xml:space="preserve"> PAGEREF _Toc240976072 \h </w:instrText>
             </w:r>
             <w:r>
               <w:rPr>
@@ -1371,7 +1371,7 @@
               <w14:ligatures w14:val="standardContextual"/>
             </w:rPr>
           </w:pPr>
-          <w:hyperlink w:anchor="_Toc240961043" w:history="1">
+          <w:hyperlink w:anchor="_Toc240976073" w:history="1">
             <w:r>
               <w:rPr>
                 <w:rStyle w:val="Hyperlink"/>
@@ -1395,7 +1395,7 @@
               <w:rPr>
                 <w:noProof/>
               </w:rPr>
-              <w:instrText xml:space="preserve"> PAGEREF _Toc240961043 \h </w:instrText>
+              <w:instrText xml:space="preserve"> PAGEREF _Toc240976073 \h </w:instrText>
             </w:r>
             <w:r>
               <w:rPr>
@@ -1438,7 +1438,7 @@
               <w14:ligatures w14:val="standardContextual"/>
             </w:rPr>
           </w:pPr>
-          <w:hyperlink w:anchor="_Toc240961044" w:history="1">
+          <w:hyperlink w:anchor="_Toc240976074" w:history="1">
             <w:r>
               <w:rPr>
                 <w:rStyle w:val="Hyperlink"/>
@@ -1462,7 +1462,7 @@
               <w:rPr>
                 <w:noProof/>
               </w:rPr>
-              <w:instrText xml:space="preserve"> PAGEREF _Toc240961044 \h </w:instrText>
+              <w:instrText xml:space="preserve"> PAGEREF _Toc240976074 \h </w:instrText>
             </w:r>
             <w:r>
               <w:rPr>
@@ -1505,7 +1505,7 @@
               <w14:ligatures w14:val="standardContextual"/>
             </w:rPr>
           </w:pPr>
-          <w:hyperlink w:anchor="_Toc240961045" w:history="1">
+          <w:hyperlink w:anchor="_Toc240976075" w:history="1">
             <w:r>
               <w:rPr>
                 <w:rStyle w:val="Hyperlink"/>
@@ -1529,7 +1529,7 @@
               <w:rPr>
                 <w:noProof/>
               </w:rPr>
-              <w:instrText xml:space="preserve"> PAGEREF _Toc240961045 \h </w:instrText>
+              <w:instrText xml:space="preserve"> PAGEREF _Toc240976075 \h </w:instrText>
             </w:r>
             <w:r>
               <w:rPr>
@@ -1572,7 +1572,7 @@
               <w14:ligatures w14:val="standardContextual"/>
             </w:rPr>
           </w:pPr>
-          <w:hyperlink w:anchor="_Toc240961046" w:history="1">
+          <w:hyperlink w:anchor="_Toc240976076" w:history="1">
             <w:r>
               <w:rPr>
                 <w:rStyle w:val="Hyperlink"/>
@@ -1596,7 +1596,7 @@
               <w:rPr>
                 <w:noProof/>
               </w:rPr>
-              <w:instrText xml:space="preserve"> PAGEREF _Toc240961046 \h </w:instrText>
+              <w:instrText xml:space="preserve"> PAGEREF _Toc240976076 \h </w:instrText>
             </w:r>
             <w:r>
               <w:rPr>
@@ -1639,7 +1639,7 @@
               <w14:ligatures w14:val="standardContextual"/>
             </w:rPr>
           </w:pPr>
-          <w:hyperlink w:anchor="_Toc240961047" w:history="1">
+          <w:hyperlink w:anchor="_Toc240976077" w:history="1">
             <w:r>
               <w:rPr>
                 <w:rStyle w:val="Hyperlink"/>
@@ -1663,7 +1663,7 @@
               <w:rPr>
                 <w:noProof/>
               </w:rPr>
-              <w:instrText xml:space="preserve"> PAGEREF _Toc240961047 \h </w:instrText>
+              <w:instrText xml:space="preserve"> PAGEREF _Toc240976077 \h </w:instrText>
             </w:r>
             <w:r>
               <w:rPr>
@@ -1706,7 +1706,7 @@
               <w14:ligatures w14:val="standardContextual"/>
             </w:rPr>
           </w:pPr>
-          <w:hyperlink w:anchor="_Toc240961048" w:history="1">
+          <w:hyperlink w:anchor="_Toc240976078" w:history="1">
             <w:r>
               <w:rPr>
                 <w:rStyle w:val="Hyperlink"/>
@@ -1730,7 +1730,7 @@
               <w:rPr>
                 <w:noProof/>
               </w:rPr>
-              <w:instrText xml:space="preserve"> PAGEREF _Toc240961048 \h </w:instrText>
+              <w:instrText xml:space="preserve"> PAGEREF _Toc240976078 \h </w:instrText>
             </w:r>
             <w:r>
               <w:rPr>
@@ -1773,7 +1773,7 @@
               <w14:ligatures w14:val="standardContextual"/>
             </w:rPr>
           </w:pPr>
-          <w:hyperlink w:anchor="_Toc240961049" w:history="1">
+          <w:hyperlink w:anchor="_Toc240976079" w:history="1">
             <w:r>
               <w:rPr>
                 <w:rStyle w:val="Hyperlink"/>
@@ -1797,7 +1797,7 @@
               <w:rPr>
                 <w:noProof/>
               </w:rPr>
-              <w:instrText xml:space="preserve"> PAGEREF _Toc240961049 \h </w:instrText>
+              <w:instrText xml:space="preserve"> PAGEREF _Toc240976079 \h </w:instrText>
             </w:r>
             <w:r>
               <w:rPr>
@@ -1840,7 +1840,7 @@
               <w14:ligatures w14:val="standardContextual"/>
             </w:rPr>
           </w:pPr>
-          <w:hyperlink w:anchor="_Toc240961050" w:history="1">
+          <w:hyperlink w:anchor="_Toc240976080" w:history="1">
             <w:r>
               <w:rPr>
                 <w:rStyle w:val="Hyperlink"/>
@@ -1864,7 +1864,7 @@
               <w:rPr>
                 <w:noProof/>
               </w:rPr>
-              <w:instrText xml:space="preserve"> PAGEREF _Toc240961050 \h </w:instrText>
+              <w:instrText xml:space="preserve"> PAGEREF _Toc240976080 \h </w:instrText>
             </w:r>
             <w:r>
               <w:rPr>
@@ -1907,7 +1907,7 @@
               <w14:ligatures w14:val="standardContextual"/>
             </w:rPr>
           </w:pPr>
-          <w:hyperlink w:anchor="_Toc240961051" w:history="1">
+          <w:hyperlink w:anchor="_Toc240976081" w:history="1">
             <w:r>
               <w:rPr>
                 <w:rStyle w:val="Hyperlink"/>
@@ -1931,7 +1931,7 @@
               <w:rPr>
                 <w:noProof/>
               </w:rPr>
-              <w:instrText xml:space="preserve"> PAGEREF _Toc240961051 \h </w:instrText>
+              <w:instrText xml:space="preserve"> PAGEREF _Toc240976081 \h </w:instrText>
             </w:r>
             <w:r>
               <w:rPr>
@@ -1974,7 +1974,7 @@
               <w14:ligatures w14:val="standardContextual"/>
             </w:rPr>
           </w:pPr>
-          <w:hyperlink w:anchor="_Toc240961052" w:history="1">
+          <w:hyperlink w:anchor="_Toc240976082" w:history="1">
             <w:r>
               <w:rPr>
                 <w:rStyle w:val="Hyperlink"/>
@@ -1998,7 +1998,7 @@
               <w:rPr>
                 <w:noProof/>
               </w:rPr>
-              <w:instrText xml:space="preserve"> PAGEREF _Toc240961052 \h </w:instrText>
+              <w:instrText xml:space="preserve"> PAGEREF _Toc240976082 \h </w:instrText>
             </w:r>
             <w:r>
               <w:rPr>
@@ -2041,7 +2041,7 @@
               <w14:ligatures w14:val="standardContextual"/>
             </w:rPr>
           </w:pPr>
-          <w:hyperlink w:anchor="_Toc240961053" w:history="1">
+          <w:hyperlink w:anchor="_Toc240976083" w:history="1">
             <w:r>
               <w:rPr>
                 <w:rStyle w:val="Hyperlink"/>
@@ -2065,7 +2065,7 @@
               <w:rPr>
                 <w:noProof/>
               </w:rPr>
-              <w:instrText xml:space="preserve"> PAGEREF _Toc240961053 \h </w:instrText>
+              <w:instrText xml:space="preserve"> PAGEREF _Toc240976083 \h </w:instrText>
             </w:r>
             <w:r>
               <w:rPr>
@@ -2108,7 +2108,7 @@
               <w14:ligatures w14:val="standardContextual"/>
             </w:rPr>
           </w:pPr>
-          <w:hyperlink w:anchor="_Toc240961054" w:history="1">
+          <w:hyperlink w:anchor="_Toc240976084" w:history="1">
             <w:r>
               <w:rPr>
                 <w:rStyle w:val="Hyperlink"/>
@@ -2132,7 +2132,7 @@
               <w:rPr>
                 <w:noProof/>
               </w:rPr>
-              <w:instrText xml:space="preserve"> PAGEREF _Toc240961054 \h </w:instrText>
+              <w:instrText xml:space="preserve"> PAGEREF _Toc240976084 \h </w:instrText>
             </w:r>
             <w:r>
               <w:rPr>
@@ -2171,7 +2171,7 @@
         <w:pStyle w:val="Heading1"/>
         <w:pageBreakBefore/>
       </w:pPr>
-      <w:bookmarkStart w:id="0" w:name="_Toc240961031"/>
+      <w:bookmarkStart w:id="0" w:name="_Toc240976061"/>
       <w:r>
         <w:lastRenderedPageBreak/>
         <w:t>1. Your role at a glance</w:t>
@@ -2331,7 +2331,7 @@
           <w:left w:w="10" w:type="dxa"/>
           <w:right w:w="10" w:type="dxa"/>
         </w:tblCellMar>
-        <w:tblLook w:val="0000" w:firstRow="0" w:lastRow="0" w:firstColumn="0" w:lastColumn="0" w:noHBand="0" w:noVBand="0"/>
+        <w:tblLook w:val="04A0" w:firstRow="1" w:lastRow="0" w:firstColumn="1" w:lastColumn="0" w:noHBand="0" w:noVBand="1"/>
       </w:tblPr>
       <w:tblGrid>
         <w:gridCol w:w="9412"/>
@@ -2391,7 +2391,7 @@
         <w:pStyle w:val="Heading1"/>
         <w:pageBreakBefore/>
       </w:pPr>
-      <w:bookmarkStart w:id="1" w:name="_Toc240961032"/>
+      <w:bookmarkStart w:id="1" w:name="_Toc240976062"/>
       <w:r>
         <w:lastRenderedPageBreak/>
         <w:t>2. Signing in and your screens</w:t>
@@ -2402,7 +2402,7 @@
       <w:pPr>
         <w:pStyle w:val="Heading2"/>
       </w:pPr>
-      <w:bookmarkStart w:id="2" w:name="_Toc240961033"/>
+      <w:bookmarkStart w:id="2" w:name="_Toc240976063"/>
       <w:r>
         <w:t>Signing in</w:t>
       </w:r>
@@ -2485,7 +2485,7 @@
           <w:noProof/>
         </w:rPr>
         <w:drawing>
-          <wp:inline distT="0" distB="0" distL="0" distR="0">
+          <wp:inline distT="0" distB="0" distL="0" distR="0" wp14:anchorId="2AE51635" wp14:editId="3191AFD8">
             <wp:extent cx="5334000" cy="2333625"/>
             <wp:effectExtent l="0" t="0" r="0" b="0"/>
             <wp:docPr id="1" name="adm_login.jpg" descr="The sign-in screen for all internal staff." title="The sign-in screen for all internal staff."/>
@@ -2593,7 +2593,7 @@
           <w:left w:w="10" w:type="dxa"/>
           <w:right w:w="10" w:type="dxa"/>
         </w:tblCellMar>
-        <w:tblLook w:val="0000" w:firstRow="0" w:lastRow="0" w:firstColumn="0" w:lastColumn="0" w:noHBand="0" w:noVBand="0"/>
+        <w:tblLook w:val="04A0" w:firstRow="1" w:lastRow="0" w:firstColumn="1" w:lastColumn="0" w:noHBand="0" w:noVBand="1"/>
       </w:tblPr>
       <w:tblGrid>
         <w:gridCol w:w="9412"/>
@@ -2652,7 +2652,7 @@
       <w:pPr>
         <w:pStyle w:val="Heading2"/>
       </w:pPr>
-      <w:bookmarkStart w:id="3" w:name="_Toc240961034"/>
+      <w:bookmarkStart w:id="3" w:name="_Toc240976064"/>
       <w:r>
         <w:t>Finding your way around</w:t>
       </w:r>
@@ -2837,7 +2837,7 @@
         </w:rPr>
         <w:lastRenderedPageBreak/>
         <w:drawing>
-          <wp:inline distT="0" distB="0" distL="0" distR="0">
+          <wp:inline distT="0" distB="0" distL="0" distR="0" wp14:anchorId="3D13BAF9" wp14:editId="38F8C391">
             <wp:extent cx="5715000" cy="1876425"/>
             <wp:effectExtent l="0" t="0" r="0" b="0"/>
             <wp:docPr id="2" name="adm_not_your_role.jpg" descr="Opening a screen outside your role (for example from an old bookmark) shows this card instead of the screen." title="Opening a screen outside your role (for example from an old bookmark) shows this card instead of the screen."/>
@@ -2906,7 +2906,7 @@
       <w:pPr>
         <w:pStyle w:val="Heading2"/>
       </w:pPr>
-      <w:bookmarkStart w:id="4" w:name="_Toc240961035"/>
+      <w:bookmarkStart w:id="4" w:name="_Toc240976065"/>
       <w:r>
         <w:t>Your screens</w:t>
       </w:r>
@@ -2927,7 +2927,7 @@
           <w:left w:w="10" w:type="dxa"/>
           <w:right w:w="10" w:type="dxa"/>
         </w:tblCellMar>
-        <w:tblLook w:val="0000" w:firstRow="0" w:lastRow="0" w:firstColumn="0" w:lastColumn="0" w:noHBand="0" w:noVBand="0"/>
+        <w:tblLook w:val="04A0" w:firstRow="1" w:lastRow="0" w:firstColumn="1" w:lastColumn="0" w:noHBand="0" w:noVBand="1"/>
       </w:tblPr>
       <w:tblGrid>
         <w:gridCol w:w="2824"/>
@@ -3240,7 +3240,7 @@
       <w:pPr>
         <w:pStyle w:val="Heading2"/>
       </w:pPr>
-      <w:bookmarkStart w:id="5" w:name="_Toc240961036"/>
+      <w:bookmarkStart w:id="5" w:name="_Toc240976066"/>
       <w:r>
         <w:t>Changing your password</w:t>
       </w:r>
@@ -3323,7 +3323,7 @@
           <w:noProof/>
         </w:rPr>
         <w:drawing>
-          <wp:inline distT="0" distB="0" distL="0" distR="0">
+          <wp:inline distT="0" distB="0" distL="0" distR="0" wp14:anchorId="3A7354BD" wp14:editId="75869FF0">
             <wp:extent cx="5334000" cy="2171700"/>
             <wp:effectExtent l="0" t="0" r="0" b="0"/>
             <wp:docPr id="3" name="adm_account.jpg" descr="Change Password screen." title="Change Password screen."/>
@@ -3411,7 +3411,7 @@
         <w:pStyle w:val="Heading1"/>
         <w:pageBreakBefore/>
       </w:pPr>
-      <w:bookmarkStart w:id="6" w:name="_Toc240961037"/>
+      <w:bookmarkStart w:id="6" w:name="_Toc240976067"/>
       <w:r>
         <w:lastRenderedPageBreak/>
         <w:t>3. Your routine</w:t>
@@ -3441,7 +3441,7 @@
           <w:left w:w="10" w:type="dxa"/>
           <w:right w:w="10" w:type="dxa"/>
         </w:tblCellMar>
-        <w:tblLook w:val="0000" w:firstRow="0" w:lastRow="0" w:firstColumn="0" w:lastColumn="0" w:noHBand="0" w:noVBand="0"/>
+        <w:tblLook w:val="04A0" w:firstRow="1" w:lastRow="0" w:firstColumn="1" w:lastColumn="0" w:noHBand="0" w:noVBand="1"/>
       </w:tblPr>
       <w:tblGrid>
         <w:gridCol w:w="2071"/>
@@ -3755,7 +3755,7 @@
         <w:pStyle w:val="Heading1"/>
         <w:pageBreakBefore/>
       </w:pPr>
-      <w:bookmarkStart w:id="7" w:name="_Toc240961038"/>
+      <w:bookmarkStart w:id="7" w:name="_Toc240976068"/>
       <w:r>
         <w:lastRenderedPageBreak/>
         <w:t>4. Step-by-step tasks</w:t>
@@ -3766,7 +3766,7 @@
       <w:pPr>
         <w:pStyle w:val="Heading2"/>
       </w:pPr>
-      <w:bookmarkStart w:id="8" w:name="_Toc240961039"/>
+      <w:bookmarkStart w:id="8" w:name="_Toc240976069"/>
       <w:r>
         <w:t>4.1 Reading the QA Dashboard</w:t>
       </w:r>
@@ -3806,7 +3806,7 @@
           <w:noProof/>
         </w:rPr>
         <w:drawing>
-          <wp:inline distT="0" distB="0" distL="0" distR="0">
+          <wp:inline distT="0" distB="0" distL="0" distR="0" wp14:anchorId="48B2ACC1" wp14:editId="099A379E">
             <wp:extent cx="5334000" cy="2333625"/>
             <wp:effectExtent l="0" t="0" r="0" b="0"/>
             <wp:docPr id="4" name="qa_dashboard.jpg" descr="QA Dashboard." title="QA Dashboard."/>
@@ -3913,7 +3913,7 @@
       <w:pPr>
         <w:pStyle w:val="Heading2"/>
       </w:pPr>
-      <w:bookmarkStart w:id="9" w:name="_Toc240961040"/>
+      <w:bookmarkStart w:id="9" w:name="_Toc240976070"/>
       <w:r>
         <w:t>4.2 Reviewing questionnaires in the QA Queue</w:t>
       </w:r>
@@ -3953,7 +3953,7 @@
           <w:noProof/>
         </w:rPr>
         <w:drawing>
-          <wp:inline distT="0" distB="0" distL="0" distR="0">
+          <wp:inline distT="0" distB="0" distL="0" distR="0" wp14:anchorId="7C545128" wp14:editId="49BA648A">
             <wp:extent cx="5334000" cy="3333750"/>
             <wp:effectExtent l="0" t="0" r="0" b="0"/>
             <wp:docPr id="5" name="qa_queue.jpg" descr="QUAN QA Queue with the KoboToolbox sync panel." title="QUAN QA Queue with the KoboToolbox sync panel."/>
@@ -4151,7 +4151,7 @@
           <w:left w:w="10" w:type="dxa"/>
           <w:right w:w="10" w:type="dxa"/>
         </w:tblCellMar>
-        <w:tblLook w:val="0000" w:firstRow="0" w:lastRow="0" w:firstColumn="0" w:lastColumn="0" w:noHBand="0" w:noVBand="0"/>
+        <w:tblLook w:val="04A0" w:firstRow="1" w:lastRow="0" w:firstColumn="1" w:lastColumn="0" w:noHBand="0" w:noVBand="1"/>
       </w:tblPr>
       <w:tblGrid>
         <w:gridCol w:w="2353"/>
@@ -4597,7 +4597,7 @@
           <w:left w:w="10" w:type="dxa"/>
           <w:right w:w="10" w:type="dxa"/>
         </w:tblCellMar>
-        <w:tblLook w:val="0000" w:firstRow="0" w:lastRow="0" w:firstColumn="0" w:lastColumn="0" w:noHBand="0" w:noVBand="0"/>
+        <w:tblLook w:val="04A0" w:firstRow="1" w:lastRow="0" w:firstColumn="1" w:lastColumn="0" w:noHBand="0" w:noVBand="1"/>
       </w:tblPr>
       <w:tblGrid>
         <w:gridCol w:w="9412"/>
@@ -4692,7 +4692,7 @@
       <w:pPr>
         <w:pStyle w:val="Heading2"/>
       </w:pPr>
-      <w:bookmarkStart w:id="10" w:name="_Toc240961041"/>
+      <w:bookmarkStart w:id="10" w:name="_Toc240976071"/>
       <w:r>
         <w:t>4.3 Working QA exceptions</w:t>
       </w:r>
@@ -4757,7 +4757,7 @@
         </w:rPr>
         <w:lastRenderedPageBreak/>
         <w:drawing>
-          <wp:inline distT="0" distB="0" distL="0" distR="0">
+          <wp:inline distT="0" distB="0" distL="0" distR="0" wp14:anchorId="0EAFE976" wp14:editId="0D9C19DB">
             <wp:extent cx="5334000" cy="3333750"/>
             <wp:effectExtent l="0" t="0" r="0" b="0"/>
             <wp:docPr id="6" name="qa_exceptions.jpg" descr="QA Exception Queue." title="QA Exception Queue."/>
@@ -4953,7 +4953,7 @@
       <w:pPr>
         <w:pStyle w:val="Heading2"/>
       </w:pPr>
-      <w:bookmarkStart w:id="11" w:name="_Toc240961042"/>
+      <w:bookmarkStart w:id="11" w:name="_Toc240976072"/>
       <w:r>
         <w:t>4.4 Downloading or emailing completed forms (Form PDFs)</w:t>
       </w:r>
@@ -5004,7 +5004,7 @@
         </w:rPr>
         <w:lastRenderedPageBreak/>
         <w:drawing>
-          <wp:inline distT="0" distB="0" distL="0" distR="0">
+          <wp:inline distT="0" distB="0" distL="0" distR="0" wp14:anchorId="38988CB3" wp14:editId="4F5A73F6">
             <wp:extent cx="5334000" cy="3333750"/>
             <wp:effectExtent l="0" t="0" r="0" b="0"/>
             <wp:docPr id="7" name="qa_form_pdfs.jpg" descr="Completed form PDFs." title="Completed form PDFs."/>
@@ -5184,7 +5184,7 @@
           <w:left w:w="10" w:type="dxa"/>
           <w:right w:w="10" w:type="dxa"/>
         </w:tblCellMar>
-        <w:tblLook w:val="0000" w:firstRow="0" w:lastRow="0" w:firstColumn="0" w:lastColumn="0" w:noHBand="0" w:noVBand="0"/>
+        <w:tblLook w:val="04A0" w:firstRow="1" w:lastRow="0" w:firstColumn="1" w:lastColumn="0" w:noHBand="0" w:noVBand="1"/>
       </w:tblPr>
       <w:tblGrid>
         <w:gridCol w:w="9412"/>
@@ -5243,7 +5243,7 @@
       <w:pPr>
         <w:pStyle w:val="Heading2"/>
       </w:pPr>
-      <w:bookmarkStart w:id="12" w:name="_Toc240961043"/>
+      <w:bookmarkStart w:id="12" w:name="_Toc240976073"/>
       <w:r>
         <w:t>4.5 Writing good QA notes</w:t>
       </w:r>
@@ -5311,7 +5311,7 @@
         <w:pStyle w:val="Heading1"/>
         <w:pageBreakBefore/>
       </w:pPr>
-      <w:bookmarkStart w:id="13" w:name="_Toc240961044"/>
+      <w:bookmarkStart w:id="13" w:name="_Toc240976074"/>
       <w:r>
         <w:lastRenderedPageBreak/>
         <w:t>5. Rules you must follow</w:t>
@@ -5462,7 +5462,7 @@
         <w:pStyle w:val="Heading1"/>
         <w:pageBreakBefore/>
       </w:pPr>
-      <w:bookmarkStart w:id="14" w:name="_Toc240961045"/>
+      <w:bookmarkStart w:id="14" w:name="_Toc240976075"/>
       <w:r>
         <w:lastRenderedPageBreak/>
         <w:t>6. Troubleshooting</w:t>
@@ -5484,7 +5484,7 @@
           <w:left w:w="10" w:type="dxa"/>
           <w:right w:w="10" w:type="dxa"/>
         </w:tblCellMar>
-        <w:tblLook w:val="0000" w:firstRow="0" w:lastRow="0" w:firstColumn="0" w:lastColumn="0" w:noHBand="0" w:noVBand="0"/>
+        <w:tblLook w:val="04A0" w:firstRow="1" w:lastRow="0" w:firstColumn="1" w:lastColumn="0" w:noHBand="0" w:noVBand="1"/>
       </w:tblPr>
       <w:tblGrid>
         <w:gridCol w:w="2635"/>
@@ -6572,7 +6572,7 @@
         <w:pStyle w:val="Heading1"/>
         <w:pageBreakBefore/>
       </w:pPr>
-      <w:bookmarkStart w:id="15" w:name="_Toc240961046"/>
+      <w:bookmarkStart w:id="15" w:name="_Toc240976076"/>
       <w:r>
         <w:lastRenderedPageBreak/>
         <w:t>7. Quick reference</w:t>
@@ -6594,7 +6594,7 @@
           <w:left w:w="10" w:type="dxa"/>
           <w:right w:w="10" w:type="dxa"/>
         </w:tblCellMar>
-        <w:tblLook w:val="0000" w:firstRow="0" w:lastRow="0" w:firstColumn="0" w:lastColumn="0" w:noHBand="0" w:noVBand="0"/>
+        <w:tblLook w:val="04A0" w:firstRow="1" w:lastRow="0" w:firstColumn="1" w:lastColumn="0" w:noHBand="0" w:noVBand="1"/>
       </w:tblPr>
       <w:tblGrid>
         <w:gridCol w:w="2824"/>
@@ -6955,7 +6955,7 @@
                 <w:sz w:val="19"/>
                 <w:szCs w:val="19"/>
               </w:rPr>
-              <w:t>Field Coordinator; PI: Happyson Saina, 0773943709, abffst.research.cut@gmail.com</w:t>
+              <w:t>Field Coordinator; PI: Happyson Saina, 0773943709, abffst.research@gmail.com</w:t>
             </w:r>
           </w:p>
         </w:tc>
@@ -6971,7 +6971,7 @@
         <w:pStyle w:val="Heading1"/>
         <w:pageBreakBefore/>
       </w:pPr>
-      <w:bookmarkStart w:id="16" w:name="_Toc240961047"/>
+      <w:bookmarkStart w:id="16" w:name="_Toc240976077"/>
       <w:r>
         <w:lastRenderedPageBreak/>
         <w:t>8. Every screen and button for your role</w:t>
@@ -7001,7 +7001,7 @@
           <w:left w:w="10" w:type="dxa"/>
           <w:right w:w="10" w:type="dxa"/>
         </w:tblCellMar>
-        <w:tblLook w:val="0000" w:firstRow="0" w:lastRow="0" w:firstColumn="0" w:lastColumn="0" w:noHBand="0" w:noVBand="0"/>
+        <w:tblLook w:val="04A0" w:firstRow="1" w:lastRow="0" w:firstColumn="1" w:lastColumn="0" w:noHBand="0" w:noVBand="1"/>
       </w:tblPr>
       <w:tblGrid>
         <w:gridCol w:w="9412"/>
@@ -7085,7 +7085,7 @@
       <w:pPr>
         <w:pStyle w:val="Heading2"/>
       </w:pPr>
-      <w:bookmarkStart w:id="17" w:name="_Toc240961048"/>
+      <w:bookmarkStart w:id="17" w:name="_Toc240976078"/>
       <w:r>
         <w:t>8.1 Sign in</w:t>
       </w:r>
@@ -7148,7 +7148,7 @@
           <w:left w:w="10" w:type="dxa"/>
           <w:right w:w="10" w:type="dxa"/>
         </w:tblCellMar>
-        <w:tblLook w:val="0000" w:firstRow="0" w:lastRow="0" w:firstColumn="0" w:lastColumn="0" w:noHBand="0" w:noVBand="0"/>
+        <w:tblLook w:val="04A0" w:firstRow="1" w:lastRow="0" w:firstColumn="1" w:lastColumn="0" w:noHBand="0" w:noVBand="1"/>
       </w:tblPr>
       <w:tblGrid>
         <w:gridCol w:w="1882"/>
@@ -7598,7 +7598,7 @@
       <w:pPr>
         <w:pStyle w:val="Heading2"/>
       </w:pPr>
-      <w:bookmarkStart w:id="18" w:name="_Toc240961049"/>
+      <w:bookmarkStart w:id="18" w:name="_Toc240976079"/>
       <w:r>
         <w:t>8.2 The header and menu bar (every screen)</w:t>
       </w:r>
@@ -7661,7 +7661,7 @@
           <w:left w:w="10" w:type="dxa"/>
           <w:right w:w="10" w:type="dxa"/>
         </w:tblCellMar>
-        <w:tblLook w:val="0000" w:firstRow="0" w:lastRow="0" w:firstColumn="0" w:lastColumn="0" w:noHBand="0" w:noVBand="0"/>
+        <w:tblLook w:val="04A0" w:firstRow="1" w:lastRow="0" w:firstColumn="1" w:lastColumn="0" w:noHBand="0" w:noVBand="1"/>
       </w:tblPr>
       <w:tblGrid>
         <w:gridCol w:w="1882"/>
@@ -8322,7 +8322,7 @@
       <w:pPr>
         <w:pStyle w:val="Heading2"/>
       </w:pPr>
-      <w:bookmarkStart w:id="19" w:name="_Toc240961050"/>
+      <w:bookmarkStart w:id="19" w:name="_Toc240976080"/>
       <w:r>
         <w:t>8.3 Change Password</w:t>
       </w:r>
@@ -8385,7 +8385,7 @@
           <w:left w:w="10" w:type="dxa"/>
           <w:right w:w="10" w:type="dxa"/>
         </w:tblCellMar>
-        <w:tblLook w:val="0000" w:firstRow="0" w:lastRow="0" w:firstColumn="0" w:lastColumn="0" w:noHBand="0" w:noVBand="0"/>
+        <w:tblLook w:val="04A0" w:firstRow="1" w:lastRow="0" w:firstColumn="1" w:lastColumn="0" w:noHBand="0" w:noVBand="1"/>
       </w:tblPr>
       <w:tblGrid>
         <w:gridCol w:w="1882"/>
@@ -8942,7 +8942,7 @@
       <w:pPr>
         <w:pStyle w:val="Heading2"/>
       </w:pPr>
-      <w:bookmarkStart w:id="20" w:name="_Toc240961051"/>
+      <w:bookmarkStart w:id="20" w:name="_Toc240976081"/>
       <w:r>
         <w:t>8.4 QA Dashboard</w:t>
       </w:r>
@@ -9005,7 +9005,7 @@
           <w:left w:w="10" w:type="dxa"/>
           <w:right w:w="10" w:type="dxa"/>
         </w:tblCellMar>
-        <w:tblLook w:val="0000" w:firstRow="0" w:lastRow="0" w:firstColumn="0" w:lastColumn="0" w:noHBand="0" w:noVBand="0"/>
+        <w:tblLook w:val="04A0" w:firstRow="1" w:lastRow="0" w:firstColumn="1" w:lastColumn="0" w:noHBand="0" w:noVBand="1"/>
       </w:tblPr>
       <w:tblGrid>
         <w:gridCol w:w="1882"/>
@@ -9563,7 +9563,7 @@
       <w:pPr>
         <w:pStyle w:val="Heading2"/>
       </w:pPr>
-      <w:bookmarkStart w:id="21" w:name="_Toc240961052"/>
+      <w:bookmarkStart w:id="21" w:name="_Toc240976082"/>
       <w:r>
         <w:t>8.5 QA Queue (with the KoboToolbox sync panel)</w:t>
       </w:r>
@@ -9626,7 +9626,7 @@
           <w:left w:w="10" w:type="dxa"/>
           <w:right w:w="10" w:type="dxa"/>
         </w:tblCellMar>
-        <w:tblLook w:val="0000" w:firstRow="0" w:lastRow="0" w:firstColumn="0" w:lastColumn="0" w:noHBand="0" w:noVBand="0"/>
+        <w:tblLook w:val="04A0" w:firstRow="1" w:lastRow="0" w:firstColumn="1" w:lastColumn="0" w:noHBand="0" w:noVBand="1"/>
       </w:tblPr>
       <w:tblGrid>
         <w:gridCol w:w="1882"/>
@@ -10286,7 +10286,7 @@
       <w:pPr>
         <w:pStyle w:val="Heading2"/>
       </w:pPr>
-      <w:bookmarkStart w:id="22" w:name="_Toc240961053"/>
+      <w:bookmarkStart w:id="22" w:name="_Toc240976083"/>
       <w:r>
         <w:lastRenderedPageBreak/>
         <w:t>8.6 QA Exceptions</w:t>
@@ -10350,7 +10350,7 @@
           <w:left w:w="10" w:type="dxa"/>
           <w:right w:w="10" w:type="dxa"/>
         </w:tblCellMar>
-        <w:tblLook w:val="0000" w:firstRow="0" w:lastRow="0" w:firstColumn="0" w:lastColumn="0" w:noHBand="0" w:noVBand="0"/>
+        <w:tblLook w:val="04A0" w:firstRow="1" w:lastRow="0" w:firstColumn="1" w:lastColumn="0" w:noHBand="0" w:noVBand="1"/>
       </w:tblPr>
       <w:tblGrid>
         <w:gridCol w:w="1882"/>
@@ -11117,7 +11117,7 @@
       <w:pPr>
         <w:pStyle w:val="Heading2"/>
       </w:pPr>
-      <w:bookmarkStart w:id="23" w:name="_Toc240961054"/>
+      <w:bookmarkStart w:id="23" w:name="_Toc240976084"/>
       <w:r>
         <w:t>8.7 Completed forms (Form PDFs)</w:t>
       </w:r>
@@ -11180,7 +11180,7 @@
           <w:left w:w="10" w:type="dxa"/>
           <w:right w:w="10" w:type="dxa"/>
         </w:tblCellMar>
-        <w:tblLook w:val="0000" w:firstRow="0" w:lastRow="0" w:firstColumn="0" w:lastColumn="0" w:noHBand="0" w:noVBand="0"/>
+        <w:tblLook w:val="04A0" w:firstRow="1" w:lastRow="0" w:firstColumn="1" w:lastColumn="0" w:noHBand="0" w:noVBand="1"/>
       </w:tblPr>
       <w:tblGrid>
         <w:gridCol w:w="1882"/>
@@ -12102,7 +12102,7 @@
         <w:sz w:val="16"/>
         <w:szCs w:val="16"/>
       </w:rPr>
-      <w:t>Version 1.9 · 22 September 2026</w:t>
+      <w:t>Version 1.10 · 22 September 2026</w:t>
     </w:r>
     <w:r>
       <w:rPr>
@@ -12275,10 +12275,10 @@
 <file path=word/numbering.xml><?xml version="1.0" encoding="utf-8"?>
 <w:numbering xmlns:wpc="http://schemas.microsoft.com/office/word/2010/wordprocessingCanvas" xmlns:cx="http://schemas.microsoft.com/office/drawing/2014/chartex" xmlns:cx1="http://schemas.microsoft.com/office/drawing/2015/9/8/chartex" xmlns:cx2="http://schemas.microsoft.com/office/drawing/2015/10/21/chartex" xmlns:cx3="http://schemas.microsoft.com/office/drawing/2016/5/9/chartex" xmlns:cx4="http://schemas.microsoft.com/office/drawing/2016/5/10/chartex" xmlns:cx5="http://schemas.microsoft.com/office/drawing/2016/5/11/chartex" xmlns:cx6="http://schemas.microsoft.com/office/drawing/2016/5/12/chartex" xmlns:cx7="http://schemas.microsoft.com/office/drawing/2016/5/13/chartex" xmlns:cx8="http://schemas.microsoft.com/office/drawing/2016/5/14/chartex" xmlns:mc="http://schemas.openxmlformats.org/markup-compatibility/2006" xmlns:aink="http://schemas.microsoft.com/office/drawing/2016/ink" xmlns:am3d="http://schemas.microsoft.com/office/drawing/2017/model3d" xmlns:o="urn:schemas-microsoft-com:office:office" xmlns:oel="http://schemas.microsoft.com/office/2019/extlst" xmlns:r="http://schemas.openxmlformats.org/officeDocument/2006/relationships" xmlns:m="http://schemas.openxmlformats.org/officeDocument/2006/math" xmlns:v="urn:schemas-microsoft-com:vml" xmlns:wp14="http://schemas.microsoft.com/office/word/2010/wordprocessingDrawing" xmlns:wp="http://schemas.openxmlformats.org/drawingml/2006/wordprocessingDrawing" xmlns:w10="urn:schemas-microsoft-com:office:word" xmlns:w="http://schemas.openxmlformats.org/wordprocessingml/2006/main" xmlns:w14="http://schemas.microsoft.com/office/word/2010/wordml" xmlns:w15="http://schemas.microsoft.com/office/word/2012/wordml" xmlns:w16cex="http://schemas.microsoft.com/office/word/2018/wordml/cex" xmlns:w16cid="http://schemas.microsoft.com/office/word/2016/wordml/cid" xmlns:w16="http://schemas.microsoft.com/office/word/2018/wordml" xmlns:w16sdtdh="http://schemas.microsoft.com/office/word/2020/wordml/sdtdatahash" xmlns:w16se="http://schemas.microsoft.com/office/word/2015/wordml/symex" xmlns:wpg="http://schemas.microsoft.com/office/word/2010/wordprocessingGroup" xmlns:wpi="http://schemas.microsoft.com/office/word/2010/wordprocessingInk" xmlns:wne="http://schemas.microsoft.com/office/word/2006/wordml" xmlns:wps="http://schemas.microsoft.com/office/word/2010/wordprocessingShape" mc:Ignorable="w14 w15 w16se w16cid w16 w16cex w16sdtdh wp14">
   <w:abstractNum w:abstractNumId="0" w15:restartNumberingAfterBreak="0">
-    <w:nsid w:val="14F7031B"/>
+    <w:nsid w:val="1C517314"/>
     <w:multiLevelType w:val="hybridMultilevel"/>
-    <w:tmpl w:val="94064FE2"/>
-    <w:lvl w:ilvl="0" w:tplc="1FE039A6">
+    <w:tmpl w:val="214227C4"/>
+    <w:lvl w:ilvl="0" w:tplc="E550B50A">
       <w:start w:val="1"/>
       <w:numFmt w:val="decimal"/>
       <w:lvlText w:val="%1."/>
@@ -12292,52 +12292,52 @@
         <w:color w:val="A67C27"/>
       </w:rPr>
     </w:lvl>
-    <w:lvl w:ilvl="1" w:tplc="F220765A">
+    <w:lvl w:ilvl="1" w:tplc="E07EE972">
       <w:numFmt w:val="decimal"/>
       <w:lvlText w:val=""/>
       <w:lvlJc w:val="left"/>
     </w:lvl>
-    <w:lvl w:ilvl="2" w:tplc="EDBC0844">
+    <w:lvl w:ilvl="2" w:tplc="644E8DFE">
       <w:numFmt w:val="decimal"/>
       <w:lvlText w:val=""/>
       <w:lvlJc w:val="left"/>
     </w:lvl>
-    <w:lvl w:ilvl="3" w:tplc="7570EEDA">
+    <w:lvl w:ilvl="3" w:tplc="B9709680">
       <w:numFmt w:val="decimal"/>
       <w:lvlText w:val=""/>
       <w:lvlJc w:val="left"/>
     </w:lvl>
-    <w:lvl w:ilvl="4" w:tplc="A9304AD4">
+    <w:lvl w:ilvl="4" w:tplc="29306568">
       <w:numFmt w:val="decimal"/>
       <w:lvlText w:val=""/>
       <w:lvlJc w:val="left"/>
     </w:lvl>
-    <w:lvl w:ilvl="5" w:tplc="0E289AD4">
+    <w:lvl w:ilvl="5" w:tplc="A7E6962E">
       <w:numFmt w:val="decimal"/>
       <w:lvlText w:val=""/>
       <w:lvlJc w:val="left"/>
     </w:lvl>
-    <w:lvl w:ilvl="6" w:tplc="1C02BF66">
+    <w:lvl w:ilvl="6" w:tplc="0DB2C3AE">
       <w:numFmt w:val="decimal"/>
       <w:lvlText w:val=""/>
       <w:lvlJc w:val="left"/>
     </w:lvl>
-    <w:lvl w:ilvl="7" w:tplc="50B6DBFA">
+    <w:lvl w:ilvl="7" w:tplc="916202A4">
       <w:numFmt w:val="decimal"/>
       <w:lvlText w:val=""/>
       <w:lvlJc w:val="left"/>
     </w:lvl>
-    <w:lvl w:ilvl="8" w:tplc="B942CA5E">
+    <w:lvl w:ilvl="8" w:tplc="C7EAF34C">
       <w:numFmt w:val="decimal"/>
       <w:lvlText w:val=""/>
       <w:lvlJc w:val="left"/>
     </w:lvl>
   </w:abstractNum>
   <w:abstractNum w:abstractNumId="1" w15:restartNumberingAfterBreak="0">
-    <w:nsid w:val="29277156"/>
+    <w:nsid w:val="1D9A454F"/>
     <w:multiLevelType w:val="hybridMultilevel"/>
-    <w:tmpl w:val="797855C2"/>
-    <w:lvl w:ilvl="0" w:tplc="80641368">
+    <w:tmpl w:val="3BB880E8"/>
+    <w:lvl w:ilvl="0" w:tplc="C26AFFB4">
       <w:start w:val="1"/>
       <w:numFmt w:val="decimal"/>
       <w:lvlText w:val="%1."/>
@@ -12351,52 +12351,110 @@
         <w:color w:val="A67C27"/>
       </w:rPr>
     </w:lvl>
-    <w:lvl w:ilvl="1" w:tplc="EFF88FEC">
+    <w:lvl w:ilvl="1" w:tplc="4DC2A4A2">
       <w:numFmt w:val="decimal"/>
       <w:lvlText w:val=""/>
       <w:lvlJc w:val="left"/>
     </w:lvl>
-    <w:lvl w:ilvl="2" w:tplc="EDFA0F26">
+    <w:lvl w:ilvl="2" w:tplc="847048BC">
       <w:numFmt w:val="decimal"/>
       <w:lvlText w:val=""/>
       <w:lvlJc w:val="left"/>
     </w:lvl>
-    <w:lvl w:ilvl="3" w:tplc="77B4AAA8">
+    <w:lvl w:ilvl="3" w:tplc="BB9E4BCC">
       <w:numFmt w:val="decimal"/>
       <w:lvlText w:val=""/>
       <w:lvlJc w:val="left"/>
     </w:lvl>
-    <w:lvl w:ilvl="4" w:tplc="A3C2E284">
+    <w:lvl w:ilvl="4" w:tplc="2CB44F40">
       <w:numFmt w:val="decimal"/>
       <w:lvlText w:val=""/>
       <w:lvlJc w:val="left"/>
     </w:lvl>
-    <w:lvl w:ilvl="5" w:tplc="9ADA4980">
+    <w:lvl w:ilvl="5" w:tplc="C400DA22">
       <w:numFmt w:val="decimal"/>
       <w:lvlText w:val=""/>
       <w:lvlJc w:val="left"/>
     </w:lvl>
-    <w:lvl w:ilvl="6" w:tplc="03BA3D3E">
+    <w:lvl w:ilvl="6" w:tplc="F93618E8">
       <w:numFmt w:val="decimal"/>
       <w:lvlText w:val=""/>
       <w:lvlJc w:val="left"/>
     </w:lvl>
-    <w:lvl w:ilvl="7" w:tplc="DA78AAE2">
+    <w:lvl w:ilvl="7" w:tplc="DFA412DA">
       <w:numFmt w:val="decimal"/>
       <w:lvlText w:val=""/>
       <w:lvlJc w:val="left"/>
     </w:lvl>
-    <w:lvl w:ilvl="8" w:tplc="27069F94">
+    <w:lvl w:ilvl="8" w:tplc="85A454AA">
       <w:numFmt w:val="decimal"/>
       <w:lvlText w:val=""/>
       <w:lvlJc w:val="left"/>
     </w:lvl>
   </w:abstractNum>
   <w:abstractNum w:abstractNumId="2" w15:restartNumberingAfterBreak="0">
-    <w:nsid w:val="31124BCD"/>
+    <w:nsid w:val="52095F9E"/>
     <w:multiLevelType w:val="hybridMultilevel"/>
-    <w:tmpl w:val="7EBECBE4"/>
-    <w:lvl w:ilvl="0" w:tplc="807EDDCE">
+    <w:tmpl w:val="D4624758"/>
+    <w:lvl w:ilvl="0" w:tplc="518862B0">
+      <w:start w:val="1"/>
+      <w:numFmt w:val="bullet"/>
+      <w:lvlText w:val="•"/>
+      <w:lvlJc w:val="left"/>
+      <w:pPr>
+        <w:ind w:left="460" w:hanging="280"/>
+      </w:pPr>
+    </w:lvl>
+    <w:lvl w:ilvl="1" w:tplc="8EAC048C">
+      <w:start w:val="1"/>
+      <w:numFmt w:val="bullet"/>
+      <w:lvlText w:val="–"/>
+      <w:lvlJc w:val="left"/>
+      <w:pPr>
+        <w:ind w:left="900" w:hanging="280"/>
+      </w:pPr>
+    </w:lvl>
+    <w:lvl w:ilvl="2" w:tplc="AA2CDEDC">
+      <w:numFmt w:val="decimal"/>
+      <w:lvlText w:val=""/>
+      <w:lvlJc w:val="left"/>
+    </w:lvl>
+    <w:lvl w:ilvl="3" w:tplc="3BBCFA5A">
+      <w:numFmt w:val="decimal"/>
+      <w:lvlText w:val=""/>
+      <w:lvlJc w:val="left"/>
+    </w:lvl>
+    <w:lvl w:ilvl="4" w:tplc="E318D1C0">
+      <w:numFmt w:val="decimal"/>
+      <w:lvlText w:val=""/>
+      <w:lvlJc w:val="left"/>
+    </w:lvl>
+    <w:lvl w:ilvl="5" w:tplc="4EAA2DCE">
+      <w:numFmt w:val="decimal"/>
+      <w:lvlText w:val=""/>
+      <w:lvlJc w:val="left"/>
+    </w:lvl>
+    <w:lvl w:ilvl="6" w:tplc="979CD472">
+      <w:numFmt w:val="decimal"/>
+      <w:lvlText w:val=""/>
+      <w:lvlJc w:val="left"/>
+    </w:lvl>
+    <w:lvl w:ilvl="7" w:tplc="D0B44692">
+      <w:numFmt w:val="decimal"/>
+      <w:lvlText w:val=""/>
+      <w:lvlJc w:val="left"/>
+    </w:lvl>
+    <w:lvl w:ilvl="8" w:tplc="D30C1E8C">
+      <w:numFmt w:val="decimal"/>
+      <w:lvlText w:val=""/>
+      <w:lvlJc w:val="left"/>
+    </w:lvl>
+  </w:abstractNum>
+  <w:abstractNum w:abstractNumId="3" w15:restartNumberingAfterBreak="0">
+    <w:nsid w:val="57D26390"/>
+    <w:multiLevelType w:val="hybridMultilevel"/>
+    <w:tmpl w:val="96F0F88E"/>
+    <w:lvl w:ilvl="0" w:tplc="E3F25192">
       <w:start w:val="1"/>
       <w:numFmt w:val="decimal"/>
       <w:lvlText w:val="%1."/>
@@ -12410,52 +12468,52 @@
         <w:color w:val="A67C27"/>
       </w:rPr>
     </w:lvl>
-    <w:lvl w:ilvl="1" w:tplc="BCE070EC">
+    <w:lvl w:ilvl="1" w:tplc="E5A8218A">
       <w:numFmt w:val="decimal"/>
       <w:lvlText w:val=""/>
       <w:lvlJc w:val="left"/>
     </w:lvl>
-    <w:lvl w:ilvl="2" w:tplc="6794161E">
+    <w:lvl w:ilvl="2" w:tplc="326CADC6">
       <w:numFmt w:val="decimal"/>
       <w:lvlText w:val=""/>
       <w:lvlJc w:val="left"/>
     </w:lvl>
-    <w:lvl w:ilvl="3" w:tplc="FC5E4282">
+    <w:lvl w:ilvl="3" w:tplc="2544F434">
       <w:numFmt w:val="decimal"/>
       <w:lvlText w:val=""/>
       <w:lvlJc w:val="left"/>
     </w:lvl>
-    <w:lvl w:ilvl="4" w:tplc="D3A2A5EA">
+    <w:lvl w:ilvl="4" w:tplc="22C8956C">
       <w:numFmt w:val="decimal"/>
       <w:lvlText w:val=""/>
       <w:lvlJc w:val="left"/>
     </w:lvl>
-    <w:lvl w:ilvl="5" w:tplc="8714A280">
+    <w:lvl w:ilvl="5" w:tplc="FF5CF338">
       <w:numFmt w:val="decimal"/>
       <w:lvlText w:val=""/>
       <w:lvlJc w:val="left"/>
     </w:lvl>
-    <w:lvl w:ilvl="6" w:tplc="B518D0A6">
+    <w:lvl w:ilvl="6" w:tplc="3064DE62">
       <w:numFmt w:val="decimal"/>
       <w:lvlText w:val=""/>
       <w:lvlJc w:val="left"/>
     </w:lvl>
-    <w:lvl w:ilvl="7" w:tplc="050A8A90">
+    <w:lvl w:ilvl="7" w:tplc="F1DC4352">
       <w:numFmt w:val="decimal"/>
       <w:lvlText w:val=""/>
       <w:lvlJc w:val="left"/>
     </w:lvl>
-    <w:lvl w:ilvl="8" w:tplc="164242F2">
+    <w:lvl w:ilvl="8" w:tplc="14CC5966">
       <w:numFmt w:val="decimal"/>
       <w:lvlText w:val=""/>
       <w:lvlJc w:val="left"/>
     </w:lvl>
   </w:abstractNum>
-  <w:abstractNum w:abstractNumId="3" w15:restartNumberingAfterBreak="0">
-    <w:nsid w:val="59B00245"/>
+  <w:abstractNum w:abstractNumId="4" w15:restartNumberingAfterBreak="0">
+    <w:nsid w:val="62DC6522"/>
     <w:multiLevelType w:val="hybridMultilevel"/>
-    <w:tmpl w:val="5AE6AF86"/>
-    <w:lvl w:ilvl="0" w:tplc="476681E6">
+    <w:tmpl w:val="46AEFC16"/>
+    <w:lvl w:ilvl="0" w:tplc="6A7807EE">
       <w:start w:val="1"/>
       <w:numFmt w:val="decimal"/>
       <w:lvlText w:val="%1."/>
@@ -12469,52 +12527,138 @@
         <w:color w:val="A67C27"/>
       </w:rPr>
     </w:lvl>
-    <w:lvl w:ilvl="1" w:tplc="E132FC74">
+    <w:lvl w:ilvl="1" w:tplc="9F561728">
       <w:numFmt w:val="decimal"/>
       <w:lvlText w:val=""/>
       <w:lvlJc w:val="left"/>
     </w:lvl>
-    <w:lvl w:ilvl="2" w:tplc="B4965A44">
+    <w:lvl w:ilvl="2" w:tplc="C8B2C718">
       <w:numFmt w:val="decimal"/>
       <w:lvlText w:val=""/>
       <w:lvlJc w:val="left"/>
     </w:lvl>
-    <w:lvl w:ilvl="3" w:tplc="437C59E2">
+    <w:lvl w:ilvl="3" w:tplc="6388F3AC">
       <w:numFmt w:val="decimal"/>
       <w:lvlText w:val=""/>
       <w:lvlJc w:val="left"/>
     </w:lvl>
-    <w:lvl w:ilvl="4" w:tplc="85B617B4">
+    <w:lvl w:ilvl="4" w:tplc="C5B65BA4">
       <w:numFmt w:val="decimal"/>
       <w:lvlText w:val=""/>
       <w:lvlJc w:val="left"/>
     </w:lvl>
-    <w:lvl w:ilvl="5" w:tplc="BCC421F0">
+    <w:lvl w:ilvl="5" w:tplc="028CF4EE">
       <w:numFmt w:val="decimal"/>
       <w:lvlText w:val=""/>
       <w:lvlJc w:val="left"/>
     </w:lvl>
-    <w:lvl w:ilvl="6" w:tplc="7750924A">
+    <w:lvl w:ilvl="6" w:tplc="F050DB84">
       <w:numFmt w:val="decimal"/>
       <w:lvlText w:val=""/>
       <w:lvlJc w:val="left"/>
     </w:lvl>
-    <w:lvl w:ilvl="7" w:tplc="840AFDE2">
+    <w:lvl w:ilvl="7" w:tplc="F84E70F0">
       <w:numFmt w:val="decimal"/>
       <w:lvlText w:val=""/>
       <w:lvlJc w:val="left"/>
     </w:lvl>
-    <w:lvl w:ilvl="8" w:tplc="4C3607A2">
+    <w:lvl w:ilvl="8" w:tplc="42D65FDE">
       <w:numFmt w:val="decimal"/>
       <w:lvlText w:val=""/>
       <w:lvlJc w:val="left"/>
     </w:lvl>
   </w:abstractNum>
-  <w:abstractNum w:abstractNumId="4" w15:restartNumberingAfterBreak="0">
-    <w:nsid w:val="5A7D48D8"/>
+  <w:abstractNum w:abstractNumId="5" w15:restartNumberingAfterBreak="0">
+    <w:nsid w:val="741819F1"/>
     <w:multiLevelType w:val="hybridMultilevel"/>
-    <w:tmpl w:val="9372F1BE"/>
-    <w:lvl w:ilvl="0" w:tplc="9BC212D0">
+    <w:tmpl w:val="B06A4416"/>
+    <w:lvl w:ilvl="0" w:tplc="6B9C9E8E">
+      <w:start w:val="1"/>
+      <w:numFmt w:val="bullet"/>
+      <w:lvlText w:val="●"/>
+      <w:lvlJc w:val="left"/>
+      <w:pPr>
+        <w:ind w:left="720" w:hanging="360"/>
+      </w:pPr>
+    </w:lvl>
+    <w:lvl w:ilvl="1" w:tplc="2702C324">
+      <w:start w:val="1"/>
+      <w:numFmt w:val="bullet"/>
+      <w:lvlText w:val="○"/>
+      <w:lvlJc w:val="left"/>
+      <w:pPr>
+        <w:ind w:left="1440" w:hanging="360"/>
+      </w:pPr>
+    </w:lvl>
+    <w:lvl w:ilvl="2" w:tplc="D0AABA60">
+      <w:start w:val="1"/>
+      <w:numFmt w:val="bullet"/>
+      <w:lvlText w:val="■"/>
+      <w:lvlJc w:val="left"/>
+      <w:pPr>
+        <w:ind w:left="2160" w:hanging="360"/>
+      </w:pPr>
+    </w:lvl>
+    <w:lvl w:ilvl="3" w:tplc="97DC7A8C">
+      <w:start w:val="1"/>
+      <w:numFmt w:val="bullet"/>
+      <w:lvlText w:val="●"/>
+      <w:lvlJc w:val="left"/>
+      <w:pPr>
+        <w:ind w:left="2880" w:hanging="360"/>
+      </w:pPr>
+    </w:lvl>
+    <w:lvl w:ilvl="4" w:tplc="EB78D97C">
+      <w:start w:val="1"/>
+      <w:numFmt w:val="bullet"/>
+      <w:lvlText w:val="○"/>
+      <w:lvlJc w:val="left"/>
+      <w:pPr>
+        <w:ind w:left="3600" w:hanging="360"/>
+      </w:pPr>
+    </w:lvl>
+    <w:lvl w:ilvl="5" w:tplc="19D2F56E">
+      <w:start w:val="1"/>
+      <w:numFmt w:val="bullet"/>
+      <w:lvlText w:val="■"/>
+      <w:lvlJc w:val="left"/>
+      <w:pPr>
+        <w:ind w:left="4320" w:hanging="360"/>
+      </w:pPr>
+    </w:lvl>
+    <w:lvl w:ilvl="6" w:tplc="3FF058B0">
+      <w:start w:val="1"/>
+      <w:numFmt w:val="bullet"/>
+      <w:lvlText w:val="●"/>
+      <w:lvlJc w:val="left"/>
+      <w:pPr>
+        <w:ind w:left="5040" w:hanging="360"/>
+      </w:pPr>
+    </w:lvl>
+    <w:lvl w:ilvl="7" w:tplc="D7DA54CE">
+      <w:start w:val="1"/>
+      <w:numFmt w:val="bullet"/>
+      <w:lvlText w:val="●"/>
+      <w:lvlJc w:val="left"/>
+      <w:pPr>
+        <w:ind w:left="5760" w:hanging="360"/>
+      </w:pPr>
+    </w:lvl>
+    <w:lvl w:ilvl="8" w:tplc="E8F24936">
+      <w:start w:val="1"/>
+      <w:numFmt w:val="bullet"/>
+      <w:lvlText w:val="●"/>
+      <w:lvlJc w:val="left"/>
+      <w:pPr>
+        <w:ind w:left="6480" w:hanging="360"/>
+      </w:pPr>
+    </w:lvl>
+  </w:abstractNum>
+  <w:abstractNum w:abstractNumId="6" w15:restartNumberingAfterBreak="0">
+    <w:nsid w:val="77EB436B"/>
+    <w:multiLevelType w:val="hybridMultilevel"/>
+    <w:tmpl w:val="60B6A4C2"/>
+    <w:lvl w:ilvl="0" w:tplc="304895B8">
       <w:start w:val="1"/>
       <w:numFmt w:val="decimal"/>
       <w:lvlText w:val="%1."/>
@@ -12528,110 +12672,52 @@
         <w:color w:val="A67C27"/>
       </w:rPr>
     </w:lvl>
-    <w:lvl w:ilvl="1" w:tplc="20001630">
+    <w:lvl w:ilvl="1" w:tplc="467C7356">
       <w:numFmt w:val="decimal"/>
       <w:lvlText w:val=""/>
       <w:lvlJc w:val="left"/>
     </w:lvl>
-    <w:lvl w:ilvl="2" w:tplc="93D60D56">
+    <w:lvl w:ilvl="2" w:tplc="4AECCC4E">
       <w:numFmt w:val="decimal"/>
       <w:lvlText w:val=""/>
       <w:lvlJc w:val="left"/>
     </w:lvl>
-    <w:lvl w:ilvl="3" w:tplc="149E710A">
+    <w:lvl w:ilvl="3" w:tplc="46AEE824">
       <w:numFmt w:val="decimal"/>
       <w:lvlText w:val=""/>
       <w:lvlJc w:val="left"/>
     </w:lvl>
-    <w:lvl w:ilvl="4" w:tplc="F99A1242">
+    <w:lvl w:ilvl="4" w:tplc="2BB2D8E4">
       <w:numFmt w:val="decimal"/>
       <w:lvlText w:val=""/>
       <w:lvlJc w:val="left"/>
     </w:lvl>
-    <w:lvl w:ilvl="5" w:tplc="B37C1A4A">
+    <w:lvl w:ilvl="5" w:tplc="5C78CC08">
       <w:numFmt w:val="decimal"/>
       <w:lvlText w:val=""/>
       <w:lvlJc w:val="left"/>
     </w:lvl>
-    <w:lvl w:ilvl="6" w:tplc="11A07352">
+    <w:lvl w:ilvl="6" w:tplc="C728DF42">
       <w:numFmt w:val="decimal"/>
       <w:lvlText w:val=""/>
       <w:lvlJc w:val="left"/>
     </w:lvl>
-    <w:lvl w:ilvl="7" w:tplc="9678EF96">
+    <w:lvl w:ilvl="7" w:tplc="70422E7E">
       <w:numFmt w:val="decimal"/>
       <w:lvlText w:val=""/>
       <w:lvlJc w:val="left"/>
     </w:lvl>
-    <w:lvl w:ilvl="8" w:tplc="F1D8AD08">
+    <w:lvl w:ilvl="8" w:tplc="1EF2B232">
       <w:numFmt w:val="decimal"/>
       <w:lvlText w:val=""/>
       <w:lvlJc w:val="left"/>
     </w:lvl>
   </w:abstractNum>
-  <w:abstractNum w:abstractNumId="5" w15:restartNumberingAfterBreak="0">
-    <w:nsid w:val="65D03530"/>
+  <w:abstractNum w:abstractNumId="7" w15:restartNumberingAfterBreak="0">
+    <w:nsid w:val="7DCA0503"/>
     <w:multiLevelType w:val="hybridMultilevel"/>
-    <w:tmpl w:val="78E459AA"/>
-    <w:lvl w:ilvl="0" w:tplc="51581F44">
-      <w:start w:val="1"/>
-      <w:numFmt w:val="bullet"/>
-      <w:lvlText w:val="•"/>
-      <w:lvlJc w:val="left"/>
-      <w:pPr>
-        <w:ind w:left="460" w:hanging="280"/>
-      </w:pPr>
-    </w:lvl>
-    <w:lvl w:ilvl="1" w:tplc="EF32FDBE">
-      <w:start w:val="1"/>
-      <w:numFmt w:val="bullet"/>
-      <w:lvlText w:val="–"/>
-      <w:lvlJc w:val="left"/>
-      <w:pPr>
-        <w:ind w:left="900" w:hanging="280"/>
-      </w:pPr>
-    </w:lvl>
-    <w:lvl w:ilvl="2" w:tplc="2A70656A">
-      <w:numFmt w:val="decimal"/>
-      <w:lvlText w:val=""/>
-      <w:lvlJc w:val="left"/>
-    </w:lvl>
-    <w:lvl w:ilvl="3" w:tplc="3118B446">
-      <w:numFmt w:val="decimal"/>
-      <w:lvlText w:val=""/>
-      <w:lvlJc w:val="left"/>
-    </w:lvl>
-    <w:lvl w:ilvl="4" w:tplc="96662E86">
-      <w:numFmt w:val="decimal"/>
-      <w:lvlText w:val=""/>
-      <w:lvlJc w:val="left"/>
-    </w:lvl>
-    <w:lvl w:ilvl="5" w:tplc="48D8DD5A">
-      <w:numFmt w:val="decimal"/>
-      <w:lvlText w:val=""/>
-      <w:lvlJc w:val="left"/>
-    </w:lvl>
-    <w:lvl w:ilvl="6" w:tplc="42588662">
-      <w:numFmt w:val="decimal"/>
-      <w:lvlText w:val=""/>
-      <w:lvlJc w:val="left"/>
-    </w:lvl>
-    <w:lvl w:ilvl="7" w:tplc="FE326870">
-      <w:numFmt w:val="decimal"/>
-      <w:lvlText w:val=""/>
-      <w:lvlJc w:val="left"/>
-    </w:lvl>
-    <w:lvl w:ilvl="8" w:tplc="242C1DA8">
-      <w:numFmt w:val="decimal"/>
-      <w:lvlText w:val=""/>
-      <w:lvlJc w:val="left"/>
-    </w:lvl>
-  </w:abstractNum>
-  <w:abstractNum w:abstractNumId="6" w15:restartNumberingAfterBreak="0">
-    <w:nsid w:val="71186348"/>
-    <w:multiLevelType w:val="hybridMultilevel"/>
-    <w:tmpl w:val="187E0BF4"/>
-    <w:lvl w:ilvl="0" w:tplc="103AE9AA">
+    <w:tmpl w:val="D2C8BD8A"/>
+    <w:lvl w:ilvl="0" w:tplc="047090FA">
       <w:start w:val="1"/>
       <w:numFmt w:val="decimal"/>
       <w:lvlText w:val="%1."/>
@@ -12645,177 +12731,91 @@
         <w:color w:val="A67C27"/>
       </w:rPr>
     </w:lvl>
-    <w:lvl w:ilvl="1" w:tplc="CEA643E4">
+    <w:lvl w:ilvl="1" w:tplc="4596F02E">
       <w:numFmt w:val="decimal"/>
       <w:lvlText w:val=""/>
       <w:lvlJc w:val="left"/>
     </w:lvl>
-    <w:lvl w:ilvl="2" w:tplc="E64484A2">
+    <w:lvl w:ilvl="2" w:tplc="A4BE7B1A">
       <w:numFmt w:val="decimal"/>
       <w:lvlText w:val=""/>
       <w:lvlJc w:val="left"/>
     </w:lvl>
-    <w:lvl w:ilvl="3" w:tplc="C730F3B2">
+    <w:lvl w:ilvl="3" w:tplc="2E026850">
       <w:numFmt w:val="decimal"/>
       <w:lvlText w:val=""/>
       <w:lvlJc w:val="left"/>
     </w:lvl>
-    <w:lvl w:ilvl="4" w:tplc="B882FA8A">
+    <w:lvl w:ilvl="4" w:tplc="234EDF6E">
       <w:numFmt w:val="decimal"/>
       <w:lvlText w:val=""/>
       <w:lvlJc w:val="left"/>
     </w:lvl>
-    <w:lvl w:ilvl="5" w:tplc="22183EF0">
+    <w:lvl w:ilvl="5" w:tplc="1BD04922">
       <w:numFmt w:val="decimal"/>
       <w:lvlText w:val=""/>
       <w:lvlJc w:val="left"/>
     </w:lvl>
-    <w:lvl w:ilvl="6" w:tplc="0B7A9738">
+    <w:lvl w:ilvl="6" w:tplc="1850FE10">
       <w:numFmt w:val="decimal"/>
       <w:lvlText w:val=""/>
       <w:lvlJc w:val="left"/>
     </w:lvl>
-    <w:lvl w:ilvl="7" w:tplc="A530A942">
+    <w:lvl w:ilvl="7" w:tplc="72E65E22">
       <w:numFmt w:val="decimal"/>
       <w:lvlText w:val=""/>
       <w:lvlJc w:val="left"/>
     </w:lvl>
-    <w:lvl w:ilvl="8" w:tplc="FAF06650">
+    <w:lvl w:ilvl="8" w:tplc="91B43C78">
       <w:numFmt w:val="decimal"/>
       <w:lvlText w:val=""/>
       <w:lvlJc w:val="left"/>
     </w:lvl>
   </w:abstractNum>
-  <w:abstractNum w:abstractNumId="7" w15:restartNumberingAfterBreak="0">
-    <w:nsid w:val="7F1B751A"/>
-    <w:multiLevelType w:val="hybridMultilevel"/>
-    <w:tmpl w:val="7116E4E2"/>
-    <w:lvl w:ilvl="0" w:tplc="44D06BF6">
-      <w:start w:val="1"/>
-      <w:numFmt w:val="bullet"/>
-      <w:lvlText w:val="●"/>
-      <w:lvlJc w:val="left"/>
-      <w:pPr>
-        <w:ind w:left="720" w:hanging="360"/>
-      </w:pPr>
-    </w:lvl>
-    <w:lvl w:ilvl="1" w:tplc="46B4E082">
-      <w:start w:val="1"/>
-      <w:numFmt w:val="bullet"/>
-      <w:lvlText w:val="○"/>
-      <w:lvlJc w:val="left"/>
-      <w:pPr>
-        <w:ind w:left="1440" w:hanging="360"/>
-      </w:pPr>
-    </w:lvl>
-    <w:lvl w:ilvl="2" w:tplc="88243162">
-      <w:start w:val="1"/>
-      <w:numFmt w:val="bullet"/>
-      <w:lvlText w:val="■"/>
-      <w:lvlJc w:val="left"/>
-      <w:pPr>
-        <w:ind w:left="2160" w:hanging="360"/>
-      </w:pPr>
-    </w:lvl>
-    <w:lvl w:ilvl="3" w:tplc="D9F4F74C">
-      <w:start w:val="1"/>
-      <w:numFmt w:val="bullet"/>
-      <w:lvlText w:val="●"/>
-      <w:lvlJc w:val="left"/>
-      <w:pPr>
-        <w:ind w:left="2880" w:hanging="360"/>
-      </w:pPr>
-    </w:lvl>
-    <w:lvl w:ilvl="4" w:tplc="DD163322">
-      <w:start w:val="1"/>
-      <w:numFmt w:val="bullet"/>
-      <w:lvlText w:val="○"/>
-      <w:lvlJc w:val="left"/>
-      <w:pPr>
-        <w:ind w:left="3600" w:hanging="360"/>
-      </w:pPr>
-    </w:lvl>
-    <w:lvl w:ilvl="5" w:tplc="FF86545A">
-      <w:start w:val="1"/>
-      <w:numFmt w:val="bullet"/>
-      <w:lvlText w:val="■"/>
-      <w:lvlJc w:val="left"/>
-      <w:pPr>
-        <w:ind w:left="4320" w:hanging="360"/>
-      </w:pPr>
-    </w:lvl>
-    <w:lvl w:ilvl="6" w:tplc="88EE98EE">
-      <w:start w:val="1"/>
-      <w:numFmt w:val="bullet"/>
-      <w:lvlText w:val="●"/>
-      <w:lvlJc w:val="left"/>
-      <w:pPr>
-        <w:ind w:left="5040" w:hanging="360"/>
-      </w:pPr>
-    </w:lvl>
-    <w:lvl w:ilvl="7" w:tplc="853276D2">
-      <w:start w:val="1"/>
-      <w:numFmt w:val="bullet"/>
-      <w:lvlText w:val="●"/>
-      <w:lvlJc w:val="left"/>
-      <w:pPr>
-        <w:ind w:left="5760" w:hanging="360"/>
-      </w:pPr>
-    </w:lvl>
-    <w:lvl w:ilvl="8" w:tplc="CD18A322">
-      <w:start w:val="1"/>
-      <w:numFmt w:val="bullet"/>
-      <w:lvlText w:val="●"/>
-      <w:lvlJc w:val="left"/>
-      <w:pPr>
-        <w:ind w:left="6480" w:hanging="360"/>
-      </w:pPr>
-    </w:lvl>
-  </w:abstractNum>
-  <w:num w:numId="1" w16cid:durableId="1960842108">
+  <w:num w:numId="1" w16cid:durableId="371197410">
+    <w:abstractNumId w:val="5"/>
+    <w:lvlOverride w:ilvl="0">
+      <w:startOverride w:val="1"/>
+    </w:lvlOverride>
+  </w:num>
+  <w:num w:numId="2" w16cid:durableId="632520511">
+    <w:abstractNumId w:val="2"/>
+    <w:lvlOverride w:ilvl="0">
+      <w:startOverride w:val="1"/>
+    </w:lvlOverride>
+  </w:num>
+  <w:num w:numId="3" w16cid:durableId="17894099">
+    <w:abstractNumId w:val="0"/>
+    <w:lvlOverride w:ilvl="0">
+      <w:startOverride w:val="1"/>
+    </w:lvlOverride>
+  </w:num>
+  <w:num w:numId="4" w16cid:durableId="1782912698">
+    <w:abstractNumId w:val="1"/>
+    <w:lvlOverride w:ilvl="0">
+      <w:startOverride w:val="1"/>
+    </w:lvlOverride>
+  </w:num>
+  <w:num w:numId="5" w16cid:durableId="646469890">
     <w:abstractNumId w:val="7"/>
     <w:lvlOverride w:ilvl="0">
       <w:startOverride w:val="1"/>
     </w:lvlOverride>
   </w:num>
-  <w:num w:numId="2" w16cid:durableId="1085691195">
-    <w:abstractNumId w:val="5"/>
-    <w:lvlOverride w:ilvl="0">
-      <w:startOverride w:val="1"/>
-    </w:lvlOverride>
-  </w:num>
-  <w:num w:numId="3" w16cid:durableId="2136411698">
-    <w:abstractNumId w:val="2"/>
-    <w:lvlOverride w:ilvl="0">
-      <w:startOverride w:val="1"/>
-    </w:lvlOverride>
-  </w:num>
-  <w:num w:numId="4" w16cid:durableId="951329347">
+  <w:num w:numId="6" w16cid:durableId="1303079011">
     <w:abstractNumId w:val="3"/>
     <w:lvlOverride w:ilvl="0">
       <w:startOverride w:val="1"/>
     </w:lvlOverride>
   </w:num>
-  <w:num w:numId="5" w16cid:durableId="1738894802">
+  <w:num w:numId="7" w16cid:durableId="308830243">
     <w:abstractNumId w:val="6"/>
     <w:lvlOverride w:ilvl="0">
       <w:startOverride w:val="1"/>
     </w:lvlOverride>
   </w:num>
-  <w:num w:numId="6" w16cid:durableId="1491827573">
-    <w:abstractNumId w:val="0"/>
-    <w:lvlOverride w:ilvl="0">
-      <w:startOverride w:val="1"/>
-    </w:lvlOverride>
-  </w:num>
-  <w:num w:numId="7" w16cid:durableId="1402629969">
+  <w:num w:numId="8" w16cid:durableId="131362816">
     <w:abstractNumId w:val="4"/>
-    <w:lvlOverride w:ilvl="0">
-      <w:startOverride w:val="1"/>
-    </w:lvlOverride>
-  </w:num>
-  <w:num w:numId="8" w16cid:durableId="1812675685">
-    <w:abstractNumId w:val="1"/>
     <w:lvlOverride w:ilvl="0">
       <w:startOverride w:val="1"/>
     </w:lvlOverride>
@@ -13440,7 +13440,7 @@
     <w:autoRedefine/>
     <w:uiPriority w:val="39"/>
     <w:unhideWhenUsed/>
-    <w:rsid w:val="00C82C6E"/>
+    <w:rsid w:val="00880098"/>
     <w:pPr>
       <w:spacing w:after="100"/>
     </w:pPr>
@@ -13452,7 +13452,7 @@
     <w:autoRedefine/>
     <w:uiPriority w:val="39"/>
     <w:unhideWhenUsed/>
-    <w:rsid w:val="00C82C6E"/>
+    <w:rsid w:val="00880098"/>
     <w:pPr>
       <w:spacing w:after="100"/>
       <w:ind w:left="210"/>

--- a/docs/manuals/Role_Guide_4_QUAN_QA_RA.docx
+++ b/docs/manuals/Role_Guide_4_QUAN_QA_RA.docx
@@ -69,7 +69,7 @@
           <w:left w:w="10" w:type="dxa"/>
           <w:right w:w="10" w:type="dxa"/>
         </w:tblCellMar>
-        <w:tblLook w:val="04A0" w:firstRow="1" w:lastRow="0" w:firstColumn="1" w:lastColumn="0" w:noHBand="0" w:noVBand="1"/>
+        <w:tblLook w:val="0000" w:firstRow="0" w:lastRow="0" w:firstColumn="0" w:lastColumn="0" w:noHBand="0" w:noVBand="0"/>
       </w:tblPr>
       <w:tblGrid>
         <w:gridCol w:w="2300"/>
@@ -469,7 +469,7 @@
                 <w:sz w:val="19"/>
                 <w:szCs w:val="19"/>
               </w:rPr>
-              <w:t>Version 1.10 · 22 September 2026</w:t>
+              <w:t>Version 1.11 · 28 September 2026</w:t>
             </w:r>
           </w:p>
         </w:tc>
@@ -538,7 +538,7 @@
     <w:sdt>
       <w:sdtPr>
         <w:alias w:val="Contents"/>
-        <w:id w:val="-733310913"/>
+        <w:id w:val="-356814775"/>
       </w:sdtPr>
       <w:sdtEndPr/>
       <w:sdtContent>
@@ -567,7 +567,7 @@
           <w:r>
             <w:fldChar w:fldCharType="separate"/>
           </w:r>
-          <w:hyperlink w:anchor="_Toc240976061" w:history="1">
+          <w:hyperlink w:anchor="_Toc241491001" w:history="1">
             <w:r>
               <w:rPr>
                 <w:rStyle w:val="Hyperlink"/>
@@ -591,7 +591,7 @@
               <w:rPr>
                 <w:noProof/>
               </w:rPr>
-              <w:instrText xml:space="preserve"> PAGEREF _Toc240976061 \h </w:instrText>
+              <w:instrText xml:space="preserve"> PAGEREF _Toc241491001 \h </w:instrText>
             </w:r>
             <w:r>
               <w:rPr>
@@ -634,7 +634,7 @@
               <w14:ligatures w14:val="standardContextual"/>
             </w:rPr>
           </w:pPr>
-          <w:hyperlink w:anchor="_Toc240976062" w:history="1">
+          <w:hyperlink w:anchor="_Toc241491002" w:history="1">
             <w:r>
               <w:rPr>
                 <w:rStyle w:val="Hyperlink"/>
@@ -658,7 +658,7 @@
               <w:rPr>
                 <w:noProof/>
               </w:rPr>
-              <w:instrText xml:space="preserve"> PAGEREF _Toc240976062 \h </w:instrText>
+              <w:instrText xml:space="preserve"> PAGEREF _Toc241491002 \h </w:instrText>
             </w:r>
             <w:r>
               <w:rPr>
@@ -701,7 +701,7 @@
               <w14:ligatures w14:val="standardContextual"/>
             </w:rPr>
           </w:pPr>
-          <w:hyperlink w:anchor="_Toc240976063" w:history="1">
+          <w:hyperlink w:anchor="_Toc241491003" w:history="1">
             <w:r>
               <w:rPr>
                 <w:rStyle w:val="Hyperlink"/>
@@ -725,7 +725,7 @@
               <w:rPr>
                 <w:noProof/>
               </w:rPr>
-              <w:instrText xml:space="preserve"> PAGEREF _Toc240976063 \h </w:instrText>
+              <w:instrText xml:space="preserve"> PAGEREF _Toc241491003 \h </w:instrText>
             </w:r>
             <w:r>
               <w:rPr>
@@ -768,7 +768,7 @@
               <w14:ligatures w14:val="standardContextual"/>
             </w:rPr>
           </w:pPr>
-          <w:hyperlink w:anchor="_Toc240976064" w:history="1">
+          <w:hyperlink w:anchor="_Toc241491004" w:history="1">
             <w:r>
               <w:rPr>
                 <w:rStyle w:val="Hyperlink"/>
@@ -792,7 +792,7 @@
               <w:rPr>
                 <w:noProof/>
               </w:rPr>
-              <w:instrText xml:space="preserve"> PAGEREF _Toc240976064 \h </w:instrText>
+              <w:instrText xml:space="preserve"> PAGEREF _Toc241491004 \h </w:instrText>
             </w:r>
             <w:r>
               <w:rPr>
@@ -835,7 +835,7 @@
               <w14:ligatures w14:val="standardContextual"/>
             </w:rPr>
           </w:pPr>
-          <w:hyperlink w:anchor="_Toc240976065" w:history="1">
+          <w:hyperlink w:anchor="_Toc241491005" w:history="1">
             <w:r>
               <w:rPr>
                 <w:rStyle w:val="Hyperlink"/>
@@ -859,7 +859,7 @@
               <w:rPr>
                 <w:noProof/>
               </w:rPr>
-              <w:instrText xml:space="preserve"> PAGEREF _Toc240976065 \h </w:instrText>
+              <w:instrText xml:space="preserve"> PAGEREF _Toc241491005 \h </w:instrText>
             </w:r>
             <w:r>
               <w:rPr>
@@ -902,7 +902,7 @@
               <w14:ligatures w14:val="standardContextual"/>
             </w:rPr>
           </w:pPr>
-          <w:hyperlink w:anchor="_Toc240976066" w:history="1">
+          <w:hyperlink w:anchor="_Toc241491006" w:history="1">
             <w:r>
               <w:rPr>
                 <w:rStyle w:val="Hyperlink"/>
@@ -926,7 +926,7 @@
               <w:rPr>
                 <w:noProof/>
               </w:rPr>
-              <w:instrText xml:space="preserve"> PAGEREF _Toc240976066 \h </w:instrText>
+              <w:instrText xml:space="preserve"> PAGEREF _Toc241491006 \h </w:instrText>
             </w:r>
             <w:r>
               <w:rPr>
@@ -969,7 +969,7 @@
               <w14:ligatures w14:val="standardContextual"/>
             </w:rPr>
           </w:pPr>
-          <w:hyperlink w:anchor="_Toc240976067" w:history="1">
+          <w:hyperlink w:anchor="_Toc241491007" w:history="1">
             <w:r>
               <w:rPr>
                 <w:rStyle w:val="Hyperlink"/>
@@ -993,7 +993,7 @@
               <w:rPr>
                 <w:noProof/>
               </w:rPr>
-              <w:instrText xml:space="preserve"> PAGEREF _Toc240976067 \h </w:instrText>
+              <w:instrText xml:space="preserve"> PAGEREF _Toc241491007 \h </w:instrText>
             </w:r>
             <w:r>
               <w:rPr>
@@ -1036,7 +1036,7 @@
               <w14:ligatures w14:val="standardContextual"/>
             </w:rPr>
           </w:pPr>
-          <w:hyperlink w:anchor="_Toc240976068" w:history="1">
+          <w:hyperlink w:anchor="_Toc241491008" w:history="1">
             <w:r>
               <w:rPr>
                 <w:rStyle w:val="Hyperlink"/>
@@ -1060,7 +1060,7 @@
               <w:rPr>
                 <w:noProof/>
               </w:rPr>
-              <w:instrText xml:space="preserve"> PAGEREF _Toc240976068 \h </w:instrText>
+              <w:instrText xml:space="preserve"> PAGEREF _Toc241491008 \h </w:instrText>
             </w:r>
             <w:r>
               <w:rPr>
@@ -1103,7 +1103,7 @@
               <w14:ligatures w14:val="standardContextual"/>
             </w:rPr>
           </w:pPr>
-          <w:hyperlink w:anchor="_Toc240976069" w:history="1">
+          <w:hyperlink w:anchor="_Toc241491009" w:history="1">
             <w:r>
               <w:rPr>
                 <w:rStyle w:val="Hyperlink"/>
@@ -1127,7 +1127,7 @@
               <w:rPr>
                 <w:noProof/>
               </w:rPr>
-              <w:instrText xml:space="preserve"> PAGEREF _Toc240976069 \h </w:instrText>
+              <w:instrText xml:space="preserve"> PAGEREF _Toc241491009 \h </w:instrText>
             </w:r>
             <w:r>
               <w:rPr>
@@ -1170,7 +1170,7 @@
               <w14:ligatures w14:val="standardContextual"/>
             </w:rPr>
           </w:pPr>
-          <w:hyperlink w:anchor="_Toc240976070" w:history="1">
+          <w:hyperlink w:anchor="_Toc241491010" w:history="1">
             <w:r>
               <w:rPr>
                 <w:rStyle w:val="Hyperlink"/>
@@ -1194,7 +1194,7 @@
               <w:rPr>
                 <w:noProof/>
               </w:rPr>
-              <w:instrText xml:space="preserve"> PAGEREF _Toc240976070 \h </w:instrText>
+              <w:instrText xml:space="preserve"> PAGEREF _Toc241491010 \h </w:instrText>
             </w:r>
             <w:r>
               <w:rPr>
@@ -1237,7 +1237,7 @@
               <w14:ligatures w14:val="standardContextual"/>
             </w:rPr>
           </w:pPr>
-          <w:hyperlink w:anchor="_Toc240976071" w:history="1">
+          <w:hyperlink w:anchor="_Toc241491011" w:history="1">
             <w:r>
               <w:rPr>
                 <w:rStyle w:val="Hyperlink"/>
@@ -1261,7 +1261,7 @@
               <w:rPr>
                 <w:noProof/>
               </w:rPr>
-              <w:instrText xml:space="preserve"> PAGEREF _Toc240976071 \h </w:instrText>
+              <w:instrText xml:space="preserve"> PAGEREF _Toc241491011 \h </w:instrText>
             </w:r>
             <w:r>
               <w:rPr>
@@ -1304,7 +1304,7 @@
               <w14:ligatures w14:val="standardContextual"/>
             </w:rPr>
           </w:pPr>
-          <w:hyperlink w:anchor="_Toc240976072" w:history="1">
+          <w:hyperlink w:anchor="_Toc241491012" w:history="1">
             <w:r>
               <w:rPr>
                 <w:rStyle w:val="Hyperlink"/>
@@ -1328,7 +1328,7 @@
               <w:rPr>
                 <w:noProof/>
               </w:rPr>
-              <w:instrText xml:space="preserve"> PAGEREF _Toc240976072 \h </w:instrText>
+              <w:instrText xml:space="preserve"> PAGEREF _Toc241491012 \h </w:instrText>
             </w:r>
             <w:r>
               <w:rPr>
@@ -1371,7 +1371,7 @@
               <w14:ligatures w14:val="standardContextual"/>
             </w:rPr>
           </w:pPr>
-          <w:hyperlink w:anchor="_Toc240976073" w:history="1">
+          <w:hyperlink w:anchor="_Toc241491013" w:history="1">
             <w:r>
               <w:rPr>
                 <w:rStyle w:val="Hyperlink"/>
@@ -1395,7 +1395,7 @@
               <w:rPr>
                 <w:noProof/>
               </w:rPr>
-              <w:instrText xml:space="preserve"> PAGEREF _Toc240976073 \h </w:instrText>
+              <w:instrText xml:space="preserve"> PAGEREF _Toc241491013 \h </w:instrText>
             </w:r>
             <w:r>
               <w:rPr>
@@ -1438,7 +1438,7 @@
               <w14:ligatures w14:val="standardContextual"/>
             </w:rPr>
           </w:pPr>
-          <w:hyperlink w:anchor="_Toc240976074" w:history="1">
+          <w:hyperlink w:anchor="_Toc241491014" w:history="1">
             <w:r>
               <w:rPr>
                 <w:rStyle w:val="Hyperlink"/>
@@ -1462,7 +1462,7 @@
               <w:rPr>
                 <w:noProof/>
               </w:rPr>
-              <w:instrText xml:space="preserve"> PAGEREF _Toc240976074 \h </w:instrText>
+              <w:instrText xml:space="preserve"> PAGEREF _Toc241491014 \h </w:instrText>
             </w:r>
             <w:r>
               <w:rPr>
@@ -1505,7 +1505,7 @@
               <w14:ligatures w14:val="standardContextual"/>
             </w:rPr>
           </w:pPr>
-          <w:hyperlink w:anchor="_Toc240976075" w:history="1">
+          <w:hyperlink w:anchor="_Toc241491015" w:history="1">
             <w:r>
               <w:rPr>
                 <w:rStyle w:val="Hyperlink"/>
@@ -1529,7 +1529,7 @@
               <w:rPr>
                 <w:noProof/>
               </w:rPr>
-              <w:instrText xml:space="preserve"> PAGEREF _Toc240976075 \h </w:instrText>
+              <w:instrText xml:space="preserve"> PAGEREF _Toc241491015 \h </w:instrText>
             </w:r>
             <w:r>
               <w:rPr>
@@ -1572,7 +1572,7 @@
               <w14:ligatures w14:val="standardContextual"/>
             </w:rPr>
           </w:pPr>
-          <w:hyperlink w:anchor="_Toc240976076" w:history="1">
+          <w:hyperlink w:anchor="_Toc241491016" w:history="1">
             <w:r>
               <w:rPr>
                 <w:rStyle w:val="Hyperlink"/>
@@ -1596,7 +1596,7 @@
               <w:rPr>
                 <w:noProof/>
               </w:rPr>
-              <w:instrText xml:space="preserve"> PAGEREF _Toc240976076 \h </w:instrText>
+              <w:instrText xml:space="preserve"> PAGEREF _Toc241491016 \h </w:instrText>
             </w:r>
             <w:r>
               <w:rPr>
@@ -1639,7 +1639,7 @@
               <w14:ligatures w14:val="standardContextual"/>
             </w:rPr>
           </w:pPr>
-          <w:hyperlink w:anchor="_Toc240976077" w:history="1">
+          <w:hyperlink w:anchor="_Toc241491017" w:history="1">
             <w:r>
               <w:rPr>
                 <w:rStyle w:val="Hyperlink"/>
@@ -1663,7 +1663,7 @@
               <w:rPr>
                 <w:noProof/>
               </w:rPr>
-              <w:instrText xml:space="preserve"> PAGEREF _Toc240976077 \h </w:instrText>
+              <w:instrText xml:space="preserve"> PAGEREF _Toc241491017 \h </w:instrText>
             </w:r>
             <w:r>
               <w:rPr>
@@ -1706,7 +1706,7 @@
               <w14:ligatures w14:val="standardContextual"/>
             </w:rPr>
           </w:pPr>
-          <w:hyperlink w:anchor="_Toc240976078" w:history="1">
+          <w:hyperlink w:anchor="_Toc241491018" w:history="1">
             <w:r>
               <w:rPr>
                 <w:rStyle w:val="Hyperlink"/>
@@ -1730,7 +1730,7 @@
               <w:rPr>
                 <w:noProof/>
               </w:rPr>
-              <w:instrText xml:space="preserve"> PAGEREF _Toc240976078 \h </w:instrText>
+              <w:instrText xml:space="preserve"> PAGEREF _Toc241491018 \h </w:instrText>
             </w:r>
             <w:r>
               <w:rPr>
@@ -1773,7 +1773,7 @@
               <w14:ligatures w14:val="standardContextual"/>
             </w:rPr>
           </w:pPr>
-          <w:hyperlink w:anchor="_Toc240976079" w:history="1">
+          <w:hyperlink w:anchor="_Toc241491019" w:history="1">
             <w:r>
               <w:rPr>
                 <w:rStyle w:val="Hyperlink"/>
@@ -1797,7 +1797,7 @@
               <w:rPr>
                 <w:noProof/>
               </w:rPr>
-              <w:instrText xml:space="preserve"> PAGEREF _Toc240976079 \h </w:instrText>
+              <w:instrText xml:space="preserve"> PAGEREF _Toc241491019 \h </w:instrText>
             </w:r>
             <w:r>
               <w:rPr>
@@ -1840,7 +1840,7 @@
               <w14:ligatures w14:val="standardContextual"/>
             </w:rPr>
           </w:pPr>
-          <w:hyperlink w:anchor="_Toc240976080" w:history="1">
+          <w:hyperlink w:anchor="_Toc241491020" w:history="1">
             <w:r>
               <w:rPr>
                 <w:rStyle w:val="Hyperlink"/>
@@ -1864,7 +1864,7 @@
               <w:rPr>
                 <w:noProof/>
               </w:rPr>
-              <w:instrText xml:space="preserve"> PAGEREF _Toc240976080 \h </w:instrText>
+              <w:instrText xml:space="preserve"> PAGEREF _Toc241491020 \h </w:instrText>
             </w:r>
             <w:r>
               <w:rPr>
@@ -1907,7 +1907,7 @@
               <w14:ligatures w14:val="standardContextual"/>
             </w:rPr>
           </w:pPr>
-          <w:hyperlink w:anchor="_Toc240976081" w:history="1">
+          <w:hyperlink w:anchor="_Toc241491021" w:history="1">
             <w:r>
               <w:rPr>
                 <w:rStyle w:val="Hyperlink"/>
@@ -1931,7 +1931,7 @@
               <w:rPr>
                 <w:noProof/>
               </w:rPr>
-              <w:instrText xml:space="preserve"> PAGEREF _Toc240976081 \h </w:instrText>
+              <w:instrText xml:space="preserve"> PAGEREF _Toc241491021 \h </w:instrText>
             </w:r>
             <w:r>
               <w:rPr>
@@ -1974,7 +1974,7 @@
               <w14:ligatures w14:val="standardContextual"/>
             </w:rPr>
           </w:pPr>
-          <w:hyperlink w:anchor="_Toc240976082" w:history="1">
+          <w:hyperlink w:anchor="_Toc241491022" w:history="1">
             <w:r>
               <w:rPr>
                 <w:rStyle w:val="Hyperlink"/>
@@ -1998,7 +1998,7 @@
               <w:rPr>
                 <w:noProof/>
               </w:rPr>
-              <w:instrText xml:space="preserve"> PAGEREF _Toc240976082 \h </w:instrText>
+              <w:instrText xml:space="preserve"> PAGEREF _Toc241491022 \h </w:instrText>
             </w:r>
             <w:r>
               <w:rPr>
@@ -2041,7 +2041,7 @@
               <w14:ligatures w14:val="standardContextual"/>
             </w:rPr>
           </w:pPr>
-          <w:hyperlink w:anchor="_Toc240976083" w:history="1">
+          <w:hyperlink w:anchor="_Toc241491023" w:history="1">
             <w:r>
               <w:rPr>
                 <w:rStyle w:val="Hyperlink"/>
@@ -2065,7 +2065,7 @@
               <w:rPr>
                 <w:noProof/>
               </w:rPr>
-              <w:instrText xml:space="preserve"> PAGEREF _Toc240976083 \h </w:instrText>
+              <w:instrText xml:space="preserve"> PAGEREF _Toc241491023 \h </w:instrText>
             </w:r>
             <w:r>
               <w:rPr>
@@ -2108,7 +2108,7 @@
               <w14:ligatures w14:val="standardContextual"/>
             </w:rPr>
           </w:pPr>
-          <w:hyperlink w:anchor="_Toc240976084" w:history="1">
+          <w:hyperlink w:anchor="_Toc241491024" w:history="1">
             <w:r>
               <w:rPr>
                 <w:rStyle w:val="Hyperlink"/>
@@ -2132,7 +2132,7 @@
               <w:rPr>
                 <w:noProof/>
               </w:rPr>
-              <w:instrText xml:space="preserve"> PAGEREF _Toc240976084 \h </w:instrText>
+              <w:instrText xml:space="preserve"> PAGEREF _Toc241491024 \h </w:instrText>
             </w:r>
             <w:r>
               <w:rPr>
@@ -2171,7 +2171,7 @@
         <w:pStyle w:val="Heading1"/>
         <w:pageBreakBefore/>
       </w:pPr>
-      <w:bookmarkStart w:id="0" w:name="_Toc240976061"/>
+      <w:bookmarkStart w:id="0" w:name="_Toc241491001"/>
       <w:r>
         <w:lastRenderedPageBreak/>
         <w:t>1. Your role at a glance</w:t>
@@ -2331,7 +2331,7 @@
           <w:left w:w="10" w:type="dxa"/>
           <w:right w:w="10" w:type="dxa"/>
         </w:tblCellMar>
-        <w:tblLook w:val="04A0" w:firstRow="1" w:lastRow="0" w:firstColumn="1" w:lastColumn="0" w:noHBand="0" w:noVBand="1"/>
+        <w:tblLook w:val="0000" w:firstRow="0" w:lastRow="0" w:firstColumn="0" w:lastColumn="0" w:noHBand="0" w:noVBand="0"/>
       </w:tblPr>
       <w:tblGrid>
         <w:gridCol w:w="9412"/>
@@ -2391,7 +2391,7 @@
         <w:pStyle w:val="Heading1"/>
         <w:pageBreakBefore/>
       </w:pPr>
-      <w:bookmarkStart w:id="1" w:name="_Toc240976062"/>
+      <w:bookmarkStart w:id="1" w:name="_Toc241491002"/>
       <w:r>
         <w:lastRenderedPageBreak/>
         <w:t>2. Signing in and your screens</w:t>
@@ -2402,7 +2402,7 @@
       <w:pPr>
         <w:pStyle w:val="Heading2"/>
       </w:pPr>
-      <w:bookmarkStart w:id="2" w:name="_Toc240976063"/>
+      <w:bookmarkStart w:id="2" w:name="_Toc241491003"/>
       <w:r>
         <w:t>Signing in</w:t>
       </w:r>
@@ -2485,7 +2485,7 @@
           <w:noProof/>
         </w:rPr>
         <w:drawing>
-          <wp:inline distT="0" distB="0" distL="0" distR="0" wp14:anchorId="2AE51635" wp14:editId="3191AFD8">
+          <wp:inline distT="0" distB="0" distL="0" distR="0" wp14:anchorId="33E94BFA" wp14:editId="1814858C">
             <wp:extent cx="5334000" cy="2333625"/>
             <wp:effectExtent l="0" t="0" r="0" b="0"/>
             <wp:docPr id="1" name="adm_login.jpg" descr="The sign-in screen for all internal staff." title="The sign-in screen for all internal staff."/>
@@ -2593,7 +2593,7 @@
           <w:left w:w="10" w:type="dxa"/>
           <w:right w:w="10" w:type="dxa"/>
         </w:tblCellMar>
-        <w:tblLook w:val="04A0" w:firstRow="1" w:lastRow="0" w:firstColumn="1" w:lastColumn="0" w:noHBand="0" w:noVBand="1"/>
+        <w:tblLook w:val="0000" w:firstRow="0" w:lastRow="0" w:firstColumn="0" w:lastColumn="0" w:noHBand="0" w:noVBand="0"/>
       </w:tblPr>
       <w:tblGrid>
         <w:gridCol w:w="9412"/>
@@ -2652,7 +2652,7 @@
       <w:pPr>
         <w:pStyle w:val="Heading2"/>
       </w:pPr>
-      <w:bookmarkStart w:id="3" w:name="_Toc240976064"/>
+      <w:bookmarkStart w:id="3" w:name="_Toc241491004"/>
       <w:r>
         <w:t>Finding your way around</w:t>
       </w:r>
@@ -2837,7 +2837,7 @@
         </w:rPr>
         <w:lastRenderedPageBreak/>
         <w:drawing>
-          <wp:inline distT="0" distB="0" distL="0" distR="0" wp14:anchorId="3D13BAF9" wp14:editId="38F8C391">
+          <wp:inline distT="0" distB="0" distL="0" distR="0" wp14:anchorId="66540986" wp14:editId="40FE4653">
             <wp:extent cx="5715000" cy="1876425"/>
             <wp:effectExtent l="0" t="0" r="0" b="0"/>
             <wp:docPr id="2" name="adm_not_your_role.jpg" descr="Opening a screen outside your role (for example from an old bookmark) shows this card instead of the screen." title="Opening a screen outside your role (for example from an old bookmark) shows this card instead of the screen."/>
@@ -2906,7 +2906,7 @@
       <w:pPr>
         <w:pStyle w:val="Heading2"/>
       </w:pPr>
-      <w:bookmarkStart w:id="4" w:name="_Toc240976065"/>
+      <w:bookmarkStart w:id="4" w:name="_Toc241491005"/>
       <w:r>
         <w:t>Your screens</w:t>
       </w:r>
@@ -2927,7 +2927,7 @@
           <w:left w:w="10" w:type="dxa"/>
           <w:right w:w="10" w:type="dxa"/>
         </w:tblCellMar>
-        <w:tblLook w:val="04A0" w:firstRow="1" w:lastRow="0" w:firstColumn="1" w:lastColumn="0" w:noHBand="0" w:noVBand="1"/>
+        <w:tblLook w:val="0000" w:firstRow="0" w:lastRow="0" w:firstColumn="0" w:lastColumn="0" w:noHBand="0" w:noVBand="0"/>
       </w:tblPr>
       <w:tblGrid>
         <w:gridCol w:w="2824"/>
@@ -3240,7 +3240,7 @@
       <w:pPr>
         <w:pStyle w:val="Heading2"/>
       </w:pPr>
-      <w:bookmarkStart w:id="5" w:name="_Toc240976066"/>
+      <w:bookmarkStart w:id="5" w:name="_Toc241491006"/>
       <w:r>
         <w:t>Changing your password</w:t>
       </w:r>
@@ -3323,7 +3323,7 @@
           <w:noProof/>
         </w:rPr>
         <w:drawing>
-          <wp:inline distT="0" distB="0" distL="0" distR="0" wp14:anchorId="3A7354BD" wp14:editId="75869FF0">
+          <wp:inline distT="0" distB="0" distL="0" distR="0" wp14:anchorId="75DCC686" wp14:editId="31B903DB">
             <wp:extent cx="5334000" cy="2171700"/>
             <wp:effectExtent l="0" t="0" r="0" b="0"/>
             <wp:docPr id="3" name="adm_account.jpg" descr="Change Password screen." title="Change Password screen."/>
@@ -3411,7 +3411,7 @@
         <w:pStyle w:val="Heading1"/>
         <w:pageBreakBefore/>
       </w:pPr>
-      <w:bookmarkStart w:id="6" w:name="_Toc240976067"/>
+      <w:bookmarkStart w:id="6" w:name="_Toc241491007"/>
       <w:r>
         <w:lastRenderedPageBreak/>
         <w:t>3. Your routine</w:t>
@@ -3441,7 +3441,7 @@
           <w:left w:w="10" w:type="dxa"/>
           <w:right w:w="10" w:type="dxa"/>
         </w:tblCellMar>
-        <w:tblLook w:val="04A0" w:firstRow="1" w:lastRow="0" w:firstColumn="1" w:lastColumn="0" w:noHBand="0" w:noVBand="1"/>
+        <w:tblLook w:val="0000" w:firstRow="0" w:lastRow="0" w:firstColumn="0" w:lastColumn="0" w:noHBand="0" w:noVBand="0"/>
       </w:tblPr>
       <w:tblGrid>
         <w:gridCol w:w="2071"/>
@@ -3755,7 +3755,7 @@
         <w:pStyle w:val="Heading1"/>
         <w:pageBreakBefore/>
       </w:pPr>
-      <w:bookmarkStart w:id="7" w:name="_Toc240976068"/>
+      <w:bookmarkStart w:id="7" w:name="_Toc241491008"/>
       <w:r>
         <w:lastRenderedPageBreak/>
         <w:t>4. Step-by-step tasks</w:t>
@@ -3766,7 +3766,7 @@
       <w:pPr>
         <w:pStyle w:val="Heading2"/>
       </w:pPr>
-      <w:bookmarkStart w:id="8" w:name="_Toc240976069"/>
+      <w:bookmarkStart w:id="8" w:name="_Toc241491009"/>
       <w:r>
         <w:t>4.1 Reading the QA Dashboard</w:t>
       </w:r>
@@ -3806,7 +3806,7 @@
           <w:noProof/>
         </w:rPr>
         <w:drawing>
-          <wp:inline distT="0" distB="0" distL="0" distR="0" wp14:anchorId="48B2ACC1" wp14:editId="099A379E">
+          <wp:inline distT="0" distB="0" distL="0" distR="0" wp14:anchorId="21D5C818" wp14:editId="216A0AE6">
             <wp:extent cx="5334000" cy="2333625"/>
             <wp:effectExtent l="0" t="0" r="0" b="0"/>
             <wp:docPr id="4" name="qa_dashboard.jpg" descr="QA Dashboard." title="QA Dashboard."/>
@@ -3913,7 +3913,7 @@
       <w:pPr>
         <w:pStyle w:val="Heading2"/>
       </w:pPr>
-      <w:bookmarkStart w:id="9" w:name="_Toc240976070"/>
+      <w:bookmarkStart w:id="9" w:name="_Toc241491010"/>
       <w:r>
         <w:t>4.2 Reviewing questionnaires in the QA Queue</w:t>
       </w:r>
@@ -3953,7 +3953,7 @@
           <w:noProof/>
         </w:rPr>
         <w:drawing>
-          <wp:inline distT="0" distB="0" distL="0" distR="0" wp14:anchorId="7C545128" wp14:editId="49BA648A">
+          <wp:inline distT="0" distB="0" distL="0" distR="0" wp14:anchorId="7C30ECA6" wp14:editId="7BF38700">
             <wp:extent cx="5334000" cy="3333750"/>
             <wp:effectExtent l="0" t="0" r="0" b="0"/>
             <wp:docPr id="5" name="qa_queue.jpg" descr="QUAN QA Queue with the KoboToolbox sync panel." title="QUAN QA Queue with the KoboToolbox sync panel."/>
@@ -4151,7 +4151,7 @@
           <w:left w:w="10" w:type="dxa"/>
           <w:right w:w="10" w:type="dxa"/>
         </w:tblCellMar>
-        <w:tblLook w:val="04A0" w:firstRow="1" w:lastRow="0" w:firstColumn="1" w:lastColumn="0" w:noHBand="0" w:noVBand="1"/>
+        <w:tblLook w:val="0000" w:firstRow="0" w:lastRow="0" w:firstColumn="0" w:lastColumn="0" w:noHBand="0" w:noVBand="0"/>
       </w:tblPr>
       <w:tblGrid>
         <w:gridCol w:w="2353"/>
@@ -4597,7 +4597,7 @@
           <w:left w:w="10" w:type="dxa"/>
           <w:right w:w="10" w:type="dxa"/>
         </w:tblCellMar>
-        <w:tblLook w:val="04A0" w:firstRow="1" w:lastRow="0" w:firstColumn="1" w:lastColumn="0" w:noHBand="0" w:noVBand="1"/>
+        <w:tblLook w:val="0000" w:firstRow="0" w:lastRow="0" w:firstColumn="0" w:lastColumn="0" w:noHBand="0" w:noVBand="0"/>
       </w:tblPr>
       <w:tblGrid>
         <w:gridCol w:w="9412"/>
@@ -4692,7 +4692,7 @@
       <w:pPr>
         <w:pStyle w:val="Heading2"/>
       </w:pPr>
-      <w:bookmarkStart w:id="10" w:name="_Toc240976071"/>
+      <w:bookmarkStart w:id="10" w:name="_Toc241491011"/>
       <w:r>
         <w:t>4.3 Working QA exceptions</w:t>
       </w:r>
@@ -4757,7 +4757,7 @@
         </w:rPr>
         <w:lastRenderedPageBreak/>
         <w:drawing>
-          <wp:inline distT="0" distB="0" distL="0" distR="0" wp14:anchorId="0EAFE976" wp14:editId="0D9C19DB">
+          <wp:inline distT="0" distB="0" distL="0" distR="0" wp14:anchorId="488EFE04" wp14:editId="30B3B266">
             <wp:extent cx="5334000" cy="3333750"/>
             <wp:effectExtent l="0" t="0" r="0" b="0"/>
             <wp:docPr id="6" name="qa_exceptions.jpg" descr="QA Exception Queue." title="QA Exception Queue."/>
@@ -4953,7 +4953,7 @@
       <w:pPr>
         <w:pStyle w:val="Heading2"/>
       </w:pPr>
-      <w:bookmarkStart w:id="11" w:name="_Toc240976072"/>
+      <w:bookmarkStart w:id="11" w:name="_Toc241491012"/>
       <w:r>
         <w:t>4.4 Downloading or emailing completed forms (Form PDFs)</w:t>
       </w:r>
@@ -5004,7 +5004,7 @@
         </w:rPr>
         <w:lastRenderedPageBreak/>
         <w:drawing>
-          <wp:inline distT="0" distB="0" distL="0" distR="0" wp14:anchorId="38988CB3" wp14:editId="4F5A73F6">
+          <wp:inline distT="0" distB="0" distL="0" distR="0" wp14:anchorId="78CFCFD0" wp14:editId="576459D2">
             <wp:extent cx="5334000" cy="3333750"/>
             <wp:effectExtent l="0" t="0" r="0" b="0"/>
             <wp:docPr id="7" name="qa_form_pdfs.jpg" descr="Completed form PDFs." title="Completed form PDFs."/>
@@ -5184,7 +5184,7 @@
           <w:left w:w="10" w:type="dxa"/>
           <w:right w:w="10" w:type="dxa"/>
         </w:tblCellMar>
-        <w:tblLook w:val="04A0" w:firstRow="1" w:lastRow="0" w:firstColumn="1" w:lastColumn="0" w:noHBand="0" w:noVBand="1"/>
+        <w:tblLook w:val="0000" w:firstRow="0" w:lastRow="0" w:firstColumn="0" w:lastColumn="0" w:noHBand="0" w:noVBand="0"/>
       </w:tblPr>
       <w:tblGrid>
         <w:gridCol w:w="9412"/>
@@ -5243,7 +5243,7 @@
       <w:pPr>
         <w:pStyle w:val="Heading2"/>
       </w:pPr>
-      <w:bookmarkStart w:id="12" w:name="_Toc240976073"/>
+      <w:bookmarkStart w:id="12" w:name="_Toc241491013"/>
       <w:r>
         <w:t>4.5 Writing good QA notes</w:t>
       </w:r>
@@ -5311,7 +5311,7 @@
         <w:pStyle w:val="Heading1"/>
         <w:pageBreakBefore/>
       </w:pPr>
-      <w:bookmarkStart w:id="13" w:name="_Toc240976074"/>
+      <w:bookmarkStart w:id="13" w:name="_Toc241491014"/>
       <w:r>
         <w:lastRenderedPageBreak/>
         <w:t>5. Rules you must follow</w:t>
@@ -5462,7 +5462,7 @@
         <w:pStyle w:val="Heading1"/>
         <w:pageBreakBefore/>
       </w:pPr>
-      <w:bookmarkStart w:id="14" w:name="_Toc240976075"/>
+      <w:bookmarkStart w:id="14" w:name="_Toc241491015"/>
       <w:r>
         <w:lastRenderedPageBreak/>
         <w:t>6. Troubleshooting</w:t>
@@ -5484,7 +5484,7 @@
           <w:left w:w="10" w:type="dxa"/>
           <w:right w:w="10" w:type="dxa"/>
         </w:tblCellMar>
-        <w:tblLook w:val="04A0" w:firstRow="1" w:lastRow="0" w:firstColumn="1" w:lastColumn="0" w:noHBand="0" w:noVBand="1"/>
+        <w:tblLook w:val="0000" w:firstRow="0" w:lastRow="0" w:firstColumn="0" w:lastColumn="0" w:noHBand="0" w:noVBand="0"/>
       </w:tblPr>
       <w:tblGrid>
         <w:gridCol w:w="2635"/>
@@ -6572,7 +6572,7 @@
         <w:pStyle w:val="Heading1"/>
         <w:pageBreakBefore/>
       </w:pPr>
-      <w:bookmarkStart w:id="15" w:name="_Toc240976076"/>
+      <w:bookmarkStart w:id="15" w:name="_Toc241491016"/>
       <w:r>
         <w:lastRenderedPageBreak/>
         <w:t>7. Quick reference</w:t>
@@ -6594,7 +6594,7 @@
           <w:left w:w="10" w:type="dxa"/>
           <w:right w:w="10" w:type="dxa"/>
         </w:tblCellMar>
-        <w:tblLook w:val="04A0" w:firstRow="1" w:lastRow="0" w:firstColumn="1" w:lastColumn="0" w:noHBand="0" w:noVBand="1"/>
+        <w:tblLook w:val="0000" w:firstRow="0" w:lastRow="0" w:firstColumn="0" w:lastColumn="0" w:noHBand="0" w:noVBand="0"/>
       </w:tblPr>
       <w:tblGrid>
         <w:gridCol w:w="2824"/>
@@ -6971,7 +6971,7 @@
         <w:pStyle w:val="Heading1"/>
         <w:pageBreakBefore/>
       </w:pPr>
-      <w:bookmarkStart w:id="16" w:name="_Toc240976077"/>
+      <w:bookmarkStart w:id="16" w:name="_Toc241491017"/>
       <w:r>
         <w:lastRenderedPageBreak/>
         <w:t>8. Every screen and button for your role</w:t>
@@ -7001,7 +7001,7 @@
           <w:left w:w="10" w:type="dxa"/>
           <w:right w:w="10" w:type="dxa"/>
         </w:tblCellMar>
-        <w:tblLook w:val="04A0" w:firstRow="1" w:lastRow="0" w:firstColumn="1" w:lastColumn="0" w:noHBand="0" w:noVBand="1"/>
+        <w:tblLook w:val="0000" w:firstRow="0" w:lastRow="0" w:firstColumn="0" w:lastColumn="0" w:noHBand="0" w:noVBand="0"/>
       </w:tblPr>
       <w:tblGrid>
         <w:gridCol w:w="9412"/>
@@ -7085,7 +7085,7 @@
       <w:pPr>
         <w:pStyle w:val="Heading2"/>
       </w:pPr>
-      <w:bookmarkStart w:id="17" w:name="_Toc240976078"/>
+      <w:bookmarkStart w:id="17" w:name="_Toc241491018"/>
       <w:r>
         <w:t>8.1 Sign in</w:t>
       </w:r>
@@ -7148,7 +7148,7 @@
           <w:left w:w="10" w:type="dxa"/>
           <w:right w:w="10" w:type="dxa"/>
         </w:tblCellMar>
-        <w:tblLook w:val="04A0" w:firstRow="1" w:lastRow="0" w:firstColumn="1" w:lastColumn="0" w:noHBand="0" w:noVBand="1"/>
+        <w:tblLook w:val="0000" w:firstRow="0" w:lastRow="0" w:firstColumn="0" w:lastColumn="0" w:noHBand="0" w:noVBand="0"/>
       </w:tblPr>
       <w:tblGrid>
         <w:gridCol w:w="1882"/>
@@ -7598,7 +7598,7 @@
       <w:pPr>
         <w:pStyle w:val="Heading2"/>
       </w:pPr>
-      <w:bookmarkStart w:id="18" w:name="_Toc240976079"/>
+      <w:bookmarkStart w:id="18" w:name="_Toc241491019"/>
       <w:r>
         <w:t>8.2 The header and menu bar (every screen)</w:t>
       </w:r>
@@ -7661,7 +7661,7 @@
           <w:left w:w="10" w:type="dxa"/>
           <w:right w:w="10" w:type="dxa"/>
         </w:tblCellMar>
-        <w:tblLook w:val="04A0" w:firstRow="1" w:lastRow="0" w:firstColumn="1" w:lastColumn="0" w:noHBand="0" w:noVBand="1"/>
+        <w:tblLook w:val="0000" w:firstRow="0" w:lastRow="0" w:firstColumn="0" w:lastColumn="0" w:noHBand="0" w:noVBand="0"/>
       </w:tblPr>
       <w:tblGrid>
         <w:gridCol w:w="1882"/>
@@ -8322,7 +8322,7 @@
       <w:pPr>
         <w:pStyle w:val="Heading2"/>
       </w:pPr>
-      <w:bookmarkStart w:id="19" w:name="_Toc240976080"/>
+      <w:bookmarkStart w:id="19" w:name="_Toc241491020"/>
       <w:r>
         <w:t>8.3 Change Password</w:t>
       </w:r>
@@ -8385,7 +8385,7 @@
           <w:left w:w="10" w:type="dxa"/>
           <w:right w:w="10" w:type="dxa"/>
         </w:tblCellMar>
-        <w:tblLook w:val="04A0" w:firstRow="1" w:lastRow="0" w:firstColumn="1" w:lastColumn="0" w:noHBand="0" w:noVBand="1"/>
+        <w:tblLook w:val="0000" w:firstRow="0" w:lastRow="0" w:firstColumn="0" w:lastColumn="0" w:noHBand="0" w:noVBand="0"/>
       </w:tblPr>
       <w:tblGrid>
         <w:gridCol w:w="1882"/>
@@ -8942,7 +8942,7 @@
       <w:pPr>
         <w:pStyle w:val="Heading2"/>
       </w:pPr>
-      <w:bookmarkStart w:id="20" w:name="_Toc240976081"/>
+      <w:bookmarkStart w:id="20" w:name="_Toc241491021"/>
       <w:r>
         <w:t>8.4 QA Dashboard</w:t>
       </w:r>
@@ -9005,7 +9005,7 @@
           <w:left w:w="10" w:type="dxa"/>
           <w:right w:w="10" w:type="dxa"/>
         </w:tblCellMar>
-        <w:tblLook w:val="04A0" w:firstRow="1" w:lastRow="0" w:firstColumn="1" w:lastColumn="0" w:noHBand="0" w:noVBand="1"/>
+        <w:tblLook w:val="0000" w:firstRow="0" w:lastRow="0" w:firstColumn="0" w:lastColumn="0" w:noHBand="0" w:noVBand="0"/>
       </w:tblPr>
       <w:tblGrid>
         <w:gridCol w:w="1882"/>
@@ -9563,7 +9563,7 @@
       <w:pPr>
         <w:pStyle w:val="Heading2"/>
       </w:pPr>
-      <w:bookmarkStart w:id="21" w:name="_Toc240976082"/>
+      <w:bookmarkStart w:id="21" w:name="_Toc241491022"/>
       <w:r>
         <w:t>8.5 QA Queue (with the KoboToolbox sync panel)</w:t>
       </w:r>
@@ -9626,7 +9626,7 @@
           <w:left w:w="10" w:type="dxa"/>
           <w:right w:w="10" w:type="dxa"/>
         </w:tblCellMar>
-        <w:tblLook w:val="04A0" w:firstRow="1" w:lastRow="0" w:firstColumn="1" w:lastColumn="0" w:noHBand="0" w:noVBand="1"/>
+        <w:tblLook w:val="0000" w:firstRow="0" w:lastRow="0" w:firstColumn="0" w:lastColumn="0" w:noHBand="0" w:noVBand="0"/>
       </w:tblPr>
       <w:tblGrid>
         <w:gridCol w:w="1882"/>
@@ -10286,7 +10286,7 @@
       <w:pPr>
         <w:pStyle w:val="Heading2"/>
       </w:pPr>
-      <w:bookmarkStart w:id="22" w:name="_Toc240976083"/>
+      <w:bookmarkStart w:id="22" w:name="_Toc241491023"/>
       <w:r>
         <w:lastRenderedPageBreak/>
         <w:t>8.6 QA Exceptions</w:t>
@@ -10350,7 +10350,7 @@
           <w:left w:w="10" w:type="dxa"/>
           <w:right w:w="10" w:type="dxa"/>
         </w:tblCellMar>
-        <w:tblLook w:val="04A0" w:firstRow="1" w:lastRow="0" w:firstColumn="1" w:lastColumn="0" w:noHBand="0" w:noVBand="1"/>
+        <w:tblLook w:val="0000" w:firstRow="0" w:lastRow="0" w:firstColumn="0" w:lastColumn="0" w:noHBand="0" w:noVBand="0"/>
       </w:tblPr>
       <w:tblGrid>
         <w:gridCol w:w="1882"/>
@@ -11117,7 +11117,7 @@
       <w:pPr>
         <w:pStyle w:val="Heading2"/>
       </w:pPr>
-      <w:bookmarkStart w:id="23" w:name="_Toc240976084"/>
+      <w:bookmarkStart w:id="23" w:name="_Toc241491024"/>
       <w:r>
         <w:t>8.7 Completed forms (Form PDFs)</w:t>
       </w:r>
@@ -11180,7 +11180,7 @@
           <w:left w:w="10" w:type="dxa"/>
           <w:right w:w="10" w:type="dxa"/>
         </w:tblCellMar>
-        <w:tblLook w:val="04A0" w:firstRow="1" w:lastRow="0" w:firstColumn="1" w:lastColumn="0" w:noHBand="0" w:noVBand="1"/>
+        <w:tblLook w:val="0000" w:firstRow="0" w:lastRow="0" w:firstColumn="0" w:lastColumn="0" w:noHBand="0" w:noVBand="0"/>
       </w:tblPr>
       <w:tblGrid>
         <w:gridCol w:w="1882"/>
@@ -12102,7 +12102,7 @@
         <w:sz w:val="16"/>
         <w:szCs w:val="16"/>
       </w:rPr>
-      <w:t>Version 1.10 · 22 September 2026</w:t>
+      <w:t>Version 1.11 · 28 September 2026</w:t>
     </w:r>
     <w:r>
       <w:rPr>
@@ -12275,10 +12275,10 @@
 <file path=word/numbering.xml><?xml version="1.0" encoding="utf-8"?>
 <w:numbering xmlns:wpc="http://schemas.microsoft.com/office/word/2010/wordprocessingCanvas" xmlns:cx="http://schemas.microsoft.com/office/drawing/2014/chartex" xmlns:cx1="http://schemas.microsoft.com/office/drawing/2015/9/8/chartex" xmlns:cx2="http://schemas.microsoft.com/office/drawing/2015/10/21/chartex" xmlns:cx3="http://schemas.microsoft.com/office/drawing/2016/5/9/chartex" xmlns:cx4="http://schemas.microsoft.com/office/drawing/2016/5/10/chartex" xmlns:cx5="http://schemas.microsoft.com/office/drawing/2016/5/11/chartex" xmlns:cx6="http://schemas.microsoft.com/office/drawing/2016/5/12/chartex" xmlns:cx7="http://schemas.microsoft.com/office/drawing/2016/5/13/chartex" xmlns:cx8="http://schemas.microsoft.com/office/drawing/2016/5/14/chartex" xmlns:mc="http://schemas.openxmlformats.org/markup-compatibility/2006" xmlns:aink="http://schemas.microsoft.com/office/drawing/2016/ink" xmlns:am3d="http://schemas.microsoft.com/office/drawing/2017/model3d" xmlns:o="urn:schemas-microsoft-com:office:office" xmlns:oel="http://schemas.microsoft.com/office/2019/extlst" xmlns:r="http://schemas.openxmlformats.org/officeDocument/2006/relationships" xmlns:m="http://schemas.openxmlformats.org/officeDocument/2006/math" xmlns:v="urn:schemas-microsoft-com:vml" xmlns:wp14="http://schemas.microsoft.com/office/word/2010/wordprocessingDrawing" xmlns:wp="http://schemas.openxmlformats.org/drawingml/2006/wordprocessingDrawing" xmlns:w10="urn:schemas-microsoft-com:office:word" xmlns:w="http://schemas.openxmlformats.org/wordprocessingml/2006/main" xmlns:w14="http://schemas.microsoft.com/office/word/2010/wordml" xmlns:w15="http://schemas.microsoft.com/office/word/2012/wordml" xmlns:w16cex="http://schemas.microsoft.com/office/word/2018/wordml/cex" xmlns:w16cid="http://schemas.microsoft.com/office/word/2016/wordml/cid" xmlns:w16="http://schemas.microsoft.com/office/word/2018/wordml" xmlns:w16sdtdh="http://schemas.microsoft.com/office/word/2020/wordml/sdtdatahash" xmlns:w16se="http://schemas.microsoft.com/office/word/2015/wordml/symex" xmlns:wpg="http://schemas.microsoft.com/office/word/2010/wordprocessingGroup" xmlns:wpi="http://schemas.microsoft.com/office/word/2010/wordprocessingInk" xmlns:wne="http://schemas.microsoft.com/office/word/2006/wordml" xmlns:wps="http://schemas.microsoft.com/office/word/2010/wordprocessingShape" mc:Ignorable="w14 w15 w16se w16cid w16 w16cex w16sdtdh wp14">
   <w:abstractNum w:abstractNumId="0" w15:restartNumberingAfterBreak="0">
-    <w:nsid w:val="1C517314"/>
+    <w:nsid w:val="07F61250"/>
     <w:multiLevelType w:val="hybridMultilevel"/>
-    <w:tmpl w:val="214227C4"/>
-    <w:lvl w:ilvl="0" w:tplc="E550B50A">
+    <w:tmpl w:val="7E3683F8"/>
+    <w:lvl w:ilvl="0" w:tplc="5720C17A">
       <w:start w:val="1"/>
       <w:numFmt w:val="decimal"/>
       <w:lvlText w:val="%1."/>
@@ -12292,52 +12292,52 @@
         <w:color w:val="A67C27"/>
       </w:rPr>
     </w:lvl>
-    <w:lvl w:ilvl="1" w:tplc="E07EE972">
+    <w:lvl w:ilvl="1" w:tplc="1188FDF4">
       <w:numFmt w:val="decimal"/>
       <w:lvlText w:val=""/>
       <w:lvlJc w:val="left"/>
     </w:lvl>
-    <w:lvl w:ilvl="2" w:tplc="644E8DFE">
+    <w:lvl w:ilvl="2" w:tplc="33F24F48">
       <w:numFmt w:val="decimal"/>
       <w:lvlText w:val=""/>
       <w:lvlJc w:val="left"/>
     </w:lvl>
-    <w:lvl w:ilvl="3" w:tplc="B9709680">
+    <w:lvl w:ilvl="3" w:tplc="17BCEA00">
       <w:numFmt w:val="decimal"/>
       <w:lvlText w:val=""/>
       <w:lvlJc w:val="left"/>
     </w:lvl>
-    <w:lvl w:ilvl="4" w:tplc="29306568">
+    <w:lvl w:ilvl="4" w:tplc="A800A89A">
       <w:numFmt w:val="decimal"/>
       <w:lvlText w:val=""/>
       <w:lvlJc w:val="left"/>
     </w:lvl>
-    <w:lvl w:ilvl="5" w:tplc="A7E6962E">
+    <w:lvl w:ilvl="5" w:tplc="BE58B1C2">
       <w:numFmt w:val="decimal"/>
       <w:lvlText w:val=""/>
       <w:lvlJc w:val="left"/>
     </w:lvl>
-    <w:lvl w:ilvl="6" w:tplc="0DB2C3AE">
+    <w:lvl w:ilvl="6" w:tplc="02C0DE68">
       <w:numFmt w:val="decimal"/>
       <w:lvlText w:val=""/>
       <w:lvlJc w:val="left"/>
     </w:lvl>
-    <w:lvl w:ilvl="7" w:tplc="916202A4">
+    <w:lvl w:ilvl="7" w:tplc="E640C32C">
       <w:numFmt w:val="decimal"/>
       <w:lvlText w:val=""/>
       <w:lvlJc w:val="left"/>
     </w:lvl>
-    <w:lvl w:ilvl="8" w:tplc="C7EAF34C">
+    <w:lvl w:ilvl="8" w:tplc="04C41956">
       <w:numFmt w:val="decimal"/>
       <w:lvlText w:val=""/>
       <w:lvlJc w:val="left"/>
     </w:lvl>
   </w:abstractNum>
   <w:abstractNum w:abstractNumId="1" w15:restartNumberingAfterBreak="0">
-    <w:nsid w:val="1D9A454F"/>
+    <w:nsid w:val="4BEA1473"/>
     <w:multiLevelType w:val="hybridMultilevel"/>
-    <w:tmpl w:val="3BB880E8"/>
-    <w:lvl w:ilvl="0" w:tplc="C26AFFB4">
+    <w:tmpl w:val="42C03C92"/>
+    <w:lvl w:ilvl="0" w:tplc="39BC60AE">
       <w:start w:val="1"/>
       <w:numFmt w:val="decimal"/>
       <w:lvlText w:val="%1."/>
@@ -12351,52 +12351,52 @@
         <w:color w:val="A67C27"/>
       </w:rPr>
     </w:lvl>
-    <w:lvl w:ilvl="1" w:tplc="4DC2A4A2">
+    <w:lvl w:ilvl="1" w:tplc="5BBC8F82">
       <w:numFmt w:val="decimal"/>
       <w:lvlText w:val=""/>
       <w:lvlJc w:val="left"/>
     </w:lvl>
-    <w:lvl w:ilvl="2" w:tplc="847048BC">
+    <w:lvl w:ilvl="2" w:tplc="DCD6C232">
       <w:numFmt w:val="decimal"/>
       <w:lvlText w:val=""/>
       <w:lvlJc w:val="left"/>
     </w:lvl>
-    <w:lvl w:ilvl="3" w:tplc="BB9E4BCC">
+    <w:lvl w:ilvl="3" w:tplc="9A8A2812">
       <w:numFmt w:val="decimal"/>
       <w:lvlText w:val=""/>
       <w:lvlJc w:val="left"/>
     </w:lvl>
-    <w:lvl w:ilvl="4" w:tplc="2CB44F40">
+    <w:lvl w:ilvl="4" w:tplc="B9BAC106">
       <w:numFmt w:val="decimal"/>
       <w:lvlText w:val=""/>
       <w:lvlJc w:val="left"/>
     </w:lvl>
-    <w:lvl w:ilvl="5" w:tplc="C400DA22">
+    <w:lvl w:ilvl="5" w:tplc="73E82656">
       <w:numFmt w:val="decimal"/>
       <w:lvlText w:val=""/>
       <w:lvlJc w:val="left"/>
     </w:lvl>
-    <w:lvl w:ilvl="6" w:tplc="F93618E8">
+    <w:lvl w:ilvl="6" w:tplc="1ECE422E">
       <w:numFmt w:val="decimal"/>
       <w:lvlText w:val=""/>
       <w:lvlJc w:val="left"/>
     </w:lvl>
-    <w:lvl w:ilvl="7" w:tplc="DFA412DA">
+    <w:lvl w:ilvl="7" w:tplc="6E868366">
       <w:numFmt w:val="decimal"/>
       <w:lvlText w:val=""/>
       <w:lvlJc w:val="left"/>
     </w:lvl>
-    <w:lvl w:ilvl="8" w:tplc="85A454AA">
+    <w:lvl w:ilvl="8" w:tplc="76D09FAA">
       <w:numFmt w:val="decimal"/>
       <w:lvlText w:val=""/>
       <w:lvlJc w:val="left"/>
     </w:lvl>
   </w:abstractNum>
   <w:abstractNum w:abstractNumId="2" w15:restartNumberingAfterBreak="0">
-    <w:nsid w:val="52095F9E"/>
+    <w:nsid w:val="553465A0"/>
     <w:multiLevelType w:val="hybridMultilevel"/>
-    <w:tmpl w:val="D4624758"/>
-    <w:lvl w:ilvl="0" w:tplc="518862B0">
+    <w:tmpl w:val="FAF65CDE"/>
+    <w:lvl w:ilvl="0" w:tplc="0FD0E24A">
       <w:start w:val="1"/>
       <w:numFmt w:val="bullet"/>
       <w:lvlText w:val="•"/>
@@ -12405,7 +12405,7 @@
         <w:ind w:left="460" w:hanging="280"/>
       </w:pPr>
     </w:lvl>
-    <w:lvl w:ilvl="1" w:tplc="8EAC048C">
+    <w:lvl w:ilvl="1" w:tplc="D820F126">
       <w:start w:val="1"/>
       <w:numFmt w:val="bullet"/>
       <w:lvlText w:val="–"/>
@@ -12414,47 +12414,47 @@
         <w:ind w:left="900" w:hanging="280"/>
       </w:pPr>
     </w:lvl>
-    <w:lvl w:ilvl="2" w:tplc="AA2CDEDC">
+    <w:lvl w:ilvl="2" w:tplc="FFF276D8">
       <w:numFmt w:val="decimal"/>
       <w:lvlText w:val=""/>
       <w:lvlJc w:val="left"/>
     </w:lvl>
-    <w:lvl w:ilvl="3" w:tplc="3BBCFA5A">
+    <w:lvl w:ilvl="3" w:tplc="B03A2280">
       <w:numFmt w:val="decimal"/>
       <w:lvlText w:val=""/>
       <w:lvlJc w:val="left"/>
     </w:lvl>
-    <w:lvl w:ilvl="4" w:tplc="E318D1C0">
+    <w:lvl w:ilvl="4" w:tplc="1400C856">
       <w:numFmt w:val="decimal"/>
       <w:lvlText w:val=""/>
       <w:lvlJc w:val="left"/>
     </w:lvl>
-    <w:lvl w:ilvl="5" w:tplc="4EAA2DCE">
+    <w:lvl w:ilvl="5" w:tplc="34449A3E">
       <w:numFmt w:val="decimal"/>
       <w:lvlText w:val=""/>
       <w:lvlJc w:val="left"/>
     </w:lvl>
-    <w:lvl w:ilvl="6" w:tplc="979CD472">
+    <w:lvl w:ilvl="6" w:tplc="A726FD38">
       <w:numFmt w:val="decimal"/>
       <w:lvlText w:val=""/>
       <w:lvlJc w:val="left"/>
     </w:lvl>
-    <w:lvl w:ilvl="7" w:tplc="D0B44692">
+    <w:lvl w:ilvl="7" w:tplc="EB5E229A">
       <w:numFmt w:val="decimal"/>
       <w:lvlText w:val=""/>
       <w:lvlJc w:val="left"/>
     </w:lvl>
-    <w:lvl w:ilvl="8" w:tplc="D30C1E8C">
+    <w:lvl w:ilvl="8" w:tplc="C9869BB2">
       <w:numFmt w:val="decimal"/>
       <w:lvlText w:val=""/>
       <w:lvlJc w:val="left"/>
     </w:lvl>
   </w:abstractNum>
   <w:abstractNum w:abstractNumId="3" w15:restartNumberingAfterBreak="0">
-    <w:nsid w:val="57D26390"/>
+    <w:nsid w:val="5FE355B6"/>
     <w:multiLevelType w:val="hybridMultilevel"/>
-    <w:tmpl w:val="96F0F88E"/>
-    <w:lvl w:ilvl="0" w:tplc="E3F25192">
+    <w:tmpl w:val="C074CA9A"/>
+    <w:lvl w:ilvl="0" w:tplc="32C872A6">
       <w:start w:val="1"/>
       <w:numFmt w:val="decimal"/>
       <w:lvlText w:val="%1."/>
@@ -12468,52 +12468,52 @@
         <w:color w:val="A67C27"/>
       </w:rPr>
     </w:lvl>
-    <w:lvl w:ilvl="1" w:tplc="E5A8218A">
+    <w:lvl w:ilvl="1" w:tplc="A7ECAA44">
       <w:numFmt w:val="decimal"/>
       <w:lvlText w:val=""/>
       <w:lvlJc w:val="left"/>
     </w:lvl>
-    <w:lvl w:ilvl="2" w:tplc="326CADC6">
+    <w:lvl w:ilvl="2" w:tplc="6AEA2FD6">
       <w:numFmt w:val="decimal"/>
       <w:lvlText w:val=""/>
       <w:lvlJc w:val="left"/>
     </w:lvl>
-    <w:lvl w:ilvl="3" w:tplc="2544F434">
+    <w:lvl w:ilvl="3" w:tplc="7BCCBB08">
       <w:numFmt w:val="decimal"/>
       <w:lvlText w:val=""/>
       <w:lvlJc w:val="left"/>
     </w:lvl>
-    <w:lvl w:ilvl="4" w:tplc="22C8956C">
+    <w:lvl w:ilvl="4" w:tplc="AB8A629E">
       <w:numFmt w:val="decimal"/>
       <w:lvlText w:val=""/>
       <w:lvlJc w:val="left"/>
     </w:lvl>
-    <w:lvl w:ilvl="5" w:tplc="FF5CF338">
+    <w:lvl w:ilvl="5" w:tplc="D3D084E4">
       <w:numFmt w:val="decimal"/>
       <w:lvlText w:val=""/>
       <w:lvlJc w:val="left"/>
     </w:lvl>
-    <w:lvl w:ilvl="6" w:tplc="3064DE62">
+    <w:lvl w:ilvl="6" w:tplc="9028B2F6">
       <w:numFmt w:val="decimal"/>
       <w:lvlText w:val=""/>
       <w:lvlJc w:val="left"/>
     </w:lvl>
-    <w:lvl w:ilvl="7" w:tplc="F1DC4352">
+    <w:lvl w:ilvl="7" w:tplc="213664F2">
       <w:numFmt w:val="decimal"/>
       <w:lvlText w:val=""/>
       <w:lvlJc w:val="left"/>
     </w:lvl>
-    <w:lvl w:ilvl="8" w:tplc="14CC5966">
+    <w:lvl w:ilvl="8" w:tplc="F3A6CE8E">
       <w:numFmt w:val="decimal"/>
       <w:lvlText w:val=""/>
       <w:lvlJc w:val="left"/>
     </w:lvl>
   </w:abstractNum>
   <w:abstractNum w:abstractNumId="4" w15:restartNumberingAfterBreak="0">
-    <w:nsid w:val="62DC6522"/>
+    <w:nsid w:val="6BFE4D2F"/>
     <w:multiLevelType w:val="hybridMultilevel"/>
-    <w:tmpl w:val="46AEFC16"/>
-    <w:lvl w:ilvl="0" w:tplc="6A7807EE">
+    <w:tmpl w:val="837A825A"/>
+    <w:lvl w:ilvl="0" w:tplc="428EB1AE">
       <w:start w:val="1"/>
       <w:numFmt w:val="decimal"/>
       <w:lvlText w:val="%1."/>
@@ -12527,138 +12527,52 @@
         <w:color w:val="A67C27"/>
       </w:rPr>
     </w:lvl>
-    <w:lvl w:ilvl="1" w:tplc="9F561728">
+    <w:lvl w:ilvl="1" w:tplc="D444E03E">
       <w:numFmt w:val="decimal"/>
       <w:lvlText w:val=""/>
       <w:lvlJc w:val="left"/>
     </w:lvl>
-    <w:lvl w:ilvl="2" w:tplc="C8B2C718">
+    <w:lvl w:ilvl="2" w:tplc="468481DA">
       <w:numFmt w:val="decimal"/>
       <w:lvlText w:val=""/>
       <w:lvlJc w:val="left"/>
     </w:lvl>
-    <w:lvl w:ilvl="3" w:tplc="6388F3AC">
+    <w:lvl w:ilvl="3" w:tplc="068EBBD4">
       <w:numFmt w:val="decimal"/>
       <w:lvlText w:val=""/>
       <w:lvlJc w:val="left"/>
     </w:lvl>
-    <w:lvl w:ilvl="4" w:tplc="C5B65BA4">
+    <w:lvl w:ilvl="4" w:tplc="2EB41868">
       <w:numFmt w:val="decimal"/>
       <w:lvlText w:val=""/>
       <w:lvlJc w:val="left"/>
     </w:lvl>
-    <w:lvl w:ilvl="5" w:tplc="028CF4EE">
+    <w:lvl w:ilvl="5" w:tplc="90E2A802">
       <w:numFmt w:val="decimal"/>
       <w:lvlText w:val=""/>
       <w:lvlJc w:val="left"/>
     </w:lvl>
-    <w:lvl w:ilvl="6" w:tplc="F050DB84">
+    <w:lvl w:ilvl="6" w:tplc="D9F078CC">
       <w:numFmt w:val="decimal"/>
       <w:lvlText w:val=""/>
       <w:lvlJc w:val="left"/>
     </w:lvl>
-    <w:lvl w:ilvl="7" w:tplc="F84E70F0">
+    <w:lvl w:ilvl="7" w:tplc="C182288E">
       <w:numFmt w:val="decimal"/>
       <w:lvlText w:val=""/>
       <w:lvlJc w:val="left"/>
     </w:lvl>
-    <w:lvl w:ilvl="8" w:tplc="42D65FDE">
+    <w:lvl w:ilvl="8" w:tplc="2EEC601C">
       <w:numFmt w:val="decimal"/>
       <w:lvlText w:val=""/>
       <w:lvlJc w:val="left"/>
     </w:lvl>
   </w:abstractNum>
   <w:abstractNum w:abstractNumId="5" w15:restartNumberingAfterBreak="0">
-    <w:nsid w:val="741819F1"/>
+    <w:nsid w:val="6F41723E"/>
     <w:multiLevelType w:val="hybridMultilevel"/>
-    <w:tmpl w:val="B06A4416"/>
-    <w:lvl w:ilvl="0" w:tplc="6B9C9E8E">
-      <w:start w:val="1"/>
-      <w:numFmt w:val="bullet"/>
-      <w:lvlText w:val="●"/>
-      <w:lvlJc w:val="left"/>
-      <w:pPr>
-        <w:ind w:left="720" w:hanging="360"/>
-      </w:pPr>
-    </w:lvl>
-    <w:lvl w:ilvl="1" w:tplc="2702C324">
-      <w:start w:val="1"/>
-      <w:numFmt w:val="bullet"/>
-      <w:lvlText w:val="○"/>
-      <w:lvlJc w:val="left"/>
-      <w:pPr>
-        <w:ind w:left="1440" w:hanging="360"/>
-      </w:pPr>
-    </w:lvl>
-    <w:lvl w:ilvl="2" w:tplc="D0AABA60">
-      <w:start w:val="1"/>
-      <w:numFmt w:val="bullet"/>
-      <w:lvlText w:val="■"/>
-      <w:lvlJc w:val="left"/>
-      <w:pPr>
-        <w:ind w:left="2160" w:hanging="360"/>
-      </w:pPr>
-    </w:lvl>
-    <w:lvl w:ilvl="3" w:tplc="97DC7A8C">
-      <w:start w:val="1"/>
-      <w:numFmt w:val="bullet"/>
-      <w:lvlText w:val="●"/>
-      <w:lvlJc w:val="left"/>
-      <w:pPr>
-        <w:ind w:left="2880" w:hanging="360"/>
-      </w:pPr>
-    </w:lvl>
-    <w:lvl w:ilvl="4" w:tplc="EB78D97C">
-      <w:start w:val="1"/>
-      <w:numFmt w:val="bullet"/>
-      <w:lvlText w:val="○"/>
-      <w:lvlJc w:val="left"/>
-      <w:pPr>
-        <w:ind w:left="3600" w:hanging="360"/>
-      </w:pPr>
-    </w:lvl>
-    <w:lvl w:ilvl="5" w:tplc="19D2F56E">
-      <w:start w:val="1"/>
-      <w:numFmt w:val="bullet"/>
-      <w:lvlText w:val="■"/>
-      <w:lvlJc w:val="left"/>
-      <w:pPr>
-        <w:ind w:left="4320" w:hanging="360"/>
-      </w:pPr>
-    </w:lvl>
-    <w:lvl w:ilvl="6" w:tplc="3FF058B0">
-      <w:start w:val="1"/>
-      <w:numFmt w:val="bullet"/>
-      <w:lvlText w:val="●"/>
-      <w:lvlJc w:val="left"/>
-      <w:pPr>
-        <w:ind w:left="5040" w:hanging="360"/>
-      </w:pPr>
-    </w:lvl>
-    <w:lvl w:ilvl="7" w:tplc="D7DA54CE">
-      <w:start w:val="1"/>
-      <w:numFmt w:val="bullet"/>
-      <w:lvlText w:val="●"/>
-      <w:lvlJc w:val="left"/>
-      <w:pPr>
-        <w:ind w:left="5760" w:hanging="360"/>
-      </w:pPr>
-    </w:lvl>
-    <w:lvl w:ilvl="8" w:tplc="E8F24936">
-      <w:start w:val="1"/>
-      <w:numFmt w:val="bullet"/>
-      <w:lvlText w:val="●"/>
-      <w:lvlJc w:val="left"/>
-      <w:pPr>
-        <w:ind w:left="6480" w:hanging="360"/>
-      </w:pPr>
-    </w:lvl>
-  </w:abstractNum>
-  <w:abstractNum w:abstractNumId="6" w15:restartNumberingAfterBreak="0">
-    <w:nsid w:val="77EB436B"/>
-    <w:multiLevelType w:val="hybridMultilevel"/>
-    <w:tmpl w:val="60B6A4C2"/>
-    <w:lvl w:ilvl="0" w:tplc="304895B8">
+    <w:tmpl w:val="F0A0C972"/>
+    <w:lvl w:ilvl="0" w:tplc="91085F6A">
       <w:start w:val="1"/>
       <w:numFmt w:val="decimal"/>
       <w:lvlText w:val="%1."/>
@@ -12672,52 +12586,138 @@
         <w:color w:val="A67C27"/>
       </w:rPr>
     </w:lvl>
-    <w:lvl w:ilvl="1" w:tplc="467C7356">
+    <w:lvl w:ilvl="1" w:tplc="D0B43994">
       <w:numFmt w:val="decimal"/>
       <w:lvlText w:val=""/>
       <w:lvlJc w:val="left"/>
     </w:lvl>
-    <w:lvl w:ilvl="2" w:tplc="4AECCC4E">
+    <w:lvl w:ilvl="2" w:tplc="529458E2">
       <w:numFmt w:val="decimal"/>
       <w:lvlText w:val=""/>
       <w:lvlJc w:val="left"/>
     </w:lvl>
-    <w:lvl w:ilvl="3" w:tplc="46AEE824">
+    <w:lvl w:ilvl="3" w:tplc="699E6CB4">
       <w:numFmt w:val="decimal"/>
       <w:lvlText w:val=""/>
       <w:lvlJc w:val="left"/>
     </w:lvl>
-    <w:lvl w:ilvl="4" w:tplc="2BB2D8E4">
+    <w:lvl w:ilvl="4" w:tplc="AF34FB74">
       <w:numFmt w:val="decimal"/>
       <w:lvlText w:val=""/>
       <w:lvlJc w:val="left"/>
     </w:lvl>
-    <w:lvl w:ilvl="5" w:tplc="5C78CC08">
+    <w:lvl w:ilvl="5" w:tplc="1A663EBA">
       <w:numFmt w:val="decimal"/>
       <w:lvlText w:val=""/>
       <w:lvlJc w:val="left"/>
     </w:lvl>
-    <w:lvl w:ilvl="6" w:tplc="C728DF42">
+    <w:lvl w:ilvl="6" w:tplc="F1E46236">
       <w:numFmt w:val="decimal"/>
       <w:lvlText w:val=""/>
       <w:lvlJc w:val="left"/>
     </w:lvl>
-    <w:lvl w:ilvl="7" w:tplc="70422E7E">
+    <w:lvl w:ilvl="7" w:tplc="2426254A">
       <w:numFmt w:val="decimal"/>
       <w:lvlText w:val=""/>
       <w:lvlJc w:val="left"/>
     </w:lvl>
-    <w:lvl w:ilvl="8" w:tplc="1EF2B232">
+    <w:lvl w:ilvl="8" w:tplc="ECA28CAA">
       <w:numFmt w:val="decimal"/>
       <w:lvlText w:val=""/>
       <w:lvlJc w:val="left"/>
     </w:lvl>
   </w:abstractNum>
+  <w:abstractNum w:abstractNumId="6" w15:restartNumberingAfterBreak="0">
+    <w:nsid w:val="75405E5A"/>
+    <w:multiLevelType w:val="hybridMultilevel"/>
+    <w:tmpl w:val="ECF06550"/>
+    <w:lvl w:ilvl="0" w:tplc="28D02492">
+      <w:start w:val="1"/>
+      <w:numFmt w:val="bullet"/>
+      <w:lvlText w:val="●"/>
+      <w:lvlJc w:val="left"/>
+      <w:pPr>
+        <w:ind w:left="720" w:hanging="360"/>
+      </w:pPr>
+    </w:lvl>
+    <w:lvl w:ilvl="1" w:tplc="7550DF78">
+      <w:start w:val="1"/>
+      <w:numFmt w:val="bullet"/>
+      <w:lvlText w:val="○"/>
+      <w:lvlJc w:val="left"/>
+      <w:pPr>
+        <w:ind w:left="1440" w:hanging="360"/>
+      </w:pPr>
+    </w:lvl>
+    <w:lvl w:ilvl="2" w:tplc="BDF0595A">
+      <w:start w:val="1"/>
+      <w:numFmt w:val="bullet"/>
+      <w:lvlText w:val="■"/>
+      <w:lvlJc w:val="left"/>
+      <w:pPr>
+        <w:ind w:left="2160" w:hanging="360"/>
+      </w:pPr>
+    </w:lvl>
+    <w:lvl w:ilvl="3" w:tplc="36384D3E">
+      <w:start w:val="1"/>
+      <w:numFmt w:val="bullet"/>
+      <w:lvlText w:val="●"/>
+      <w:lvlJc w:val="left"/>
+      <w:pPr>
+        <w:ind w:left="2880" w:hanging="360"/>
+      </w:pPr>
+    </w:lvl>
+    <w:lvl w:ilvl="4" w:tplc="BF1C2758">
+      <w:start w:val="1"/>
+      <w:numFmt w:val="bullet"/>
+      <w:lvlText w:val="○"/>
+      <w:lvlJc w:val="left"/>
+      <w:pPr>
+        <w:ind w:left="3600" w:hanging="360"/>
+      </w:pPr>
+    </w:lvl>
+    <w:lvl w:ilvl="5" w:tplc="D7349CE4">
+      <w:start w:val="1"/>
+      <w:numFmt w:val="bullet"/>
+      <w:lvlText w:val="■"/>
+      <w:lvlJc w:val="left"/>
+      <w:pPr>
+        <w:ind w:left="4320" w:hanging="360"/>
+      </w:pPr>
+    </w:lvl>
+    <w:lvl w:ilvl="6" w:tplc="86002C6E">
+      <w:start w:val="1"/>
+      <w:numFmt w:val="bullet"/>
+      <w:lvlText w:val="●"/>
+      <w:lvlJc w:val="left"/>
+      <w:pPr>
+        <w:ind w:left="5040" w:hanging="360"/>
+      </w:pPr>
+    </w:lvl>
+    <w:lvl w:ilvl="7" w:tplc="F9BAD900">
+      <w:start w:val="1"/>
+      <w:numFmt w:val="bullet"/>
+      <w:lvlText w:val="●"/>
+      <w:lvlJc w:val="left"/>
+      <w:pPr>
+        <w:ind w:left="5760" w:hanging="360"/>
+      </w:pPr>
+    </w:lvl>
+    <w:lvl w:ilvl="8" w:tplc="5E6CDABC">
+      <w:start w:val="1"/>
+      <w:numFmt w:val="bullet"/>
+      <w:lvlText w:val="●"/>
+      <w:lvlJc w:val="left"/>
+      <w:pPr>
+        <w:ind w:left="6480" w:hanging="360"/>
+      </w:pPr>
+    </w:lvl>
+  </w:abstractNum>
   <w:abstractNum w:abstractNumId="7" w15:restartNumberingAfterBreak="0">
-    <w:nsid w:val="7DCA0503"/>
+    <w:nsid w:val="7B4C5C3B"/>
     <w:multiLevelType w:val="hybridMultilevel"/>
-    <w:tmpl w:val="D2C8BD8A"/>
-    <w:lvl w:ilvl="0" w:tplc="047090FA">
+    <w:tmpl w:val="FAB823B2"/>
+    <w:lvl w:ilvl="0" w:tplc="AE72CA7A">
       <w:start w:val="1"/>
       <w:numFmt w:val="decimal"/>
       <w:lvlText w:val="%1."/>
@@ -12731,91 +12731,91 @@
         <w:color w:val="A67C27"/>
       </w:rPr>
     </w:lvl>
-    <w:lvl w:ilvl="1" w:tplc="4596F02E">
+    <w:lvl w:ilvl="1" w:tplc="67964BB2">
       <w:numFmt w:val="decimal"/>
       <w:lvlText w:val=""/>
       <w:lvlJc w:val="left"/>
     </w:lvl>
-    <w:lvl w:ilvl="2" w:tplc="A4BE7B1A">
+    <w:lvl w:ilvl="2" w:tplc="3B860310">
       <w:numFmt w:val="decimal"/>
       <w:lvlText w:val=""/>
       <w:lvlJc w:val="left"/>
     </w:lvl>
-    <w:lvl w:ilvl="3" w:tplc="2E026850">
+    <w:lvl w:ilvl="3" w:tplc="CE5A11B2">
       <w:numFmt w:val="decimal"/>
       <w:lvlText w:val=""/>
       <w:lvlJc w:val="left"/>
     </w:lvl>
-    <w:lvl w:ilvl="4" w:tplc="234EDF6E">
+    <w:lvl w:ilvl="4" w:tplc="3CDACC2A">
       <w:numFmt w:val="decimal"/>
       <w:lvlText w:val=""/>
       <w:lvlJc w:val="left"/>
     </w:lvl>
-    <w:lvl w:ilvl="5" w:tplc="1BD04922">
+    <w:lvl w:ilvl="5" w:tplc="1624E4FE">
       <w:numFmt w:val="decimal"/>
       <w:lvlText w:val=""/>
       <w:lvlJc w:val="left"/>
     </w:lvl>
-    <w:lvl w:ilvl="6" w:tplc="1850FE10">
+    <w:lvl w:ilvl="6" w:tplc="72325DD6">
       <w:numFmt w:val="decimal"/>
       <w:lvlText w:val=""/>
       <w:lvlJc w:val="left"/>
     </w:lvl>
-    <w:lvl w:ilvl="7" w:tplc="72E65E22">
+    <w:lvl w:ilvl="7" w:tplc="68A2A216">
       <w:numFmt w:val="decimal"/>
       <w:lvlText w:val=""/>
       <w:lvlJc w:val="left"/>
     </w:lvl>
-    <w:lvl w:ilvl="8" w:tplc="91B43C78">
+    <w:lvl w:ilvl="8" w:tplc="B30AFB62">
       <w:numFmt w:val="decimal"/>
       <w:lvlText w:val=""/>
       <w:lvlJc w:val="left"/>
     </w:lvl>
   </w:abstractNum>
-  <w:num w:numId="1" w16cid:durableId="371197410">
+  <w:num w:numId="1" w16cid:durableId="2046831564">
+    <w:abstractNumId w:val="6"/>
+    <w:lvlOverride w:ilvl="0">
+      <w:startOverride w:val="1"/>
+    </w:lvlOverride>
+  </w:num>
+  <w:num w:numId="2" w16cid:durableId="995110164">
+    <w:abstractNumId w:val="2"/>
+    <w:lvlOverride w:ilvl="0">
+      <w:startOverride w:val="1"/>
+    </w:lvlOverride>
+  </w:num>
+  <w:num w:numId="3" w16cid:durableId="1729760051">
     <w:abstractNumId w:val="5"/>
     <w:lvlOverride w:ilvl="0">
       <w:startOverride w:val="1"/>
     </w:lvlOverride>
   </w:num>
-  <w:num w:numId="2" w16cid:durableId="632520511">
-    <w:abstractNumId w:val="2"/>
+  <w:num w:numId="4" w16cid:durableId="1750230595">
+    <w:abstractNumId w:val="3"/>
     <w:lvlOverride w:ilvl="0">
       <w:startOverride w:val="1"/>
     </w:lvlOverride>
   </w:num>
-  <w:num w:numId="3" w16cid:durableId="17894099">
+  <w:num w:numId="5" w16cid:durableId="738023282">
+    <w:abstractNumId w:val="7"/>
+    <w:lvlOverride w:ilvl="0">
+      <w:startOverride w:val="1"/>
+    </w:lvlOverride>
+  </w:num>
+  <w:num w:numId="6" w16cid:durableId="2514380">
+    <w:abstractNumId w:val="4"/>
+    <w:lvlOverride w:ilvl="0">
+      <w:startOverride w:val="1"/>
+    </w:lvlOverride>
+  </w:num>
+  <w:num w:numId="7" w16cid:durableId="1794057707">
     <w:abstractNumId w:val="0"/>
     <w:lvlOverride w:ilvl="0">
       <w:startOverride w:val="1"/>
     </w:lvlOverride>
   </w:num>
-  <w:num w:numId="4" w16cid:durableId="1782912698">
+  <w:num w:numId="8" w16cid:durableId="923228190">
     <w:abstractNumId w:val="1"/>
-    <w:lvlOverride w:ilvl="0">
-      <w:startOverride w:val="1"/>
-    </w:lvlOverride>
-  </w:num>
-  <w:num w:numId="5" w16cid:durableId="646469890">
-    <w:abstractNumId w:val="7"/>
-    <w:lvlOverride w:ilvl="0">
-      <w:startOverride w:val="1"/>
-    </w:lvlOverride>
-  </w:num>
-  <w:num w:numId="6" w16cid:durableId="1303079011">
-    <w:abstractNumId w:val="3"/>
-    <w:lvlOverride w:ilvl="0">
-      <w:startOverride w:val="1"/>
-    </w:lvlOverride>
-  </w:num>
-  <w:num w:numId="7" w16cid:durableId="308830243">
-    <w:abstractNumId w:val="6"/>
-    <w:lvlOverride w:ilvl="0">
-      <w:startOverride w:val="1"/>
-    </w:lvlOverride>
-  </w:num>
-  <w:num w:numId="8" w16cid:durableId="131362816">
-    <w:abstractNumId w:val="4"/>
     <w:lvlOverride w:ilvl="0">
       <w:startOverride w:val="1"/>
     </w:lvlOverride>
@@ -13440,7 +13440,7 @@
     <w:autoRedefine/>
     <w:uiPriority w:val="39"/>
     <w:unhideWhenUsed/>
-    <w:rsid w:val="00880098"/>
+    <w:rsid w:val="00E270D8"/>
     <w:pPr>
       <w:spacing w:after="100"/>
     </w:pPr>
@@ -13452,7 +13452,7 @@
     <w:autoRedefine/>
     <w:uiPriority w:val="39"/>
     <w:unhideWhenUsed/>
-    <w:rsid w:val="00880098"/>
+    <w:rsid w:val="00E270D8"/>
     <w:pPr>
       <w:spacing w:after="100"/>
       <w:ind w:left="210"/>

--- a/docs/manuals/Role_Guide_4_QUAN_QA_RA.docx
+++ b/docs/manuals/Role_Guide_4_QUAN_QA_RA.docx
@@ -469,7 +469,7 @@
                 <w:sz w:val="19"/>
                 <w:szCs w:val="19"/>
               </w:rPr>
-              <w:t>Version 1.11 · 28 September 2026</w:t>
+              <w:t>Version 1.12 · 28 September 2026</w:t>
             </w:r>
           </w:p>
         </w:tc>
@@ -538,7 +538,7 @@
     <w:sdt>
       <w:sdtPr>
         <w:alias w:val="Contents"/>
-        <w:id w:val="-356814775"/>
+        <w:id w:val="-1387873404"/>
       </w:sdtPr>
       <w:sdtEndPr/>
       <w:sdtContent>
@@ -567,7 +567,7 @@
           <w:r>
             <w:fldChar w:fldCharType="separate"/>
           </w:r>
-          <w:hyperlink w:anchor="_Toc241491001" w:history="1">
+          <w:hyperlink w:anchor="_Toc241492422" w:history="1">
             <w:r>
               <w:rPr>
                 <w:rStyle w:val="Hyperlink"/>
@@ -591,7 +591,7 @@
               <w:rPr>
                 <w:noProof/>
               </w:rPr>
-              <w:instrText xml:space="preserve"> PAGEREF _Toc241491001 \h </w:instrText>
+              <w:instrText xml:space="preserve"> PAGEREF _Toc241492422 \h </w:instrText>
             </w:r>
             <w:r>
               <w:rPr>
@@ -634,7 +634,7 @@
               <w14:ligatures w14:val="standardContextual"/>
             </w:rPr>
           </w:pPr>
-          <w:hyperlink w:anchor="_Toc241491002" w:history="1">
+          <w:hyperlink w:anchor="_Toc241492423" w:history="1">
             <w:r>
               <w:rPr>
                 <w:rStyle w:val="Hyperlink"/>
@@ -658,7 +658,7 @@
               <w:rPr>
                 <w:noProof/>
               </w:rPr>
-              <w:instrText xml:space="preserve"> PAGEREF _Toc241491002 \h </w:instrText>
+              <w:instrText xml:space="preserve"> PAGEREF _Toc241492423 \h </w:instrText>
             </w:r>
             <w:r>
               <w:rPr>
@@ -701,7 +701,7 @@
               <w14:ligatures w14:val="standardContextual"/>
             </w:rPr>
           </w:pPr>
-          <w:hyperlink w:anchor="_Toc241491003" w:history="1">
+          <w:hyperlink w:anchor="_Toc241492424" w:history="1">
             <w:r>
               <w:rPr>
                 <w:rStyle w:val="Hyperlink"/>
@@ -725,7 +725,7 @@
               <w:rPr>
                 <w:noProof/>
               </w:rPr>
-              <w:instrText xml:space="preserve"> PAGEREF _Toc241491003 \h </w:instrText>
+              <w:instrText xml:space="preserve"> PAGEREF _Toc241492424 \h </w:instrText>
             </w:r>
             <w:r>
               <w:rPr>
@@ -768,7 +768,7 @@
               <w14:ligatures w14:val="standardContextual"/>
             </w:rPr>
           </w:pPr>
-          <w:hyperlink w:anchor="_Toc241491004" w:history="1">
+          <w:hyperlink w:anchor="_Toc241492425" w:history="1">
             <w:r>
               <w:rPr>
                 <w:rStyle w:val="Hyperlink"/>
@@ -792,7 +792,7 @@
               <w:rPr>
                 <w:noProof/>
               </w:rPr>
-              <w:instrText xml:space="preserve"> PAGEREF _Toc241491004 \h </w:instrText>
+              <w:instrText xml:space="preserve"> PAGEREF _Toc241492425 \h </w:instrText>
             </w:r>
             <w:r>
               <w:rPr>
@@ -835,7 +835,7 @@
               <w14:ligatures w14:val="standardContextual"/>
             </w:rPr>
           </w:pPr>
-          <w:hyperlink w:anchor="_Toc241491005" w:history="1">
+          <w:hyperlink w:anchor="_Toc241492426" w:history="1">
             <w:r>
               <w:rPr>
                 <w:rStyle w:val="Hyperlink"/>
@@ -859,7 +859,7 @@
               <w:rPr>
                 <w:noProof/>
               </w:rPr>
-              <w:instrText xml:space="preserve"> PAGEREF _Toc241491005 \h </w:instrText>
+              <w:instrText xml:space="preserve"> PAGEREF _Toc241492426 \h </w:instrText>
             </w:r>
             <w:r>
               <w:rPr>
@@ -902,7 +902,7 @@
               <w14:ligatures w14:val="standardContextual"/>
             </w:rPr>
           </w:pPr>
-          <w:hyperlink w:anchor="_Toc241491006" w:history="1">
+          <w:hyperlink w:anchor="_Toc241492427" w:history="1">
             <w:r>
               <w:rPr>
                 <w:rStyle w:val="Hyperlink"/>
@@ -926,7 +926,7 @@
               <w:rPr>
                 <w:noProof/>
               </w:rPr>
-              <w:instrText xml:space="preserve"> PAGEREF _Toc241491006 \h </w:instrText>
+              <w:instrText xml:space="preserve"> PAGEREF _Toc241492427 \h </w:instrText>
             </w:r>
             <w:r>
               <w:rPr>
@@ -969,7 +969,7 @@
               <w14:ligatures w14:val="standardContextual"/>
             </w:rPr>
           </w:pPr>
-          <w:hyperlink w:anchor="_Toc241491007" w:history="1">
+          <w:hyperlink w:anchor="_Toc241492428" w:history="1">
             <w:r>
               <w:rPr>
                 <w:rStyle w:val="Hyperlink"/>
@@ -993,7 +993,7 @@
               <w:rPr>
                 <w:noProof/>
               </w:rPr>
-              <w:instrText xml:space="preserve"> PAGEREF _Toc241491007 \h </w:instrText>
+              <w:instrText xml:space="preserve"> PAGEREF _Toc241492428 \h </w:instrText>
             </w:r>
             <w:r>
               <w:rPr>
@@ -1036,7 +1036,7 @@
               <w14:ligatures w14:val="standardContextual"/>
             </w:rPr>
           </w:pPr>
-          <w:hyperlink w:anchor="_Toc241491008" w:history="1">
+          <w:hyperlink w:anchor="_Toc241492429" w:history="1">
             <w:r>
               <w:rPr>
                 <w:rStyle w:val="Hyperlink"/>
@@ -1060,7 +1060,7 @@
               <w:rPr>
                 <w:noProof/>
               </w:rPr>
-              <w:instrText xml:space="preserve"> PAGEREF _Toc241491008 \h </w:instrText>
+              <w:instrText xml:space="preserve"> PAGEREF _Toc241492429 \h </w:instrText>
             </w:r>
             <w:r>
               <w:rPr>
@@ -1103,7 +1103,7 @@
               <w14:ligatures w14:val="standardContextual"/>
             </w:rPr>
           </w:pPr>
-          <w:hyperlink w:anchor="_Toc241491009" w:history="1">
+          <w:hyperlink w:anchor="_Toc241492430" w:history="1">
             <w:r>
               <w:rPr>
                 <w:rStyle w:val="Hyperlink"/>
@@ -1127,7 +1127,7 @@
               <w:rPr>
                 <w:noProof/>
               </w:rPr>
-              <w:instrText xml:space="preserve"> PAGEREF _Toc241491009 \h </w:instrText>
+              <w:instrText xml:space="preserve"> PAGEREF _Toc241492430 \h </w:instrText>
             </w:r>
             <w:r>
               <w:rPr>
@@ -1170,7 +1170,7 @@
               <w14:ligatures w14:val="standardContextual"/>
             </w:rPr>
           </w:pPr>
-          <w:hyperlink w:anchor="_Toc241491010" w:history="1">
+          <w:hyperlink w:anchor="_Toc241492431" w:history="1">
             <w:r>
               <w:rPr>
                 <w:rStyle w:val="Hyperlink"/>
@@ -1194,7 +1194,7 @@
               <w:rPr>
                 <w:noProof/>
               </w:rPr>
-              <w:instrText xml:space="preserve"> PAGEREF _Toc241491010 \h </w:instrText>
+              <w:instrText xml:space="preserve"> PAGEREF _Toc241492431 \h </w:instrText>
             </w:r>
             <w:r>
               <w:rPr>
@@ -1237,7 +1237,7 @@
               <w14:ligatures w14:val="standardContextual"/>
             </w:rPr>
           </w:pPr>
-          <w:hyperlink w:anchor="_Toc241491011" w:history="1">
+          <w:hyperlink w:anchor="_Toc241492432" w:history="1">
             <w:r>
               <w:rPr>
                 <w:rStyle w:val="Hyperlink"/>
@@ -1261,7 +1261,7 @@
               <w:rPr>
                 <w:noProof/>
               </w:rPr>
-              <w:instrText xml:space="preserve"> PAGEREF _Toc241491011 \h </w:instrText>
+              <w:instrText xml:space="preserve"> PAGEREF _Toc241492432 \h </w:instrText>
             </w:r>
             <w:r>
               <w:rPr>
@@ -1304,7 +1304,7 @@
               <w14:ligatures w14:val="standardContextual"/>
             </w:rPr>
           </w:pPr>
-          <w:hyperlink w:anchor="_Toc241491012" w:history="1">
+          <w:hyperlink w:anchor="_Toc241492433" w:history="1">
             <w:r>
               <w:rPr>
                 <w:rStyle w:val="Hyperlink"/>
@@ -1328,7 +1328,7 @@
               <w:rPr>
                 <w:noProof/>
               </w:rPr>
-              <w:instrText xml:space="preserve"> PAGEREF _Toc241491012 \h </w:instrText>
+              <w:instrText xml:space="preserve"> PAGEREF _Toc241492433 \h </w:instrText>
             </w:r>
             <w:r>
               <w:rPr>
@@ -1371,7 +1371,7 @@
               <w14:ligatures w14:val="standardContextual"/>
             </w:rPr>
           </w:pPr>
-          <w:hyperlink w:anchor="_Toc241491013" w:history="1">
+          <w:hyperlink w:anchor="_Toc241492434" w:history="1">
             <w:r>
               <w:rPr>
                 <w:rStyle w:val="Hyperlink"/>
@@ -1395,7 +1395,7 @@
               <w:rPr>
                 <w:noProof/>
               </w:rPr>
-              <w:instrText xml:space="preserve"> PAGEREF _Toc241491013 \h </w:instrText>
+              <w:instrText xml:space="preserve"> PAGEREF _Toc241492434 \h </w:instrText>
             </w:r>
             <w:r>
               <w:rPr>
@@ -1438,7 +1438,7 @@
               <w14:ligatures w14:val="standardContextual"/>
             </w:rPr>
           </w:pPr>
-          <w:hyperlink w:anchor="_Toc241491014" w:history="1">
+          <w:hyperlink w:anchor="_Toc241492435" w:history="1">
             <w:r>
               <w:rPr>
                 <w:rStyle w:val="Hyperlink"/>
@@ -1462,7 +1462,7 @@
               <w:rPr>
                 <w:noProof/>
               </w:rPr>
-              <w:instrText xml:space="preserve"> PAGEREF _Toc241491014 \h </w:instrText>
+              <w:instrText xml:space="preserve"> PAGEREF _Toc241492435 \h </w:instrText>
             </w:r>
             <w:r>
               <w:rPr>
@@ -1505,7 +1505,7 @@
               <w14:ligatures w14:val="standardContextual"/>
             </w:rPr>
           </w:pPr>
-          <w:hyperlink w:anchor="_Toc241491015" w:history="1">
+          <w:hyperlink w:anchor="_Toc241492436" w:history="1">
             <w:r>
               <w:rPr>
                 <w:rStyle w:val="Hyperlink"/>
@@ -1529,7 +1529,7 @@
               <w:rPr>
                 <w:noProof/>
               </w:rPr>
-              <w:instrText xml:space="preserve"> PAGEREF _Toc241491015 \h </w:instrText>
+              <w:instrText xml:space="preserve"> PAGEREF _Toc241492436 \h </w:instrText>
             </w:r>
             <w:r>
               <w:rPr>
@@ -1572,7 +1572,7 @@
               <w14:ligatures w14:val="standardContextual"/>
             </w:rPr>
           </w:pPr>
-          <w:hyperlink w:anchor="_Toc241491016" w:history="1">
+          <w:hyperlink w:anchor="_Toc241492437" w:history="1">
             <w:r>
               <w:rPr>
                 <w:rStyle w:val="Hyperlink"/>
@@ -1596,7 +1596,7 @@
               <w:rPr>
                 <w:noProof/>
               </w:rPr>
-              <w:instrText xml:space="preserve"> PAGEREF _Toc241491016 \h </w:instrText>
+              <w:instrText xml:space="preserve"> PAGEREF _Toc241492437 \h </w:instrText>
             </w:r>
             <w:r>
               <w:rPr>
@@ -1639,7 +1639,7 @@
               <w14:ligatures w14:val="standardContextual"/>
             </w:rPr>
           </w:pPr>
-          <w:hyperlink w:anchor="_Toc241491017" w:history="1">
+          <w:hyperlink w:anchor="_Toc241492438" w:history="1">
             <w:r>
               <w:rPr>
                 <w:rStyle w:val="Hyperlink"/>
@@ -1663,7 +1663,7 @@
               <w:rPr>
                 <w:noProof/>
               </w:rPr>
-              <w:instrText xml:space="preserve"> PAGEREF _Toc241491017 \h </w:instrText>
+              <w:instrText xml:space="preserve"> PAGEREF _Toc241492438 \h </w:instrText>
             </w:r>
             <w:r>
               <w:rPr>
@@ -1706,7 +1706,7 @@
               <w14:ligatures w14:val="standardContextual"/>
             </w:rPr>
           </w:pPr>
-          <w:hyperlink w:anchor="_Toc241491018" w:history="1">
+          <w:hyperlink w:anchor="_Toc241492439" w:history="1">
             <w:r>
               <w:rPr>
                 <w:rStyle w:val="Hyperlink"/>
@@ -1730,7 +1730,7 @@
               <w:rPr>
                 <w:noProof/>
               </w:rPr>
-              <w:instrText xml:space="preserve"> PAGEREF _Toc241491018 \h </w:instrText>
+              <w:instrText xml:space="preserve"> PAGEREF _Toc241492439 \h </w:instrText>
             </w:r>
             <w:r>
               <w:rPr>
@@ -1773,7 +1773,7 @@
               <w14:ligatures w14:val="standardContextual"/>
             </w:rPr>
           </w:pPr>
-          <w:hyperlink w:anchor="_Toc241491019" w:history="1">
+          <w:hyperlink w:anchor="_Toc241492440" w:history="1">
             <w:r>
               <w:rPr>
                 <w:rStyle w:val="Hyperlink"/>
@@ -1797,7 +1797,7 @@
               <w:rPr>
                 <w:noProof/>
               </w:rPr>
-              <w:instrText xml:space="preserve"> PAGEREF _Toc241491019 \h </w:instrText>
+              <w:instrText xml:space="preserve"> PAGEREF _Toc241492440 \h </w:instrText>
             </w:r>
             <w:r>
               <w:rPr>
@@ -1840,7 +1840,7 @@
               <w14:ligatures w14:val="standardContextual"/>
             </w:rPr>
           </w:pPr>
-          <w:hyperlink w:anchor="_Toc241491020" w:history="1">
+          <w:hyperlink w:anchor="_Toc241492441" w:history="1">
             <w:r>
               <w:rPr>
                 <w:rStyle w:val="Hyperlink"/>
@@ -1864,7 +1864,7 @@
               <w:rPr>
                 <w:noProof/>
               </w:rPr>
-              <w:instrText xml:space="preserve"> PAGEREF _Toc241491020 \h </w:instrText>
+              <w:instrText xml:space="preserve"> PAGEREF _Toc241492441 \h </w:instrText>
             </w:r>
             <w:r>
               <w:rPr>
@@ -1907,7 +1907,7 @@
               <w14:ligatures w14:val="standardContextual"/>
             </w:rPr>
           </w:pPr>
-          <w:hyperlink w:anchor="_Toc241491021" w:history="1">
+          <w:hyperlink w:anchor="_Toc241492442" w:history="1">
             <w:r>
               <w:rPr>
                 <w:rStyle w:val="Hyperlink"/>
@@ -1931,7 +1931,7 @@
               <w:rPr>
                 <w:noProof/>
               </w:rPr>
-              <w:instrText xml:space="preserve"> PAGEREF _Toc241491021 \h </w:instrText>
+              <w:instrText xml:space="preserve"> PAGEREF _Toc241492442 \h </w:instrText>
             </w:r>
             <w:r>
               <w:rPr>
@@ -1974,7 +1974,7 @@
               <w14:ligatures w14:val="standardContextual"/>
             </w:rPr>
           </w:pPr>
-          <w:hyperlink w:anchor="_Toc241491022" w:history="1">
+          <w:hyperlink w:anchor="_Toc241492443" w:history="1">
             <w:r>
               <w:rPr>
                 <w:rStyle w:val="Hyperlink"/>
@@ -1998,7 +1998,7 @@
               <w:rPr>
                 <w:noProof/>
               </w:rPr>
-              <w:instrText xml:space="preserve"> PAGEREF _Toc241491022 \h </w:instrText>
+              <w:instrText xml:space="preserve"> PAGEREF _Toc241492443 \h </w:instrText>
             </w:r>
             <w:r>
               <w:rPr>
@@ -2041,7 +2041,7 @@
               <w14:ligatures w14:val="standardContextual"/>
             </w:rPr>
           </w:pPr>
-          <w:hyperlink w:anchor="_Toc241491023" w:history="1">
+          <w:hyperlink w:anchor="_Toc241492444" w:history="1">
             <w:r>
               <w:rPr>
                 <w:rStyle w:val="Hyperlink"/>
@@ -2065,7 +2065,7 @@
               <w:rPr>
                 <w:noProof/>
               </w:rPr>
-              <w:instrText xml:space="preserve"> PAGEREF _Toc241491023 \h </w:instrText>
+              <w:instrText xml:space="preserve"> PAGEREF _Toc241492444 \h </w:instrText>
             </w:r>
             <w:r>
               <w:rPr>
@@ -2108,7 +2108,7 @@
               <w14:ligatures w14:val="standardContextual"/>
             </w:rPr>
           </w:pPr>
-          <w:hyperlink w:anchor="_Toc241491024" w:history="1">
+          <w:hyperlink w:anchor="_Toc241492445" w:history="1">
             <w:r>
               <w:rPr>
                 <w:rStyle w:val="Hyperlink"/>
@@ -2132,7 +2132,7 @@
               <w:rPr>
                 <w:noProof/>
               </w:rPr>
-              <w:instrText xml:space="preserve"> PAGEREF _Toc241491024 \h </w:instrText>
+              <w:instrText xml:space="preserve"> PAGEREF _Toc241492445 \h </w:instrText>
             </w:r>
             <w:r>
               <w:rPr>
@@ -2171,7 +2171,7 @@
         <w:pStyle w:val="Heading1"/>
         <w:pageBreakBefore/>
       </w:pPr>
-      <w:bookmarkStart w:id="0" w:name="_Toc241491001"/>
+      <w:bookmarkStart w:id="0" w:name="_Toc241492422"/>
       <w:r>
         <w:lastRenderedPageBreak/>
         <w:t>1. Your role at a glance</w:t>
@@ -2391,7 +2391,7 @@
         <w:pStyle w:val="Heading1"/>
         <w:pageBreakBefore/>
       </w:pPr>
-      <w:bookmarkStart w:id="1" w:name="_Toc241491002"/>
+      <w:bookmarkStart w:id="1" w:name="_Toc241492423"/>
       <w:r>
         <w:lastRenderedPageBreak/>
         <w:t>2. Signing in and your screens</w:t>
@@ -2402,7 +2402,7 @@
       <w:pPr>
         <w:pStyle w:val="Heading2"/>
       </w:pPr>
-      <w:bookmarkStart w:id="2" w:name="_Toc241491003"/>
+      <w:bookmarkStart w:id="2" w:name="_Toc241492424"/>
       <w:r>
         <w:t>Signing in</w:t>
       </w:r>
@@ -2485,7 +2485,7 @@
           <w:noProof/>
         </w:rPr>
         <w:drawing>
-          <wp:inline distT="0" distB="0" distL="0" distR="0" wp14:anchorId="33E94BFA" wp14:editId="1814858C">
+          <wp:inline distT="0" distB="0" distL="0" distR="0" wp14:anchorId="608B4280" wp14:editId="59831658">
             <wp:extent cx="5334000" cy="2333625"/>
             <wp:effectExtent l="0" t="0" r="0" b="0"/>
             <wp:docPr id="1" name="adm_login.jpg" descr="The sign-in screen for all internal staff." title="The sign-in screen for all internal staff."/>
@@ -2652,7 +2652,7 @@
       <w:pPr>
         <w:pStyle w:val="Heading2"/>
       </w:pPr>
-      <w:bookmarkStart w:id="3" w:name="_Toc241491004"/>
+      <w:bookmarkStart w:id="3" w:name="_Toc241492425"/>
       <w:r>
         <w:t>Finding your way around</w:t>
       </w:r>
@@ -2837,7 +2837,7 @@
         </w:rPr>
         <w:lastRenderedPageBreak/>
         <w:drawing>
-          <wp:inline distT="0" distB="0" distL="0" distR="0" wp14:anchorId="66540986" wp14:editId="40FE4653">
+          <wp:inline distT="0" distB="0" distL="0" distR="0" wp14:anchorId="14FD12C0" wp14:editId="4BC50EFD">
             <wp:extent cx="5715000" cy="1876425"/>
             <wp:effectExtent l="0" t="0" r="0" b="0"/>
             <wp:docPr id="2" name="adm_not_your_role.jpg" descr="Opening a screen outside your role (for example from an old bookmark) shows this card instead of the screen." title="Opening a screen outside your role (for example from an old bookmark) shows this card instead of the screen."/>
@@ -2906,7 +2906,7 @@
       <w:pPr>
         <w:pStyle w:val="Heading2"/>
       </w:pPr>
-      <w:bookmarkStart w:id="4" w:name="_Toc241491005"/>
+      <w:bookmarkStart w:id="4" w:name="_Toc241492426"/>
       <w:r>
         <w:t>Your screens</w:t>
       </w:r>
@@ -3240,7 +3240,7 @@
       <w:pPr>
         <w:pStyle w:val="Heading2"/>
       </w:pPr>
-      <w:bookmarkStart w:id="5" w:name="_Toc241491006"/>
+      <w:bookmarkStart w:id="5" w:name="_Toc241492427"/>
       <w:r>
         <w:t>Changing your password</w:t>
       </w:r>
@@ -3323,7 +3323,7 @@
           <w:noProof/>
         </w:rPr>
         <w:drawing>
-          <wp:inline distT="0" distB="0" distL="0" distR="0" wp14:anchorId="75DCC686" wp14:editId="31B903DB">
+          <wp:inline distT="0" distB="0" distL="0" distR="0" wp14:anchorId="61DCE570" wp14:editId="725AD83F">
             <wp:extent cx="5334000" cy="2171700"/>
             <wp:effectExtent l="0" t="0" r="0" b="0"/>
             <wp:docPr id="3" name="adm_account.jpg" descr="Change Password screen." title="Change Password screen."/>
@@ -3411,7 +3411,7 @@
         <w:pStyle w:val="Heading1"/>
         <w:pageBreakBefore/>
       </w:pPr>
-      <w:bookmarkStart w:id="6" w:name="_Toc241491007"/>
+      <w:bookmarkStart w:id="6" w:name="_Toc241492428"/>
       <w:r>
         <w:lastRenderedPageBreak/>
         <w:t>3. Your routine</w:t>
@@ -3755,7 +3755,7 @@
         <w:pStyle w:val="Heading1"/>
         <w:pageBreakBefore/>
       </w:pPr>
-      <w:bookmarkStart w:id="7" w:name="_Toc241491008"/>
+      <w:bookmarkStart w:id="7" w:name="_Toc241492429"/>
       <w:r>
         <w:lastRenderedPageBreak/>
         <w:t>4. Step-by-step tasks</w:t>
@@ -3766,7 +3766,7 @@
       <w:pPr>
         <w:pStyle w:val="Heading2"/>
       </w:pPr>
-      <w:bookmarkStart w:id="8" w:name="_Toc241491009"/>
+      <w:bookmarkStart w:id="8" w:name="_Toc241492430"/>
       <w:r>
         <w:t>4.1 Reading the QA Dashboard</w:t>
       </w:r>
@@ -3806,7 +3806,7 @@
           <w:noProof/>
         </w:rPr>
         <w:drawing>
-          <wp:inline distT="0" distB="0" distL="0" distR="0" wp14:anchorId="21D5C818" wp14:editId="216A0AE6">
+          <wp:inline distT="0" distB="0" distL="0" distR="0" wp14:anchorId="2226CB92" wp14:editId="455C5C0E">
             <wp:extent cx="5334000" cy="2333625"/>
             <wp:effectExtent l="0" t="0" r="0" b="0"/>
             <wp:docPr id="4" name="qa_dashboard.jpg" descr="QA Dashboard." title="QA Dashboard."/>
@@ -3913,7 +3913,7 @@
       <w:pPr>
         <w:pStyle w:val="Heading2"/>
       </w:pPr>
-      <w:bookmarkStart w:id="9" w:name="_Toc241491010"/>
+      <w:bookmarkStart w:id="9" w:name="_Toc241492431"/>
       <w:r>
         <w:t>4.2 Reviewing questionnaires in the QA Queue</w:t>
       </w:r>
@@ -3953,7 +3953,7 @@
           <w:noProof/>
         </w:rPr>
         <w:drawing>
-          <wp:inline distT="0" distB="0" distL="0" distR="0" wp14:anchorId="7C30ECA6" wp14:editId="7BF38700">
+          <wp:inline distT="0" distB="0" distL="0" distR="0" wp14:anchorId="034471E3" wp14:editId="73D1BB0C">
             <wp:extent cx="5334000" cy="3333750"/>
             <wp:effectExtent l="0" t="0" r="0" b="0"/>
             <wp:docPr id="5" name="qa_queue.jpg" descr="QUAN QA Queue with the KoboToolbox sync panel." title="QUAN QA Queue with the KoboToolbox sync panel."/>
@@ -4692,7 +4692,7 @@
       <w:pPr>
         <w:pStyle w:val="Heading2"/>
       </w:pPr>
-      <w:bookmarkStart w:id="10" w:name="_Toc241491011"/>
+      <w:bookmarkStart w:id="10" w:name="_Toc241492432"/>
       <w:r>
         <w:t>4.3 Working QA exceptions</w:t>
       </w:r>
@@ -4757,7 +4757,7 @@
         </w:rPr>
         <w:lastRenderedPageBreak/>
         <w:drawing>
-          <wp:inline distT="0" distB="0" distL="0" distR="0" wp14:anchorId="488EFE04" wp14:editId="30B3B266">
+          <wp:inline distT="0" distB="0" distL="0" distR="0" wp14:anchorId="5001B44C" wp14:editId="6C6E989B">
             <wp:extent cx="5334000" cy="3333750"/>
             <wp:effectExtent l="0" t="0" r="0" b="0"/>
             <wp:docPr id="6" name="qa_exceptions.jpg" descr="QA Exception Queue." title="QA Exception Queue."/>
@@ -4953,7 +4953,7 @@
       <w:pPr>
         <w:pStyle w:val="Heading2"/>
       </w:pPr>
-      <w:bookmarkStart w:id="11" w:name="_Toc241491012"/>
+      <w:bookmarkStart w:id="11" w:name="_Toc241492433"/>
       <w:r>
         <w:t>4.4 Downloading or emailing completed forms (Form PDFs)</w:t>
       </w:r>
@@ -5004,7 +5004,7 @@
         </w:rPr>
         <w:lastRenderedPageBreak/>
         <w:drawing>
-          <wp:inline distT="0" distB="0" distL="0" distR="0" wp14:anchorId="78CFCFD0" wp14:editId="576459D2">
+          <wp:inline distT="0" distB="0" distL="0" distR="0" wp14:anchorId="69E159B5" wp14:editId="053B6813">
             <wp:extent cx="5334000" cy="3333750"/>
             <wp:effectExtent l="0" t="0" r="0" b="0"/>
             <wp:docPr id="7" name="qa_form_pdfs.jpg" descr="Completed form PDFs." title="Completed form PDFs."/>
@@ -5243,7 +5243,7 @@
       <w:pPr>
         <w:pStyle w:val="Heading2"/>
       </w:pPr>
-      <w:bookmarkStart w:id="12" w:name="_Toc241491013"/>
+      <w:bookmarkStart w:id="12" w:name="_Toc241492434"/>
       <w:r>
         <w:t>4.5 Writing good QA notes</w:t>
       </w:r>
@@ -5311,7 +5311,7 @@
         <w:pStyle w:val="Heading1"/>
         <w:pageBreakBefore/>
       </w:pPr>
-      <w:bookmarkStart w:id="13" w:name="_Toc241491014"/>
+      <w:bookmarkStart w:id="13" w:name="_Toc241492435"/>
       <w:r>
         <w:lastRenderedPageBreak/>
         <w:t>5. Rules you must follow</w:t>
@@ -5462,7 +5462,7 @@
         <w:pStyle w:val="Heading1"/>
         <w:pageBreakBefore/>
       </w:pPr>
-      <w:bookmarkStart w:id="14" w:name="_Toc241491015"/>
+      <w:bookmarkStart w:id="14" w:name="_Toc241492436"/>
       <w:r>
         <w:lastRenderedPageBreak/>
         <w:t>6. Troubleshooting</w:t>
@@ -6572,7 +6572,7 @@
         <w:pStyle w:val="Heading1"/>
         <w:pageBreakBefore/>
       </w:pPr>
-      <w:bookmarkStart w:id="15" w:name="_Toc241491016"/>
+      <w:bookmarkStart w:id="15" w:name="_Toc241492437"/>
       <w:r>
         <w:lastRenderedPageBreak/>
         <w:t>7. Quick reference</w:t>
@@ -6971,7 +6971,7 @@
         <w:pStyle w:val="Heading1"/>
         <w:pageBreakBefore/>
       </w:pPr>
-      <w:bookmarkStart w:id="16" w:name="_Toc241491017"/>
+      <w:bookmarkStart w:id="16" w:name="_Toc241492438"/>
       <w:r>
         <w:lastRenderedPageBreak/>
         <w:t>8. Every screen and button for your role</w:t>
@@ -7085,7 +7085,7 @@
       <w:pPr>
         <w:pStyle w:val="Heading2"/>
       </w:pPr>
-      <w:bookmarkStart w:id="17" w:name="_Toc241491018"/>
+      <w:bookmarkStart w:id="17" w:name="_Toc241492439"/>
       <w:r>
         <w:t>8.1 Sign in</w:t>
       </w:r>
@@ -7598,7 +7598,7 @@
       <w:pPr>
         <w:pStyle w:val="Heading2"/>
       </w:pPr>
-      <w:bookmarkStart w:id="18" w:name="_Toc241491019"/>
+      <w:bookmarkStart w:id="18" w:name="_Toc241492440"/>
       <w:r>
         <w:t>8.2 The header and menu bar (every screen)</w:t>
       </w:r>
@@ -8322,7 +8322,7 @@
       <w:pPr>
         <w:pStyle w:val="Heading2"/>
       </w:pPr>
-      <w:bookmarkStart w:id="19" w:name="_Toc241491020"/>
+      <w:bookmarkStart w:id="19" w:name="_Toc241492441"/>
       <w:r>
         <w:t>8.3 Change Password</w:t>
       </w:r>
@@ -8942,7 +8942,7 @@
       <w:pPr>
         <w:pStyle w:val="Heading2"/>
       </w:pPr>
-      <w:bookmarkStart w:id="20" w:name="_Toc241491021"/>
+      <w:bookmarkStart w:id="20" w:name="_Toc241492442"/>
       <w:r>
         <w:t>8.4 QA Dashboard</w:t>
       </w:r>
@@ -9563,7 +9563,7 @@
       <w:pPr>
         <w:pStyle w:val="Heading2"/>
       </w:pPr>
-      <w:bookmarkStart w:id="21" w:name="_Toc241491022"/>
+      <w:bookmarkStart w:id="21" w:name="_Toc241492443"/>
       <w:r>
         <w:t>8.5 QA Queue (with the KoboToolbox sync panel)</w:t>
       </w:r>
@@ -10286,7 +10286,7 @@
       <w:pPr>
         <w:pStyle w:val="Heading2"/>
       </w:pPr>
-      <w:bookmarkStart w:id="22" w:name="_Toc241491023"/>
+      <w:bookmarkStart w:id="22" w:name="_Toc241492444"/>
       <w:r>
         <w:lastRenderedPageBreak/>
         <w:t>8.6 QA Exceptions</w:t>
@@ -11117,7 +11117,7 @@
       <w:pPr>
         <w:pStyle w:val="Heading2"/>
       </w:pPr>
-      <w:bookmarkStart w:id="23" w:name="_Toc241491024"/>
+      <w:bookmarkStart w:id="23" w:name="_Toc241492445"/>
       <w:r>
         <w:t>8.7 Completed forms (Form PDFs)</w:t>
       </w:r>
@@ -12102,7 +12102,7 @@
         <w:sz w:val="16"/>
         <w:szCs w:val="16"/>
       </w:rPr>
-      <w:t>Version 1.11 · 28 September 2026</w:t>
+      <w:t>Version 1.12 · 28 September 2026</w:t>
     </w:r>
     <w:r>
       <w:rPr>
@@ -12275,10 +12275,10 @@
 <file path=word/numbering.xml><?xml version="1.0" encoding="utf-8"?>
 <w:numbering xmlns:wpc="http://schemas.microsoft.com/office/word/2010/wordprocessingCanvas" xmlns:cx="http://schemas.microsoft.com/office/drawing/2014/chartex" xmlns:cx1="http://schemas.microsoft.com/office/drawing/2015/9/8/chartex" xmlns:cx2="http://schemas.microsoft.com/office/drawing/2015/10/21/chartex" xmlns:cx3="http://schemas.microsoft.com/office/drawing/2016/5/9/chartex" xmlns:cx4="http://schemas.microsoft.com/office/drawing/2016/5/10/chartex" xmlns:cx5="http://schemas.microsoft.com/office/drawing/2016/5/11/chartex" xmlns:cx6="http://schemas.microsoft.com/office/drawing/2016/5/12/chartex" xmlns:cx7="http://schemas.microsoft.com/office/drawing/2016/5/13/chartex" xmlns:cx8="http://schemas.microsoft.com/office/drawing/2016/5/14/chartex" xmlns:mc="http://schemas.openxmlformats.org/markup-compatibility/2006" xmlns:aink="http://schemas.microsoft.com/office/drawing/2016/ink" xmlns:am3d="http://schemas.microsoft.com/office/drawing/2017/model3d" xmlns:o="urn:schemas-microsoft-com:office:office" xmlns:oel="http://schemas.microsoft.com/office/2019/extlst" xmlns:r="http://schemas.openxmlformats.org/officeDocument/2006/relationships" xmlns:m="http://schemas.openxmlformats.org/officeDocument/2006/math" xmlns:v="urn:schemas-microsoft-com:vml" xmlns:wp14="http://schemas.microsoft.com/office/word/2010/wordprocessingDrawing" xmlns:wp="http://schemas.openxmlformats.org/drawingml/2006/wordprocessingDrawing" xmlns:w10="urn:schemas-microsoft-com:office:word" xmlns:w="http://schemas.openxmlformats.org/wordprocessingml/2006/main" xmlns:w14="http://schemas.microsoft.com/office/word/2010/wordml" xmlns:w15="http://schemas.microsoft.com/office/word/2012/wordml" xmlns:w16cex="http://schemas.microsoft.com/office/word/2018/wordml/cex" xmlns:w16cid="http://schemas.microsoft.com/office/word/2016/wordml/cid" xmlns:w16="http://schemas.microsoft.com/office/word/2018/wordml" xmlns:w16sdtdh="http://schemas.microsoft.com/office/word/2020/wordml/sdtdatahash" xmlns:w16se="http://schemas.microsoft.com/office/word/2015/wordml/symex" xmlns:wpg="http://schemas.microsoft.com/office/word/2010/wordprocessingGroup" xmlns:wpi="http://schemas.microsoft.com/office/word/2010/wordprocessingInk" xmlns:wne="http://schemas.microsoft.com/office/word/2006/wordml" xmlns:wps="http://schemas.microsoft.com/office/word/2010/wordprocessingShape" mc:Ignorable="w14 w15 w16se w16cid w16 w16cex w16sdtdh wp14">
   <w:abstractNum w:abstractNumId="0" w15:restartNumberingAfterBreak="0">
-    <w:nsid w:val="07F61250"/>
+    <w:nsid w:val="04E740A5"/>
     <w:multiLevelType w:val="hybridMultilevel"/>
-    <w:tmpl w:val="7E3683F8"/>
-    <w:lvl w:ilvl="0" w:tplc="5720C17A">
+    <w:tmpl w:val="75FCDF80"/>
+    <w:lvl w:ilvl="0" w:tplc="ECD2F00E">
       <w:start w:val="1"/>
       <w:numFmt w:val="decimal"/>
       <w:lvlText w:val="%1."/>
@@ -12292,52 +12292,52 @@
         <w:color w:val="A67C27"/>
       </w:rPr>
     </w:lvl>
-    <w:lvl w:ilvl="1" w:tplc="1188FDF4">
+    <w:lvl w:ilvl="1" w:tplc="F6D028A0">
       <w:numFmt w:val="decimal"/>
       <w:lvlText w:val=""/>
       <w:lvlJc w:val="left"/>
     </w:lvl>
-    <w:lvl w:ilvl="2" w:tplc="33F24F48">
+    <w:lvl w:ilvl="2" w:tplc="F67EBFEE">
       <w:numFmt w:val="decimal"/>
       <w:lvlText w:val=""/>
       <w:lvlJc w:val="left"/>
     </w:lvl>
-    <w:lvl w:ilvl="3" w:tplc="17BCEA00">
+    <w:lvl w:ilvl="3" w:tplc="7E308A5C">
       <w:numFmt w:val="decimal"/>
       <w:lvlText w:val=""/>
       <w:lvlJc w:val="left"/>
     </w:lvl>
-    <w:lvl w:ilvl="4" w:tplc="A800A89A">
+    <w:lvl w:ilvl="4" w:tplc="7A3261C4">
       <w:numFmt w:val="decimal"/>
       <w:lvlText w:val=""/>
       <w:lvlJc w:val="left"/>
     </w:lvl>
-    <w:lvl w:ilvl="5" w:tplc="BE58B1C2">
+    <w:lvl w:ilvl="5" w:tplc="0C6E26DA">
       <w:numFmt w:val="decimal"/>
       <w:lvlText w:val=""/>
       <w:lvlJc w:val="left"/>
     </w:lvl>
-    <w:lvl w:ilvl="6" w:tplc="02C0DE68">
+    <w:lvl w:ilvl="6" w:tplc="E128673E">
       <w:numFmt w:val="decimal"/>
       <w:lvlText w:val=""/>
       <w:lvlJc w:val="left"/>
     </w:lvl>
-    <w:lvl w:ilvl="7" w:tplc="E640C32C">
+    <w:lvl w:ilvl="7" w:tplc="0B783B48">
       <w:numFmt w:val="decimal"/>
       <w:lvlText w:val=""/>
       <w:lvlJc w:val="left"/>
     </w:lvl>
-    <w:lvl w:ilvl="8" w:tplc="04C41956">
+    <w:lvl w:ilvl="8" w:tplc="A6520962">
       <w:numFmt w:val="decimal"/>
       <w:lvlText w:val=""/>
       <w:lvlJc w:val="left"/>
     </w:lvl>
   </w:abstractNum>
   <w:abstractNum w:abstractNumId="1" w15:restartNumberingAfterBreak="0">
-    <w:nsid w:val="4BEA1473"/>
+    <w:nsid w:val="065B7828"/>
     <w:multiLevelType w:val="hybridMultilevel"/>
-    <w:tmpl w:val="42C03C92"/>
-    <w:lvl w:ilvl="0" w:tplc="39BC60AE">
+    <w:tmpl w:val="D5AA891C"/>
+    <w:lvl w:ilvl="0" w:tplc="6E2CF4AA">
       <w:start w:val="1"/>
       <w:numFmt w:val="decimal"/>
       <w:lvlText w:val="%1."/>
@@ -12351,110 +12351,111 @@
         <w:color w:val="A67C27"/>
       </w:rPr>
     </w:lvl>
-    <w:lvl w:ilvl="1" w:tplc="5BBC8F82">
+    <w:lvl w:ilvl="1" w:tplc="AE2441CC">
       <w:numFmt w:val="decimal"/>
       <w:lvlText w:val=""/>
       <w:lvlJc w:val="left"/>
     </w:lvl>
-    <w:lvl w:ilvl="2" w:tplc="DCD6C232">
+    <w:lvl w:ilvl="2" w:tplc="9D0C4F4C">
       <w:numFmt w:val="decimal"/>
       <w:lvlText w:val=""/>
       <w:lvlJc w:val="left"/>
     </w:lvl>
-    <w:lvl w:ilvl="3" w:tplc="9A8A2812">
+    <w:lvl w:ilvl="3" w:tplc="88081ABC">
       <w:numFmt w:val="decimal"/>
       <w:lvlText w:val=""/>
       <w:lvlJc w:val="left"/>
     </w:lvl>
-    <w:lvl w:ilvl="4" w:tplc="B9BAC106">
+    <w:lvl w:ilvl="4" w:tplc="023050B8">
       <w:numFmt w:val="decimal"/>
       <w:lvlText w:val=""/>
       <w:lvlJc w:val="left"/>
     </w:lvl>
-    <w:lvl w:ilvl="5" w:tplc="73E82656">
+    <w:lvl w:ilvl="5" w:tplc="F52A0430">
       <w:numFmt w:val="decimal"/>
       <w:lvlText w:val=""/>
       <w:lvlJc w:val="left"/>
     </w:lvl>
-    <w:lvl w:ilvl="6" w:tplc="1ECE422E">
+    <w:lvl w:ilvl="6" w:tplc="E0B04070">
       <w:numFmt w:val="decimal"/>
       <w:lvlText w:val=""/>
       <w:lvlJc w:val="left"/>
     </w:lvl>
-    <w:lvl w:ilvl="7" w:tplc="6E868366">
+    <w:lvl w:ilvl="7" w:tplc="529A5F24">
       <w:numFmt w:val="decimal"/>
       <w:lvlText w:val=""/>
       <w:lvlJc w:val="left"/>
     </w:lvl>
-    <w:lvl w:ilvl="8" w:tplc="76D09FAA">
+    <w:lvl w:ilvl="8" w:tplc="5B82EDAE">
       <w:numFmt w:val="decimal"/>
       <w:lvlText w:val=""/>
       <w:lvlJc w:val="left"/>
     </w:lvl>
   </w:abstractNum>
   <w:abstractNum w:abstractNumId="2" w15:restartNumberingAfterBreak="0">
-    <w:nsid w:val="553465A0"/>
+    <w:nsid w:val="155E74BE"/>
     <w:multiLevelType w:val="hybridMultilevel"/>
-    <w:tmpl w:val="FAF65CDE"/>
-    <w:lvl w:ilvl="0" w:tplc="0FD0E24A">
+    <w:tmpl w:val="F8AC7978"/>
+    <w:lvl w:ilvl="0" w:tplc="6F9885B0">
       <w:start w:val="1"/>
-      <w:numFmt w:val="bullet"/>
-      <w:lvlText w:val="•"/>
+      <w:numFmt w:val="decimal"/>
+      <w:lvlText w:val="%1."/>
       <w:lvlJc w:val="left"/>
       <w:pPr>
-        <w:ind w:left="460" w:hanging="280"/>
-      </w:pPr>
+        <w:ind w:left="460" w:hanging="360"/>
+      </w:pPr>
+      <w:rPr>
+        <w:b/>
+        <w:bCs/>
+        <w:color w:val="A67C27"/>
+      </w:rPr>
     </w:lvl>
-    <w:lvl w:ilvl="1" w:tplc="D820F126">
-      <w:start w:val="1"/>
-      <w:numFmt w:val="bullet"/>
-      <w:lvlText w:val="–"/>
-      <w:lvlJc w:val="left"/>
-      <w:pPr>
-        <w:ind w:left="900" w:hanging="280"/>
-      </w:pPr>
-    </w:lvl>
-    <w:lvl w:ilvl="2" w:tplc="FFF276D8">
+    <w:lvl w:ilvl="1" w:tplc="3F424834">
       <w:numFmt w:val="decimal"/>
       <w:lvlText w:val=""/>
       <w:lvlJc w:val="left"/>
     </w:lvl>
-    <w:lvl w:ilvl="3" w:tplc="B03A2280">
+    <w:lvl w:ilvl="2" w:tplc="6148677E">
       <w:numFmt w:val="decimal"/>
       <w:lvlText w:val=""/>
       <w:lvlJc w:val="left"/>
     </w:lvl>
-    <w:lvl w:ilvl="4" w:tplc="1400C856">
+    <w:lvl w:ilvl="3" w:tplc="EBB2C046">
       <w:numFmt w:val="decimal"/>
       <w:lvlText w:val=""/>
       <w:lvlJc w:val="left"/>
     </w:lvl>
-    <w:lvl w:ilvl="5" w:tplc="34449A3E">
+    <w:lvl w:ilvl="4" w:tplc="DA28BDDC">
       <w:numFmt w:val="decimal"/>
       <w:lvlText w:val=""/>
       <w:lvlJc w:val="left"/>
     </w:lvl>
-    <w:lvl w:ilvl="6" w:tplc="A726FD38">
+    <w:lvl w:ilvl="5" w:tplc="21E835FE">
       <w:numFmt w:val="decimal"/>
       <w:lvlText w:val=""/>
       <w:lvlJc w:val="left"/>
     </w:lvl>
-    <w:lvl w:ilvl="7" w:tplc="EB5E229A">
+    <w:lvl w:ilvl="6" w:tplc="D718754A">
       <w:numFmt w:val="decimal"/>
       <w:lvlText w:val=""/>
       <w:lvlJc w:val="left"/>
     </w:lvl>
-    <w:lvl w:ilvl="8" w:tplc="C9869BB2">
+    <w:lvl w:ilvl="7" w:tplc="01521F38">
+      <w:numFmt w:val="decimal"/>
+      <w:lvlText w:val=""/>
+      <w:lvlJc w:val="left"/>
+    </w:lvl>
+    <w:lvl w:ilvl="8" w:tplc="0BE6D270">
       <w:numFmt w:val="decimal"/>
       <w:lvlText w:val=""/>
       <w:lvlJc w:val="left"/>
     </w:lvl>
   </w:abstractNum>
   <w:abstractNum w:abstractNumId="3" w15:restartNumberingAfterBreak="0">
-    <w:nsid w:val="5FE355B6"/>
+    <w:nsid w:val="2FD6604D"/>
     <w:multiLevelType w:val="hybridMultilevel"/>
-    <w:tmpl w:val="C074CA9A"/>
-    <w:lvl w:ilvl="0" w:tplc="32C872A6">
+    <w:tmpl w:val="681454C8"/>
+    <w:lvl w:ilvl="0" w:tplc="0498A9BA">
       <w:start w:val="1"/>
       <w:numFmt w:val="decimal"/>
       <w:lvlText w:val="%1."/>
@@ -12468,52 +12469,52 @@
         <w:color w:val="A67C27"/>
       </w:rPr>
     </w:lvl>
-    <w:lvl w:ilvl="1" w:tplc="A7ECAA44">
+    <w:lvl w:ilvl="1" w:tplc="B7804D8E">
       <w:numFmt w:val="decimal"/>
       <w:lvlText w:val=""/>
       <w:lvlJc w:val="left"/>
     </w:lvl>
-    <w:lvl w:ilvl="2" w:tplc="6AEA2FD6">
+    <w:lvl w:ilvl="2" w:tplc="A6FEEA24">
       <w:numFmt w:val="decimal"/>
       <w:lvlText w:val=""/>
       <w:lvlJc w:val="left"/>
     </w:lvl>
-    <w:lvl w:ilvl="3" w:tplc="7BCCBB08">
+    <w:lvl w:ilvl="3" w:tplc="21DA104C">
       <w:numFmt w:val="decimal"/>
       <w:lvlText w:val=""/>
       <w:lvlJc w:val="left"/>
     </w:lvl>
-    <w:lvl w:ilvl="4" w:tplc="AB8A629E">
+    <w:lvl w:ilvl="4" w:tplc="7DBE7B40">
       <w:numFmt w:val="decimal"/>
       <w:lvlText w:val=""/>
       <w:lvlJc w:val="left"/>
     </w:lvl>
-    <w:lvl w:ilvl="5" w:tplc="D3D084E4">
+    <w:lvl w:ilvl="5" w:tplc="CD5AA776">
       <w:numFmt w:val="decimal"/>
       <w:lvlText w:val=""/>
       <w:lvlJc w:val="left"/>
     </w:lvl>
-    <w:lvl w:ilvl="6" w:tplc="9028B2F6">
+    <w:lvl w:ilvl="6" w:tplc="09AE959A">
       <w:numFmt w:val="decimal"/>
       <w:lvlText w:val=""/>
       <w:lvlJc w:val="left"/>
     </w:lvl>
-    <w:lvl w:ilvl="7" w:tplc="213664F2">
+    <w:lvl w:ilvl="7" w:tplc="A7DC56EC">
       <w:numFmt w:val="decimal"/>
       <w:lvlText w:val=""/>
       <w:lvlJc w:val="left"/>
     </w:lvl>
-    <w:lvl w:ilvl="8" w:tplc="F3A6CE8E">
+    <w:lvl w:ilvl="8" w:tplc="1F2C5AA0">
       <w:numFmt w:val="decimal"/>
       <w:lvlText w:val=""/>
       <w:lvlJc w:val="left"/>
     </w:lvl>
   </w:abstractNum>
   <w:abstractNum w:abstractNumId="4" w15:restartNumberingAfterBreak="0">
-    <w:nsid w:val="6BFE4D2F"/>
+    <w:nsid w:val="30E751C1"/>
     <w:multiLevelType w:val="hybridMultilevel"/>
-    <w:tmpl w:val="837A825A"/>
-    <w:lvl w:ilvl="0" w:tplc="428EB1AE">
+    <w:tmpl w:val="55564A66"/>
+    <w:lvl w:ilvl="0" w:tplc="910CFD0C">
       <w:start w:val="1"/>
       <w:numFmt w:val="decimal"/>
       <w:lvlText w:val="%1."/>
@@ -12527,52 +12528,52 @@
         <w:color w:val="A67C27"/>
       </w:rPr>
     </w:lvl>
-    <w:lvl w:ilvl="1" w:tplc="D444E03E">
+    <w:lvl w:ilvl="1" w:tplc="7C8A3C2A">
       <w:numFmt w:val="decimal"/>
       <w:lvlText w:val=""/>
       <w:lvlJc w:val="left"/>
     </w:lvl>
-    <w:lvl w:ilvl="2" w:tplc="468481DA">
+    <w:lvl w:ilvl="2" w:tplc="642A2DAE">
       <w:numFmt w:val="decimal"/>
       <w:lvlText w:val=""/>
       <w:lvlJc w:val="left"/>
     </w:lvl>
-    <w:lvl w:ilvl="3" w:tplc="068EBBD4">
+    <w:lvl w:ilvl="3" w:tplc="F47246D4">
       <w:numFmt w:val="decimal"/>
       <w:lvlText w:val=""/>
       <w:lvlJc w:val="left"/>
     </w:lvl>
-    <w:lvl w:ilvl="4" w:tplc="2EB41868">
+    <w:lvl w:ilvl="4" w:tplc="99D2A6A4">
       <w:numFmt w:val="decimal"/>
       <w:lvlText w:val=""/>
       <w:lvlJc w:val="left"/>
     </w:lvl>
-    <w:lvl w:ilvl="5" w:tplc="90E2A802">
+    <w:lvl w:ilvl="5" w:tplc="8CB2E9CC">
       <w:numFmt w:val="decimal"/>
       <w:lvlText w:val=""/>
       <w:lvlJc w:val="left"/>
     </w:lvl>
-    <w:lvl w:ilvl="6" w:tplc="D9F078CC">
+    <w:lvl w:ilvl="6" w:tplc="DB701232">
       <w:numFmt w:val="decimal"/>
       <w:lvlText w:val=""/>
       <w:lvlJc w:val="left"/>
     </w:lvl>
-    <w:lvl w:ilvl="7" w:tplc="C182288E">
+    <w:lvl w:ilvl="7" w:tplc="90184D22">
       <w:numFmt w:val="decimal"/>
       <w:lvlText w:val=""/>
       <w:lvlJc w:val="left"/>
     </w:lvl>
-    <w:lvl w:ilvl="8" w:tplc="2EEC601C">
+    <w:lvl w:ilvl="8" w:tplc="93DCFA30">
       <w:numFmt w:val="decimal"/>
       <w:lvlText w:val=""/>
       <w:lvlJc w:val="left"/>
     </w:lvl>
   </w:abstractNum>
   <w:abstractNum w:abstractNumId="5" w15:restartNumberingAfterBreak="0">
-    <w:nsid w:val="6F41723E"/>
+    <w:nsid w:val="34EE40ED"/>
     <w:multiLevelType w:val="hybridMultilevel"/>
-    <w:tmpl w:val="F0A0C972"/>
-    <w:lvl w:ilvl="0" w:tplc="91085F6A">
+    <w:tmpl w:val="F1782F86"/>
+    <w:lvl w:ilvl="0" w:tplc="8862AA26">
       <w:start w:val="1"/>
       <w:numFmt w:val="decimal"/>
       <w:lvlText w:val="%1."/>
@@ -12586,52 +12587,52 @@
         <w:color w:val="A67C27"/>
       </w:rPr>
     </w:lvl>
-    <w:lvl w:ilvl="1" w:tplc="D0B43994">
+    <w:lvl w:ilvl="1" w:tplc="047C8BAE">
       <w:numFmt w:val="decimal"/>
       <w:lvlText w:val=""/>
       <w:lvlJc w:val="left"/>
     </w:lvl>
-    <w:lvl w:ilvl="2" w:tplc="529458E2">
+    <w:lvl w:ilvl="2" w:tplc="114E5FD2">
       <w:numFmt w:val="decimal"/>
       <w:lvlText w:val=""/>
       <w:lvlJc w:val="left"/>
     </w:lvl>
-    <w:lvl w:ilvl="3" w:tplc="699E6CB4">
+    <w:lvl w:ilvl="3" w:tplc="7EE22BC8">
       <w:numFmt w:val="decimal"/>
       <w:lvlText w:val=""/>
       <w:lvlJc w:val="left"/>
     </w:lvl>
-    <w:lvl w:ilvl="4" w:tplc="AF34FB74">
+    <w:lvl w:ilvl="4" w:tplc="F4809A38">
       <w:numFmt w:val="decimal"/>
       <w:lvlText w:val=""/>
       <w:lvlJc w:val="left"/>
     </w:lvl>
-    <w:lvl w:ilvl="5" w:tplc="1A663EBA">
+    <w:lvl w:ilvl="5" w:tplc="C614827C">
       <w:numFmt w:val="decimal"/>
       <w:lvlText w:val=""/>
       <w:lvlJc w:val="left"/>
     </w:lvl>
-    <w:lvl w:ilvl="6" w:tplc="F1E46236">
+    <w:lvl w:ilvl="6" w:tplc="5622C016">
       <w:numFmt w:val="decimal"/>
       <w:lvlText w:val=""/>
       <w:lvlJc w:val="left"/>
     </w:lvl>
-    <w:lvl w:ilvl="7" w:tplc="2426254A">
+    <w:lvl w:ilvl="7" w:tplc="7E3AE92A">
       <w:numFmt w:val="decimal"/>
       <w:lvlText w:val=""/>
       <w:lvlJc w:val="left"/>
     </w:lvl>
-    <w:lvl w:ilvl="8" w:tplc="ECA28CAA">
+    <w:lvl w:ilvl="8" w:tplc="752A65DC">
       <w:numFmt w:val="decimal"/>
       <w:lvlText w:val=""/>
       <w:lvlJc w:val="left"/>
     </w:lvl>
   </w:abstractNum>
   <w:abstractNum w:abstractNumId="6" w15:restartNumberingAfterBreak="0">
-    <w:nsid w:val="75405E5A"/>
+    <w:nsid w:val="38747A98"/>
     <w:multiLevelType w:val="hybridMultilevel"/>
-    <w:tmpl w:val="ECF06550"/>
-    <w:lvl w:ilvl="0" w:tplc="28D02492">
+    <w:tmpl w:val="EA1CF3D0"/>
+    <w:lvl w:ilvl="0" w:tplc="F64C7B98">
       <w:start w:val="1"/>
       <w:numFmt w:val="bullet"/>
       <w:lvlText w:val="●"/>
@@ -12640,7 +12641,7 @@
         <w:ind w:left="720" w:hanging="360"/>
       </w:pPr>
     </w:lvl>
-    <w:lvl w:ilvl="1" w:tplc="7550DF78">
+    <w:lvl w:ilvl="1" w:tplc="F3BACE32">
       <w:start w:val="1"/>
       <w:numFmt w:val="bullet"/>
       <w:lvlText w:val="○"/>
@@ -12649,7 +12650,7 @@
         <w:ind w:left="1440" w:hanging="360"/>
       </w:pPr>
     </w:lvl>
-    <w:lvl w:ilvl="2" w:tplc="BDF0595A">
+    <w:lvl w:ilvl="2" w:tplc="D40C8452">
       <w:start w:val="1"/>
       <w:numFmt w:val="bullet"/>
       <w:lvlText w:val="■"/>
@@ -12658,7 +12659,7 @@
         <w:ind w:left="2160" w:hanging="360"/>
       </w:pPr>
     </w:lvl>
-    <w:lvl w:ilvl="3" w:tplc="36384D3E">
+    <w:lvl w:ilvl="3" w:tplc="E58E402A">
       <w:start w:val="1"/>
       <w:numFmt w:val="bullet"/>
       <w:lvlText w:val="●"/>
@@ -12667,7 +12668,7 @@
         <w:ind w:left="2880" w:hanging="360"/>
       </w:pPr>
     </w:lvl>
-    <w:lvl w:ilvl="4" w:tplc="BF1C2758">
+    <w:lvl w:ilvl="4" w:tplc="EE303B2E">
       <w:start w:val="1"/>
       <w:numFmt w:val="bullet"/>
       <w:lvlText w:val="○"/>
@@ -12676,7 +12677,7 @@
         <w:ind w:left="3600" w:hanging="360"/>
       </w:pPr>
     </w:lvl>
-    <w:lvl w:ilvl="5" w:tplc="D7349CE4">
+    <w:lvl w:ilvl="5" w:tplc="9C9E054C">
       <w:start w:val="1"/>
       <w:numFmt w:val="bullet"/>
       <w:lvlText w:val="■"/>
@@ -12685,7 +12686,7 @@
         <w:ind w:left="4320" w:hanging="360"/>
       </w:pPr>
     </w:lvl>
-    <w:lvl w:ilvl="6" w:tplc="86002C6E">
+    <w:lvl w:ilvl="6" w:tplc="9078C172">
       <w:start w:val="1"/>
       <w:numFmt w:val="bullet"/>
       <w:lvlText w:val="●"/>
@@ -12694,7 +12695,7 @@
         <w:ind w:left="5040" w:hanging="360"/>
       </w:pPr>
     </w:lvl>
-    <w:lvl w:ilvl="7" w:tplc="F9BAD900">
+    <w:lvl w:ilvl="7" w:tplc="C41014B0">
       <w:start w:val="1"/>
       <w:numFmt w:val="bullet"/>
       <w:lvlText w:val="●"/>
@@ -12703,7 +12704,7 @@
         <w:ind w:left="5760" w:hanging="360"/>
       </w:pPr>
     </w:lvl>
-    <w:lvl w:ilvl="8" w:tplc="5E6CDABC">
+    <w:lvl w:ilvl="8" w:tplc="250A3910">
       <w:start w:val="1"/>
       <w:numFmt w:val="bullet"/>
       <w:lvlText w:val="●"/>
@@ -12714,108 +12715,107 @@
     </w:lvl>
   </w:abstractNum>
   <w:abstractNum w:abstractNumId="7" w15:restartNumberingAfterBreak="0">
-    <w:nsid w:val="7B4C5C3B"/>
+    <w:nsid w:val="67DB7912"/>
     <w:multiLevelType w:val="hybridMultilevel"/>
-    <w:tmpl w:val="FAB823B2"/>
-    <w:lvl w:ilvl="0" w:tplc="AE72CA7A">
+    <w:tmpl w:val="E9C81E78"/>
+    <w:lvl w:ilvl="0" w:tplc="379CEDFA">
       <w:start w:val="1"/>
-      <w:numFmt w:val="decimal"/>
-      <w:lvlText w:val="%1."/>
+      <w:numFmt w:val="bullet"/>
+      <w:lvlText w:val="•"/>
       <w:lvlJc w:val="left"/>
       <w:pPr>
-        <w:ind w:left="460" w:hanging="360"/>
-      </w:pPr>
-      <w:rPr>
-        <w:b/>
-        <w:bCs/>
-        <w:color w:val="A67C27"/>
-      </w:rPr>
+        <w:ind w:left="460" w:hanging="280"/>
+      </w:pPr>
     </w:lvl>
-    <w:lvl w:ilvl="1" w:tplc="67964BB2">
+    <w:lvl w:ilvl="1" w:tplc="2D52E964">
+      <w:start w:val="1"/>
+      <w:numFmt w:val="bullet"/>
+      <w:lvlText w:val="–"/>
+      <w:lvlJc w:val="left"/>
+      <w:pPr>
+        <w:ind w:left="900" w:hanging="280"/>
+      </w:pPr>
+    </w:lvl>
+    <w:lvl w:ilvl="2" w:tplc="1FD8F8B0">
       <w:numFmt w:val="decimal"/>
       <w:lvlText w:val=""/>
       <w:lvlJc w:val="left"/>
     </w:lvl>
-    <w:lvl w:ilvl="2" w:tplc="3B860310">
+    <w:lvl w:ilvl="3" w:tplc="FA264C2A">
       <w:numFmt w:val="decimal"/>
       <w:lvlText w:val=""/>
       <w:lvlJc w:val="left"/>
     </w:lvl>
-    <w:lvl w:ilvl="3" w:tplc="CE5A11B2">
+    <w:lvl w:ilvl="4" w:tplc="5AE0BC4A">
       <w:numFmt w:val="decimal"/>
       <w:lvlText w:val=""/>
       <w:lvlJc w:val="left"/>
     </w:lvl>
-    <w:lvl w:ilvl="4" w:tplc="3CDACC2A">
+    <w:lvl w:ilvl="5" w:tplc="EF1C8EC6">
       <w:numFmt w:val="decimal"/>
       <w:lvlText w:val=""/>
       <w:lvlJc w:val="left"/>
     </w:lvl>
-    <w:lvl w:ilvl="5" w:tplc="1624E4FE">
+    <w:lvl w:ilvl="6" w:tplc="A6FC93E0">
       <w:numFmt w:val="decimal"/>
       <w:lvlText w:val=""/>
       <w:lvlJc w:val="left"/>
     </w:lvl>
-    <w:lvl w:ilvl="6" w:tplc="72325DD6">
+    <w:lvl w:ilvl="7" w:tplc="619617EC">
       <w:numFmt w:val="decimal"/>
       <w:lvlText w:val=""/>
       <w:lvlJc w:val="left"/>
     </w:lvl>
-    <w:lvl w:ilvl="7" w:tplc="68A2A216">
-      <w:numFmt w:val="decimal"/>
-      <w:lvlText w:val=""/>
-      <w:lvlJc w:val="left"/>
-    </w:lvl>
-    <w:lvl w:ilvl="8" w:tplc="B30AFB62">
+    <w:lvl w:ilvl="8" w:tplc="37A8A3B6">
       <w:numFmt w:val="decimal"/>
       <w:lvlText w:val=""/>
       <w:lvlJc w:val="left"/>
     </w:lvl>
   </w:abstractNum>
-  <w:num w:numId="1" w16cid:durableId="2046831564">
+  <w:num w:numId="1" w16cid:durableId="1335305012">
     <w:abstractNumId w:val="6"/>
     <w:lvlOverride w:ilvl="0">
       <w:startOverride w:val="1"/>
     </w:lvlOverride>
   </w:num>
-  <w:num w:numId="2" w16cid:durableId="995110164">
+  <w:num w:numId="2" w16cid:durableId="768742160">
+    <w:abstractNumId w:val="7"/>
+    <w:lvlOverride w:ilvl="0">
+      <w:startOverride w:val="1"/>
+    </w:lvlOverride>
+  </w:num>
+  <w:num w:numId="3" w16cid:durableId="1647053318">
+    <w:abstractNumId w:val="5"/>
+    <w:lvlOverride w:ilvl="0">
+      <w:startOverride w:val="1"/>
+    </w:lvlOverride>
+  </w:num>
+  <w:num w:numId="4" w16cid:durableId="901064623">
+    <w:abstractNumId w:val="1"/>
+    <w:lvlOverride w:ilvl="0">
+      <w:startOverride w:val="1"/>
+    </w:lvlOverride>
+  </w:num>
+  <w:num w:numId="5" w16cid:durableId="2016764568">
     <w:abstractNumId w:val="2"/>
     <w:lvlOverride w:ilvl="0">
       <w:startOverride w:val="1"/>
     </w:lvlOverride>
   </w:num>
-  <w:num w:numId="3" w16cid:durableId="1729760051">
-    <w:abstractNumId w:val="5"/>
-    <w:lvlOverride w:ilvl="0">
-      <w:startOverride w:val="1"/>
-    </w:lvlOverride>
-  </w:num>
-  <w:num w:numId="4" w16cid:durableId="1750230595">
-    <w:abstractNumId w:val="3"/>
-    <w:lvlOverride w:ilvl="0">
-      <w:startOverride w:val="1"/>
-    </w:lvlOverride>
-  </w:num>
-  <w:num w:numId="5" w16cid:durableId="738023282">
-    <w:abstractNumId w:val="7"/>
-    <w:lvlOverride w:ilvl="0">
-      <w:startOverride w:val="1"/>
-    </w:lvlOverride>
-  </w:num>
-  <w:num w:numId="6" w16cid:durableId="2514380">
+  <w:num w:numId="6" w16cid:durableId="103308004">
     <w:abstractNumId w:val="4"/>
     <w:lvlOverride w:ilvl="0">
       <w:startOverride w:val="1"/>
     </w:lvlOverride>
   </w:num>
-  <w:num w:numId="7" w16cid:durableId="1794057707">
+  <w:num w:numId="7" w16cid:durableId="1609313514">
     <w:abstractNumId w:val="0"/>
     <w:lvlOverride w:ilvl="0">
       <w:startOverride w:val="1"/>
     </w:lvlOverride>
   </w:num>
-  <w:num w:numId="8" w16cid:durableId="923228190">
-    <w:abstractNumId w:val="1"/>
+  <w:num w:numId="8" w16cid:durableId="544604932">
+    <w:abstractNumId w:val="3"/>
     <w:lvlOverride w:ilvl="0">
       <w:startOverride w:val="1"/>
     </w:lvlOverride>
@@ -13440,7 +13440,7 @@
     <w:autoRedefine/>
     <w:uiPriority w:val="39"/>
     <w:unhideWhenUsed/>
-    <w:rsid w:val="00E270D8"/>
+    <w:rsid w:val="006F0099"/>
     <w:pPr>
       <w:spacing w:after="100"/>
     </w:pPr>
@@ -13452,7 +13452,7 @@
     <w:autoRedefine/>
     <w:uiPriority w:val="39"/>
     <w:unhideWhenUsed/>
-    <w:rsid w:val="00E270D8"/>
+    <w:rsid w:val="006F0099"/>
     <w:pPr>
       <w:spacing w:after="100"/>
       <w:ind w:left="210"/>

--- a/docs/manuals/Role_Guide_4_QUAN_QA_RA.docx
+++ b/docs/manuals/Role_Guide_4_QUAN_QA_RA.docx
@@ -469,7 +469,7 @@
                 <w:sz w:val="19"/>
                 <w:szCs w:val="19"/>
               </w:rPr>
-              <w:t>Version 1.12 · 28 September 2026</w:t>
+              <w:t>Version 1.13 · 1 October 2026</w:t>
             </w:r>
           </w:p>
         </w:tc>
@@ -538,7 +538,7 @@
     <w:sdt>
       <w:sdtPr>
         <w:alias w:val="Contents"/>
-        <w:id w:val="-1387873404"/>
+        <w:id w:val="966386742"/>
       </w:sdtPr>
       <w:sdtEndPr/>
       <w:sdtContent>
@@ -567,7 +567,7 @@
           <w:r>
             <w:fldChar w:fldCharType="separate"/>
           </w:r>
-          <w:hyperlink w:anchor="_Toc241492422" w:history="1">
+          <w:hyperlink w:anchor="_Toc241726809" w:history="1">
             <w:r>
               <w:rPr>
                 <w:rStyle w:val="Hyperlink"/>
@@ -591,7 +591,7 @@
               <w:rPr>
                 <w:noProof/>
               </w:rPr>
-              <w:instrText xml:space="preserve"> PAGEREF _Toc241492422 \h </w:instrText>
+              <w:instrText xml:space="preserve"> PAGEREF _Toc241726809 \h </w:instrText>
             </w:r>
             <w:r>
               <w:rPr>
@@ -634,7 +634,7 @@
               <w14:ligatures w14:val="standardContextual"/>
             </w:rPr>
           </w:pPr>
-          <w:hyperlink w:anchor="_Toc241492423" w:history="1">
+          <w:hyperlink w:anchor="_Toc241726810" w:history="1">
             <w:r>
               <w:rPr>
                 <w:rStyle w:val="Hyperlink"/>
@@ -658,7 +658,7 @@
               <w:rPr>
                 <w:noProof/>
               </w:rPr>
-              <w:instrText xml:space="preserve"> PAGEREF _Toc241492423 \h </w:instrText>
+              <w:instrText xml:space="preserve"> PAGEREF _Toc241726810 \h </w:instrText>
             </w:r>
             <w:r>
               <w:rPr>
@@ -701,7 +701,7 @@
               <w14:ligatures w14:val="standardContextual"/>
             </w:rPr>
           </w:pPr>
-          <w:hyperlink w:anchor="_Toc241492424" w:history="1">
+          <w:hyperlink w:anchor="_Toc241726811" w:history="1">
             <w:r>
               <w:rPr>
                 <w:rStyle w:val="Hyperlink"/>
@@ -725,7 +725,7 @@
               <w:rPr>
                 <w:noProof/>
               </w:rPr>
-              <w:instrText xml:space="preserve"> PAGEREF _Toc241492424 \h </w:instrText>
+              <w:instrText xml:space="preserve"> PAGEREF _Toc241726811 \h </w:instrText>
             </w:r>
             <w:r>
               <w:rPr>
@@ -768,7 +768,7 @@
               <w14:ligatures w14:val="standardContextual"/>
             </w:rPr>
           </w:pPr>
-          <w:hyperlink w:anchor="_Toc241492425" w:history="1">
+          <w:hyperlink w:anchor="_Toc241726812" w:history="1">
             <w:r>
               <w:rPr>
                 <w:rStyle w:val="Hyperlink"/>
@@ -792,7 +792,7 @@
               <w:rPr>
                 <w:noProof/>
               </w:rPr>
-              <w:instrText xml:space="preserve"> PAGEREF _Toc241492425 \h </w:instrText>
+              <w:instrText xml:space="preserve"> PAGEREF _Toc241726812 \h </w:instrText>
             </w:r>
             <w:r>
               <w:rPr>
@@ -835,7 +835,7 @@
               <w14:ligatures w14:val="standardContextual"/>
             </w:rPr>
           </w:pPr>
-          <w:hyperlink w:anchor="_Toc241492426" w:history="1">
+          <w:hyperlink w:anchor="_Toc241726813" w:history="1">
             <w:r>
               <w:rPr>
                 <w:rStyle w:val="Hyperlink"/>
@@ -859,7 +859,7 @@
               <w:rPr>
                 <w:noProof/>
               </w:rPr>
-              <w:instrText xml:space="preserve"> PAGEREF _Toc241492426 \h </w:instrText>
+              <w:instrText xml:space="preserve"> PAGEREF _Toc241726813 \h </w:instrText>
             </w:r>
             <w:r>
               <w:rPr>
@@ -902,7 +902,7 @@
               <w14:ligatures w14:val="standardContextual"/>
             </w:rPr>
           </w:pPr>
-          <w:hyperlink w:anchor="_Toc241492427" w:history="1">
+          <w:hyperlink w:anchor="_Toc241726814" w:history="1">
             <w:r>
               <w:rPr>
                 <w:rStyle w:val="Hyperlink"/>
@@ -926,7 +926,7 @@
               <w:rPr>
                 <w:noProof/>
               </w:rPr>
-              <w:instrText xml:space="preserve"> PAGEREF _Toc241492427 \h </w:instrText>
+              <w:instrText xml:space="preserve"> PAGEREF _Toc241726814 \h </w:instrText>
             </w:r>
             <w:r>
               <w:rPr>
@@ -969,7 +969,7 @@
               <w14:ligatures w14:val="standardContextual"/>
             </w:rPr>
           </w:pPr>
-          <w:hyperlink w:anchor="_Toc241492428" w:history="1">
+          <w:hyperlink w:anchor="_Toc241726815" w:history="1">
             <w:r>
               <w:rPr>
                 <w:rStyle w:val="Hyperlink"/>
@@ -993,7 +993,7 @@
               <w:rPr>
                 <w:noProof/>
               </w:rPr>
-              <w:instrText xml:space="preserve"> PAGEREF _Toc241492428 \h </w:instrText>
+              <w:instrText xml:space="preserve"> PAGEREF _Toc241726815 \h </w:instrText>
             </w:r>
             <w:r>
               <w:rPr>
@@ -1036,7 +1036,7 @@
               <w14:ligatures w14:val="standardContextual"/>
             </w:rPr>
           </w:pPr>
-          <w:hyperlink w:anchor="_Toc241492429" w:history="1">
+          <w:hyperlink w:anchor="_Toc241726816" w:history="1">
             <w:r>
               <w:rPr>
                 <w:rStyle w:val="Hyperlink"/>
@@ -1060,7 +1060,7 @@
               <w:rPr>
                 <w:noProof/>
               </w:rPr>
-              <w:instrText xml:space="preserve"> PAGEREF _Toc241492429 \h </w:instrText>
+              <w:instrText xml:space="preserve"> PAGEREF _Toc241726816 \h </w:instrText>
             </w:r>
             <w:r>
               <w:rPr>
@@ -1103,7 +1103,7 @@
               <w14:ligatures w14:val="standardContextual"/>
             </w:rPr>
           </w:pPr>
-          <w:hyperlink w:anchor="_Toc241492430" w:history="1">
+          <w:hyperlink w:anchor="_Toc241726817" w:history="1">
             <w:r>
               <w:rPr>
                 <w:rStyle w:val="Hyperlink"/>
@@ -1127,7 +1127,7 @@
               <w:rPr>
                 <w:noProof/>
               </w:rPr>
-              <w:instrText xml:space="preserve"> PAGEREF _Toc241492430 \h </w:instrText>
+              <w:instrText xml:space="preserve"> PAGEREF _Toc241726817 \h </w:instrText>
             </w:r>
             <w:r>
               <w:rPr>
@@ -1170,7 +1170,7 @@
               <w14:ligatures w14:val="standardContextual"/>
             </w:rPr>
           </w:pPr>
-          <w:hyperlink w:anchor="_Toc241492431" w:history="1">
+          <w:hyperlink w:anchor="_Toc241726818" w:history="1">
             <w:r>
               <w:rPr>
                 <w:rStyle w:val="Hyperlink"/>
@@ -1194,7 +1194,7 @@
               <w:rPr>
                 <w:noProof/>
               </w:rPr>
-              <w:instrText xml:space="preserve"> PAGEREF _Toc241492431 \h </w:instrText>
+              <w:instrText xml:space="preserve"> PAGEREF _Toc241726818 \h </w:instrText>
             </w:r>
             <w:r>
               <w:rPr>
@@ -1237,7 +1237,7 @@
               <w14:ligatures w14:val="standardContextual"/>
             </w:rPr>
           </w:pPr>
-          <w:hyperlink w:anchor="_Toc241492432" w:history="1">
+          <w:hyperlink w:anchor="_Toc241726819" w:history="1">
             <w:r>
               <w:rPr>
                 <w:rStyle w:val="Hyperlink"/>
@@ -1261,7 +1261,7 @@
               <w:rPr>
                 <w:noProof/>
               </w:rPr>
-              <w:instrText xml:space="preserve"> PAGEREF _Toc241492432 \h </w:instrText>
+              <w:instrText xml:space="preserve"> PAGEREF _Toc241726819 \h </w:instrText>
             </w:r>
             <w:r>
               <w:rPr>
@@ -1304,7 +1304,7 @@
               <w14:ligatures w14:val="standardContextual"/>
             </w:rPr>
           </w:pPr>
-          <w:hyperlink w:anchor="_Toc241492433" w:history="1">
+          <w:hyperlink w:anchor="_Toc241726820" w:history="1">
             <w:r>
               <w:rPr>
                 <w:rStyle w:val="Hyperlink"/>
@@ -1328,7 +1328,7 @@
               <w:rPr>
                 <w:noProof/>
               </w:rPr>
-              <w:instrText xml:space="preserve"> PAGEREF _Toc241492433 \h </w:instrText>
+              <w:instrText xml:space="preserve"> PAGEREF _Toc241726820 \h </w:instrText>
             </w:r>
             <w:r>
               <w:rPr>
@@ -1371,7 +1371,7 @@
               <w14:ligatures w14:val="standardContextual"/>
             </w:rPr>
           </w:pPr>
-          <w:hyperlink w:anchor="_Toc241492434" w:history="1">
+          <w:hyperlink w:anchor="_Toc241726821" w:history="1">
             <w:r>
               <w:rPr>
                 <w:rStyle w:val="Hyperlink"/>
@@ -1395,7 +1395,7 @@
               <w:rPr>
                 <w:noProof/>
               </w:rPr>
-              <w:instrText xml:space="preserve"> PAGEREF _Toc241492434 \h </w:instrText>
+              <w:instrText xml:space="preserve"> PAGEREF _Toc241726821 \h </w:instrText>
             </w:r>
             <w:r>
               <w:rPr>
@@ -1438,7 +1438,7 @@
               <w14:ligatures w14:val="standardContextual"/>
             </w:rPr>
           </w:pPr>
-          <w:hyperlink w:anchor="_Toc241492435" w:history="1">
+          <w:hyperlink w:anchor="_Toc241726822" w:history="1">
             <w:r>
               <w:rPr>
                 <w:rStyle w:val="Hyperlink"/>
@@ -1462,7 +1462,7 @@
               <w:rPr>
                 <w:noProof/>
               </w:rPr>
-              <w:instrText xml:space="preserve"> PAGEREF _Toc241492435 \h </w:instrText>
+              <w:instrText xml:space="preserve"> PAGEREF _Toc241726822 \h </w:instrText>
             </w:r>
             <w:r>
               <w:rPr>
@@ -1505,7 +1505,7 @@
               <w14:ligatures w14:val="standardContextual"/>
             </w:rPr>
           </w:pPr>
-          <w:hyperlink w:anchor="_Toc241492436" w:history="1">
+          <w:hyperlink w:anchor="_Toc241726823" w:history="1">
             <w:r>
               <w:rPr>
                 <w:rStyle w:val="Hyperlink"/>
@@ -1529,7 +1529,7 @@
               <w:rPr>
                 <w:noProof/>
               </w:rPr>
-              <w:instrText xml:space="preserve"> PAGEREF _Toc241492436 \h </w:instrText>
+              <w:instrText xml:space="preserve"> PAGEREF _Toc241726823 \h </w:instrText>
             </w:r>
             <w:r>
               <w:rPr>
@@ -1572,7 +1572,7 @@
               <w14:ligatures w14:val="standardContextual"/>
             </w:rPr>
           </w:pPr>
-          <w:hyperlink w:anchor="_Toc241492437" w:history="1">
+          <w:hyperlink w:anchor="_Toc241726824" w:history="1">
             <w:r>
               <w:rPr>
                 <w:rStyle w:val="Hyperlink"/>
@@ -1596,7 +1596,7 @@
               <w:rPr>
                 <w:noProof/>
               </w:rPr>
-              <w:instrText xml:space="preserve"> PAGEREF _Toc241492437 \h </w:instrText>
+              <w:instrText xml:space="preserve"> PAGEREF _Toc241726824 \h </w:instrText>
             </w:r>
             <w:r>
               <w:rPr>
@@ -1639,7 +1639,7 @@
               <w14:ligatures w14:val="standardContextual"/>
             </w:rPr>
           </w:pPr>
-          <w:hyperlink w:anchor="_Toc241492438" w:history="1">
+          <w:hyperlink w:anchor="_Toc241726825" w:history="1">
             <w:r>
               <w:rPr>
                 <w:rStyle w:val="Hyperlink"/>
@@ -1663,7 +1663,7 @@
               <w:rPr>
                 <w:noProof/>
               </w:rPr>
-              <w:instrText xml:space="preserve"> PAGEREF _Toc241492438 \h </w:instrText>
+              <w:instrText xml:space="preserve"> PAGEREF _Toc241726825 \h </w:instrText>
             </w:r>
             <w:r>
               <w:rPr>
@@ -1706,7 +1706,7 @@
               <w14:ligatures w14:val="standardContextual"/>
             </w:rPr>
           </w:pPr>
-          <w:hyperlink w:anchor="_Toc241492439" w:history="1">
+          <w:hyperlink w:anchor="_Toc241726826" w:history="1">
             <w:r>
               <w:rPr>
                 <w:rStyle w:val="Hyperlink"/>
@@ -1730,7 +1730,7 @@
               <w:rPr>
                 <w:noProof/>
               </w:rPr>
-              <w:instrText xml:space="preserve"> PAGEREF _Toc241492439 \h </w:instrText>
+              <w:instrText xml:space="preserve"> PAGEREF _Toc241726826 \h </w:instrText>
             </w:r>
             <w:r>
               <w:rPr>
@@ -1773,7 +1773,7 @@
               <w14:ligatures w14:val="standardContextual"/>
             </w:rPr>
           </w:pPr>
-          <w:hyperlink w:anchor="_Toc241492440" w:history="1">
+          <w:hyperlink w:anchor="_Toc241726827" w:history="1">
             <w:r>
               <w:rPr>
                 <w:rStyle w:val="Hyperlink"/>
@@ -1797,7 +1797,7 @@
               <w:rPr>
                 <w:noProof/>
               </w:rPr>
-              <w:instrText xml:space="preserve"> PAGEREF _Toc241492440 \h </w:instrText>
+              <w:instrText xml:space="preserve"> PAGEREF _Toc241726827 \h </w:instrText>
             </w:r>
             <w:r>
               <w:rPr>
@@ -1840,7 +1840,7 @@
               <w14:ligatures w14:val="standardContextual"/>
             </w:rPr>
           </w:pPr>
-          <w:hyperlink w:anchor="_Toc241492441" w:history="1">
+          <w:hyperlink w:anchor="_Toc241726828" w:history="1">
             <w:r>
               <w:rPr>
                 <w:rStyle w:val="Hyperlink"/>
@@ -1864,7 +1864,7 @@
               <w:rPr>
                 <w:noProof/>
               </w:rPr>
-              <w:instrText xml:space="preserve"> PAGEREF _Toc241492441 \h </w:instrText>
+              <w:instrText xml:space="preserve"> PAGEREF _Toc241726828 \h </w:instrText>
             </w:r>
             <w:r>
               <w:rPr>
@@ -1907,7 +1907,7 @@
               <w14:ligatures w14:val="standardContextual"/>
             </w:rPr>
           </w:pPr>
-          <w:hyperlink w:anchor="_Toc241492442" w:history="1">
+          <w:hyperlink w:anchor="_Toc241726829" w:history="1">
             <w:r>
               <w:rPr>
                 <w:rStyle w:val="Hyperlink"/>
@@ -1931,7 +1931,7 @@
               <w:rPr>
                 <w:noProof/>
               </w:rPr>
-              <w:instrText xml:space="preserve"> PAGEREF _Toc241492442 \h </w:instrText>
+              <w:instrText xml:space="preserve"> PAGEREF _Toc241726829 \h </w:instrText>
             </w:r>
             <w:r>
               <w:rPr>
@@ -1974,7 +1974,7 @@
               <w14:ligatures w14:val="standardContextual"/>
             </w:rPr>
           </w:pPr>
-          <w:hyperlink w:anchor="_Toc241492443" w:history="1">
+          <w:hyperlink w:anchor="_Toc241726830" w:history="1">
             <w:r>
               <w:rPr>
                 <w:rStyle w:val="Hyperlink"/>
@@ -1998,7 +1998,7 @@
               <w:rPr>
                 <w:noProof/>
               </w:rPr>
-              <w:instrText xml:space="preserve"> PAGEREF _Toc241492443 \h </w:instrText>
+              <w:instrText xml:space="preserve"> PAGEREF _Toc241726830 \h </w:instrText>
             </w:r>
             <w:r>
               <w:rPr>
@@ -2041,7 +2041,7 @@
               <w14:ligatures w14:val="standardContextual"/>
             </w:rPr>
           </w:pPr>
-          <w:hyperlink w:anchor="_Toc241492444" w:history="1">
+          <w:hyperlink w:anchor="_Toc241726831" w:history="1">
             <w:r>
               <w:rPr>
                 <w:rStyle w:val="Hyperlink"/>
@@ -2065,7 +2065,7 @@
               <w:rPr>
                 <w:noProof/>
               </w:rPr>
-              <w:instrText xml:space="preserve"> PAGEREF _Toc241492444 \h </w:instrText>
+              <w:instrText xml:space="preserve"> PAGEREF _Toc241726831 \h </w:instrText>
             </w:r>
             <w:r>
               <w:rPr>
@@ -2108,7 +2108,7 @@
               <w14:ligatures w14:val="standardContextual"/>
             </w:rPr>
           </w:pPr>
-          <w:hyperlink w:anchor="_Toc241492445" w:history="1">
+          <w:hyperlink w:anchor="_Toc241726832" w:history="1">
             <w:r>
               <w:rPr>
                 <w:rStyle w:val="Hyperlink"/>
@@ -2132,7 +2132,7 @@
               <w:rPr>
                 <w:noProof/>
               </w:rPr>
-              <w:instrText xml:space="preserve"> PAGEREF _Toc241492445 \h </w:instrText>
+              <w:instrText xml:space="preserve"> PAGEREF _Toc241726832 \h </w:instrText>
             </w:r>
             <w:r>
               <w:rPr>
@@ -2171,7 +2171,7 @@
         <w:pStyle w:val="Heading1"/>
         <w:pageBreakBefore/>
       </w:pPr>
-      <w:bookmarkStart w:id="0" w:name="_Toc241492422"/>
+      <w:bookmarkStart w:id="0" w:name="_Toc241726809"/>
       <w:r>
         <w:lastRenderedPageBreak/>
         <w:t>1. Your role at a glance</w:t>
@@ -2391,7 +2391,7 @@
         <w:pStyle w:val="Heading1"/>
         <w:pageBreakBefore/>
       </w:pPr>
-      <w:bookmarkStart w:id="1" w:name="_Toc241492423"/>
+      <w:bookmarkStart w:id="1" w:name="_Toc241726810"/>
       <w:r>
         <w:lastRenderedPageBreak/>
         <w:t>2. Signing in and your screens</w:t>
@@ -2402,7 +2402,7 @@
       <w:pPr>
         <w:pStyle w:val="Heading2"/>
       </w:pPr>
-      <w:bookmarkStart w:id="2" w:name="_Toc241492424"/>
+      <w:bookmarkStart w:id="2" w:name="_Toc241726811"/>
       <w:r>
         <w:t>Signing in</w:t>
       </w:r>
@@ -2485,7 +2485,7 @@
           <w:noProof/>
         </w:rPr>
         <w:drawing>
-          <wp:inline distT="0" distB="0" distL="0" distR="0" wp14:anchorId="608B4280" wp14:editId="59831658">
+          <wp:inline distT="0" distB="0" distL="0" distR="0" wp14:anchorId="04C0C481" wp14:editId="723F48ED">
             <wp:extent cx="5334000" cy="2333625"/>
             <wp:effectExtent l="0" t="0" r="0" b="0"/>
             <wp:docPr id="1" name="adm_login.jpg" descr="The sign-in screen for all internal staff." title="The sign-in screen for all internal staff."/>
@@ -2652,7 +2652,7 @@
       <w:pPr>
         <w:pStyle w:val="Heading2"/>
       </w:pPr>
-      <w:bookmarkStart w:id="3" w:name="_Toc241492425"/>
+      <w:bookmarkStart w:id="3" w:name="_Toc241726812"/>
       <w:r>
         <w:t>Finding your way around</w:t>
       </w:r>
@@ -2837,7 +2837,7 @@
         </w:rPr>
         <w:lastRenderedPageBreak/>
         <w:drawing>
-          <wp:inline distT="0" distB="0" distL="0" distR="0" wp14:anchorId="14FD12C0" wp14:editId="4BC50EFD">
+          <wp:inline distT="0" distB="0" distL="0" distR="0" wp14:anchorId="00DD918E" wp14:editId="4F25A5F7">
             <wp:extent cx="5715000" cy="1876425"/>
             <wp:effectExtent l="0" t="0" r="0" b="0"/>
             <wp:docPr id="2" name="adm_not_your_role.jpg" descr="Opening a screen outside your role (for example from an old bookmark) shows this card instead of the screen." title="Opening a screen outside your role (for example from an old bookmark) shows this card instead of the screen."/>
@@ -2906,7 +2906,7 @@
       <w:pPr>
         <w:pStyle w:val="Heading2"/>
       </w:pPr>
-      <w:bookmarkStart w:id="4" w:name="_Toc241492426"/>
+      <w:bookmarkStart w:id="4" w:name="_Toc241726813"/>
       <w:r>
         <w:t>Your screens</w:t>
       </w:r>
@@ -3240,7 +3240,7 @@
       <w:pPr>
         <w:pStyle w:val="Heading2"/>
       </w:pPr>
-      <w:bookmarkStart w:id="5" w:name="_Toc241492427"/>
+      <w:bookmarkStart w:id="5" w:name="_Toc241726814"/>
       <w:r>
         <w:t>Changing your password</w:t>
       </w:r>
@@ -3323,7 +3323,7 @@
           <w:noProof/>
         </w:rPr>
         <w:drawing>
-          <wp:inline distT="0" distB="0" distL="0" distR="0" wp14:anchorId="61DCE570" wp14:editId="725AD83F">
+          <wp:inline distT="0" distB="0" distL="0" distR="0" wp14:anchorId="725CC31B" wp14:editId="6BB5C7F6">
             <wp:extent cx="5334000" cy="2171700"/>
             <wp:effectExtent l="0" t="0" r="0" b="0"/>
             <wp:docPr id="3" name="adm_account.jpg" descr="Change Password screen." title="Change Password screen."/>
@@ -3411,7 +3411,7 @@
         <w:pStyle w:val="Heading1"/>
         <w:pageBreakBefore/>
       </w:pPr>
-      <w:bookmarkStart w:id="6" w:name="_Toc241492428"/>
+      <w:bookmarkStart w:id="6" w:name="_Toc241726815"/>
       <w:r>
         <w:lastRenderedPageBreak/>
         <w:t>3. Your routine</w:t>
@@ -3755,7 +3755,7 @@
         <w:pStyle w:val="Heading1"/>
         <w:pageBreakBefore/>
       </w:pPr>
-      <w:bookmarkStart w:id="7" w:name="_Toc241492429"/>
+      <w:bookmarkStart w:id="7" w:name="_Toc241726816"/>
       <w:r>
         <w:lastRenderedPageBreak/>
         <w:t>4. Step-by-step tasks</w:t>
@@ -3766,7 +3766,7 @@
       <w:pPr>
         <w:pStyle w:val="Heading2"/>
       </w:pPr>
-      <w:bookmarkStart w:id="8" w:name="_Toc241492430"/>
+      <w:bookmarkStart w:id="8" w:name="_Toc241726817"/>
       <w:r>
         <w:t>4.1 Reading the QA Dashboard</w:t>
       </w:r>
@@ -3806,7 +3806,7 @@
           <w:noProof/>
         </w:rPr>
         <w:drawing>
-          <wp:inline distT="0" distB="0" distL="0" distR="0" wp14:anchorId="2226CB92" wp14:editId="455C5C0E">
+          <wp:inline distT="0" distB="0" distL="0" distR="0" wp14:anchorId="37C50A99" wp14:editId="1D346E85">
             <wp:extent cx="5334000" cy="2333625"/>
             <wp:effectExtent l="0" t="0" r="0" b="0"/>
             <wp:docPr id="4" name="qa_dashboard.jpg" descr="QA Dashboard." title="QA Dashboard."/>
@@ -3913,7 +3913,7 @@
       <w:pPr>
         <w:pStyle w:val="Heading2"/>
       </w:pPr>
-      <w:bookmarkStart w:id="9" w:name="_Toc241492431"/>
+      <w:bookmarkStart w:id="9" w:name="_Toc241726818"/>
       <w:r>
         <w:t>4.2 Reviewing questionnaires in the QA Queue</w:t>
       </w:r>
@@ -3953,7 +3953,7 @@
           <w:noProof/>
         </w:rPr>
         <w:drawing>
-          <wp:inline distT="0" distB="0" distL="0" distR="0" wp14:anchorId="034471E3" wp14:editId="73D1BB0C">
+          <wp:inline distT="0" distB="0" distL="0" distR="0" wp14:anchorId="7F809D1C" wp14:editId="04182F3D">
             <wp:extent cx="5334000" cy="3333750"/>
             <wp:effectExtent l="0" t="0" r="0" b="0"/>
             <wp:docPr id="5" name="qa_queue.jpg" descr="QUAN QA Queue with the KoboToolbox sync panel." title="QUAN QA Queue with the KoboToolbox sync panel."/>
@@ -4692,7 +4692,7 @@
       <w:pPr>
         <w:pStyle w:val="Heading2"/>
       </w:pPr>
-      <w:bookmarkStart w:id="10" w:name="_Toc241492432"/>
+      <w:bookmarkStart w:id="10" w:name="_Toc241726819"/>
       <w:r>
         <w:t>4.3 Working QA exceptions</w:t>
       </w:r>
@@ -4757,7 +4757,7 @@
         </w:rPr>
         <w:lastRenderedPageBreak/>
         <w:drawing>
-          <wp:inline distT="0" distB="0" distL="0" distR="0" wp14:anchorId="5001B44C" wp14:editId="6C6E989B">
+          <wp:inline distT="0" distB="0" distL="0" distR="0" wp14:anchorId="2ED8F893" wp14:editId="54C4E8D5">
             <wp:extent cx="5334000" cy="3333750"/>
             <wp:effectExtent l="0" t="0" r="0" b="0"/>
             <wp:docPr id="6" name="qa_exceptions.jpg" descr="QA Exception Queue." title="QA Exception Queue."/>
@@ -4953,7 +4953,7 @@
       <w:pPr>
         <w:pStyle w:val="Heading2"/>
       </w:pPr>
-      <w:bookmarkStart w:id="11" w:name="_Toc241492433"/>
+      <w:bookmarkStart w:id="11" w:name="_Toc241726820"/>
       <w:r>
         <w:t>4.4 Downloading or emailing completed forms (Form PDFs)</w:t>
       </w:r>
@@ -5004,7 +5004,7 @@
         </w:rPr>
         <w:lastRenderedPageBreak/>
         <w:drawing>
-          <wp:inline distT="0" distB="0" distL="0" distR="0" wp14:anchorId="69E159B5" wp14:editId="053B6813">
+          <wp:inline distT="0" distB="0" distL="0" distR="0" wp14:anchorId="21250D85" wp14:editId="25846E80">
             <wp:extent cx="5334000" cy="3333750"/>
             <wp:effectExtent l="0" t="0" r="0" b="0"/>
             <wp:docPr id="7" name="qa_form_pdfs.jpg" descr="Completed form PDFs." title="Completed form PDFs."/>
@@ -5243,7 +5243,7 @@
       <w:pPr>
         <w:pStyle w:val="Heading2"/>
       </w:pPr>
-      <w:bookmarkStart w:id="12" w:name="_Toc241492434"/>
+      <w:bookmarkStart w:id="12" w:name="_Toc241726821"/>
       <w:r>
         <w:t>4.5 Writing good QA notes</w:t>
       </w:r>
@@ -5311,7 +5311,7 @@
         <w:pStyle w:val="Heading1"/>
         <w:pageBreakBefore/>
       </w:pPr>
-      <w:bookmarkStart w:id="13" w:name="_Toc241492435"/>
+      <w:bookmarkStart w:id="13" w:name="_Toc241726822"/>
       <w:r>
         <w:lastRenderedPageBreak/>
         <w:t>5. Rules you must follow</w:t>
@@ -5462,7 +5462,7 @@
         <w:pStyle w:val="Heading1"/>
         <w:pageBreakBefore/>
       </w:pPr>
-      <w:bookmarkStart w:id="14" w:name="_Toc241492436"/>
+      <w:bookmarkStart w:id="14" w:name="_Toc241726823"/>
       <w:r>
         <w:lastRenderedPageBreak/>
         <w:t>6. Troubleshooting</w:t>
@@ -6572,7 +6572,7 @@
         <w:pStyle w:val="Heading1"/>
         <w:pageBreakBefore/>
       </w:pPr>
-      <w:bookmarkStart w:id="15" w:name="_Toc241492437"/>
+      <w:bookmarkStart w:id="15" w:name="_Toc241726824"/>
       <w:r>
         <w:lastRenderedPageBreak/>
         <w:t>7. Quick reference</w:t>
@@ -6971,7 +6971,7 @@
         <w:pStyle w:val="Heading1"/>
         <w:pageBreakBefore/>
       </w:pPr>
-      <w:bookmarkStart w:id="16" w:name="_Toc241492438"/>
+      <w:bookmarkStart w:id="16" w:name="_Toc241726825"/>
       <w:r>
         <w:lastRenderedPageBreak/>
         <w:t>8. Every screen and button for your role</w:t>
@@ -7085,7 +7085,7 @@
       <w:pPr>
         <w:pStyle w:val="Heading2"/>
       </w:pPr>
-      <w:bookmarkStart w:id="17" w:name="_Toc241492439"/>
+      <w:bookmarkStart w:id="17" w:name="_Toc241726826"/>
       <w:r>
         <w:t>8.1 Sign in</w:t>
       </w:r>
@@ -7598,7 +7598,7 @@
       <w:pPr>
         <w:pStyle w:val="Heading2"/>
       </w:pPr>
-      <w:bookmarkStart w:id="18" w:name="_Toc241492440"/>
+      <w:bookmarkStart w:id="18" w:name="_Toc241726827"/>
       <w:r>
         <w:t>8.2 The header and menu bar (every screen)</w:t>
       </w:r>
@@ -8322,7 +8322,7 @@
       <w:pPr>
         <w:pStyle w:val="Heading2"/>
       </w:pPr>
-      <w:bookmarkStart w:id="19" w:name="_Toc241492441"/>
+      <w:bookmarkStart w:id="19" w:name="_Toc241726828"/>
       <w:r>
         <w:t>8.3 Change Password</w:t>
       </w:r>
@@ -8942,7 +8942,7 @@
       <w:pPr>
         <w:pStyle w:val="Heading2"/>
       </w:pPr>
-      <w:bookmarkStart w:id="20" w:name="_Toc241492442"/>
+      <w:bookmarkStart w:id="20" w:name="_Toc241726829"/>
       <w:r>
         <w:t>8.4 QA Dashboard</w:t>
       </w:r>
@@ -9563,7 +9563,7 @@
       <w:pPr>
         <w:pStyle w:val="Heading2"/>
       </w:pPr>
-      <w:bookmarkStart w:id="21" w:name="_Toc241492443"/>
+      <w:bookmarkStart w:id="21" w:name="_Toc241726830"/>
       <w:r>
         <w:t>8.5 QA Queue (with the KoboToolbox sync panel)</w:t>
       </w:r>
@@ -10286,7 +10286,7 @@
       <w:pPr>
         <w:pStyle w:val="Heading2"/>
       </w:pPr>
-      <w:bookmarkStart w:id="22" w:name="_Toc241492444"/>
+      <w:bookmarkStart w:id="22" w:name="_Toc241726831"/>
       <w:r>
         <w:lastRenderedPageBreak/>
         <w:t>8.6 QA Exceptions</w:t>
@@ -11117,7 +11117,7 @@
       <w:pPr>
         <w:pStyle w:val="Heading2"/>
       </w:pPr>
-      <w:bookmarkStart w:id="23" w:name="_Toc241492445"/>
+      <w:bookmarkStart w:id="23" w:name="_Toc241726832"/>
       <w:r>
         <w:t>8.7 Completed forms (Form PDFs)</w:t>
       </w:r>
@@ -12102,7 +12102,7 @@
         <w:sz w:val="16"/>
         <w:szCs w:val="16"/>
       </w:rPr>
-      <w:t>Version 1.12 · 28 September 2026</w:t>
+      <w:t>Version 1.13 · 1 October 2026</w:t>
     </w:r>
     <w:r>
       <w:rPr>
@@ -12275,10 +12275,68 @@
 <file path=word/numbering.xml><?xml version="1.0" encoding="utf-8"?>
 <w:numbering xmlns:wpc="http://schemas.microsoft.com/office/word/2010/wordprocessingCanvas" xmlns:cx="http://schemas.microsoft.com/office/drawing/2014/chartex" xmlns:cx1="http://schemas.microsoft.com/office/drawing/2015/9/8/chartex" xmlns:cx2="http://schemas.microsoft.com/office/drawing/2015/10/21/chartex" xmlns:cx3="http://schemas.microsoft.com/office/drawing/2016/5/9/chartex" xmlns:cx4="http://schemas.microsoft.com/office/drawing/2016/5/10/chartex" xmlns:cx5="http://schemas.microsoft.com/office/drawing/2016/5/11/chartex" xmlns:cx6="http://schemas.microsoft.com/office/drawing/2016/5/12/chartex" xmlns:cx7="http://schemas.microsoft.com/office/drawing/2016/5/13/chartex" xmlns:cx8="http://schemas.microsoft.com/office/drawing/2016/5/14/chartex" xmlns:mc="http://schemas.openxmlformats.org/markup-compatibility/2006" xmlns:aink="http://schemas.microsoft.com/office/drawing/2016/ink" xmlns:am3d="http://schemas.microsoft.com/office/drawing/2017/model3d" xmlns:o="urn:schemas-microsoft-com:office:office" xmlns:oel="http://schemas.microsoft.com/office/2019/extlst" xmlns:r="http://schemas.openxmlformats.org/officeDocument/2006/relationships" xmlns:m="http://schemas.openxmlformats.org/officeDocument/2006/math" xmlns:v="urn:schemas-microsoft-com:vml" xmlns:wp14="http://schemas.microsoft.com/office/word/2010/wordprocessingDrawing" xmlns:wp="http://schemas.openxmlformats.org/drawingml/2006/wordprocessingDrawing" xmlns:w10="urn:schemas-microsoft-com:office:word" xmlns:w="http://schemas.openxmlformats.org/wordprocessingml/2006/main" xmlns:w14="http://schemas.microsoft.com/office/word/2010/wordml" xmlns:w15="http://schemas.microsoft.com/office/word/2012/wordml" xmlns:w16cex="http://schemas.microsoft.com/office/word/2018/wordml/cex" xmlns:w16cid="http://schemas.microsoft.com/office/word/2016/wordml/cid" xmlns:w16="http://schemas.microsoft.com/office/word/2018/wordml" xmlns:w16sdtdh="http://schemas.microsoft.com/office/word/2020/wordml/sdtdatahash" xmlns:w16se="http://schemas.microsoft.com/office/word/2015/wordml/symex" xmlns:wpg="http://schemas.microsoft.com/office/word/2010/wordprocessingGroup" xmlns:wpi="http://schemas.microsoft.com/office/word/2010/wordprocessingInk" xmlns:wne="http://schemas.microsoft.com/office/word/2006/wordml" xmlns:wps="http://schemas.microsoft.com/office/word/2010/wordprocessingShape" mc:Ignorable="w14 w15 w16se w16cid w16 w16cex w16sdtdh wp14">
   <w:abstractNum w:abstractNumId="0" w15:restartNumberingAfterBreak="0">
-    <w:nsid w:val="04E740A5"/>
+    <w:nsid w:val="0E770DB6"/>
     <w:multiLevelType w:val="hybridMultilevel"/>
-    <w:tmpl w:val="75FCDF80"/>
-    <w:lvl w:ilvl="0" w:tplc="ECD2F00E">
+    <w:tmpl w:val="7B1C54D8"/>
+    <w:lvl w:ilvl="0" w:tplc="7390FAA6">
+      <w:start w:val="1"/>
+      <w:numFmt w:val="bullet"/>
+      <w:lvlText w:val="•"/>
+      <w:lvlJc w:val="left"/>
+      <w:pPr>
+        <w:ind w:left="460" w:hanging="280"/>
+      </w:pPr>
+    </w:lvl>
+    <w:lvl w:ilvl="1" w:tplc="3B1C0E8C">
+      <w:start w:val="1"/>
+      <w:numFmt w:val="bullet"/>
+      <w:lvlText w:val="–"/>
+      <w:lvlJc w:val="left"/>
+      <w:pPr>
+        <w:ind w:left="900" w:hanging="280"/>
+      </w:pPr>
+    </w:lvl>
+    <w:lvl w:ilvl="2" w:tplc="58DC4FB4">
+      <w:numFmt w:val="decimal"/>
+      <w:lvlText w:val=""/>
+      <w:lvlJc w:val="left"/>
+    </w:lvl>
+    <w:lvl w:ilvl="3" w:tplc="1F7AEC10">
+      <w:numFmt w:val="decimal"/>
+      <w:lvlText w:val=""/>
+      <w:lvlJc w:val="left"/>
+    </w:lvl>
+    <w:lvl w:ilvl="4" w:tplc="D730F6EE">
+      <w:numFmt w:val="decimal"/>
+      <w:lvlText w:val=""/>
+      <w:lvlJc w:val="left"/>
+    </w:lvl>
+    <w:lvl w:ilvl="5" w:tplc="BF6E5532">
+      <w:numFmt w:val="decimal"/>
+      <w:lvlText w:val=""/>
+      <w:lvlJc w:val="left"/>
+    </w:lvl>
+    <w:lvl w:ilvl="6" w:tplc="B23C3EFC">
+      <w:numFmt w:val="decimal"/>
+      <w:lvlText w:val=""/>
+      <w:lvlJc w:val="left"/>
+    </w:lvl>
+    <w:lvl w:ilvl="7" w:tplc="D134678A">
+      <w:numFmt w:val="decimal"/>
+      <w:lvlText w:val=""/>
+      <w:lvlJc w:val="left"/>
+    </w:lvl>
+    <w:lvl w:ilvl="8" w:tplc="7C60F676">
+      <w:numFmt w:val="decimal"/>
+      <w:lvlText w:val=""/>
+      <w:lvlJc w:val="left"/>
+    </w:lvl>
+  </w:abstractNum>
+  <w:abstractNum w:abstractNumId="1" w15:restartNumberingAfterBreak="0">
+    <w:nsid w:val="28F02E69"/>
+    <w:multiLevelType w:val="hybridMultilevel"/>
+    <w:tmpl w:val="560A3F02"/>
+    <w:lvl w:ilvl="0" w:tplc="7E6672D2">
       <w:start w:val="1"/>
       <w:numFmt w:val="decimal"/>
       <w:lvlText w:val="%1."/>
@@ -12292,52 +12350,52 @@
         <w:color w:val="A67C27"/>
       </w:rPr>
     </w:lvl>
-    <w:lvl w:ilvl="1" w:tplc="F6D028A0">
+    <w:lvl w:ilvl="1" w:tplc="3B521F90">
       <w:numFmt w:val="decimal"/>
       <w:lvlText w:val=""/>
       <w:lvlJc w:val="left"/>
     </w:lvl>
-    <w:lvl w:ilvl="2" w:tplc="F67EBFEE">
+    <w:lvl w:ilvl="2" w:tplc="314EF4FE">
       <w:numFmt w:val="decimal"/>
       <w:lvlText w:val=""/>
       <w:lvlJc w:val="left"/>
     </w:lvl>
-    <w:lvl w:ilvl="3" w:tplc="7E308A5C">
+    <w:lvl w:ilvl="3" w:tplc="6090EDB8">
       <w:numFmt w:val="decimal"/>
       <w:lvlText w:val=""/>
       <w:lvlJc w:val="left"/>
     </w:lvl>
-    <w:lvl w:ilvl="4" w:tplc="7A3261C4">
+    <w:lvl w:ilvl="4" w:tplc="5DF61F78">
       <w:numFmt w:val="decimal"/>
       <w:lvlText w:val=""/>
       <w:lvlJc w:val="left"/>
     </w:lvl>
-    <w:lvl w:ilvl="5" w:tplc="0C6E26DA">
+    <w:lvl w:ilvl="5" w:tplc="B0A65CF6">
       <w:numFmt w:val="decimal"/>
       <w:lvlText w:val=""/>
       <w:lvlJc w:val="left"/>
     </w:lvl>
-    <w:lvl w:ilvl="6" w:tplc="E128673E">
+    <w:lvl w:ilvl="6" w:tplc="CC6267C4">
       <w:numFmt w:val="decimal"/>
       <w:lvlText w:val=""/>
       <w:lvlJc w:val="left"/>
     </w:lvl>
-    <w:lvl w:ilvl="7" w:tplc="0B783B48">
+    <w:lvl w:ilvl="7" w:tplc="6194C8E4">
       <w:numFmt w:val="decimal"/>
       <w:lvlText w:val=""/>
       <w:lvlJc w:val="left"/>
     </w:lvl>
-    <w:lvl w:ilvl="8" w:tplc="A6520962">
+    <w:lvl w:ilvl="8" w:tplc="79AE8F0C">
       <w:numFmt w:val="decimal"/>
       <w:lvlText w:val=""/>
       <w:lvlJc w:val="left"/>
     </w:lvl>
   </w:abstractNum>
-  <w:abstractNum w:abstractNumId="1" w15:restartNumberingAfterBreak="0">
-    <w:nsid w:val="065B7828"/>
+  <w:abstractNum w:abstractNumId="2" w15:restartNumberingAfterBreak="0">
+    <w:nsid w:val="37D35A3A"/>
     <w:multiLevelType w:val="hybridMultilevel"/>
-    <w:tmpl w:val="D5AA891C"/>
-    <w:lvl w:ilvl="0" w:tplc="6E2CF4AA">
+    <w:tmpl w:val="53B4720E"/>
+    <w:lvl w:ilvl="0" w:tplc="172EA0EC">
       <w:start w:val="1"/>
       <w:numFmt w:val="decimal"/>
       <w:lvlText w:val="%1."/>
@@ -12351,52 +12409,138 @@
         <w:color w:val="A67C27"/>
       </w:rPr>
     </w:lvl>
-    <w:lvl w:ilvl="1" w:tplc="AE2441CC">
+    <w:lvl w:ilvl="1" w:tplc="E906344A">
       <w:numFmt w:val="decimal"/>
       <w:lvlText w:val=""/>
       <w:lvlJc w:val="left"/>
     </w:lvl>
-    <w:lvl w:ilvl="2" w:tplc="9D0C4F4C">
+    <w:lvl w:ilvl="2" w:tplc="66A669B8">
       <w:numFmt w:val="decimal"/>
       <w:lvlText w:val=""/>
       <w:lvlJc w:val="left"/>
     </w:lvl>
-    <w:lvl w:ilvl="3" w:tplc="88081ABC">
+    <w:lvl w:ilvl="3" w:tplc="495E2988">
       <w:numFmt w:val="decimal"/>
       <w:lvlText w:val=""/>
       <w:lvlJc w:val="left"/>
     </w:lvl>
-    <w:lvl w:ilvl="4" w:tplc="023050B8">
+    <w:lvl w:ilvl="4" w:tplc="B8529C90">
       <w:numFmt w:val="decimal"/>
       <w:lvlText w:val=""/>
       <w:lvlJc w:val="left"/>
     </w:lvl>
-    <w:lvl w:ilvl="5" w:tplc="F52A0430">
+    <w:lvl w:ilvl="5" w:tplc="DDD0F0B2">
       <w:numFmt w:val="decimal"/>
       <w:lvlText w:val=""/>
       <w:lvlJc w:val="left"/>
     </w:lvl>
-    <w:lvl w:ilvl="6" w:tplc="E0B04070">
+    <w:lvl w:ilvl="6" w:tplc="98346BF0">
       <w:numFmt w:val="decimal"/>
       <w:lvlText w:val=""/>
       <w:lvlJc w:val="left"/>
     </w:lvl>
-    <w:lvl w:ilvl="7" w:tplc="529A5F24">
+    <w:lvl w:ilvl="7" w:tplc="301E78B8">
       <w:numFmt w:val="decimal"/>
       <w:lvlText w:val=""/>
       <w:lvlJc w:val="left"/>
     </w:lvl>
-    <w:lvl w:ilvl="8" w:tplc="5B82EDAE">
+    <w:lvl w:ilvl="8" w:tplc="CF687A8E">
       <w:numFmt w:val="decimal"/>
       <w:lvlText w:val=""/>
       <w:lvlJc w:val="left"/>
     </w:lvl>
   </w:abstractNum>
-  <w:abstractNum w:abstractNumId="2" w15:restartNumberingAfterBreak="0">
-    <w:nsid w:val="155E74BE"/>
+  <w:abstractNum w:abstractNumId="3" w15:restartNumberingAfterBreak="0">
+    <w:nsid w:val="49004675"/>
     <w:multiLevelType w:val="hybridMultilevel"/>
-    <w:tmpl w:val="F8AC7978"/>
-    <w:lvl w:ilvl="0" w:tplc="6F9885B0">
+    <w:tmpl w:val="63948A92"/>
+    <w:lvl w:ilvl="0" w:tplc="8F8C6672">
+      <w:start w:val="1"/>
+      <w:numFmt w:val="bullet"/>
+      <w:lvlText w:val="●"/>
+      <w:lvlJc w:val="left"/>
+      <w:pPr>
+        <w:ind w:left="720" w:hanging="360"/>
+      </w:pPr>
+    </w:lvl>
+    <w:lvl w:ilvl="1" w:tplc="9B6AA3D8">
+      <w:start w:val="1"/>
+      <w:numFmt w:val="bullet"/>
+      <w:lvlText w:val="○"/>
+      <w:lvlJc w:val="left"/>
+      <w:pPr>
+        <w:ind w:left="1440" w:hanging="360"/>
+      </w:pPr>
+    </w:lvl>
+    <w:lvl w:ilvl="2" w:tplc="3DAC388C">
+      <w:start w:val="1"/>
+      <w:numFmt w:val="bullet"/>
+      <w:lvlText w:val="■"/>
+      <w:lvlJc w:val="left"/>
+      <w:pPr>
+        <w:ind w:left="2160" w:hanging="360"/>
+      </w:pPr>
+    </w:lvl>
+    <w:lvl w:ilvl="3" w:tplc="C4629914">
+      <w:start w:val="1"/>
+      <w:numFmt w:val="bullet"/>
+      <w:lvlText w:val="●"/>
+      <w:lvlJc w:val="left"/>
+      <w:pPr>
+        <w:ind w:left="2880" w:hanging="360"/>
+      </w:pPr>
+    </w:lvl>
+    <w:lvl w:ilvl="4" w:tplc="302C7CFE">
+      <w:start w:val="1"/>
+      <w:numFmt w:val="bullet"/>
+      <w:lvlText w:val="○"/>
+      <w:lvlJc w:val="left"/>
+      <w:pPr>
+        <w:ind w:left="3600" w:hanging="360"/>
+      </w:pPr>
+    </w:lvl>
+    <w:lvl w:ilvl="5" w:tplc="9F4CACBA">
+      <w:start w:val="1"/>
+      <w:numFmt w:val="bullet"/>
+      <w:lvlText w:val="■"/>
+      <w:lvlJc w:val="left"/>
+      <w:pPr>
+        <w:ind w:left="4320" w:hanging="360"/>
+      </w:pPr>
+    </w:lvl>
+    <w:lvl w:ilvl="6" w:tplc="113EE52A">
+      <w:start w:val="1"/>
+      <w:numFmt w:val="bullet"/>
+      <w:lvlText w:val="●"/>
+      <w:lvlJc w:val="left"/>
+      <w:pPr>
+        <w:ind w:left="5040" w:hanging="360"/>
+      </w:pPr>
+    </w:lvl>
+    <w:lvl w:ilvl="7" w:tplc="18D87932">
+      <w:start w:val="1"/>
+      <w:numFmt w:val="bullet"/>
+      <w:lvlText w:val="●"/>
+      <w:lvlJc w:val="left"/>
+      <w:pPr>
+        <w:ind w:left="5760" w:hanging="360"/>
+      </w:pPr>
+    </w:lvl>
+    <w:lvl w:ilvl="8" w:tplc="CFD47018">
+      <w:start w:val="1"/>
+      <w:numFmt w:val="bullet"/>
+      <w:lvlText w:val="●"/>
+      <w:lvlJc w:val="left"/>
+      <w:pPr>
+        <w:ind w:left="6480" w:hanging="360"/>
+      </w:pPr>
+    </w:lvl>
+  </w:abstractNum>
+  <w:abstractNum w:abstractNumId="4" w15:restartNumberingAfterBreak="0">
+    <w:nsid w:val="533D0570"/>
+    <w:multiLevelType w:val="hybridMultilevel"/>
+    <w:tmpl w:val="86B2E510"/>
+    <w:lvl w:ilvl="0" w:tplc="5C4C243C">
       <w:start w:val="1"/>
       <w:numFmt w:val="decimal"/>
       <w:lvlText w:val="%1."/>
@@ -12410,52 +12554,52 @@
         <w:color w:val="A67C27"/>
       </w:rPr>
     </w:lvl>
-    <w:lvl w:ilvl="1" w:tplc="3F424834">
+    <w:lvl w:ilvl="1" w:tplc="89DAD958">
       <w:numFmt w:val="decimal"/>
       <w:lvlText w:val=""/>
       <w:lvlJc w:val="left"/>
     </w:lvl>
-    <w:lvl w:ilvl="2" w:tplc="6148677E">
+    <w:lvl w:ilvl="2" w:tplc="99F62148">
       <w:numFmt w:val="decimal"/>
       <w:lvlText w:val=""/>
       <w:lvlJc w:val="left"/>
     </w:lvl>
-    <w:lvl w:ilvl="3" w:tplc="EBB2C046">
+    <w:lvl w:ilvl="3" w:tplc="16A64DF2">
       <w:numFmt w:val="decimal"/>
       <w:lvlText w:val=""/>
       <w:lvlJc w:val="left"/>
     </w:lvl>
-    <w:lvl w:ilvl="4" w:tplc="DA28BDDC">
+    <w:lvl w:ilvl="4" w:tplc="BC8E29D0">
       <w:numFmt w:val="decimal"/>
       <w:lvlText w:val=""/>
       <w:lvlJc w:val="left"/>
     </w:lvl>
-    <w:lvl w:ilvl="5" w:tplc="21E835FE">
+    <w:lvl w:ilvl="5" w:tplc="6F70A246">
       <w:numFmt w:val="decimal"/>
       <w:lvlText w:val=""/>
       <w:lvlJc w:val="left"/>
     </w:lvl>
-    <w:lvl w:ilvl="6" w:tplc="D718754A">
+    <w:lvl w:ilvl="6" w:tplc="FD5A19E2">
       <w:numFmt w:val="decimal"/>
       <w:lvlText w:val=""/>
       <w:lvlJc w:val="left"/>
     </w:lvl>
-    <w:lvl w:ilvl="7" w:tplc="01521F38">
+    <w:lvl w:ilvl="7" w:tplc="746CB608">
       <w:numFmt w:val="decimal"/>
       <w:lvlText w:val=""/>
       <w:lvlJc w:val="left"/>
     </w:lvl>
-    <w:lvl w:ilvl="8" w:tplc="0BE6D270">
+    <w:lvl w:ilvl="8" w:tplc="BE94E230">
       <w:numFmt w:val="decimal"/>
       <w:lvlText w:val=""/>
       <w:lvlJc w:val="left"/>
     </w:lvl>
   </w:abstractNum>
-  <w:abstractNum w:abstractNumId="3" w15:restartNumberingAfterBreak="0">
-    <w:nsid w:val="2FD6604D"/>
+  <w:abstractNum w:abstractNumId="5" w15:restartNumberingAfterBreak="0">
+    <w:nsid w:val="58BD078E"/>
     <w:multiLevelType w:val="hybridMultilevel"/>
-    <w:tmpl w:val="681454C8"/>
-    <w:lvl w:ilvl="0" w:tplc="0498A9BA">
+    <w:tmpl w:val="11B0F23C"/>
+    <w:lvl w:ilvl="0" w:tplc="AD4024F4">
       <w:start w:val="1"/>
       <w:numFmt w:val="decimal"/>
       <w:lvlText w:val="%1."/>
@@ -12469,52 +12613,52 @@
         <w:color w:val="A67C27"/>
       </w:rPr>
     </w:lvl>
-    <w:lvl w:ilvl="1" w:tplc="B7804D8E">
+    <w:lvl w:ilvl="1" w:tplc="2F50692A">
       <w:numFmt w:val="decimal"/>
       <w:lvlText w:val=""/>
       <w:lvlJc w:val="left"/>
     </w:lvl>
-    <w:lvl w:ilvl="2" w:tplc="A6FEEA24">
+    <w:lvl w:ilvl="2" w:tplc="F6FE1E58">
       <w:numFmt w:val="decimal"/>
       <w:lvlText w:val=""/>
       <w:lvlJc w:val="left"/>
     </w:lvl>
-    <w:lvl w:ilvl="3" w:tplc="21DA104C">
+    <w:lvl w:ilvl="3" w:tplc="855470F0">
       <w:numFmt w:val="decimal"/>
       <w:lvlText w:val=""/>
       <w:lvlJc w:val="left"/>
     </w:lvl>
-    <w:lvl w:ilvl="4" w:tplc="7DBE7B40">
+    <w:lvl w:ilvl="4" w:tplc="4A225A96">
       <w:numFmt w:val="decimal"/>
       <w:lvlText w:val=""/>
       <w:lvlJc w:val="left"/>
     </w:lvl>
-    <w:lvl w:ilvl="5" w:tplc="CD5AA776">
+    <w:lvl w:ilvl="5" w:tplc="CA06C0E4">
       <w:numFmt w:val="decimal"/>
       <w:lvlText w:val=""/>
       <w:lvlJc w:val="left"/>
     </w:lvl>
-    <w:lvl w:ilvl="6" w:tplc="09AE959A">
+    <w:lvl w:ilvl="6" w:tplc="A0742DDA">
       <w:numFmt w:val="decimal"/>
       <w:lvlText w:val=""/>
       <w:lvlJc w:val="left"/>
     </w:lvl>
-    <w:lvl w:ilvl="7" w:tplc="A7DC56EC">
+    <w:lvl w:ilvl="7" w:tplc="50FAD752">
       <w:numFmt w:val="decimal"/>
       <w:lvlText w:val=""/>
       <w:lvlJc w:val="left"/>
     </w:lvl>
-    <w:lvl w:ilvl="8" w:tplc="1F2C5AA0">
+    <w:lvl w:ilvl="8" w:tplc="E41ED20E">
       <w:numFmt w:val="decimal"/>
       <w:lvlText w:val=""/>
       <w:lvlJc w:val="left"/>
     </w:lvl>
   </w:abstractNum>
-  <w:abstractNum w:abstractNumId="4" w15:restartNumberingAfterBreak="0">
-    <w:nsid w:val="30E751C1"/>
+  <w:abstractNum w:abstractNumId="6" w15:restartNumberingAfterBreak="0">
+    <w:nsid w:val="5BD545CB"/>
     <w:multiLevelType w:val="hybridMultilevel"/>
-    <w:tmpl w:val="55564A66"/>
-    <w:lvl w:ilvl="0" w:tplc="910CFD0C">
+    <w:tmpl w:val="69E25FD6"/>
+    <w:lvl w:ilvl="0" w:tplc="EEB89F86">
       <w:start w:val="1"/>
       <w:numFmt w:val="decimal"/>
       <w:lvlText w:val="%1."/>
@@ -12528,52 +12672,52 @@
         <w:color w:val="A67C27"/>
       </w:rPr>
     </w:lvl>
-    <w:lvl w:ilvl="1" w:tplc="7C8A3C2A">
+    <w:lvl w:ilvl="1" w:tplc="4AC0166E">
       <w:numFmt w:val="decimal"/>
       <w:lvlText w:val=""/>
       <w:lvlJc w:val="left"/>
     </w:lvl>
-    <w:lvl w:ilvl="2" w:tplc="642A2DAE">
+    <w:lvl w:ilvl="2" w:tplc="D07A8934">
       <w:numFmt w:val="decimal"/>
       <w:lvlText w:val=""/>
       <w:lvlJc w:val="left"/>
     </w:lvl>
-    <w:lvl w:ilvl="3" w:tplc="F47246D4">
+    <w:lvl w:ilvl="3" w:tplc="21C28D02">
       <w:numFmt w:val="decimal"/>
       <w:lvlText w:val=""/>
       <w:lvlJc w:val="left"/>
     </w:lvl>
-    <w:lvl w:ilvl="4" w:tplc="99D2A6A4">
+    <w:lvl w:ilvl="4" w:tplc="F2AC580A">
       <w:numFmt w:val="decimal"/>
       <w:lvlText w:val=""/>
       <w:lvlJc w:val="left"/>
     </w:lvl>
-    <w:lvl w:ilvl="5" w:tplc="8CB2E9CC">
+    <w:lvl w:ilvl="5" w:tplc="D9BA51D6">
       <w:numFmt w:val="decimal"/>
       <w:lvlText w:val=""/>
       <w:lvlJc w:val="left"/>
     </w:lvl>
-    <w:lvl w:ilvl="6" w:tplc="DB701232">
+    <w:lvl w:ilvl="6" w:tplc="EB7EFC6C">
       <w:numFmt w:val="decimal"/>
       <w:lvlText w:val=""/>
       <w:lvlJc w:val="left"/>
     </w:lvl>
-    <w:lvl w:ilvl="7" w:tplc="90184D22">
+    <w:lvl w:ilvl="7" w:tplc="52DE884A">
       <w:numFmt w:val="decimal"/>
       <w:lvlText w:val=""/>
       <w:lvlJc w:val="left"/>
     </w:lvl>
-    <w:lvl w:ilvl="8" w:tplc="93DCFA30">
+    <w:lvl w:ilvl="8" w:tplc="16480D30">
       <w:numFmt w:val="decimal"/>
       <w:lvlText w:val=""/>
       <w:lvlJc w:val="left"/>
     </w:lvl>
   </w:abstractNum>
-  <w:abstractNum w:abstractNumId="5" w15:restartNumberingAfterBreak="0">
-    <w:nsid w:val="34EE40ED"/>
+  <w:abstractNum w:abstractNumId="7" w15:restartNumberingAfterBreak="0">
+    <w:nsid w:val="704849FE"/>
     <w:multiLevelType w:val="hybridMultilevel"/>
-    <w:tmpl w:val="F1782F86"/>
-    <w:lvl w:ilvl="0" w:tplc="8862AA26">
+    <w:tmpl w:val="97EE2E3C"/>
+    <w:lvl w:ilvl="0" w:tplc="2E34E092">
       <w:start w:val="1"/>
       <w:numFmt w:val="decimal"/>
       <w:lvlText w:val="%1."/>
@@ -12587,235 +12731,91 @@
         <w:color w:val="A67C27"/>
       </w:rPr>
     </w:lvl>
-    <w:lvl w:ilvl="1" w:tplc="047C8BAE">
+    <w:lvl w:ilvl="1" w:tplc="C7B88180">
       <w:numFmt w:val="decimal"/>
       <w:lvlText w:val=""/>
       <w:lvlJc w:val="left"/>
     </w:lvl>
-    <w:lvl w:ilvl="2" w:tplc="114E5FD2">
+    <w:lvl w:ilvl="2" w:tplc="79D42704">
       <w:numFmt w:val="decimal"/>
       <w:lvlText w:val=""/>
       <w:lvlJc w:val="left"/>
     </w:lvl>
-    <w:lvl w:ilvl="3" w:tplc="7EE22BC8">
+    <w:lvl w:ilvl="3" w:tplc="48625DB6">
       <w:numFmt w:val="decimal"/>
       <w:lvlText w:val=""/>
       <w:lvlJc w:val="left"/>
     </w:lvl>
-    <w:lvl w:ilvl="4" w:tplc="F4809A38">
+    <w:lvl w:ilvl="4" w:tplc="8454FC12">
       <w:numFmt w:val="decimal"/>
       <w:lvlText w:val=""/>
       <w:lvlJc w:val="left"/>
     </w:lvl>
-    <w:lvl w:ilvl="5" w:tplc="C614827C">
+    <w:lvl w:ilvl="5" w:tplc="FF809A7C">
       <w:numFmt w:val="decimal"/>
       <w:lvlText w:val=""/>
       <w:lvlJc w:val="left"/>
     </w:lvl>
-    <w:lvl w:ilvl="6" w:tplc="5622C016">
+    <w:lvl w:ilvl="6" w:tplc="242AD728">
       <w:numFmt w:val="decimal"/>
       <w:lvlText w:val=""/>
       <w:lvlJc w:val="left"/>
     </w:lvl>
-    <w:lvl w:ilvl="7" w:tplc="7E3AE92A">
+    <w:lvl w:ilvl="7" w:tplc="CEDA2DB2">
       <w:numFmt w:val="decimal"/>
       <w:lvlText w:val=""/>
       <w:lvlJc w:val="left"/>
     </w:lvl>
-    <w:lvl w:ilvl="8" w:tplc="752A65DC">
+    <w:lvl w:ilvl="8" w:tplc="8F88D8B6">
       <w:numFmt w:val="decimal"/>
       <w:lvlText w:val=""/>
       <w:lvlJc w:val="left"/>
     </w:lvl>
   </w:abstractNum>
-  <w:abstractNum w:abstractNumId="6" w15:restartNumberingAfterBreak="0">
-    <w:nsid w:val="38747A98"/>
-    <w:multiLevelType w:val="hybridMultilevel"/>
-    <w:tmpl w:val="EA1CF3D0"/>
-    <w:lvl w:ilvl="0" w:tplc="F64C7B98">
-      <w:start w:val="1"/>
-      <w:numFmt w:val="bullet"/>
-      <w:lvlText w:val="●"/>
-      <w:lvlJc w:val="left"/>
-      <w:pPr>
-        <w:ind w:left="720" w:hanging="360"/>
-      </w:pPr>
-    </w:lvl>
-    <w:lvl w:ilvl="1" w:tplc="F3BACE32">
-      <w:start w:val="1"/>
-      <w:numFmt w:val="bullet"/>
-      <w:lvlText w:val="○"/>
-      <w:lvlJc w:val="left"/>
-      <w:pPr>
-        <w:ind w:left="1440" w:hanging="360"/>
-      </w:pPr>
-    </w:lvl>
-    <w:lvl w:ilvl="2" w:tplc="D40C8452">
-      <w:start w:val="1"/>
-      <w:numFmt w:val="bullet"/>
-      <w:lvlText w:val="■"/>
-      <w:lvlJc w:val="left"/>
-      <w:pPr>
-        <w:ind w:left="2160" w:hanging="360"/>
-      </w:pPr>
-    </w:lvl>
-    <w:lvl w:ilvl="3" w:tplc="E58E402A">
-      <w:start w:val="1"/>
-      <w:numFmt w:val="bullet"/>
-      <w:lvlText w:val="●"/>
-      <w:lvlJc w:val="left"/>
-      <w:pPr>
-        <w:ind w:left="2880" w:hanging="360"/>
-      </w:pPr>
-    </w:lvl>
-    <w:lvl w:ilvl="4" w:tplc="EE303B2E">
-      <w:start w:val="1"/>
-      <w:numFmt w:val="bullet"/>
-      <w:lvlText w:val="○"/>
-      <w:lvlJc w:val="left"/>
-      <w:pPr>
-        <w:ind w:left="3600" w:hanging="360"/>
-      </w:pPr>
-    </w:lvl>
-    <w:lvl w:ilvl="5" w:tplc="9C9E054C">
-      <w:start w:val="1"/>
-      <w:numFmt w:val="bullet"/>
-      <w:lvlText w:val="■"/>
-      <w:lvlJc w:val="left"/>
-      <w:pPr>
-        <w:ind w:left="4320" w:hanging="360"/>
-      </w:pPr>
-    </w:lvl>
-    <w:lvl w:ilvl="6" w:tplc="9078C172">
-      <w:start w:val="1"/>
-      <w:numFmt w:val="bullet"/>
-      <w:lvlText w:val="●"/>
-      <w:lvlJc w:val="left"/>
-      <w:pPr>
-        <w:ind w:left="5040" w:hanging="360"/>
-      </w:pPr>
-    </w:lvl>
-    <w:lvl w:ilvl="7" w:tplc="C41014B0">
-      <w:start w:val="1"/>
-      <w:numFmt w:val="bullet"/>
-      <w:lvlText w:val="●"/>
-      <w:lvlJc w:val="left"/>
-      <w:pPr>
-        <w:ind w:left="5760" w:hanging="360"/>
-      </w:pPr>
-    </w:lvl>
-    <w:lvl w:ilvl="8" w:tplc="250A3910">
-      <w:start w:val="1"/>
-      <w:numFmt w:val="bullet"/>
-      <w:lvlText w:val="●"/>
-      <w:lvlJc w:val="left"/>
-      <w:pPr>
-        <w:ind w:left="6480" w:hanging="360"/>
-      </w:pPr>
-    </w:lvl>
-  </w:abstractNum>
-  <w:abstractNum w:abstractNumId="7" w15:restartNumberingAfterBreak="0">
-    <w:nsid w:val="67DB7912"/>
-    <w:multiLevelType w:val="hybridMultilevel"/>
-    <w:tmpl w:val="E9C81E78"/>
-    <w:lvl w:ilvl="0" w:tplc="379CEDFA">
-      <w:start w:val="1"/>
-      <w:numFmt w:val="bullet"/>
-      <w:lvlText w:val="•"/>
-      <w:lvlJc w:val="left"/>
-      <w:pPr>
-        <w:ind w:left="460" w:hanging="280"/>
-      </w:pPr>
-    </w:lvl>
-    <w:lvl w:ilvl="1" w:tplc="2D52E964">
-      <w:start w:val="1"/>
-      <w:numFmt w:val="bullet"/>
-      <w:lvlText w:val="–"/>
-      <w:lvlJc w:val="left"/>
-      <w:pPr>
-        <w:ind w:left="900" w:hanging="280"/>
-      </w:pPr>
-    </w:lvl>
-    <w:lvl w:ilvl="2" w:tplc="1FD8F8B0">
-      <w:numFmt w:val="decimal"/>
-      <w:lvlText w:val=""/>
-      <w:lvlJc w:val="left"/>
-    </w:lvl>
-    <w:lvl w:ilvl="3" w:tplc="FA264C2A">
-      <w:numFmt w:val="decimal"/>
-      <w:lvlText w:val=""/>
-      <w:lvlJc w:val="left"/>
-    </w:lvl>
-    <w:lvl w:ilvl="4" w:tplc="5AE0BC4A">
-      <w:numFmt w:val="decimal"/>
-      <w:lvlText w:val=""/>
-      <w:lvlJc w:val="left"/>
-    </w:lvl>
-    <w:lvl w:ilvl="5" w:tplc="EF1C8EC6">
-      <w:numFmt w:val="decimal"/>
-      <w:lvlText w:val=""/>
-      <w:lvlJc w:val="left"/>
-    </w:lvl>
-    <w:lvl w:ilvl="6" w:tplc="A6FC93E0">
-      <w:numFmt w:val="decimal"/>
-      <w:lvlText w:val=""/>
-      <w:lvlJc w:val="left"/>
-    </w:lvl>
-    <w:lvl w:ilvl="7" w:tplc="619617EC">
-      <w:numFmt w:val="decimal"/>
-      <w:lvlText w:val=""/>
-      <w:lvlJc w:val="left"/>
-    </w:lvl>
-    <w:lvl w:ilvl="8" w:tplc="37A8A3B6">
-      <w:numFmt w:val="decimal"/>
-      <w:lvlText w:val=""/>
-      <w:lvlJc w:val="left"/>
-    </w:lvl>
-  </w:abstractNum>
-  <w:num w:numId="1" w16cid:durableId="1335305012">
+  <w:num w:numId="1" w16cid:durableId="2116166608">
+    <w:abstractNumId w:val="3"/>
+    <w:lvlOverride w:ilvl="0">
+      <w:startOverride w:val="1"/>
+    </w:lvlOverride>
+  </w:num>
+  <w:num w:numId="2" w16cid:durableId="126818310">
+    <w:abstractNumId w:val="0"/>
+    <w:lvlOverride w:ilvl="0">
+      <w:startOverride w:val="1"/>
+    </w:lvlOverride>
+  </w:num>
+  <w:num w:numId="3" w16cid:durableId="650906288">
     <w:abstractNumId w:val="6"/>
     <w:lvlOverride w:ilvl="0">
       <w:startOverride w:val="1"/>
     </w:lvlOverride>
   </w:num>
-  <w:num w:numId="2" w16cid:durableId="768742160">
+  <w:num w:numId="4" w16cid:durableId="1281182656">
+    <w:abstractNumId w:val="5"/>
+    <w:lvlOverride w:ilvl="0">
+      <w:startOverride w:val="1"/>
+    </w:lvlOverride>
+  </w:num>
+  <w:num w:numId="5" w16cid:durableId="1859467599">
+    <w:abstractNumId w:val="2"/>
+    <w:lvlOverride w:ilvl="0">
+      <w:startOverride w:val="1"/>
+    </w:lvlOverride>
+  </w:num>
+  <w:num w:numId="6" w16cid:durableId="1639021792">
     <w:abstractNumId w:val="7"/>
     <w:lvlOverride w:ilvl="0">
       <w:startOverride w:val="1"/>
     </w:lvlOverride>
   </w:num>
-  <w:num w:numId="3" w16cid:durableId="1647053318">
-    <w:abstractNumId w:val="5"/>
-    <w:lvlOverride w:ilvl="0">
-      <w:startOverride w:val="1"/>
-    </w:lvlOverride>
-  </w:num>
-  <w:num w:numId="4" w16cid:durableId="901064623">
-    <w:abstractNumId w:val="1"/>
-    <w:lvlOverride w:ilvl="0">
-      <w:startOverride w:val="1"/>
-    </w:lvlOverride>
-  </w:num>
-  <w:num w:numId="5" w16cid:durableId="2016764568">
-    <w:abstractNumId w:val="2"/>
-    <w:lvlOverride w:ilvl="0">
-      <w:startOverride w:val="1"/>
-    </w:lvlOverride>
-  </w:num>
-  <w:num w:numId="6" w16cid:durableId="103308004">
+  <w:num w:numId="7" w16cid:durableId="659116658">
     <w:abstractNumId w:val="4"/>
     <w:lvlOverride w:ilvl="0">
       <w:startOverride w:val="1"/>
     </w:lvlOverride>
   </w:num>
-  <w:num w:numId="7" w16cid:durableId="1609313514">
-    <w:abstractNumId w:val="0"/>
-    <w:lvlOverride w:ilvl="0">
-      <w:startOverride w:val="1"/>
-    </w:lvlOverride>
-  </w:num>
-  <w:num w:numId="8" w16cid:durableId="544604932">
-    <w:abstractNumId w:val="3"/>
+  <w:num w:numId="8" w16cid:durableId="808980171">
+    <w:abstractNumId w:val="1"/>
     <w:lvlOverride w:ilvl="0">
       <w:startOverride w:val="1"/>
     </w:lvlOverride>
@@ -13440,7 +13440,7 @@
     <w:autoRedefine/>
     <w:uiPriority w:val="39"/>
     <w:unhideWhenUsed/>
-    <w:rsid w:val="006F0099"/>
+    <w:rsid w:val="00D8791F"/>
     <w:pPr>
       <w:spacing w:after="100"/>
     </w:pPr>
@@ -13452,7 +13452,7 @@
     <w:autoRedefine/>
     <w:uiPriority w:val="39"/>
     <w:unhideWhenUsed/>
-    <w:rsid w:val="006F0099"/>
+    <w:rsid w:val="00D8791F"/>
     <w:pPr>
       <w:spacing w:after="100"/>
       <w:ind w:left="210"/>

--- a/docs/manuals/Role_Guide_4_QUAN_QA_RA.docx
+++ b/docs/manuals/Role_Guide_4_QUAN_QA_RA.docx
@@ -69,7 +69,7 @@
           <w:left w:w="10" w:type="dxa"/>
           <w:right w:w="10" w:type="dxa"/>
         </w:tblCellMar>
-        <w:tblLook w:val="0000" w:firstRow="0" w:lastRow="0" w:firstColumn="0" w:lastColumn="0" w:noHBand="0" w:noVBand="0"/>
+        <w:tblLook w:val="04A0" w:firstRow="1" w:lastRow="0" w:firstColumn="1" w:lastColumn="0" w:noHBand="0" w:noVBand="1"/>
       </w:tblPr>
       <w:tblGrid>
         <w:gridCol w:w="2300"/>
@@ -469,7 +469,7 @@
                 <w:sz w:val="19"/>
                 <w:szCs w:val="19"/>
               </w:rPr>
-              <w:t>Version 1.13 · 1 October 2026</w:t>
+              <w:t>Version 1.14 · 1 October 2026</w:t>
             </w:r>
           </w:p>
         </w:tc>
@@ -538,7 +538,7 @@
     <w:sdt>
       <w:sdtPr>
         <w:alias w:val="Contents"/>
-        <w:id w:val="966386742"/>
+        <w:id w:val="1199981815"/>
       </w:sdtPr>
       <w:sdtEndPr/>
       <w:sdtContent>
@@ -567,7 +567,7 @@
           <w:r>
             <w:fldChar w:fldCharType="separate"/>
           </w:r>
-          <w:hyperlink w:anchor="_Toc241726809" w:history="1">
+          <w:hyperlink w:anchor="_Toc241780725" w:history="1">
             <w:r>
               <w:rPr>
                 <w:rStyle w:val="Hyperlink"/>
@@ -591,7 +591,7 @@
               <w:rPr>
                 <w:noProof/>
               </w:rPr>
-              <w:instrText xml:space="preserve"> PAGEREF _Toc241726809 \h </w:instrText>
+              <w:instrText xml:space="preserve"> PAGEREF _Toc241780725 \h </w:instrText>
             </w:r>
             <w:r>
               <w:rPr>
@@ -634,7 +634,7 @@
               <w14:ligatures w14:val="standardContextual"/>
             </w:rPr>
           </w:pPr>
-          <w:hyperlink w:anchor="_Toc241726810" w:history="1">
+          <w:hyperlink w:anchor="_Toc241780726" w:history="1">
             <w:r>
               <w:rPr>
                 <w:rStyle w:val="Hyperlink"/>
@@ -658,7 +658,7 @@
               <w:rPr>
                 <w:noProof/>
               </w:rPr>
-              <w:instrText xml:space="preserve"> PAGEREF _Toc241726810 \h </w:instrText>
+              <w:instrText xml:space="preserve"> PAGEREF _Toc241780726 \h </w:instrText>
             </w:r>
             <w:r>
               <w:rPr>
@@ -701,7 +701,7 @@
               <w14:ligatures w14:val="standardContextual"/>
             </w:rPr>
           </w:pPr>
-          <w:hyperlink w:anchor="_Toc241726811" w:history="1">
+          <w:hyperlink w:anchor="_Toc241780727" w:history="1">
             <w:r>
               <w:rPr>
                 <w:rStyle w:val="Hyperlink"/>
@@ -725,7 +725,7 @@
               <w:rPr>
                 <w:noProof/>
               </w:rPr>
-              <w:instrText xml:space="preserve"> PAGEREF _Toc241726811 \h </w:instrText>
+              <w:instrText xml:space="preserve"> PAGEREF _Toc241780727 \h </w:instrText>
             </w:r>
             <w:r>
               <w:rPr>
@@ -768,7 +768,7 @@
               <w14:ligatures w14:val="standardContextual"/>
             </w:rPr>
           </w:pPr>
-          <w:hyperlink w:anchor="_Toc241726812" w:history="1">
+          <w:hyperlink w:anchor="_Toc241780728" w:history="1">
             <w:r>
               <w:rPr>
                 <w:rStyle w:val="Hyperlink"/>
@@ -792,7 +792,7 @@
               <w:rPr>
                 <w:noProof/>
               </w:rPr>
-              <w:instrText xml:space="preserve"> PAGEREF _Toc241726812 \h </w:instrText>
+              <w:instrText xml:space="preserve"> PAGEREF _Toc241780728 \h </w:instrText>
             </w:r>
             <w:r>
               <w:rPr>
@@ -835,7 +835,7 @@
               <w14:ligatures w14:val="standardContextual"/>
             </w:rPr>
           </w:pPr>
-          <w:hyperlink w:anchor="_Toc241726813" w:history="1">
+          <w:hyperlink w:anchor="_Toc241780729" w:history="1">
             <w:r>
               <w:rPr>
                 <w:rStyle w:val="Hyperlink"/>
@@ -859,7 +859,7 @@
               <w:rPr>
                 <w:noProof/>
               </w:rPr>
-              <w:instrText xml:space="preserve"> PAGEREF _Toc241726813 \h </w:instrText>
+              <w:instrText xml:space="preserve"> PAGEREF _Toc241780729 \h </w:instrText>
             </w:r>
             <w:r>
               <w:rPr>
@@ -902,7 +902,7 @@
               <w14:ligatures w14:val="standardContextual"/>
             </w:rPr>
           </w:pPr>
-          <w:hyperlink w:anchor="_Toc241726814" w:history="1">
+          <w:hyperlink w:anchor="_Toc241780730" w:history="1">
             <w:r>
               <w:rPr>
                 <w:rStyle w:val="Hyperlink"/>
@@ -926,7 +926,7 @@
               <w:rPr>
                 <w:noProof/>
               </w:rPr>
-              <w:instrText xml:space="preserve"> PAGEREF _Toc241726814 \h </w:instrText>
+              <w:instrText xml:space="preserve"> PAGEREF _Toc241780730 \h </w:instrText>
             </w:r>
             <w:r>
               <w:rPr>
@@ -969,7 +969,7 @@
               <w14:ligatures w14:val="standardContextual"/>
             </w:rPr>
           </w:pPr>
-          <w:hyperlink w:anchor="_Toc241726815" w:history="1">
+          <w:hyperlink w:anchor="_Toc241780731" w:history="1">
             <w:r>
               <w:rPr>
                 <w:rStyle w:val="Hyperlink"/>
@@ -993,7 +993,7 @@
               <w:rPr>
                 <w:noProof/>
               </w:rPr>
-              <w:instrText xml:space="preserve"> PAGEREF _Toc241726815 \h </w:instrText>
+              <w:instrText xml:space="preserve"> PAGEREF _Toc241780731 \h </w:instrText>
             </w:r>
             <w:r>
               <w:rPr>
@@ -1036,7 +1036,7 @@
               <w14:ligatures w14:val="standardContextual"/>
             </w:rPr>
           </w:pPr>
-          <w:hyperlink w:anchor="_Toc241726816" w:history="1">
+          <w:hyperlink w:anchor="_Toc241780732" w:history="1">
             <w:r>
               <w:rPr>
                 <w:rStyle w:val="Hyperlink"/>
@@ -1060,7 +1060,7 @@
               <w:rPr>
                 <w:noProof/>
               </w:rPr>
-              <w:instrText xml:space="preserve"> PAGEREF _Toc241726816 \h </w:instrText>
+              <w:instrText xml:space="preserve"> PAGEREF _Toc241780732 \h </w:instrText>
             </w:r>
             <w:r>
               <w:rPr>
@@ -1103,7 +1103,7 @@
               <w14:ligatures w14:val="standardContextual"/>
             </w:rPr>
           </w:pPr>
-          <w:hyperlink w:anchor="_Toc241726817" w:history="1">
+          <w:hyperlink w:anchor="_Toc241780733" w:history="1">
             <w:r>
               <w:rPr>
                 <w:rStyle w:val="Hyperlink"/>
@@ -1127,7 +1127,7 @@
               <w:rPr>
                 <w:noProof/>
               </w:rPr>
-              <w:instrText xml:space="preserve"> PAGEREF _Toc241726817 \h </w:instrText>
+              <w:instrText xml:space="preserve"> PAGEREF _Toc241780733 \h </w:instrText>
             </w:r>
             <w:r>
               <w:rPr>
@@ -1170,7 +1170,7 @@
               <w14:ligatures w14:val="standardContextual"/>
             </w:rPr>
           </w:pPr>
-          <w:hyperlink w:anchor="_Toc241726818" w:history="1">
+          <w:hyperlink w:anchor="_Toc241780734" w:history="1">
             <w:r>
               <w:rPr>
                 <w:rStyle w:val="Hyperlink"/>
@@ -1194,7 +1194,7 @@
               <w:rPr>
                 <w:noProof/>
               </w:rPr>
-              <w:instrText xml:space="preserve"> PAGEREF _Toc241726818 \h </w:instrText>
+              <w:instrText xml:space="preserve"> PAGEREF _Toc241780734 \h </w:instrText>
             </w:r>
             <w:r>
               <w:rPr>
@@ -1237,7 +1237,7 @@
               <w14:ligatures w14:val="standardContextual"/>
             </w:rPr>
           </w:pPr>
-          <w:hyperlink w:anchor="_Toc241726819" w:history="1">
+          <w:hyperlink w:anchor="_Toc241780735" w:history="1">
             <w:r>
               <w:rPr>
                 <w:rStyle w:val="Hyperlink"/>
@@ -1261,7 +1261,7 @@
               <w:rPr>
                 <w:noProof/>
               </w:rPr>
-              <w:instrText xml:space="preserve"> PAGEREF _Toc241726819 \h </w:instrText>
+              <w:instrText xml:space="preserve"> PAGEREF _Toc241780735 \h </w:instrText>
             </w:r>
             <w:r>
               <w:rPr>
@@ -1304,7 +1304,7 @@
               <w14:ligatures w14:val="standardContextual"/>
             </w:rPr>
           </w:pPr>
-          <w:hyperlink w:anchor="_Toc241726820" w:history="1">
+          <w:hyperlink w:anchor="_Toc241780736" w:history="1">
             <w:r>
               <w:rPr>
                 <w:rStyle w:val="Hyperlink"/>
@@ -1328,7 +1328,7 @@
               <w:rPr>
                 <w:noProof/>
               </w:rPr>
-              <w:instrText xml:space="preserve"> PAGEREF _Toc241726820 \h </w:instrText>
+              <w:instrText xml:space="preserve"> PAGEREF _Toc241780736 \h </w:instrText>
             </w:r>
             <w:r>
               <w:rPr>
@@ -1371,7 +1371,7 @@
               <w14:ligatures w14:val="standardContextual"/>
             </w:rPr>
           </w:pPr>
-          <w:hyperlink w:anchor="_Toc241726821" w:history="1">
+          <w:hyperlink w:anchor="_Toc241780737" w:history="1">
             <w:r>
               <w:rPr>
                 <w:rStyle w:val="Hyperlink"/>
@@ -1395,7 +1395,7 @@
               <w:rPr>
                 <w:noProof/>
               </w:rPr>
-              <w:instrText xml:space="preserve"> PAGEREF _Toc241726821 \h </w:instrText>
+              <w:instrText xml:space="preserve"> PAGEREF _Toc241780737 \h </w:instrText>
             </w:r>
             <w:r>
               <w:rPr>
@@ -1438,7 +1438,7 @@
               <w14:ligatures w14:val="standardContextual"/>
             </w:rPr>
           </w:pPr>
-          <w:hyperlink w:anchor="_Toc241726822" w:history="1">
+          <w:hyperlink w:anchor="_Toc241780738" w:history="1">
             <w:r>
               <w:rPr>
                 <w:rStyle w:val="Hyperlink"/>
@@ -1462,7 +1462,7 @@
               <w:rPr>
                 <w:noProof/>
               </w:rPr>
-              <w:instrText xml:space="preserve"> PAGEREF _Toc241726822 \h </w:instrText>
+              <w:instrText xml:space="preserve"> PAGEREF _Toc241780738 \h </w:instrText>
             </w:r>
             <w:r>
               <w:rPr>
@@ -1505,7 +1505,7 @@
               <w14:ligatures w14:val="standardContextual"/>
             </w:rPr>
           </w:pPr>
-          <w:hyperlink w:anchor="_Toc241726823" w:history="1">
+          <w:hyperlink w:anchor="_Toc241780739" w:history="1">
             <w:r>
               <w:rPr>
                 <w:rStyle w:val="Hyperlink"/>
@@ -1529,7 +1529,7 @@
               <w:rPr>
                 <w:noProof/>
               </w:rPr>
-              <w:instrText xml:space="preserve"> PAGEREF _Toc241726823 \h </w:instrText>
+              <w:instrText xml:space="preserve"> PAGEREF _Toc241780739 \h </w:instrText>
             </w:r>
             <w:r>
               <w:rPr>
@@ -1572,7 +1572,7 @@
               <w14:ligatures w14:val="standardContextual"/>
             </w:rPr>
           </w:pPr>
-          <w:hyperlink w:anchor="_Toc241726824" w:history="1">
+          <w:hyperlink w:anchor="_Toc241780740" w:history="1">
             <w:r>
               <w:rPr>
                 <w:rStyle w:val="Hyperlink"/>
@@ -1596,7 +1596,7 @@
               <w:rPr>
                 <w:noProof/>
               </w:rPr>
-              <w:instrText xml:space="preserve"> PAGEREF _Toc241726824 \h </w:instrText>
+              <w:instrText xml:space="preserve"> PAGEREF _Toc241780740 \h </w:instrText>
             </w:r>
             <w:r>
               <w:rPr>
@@ -1639,7 +1639,7 @@
               <w14:ligatures w14:val="standardContextual"/>
             </w:rPr>
           </w:pPr>
-          <w:hyperlink w:anchor="_Toc241726825" w:history="1">
+          <w:hyperlink w:anchor="_Toc241780741" w:history="1">
             <w:r>
               <w:rPr>
                 <w:rStyle w:val="Hyperlink"/>
@@ -1663,7 +1663,7 @@
               <w:rPr>
                 <w:noProof/>
               </w:rPr>
-              <w:instrText xml:space="preserve"> PAGEREF _Toc241726825 \h </w:instrText>
+              <w:instrText xml:space="preserve"> PAGEREF _Toc241780741 \h </w:instrText>
             </w:r>
             <w:r>
               <w:rPr>
@@ -1706,7 +1706,7 @@
               <w14:ligatures w14:val="standardContextual"/>
             </w:rPr>
           </w:pPr>
-          <w:hyperlink w:anchor="_Toc241726826" w:history="1">
+          <w:hyperlink w:anchor="_Toc241780742" w:history="1">
             <w:r>
               <w:rPr>
                 <w:rStyle w:val="Hyperlink"/>
@@ -1730,7 +1730,7 @@
               <w:rPr>
                 <w:noProof/>
               </w:rPr>
-              <w:instrText xml:space="preserve"> PAGEREF _Toc241726826 \h </w:instrText>
+              <w:instrText xml:space="preserve"> PAGEREF _Toc241780742 \h </w:instrText>
             </w:r>
             <w:r>
               <w:rPr>
@@ -1773,7 +1773,7 @@
               <w14:ligatures w14:val="standardContextual"/>
             </w:rPr>
           </w:pPr>
-          <w:hyperlink w:anchor="_Toc241726827" w:history="1">
+          <w:hyperlink w:anchor="_Toc241780743" w:history="1">
             <w:r>
               <w:rPr>
                 <w:rStyle w:val="Hyperlink"/>
@@ -1797,7 +1797,7 @@
               <w:rPr>
                 <w:noProof/>
               </w:rPr>
-              <w:instrText xml:space="preserve"> PAGEREF _Toc241726827 \h </w:instrText>
+              <w:instrText xml:space="preserve"> PAGEREF _Toc241780743 \h </w:instrText>
             </w:r>
             <w:r>
               <w:rPr>
@@ -1840,7 +1840,7 @@
               <w14:ligatures w14:val="standardContextual"/>
             </w:rPr>
           </w:pPr>
-          <w:hyperlink w:anchor="_Toc241726828" w:history="1">
+          <w:hyperlink w:anchor="_Toc241780744" w:history="1">
             <w:r>
               <w:rPr>
                 <w:rStyle w:val="Hyperlink"/>
@@ -1864,7 +1864,7 @@
               <w:rPr>
                 <w:noProof/>
               </w:rPr>
-              <w:instrText xml:space="preserve"> PAGEREF _Toc241726828 \h </w:instrText>
+              <w:instrText xml:space="preserve"> PAGEREF _Toc241780744 \h </w:instrText>
             </w:r>
             <w:r>
               <w:rPr>
@@ -1907,7 +1907,7 @@
               <w14:ligatures w14:val="standardContextual"/>
             </w:rPr>
           </w:pPr>
-          <w:hyperlink w:anchor="_Toc241726829" w:history="1">
+          <w:hyperlink w:anchor="_Toc241780745" w:history="1">
             <w:r>
               <w:rPr>
                 <w:rStyle w:val="Hyperlink"/>
@@ -1931,7 +1931,7 @@
               <w:rPr>
                 <w:noProof/>
               </w:rPr>
-              <w:instrText xml:space="preserve"> PAGEREF _Toc241726829 \h </w:instrText>
+              <w:instrText xml:space="preserve"> PAGEREF _Toc241780745 \h </w:instrText>
             </w:r>
             <w:r>
               <w:rPr>
@@ -1974,7 +1974,7 @@
               <w14:ligatures w14:val="standardContextual"/>
             </w:rPr>
           </w:pPr>
-          <w:hyperlink w:anchor="_Toc241726830" w:history="1">
+          <w:hyperlink w:anchor="_Toc241780746" w:history="1">
             <w:r>
               <w:rPr>
                 <w:rStyle w:val="Hyperlink"/>
@@ -1998,7 +1998,7 @@
               <w:rPr>
                 <w:noProof/>
               </w:rPr>
-              <w:instrText xml:space="preserve"> PAGEREF _Toc241726830 \h </w:instrText>
+              <w:instrText xml:space="preserve"> PAGEREF _Toc241780746 \h </w:instrText>
             </w:r>
             <w:r>
               <w:rPr>
@@ -2041,7 +2041,7 @@
               <w14:ligatures w14:val="standardContextual"/>
             </w:rPr>
           </w:pPr>
-          <w:hyperlink w:anchor="_Toc241726831" w:history="1">
+          <w:hyperlink w:anchor="_Toc241780747" w:history="1">
             <w:r>
               <w:rPr>
                 <w:rStyle w:val="Hyperlink"/>
@@ -2065,7 +2065,7 @@
               <w:rPr>
                 <w:noProof/>
               </w:rPr>
-              <w:instrText xml:space="preserve"> PAGEREF _Toc241726831 \h </w:instrText>
+              <w:instrText xml:space="preserve"> PAGEREF _Toc241780747 \h </w:instrText>
             </w:r>
             <w:r>
               <w:rPr>
@@ -2108,7 +2108,7 @@
               <w14:ligatures w14:val="standardContextual"/>
             </w:rPr>
           </w:pPr>
-          <w:hyperlink w:anchor="_Toc241726832" w:history="1">
+          <w:hyperlink w:anchor="_Toc241780748" w:history="1">
             <w:r>
               <w:rPr>
                 <w:rStyle w:val="Hyperlink"/>
@@ -2132,7 +2132,7 @@
               <w:rPr>
                 <w:noProof/>
               </w:rPr>
-              <w:instrText xml:space="preserve"> PAGEREF _Toc241726832 \h </w:instrText>
+              <w:instrText xml:space="preserve"> PAGEREF _Toc241780748 \h </w:instrText>
             </w:r>
             <w:r>
               <w:rPr>
@@ -2171,7 +2171,7 @@
         <w:pStyle w:val="Heading1"/>
         <w:pageBreakBefore/>
       </w:pPr>
-      <w:bookmarkStart w:id="0" w:name="_Toc241726809"/>
+      <w:bookmarkStart w:id="0" w:name="_Toc241780725"/>
       <w:r>
         <w:lastRenderedPageBreak/>
         <w:t>1. Your role at a glance</w:t>
@@ -2331,7 +2331,7 @@
           <w:left w:w="10" w:type="dxa"/>
           <w:right w:w="10" w:type="dxa"/>
         </w:tblCellMar>
-        <w:tblLook w:val="0000" w:firstRow="0" w:lastRow="0" w:firstColumn="0" w:lastColumn="0" w:noHBand="0" w:noVBand="0"/>
+        <w:tblLook w:val="04A0" w:firstRow="1" w:lastRow="0" w:firstColumn="1" w:lastColumn="0" w:noHBand="0" w:noVBand="1"/>
       </w:tblPr>
       <w:tblGrid>
         <w:gridCol w:w="9412"/>
@@ -2391,7 +2391,7 @@
         <w:pStyle w:val="Heading1"/>
         <w:pageBreakBefore/>
       </w:pPr>
-      <w:bookmarkStart w:id="1" w:name="_Toc241726810"/>
+      <w:bookmarkStart w:id="1" w:name="_Toc241780726"/>
       <w:r>
         <w:lastRenderedPageBreak/>
         <w:t>2. Signing in and your screens</w:t>
@@ -2402,7 +2402,7 @@
       <w:pPr>
         <w:pStyle w:val="Heading2"/>
       </w:pPr>
-      <w:bookmarkStart w:id="2" w:name="_Toc241726811"/>
+      <w:bookmarkStart w:id="2" w:name="_Toc241780727"/>
       <w:r>
         <w:t>Signing in</w:t>
       </w:r>
@@ -2485,7 +2485,7 @@
           <w:noProof/>
         </w:rPr>
         <w:drawing>
-          <wp:inline distT="0" distB="0" distL="0" distR="0" wp14:anchorId="04C0C481" wp14:editId="723F48ED">
+          <wp:inline distT="0" distB="0" distL="0" distR="0" wp14:anchorId="07D1909F" wp14:editId="0DA5D48B">
             <wp:extent cx="5334000" cy="2333625"/>
             <wp:effectExtent l="0" t="0" r="0" b="0"/>
             <wp:docPr id="1" name="adm_login.jpg" descr="The sign-in screen for all internal staff." title="The sign-in screen for all internal staff."/>
@@ -2593,7 +2593,7 @@
           <w:left w:w="10" w:type="dxa"/>
           <w:right w:w="10" w:type="dxa"/>
         </w:tblCellMar>
-        <w:tblLook w:val="0000" w:firstRow="0" w:lastRow="0" w:firstColumn="0" w:lastColumn="0" w:noHBand="0" w:noVBand="0"/>
+        <w:tblLook w:val="04A0" w:firstRow="1" w:lastRow="0" w:firstColumn="1" w:lastColumn="0" w:noHBand="0" w:noVBand="1"/>
       </w:tblPr>
       <w:tblGrid>
         <w:gridCol w:w="9412"/>
@@ -2652,7 +2652,7 @@
       <w:pPr>
         <w:pStyle w:val="Heading2"/>
       </w:pPr>
-      <w:bookmarkStart w:id="3" w:name="_Toc241726812"/>
+      <w:bookmarkStart w:id="3" w:name="_Toc241780728"/>
       <w:r>
         <w:t>Finding your way around</w:t>
       </w:r>
@@ -2837,7 +2837,7 @@
         </w:rPr>
         <w:lastRenderedPageBreak/>
         <w:drawing>
-          <wp:inline distT="0" distB="0" distL="0" distR="0" wp14:anchorId="00DD918E" wp14:editId="4F25A5F7">
+          <wp:inline distT="0" distB="0" distL="0" distR="0" wp14:anchorId="2DD7957D" wp14:editId="428EB0B4">
             <wp:extent cx="5715000" cy="1876425"/>
             <wp:effectExtent l="0" t="0" r="0" b="0"/>
             <wp:docPr id="2" name="adm_not_your_role.jpg" descr="Opening a screen outside your role (for example from an old bookmark) shows this card instead of the screen." title="Opening a screen outside your role (for example from an old bookmark) shows this card instead of the screen."/>
@@ -2906,7 +2906,7 @@
       <w:pPr>
         <w:pStyle w:val="Heading2"/>
       </w:pPr>
-      <w:bookmarkStart w:id="4" w:name="_Toc241726813"/>
+      <w:bookmarkStart w:id="4" w:name="_Toc241780729"/>
       <w:r>
         <w:t>Your screens</w:t>
       </w:r>
@@ -2927,7 +2927,7 @@
           <w:left w:w="10" w:type="dxa"/>
           <w:right w:w="10" w:type="dxa"/>
         </w:tblCellMar>
-        <w:tblLook w:val="0000" w:firstRow="0" w:lastRow="0" w:firstColumn="0" w:lastColumn="0" w:noHBand="0" w:noVBand="0"/>
+        <w:tblLook w:val="04A0" w:firstRow="1" w:lastRow="0" w:firstColumn="1" w:lastColumn="0" w:noHBand="0" w:noVBand="1"/>
       </w:tblPr>
       <w:tblGrid>
         <w:gridCol w:w="2824"/>
@@ -3240,7 +3240,7 @@
       <w:pPr>
         <w:pStyle w:val="Heading2"/>
       </w:pPr>
-      <w:bookmarkStart w:id="5" w:name="_Toc241726814"/>
+      <w:bookmarkStart w:id="5" w:name="_Toc241780730"/>
       <w:r>
         <w:t>Changing your password</w:t>
       </w:r>
@@ -3323,7 +3323,7 @@
           <w:noProof/>
         </w:rPr>
         <w:drawing>
-          <wp:inline distT="0" distB="0" distL="0" distR="0" wp14:anchorId="725CC31B" wp14:editId="6BB5C7F6">
+          <wp:inline distT="0" distB="0" distL="0" distR="0" wp14:anchorId="771DD07D" wp14:editId="4DD44937">
             <wp:extent cx="5334000" cy="2171700"/>
             <wp:effectExtent l="0" t="0" r="0" b="0"/>
             <wp:docPr id="3" name="adm_account.jpg" descr="Change Password screen." title="Change Password screen."/>
@@ -3411,7 +3411,7 @@
         <w:pStyle w:val="Heading1"/>
         <w:pageBreakBefore/>
       </w:pPr>
-      <w:bookmarkStart w:id="6" w:name="_Toc241726815"/>
+      <w:bookmarkStart w:id="6" w:name="_Toc241780731"/>
       <w:r>
         <w:lastRenderedPageBreak/>
         <w:t>3. Your routine</w:t>
@@ -3441,7 +3441,7 @@
           <w:left w:w="10" w:type="dxa"/>
           <w:right w:w="10" w:type="dxa"/>
         </w:tblCellMar>
-        <w:tblLook w:val="0000" w:firstRow="0" w:lastRow="0" w:firstColumn="0" w:lastColumn="0" w:noHBand="0" w:noVBand="0"/>
+        <w:tblLook w:val="04A0" w:firstRow="1" w:lastRow="0" w:firstColumn="1" w:lastColumn="0" w:noHBand="0" w:noVBand="1"/>
       </w:tblPr>
       <w:tblGrid>
         <w:gridCol w:w="2071"/>
@@ -3755,7 +3755,7 @@
         <w:pStyle w:val="Heading1"/>
         <w:pageBreakBefore/>
       </w:pPr>
-      <w:bookmarkStart w:id="7" w:name="_Toc241726816"/>
+      <w:bookmarkStart w:id="7" w:name="_Toc241780732"/>
       <w:r>
         <w:lastRenderedPageBreak/>
         <w:t>4. Step-by-step tasks</w:t>
@@ -3766,7 +3766,7 @@
       <w:pPr>
         <w:pStyle w:val="Heading2"/>
       </w:pPr>
-      <w:bookmarkStart w:id="8" w:name="_Toc241726817"/>
+      <w:bookmarkStart w:id="8" w:name="_Toc241780733"/>
       <w:r>
         <w:t>4.1 Reading the QA Dashboard</w:t>
       </w:r>
@@ -3806,7 +3806,7 @@
           <w:noProof/>
         </w:rPr>
         <w:drawing>
-          <wp:inline distT="0" distB="0" distL="0" distR="0" wp14:anchorId="37C50A99" wp14:editId="1D346E85">
+          <wp:inline distT="0" distB="0" distL="0" distR="0" wp14:anchorId="64099BEB" wp14:editId="5FAF7783">
             <wp:extent cx="5334000" cy="2333625"/>
             <wp:effectExtent l="0" t="0" r="0" b="0"/>
             <wp:docPr id="4" name="qa_dashboard.jpg" descr="QA Dashboard." title="QA Dashboard."/>
@@ -3913,7 +3913,7 @@
       <w:pPr>
         <w:pStyle w:val="Heading2"/>
       </w:pPr>
-      <w:bookmarkStart w:id="9" w:name="_Toc241726818"/>
+      <w:bookmarkStart w:id="9" w:name="_Toc241780734"/>
       <w:r>
         <w:t>4.2 Reviewing questionnaires in the QA Queue</w:t>
       </w:r>
@@ -3953,7 +3953,7 @@
           <w:noProof/>
         </w:rPr>
         <w:drawing>
-          <wp:inline distT="0" distB="0" distL="0" distR="0" wp14:anchorId="7F809D1C" wp14:editId="04182F3D">
+          <wp:inline distT="0" distB="0" distL="0" distR="0" wp14:anchorId="6988C111" wp14:editId="3E639945">
             <wp:extent cx="5334000" cy="3333750"/>
             <wp:effectExtent l="0" t="0" r="0" b="0"/>
             <wp:docPr id="5" name="qa_queue.jpg" descr="QUAN QA Queue with the KoboToolbox sync panel." title="QUAN QA Queue with the KoboToolbox sync panel."/>
@@ -4151,7 +4151,7 @@
           <w:left w:w="10" w:type="dxa"/>
           <w:right w:w="10" w:type="dxa"/>
         </w:tblCellMar>
-        <w:tblLook w:val="0000" w:firstRow="0" w:lastRow="0" w:firstColumn="0" w:lastColumn="0" w:noHBand="0" w:noVBand="0"/>
+        <w:tblLook w:val="04A0" w:firstRow="1" w:lastRow="0" w:firstColumn="1" w:lastColumn="0" w:noHBand="0" w:noVBand="1"/>
       </w:tblPr>
       <w:tblGrid>
         <w:gridCol w:w="2353"/>
@@ -4597,7 +4597,7 @@
           <w:left w:w="10" w:type="dxa"/>
           <w:right w:w="10" w:type="dxa"/>
         </w:tblCellMar>
-        <w:tblLook w:val="0000" w:firstRow="0" w:lastRow="0" w:firstColumn="0" w:lastColumn="0" w:noHBand="0" w:noVBand="0"/>
+        <w:tblLook w:val="04A0" w:firstRow="1" w:lastRow="0" w:firstColumn="1" w:lastColumn="0" w:noHBand="0" w:noVBand="1"/>
       </w:tblPr>
       <w:tblGrid>
         <w:gridCol w:w="9412"/>
@@ -4692,7 +4692,7 @@
       <w:pPr>
         <w:pStyle w:val="Heading2"/>
       </w:pPr>
-      <w:bookmarkStart w:id="10" w:name="_Toc241726819"/>
+      <w:bookmarkStart w:id="10" w:name="_Toc241780735"/>
       <w:r>
         <w:t>4.3 Working QA exceptions</w:t>
       </w:r>
@@ -4757,7 +4757,7 @@
         </w:rPr>
         <w:lastRenderedPageBreak/>
         <w:drawing>
-          <wp:inline distT="0" distB="0" distL="0" distR="0" wp14:anchorId="2ED8F893" wp14:editId="54C4E8D5">
+          <wp:inline distT="0" distB="0" distL="0" distR="0" wp14:anchorId="0DFBBBB8" wp14:editId="0D5D388B">
             <wp:extent cx="5334000" cy="3333750"/>
             <wp:effectExtent l="0" t="0" r="0" b="0"/>
             <wp:docPr id="6" name="qa_exceptions.jpg" descr="QA Exception Queue." title="QA Exception Queue."/>
@@ -4953,7 +4953,7 @@
       <w:pPr>
         <w:pStyle w:val="Heading2"/>
       </w:pPr>
-      <w:bookmarkStart w:id="11" w:name="_Toc241726820"/>
+      <w:bookmarkStart w:id="11" w:name="_Toc241780736"/>
       <w:r>
         <w:t>4.4 Downloading or emailing completed forms (Form PDFs)</w:t>
       </w:r>
@@ -5004,7 +5004,7 @@
         </w:rPr>
         <w:lastRenderedPageBreak/>
         <w:drawing>
-          <wp:inline distT="0" distB="0" distL="0" distR="0" wp14:anchorId="21250D85" wp14:editId="25846E80">
+          <wp:inline distT="0" distB="0" distL="0" distR="0" wp14:anchorId="4C4EF6E6" wp14:editId="0C62BD8F">
             <wp:extent cx="5334000" cy="3333750"/>
             <wp:effectExtent l="0" t="0" r="0" b="0"/>
             <wp:docPr id="7" name="qa_form_pdfs.jpg" descr="Completed form PDFs." title="Completed form PDFs."/>
@@ -5184,7 +5184,7 @@
           <w:left w:w="10" w:type="dxa"/>
           <w:right w:w="10" w:type="dxa"/>
         </w:tblCellMar>
-        <w:tblLook w:val="0000" w:firstRow="0" w:lastRow="0" w:firstColumn="0" w:lastColumn="0" w:noHBand="0" w:noVBand="0"/>
+        <w:tblLook w:val="04A0" w:firstRow="1" w:lastRow="0" w:firstColumn="1" w:lastColumn="0" w:noHBand="0" w:noVBand="1"/>
       </w:tblPr>
       <w:tblGrid>
         <w:gridCol w:w="9412"/>
@@ -5243,7 +5243,7 @@
       <w:pPr>
         <w:pStyle w:val="Heading2"/>
       </w:pPr>
-      <w:bookmarkStart w:id="12" w:name="_Toc241726821"/>
+      <w:bookmarkStart w:id="12" w:name="_Toc241780737"/>
       <w:r>
         <w:t>4.5 Writing good QA notes</w:t>
       </w:r>
@@ -5311,7 +5311,7 @@
         <w:pStyle w:val="Heading1"/>
         <w:pageBreakBefore/>
       </w:pPr>
-      <w:bookmarkStart w:id="13" w:name="_Toc241726822"/>
+      <w:bookmarkStart w:id="13" w:name="_Toc241780738"/>
       <w:r>
         <w:lastRenderedPageBreak/>
         <w:t>5. Rules you must follow</w:t>
@@ -5462,7 +5462,7 @@
         <w:pStyle w:val="Heading1"/>
         <w:pageBreakBefore/>
       </w:pPr>
-      <w:bookmarkStart w:id="14" w:name="_Toc241726823"/>
+      <w:bookmarkStart w:id="14" w:name="_Toc241780739"/>
       <w:r>
         <w:lastRenderedPageBreak/>
         <w:t>6. Troubleshooting</w:t>
@@ -5484,7 +5484,7 @@
           <w:left w:w="10" w:type="dxa"/>
           <w:right w:w="10" w:type="dxa"/>
         </w:tblCellMar>
-        <w:tblLook w:val="0000" w:firstRow="0" w:lastRow="0" w:firstColumn="0" w:lastColumn="0" w:noHBand="0" w:noVBand="0"/>
+        <w:tblLook w:val="04A0" w:firstRow="1" w:lastRow="0" w:firstColumn="1" w:lastColumn="0" w:noHBand="0" w:noVBand="1"/>
       </w:tblPr>
       <w:tblGrid>
         <w:gridCol w:w="2635"/>
@@ -6572,7 +6572,7 @@
         <w:pStyle w:val="Heading1"/>
         <w:pageBreakBefore/>
       </w:pPr>
-      <w:bookmarkStart w:id="15" w:name="_Toc241726824"/>
+      <w:bookmarkStart w:id="15" w:name="_Toc241780740"/>
       <w:r>
         <w:lastRenderedPageBreak/>
         <w:t>7. Quick reference</w:t>
@@ -6594,7 +6594,7 @@
           <w:left w:w="10" w:type="dxa"/>
           <w:right w:w="10" w:type="dxa"/>
         </w:tblCellMar>
-        <w:tblLook w:val="0000" w:firstRow="0" w:lastRow="0" w:firstColumn="0" w:lastColumn="0" w:noHBand="0" w:noVBand="0"/>
+        <w:tblLook w:val="04A0" w:firstRow="1" w:lastRow="0" w:firstColumn="1" w:lastColumn="0" w:noHBand="0" w:noVBand="1"/>
       </w:tblPr>
       <w:tblGrid>
         <w:gridCol w:w="2824"/>
@@ -6971,7 +6971,7 @@
         <w:pStyle w:val="Heading1"/>
         <w:pageBreakBefore/>
       </w:pPr>
-      <w:bookmarkStart w:id="16" w:name="_Toc241726825"/>
+      <w:bookmarkStart w:id="16" w:name="_Toc241780741"/>
       <w:r>
         <w:lastRenderedPageBreak/>
         <w:t>8. Every screen and button for your role</w:t>
@@ -7001,7 +7001,7 @@
           <w:left w:w="10" w:type="dxa"/>
           <w:right w:w="10" w:type="dxa"/>
         </w:tblCellMar>
-        <w:tblLook w:val="0000" w:firstRow="0" w:lastRow="0" w:firstColumn="0" w:lastColumn="0" w:noHBand="0" w:noVBand="0"/>
+        <w:tblLook w:val="04A0" w:firstRow="1" w:lastRow="0" w:firstColumn="1" w:lastColumn="0" w:noHBand="0" w:noVBand="1"/>
       </w:tblPr>
       <w:tblGrid>
         <w:gridCol w:w="9412"/>
@@ -7085,7 +7085,7 @@
       <w:pPr>
         <w:pStyle w:val="Heading2"/>
       </w:pPr>
-      <w:bookmarkStart w:id="17" w:name="_Toc241726826"/>
+      <w:bookmarkStart w:id="17" w:name="_Toc241780742"/>
       <w:r>
         <w:t>8.1 Sign in</w:t>
       </w:r>
@@ -7148,7 +7148,7 @@
           <w:left w:w="10" w:type="dxa"/>
           <w:right w:w="10" w:type="dxa"/>
         </w:tblCellMar>
-        <w:tblLook w:val="0000" w:firstRow="0" w:lastRow="0" w:firstColumn="0" w:lastColumn="0" w:noHBand="0" w:noVBand="0"/>
+        <w:tblLook w:val="04A0" w:firstRow="1" w:lastRow="0" w:firstColumn="1" w:lastColumn="0" w:noHBand="0" w:noVBand="1"/>
       </w:tblPr>
       <w:tblGrid>
         <w:gridCol w:w="1882"/>
@@ -7598,7 +7598,7 @@
       <w:pPr>
         <w:pStyle w:val="Heading2"/>
       </w:pPr>
-      <w:bookmarkStart w:id="18" w:name="_Toc241726827"/>
+      <w:bookmarkStart w:id="18" w:name="_Toc241780743"/>
       <w:r>
         <w:t>8.2 The header and menu bar (every screen)</w:t>
       </w:r>
@@ -7661,7 +7661,7 @@
           <w:left w:w="10" w:type="dxa"/>
           <w:right w:w="10" w:type="dxa"/>
         </w:tblCellMar>
-        <w:tblLook w:val="0000" w:firstRow="0" w:lastRow="0" w:firstColumn="0" w:lastColumn="0" w:noHBand="0" w:noVBand="0"/>
+        <w:tblLook w:val="04A0" w:firstRow="1" w:lastRow="0" w:firstColumn="1" w:lastColumn="0" w:noHBand="0" w:noVBand="1"/>
       </w:tblPr>
       <w:tblGrid>
         <w:gridCol w:w="1882"/>
@@ -8322,7 +8322,7 @@
       <w:pPr>
         <w:pStyle w:val="Heading2"/>
       </w:pPr>
-      <w:bookmarkStart w:id="19" w:name="_Toc241726828"/>
+      <w:bookmarkStart w:id="19" w:name="_Toc241780744"/>
       <w:r>
         <w:t>8.3 Change Password</w:t>
       </w:r>
@@ -8385,7 +8385,7 @@
           <w:left w:w="10" w:type="dxa"/>
           <w:right w:w="10" w:type="dxa"/>
         </w:tblCellMar>
-        <w:tblLook w:val="0000" w:firstRow="0" w:lastRow="0" w:firstColumn="0" w:lastColumn="0" w:noHBand="0" w:noVBand="0"/>
+        <w:tblLook w:val="04A0" w:firstRow="1" w:lastRow="0" w:firstColumn="1" w:lastColumn="0" w:noHBand="0" w:noVBand="1"/>
       </w:tblPr>
       <w:tblGrid>
         <w:gridCol w:w="1882"/>
@@ -8942,7 +8942,7 @@
       <w:pPr>
         <w:pStyle w:val="Heading2"/>
       </w:pPr>
-      <w:bookmarkStart w:id="20" w:name="_Toc241726829"/>
+      <w:bookmarkStart w:id="20" w:name="_Toc241780745"/>
       <w:r>
         <w:t>8.4 QA Dashboard</w:t>
       </w:r>
@@ -9005,7 +9005,7 @@
           <w:left w:w="10" w:type="dxa"/>
           <w:right w:w="10" w:type="dxa"/>
         </w:tblCellMar>
-        <w:tblLook w:val="0000" w:firstRow="0" w:lastRow="0" w:firstColumn="0" w:lastColumn="0" w:noHBand="0" w:noVBand="0"/>
+        <w:tblLook w:val="04A0" w:firstRow="1" w:lastRow="0" w:firstColumn="1" w:lastColumn="0" w:noHBand="0" w:noVBand="1"/>
       </w:tblPr>
       <w:tblGrid>
         <w:gridCol w:w="1882"/>
@@ -9563,7 +9563,7 @@
       <w:pPr>
         <w:pStyle w:val="Heading2"/>
       </w:pPr>
-      <w:bookmarkStart w:id="21" w:name="_Toc241726830"/>
+      <w:bookmarkStart w:id="21" w:name="_Toc241780746"/>
       <w:r>
         <w:t>8.5 QA Queue (with the KoboToolbox sync panel)</w:t>
       </w:r>
@@ -9626,7 +9626,7 @@
           <w:left w:w="10" w:type="dxa"/>
           <w:right w:w="10" w:type="dxa"/>
         </w:tblCellMar>
-        <w:tblLook w:val="0000" w:firstRow="0" w:lastRow="0" w:firstColumn="0" w:lastColumn="0" w:noHBand="0" w:noVBand="0"/>
+        <w:tblLook w:val="04A0" w:firstRow="1" w:lastRow="0" w:firstColumn="1" w:lastColumn="0" w:noHBand="0" w:noVBand="1"/>
       </w:tblPr>
       <w:tblGrid>
         <w:gridCol w:w="1882"/>
@@ -10286,7 +10286,7 @@
       <w:pPr>
         <w:pStyle w:val="Heading2"/>
       </w:pPr>
-      <w:bookmarkStart w:id="22" w:name="_Toc241726831"/>
+      <w:bookmarkStart w:id="22" w:name="_Toc241780747"/>
       <w:r>
         <w:lastRenderedPageBreak/>
         <w:t>8.6 QA Exceptions</w:t>
@@ -10350,7 +10350,7 @@
           <w:left w:w="10" w:type="dxa"/>
           <w:right w:w="10" w:type="dxa"/>
         </w:tblCellMar>
-        <w:tblLook w:val="0000" w:firstRow="0" w:lastRow="0" w:firstColumn="0" w:lastColumn="0" w:noHBand="0" w:noVBand="0"/>
+        <w:tblLook w:val="04A0" w:firstRow="1" w:lastRow="0" w:firstColumn="1" w:lastColumn="0" w:noHBand="0" w:noVBand="1"/>
       </w:tblPr>
       <w:tblGrid>
         <w:gridCol w:w="1882"/>
@@ -11117,7 +11117,7 @@
       <w:pPr>
         <w:pStyle w:val="Heading2"/>
       </w:pPr>
-      <w:bookmarkStart w:id="23" w:name="_Toc241726832"/>
+      <w:bookmarkStart w:id="23" w:name="_Toc241780748"/>
       <w:r>
         <w:t>8.7 Completed forms (Form PDFs)</w:t>
       </w:r>
@@ -11180,7 +11180,7 @@
           <w:left w:w="10" w:type="dxa"/>
           <w:right w:w="10" w:type="dxa"/>
         </w:tblCellMar>
-        <w:tblLook w:val="0000" w:firstRow="0" w:lastRow="0" w:firstColumn="0" w:lastColumn="0" w:noHBand="0" w:noVBand="0"/>
+        <w:tblLook w:val="04A0" w:firstRow="1" w:lastRow="0" w:firstColumn="1" w:lastColumn="0" w:noHBand="0" w:noVBand="1"/>
       </w:tblPr>
       <w:tblGrid>
         <w:gridCol w:w="1882"/>
@@ -12102,7 +12102,7 @@
         <w:sz w:val="16"/>
         <w:szCs w:val="16"/>
       </w:rPr>
-      <w:t>Version 1.13 · 1 October 2026</w:t>
+      <w:t>Version 1.14 · 1 October 2026</w:t>
     </w:r>
     <w:r>
       <w:rPr>
@@ -12275,10 +12275,10 @@
 <file path=word/numbering.xml><?xml version="1.0" encoding="utf-8"?>
 <w:numbering xmlns:wpc="http://schemas.microsoft.com/office/word/2010/wordprocessingCanvas" xmlns:cx="http://schemas.microsoft.com/office/drawing/2014/chartex" xmlns:cx1="http://schemas.microsoft.com/office/drawing/2015/9/8/chartex" xmlns:cx2="http://schemas.microsoft.com/office/drawing/2015/10/21/chartex" xmlns:cx3="http://schemas.microsoft.com/office/drawing/2016/5/9/chartex" xmlns:cx4="http://schemas.microsoft.com/office/drawing/2016/5/10/chartex" xmlns:cx5="http://schemas.microsoft.com/office/drawing/2016/5/11/chartex" xmlns:cx6="http://schemas.microsoft.com/office/drawing/2016/5/12/chartex" xmlns:cx7="http://schemas.microsoft.com/office/drawing/2016/5/13/chartex" xmlns:cx8="http://schemas.microsoft.com/office/drawing/2016/5/14/chartex" xmlns:mc="http://schemas.openxmlformats.org/markup-compatibility/2006" xmlns:aink="http://schemas.microsoft.com/office/drawing/2016/ink" xmlns:am3d="http://schemas.microsoft.com/office/drawing/2017/model3d" xmlns:o="urn:schemas-microsoft-com:office:office" xmlns:oel="http://schemas.microsoft.com/office/2019/extlst" xmlns:r="http://schemas.openxmlformats.org/officeDocument/2006/relationships" xmlns:m="http://schemas.openxmlformats.org/officeDocument/2006/math" xmlns:v="urn:schemas-microsoft-com:vml" xmlns:wp14="http://schemas.microsoft.com/office/word/2010/wordprocessingDrawing" xmlns:wp="http://schemas.openxmlformats.org/drawingml/2006/wordprocessingDrawing" xmlns:w10="urn:schemas-microsoft-com:office:word" xmlns:w="http://schemas.openxmlformats.org/wordprocessingml/2006/main" xmlns:w14="http://schemas.microsoft.com/office/word/2010/wordml" xmlns:w15="http://schemas.microsoft.com/office/word/2012/wordml" xmlns:w16cex="http://schemas.microsoft.com/office/word/2018/wordml/cex" xmlns:w16cid="http://schemas.microsoft.com/office/word/2016/wordml/cid" xmlns:w16="http://schemas.microsoft.com/office/word/2018/wordml" xmlns:w16sdtdh="http://schemas.microsoft.com/office/word/2020/wordml/sdtdatahash" xmlns:w16se="http://schemas.microsoft.com/office/word/2015/wordml/symex" xmlns:wpg="http://schemas.microsoft.com/office/word/2010/wordprocessingGroup" xmlns:wpi="http://schemas.microsoft.com/office/word/2010/wordprocessingInk" xmlns:wne="http://schemas.microsoft.com/office/word/2006/wordml" xmlns:wps="http://schemas.microsoft.com/office/word/2010/wordprocessingShape" mc:Ignorable="w14 w15 w16se w16cid w16 w16cex w16sdtdh wp14">
   <w:abstractNum w:abstractNumId="0" w15:restartNumberingAfterBreak="0">
-    <w:nsid w:val="0E770DB6"/>
+    <w:nsid w:val="0ACA1E85"/>
     <w:multiLevelType w:val="hybridMultilevel"/>
-    <w:tmpl w:val="7B1C54D8"/>
-    <w:lvl w:ilvl="0" w:tplc="7390FAA6">
+    <w:tmpl w:val="34620586"/>
+    <w:lvl w:ilvl="0" w:tplc="5992BAE6">
       <w:start w:val="1"/>
       <w:numFmt w:val="bullet"/>
       <w:lvlText w:val="•"/>
@@ -12287,7 +12287,7 @@
         <w:ind w:left="460" w:hanging="280"/>
       </w:pPr>
     </w:lvl>
-    <w:lvl w:ilvl="1" w:tplc="3B1C0E8C">
+    <w:lvl w:ilvl="1" w:tplc="A4DACEDA">
       <w:start w:val="1"/>
       <w:numFmt w:val="bullet"/>
       <w:lvlText w:val="–"/>
@@ -12296,47 +12296,47 @@
         <w:ind w:left="900" w:hanging="280"/>
       </w:pPr>
     </w:lvl>
-    <w:lvl w:ilvl="2" w:tplc="58DC4FB4">
+    <w:lvl w:ilvl="2" w:tplc="2CBEBF30">
       <w:numFmt w:val="decimal"/>
       <w:lvlText w:val=""/>
       <w:lvlJc w:val="left"/>
     </w:lvl>
-    <w:lvl w:ilvl="3" w:tplc="1F7AEC10">
+    <w:lvl w:ilvl="3" w:tplc="05EA1BA8">
       <w:numFmt w:val="decimal"/>
       <w:lvlText w:val=""/>
       <w:lvlJc w:val="left"/>
     </w:lvl>
-    <w:lvl w:ilvl="4" w:tplc="D730F6EE">
+    <w:lvl w:ilvl="4" w:tplc="42E81B68">
       <w:numFmt w:val="decimal"/>
       <w:lvlText w:val=""/>
       <w:lvlJc w:val="left"/>
     </w:lvl>
-    <w:lvl w:ilvl="5" w:tplc="BF6E5532">
+    <w:lvl w:ilvl="5" w:tplc="A38A809C">
       <w:numFmt w:val="decimal"/>
       <w:lvlText w:val=""/>
       <w:lvlJc w:val="left"/>
     </w:lvl>
-    <w:lvl w:ilvl="6" w:tplc="B23C3EFC">
+    <w:lvl w:ilvl="6" w:tplc="547ED246">
       <w:numFmt w:val="decimal"/>
       <w:lvlText w:val=""/>
       <w:lvlJc w:val="left"/>
     </w:lvl>
-    <w:lvl w:ilvl="7" w:tplc="D134678A">
+    <w:lvl w:ilvl="7" w:tplc="7C30DF90">
       <w:numFmt w:val="decimal"/>
       <w:lvlText w:val=""/>
       <w:lvlJc w:val="left"/>
     </w:lvl>
-    <w:lvl w:ilvl="8" w:tplc="7C60F676">
+    <w:lvl w:ilvl="8" w:tplc="517EC294">
       <w:numFmt w:val="decimal"/>
       <w:lvlText w:val=""/>
       <w:lvlJc w:val="left"/>
     </w:lvl>
   </w:abstractNum>
   <w:abstractNum w:abstractNumId="1" w15:restartNumberingAfterBreak="0">
-    <w:nsid w:val="28F02E69"/>
+    <w:nsid w:val="131133DB"/>
     <w:multiLevelType w:val="hybridMultilevel"/>
-    <w:tmpl w:val="560A3F02"/>
-    <w:lvl w:ilvl="0" w:tplc="7E6672D2">
+    <w:tmpl w:val="0D4A3F06"/>
+    <w:lvl w:ilvl="0" w:tplc="3368AED0">
       <w:start w:val="1"/>
       <w:numFmt w:val="decimal"/>
       <w:lvlText w:val="%1."/>
@@ -12350,52 +12350,52 @@
         <w:color w:val="A67C27"/>
       </w:rPr>
     </w:lvl>
-    <w:lvl w:ilvl="1" w:tplc="3B521F90">
+    <w:lvl w:ilvl="1" w:tplc="10CEECAA">
       <w:numFmt w:val="decimal"/>
       <w:lvlText w:val=""/>
       <w:lvlJc w:val="left"/>
     </w:lvl>
-    <w:lvl w:ilvl="2" w:tplc="314EF4FE">
+    <w:lvl w:ilvl="2" w:tplc="F4749E7C">
       <w:numFmt w:val="decimal"/>
       <w:lvlText w:val=""/>
       <w:lvlJc w:val="left"/>
     </w:lvl>
-    <w:lvl w:ilvl="3" w:tplc="6090EDB8">
+    <w:lvl w:ilvl="3" w:tplc="A25AE6F8">
       <w:numFmt w:val="decimal"/>
       <w:lvlText w:val=""/>
       <w:lvlJc w:val="left"/>
     </w:lvl>
-    <w:lvl w:ilvl="4" w:tplc="5DF61F78">
+    <w:lvl w:ilvl="4" w:tplc="342E101E">
       <w:numFmt w:val="decimal"/>
       <w:lvlText w:val=""/>
       <w:lvlJc w:val="left"/>
     </w:lvl>
-    <w:lvl w:ilvl="5" w:tplc="B0A65CF6">
+    <w:lvl w:ilvl="5" w:tplc="ABF42B50">
       <w:numFmt w:val="decimal"/>
       <w:lvlText w:val=""/>
       <w:lvlJc w:val="left"/>
     </w:lvl>
-    <w:lvl w:ilvl="6" w:tplc="CC6267C4">
+    <w:lvl w:ilvl="6" w:tplc="27542DFC">
       <w:numFmt w:val="decimal"/>
       <w:lvlText w:val=""/>
       <w:lvlJc w:val="left"/>
     </w:lvl>
-    <w:lvl w:ilvl="7" w:tplc="6194C8E4">
+    <w:lvl w:ilvl="7" w:tplc="9ABE173C">
       <w:numFmt w:val="decimal"/>
       <w:lvlText w:val=""/>
       <w:lvlJc w:val="left"/>
     </w:lvl>
-    <w:lvl w:ilvl="8" w:tplc="79AE8F0C">
+    <w:lvl w:ilvl="8" w:tplc="CFCE98E8">
       <w:numFmt w:val="decimal"/>
       <w:lvlText w:val=""/>
       <w:lvlJc w:val="left"/>
     </w:lvl>
   </w:abstractNum>
   <w:abstractNum w:abstractNumId="2" w15:restartNumberingAfterBreak="0">
-    <w:nsid w:val="37D35A3A"/>
+    <w:nsid w:val="272B56E7"/>
     <w:multiLevelType w:val="hybridMultilevel"/>
-    <w:tmpl w:val="53B4720E"/>
-    <w:lvl w:ilvl="0" w:tplc="172EA0EC">
+    <w:tmpl w:val="4FC6D4A8"/>
+    <w:lvl w:ilvl="0" w:tplc="AD7E3F72">
       <w:start w:val="1"/>
       <w:numFmt w:val="decimal"/>
       <w:lvlText w:val="%1."/>
@@ -12409,138 +12409,52 @@
         <w:color w:val="A67C27"/>
       </w:rPr>
     </w:lvl>
-    <w:lvl w:ilvl="1" w:tplc="E906344A">
+    <w:lvl w:ilvl="1" w:tplc="60E21280">
       <w:numFmt w:val="decimal"/>
       <w:lvlText w:val=""/>
       <w:lvlJc w:val="left"/>
     </w:lvl>
-    <w:lvl w:ilvl="2" w:tplc="66A669B8">
+    <w:lvl w:ilvl="2" w:tplc="06BA7652">
       <w:numFmt w:val="decimal"/>
       <w:lvlText w:val=""/>
       <w:lvlJc w:val="left"/>
     </w:lvl>
-    <w:lvl w:ilvl="3" w:tplc="495E2988">
+    <w:lvl w:ilvl="3" w:tplc="BBDA4CB0">
       <w:numFmt w:val="decimal"/>
       <w:lvlText w:val=""/>
       <w:lvlJc w:val="left"/>
     </w:lvl>
-    <w:lvl w:ilvl="4" w:tplc="B8529C90">
+    <w:lvl w:ilvl="4" w:tplc="63702BCE">
       <w:numFmt w:val="decimal"/>
       <w:lvlText w:val=""/>
       <w:lvlJc w:val="left"/>
     </w:lvl>
-    <w:lvl w:ilvl="5" w:tplc="DDD0F0B2">
+    <w:lvl w:ilvl="5" w:tplc="04D249A6">
       <w:numFmt w:val="decimal"/>
       <w:lvlText w:val=""/>
       <w:lvlJc w:val="left"/>
     </w:lvl>
-    <w:lvl w:ilvl="6" w:tplc="98346BF0">
+    <w:lvl w:ilvl="6" w:tplc="B8307FE4">
       <w:numFmt w:val="decimal"/>
       <w:lvlText w:val=""/>
       <w:lvlJc w:val="left"/>
     </w:lvl>
-    <w:lvl w:ilvl="7" w:tplc="301E78B8">
+    <w:lvl w:ilvl="7" w:tplc="E8ACC6DA">
       <w:numFmt w:val="decimal"/>
       <w:lvlText w:val=""/>
       <w:lvlJc w:val="left"/>
     </w:lvl>
-    <w:lvl w:ilvl="8" w:tplc="CF687A8E">
+    <w:lvl w:ilvl="8" w:tplc="40488934">
       <w:numFmt w:val="decimal"/>
       <w:lvlText w:val=""/>
       <w:lvlJc w:val="left"/>
     </w:lvl>
   </w:abstractNum>
   <w:abstractNum w:abstractNumId="3" w15:restartNumberingAfterBreak="0">
-    <w:nsid w:val="49004675"/>
+    <w:nsid w:val="39D271B5"/>
     <w:multiLevelType w:val="hybridMultilevel"/>
-    <w:tmpl w:val="63948A92"/>
-    <w:lvl w:ilvl="0" w:tplc="8F8C6672">
-      <w:start w:val="1"/>
-      <w:numFmt w:val="bullet"/>
-      <w:lvlText w:val="●"/>
-      <w:lvlJc w:val="left"/>
-      <w:pPr>
-        <w:ind w:left="720" w:hanging="360"/>
-      </w:pPr>
-    </w:lvl>
-    <w:lvl w:ilvl="1" w:tplc="9B6AA3D8">
-      <w:start w:val="1"/>
-      <w:numFmt w:val="bullet"/>
-      <w:lvlText w:val="○"/>
-      <w:lvlJc w:val="left"/>
-      <w:pPr>
-        <w:ind w:left="1440" w:hanging="360"/>
-      </w:pPr>
-    </w:lvl>
-    <w:lvl w:ilvl="2" w:tplc="3DAC388C">
-      <w:start w:val="1"/>
-      <w:numFmt w:val="bullet"/>
-      <w:lvlText w:val="■"/>
-      <w:lvlJc w:val="left"/>
-      <w:pPr>
-        <w:ind w:left="2160" w:hanging="360"/>
-      </w:pPr>
-    </w:lvl>
-    <w:lvl w:ilvl="3" w:tplc="C4629914">
-      <w:start w:val="1"/>
-      <w:numFmt w:val="bullet"/>
-      <w:lvlText w:val="●"/>
-      <w:lvlJc w:val="left"/>
-      <w:pPr>
-        <w:ind w:left="2880" w:hanging="360"/>
-      </w:pPr>
-    </w:lvl>
-    <w:lvl w:ilvl="4" w:tplc="302C7CFE">
-      <w:start w:val="1"/>
-      <w:numFmt w:val="bullet"/>
-      <w:lvlText w:val="○"/>
-      <w:lvlJc w:val="left"/>
-      <w:pPr>
-        <w:ind w:left="3600" w:hanging="360"/>
-      </w:pPr>
-    </w:lvl>
-    <w:lvl w:ilvl="5" w:tplc="9F4CACBA">
-      <w:start w:val="1"/>
-      <w:numFmt w:val="bullet"/>
-      <w:lvlText w:val="■"/>
-      <w:lvlJc w:val="left"/>
-      <w:pPr>
-        <w:ind w:left="4320" w:hanging="360"/>
-      </w:pPr>
-    </w:lvl>
-    <w:lvl w:ilvl="6" w:tplc="113EE52A">
-      <w:start w:val="1"/>
-      <w:numFmt w:val="bullet"/>
-      <w:lvlText w:val="●"/>
-      <w:lvlJc w:val="left"/>
-      <w:pPr>
-        <w:ind w:left="5040" w:hanging="360"/>
-      </w:pPr>
-    </w:lvl>
-    <w:lvl w:ilvl="7" w:tplc="18D87932">
-      <w:start w:val="1"/>
-      <w:numFmt w:val="bullet"/>
-      <w:lvlText w:val="●"/>
-      <w:lvlJc w:val="left"/>
-      <w:pPr>
-        <w:ind w:left="5760" w:hanging="360"/>
-      </w:pPr>
-    </w:lvl>
-    <w:lvl w:ilvl="8" w:tplc="CFD47018">
-      <w:start w:val="1"/>
-      <w:numFmt w:val="bullet"/>
-      <w:lvlText w:val="●"/>
-      <w:lvlJc w:val="left"/>
-      <w:pPr>
-        <w:ind w:left="6480" w:hanging="360"/>
-      </w:pPr>
-    </w:lvl>
-  </w:abstractNum>
-  <w:abstractNum w:abstractNumId="4" w15:restartNumberingAfterBreak="0">
-    <w:nsid w:val="533D0570"/>
-    <w:multiLevelType w:val="hybridMultilevel"/>
-    <w:tmpl w:val="86B2E510"/>
-    <w:lvl w:ilvl="0" w:tplc="5C4C243C">
+    <w:tmpl w:val="1C9C07DC"/>
+    <w:lvl w:ilvl="0" w:tplc="EC7005F2">
       <w:start w:val="1"/>
       <w:numFmt w:val="decimal"/>
       <w:lvlText w:val="%1."/>
@@ -12554,52 +12468,197 @@
         <w:color w:val="A67C27"/>
       </w:rPr>
     </w:lvl>
-    <w:lvl w:ilvl="1" w:tplc="89DAD958">
+    <w:lvl w:ilvl="1" w:tplc="5FE0AFA6">
       <w:numFmt w:val="decimal"/>
       <w:lvlText w:val=""/>
       <w:lvlJc w:val="left"/>
     </w:lvl>
-    <w:lvl w:ilvl="2" w:tplc="99F62148">
+    <w:lvl w:ilvl="2" w:tplc="2A3EEC0E">
       <w:numFmt w:val="decimal"/>
       <w:lvlText w:val=""/>
       <w:lvlJc w:val="left"/>
     </w:lvl>
-    <w:lvl w:ilvl="3" w:tplc="16A64DF2">
+    <w:lvl w:ilvl="3" w:tplc="77E40C44">
       <w:numFmt w:val="decimal"/>
       <w:lvlText w:val=""/>
       <w:lvlJc w:val="left"/>
     </w:lvl>
-    <w:lvl w:ilvl="4" w:tplc="BC8E29D0">
+    <w:lvl w:ilvl="4" w:tplc="E63C468C">
       <w:numFmt w:val="decimal"/>
       <w:lvlText w:val=""/>
       <w:lvlJc w:val="left"/>
     </w:lvl>
-    <w:lvl w:ilvl="5" w:tplc="6F70A246">
+    <w:lvl w:ilvl="5" w:tplc="E15298A0">
       <w:numFmt w:val="decimal"/>
       <w:lvlText w:val=""/>
       <w:lvlJc w:val="left"/>
     </w:lvl>
-    <w:lvl w:ilvl="6" w:tplc="FD5A19E2">
+    <w:lvl w:ilvl="6" w:tplc="C3E6C126">
       <w:numFmt w:val="decimal"/>
       <w:lvlText w:val=""/>
       <w:lvlJc w:val="left"/>
     </w:lvl>
-    <w:lvl w:ilvl="7" w:tplc="746CB608">
+    <w:lvl w:ilvl="7" w:tplc="7210715A">
       <w:numFmt w:val="decimal"/>
       <w:lvlText w:val=""/>
       <w:lvlJc w:val="left"/>
     </w:lvl>
-    <w:lvl w:ilvl="8" w:tplc="BE94E230">
+    <w:lvl w:ilvl="8" w:tplc="268C3B7A">
+      <w:numFmt w:val="decimal"/>
+      <w:lvlText w:val=""/>
+      <w:lvlJc w:val="left"/>
+    </w:lvl>
+  </w:abstractNum>
+  <w:abstractNum w:abstractNumId="4" w15:restartNumberingAfterBreak="0">
+    <w:nsid w:val="3E935766"/>
+    <w:multiLevelType w:val="hybridMultilevel"/>
+    <w:tmpl w:val="41749254"/>
+    <w:lvl w:ilvl="0" w:tplc="2D16F2C0">
+      <w:start w:val="1"/>
+      <w:numFmt w:val="decimal"/>
+      <w:lvlText w:val="%1."/>
+      <w:lvlJc w:val="left"/>
+      <w:pPr>
+        <w:ind w:left="460" w:hanging="360"/>
+      </w:pPr>
+      <w:rPr>
+        <w:b/>
+        <w:bCs/>
+        <w:color w:val="A67C27"/>
+      </w:rPr>
+    </w:lvl>
+    <w:lvl w:ilvl="1" w:tplc="6D362A28">
+      <w:numFmt w:val="decimal"/>
+      <w:lvlText w:val=""/>
+      <w:lvlJc w:val="left"/>
+    </w:lvl>
+    <w:lvl w:ilvl="2" w:tplc="89E8F04C">
+      <w:numFmt w:val="decimal"/>
+      <w:lvlText w:val=""/>
+      <w:lvlJc w:val="left"/>
+    </w:lvl>
+    <w:lvl w:ilvl="3" w:tplc="31D06D22">
+      <w:numFmt w:val="decimal"/>
+      <w:lvlText w:val=""/>
+      <w:lvlJc w:val="left"/>
+    </w:lvl>
+    <w:lvl w:ilvl="4" w:tplc="2FFE79C8">
+      <w:numFmt w:val="decimal"/>
+      <w:lvlText w:val=""/>
+      <w:lvlJc w:val="left"/>
+    </w:lvl>
+    <w:lvl w:ilvl="5" w:tplc="7B6204F2">
+      <w:numFmt w:val="decimal"/>
+      <w:lvlText w:val=""/>
+      <w:lvlJc w:val="left"/>
+    </w:lvl>
+    <w:lvl w:ilvl="6" w:tplc="FD4E60BE">
+      <w:numFmt w:val="decimal"/>
+      <w:lvlText w:val=""/>
+      <w:lvlJc w:val="left"/>
+    </w:lvl>
+    <w:lvl w:ilvl="7" w:tplc="EAE4DDC8">
+      <w:numFmt w:val="decimal"/>
+      <w:lvlText w:val=""/>
+      <w:lvlJc w:val="left"/>
+    </w:lvl>
+    <w:lvl w:ilvl="8" w:tplc="DC1CD708">
       <w:numFmt w:val="decimal"/>
       <w:lvlText w:val=""/>
       <w:lvlJc w:val="left"/>
     </w:lvl>
   </w:abstractNum>
   <w:abstractNum w:abstractNumId="5" w15:restartNumberingAfterBreak="0">
-    <w:nsid w:val="58BD078E"/>
+    <w:nsid w:val="70E97210"/>
     <w:multiLevelType w:val="hybridMultilevel"/>
-    <w:tmpl w:val="11B0F23C"/>
-    <w:lvl w:ilvl="0" w:tplc="AD4024F4">
+    <w:tmpl w:val="4C34C68A"/>
+    <w:lvl w:ilvl="0" w:tplc="1BD892A8">
+      <w:start w:val="1"/>
+      <w:numFmt w:val="bullet"/>
+      <w:lvlText w:val="●"/>
+      <w:lvlJc w:val="left"/>
+      <w:pPr>
+        <w:ind w:left="720" w:hanging="360"/>
+      </w:pPr>
+    </w:lvl>
+    <w:lvl w:ilvl="1" w:tplc="D4C0495A">
+      <w:start w:val="1"/>
+      <w:numFmt w:val="bullet"/>
+      <w:lvlText w:val="○"/>
+      <w:lvlJc w:val="left"/>
+      <w:pPr>
+        <w:ind w:left="1440" w:hanging="360"/>
+      </w:pPr>
+    </w:lvl>
+    <w:lvl w:ilvl="2" w:tplc="8154E694">
+      <w:start w:val="1"/>
+      <w:numFmt w:val="bullet"/>
+      <w:lvlText w:val="■"/>
+      <w:lvlJc w:val="left"/>
+      <w:pPr>
+        <w:ind w:left="2160" w:hanging="360"/>
+      </w:pPr>
+    </w:lvl>
+    <w:lvl w:ilvl="3" w:tplc="7BD65BEE">
+      <w:start w:val="1"/>
+      <w:numFmt w:val="bullet"/>
+      <w:lvlText w:val="●"/>
+      <w:lvlJc w:val="left"/>
+      <w:pPr>
+        <w:ind w:left="2880" w:hanging="360"/>
+      </w:pPr>
+    </w:lvl>
+    <w:lvl w:ilvl="4" w:tplc="20663AD6">
+      <w:start w:val="1"/>
+      <w:numFmt w:val="bullet"/>
+      <w:lvlText w:val="○"/>
+      <w:lvlJc w:val="left"/>
+      <w:pPr>
+        <w:ind w:left="3600" w:hanging="360"/>
+      </w:pPr>
+    </w:lvl>
+    <w:lvl w:ilvl="5" w:tplc="A04C0C4C">
+      <w:start w:val="1"/>
+      <w:numFmt w:val="bullet"/>
+      <w:lvlText w:val="■"/>
+      <w:lvlJc w:val="left"/>
+      <w:pPr>
+        <w:ind w:left="4320" w:hanging="360"/>
+      </w:pPr>
+    </w:lvl>
+    <w:lvl w:ilvl="6" w:tplc="24100248">
+      <w:start w:val="1"/>
+      <w:numFmt w:val="bullet"/>
+      <w:lvlText w:val="●"/>
+      <w:lvlJc w:val="left"/>
+      <w:pPr>
+        <w:ind w:left="5040" w:hanging="360"/>
+      </w:pPr>
+    </w:lvl>
+    <w:lvl w:ilvl="7" w:tplc="BE74F29C">
+      <w:start w:val="1"/>
+      <w:numFmt w:val="bullet"/>
+      <w:lvlText w:val="●"/>
+      <w:lvlJc w:val="left"/>
+      <w:pPr>
+        <w:ind w:left="5760" w:hanging="360"/>
+      </w:pPr>
+    </w:lvl>
+    <w:lvl w:ilvl="8" w:tplc="DF2AD1E6">
+      <w:start w:val="1"/>
+      <w:numFmt w:val="bullet"/>
+      <w:lvlText w:val="●"/>
+      <w:lvlJc w:val="left"/>
+      <w:pPr>
+        <w:ind w:left="6480" w:hanging="360"/>
+      </w:pPr>
+    </w:lvl>
+  </w:abstractNum>
+  <w:abstractNum w:abstractNumId="6" w15:restartNumberingAfterBreak="0">
+    <w:nsid w:val="74FE0AF7"/>
+    <w:multiLevelType w:val="hybridMultilevel"/>
+    <w:tmpl w:val="8EA8682A"/>
+    <w:lvl w:ilvl="0" w:tplc="8A545C62">
       <w:start w:val="1"/>
       <w:numFmt w:val="decimal"/>
       <w:lvlText w:val="%1."/>
@@ -12613,52 +12672,52 @@
         <w:color w:val="A67C27"/>
       </w:rPr>
     </w:lvl>
-    <w:lvl w:ilvl="1" w:tplc="2F50692A">
+    <w:lvl w:ilvl="1" w:tplc="9FAE7F58">
       <w:numFmt w:val="decimal"/>
       <w:lvlText w:val=""/>
       <w:lvlJc w:val="left"/>
     </w:lvl>
-    <w:lvl w:ilvl="2" w:tplc="F6FE1E58">
+    <w:lvl w:ilvl="2" w:tplc="CB7E320E">
       <w:numFmt w:val="decimal"/>
       <w:lvlText w:val=""/>
       <w:lvlJc w:val="left"/>
     </w:lvl>
-    <w:lvl w:ilvl="3" w:tplc="855470F0">
+    <w:lvl w:ilvl="3" w:tplc="BE30D4A8">
       <w:numFmt w:val="decimal"/>
       <w:lvlText w:val=""/>
       <w:lvlJc w:val="left"/>
     </w:lvl>
-    <w:lvl w:ilvl="4" w:tplc="4A225A96">
+    <w:lvl w:ilvl="4" w:tplc="F168B618">
       <w:numFmt w:val="decimal"/>
       <w:lvlText w:val=""/>
       <w:lvlJc w:val="left"/>
     </w:lvl>
-    <w:lvl w:ilvl="5" w:tplc="CA06C0E4">
+    <w:lvl w:ilvl="5" w:tplc="564AEC08">
       <w:numFmt w:val="decimal"/>
       <w:lvlText w:val=""/>
       <w:lvlJc w:val="left"/>
     </w:lvl>
-    <w:lvl w:ilvl="6" w:tplc="A0742DDA">
+    <w:lvl w:ilvl="6" w:tplc="9788D9E4">
       <w:numFmt w:val="decimal"/>
       <w:lvlText w:val=""/>
       <w:lvlJc w:val="left"/>
     </w:lvl>
-    <w:lvl w:ilvl="7" w:tplc="50FAD752">
+    <w:lvl w:ilvl="7" w:tplc="B6346298">
       <w:numFmt w:val="decimal"/>
       <w:lvlText w:val=""/>
       <w:lvlJc w:val="left"/>
     </w:lvl>
-    <w:lvl w:ilvl="8" w:tplc="E41ED20E">
+    <w:lvl w:ilvl="8" w:tplc="D88617D4">
       <w:numFmt w:val="decimal"/>
       <w:lvlText w:val=""/>
       <w:lvlJc w:val="left"/>
     </w:lvl>
   </w:abstractNum>
-  <w:abstractNum w:abstractNumId="6" w15:restartNumberingAfterBreak="0">
-    <w:nsid w:val="5BD545CB"/>
+  <w:abstractNum w:abstractNumId="7" w15:restartNumberingAfterBreak="0">
+    <w:nsid w:val="7C482695"/>
     <w:multiLevelType w:val="hybridMultilevel"/>
-    <w:tmpl w:val="69E25FD6"/>
-    <w:lvl w:ilvl="0" w:tplc="EEB89F86">
+    <w:tmpl w:val="AC6060C4"/>
+    <w:lvl w:ilvl="0" w:tplc="C89A63D8">
       <w:start w:val="1"/>
       <w:numFmt w:val="decimal"/>
       <w:lvlText w:val="%1."/>
@@ -12672,150 +12731,91 @@
         <w:color w:val="A67C27"/>
       </w:rPr>
     </w:lvl>
-    <w:lvl w:ilvl="1" w:tplc="4AC0166E">
+    <w:lvl w:ilvl="1" w:tplc="EAC29732">
       <w:numFmt w:val="decimal"/>
       <w:lvlText w:val=""/>
       <w:lvlJc w:val="left"/>
     </w:lvl>
-    <w:lvl w:ilvl="2" w:tplc="D07A8934">
+    <w:lvl w:ilvl="2" w:tplc="D16A721A">
       <w:numFmt w:val="decimal"/>
       <w:lvlText w:val=""/>
       <w:lvlJc w:val="left"/>
     </w:lvl>
-    <w:lvl w:ilvl="3" w:tplc="21C28D02">
+    <w:lvl w:ilvl="3" w:tplc="DF4AB566">
       <w:numFmt w:val="decimal"/>
       <w:lvlText w:val=""/>
       <w:lvlJc w:val="left"/>
     </w:lvl>
-    <w:lvl w:ilvl="4" w:tplc="F2AC580A">
+    <w:lvl w:ilvl="4" w:tplc="B8D8C314">
       <w:numFmt w:val="decimal"/>
       <w:lvlText w:val=""/>
       <w:lvlJc w:val="left"/>
     </w:lvl>
-    <w:lvl w:ilvl="5" w:tplc="D9BA51D6">
+    <w:lvl w:ilvl="5" w:tplc="5866CA1A">
       <w:numFmt w:val="decimal"/>
       <w:lvlText w:val=""/>
       <w:lvlJc w:val="left"/>
     </w:lvl>
-    <w:lvl w:ilvl="6" w:tplc="EB7EFC6C">
+    <w:lvl w:ilvl="6" w:tplc="F9168270">
       <w:numFmt w:val="decimal"/>
       <w:lvlText w:val=""/>
       <w:lvlJc w:val="left"/>
     </w:lvl>
-    <w:lvl w:ilvl="7" w:tplc="52DE884A">
+    <w:lvl w:ilvl="7" w:tplc="9D9CF588">
       <w:numFmt w:val="decimal"/>
       <w:lvlText w:val=""/>
       <w:lvlJc w:val="left"/>
     </w:lvl>
-    <w:lvl w:ilvl="8" w:tplc="16480D30">
+    <w:lvl w:ilvl="8" w:tplc="F5A4357A">
       <w:numFmt w:val="decimal"/>
       <w:lvlText w:val=""/>
       <w:lvlJc w:val="left"/>
     </w:lvl>
   </w:abstractNum>
-  <w:abstractNum w:abstractNumId="7" w15:restartNumberingAfterBreak="0">
-    <w:nsid w:val="704849FE"/>
-    <w:multiLevelType w:val="hybridMultilevel"/>
-    <w:tmpl w:val="97EE2E3C"/>
-    <w:lvl w:ilvl="0" w:tplc="2E34E092">
-      <w:start w:val="1"/>
-      <w:numFmt w:val="decimal"/>
-      <w:lvlText w:val="%1."/>
-      <w:lvlJc w:val="left"/>
-      <w:pPr>
-        <w:ind w:left="460" w:hanging="360"/>
-      </w:pPr>
-      <w:rPr>
-        <w:b/>
-        <w:bCs/>
-        <w:color w:val="A67C27"/>
-      </w:rPr>
-    </w:lvl>
-    <w:lvl w:ilvl="1" w:tplc="C7B88180">
-      <w:numFmt w:val="decimal"/>
-      <w:lvlText w:val=""/>
-      <w:lvlJc w:val="left"/>
-    </w:lvl>
-    <w:lvl w:ilvl="2" w:tplc="79D42704">
-      <w:numFmt w:val="decimal"/>
-      <w:lvlText w:val=""/>
-      <w:lvlJc w:val="left"/>
-    </w:lvl>
-    <w:lvl w:ilvl="3" w:tplc="48625DB6">
-      <w:numFmt w:val="decimal"/>
-      <w:lvlText w:val=""/>
-      <w:lvlJc w:val="left"/>
-    </w:lvl>
-    <w:lvl w:ilvl="4" w:tplc="8454FC12">
-      <w:numFmt w:val="decimal"/>
-      <w:lvlText w:val=""/>
-      <w:lvlJc w:val="left"/>
-    </w:lvl>
-    <w:lvl w:ilvl="5" w:tplc="FF809A7C">
-      <w:numFmt w:val="decimal"/>
-      <w:lvlText w:val=""/>
-      <w:lvlJc w:val="left"/>
-    </w:lvl>
-    <w:lvl w:ilvl="6" w:tplc="242AD728">
-      <w:numFmt w:val="decimal"/>
-      <w:lvlText w:val=""/>
-      <w:lvlJc w:val="left"/>
-    </w:lvl>
-    <w:lvl w:ilvl="7" w:tplc="CEDA2DB2">
-      <w:numFmt w:val="decimal"/>
-      <w:lvlText w:val=""/>
-      <w:lvlJc w:val="left"/>
-    </w:lvl>
-    <w:lvl w:ilvl="8" w:tplc="8F88D8B6">
-      <w:numFmt w:val="decimal"/>
-      <w:lvlText w:val=""/>
-      <w:lvlJc w:val="left"/>
-    </w:lvl>
-  </w:abstractNum>
-  <w:num w:numId="1" w16cid:durableId="2116166608">
+  <w:num w:numId="1" w16cid:durableId="1885292608">
+    <w:abstractNumId w:val="5"/>
+    <w:lvlOverride w:ilvl="0">
+      <w:startOverride w:val="1"/>
+    </w:lvlOverride>
+  </w:num>
+  <w:num w:numId="2" w16cid:durableId="1508599519">
+    <w:abstractNumId w:val="0"/>
+    <w:lvlOverride w:ilvl="0">
+      <w:startOverride w:val="1"/>
+    </w:lvlOverride>
+  </w:num>
+  <w:num w:numId="3" w16cid:durableId="134874689">
+    <w:abstractNumId w:val="1"/>
+    <w:lvlOverride w:ilvl="0">
+      <w:startOverride w:val="1"/>
+    </w:lvlOverride>
+  </w:num>
+  <w:num w:numId="4" w16cid:durableId="1192694662">
+    <w:abstractNumId w:val="2"/>
+    <w:lvlOverride w:ilvl="0">
+      <w:startOverride w:val="1"/>
+    </w:lvlOverride>
+  </w:num>
+  <w:num w:numId="5" w16cid:durableId="646282996">
+    <w:abstractNumId w:val="4"/>
+    <w:lvlOverride w:ilvl="0">
+      <w:startOverride w:val="1"/>
+    </w:lvlOverride>
+  </w:num>
+  <w:num w:numId="6" w16cid:durableId="1928466804">
     <w:abstractNumId w:val="3"/>
     <w:lvlOverride w:ilvl="0">
       <w:startOverride w:val="1"/>
     </w:lvlOverride>
   </w:num>
-  <w:num w:numId="2" w16cid:durableId="126818310">
-    <w:abstractNumId w:val="0"/>
-    <w:lvlOverride w:ilvl="0">
-      <w:startOverride w:val="1"/>
-    </w:lvlOverride>
-  </w:num>
-  <w:num w:numId="3" w16cid:durableId="650906288">
+  <w:num w:numId="7" w16cid:durableId="1927106224">
     <w:abstractNumId w:val="6"/>
     <w:lvlOverride w:ilvl="0">
       <w:startOverride w:val="1"/>
     </w:lvlOverride>
   </w:num>
-  <w:num w:numId="4" w16cid:durableId="1281182656">
-    <w:abstractNumId w:val="5"/>
-    <w:lvlOverride w:ilvl="0">
-      <w:startOverride w:val="1"/>
-    </w:lvlOverride>
-  </w:num>
-  <w:num w:numId="5" w16cid:durableId="1859467599">
-    <w:abstractNumId w:val="2"/>
-    <w:lvlOverride w:ilvl="0">
-      <w:startOverride w:val="1"/>
-    </w:lvlOverride>
-  </w:num>
-  <w:num w:numId="6" w16cid:durableId="1639021792">
+  <w:num w:numId="8" w16cid:durableId="1261252554">
     <w:abstractNumId w:val="7"/>
-    <w:lvlOverride w:ilvl="0">
-      <w:startOverride w:val="1"/>
-    </w:lvlOverride>
-  </w:num>
-  <w:num w:numId="7" w16cid:durableId="659116658">
-    <w:abstractNumId w:val="4"/>
-    <w:lvlOverride w:ilvl="0">
-      <w:startOverride w:val="1"/>
-    </w:lvlOverride>
-  </w:num>
-  <w:num w:numId="8" w16cid:durableId="808980171">
-    <w:abstractNumId w:val="1"/>
     <w:lvlOverride w:ilvl="0">
       <w:startOverride w:val="1"/>
     </w:lvlOverride>
@@ -13440,7 +13440,7 @@
     <w:autoRedefine/>
     <w:uiPriority w:val="39"/>
     <w:unhideWhenUsed/>
-    <w:rsid w:val="00D8791F"/>
+    <w:rsid w:val="00F01092"/>
     <w:pPr>
       <w:spacing w:after="100"/>
     </w:pPr>
@@ -13452,7 +13452,7 @@
     <w:autoRedefine/>
     <w:uiPriority w:val="39"/>
     <w:unhideWhenUsed/>
-    <w:rsid w:val="00D8791F"/>
+    <w:rsid w:val="00F01092"/>
     <w:pPr>
       <w:spacing w:after="100"/>
       <w:ind w:left="210"/>

--- a/docs/manuals/Role_Guide_4_QUAN_QA_RA.docx
+++ b/docs/manuals/Role_Guide_4_QUAN_QA_RA.docx
@@ -69,7 +69,7 @@
           <w:left w:w="10" w:type="dxa"/>
           <w:right w:w="10" w:type="dxa"/>
         </w:tblCellMar>
-        <w:tblLook w:val="04A0" w:firstRow="1" w:lastRow="0" w:firstColumn="1" w:lastColumn="0" w:noHBand="0" w:noVBand="1"/>
+        <w:tblLook w:val="0000" w:firstRow="0" w:lastRow="0" w:firstColumn="0" w:lastColumn="0" w:noHBand="0" w:noVBand="0"/>
       </w:tblPr>
       <w:tblGrid>
         <w:gridCol w:w="2300"/>
@@ -469,7 +469,7 @@
                 <w:sz w:val="19"/>
                 <w:szCs w:val="19"/>
               </w:rPr>
-              <w:t>Version 1.14 · 1 October 2026</w:t>
+              <w:t>Version 1.15 · 1 October 2026</w:t>
             </w:r>
           </w:p>
         </w:tc>
@@ -538,7 +538,7 @@
     <w:sdt>
       <w:sdtPr>
         <w:alias w:val="Contents"/>
-        <w:id w:val="1199981815"/>
+        <w:id w:val="-1902427644"/>
       </w:sdtPr>
       <w:sdtEndPr/>
       <w:sdtContent>
@@ -567,7 +567,7 @@
           <w:r>
             <w:fldChar w:fldCharType="separate"/>
           </w:r>
-          <w:hyperlink w:anchor="_Toc241780725" w:history="1">
+          <w:hyperlink w:anchor="_Toc241781790" w:history="1">
             <w:r>
               <w:rPr>
                 <w:rStyle w:val="Hyperlink"/>
@@ -591,7 +591,7 @@
               <w:rPr>
                 <w:noProof/>
               </w:rPr>
-              <w:instrText xml:space="preserve"> PAGEREF _Toc241780725 \h </w:instrText>
+              <w:instrText xml:space="preserve"> PAGEREF _Toc241781790 \h </w:instrText>
             </w:r>
             <w:r>
               <w:rPr>
@@ -634,7 +634,7 @@
               <w14:ligatures w14:val="standardContextual"/>
             </w:rPr>
           </w:pPr>
-          <w:hyperlink w:anchor="_Toc241780726" w:history="1">
+          <w:hyperlink w:anchor="_Toc241781791" w:history="1">
             <w:r>
               <w:rPr>
                 <w:rStyle w:val="Hyperlink"/>
@@ -658,7 +658,7 @@
               <w:rPr>
                 <w:noProof/>
               </w:rPr>
-              <w:instrText xml:space="preserve"> PAGEREF _Toc241780726 \h </w:instrText>
+              <w:instrText xml:space="preserve"> PAGEREF _Toc241781791 \h </w:instrText>
             </w:r>
             <w:r>
               <w:rPr>
@@ -701,7 +701,7 @@
               <w14:ligatures w14:val="standardContextual"/>
             </w:rPr>
           </w:pPr>
-          <w:hyperlink w:anchor="_Toc241780727" w:history="1">
+          <w:hyperlink w:anchor="_Toc241781792" w:history="1">
             <w:r>
               <w:rPr>
                 <w:rStyle w:val="Hyperlink"/>
@@ -725,7 +725,7 @@
               <w:rPr>
                 <w:noProof/>
               </w:rPr>
-              <w:instrText xml:space="preserve"> PAGEREF _Toc241780727 \h </w:instrText>
+              <w:instrText xml:space="preserve"> PAGEREF _Toc241781792 \h </w:instrText>
             </w:r>
             <w:r>
               <w:rPr>
@@ -768,7 +768,7 @@
               <w14:ligatures w14:val="standardContextual"/>
             </w:rPr>
           </w:pPr>
-          <w:hyperlink w:anchor="_Toc241780728" w:history="1">
+          <w:hyperlink w:anchor="_Toc241781793" w:history="1">
             <w:r>
               <w:rPr>
                 <w:rStyle w:val="Hyperlink"/>
@@ -792,7 +792,7 @@
               <w:rPr>
                 <w:noProof/>
               </w:rPr>
-              <w:instrText xml:space="preserve"> PAGEREF _Toc241780728 \h </w:instrText>
+              <w:instrText xml:space="preserve"> PAGEREF _Toc241781793 \h </w:instrText>
             </w:r>
             <w:r>
               <w:rPr>
@@ -835,7 +835,7 @@
               <w14:ligatures w14:val="standardContextual"/>
             </w:rPr>
           </w:pPr>
-          <w:hyperlink w:anchor="_Toc241780729" w:history="1">
+          <w:hyperlink w:anchor="_Toc241781794" w:history="1">
             <w:r>
               <w:rPr>
                 <w:rStyle w:val="Hyperlink"/>
@@ -859,7 +859,7 @@
               <w:rPr>
                 <w:noProof/>
               </w:rPr>
-              <w:instrText xml:space="preserve"> PAGEREF _Toc241780729 \h </w:instrText>
+              <w:instrText xml:space="preserve"> PAGEREF _Toc241781794 \h </w:instrText>
             </w:r>
             <w:r>
               <w:rPr>
@@ -902,7 +902,7 @@
               <w14:ligatures w14:val="standardContextual"/>
             </w:rPr>
           </w:pPr>
-          <w:hyperlink w:anchor="_Toc241780730" w:history="1">
+          <w:hyperlink w:anchor="_Toc241781795" w:history="1">
             <w:r>
               <w:rPr>
                 <w:rStyle w:val="Hyperlink"/>
@@ -926,7 +926,7 @@
               <w:rPr>
                 <w:noProof/>
               </w:rPr>
-              <w:instrText xml:space="preserve"> PAGEREF _Toc241780730 \h </w:instrText>
+              <w:instrText xml:space="preserve"> PAGEREF _Toc241781795 \h </w:instrText>
             </w:r>
             <w:r>
               <w:rPr>
@@ -969,7 +969,7 @@
               <w14:ligatures w14:val="standardContextual"/>
             </w:rPr>
           </w:pPr>
-          <w:hyperlink w:anchor="_Toc241780731" w:history="1">
+          <w:hyperlink w:anchor="_Toc241781796" w:history="1">
             <w:r>
               <w:rPr>
                 <w:rStyle w:val="Hyperlink"/>
@@ -993,7 +993,7 @@
               <w:rPr>
                 <w:noProof/>
               </w:rPr>
-              <w:instrText xml:space="preserve"> PAGEREF _Toc241780731 \h </w:instrText>
+              <w:instrText xml:space="preserve"> PAGEREF _Toc241781796 \h </w:instrText>
             </w:r>
             <w:r>
               <w:rPr>
@@ -1036,7 +1036,7 @@
               <w14:ligatures w14:val="standardContextual"/>
             </w:rPr>
           </w:pPr>
-          <w:hyperlink w:anchor="_Toc241780732" w:history="1">
+          <w:hyperlink w:anchor="_Toc241781797" w:history="1">
             <w:r>
               <w:rPr>
                 <w:rStyle w:val="Hyperlink"/>
@@ -1060,7 +1060,7 @@
               <w:rPr>
                 <w:noProof/>
               </w:rPr>
-              <w:instrText xml:space="preserve"> PAGEREF _Toc241780732 \h </w:instrText>
+              <w:instrText xml:space="preserve"> PAGEREF _Toc241781797 \h </w:instrText>
             </w:r>
             <w:r>
               <w:rPr>
@@ -1103,7 +1103,7 @@
               <w14:ligatures w14:val="standardContextual"/>
             </w:rPr>
           </w:pPr>
-          <w:hyperlink w:anchor="_Toc241780733" w:history="1">
+          <w:hyperlink w:anchor="_Toc241781798" w:history="1">
             <w:r>
               <w:rPr>
                 <w:rStyle w:val="Hyperlink"/>
@@ -1127,7 +1127,7 @@
               <w:rPr>
                 <w:noProof/>
               </w:rPr>
-              <w:instrText xml:space="preserve"> PAGEREF _Toc241780733 \h </w:instrText>
+              <w:instrText xml:space="preserve"> PAGEREF _Toc241781798 \h </w:instrText>
             </w:r>
             <w:r>
               <w:rPr>
@@ -1170,7 +1170,7 @@
               <w14:ligatures w14:val="standardContextual"/>
             </w:rPr>
           </w:pPr>
-          <w:hyperlink w:anchor="_Toc241780734" w:history="1">
+          <w:hyperlink w:anchor="_Toc241781799" w:history="1">
             <w:r>
               <w:rPr>
                 <w:rStyle w:val="Hyperlink"/>
@@ -1194,7 +1194,7 @@
               <w:rPr>
                 <w:noProof/>
               </w:rPr>
-              <w:instrText xml:space="preserve"> PAGEREF _Toc241780734 \h </w:instrText>
+              <w:instrText xml:space="preserve"> PAGEREF _Toc241781799 \h </w:instrText>
             </w:r>
             <w:r>
               <w:rPr>
@@ -1237,7 +1237,7 @@
               <w14:ligatures w14:val="standardContextual"/>
             </w:rPr>
           </w:pPr>
-          <w:hyperlink w:anchor="_Toc241780735" w:history="1">
+          <w:hyperlink w:anchor="_Toc241781800" w:history="1">
             <w:r>
               <w:rPr>
                 <w:rStyle w:val="Hyperlink"/>
@@ -1261,7 +1261,7 @@
               <w:rPr>
                 <w:noProof/>
               </w:rPr>
-              <w:instrText xml:space="preserve"> PAGEREF _Toc241780735 \h </w:instrText>
+              <w:instrText xml:space="preserve"> PAGEREF _Toc241781800 \h </w:instrText>
             </w:r>
             <w:r>
               <w:rPr>
@@ -1304,7 +1304,7 @@
               <w14:ligatures w14:val="standardContextual"/>
             </w:rPr>
           </w:pPr>
-          <w:hyperlink w:anchor="_Toc241780736" w:history="1">
+          <w:hyperlink w:anchor="_Toc241781801" w:history="1">
             <w:r>
               <w:rPr>
                 <w:rStyle w:val="Hyperlink"/>
@@ -1328,7 +1328,7 @@
               <w:rPr>
                 <w:noProof/>
               </w:rPr>
-              <w:instrText xml:space="preserve"> PAGEREF _Toc241780736 \h </w:instrText>
+              <w:instrText xml:space="preserve"> PAGEREF _Toc241781801 \h </w:instrText>
             </w:r>
             <w:r>
               <w:rPr>
@@ -1371,7 +1371,7 @@
               <w14:ligatures w14:val="standardContextual"/>
             </w:rPr>
           </w:pPr>
-          <w:hyperlink w:anchor="_Toc241780737" w:history="1">
+          <w:hyperlink w:anchor="_Toc241781802" w:history="1">
             <w:r>
               <w:rPr>
                 <w:rStyle w:val="Hyperlink"/>
@@ -1395,7 +1395,7 @@
               <w:rPr>
                 <w:noProof/>
               </w:rPr>
-              <w:instrText xml:space="preserve"> PAGEREF _Toc241780737 \h </w:instrText>
+              <w:instrText xml:space="preserve"> PAGEREF _Toc241781802 \h </w:instrText>
             </w:r>
             <w:r>
               <w:rPr>
@@ -1438,7 +1438,7 @@
               <w14:ligatures w14:val="standardContextual"/>
             </w:rPr>
           </w:pPr>
-          <w:hyperlink w:anchor="_Toc241780738" w:history="1">
+          <w:hyperlink w:anchor="_Toc241781803" w:history="1">
             <w:r>
               <w:rPr>
                 <w:rStyle w:val="Hyperlink"/>
@@ -1462,7 +1462,7 @@
               <w:rPr>
                 <w:noProof/>
               </w:rPr>
-              <w:instrText xml:space="preserve"> PAGEREF _Toc241780738 \h </w:instrText>
+              <w:instrText xml:space="preserve"> PAGEREF _Toc241781803 \h </w:instrText>
             </w:r>
             <w:r>
               <w:rPr>
@@ -1505,7 +1505,7 @@
               <w14:ligatures w14:val="standardContextual"/>
             </w:rPr>
           </w:pPr>
-          <w:hyperlink w:anchor="_Toc241780739" w:history="1">
+          <w:hyperlink w:anchor="_Toc241781804" w:history="1">
             <w:r>
               <w:rPr>
                 <w:rStyle w:val="Hyperlink"/>
@@ -1529,7 +1529,7 @@
               <w:rPr>
                 <w:noProof/>
               </w:rPr>
-              <w:instrText xml:space="preserve"> PAGEREF _Toc241780739 \h </w:instrText>
+              <w:instrText xml:space="preserve"> PAGEREF _Toc241781804 \h </w:instrText>
             </w:r>
             <w:r>
               <w:rPr>
@@ -1572,7 +1572,7 @@
               <w14:ligatures w14:val="standardContextual"/>
             </w:rPr>
           </w:pPr>
-          <w:hyperlink w:anchor="_Toc241780740" w:history="1">
+          <w:hyperlink w:anchor="_Toc241781805" w:history="1">
             <w:r>
               <w:rPr>
                 <w:rStyle w:val="Hyperlink"/>
@@ -1596,7 +1596,7 @@
               <w:rPr>
                 <w:noProof/>
               </w:rPr>
-              <w:instrText xml:space="preserve"> PAGEREF _Toc241780740 \h </w:instrText>
+              <w:instrText xml:space="preserve"> PAGEREF _Toc241781805 \h </w:instrText>
             </w:r>
             <w:r>
               <w:rPr>
@@ -1639,7 +1639,7 @@
               <w14:ligatures w14:val="standardContextual"/>
             </w:rPr>
           </w:pPr>
-          <w:hyperlink w:anchor="_Toc241780741" w:history="1">
+          <w:hyperlink w:anchor="_Toc241781806" w:history="1">
             <w:r>
               <w:rPr>
                 <w:rStyle w:val="Hyperlink"/>
@@ -1663,7 +1663,7 @@
               <w:rPr>
                 <w:noProof/>
               </w:rPr>
-              <w:instrText xml:space="preserve"> PAGEREF _Toc241780741 \h </w:instrText>
+              <w:instrText xml:space="preserve"> PAGEREF _Toc241781806 \h </w:instrText>
             </w:r>
             <w:r>
               <w:rPr>
@@ -1706,7 +1706,7 @@
               <w14:ligatures w14:val="standardContextual"/>
             </w:rPr>
           </w:pPr>
-          <w:hyperlink w:anchor="_Toc241780742" w:history="1">
+          <w:hyperlink w:anchor="_Toc241781807" w:history="1">
             <w:r>
               <w:rPr>
                 <w:rStyle w:val="Hyperlink"/>
@@ -1730,7 +1730,7 @@
               <w:rPr>
                 <w:noProof/>
               </w:rPr>
-              <w:instrText xml:space="preserve"> PAGEREF _Toc241780742 \h </w:instrText>
+              <w:instrText xml:space="preserve"> PAGEREF _Toc241781807 \h </w:instrText>
             </w:r>
             <w:r>
               <w:rPr>
@@ -1773,7 +1773,7 @@
               <w14:ligatures w14:val="standardContextual"/>
             </w:rPr>
           </w:pPr>
-          <w:hyperlink w:anchor="_Toc241780743" w:history="1">
+          <w:hyperlink w:anchor="_Toc241781808" w:history="1">
             <w:r>
               <w:rPr>
                 <w:rStyle w:val="Hyperlink"/>
@@ -1797,7 +1797,7 @@
               <w:rPr>
                 <w:noProof/>
               </w:rPr>
-              <w:instrText xml:space="preserve"> PAGEREF _Toc241780743 \h </w:instrText>
+              <w:instrText xml:space="preserve"> PAGEREF _Toc241781808 \h </w:instrText>
             </w:r>
             <w:r>
               <w:rPr>
@@ -1840,7 +1840,7 @@
               <w14:ligatures w14:val="standardContextual"/>
             </w:rPr>
           </w:pPr>
-          <w:hyperlink w:anchor="_Toc241780744" w:history="1">
+          <w:hyperlink w:anchor="_Toc241781809" w:history="1">
             <w:r>
               <w:rPr>
                 <w:rStyle w:val="Hyperlink"/>
@@ -1864,7 +1864,7 @@
               <w:rPr>
                 <w:noProof/>
               </w:rPr>
-              <w:instrText xml:space="preserve"> PAGEREF _Toc241780744 \h </w:instrText>
+              <w:instrText xml:space="preserve"> PAGEREF _Toc241781809 \h </w:instrText>
             </w:r>
             <w:r>
               <w:rPr>
@@ -1907,7 +1907,7 @@
               <w14:ligatures w14:val="standardContextual"/>
             </w:rPr>
           </w:pPr>
-          <w:hyperlink w:anchor="_Toc241780745" w:history="1">
+          <w:hyperlink w:anchor="_Toc241781810" w:history="1">
             <w:r>
               <w:rPr>
                 <w:rStyle w:val="Hyperlink"/>
@@ -1931,7 +1931,7 @@
               <w:rPr>
                 <w:noProof/>
               </w:rPr>
-              <w:instrText xml:space="preserve"> PAGEREF _Toc241780745 \h </w:instrText>
+              <w:instrText xml:space="preserve"> PAGEREF _Toc241781810 \h </w:instrText>
             </w:r>
             <w:r>
               <w:rPr>
@@ -1974,7 +1974,7 @@
               <w14:ligatures w14:val="standardContextual"/>
             </w:rPr>
           </w:pPr>
-          <w:hyperlink w:anchor="_Toc241780746" w:history="1">
+          <w:hyperlink w:anchor="_Toc241781811" w:history="1">
             <w:r>
               <w:rPr>
                 <w:rStyle w:val="Hyperlink"/>
@@ -1998,7 +1998,7 @@
               <w:rPr>
                 <w:noProof/>
               </w:rPr>
-              <w:instrText xml:space="preserve"> PAGEREF _Toc241780746 \h </w:instrText>
+              <w:instrText xml:space="preserve"> PAGEREF _Toc241781811 \h </w:instrText>
             </w:r>
             <w:r>
               <w:rPr>
@@ -2041,7 +2041,7 @@
               <w14:ligatures w14:val="standardContextual"/>
             </w:rPr>
           </w:pPr>
-          <w:hyperlink w:anchor="_Toc241780747" w:history="1">
+          <w:hyperlink w:anchor="_Toc241781812" w:history="1">
             <w:r>
               <w:rPr>
                 <w:rStyle w:val="Hyperlink"/>
@@ -2065,7 +2065,7 @@
               <w:rPr>
                 <w:noProof/>
               </w:rPr>
-              <w:instrText xml:space="preserve"> PAGEREF _Toc241780747 \h </w:instrText>
+              <w:instrText xml:space="preserve"> PAGEREF _Toc241781812 \h </w:instrText>
             </w:r>
             <w:r>
               <w:rPr>
@@ -2108,7 +2108,7 @@
               <w14:ligatures w14:val="standardContextual"/>
             </w:rPr>
           </w:pPr>
-          <w:hyperlink w:anchor="_Toc241780748" w:history="1">
+          <w:hyperlink w:anchor="_Toc241781813" w:history="1">
             <w:r>
               <w:rPr>
                 <w:rStyle w:val="Hyperlink"/>
@@ -2132,7 +2132,7 @@
               <w:rPr>
                 <w:noProof/>
               </w:rPr>
-              <w:instrText xml:space="preserve"> PAGEREF _Toc241780748 \h </w:instrText>
+              <w:instrText xml:space="preserve"> PAGEREF _Toc241781813 \h </w:instrText>
             </w:r>
             <w:r>
               <w:rPr>
@@ -2171,7 +2171,7 @@
         <w:pStyle w:val="Heading1"/>
         <w:pageBreakBefore/>
       </w:pPr>
-      <w:bookmarkStart w:id="0" w:name="_Toc241780725"/>
+      <w:bookmarkStart w:id="0" w:name="_Toc241781790"/>
       <w:r>
         <w:lastRenderedPageBreak/>
         <w:t>1. Your role at a glance</w:t>
@@ -2331,7 +2331,7 @@
           <w:left w:w="10" w:type="dxa"/>
           <w:right w:w="10" w:type="dxa"/>
         </w:tblCellMar>
-        <w:tblLook w:val="04A0" w:firstRow="1" w:lastRow="0" w:firstColumn="1" w:lastColumn="0" w:noHBand="0" w:noVBand="1"/>
+        <w:tblLook w:val="0000" w:firstRow="0" w:lastRow="0" w:firstColumn="0" w:lastColumn="0" w:noHBand="0" w:noVBand="0"/>
       </w:tblPr>
       <w:tblGrid>
         <w:gridCol w:w="9412"/>
@@ -2391,7 +2391,7 @@
         <w:pStyle w:val="Heading1"/>
         <w:pageBreakBefore/>
       </w:pPr>
-      <w:bookmarkStart w:id="1" w:name="_Toc241780726"/>
+      <w:bookmarkStart w:id="1" w:name="_Toc241781791"/>
       <w:r>
         <w:lastRenderedPageBreak/>
         <w:t>2. Signing in and your screens</w:t>
@@ -2402,7 +2402,7 @@
       <w:pPr>
         <w:pStyle w:val="Heading2"/>
       </w:pPr>
-      <w:bookmarkStart w:id="2" w:name="_Toc241780727"/>
+      <w:bookmarkStart w:id="2" w:name="_Toc241781792"/>
       <w:r>
         <w:t>Signing in</w:t>
       </w:r>
@@ -2485,7 +2485,7 @@
           <w:noProof/>
         </w:rPr>
         <w:drawing>
-          <wp:inline distT="0" distB="0" distL="0" distR="0" wp14:anchorId="07D1909F" wp14:editId="0DA5D48B">
+          <wp:inline distT="0" distB="0" distL="0" distR="0" wp14:anchorId="6BE040BE" wp14:editId="15209BB5">
             <wp:extent cx="5334000" cy="2333625"/>
             <wp:effectExtent l="0" t="0" r="0" b="0"/>
             <wp:docPr id="1" name="adm_login.jpg" descr="The sign-in screen for all internal staff." title="The sign-in screen for all internal staff."/>
@@ -2593,7 +2593,7 @@
           <w:left w:w="10" w:type="dxa"/>
           <w:right w:w="10" w:type="dxa"/>
         </w:tblCellMar>
-        <w:tblLook w:val="04A0" w:firstRow="1" w:lastRow="0" w:firstColumn="1" w:lastColumn="0" w:noHBand="0" w:noVBand="1"/>
+        <w:tblLook w:val="0000" w:firstRow="0" w:lastRow="0" w:firstColumn="0" w:lastColumn="0" w:noHBand="0" w:noVBand="0"/>
       </w:tblPr>
       <w:tblGrid>
         <w:gridCol w:w="9412"/>
@@ -2652,7 +2652,7 @@
       <w:pPr>
         <w:pStyle w:val="Heading2"/>
       </w:pPr>
-      <w:bookmarkStart w:id="3" w:name="_Toc241780728"/>
+      <w:bookmarkStart w:id="3" w:name="_Toc241781793"/>
       <w:r>
         <w:t>Finding your way around</w:t>
       </w:r>
@@ -2837,7 +2837,7 @@
         </w:rPr>
         <w:lastRenderedPageBreak/>
         <w:drawing>
-          <wp:inline distT="0" distB="0" distL="0" distR="0" wp14:anchorId="2DD7957D" wp14:editId="428EB0B4">
+          <wp:inline distT="0" distB="0" distL="0" distR="0" wp14:anchorId="1F022AC6" wp14:editId="312FB45D">
             <wp:extent cx="5715000" cy="1876425"/>
             <wp:effectExtent l="0" t="0" r="0" b="0"/>
             <wp:docPr id="2" name="adm_not_your_role.jpg" descr="Opening a screen outside your role (for example from an old bookmark) shows this card instead of the screen." title="Opening a screen outside your role (for example from an old bookmark) shows this card instead of the screen."/>
@@ -2906,7 +2906,7 @@
       <w:pPr>
         <w:pStyle w:val="Heading2"/>
       </w:pPr>
-      <w:bookmarkStart w:id="4" w:name="_Toc241780729"/>
+      <w:bookmarkStart w:id="4" w:name="_Toc241781794"/>
       <w:r>
         <w:t>Your screens</w:t>
       </w:r>
@@ -2927,7 +2927,7 @@
           <w:left w:w="10" w:type="dxa"/>
           <w:right w:w="10" w:type="dxa"/>
         </w:tblCellMar>
-        <w:tblLook w:val="04A0" w:firstRow="1" w:lastRow="0" w:firstColumn="1" w:lastColumn="0" w:noHBand="0" w:noVBand="1"/>
+        <w:tblLook w:val="0000" w:firstRow="0" w:lastRow="0" w:firstColumn="0" w:lastColumn="0" w:noHBand="0" w:noVBand="0"/>
       </w:tblPr>
       <w:tblGrid>
         <w:gridCol w:w="2824"/>
@@ -3240,7 +3240,7 @@
       <w:pPr>
         <w:pStyle w:val="Heading2"/>
       </w:pPr>
-      <w:bookmarkStart w:id="5" w:name="_Toc241780730"/>
+      <w:bookmarkStart w:id="5" w:name="_Toc241781795"/>
       <w:r>
         <w:t>Changing your password</w:t>
       </w:r>
@@ -3323,7 +3323,7 @@
           <w:noProof/>
         </w:rPr>
         <w:drawing>
-          <wp:inline distT="0" distB="0" distL="0" distR="0" wp14:anchorId="771DD07D" wp14:editId="4DD44937">
+          <wp:inline distT="0" distB="0" distL="0" distR="0" wp14:anchorId="0E2723BD" wp14:editId="0E92B5DF">
             <wp:extent cx="5334000" cy="2171700"/>
             <wp:effectExtent l="0" t="0" r="0" b="0"/>
             <wp:docPr id="3" name="adm_account.jpg" descr="Change Password screen." title="Change Password screen."/>
@@ -3411,7 +3411,7 @@
         <w:pStyle w:val="Heading1"/>
         <w:pageBreakBefore/>
       </w:pPr>
-      <w:bookmarkStart w:id="6" w:name="_Toc241780731"/>
+      <w:bookmarkStart w:id="6" w:name="_Toc241781796"/>
       <w:r>
         <w:lastRenderedPageBreak/>
         <w:t>3. Your routine</w:t>
@@ -3441,7 +3441,7 @@
           <w:left w:w="10" w:type="dxa"/>
           <w:right w:w="10" w:type="dxa"/>
         </w:tblCellMar>
-        <w:tblLook w:val="04A0" w:firstRow="1" w:lastRow="0" w:firstColumn="1" w:lastColumn="0" w:noHBand="0" w:noVBand="1"/>
+        <w:tblLook w:val="0000" w:firstRow="0" w:lastRow="0" w:firstColumn="0" w:lastColumn="0" w:noHBand="0" w:noVBand="0"/>
       </w:tblPr>
       <w:tblGrid>
         <w:gridCol w:w="2071"/>
@@ -3755,7 +3755,7 @@
         <w:pStyle w:val="Heading1"/>
         <w:pageBreakBefore/>
       </w:pPr>
-      <w:bookmarkStart w:id="7" w:name="_Toc241780732"/>
+      <w:bookmarkStart w:id="7" w:name="_Toc241781797"/>
       <w:r>
         <w:lastRenderedPageBreak/>
         <w:t>4. Step-by-step tasks</w:t>
@@ -3766,7 +3766,7 @@
       <w:pPr>
         <w:pStyle w:val="Heading2"/>
       </w:pPr>
-      <w:bookmarkStart w:id="8" w:name="_Toc241780733"/>
+      <w:bookmarkStart w:id="8" w:name="_Toc241781798"/>
       <w:r>
         <w:t>4.1 Reading the QA Dashboard</w:t>
       </w:r>
@@ -3806,7 +3806,7 @@
           <w:noProof/>
         </w:rPr>
         <w:drawing>
-          <wp:inline distT="0" distB="0" distL="0" distR="0" wp14:anchorId="64099BEB" wp14:editId="5FAF7783">
+          <wp:inline distT="0" distB="0" distL="0" distR="0" wp14:anchorId="2D57E5EF" wp14:editId="201CC4F6">
             <wp:extent cx="5334000" cy="2333625"/>
             <wp:effectExtent l="0" t="0" r="0" b="0"/>
             <wp:docPr id="4" name="qa_dashboard.jpg" descr="QA Dashboard." title="QA Dashboard."/>
@@ -3913,7 +3913,7 @@
       <w:pPr>
         <w:pStyle w:val="Heading2"/>
       </w:pPr>
-      <w:bookmarkStart w:id="9" w:name="_Toc241780734"/>
+      <w:bookmarkStart w:id="9" w:name="_Toc241781799"/>
       <w:r>
         <w:t>4.2 Reviewing questionnaires in the QA Queue</w:t>
       </w:r>
@@ -3953,7 +3953,7 @@
           <w:noProof/>
         </w:rPr>
         <w:drawing>
-          <wp:inline distT="0" distB="0" distL="0" distR="0" wp14:anchorId="6988C111" wp14:editId="3E639945">
+          <wp:inline distT="0" distB="0" distL="0" distR="0" wp14:anchorId="0ABCE19E" wp14:editId="0B28327C">
             <wp:extent cx="5334000" cy="3333750"/>
             <wp:effectExtent l="0" t="0" r="0" b="0"/>
             <wp:docPr id="5" name="qa_queue.jpg" descr="QUAN QA Queue with the KoboToolbox sync panel." title="QUAN QA Queue with the KoboToolbox sync panel."/>
@@ -4151,7 +4151,7 @@
           <w:left w:w="10" w:type="dxa"/>
           <w:right w:w="10" w:type="dxa"/>
         </w:tblCellMar>
-        <w:tblLook w:val="04A0" w:firstRow="1" w:lastRow="0" w:firstColumn="1" w:lastColumn="0" w:noHBand="0" w:noVBand="1"/>
+        <w:tblLook w:val="0000" w:firstRow="0" w:lastRow="0" w:firstColumn="0" w:lastColumn="0" w:noHBand="0" w:noVBand="0"/>
       </w:tblPr>
       <w:tblGrid>
         <w:gridCol w:w="2353"/>
@@ -4597,7 +4597,7 @@
           <w:left w:w="10" w:type="dxa"/>
           <w:right w:w="10" w:type="dxa"/>
         </w:tblCellMar>
-        <w:tblLook w:val="04A0" w:firstRow="1" w:lastRow="0" w:firstColumn="1" w:lastColumn="0" w:noHBand="0" w:noVBand="1"/>
+        <w:tblLook w:val="0000" w:firstRow="0" w:lastRow="0" w:firstColumn="0" w:lastColumn="0" w:noHBand="0" w:noVBand="0"/>
       </w:tblPr>
       <w:tblGrid>
         <w:gridCol w:w="9412"/>
@@ -4692,7 +4692,7 @@
       <w:pPr>
         <w:pStyle w:val="Heading2"/>
       </w:pPr>
-      <w:bookmarkStart w:id="10" w:name="_Toc241780735"/>
+      <w:bookmarkStart w:id="10" w:name="_Toc241781800"/>
       <w:r>
         <w:t>4.3 Working QA exceptions</w:t>
       </w:r>
@@ -4757,7 +4757,7 @@
         </w:rPr>
         <w:lastRenderedPageBreak/>
         <w:drawing>
-          <wp:inline distT="0" distB="0" distL="0" distR="0" wp14:anchorId="0DFBBBB8" wp14:editId="0D5D388B">
+          <wp:inline distT="0" distB="0" distL="0" distR="0" wp14:anchorId="2025687C" wp14:editId="562621AE">
             <wp:extent cx="5334000" cy="3333750"/>
             <wp:effectExtent l="0" t="0" r="0" b="0"/>
             <wp:docPr id="6" name="qa_exceptions.jpg" descr="QA Exception Queue." title="QA Exception Queue."/>
@@ -4953,7 +4953,7 @@
       <w:pPr>
         <w:pStyle w:val="Heading2"/>
       </w:pPr>
-      <w:bookmarkStart w:id="11" w:name="_Toc241780736"/>
+      <w:bookmarkStart w:id="11" w:name="_Toc241781801"/>
       <w:r>
         <w:t>4.4 Downloading or emailing completed forms (Form PDFs)</w:t>
       </w:r>
@@ -5004,7 +5004,7 @@
         </w:rPr>
         <w:lastRenderedPageBreak/>
         <w:drawing>
-          <wp:inline distT="0" distB="0" distL="0" distR="0" wp14:anchorId="4C4EF6E6" wp14:editId="0C62BD8F">
+          <wp:inline distT="0" distB="0" distL="0" distR="0" wp14:anchorId="0FE6F8BD" wp14:editId="2AE12D0C">
             <wp:extent cx="5334000" cy="3333750"/>
             <wp:effectExtent l="0" t="0" r="0" b="0"/>
             <wp:docPr id="7" name="qa_form_pdfs.jpg" descr="Completed form PDFs." title="Completed form PDFs."/>
@@ -5184,7 +5184,7 @@
           <w:left w:w="10" w:type="dxa"/>
           <w:right w:w="10" w:type="dxa"/>
         </w:tblCellMar>
-        <w:tblLook w:val="04A0" w:firstRow="1" w:lastRow="0" w:firstColumn="1" w:lastColumn="0" w:noHBand="0" w:noVBand="1"/>
+        <w:tblLook w:val="0000" w:firstRow="0" w:lastRow="0" w:firstColumn="0" w:lastColumn="0" w:noHBand="0" w:noVBand="0"/>
       </w:tblPr>
       <w:tblGrid>
         <w:gridCol w:w="9412"/>
@@ -5243,7 +5243,7 @@
       <w:pPr>
         <w:pStyle w:val="Heading2"/>
       </w:pPr>
-      <w:bookmarkStart w:id="12" w:name="_Toc241780737"/>
+      <w:bookmarkStart w:id="12" w:name="_Toc241781802"/>
       <w:r>
         <w:t>4.5 Writing good QA notes</w:t>
       </w:r>
@@ -5311,7 +5311,7 @@
         <w:pStyle w:val="Heading1"/>
         <w:pageBreakBefore/>
       </w:pPr>
-      <w:bookmarkStart w:id="13" w:name="_Toc241780738"/>
+      <w:bookmarkStart w:id="13" w:name="_Toc241781803"/>
       <w:r>
         <w:lastRenderedPageBreak/>
         <w:t>5. Rules you must follow</w:t>
@@ -5462,7 +5462,7 @@
         <w:pStyle w:val="Heading1"/>
         <w:pageBreakBefore/>
       </w:pPr>
-      <w:bookmarkStart w:id="14" w:name="_Toc241780739"/>
+      <w:bookmarkStart w:id="14" w:name="_Toc241781804"/>
       <w:r>
         <w:lastRenderedPageBreak/>
         <w:t>6. Troubleshooting</w:t>
@@ -5484,7 +5484,7 @@
           <w:left w:w="10" w:type="dxa"/>
           <w:right w:w="10" w:type="dxa"/>
         </w:tblCellMar>
-        <w:tblLook w:val="04A0" w:firstRow="1" w:lastRow="0" w:firstColumn="1" w:lastColumn="0" w:noHBand="0" w:noVBand="1"/>
+        <w:tblLook w:val="0000" w:firstRow="0" w:lastRow="0" w:firstColumn="0" w:lastColumn="0" w:noHBand="0" w:noVBand="0"/>
       </w:tblPr>
       <w:tblGrid>
         <w:gridCol w:w="2635"/>
@@ -6572,7 +6572,7 @@
         <w:pStyle w:val="Heading1"/>
         <w:pageBreakBefore/>
       </w:pPr>
-      <w:bookmarkStart w:id="15" w:name="_Toc241780740"/>
+      <w:bookmarkStart w:id="15" w:name="_Toc241781805"/>
       <w:r>
         <w:lastRenderedPageBreak/>
         <w:t>7. Quick reference</w:t>
@@ -6594,7 +6594,7 @@
           <w:left w:w="10" w:type="dxa"/>
           <w:right w:w="10" w:type="dxa"/>
         </w:tblCellMar>
-        <w:tblLook w:val="04A0" w:firstRow="1" w:lastRow="0" w:firstColumn="1" w:lastColumn="0" w:noHBand="0" w:noVBand="1"/>
+        <w:tblLook w:val="0000" w:firstRow="0" w:lastRow="0" w:firstColumn="0" w:lastColumn="0" w:noHBand="0" w:noVBand="0"/>
       </w:tblPr>
       <w:tblGrid>
         <w:gridCol w:w="2824"/>
@@ -6971,7 +6971,7 @@
         <w:pStyle w:val="Heading1"/>
         <w:pageBreakBefore/>
       </w:pPr>
-      <w:bookmarkStart w:id="16" w:name="_Toc241780741"/>
+      <w:bookmarkStart w:id="16" w:name="_Toc241781806"/>
       <w:r>
         <w:lastRenderedPageBreak/>
         <w:t>8. Every screen and button for your role</w:t>
@@ -7001,7 +7001,7 @@
           <w:left w:w="10" w:type="dxa"/>
           <w:right w:w="10" w:type="dxa"/>
         </w:tblCellMar>
-        <w:tblLook w:val="04A0" w:firstRow="1" w:lastRow="0" w:firstColumn="1" w:lastColumn="0" w:noHBand="0" w:noVBand="1"/>
+        <w:tblLook w:val="0000" w:firstRow="0" w:lastRow="0" w:firstColumn="0" w:lastColumn="0" w:noHBand="0" w:noVBand="0"/>
       </w:tblPr>
       <w:tblGrid>
         <w:gridCol w:w="9412"/>
@@ -7085,7 +7085,7 @@
       <w:pPr>
         <w:pStyle w:val="Heading2"/>
       </w:pPr>
-      <w:bookmarkStart w:id="17" w:name="_Toc241780742"/>
+      <w:bookmarkStart w:id="17" w:name="_Toc241781807"/>
       <w:r>
         <w:t>8.1 Sign in</w:t>
       </w:r>
@@ -7148,7 +7148,7 @@
           <w:left w:w="10" w:type="dxa"/>
           <w:right w:w="10" w:type="dxa"/>
         </w:tblCellMar>
-        <w:tblLook w:val="04A0" w:firstRow="1" w:lastRow="0" w:firstColumn="1" w:lastColumn="0" w:noHBand="0" w:noVBand="1"/>
+        <w:tblLook w:val="0000" w:firstRow="0" w:lastRow="0" w:firstColumn="0" w:lastColumn="0" w:noHBand="0" w:noVBand="0"/>
       </w:tblPr>
       <w:tblGrid>
         <w:gridCol w:w="1882"/>
@@ -7598,7 +7598,7 @@
       <w:pPr>
         <w:pStyle w:val="Heading2"/>
       </w:pPr>
-      <w:bookmarkStart w:id="18" w:name="_Toc241780743"/>
+      <w:bookmarkStart w:id="18" w:name="_Toc241781808"/>
       <w:r>
         <w:t>8.2 The header and menu bar (every screen)</w:t>
       </w:r>
@@ -7661,7 +7661,7 @@
           <w:left w:w="10" w:type="dxa"/>
           <w:right w:w="10" w:type="dxa"/>
         </w:tblCellMar>
-        <w:tblLook w:val="04A0" w:firstRow="1" w:lastRow="0" w:firstColumn="1" w:lastColumn="0" w:noHBand="0" w:noVBand="1"/>
+        <w:tblLook w:val="0000" w:firstRow="0" w:lastRow="0" w:firstColumn="0" w:lastColumn="0" w:noHBand="0" w:noVBand="0"/>
       </w:tblPr>
       <w:tblGrid>
         <w:gridCol w:w="1882"/>
@@ -8322,7 +8322,7 @@
       <w:pPr>
         <w:pStyle w:val="Heading2"/>
       </w:pPr>
-      <w:bookmarkStart w:id="19" w:name="_Toc241780744"/>
+      <w:bookmarkStart w:id="19" w:name="_Toc241781809"/>
       <w:r>
         <w:t>8.3 Change Password</w:t>
       </w:r>
@@ -8385,7 +8385,7 @@
           <w:left w:w="10" w:type="dxa"/>
           <w:right w:w="10" w:type="dxa"/>
         </w:tblCellMar>
-        <w:tblLook w:val="04A0" w:firstRow="1" w:lastRow="0" w:firstColumn="1" w:lastColumn="0" w:noHBand="0" w:noVBand="1"/>
+        <w:tblLook w:val="0000" w:firstRow="0" w:lastRow="0" w:firstColumn="0" w:lastColumn="0" w:noHBand="0" w:noVBand="0"/>
       </w:tblPr>
       <w:tblGrid>
         <w:gridCol w:w="1882"/>
@@ -8942,7 +8942,7 @@
       <w:pPr>
         <w:pStyle w:val="Heading2"/>
       </w:pPr>
-      <w:bookmarkStart w:id="20" w:name="_Toc241780745"/>
+      <w:bookmarkStart w:id="20" w:name="_Toc241781810"/>
       <w:r>
         <w:t>8.4 QA Dashboard</w:t>
       </w:r>
@@ -9005,7 +9005,7 @@
           <w:left w:w="10" w:type="dxa"/>
           <w:right w:w="10" w:type="dxa"/>
         </w:tblCellMar>
-        <w:tblLook w:val="04A0" w:firstRow="1" w:lastRow="0" w:firstColumn="1" w:lastColumn="0" w:noHBand="0" w:noVBand="1"/>
+        <w:tblLook w:val="0000" w:firstRow="0" w:lastRow="0" w:firstColumn="0" w:lastColumn="0" w:noHBand="0" w:noVBand="0"/>
       </w:tblPr>
       <w:tblGrid>
         <w:gridCol w:w="1882"/>
@@ -9563,7 +9563,7 @@
       <w:pPr>
         <w:pStyle w:val="Heading2"/>
       </w:pPr>
-      <w:bookmarkStart w:id="21" w:name="_Toc241780746"/>
+      <w:bookmarkStart w:id="21" w:name="_Toc241781811"/>
       <w:r>
         <w:t>8.5 QA Queue (with the KoboToolbox sync panel)</w:t>
       </w:r>
@@ -9626,7 +9626,7 @@
           <w:left w:w="10" w:type="dxa"/>
           <w:right w:w="10" w:type="dxa"/>
         </w:tblCellMar>
-        <w:tblLook w:val="04A0" w:firstRow="1" w:lastRow="0" w:firstColumn="1" w:lastColumn="0" w:noHBand="0" w:noVBand="1"/>
+        <w:tblLook w:val="0000" w:firstRow="0" w:lastRow="0" w:firstColumn="0" w:lastColumn="0" w:noHBand="0" w:noVBand="0"/>
       </w:tblPr>
       <w:tblGrid>
         <w:gridCol w:w="1882"/>
@@ -10286,7 +10286,7 @@
       <w:pPr>
         <w:pStyle w:val="Heading2"/>
       </w:pPr>
-      <w:bookmarkStart w:id="22" w:name="_Toc241780747"/>
+      <w:bookmarkStart w:id="22" w:name="_Toc241781812"/>
       <w:r>
         <w:lastRenderedPageBreak/>
         <w:t>8.6 QA Exceptions</w:t>
@@ -10350,7 +10350,7 @@
           <w:left w:w="10" w:type="dxa"/>
           <w:right w:w="10" w:type="dxa"/>
         </w:tblCellMar>
-        <w:tblLook w:val="04A0" w:firstRow="1" w:lastRow="0" w:firstColumn="1" w:lastColumn="0" w:noHBand="0" w:noVBand="1"/>
+        <w:tblLook w:val="0000" w:firstRow="0" w:lastRow="0" w:firstColumn="0" w:lastColumn="0" w:noHBand="0" w:noVBand="0"/>
       </w:tblPr>
       <w:tblGrid>
         <w:gridCol w:w="1882"/>
@@ -11117,7 +11117,7 @@
       <w:pPr>
         <w:pStyle w:val="Heading2"/>
       </w:pPr>
-      <w:bookmarkStart w:id="23" w:name="_Toc241780748"/>
+      <w:bookmarkStart w:id="23" w:name="_Toc241781813"/>
       <w:r>
         <w:t>8.7 Completed forms (Form PDFs)</w:t>
       </w:r>
@@ -11180,7 +11180,7 @@
           <w:left w:w="10" w:type="dxa"/>
           <w:right w:w="10" w:type="dxa"/>
         </w:tblCellMar>
-        <w:tblLook w:val="04A0" w:firstRow="1" w:lastRow="0" w:firstColumn="1" w:lastColumn="0" w:noHBand="0" w:noVBand="1"/>
+        <w:tblLook w:val="0000" w:firstRow="0" w:lastRow="0" w:firstColumn="0" w:lastColumn="0" w:noHBand="0" w:noVBand="0"/>
       </w:tblPr>
       <w:tblGrid>
         <w:gridCol w:w="1882"/>
@@ -12102,7 +12102,7 @@
         <w:sz w:val="16"/>
         <w:szCs w:val="16"/>
       </w:rPr>
-      <w:t>Version 1.14 · 1 October 2026</w:t>
+      <w:t>Version 1.15 · 1 October 2026</w:t>
     </w:r>
     <w:r>
       <w:rPr>
@@ -12275,68 +12275,69 @@
 <file path=word/numbering.xml><?xml version="1.0" encoding="utf-8"?>
 <w:numbering xmlns:wpc="http://schemas.microsoft.com/office/word/2010/wordprocessingCanvas" xmlns:cx="http://schemas.microsoft.com/office/drawing/2014/chartex" xmlns:cx1="http://schemas.microsoft.com/office/drawing/2015/9/8/chartex" xmlns:cx2="http://schemas.microsoft.com/office/drawing/2015/10/21/chartex" xmlns:cx3="http://schemas.microsoft.com/office/drawing/2016/5/9/chartex" xmlns:cx4="http://schemas.microsoft.com/office/drawing/2016/5/10/chartex" xmlns:cx5="http://schemas.microsoft.com/office/drawing/2016/5/11/chartex" xmlns:cx6="http://schemas.microsoft.com/office/drawing/2016/5/12/chartex" xmlns:cx7="http://schemas.microsoft.com/office/drawing/2016/5/13/chartex" xmlns:cx8="http://schemas.microsoft.com/office/drawing/2016/5/14/chartex" xmlns:mc="http://schemas.openxmlformats.org/markup-compatibility/2006" xmlns:aink="http://schemas.microsoft.com/office/drawing/2016/ink" xmlns:am3d="http://schemas.microsoft.com/office/drawing/2017/model3d" xmlns:o="urn:schemas-microsoft-com:office:office" xmlns:oel="http://schemas.microsoft.com/office/2019/extlst" xmlns:r="http://schemas.openxmlformats.org/officeDocument/2006/relationships" xmlns:m="http://schemas.openxmlformats.org/officeDocument/2006/math" xmlns:v="urn:schemas-microsoft-com:vml" xmlns:wp14="http://schemas.microsoft.com/office/word/2010/wordprocessingDrawing" xmlns:wp="http://schemas.openxmlformats.org/drawingml/2006/wordprocessingDrawing" xmlns:w10="urn:schemas-microsoft-com:office:word" xmlns:w="http://schemas.openxmlformats.org/wordprocessingml/2006/main" xmlns:w14="http://schemas.microsoft.com/office/word/2010/wordml" xmlns:w15="http://schemas.microsoft.com/office/word/2012/wordml" xmlns:w16cex="http://schemas.microsoft.com/office/word/2018/wordml/cex" xmlns:w16cid="http://schemas.microsoft.com/office/word/2016/wordml/cid" xmlns:w16="http://schemas.microsoft.com/office/word/2018/wordml" xmlns:w16sdtdh="http://schemas.microsoft.com/office/word/2020/wordml/sdtdatahash" xmlns:w16se="http://schemas.microsoft.com/office/word/2015/wordml/symex" xmlns:wpg="http://schemas.microsoft.com/office/word/2010/wordprocessingGroup" xmlns:wpi="http://schemas.microsoft.com/office/word/2010/wordprocessingInk" xmlns:wne="http://schemas.microsoft.com/office/word/2006/wordml" xmlns:wps="http://schemas.microsoft.com/office/word/2010/wordprocessingShape" mc:Ignorable="w14 w15 w16se w16cid w16 w16cex w16sdtdh wp14">
   <w:abstractNum w:abstractNumId="0" w15:restartNumberingAfterBreak="0">
-    <w:nsid w:val="0ACA1E85"/>
+    <w:nsid w:val="15C01AD3"/>
     <w:multiLevelType w:val="hybridMultilevel"/>
-    <w:tmpl w:val="34620586"/>
-    <w:lvl w:ilvl="0" w:tplc="5992BAE6">
+    <w:tmpl w:val="A0C8B72E"/>
+    <w:lvl w:ilvl="0" w:tplc="DFE60A3E">
       <w:start w:val="1"/>
-      <w:numFmt w:val="bullet"/>
-      <w:lvlText w:val="•"/>
+      <w:numFmt w:val="decimal"/>
+      <w:lvlText w:val="%1."/>
       <w:lvlJc w:val="left"/>
       <w:pPr>
-        <w:ind w:left="460" w:hanging="280"/>
-      </w:pPr>
+        <w:ind w:left="460" w:hanging="360"/>
+      </w:pPr>
+      <w:rPr>
+        <w:b/>
+        <w:bCs/>
+        <w:color w:val="A67C27"/>
+      </w:rPr>
     </w:lvl>
-    <w:lvl w:ilvl="1" w:tplc="A4DACEDA">
-      <w:start w:val="1"/>
-      <w:numFmt w:val="bullet"/>
-      <w:lvlText w:val="–"/>
-      <w:lvlJc w:val="left"/>
-      <w:pPr>
-        <w:ind w:left="900" w:hanging="280"/>
-      </w:pPr>
-    </w:lvl>
-    <w:lvl w:ilvl="2" w:tplc="2CBEBF30">
+    <w:lvl w:ilvl="1" w:tplc="6E1C88A0">
       <w:numFmt w:val="decimal"/>
       <w:lvlText w:val=""/>
       <w:lvlJc w:val="left"/>
     </w:lvl>
-    <w:lvl w:ilvl="3" w:tplc="05EA1BA8">
+    <w:lvl w:ilvl="2" w:tplc="C5BE93FE">
       <w:numFmt w:val="decimal"/>
       <w:lvlText w:val=""/>
       <w:lvlJc w:val="left"/>
     </w:lvl>
-    <w:lvl w:ilvl="4" w:tplc="42E81B68">
+    <w:lvl w:ilvl="3" w:tplc="1336659A">
       <w:numFmt w:val="decimal"/>
       <w:lvlText w:val=""/>
       <w:lvlJc w:val="left"/>
     </w:lvl>
-    <w:lvl w:ilvl="5" w:tplc="A38A809C">
+    <w:lvl w:ilvl="4" w:tplc="545CB760">
       <w:numFmt w:val="decimal"/>
       <w:lvlText w:val=""/>
       <w:lvlJc w:val="left"/>
     </w:lvl>
-    <w:lvl w:ilvl="6" w:tplc="547ED246">
+    <w:lvl w:ilvl="5" w:tplc="9018597E">
       <w:numFmt w:val="decimal"/>
       <w:lvlText w:val=""/>
       <w:lvlJc w:val="left"/>
     </w:lvl>
-    <w:lvl w:ilvl="7" w:tplc="7C30DF90">
+    <w:lvl w:ilvl="6" w:tplc="B254BF8A">
       <w:numFmt w:val="decimal"/>
       <w:lvlText w:val=""/>
       <w:lvlJc w:val="left"/>
     </w:lvl>
-    <w:lvl w:ilvl="8" w:tplc="517EC294">
+    <w:lvl w:ilvl="7" w:tplc="9D7642F4">
+      <w:numFmt w:val="decimal"/>
+      <w:lvlText w:val=""/>
+      <w:lvlJc w:val="left"/>
+    </w:lvl>
+    <w:lvl w:ilvl="8" w:tplc="05141F30">
       <w:numFmt w:val="decimal"/>
       <w:lvlText w:val=""/>
       <w:lvlJc w:val="left"/>
     </w:lvl>
   </w:abstractNum>
   <w:abstractNum w:abstractNumId="1" w15:restartNumberingAfterBreak="0">
-    <w:nsid w:val="131133DB"/>
+    <w:nsid w:val="25D62EEC"/>
     <w:multiLevelType w:val="hybridMultilevel"/>
-    <w:tmpl w:val="0D4A3F06"/>
-    <w:lvl w:ilvl="0" w:tplc="3368AED0">
+    <w:tmpl w:val="C19C1382"/>
+    <w:lvl w:ilvl="0" w:tplc="C586453A">
       <w:start w:val="1"/>
       <w:numFmt w:val="decimal"/>
       <w:lvlText w:val="%1."/>
@@ -12350,52 +12351,52 @@
         <w:color w:val="A67C27"/>
       </w:rPr>
     </w:lvl>
-    <w:lvl w:ilvl="1" w:tplc="10CEECAA">
+    <w:lvl w:ilvl="1" w:tplc="26CE171A">
       <w:numFmt w:val="decimal"/>
       <w:lvlText w:val=""/>
       <w:lvlJc w:val="left"/>
     </w:lvl>
-    <w:lvl w:ilvl="2" w:tplc="F4749E7C">
+    <w:lvl w:ilvl="2" w:tplc="C136BE24">
       <w:numFmt w:val="decimal"/>
       <w:lvlText w:val=""/>
       <w:lvlJc w:val="left"/>
     </w:lvl>
-    <w:lvl w:ilvl="3" w:tplc="A25AE6F8">
+    <w:lvl w:ilvl="3" w:tplc="F9503456">
       <w:numFmt w:val="decimal"/>
       <w:lvlText w:val=""/>
       <w:lvlJc w:val="left"/>
     </w:lvl>
-    <w:lvl w:ilvl="4" w:tplc="342E101E">
+    <w:lvl w:ilvl="4" w:tplc="4A8C6E88">
       <w:numFmt w:val="decimal"/>
       <w:lvlText w:val=""/>
       <w:lvlJc w:val="left"/>
     </w:lvl>
-    <w:lvl w:ilvl="5" w:tplc="ABF42B50">
+    <w:lvl w:ilvl="5" w:tplc="EEB67192">
       <w:numFmt w:val="decimal"/>
       <w:lvlText w:val=""/>
       <w:lvlJc w:val="left"/>
     </w:lvl>
-    <w:lvl w:ilvl="6" w:tplc="27542DFC">
+    <w:lvl w:ilvl="6" w:tplc="571AD498">
       <w:numFmt w:val="decimal"/>
       <w:lvlText w:val=""/>
       <w:lvlJc w:val="left"/>
     </w:lvl>
-    <w:lvl w:ilvl="7" w:tplc="9ABE173C">
+    <w:lvl w:ilvl="7" w:tplc="890E87C0">
       <w:numFmt w:val="decimal"/>
       <w:lvlText w:val=""/>
       <w:lvlJc w:val="left"/>
     </w:lvl>
-    <w:lvl w:ilvl="8" w:tplc="CFCE98E8">
+    <w:lvl w:ilvl="8" w:tplc="45CC315E">
       <w:numFmt w:val="decimal"/>
       <w:lvlText w:val=""/>
       <w:lvlJc w:val="left"/>
     </w:lvl>
   </w:abstractNum>
   <w:abstractNum w:abstractNumId="2" w15:restartNumberingAfterBreak="0">
-    <w:nsid w:val="272B56E7"/>
+    <w:nsid w:val="37D11406"/>
     <w:multiLevelType w:val="hybridMultilevel"/>
-    <w:tmpl w:val="4FC6D4A8"/>
-    <w:lvl w:ilvl="0" w:tplc="AD7E3F72">
+    <w:tmpl w:val="B678BCFC"/>
+    <w:lvl w:ilvl="0" w:tplc="8898B498">
       <w:start w:val="1"/>
       <w:numFmt w:val="decimal"/>
       <w:lvlText w:val="%1."/>
@@ -12409,52 +12410,110 @@
         <w:color w:val="A67C27"/>
       </w:rPr>
     </w:lvl>
-    <w:lvl w:ilvl="1" w:tplc="60E21280">
+    <w:lvl w:ilvl="1" w:tplc="9CD2B85A">
       <w:numFmt w:val="decimal"/>
       <w:lvlText w:val=""/>
       <w:lvlJc w:val="left"/>
     </w:lvl>
-    <w:lvl w:ilvl="2" w:tplc="06BA7652">
+    <w:lvl w:ilvl="2" w:tplc="DCC89556">
       <w:numFmt w:val="decimal"/>
       <w:lvlText w:val=""/>
       <w:lvlJc w:val="left"/>
     </w:lvl>
-    <w:lvl w:ilvl="3" w:tplc="BBDA4CB0">
+    <w:lvl w:ilvl="3" w:tplc="74B0E4F4">
       <w:numFmt w:val="decimal"/>
       <w:lvlText w:val=""/>
       <w:lvlJc w:val="left"/>
     </w:lvl>
-    <w:lvl w:ilvl="4" w:tplc="63702BCE">
+    <w:lvl w:ilvl="4" w:tplc="E0E2FBCE">
       <w:numFmt w:val="decimal"/>
       <w:lvlText w:val=""/>
       <w:lvlJc w:val="left"/>
     </w:lvl>
-    <w:lvl w:ilvl="5" w:tplc="04D249A6">
+    <w:lvl w:ilvl="5" w:tplc="A9B65236">
       <w:numFmt w:val="decimal"/>
       <w:lvlText w:val=""/>
       <w:lvlJc w:val="left"/>
     </w:lvl>
-    <w:lvl w:ilvl="6" w:tplc="B8307FE4">
+    <w:lvl w:ilvl="6" w:tplc="79F04F04">
       <w:numFmt w:val="decimal"/>
       <w:lvlText w:val=""/>
       <w:lvlJc w:val="left"/>
     </w:lvl>
-    <w:lvl w:ilvl="7" w:tplc="E8ACC6DA">
+    <w:lvl w:ilvl="7" w:tplc="E3DE462E">
       <w:numFmt w:val="decimal"/>
       <w:lvlText w:val=""/>
       <w:lvlJc w:val="left"/>
     </w:lvl>
-    <w:lvl w:ilvl="8" w:tplc="40488934">
+    <w:lvl w:ilvl="8" w:tplc="A2F635DA">
       <w:numFmt w:val="decimal"/>
       <w:lvlText w:val=""/>
       <w:lvlJc w:val="left"/>
     </w:lvl>
   </w:abstractNum>
   <w:abstractNum w:abstractNumId="3" w15:restartNumberingAfterBreak="0">
-    <w:nsid w:val="39D271B5"/>
+    <w:nsid w:val="4A98774D"/>
     <w:multiLevelType w:val="hybridMultilevel"/>
-    <w:tmpl w:val="1C9C07DC"/>
-    <w:lvl w:ilvl="0" w:tplc="EC7005F2">
+    <w:tmpl w:val="3C10B818"/>
+    <w:lvl w:ilvl="0" w:tplc="FBF446E4">
+      <w:start w:val="1"/>
+      <w:numFmt w:val="bullet"/>
+      <w:lvlText w:val="•"/>
+      <w:lvlJc w:val="left"/>
+      <w:pPr>
+        <w:ind w:left="460" w:hanging="280"/>
+      </w:pPr>
+    </w:lvl>
+    <w:lvl w:ilvl="1" w:tplc="F49E1592">
+      <w:start w:val="1"/>
+      <w:numFmt w:val="bullet"/>
+      <w:lvlText w:val="–"/>
+      <w:lvlJc w:val="left"/>
+      <w:pPr>
+        <w:ind w:left="900" w:hanging="280"/>
+      </w:pPr>
+    </w:lvl>
+    <w:lvl w:ilvl="2" w:tplc="EF065164">
+      <w:numFmt w:val="decimal"/>
+      <w:lvlText w:val=""/>
+      <w:lvlJc w:val="left"/>
+    </w:lvl>
+    <w:lvl w:ilvl="3" w:tplc="024A510A">
+      <w:numFmt w:val="decimal"/>
+      <w:lvlText w:val=""/>
+      <w:lvlJc w:val="left"/>
+    </w:lvl>
+    <w:lvl w:ilvl="4" w:tplc="589A80AE">
+      <w:numFmt w:val="decimal"/>
+      <w:lvlText w:val=""/>
+      <w:lvlJc w:val="left"/>
+    </w:lvl>
+    <w:lvl w:ilvl="5" w:tplc="03B4547A">
+      <w:numFmt w:val="decimal"/>
+      <w:lvlText w:val=""/>
+      <w:lvlJc w:val="left"/>
+    </w:lvl>
+    <w:lvl w:ilvl="6" w:tplc="63FE77C6">
+      <w:numFmt w:val="decimal"/>
+      <w:lvlText w:val=""/>
+      <w:lvlJc w:val="left"/>
+    </w:lvl>
+    <w:lvl w:ilvl="7" w:tplc="8B00E122">
+      <w:numFmt w:val="decimal"/>
+      <w:lvlText w:val=""/>
+      <w:lvlJc w:val="left"/>
+    </w:lvl>
+    <w:lvl w:ilvl="8" w:tplc="75E06F8A">
+      <w:numFmt w:val="decimal"/>
+      <w:lvlText w:val=""/>
+      <w:lvlJc w:val="left"/>
+    </w:lvl>
+  </w:abstractNum>
+  <w:abstractNum w:abstractNumId="4" w15:restartNumberingAfterBreak="0">
+    <w:nsid w:val="6CFA0FAA"/>
+    <w:multiLevelType w:val="hybridMultilevel"/>
+    <w:tmpl w:val="246EFC34"/>
+    <w:lvl w:ilvl="0" w:tplc="F40AE1AE">
       <w:start w:val="1"/>
       <w:numFmt w:val="decimal"/>
       <w:lvlText w:val="%1."/>
@@ -12468,52 +12527,52 @@
         <w:color w:val="A67C27"/>
       </w:rPr>
     </w:lvl>
-    <w:lvl w:ilvl="1" w:tplc="5FE0AFA6">
+    <w:lvl w:ilvl="1" w:tplc="73C277A6">
       <w:numFmt w:val="decimal"/>
       <w:lvlText w:val=""/>
       <w:lvlJc w:val="left"/>
     </w:lvl>
-    <w:lvl w:ilvl="2" w:tplc="2A3EEC0E">
+    <w:lvl w:ilvl="2" w:tplc="7BE0BD58">
       <w:numFmt w:val="decimal"/>
       <w:lvlText w:val=""/>
       <w:lvlJc w:val="left"/>
     </w:lvl>
-    <w:lvl w:ilvl="3" w:tplc="77E40C44">
+    <w:lvl w:ilvl="3" w:tplc="792CFA82">
       <w:numFmt w:val="decimal"/>
       <w:lvlText w:val=""/>
       <w:lvlJc w:val="left"/>
     </w:lvl>
-    <w:lvl w:ilvl="4" w:tplc="E63C468C">
+    <w:lvl w:ilvl="4" w:tplc="E31E7880">
       <w:numFmt w:val="decimal"/>
       <w:lvlText w:val=""/>
       <w:lvlJc w:val="left"/>
     </w:lvl>
-    <w:lvl w:ilvl="5" w:tplc="E15298A0">
+    <w:lvl w:ilvl="5" w:tplc="3CEA4A5C">
       <w:numFmt w:val="decimal"/>
       <w:lvlText w:val=""/>
       <w:lvlJc w:val="left"/>
     </w:lvl>
-    <w:lvl w:ilvl="6" w:tplc="C3E6C126">
+    <w:lvl w:ilvl="6" w:tplc="2C7012DC">
       <w:numFmt w:val="decimal"/>
       <w:lvlText w:val=""/>
       <w:lvlJc w:val="left"/>
     </w:lvl>
-    <w:lvl w:ilvl="7" w:tplc="7210715A">
+    <w:lvl w:ilvl="7" w:tplc="CB5E9258">
       <w:numFmt w:val="decimal"/>
       <w:lvlText w:val=""/>
       <w:lvlJc w:val="left"/>
     </w:lvl>
-    <w:lvl w:ilvl="8" w:tplc="268C3B7A">
+    <w:lvl w:ilvl="8" w:tplc="E3DC02C6">
       <w:numFmt w:val="decimal"/>
       <w:lvlText w:val=""/>
       <w:lvlJc w:val="left"/>
     </w:lvl>
   </w:abstractNum>
-  <w:abstractNum w:abstractNumId="4" w15:restartNumberingAfterBreak="0">
-    <w:nsid w:val="3E935766"/>
+  <w:abstractNum w:abstractNumId="5" w15:restartNumberingAfterBreak="0">
+    <w:nsid w:val="7301331E"/>
     <w:multiLevelType w:val="hybridMultilevel"/>
-    <w:tmpl w:val="41749254"/>
-    <w:lvl w:ilvl="0" w:tplc="2D16F2C0">
+    <w:tmpl w:val="85F82458"/>
+    <w:lvl w:ilvl="0" w:tplc="C10CA194">
       <w:start w:val="1"/>
       <w:numFmt w:val="decimal"/>
       <w:lvlText w:val="%1."/>
@@ -12527,138 +12586,52 @@
         <w:color w:val="A67C27"/>
       </w:rPr>
     </w:lvl>
-    <w:lvl w:ilvl="1" w:tplc="6D362A28">
+    <w:lvl w:ilvl="1" w:tplc="422ABC56">
       <w:numFmt w:val="decimal"/>
       <w:lvlText w:val=""/>
       <w:lvlJc w:val="left"/>
     </w:lvl>
-    <w:lvl w:ilvl="2" w:tplc="89E8F04C">
+    <w:lvl w:ilvl="2" w:tplc="E0802D44">
       <w:numFmt w:val="decimal"/>
       <w:lvlText w:val=""/>
       <w:lvlJc w:val="left"/>
     </w:lvl>
-    <w:lvl w:ilvl="3" w:tplc="31D06D22">
+    <w:lvl w:ilvl="3" w:tplc="DFE26C1E">
       <w:numFmt w:val="decimal"/>
       <w:lvlText w:val=""/>
       <w:lvlJc w:val="left"/>
     </w:lvl>
-    <w:lvl w:ilvl="4" w:tplc="2FFE79C8">
+    <w:lvl w:ilvl="4" w:tplc="521C68CC">
       <w:numFmt w:val="decimal"/>
       <w:lvlText w:val=""/>
       <w:lvlJc w:val="left"/>
     </w:lvl>
-    <w:lvl w:ilvl="5" w:tplc="7B6204F2">
+    <w:lvl w:ilvl="5" w:tplc="F1364116">
       <w:numFmt w:val="decimal"/>
       <w:lvlText w:val=""/>
       <w:lvlJc w:val="left"/>
     </w:lvl>
-    <w:lvl w:ilvl="6" w:tplc="FD4E60BE">
+    <w:lvl w:ilvl="6" w:tplc="73A4F9B8">
       <w:numFmt w:val="decimal"/>
       <w:lvlText w:val=""/>
       <w:lvlJc w:val="left"/>
     </w:lvl>
-    <w:lvl w:ilvl="7" w:tplc="EAE4DDC8">
+    <w:lvl w:ilvl="7" w:tplc="8CDA069E">
       <w:numFmt w:val="decimal"/>
       <w:lvlText w:val=""/>
       <w:lvlJc w:val="left"/>
     </w:lvl>
-    <w:lvl w:ilvl="8" w:tplc="DC1CD708">
+    <w:lvl w:ilvl="8" w:tplc="44363BB8">
       <w:numFmt w:val="decimal"/>
       <w:lvlText w:val=""/>
       <w:lvlJc w:val="left"/>
     </w:lvl>
   </w:abstractNum>
-  <w:abstractNum w:abstractNumId="5" w15:restartNumberingAfterBreak="0">
-    <w:nsid w:val="70E97210"/>
+  <w:abstractNum w:abstractNumId="6" w15:restartNumberingAfterBreak="0">
+    <w:nsid w:val="75004263"/>
     <w:multiLevelType w:val="hybridMultilevel"/>
-    <w:tmpl w:val="4C34C68A"/>
-    <w:lvl w:ilvl="0" w:tplc="1BD892A8">
-      <w:start w:val="1"/>
-      <w:numFmt w:val="bullet"/>
-      <w:lvlText w:val="●"/>
-      <w:lvlJc w:val="left"/>
-      <w:pPr>
-        <w:ind w:left="720" w:hanging="360"/>
-      </w:pPr>
-    </w:lvl>
-    <w:lvl w:ilvl="1" w:tplc="D4C0495A">
-      <w:start w:val="1"/>
-      <w:numFmt w:val="bullet"/>
-      <w:lvlText w:val="○"/>
-      <w:lvlJc w:val="left"/>
-      <w:pPr>
-        <w:ind w:left="1440" w:hanging="360"/>
-      </w:pPr>
-    </w:lvl>
-    <w:lvl w:ilvl="2" w:tplc="8154E694">
-      <w:start w:val="1"/>
-      <w:numFmt w:val="bullet"/>
-      <w:lvlText w:val="■"/>
-      <w:lvlJc w:val="left"/>
-      <w:pPr>
-        <w:ind w:left="2160" w:hanging="360"/>
-      </w:pPr>
-    </w:lvl>
-    <w:lvl w:ilvl="3" w:tplc="7BD65BEE">
-      <w:start w:val="1"/>
-      <w:numFmt w:val="bullet"/>
-      <w:lvlText w:val="●"/>
-      <w:lvlJc w:val="left"/>
-      <w:pPr>
-        <w:ind w:left="2880" w:hanging="360"/>
-      </w:pPr>
-    </w:lvl>
-    <w:lvl w:ilvl="4" w:tplc="20663AD6">
-      <w:start w:val="1"/>
-      <w:numFmt w:val="bullet"/>
-      <w:lvlText w:val="○"/>
-      <w:lvlJc w:val="left"/>
-      <w:pPr>
-        <w:ind w:left="3600" w:hanging="360"/>
-      </w:pPr>
-    </w:lvl>
-    <w:lvl w:ilvl="5" w:tplc="A04C0C4C">
-      <w:start w:val="1"/>
-      <w:numFmt w:val="bullet"/>
-      <w:lvlText w:val="■"/>
-      <w:lvlJc w:val="left"/>
-      <w:pPr>
-        <w:ind w:left="4320" w:hanging="360"/>
-      </w:pPr>
-    </w:lvl>
-    <w:lvl w:ilvl="6" w:tplc="24100248">
-      <w:start w:val="1"/>
-      <w:numFmt w:val="bullet"/>
-      <w:lvlText w:val="●"/>
-      <w:lvlJc w:val="left"/>
-      <w:pPr>
-        <w:ind w:left="5040" w:hanging="360"/>
-      </w:pPr>
-    </w:lvl>
-    <w:lvl w:ilvl="7" w:tplc="BE74F29C">
-      <w:start w:val="1"/>
-      <w:numFmt w:val="bullet"/>
-      <w:lvlText w:val="●"/>
-      <w:lvlJc w:val="left"/>
-      <w:pPr>
-        <w:ind w:left="5760" w:hanging="360"/>
-      </w:pPr>
-    </w:lvl>
-    <w:lvl w:ilvl="8" w:tplc="DF2AD1E6">
-      <w:start w:val="1"/>
-      <w:numFmt w:val="bullet"/>
-      <w:lvlText w:val="●"/>
-      <w:lvlJc w:val="left"/>
-      <w:pPr>
-        <w:ind w:left="6480" w:hanging="360"/>
-      </w:pPr>
-    </w:lvl>
-  </w:abstractNum>
-  <w:abstractNum w:abstractNumId="6" w15:restartNumberingAfterBreak="0">
-    <w:nsid w:val="74FE0AF7"/>
-    <w:multiLevelType w:val="hybridMultilevel"/>
-    <w:tmpl w:val="8EA8682A"/>
-    <w:lvl w:ilvl="0" w:tplc="8A545C62">
+    <w:tmpl w:val="264EF8A8"/>
+    <w:lvl w:ilvl="0" w:tplc="C60689C8">
       <w:start w:val="1"/>
       <w:numFmt w:val="decimal"/>
       <w:lvlText w:val="%1."/>
@@ -12672,150 +12645,177 @@
         <w:color w:val="A67C27"/>
       </w:rPr>
     </w:lvl>
-    <w:lvl w:ilvl="1" w:tplc="9FAE7F58">
+    <w:lvl w:ilvl="1" w:tplc="2214E200">
       <w:numFmt w:val="decimal"/>
       <w:lvlText w:val=""/>
       <w:lvlJc w:val="left"/>
     </w:lvl>
-    <w:lvl w:ilvl="2" w:tplc="CB7E320E">
+    <w:lvl w:ilvl="2" w:tplc="D2B8785E">
       <w:numFmt w:val="decimal"/>
       <w:lvlText w:val=""/>
       <w:lvlJc w:val="left"/>
     </w:lvl>
-    <w:lvl w:ilvl="3" w:tplc="BE30D4A8">
+    <w:lvl w:ilvl="3" w:tplc="0DC48C44">
       <w:numFmt w:val="decimal"/>
       <w:lvlText w:val=""/>
       <w:lvlJc w:val="left"/>
     </w:lvl>
-    <w:lvl w:ilvl="4" w:tplc="F168B618">
+    <w:lvl w:ilvl="4" w:tplc="883849FA">
       <w:numFmt w:val="decimal"/>
       <w:lvlText w:val=""/>
       <w:lvlJc w:val="left"/>
     </w:lvl>
-    <w:lvl w:ilvl="5" w:tplc="564AEC08">
+    <w:lvl w:ilvl="5" w:tplc="77C09CCA">
       <w:numFmt w:val="decimal"/>
       <w:lvlText w:val=""/>
       <w:lvlJc w:val="left"/>
     </w:lvl>
-    <w:lvl w:ilvl="6" w:tplc="9788D9E4">
+    <w:lvl w:ilvl="6" w:tplc="9A706318">
       <w:numFmt w:val="decimal"/>
       <w:lvlText w:val=""/>
       <w:lvlJc w:val="left"/>
     </w:lvl>
-    <w:lvl w:ilvl="7" w:tplc="B6346298">
+    <w:lvl w:ilvl="7" w:tplc="F57C3F76">
       <w:numFmt w:val="decimal"/>
       <w:lvlText w:val=""/>
       <w:lvlJc w:val="left"/>
     </w:lvl>
-    <w:lvl w:ilvl="8" w:tplc="D88617D4">
+    <w:lvl w:ilvl="8" w:tplc="E28A50AA">
       <w:numFmt w:val="decimal"/>
       <w:lvlText w:val=""/>
       <w:lvlJc w:val="left"/>
     </w:lvl>
   </w:abstractNum>
   <w:abstractNum w:abstractNumId="7" w15:restartNumberingAfterBreak="0">
-    <w:nsid w:val="7C482695"/>
+    <w:nsid w:val="77F970AC"/>
     <w:multiLevelType w:val="hybridMultilevel"/>
-    <w:tmpl w:val="AC6060C4"/>
-    <w:lvl w:ilvl="0" w:tplc="C89A63D8">
+    <w:tmpl w:val="B2922B9E"/>
+    <w:lvl w:ilvl="0" w:tplc="A01A9072">
       <w:start w:val="1"/>
-      <w:numFmt w:val="decimal"/>
-      <w:lvlText w:val="%1."/>
+      <w:numFmt w:val="bullet"/>
+      <w:lvlText w:val="●"/>
       <w:lvlJc w:val="left"/>
       <w:pPr>
-        <w:ind w:left="460" w:hanging="360"/>
-      </w:pPr>
-      <w:rPr>
-        <w:b/>
-        <w:bCs/>
-        <w:color w:val="A67C27"/>
-      </w:rPr>
+        <w:ind w:left="720" w:hanging="360"/>
+      </w:pPr>
     </w:lvl>
-    <w:lvl w:ilvl="1" w:tplc="EAC29732">
-      <w:numFmt w:val="decimal"/>
-      <w:lvlText w:val=""/>
+    <w:lvl w:ilvl="1" w:tplc="FDD6A4AC">
+      <w:start w:val="1"/>
+      <w:numFmt w:val="bullet"/>
+      <w:lvlText w:val="○"/>
       <w:lvlJc w:val="left"/>
+      <w:pPr>
+        <w:ind w:left="1440" w:hanging="360"/>
+      </w:pPr>
     </w:lvl>
-    <w:lvl w:ilvl="2" w:tplc="D16A721A">
-      <w:numFmt w:val="decimal"/>
-      <w:lvlText w:val=""/>
+    <w:lvl w:ilvl="2" w:tplc="02363D76">
+      <w:start w:val="1"/>
+      <w:numFmt w:val="bullet"/>
+      <w:lvlText w:val="■"/>
       <w:lvlJc w:val="left"/>
+      <w:pPr>
+        <w:ind w:left="2160" w:hanging="360"/>
+      </w:pPr>
     </w:lvl>
-    <w:lvl w:ilvl="3" w:tplc="DF4AB566">
-      <w:numFmt w:val="decimal"/>
-      <w:lvlText w:val=""/>
+    <w:lvl w:ilvl="3" w:tplc="234C6E58">
+      <w:start w:val="1"/>
+      <w:numFmt w:val="bullet"/>
+      <w:lvlText w:val="●"/>
       <w:lvlJc w:val="left"/>
+      <w:pPr>
+        <w:ind w:left="2880" w:hanging="360"/>
+      </w:pPr>
     </w:lvl>
-    <w:lvl w:ilvl="4" w:tplc="B8D8C314">
-      <w:numFmt w:val="decimal"/>
-      <w:lvlText w:val=""/>
+    <w:lvl w:ilvl="4" w:tplc="84427D02">
+      <w:start w:val="1"/>
+      <w:numFmt w:val="bullet"/>
+      <w:lvlText w:val="○"/>
       <w:lvlJc w:val="left"/>
+      <w:pPr>
+        <w:ind w:left="3600" w:hanging="360"/>
+      </w:pPr>
     </w:lvl>
-    <w:lvl w:ilvl="5" w:tplc="5866CA1A">
-      <w:numFmt w:val="decimal"/>
-      <w:lvlText w:val=""/>
+    <w:lvl w:ilvl="5" w:tplc="31A61DB0">
+      <w:start w:val="1"/>
+      <w:numFmt w:val="bullet"/>
+      <w:lvlText w:val="■"/>
       <w:lvlJc w:val="left"/>
+      <w:pPr>
+        <w:ind w:left="4320" w:hanging="360"/>
+      </w:pPr>
     </w:lvl>
-    <w:lvl w:ilvl="6" w:tplc="F9168270">
-      <w:numFmt w:val="decimal"/>
-      <w:lvlText w:val=""/>
+    <w:lvl w:ilvl="6" w:tplc="387A2268">
+      <w:start w:val="1"/>
+      <w:numFmt w:val="bullet"/>
+      <w:lvlText w:val="●"/>
       <w:lvlJc w:val="left"/>
+      <w:pPr>
+        <w:ind w:left="5040" w:hanging="360"/>
+      </w:pPr>
     </w:lvl>
-    <w:lvl w:ilvl="7" w:tplc="9D9CF588">
-      <w:numFmt w:val="decimal"/>
-      <w:lvlText w:val=""/>
+    <w:lvl w:ilvl="7" w:tplc="7768703E">
+      <w:start w:val="1"/>
+      <w:numFmt w:val="bullet"/>
+      <w:lvlText w:val="●"/>
       <w:lvlJc w:val="left"/>
+      <w:pPr>
+        <w:ind w:left="5760" w:hanging="360"/>
+      </w:pPr>
     </w:lvl>
-    <w:lvl w:ilvl="8" w:tplc="F5A4357A">
-      <w:numFmt w:val="decimal"/>
-      <w:lvlText w:val=""/>
+    <w:lvl w:ilvl="8" w:tplc="8F1A6224">
+      <w:start w:val="1"/>
+      <w:numFmt w:val="bullet"/>
+      <w:lvlText w:val="●"/>
       <w:lvlJc w:val="left"/>
+      <w:pPr>
+        <w:ind w:left="6480" w:hanging="360"/>
+      </w:pPr>
     </w:lvl>
   </w:abstractNum>
-  <w:num w:numId="1" w16cid:durableId="1885292608">
+  <w:num w:numId="1" w16cid:durableId="2138058848">
+    <w:abstractNumId w:val="7"/>
+    <w:lvlOverride w:ilvl="0">
+      <w:startOverride w:val="1"/>
+    </w:lvlOverride>
+  </w:num>
+  <w:num w:numId="2" w16cid:durableId="711031527">
+    <w:abstractNumId w:val="3"/>
+    <w:lvlOverride w:ilvl="0">
+      <w:startOverride w:val="1"/>
+    </w:lvlOverride>
+  </w:num>
+  <w:num w:numId="3" w16cid:durableId="813134598">
     <w:abstractNumId w:val="5"/>
     <w:lvlOverride w:ilvl="0">
       <w:startOverride w:val="1"/>
     </w:lvlOverride>
   </w:num>
-  <w:num w:numId="2" w16cid:durableId="1508599519">
+  <w:num w:numId="4" w16cid:durableId="558439739">
+    <w:abstractNumId w:val="2"/>
+    <w:lvlOverride w:ilvl="0">
+      <w:startOverride w:val="1"/>
+    </w:lvlOverride>
+  </w:num>
+  <w:num w:numId="5" w16cid:durableId="2110157782">
+    <w:abstractNumId w:val="1"/>
+    <w:lvlOverride w:ilvl="0">
+      <w:startOverride w:val="1"/>
+    </w:lvlOverride>
+  </w:num>
+  <w:num w:numId="6" w16cid:durableId="1167131113">
     <w:abstractNumId w:val="0"/>
     <w:lvlOverride w:ilvl="0">
       <w:startOverride w:val="1"/>
     </w:lvlOverride>
   </w:num>
-  <w:num w:numId="3" w16cid:durableId="134874689">
-    <w:abstractNumId w:val="1"/>
-    <w:lvlOverride w:ilvl="0">
-      <w:startOverride w:val="1"/>
-    </w:lvlOverride>
-  </w:num>
-  <w:num w:numId="4" w16cid:durableId="1192694662">
-    <w:abstractNumId w:val="2"/>
-    <w:lvlOverride w:ilvl="0">
-      <w:startOverride w:val="1"/>
-    </w:lvlOverride>
-  </w:num>
-  <w:num w:numId="5" w16cid:durableId="646282996">
+  <w:num w:numId="7" w16cid:durableId="1239363422">
     <w:abstractNumId w:val="4"/>
     <w:lvlOverride w:ilvl="0">
       <w:startOverride w:val="1"/>
     </w:lvlOverride>
   </w:num>
-  <w:num w:numId="6" w16cid:durableId="1928466804">
-    <w:abstractNumId w:val="3"/>
-    <w:lvlOverride w:ilvl="0">
-      <w:startOverride w:val="1"/>
-    </w:lvlOverride>
-  </w:num>
-  <w:num w:numId="7" w16cid:durableId="1927106224">
+  <w:num w:numId="8" w16cid:durableId="514619042">
     <w:abstractNumId w:val="6"/>
-    <w:lvlOverride w:ilvl="0">
-      <w:startOverride w:val="1"/>
-    </w:lvlOverride>
-  </w:num>
-  <w:num w:numId="8" w16cid:durableId="1261252554">
-    <w:abstractNumId w:val="7"/>
     <w:lvlOverride w:ilvl="0">
       <w:startOverride w:val="1"/>
     </w:lvlOverride>
@@ -13440,7 +13440,7 @@
     <w:autoRedefine/>
     <w:uiPriority w:val="39"/>
     <w:unhideWhenUsed/>
-    <w:rsid w:val="00F01092"/>
+    <w:rsid w:val="005842EE"/>
     <w:pPr>
       <w:spacing w:after="100"/>
     </w:pPr>
@@ -13452,7 +13452,7 @@
     <w:autoRedefine/>
     <w:uiPriority w:val="39"/>
     <w:unhideWhenUsed/>
-    <w:rsid w:val="00F01092"/>
+    <w:rsid w:val="005842EE"/>
     <w:pPr>
       <w:spacing w:after="100"/>
       <w:ind w:left="210"/>

--- a/docs/manuals/Role_Guide_4_QUAN_QA_RA.docx
+++ b/docs/manuals/Role_Guide_4_QUAN_QA_RA.docx
@@ -469,7 +469,7 @@
                 <w:sz w:val="19"/>
                 <w:szCs w:val="19"/>
               </w:rPr>
-              <w:t>Version 1.15 · 1 October 2026</w:t>
+              <w:t>Version 1.16 · 1 October 2026</w:t>
             </w:r>
           </w:p>
         </w:tc>
@@ -538,7 +538,7 @@
     <w:sdt>
       <w:sdtPr>
         <w:alias w:val="Contents"/>
-        <w:id w:val="-1902427644"/>
+        <w:id w:val="-1696524985"/>
       </w:sdtPr>
       <w:sdtEndPr/>
       <w:sdtContent>
@@ -567,7 +567,7 @@
           <w:r>
             <w:fldChar w:fldCharType="separate"/>
           </w:r>
-          <w:hyperlink w:anchor="_Toc241781790" w:history="1">
+          <w:hyperlink w:anchor="_Toc241782318" w:history="1">
             <w:r>
               <w:rPr>
                 <w:rStyle w:val="Hyperlink"/>
@@ -591,7 +591,7 @@
               <w:rPr>
                 <w:noProof/>
               </w:rPr>
-              <w:instrText xml:space="preserve"> PAGEREF _Toc241781790 \h </w:instrText>
+              <w:instrText xml:space="preserve"> PAGEREF _Toc241782318 \h </w:instrText>
             </w:r>
             <w:r>
               <w:rPr>
@@ -634,7 +634,7 @@
               <w14:ligatures w14:val="standardContextual"/>
             </w:rPr>
           </w:pPr>
-          <w:hyperlink w:anchor="_Toc241781791" w:history="1">
+          <w:hyperlink w:anchor="_Toc241782319" w:history="1">
             <w:r>
               <w:rPr>
                 <w:rStyle w:val="Hyperlink"/>
@@ -658,7 +658,7 @@
               <w:rPr>
                 <w:noProof/>
               </w:rPr>
-              <w:instrText xml:space="preserve"> PAGEREF _Toc241781791 \h </w:instrText>
+              <w:instrText xml:space="preserve"> PAGEREF _Toc241782319 \h </w:instrText>
             </w:r>
             <w:r>
               <w:rPr>
@@ -701,7 +701,7 @@
               <w14:ligatures w14:val="standardContextual"/>
             </w:rPr>
           </w:pPr>
-          <w:hyperlink w:anchor="_Toc241781792" w:history="1">
+          <w:hyperlink w:anchor="_Toc241782320" w:history="1">
             <w:r>
               <w:rPr>
                 <w:rStyle w:val="Hyperlink"/>
@@ -725,7 +725,7 @@
               <w:rPr>
                 <w:noProof/>
               </w:rPr>
-              <w:instrText xml:space="preserve"> PAGEREF _Toc241781792 \h </w:instrText>
+              <w:instrText xml:space="preserve"> PAGEREF _Toc241782320 \h </w:instrText>
             </w:r>
             <w:r>
               <w:rPr>
@@ -768,7 +768,7 @@
               <w14:ligatures w14:val="standardContextual"/>
             </w:rPr>
           </w:pPr>
-          <w:hyperlink w:anchor="_Toc241781793" w:history="1">
+          <w:hyperlink w:anchor="_Toc241782321" w:history="1">
             <w:r>
               <w:rPr>
                 <w:rStyle w:val="Hyperlink"/>
@@ -792,7 +792,7 @@
               <w:rPr>
                 <w:noProof/>
               </w:rPr>
-              <w:instrText xml:space="preserve"> PAGEREF _Toc241781793 \h </w:instrText>
+              <w:instrText xml:space="preserve"> PAGEREF _Toc241782321 \h </w:instrText>
             </w:r>
             <w:r>
               <w:rPr>
@@ -835,7 +835,7 @@
               <w14:ligatures w14:val="standardContextual"/>
             </w:rPr>
           </w:pPr>
-          <w:hyperlink w:anchor="_Toc241781794" w:history="1">
+          <w:hyperlink w:anchor="_Toc241782322" w:history="1">
             <w:r>
               <w:rPr>
                 <w:rStyle w:val="Hyperlink"/>
@@ -859,7 +859,7 @@
               <w:rPr>
                 <w:noProof/>
               </w:rPr>
-              <w:instrText xml:space="preserve"> PAGEREF _Toc241781794 \h </w:instrText>
+              <w:instrText xml:space="preserve"> PAGEREF _Toc241782322 \h </w:instrText>
             </w:r>
             <w:r>
               <w:rPr>
@@ -902,7 +902,7 @@
               <w14:ligatures w14:val="standardContextual"/>
             </w:rPr>
           </w:pPr>
-          <w:hyperlink w:anchor="_Toc241781795" w:history="1">
+          <w:hyperlink w:anchor="_Toc241782323" w:history="1">
             <w:r>
               <w:rPr>
                 <w:rStyle w:val="Hyperlink"/>
@@ -926,7 +926,7 @@
               <w:rPr>
                 <w:noProof/>
               </w:rPr>
-              <w:instrText xml:space="preserve"> PAGEREF _Toc241781795 \h </w:instrText>
+              <w:instrText xml:space="preserve"> PAGEREF _Toc241782323 \h </w:instrText>
             </w:r>
             <w:r>
               <w:rPr>
@@ -969,7 +969,7 @@
               <w14:ligatures w14:val="standardContextual"/>
             </w:rPr>
           </w:pPr>
-          <w:hyperlink w:anchor="_Toc241781796" w:history="1">
+          <w:hyperlink w:anchor="_Toc241782324" w:history="1">
             <w:r>
               <w:rPr>
                 <w:rStyle w:val="Hyperlink"/>
@@ -993,7 +993,7 @@
               <w:rPr>
                 <w:noProof/>
               </w:rPr>
-              <w:instrText xml:space="preserve"> PAGEREF _Toc241781796 \h </w:instrText>
+              <w:instrText xml:space="preserve"> PAGEREF _Toc241782324 \h </w:instrText>
             </w:r>
             <w:r>
               <w:rPr>
@@ -1036,7 +1036,7 @@
               <w14:ligatures w14:val="standardContextual"/>
             </w:rPr>
           </w:pPr>
-          <w:hyperlink w:anchor="_Toc241781797" w:history="1">
+          <w:hyperlink w:anchor="_Toc241782325" w:history="1">
             <w:r>
               <w:rPr>
                 <w:rStyle w:val="Hyperlink"/>
@@ -1060,7 +1060,7 @@
               <w:rPr>
                 <w:noProof/>
               </w:rPr>
-              <w:instrText xml:space="preserve"> PAGEREF _Toc241781797 \h </w:instrText>
+              <w:instrText xml:space="preserve"> PAGEREF _Toc241782325 \h </w:instrText>
             </w:r>
             <w:r>
               <w:rPr>
@@ -1103,7 +1103,7 @@
               <w14:ligatures w14:val="standardContextual"/>
             </w:rPr>
           </w:pPr>
-          <w:hyperlink w:anchor="_Toc241781798" w:history="1">
+          <w:hyperlink w:anchor="_Toc241782326" w:history="1">
             <w:r>
               <w:rPr>
                 <w:rStyle w:val="Hyperlink"/>
@@ -1127,7 +1127,7 @@
               <w:rPr>
                 <w:noProof/>
               </w:rPr>
-              <w:instrText xml:space="preserve"> PAGEREF _Toc241781798 \h </w:instrText>
+              <w:instrText xml:space="preserve"> PAGEREF _Toc241782326 \h </w:instrText>
             </w:r>
             <w:r>
               <w:rPr>
@@ -1170,7 +1170,7 @@
               <w14:ligatures w14:val="standardContextual"/>
             </w:rPr>
           </w:pPr>
-          <w:hyperlink w:anchor="_Toc241781799" w:history="1">
+          <w:hyperlink w:anchor="_Toc241782327" w:history="1">
             <w:r>
               <w:rPr>
                 <w:rStyle w:val="Hyperlink"/>
@@ -1194,7 +1194,7 @@
               <w:rPr>
                 <w:noProof/>
               </w:rPr>
-              <w:instrText xml:space="preserve"> PAGEREF _Toc241781799 \h </w:instrText>
+              <w:instrText xml:space="preserve"> PAGEREF _Toc241782327 \h </w:instrText>
             </w:r>
             <w:r>
               <w:rPr>
@@ -1237,7 +1237,7 @@
               <w14:ligatures w14:val="standardContextual"/>
             </w:rPr>
           </w:pPr>
-          <w:hyperlink w:anchor="_Toc241781800" w:history="1">
+          <w:hyperlink w:anchor="_Toc241782328" w:history="1">
             <w:r>
               <w:rPr>
                 <w:rStyle w:val="Hyperlink"/>
@@ -1261,7 +1261,7 @@
               <w:rPr>
                 <w:noProof/>
               </w:rPr>
-              <w:instrText xml:space="preserve"> PAGEREF _Toc241781800 \h </w:instrText>
+              <w:instrText xml:space="preserve"> PAGEREF _Toc241782328 \h </w:instrText>
             </w:r>
             <w:r>
               <w:rPr>
@@ -1304,7 +1304,7 @@
               <w14:ligatures w14:val="standardContextual"/>
             </w:rPr>
           </w:pPr>
-          <w:hyperlink w:anchor="_Toc241781801" w:history="1">
+          <w:hyperlink w:anchor="_Toc241782329" w:history="1">
             <w:r>
               <w:rPr>
                 <w:rStyle w:val="Hyperlink"/>
@@ -1328,7 +1328,7 @@
               <w:rPr>
                 <w:noProof/>
               </w:rPr>
-              <w:instrText xml:space="preserve"> PAGEREF _Toc241781801 \h </w:instrText>
+              <w:instrText xml:space="preserve"> PAGEREF _Toc241782329 \h </w:instrText>
             </w:r>
             <w:r>
               <w:rPr>
@@ -1371,7 +1371,7 @@
               <w14:ligatures w14:val="standardContextual"/>
             </w:rPr>
           </w:pPr>
-          <w:hyperlink w:anchor="_Toc241781802" w:history="1">
+          <w:hyperlink w:anchor="_Toc241782330" w:history="1">
             <w:r>
               <w:rPr>
                 <w:rStyle w:val="Hyperlink"/>
@@ -1395,7 +1395,7 @@
               <w:rPr>
                 <w:noProof/>
               </w:rPr>
-              <w:instrText xml:space="preserve"> PAGEREF _Toc241781802 \h </w:instrText>
+              <w:instrText xml:space="preserve"> PAGEREF _Toc241782330 \h </w:instrText>
             </w:r>
             <w:r>
               <w:rPr>
@@ -1438,7 +1438,7 @@
               <w14:ligatures w14:val="standardContextual"/>
             </w:rPr>
           </w:pPr>
-          <w:hyperlink w:anchor="_Toc241781803" w:history="1">
+          <w:hyperlink w:anchor="_Toc241782331" w:history="1">
             <w:r>
               <w:rPr>
                 <w:rStyle w:val="Hyperlink"/>
@@ -1462,7 +1462,7 @@
               <w:rPr>
                 <w:noProof/>
               </w:rPr>
-              <w:instrText xml:space="preserve"> PAGEREF _Toc241781803 \h </w:instrText>
+              <w:instrText xml:space="preserve"> PAGEREF _Toc241782331 \h </w:instrText>
             </w:r>
             <w:r>
               <w:rPr>
@@ -1505,7 +1505,7 @@
               <w14:ligatures w14:val="standardContextual"/>
             </w:rPr>
           </w:pPr>
-          <w:hyperlink w:anchor="_Toc241781804" w:history="1">
+          <w:hyperlink w:anchor="_Toc241782332" w:history="1">
             <w:r>
               <w:rPr>
                 <w:rStyle w:val="Hyperlink"/>
@@ -1529,7 +1529,7 @@
               <w:rPr>
                 <w:noProof/>
               </w:rPr>
-              <w:instrText xml:space="preserve"> PAGEREF _Toc241781804 \h </w:instrText>
+              <w:instrText xml:space="preserve"> PAGEREF _Toc241782332 \h </w:instrText>
             </w:r>
             <w:r>
               <w:rPr>
@@ -1572,7 +1572,7 @@
               <w14:ligatures w14:val="standardContextual"/>
             </w:rPr>
           </w:pPr>
-          <w:hyperlink w:anchor="_Toc241781805" w:history="1">
+          <w:hyperlink w:anchor="_Toc241782333" w:history="1">
             <w:r>
               <w:rPr>
                 <w:rStyle w:val="Hyperlink"/>
@@ -1596,7 +1596,7 @@
               <w:rPr>
                 <w:noProof/>
               </w:rPr>
-              <w:instrText xml:space="preserve"> PAGEREF _Toc241781805 \h </w:instrText>
+              <w:instrText xml:space="preserve"> PAGEREF _Toc241782333 \h </w:instrText>
             </w:r>
             <w:r>
               <w:rPr>
@@ -1639,7 +1639,7 @@
               <w14:ligatures w14:val="standardContextual"/>
             </w:rPr>
           </w:pPr>
-          <w:hyperlink w:anchor="_Toc241781806" w:history="1">
+          <w:hyperlink w:anchor="_Toc241782334" w:history="1">
             <w:r>
               <w:rPr>
                 <w:rStyle w:val="Hyperlink"/>
@@ -1663,7 +1663,7 @@
               <w:rPr>
                 <w:noProof/>
               </w:rPr>
-              <w:instrText xml:space="preserve"> PAGEREF _Toc241781806 \h </w:instrText>
+              <w:instrText xml:space="preserve"> PAGEREF _Toc241782334 \h </w:instrText>
             </w:r>
             <w:r>
               <w:rPr>
@@ -1706,7 +1706,7 @@
               <w14:ligatures w14:val="standardContextual"/>
             </w:rPr>
           </w:pPr>
-          <w:hyperlink w:anchor="_Toc241781807" w:history="1">
+          <w:hyperlink w:anchor="_Toc241782335" w:history="1">
             <w:r>
               <w:rPr>
                 <w:rStyle w:val="Hyperlink"/>
@@ -1730,7 +1730,7 @@
               <w:rPr>
                 <w:noProof/>
               </w:rPr>
-              <w:instrText xml:space="preserve"> PAGEREF _Toc241781807 \h </w:instrText>
+              <w:instrText xml:space="preserve"> PAGEREF _Toc241782335 \h </w:instrText>
             </w:r>
             <w:r>
               <w:rPr>
@@ -1773,7 +1773,7 @@
               <w14:ligatures w14:val="standardContextual"/>
             </w:rPr>
           </w:pPr>
-          <w:hyperlink w:anchor="_Toc241781808" w:history="1">
+          <w:hyperlink w:anchor="_Toc241782336" w:history="1">
             <w:r>
               <w:rPr>
                 <w:rStyle w:val="Hyperlink"/>
@@ -1797,7 +1797,7 @@
               <w:rPr>
                 <w:noProof/>
               </w:rPr>
-              <w:instrText xml:space="preserve"> PAGEREF _Toc241781808 \h </w:instrText>
+              <w:instrText xml:space="preserve"> PAGEREF _Toc241782336 \h </w:instrText>
             </w:r>
             <w:r>
               <w:rPr>
@@ -1840,7 +1840,7 @@
               <w14:ligatures w14:val="standardContextual"/>
             </w:rPr>
           </w:pPr>
-          <w:hyperlink w:anchor="_Toc241781809" w:history="1">
+          <w:hyperlink w:anchor="_Toc241782337" w:history="1">
             <w:r>
               <w:rPr>
                 <w:rStyle w:val="Hyperlink"/>
@@ -1864,7 +1864,7 @@
               <w:rPr>
                 <w:noProof/>
               </w:rPr>
-              <w:instrText xml:space="preserve"> PAGEREF _Toc241781809 \h </w:instrText>
+              <w:instrText xml:space="preserve"> PAGEREF _Toc241782337 \h </w:instrText>
             </w:r>
             <w:r>
               <w:rPr>
@@ -1907,7 +1907,7 @@
               <w14:ligatures w14:val="standardContextual"/>
             </w:rPr>
           </w:pPr>
-          <w:hyperlink w:anchor="_Toc241781810" w:history="1">
+          <w:hyperlink w:anchor="_Toc241782338" w:history="1">
             <w:r>
               <w:rPr>
                 <w:rStyle w:val="Hyperlink"/>
@@ -1931,7 +1931,7 @@
               <w:rPr>
                 <w:noProof/>
               </w:rPr>
-              <w:instrText xml:space="preserve"> PAGEREF _Toc241781810 \h </w:instrText>
+              <w:instrText xml:space="preserve"> PAGEREF _Toc241782338 \h </w:instrText>
             </w:r>
             <w:r>
               <w:rPr>
@@ -1974,7 +1974,7 @@
               <w14:ligatures w14:val="standardContextual"/>
             </w:rPr>
           </w:pPr>
-          <w:hyperlink w:anchor="_Toc241781811" w:history="1">
+          <w:hyperlink w:anchor="_Toc241782339" w:history="1">
             <w:r>
               <w:rPr>
                 <w:rStyle w:val="Hyperlink"/>
@@ -1998,7 +1998,7 @@
               <w:rPr>
                 <w:noProof/>
               </w:rPr>
-              <w:instrText xml:space="preserve"> PAGEREF _Toc241781811 \h </w:instrText>
+              <w:instrText xml:space="preserve"> PAGEREF _Toc241782339 \h </w:instrText>
             </w:r>
             <w:r>
               <w:rPr>
@@ -2041,7 +2041,7 @@
               <w14:ligatures w14:val="standardContextual"/>
             </w:rPr>
           </w:pPr>
-          <w:hyperlink w:anchor="_Toc241781812" w:history="1">
+          <w:hyperlink w:anchor="_Toc241782340" w:history="1">
             <w:r>
               <w:rPr>
                 <w:rStyle w:val="Hyperlink"/>
@@ -2065,7 +2065,7 @@
               <w:rPr>
                 <w:noProof/>
               </w:rPr>
-              <w:instrText xml:space="preserve"> PAGEREF _Toc241781812 \h </w:instrText>
+              <w:instrText xml:space="preserve"> PAGEREF _Toc241782340 \h </w:instrText>
             </w:r>
             <w:r>
               <w:rPr>
@@ -2108,7 +2108,7 @@
               <w14:ligatures w14:val="standardContextual"/>
             </w:rPr>
           </w:pPr>
-          <w:hyperlink w:anchor="_Toc241781813" w:history="1">
+          <w:hyperlink w:anchor="_Toc241782341" w:history="1">
             <w:r>
               <w:rPr>
                 <w:rStyle w:val="Hyperlink"/>
@@ -2132,7 +2132,7 @@
               <w:rPr>
                 <w:noProof/>
               </w:rPr>
-              <w:instrText xml:space="preserve"> PAGEREF _Toc241781813 \h </w:instrText>
+              <w:instrText xml:space="preserve"> PAGEREF _Toc241782341 \h </w:instrText>
             </w:r>
             <w:r>
               <w:rPr>
@@ -2171,7 +2171,7 @@
         <w:pStyle w:val="Heading1"/>
         <w:pageBreakBefore/>
       </w:pPr>
-      <w:bookmarkStart w:id="0" w:name="_Toc241781790"/>
+      <w:bookmarkStart w:id="0" w:name="_Toc241782318"/>
       <w:r>
         <w:lastRenderedPageBreak/>
         <w:t>1. Your role at a glance</w:t>
@@ -2391,7 +2391,7 @@
         <w:pStyle w:val="Heading1"/>
         <w:pageBreakBefore/>
       </w:pPr>
-      <w:bookmarkStart w:id="1" w:name="_Toc241781791"/>
+      <w:bookmarkStart w:id="1" w:name="_Toc241782319"/>
       <w:r>
         <w:lastRenderedPageBreak/>
         <w:t>2. Signing in and your screens</w:t>
@@ -2402,7 +2402,7 @@
       <w:pPr>
         <w:pStyle w:val="Heading2"/>
       </w:pPr>
-      <w:bookmarkStart w:id="2" w:name="_Toc241781792"/>
+      <w:bookmarkStart w:id="2" w:name="_Toc241782320"/>
       <w:r>
         <w:t>Signing in</w:t>
       </w:r>
@@ -2485,7 +2485,7 @@
           <w:noProof/>
         </w:rPr>
         <w:drawing>
-          <wp:inline distT="0" distB="0" distL="0" distR="0" wp14:anchorId="6BE040BE" wp14:editId="15209BB5">
+          <wp:inline distT="0" distB="0" distL="0" distR="0" wp14:anchorId="030F9756" wp14:editId="082D6BE1">
             <wp:extent cx="5334000" cy="2333625"/>
             <wp:effectExtent l="0" t="0" r="0" b="0"/>
             <wp:docPr id="1" name="adm_login.jpg" descr="The sign-in screen for all internal staff." title="The sign-in screen for all internal staff."/>
@@ -2652,7 +2652,7 @@
       <w:pPr>
         <w:pStyle w:val="Heading2"/>
       </w:pPr>
-      <w:bookmarkStart w:id="3" w:name="_Toc241781793"/>
+      <w:bookmarkStart w:id="3" w:name="_Toc241782321"/>
       <w:r>
         <w:t>Finding your way around</w:t>
       </w:r>
@@ -2837,7 +2837,7 @@
         </w:rPr>
         <w:lastRenderedPageBreak/>
         <w:drawing>
-          <wp:inline distT="0" distB="0" distL="0" distR="0" wp14:anchorId="1F022AC6" wp14:editId="312FB45D">
+          <wp:inline distT="0" distB="0" distL="0" distR="0" wp14:anchorId="51903B9B" wp14:editId="254B81DE">
             <wp:extent cx="5715000" cy="1876425"/>
             <wp:effectExtent l="0" t="0" r="0" b="0"/>
             <wp:docPr id="2" name="adm_not_your_role.jpg" descr="Opening a screen outside your role (for example from an old bookmark) shows this card instead of the screen." title="Opening a screen outside your role (for example from an old bookmark) shows this card instead of the screen."/>
@@ -2906,7 +2906,7 @@
       <w:pPr>
         <w:pStyle w:val="Heading2"/>
       </w:pPr>
-      <w:bookmarkStart w:id="4" w:name="_Toc241781794"/>
+      <w:bookmarkStart w:id="4" w:name="_Toc241782322"/>
       <w:r>
         <w:t>Your screens</w:t>
       </w:r>
@@ -3240,7 +3240,7 @@
       <w:pPr>
         <w:pStyle w:val="Heading2"/>
       </w:pPr>
-      <w:bookmarkStart w:id="5" w:name="_Toc241781795"/>
+      <w:bookmarkStart w:id="5" w:name="_Toc241782323"/>
       <w:r>
         <w:t>Changing your password</w:t>
       </w:r>
@@ -3323,7 +3323,7 @@
           <w:noProof/>
         </w:rPr>
         <w:drawing>
-          <wp:inline distT="0" distB="0" distL="0" distR="0" wp14:anchorId="0E2723BD" wp14:editId="0E92B5DF">
+          <wp:inline distT="0" distB="0" distL="0" distR="0" wp14:anchorId="5CC1E0A9" wp14:editId="14D4AA62">
             <wp:extent cx="5334000" cy="2171700"/>
             <wp:effectExtent l="0" t="0" r="0" b="0"/>
             <wp:docPr id="3" name="adm_account.jpg" descr="Change Password screen." title="Change Password screen."/>
@@ -3411,7 +3411,7 @@
         <w:pStyle w:val="Heading1"/>
         <w:pageBreakBefore/>
       </w:pPr>
-      <w:bookmarkStart w:id="6" w:name="_Toc241781796"/>
+      <w:bookmarkStart w:id="6" w:name="_Toc241782324"/>
       <w:r>
         <w:lastRenderedPageBreak/>
         <w:t>3. Your routine</w:t>
@@ -3755,7 +3755,7 @@
         <w:pStyle w:val="Heading1"/>
         <w:pageBreakBefore/>
       </w:pPr>
-      <w:bookmarkStart w:id="7" w:name="_Toc241781797"/>
+      <w:bookmarkStart w:id="7" w:name="_Toc241782325"/>
       <w:r>
         <w:lastRenderedPageBreak/>
         <w:t>4. Step-by-step tasks</w:t>
@@ -3766,7 +3766,7 @@
       <w:pPr>
         <w:pStyle w:val="Heading2"/>
       </w:pPr>
-      <w:bookmarkStart w:id="8" w:name="_Toc241781798"/>
+      <w:bookmarkStart w:id="8" w:name="_Toc241782326"/>
       <w:r>
         <w:t>4.1 Reading the QA Dashboard</w:t>
       </w:r>
@@ -3806,7 +3806,7 @@
           <w:noProof/>
         </w:rPr>
         <w:drawing>
-          <wp:inline distT="0" distB="0" distL="0" distR="0" wp14:anchorId="2D57E5EF" wp14:editId="201CC4F6">
+          <wp:inline distT="0" distB="0" distL="0" distR="0" wp14:anchorId="3D993629" wp14:editId="39BFA474">
             <wp:extent cx="5334000" cy="2333625"/>
             <wp:effectExtent l="0" t="0" r="0" b="0"/>
             <wp:docPr id="4" name="qa_dashboard.jpg" descr="QA Dashboard." title="QA Dashboard."/>
@@ -3913,7 +3913,7 @@
       <w:pPr>
         <w:pStyle w:val="Heading2"/>
       </w:pPr>
-      <w:bookmarkStart w:id="9" w:name="_Toc241781799"/>
+      <w:bookmarkStart w:id="9" w:name="_Toc241782327"/>
       <w:r>
         <w:t>4.2 Reviewing questionnaires in the QA Queue</w:t>
       </w:r>
@@ -3953,7 +3953,7 @@
           <w:noProof/>
         </w:rPr>
         <w:drawing>
-          <wp:inline distT="0" distB="0" distL="0" distR="0" wp14:anchorId="0ABCE19E" wp14:editId="0B28327C">
+          <wp:inline distT="0" distB="0" distL="0" distR="0" wp14:anchorId="0814BCA7" wp14:editId="1E960339">
             <wp:extent cx="5334000" cy="3333750"/>
             <wp:effectExtent l="0" t="0" r="0" b="0"/>
             <wp:docPr id="5" name="qa_queue.jpg" descr="QUAN QA Queue with the KoboToolbox sync panel." title="QUAN QA Queue with the KoboToolbox sync panel."/>
@@ -4692,7 +4692,7 @@
       <w:pPr>
         <w:pStyle w:val="Heading2"/>
       </w:pPr>
-      <w:bookmarkStart w:id="10" w:name="_Toc241781800"/>
+      <w:bookmarkStart w:id="10" w:name="_Toc241782328"/>
       <w:r>
         <w:t>4.3 Working QA exceptions</w:t>
       </w:r>
@@ -4757,7 +4757,7 @@
         </w:rPr>
         <w:lastRenderedPageBreak/>
         <w:drawing>
-          <wp:inline distT="0" distB="0" distL="0" distR="0" wp14:anchorId="2025687C" wp14:editId="562621AE">
+          <wp:inline distT="0" distB="0" distL="0" distR="0" wp14:anchorId="7C067027" wp14:editId="1E098F31">
             <wp:extent cx="5334000" cy="3333750"/>
             <wp:effectExtent l="0" t="0" r="0" b="0"/>
             <wp:docPr id="6" name="qa_exceptions.jpg" descr="QA Exception Queue." title="QA Exception Queue."/>
@@ -4953,7 +4953,7 @@
       <w:pPr>
         <w:pStyle w:val="Heading2"/>
       </w:pPr>
-      <w:bookmarkStart w:id="11" w:name="_Toc241781801"/>
+      <w:bookmarkStart w:id="11" w:name="_Toc241782329"/>
       <w:r>
         <w:t>4.4 Downloading or emailing completed forms (Form PDFs)</w:t>
       </w:r>
@@ -5004,7 +5004,7 @@
         </w:rPr>
         <w:lastRenderedPageBreak/>
         <w:drawing>
-          <wp:inline distT="0" distB="0" distL="0" distR="0" wp14:anchorId="0FE6F8BD" wp14:editId="2AE12D0C">
+          <wp:inline distT="0" distB="0" distL="0" distR="0" wp14:anchorId="6FC70A90" wp14:editId="41ED2641">
             <wp:extent cx="5334000" cy="3333750"/>
             <wp:effectExtent l="0" t="0" r="0" b="0"/>
             <wp:docPr id="7" name="qa_form_pdfs.jpg" descr="Completed form PDFs." title="Completed form PDFs."/>
@@ -5243,7 +5243,7 @@
       <w:pPr>
         <w:pStyle w:val="Heading2"/>
       </w:pPr>
-      <w:bookmarkStart w:id="12" w:name="_Toc241781802"/>
+      <w:bookmarkStart w:id="12" w:name="_Toc241782330"/>
       <w:r>
         <w:t>4.5 Writing good QA notes</w:t>
       </w:r>
@@ -5311,7 +5311,7 @@
         <w:pStyle w:val="Heading1"/>
         <w:pageBreakBefore/>
       </w:pPr>
-      <w:bookmarkStart w:id="13" w:name="_Toc241781803"/>
+      <w:bookmarkStart w:id="13" w:name="_Toc241782331"/>
       <w:r>
         <w:lastRenderedPageBreak/>
         <w:t>5. Rules you must follow</w:t>
@@ -5462,7 +5462,7 @@
         <w:pStyle w:val="Heading1"/>
         <w:pageBreakBefore/>
       </w:pPr>
-      <w:bookmarkStart w:id="14" w:name="_Toc241781804"/>
+      <w:bookmarkStart w:id="14" w:name="_Toc241782332"/>
       <w:r>
         <w:lastRenderedPageBreak/>
         <w:t>6. Troubleshooting</w:t>
@@ -6572,7 +6572,7 @@
         <w:pStyle w:val="Heading1"/>
         <w:pageBreakBefore/>
       </w:pPr>
-      <w:bookmarkStart w:id="15" w:name="_Toc241781805"/>
+      <w:bookmarkStart w:id="15" w:name="_Toc241782333"/>
       <w:r>
         <w:lastRenderedPageBreak/>
         <w:t>7. Quick reference</w:t>
@@ -6971,7 +6971,7 @@
         <w:pStyle w:val="Heading1"/>
         <w:pageBreakBefore/>
       </w:pPr>
-      <w:bookmarkStart w:id="16" w:name="_Toc241781806"/>
+      <w:bookmarkStart w:id="16" w:name="_Toc241782334"/>
       <w:r>
         <w:lastRenderedPageBreak/>
         <w:t>8. Every screen and button for your role</w:t>
@@ -7085,7 +7085,7 @@
       <w:pPr>
         <w:pStyle w:val="Heading2"/>
       </w:pPr>
-      <w:bookmarkStart w:id="17" w:name="_Toc241781807"/>
+      <w:bookmarkStart w:id="17" w:name="_Toc241782335"/>
       <w:r>
         <w:t>8.1 Sign in</w:t>
       </w:r>
@@ -7598,7 +7598,7 @@
       <w:pPr>
         <w:pStyle w:val="Heading2"/>
       </w:pPr>
-      <w:bookmarkStart w:id="18" w:name="_Toc241781808"/>
+      <w:bookmarkStart w:id="18" w:name="_Toc241782336"/>
       <w:r>
         <w:t>8.2 The header and menu bar (every screen)</w:t>
       </w:r>
@@ -8322,7 +8322,7 @@
       <w:pPr>
         <w:pStyle w:val="Heading2"/>
       </w:pPr>
-      <w:bookmarkStart w:id="19" w:name="_Toc241781809"/>
+      <w:bookmarkStart w:id="19" w:name="_Toc241782337"/>
       <w:r>
         <w:t>8.3 Change Password</w:t>
       </w:r>
@@ -8942,7 +8942,7 @@
       <w:pPr>
         <w:pStyle w:val="Heading2"/>
       </w:pPr>
-      <w:bookmarkStart w:id="20" w:name="_Toc241781810"/>
+      <w:bookmarkStart w:id="20" w:name="_Toc241782338"/>
       <w:r>
         <w:t>8.4 QA Dashboard</w:t>
       </w:r>
@@ -9563,7 +9563,7 @@
       <w:pPr>
         <w:pStyle w:val="Heading2"/>
       </w:pPr>
-      <w:bookmarkStart w:id="21" w:name="_Toc241781811"/>
+      <w:bookmarkStart w:id="21" w:name="_Toc241782339"/>
       <w:r>
         <w:t>8.5 QA Queue (with the KoboToolbox sync panel)</w:t>
       </w:r>
@@ -10286,7 +10286,7 @@
       <w:pPr>
         <w:pStyle w:val="Heading2"/>
       </w:pPr>
-      <w:bookmarkStart w:id="22" w:name="_Toc241781812"/>
+      <w:bookmarkStart w:id="22" w:name="_Toc241782340"/>
       <w:r>
         <w:lastRenderedPageBreak/>
         <w:t>8.6 QA Exceptions</w:t>
@@ -11117,7 +11117,7 @@
       <w:pPr>
         <w:pStyle w:val="Heading2"/>
       </w:pPr>
-      <w:bookmarkStart w:id="23" w:name="_Toc241781813"/>
+      <w:bookmarkStart w:id="23" w:name="_Toc241782341"/>
       <w:r>
         <w:t>8.7 Completed forms (Form PDFs)</w:t>
       </w:r>
@@ -12102,7 +12102,7 @@
         <w:sz w:val="16"/>
         <w:szCs w:val="16"/>
       </w:rPr>
-      <w:t>Version 1.15 · 1 October 2026</w:t>
+      <w:t>Version 1.16 · 1 October 2026</w:t>
     </w:r>
     <w:r>
       <w:rPr>
@@ -12275,10 +12275,10 @@
 <file path=word/numbering.xml><?xml version="1.0" encoding="utf-8"?>
 <w:numbering xmlns:wpc="http://schemas.microsoft.com/office/word/2010/wordprocessingCanvas" xmlns:cx="http://schemas.microsoft.com/office/drawing/2014/chartex" xmlns:cx1="http://schemas.microsoft.com/office/drawing/2015/9/8/chartex" xmlns:cx2="http://schemas.microsoft.com/office/drawing/2015/10/21/chartex" xmlns:cx3="http://schemas.microsoft.com/office/drawing/2016/5/9/chartex" xmlns:cx4="http://schemas.microsoft.com/office/drawing/2016/5/10/chartex" xmlns:cx5="http://schemas.microsoft.com/office/drawing/2016/5/11/chartex" xmlns:cx6="http://schemas.microsoft.com/office/drawing/2016/5/12/chartex" xmlns:cx7="http://schemas.microsoft.com/office/drawing/2016/5/13/chartex" xmlns:cx8="http://schemas.microsoft.com/office/drawing/2016/5/14/chartex" xmlns:mc="http://schemas.openxmlformats.org/markup-compatibility/2006" xmlns:aink="http://schemas.microsoft.com/office/drawing/2016/ink" xmlns:am3d="http://schemas.microsoft.com/office/drawing/2017/model3d" xmlns:o="urn:schemas-microsoft-com:office:office" xmlns:oel="http://schemas.microsoft.com/office/2019/extlst" xmlns:r="http://schemas.openxmlformats.org/officeDocument/2006/relationships" xmlns:m="http://schemas.openxmlformats.org/officeDocument/2006/math" xmlns:v="urn:schemas-microsoft-com:vml" xmlns:wp14="http://schemas.microsoft.com/office/word/2010/wordprocessingDrawing" xmlns:wp="http://schemas.openxmlformats.org/drawingml/2006/wordprocessingDrawing" xmlns:w10="urn:schemas-microsoft-com:office:word" xmlns:w="http://schemas.openxmlformats.org/wordprocessingml/2006/main" xmlns:w14="http://schemas.microsoft.com/office/word/2010/wordml" xmlns:w15="http://schemas.microsoft.com/office/word/2012/wordml" xmlns:w16cex="http://schemas.microsoft.com/office/word/2018/wordml/cex" xmlns:w16cid="http://schemas.microsoft.com/office/word/2016/wordml/cid" xmlns:w16="http://schemas.microsoft.com/office/word/2018/wordml" xmlns:w16sdtdh="http://schemas.microsoft.com/office/word/2020/wordml/sdtdatahash" xmlns:w16se="http://schemas.microsoft.com/office/word/2015/wordml/symex" xmlns:wpg="http://schemas.microsoft.com/office/word/2010/wordprocessingGroup" xmlns:wpi="http://schemas.microsoft.com/office/word/2010/wordprocessingInk" xmlns:wne="http://schemas.microsoft.com/office/word/2006/wordml" xmlns:wps="http://schemas.microsoft.com/office/word/2010/wordprocessingShape" mc:Ignorable="w14 w15 w16se w16cid w16 w16cex w16sdtdh wp14">
   <w:abstractNum w:abstractNumId="0" w15:restartNumberingAfterBreak="0">
-    <w:nsid w:val="15C01AD3"/>
+    <w:nsid w:val="0D523A94"/>
     <w:multiLevelType w:val="hybridMultilevel"/>
-    <w:tmpl w:val="A0C8B72E"/>
-    <w:lvl w:ilvl="0" w:tplc="DFE60A3E">
+    <w:tmpl w:val="0FA224F0"/>
+    <w:lvl w:ilvl="0" w:tplc="80F26B98">
       <w:start w:val="1"/>
       <w:numFmt w:val="decimal"/>
       <w:lvlText w:val="%1."/>
@@ -12292,52 +12292,52 @@
         <w:color w:val="A67C27"/>
       </w:rPr>
     </w:lvl>
-    <w:lvl w:ilvl="1" w:tplc="6E1C88A0">
+    <w:lvl w:ilvl="1" w:tplc="3DFA077C">
       <w:numFmt w:val="decimal"/>
       <w:lvlText w:val=""/>
       <w:lvlJc w:val="left"/>
     </w:lvl>
-    <w:lvl w:ilvl="2" w:tplc="C5BE93FE">
+    <w:lvl w:ilvl="2" w:tplc="9D9A8FBC">
       <w:numFmt w:val="decimal"/>
       <w:lvlText w:val=""/>
       <w:lvlJc w:val="left"/>
     </w:lvl>
-    <w:lvl w:ilvl="3" w:tplc="1336659A">
+    <w:lvl w:ilvl="3" w:tplc="C24A0AA0">
       <w:numFmt w:val="decimal"/>
       <w:lvlText w:val=""/>
       <w:lvlJc w:val="left"/>
     </w:lvl>
-    <w:lvl w:ilvl="4" w:tplc="545CB760">
+    <w:lvl w:ilvl="4" w:tplc="D5906E2E">
       <w:numFmt w:val="decimal"/>
       <w:lvlText w:val=""/>
       <w:lvlJc w:val="left"/>
     </w:lvl>
-    <w:lvl w:ilvl="5" w:tplc="9018597E">
+    <w:lvl w:ilvl="5" w:tplc="4944245C">
       <w:numFmt w:val="decimal"/>
       <w:lvlText w:val=""/>
       <w:lvlJc w:val="left"/>
     </w:lvl>
-    <w:lvl w:ilvl="6" w:tplc="B254BF8A">
+    <w:lvl w:ilvl="6" w:tplc="3D9877BC">
       <w:numFmt w:val="decimal"/>
       <w:lvlText w:val=""/>
       <w:lvlJc w:val="left"/>
     </w:lvl>
-    <w:lvl w:ilvl="7" w:tplc="9D7642F4">
+    <w:lvl w:ilvl="7" w:tplc="00DE99AA">
       <w:numFmt w:val="decimal"/>
       <w:lvlText w:val=""/>
       <w:lvlJc w:val="left"/>
     </w:lvl>
-    <w:lvl w:ilvl="8" w:tplc="05141F30">
+    <w:lvl w:ilvl="8" w:tplc="A83454E8">
       <w:numFmt w:val="decimal"/>
       <w:lvlText w:val=""/>
       <w:lvlJc w:val="left"/>
     </w:lvl>
   </w:abstractNum>
   <w:abstractNum w:abstractNumId="1" w15:restartNumberingAfterBreak="0">
-    <w:nsid w:val="25D62EEC"/>
+    <w:nsid w:val="1E4E5F5C"/>
     <w:multiLevelType w:val="hybridMultilevel"/>
-    <w:tmpl w:val="C19C1382"/>
-    <w:lvl w:ilvl="0" w:tplc="C586453A">
+    <w:tmpl w:val="387E9FCA"/>
+    <w:lvl w:ilvl="0" w:tplc="91F839BA">
       <w:start w:val="1"/>
       <w:numFmt w:val="decimal"/>
       <w:lvlText w:val="%1."/>
@@ -12351,52 +12351,110 @@
         <w:color w:val="A67C27"/>
       </w:rPr>
     </w:lvl>
-    <w:lvl w:ilvl="1" w:tplc="26CE171A">
+    <w:lvl w:ilvl="1" w:tplc="20FCC96E">
       <w:numFmt w:val="decimal"/>
       <w:lvlText w:val=""/>
       <w:lvlJc w:val="left"/>
     </w:lvl>
-    <w:lvl w:ilvl="2" w:tplc="C136BE24">
+    <w:lvl w:ilvl="2" w:tplc="0324DF5C">
       <w:numFmt w:val="decimal"/>
       <w:lvlText w:val=""/>
       <w:lvlJc w:val="left"/>
     </w:lvl>
-    <w:lvl w:ilvl="3" w:tplc="F9503456">
+    <w:lvl w:ilvl="3" w:tplc="90C2C72A">
       <w:numFmt w:val="decimal"/>
       <w:lvlText w:val=""/>
       <w:lvlJc w:val="left"/>
     </w:lvl>
-    <w:lvl w:ilvl="4" w:tplc="4A8C6E88">
+    <w:lvl w:ilvl="4" w:tplc="10981790">
       <w:numFmt w:val="decimal"/>
       <w:lvlText w:val=""/>
       <w:lvlJc w:val="left"/>
     </w:lvl>
-    <w:lvl w:ilvl="5" w:tplc="EEB67192">
+    <w:lvl w:ilvl="5" w:tplc="5D004A32">
       <w:numFmt w:val="decimal"/>
       <w:lvlText w:val=""/>
       <w:lvlJc w:val="left"/>
     </w:lvl>
-    <w:lvl w:ilvl="6" w:tplc="571AD498">
+    <w:lvl w:ilvl="6" w:tplc="D6D8BD70">
       <w:numFmt w:val="decimal"/>
       <w:lvlText w:val=""/>
       <w:lvlJc w:val="left"/>
     </w:lvl>
-    <w:lvl w:ilvl="7" w:tplc="890E87C0">
+    <w:lvl w:ilvl="7" w:tplc="082E408E">
       <w:numFmt w:val="decimal"/>
       <w:lvlText w:val=""/>
       <w:lvlJc w:val="left"/>
     </w:lvl>
-    <w:lvl w:ilvl="8" w:tplc="45CC315E">
+    <w:lvl w:ilvl="8" w:tplc="EF10D568">
       <w:numFmt w:val="decimal"/>
       <w:lvlText w:val=""/>
       <w:lvlJc w:val="left"/>
     </w:lvl>
   </w:abstractNum>
   <w:abstractNum w:abstractNumId="2" w15:restartNumberingAfterBreak="0">
-    <w:nsid w:val="37D11406"/>
+    <w:nsid w:val="1EE0318C"/>
     <w:multiLevelType w:val="hybridMultilevel"/>
-    <w:tmpl w:val="B678BCFC"/>
-    <w:lvl w:ilvl="0" w:tplc="8898B498">
+    <w:tmpl w:val="09181B18"/>
+    <w:lvl w:ilvl="0" w:tplc="C65C645E">
+      <w:start w:val="1"/>
+      <w:numFmt w:val="bullet"/>
+      <w:lvlText w:val="•"/>
+      <w:lvlJc w:val="left"/>
+      <w:pPr>
+        <w:ind w:left="460" w:hanging="280"/>
+      </w:pPr>
+    </w:lvl>
+    <w:lvl w:ilvl="1" w:tplc="F6860EEA">
+      <w:start w:val="1"/>
+      <w:numFmt w:val="bullet"/>
+      <w:lvlText w:val="–"/>
+      <w:lvlJc w:val="left"/>
+      <w:pPr>
+        <w:ind w:left="900" w:hanging="280"/>
+      </w:pPr>
+    </w:lvl>
+    <w:lvl w:ilvl="2" w:tplc="7222DB3C">
+      <w:numFmt w:val="decimal"/>
+      <w:lvlText w:val=""/>
+      <w:lvlJc w:val="left"/>
+    </w:lvl>
+    <w:lvl w:ilvl="3" w:tplc="0A048542">
+      <w:numFmt w:val="decimal"/>
+      <w:lvlText w:val=""/>
+      <w:lvlJc w:val="left"/>
+    </w:lvl>
+    <w:lvl w:ilvl="4" w:tplc="B2C48F16">
+      <w:numFmt w:val="decimal"/>
+      <w:lvlText w:val=""/>
+      <w:lvlJc w:val="left"/>
+    </w:lvl>
+    <w:lvl w:ilvl="5" w:tplc="AB904B18">
+      <w:numFmt w:val="decimal"/>
+      <w:lvlText w:val=""/>
+      <w:lvlJc w:val="left"/>
+    </w:lvl>
+    <w:lvl w:ilvl="6" w:tplc="66205CF8">
+      <w:numFmt w:val="decimal"/>
+      <w:lvlText w:val=""/>
+      <w:lvlJc w:val="left"/>
+    </w:lvl>
+    <w:lvl w:ilvl="7" w:tplc="1EAC3658">
+      <w:numFmt w:val="decimal"/>
+      <w:lvlText w:val=""/>
+      <w:lvlJc w:val="left"/>
+    </w:lvl>
+    <w:lvl w:ilvl="8" w:tplc="18DE6C38">
+      <w:numFmt w:val="decimal"/>
+      <w:lvlText w:val=""/>
+      <w:lvlJc w:val="left"/>
+    </w:lvl>
+  </w:abstractNum>
+  <w:abstractNum w:abstractNumId="3" w15:restartNumberingAfterBreak="0">
+    <w:nsid w:val="217126DD"/>
+    <w:multiLevelType w:val="hybridMultilevel"/>
+    <w:tmpl w:val="6DD86954"/>
+    <w:lvl w:ilvl="0" w:tplc="26D4E800">
       <w:start w:val="1"/>
       <w:numFmt w:val="decimal"/>
       <w:lvlText w:val="%1."/>
@@ -12410,110 +12468,52 @@
         <w:color w:val="A67C27"/>
       </w:rPr>
     </w:lvl>
-    <w:lvl w:ilvl="1" w:tplc="9CD2B85A">
+    <w:lvl w:ilvl="1" w:tplc="EA92744C">
       <w:numFmt w:val="decimal"/>
       <w:lvlText w:val=""/>
       <w:lvlJc w:val="left"/>
     </w:lvl>
-    <w:lvl w:ilvl="2" w:tplc="DCC89556">
+    <w:lvl w:ilvl="2" w:tplc="FE6AE46A">
       <w:numFmt w:val="decimal"/>
       <w:lvlText w:val=""/>
       <w:lvlJc w:val="left"/>
     </w:lvl>
-    <w:lvl w:ilvl="3" w:tplc="74B0E4F4">
+    <w:lvl w:ilvl="3" w:tplc="32648662">
       <w:numFmt w:val="decimal"/>
       <w:lvlText w:val=""/>
       <w:lvlJc w:val="left"/>
     </w:lvl>
-    <w:lvl w:ilvl="4" w:tplc="E0E2FBCE">
+    <w:lvl w:ilvl="4" w:tplc="C0225C96">
       <w:numFmt w:val="decimal"/>
       <w:lvlText w:val=""/>
       <w:lvlJc w:val="left"/>
     </w:lvl>
-    <w:lvl w:ilvl="5" w:tplc="A9B65236">
+    <w:lvl w:ilvl="5" w:tplc="55BC61F2">
       <w:numFmt w:val="decimal"/>
       <w:lvlText w:val=""/>
       <w:lvlJc w:val="left"/>
     </w:lvl>
-    <w:lvl w:ilvl="6" w:tplc="79F04F04">
+    <w:lvl w:ilvl="6" w:tplc="202E0F9E">
       <w:numFmt w:val="decimal"/>
       <w:lvlText w:val=""/>
       <w:lvlJc w:val="left"/>
     </w:lvl>
-    <w:lvl w:ilvl="7" w:tplc="E3DE462E">
+    <w:lvl w:ilvl="7" w:tplc="66647FCE">
       <w:numFmt w:val="decimal"/>
       <w:lvlText w:val=""/>
       <w:lvlJc w:val="left"/>
     </w:lvl>
-    <w:lvl w:ilvl="8" w:tplc="A2F635DA">
-      <w:numFmt w:val="decimal"/>
-      <w:lvlText w:val=""/>
-      <w:lvlJc w:val="left"/>
-    </w:lvl>
-  </w:abstractNum>
-  <w:abstractNum w:abstractNumId="3" w15:restartNumberingAfterBreak="0">
-    <w:nsid w:val="4A98774D"/>
-    <w:multiLevelType w:val="hybridMultilevel"/>
-    <w:tmpl w:val="3C10B818"/>
-    <w:lvl w:ilvl="0" w:tplc="FBF446E4">
-      <w:start w:val="1"/>
-      <w:numFmt w:val="bullet"/>
-      <w:lvlText w:val="•"/>
-      <w:lvlJc w:val="left"/>
-      <w:pPr>
-        <w:ind w:left="460" w:hanging="280"/>
-      </w:pPr>
-    </w:lvl>
-    <w:lvl w:ilvl="1" w:tplc="F49E1592">
-      <w:start w:val="1"/>
-      <w:numFmt w:val="bullet"/>
-      <w:lvlText w:val="–"/>
-      <w:lvlJc w:val="left"/>
-      <w:pPr>
-        <w:ind w:left="900" w:hanging="280"/>
-      </w:pPr>
-    </w:lvl>
-    <w:lvl w:ilvl="2" w:tplc="EF065164">
-      <w:numFmt w:val="decimal"/>
-      <w:lvlText w:val=""/>
-      <w:lvlJc w:val="left"/>
-    </w:lvl>
-    <w:lvl w:ilvl="3" w:tplc="024A510A">
-      <w:numFmt w:val="decimal"/>
-      <w:lvlText w:val=""/>
-      <w:lvlJc w:val="left"/>
-    </w:lvl>
-    <w:lvl w:ilvl="4" w:tplc="589A80AE">
-      <w:numFmt w:val="decimal"/>
-      <w:lvlText w:val=""/>
-      <w:lvlJc w:val="left"/>
-    </w:lvl>
-    <w:lvl w:ilvl="5" w:tplc="03B4547A">
-      <w:numFmt w:val="decimal"/>
-      <w:lvlText w:val=""/>
-      <w:lvlJc w:val="left"/>
-    </w:lvl>
-    <w:lvl w:ilvl="6" w:tplc="63FE77C6">
-      <w:numFmt w:val="decimal"/>
-      <w:lvlText w:val=""/>
-      <w:lvlJc w:val="left"/>
-    </w:lvl>
-    <w:lvl w:ilvl="7" w:tplc="8B00E122">
-      <w:numFmt w:val="decimal"/>
-      <w:lvlText w:val=""/>
-      <w:lvlJc w:val="left"/>
-    </w:lvl>
-    <w:lvl w:ilvl="8" w:tplc="75E06F8A">
+    <w:lvl w:ilvl="8" w:tplc="A26454DA">
       <w:numFmt w:val="decimal"/>
       <w:lvlText w:val=""/>
       <w:lvlJc w:val="left"/>
     </w:lvl>
   </w:abstractNum>
   <w:abstractNum w:abstractNumId="4" w15:restartNumberingAfterBreak="0">
-    <w:nsid w:val="6CFA0FAA"/>
+    <w:nsid w:val="432076DA"/>
     <w:multiLevelType w:val="hybridMultilevel"/>
-    <w:tmpl w:val="246EFC34"/>
-    <w:lvl w:ilvl="0" w:tplc="F40AE1AE">
+    <w:tmpl w:val="9E4C75C8"/>
+    <w:lvl w:ilvl="0" w:tplc="0DC0DD9A">
       <w:start w:val="1"/>
       <w:numFmt w:val="decimal"/>
       <w:lvlText w:val="%1."/>
@@ -12527,52 +12527,52 @@
         <w:color w:val="A67C27"/>
       </w:rPr>
     </w:lvl>
-    <w:lvl w:ilvl="1" w:tplc="73C277A6">
+    <w:lvl w:ilvl="1" w:tplc="D5E6608A">
       <w:numFmt w:val="decimal"/>
       <w:lvlText w:val=""/>
       <w:lvlJc w:val="left"/>
     </w:lvl>
-    <w:lvl w:ilvl="2" w:tplc="7BE0BD58">
+    <w:lvl w:ilvl="2" w:tplc="01E88306">
       <w:numFmt w:val="decimal"/>
       <w:lvlText w:val=""/>
       <w:lvlJc w:val="left"/>
     </w:lvl>
-    <w:lvl w:ilvl="3" w:tplc="792CFA82">
+    <w:lvl w:ilvl="3" w:tplc="E326E53E">
       <w:numFmt w:val="decimal"/>
       <w:lvlText w:val=""/>
       <w:lvlJc w:val="left"/>
     </w:lvl>
-    <w:lvl w:ilvl="4" w:tplc="E31E7880">
+    <w:lvl w:ilvl="4" w:tplc="0EA2A88A">
       <w:numFmt w:val="decimal"/>
       <w:lvlText w:val=""/>
       <w:lvlJc w:val="left"/>
     </w:lvl>
-    <w:lvl w:ilvl="5" w:tplc="3CEA4A5C">
+    <w:lvl w:ilvl="5" w:tplc="31888192">
       <w:numFmt w:val="decimal"/>
       <w:lvlText w:val=""/>
       <w:lvlJc w:val="left"/>
     </w:lvl>
-    <w:lvl w:ilvl="6" w:tplc="2C7012DC">
+    <w:lvl w:ilvl="6" w:tplc="5476A200">
       <w:numFmt w:val="decimal"/>
       <w:lvlText w:val=""/>
       <w:lvlJc w:val="left"/>
     </w:lvl>
-    <w:lvl w:ilvl="7" w:tplc="CB5E9258">
+    <w:lvl w:ilvl="7" w:tplc="68FCEF7C">
       <w:numFmt w:val="decimal"/>
       <w:lvlText w:val=""/>
       <w:lvlJc w:val="left"/>
     </w:lvl>
-    <w:lvl w:ilvl="8" w:tplc="E3DC02C6">
+    <w:lvl w:ilvl="8" w:tplc="027EF3B4">
       <w:numFmt w:val="decimal"/>
       <w:lvlText w:val=""/>
       <w:lvlJc w:val="left"/>
     </w:lvl>
   </w:abstractNum>
   <w:abstractNum w:abstractNumId="5" w15:restartNumberingAfterBreak="0">
-    <w:nsid w:val="7301331E"/>
+    <w:nsid w:val="61D86169"/>
     <w:multiLevelType w:val="hybridMultilevel"/>
-    <w:tmpl w:val="85F82458"/>
-    <w:lvl w:ilvl="0" w:tplc="C10CA194">
+    <w:tmpl w:val="9A0EA142"/>
+    <w:lvl w:ilvl="0" w:tplc="CC74120A">
       <w:start w:val="1"/>
       <w:numFmt w:val="decimal"/>
       <w:lvlText w:val="%1."/>
@@ -12586,52 +12586,138 @@
         <w:color w:val="A67C27"/>
       </w:rPr>
     </w:lvl>
-    <w:lvl w:ilvl="1" w:tplc="422ABC56">
+    <w:lvl w:ilvl="1" w:tplc="8CAAC222">
       <w:numFmt w:val="decimal"/>
       <w:lvlText w:val=""/>
       <w:lvlJc w:val="left"/>
     </w:lvl>
-    <w:lvl w:ilvl="2" w:tplc="E0802D44">
+    <w:lvl w:ilvl="2" w:tplc="0338E554">
       <w:numFmt w:val="decimal"/>
       <w:lvlText w:val=""/>
       <w:lvlJc w:val="left"/>
     </w:lvl>
-    <w:lvl w:ilvl="3" w:tplc="DFE26C1E">
+    <w:lvl w:ilvl="3" w:tplc="715EBCE8">
       <w:numFmt w:val="decimal"/>
       <w:lvlText w:val=""/>
       <w:lvlJc w:val="left"/>
     </w:lvl>
-    <w:lvl w:ilvl="4" w:tplc="521C68CC">
+    <w:lvl w:ilvl="4" w:tplc="8544235C">
       <w:numFmt w:val="decimal"/>
       <w:lvlText w:val=""/>
       <w:lvlJc w:val="left"/>
     </w:lvl>
-    <w:lvl w:ilvl="5" w:tplc="F1364116">
+    <w:lvl w:ilvl="5" w:tplc="CC28A4EA">
       <w:numFmt w:val="decimal"/>
       <w:lvlText w:val=""/>
       <w:lvlJc w:val="left"/>
     </w:lvl>
-    <w:lvl w:ilvl="6" w:tplc="73A4F9B8">
+    <w:lvl w:ilvl="6" w:tplc="19507C06">
       <w:numFmt w:val="decimal"/>
       <w:lvlText w:val=""/>
       <w:lvlJc w:val="left"/>
     </w:lvl>
-    <w:lvl w:ilvl="7" w:tplc="8CDA069E">
+    <w:lvl w:ilvl="7" w:tplc="84120DD2">
       <w:numFmt w:val="decimal"/>
       <w:lvlText w:val=""/>
       <w:lvlJc w:val="left"/>
     </w:lvl>
-    <w:lvl w:ilvl="8" w:tplc="44363BB8">
+    <w:lvl w:ilvl="8" w:tplc="9A36A5AC">
       <w:numFmt w:val="decimal"/>
       <w:lvlText w:val=""/>
       <w:lvlJc w:val="left"/>
     </w:lvl>
   </w:abstractNum>
   <w:abstractNum w:abstractNumId="6" w15:restartNumberingAfterBreak="0">
-    <w:nsid w:val="75004263"/>
+    <w:nsid w:val="629D61AE"/>
     <w:multiLevelType w:val="hybridMultilevel"/>
-    <w:tmpl w:val="264EF8A8"/>
-    <w:lvl w:ilvl="0" w:tplc="C60689C8">
+    <w:tmpl w:val="2AE4B508"/>
+    <w:lvl w:ilvl="0" w:tplc="8E48077C">
+      <w:start w:val="1"/>
+      <w:numFmt w:val="bullet"/>
+      <w:lvlText w:val="●"/>
+      <w:lvlJc w:val="left"/>
+      <w:pPr>
+        <w:ind w:left="720" w:hanging="360"/>
+      </w:pPr>
+    </w:lvl>
+    <w:lvl w:ilvl="1" w:tplc="92D0D6E8">
+      <w:start w:val="1"/>
+      <w:numFmt w:val="bullet"/>
+      <w:lvlText w:val="○"/>
+      <w:lvlJc w:val="left"/>
+      <w:pPr>
+        <w:ind w:left="1440" w:hanging="360"/>
+      </w:pPr>
+    </w:lvl>
+    <w:lvl w:ilvl="2" w:tplc="29483886">
+      <w:start w:val="1"/>
+      <w:numFmt w:val="bullet"/>
+      <w:lvlText w:val="■"/>
+      <w:lvlJc w:val="left"/>
+      <w:pPr>
+        <w:ind w:left="2160" w:hanging="360"/>
+      </w:pPr>
+    </w:lvl>
+    <w:lvl w:ilvl="3" w:tplc="DCCE591E">
+      <w:start w:val="1"/>
+      <w:numFmt w:val="bullet"/>
+      <w:lvlText w:val="●"/>
+      <w:lvlJc w:val="left"/>
+      <w:pPr>
+        <w:ind w:left="2880" w:hanging="360"/>
+      </w:pPr>
+    </w:lvl>
+    <w:lvl w:ilvl="4" w:tplc="465E1600">
+      <w:start w:val="1"/>
+      <w:numFmt w:val="bullet"/>
+      <w:lvlText w:val="○"/>
+      <w:lvlJc w:val="left"/>
+      <w:pPr>
+        <w:ind w:left="3600" w:hanging="360"/>
+      </w:pPr>
+    </w:lvl>
+    <w:lvl w:ilvl="5" w:tplc="5CFEFD78">
+      <w:start w:val="1"/>
+      <w:numFmt w:val="bullet"/>
+      <w:lvlText w:val="■"/>
+      <w:lvlJc w:val="left"/>
+      <w:pPr>
+        <w:ind w:left="4320" w:hanging="360"/>
+      </w:pPr>
+    </w:lvl>
+    <w:lvl w:ilvl="6" w:tplc="92AE8E84">
+      <w:start w:val="1"/>
+      <w:numFmt w:val="bullet"/>
+      <w:lvlText w:val="●"/>
+      <w:lvlJc w:val="left"/>
+      <w:pPr>
+        <w:ind w:left="5040" w:hanging="360"/>
+      </w:pPr>
+    </w:lvl>
+    <w:lvl w:ilvl="7" w:tplc="C9626332">
+      <w:start w:val="1"/>
+      <w:numFmt w:val="bullet"/>
+      <w:lvlText w:val="●"/>
+      <w:lvlJc w:val="left"/>
+      <w:pPr>
+        <w:ind w:left="5760" w:hanging="360"/>
+      </w:pPr>
+    </w:lvl>
+    <w:lvl w:ilvl="8" w:tplc="DBD86FD8">
+      <w:start w:val="1"/>
+      <w:numFmt w:val="bullet"/>
+      <w:lvlText w:val="●"/>
+      <w:lvlJc w:val="left"/>
+      <w:pPr>
+        <w:ind w:left="6480" w:hanging="360"/>
+      </w:pPr>
+    </w:lvl>
+  </w:abstractNum>
+  <w:abstractNum w:abstractNumId="7" w15:restartNumberingAfterBreak="0">
+    <w:nsid w:val="66896298"/>
+    <w:multiLevelType w:val="hybridMultilevel"/>
+    <w:tmpl w:val="635C4930"/>
+    <w:lvl w:ilvl="0" w:tplc="06F41C08">
       <w:start w:val="1"/>
       <w:numFmt w:val="decimal"/>
       <w:lvlText w:val="%1."/>
@@ -12645,177 +12731,91 @@
         <w:color w:val="A67C27"/>
       </w:rPr>
     </w:lvl>
-    <w:lvl w:ilvl="1" w:tplc="2214E200">
+    <w:lvl w:ilvl="1" w:tplc="E2C688A4">
       <w:numFmt w:val="decimal"/>
       <w:lvlText w:val=""/>
       <w:lvlJc w:val="left"/>
     </w:lvl>
-    <w:lvl w:ilvl="2" w:tplc="D2B8785E">
+    <w:lvl w:ilvl="2" w:tplc="A614E5A2">
       <w:numFmt w:val="decimal"/>
       <w:lvlText w:val=""/>
       <w:lvlJc w:val="left"/>
     </w:lvl>
-    <w:lvl w:ilvl="3" w:tplc="0DC48C44">
+    <w:lvl w:ilvl="3" w:tplc="FE5A4DF6">
       <w:numFmt w:val="decimal"/>
       <w:lvlText w:val=""/>
       <w:lvlJc w:val="left"/>
     </w:lvl>
-    <w:lvl w:ilvl="4" w:tplc="883849FA">
+    <w:lvl w:ilvl="4" w:tplc="3142F73A">
       <w:numFmt w:val="decimal"/>
       <w:lvlText w:val=""/>
       <w:lvlJc w:val="left"/>
     </w:lvl>
-    <w:lvl w:ilvl="5" w:tplc="77C09CCA">
+    <w:lvl w:ilvl="5" w:tplc="182002C4">
       <w:numFmt w:val="decimal"/>
       <w:lvlText w:val=""/>
       <w:lvlJc w:val="left"/>
     </w:lvl>
-    <w:lvl w:ilvl="6" w:tplc="9A706318">
+    <w:lvl w:ilvl="6" w:tplc="809C83F8">
       <w:numFmt w:val="decimal"/>
       <w:lvlText w:val=""/>
       <w:lvlJc w:val="left"/>
     </w:lvl>
-    <w:lvl w:ilvl="7" w:tplc="F57C3F76">
+    <w:lvl w:ilvl="7" w:tplc="5900E8C2">
       <w:numFmt w:val="decimal"/>
       <w:lvlText w:val=""/>
       <w:lvlJc w:val="left"/>
     </w:lvl>
-    <w:lvl w:ilvl="8" w:tplc="E28A50AA">
+    <w:lvl w:ilvl="8" w:tplc="F20C5136">
       <w:numFmt w:val="decimal"/>
       <w:lvlText w:val=""/>
       <w:lvlJc w:val="left"/>
     </w:lvl>
   </w:abstractNum>
-  <w:abstractNum w:abstractNumId="7" w15:restartNumberingAfterBreak="0">
-    <w:nsid w:val="77F970AC"/>
-    <w:multiLevelType w:val="hybridMultilevel"/>
-    <w:tmpl w:val="B2922B9E"/>
-    <w:lvl w:ilvl="0" w:tplc="A01A9072">
-      <w:start w:val="1"/>
-      <w:numFmt w:val="bullet"/>
-      <w:lvlText w:val="●"/>
-      <w:lvlJc w:val="left"/>
-      <w:pPr>
-        <w:ind w:left="720" w:hanging="360"/>
-      </w:pPr>
-    </w:lvl>
-    <w:lvl w:ilvl="1" w:tplc="FDD6A4AC">
-      <w:start w:val="1"/>
-      <w:numFmt w:val="bullet"/>
-      <w:lvlText w:val="○"/>
-      <w:lvlJc w:val="left"/>
-      <w:pPr>
-        <w:ind w:left="1440" w:hanging="360"/>
-      </w:pPr>
-    </w:lvl>
-    <w:lvl w:ilvl="2" w:tplc="02363D76">
-      <w:start w:val="1"/>
-      <w:numFmt w:val="bullet"/>
-      <w:lvlText w:val="■"/>
-      <w:lvlJc w:val="left"/>
-      <w:pPr>
-        <w:ind w:left="2160" w:hanging="360"/>
-      </w:pPr>
-    </w:lvl>
-    <w:lvl w:ilvl="3" w:tplc="234C6E58">
-      <w:start w:val="1"/>
-      <w:numFmt w:val="bullet"/>
-      <w:lvlText w:val="●"/>
-      <w:lvlJc w:val="left"/>
-      <w:pPr>
-        <w:ind w:left="2880" w:hanging="360"/>
-      </w:pPr>
-    </w:lvl>
-    <w:lvl w:ilvl="4" w:tplc="84427D02">
-      <w:start w:val="1"/>
-      <w:numFmt w:val="bullet"/>
-      <w:lvlText w:val="○"/>
-      <w:lvlJc w:val="left"/>
-      <w:pPr>
-        <w:ind w:left="3600" w:hanging="360"/>
-      </w:pPr>
-    </w:lvl>
-    <w:lvl w:ilvl="5" w:tplc="31A61DB0">
-      <w:start w:val="1"/>
-      <w:numFmt w:val="bullet"/>
-      <w:lvlText w:val="■"/>
-      <w:lvlJc w:val="left"/>
-      <w:pPr>
-        <w:ind w:left="4320" w:hanging="360"/>
-      </w:pPr>
-    </w:lvl>
-    <w:lvl w:ilvl="6" w:tplc="387A2268">
-      <w:start w:val="1"/>
-      <w:numFmt w:val="bullet"/>
-      <w:lvlText w:val="●"/>
-      <w:lvlJc w:val="left"/>
-      <w:pPr>
-        <w:ind w:left="5040" w:hanging="360"/>
-      </w:pPr>
-    </w:lvl>
-    <w:lvl w:ilvl="7" w:tplc="7768703E">
-      <w:start w:val="1"/>
-      <w:numFmt w:val="bullet"/>
-      <w:lvlText w:val="●"/>
-      <w:lvlJc w:val="left"/>
-      <w:pPr>
-        <w:ind w:left="5760" w:hanging="360"/>
-      </w:pPr>
-    </w:lvl>
-    <w:lvl w:ilvl="8" w:tplc="8F1A6224">
-      <w:start w:val="1"/>
-      <w:numFmt w:val="bullet"/>
-      <w:lvlText w:val="●"/>
-      <w:lvlJc w:val="left"/>
-      <w:pPr>
-        <w:ind w:left="6480" w:hanging="360"/>
-      </w:pPr>
-    </w:lvl>
-  </w:abstractNum>
-  <w:num w:numId="1" w16cid:durableId="2138058848">
+  <w:num w:numId="1" w16cid:durableId="1456564698">
+    <w:abstractNumId w:val="6"/>
+    <w:lvlOverride w:ilvl="0">
+      <w:startOverride w:val="1"/>
+    </w:lvlOverride>
+  </w:num>
+  <w:num w:numId="2" w16cid:durableId="595602017">
+    <w:abstractNumId w:val="2"/>
+    <w:lvlOverride w:ilvl="0">
+      <w:startOverride w:val="1"/>
+    </w:lvlOverride>
+  </w:num>
+  <w:num w:numId="3" w16cid:durableId="1925383034">
+    <w:abstractNumId w:val="4"/>
+    <w:lvlOverride w:ilvl="0">
+      <w:startOverride w:val="1"/>
+    </w:lvlOverride>
+  </w:num>
+  <w:num w:numId="4" w16cid:durableId="284779504">
+    <w:abstractNumId w:val="5"/>
+    <w:lvlOverride w:ilvl="0">
+      <w:startOverride w:val="1"/>
+    </w:lvlOverride>
+  </w:num>
+  <w:num w:numId="5" w16cid:durableId="1959405427">
+    <w:abstractNumId w:val="0"/>
+    <w:lvlOverride w:ilvl="0">
+      <w:startOverride w:val="1"/>
+    </w:lvlOverride>
+  </w:num>
+  <w:num w:numId="6" w16cid:durableId="1859153299">
     <w:abstractNumId w:val="7"/>
     <w:lvlOverride w:ilvl="0">
       <w:startOverride w:val="1"/>
     </w:lvlOverride>
   </w:num>
-  <w:num w:numId="2" w16cid:durableId="711031527">
-    <w:abstractNumId w:val="3"/>
-    <w:lvlOverride w:ilvl="0">
-      <w:startOverride w:val="1"/>
-    </w:lvlOverride>
-  </w:num>
-  <w:num w:numId="3" w16cid:durableId="813134598">
-    <w:abstractNumId w:val="5"/>
-    <w:lvlOverride w:ilvl="0">
-      <w:startOverride w:val="1"/>
-    </w:lvlOverride>
-  </w:num>
-  <w:num w:numId="4" w16cid:durableId="558439739">
-    <w:abstractNumId w:val="2"/>
-    <w:lvlOverride w:ilvl="0">
-      <w:startOverride w:val="1"/>
-    </w:lvlOverride>
-  </w:num>
-  <w:num w:numId="5" w16cid:durableId="2110157782">
+  <w:num w:numId="7" w16cid:durableId="417018895">
     <w:abstractNumId w:val="1"/>
     <w:lvlOverride w:ilvl="0">
       <w:startOverride w:val="1"/>
     </w:lvlOverride>
   </w:num>
-  <w:num w:numId="6" w16cid:durableId="1167131113">
-    <w:abstractNumId w:val="0"/>
-    <w:lvlOverride w:ilvl="0">
-      <w:startOverride w:val="1"/>
-    </w:lvlOverride>
-  </w:num>
-  <w:num w:numId="7" w16cid:durableId="1239363422">
-    <w:abstractNumId w:val="4"/>
-    <w:lvlOverride w:ilvl="0">
-      <w:startOverride w:val="1"/>
-    </w:lvlOverride>
-  </w:num>
-  <w:num w:numId="8" w16cid:durableId="514619042">
-    <w:abstractNumId w:val="6"/>
+  <w:num w:numId="8" w16cid:durableId="1705670788">
+    <w:abstractNumId w:val="3"/>
     <w:lvlOverride w:ilvl="0">
       <w:startOverride w:val="1"/>
     </w:lvlOverride>
@@ -13440,7 +13440,7 @@
     <w:autoRedefine/>
     <w:uiPriority w:val="39"/>
     <w:unhideWhenUsed/>
-    <w:rsid w:val="005842EE"/>
+    <w:rsid w:val="00860BF5"/>
     <w:pPr>
       <w:spacing w:after="100"/>
     </w:pPr>
@@ -13452,7 +13452,7 @@
     <w:autoRedefine/>
     <w:uiPriority w:val="39"/>
     <w:unhideWhenUsed/>
-    <w:rsid w:val="005842EE"/>
+    <w:rsid w:val="00860BF5"/>
     <w:pPr>
       <w:spacing w:after="100"/>
       <w:ind w:left="210"/>

--- a/docs/manuals/Role_Guide_4_QUAN_QA_RA.docx
+++ b/docs/manuals/Role_Guide_4_QUAN_QA_RA.docx
@@ -69,7 +69,7 @@
           <w:left w:w="10" w:type="dxa"/>
           <w:right w:w="10" w:type="dxa"/>
         </w:tblCellMar>
-        <w:tblLook w:val="0000" w:firstRow="0" w:lastRow="0" w:firstColumn="0" w:lastColumn="0" w:noHBand="0" w:noVBand="0"/>
+        <w:tblLook w:val="04A0" w:firstRow="1" w:lastRow="0" w:firstColumn="1" w:lastColumn="0" w:noHBand="0" w:noVBand="1"/>
       </w:tblPr>
       <w:tblGrid>
         <w:gridCol w:w="2300"/>
@@ -469,7 +469,7 @@
                 <w:sz w:val="19"/>
                 <w:szCs w:val="19"/>
               </w:rPr>
-              <w:t>Version 1.16 · 1 October 2026</w:t>
+              <w:t>Version 1.17 · 3 October 2026</w:t>
             </w:r>
           </w:p>
         </w:tc>
@@ -538,7 +538,7 @@
     <w:sdt>
       <w:sdtPr>
         <w:alias w:val="Contents"/>
-        <w:id w:val="-1696524985"/>
+        <w:id w:val="668525646"/>
       </w:sdtPr>
       <w:sdtEndPr/>
       <w:sdtContent>
@@ -567,7 +567,7 @@
           <w:r>
             <w:fldChar w:fldCharType="separate"/>
           </w:r>
-          <w:hyperlink w:anchor="_Toc241782318" w:history="1">
+          <w:hyperlink w:anchor="_Toc241897167" w:history="1">
             <w:r>
               <w:rPr>
                 <w:rStyle w:val="Hyperlink"/>
@@ -591,7 +591,7 @@
               <w:rPr>
                 <w:noProof/>
               </w:rPr>
-              <w:instrText xml:space="preserve"> PAGEREF _Toc241782318 \h </w:instrText>
+              <w:instrText xml:space="preserve"> PAGEREF _Toc241897167 \h </w:instrText>
             </w:r>
             <w:r>
               <w:rPr>
@@ -634,7 +634,7 @@
               <w14:ligatures w14:val="standardContextual"/>
             </w:rPr>
           </w:pPr>
-          <w:hyperlink w:anchor="_Toc241782319" w:history="1">
+          <w:hyperlink w:anchor="_Toc241897168" w:history="1">
             <w:r>
               <w:rPr>
                 <w:rStyle w:val="Hyperlink"/>
@@ -658,7 +658,7 @@
               <w:rPr>
                 <w:noProof/>
               </w:rPr>
-              <w:instrText xml:space="preserve"> PAGEREF _Toc241782319 \h </w:instrText>
+              <w:instrText xml:space="preserve"> PAGEREF _Toc241897168 \h </w:instrText>
             </w:r>
             <w:r>
               <w:rPr>
@@ -701,7 +701,7 @@
               <w14:ligatures w14:val="standardContextual"/>
             </w:rPr>
           </w:pPr>
-          <w:hyperlink w:anchor="_Toc241782320" w:history="1">
+          <w:hyperlink w:anchor="_Toc241897169" w:history="1">
             <w:r>
               <w:rPr>
                 <w:rStyle w:val="Hyperlink"/>
@@ -725,7 +725,7 @@
               <w:rPr>
                 <w:noProof/>
               </w:rPr>
-              <w:instrText xml:space="preserve"> PAGEREF _Toc241782320 \h </w:instrText>
+              <w:instrText xml:space="preserve"> PAGEREF _Toc241897169 \h </w:instrText>
             </w:r>
             <w:r>
               <w:rPr>
@@ -768,7 +768,7 @@
               <w14:ligatures w14:val="standardContextual"/>
             </w:rPr>
           </w:pPr>
-          <w:hyperlink w:anchor="_Toc241782321" w:history="1">
+          <w:hyperlink w:anchor="_Toc241897170" w:history="1">
             <w:r>
               <w:rPr>
                 <w:rStyle w:val="Hyperlink"/>
@@ -792,7 +792,7 @@
               <w:rPr>
                 <w:noProof/>
               </w:rPr>
-              <w:instrText xml:space="preserve"> PAGEREF _Toc241782321 \h </w:instrText>
+              <w:instrText xml:space="preserve"> PAGEREF _Toc241897170 \h </w:instrText>
             </w:r>
             <w:r>
               <w:rPr>
@@ -835,7 +835,7 @@
               <w14:ligatures w14:val="standardContextual"/>
             </w:rPr>
           </w:pPr>
-          <w:hyperlink w:anchor="_Toc241782322" w:history="1">
+          <w:hyperlink w:anchor="_Toc241897171" w:history="1">
             <w:r>
               <w:rPr>
                 <w:rStyle w:val="Hyperlink"/>
@@ -859,7 +859,7 @@
               <w:rPr>
                 <w:noProof/>
               </w:rPr>
-              <w:instrText xml:space="preserve"> PAGEREF _Toc241782322 \h </w:instrText>
+              <w:instrText xml:space="preserve"> PAGEREF _Toc241897171 \h </w:instrText>
             </w:r>
             <w:r>
               <w:rPr>
@@ -902,7 +902,7 @@
               <w14:ligatures w14:val="standardContextual"/>
             </w:rPr>
           </w:pPr>
-          <w:hyperlink w:anchor="_Toc241782323" w:history="1">
+          <w:hyperlink w:anchor="_Toc241897172" w:history="1">
             <w:r>
               <w:rPr>
                 <w:rStyle w:val="Hyperlink"/>
@@ -926,7 +926,7 @@
               <w:rPr>
                 <w:noProof/>
               </w:rPr>
-              <w:instrText xml:space="preserve"> PAGEREF _Toc241782323 \h </w:instrText>
+              <w:instrText xml:space="preserve"> PAGEREF _Toc241897172 \h </w:instrText>
             </w:r>
             <w:r>
               <w:rPr>
@@ -969,7 +969,7 @@
               <w14:ligatures w14:val="standardContextual"/>
             </w:rPr>
           </w:pPr>
-          <w:hyperlink w:anchor="_Toc241782324" w:history="1">
+          <w:hyperlink w:anchor="_Toc241897173" w:history="1">
             <w:r>
               <w:rPr>
                 <w:rStyle w:val="Hyperlink"/>
@@ -993,7 +993,7 @@
               <w:rPr>
                 <w:noProof/>
               </w:rPr>
-              <w:instrText xml:space="preserve"> PAGEREF _Toc241782324 \h </w:instrText>
+              <w:instrText xml:space="preserve"> PAGEREF _Toc241897173 \h </w:instrText>
             </w:r>
             <w:r>
               <w:rPr>
@@ -1036,7 +1036,7 @@
               <w14:ligatures w14:val="standardContextual"/>
             </w:rPr>
           </w:pPr>
-          <w:hyperlink w:anchor="_Toc241782325" w:history="1">
+          <w:hyperlink w:anchor="_Toc241897174" w:history="1">
             <w:r>
               <w:rPr>
                 <w:rStyle w:val="Hyperlink"/>
@@ -1060,7 +1060,7 @@
               <w:rPr>
                 <w:noProof/>
               </w:rPr>
-              <w:instrText xml:space="preserve"> PAGEREF _Toc241782325 \h </w:instrText>
+              <w:instrText xml:space="preserve"> PAGEREF _Toc241897174 \h </w:instrText>
             </w:r>
             <w:r>
               <w:rPr>
@@ -1103,7 +1103,7 @@
               <w14:ligatures w14:val="standardContextual"/>
             </w:rPr>
           </w:pPr>
-          <w:hyperlink w:anchor="_Toc241782326" w:history="1">
+          <w:hyperlink w:anchor="_Toc241897175" w:history="1">
             <w:r>
               <w:rPr>
                 <w:rStyle w:val="Hyperlink"/>
@@ -1127,7 +1127,7 @@
               <w:rPr>
                 <w:noProof/>
               </w:rPr>
-              <w:instrText xml:space="preserve"> PAGEREF _Toc241782326 \h </w:instrText>
+              <w:instrText xml:space="preserve"> PAGEREF _Toc241897175 \h </w:instrText>
             </w:r>
             <w:r>
               <w:rPr>
@@ -1170,7 +1170,7 @@
               <w14:ligatures w14:val="standardContextual"/>
             </w:rPr>
           </w:pPr>
-          <w:hyperlink w:anchor="_Toc241782327" w:history="1">
+          <w:hyperlink w:anchor="_Toc241897176" w:history="1">
             <w:r>
               <w:rPr>
                 <w:rStyle w:val="Hyperlink"/>
@@ -1194,7 +1194,7 @@
               <w:rPr>
                 <w:noProof/>
               </w:rPr>
-              <w:instrText xml:space="preserve"> PAGEREF _Toc241782327 \h </w:instrText>
+              <w:instrText xml:space="preserve"> PAGEREF _Toc241897176 \h </w:instrText>
             </w:r>
             <w:r>
               <w:rPr>
@@ -1237,7 +1237,7 @@
               <w14:ligatures w14:val="standardContextual"/>
             </w:rPr>
           </w:pPr>
-          <w:hyperlink w:anchor="_Toc241782328" w:history="1">
+          <w:hyperlink w:anchor="_Toc241897177" w:history="1">
             <w:r>
               <w:rPr>
                 <w:rStyle w:val="Hyperlink"/>
@@ -1261,7 +1261,7 @@
               <w:rPr>
                 <w:noProof/>
               </w:rPr>
-              <w:instrText xml:space="preserve"> PAGEREF _Toc241782328 \h </w:instrText>
+              <w:instrText xml:space="preserve"> PAGEREF _Toc241897177 \h </w:instrText>
             </w:r>
             <w:r>
               <w:rPr>
@@ -1304,7 +1304,7 @@
               <w14:ligatures w14:val="standardContextual"/>
             </w:rPr>
           </w:pPr>
-          <w:hyperlink w:anchor="_Toc241782329" w:history="1">
+          <w:hyperlink w:anchor="_Toc241897178" w:history="1">
             <w:r>
               <w:rPr>
                 <w:rStyle w:val="Hyperlink"/>
@@ -1328,7 +1328,7 @@
               <w:rPr>
                 <w:noProof/>
               </w:rPr>
-              <w:instrText xml:space="preserve"> PAGEREF _Toc241782329 \h </w:instrText>
+              <w:instrText xml:space="preserve"> PAGEREF _Toc241897178 \h </w:instrText>
             </w:r>
             <w:r>
               <w:rPr>
@@ -1371,7 +1371,7 @@
               <w14:ligatures w14:val="standardContextual"/>
             </w:rPr>
           </w:pPr>
-          <w:hyperlink w:anchor="_Toc241782330" w:history="1">
+          <w:hyperlink w:anchor="_Toc241897179" w:history="1">
             <w:r>
               <w:rPr>
                 <w:rStyle w:val="Hyperlink"/>
@@ -1395,7 +1395,7 @@
               <w:rPr>
                 <w:noProof/>
               </w:rPr>
-              <w:instrText xml:space="preserve"> PAGEREF _Toc241782330 \h </w:instrText>
+              <w:instrText xml:space="preserve"> PAGEREF _Toc241897179 \h </w:instrText>
             </w:r>
             <w:r>
               <w:rPr>
@@ -1438,7 +1438,7 @@
               <w14:ligatures w14:val="standardContextual"/>
             </w:rPr>
           </w:pPr>
-          <w:hyperlink w:anchor="_Toc241782331" w:history="1">
+          <w:hyperlink w:anchor="_Toc241897180" w:history="1">
             <w:r>
               <w:rPr>
                 <w:rStyle w:val="Hyperlink"/>
@@ -1462,7 +1462,7 @@
               <w:rPr>
                 <w:noProof/>
               </w:rPr>
-              <w:instrText xml:space="preserve"> PAGEREF _Toc241782331 \h </w:instrText>
+              <w:instrText xml:space="preserve"> PAGEREF _Toc241897180 \h </w:instrText>
             </w:r>
             <w:r>
               <w:rPr>
@@ -1505,7 +1505,7 @@
               <w14:ligatures w14:val="standardContextual"/>
             </w:rPr>
           </w:pPr>
-          <w:hyperlink w:anchor="_Toc241782332" w:history="1">
+          <w:hyperlink w:anchor="_Toc241897181" w:history="1">
             <w:r>
               <w:rPr>
                 <w:rStyle w:val="Hyperlink"/>
@@ -1529,7 +1529,7 @@
               <w:rPr>
                 <w:noProof/>
               </w:rPr>
-              <w:instrText xml:space="preserve"> PAGEREF _Toc241782332 \h </w:instrText>
+              <w:instrText xml:space="preserve"> PAGEREF _Toc241897181 \h </w:instrText>
             </w:r>
             <w:r>
               <w:rPr>
@@ -1572,7 +1572,7 @@
               <w14:ligatures w14:val="standardContextual"/>
             </w:rPr>
           </w:pPr>
-          <w:hyperlink w:anchor="_Toc241782333" w:history="1">
+          <w:hyperlink w:anchor="_Toc241897182" w:history="1">
             <w:r>
               <w:rPr>
                 <w:rStyle w:val="Hyperlink"/>
@@ -1596,7 +1596,7 @@
               <w:rPr>
                 <w:noProof/>
               </w:rPr>
-              <w:instrText xml:space="preserve"> PAGEREF _Toc241782333 \h </w:instrText>
+              <w:instrText xml:space="preserve"> PAGEREF _Toc241897182 \h </w:instrText>
             </w:r>
             <w:r>
               <w:rPr>
@@ -1613,7 +1613,7 @@
               <w:rPr>
                 <w:noProof/>
               </w:rPr>
-              <w:t>14</w:t>
+              <w:t>15</w:t>
             </w:r>
             <w:r>
               <w:rPr>
@@ -1639,7 +1639,7 @@
               <w14:ligatures w14:val="standardContextual"/>
             </w:rPr>
           </w:pPr>
-          <w:hyperlink w:anchor="_Toc241782334" w:history="1">
+          <w:hyperlink w:anchor="_Toc241897183" w:history="1">
             <w:r>
               <w:rPr>
                 <w:rStyle w:val="Hyperlink"/>
@@ -1663,7 +1663,7 @@
               <w:rPr>
                 <w:noProof/>
               </w:rPr>
-              <w:instrText xml:space="preserve"> PAGEREF _Toc241782334 \h </w:instrText>
+              <w:instrText xml:space="preserve"> PAGEREF _Toc241897183 \h </w:instrText>
             </w:r>
             <w:r>
               <w:rPr>
@@ -1680,7 +1680,7 @@
               <w:rPr>
                 <w:noProof/>
               </w:rPr>
-              <w:t>15</w:t>
+              <w:t>16</w:t>
             </w:r>
             <w:r>
               <w:rPr>
@@ -1706,7 +1706,7 @@
               <w14:ligatures w14:val="standardContextual"/>
             </w:rPr>
           </w:pPr>
-          <w:hyperlink w:anchor="_Toc241782335" w:history="1">
+          <w:hyperlink w:anchor="_Toc241897184" w:history="1">
             <w:r>
               <w:rPr>
                 <w:rStyle w:val="Hyperlink"/>
@@ -1730,7 +1730,7 @@
               <w:rPr>
                 <w:noProof/>
               </w:rPr>
-              <w:instrText xml:space="preserve"> PAGEREF _Toc241782335 \h </w:instrText>
+              <w:instrText xml:space="preserve"> PAGEREF _Toc241897184 \h </w:instrText>
             </w:r>
             <w:r>
               <w:rPr>
@@ -1747,7 +1747,7 @@
               <w:rPr>
                 <w:noProof/>
               </w:rPr>
-              <w:t>15</w:t>
+              <w:t>16</w:t>
             </w:r>
             <w:r>
               <w:rPr>
@@ -1773,7 +1773,7 @@
               <w14:ligatures w14:val="standardContextual"/>
             </w:rPr>
           </w:pPr>
-          <w:hyperlink w:anchor="_Toc241782336" w:history="1">
+          <w:hyperlink w:anchor="_Toc241897185" w:history="1">
             <w:r>
               <w:rPr>
                 <w:rStyle w:val="Hyperlink"/>
@@ -1797,7 +1797,7 @@
               <w:rPr>
                 <w:noProof/>
               </w:rPr>
-              <w:instrText xml:space="preserve"> PAGEREF _Toc241782336 \h </w:instrText>
+              <w:instrText xml:space="preserve"> PAGEREF _Toc241897185 \h </w:instrText>
             </w:r>
             <w:r>
               <w:rPr>
@@ -1814,7 +1814,7 @@
               <w:rPr>
                 <w:noProof/>
               </w:rPr>
-              <w:t>15</w:t>
+              <w:t>16</w:t>
             </w:r>
             <w:r>
               <w:rPr>
@@ -1840,7 +1840,7 @@
               <w14:ligatures w14:val="standardContextual"/>
             </w:rPr>
           </w:pPr>
-          <w:hyperlink w:anchor="_Toc241782337" w:history="1">
+          <w:hyperlink w:anchor="_Toc241897186" w:history="1">
             <w:r>
               <w:rPr>
                 <w:rStyle w:val="Hyperlink"/>
@@ -1864,7 +1864,7 @@
               <w:rPr>
                 <w:noProof/>
               </w:rPr>
-              <w:instrText xml:space="preserve"> PAGEREF _Toc241782337 \h </w:instrText>
+              <w:instrText xml:space="preserve"> PAGEREF _Toc241897186 \h </w:instrText>
             </w:r>
             <w:r>
               <w:rPr>
@@ -1881,7 +1881,7 @@
               <w:rPr>
                 <w:noProof/>
               </w:rPr>
-              <w:t>16</w:t>
+              <w:t>17</w:t>
             </w:r>
             <w:r>
               <w:rPr>
@@ -1907,7 +1907,7 @@
               <w14:ligatures w14:val="standardContextual"/>
             </w:rPr>
           </w:pPr>
-          <w:hyperlink w:anchor="_Toc241782338" w:history="1">
+          <w:hyperlink w:anchor="_Toc241897187" w:history="1">
             <w:r>
               <w:rPr>
                 <w:rStyle w:val="Hyperlink"/>
@@ -1931,7 +1931,7 @@
               <w:rPr>
                 <w:noProof/>
               </w:rPr>
-              <w:instrText xml:space="preserve"> PAGEREF _Toc241782338 \h </w:instrText>
+              <w:instrText xml:space="preserve"> PAGEREF _Toc241897187 \h </w:instrText>
             </w:r>
             <w:r>
               <w:rPr>
@@ -1948,7 +1948,7 @@
               <w:rPr>
                 <w:noProof/>
               </w:rPr>
-              <w:t>16</w:t>
+              <w:t>17</w:t>
             </w:r>
             <w:r>
               <w:rPr>
@@ -1974,7 +1974,7 @@
               <w14:ligatures w14:val="standardContextual"/>
             </w:rPr>
           </w:pPr>
-          <w:hyperlink w:anchor="_Toc241782339" w:history="1">
+          <w:hyperlink w:anchor="_Toc241897188" w:history="1">
             <w:r>
               <w:rPr>
                 <w:rStyle w:val="Hyperlink"/>
@@ -1998,7 +1998,7 @@
               <w:rPr>
                 <w:noProof/>
               </w:rPr>
-              <w:instrText xml:space="preserve"> PAGEREF _Toc241782339 \h </w:instrText>
+              <w:instrText xml:space="preserve"> PAGEREF _Toc241897188 \h </w:instrText>
             </w:r>
             <w:r>
               <w:rPr>
@@ -2015,7 +2015,7 @@
               <w:rPr>
                 <w:noProof/>
               </w:rPr>
-              <w:t>17</w:t>
+              <w:t>18</w:t>
             </w:r>
             <w:r>
               <w:rPr>
@@ -2041,7 +2041,7 @@
               <w14:ligatures w14:val="standardContextual"/>
             </w:rPr>
           </w:pPr>
-          <w:hyperlink w:anchor="_Toc241782340" w:history="1">
+          <w:hyperlink w:anchor="_Toc241897189" w:history="1">
             <w:r>
               <w:rPr>
                 <w:rStyle w:val="Hyperlink"/>
@@ -2065,7 +2065,7 @@
               <w:rPr>
                 <w:noProof/>
               </w:rPr>
-              <w:instrText xml:space="preserve"> PAGEREF _Toc241782340 \h </w:instrText>
+              <w:instrText xml:space="preserve"> PAGEREF _Toc241897189 \h </w:instrText>
             </w:r>
             <w:r>
               <w:rPr>
@@ -2082,7 +2082,7 @@
               <w:rPr>
                 <w:noProof/>
               </w:rPr>
-              <w:t>18</w:t>
+              <w:t>19</w:t>
             </w:r>
             <w:r>
               <w:rPr>
@@ -2108,7 +2108,7 @@
               <w14:ligatures w14:val="standardContextual"/>
             </w:rPr>
           </w:pPr>
-          <w:hyperlink w:anchor="_Toc241782341" w:history="1">
+          <w:hyperlink w:anchor="_Toc241897190" w:history="1">
             <w:r>
               <w:rPr>
                 <w:rStyle w:val="Hyperlink"/>
@@ -2132,7 +2132,7 @@
               <w:rPr>
                 <w:noProof/>
               </w:rPr>
-              <w:instrText xml:space="preserve"> PAGEREF _Toc241782341 \h </w:instrText>
+              <w:instrText xml:space="preserve"> PAGEREF _Toc241897190 \h </w:instrText>
             </w:r>
             <w:r>
               <w:rPr>
@@ -2149,7 +2149,7 @@
               <w:rPr>
                 <w:noProof/>
               </w:rPr>
-              <w:t>18</w:t>
+              <w:t>19</w:t>
             </w:r>
             <w:r>
               <w:rPr>
@@ -2171,7 +2171,7 @@
         <w:pStyle w:val="Heading1"/>
         <w:pageBreakBefore/>
       </w:pPr>
-      <w:bookmarkStart w:id="0" w:name="_Toc241782318"/>
+      <w:bookmarkStart w:id="0" w:name="_Toc241897167"/>
       <w:r>
         <w:lastRenderedPageBreak/>
         <w:t>1. Your role at a glance</w:t>
@@ -2331,7 +2331,7 @@
           <w:left w:w="10" w:type="dxa"/>
           <w:right w:w="10" w:type="dxa"/>
         </w:tblCellMar>
-        <w:tblLook w:val="0000" w:firstRow="0" w:lastRow="0" w:firstColumn="0" w:lastColumn="0" w:noHBand="0" w:noVBand="0"/>
+        <w:tblLook w:val="04A0" w:firstRow="1" w:lastRow="0" w:firstColumn="1" w:lastColumn="0" w:noHBand="0" w:noVBand="1"/>
       </w:tblPr>
       <w:tblGrid>
         <w:gridCol w:w="9412"/>
@@ -2391,7 +2391,7 @@
         <w:pStyle w:val="Heading1"/>
         <w:pageBreakBefore/>
       </w:pPr>
-      <w:bookmarkStart w:id="1" w:name="_Toc241782319"/>
+      <w:bookmarkStart w:id="1" w:name="_Toc241897168"/>
       <w:r>
         <w:lastRenderedPageBreak/>
         <w:t>2. Signing in and your screens</w:t>
@@ -2402,7 +2402,7 @@
       <w:pPr>
         <w:pStyle w:val="Heading2"/>
       </w:pPr>
-      <w:bookmarkStart w:id="2" w:name="_Toc241782320"/>
+      <w:bookmarkStart w:id="2" w:name="_Toc241897169"/>
       <w:r>
         <w:t>Signing in</w:t>
       </w:r>
@@ -2485,7 +2485,7 @@
           <w:noProof/>
         </w:rPr>
         <w:drawing>
-          <wp:inline distT="0" distB="0" distL="0" distR="0" wp14:anchorId="030F9756" wp14:editId="082D6BE1">
+          <wp:inline distT="0" distB="0" distL="0" distR="0" wp14:anchorId="00759B1B" wp14:editId="3ACBF868">
             <wp:extent cx="5334000" cy="2333625"/>
             <wp:effectExtent l="0" t="0" r="0" b="0"/>
             <wp:docPr id="1" name="adm_login.jpg" descr="The sign-in screen for all internal staff." title="The sign-in screen for all internal staff."/>
@@ -2593,7 +2593,7 @@
           <w:left w:w="10" w:type="dxa"/>
           <w:right w:w="10" w:type="dxa"/>
         </w:tblCellMar>
-        <w:tblLook w:val="0000" w:firstRow="0" w:lastRow="0" w:firstColumn="0" w:lastColumn="0" w:noHBand="0" w:noVBand="0"/>
+        <w:tblLook w:val="04A0" w:firstRow="1" w:lastRow="0" w:firstColumn="1" w:lastColumn="0" w:noHBand="0" w:noVBand="1"/>
       </w:tblPr>
       <w:tblGrid>
         <w:gridCol w:w="9412"/>
@@ -2652,7 +2652,7 @@
       <w:pPr>
         <w:pStyle w:val="Heading2"/>
       </w:pPr>
-      <w:bookmarkStart w:id="3" w:name="_Toc241782321"/>
+      <w:bookmarkStart w:id="3" w:name="_Toc241897170"/>
       <w:r>
         <w:t>Finding your way around</w:t>
       </w:r>
@@ -2837,7 +2837,7 @@
         </w:rPr>
         <w:lastRenderedPageBreak/>
         <w:drawing>
-          <wp:inline distT="0" distB="0" distL="0" distR="0" wp14:anchorId="51903B9B" wp14:editId="254B81DE">
+          <wp:inline distT="0" distB="0" distL="0" distR="0" wp14:anchorId="3E057DF5" wp14:editId="73BDEC94">
             <wp:extent cx="5715000" cy="1876425"/>
             <wp:effectExtent l="0" t="0" r="0" b="0"/>
             <wp:docPr id="2" name="adm_not_your_role.jpg" descr="Opening a screen outside your role (for example from an old bookmark) shows this card instead of the screen." title="Opening a screen outside your role (for example from an old bookmark) shows this card instead of the screen."/>
@@ -2906,7 +2906,7 @@
       <w:pPr>
         <w:pStyle w:val="Heading2"/>
       </w:pPr>
-      <w:bookmarkStart w:id="4" w:name="_Toc241782322"/>
+      <w:bookmarkStart w:id="4" w:name="_Toc241897171"/>
       <w:r>
         <w:t>Your screens</w:t>
       </w:r>
@@ -2927,7 +2927,7 @@
           <w:left w:w="10" w:type="dxa"/>
           <w:right w:w="10" w:type="dxa"/>
         </w:tblCellMar>
-        <w:tblLook w:val="0000" w:firstRow="0" w:lastRow="0" w:firstColumn="0" w:lastColumn="0" w:noHBand="0" w:noVBand="0"/>
+        <w:tblLook w:val="04A0" w:firstRow="1" w:lastRow="0" w:firstColumn="1" w:lastColumn="0" w:noHBand="0" w:noVBand="1"/>
       </w:tblPr>
       <w:tblGrid>
         <w:gridCol w:w="2824"/>
@@ -3240,7 +3240,7 @@
       <w:pPr>
         <w:pStyle w:val="Heading2"/>
       </w:pPr>
-      <w:bookmarkStart w:id="5" w:name="_Toc241782323"/>
+      <w:bookmarkStart w:id="5" w:name="_Toc241897172"/>
       <w:r>
         <w:t>Changing your password</w:t>
       </w:r>
@@ -3323,7 +3323,7 @@
           <w:noProof/>
         </w:rPr>
         <w:drawing>
-          <wp:inline distT="0" distB="0" distL="0" distR="0" wp14:anchorId="5CC1E0A9" wp14:editId="14D4AA62">
+          <wp:inline distT="0" distB="0" distL="0" distR="0" wp14:anchorId="5829DC08" wp14:editId="58EAF8E5">
             <wp:extent cx="5334000" cy="2171700"/>
             <wp:effectExtent l="0" t="0" r="0" b="0"/>
             <wp:docPr id="3" name="adm_account.jpg" descr="Change Password screen." title="Change Password screen."/>
@@ -3411,7 +3411,7 @@
         <w:pStyle w:val="Heading1"/>
         <w:pageBreakBefore/>
       </w:pPr>
-      <w:bookmarkStart w:id="6" w:name="_Toc241782324"/>
+      <w:bookmarkStart w:id="6" w:name="_Toc241897173"/>
       <w:r>
         <w:lastRenderedPageBreak/>
         <w:t>3. Your routine</w:t>
@@ -3441,7 +3441,7 @@
           <w:left w:w="10" w:type="dxa"/>
           <w:right w:w="10" w:type="dxa"/>
         </w:tblCellMar>
-        <w:tblLook w:val="0000" w:firstRow="0" w:lastRow="0" w:firstColumn="0" w:lastColumn="0" w:noHBand="0" w:noVBand="0"/>
+        <w:tblLook w:val="04A0" w:firstRow="1" w:lastRow="0" w:firstColumn="1" w:lastColumn="0" w:noHBand="0" w:noVBand="1"/>
       </w:tblPr>
       <w:tblGrid>
         <w:gridCol w:w="2071"/>
@@ -3755,7 +3755,7 @@
         <w:pStyle w:val="Heading1"/>
         <w:pageBreakBefore/>
       </w:pPr>
-      <w:bookmarkStart w:id="7" w:name="_Toc241782325"/>
+      <w:bookmarkStart w:id="7" w:name="_Toc241897174"/>
       <w:r>
         <w:lastRenderedPageBreak/>
         <w:t>4. Step-by-step tasks</w:t>
@@ -3766,7 +3766,7 @@
       <w:pPr>
         <w:pStyle w:val="Heading2"/>
       </w:pPr>
-      <w:bookmarkStart w:id="8" w:name="_Toc241782326"/>
+      <w:bookmarkStart w:id="8" w:name="_Toc241897175"/>
       <w:r>
         <w:t>4.1 Reading the QA Dashboard</w:t>
       </w:r>
@@ -3806,7 +3806,7 @@
           <w:noProof/>
         </w:rPr>
         <w:drawing>
-          <wp:inline distT="0" distB="0" distL="0" distR="0" wp14:anchorId="3D993629" wp14:editId="39BFA474">
+          <wp:inline distT="0" distB="0" distL="0" distR="0" wp14:anchorId="495B48CD" wp14:editId="4E04B19F">
             <wp:extent cx="5334000" cy="2333625"/>
             <wp:effectExtent l="0" t="0" r="0" b="0"/>
             <wp:docPr id="4" name="qa_dashboard.jpg" descr="QA Dashboard." title="QA Dashboard."/>
@@ -3913,7 +3913,7 @@
       <w:pPr>
         <w:pStyle w:val="Heading2"/>
       </w:pPr>
-      <w:bookmarkStart w:id="9" w:name="_Toc241782327"/>
+      <w:bookmarkStart w:id="9" w:name="_Toc241897176"/>
       <w:r>
         <w:t>4.2 Reviewing questionnaires in the QA Queue</w:t>
       </w:r>
@@ -3953,7 +3953,7 @@
           <w:noProof/>
         </w:rPr>
         <w:drawing>
-          <wp:inline distT="0" distB="0" distL="0" distR="0" wp14:anchorId="0814BCA7" wp14:editId="1E960339">
+          <wp:inline distT="0" distB="0" distL="0" distR="0" wp14:anchorId="251EEFBD" wp14:editId="2EDFEA5F">
             <wp:extent cx="5334000" cy="3333750"/>
             <wp:effectExtent l="0" t="0" r="0" b="0"/>
             <wp:docPr id="5" name="qa_queue.jpg" descr="QUAN QA Queue with the KoboToolbox sync panel." title="QUAN QA Queue with the KoboToolbox sync panel."/>
@@ -4151,7 +4151,7 @@
           <w:left w:w="10" w:type="dxa"/>
           <w:right w:w="10" w:type="dxa"/>
         </w:tblCellMar>
-        <w:tblLook w:val="0000" w:firstRow="0" w:lastRow="0" w:firstColumn="0" w:lastColumn="0" w:noHBand="0" w:noVBand="0"/>
+        <w:tblLook w:val="04A0" w:firstRow="1" w:lastRow="0" w:firstColumn="1" w:lastColumn="0" w:noHBand="0" w:noVBand="1"/>
       </w:tblPr>
       <w:tblGrid>
         <w:gridCol w:w="2353"/>
@@ -4597,7 +4597,7 @@
           <w:left w:w="10" w:type="dxa"/>
           <w:right w:w="10" w:type="dxa"/>
         </w:tblCellMar>
-        <w:tblLook w:val="0000" w:firstRow="0" w:lastRow="0" w:firstColumn="0" w:lastColumn="0" w:noHBand="0" w:noVBand="0"/>
+        <w:tblLook w:val="04A0" w:firstRow="1" w:lastRow="0" w:firstColumn="1" w:lastColumn="0" w:noHBand="0" w:noVBand="1"/>
       </w:tblPr>
       <w:tblGrid>
         <w:gridCol w:w="9412"/>
@@ -4692,7 +4692,7 @@
       <w:pPr>
         <w:pStyle w:val="Heading2"/>
       </w:pPr>
-      <w:bookmarkStart w:id="10" w:name="_Toc241782328"/>
+      <w:bookmarkStart w:id="10" w:name="_Toc241897177"/>
       <w:r>
         <w:t>4.3 Working QA exceptions</w:t>
       </w:r>
@@ -4757,7 +4757,7 @@
         </w:rPr>
         <w:lastRenderedPageBreak/>
         <w:drawing>
-          <wp:inline distT="0" distB="0" distL="0" distR="0" wp14:anchorId="7C067027" wp14:editId="1E098F31">
+          <wp:inline distT="0" distB="0" distL="0" distR="0" wp14:anchorId="5F2F07A4" wp14:editId="2A450335">
             <wp:extent cx="5334000" cy="3333750"/>
             <wp:effectExtent l="0" t="0" r="0" b="0"/>
             <wp:docPr id="6" name="qa_exceptions.jpg" descr="QA Exception Queue." title="QA Exception Queue."/>
@@ -4953,7 +4953,7 @@
       <w:pPr>
         <w:pStyle w:val="Heading2"/>
       </w:pPr>
-      <w:bookmarkStart w:id="11" w:name="_Toc241782329"/>
+      <w:bookmarkStart w:id="11" w:name="_Toc241897178"/>
       <w:r>
         <w:t>4.4 Downloading or emailing completed forms (Form PDFs)</w:t>
       </w:r>
@@ -5004,7 +5004,7 @@
         </w:rPr>
         <w:lastRenderedPageBreak/>
         <w:drawing>
-          <wp:inline distT="0" distB="0" distL="0" distR="0" wp14:anchorId="6FC70A90" wp14:editId="41ED2641">
+          <wp:inline distT="0" distB="0" distL="0" distR="0" wp14:anchorId="3498DFEC" wp14:editId="67D32824">
             <wp:extent cx="5334000" cy="3333750"/>
             <wp:effectExtent l="0" t="0" r="0" b="0"/>
             <wp:docPr id="7" name="qa_form_pdfs.jpg" descr="Completed form PDFs." title="Completed form PDFs."/>
@@ -5184,7 +5184,7 @@
           <w:left w:w="10" w:type="dxa"/>
           <w:right w:w="10" w:type="dxa"/>
         </w:tblCellMar>
-        <w:tblLook w:val="0000" w:firstRow="0" w:lastRow="0" w:firstColumn="0" w:lastColumn="0" w:noHBand="0" w:noVBand="0"/>
+        <w:tblLook w:val="04A0" w:firstRow="1" w:lastRow="0" w:firstColumn="1" w:lastColumn="0" w:noHBand="0" w:noVBand="1"/>
       </w:tblPr>
       <w:tblGrid>
         <w:gridCol w:w="9412"/>
@@ -5243,7 +5243,7 @@
       <w:pPr>
         <w:pStyle w:val="Heading2"/>
       </w:pPr>
-      <w:bookmarkStart w:id="12" w:name="_Toc241782330"/>
+      <w:bookmarkStart w:id="12" w:name="_Toc241897179"/>
       <w:r>
         <w:t>4.5 Writing good QA notes</w:t>
       </w:r>
@@ -5311,7 +5311,7 @@
         <w:pStyle w:val="Heading1"/>
         <w:pageBreakBefore/>
       </w:pPr>
-      <w:bookmarkStart w:id="13" w:name="_Toc241782331"/>
+      <w:bookmarkStart w:id="13" w:name="_Toc241897180"/>
       <w:r>
         <w:lastRenderedPageBreak/>
         <w:t>5. Rules you must follow</w:t>
@@ -5462,7 +5462,7 @@
         <w:pStyle w:val="Heading1"/>
         <w:pageBreakBefore/>
       </w:pPr>
-      <w:bookmarkStart w:id="14" w:name="_Toc241782332"/>
+      <w:bookmarkStart w:id="14" w:name="_Toc241897181"/>
       <w:r>
         <w:lastRenderedPageBreak/>
         <w:t>6. Troubleshooting</w:t>
@@ -5484,7 +5484,7 @@
           <w:left w:w="10" w:type="dxa"/>
           <w:right w:w="10" w:type="dxa"/>
         </w:tblCellMar>
-        <w:tblLook w:val="0000" w:firstRow="0" w:lastRow="0" w:firstColumn="0" w:lastColumn="0" w:noHBand="0" w:noVBand="0"/>
+        <w:tblLook w:val="04A0" w:firstRow="1" w:lastRow="0" w:firstColumn="1" w:lastColumn="0" w:noHBand="0" w:noVBand="1"/>
       </w:tblPr>
       <w:tblGrid>
         <w:gridCol w:w="2635"/>
@@ -6508,7 +6508,7 @@
                 <w:sz w:val="19"/>
                 <w:szCs w:val="19"/>
               </w:rPr>
-              <w:t>A file upload seems stuck</w:t>
+              <w:t>Email invitations says email isn't set up</w:t>
             </w:r>
           </w:p>
         </w:tc>
@@ -6532,7 +6532,7 @@
                 <w:sz w:val="19"/>
                 <w:szCs w:val="19"/>
               </w:rPr>
-              <w:t>A large file on a slow connection takes time; the bar shows how much has been sent.</w:t>
+              <w:t>Outgoing email has not been configured on the server.</w:t>
             </w:r>
           </w:p>
         </w:tc>
@@ -6556,6 +6556,355 @@
                 <w:sz w:val="19"/>
                 <w:szCs w:val="19"/>
               </w:rPr>
+              <w:t xml:space="preserve">Ask the administrator to run </w:t>
+            </w:r>
+            <w:r>
+              <w:rPr>
+                <w:rFonts w:ascii="Consolas" w:eastAsia="Consolas" w:hAnsi="Consolas" w:cs="Consolas"/>
+                <w:sz w:val="19"/>
+                <w:szCs w:val="19"/>
+              </w:rPr>
+              <w:t>configure-email.sh</w:t>
+            </w:r>
+            <w:r>
+              <w:rPr>
+                <w:sz w:val="19"/>
+                <w:szCs w:val="19"/>
+              </w:rPr>
+              <w:t>. Until then, send invitations by WhatsApp.</w:t>
+            </w:r>
+          </w:p>
+        </w:tc>
+      </w:tr>
+      <w:tr>
+        <w:tblPrEx>
+          <w:tblCellMar>
+            <w:top w:w="0" w:type="dxa"/>
+            <w:bottom w:w="0" w:type="dxa"/>
+          </w:tblCellMar>
+        </w:tblPrEx>
+        <w:trPr>
+          <w:cantSplit/>
+        </w:trPr>
+        <w:tc>
+          <w:tcPr>
+            <w:tcW w:w="2635" w:type="dxa"/>
+            <w:tcMar>
+              <w:top w:w="70" w:type="dxa"/>
+              <w:left w:w="110" w:type="dxa"/>
+              <w:bottom w:w="70" w:type="dxa"/>
+              <w:right w:w="110" w:type="dxa"/>
+            </w:tcMar>
+          </w:tcPr>
+          <w:p>
+            <w:pPr>
+              <w:spacing w:after="40"/>
+            </w:pPr>
+            <w:r>
+              <w:rPr>
+                <w:sz w:val="19"/>
+                <w:szCs w:val="19"/>
+              </w:rPr>
+              <w:t>A WhatsApp invitation was prepared but never sent</w:t>
+            </w:r>
+          </w:p>
+        </w:tc>
+        <w:tc>
+          <w:tcPr>
+            <w:tcW w:w="3200" w:type="dxa"/>
+            <w:tcMar>
+              <w:top w:w="70" w:type="dxa"/>
+              <w:left w:w="110" w:type="dxa"/>
+              <w:bottom w:w="70" w:type="dxa"/>
+              <w:right w:w="110" w:type="dxa"/>
+            </w:tcMar>
+          </w:tcPr>
+          <w:p>
+            <w:pPr>
+              <w:spacing w:after="40"/>
+            </w:pPr>
+            <w:r>
+              <w:rPr>
+                <w:sz w:val="19"/>
+                <w:szCs w:val="19"/>
+              </w:rPr>
+              <w:t>Prepare</w:t>
+            </w:r>
+            <w:r>
+              <w:rPr>
+                <w:sz w:val="19"/>
+                <w:szCs w:val="19"/>
+              </w:rPr>
+              <w:t xml:space="preserve"> counts it as sent and moves the case to S05.</w:t>
+            </w:r>
+          </w:p>
+        </w:tc>
+        <w:tc>
+          <w:tcPr>
+            <w:tcW w:w="3577" w:type="dxa"/>
+            <w:tcMar>
+              <w:top w:w="70" w:type="dxa"/>
+              <w:left w:w="110" w:type="dxa"/>
+              <w:bottom w:w="70" w:type="dxa"/>
+              <w:right w:w="110" w:type="dxa"/>
+            </w:tcMar>
+          </w:tcPr>
+          <w:p>
+            <w:pPr>
+              <w:spacing w:after="40"/>
+            </w:pPr>
+            <w:r>
+              <w:rPr>
+                <w:sz w:val="19"/>
+                <w:szCs w:val="19"/>
+              </w:rPr>
+              <w:t>Open the case and Revoke that invitation; send a new one from the case's Invitations panel when you can reach the person.</w:t>
+            </w:r>
+          </w:p>
+        </w:tc>
+      </w:tr>
+      <w:tr>
+        <w:tblPrEx>
+          <w:tblCellMar>
+            <w:top w:w="0" w:type="dxa"/>
+            <w:bottom w:w="0" w:type="dxa"/>
+          </w:tblCellMar>
+        </w:tblPrEx>
+        <w:trPr>
+          <w:cantSplit/>
+        </w:trPr>
+        <w:tc>
+          <w:tcPr>
+            <w:tcW w:w="2635" w:type="dxa"/>
+            <w:shd w:val="clear" w:color="auto" w:fill="F8FAFB"/>
+            <w:tcMar>
+              <w:top w:w="70" w:type="dxa"/>
+              <w:left w:w="110" w:type="dxa"/>
+              <w:bottom w:w="70" w:type="dxa"/>
+              <w:right w:w="110" w:type="dxa"/>
+            </w:tcMar>
+          </w:tcPr>
+          <w:p>
+            <w:pPr>
+              <w:spacing w:after="40"/>
+            </w:pPr>
+            <w:r>
+              <w:rPr>
+                <w:sz w:val="19"/>
+                <w:szCs w:val="19"/>
+              </w:rPr>
+              <w:t>A case is missing from the WhatsApp or email queue</w:t>
+            </w:r>
+          </w:p>
+        </w:tc>
+        <w:tc>
+          <w:tcPr>
+            <w:tcW w:w="3200" w:type="dxa"/>
+            <w:shd w:val="clear" w:color="auto" w:fill="F8FAFB"/>
+            <w:tcMar>
+              <w:top w:w="70" w:type="dxa"/>
+              <w:left w:w="110" w:type="dxa"/>
+              <w:bottom w:w="70" w:type="dxa"/>
+              <w:right w:w="110" w:type="dxa"/>
+            </w:tcMar>
+          </w:tcPr>
+          <w:p>
+            <w:pPr>
+              <w:spacing w:after="40"/>
+            </w:pPr>
+            <w:r>
+              <w:rPr>
+                <w:sz w:val="19"/>
+                <w:szCs w:val="19"/>
+              </w:rPr>
+              <w:t>It is not verified (S03 or S04), has no number or email on file, already has an open invitation, or is assigned to another Contact RA.</w:t>
+            </w:r>
+          </w:p>
+        </w:tc>
+        <w:tc>
+          <w:tcPr>
+            <w:tcW w:w="3577" w:type="dxa"/>
+            <w:shd w:val="clear" w:color="auto" w:fill="F8FAFB"/>
+            <w:tcMar>
+              <w:top w:w="70" w:type="dxa"/>
+              <w:left w:w="110" w:type="dxa"/>
+              <w:bottom w:w="70" w:type="dxa"/>
+              <w:right w:w="110" w:type="dxa"/>
+            </w:tcMar>
+          </w:tcPr>
+          <w:p>
+            <w:pPr>
+              <w:spacing w:after="40"/>
+            </w:pPr>
+            <w:r>
+              <w:rPr>
+                <w:sz w:val="19"/>
+                <w:szCs w:val="19"/>
+              </w:rPr>
+              <w:t>Verify the case, add the contact detail, or check its invitation history.</w:t>
+            </w:r>
+          </w:p>
+        </w:tc>
+      </w:tr>
+      <w:tr>
+        <w:tblPrEx>
+          <w:tblCellMar>
+            <w:top w:w="0" w:type="dxa"/>
+            <w:bottom w:w="0" w:type="dxa"/>
+          </w:tblCellMar>
+        </w:tblPrEx>
+        <w:trPr>
+          <w:cantSplit/>
+        </w:trPr>
+        <w:tc>
+          <w:tcPr>
+            <w:tcW w:w="2635" w:type="dxa"/>
+            <w:tcMar>
+              <w:top w:w="70" w:type="dxa"/>
+              <w:left w:w="110" w:type="dxa"/>
+              <w:bottom w:w="70" w:type="dxa"/>
+              <w:right w:w="110" w:type="dxa"/>
+            </w:tcMar>
+          </w:tcPr>
+          <w:p>
+            <w:pPr>
+              <w:spacing w:after="40"/>
+            </w:pPr>
+            <w:r>
+              <w:rPr>
+                <w:sz w:val="19"/>
+                <w:szCs w:val="19"/>
+              </w:rPr>
+              <w:t>The contact finder says it would overwrite a detail</w:t>
+            </w:r>
+          </w:p>
+        </w:tc>
+        <w:tc>
+          <w:tcPr>
+            <w:tcW w:w="3200" w:type="dxa"/>
+            <w:tcMar>
+              <w:top w:w="70" w:type="dxa"/>
+              <w:left w:w="110" w:type="dxa"/>
+              <w:bottom w:w="70" w:type="dxa"/>
+              <w:right w:w="110" w:type="dxa"/>
+            </w:tcMar>
+          </w:tcPr>
+          <w:p>
+            <w:pPr>
+              <w:spacing w:after="40"/>
+            </w:pPr>
+            <w:r>
+              <w:rPr>
+                <w:sz w:val="19"/>
+                <w:szCs w:val="19"/>
+              </w:rPr>
+              <w:t>The organisation contact already has a different phone or email.</w:t>
+            </w:r>
+          </w:p>
+        </w:tc>
+        <w:tc>
+          <w:tcPr>
+            <w:tcW w:w="3577" w:type="dxa"/>
+            <w:tcMar>
+              <w:top w:w="70" w:type="dxa"/>
+              <w:left w:w="110" w:type="dxa"/>
+              <w:bottom w:w="70" w:type="dxa"/>
+              <w:right w:w="110" w:type="dxa"/>
+            </w:tcMar>
+          </w:tcPr>
+          <w:p>
+            <w:pPr>
+              <w:spacing w:after="40"/>
+            </w:pPr>
+            <w:r>
+              <w:rPr>
+                <w:sz w:val="19"/>
+                <w:szCs w:val="19"/>
+              </w:rPr>
+              <w:t>Check which is right and correct it under Respondents and contact details.</w:t>
+            </w:r>
+          </w:p>
+        </w:tc>
+      </w:tr>
+      <w:tr>
+        <w:tblPrEx>
+          <w:tblCellMar>
+            <w:top w:w="0" w:type="dxa"/>
+            <w:bottom w:w="0" w:type="dxa"/>
+          </w:tblCellMar>
+        </w:tblPrEx>
+        <w:trPr>
+          <w:cantSplit/>
+        </w:trPr>
+        <w:tc>
+          <w:tcPr>
+            <w:tcW w:w="2635" w:type="dxa"/>
+            <w:shd w:val="clear" w:color="auto" w:fill="F8FAFB"/>
+            <w:tcMar>
+              <w:top w:w="70" w:type="dxa"/>
+              <w:left w:w="110" w:type="dxa"/>
+              <w:bottom w:w="70" w:type="dxa"/>
+              <w:right w:w="110" w:type="dxa"/>
+            </w:tcMar>
+          </w:tcPr>
+          <w:p>
+            <w:pPr>
+              <w:spacing w:after="40"/>
+            </w:pPr>
+            <w:r>
+              <w:rPr>
+                <w:sz w:val="19"/>
+                <w:szCs w:val="19"/>
+              </w:rPr>
+              <w:lastRenderedPageBreak/>
+              <w:t>A file upload seems stuck</w:t>
+            </w:r>
+          </w:p>
+        </w:tc>
+        <w:tc>
+          <w:tcPr>
+            <w:tcW w:w="3200" w:type="dxa"/>
+            <w:shd w:val="clear" w:color="auto" w:fill="F8FAFB"/>
+            <w:tcMar>
+              <w:top w:w="70" w:type="dxa"/>
+              <w:left w:w="110" w:type="dxa"/>
+              <w:bottom w:w="70" w:type="dxa"/>
+              <w:right w:w="110" w:type="dxa"/>
+            </w:tcMar>
+          </w:tcPr>
+          <w:p>
+            <w:pPr>
+              <w:spacing w:after="40"/>
+            </w:pPr>
+            <w:r>
+              <w:rPr>
+                <w:sz w:val="19"/>
+                <w:szCs w:val="19"/>
+              </w:rPr>
+              <w:t>A large file on a slow connection takes time; the bar shows how much has been sent.</w:t>
+            </w:r>
+          </w:p>
+        </w:tc>
+        <w:tc>
+          <w:tcPr>
+            <w:tcW w:w="3577" w:type="dxa"/>
+            <w:shd w:val="clear" w:color="auto" w:fill="F8FAFB"/>
+            <w:tcMar>
+              <w:top w:w="70" w:type="dxa"/>
+              <w:left w:w="110" w:type="dxa"/>
+              <w:bottom w:w="70" w:type="dxa"/>
+              <w:right w:w="110" w:type="dxa"/>
+            </w:tcMar>
+          </w:tcPr>
+          <w:p>
+            <w:pPr>
+              <w:spacing w:after="40"/>
+            </w:pPr>
+            <w:r>
+              <w:rPr>
+                <w:sz w:val="19"/>
+                <w:szCs w:val="19"/>
+              </w:rPr>
               <w:t>Wait for Saving… and the file name. If it fails, try again or upload a smaller version.</w:t>
             </w:r>
           </w:p>
@@ -6572,7 +6921,7 @@
         <w:pStyle w:val="Heading1"/>
         <w:pageBreakBefore/>
       </w:pPr>
-      <w:bookmarkStart w:id="15" w:name="_Toc241782333"/>
+      <w:bookmarkStart w:id="15" w:name="_Toc241897182"/>
       <w:r>
         <w:lastRenderedPageBreak/>
         <w:t>7. Quick reference</w:t>
@@ -6594,7 +6943,7 @@
           <w:left w:w="10" w:type="dxa"/>
           <w:right w:w="10" w:type="dxa"/>
         </w:tblCellMar>
-        <w:tblLook w:val="0000" w:firstRow="0" w:lastRow="0" w:firstColumn="0" w:lastColumn="0" w:noHBand="0" w:noVBand="0"/>
+        <w:tblLook w:val="04A0" w:firstRow="1" w:lastRow="0" w:firstColumn="1" w:lastColumn="0" w:noHBand="0" w:noVBand="1"/>
       </w:tblPr>
       <w:tblGrid>
         <w:gridCol w:w="2824"/>
@@ -6971,7 +7320,7 @@
         <w:pStyle w:val="Heading1"/>
         <w:pageBreakBefore/>
       </w:pPr>
-      <w:bookmarkStart w:id="16" w:name="_Toc241782334"/>
+      <w:bookmarkStart w:id="16" w:name="_Toc241897183"/>
       <w:r>
         <w:lastRenderedPageBreak/>
         <w:t>8. Every screen and button for your role</w:t>
@@ -7001,7 +7350,7 @@
           <w:left w:w="10" w:type="dxa"/>
           <w:right w:w="10" w:type="dxa"/>
         </w:tblCellMar>
-        <w:tblLook w:val="0000" w:firstRow="0" w:lastRow="0" w:firstColumn="0" w:lastColumn="0" w:noHBand="0" w:noVBand="0"/>
+        <w:tblLook w:val="04A0" w:firstRow="1" w:lastRow="0" w:firstColumn="1" w:lastColumn="0" w:noHBand="0" w:noVBand="1"/>
       </w:tblPr>
       <w:tblGrid>
         <w:gridCol w:w="9412"/>
@@ -7085,7 +7434,7 @@
       <w:pPr>
         <w:pStyle w:val="Heading2"/>
       </w:pPr>
-      <w:bookmarkStart w:id="17" w:name="_Toc241782335"/>
+      <w:bookmarkStart w:id="17" w:name="_Toc241897184"/>
       <w:r>
         <w:t>8.1 Sign in</w:t>
       </w:r>
@@ -7148,7 +7497,7 @@
           <w:left w:w="10" w:type="dxa"/>
           <w:right w:w="10" w:type="dxa"/>
         </w:tblCellMar>
-        <w:tblLook w:val="0000" w:firstRow="0" w:lastRow="0" w:firstColumn="0" w:lastColumn="0" w:noHBand="0" w:noVBand="0"/>
+        <w:tblLook w:val="04A0" w:firstRow="1" w:lastRow="0" w:firstColumn="1" w:lastColumn="0" w:noHBand="0" w:noVBand="1"/>
       </w:tblPr>
       <w:tblGrid>
         <w:gridCol w:w="1882"/>
@@ -7598,7 +7947,7 @@
       <w:pPr>
         <w:pStyle w:val="Heading2"/>
       </w:pPr>
-      <w:bookmarkStart w:id="18" w:name="_Toc241782336"/>
+      <w:bookmarkStart w:id="18" w:name="_Toc241897185"/>
       <w:r>
         <w:t>8.2 The header and menu bar (every screen)</w:t>
       </w:r>
@@ -7661,7 +8010,7 @@
           <w:left w:w="10" w:type="dxa"/>
           <w:right w:w="10" w:type="dxa"/>
         </w:tblCellMar>
-        <w:tblLook w:val="0000" w:firstRow="0" w:lastRow="0" w:firstColumn="0" w:lastColumn="0" w:noHBand="0" w:noVBand="0"/>
+        <w:tblLook w:val="04A0" w:firstRow="1" w:lastRow="0" w:firstColumn="1" w:lastColumn="0" w:noHBand="0" w:noVBand="1"/>
       </w:tblPr>
       <w:tblGrid>
         <w:gridCol w:w="1882"/>
@@ -8322,7 +8671,7 @@
       <w:pPr>
         <w:pStyle w:val="Heading2"/>
       </w:pPr>
-      <w:bookmarkStart w:id="19" w:name="_Toc241782337"/>
+      <w:bookmarkStart w:id="19" w:name="_Toc241897186"/>
       <w:r>
         <w:t>8.3 Change Password</w:t>
       </w:r>
@@ -8385,7 +8734,7 @@
           <w:left w:w="10" w:type="dxa"/>
           <w:right w:w="10" w:type="dxa"/>
         </w:tblCellMar>
-        <w:tblLook w:val="0000" w:firstRow="0" w:lastRow="0" w:firstColumn="0" w:lastColumn="0" w:noHBand="0" w:noVBand="0"/>
+        <w:tblLook w:val="04A0" w:firstRow="1" w:lastRow="0" w:firstColumn="1" w:lastColumn="0" w:noHBand="0" w:noVBand="1"/>
       </w:tblPr>
       <w:tblGrid>
         <w:gridCol w:w="1882"/>
@@ -8942,7 +9291,7 @@
       <w:pPr>
         <w:pStyle w:val="Heading2"/>
       </w:pPr>
-      <w:bookmarkStart w:id="20" w:name="_Toc241782338"/>
+      <w:bookmarkStart w:id="20" w:name="_Toc241897187"/>
       <w:r>
         <w:t>8.4 QA Dashboard</w:t>
       </w:r>
@@ -9005,7 +9354,7 @@
           <w:left w:w="10" w:type="dxa"/>
           <w:right w:w="10" w:type="dxa"/>
         </w:tblCellMar>
-        <w:tblLook w:val="0000" w:firstRow="0" w:lastRow="0" w:firstColumn="0" w:lastColumn="0" w:noHBand="0" w:noVBand="0"/>
+        <w:tblLook w:val="04A0" w:firstRow="1" w:lastRow="0" w:firstColumn="1" w:lastColumn="0" w:noHBand="0" w:noVBand="1"/>
       </w:tblPr>
       <w:tblGrid>
         <w:gridCol w:w="1882"/>
@@ -9563,7 +9912,7 @@
       <w:pPr>
         <w:pStyle w:val="Heading2"/>
       </w:pPr>
-      <w:bookmarkStart w:id="21" w:name="_Toc241782339"/>
+      <w:bookmarkStart w:id="21" w:name="_Toc241897188"/>
       <w:r>
         <w:t>8.5 QA Queue (with the KoboToolbox sync panel)</w:t>
       </w:r>
@@ -9626,7 +9975,7 @@
           <w:left w:w="10" w:type="dxa"/>
           <w:right w:w="10" w:type="dxa"/>
         </w:tblCellMar>
-        <w:tblLook w:val="0000" w:firstRow="0" w:lastRow="0" w:firstColumn="0" w:lastColumn="0" w:noHBand="0" w:noVBand="0"/>
+        <w:tblLook w:val="04A0" w:firstRow="1" w:lastRow="0" w:firstColumn="1" w:lastColumn="0" w:noHBand="0" w:noVBand="1"/>
       </w:tblPr>
       <w:tblGrid>
         <w:gridCol w:w="1882"/>
@@ -10286,7 +10635,7 @@
       <w:pPr>
         <w:pStyle w:val="Heading2"/>
       </w:pPr>
-      <w:bookmarkStart w:id="22" w:name="_Toc241782340"/>
+      <w:bookmarkStart w:id="22" w:name="_Toc241897189"/>
       <w:r>
         <w:lastRenderedPageBreak/>
         <w:t>8.6 QA Exceptions</w:t>
@@ -10350,7 +10699,7 @@
           <w:left w:w="10" w:type="dxa"/>
           <w:right w:w="10" w:type="dxa"/>
         </w:tblCellMar>
-        <w:tblLook w:val="0000" w:firstRow="0" w:lastRow="0" w:firstColumn="0" w:lastColumn="0" w:noHBand="0" w:noVBand="0"/>
+        <w:tblLook w:val="04A0" w:firstRow="1" w:lastRow="0" w:firstColumn="1" w:lastColumn="0" w:noHBand="0" w:noVBand="1"/>
       </w:tblPr>
       <w:tblGrid>
         <w:gridCol w:w="1882"/>
@@ -11117,7 +11466,7 @@
       <w:pPr>
         <w:pStyle w:val="Heading2"/>
       </w:pPr>
-      <w:bookmarkStart w:id="23" w:name="_Toc241782341"/>
+      <w:bookmarkStart w:id="23" w:name="_Toc241897190"/>
       <w:r>
         <w:t>8.7 Completed forms (Form PDFs)</w:t>
       </w:r>
@@ -11180,7 +11529,7 @@
           <w:left w:w="10" w:type="dxa"/>
           <w:right w:w="10" w:type="dxa"/>
         </w:tblCellMar>
-        <w:tblLook w:val="0000" w:firstRow="0" w:lastRow="0" w:firstColumn="0" w:lastColumn="0" w:noHBand="0" w:noVBand="0"/>
+        <w:tblLook w:val="04A0" w:firstRow="1" w:lastRow="0" w:firstColumn="1" w:lastColumn="0" w:noHBand="0" w:noVBand="1"/>
       </w:tblPr>
       <w:tblGrid>
         <w:gridCol w:w="1882"/>
@@ -12102,7 +12451,7 @@
         <w:sz w:val="16"/>
         <w:szCs w:val="16"/>
       </w:rPr>
-      <w:t>Version 1.16 · 1 October 2026</w:t>
+      <w:t>Version 1.17 · 3 October 2026</w:t>
     </w:r>
     <w:r>
       <w:rPr>
@@ -12275,10 +12624,10 @@
 <file path=word/numbering.xml><?xml version="1.0" encoding="utf-8"?>
 <w:numbering xmlns:wpc="http://schemas.microsoft.com/office/word/2010/wordprocessingCanvas" xmlns:cx="http://schemas.microsoft.com/office/drawing/2014/chartex" xmlns:cx1="http://schemas.microsoft.com/office/drawing/2015/9/8/chartex" xmlns:cx2="http://schemas.microsoft.com/office/drawing/2015/10/21/chartex" xmlns:cx3="http://schemas.microsoft.com/office/drawing/2016/5/9/chartex" xmlns:cx4="http://schemas.microsoft.com/office/drawing/2016/5/10/chartex" xmlns:cx5="http://schemas.microsoft.com/office/drawing/2016/5/11/chartex" xmlns:cx6="http://schemas.microsoft.com/office/drawing/2016/5/12/chartex" xmlns:cx7="http://schemas.microsoft.com/office/drawing/2016/5/13/chartex" xmlns:cx8="http://schemas.microsoft.com/office/drawing/2016/5/14/chartex" xmlns:mc="http://schemas.openxmlformats.org/markup-compatibility/2006" xmlns:aink="http://schemas.microsoft.com/office/drawing/2016/ink" xmlns:am3d="http://schemas.microsoft.com/office/drawing/2017/model3d" xmlns:o="urn:schemas-microsoft-com:office:office" xmlns:oel="http://schemas.microsoft.com/office/2019/extlst" xmlns:r="http://schemas.openxmlformats.org/officeDocument/2006/relationships" xmlns:m="http://schemas.openxmlformats.org/officeDocument/2006/math" xmlns:v="urn:schemas-microsoft-com:vml" xmlns:wp14="http://schemas.microsoft.com/office/word/2010/wordprocessingDrawing" xmlns:wp="http://schemas.openxmlformats.org/drawingml/2006/wordprocessingDrawing" xmlns:w10="urn:schemas-microsoft-com:office:word" xmlns:w="http://schemas.openxmlformats.org/wordprocessingml/2006/main" xmlns:w14="http://schemas.microsoft.com/office/word/2010/wordml" xmlns:w15="http://schemas.microsoft.com/office/word/2012/wordml" xmlns:w16cex="http://schemas.microsoft.com/office/word/2018/wordml/cex" xmlns:w16cid="http://schemas.microsoft.com/office/word/2016/wordml/cid" xmlns:w16="http://schemas.microsoft.com/office/word/2018/wordml" xmlns:w16sdtdh="http://schemas.microsoft.com/office/word/2020/wordml/sdtdatahash" xmlns:w16se="http://schemas.microsoft.com/office/word/2015/wordml/symex" xmlns:wpg="http://schemas.microsoft.com/office/word/2010/wordprocessingGroup" xmlns:wpi="http://schemas.microsoft.com/office/word/2010/wordprocessingInk" xmlns:wne="http://schemas.microsoft.com/office/word/2006/wordml" xmlns:wps="http://schemas.microsoft.com/office/word/2010/wordprocessingShape" mc:Ignorable="w14 w15 w16se w16cid w16 w16cex w16sdtdh wp14">
   <w:abstractNum w:abstractNumId="0" w15:restartNumberingAfterBreak="0">
-    <w:nsid w:val="0D523A94"/>
+    <w:nsid w:val="06517D88"/>
     <w:multiLevelType w:val="hybridMultilevel"/>
-    <w:tmpl w:val="0FA224F0"/>
-    <w:lvl w:ilvl="0" w:tplc="80F26B98">
+    <w:tmpl w:val="39E8C60C"/>
+    <w:lvl w:ilvl="0" w:tplc="34921F10">
       <w:start w:val="1"/>
       <w:numFmt w:val="decimal"/>
       <w:lvlText w:val="%1."/>
@@ -12292,52 +12641,110 @@
         <w:color w:val="A67C27"/>
       </w:rPr>
     </w:lvl>
-    <w:lvl w:ilvl="1" w:tplc="3DFA077C">
+    <w:lvl w:ilvl="1" w:tplc="14D0CDDA">
       <w:numFmt w:val="decimal"/>
       <w:lvlText w:val=""/>
       <w:lvlJc w:val="left"/>
     </w:lvl>
-    <w:lvl w:ilvl="2" w:tplc="9D9A8FBC">
+    <w:lvl w:ilvl="2" w:tplc="A29014FA">
       <w:numFmt w:val="decimal"/>
       <w:lvlText w:val=""/>
       <w:lvlJc w:val="left"/>
     </w:lvl>
-    <w:lvl w:ilvl="3" w:tplc="C24A0AA0">
+    <w:lvl w:ilvl="3" w:tplc="0406CD14">
       <w:numFmt w:val="decimal"/>
       <w:lvlText w:val=""/>
       <w:lvlJc w:val="left"/>
     </w:lvl>
-    <w:lvl w:ilvl="4" w:tplc="D5906E2E">
+    <w:lvl w:ilvl="4" w:tplc="262A86C6">
       <w:numFmt w:val="decimal"/>
       <w:lvlText w:val=""/>
       <w:lvlJc w:val="left"/>
     </w:lvl>
-    <w:lvl w:ilvl="5" w:tplc="4944245C">
+    <w:lvl w:ilvl="5" w:tplc="E9B4201E">
       <w:numFmt w:val="decimal"/>
       <w:lvlText w:val=""/>
       <w:lvlJc w:val="left"/>
     </w:lvl>
-    <w:lvl w:ilvl="6" w:tplc="3D9877BC">
+    <w:lvl w:ilvl="6" w:tplc="9CE8F208">
       <w:numFmt w:val="decimal"/>
       <w:lvlText w:val=""/>
       <w:lvlJc w:val="left"/>
     </w:lvl>
-    <w:lvl w:ilvl="7" w:tplc="00DE99AA">
+    <w:lvl w:ilvl="7" w:tplc="BA947040">
       <w:numFmt w:val="decimal"/>
       <w:lvlText w:val=""/>
       <w:lvlJc w:val="left"/>
     </w:lvl>
-    <w:lvl w:ilvl="8" w:tplc="A83454E8">
+    <w:lvl w:ilvl="8" w:tplc="AA9E2262">
       <w:numFmt w:val="decimal"/>
       <w:lvlText w:val=""/>
       <w:lvlJc w:val="left"/>
     </w:lvl>
   </w:abstractNum>
   <w:abstractNum w:abstractNumId="1" w15:restartNumberingAfterBreak="0">
-    <w:nsid w:val="1E4E5F5C"/>
+    <w:nsid w:val="212C5DCC"/>
     <w:multiLevelType w:val="hybridMultilevel"/>
-    <w:tmpl w:val="387E9FCA"/>
-    <w:lvl w:ilvl="0" w:tplc="91F839BA">
+    <w:tmpl w:val="6672B5FC"/>
+    <w:lvl w:ilvl="0" w:tplc="1C60F784">
+      <w:start w:val="1"/>
+      <w:numFmt w:val="bullet"/>
+      <w:lvlText w:val="•"/>
+      <w:lvlJc w:val="left"/>
+      <w:pPr>
+        <w:ind w:left="460" w:hanging="280"/>
+      </w:pPr>
+    </w:lvl>
+    <w:lvl w:ilvl="1" w:tplc="18FCF416">
+      <w:start w:val="1"/>
+      <w:numFmt w:val="bullet"/>
+      <w:lvlText w:val="–"/>
+      <w:lvlJc w:val="left"/>
+      <w:pPr>
+        <w:ind w:left="900" w:hanging="280"/>
+      </w:pPr>
+    </w:lvl>
+    <w:lvl w:ilvl="2" w:tplc="A28693FA">
+      <w:numFmt w:val="decimal"/>
+      <w:lvlText w:val=""/>
+      <w:lvlJc w:val="left"/>
+    </w:lvl>
+    <w:lvl w:ilvl="3" w:tplc="7862DE7A">
+      <w:numFmt w:val="decimal"/>
+      <w:lvlText w:val=""/>
+      <w:lvlJc w:val="left"/>
+    </w:lvl>
+    <w:lvl w:ilvl="4" w:tplc="96802714">
+      <w:numFmt w:val="decimal"/>
+      <w:lvlText w:val=""/>
+      <w:lvlJc w:val="left"/>
+    </w:lvl>
+    <w:lvl w:ilvl="5" w:tplc="83F25AEE">
+      <w:numFmt w:val="decimal"/>
+      <w:lvlText w:val=""/>
+      <w:lvlJc w:val="left"/>
+    </w:lvl>
+    <w:lvl w:ilvl="6" w:tplc="D7046B86">
+      <w:numFmt w:val="decimal"/>
+      <w:lvlText w:val=""/>
+      <w:lvlJc w:val="left"/>
+    </w:lvl>
+    <w:lvl w:ilvl="7" w:tplc="96608568">
+      <w:numFmt w:val="decimal"/>
+      <w:lvlText w:val=""/>
+      <w:lvlJc w:val="left"/>
+    </w:lvl>
+    <w:lvl w:ilvl="8" w:tplc="8022F982">
+      <w:numFmt w:val="decimal"/>
+      <w:lvlText w:val=""/>
+      <w:lvlJc w:val="left"/>
+    </w:lvl>
+  </w:abstractNum>
+  <w:abstractNum w:abstractNumId="2" w15:restartNumberingAfterBreak="0">
+    <w:nsid w:val="23D4233A"/>
+    <w:multiLevelType w:val="hybridMultilevel"/>
+    <w:tmpl w:val="4624618C"/>
+    <w:lvl w:ilvl="0" w:tplc="D4509CFC">
       <w:start w:val="1"/>
       <w:numFmt w:val="decimal"/>
       <w:lvlText w:val="%1."/>
@@ -12351,110 +12758,52 @@
         <w:color w:val="A67C27"/>
       </w:rPr>
     </w:lvl>
-    <w:lvl w:ilvl="1" w:tplc="20FCC96E">
+    <w:lvl w:ilvl="1" w:tplc="138E9DB8">
       <w:numFmt w:val="decimal"/>
       <w:lvlText w:val=""/>
       <w:lvlJc w:val="left"/>
     </w:lvl>
-    <w:lvl w:ilvl="2" w:tplc="0324DF5C">
+    <w:lvl w:ilvl="2" w:tplc="2A602FF4">
       <w:numFmt w:val="decimal"/>
       <w:lvlText w:val=""/>
       <w:lvlJc w:val="left"/>
     </w:lvl>
-    <w:lvl w:ilvl="3" w:tplc="90C2C72A">
+    <w:lvl w:ilvl="3" w:tplc="292A73CC">
       <w:numFmt w:val="decimal"/>
       <w:lvlText w:val=""/>
       <w:lvlJc w:val="left"/>
     </w:lvl>
-    <w:lvl w:ilvl="4" w:tplc="10981790">
+    <w:lvl w:ilvl="4" w:tplc="B30C4A44">
       <w:numFmt w:val="decimal"/>
       <w:lvlText w:val=""/>
       <w:lvlJc w:val="left"/>
     </w:lvl>
-    <w:lvl w:ilvl="5" w:tplc="5D004A32">
+    <w:lvl w:ilvl="5" w:tplc="66AEBBC6">
       <w:numFmt w:val="decimal"/>
       <w:lvlText w:val=""/>
       <w:lvlJc w:val="left"/>
     </w:lvl>
-    <w:lvl w:ilvl="6" w:tplc="D6D8BD70">
+    <w:lvl w:ilvl="6" w:tplc="32987B44">
       <w:numFmt w:val="decimal"/>
       <w:lvlText w:val=""/>
       <w:lvlJc w:val="left"/>
     </w:lvl>
-    <w:lvl w:ilvl="7" w:tplc="082E408E">
+    <w:lvl w:ilvl="7" w:tplc="7EE49490">
       <w:numFmt w:val="decimal"/>
       <w:lvlText w:val=""/>
       <w:lvlJc w:val="left"/>
     </w:lvl>
-    <w:lvl w:ilvl="8" w:tplc="EF10D568">
-      <w:numFmt w:val="decimal"/>
-      <w:lvlText w:val=""/>
-      <w:lvlJc w:val="left"/>
-    </w:lvl>
-  </w:abstractNum>
-  <w:abstractNum w:abstractNumId="2" w15:restartNumberingAfterBreak="0">
-    <w:nsid w:val="1EE0318C"/>
-    <w:multiLevelType w:val="hybridMultilevel"/>
-    <w:tmpl w:val="09181B18"/>
-    <w:lvl w:ilvl="0" w:tplc="C65C645E">
-      <w:start w:val="1"/>
-      <w:numFmt w:val="bullet"/>
-      <w:lvlText w:val="•"/>
-      <w:lvlJc w:val="left"/>
-      <w:pPr>
-        <w:ind w:left="460" w:hanging="280"/>
-      </w:pPr>
-    </w:lvl>
-    <w:lvl w:ilvl="1" w:tplc="F6860EEA">
-      <w:start w:val="1"/>
-      <w:numFmt w:val="bullet"/>
-      <w:lvlText w:val="–"/>
-      <w:lvlJc w:val="left"/>
-      <w:pPr>
-        <w:ind w:left="900" w:hanging="280"/>
-      </w:pPr>
-    </w:lvl>
-    <w:lvl w:ilvl="2" w:tplc="7222DB3C">
-      <w:numFmt w:val="decimal"/>
-      <w:lvlText w:val=""/>
-      <w:lvlJc w:val="left"/>
-    </w:lvl>
-    <w:lvl w:ilvl="3" w:tplc="0A048542">
-      <w:numFmt w:val="decimal"/>
-      <w:lvlText w:val=""/>
-      <w:lvlJc w:val="left"/>
-    </w:lvl>
-    <w:lvl w:ilvl="4" w:tplc="B2C48F16">
-      <w:numFmt w:val="decimal"/>
-      <w:lvlText w:val=""/>
-      <w:lvlJc w:val="left"/>
-    </w:lvl>
-    <w:lvl w:ilvl="5" w:tplc="AB904B18">
-      <w:numFmt w:val="decimal"/>
-      <w:lvlText w:val=""/>
-      <w:lvlJc w:val="left"/>
-    </w:lvl>
-    <w:lvl w:ilvl="6" w:tplc="66205CF8">
-      <w:numFmt w:val="decimal"/>
-      <w:lvlText w:val=""/>
-      <w:lvlJc w:val="left"/>
-    </w:lvl>
-    <w:lvl w:ilvl="7" w:tplc="1EAC3658">
-      <w:numFmt w:val="decimal"/>
-      <w:lvlText w:val=""/>
-      <w:lvlJc w:val="left"/>
-    </w:lvl>
-    <w:lvl w:ilvl="8" w:tplc="18DE6C38">
+    <w:lvl w:ilvl="8" w:tplc="FA785376">
       <w:numFmt w:val="decimal"/>
       <w:lvlText w:val=""/>
       <w:lvlJc w:val="left"/>
     </w:lvl>
   </w:abstractNum>
   <w:abstractNum w:abstractNumId="3" w15:restartNumberingAfterBreak="0">
-    <w:nsid w:val="217126DD"/>
+    <w:nsid w:val="3BEF791D"/>
     <w:multiLevelType w:val="hybridMultilevel"/>
-    <w:tmpl w:val="6DD86954"/>
-    <w:lvl w:ilvl="0" w:tplc="26D4E800">
+    <w:tmpl w:val="4E3606B0"/>
+    <w:lvl w:ilvl="0" w:tplc="D3E0AF84">
       <w:start w:val="1"/>
       <w:numFmt w:val="decimal"/>
       <w:lvlText w:val="%1."/>
@@ -12468,52 +12817,52 @@
         <w:color w:val="A67C27"/>
       </w:rPr>
     </w:lvl>
-    <w:lvl w:ilvl="1" w:tplc="EA92744C">
+    <w:lvl w:ilvl="1" w:tplc="121AF600">
       <w:numFmt w:val="decimal"/>
       <w:lvlText w:val=""/>
       <w:lvlJc w:val="left"/>
     </w:lvl>
-    <w:lvl w:ilvl="2" w:tplc="FE6AE46A">
+    <w:lvl w:ilvl="2" w:tplc="158CF0BA">
       <w:numFmt w:val="decimal"/>
       <w:lvlText w:val=""/>
       <w:lvlJc w:val="left"/>
     </w:lvl>
-    <w:lvl w:ilvl="3" w:tplc="32648662">
+    <w:lvl w:ilvl="3" w:tplc="BB08CB52">
       <w:numFmt w:val="decimal"/>
       <w:lvlText w:val=""/>
       <w:lvlJc w:val="left"/>
     </w:lvl>
-    <w:lvl w:ilvl="4" w:tplc="C0225C96">
+    <w:lvl w:ilvl="4" w:tplc="9E3A88CE">
       <w:numFmt w:val="decimal"/>
       <w:lvlText w:val=""/>
       <w:lvlJc w:val="left"/>
     </w:lvl>
-    <w:lvl w:ilvl="5" w:tplc="55BC61F2">
+    <w:lvl w:ilvl="5" w:tplc="A916281A">
       <w:numFmt w:val="decimal"/>
       <w:lvlText w:val=""/>
       <w:lvlJc w:val="left"/>
     </w:lvl>
-    <w:lvl w:ilvl="6" w:tplc="202E0F9E">
+    <w:lvl w:ilvl="6" w:tplc="EA928CD4">
       <w:numFmt w:val="decimal"/>
       <w:lvlText w:val=""/>
       <w:lvlJc w:val="left"/>
     </w:lvl>
-    <w:lvl w:ilvl="7" w:tplc="66647FCE">
+    <w:lvl w:ilvl="7" w:tplc="2C6C8072">
       <w:numFmt w:val="decimal"/>
       <w:lvlText w:val=""/>
       <w:lvlJc w:val="left"/>
     </w:lvl>
-    <w:lvl w:ilvl="8" w:tplc="A26454DA">
+    <w:lvl w:ilvl="8" w:tplc="F36AB9E4">
       <w:numFmt w:val="decimal"/>
       <w:lvlText w:val=""/>
       <w:lvlJc w:val="left"/>
     </w:lvl>
   </w:abstractNum>
   <w:abstractNum w:abstractNumId="4" w15:restartNumberingAfterBreak="0">
-    <w:nsid w:val="432076DA"/>
+    <w:nsid w:val="41494A51"/>
     <w:multiLevelType w:val="hybridMultilevel"/>
-    <w:tmpl w:val="9E4C75C8"/>
-    <w:lvl w:ilvl="0" w:tplc="0DC0DD9A">
+    <w:tmpl w:val="A38A566C"/>
+    <w:lvl w:ilvl="0" w:tplc="E25A1DB6">
       <w:start w:val="1"/>
       <w:numFmt w:val="decimal"/>
       <w:lvlText w:val="%1."/>
@@ -12527,52 +12876,138 @@
         <w:color w:val="A67C27"/>
       </w:rPr>
     </w:lvl>
-    <w:lvl w:ilvl="1" w:tplc="D5E6608A">
+    <w:lvl w:ilvl="1" w:tplc="2E9A16F6">
       <w:numFmt w:val="decimal"/>
       <w:lvlText w:val=""/>
       <w:lvlJc w:val="left"/>
     </w:lvl>
-    <w:lvl w:ilvl="2" w:tplc="01E88306">
+    <w:lvl w:ilvl="2" w:tplc="4B044FB0">
       <w:numFmt w:val="decimal"/>
       <w:lvlText w:val=""/>
       <w:lvlJc w:val="left"/>
     </w:lvl>
-    <w:lvl w:ilvl="3" w:tplc="E326E53E">
+    <w:lvl w:ilvl="3" w:tplc="6CCC4262">
       <w:numFmt w:val="decimal"/>
       <w:lvlText w:val=""/>
       <w:lvlJc w:val="left"/>
     </w:lvl>
-    <w:lvl w:ilvl="4" w:tplc="0EA2A88A">
+    <w:lvl w:ilvl="4" w:tplc="32D6A37A">
       <w:numFmt w:val="decimal"/>
       <w:lvlText w:val=""/>
       <w:lvlJc w:val="left"/>
     </w:lvl>
-    <w:lvl w:ilvl="5" w:tplc="31888192">
+    <w:lvl w:ilvl="5" w:tplc="E9980746">
       <w:numFmt w:val="decimal"/>
       <w:lvlText w:val=""/>
       <w:lvlJc w:val="left"/>
     </w:lvl>
-    <w:lvl w:ilvl="6" w:tplc="5476A200">
+    <w:lvl w:ilvl="6" w:tplc="5CD82680">
       <w:numFmt w:val="decimal"/>
       <w:lvlText w:val=""/>
       <w:lvlJc w:val="left"/>
     </w:lvl>
-    <w:lvl w:ilvl="7" w:tplc="68FCEF7C">
+    <w:lvl w:ilvl="7" w:tplc="7778B7FA">
       <w:numFmt w:val="decimal"/>
       <w:lvlText w:val=""/>
       <w:lvlJc w:val="left"/>
     </w:lvl>
-    <w:lvl w:ilvl="8" w:tplc="027EF3B4">
+    <w:lvl w:ilvl="8" w:tplc="7638A188">
       <w:numFmt w:val="decimal"/>
       <w:lvlText w:val=""/>
       <w:lvlJc w:val="left"/>
     </w:lvl>
   </w:abstractNum>
   <w:abstractNum w:abstractNumId="5" w15:restartNumberingAfterBreak="0">
-    <w:nsid w:val="61D86169"/>
+    <w:nsid w:val="52555A94"/>
     <w:multiLevelType w:val="hybridMultilevel"/>
-    <w:tmpl w:val="9A0EA142"/>
-    <w:lvl w:ilvl="0" w:tplc="CC74120A">
+    <w:tmpl w:val="32D0A6B4"/>
+    <w:lvl w:ilvl="0" w:tplc="BF7A6480">
+      <w:start w:val="1"/>
+      <w:numFmt w:val="bullet"/>
+      <w:lvlText w:val="●"/>
+      <w:lvlJc w:val="left"/>
+      <w:pPr>
+        <w:ind w:left="720" w:hanging="360"/>
+      </w:pPr>
+    </w:lvl>
+    <w:lvl w:ilvl="1" w:tplc="F4A4E1BA">
+      <w:start w:val="1"/>
+      <w:numFmt w:val="bullet"/>
+      <w:lvlText w:val="○"/>
+      <w:lvlJc w:val="left"/>
+      <w:pPr>
+        <w:ind w:left="1440" w:hanging="360"/>
+      </w:pPr>
+    </w:lvl>
+    <w:lvl w:ilvl="2" w:tplc="3A7C3106">
+      <w:start w:val="1"/>
+      <w:numFmt w:val="bullet"/>
+      <w:lvlText w:val="■"/>
+      <w:lvlJc w:val="left"/>
+      <w:pPr>
+        <w:ind w:left="2160" w:hanging="360"/>
+      </w:pPr>
+    </w:lvl>
+    <w:lvl w:ilvl="3" w:tplc="32344C7E">
+      <w:start w:val="1"/>
+      <w:numFmt w:val="bullet"/>
+      <w:lvlText w:val="●"/>
+      <w:lvlJc w:val="left"/>
+      <w:pPr>
+        <w:ind w:left="2880" w:hanging="360"/>
+      </w:pPr>
+    </w:lvl>
+    <w:lvl w:ilvl="4" w:tplc="F0C69286">
+      <w:start w:val="1"/>
+      <w:numFmt w:val="bullet"/>
+      <w:lvlText w:val="○"/>
+      <w:lvlJc w:val="left"/>
+      <w:pPr>
+        <w:ind w:left="3600" w:hanging="360"/>
+      </w:pPr>
+    </w:lvl>
+    <w:lvl w:ilvl="5" w:tplc="8B8ABE3E">
+      <w:start w:val="1"/>
+      <w:numFmt w:val="bullet"/>
+      <w:lvlText w:val="■"/>
+      <w:lvlJc w:val="left"/>
+      <w:pPr>
+        <w:ind w:left="4320" w:hanging="360"/>
+      </w:pPr>
+    </w:lvl>
+    <w:lvl w:ilvl="6" w:tplc="C518D00E">
+      <w:start w:val="1"/>
+      <w:numFmt w:val="bullet"/>
+      <w:lvlText w:val="●"/>
+      <w:lvlJc w:val="left"/>
+      <w:pPr>
+        <w:ind w:left="5040" w:hanging="360"/>
+      </w:pPr>
+    </w:lvl>
+    <w:lvl w:ilvl="7" w:tplc="5486F144">
+      <w:start w:val="1"/>
+      <w:numFmt w:val="bullet"/>
+      <w:lvlText w:val="●"/>
+      <w:lvlJc w:val="left"/>
+      <w:pPr>
+        <w:ind w:left="5760" w:hanging="360"/>
+      </w:pPr>
+    </w:lvl>
+    <w:lvl w:ilvl="8" w:tplc="5C66188A">
+      <w:start w:val="1"/>
+      <w:numFmt w:val="bullet"/>
+      <w:lvlText w:val="●"/>
+      <w:lvlJc w:val="left"/>
+      <w:pPr>
+        <w:ind w:left="6480" w:hanging="360"/>
+      </w:pPr>
+    </w:lvl>
+  </w:abstractNum>
+  <w:abstractNum w:abstractNumId="6" w15:restartNumberingAfterBreak="0">
+    <w:nsid w:val="67185BB7"/>
+    <w:multiLevelType w:val="hybridMultilevel"/>
+    <w:tmpl w:val="A09E6608"/>
+    <w:lvl w:ilvl="0" w:tplc="C970774A">
       <w:start w:val="1"/>
       <w:numFmt w:val="decimal"/>
       <w:lvlText w:val="%1."/>
@@ -12586,138 +13021,52 @@
         <w:color w:val="A67C27"/>
       </w:rPr>
     </w:lvl>
-    <w:lvl w:ilvl="1" w:tplc="8CAAC222">
+    <w:lvl w:ilvl="1" w:tplc="BAD87B42">
       <w:numFmt w:val="decimal"/>
       <w:lvlText w:val=""/>
       <w:lvlJc w:val="left"/>
     </w:lvl>
-    <w:lvl w:ilvl="2" w:tplc="0338E554">
+    <w:lvl w:ilvl="2" w:tplc="0A887ACE">
       <w:numFmt w:val="decimal"/>
       <w:lvlText w:val=""/>
       <w:lvlJc w:val="left"/>
     </w:lvl>
-    <w:lvl w:ilvl="3" w:tplc="715EBCE8">
+    <w:lvl w:ilvl="3" w:tplc="AA74CB68">
       <w:numFmt w:val="decimal"/>
       <w:lvlText w:val=""/>
       <w:lvlJc w:val="left"/>
     </w:lvl>
-    <w:lvl w:ilvl="4" w:tplc="8544235C">
+    <w:lvl w:ilvl="4" w:tplc="CF34834C">
       <w:numFmt w:val="decimal"/>
       <w:lvlText w:val=""/>
       <w:lvlJc w:val="left"/>
     </w:lvl>
-    <w:lvl w:ilvl="5" w:tplc="CC28A4EA">
+    <w:lvl w:ilvl="5" w:tplc="60A4DFD8">
       <w:numFmt w:val="decimal"/>
       <w:lvlText w:val=""/>
       <w:lvlJc w:val="left"/>
     </w:lvl>
-    <w:lvl w:ilvl="6" w:tplc="19507C06">
+    <w:lvl w:ilvl="6" w:tplc="20BE84F0">
       <w:numFmt w:val="decimal"/>
       <w:lvlText w:val=""/>
       <w:lvlJc w:val="left"/>
     </w:lvl>
-    <w:lvl w:ilvl="7" w:tplc="84120DD2">
+    <w:lvl w:ilvl="7" w:tplc="94842AC6">
       <w:numFmt w:val="decimal"/>
       <w:lvlText w:val=""/>
       <w:lvlJc w:val="left"/>
     </w:lvl>
-    <w:lvl w:ilvl="8" w:tplc="9A36A5AC">
+    <w:lvl w:ilvl="8" w:tplc="31A03BD0">
       <w:numFmt w:val="decimal"/>
       <w:lvlText w:val=""/>
       <w:lvlJc w:val="left"/>
     </w:lvl>
   </w:abstractNum>
-  <w:abstractNum w:abstractNumId="6" w15:restartNumberingAfterBreak="0">
-    <w:nsid w:val="629D61AE"/>
+  <w:abstractNum w:abstractNumId="7" w15:restartNumberingAfterBreak="0">
+    <w:nsid w:val="76F260F9"/>
     <w:multiLevelType w:val="hybridMultilevel"/>
-    <w:tmpl w:val="2AE4B508"/>
-    <w:lvl w:ilvl="0" w:tplc="8E48077C">
-      <w:start w:val="1"/>
-      <w:numFmt w:val="bullet"/>
-      <w:lvlText w:val="●"/>
-      <w:lvlJc w:val="left"/>
-      <w:pPr>
-        <w:ind w:left="720" w:hanging="360"/>
-      </w:pPr>
-    </w:lvl>
-    <w:lvl w:ilvl="1" w:tplc="92D0D6E8">
-      <w:start w:val="1"/>
-      <w:numFmt w:val="bullet"/>
-      <w:lvlText w:val="○"/>
-      <w:lvlJc w:val="left"/>
-      <w:pPr>
-        <w:ind w:left="1440" w:hanging="360"/>
-      </w:pPr>
-    </w:lvl>
-    <w:lvl w:ilvl="2" w:tplc="29483886">
-      <w:start w:val="1"/>
-      <w:numFmt w:val="bullet"/>
-      <w:lvlText w:val="■"/>
-      <w:lvlJc w:val="left"/>
-      <w:pPr>
-        <w:ind w:left="2160" w:hanging="360"/>
-      </w:pPr>
-    </w:lvl>
-    <w:lvl w:ilvl="3" w:tplc="DCCE591E">
-      <w:start w:val="1"/>
-      <w:numFmt w:val="bullet"/>
-      <w:lvlText w:val="●"/>
-      <w:lvlJc w:val="left"/>
-      <w:pPr>
-        <w:ind w:left="2880" w:hanging="360"/>
-      </w:pPr>
-    </w:lvl>
-    <w:lvl w:ilvl="4" w:tplc="465E1600">
-      <w:start w:val="1"/>
-      <w:numFmt w:val="bullet"/>
-      <w:lvlText w:val="○"/>
-      <w:lvlJc w:val="left"/>
-      <w:pPr>
-        <w:ind w:left="3600" w:hanging="360"/>
-      </w:pPr>
-    </w:lvl>
-    <w:lvl w:ilvl="5" w:tplc="5CFEFD78">
-      <w:start w:val="1"/>
-      <w:numFmt w:val="bullet"/>
-      <w:lvlText w:val="■"/>
-      <w:lvlJc w:val="left"/>
-      <w:pPr>
-        <w:ind w:left="4320" w:hanging="360"/>
-      </w:pPr>
-    </w:lvl>
-    <w:lvl w:ilvl="6" w:tplc="92AE8E84">
-      <w:start w:val="1"/>
-      <w:numFmt w:val="bullet"/>
-      <w:lvlText w:val="●"/>
-      <w:lvlJc w:val="left"/>
-      <w:pPr>
-        <w:ind w:left="5040" w:hanging="360"/>
-      </w:pPr>
-    </w:lvl>
-    <w:lvl w:ilvl="7" w:tplc="C9626332">
-      <w:start w:val="1"/>
-      <w:numFmt w:val="bullet"/>
-      <w:lvlText w:val="●"/>
-      <w:lvlJc w:val="left"/>
-      <w:pPr>
-        <w:ind w:left="5760" w:hanging="360"/>
-      </w:pPr>
-    </w:lvl>
-    <w:lvl w:ilvl="8" w:tplc="DBD86FD8">
-      <w:start w:val="1"/>
-      <w:numFmt w:val="bullet"/>
-      <w:lvlText w:val="●"/>
-      <w:lvlJc w:val="left"/>
-      <w:pPr>
-        <w:ind w:left="6480" w:hanging="360"/>
-      </w:pPr>
-    </w:lvl>
-  </w:abstractNum>
-  <w:abstractNum w:abstractNumId="7" w15:restartNumberingAfterBreak="0">
-    <w:nsid w:val="66896298"/>
-    <w:multiLevelType w:val="hybridMultilevel"/>
-    <w:tmpl w:val="635C4930"/>
-    <w:lvl w:ilvl="0" w:tplc="06F41C08">
+    <w:tmpl w:val="E64A694A"/>
+    <w:lvl w:ilvl="0" w:tplc="975AE570">
       <w:start w:val="1"/>
       <w:numFmt w:val="decimal"/>
       <w:lvlText w:val="%1."/>
@@ -12731,91 +13080,91 @@
         <w:color w:val="A67C27"/>
       </w:rPr>
     </w:lvl>
-    <w:lvl w:ilvl="1" w:tplc="E2C688A4">
+    <w:lvl w:ilvl="1" w:tplc="B2A2A014">
       <w:numFmt w:val="decimal"/>
       <w:lvlText w:val=""/>
       <w:lvlJc w:val="left"/>
     </w:lvl>
-    <w:lvl w:ilvl="2" w:tplc="A614E5A2">
+    <w:lvl w:ilvl="2" w:tplc="AF062378">
       <w:numFmt w:val="decimal"/>
       <w:lvlText w:val=""/>
       <w:lvlJc w:val="left"/>
     </w:lvl>
-    <w:lvl w:ilvl="3" w:tplc="FE5A4DF6">
+    <w:lvl w:ilvl="3" w:tplc="2A0C7596">
       <w:numFmt w:val="decimal"/>
       <w:lvlText w:val=""/>
       <w:lvlJc w:val="left"/>
     </w:lvl>
-    <w:lvl w:ilvl="4" w:tplc="3142F73A">
+    <w:lvl w:ilvl="4" w:tplc="65E8DB84">
       <w:numFmt w:val="decimal"/>
       <w:lvlText w:val=""/>
       <w:lvlJc w:val="left"/>
     </w:lvl>
-    <w:lvl w:ilvl="5" w:tplc="182002C4">
+    <w:lvl w:ilvl="5" w:tplc="E488F4A8">
       <w:numFmt w:val="decimal"/>
       <w:lvlText w:val=""/>
       <w:lvlJc w:val="left"/>
     </w:lvl>
-    <w:lvl w:ilvl="6" w:tplc="809C83F8">
+    <w:lvl w:ilvl="6" w:tplc="61EE7B5E">
       <w:numFmt w:val="decimal"/>
       <w:lvlText w:val=""/>
       <w:lvlJc w:val="left"/>
     </w:lvl>
-    <w:lvl w:ilvl="7" w:tplc="5900E8C2">
+    <w:lvl w:ilvl="7" w:tplc="46D8203A">
       <w:numFmt w:val="decimal"/>
       <w:lvlText w:val=""/>
       <w:lvlJc w:val="left"/>
     </w:lvl>
-    <w:lvl w:ilvl="8" w:tplc="F20C5136">
+    <w:lvl w:ilvl="8" w:tplc="A140B596">
       <w:numFmt w:val="decimal"/>
       <w:lvlText w:val=""/>
       <w:lvlJc w:val="left"/>
     </w:lvl>
   </w:abstractNum>
-  <w:num w:numId="1" w16cid:durableId="1456564698">
+  <w:num w:numId="1" w16cid:durableId="1123693663">
+    <w:abstractNumId w:val="5"/>
+    <w:lvlOverride w:ilvl="0">
+      <w:startOverride w:val="1"/>
+    </w:lvlOverride>
+  </w:num>
+  <w:num w:numId="2" w16cid:durableId="1838424918">
+    <w:abstractNumId w:val="1"/>
+    <w:lvlOverride w:ilvl="0">
+      <w:startOverride w:val="1"/>
+    </w:lvlOverride>
+  </w:num>
+  <w:num w:numId="3" w16cid:durableId="1252004276">
     <w:abstractNumId w:val="6"/>
     <w:lvlOverride w:ilvl="0">
       <w:startOverride w:val="1"/>
     </w:lvlOverride>
   </w:num>
-  <w:num w:numId="2" w16cid:durableId="595602017">
+  <w:num w:numId="4" w16cid:durableId="1398363528">
+    <w:abstractNumId w:val="7"/>
+    <w:lvlOverride w:ilvl="0">
+      <w:startOverride w:val="1"/>
+    </w:lvlOverride>
+  </w:num>
+  <w:num w:numId="5" w16cid:durableId="126051609">
+    <w:abstractNumId w:val="0"/>
+    <w:lvlOverride w:ilvl="0">
+      <w:startOverride w:val="1"/>
+    </w:lvlOverride>
+  </w:num>
+  <w:num w:numId="6" w16cid:durableId="1334452771">
     <w:abstractNumId w:val="2"/>
     <w:lvlOverride w:ilvl="0">
       <w:startOverride w:val="1"/>
     </w:lvlOverride>
   </w:num>
-  <w:num w:numId="3" w16cid:durableId="1925383034">
-    <w:abstractNumId w:val="4"/>
+  <w:num w:numId="7" w16cid:durableId="2023120467">
+    <w:abstractNumId w:val="3"/>
     <w:lvlOverride w:ilvl="0">
       <w:startOverride w:val="1"/>
     </w:lvlOverride>
   </w:num>
-  <w:num w:numId="4" w16cid:durableId="284779504">
-    <w:abstractNumId w:val="5"/>
-    <w:lvlOverride w:ilvl="0">
-      <w:startOverride w:val="1"/>
-    </w:lvlOverride>
-  </w:num>
-  <w:num w:numId="5" w16cid:durableId="1959405427">
-    <w:abstractNumId w:val="0"/>
-    <w:lvlOverride w:ilvl="0">
-      <w:startOverride w:val="1"/>
-    </w:lvlOverride>
-  </w:num>
-  <w:num w:numId="6" w16cid:durableId="1859153299">
-    <w:abstractNumId w:val="7"/>
-    <w:lvlOverride w:ilvl="0">
-      <w:startOverride w:val="1"/>
-    </w:lvlOverride>
-  </w:num>
-  <w:num w:numId="7" w16cid:durableId="417018895">
-    <w:abstractNumId w:val="1"/>
-    <w:lvlOverride w:ilvl="0">
-      <w:startOverride w:val="1"/>
-    </w:lvlOverride>
-  </w:num>
-  <w:num w:numId="8" w16cid:durableId="1705670788">
-    <w:abstractNumId w:val="3"/>
+  <w:num w:numId="8" w16cid:durableId="1980383767">
+    <w:abstractNumId w:val="4"/>
     <w:lvlOverride w:ilvl="0">
       <w:startOverride w:val="1"/>
     </w:lvlOverride>
@@ -13440,7 +13789,7 @@
     <w:autoRedefine/>
     <w:uiPriority w:val="39"/>
     <w:unhideWhenUsed/>
-    <w:rsid w:val="00860BF5"/>
+    <w:rsid w:val="00C22E3F"/>
     <w:pPr>
       <w:spacing w:after="100"/>
     </w:pPr>
@@ -13452,7 +13801,7 @@
     <w:autoRedefine/>
     <w:uiPriority w:val="39"/>
     <w:unhideWhenUsed/>
-    <w:rsid w:val="00860BF5"/>
+    <w:rsid w:val="00C22E3F"/>
     <w:pPr>
       <w:spacing w:after="100"/>
       <w:ind w:left="210"/>

--- a/docs/manuals/Role_Guide_4_QUAN_QA_RA.docx
+++ b/docs/manuals/Role_Guide_4_QUAN_QA_RA.docx
@@ -469,7 +469,7 @@
                 <w:sz w:val="19"/>
                 <w:szCs w:val="19"/>
               </w:rPr>
-              <w:t>Version 1.17 · 3 October 2026</w:t>
+              <w:t>Version 1.18 · 4 October 2026</w:t>
             </w:r>
           </w:p>
         </w:tc>
@@ -538,7 +538,7 @@
     <w:sdt>
       <w:sdtPr>
         <w:alias w:val="Contents"/>
-        <w:id w:val="668525646"/>
+        <w:id w:val="1578714287"/>
       </w:sdtPr>
       <w:sdtEndPr/>
       <w:sdtContent>
@@ -567,7 +567,7 @@
           <w:r>
             <w:fldChar w:fldCharType="separate"/>
           </w:r>
-          <w:hyperlink w:anchor="_Toc241897167" w:history="1">
+          <w:hyperlink w:anchor="_Toc241998564" w:history="1">
             <w:r>
               <w:rPr>
                 <w:rStyle w:val="Hyperlink"/>
@@ -591,7 +591,7 @@
               <w:rPr>
                 <w:noProof/>
               </w:rPr>
-              <w:instrText xml:space="preserve"> PAGEREF _Toc241897167 \h </w:instrText>
+              <w:instrText xml:space="preserve"> PAGEREF _Toc241998564 \h </w:instrText>
             </w:r>
             <w:r>
               <w:rPr>
@@ -634,7 +634,7 @@
               <w14:ligatures w14:val="standardContextual"/>
             </w:rPr>
           </w:pPr>
-          <w:hyperlink w:anchor="_Toc241897168" w:history="1">
+          <w:hyperlink w:anchor="_Toc241998565" w:history="1">
             <w:r>
               <w:rPr>
                 <w:rStyle w:val="Hyperlink"/>
@@ -658,7 +658,7 @@
               <w:rPr>
                 <w:noProof/>
               </w:rPr>
-              <w:instrText xml:space="preserve"> PAGEREF _Toc241897168 \h </w:instrText>
+              <w:instrText xml:space="preserve"> PAGEREF _Toc241998565 \h </w:instrText>
             </w:r>
             <w:r>
               <w:rPr>
@@ -701,7 +701,7 @@
               <w14:ligatures w14:val="standardContextual"/>
             </w:rPr>
           </w:pPr>
-          <w:hyperlink w:anchor="_Toc241897169" w:history="1">
+          <w:hyperlink w:anchor="_Toc241998566" w:history="1">
             <w:r>
               <w:rPr>
                 <w:rStyle w:val="Hyperlink"/>
@@ -725,7 +725,7 @@
               <w:rPr>
                 <w:noProof/>
               </w:rPr>
-              <w:instrText xml:space="preserve"> PAGEREF _Toc241897169 \h </w:instrText>
+              <w:instrText xml:space="preserve"> PAGEREF _Toc241998566 \h </w:instrText>
             </w:r>
             <w:r>
               <w:rPr>
@@ -768,7 +768,7 @@
               <w14:ligatures w14:val="standardContextual"/>
             </w:rPr>
           </w:pPr>
-          <w:hyperlink w:anchor="_Toc241897170" w:history="1">
+          <w:hyperlink w:anchor="_Toc241998567" w:history="1">
             <w:r>
               <w:rPr>
                 <w:rStyle w:val="Hyperlink"/>
@@ -792,7 +792,7 @@
               <w:rPr>
                 <w:noProof/>
               </w:rPr>
-              <w:instrText xml:space="preserve"> PAGEREF _Toc241897170 \h </w:instrText>
+              <w:instrText xml:space="preserve"> PAGEREF _Toc241998567 \h </w:instrText>
             </w:r>
             <w:r>
               <w:rPr>
@@ -835,7 +835,7 @@
               <w14:ligatures w14:val="standardContextual"/>
             </w:rPr>
           </w:pPr>
-          <w:hyperlink w:anchor="_Toc241897171" w:history="1">
+          <w:hyperlink w:anchor="_Toc241998568" w:history="1">
             <w:r>
               <w:rPr>
                 <w:rStyle w:val="Hyperlink"/>
@@ -859,7 +859,7 @@
               <w:rPr>
                 <w:noProof/>
               </w:rPr>
-              <w:instrText xml:space="preserve"> PAGEREF _Toc241897171 \h </w:instrText>
+              <w:instrText xml:space="preserve"> PAGEREF _Toc241998568 \h </w:instrText>
             </w:r>
             <w:r>
               <w:rPr>
@@ -902,7 +902,7 @@
               <w14:ligatures w14:val="standardContextual"/>
             </w:rPr>
           </w:pPr>
-          <w:hyperlink w:anchor="_Toc241897172" w:history="1">
+          <w:hyperlink w:anchor="_Toc241998569" w:history="1">
             <w:r>
               <w:rPr>
                 <w:rStyle w:val="Hyperlink"/>
@@ -926,7 +926,7 @@
               <w:rPr>
                 <w:noProof/>
               </w:rPr>
-              <w:instrText xml:space="preserve"> PAGEREF _Toc241897172 \h </w:instrText>
+              <w:instrText xml:space="preserve"> PAGEREF _Toc241998569 \h </w:instrText>
             </w:r>
             <w:r>
               <w:rPr>
@@ -969,7 +969,7 @@
               <w14:ligatures w14:val="standardContextual"/>
             </w:rPr>
           </w:pPr>
-          <w:hyperlink w:anchor="_Toc241897173" w:history="1">
+          <w:hyperlink w:anchor="_Toc241998570" w:history="1">
             <w:r>
               <w:rPr>
                 <w:rStyle w:val="Hyperlink"/>
@@ -993,7 +993,7 @@
               <w:rPr>
                 <w:noProof/>
               </w:rPr>
-              <w:instrText xml:space="preserve"> PAGEREF _Toc241897173 \h </w:instrText>
+              <w:instrText xml:space="preserve"> PAGEREF _Toc241998570 \h </w:instrText>
             </w:r>
             <w:r>
               <w:rPr>
@@ -1036,7 +1036,7 @@
               <w14:ligatures w14:val="standardContextual"/>
             </w:rPr>
           </w:pPr>
-          <w:hyperlink w:anchor="_Toc241897174" w:history="1">
+          <w:hyperlink w:anchor="_Toc241998571" w:history="1">
             <w:r>
               <w:rPr>
                 <w:rStyle w:val="Hyperlink"/>
@@ -1060,7 +1060,7 @@
               <w:rPr>
                 <w:noProof/>
               </w:rPr>
-              <w:instrText xml:space="preserve"> PAGEREF _Toc241897174 \h </w:instrText>
+              <w:instrText xml:space="preserve"> PAGEREF _Toc241998571 \h </w:instrText>
             </w:r>
             <w:r>
               <w:rPr>
@@ -1103,7 +1103,7 @@
               <w14:ligatures w14:val="standardContextual"/>
             </w:rPr>
           </w:pPr>
-          <w:hyperlink w:anchor="_Toc241897175" w:history="1">
+          <w:hyperlink w:anchor="_Toc241998572" w:history="1">
             <w:r>
               <w:rPr>
                 <w:rStyle w:val="Hyperlink"/>
@@ -1127,7 +1127,7 @@
               <w:rPr>
                 <w:noProof/>
               </w:rPr>
-              <w:instrText xml:space="preserve"> PAGEREF _Toc241897175 \h </w:instrText>
+              <w:instrText xml:space="preserve"> PAGEREF _Toc241998572 \h </w:instrText>
             </w:r>
             <w:r>
               <w:rPr>
@@ -1170,7 +1170,7 @@
               <w14:ligatures w14:val="standardContextual"/>
             </w:rPr>
           </w:pPr>
-          <w:hyperlink w:anchor="_Toc241897176" w:history="1">
+          <w:hyperlink w:anchor="_Toc241998573" w:history="1">
             <w:r>
               <w:rPr>
                 <w:rStyle w:val="Hyperlink"/>
@@ -1194,7 +1194,7 @@
               <w:rPr>
                 <w:noProof/>
               </w:rPr>
-              <w:instrText xml:space="preserve"> PAGEREF _Toc241897176 \h </w:instrText>
+              <w:instrText xml:space="preserve"> PAGEREF _Toc241998573 \h </w:instrText>
             </w:r>
             <w:r>
               <w:rPr>
@@ -1237,7 +1237,7 @@
               <w14:ligatures w14:val="standardContextual"/>
             </w:rPr>
           </w:pPr>
-          <w:hyperlink w:anchor="_Toc241897177" w:history="1">
+          <w:hyperlink w:anchor="_Toc241998574" w:history="1">
             <w:r>
               <w:rPr>
                 <w:rStyle w:val="Hyperlink"/>
@@ -1261,7 +1261,7 @@
               <w:rPr>
                 <w:noProof/>
               </w:rPr>
-              <w:instrText xml:space="preserve"> PAGEREF _Toc241897177 \h </w:instrText>
+              <w:instrText xml:space="preserve"> PAGEREF _Toc241998574 \h </w:instrText>
             </w:r>
             <w:r>
               <w:rPr>
@@ -1304,7 +1304,7 @@
               <w14:ligatures w14:val="standardContextual"/>
             </w:rPr>
           </w:pPr>
-          <w:hyperlink w:anchor="_Toc241897178" w:history="1">
+          <w:hyperlink w:anchor="_Toc241998575" w:history="1">
             <w:r>
               <w:rPr>
                 <w:rStyle w:val="Hyperlink"/>
@@ -1328,7 +1328,7 @@
               <w:rPr>
                 <w:noProof/>
               </w:rPr>
-              <w:instrText xml:space="preserve"> PAGEREF _Toc241897178 \h </w:instrText>
+              <w:instrText xml:space="preserve"> PAGEREF _Toc241998575 \h </w:instrText>
             </w:r>
             <w:r>
               <w:rPr>
@@ -1371,7 +1371,7 @@
               <w14:ligatures w14:val="standardContextual"/>
             </w:rPr>
           </w:pPr>
-          <w:hyperlink w:anchor="_Toc241897179" w:history="1">
+          <w:hyperlink w:anchor="_Toc241998576" w:history="1">
             <w:r>
               <w:rPr>
                 <w:rStyle w:val="Hyperlink"/>
@@ -1395,7 +1395,7 @@
               <w:rPr>
                 <w:noProof/>
               </w:rPr>
-              <w:instrText xml:space="preserve"> PAGEREF _Toc241897179 \h </w:instrText>
+              <w:instrText xml:space="preserve"> PAGEREF _Toc241998576 \h </w:instrText>
             </w:r>
             <w:r>
               <w:rPr>
@@ -1438,7 +1438,7 @@
               <w14:ligatures w14:val="standardContextual"/>
             </w:rPr>
           </w:pPr>
-          <w:hyperlink w:anchor="_Toc241897180" w:history="1">
+          <w:hyperlink w:anchor="_Toc241998577" w:history="1">
             <w:r>
               <w:rPr>
                 <w:rStyle w:val="Hyperlink"/>
@@ -1462,7 +1462,7 @@
               <w:rPr>
                 <w:noProof/>
               </w:rPr>
-              <w:instrText xml:space="preserve"> PAGEREF _Toc241897180 \h </w:instrText>
+              <w:instrText xml:space="preserve"> PAGEREF _Toc241998577 \h </w:instrText>
             </w:r>
             <w:r>
               <w:rPr>
@@ -1505,7 +1505,7 @@
               <w14:ligatures w14:val="standardContextual"/>
             </w:rPr>
           </w:pPr>
-          <w:hyperlink w:anchor="_Toc241897181" w:history="1">
+          <w:hyperlink w:anchor="_Toc241998578" w:history="1">
             <w:r>
               <w:rPr>
                 <w:rStyle w:val="Hyperlink"/>
@@ -1529,7 +1529,7 @@
               <w:rPr>
                 <w:noProof/>
               </w:rPr>
-              <w:instrText xml:space="preserve"> PAGEREF _Toc241897181 \h </w:instrText>
+              <w:instrText xml:space="preserve"> PAGEREF _Toc241998578 \h </w:instrText>
             </w:r>
             <w:r>
               <w:rPr>
@@ -1572,7 +1572,7 @@
               <w14:ligatures w14:val="standardContextual"/>
             </w:rPr>
           </w:pPr>
-          <w:hyperlink w:anchor="_Toc241897182" w:history="1">
+          <w:hyperlink w:anchor="_Toc241998579" w:history="1">
             <w:r>
               <w:rPr>
                 <w:rStyle w:val="Hyperlink"/>
@@ -1596,7 +1596,7 @@
               <w:rPr>
                 <w:noProof/>
               </w:rPr>
-              <w:instrText xml:space="preserve"> PAGEREF _Toc241897182 \h </w:instrText>
+              <w:instrText xml:space="preserve"> PAGEREF _Toc241998579 \h </w:instrText>
             </w:r>
             <w:r>
               <w:rPr>
@@ -1639,7 +1639,7 @@
               <w14:ligatures w14:val="standardContextual"/>
             </w:rPr>
           </w:pPr>
-          <w:hyperlink w:anchor="_Toc241897183" w:history="1">
+          <w:hyperlink w:anchor="_Toc241998580" w:history="1">
             <w:r>
               <w:rPr>
                 <w:rStyle w:val="Hyperlink"/>
@@ -1663,7 +1663,7 @@
               <w:rPr>
                 <w:noProof/>
               </w:rPr>
-              <w:instrText xml:space="preserve"> PAGEREF _Toc241897183 \h </w:instrText>
+              <w:instrText xml:space="preserve"> PAGEREF _Toc241998580 \h </w:instrText>
             </w:r>
             <w:r>
               <w:rPr>
@@ -1706,7 +1706,7 @@
               <w14:ligatures w14:val="standardContextual"/>
             </w:rPr>
           </w:pPr>
-          <w:hyperlink w:anchor="_Toc241897184" w:history="1">
+          <w:hyperlink w:anchor="_Toc241998581" w:history="1">
             <w:r>
               <w:rPr>
                 <w:rStyle w:val="Hyperlink"/>
@@ -1730,7 +1730,7 @@
               <w:rPr>
                 <w:noProof/>
               </w:rPr>
-              <w:instrText xml:space="preserve"> PAGEREF _Toc241897184 \h </w:instrText>
+              <w:instrText xml:space="preserve"> PAGEREF _Toc241998581 \h </w:instrText>
             </w:r>
             <w:r>
               <w:rPr>
@@ -1773,7 +1773,7 @@
               <w14:ligatures w14:val="standardContextual"/>
             </w:rPr>
           </w:pPr>
-          <w:hyperlink w:anchor="_Toc241897185" w:history="1">
+          <w:hyperlink w:anchor="_Toc241998582" w:history="1">
             <w:r>
               <w:rPr>
                 <w:rStyle w:val="Hyperlink"/>
@@ -1797,7 +1797,7 @@
               <w:rPr>
                 <w:noProof/>
               </w:rPr>
-              <w:instrText xml:space="preserve"> PAGEREF _Toc241897185 \h </w:instrText>
+              <w:instrText xml:space="preserve"> PAGEREF _Toc241998582 \h </w:instrText>
             </w:r>
             <w:r>
               <w:rPr>
@@ -1840,7 +1840,7 @@
               <w14:ligatures w14:val="standardContextual"/>
             </w:rPr>
           </w:pPr>
-          <w:hyperlink w:anchor="_Toc241897186" w:history="1">
+          <w:hyperlink w:anchor="_Toc241998583" w:history="1">
             <w:r>
               <w:rPr>
                 <w:rStyle w:val="Hyperlink"/>
@@ -1864,7 +1864,7 @@
               <w:rPr>
                 <w:noProof/>
               </w:rPr>
-              <w:instrText xml:space="preserve"> PAGEREF _Toc241897186 \h </w:instrText>
+              <w:instrText xml:space="preserve"> PAGEREF _Toc241998583 \h </w:instrText>
             </w:r>
             <w:r>
               <w:rPr>
@@ -1907,7 +1907,7 @@
               <w14:ligatures w14:val="standardContextual"/>
             </w:rPr>
           </w:pPr>
-          <w:hyperlink w:anchor="_Toc241897187" w:history="1">
+          <w:hyperlink w:anchor="_Toc241998584" w:history="1">
             <w:r>
               <w:rPr>
                 <w:rStyle w:val="Hyperlink"/>
@@ -1931,7 +1931,7 @@
               <w:rPr>
                 <w:noProof/>
               </w:rPr>
-              <w:instrText xml:space="preserve"> PAGEREF _Toc241897187 \h </w:instrText>
+              <w:instrText xml:space="preserve"> PAGEREF _Toc241998584 \h </w:instrText>
             </w:r>
             <w:r>
               <w:rPr>
@@ -1974,7 +1974,7 @@
               <w14:ligatures w14:val="standardContextual"/>
             </w:rPr>
           </w:pPr>
-          <w:hyperlink w:anchor="_Toc241897188" w:history="1">
+          <w:hyperlink w:anchor="_Toc241998585" w:history="1">
             <w:r>
               <w:rPr>
                 <w:rStyle w:val="Hyperlink"/>
@@ -1998,7 +1998,7 @@
               <w:rPr>
                 <w:noProof/>
               </w:rPr>
-              <w:instrText xml:space="preserve"> PAGEREF _Toc241897188 \h </w:instrText>
+              <w:instrText xml:space="preserve"> PAGEREF _Toc241998585 \h </w:instrText>
             </w:r>
             <w:r>
               <w:rPr>
@@ -2041,7 +2041,7 @@
               <w14:ligatures w14:val="standardContextual"/>
             </w:rPr>
           </w:pPr>
-          <w:hyperlink w:anchor="_Toc241897189" w:history="1">
+          <w:hyperlink w:anchor="_Toc241998586" w:history="1">
             <w:r>
               <w:rPr>
                 <w:rStyle w:val="Hyperlink"/>
@@ -2065,7 +2065,7 @@
               <w:rPr>
                 <w:noProof/>
               </w:rPr>
-              <w:instrText xml:space="preserve"> PAGEREF _Toc241897189 \h </w:instrText>
+              <w:instrText xml:space="preserve"> PAGEREF _Toc241998586 \h </w:instrText>
             </w:r>
             <w:r>
               <w:rPr>
@@ -2108,7 +2108,7 @@
               <w14:ligatures w14:val="standardContextual"/>
             </w:rPr>
           </w:pPr>
-          <w:hyperlink w:anchor="_Toc241897190" w:history="1">
+          <w:hyperlink w:anchor="_Toc241998587" w:history="1">
             <w:r>
               <w:rPr>
                 <w:rStyle w:val="Hyperlink"/>
@@ -2132,7 +2132,7 @@
               <w:rPr>
                 <w:noProof/>
               </w:rPr>
-              <w:instrText xml:space="preserve"> PAGEREF _Toc241897190 \h </w:instrText>
+              <w:instrText xml:space="preserve"> PAGEREF _Toc241998587 \h </w:instrText>
             </w:r>
             <w:r>
               <w:rPr>
@@ -2171,7 +2171,7 @@
         <w:pStyle w:val="Heading1"/>
         <w:pageBreakBefore/>
       </w:pPr>
-      <w:bookmarkStart w:id="0" w:name="_Toc241897167"/>
+      <w:bookmarkStart w:id="0" w:name="_Toc241998564"/>
       <w:r>
         <w:lastRenderedPageBreak/>
         <w:t>1. Your role at a glance</w:t>
@@ -2391,7 +2391,7 @@
         <w:pStyle w:val="Heading1"/>
         <w:pageBreakBefore/>
       </w:pPr>
-      <w:bookmarkStart w:id="1" w:name="_Toc241897168"/>
+      <w:bookmarkStart w:id="1" w:name="_Toc241998565"/>
       <w:r>
         <w:lastRenderedPageBreak/>
         <w:t>2. Signing in and your screens</w:t>
@@ -2402,7 +2402,7 @@
       <w:pPr>
         <w:pStyle w:val="Heading2"/>
       </w:pPr>
-      <w:bookmarkStart w:id="2" w:name="_Toc241897169"/>
+      <w:bookmarkStart w:id="2" w:name="_Toc241998566"/>
       <w:r>
         <w:t>Signing in</w:t>
       </w:r>
@@ -2485,7 +2485,7 @@
           <w:noProof/>
         </w:rPr>
         <w:drawing>
-          <wp:inline distT="0" distB="0" distL="0" distR="0" wp14:anchorId="00759B1B" wp14:editId="3ACBF868">
+          <wp:inline distT="0" distB="0" distL="0" distR="0" wp14:anchorId="1987B501" wp14:editId="0637B631">
             <wp:extent cx="5334000" cy="2333625"/>
             <wp:effectExtent l="0" t="0" r="0" b="0"/>
             <wp:docPr id="1" name="adm_login.jpg" descr="The sign-in screen for all internal staff." title="The sign-in screen for all internal staff."/>
@@ -2652,7 +2652,7 @@
       <w:pPr>
         <w:pStyle w:val="Heading2"/>
       </w:pPr>
-      <w:bookmarkStart w:id="3" w:name="_Toc241897170"/>
+      <w:bookmarkStart w:id="3" w:name="_Toc241998567"/>
       <w:r>
         <w:t>Finding your way around</w:t>
       </w:r>
@@ -2837,7 +2837,7 @@
         </w:rPr>
         <w:lastRenderedPageBreak/>
         <w:drawing>
-          <wp:inline distT="0" distB="0" distL="0" distR="0" wp14:anchorId="3E057DF5" wp14:editId="73BDEC94">
+          <wp:inline distT="0" distB="0" distL="0" distR="0" wp14:anchorId="22552C93" wp14:editId="389BD4C6">
             <wp:extent cx="5715000" cy="1876425"/>
             <wp:effectExtent l="0" t="0" r="0" b="0"/>
             <wp:docPr id="2" name="adm_not_your_role.jpg" descr="Opening a screen outside your role (for example from an old bookmark) shows this card instead of the screen." title="Opening a screen outside your role (for example from an old bookmark) shows this card instead of the screen."/>
@@ -2906,7 +2906,7 @@
       <w:pPr>
         <w:pStyle w:val="Heading2"/>
       </w:pPr>
-      <w:bookmarkStart w:id="4" w:name="_Toc241897171"/>
+      <w:bookmarkStart w:id="4" w:name="_Toc241998568"/>
       <w:r>
         <w:t>Your screens</w:t>
       </w:r>
@@ -3240,7 +3240,7 @@
       <w:pPr>
         <w:pStyle w:val="Heading2"/>
       </w:pPr>
-      <w:bookmarkStart w:id="5" w:name="_Toc241897172"/>
+      <w:bookmarkStart w:id="5" w:name="_Toc241998569"/>
       <w:r>
         <w:t>Changing your password</w:t>
       </w:r>
@@ -3323,7 +3323,7 @@
           <w:noProof/>
         </w:rPr>
         <w:drawing>
-          <wp:inline distT="0" distB="0" distL="0" distR="0" wp14:anchorId="5829DC08" wp14:editId="58EAF8E5">
+          <wp:inline distT="0" distB="0" distL="0" distR="0" wp14:anchorId="4D3E93CF" wp14:editId="74B94AE8">
             <wp:extent cx="5334000" cy="2171700"/>
             <wp:effectExtent l="0" t="0" r="0" b="0"/>
             <wp:docPr id="3" name="adm_account.jpg" descr="Change Password screen." title="Change Password screen."/>
@@ -3411,7 +3411,7 @@
         <w:pStyle w:val="Heading1"/>
         <w:pageBreakBefore/>
       </w:pPr>
-      <w:bookmarkStart w:id="6" w:name="_Toc241897173"/>
+      <w:bookmarkStart w:id="6" w:name="_Toc241998570"/>
       <w:r>
         <w:lastRenderedPageBreak/>
         <w:t>3. Your routine</w:t>
@@ -3755,7 +3755,7 @@
         <w:pStyle w:val="Heading1"/>
         <w:pageBreakBefore/>
       </w:pPr>
-      <w:bookmarkStart w:id="7" w:name="_Toc241897174"/>
+      <w:bookmarkStart w:id="7" w:name="_Toc241998571"/>
       <w:r>
         <w:lastRenderedPageBreak/>
         <w:t>4. Step-by-step tasks</w:t>
@@ -3766,7 +3766,7 @@
       <w:pPr>
         <w:pStyle w:val="Heading2"/>
       </w:pPr>
-      <w:bookmarkStart w:id="8" w:name="_Toc241897175"/>
+      <w:bookmarkStart w:id="8" w:name="_Toc241998572"/>
       <w:r>
         <w:t>4.1 Reading the QA Dashboard</w:t>
       </w:r>
@@ -3806,7 +3806,7 @@
           <w:noProof/>
         </w:rPr>
         <w:drawing>
-          <wp:inline distT="0" distB="0" distL="0" distR="0" wp14:anchorId="495B48CD" wp14:editId="4E04B19F">
+          <wp:inline distT="0" distB="0" distL="0" distR="0" wp14:anchorId="037B96E7" wp14:editId="3758CFB2">
             <wp:extent cx="5334000" cy="2333625"/>
             <wp:effectExtent l="0" t="0" r="0" b="0"/>
             <wp:docPr id="4" name="qa_dashboard.jpg" descr="QA Dashboard." title="QA Dashboard."/>
@@ -3913,7 +3913,7 @@
       <w:pPr>
         <w:pStyle w:val="Heading2"/>
       </w:pPr>
-      <w:bookmarkStart w:id="9" w:name="_Toc241897176"/>
+      <w:bookmarkStart w:id="9" w:name="_Toc241998573"/>
       <w:r>
         <w:t>4.2 Reviewing questionnaires in the QA Queue</w:t>
       </w:r>
@@ -3953,7 +3953,7 @@
           <w:noProof/>
         </w:rPr>
         <w:drawing>
-          <wp:inline distT="0" distB="0" distL="0" distR="0" wp14:anchorId="251EEFBD" wp14:editId="2EDFEA5F">
+          <wp:inline distT="0" distB="0" distL="0" distR="0" wp14:anchorId="6524A6D8" wp14:editId="4A219BBD">
             <wp:extent cx="5334000" cy="3333750"/>
             <wp:effectExtent l="0" t="0" r="0" b="0"/>
             <wp:docPr id="5" name="qa_queue.jpg" descr="QUAN QA Queue with the KoboToolbox sync panel." title="QUAN QA Queue with the KoboToolbox sync panel."/>
@@ -4692,7 +4692,7 @@
       <w:pPr>
         <w:pStyle w:val="Heading2"/>
       </w:pPr>
-      <w:bookmarkStart w:id="10" w:name="_Toc241897177"/>
+      <w:bookmarkStart w:id="10" w:name="_Toc241998574"/>
       <w:r>
         <w:t>4.3 Working QA exceptions</w:t>
       </w:r>
@@ -4757,7 +4757,7 @@
         </w:rPr>
         <w:lastRenderedPageBreak/>
         <w:drawing>
-          <wp:inline distT="0" distB="0" distL="0" distR="0" wp14:anchorId="5F2F07A4" wp14:editId="2A450335">
+          <wp:inline distT="0" distB="0" distL="0" distR="0" wp14:anchorId="06607163" wp14:editId="3CEAA0A2">
             <wp:extent cx="5334000" cy="3333750"/>
             <wp:effectExtent l="0" t="0" r="0" b="0"/>
             <wp:docPr id="6" name="qa_exceptions.jpg" descr="QA Exception Queue." title="QA Exception Queue."/>
@@ -4953,7 +4953,7 @@
       <w:pPr>
         <w:pStyle w:val="Heading2"/>
       </w:pPr>
-      <w:bookmarkStart w:id="11" w:name="_Toc241897178"/>
+      <w:bookmarkStart w:id="11" w:name="_Toc241998575"/>
       <w:r>
         <w:t>4.4 Downloading or emailing completed forms (Form PDFs)</w:t>
       </w:r>
@@ -5004,7 +5004,7 @@
         </w:rPr>
         <w:lastRenderedPageBreak/>
         <w:drawing>
-          <wp:inline distT="0" distB="0" distL="0" distR="0" wp14:anchorId="3498DFEC" wp14:editId="67D32824">
+          <wp:inline distT="0" distB="0" distL="0" distR="0" wp14:anchorId="10212D23" wp14:editId="63CD59BA">
             <wp:extent cx="5334000" cy="3333750"/>
             <wp:effectExtent l="0" t="0" r="0" b="0"/>
             <wp:docPr id="7" name="qa_form_pdfs.jpg" descr="Completed form PDFs." title="Completed form PDFs."/>
@@ -5243,7 +5243,7 @@
       <w:pPr>
         <w:pStyle w:val="Heading2"/>
       </w:pPr>
-      <w:bookmarkStart w:id="12" w:name="_Toc241897179"/>
+      <w:bookmarkStart w:id="12" w:name="_Toc241998576"/>
       <w:r>
         <w:t>4.5 Writing good QA notes</w:t>
       </w:r>
@@ -5311,7 +5311,7 @@
         <w:pStyle w:val="Heading1"/>
         <w:pageBreakBefore/>
       </w:pPr>
-      <w:bookmarkStart w:id="13" w:name="_Toc241897180"/>
+      <w:bookmarkStart w:id="13" w:name="_Toc241998577"/>
       <w:r>
         <w:lastRenderedPageBreak/>
         <w:t>5. Rules you must follow</w:t>
@@ -5462,7 +5462,7 @@
         <w:pStyle w:val="Heading1"/>
         <w:pageBreakBefore/>
       </w:pPr>
-      <w:bookmarkStart w:id="14" w:name="_Toc241897181"/>
+      <w:bookmarkStart w:id="14" w:name="_Toc241998578"/>
       <w:r>
         <w:lastRenderedPageBreak/>
         <w:t>6. Troubleshooting</w:t>
@@ -6921,7 +6921,7 @@
         <w:pStyle w:val="Heading1"/>
         <w:pageBreakBefore/>
       </w:pPr>
-      <w:bookmarkStart w:id="15" w:name="_Toc241897182"/>
+      <w:bookmarkStart w:id="15" w:name="_Toc241998579"/>
       <w:r>
         <w:lastRenderedPageBreak/>
         <w:t>7. Quick reference</w:t>
@@ -7320,7 +7320,7 @@
         <w:pStyle w:val="Heading1"/>
         <w:pageBreakBefore/>
       </w:pPr>
-      <w:bookmarkStart w:id="16" w:name="_Toc241897183"/>
+      <w:bookmarkStart w:id="16" w:name="_Toc241998580"/>
       <w:r>
         <w:lastRenderedPageBreak/>
         <w:t>8. Every screen and button for your role</w:t>
@@ -7434,7 +7434,7 @@
       <w:pPr>
         <w:pStyle w:val="Heading2"/>
       </w:pPr>
-      <w:bookmarkStart w:id="17" w:name="_Toc241897184"/>
+      <w:bookmarkStart w:id="17" w:name="_Toc241998581"/>
       <w:r>
         <w:t>8.1 Sign in</w:t>
       </w:r>
@@ -7947,7 +7947,7 @@
       <w:pPr>
         <w:pStyle w:val="Heading2"/>
       </w:pPr>
-      <w:bookmarkStart w:id="18" w:name="_Toc241897185"/>
+      <w:bookmarkStart w:id="18" w:name="_Toc241998582"/>
       <w:r>
         <w:t>8.2 The header and menu bar (every screen)</w:t>
       </w:r>
@@ -8671,7 +8671,7 @@
       <w:pPr>
         <w:pStyle w:val="Heading2"/>
       </w:pPr>
-      <w:bookmarkStart w:id="19" w:name="_Toc241897186"/>
+      <w:bookmarkStart w:id="19" w:name="_Toc241998583"/>
       <w:r>
         <w:t>8.3 Change Password</w:t>
       </w:r>
@@ -9291,7 +9291,7 @@
       <w:pPr>
         <w:pStyle w:val="Heading2"/>
       </w:pPr>
-      <w:bookmarkStart w:id="20" w:name="_Toc241897187"/>
+      <w:bookmarkStart w:id="20" w:name="_Toc241998584"/>
       <w:r>
         <w:t>8.4 QA Dashboard</w:t>
       </w:r>
@@ -9912,7 +9912,7 @@
       <w:pPr>
         <w:pStyle w:val="Heading2"/>
       </w:pPr>
-      <w:bookmarkStart w:id="21" w:name="_Toc241897188"/>
+      <w:bookmarkStart w:id="21" w:name="_Toc241998585"/>
       <w:r>
         <w:t>8.5 QA Queue (with the KoboToolbox sync panel)</w:t>
       </w:r>
@@ -10635,7 +10635,7 @@
       <w:pPr>
         <w:pStyle w:val="Heading2"/>
       </w:pPr>
-      <w:bookmarkStart w:id="22" w:name="_Toc241897189"/>
+      <w:bookmarkStart w:id="22" w:name="_Toc241998586"/>
       <w:r>
         <w:lastRenderedPageBreak/>
         <w:t>8.6 QA Exceptions</w:t>
@@ -11466,7 +11466,7 @@
       <w:pPr>
         <w:pStyle w:val="Heading2"/>
       </w:pPr>
-      <w:bookmarkStart w:id="23" w:name="_Toc241897190"/>
+      <w:bookmarkStart w:id="23" w:name="_Toc241998587"/>
       <w:r>
         <w:t>8.7 Completed forms (Form PDFs)</w:t>
       </w:r>
@@ -12451,7 +12451,7 @@
         <w:sz w:val="16"/>
         <w:szCs w:val="16"/>
       </w:rPr>
-      <w:t>Version 1.17 · 3 October 2026</w:t>
+      <w:t>Version 1.18 · 4 October 2026</w:t>
     </w:r>
     <w:r>
       <w:rPr>
@@ -12624,10 +12624,10 @@
 <file path=word/numbering.xml><?xml version="1.0" encoding="utf-8"?>
 <w:numbering xmlns:wpc="http://schemas.microsoft.com/office/word/2010/wordprocessingCanvas" xmlns:cx="http://schemas.microsoft.com/office/drawing/2014/chartex" xmlns:cx1="http://schemas.microsoft.com/office/drawing/2015/9/8/chartex" xmlns:cx2="http://schemas.microsoft.com/office/drawing/2015/10/21/chartex" xmlns:cx3="http://schemas.microsoft.com/office/drawing/2016/5/9/chartex" xmlns:cx4="http://schemas.microsoft.com/office/drawing/2016/5/10/chartex" xmlns:cx5="http://schemas.microsoft.com/office/drawing/2016/5/11/chartex" xmlns:cx6="http://schemas.microsoft.com/office/drawing/2016/5/12/chartex" xmlns:cx7="http://schemas.microsoft.com/office/drawing/2016/5/13/chartex" xmlns:cx8="http://schemas.microsoft.com/office/drawing/2016/5/14/chartex" xmlns:mc="http://schemas.openxmlformats.org/markup-compatibility/2006" xmlns:aink="http://schemas.microsoft.com/office/drawing/2016/ink" xmlns:am3d="http://schemas.microsoft.com/office/drawing/2017/model3d" xmlns:o="urn:schemas-microsoft-com:office:office" xmlns:oel="http://schemas.microsoft.com/office/2019/extlst" xmlns:r="http://schemas.openxmlformats.org/officeDocument/2006/relationships" xmlns:m="http://schemas.openxmlformats.org/officeDocument/2006/math" xmlns:v="urn:schemas-microsoft-com:vml" xmlns:wp14="http://schemas.microsoft.com/office/word/2010/wordprocessingDrawing" xmlns:wp="http://schemas.openxmlformats.org/drawingml/2006/wordprocessingDrawing" xmlns:w10="urn:schemas-microsoft-com:office:word" xmlns:w="http://schemas.openxmlformats.org/wordprocessingml/2006/main" xmlns:w14="http://schemas.microsoft.com/office/word/2010/wordml" xmlns:w15="http://schemas.microsoft.com/office/word/2012/wordml" xmlns:w16cex="http://schemas.microsoft.com/office/word/2018/wordml/cex" xmlns:w16cid="http://schemas.microsoft.com/office/word/2016/wordml/cid" xmlns:w16="http://schemas.microsoft.com/office/word/2018/wordml" xmlns:w16sdtdh="http://schemas.microsoft.com/office/word/2020/wordml/sdtdatahash" xmlns:w16se="http://schemas.microsoft.com/office/word/2015/wordml/symex" xmlns:wpg="http://schemas.microsoft.com/office/word/2010/wordprocessingGroup" xmlns:wpi="http://schemas.microsoft.com/office/word/2010/wordprocessingInk" xmlns:wne="http://schemas.microsoft.com/office/word/2006/wordml" xmlns:wps="http://schemas.microsoft.com/office/word/2010/wordprocessingShape" mc:Ignorable="w14 w15 w16se w16cid w16 w16cex w16sdtdh wp14">
   <w:abstractNum w:abstractNumId="0" w15:restartNumberingAfterBreak="0">
-    <w:nsid w:val="06517D88"/>
+    <w:nsid w:val="071C5BE1"/>
     <w:multiLevelType w:val="hybridMultilevel"/>
-    <w:tmpl w:val="39E8C60C"/>
-    <w:lvl w:ilvl="0" w:tplc="34921F10">
+    <w:tmpl w:val="34A8A04E"/>
+    <w:lvl w:ilvl="0" w:tplc="6A362E4C">
       <w:start w:val="1"/>
       <w:numFmt w:val="decimal"/>
       <w:lvlText w:val="%1."/>
@@ -12641,110 +12641,111 @@
         <w:color w:val="A67C27"/>
       </w:rPr>
     </w:lvl>
-    <w:lvl w:ilvl="1" w:tplc="14D0CDDA">
+    <w:lvl w:ilvl="1" w:tplc="66A689DC">
       <w:numFmt w:val="decimal"/>
       <w:lvlText w:val=""/>
       <w:lvlJc w:val="left"/>
     </w:lvl>
-    <w:lvl w:ilvl="2" w:tplc="A29014FA">
+    <w:lvl w:ilvl="2" w:tplc="443645B6">
       <w:numFmt w:val="decimal"/>
       <w:lvlText w:val=""/>
       <w:lvlJc w:val="left"/>
     </w:lvl>
-    <w:lvl w:ilvl="3" w:tplc="0406CD14">
+    <w:lvl w:ilvl="3" w:tplc="B6A43200">
       <w:numFmt w:val="decimal"/>
       <w:lvlText w:val=""/>
       <w:lvlJc w:val="left"/>
     </w:lvl>
-    <w:lvl w:ilvl="4" w:tplc="262A86C6">
+    <w:lvl w:ilvl="4" w:tplc="83AE1D3A">
       <w:numFmt w:val="decimal"/>
       <w:lvlText w:val=""/>
       <w:lvlJc w:val="left"/>
     </w:lvl>
-    <w:lvl w:ilvl="5" w:tplc="E9B4201E">
+    <w:lvl w:ilvl="5" w:tplc="9B1E5F00">
       <w:numFmt w:val="decimal"/>
       <w:lvlText w:val=""/>
       <w:lvlJc w:val="left"/>
     </w:lvl>
-    <w:lvl w:ilvl="6" w:tplc="9CE8F208">
+    <w:lvl w:ilvl="6" w:tplc="0750D7DC">
       <w:numFmt w:val="decimal"/>
       <w:lvlText w:val=""/>
       <w:lvlJc w:val="left"/>
     </w:lvl>
-    <w:lvl w:ilvl="7" w:tplc="BA947040">
+    <w:lvl w:ilvl="7" w:tplc="9D126870">
       <w:numFmt w:val="decimal"/>
       <w:lvlText w:val=""/>
       <w:lvlJc w:val="left"/>
     </w:lvl>
-    <w:lvl w:ilvl="8" w:tplc="AA9E2262">
+    <w:lvl w:ilvl="8" w:tplc="E80247EE">
       <w:numFmt w:val="decimal"/>
       <w:lvlText w:val=""/>
       <w:lvlJc w:val="left"/>
     </w:lvl>
   </w:abstractNum>
   <w:abstractNum w:abstractNumId="1" w15:restartNumberingAfterBreak="0">
-    <w:nsid w:val="212C5DCC"/>
+    <w:nsid w:val="225F5E3D"/>
     <w:multiLevelType w:val="hybridMultilevel"/>
-    <w:tmpl w:val="6672B5FC"/>
-    <w:lvl w:ilvl="0" w:tplc="1C60F784">
+    <w:tmpl w:val="3216FE5C"/>
+    <w:lvl w:ilvl="0" w:tplc="9E28CB98">
       <w:start w:val="1"/>
-      <w:numFmt w:val="bullet"/>
-      <w:lvlText w:val="•"/>
+      <w:numFmt w:val="decimal"/>
+      <w:lvlText w:val="%1."/>
       <w:lvlJc w:val="left"/>
       <w:pPr>
-        <w:ind w:left="460" w:hanging="280"/>
-      </w:pPr>
+        <w:ind w:left="460" w:hanging="360"/>
+      </w:pPr>
+      <w:rPr>
+        <w:b/>
+        <w:bCs/>
+        <w:color w:val="A67C27"/>
+      </w:rPr>
     </w:lvl>
-    <w:lvl w:ilvl="1" w:tplc="18FCF416">
-      <w:start w:val="1"/>
-      <w:numFmt w:val="bullet"/>
-      <w:lvlText w:val="–"/>
-      <w:lvlJc w:val="left"/>
-      <w:pPr>
-        <w:ind w:left="900" w:hanging="280"/>
-      </w:pPr>
-    </w:lvl>
-    <w:lvl w:ilvl="2" w:tplc="A28693FA">
+    <w:lvl w:ilvl="1" w:tplc="2D0EE2CE">
       <w:numFmt w:val="decimal"/>
       <w:lvlText w:val=""/>
       <w:lvlJc w:val="left"/>
     </w:lvl>
-    <w:lvl w:ilvl="3" w:tplc="7862DE7A">
+    <w:lvl w:ilvl="2" w:tplc="932EF230">
       <w:numFmt w:val="decimal"/>
       <w:lvlText w:val=""/>
       <w:lvlJc w:val="left"/>
     </w:lvl>
-    <w:lvl w:ilvl="4" w:tplc="96802714">
+    <w:lvl w:ilvl="3" w:tplc="D506C544">
       <w:numFmt w:val="decimal"/>
       <w:lvlText w:val=""/>
       <w:lvlJc w:val="left"/>
     </w:lvl>
-    <w:lvl w:ilvl="5" w:tplc="83F25AEE">
+    <w:lvl w:ilvl="4" w:tplc="4D90059A">
       <w:numFmt w:val="decimal"/>
       <w:lvlText w:val=""/>
       <w:lvlJc w:val="left"/>
     </w:lvl>
-    <w:lvl w:ilvl="6" w:tplc="D7046B86">
+    <w:lvl w:ilvl="5" w:tplc="67A20EE6">
       <w:numFmt w:val="decimal"/>
       <w:lvlText w:val=""/>
       <w:lvlJc w:val="left"/>
     </w:lvl>
-    <w:lvl w:ilvl="7" w:tplc="96608568">
+    <w:lvl w:ilvl="6" w:tplc="F7CAA534">
       <w:numFmt w:val="decimal"/>
       <w:lvlText w:val=""/>
       <w:lvlJc w:val="left"/>
     </w:lvl>
-    <w:lvl w:ilvl="8" w:tplc="8022F982">
+    <w:lvl w:ilvl="7" w:tplc="2FC8582C">
+      <w:numFmt w:val="decimal"/>
+      <w:lvlText w:val=""/>
+      <w:lvlJc w:val="left"/>
+    </w:lvl>
+    <w:lvl w:ilvl="8" w:tplc="230A8128">
       <w:numFmt w:val="decimal"/>
       <w:lvlText w:val=""/>
       <w:lvlJc w:val="left"/>
     </w:lvl>
   </w:abstractNum>
   <w:abstractNum w:abstractNumId="2" w15:restartNumberingAfterBreak="0">
-    <w:nsid w:val="23D4233A"/>
+    <w:nsid w:val="2B5630C6"/>
     <w:multiLevelType w:val="hybridMultilevel"/>
-    <w:tmpl w:val="4624618C"/>
-    <w:lvl w:ilvl="0" w:tplc="D4509CFC">
+    <w:tmpl w:val="CA28D9C4"/>
+    <w:lvl w:ilvl="0" w:tplc="E77E4B4A">
       <w:start w:val="1"/>
       <w:numFmt w:val="decimal"/>
       <w:lvlText w:val="%1."/>
@@ -12758,52 +12759,52 @@
         <w:color w:val="A67C27"/>
       </w:rPr>
     </w:lvl>
-    <w:lvl w:ilvl="1" w:tplc="138E9DB8">
+    <w:lvl w:ilvl="1" w:tplc="A9884538">
       <w:numFmt w:val="decimal"/>
       <w:lvlText w:val=""/>
       <w:lvlJc w:val="left"/>
     </w:lvl>
-    <w:lvl w:ilvl="2" w:tplc="2A602FF4">
+    <w:lvl w:ilvl="2" w:tplc="F9247BB4">
       <w:numFmt w:val="decimal"/>
       <w:lvlText w:val=""/>
       <w:lvlJc w:val="left"/>
     </w:lvl>
-    <w:lvl w:ilvl="3" w:tplc="292A73CC">
+    <w:lvl w:ilvl="3" w:tplc="11F09092">
       <w:numFmt w:val="decimal"/>
       <w:lvlText w:val=""/>
       <w:lvlJc w:val="left"/>
     </w:lvl>
-    <w:lvl w:ilvl="4" w:tplc="B30C4A44">
+    <w:lvl w:ilvl="4" w:tplc="9DCE5ABE">
       <w:numFmt w:val="decimal"/>
       <w:lvlText w:val=""/>
       <w:lvlJc w:val="left"/>
     </w:lvl>
-    <w:lvl w:ilvl="5" w:tplc="66AEBBC6">
+    <w:lvl w:ilvl="5" w:tplc="BD9EFE76">
       <w:numFmt w:val="decimal"/>
       <w:lvlText w:val=""/>
       <w:lvlJc w:val="left"/>
     </w:lvl>
-    <w:lvl w:ilvl="6" w:tplc="32987B44">
+    <w:lvl w:ilvl="6" w:tplc="9D52DB1A">
       <w:numFmt w:val="decimal"/>
       <w:lvlText w:val=""/>
       <w:lvlJc w:val="left"/>
     </w:lvl>
-    <w:lvl w:ilvl="7" w:tplc="7EE49490">
+    <w:lvl w:ilvl="7" w:tplc="26D8A8FE">
       <w:numFmt w:val="decimal"/>
       <w:lvlText w:val=""/>
       <w:lvlJc w:val="left"/>
     </w:lvl>
-    <w:lvl w:ilvl="8" w:tplc="FA785376">
+    <w:lvl w:ilvl="8" w:tplc="8D24009C">
       <w:numFmt w:val="decimal"/>
       <w:lvlText w:val=""/>
       <w:lvlJc w:val="left"/>
     </w:lvl>
   </w:abstractNum>
   <w:abstractNum w:abstractNumId="3" w15:restartNumberingAfterBreak="0">
-    <w:nsid w:val="3BEF791D"/>
+    <w:nsid w:val="33AF7C85"/>
     <w:multiLevelType w:val="hybridMultilevel"/>
-    <w:tmpl w:val="4E3606B0"/>
-    <w:lvl w:ilvl="0" w:tplc="D3E0AF84">
+    <w:tmpl w:val="919A65AE"/>
+    <w:lvl w:ilvl="0" w:tplc="5F7A4F78">
       <w:start w:val="1"/>
       <w:numFmt w:val="decimal"/>
       <w:lvlText w:val="%1."/>
@@ -12817,52 +12818,110 @@
         <w:color w:val="A67C27"/>
       </w:rPr>
     </w:lvl>
-    <w:lvl w:ilvl="1" w:tplc="121AF600">
+    <w:lvl w:ilvl="1" w:tplc="36B04CFC">
       <w:numFmt w:val="decimal"/>
       <w:lvlText w:val=""/>
       <w:lvlJc w:val="left"/>
     </w:lvl>
-    <w:lvl w:ilvl="2" w:tplc="158CF0BA">
+    <w:lvl w:ilvl="2" w:tplc="C41E5958">
       <w:numFmt w:val="decimal"/>
       <w:lvlText w:val=""/>
       <w:lvlJc w:val="left"/>
     </w:lvl>
-    <w:lvl w:ilvl="3" w:tplc="BB08CB52">
+    <w:lvl w:ilvl="3" w:tplc="E0B078C0">
       <w:numFmt w:val="decimal"/>
       <w:lvlText w:val=""/>
       <w:lvlJc w:val="left"/>
     </w:lvl>
-    <w:lvl w:ilvl="4" w:tplc="9E3A88CE">
+    <w:lvl w:ilvl="4" w:tplc="FDB6B9EA">
       <w:numFmt w:val="decimal"/>
       <w:lvlText w:val=""/>
       <w:lvlJc w:val="left"/>
     </w:lvl>
-    <w:lvl w:ilvl="5" w:tplc="A916281A">
+    <w:lvl w:ilvl="5" w:tplc="ECF4DD9E">
       <w:numFmt w:val="decimal"/>
       <w:lvlText w:val=""/>
       <w:lvlJc w:val="left"/>
     </w:lvl>
-    <w:lvl w:ilvl="6" w:tplc="EA928CD4">
+    <w:lvl w:ilvl="6" w:tplc="B5FCFD3E">
       <w:numFmt w:val="decimal"/>
       <w:lvlText w:val=""/>
       <w:lvlJc w:val="left"/>
     </w:lvl>
-    <w:lvl w:ilvl="7" w:tplc="2C6C8072">
+    <w:lvl w:ilvl="7" w:tplc="BA2226DA">
       <w:numFmt w:val="decimal"/>
       <w:lvlText w:val=""/>
       <w:lvlJc w:val="left"/>
     </w:lvl>
-    <w:lvl w:ilvl="8" w:tplc="F36AB9E4">
+    <w:lvl w:ilvl="8" w:tplc="EA9865BE">
       <w:numFmt w:val="decimal"/>
       <w:lvlText w:val=""/>
       <w:lvlJc w:val="left"/>
     </w:lvl>
   </w:abstractNum>
   <w:abstractNum w:abstractNumId="4" w15:restartNumberingAfterBreak="0">
-    <w:nsid w:val="41494A51"/>
+    <w:nsid w:val="49871459"/>
     <w:multiLevelType w:val="hybridMultilevel"/>
-    <w:tmpl w:val="A38A566C"/>
-    <w:lvl w:ilvl="0" w:tplc="E25A1DB6">
+    <w:tmpl w:val="AC244F18"/>
+    <w:lvl w:ilvl="0" w:tplc="9CC258F2">
+      <w:start w:val="1"/>
+      <w:numFmt w:val="bullet"/>
+      <w:lvlText w:val="•"/>
+      <w:lvlJc w:val="left"/>
+      <w:pPr>
+        <w:ind w:left="460" w:hanging="280"/>
+      </w:pPr>
+    </w:lvl>
+    <w:lvl w:ilvl="1" w:tplc="BE96057E">
+      <w:start w:val="1"/>
+      <w:numFmt w:val="bullet"/>
+      <w:lvlText w:val="–"/>
+      <w:lvlJc w:val="left"/>
+      <w:pPr>
+        <w:ind w:left="900" w:hanging="280"/>
+      </w:pPr>
+    </w:lvl>
+    <w:lvl w:ilvl="2" w:tplc="3446D7F8">
+      <w:numFmt w:val="decimal"/>
+      <w:lvlText w:val=""/>
+      <w:lvlJc w:val="left"/>
+    </w:lvl>
+    <w:lvl w:ilvl="3" w:tplc="C4A473E8">
+      <w:numFmt w:val="decimal"/>
+      <w:lvlText w:val=""/>
+      <w:lvlJc w:val="left"/>
+    </w:lvl>
+    <w:lvl w:ilvl="4" w:tplc="F1108CE0">
+      <w:numFmt w:val="decimal"/>
+      <w:lvlText w:val=""/>
+      <w:lvlJc w:val="left"/>
+    </w:lvl>
+    <w:lvl w:ilvl="5" w:tplc="15C23118">
+      <w:numFmt w:val="decimal"/>
+      <w:lvlText w:val=""/>
+      <w:lvlJc w:val="left"/>
+    </w:lvl>
+    <w:lvl w:ilvl="6" w:tplc="CD44221E">
+      <w:numFmt w:val="decimal"/>
+      <w:lvlText w:val=""/>
+      <w:lvlJc w:val="left"/>
+    </w:lvl>
+    <w:lvl w:ilvl="7" w:tplc="38F2E8B8">
+      <w:numFmt w:val="decimal"/>
+      <w:lvlText w:val=""/>
+      <w:lvlJc w:val="left"/>
+    </w:lvl>
+    <w:lvl w:ilvl="8" w:tplc="6F8CECDA">
+      <w:numFmt w:val="decimal"/>
+      <w:lvlText w:val=""/>
+      <w:lvlJc w:val="left"/>
+    </w:lvl>
+  </w:abstractNum>
+  <w:abstractNum w:abstractNumId="5" w15:restartNumberingAfterBreak="0">
+    <w:nsid w:val="4FE12761"/>
+    <w:multiLevelType w:val="hybridMultilevel"/>
+    <w:tmpl w:val="FD4034E2"/>
+    <w:lvl w:ilvl="0" w:tplc="340E704C">
       <w:start w:val="1"/>
       <w:numFmt w:val="decimal"/>
       <w:lvlText w:val="%1."/>
@@ -12876,138 +12935,52 @@
         <w:color w:val="A67C27"/>
       </w:rPr>
     </w:lvl>
-    <w:lvl w:ilvl="1" w:tplc="2E9A16F6">
+    <w:lvl w:ilvl="1" w:tplc="7AA8E71A">
       <w:numFmt w:val="decimal"/>
       <w:lvlText w:val=""/>
       <w:lvlJc w:val="left"/>
     </w:lvl>
-    <w:lvl w:ilvl="2" w:tplc="4B044FB0">
+    <w:lvl w:ilvl="2" w:tplc="5D168A62">
       <w:numFmt w:val="decimal"/>
       <w:lvlText w:val=""/>
       <w:lvlJc w:val="left"/>
     </w:lvl>
-    <w:lvl w:ilvl="3" w:tplc="6CCC4262">
+    <w:lvl w:ilvl="3" w:tplc="5B44AB1E">
       <w:numFmt w:val="decimal"/>
       <w:lvlText w:val=""/>
       <w:lvlJc w:val="left"/>
     </w:lvl>
-    <w:lvl w:ilvl="4" w:tplc="32D6A37A">
+    <w:lvl w:ilvl="4" w:tplc="23FCE052">
       <w:numFmt w:val="decimal"/>
       <w:lvlText w:val=""/>
       <w:lvlJc w:val="left"/>
     </w:lvl>
-    <w:lvl w:ilvl="5" w:tplc="E9980746">
+    <w:lvl w:ilvl="5" w:tplc="4D3C7062">
       <w:numFmt w:val="decimal"/>
       <w:lvlText w:val=""/>
       <w:lvlJc w:val="left"/>
     </w:lvl>
-    <w:lvl w:ilvl="6" w:tplc="5CD82680">
+    <w:lvl w:ilvl="6" w:tplc="B76656C6">
       <w:numFmt w:val="decimal"/>
       <w:lvlText w:val=""/>
       <w:lvlJc w:val="left"/>
     </w:lvl>
-    <w:lvl w:ilvl="7" w:tplc="7778B7FA">
+    <w:lvl w:ilvl="7" w:tplc="41860926">
       <w:numFmt w:val="decimal"/>
       <w:lvlText w:val=""/>
       <w:lvlJc w:val="left"/>
     </w:lvl>
-    <w:lvl w:ilvl="8" w:tplc="7638A188">
+    <w:lvl w:ilvl="8" w:tplc="4B3A8298">
       <w:numFmt w:val="decimal"/>
       <w:lvlText w:val=""/>
       <w:lvlJc w:val="left"/>
     </w:lvl>
   </w:abstractNum>
-  <w:abstractNum w:abstractNumId="5" w15:restartNumberingAfterBreak="0">
-    <w:nsid w:val="52555A94"/>
+  <w:abstractNum w:abstractNumId="6" w15:restartNumberingAfterBreak="0">
+    <w:nsid w:val="54796EFD"/>
     <w:multiLevelType w:val="hybridMultilevel"/>
-    <w:tmpl w:val="32D0A6B4"/>
-    <w:lvl w:ilvl="0" w:tplc="BF7A6480">
-      <w:start w:val="1"/>
-      <w:numFmt w:val="bullet"/>
-      <w:lvlText w:val="●"/>
-      <w:lvlJc w:val="left"/>
-      <w:pPr>
-        <w:ind w:left="720" w:hanging="360"/>
-      </w:pPr>
-    </w:lvl>
-    <w:lvl w:ilvl="1" w:tplc="F4A4E1BA">
-      <w:start w:val="1"/>
-      <w:numFmt w:val="bullet"/>
-      <w:lvlText w:val="○"/>
-      <w:lvlJc w:val="left"/>
-      <w:pPr>
-        <w:ind w:left="1440" w:hanging="360"/>
-      </w:pPr>
-    </w:lvl>
-    <w:lvl w:ilvl="2" w:tplc="3A7C3106">
-      <w:start w:val="1"/>
-      <w:numFmt w:val="bullet"/>
-      <w:lvlText w:val="■"/>
-      <w:lvlJc w:val="left"/>
-      <w:pPr>
-        <w:ind w:left="2160" w:hanging="360"/>
-      </w:pPr>
-    </w:lvl>
-    <w:lvl w:ilvl="3" w:tplc="32344C7E">
-      <w:start w:val="1"/>
-      <w:numFmt w:val="bullet"/>
-      <w:lvlText w:val="●"/>
-      <w:lvlJc w:val="left"/>
-      <w:pPr>
-        <w:ind w:left="2880" w:hanging="360"/>
-      </w:pPr>
-    </w:lvl>
-    <w:lvl w:ilvl="4" w:tplc="F0C69286">
-      <w:start w:val="1"/>
-      <w:numFmt w:val="bullet"/>
-      <w:lvlText w:val="○"/>
-      <w:lvlJc w:val="left"/>
-      <w:pPr>
-        <w:ind w:left="3600" w:hanging="360"/>
-      </w:pPr>
-    </w:lvl>
-    <w:lvl w:ilvl="5" w:tplc="8B8ABE3E">
-      <w:start w:val="1"/>
-      <w:numFmt w:val="bullet"/>
-      <w:lvlText w:val="■"/>
-      <w:lvlJc w:val="left"/>
-      <w:pPr>
-        <w:ind w:left="4320" w:hanging="360"/>
-      </w:pPr>
-    </w:lvl>
-    <w:lvl w:ilvl="6" w:tplc="C518D00E">
-      <w:start w:val="1"/>
-      <w:numFmt w:val="bullet"/>
-      <w:lvlText w:val="●"/>
-      <w:lvlJc w:val="left"/>
-      <w:pPr>
-        <w:ind w:left="5040" w:hanging="360"/>
-      </w:pPr>
-    </w:lvl>
-    <w:lvl w:ilvl="7" w:tplc="5486F144">
-      <w:start w:val="1"/>
-      <w:numFmt w:val="bullet"/>
-      <w:lvlText w:val="●"/>
-      <w:lvlJc w:val="left"/>
-      <w:pPr>
-        <w:ind w:left="5760" w:hanging="360"/>
-      </w:pPr>
-    </w:lvl>
-    <w:lvl w:ilvl="8" w:tplc="5C66188A">
-      <w:start w:val="1"/>
-      <w:numFmt w:val="bullet"/>
-      <w:lvlText w:val="●"/>
-      <w:lvlJc w:val="left"/>
-      <w:pPr>
-        <w:ind w:left="6480" w:hanging="360"/>
-      </w:pPr>
-    </w:lvl>
-  </w:abstractNum>
-  <w:abstractNum w:abstractNumId="6" w15:restartNumberingAfterBreak="0">
-    <w:nsid w:val="67185BB7"/>
-    <w:multiLevelType w:val="hybridMultilevel"/>
-    <w:tmpl w:val="A09E6608"/>
-    <w:lvl w:ilvl="0" w:tplc="C970774A">
+    <w:tmpl w:val="60843634"/>
+    <w:lvl w:ilvl="0" w:tplc="E40ACF1C">
       <w:start w:val="1"/>
       <w:numFmt w:val="decimal"/>
       <w:lvlText w:val="%1."/>
@@ -13021,150 +12994,177 @@
         <w:color w:val="A67C27"/>
       </w:rPr>
     </w:lvl>
-    <w:lvl w:ilvl="1" w:tplc="BAD87B42">
+    <w:lvl w:ilvl="1" w:tplc="1486DF1A">
       <w:numFmt w:val="decimal"/>
       <w:lvlText w:val=""/>
       <w:lvlJc w:val="left"/>
     </w:lvl>
-    <w:lvl w:ilvl="2" w:tplc="0A887ACE">
+    <w:lvl w:ilvl="2" w:tplc="AD20535E">
       <w:numFmt w:val="decimal"/>
       <w:lvlText w:val=""/>
       <w:lvlJc w:val="left"/>
     </w:lvl>
-    <w:lvl w:ilvl="3" w:tplc="AA74CB68">
+    <w:lvl w:ilvl="3" w:tplc="AB9C179C">
       <w:numFmt w:val="decimal"/>
       <w:lvlText w:val=""/>
       <w:lvlJc w:val="left"/>
     </w:lvl>
-    <w:lvl w:ilvl="4" w:tplc="CF34834C">
+    <w:lvl w:ilvl="4" w:tplc="14D0DA3A">
       <w:numFmt w:val="decimal"/>
       <w:lvlText w:val=""/>
       <w:lvlJc w:val="left"/>
     </w:lvl>
-    <w:lvl w:ilvl="5" w:tplc="60A4DFD8">
+    <w:lvl w:ilvl="5" w:tplc="89AAB4F8">
       <w:numFmt w:val="decimal"/>
       <w:lvlText w:val=""/>
       <w:lvlJc w:val="left"/>
     </w:lvl>
-    <w:lvl w:ilvl="6" w:tplc="20BE84F0">
+    <w:lvl w:ilvl="6" w:tplc="32985640">
       <w:numFmt w:val="decimal"/>
       <w:lvlText w:val=""/>
       <w:lvlJc w:val="left"/>
     </w:lvl>
-    <w:lvl w:ilvl="7" w:tplc="94842AC6">
+    <w:lvl w:ilvl="7" w:tplc="62FAAD8C">
       <w:numFmt w:val="decimal"/>
       <w:lvlText w:val=""/>
       <w:lvlJc w:val="left"/>
     </w:lvl>
-    <w:lvl w:ilvl="8" w:tplc="31A03BD0">
+    <w:lvl w:ilvl="8" w:tplc="50369F8A">
       <w:numFmt w:val="decimal"/>
       <w:lvlText w:val=""/>
       <w:lvlJc w:val="left"/>
     </w:lvl>
   </w:abstractNum>
   <w:abstractNum w:abstractNumId="7" w15:restartNumberingAfterBreak="0">
-    <w:nsid w:val="76F260F9"/>
+    <w:nsid w:val="706C213D"/>
     <w:multiLevelType w:val="hybridMultilevel"/>
-    <w:tmpl w:val="E64A694A"/>
-    <w:lvl w:ilvl="0" w:tplc="975AE570">
+    <w:tmpl w:val="B4EAEE62"/>
+    <w:lvl w:ilvl="0" w:tplc="CC4CFB76">
       <w:start w:val="1"/>
-      <w:numFmt w:val="decimal"/>
-      <w:lvlText w:val="%1."/>
+      <w:numFmt w:val="bullet"/>
+      <w:lvlText w:val="●"/>
       <w:lvlJc w:val="left"/>
       <w:pPr>
-        <w:ind w:left="460" w:hanging="360"/>
-      </w:pPr>
-      <w:rPr>
-        <w:b/>
-        <w:bCs/>
-        <w:color w:val="A67C27"/>
-      </w:rPr>
+        <w:ind w:left="720" w:hanging="360"/>
+      </w:pPr>
     </w:lvl>
-    <w:lvl w:ilvl="1" w:tplc="B2A2A014">
-      <w:numFmt w:val="decimal"/>
-      <w:lvlText w:val=""/>
+    <w:lvl w:ilvl="1" w:tplc="8700A7D0">
+      <w:start w:val="1"/>
+      <w:numFmt w:val="bullet"/>
+      <w:lvlText w:val="○"/>
       <w:lvlJc w:val="left"/>
+      <w:pPr>
+        <w:ind w:left="1440" w:hanging="360"/>
+      </w:pPr>
     </w:lvl>
-    <w:lvl w:ilvl="2" w:tplc="AF062378">
-      <w:numFmt w:val="decimal"/>
-      <w:lvlText w:val=""/>
+    <w:lvl w:ilvl="2" w:tplc="75FA8106">
+      <w:start w:val="1"/>
+      <w:numFmt w:val="bullet"/>
+      <w:lvlText w:val="■"/>
       <w:lvlJc w:val="left"/>
+      <w:pPr>
+        <w:ind w:left="2160" w:hanging="360"/>
+      </w:pPr>
     </w:lvl>
-    <w:lvl w:ilvl="3" w:tplc="2A0C7596">
-      <w:numFmt w:val="decimal"/>
-      <w:lvlText w:val=""/>
+    <w:lvl w:ilvl="3" w:tplc="68A28D80">
+      <w:start w:val="1"/>
+      <w:numFmt w:val="bullet"/>
+      <w:lvlText w:val="●"/>
       <w:lvlJc w:val="left"/>
+      <w:pPr>
+        <w:ind w:left="2880" w:hanging="360"/>
+      </w:pPr>
     </w:lvl>
-    <w:lvl w:ilvl="4" w:tplc="65E8DB84">
-      <w:numFmt w:val="decimal"/>
-      <w:lvlText w:val=""/>
+    <w:lvl w:ilvl="4" w:tplc="FD12614C">
+      <w:start w:val="1"/>
+      <w:numFmt w:val="bullet"/>
+      <w:lvlText w:val="○"/>
       <w:lvlJc w:val="left"/>
+      <w:pPr>
+        <w:ind w:left="3600" w:hanging="360"/>
+      </w:pPr>
     </w:lvl>
-    <w:lvl w:ilvl="5" w:tplc="E488F4A8">
-      <w:numFmt w:val="decimal"/>
-      <w:lvlText w:val=""/>
+    <w:lvl w:ilvl="5" w:tplc="3DC62D00">
+      <w:start w:val="1"/>
+      <w:numFmt w:val="bullet"/>
+      <w:lvlText w:val="■"/>
       <w:lvlJc w:val="left"/>
+      <w:pPr>
+        <w:ind w:left="4320" w:hanging="360"/>
+      </w:pPr>
     </w:lvl>
-    <w:lvl w:ilvl="6" w:tplc="61EE7B5E">
-      <w:numFmt w:val="decimal"/>
-      <w:lvlText w:val=""/>
+    <w:lvl w:ilvl="6" w:tplc="CA0CDA26">
+      <w:start w:val="1"/>
+      <w:numFmt w:val="bullet"/>
+      <w:lvlText w:val="●"/>
       <w:lvlJc w:val="left"/>
+      <w:pPr>
+        <w:ind w:left="5040" w:hanging="360"/>
+      </w:pPr>
     </w:lvl>
-    <w:lvl w:ilvl="7" w:tplc="46D8203A">
-      <w:numFmt w:val="decimal"/>
-      <w:lvlText w:val=""/>
+    <w:lvl w:ilvl="7" w:tplc="7FFE9368">
+      <w:start w:val="1"/>
+      <w:numFmt w:val="bullet"/>
+      <w:lvlText w:val="●"/>
       <w:lvlJc w:val="left"/>
+      <w:pPr>
+        <w:ind w:left="5760" w:hanging="360"/>
+      </w:pPr>
     </w:lvl>
-    <w:lvl w:ilvl="8" w:tplc="A140B596">
-      <w:numFmt w:val="decimal"/>
-      <w:lvlText w:val=""/>
+    <w:lvl w:ilvl="8" w:tplc="731427A0">
+      <w:start w:val="1"/>
+      <w:numFmt w:val="bullet"/>
+      <w:lvlText w:val="●"/>
       <w:lvlJc w:val="left"/>
+      <w:pPr>
+        <w:ind w:left="6480" w:hanging="360"/>
+      </w:pPr>
     </w:lvl>
   </w:abstractNum>
-  <w:num w:numId="1" w16cid:durableId="1123693663">
+  <w:num w:numId="1" w16cid:durableId="2010672260">
+    <w:abstractNumId w:val="7"/>
+    <w:lvlOverride w:ilvl="0">
+      <w:startOverride w:val="1"/>
+    </w:lvlOverride>
+  </w:num>
+  <w:num w:numId="2" w16cid:durableId="488374332">
+    <w:abstractNumId w:val="4"/>
+    <w:lvlOverride w:ilvl="0">
+      <w:startOverride w:val="1"/>
+    </w:lvlOverride>
+  </w:num>
+  <w:num w:numId="3" w16cid:durableId="45180472">
     <w:abstractNumId w:val="5"/>
     <w:lvlOverride w:ilvl="0">
       <w:startOverride w:val="1"/>
     </w:lvlOverride>
   </w:num>
-  <w:num w:numId="2" w16cid:durableId="1838424918">
+  <w:num w:numId="4" w16cid:durableId="107625084">
     <w:abstractNumId w:val="1"/>
     <w:lvlOverride w:ilvl="0">
       <w:startOverride w:val="1"/>
     </w:lvlOverride>
   </w:num>
-  <w:num w:numId="3" w16cid:durableId="1252004276">
-    <w:abstractNumId w:val="6"/>
+  <w:num w:numId="5" w16cid:durableId="1635716785">
+    <w:abstractNumId w:val="2"/>
     <w:lvlOverride w:ilvl="0">
       <w:startOverride w:val="1"/>
     </w:lvlOverride>
   </w:num>
-  <w:num w:numId="4" w16cid:durableId="1398363528">
-    <w:abstractNumId w:val="7"/>
+  <w:num w:numId="6" w16cid:durableId="723022780">
+    <w:abstractNumId w:val="3"/>
     <w:lvlOverride w:ilvl="0">
       <w:startOverride w:val="1"/>
     </w:lvlOverride>
   </w:num>
-  <w:num w:numId="5" w16cid:durableId="126051609">
+  <w:num w:numId="7" w16cid:durableId="716514248">
     <w:abstractNumId w:val="0"/>
     <w:lvlOverride w:ilvl="0">
       <w:startOverride w:val="1"/>
     </w:lvlOverride>
   </w:num>
-  <w:num w:numId="6" w16cid:durableId="1334452771">
-    <w:abstractNumId w:val="2"/>
-    <w:lvlOverride w:ilvl="0">
-      <w:startOverride w:val="1"/>
-    </w:lvlOverride>
-  </w:num>
-  <w:num w:numId="7" w16cid:durableId="2023120467">
-    <w:abstractNumId w:val="3"/>
-    <w:lvlOverride w:ilvl="0">
-      <w:startOverride w:val="1"/>
-    </w:lvlOverride>
-  </w:num>
-  <w:num w:numId="8" w16cid:durableId="1980383767">
-    <w:abstractNumId w:val="4"/>
+  <w:num w:numId="8" w16cid:durableId="1023628446">
+    <w:abstractNumId w:val="6"/>
     <w:lvlOverride w:ilvl="0">
       <w:startOverride w:val="1"/>
     </w:lvlOverride>
@@ -13789,7 +13789,7 @@
     <w:autoRedefine/>
     <w:uiPriority w:val="39"/>
     <w:unhideWhenUsed/>
-    <w:rsid w:val="00C22E3F"/>
+    <w:rsid w:val="00B36FC7"/>
     <w:pPr>
       <w:spacing w:after="100"/>
     </w:pPr>
@@ -13801,7 +13801,7 @@
     <w:autoRedefine/>
     <w:uiPriority w:val="39"/>
     <w:unhideWhenUsed/>
-    <w:rsid w:val="00C22E3F"/>
+    <w:rsid w:val="00B36FC7"/>
     <w:pPr>
       <w:spacing w:after="100"/>
       <w:ind w:left="210"/>

--- a/docs/manuals/Role_Guide_4_QUAN_QA_RA.docx
+++ b/docs/manuals/Role_Guide_4_QUAN_QA_RA.docx
@@ -69,7 +69,7 @@
           <w:left w:w="10" w:type="dxa"/>
           <w:right w:w="10" w:type="dxa"/>
         </w:tblCellMar>
-        <w:tblLook w:val="04A0" w:firstRow="1" w:lastRow="0" w:firstColumn="1" w:lastColumn="0" w:noHBand="0" w:noVBand="1"/>
+        <w:tblLook w:val="0000" w:firstRow="0" w:lastRow="0" w:firstColumn="0" w:lastColumn="0" w:noHBand="0" w:noVBand="0"/>
       </w:tblPr>
       <w:tblGrid>
         <w:gridCol w:w="2300"/>
@@ -469,7 +469,7 @@
                 <w:sz w:val="19"/>
                 <w:szCs w:val="19"/>
               </w:rPr>
-              <w:t>Version 1.18 · 4 October 2026</w:t>
+              <w:t>Version 1.19 · 4 October 2026</w:t>
             </w:r>
           </w:p>
         </w:tc>
@@ -538,7 +538,7 @@
     <w:sdt>
       <w:sdtPr>
         <w:alias w:val="Contents"/>
-        <w:id w:val="1578714287"/>
+        <w:id w:val="1114328441"/>
       </w:sdtPr>
       <w:sdtEndPr/>
       <w:sdtContent>
@@ -567,7 +567,7 @@
           <w:r>
             <w:fldChar w:fldCharType="separate"/>
           </w:r>
-          <w:hyperlink w:anchor="_Toc241998564" w:history="1">
+          <w:hyperlink w:anchor="_Toc242009219" w:history="1">
             <w:r>
               <w:rPr>
                 <w:rStyle w:val="Hyperlink"/>
@@ -591,7 +591,7 @@
               <w:rPr>
                 <w:noProof/>
               </w:rPr>
-              <w:instrText xml:space="preserve"> PAGEREF _Toc241998564 \h </w:instrText>
+              <w:instrText xml:space="preserve"> PAGEREF _Toc242009219 \h </w:instrText>
             </w:r>
             <w:r>
               <w:rPr>
@@ -634,7 +634,7 @@
               <w14:ligatures w14:val="standardContextual"/>
             </w:rPr>
           </w:pPr>
-          <w:hyperlink w:anchor="_Toc241998565" w:history="1">
+          <w:hyperlink w:anchor="_Toc242009220" w:history="1">
             <w:r>
               <w:rPr>
                 <w:rStyle w:val="Hyperlink"/>
@@ -658,7 +658,7 @@
               <w:rPr>
                 <w:noProof/>
               </w:rPr>
-              <w:instrText xml:space="preserve"> PAGEREF _Toc241998565 \h </w:instrText>
+              <w:instrText xml:space="preserve"> PAGEREF _Toc242009220 \h </w:instrText>
             </w:r>
             <w:r>
               <w:rPr>
@@ -701,7 +701,7 @@
               <w14:ligatures w14:val="standardContextual"/>
             </w:rPr>
           </w:pPr>
-          <w:hyperlink w:anchor="_Toc241998566" w:history="1">
+          <w:hyperlink w:anchor="_Toc242009221" w:history="1">
             <w:r>
               <w:rPr>
                 <w:rStyle w:val="Hyperlink"/>
@@ -725,7 +725,7 @@
               <w:rPr>
                 <w:noProof/>
               </w:rPr>
-              <w:instrText xml:space="preserve"> PAGEREF _Toc241998566 \h </w:instrText>
+              <w:instrText xml:space="preserve"> PAGEREF _Toc242009221 \h </w:instrText>
             </w:r>
             <w:r>
               <w:rPr>
@@ -768,7 +768,7 @@
               <w14:ligatures w14:val="standardContextual"/>
             </w:rPr>
           </w:pPr>
-          <w:hyperlink w:anchor="_Toc241998567" w:history="1">
+          <w:hyperlink w:anchor="_Toc242009222" w:history="1">
             <w:r>
               <w:rPr>
                 <w:rStyle w:val="Hyperlink"/>
@@ -792,7 +792,7 @@
               <w:rPr>
                 <w:noProof/>
               </w:rPr>
-              <w:instrText xml:space="preserve"> PAGEREF _Toc241998567 \h </w:instrText>
+              <w:instrText xml:space="preserve"> PAGEREF _Toc242009222 \h </w:instrText>
             </w:r>
             <w:r>
               <w:rPr>
@@ -835,7 +835,7 @@
               <w14:ligatures w14:val="standardContextual"/>
             </w:rPr>
           </w:pPr>
-          <w:hyperlink w:anchor="_Toc241998568" w:history="1">
+          <w:hyperlink w:anchor="_Toc242009223" w:history="1">
             <w:r>
               <w:rPr>
                 <w:rStyle w:val="Hyperlink"/>
@@ -859,7 +859,7 @@
               <w:rPr>
                 <w:noProof/>
               </w:rPr>
-              <w:instrText xml:space="preserve"> PAGEREF _Toc241998568 \h </w:instrText>
+              <w:instrText xml:space="preserve"> PAGEREF _Toc242009223 \h </w:instrText>
             </w:r>
             <w:r>
               <w:rPr>
@@ -902,7 +902,7 @@
               <w14:ligatures w14:val="standardContextual"/>
             </w:rPr>
           </w:pPr>
-          <w:hyperlink w:anchor="_Toc241998569" w:history="1">
+          <w:hyperlink w:anchor="_Toc242009224" w:history="1">
             <w:r>
               <w:rPr>
                 <w:rStyle w:val="Hyperlink"/>
@@ -926,7 +926,7 @@
               <w:rPr>
                 <w:noProof/>
               </w:rPr>
-              <w:instrText xml:space="preserve"> PAGEREF _Toc241998569 \h </w:instrText>
+              <w:instrText xml:space="preserve"> PAGEREF _Toc242009224 \h </w:instrText>
             </w:r>
             <w:r>
               <w:rPr>
@@ -969,7 +969,7 @@
               <w14:ligatures w14:val="standardContextual"/>
             </w:rPr>
           </w:pPr>
-          <w:hyperlink w:anchor="_Toc241998570" w:history="1">
+          <w:hyperlink w:anchor="_Toc242009225" w:history="1">
             <w:r>
               <w:rPr>
                 <w:rStyle w:val="Hyperlink"/>
@@ -993,7 +993,7 @@
               <w:rPr>
                 <w:noProof/>
               </w:rPr>
-              <w:instrText xml:space="preserve"> PAGEREF _Toc241998570 \h </w:instrText>
+              <w:instrText xml:space="preserve"> PAGEREF _Toc242009225 \h </w:instrText>
             </w:r>
             <w:r>
               <w:rPr>
@@ -1036,7 +1036,7 @@
               <w14:ligatures w14:val="standardContextual"/>
             </w:rPr>
           </w:pPr>
-          <w:hyperlink w:anchor="_Toc241998571" w:history="1">
+          <w:hyperlink w:anchor="_Toc242009226" w:history="1">
             <w:r>
               <w:rPr>
                 <w:rStyle w:val="Hyperlink"/>
@@ -1060,7 +1060,7 @@
               <w:rPr>
                 <w:noProof/>
               </w:rPr>
-              <w:instrText xml:space="preserve"> PAGEREF _Toc241998571 \h </w:instrText>
+              <w:instrText xml:space="preserve"> PAGEREF _Toc242009226 \h </w:instrText>
             </w:r>
             <w:r>
               <w:rPr>
@@ -1103,7 +1103,7 @@
               <w14:ligatures w14:val="standardContextual"/>
             </w:rPr>
           </w:pPr>
-          <w:hyperlink w:anchor="_Toc241998572" w:history="1">
+          <w:hyperlink w:anchor="_Toc242009227" w:history="1">
             <w:r>
               <w:rPr>
                 <w:rStyle w:val="Hyperlink"/>
@@ -1127,7 +1127,7 @@
               <w:rPr>
                 <w:noProof/>
               </w:rPr>
-              <w:instrText xml:space="preserve"> PAGEREF _Toc241998572 \h </w:instrText>
+              <w:instrText xml:space="preserve"> PAGEREF _Toc242009227 \h </w:instrText>
             </w:r>
             <w:r>
               <w:rPr>
@@ -1170,7 +1170,7 @@
               <w14:ligatures w14:val="standardContextual"/>
             </w:rPr>
           </w:pPr>
-          <w:hyperlink w:anchor="_Toc241998573" w:history="1">
+          <w:hyperlink w:anchor="_Toc242009228" w:history="1">
             <w:r>
               <w:rPr>
                 <w:rStyle w:val="Hyperlink"/>
@@ -1194,7 +1194,7 @@
               <w:rPr>
                 <w:noProof/>
               </w:rPr>
-              <w:instrText xml:space="preserve"> PAGEREF _Toc241998573 \h </w:instrText>
+              <w:instrText xml:space="preserve"> PAGEREF _Toc242009228 \h </w:instrText>
             </w:r>
             <w:r>
               <w:rPr>
@@ -1237,7 +1237,7 @@
               <w14:ligatures w14:val="standardContextual"/>
             </w:rPr>
           </w:pPr>
-          <w:hyperlink w:anchor="_Toc241998574" w:history="1">
+          <w:hyperlink w:anchor="_Toc242009229" w:history="1">
             <w:r>
               <w:rPr>
                 <w:rStyle w:val="Hyperlink"/>
@@ -1261,7 +1261,7 @@
               <w:rPr>
                 <w:noProof/>
               </w:rPr>
-              <w:instrText xml:space="preserve"> PAGEREF _Toc241998574 \h </w:instrText>
+              <w:instrText xml:space="preserve"> PAGEREF _Toc242009229 \h </w:instrText>
             </w:r>
             <w:r>
               <w:rPr>
@@ -1304,7 +1304,7 @@
               <w14:ligatures w14:val="standardContextual"/>
             </w:rPr>
           </w:pPr>
-          <w:hyperlink w:anchor="_Toc241998575" w:history="1">
+          <w:hyperlink w:anchor="_Toc242009230" w:history="1">
             <w:r>
               <w:rPr>
                 <w:rStyle w:val="Hyperlink"/>
@@ -1328,7 +1328,7 @@
               <w:rPr>
                 <w:noProof/>
               </w:rPr>
-              <w:instrText xml:space="preserve"> PAGEREF _Toc241998575 \h </w:instrText>
+              <w:instrText xml:space="preserve"> PAGEREF _Toc242009230 \h </w:instrText>
             </w:r>
             <w:r>
               <w:rPr>
@@ -1371,7 +1371,7 @@
               <w14:ligatures w14:val="standardContextual"/>
             </w:rPr>
           </w:pPr>
-          <w:hyperlink w:anchor="_Toc241998576" w:history="1">
+          <w:hyperlink w:anchor="_Toc242009231" w:history="1">
             <w:r>
               <w:rPr>
                 <w:rStyle w:val="Hyperlink"/>
@@ -1395,7 +1395,7 @@
               <w:rPr>
                 <w:noProof/>
               </w:rPr>
-              <w:instrText xml:space="preserve"> PAGEREF _Toc241998576 \h </w:instrText>
+              <w:instrText xml:space="preserve"> PAGEREF _Toc242009231 \h </w:instrText>
             </w:r>
             <w:r>
               <w:rPr>
@@ -1438,7 +1438,7 @@
               <w14:ligatures w14:val="standardContextual"/>
             </w:rPr>
           </w:pPr>
-          <w:hyperlink w:anchor="_Toc241998577" w:history="1">
+          <w:hyperlink w:anchor="_Toc242009232" w:history="1">
             <w:r>
               <w:rPr>
                 <w:rStyle w:val="Hyperlink"/>
@@ -1462,7 +1462,7 @@
               <w:rPr>
                 <w:noProof/>
               </w:rPr>
-              <w:instrText xml:space="preserve"> PAGEREF _Toc241998577 \h </w:instrText>
+              <w:instrText xml:space="preserve"> PAGEREF _Toc242009232 \h </w:instrText>
             </w:r>
             <w:r>
               <w:rPr>
@@ -1505,7 +1505,7 @@
               <w14:ligatures w14:val="standardContextual"/>
             </w:rPr>
           </w:pPr>
-          <w:hyperlink w:anchor="_Toc241998578" w:history="1">
+          <w:hyperlink w:anchor="_Toc242009233" w:history="1">
             <w:r>
               <w:rPr>
                 <w:rStyle w:val="Hyperlink"/>
@@ -1529,7 +1529,7 @@
               <w:rPr>
                 <w:noProof/>
               </w:rPr>
-              <w:instrText xml:space="preserve"> PAGEREF _Toc241998578 \h </w:instrText>
+              <w:instrText xml:space="preserve"> PAGEREF _Toc242009233 \h </w:instrText>
             </w:r>
             <w:r>
               <w:rPr>
@@ -1572,7 +1572,7 @@
               <w14:ligatures w14:val="standardContextual"/>
             </w:rPr>
           </w:pPr>
-          <w:hyperlink w:anchor="_Toc241998579" w:history="1">
+          <w:hyperlink w:anchor="_Toc242009234" w:history="1">
             <w:r>
               <w:rPr>
                 <w:rStyle w:val="Hyperlink"/>
@@ -1596,7 +1596,7 @@
               <w:rPr>
                 <w:noProof/>
               </w:rPr>
-              <w:instrText xml:space="preserve"> PAGEREF _Toc241998579 \h </w:instrText>
+              <w:instrText xml:space="preserve"> PAGEREF _Toc242009234 \h </w:instrText>
             </w:r>
             <w:r>
               <w:rPr>
@@ -1639,7 +1639,7 @@
               <w14:ligatures w14:val="standardContextual"/>
             </w:rPr>
           </w:pPr>
-          <w:hyperlink w:anchor="_Toc241998580" w:history="1">
+          <w:hyperlink w:anchor="_Toc242009235" w:history="1">
             <w:r>
               <w:rPr>
                 <w:rStyle w:val="Hyperlink"/>
@@ -1663,7 +1663,7 @@
               <w:rPr>
                 <w:noProof/>
               </w:rPr>
-              <w:instrText xml:space="preserve"> PAGEREF _Toc241998580 \h </w:instrText>
+              <w:instrText xml:space="preserve"> PAGEREF _Toc242009235 \h </w:instrText>
             </w:r>
             <w:r>
               <w:rPr>
@@ -1706,7 +1706,7 @@
               <w14:ligatures w14:val="standardContextual"/>
             </w:rPr>
           </w:pPr>
-          <w:hyperlink w:anchor="_Toc241998581" w:history="1">
+          <w:hyperlink w:anchor="_Toc242009236" w:history="1">
             <w:r>
               <w:rPr>
                 <w:rStyle w:val="Hyperlink"/>
@@ -1730,7 +1730,7 @@
               <w:rPr>
                 <w:noProof/>
               </w:rPr>
-              <w:instrText xml:space="preserve"> PAGEREF _Toc241998581 \h </w:instrText>
+              <w:instrText xml:space="preserve"> PAGEREF _Toc242009236 \h </w:instrText>
             </w:r>
             <w:r>
               <w:rPr>
@@ -1773,7 +1773,7 @@
               <w14:ligatures w14:val="standardContextual"/>
             </w:rPr>
           </w:pPr>
-          <w:hyperlink w:anchor="_Toc241998582" w:history="1">
+          <w:hyperlink w:anchor="_Toc242009237" w:history="1">
             <w:r>
               <w:rPr>
                 <w:rStyle w:val="Hyperlink"/>
@@ -1797,7 +1797,7 @@
               <w:rPr>
                 <w:noProof/>
               </w:rPr>
-              <w:instrText xml:space="preserve"> PAGEREF _Toc241998582 \h </w:instrText>
+              <w:instrText xml:space="preserve"> PAGEREF _Toc242009237 \h </w:instrText>
             </w:r>
             <w:r>
               <w:rPr>
@@ -1840,7 +1840,7 @@
               <w14:ligatures w14:val="standardContextual"/>
             </w:rPr>
           </w:pPr>
-          <w:hyperlink w:anchor="_Toc241998583" w:history="1">
+          <w:hyperlink w:anchor="_Toc242009238" w:history="1">
             <w:r>
               <w:rPr>
                 <w:rStyle w:val="Hyperlink"/>
@@ -1864,7 +1864,7 @@
               <w:rPr>
                 <w:noProof/>
               </w:rPr>
-              <w:instrText xml:space="preserve"> PAGEREF _Toc241998583 \h </w:instrText>
+              <w:instrText xml:space="preserve"> PAGEREF _Toc242009238 \h </w:instrText>
             </w:r>
             <w:r>
               <w:rPr>
@@ -1907,7 +1907,7 @@
               <w14:ligatures w14:val="standardContextual"/>
             </w:rPr>
           </w:pPr>
-          <w:hyperlink w:anchor="_Toc241998584" w:history="1">
+          <w:hyperlink w:anchor="_Toc242009239" w:history="1">
             <w:r>
               <w:rPr>
                 <w:rStyle w:val="Hyperlink"/>
@@ -1931,7 +1931,7 @@
               <w:rPr>
                 <w:noProof/>
               </w:rPr>
-              <w:instrText xml:space="preserve"> PAGEREF _Toc241998584 \h </w:instrText>
+              <w:instrText xml:space="preserve"> PAGEREF _Toc242009239 \h </w:instrText>
             </w:r>
             <w:r>
               <w:rPr>
@@ -1974,7 +1974,7 @@
               <w14:ligatures w14:val="standardContextual"/>
             </w:rPr>
           </w:pPr>
-          <w:hyperlink w:anchor="_Toc241998585" w:history="1">
+          <w:hyperlink w:anchor="_Toc242009240" w:history="1">
             <w:r>
               <w:rPr>
                 <w:rStyle w:val="Hyperlink"/>
@@ -1998,7 +1998,7 @@
               <w:rPr>
                 <w:noProof/>
               </w:rPr>
-              <w:instrText xml:space="preserve"> PAGEREF _Toc241998585 \h </w:instrText>
+              <w:instrText xml:space="preserve"> PAGEREF _Toc242009240 \h </w:instrText>
             </w:r>
             <w:r>
               <w:rPr>
@@ -2041,7 +2041,7 @@
               <w14:ligatures w14:val="standardContextual"/>
             </w:rPr>
           </w:pPr>
-          <w:hyperlink w:anchor="_Toc241998586" w:history="1">
+          <w:hyperlink w:anchor="_Toc242009241" w:history="1">
             <w:r>
               <w:rPr>
                 <w:rStyle w:val="Hyperlink"/>
@@ -2065,7 +2065,7 @@
               <w:rPr>
                 <w:noProof/>
               </w:rPr>
-              <w:instrText xml:space="preserve"> PAGEREF _Toc241998586 \h </w:instrText>
+              <w:instrText xml:space="preserve"> PAGEREF _Toc242009241 \h </w:instrText>
             </w:r>
             <w:r>
               <w:rPr>
@@ -2108,7 +2108,7 @@
               <w14:ligatures w14:val="standardContextual"/>
             </w:rPr>
           </w:pPr>
-          <w:hyperlink w:anchor="_Toc241998587" w:history="1">
+          <w:hyperlink w:anchor="_Toc242009242" w:history="1">
             <w:r>
               <w:rPr>
                 <w:rStyle w:val="Hyperlink"/>
@@ -2132,7 +2132,7 @@
               <w:rPr>
                 <w:noProof/>
               </w:rPr>
-              <w:instrText xml:space="preserve"> PAGEREF _Toc241998587 \h </w:instrText>
+              <w:instrText xml:space="preserve"> PAGEREF _Toc242009242 \h </w:instrText>
             </w:r>
             <w:r>
               <w:rPr>
@@ -2171,7 +2171,7 @@
         <w:pStyle w:val="Heading1"/>
         <w:pageBreakBefore/>
       </w:pPr>
-      <w:bookmarkStart w:id="0" w:name="_Toc241998564"/>
+      <w:bookmarkStart w:id="0" w:name="_Toc242009219"/>
       <w:r>
         <w:lastRenderedPageBreak/>
         <w:t>1. Your role at a glance</w:t>
@@ -2331,7 +2331,7 @@
           <w:left w:w="10" w:type="dxa"/>
           <w:right w:w="10" w:type="dxa"/>
         </w:tblCellMar>
-        <w:tblLook w:val="04A0" w:firstRow="1" w:lastRow="0" w:firstColumn="1" w:lastColumn="0" w:noHBand="0" w:noVBand="1"/>
+        <w:tblLook w:val="0000" w:firstRow="0" w:lastRow="0" w:firstColumn="0" w:lastColumn="0" w:noHBand="0" w:noVBand="0"/>
       </w:tblPr>
       <w:tblGrid>
         <w:gridCol w:w="9412"/>
@@ -2391,7 +2391,7 @@
         <w:pStyle w:val="Heading1"/>
         <w:pageBreakBefore/>
       </w:pPr>
-      <w:bookmarkStart w:id="1" w:name="_Toc241998565"/>
+      <w:bookmarkStart w:id="1" w:name="_Toc242009220"/>
       <w:r>
         <w:lastRenderedPageBreak/>
         <w:t>2. Signing in and your screens</w:t>
@@ -2402,7 +2402,7 @@
       <w:pPr>
         <w:pStyle w:val="Heading2"/>
       </w:pPr>
-      <w:bookmarkStart w:id="2" w:name="_Toc241998566"/>
+      <w:bookmarkStart w:id="2" w:name="_Toc242009221"/>
       <w:r>
         <w:t>Signing in</w:t>
       </w:r>
@@ -2485,7 +2485,7 @@
           <w:noProof/>
         </w:rPr>
         <w:drawing>
-          <wp:inline distT="0" distB="0" distL="0" distR="0" wp14:anchorId="1987B501" wp14:editId="0637B631">
+          <wp:inline distT="0" distB="0" distL="0" distR="0" wp14:anchorId="535F62F1" wp14:editId="0D639451">
             <wp:extent cx="5334000" cy="2333625"/>
             <wp:effectExtent l="0" t="0" r="0" b="0"/>
             <wp:docPr id="1" name="adm_login.jpg" descr="The sign-in screen for all internal staff." title="The sign-in screen for all internal staff."/>
@@ -2593,7 +2593,7 @@
           <w:left w:w="10" w:type="dxa"/>
           <w:right w:w="10" w:type="dxa"/>
         </w:tblCellMar>
-        <w:tblLook w:val="04A0" w:firstRow="1" w:lastRow="0" w:firstColumn="1" w:lastColumn="0" w:noHBand="0" w:noVBand="1"/>
+        <w:tblLook w:val="0000" w:firstRow="0" w:lastRow="0" w:firstColumn="0" w:lastColumn="0" w:noHBand="0" w:noVBand="0"/>
       </w:tblPr>
       <w:tblGrid>
         <w:gridCol w:w="9412"/>
@@ -2652,7 +2652,7 @@
       <w:pPr>
         <w:pStyle w:val="Heading2"/>
       </w:pPr>
-      <w:bookmarkStart w:id="3" w:name="_Toc241998567"/>
+      <w:bookmarkStart w:id="3" w:name="_Toc242009222"/>
       <w:r>
         <w:t>Finding your way around</w:t>
       </w:r>
@@ -2837,7 +2837,7 @@
         </w:rPr>
         <w:lastRenderedPageBreak/>
         <w:drawing>
-          <wp:inline distT="0" distB="0" distL="0" distR="0" wp14:anchorId="22552C93" wp14:editId="389BD4C6">
+          <wp:inline distT="0" distB="0" distL="0" distR="0" wp14:anchorId="403D95F5" wp14:editId="15AEAA21">
             <wp:extent cx="5715000" cy="1876425"/>
             <wp:effectExtent l="0" t="0" r="0" b="0"/>
             <wp:docPr id="2" name="adm_not_your_role.jpg" descr="Opening a screen outside your role (for example from an old bookmark) shows this card instead of the screen." title="Opening a screen outside your role (for example from an old bookmark) shows this card instead of the screen."/>
@@ -2906,7 +2906,7 @@
       <w:pPr>
         <w:pStyle w:val="Heading2"/>
       </w:pPr>
-      <w:bookmarkStart w:id="4" w:name="_Toc241998568"/>
+      <w:bookmarkStart w:id="4" w:name="_Toc242009223"/>
       <w:r>
         <w:t>Your screens</w:t>
       </w:r>
@@ -2927,7 +2927,7 @@
           <w:left w:w="10" w:type="dxa"/>
           <w:right w:w="10" w:type="dxa"/>
         </w:tblCellMar>
-        <w:tblLook w:val="04A0" w:firstRow="1" w:lastRow="0" w:firstColumn="1" w:lastColumn="0" w:noHBand="0" w:noVBand="1"/>
+        <w:tblLook w:val="0000" w:firstRow="0" w:lastRow="0" w:firstColumn="0" w:lastColumn="0" w:noHBand="0" w:noVBand="0"/>
       </w:tblPr>
       <w:tblGrid>
         <w:gridCol w:w="2824"/>
@@ -3240,7 +3240,7 @@
       <w:pPr>
         <w:pStyle w:val="Heading2"/>
       </w:pPr>
-      <w:bookmarkStart w:id="5" w:name="_Toc241998569"/>
+      <w:bookmarkStart w:id="5" w:name="_Toc242009224"/>
       <w:r>
         <w:t>Changing your password</w:t>
       </w:r>
@@ -3323,7 +3323,7 @@
           <w:noProof/>
         </w:rPr>
         <w:drawing>
-          <wp:inline distT="0" distB="0" distL="0" distR="0" wp14:anchorId="4D3E93CF" wp14:editId="74B94AE8">
+          <wp:inline distT="0" distB="0" distL="0" distR="0" wp14:anchorId="68C16A76" wp14:editId="5F1E0CBA">
             <wp:extent cx="5334000" cy="2171700"/>
             <wp:effectExtent l="0" t="0" r="0" b="0"/>
             <wp:docPr id="3" name="adm_account.jpg" descr="Change Password screen." title="Change Password screen."/>
@@ -3411,7 +3411,7 @@
         <w:pStyle w:val="Heading1"/>
         <w:pageBreakBefore/>
       </w:pPr>
-      <w:bookmarkStart w:id="6" w:name="_Toc241998570"/>
+      <w:bookmarkStart w:id="6" w:name="_Toc242009225"/>
       <w:r>
         <w:lastRenderedPageBreak/>
         <w:t>3. Your routine</w:t>
@@ -3441,7 +3441,7 @@
           <w:left w:w="10" w:type="dxa"/>
           <w:right w:w="10" w:type="dxa"/>
         </w:tblCellMar>
-        <w:tblLook w:val="04A0" w:firstRow="1" w:lastRow="0" w:firstColumn="1" w:lastColumn="0" w:noHBand="0" w:noVBand="1"/>
+        <w:tblLook w:val="0000" w:firstRow="0" w:lastRow="0" w:firstColumn="0" w:lastColumn="0" w:noHBand="0" w:noVBand="0"/>
       </w:tblPr>
       <w:tblGrid>
         <w:gridCol w:w="2071"/>
@@ -3755,7 +3755,7 @@
         <w:pStyle w:val="Heading1"/>
         <w:pageBreakBefore/>
       </w:pPr>
-      <w:bookmarkStart w:id="7" w:name="_Toc241998571"/>
+      <w:bookmarkStart w:id="7" w:name="_Toc242009226"/>
       <w:r>
         <w:lastRenderedPageBreak/>
         <w:t>4. Step-by-step tasks</w:t>
@@ -3766,7 +3766,7 @@
       <w:pPr>
         <w:pStyle w:val="Heading2"/>
       </w:pPr>
-      <w:bookmarkStart w:id="8" w:name="_Toc241998572"/>
+      <w:bookmarkStart w:id="8" w:name="_Toc242009227"/>
       <w:r>
         <w:t>4.1 Reading the QA Dashboard</w:t>
       </w:r>
@@ -3806,7 +3806,7 @@
           <w:noProof/>
         </w:rPr>
         <w:drawing>
-          <wp:inline distT="0" distB="0" distL="0" distR="0" wp14:anchorId="037B96E7" wp14:editId="3758CFB2">
+          <wp:inline distT="0" distB="0" distL="0" distR="0" wp14:anchorId="1EDB2FF0" wp14:editId="59CAC109">
             <wp:extent cx="5334000" cy="2333625"/>
             <wp:effectExtent l="0" t="0" r="0" b="0"/>
             <wp:docPr id="4" name="qa_dashboard.jpg" descr="QA Dashboard." title="QA Dashboard."/>
@@ -3913,7 +3913,7 @@
       <w:pPr>
         <w:pStyle w:val="Heading2"/>
       </w:pPr>
-      <w:bookmarkStart w:id="9" w:name="_Toc241998573"/>
+      <w:bookmarkStart w:id="9" w:name="_Toc242009228"/>
       <w:r>
         <w:t>4.2 Reviewing questionnaires in the QA Queue</w:t>
       </w:r>
@@ -3953,7 +3953,7 @@
           <w:noProof/>
         </w:rPr>
         <w:drawing>
-          <wp:inline distT="0" distB="0" distL="0" distR="0" wp14:anchorId="6524A6D8" wp14:editId="4A219BBD">
+          <wp:inline distT="0" distB="0" distL="0" distR="0" wp14:anchorId="525C4E9C" wp14:editId="3A40966E">
             <wp:extent cx="5334000" cy="3333750"/>
             <wp:effectExtent l="0" t="0" r="0" b="0"/>
             <wp:docPr id="5" name="qa_queue.jpg" descr="QUAN QA Queue with the KoboToolbox sync panel." title="QUAN QA Queue with the KoboToolbox sync panel."/>
@@ -4151,7 +4151,7 @@
           <w:left w:w="10" w:type="dxa"/>
           <w:right w:w="10" w:type="dxa"/>
         </w:tblCellMar>
-        <w:tblLook w:val="04A0" w:firstRow="1" w:lastRow="0" w:firstColumn="1" w:lastColumn="0" w:noHBand="0" w:noVBand="1"/>
+        <w:tblLook w:val="0000" w:firstRow="0" w:lastRow="0" w:firstColumn="0" w:lastColumn="0" w:noHBand="0" w:noVBand="0"/>
       </w:tblPr>
       <w:tblGrid>
         <w:gridCol w:w="2353"/>
@@ -4597,7 +4597,7 @@
           <w:left w:w="10" w:type="dxa"/>
           <w:right w:w="10" w:type="dxa"/>
         </w:tblCellMar>
-        <w:tblLook w:val="04A0" w:firstRow="1" w:lastRow="0" w:firstColumn="1" w:lastColumn="0" w:noHBand="0" w:noVBand="1"/>
+        <w:tblLook w:val="0000" w:firstRow="0" w:lastRow="0" w:firstColumn="0" w:lastColumn="0" w:noHBand="0" w:noVBand="0"/>
       </w:tblPr>
       <w:tblGrid>
         <w:gridCol w:w="9412"/>
@@ -4692,7 +4692,7 @@
       <w:pPr>
         <w:pStyle w:val="Heading2"/>
       </w:pPr>
-      <w:bookmarkStart w:id="10" w:name="_Toc241998574"/>
+      <w:bookmarkStart w:id="10" w:name="_Toc242009229"/>
       <w:r>
         <w:t>4.3 Working QA exceptions</w:t>
       </w:r>
@@ -4757,7 +4757,7 @@
         </w:rPr>
         <w:lastRenderedPageBreak/>
         <w:drawing>
-          <wp:inline distT="0" distB="0" distL="0" distR="0" wp14:anchorId="06607163" wp14:editId="3CEAA0A2">
+          <wp:inline distT="0" distB="0" distL="0" distR="0" wp14:anchorId="5AD7D90B" wp14:editId="25AE6818">
             <wp:extent cx="5334000" cy="3333750"/>
             <wp:effectExtent l="0" t="0" r="0" b="0"/>
             <wp:docPr id="6" name="qa_exceptions.jpg" descr="QA Exception Queue." title="QA Exception Queue."/>
@@ -4953,7 +4953,7 @@
       <w:pPr>
         <w:pStyle w:val="Heading2"/>
       </w:pPr>
-      <w:bookmarkStart w:id="11" w:name="_Toc241998575"/>
+      <w:bookmarkStart w:id="11" w:name="_Toc242009230"/>
       <w:r>
         <w:t>4.4 Downloading or emailing completed forms (Form PDFs)</w:t>
       </w:r>
@@ -5004,7 +5004,7 @@
         </w:rPr>
         <w:lastRenderedPageBreak/>
         <w:drawing>
-          <wp:inline distT="0" distB="0" distL="0" distR="0" wp14:anchorId="10212D23" wp14:editId="63CD59BA">
+          <wp:inline distT="0" distB="0" distL="0" distR="0" wp14:anchorId="2EDC262E" wp14:editId="4EB174CC">
             <wp:extent cx="5334000" cy="3333750"/>
             <wp:effectExtent l="0" t="0" r="0" b="0"/>
             <wp:docPr id="7" name="qa_form_pdfs.jpg" descr="Completed form PDFs." title="Completed form PDFs."/>
@@ -5184,7 +5184,7 @@
           <w:left w:w="10" w:type="dxa"/>
           <w:right w:w="10" w:type="dxa"/>
         </w:tblCellMar>
-        <w:tblLook w:val="04A0" w:firstRow="1" w:lastRow="0" w:firstColumn="1" w:lastColumn="0" w:noHBand="0" w:noVBand="1"/>
+        <w:tblLook w:val="0000" w:firstRow="0" w:lastRow="0" w:firstColumn="0" w:lastColumn="0" w:noHBand="0" w:noVBand="0"/>
       </w:tblPr>
       <w:tblGrid>
         <w:gridCol w:w="9412"/>
@@ -5243,7 +5243,7 @@
       <w:pPr>
         <w:pStyle w:val="Heading2"/>
       </w:pPr>
-      <w:bookmarkStart w:id="12" w:name="_Toc241998576"/>
+      <w:bookmarkStart w:id="12" w:name="_Toc242009231"/>
       <w:r>
         <w:t>4.5 Writing good QA notes</w:t>
       </w:r>
@@ -5311,7 +5311,7 @@
         <w:pStyle w:val="Heading1"/>
         <w:pageBreakBefore/>
       </w:pPr>
-      <w:bookmarkStart w:id="13" w:name="_Toc241998577"/>
+      <w:bookmarkStart w:id="13" w:name="_Toc242009232"/>
       <w:r>
         <w:lastRenderedPageBreak/>
         <w:t>5. Rules you must follow</w:t>
@@ -5462,7 +5462,7 @@
         <w:pStyle w:val="Heading1"/>
         <w:pageBreakBefore/>
       </w:pPr>
-      <w:bookmarkStart w:id="14" w:name="_Toc241998578"/>
+      <w:bookmarkStart w:id="14" w:name="_Toc242009233"/>
       <w:r>
         <w:lastRenderedPageBreak/>
         <w:t>6. Troubleshooting</w:t>
@@ -5484,7 +5484,7 @@
           <w:left w:w="10" w:type="dxa"/>
           <w:right w:w="10" w:type="dxa"/>
         </w:tblCellMar>
-        <w:tblLook w:val="04A0" w:firstRow="1" w:lastRow="0" w:firstColumn="1" w:lastColumn="0" w:noHBand="0" w:noVBand="1"/>
+        <w:tblLook w:val="0000" w:firstRow="0" w:lastRow="0" w:firstColumn="0" w:lastColumn="0" w:noHBand="0" w:noVBand="0"/>
       </w:tblPr>
       <w:tblGrid>
         <w:gridCol w:w="2635"/>
@@ -6921,7 +6921,7 @@
         <w:pStyle w:val="Heading1"/>
         <w:pageBreakBefore/>
       </w:pPr>
-      <w:bookmarkStart w:id="15" w:name="_Toc241998579"/>
+      <w:bookmarkStart w:id="15" w:name="_Toc242009234"/>
       <w:r>
         <w:lastRenderedPageBreak/>
         <w:t>7. Quick reference</w:t>
@@ -6943,7 +6943,7 @@
           <w:left w:w="10" w:type="dxa"/>
           <w:right w:w="10" w:type="dxa"/>
         </w:tblCellMar>
-        <w:tblLook w:val="04A0" w:firstRow="1" w:lastRow="0" w:firstColumn="1" w:lastColumn="0" w:noHBand="0" w:noVBand="1"/>
+        <w:tblLook w:val="0000" w:firstRow="0" w:lastRow="0" w:firstColumn="0" w:lastColumn="0" w:noHBand="0" w:noVBand="0"/>
       </w:tblPr>
       <w:tblGrid>
         <w:gridCol w:w="2824"/>
@@ -7320,7 +7320,7 @@
         <w:pStyle w:val="Heading1"/>
         <w:pageBreakBefore/>
       </w:pPr>
-      <w:bookmarkStart w:id="16" w:name="_Toc241998580"/>
+      <w:bookmarkStart w:id="16" w:name="_Toc242009235"/>
       <w:r>
         <w:lastRenderedPageBreak/>
         <w:t>8. Every screen and button for your role</w:t>
@@ -7350,7 +7350,7 @@
           <w:left w:w="10" w:type="dxa"/>
           <w:right w:w="10" w:type="dxa"/>
         </w:tblCellMar>
-        <w:tblLook w:val="04A0" w:firstRow="1" w:lastRow="0" w:firstColumn="1" w:lastColumn="0" w:noHBand="0" w:noVBand="1"/>
+        <w:tblLook w:val="0000" w:firstRow="0" w:lastRow="0" w:firstColumn="0" w:lastColumn="0" w:noHBand="0" w:noVBand="0"/>
       </w:tblPr>
       <w:tblGrid>
         <w:gridCol w:w="9412"/>
@@ -7434,7 +7434,7 @@
       <w:pPr>
         <w:pStyle w:val="Heading2"/>
       </w:pPr>
-      <w:bookmarkStart w:id="17" w:name="_Toc241998581"/>
+      <w:bookmarkStart w:id="17" w:name="_Toc242009236"/>
       <w:r>
         <w:t>8.1 Sign in</w:t>
       </w:r>
@@ -7497,7 +7497,7 @@
           <w:left w:w="10" w:type="dxa"/>
           <w:right w:w="10" w:type="dxa"/>
         </w:tblCellMar>
-        <w:tblLook w:val="04A0" w:firstRow="1" w:lastRow="0" w:firstColumn="1" w:lastColumn="0" w:noHBand="0" w:noVBand="1"/>
+        <w:tblLook w:val="0000" w:firstRow="0" w:lastRow="0" w:firstColumn="0" w:lastColumn="0" w:noHBand="0" w:noVBand="0"/>
       </w:tblPr>
       <w:tblGrid>
         <w:gridCol w:w="1882"/>
@@ -7947,7 +7947,7 @@
       <w:pPr>
         <w:pStyle w:val="Heading2"/>
       </w:pPr>
-      <w:bookmarkStart w:id="18" w:name="_Toc241998582"/>
+      <w:bookmarkStart w:id="18" w:name="_Toc242009237"/>
       <w:r>
         <w:t>8.2 The header and menu bar (every screen)</w:t>
       </w:r>
@@ -8010,7 +8010,7 @@
           <w:left w:w="10" w:type="dxa"/>
           <w:right w:w="10" w:type="dxa"/>
         </w:tblCellMar>
-        <w:tblLook w:val="04A0" w:firstRow="1" w:lastRow="0" w:firstColumn="1" w:lastColumn="0" w:noHBand="0" w:noVBand="1"/>
+        <w:tblLook w:val="0000" w:firstRow="0" w:lastRow="0" w:firstColumn="0" w:lastColumn="0" w:noHBand="0" w:noVBand="0"/>
       </w:tblPr>
       <w:tblGrid>
         <w:gridCol w:w="1882"/>
@@ -8671,7 +8671,7 @@
       <w:pPr>
         <w:pStyle w:val="Heading2"/>
       </w:pPr>
-      <w:bookmarkStart w:id="19" w:name="_Toc241998583"/>
+      <w:bookmarkStart w:id="19" w:name="_Toc242009238"/>
       <w:r>
         <w:t>8.3 Change Password</w:t>
       </w:r>
@@ -8734,7 +8734,7 @@
           <w:left w:w="10" w:type="dxa"/>
           <w:right w:w="10" w:type="dxa"/>
         </w:tblCellMar>
-        <w:tblLook w:val="04A0" w:firstRow="1" w:lastRow="0" w:firstColumn="1" w:lastColumn="0" w:noHBand="0" w:noVBand="1"/>
+        <w:tblLook w:val="0000" w:firstRow="0" w:lastRow="0" w:firstColumn="0" w:lastColumn="0" w:noHBand="0" w:noVBand="0"/>
       </w:tblPr>
       <w:tblGrid>
         <w:gridCol w:w="1882"/>
@@ -9291,7 +9291,7 @@
       <w:pPr>
         <w:pStyle w:val="Heading2"/>
       </w:pPr>
-      <w:bookmarkStart w:id="20" w:name="_Toc241998584"/>
+      <w:bookmarkStart w:id="20" w:name="_Toc242009239"/>
       <w:r>
         <w:t>8.4 QA Dashboard</w:t>
       </w:r>
@@ -9354,7 +9354,7 @@
           <w:left w:w="10" w:type="dxa"/>
           <w:right w:w="10" w:type="dxa"/>
         </w:tblCellMar>
-        <w:tblLook w:val="04A0" w:firstRow="1" w:lastRow="0" w:firstColumn="1" w:lastColumn="0" w:noHBand="0" w:noVBand="1"/>
+        <w:tblLook w:val="0000" w:firstRow="0" w:lastRow="0" w:firstColumn="0" w:lastColumn="0" w:noHBand="0" w:noVBand="0"/>
       </w:tblPr>
       <w:tblGrid>
         <w:gridCol w:w="1882"/>
@@ -9912,7 +9912,7 @@
       <w:pPr>
         <w:pStyle w:val="Heading2"/>
       </w:pPr>
-      <w:bookmarkStart w:id="21" w:name="_Toc241998585"/>
+      <w:bookmarkStart w:id="21" w:name="_Toc242009240"/>
       <w:r>
         <w:t>8.5 QA Queue (with the KoboToolbox sync panel)</w:t>
       </w:r>
@@ -9975,7 +9975,7 @@
           <w:left w:w="10" w:type="dxa"/>
           <w:right w:w="10" w:type="dxa"/>
         </w:tblCellMar>
-        <w:tblLook w:val="04A0" w:firstRow="1" w:lastRow="0" w:firstColumn="1" w:lastColumn="0" w:noHBand="0" w:noVBand="1"/>
+        <w:tblLook w:val="0000" w:firstRow="0" w:lastRow="0" w:firstColumn="0" w:lastColumn="0" w:noHBand="0" w:noVBand="0"/>
       </w:tblPr>
       <w:tblGrid>
         <w:gridCol w:w="1882"/>
@@ -10635,7 +10635,7 @@
       <w:pPr>
         <w:pStyle w:val="Heading2"/>
       </w:pPr>
-      <w:bookmarkStart w:id="22" w:name="_Toc241998586"/>
+      <w:bookmarkStart w:id="22" w:name="_Toc242009241"/>
       <w:r>
         <w:lastRenderedPageBreak/>
         <w:t>8.6 QA Exceptions</w:t>
@@ -10699,7 +10699,7 @@
           <w:left w:w="10" w:type="dxa"/>
           <w:right w:w="10" w:type="dxa"/>
         </w:tblCellMar>
-        <w:tblLook w:val="04A0" w:firstRow="1" w:lastRow="0" w:firstColumn="1" w:lastColumn="0" w:noHBand="0" w:noVBand="1"/>
+        <w:tblLook w:val="0000" w:firstRow="0" w:lastRow="0" w:firstColumn="0" w:lastColumn="0" w:noHBand="0" w:noVBand="0"/>
       </w:tblPr>
       <w:tblGrid>
         <w:gridCol w:w="1882"/>
@@ -11466,7 +11466,7 @@
       <w:pPr>
         <w:pStyle w:val="Heading2"/>
       </w:pPr>
-      <w:bookmarkStart w:id="23" w:name="_Toc241998587"/>
+      <w:bookmarkStart w:id="23" w:name="_Toc242009242"/>
       <w:r>
         <w:t>8.7 Completed forms (Form PDFs)</w:t>
       </w:r>
@@ -11529,7 +11529,7 @@
           <w:left w:w="10" w:type="dxa"/>
           <w:right w:w="10" w:type="dxa"/>
         </w:tblCellMar>
-        <w:tblLook w:val="04A0" w:firstRow="1" w:lastRow="0" w:firstColumn="1" w:lastColumn="0" w:noHBand="0" w:noVBand="1"/>
+        <w:tblLook w:val="0000" w:firstRow="0" w:lastRow="0" w:firstColumn="0" w:lastColumn="0" w:noHBand="0" w:noVBand="0"/>
       </w:tblPr>
       <w:tblGrid>
         <w:gridCol w:w="1882"/>
@@ -12451,7 +12451,7 @@
         <w:sz w:val="16"/>
         <w:szCs w:val="16"/>
       </w:rPr>
-      <w:t>Version 1.18 · 4 October 2026</w:t>
+      <w:t>Version 1.19 · 4 October 2026</w:t>
     </w:r>
     <w:r>
       <w:rPr>
@@ -12624,10 +12624,10 @@
 <file path=word/numbering.xml><?xml version="1.0" encoding="utf-8"?>
 <w:numbering xmlns:wpc="http://schemas.microsoft.com/office/word/2010/wordprocessingCanvas" xmlns:cx="http://schemas.microsoft.com/office/drawing/2014/chartex" xmlns:cx1="http://schemas.microsoft.com/office/drawing/2015/9/8/chartex" xmlns:cx2="http://schemas.microsoft.com/office/drawing/2015/10/21/chartex" xmlns:cx3="http://schemas.microsoft.com/office/drawing/2016/5/9/chartex" xmlns:cx4="http://schemas.microsoft.com/office/drawing/2016/5/10/chartex" xmlns:cx5="http://schemas.microsoft.com/office/drawing/2016/5/11/chartex" xmlns:cx6="http://schemas.microsoft.com/office/drawing/2016/5/12/chartex" xmlns:cx7="http://schemas.microsoft.com/office/drawing/2016/5/13/chartex" xmlns:cx8="http://schemas.microsoft.com/office/drawing/2016/5/14/chartex" xmlns:mc="http://schemas.openxmlformats.org/markup-compatibility/2006" xmlns:aink="http://schemas.microsoft.com/office/drawing/2016/ink" xmlns:am3d="http://schemas.microsoft.com/office/drawing/2017/model3d" xmlns:o="urn:schemas-microsoft-com:office:office" xmlns:oel="http://schemas.microsoft.com/office/2019/extlst" xmlns:r="http://schemas.openxmlformats.org/officeDocument/2006/relationships" xmlns:m="http://schemas.openxmlformats.org/officeDocument/2006/math" xmlns:v="urn:schemas-microsoft-com:vml" xmlns:wp14="http://schemas.microsoft.com/office/word/2010/wordprocessingDrawing" xmlns:wp="http://schemas.openxmlformats.org/drawingml/2006/wordprocessingDrawing" xmlns:w10="urn:schemas-microsoft-com:office:word" xmlns:w="http://schemas.openxmlformats.org/wordprocessingml/2006/main" xmlns:w14="http://schemas.microsoft.com/office/word/2010/wordml" xmlns:w15="http://schemas.microsoft.com/office/word/2012/wordml" xmlns:w16cex="http://schemas.microsoft.com/office/word/2018/wordml/cex" xmlns:w16cid="http://schemas.microsoft.com/office/word/2016/wordml/cid" xmlns:w16="http://schemas.microsoft.com/office/word/2018/wordml" xmlns:w16sdtdh="http://schemas.microsoft.com/office/word/2020/wordml/sdtdatahash" xmlns:w16se="http://schemas.microsoft.com/office/word/2015/wordml/symex" xmlns:wpg="http://schemas.microsoft.com/office/word/2010/wordprocessingGroup" xmlns:wpi="http://schemas.microsoft.com/office/word/2010/wordprocessingInk" xmlns:wne="http://schemas.microsoft.com/office/word/2006/wordml" xmlns:wps="http://schemas.microsoft.com/office/word/2010/wordprocessingShape" mc:Ignorable="w14 w15 w16se w16cid w16 w16cex w16sdtdh wp14">
   <w:abstractNum w:abstractNumId="0" w15:restartNumberingAfterBreak="0">
-    <w:nsid w:val="071C5BE1"/>
+    <w:nsid w:val="0F6B1EB8"/>
     <w:multiLevelType w:val="hybridMultilevel"/>
-    <w:tmpl w:val="34A8A04E"/>
-    <w:lvl w:ilvl="0" w:tplc="6A362E4C">
+    <w:tmpl w:val="6EA410CA"/>
+    <w:lvl w:ilvl="0" w:tplc="972C1C4C">
       <w:start w:val="1"/>
       <w:numFmt w:val="decimal"/>
       <w:lvlText w:val="%1."/>
@@ -12641,52 +12641,52 @@
         <w:color w:val="A67C27"/>
       </w:rPr>
     </w:lvl>
-    <w:lvl w:ilvl="1" w:tplc="66A689DC">
+    <w:lvl w:ilvl="1" w:tplc="F216B7C8">
       <w:numFmt w:val="decimal"/>
       <w:lvlText w:val=""/>
       <w:lvlJc w:val="left"/>
     </w:lvl>
-    <w:lvl w:ilvl="2" w:tplc="443645B6">
+    <w:lvl w:ilvl="2" w:tplc="F6FCE256">
       <w:numFmt w:val="decimal"/>
       <w:lvlText w:val=""/>
       <w:lvlJc w:val="left"/>
     </w:lvl>
-    <w:lvl w:ilvl="3" w:tplc="B6A43200">
+    <w:lvl w:ilvl="3" w:tplc="A8A8C988">
       <w:numFmt w:val="decimal"/>
       <w:lvlText w:val=""/>
       <w:lvlJc w:val="left"/>
     </w:lvl>
-    <w:lvl w:ilvl="4" w:tplc="83AE1D3A">
+    <w:lvl w:ilvl="4" w:tplc="E4EA7D80">
       <w:numFmt w:val="decimal"/>
       <w:lvlText w:val=""/>
       <w:lvlJc w:val="left"/>
     </w:lvl>
-    <w:lvl w:ilvl="5" w:tplc="9B1E5F00">
+    <w:lvl w:ilvl="5" w:tplc="1A4EA184">
       <w:numFmt w:val="decimal"/>
       <w:lvlText w:val=""/>
       <w:lvlJc w:val="left"/>
     </w:lvl>
-    <w:lvl w:ilvl="6" w:tplc="0750D7DC">
+    <w:lvl w:ilvl="6" w:tplc="BFDAB5D4">
       <w:numFmt w:val="decimal"/>
       <w:lvlText w:val=""/>
       <w:lvlJc w:val="left"/>
     </w:lvl>
-    <w:lvl w:ilvl="7" w:tplc="9D126870">
+    <w:lvl w:ilvl="7" w:tplc="2AE642A6">
       <w:numFmt w:val="decimal"/>
       <w:lvlText w:val=""/>
       <w:lvlJc w:val="left"/>
     </w:lvl>
-    <w:lvl w:ilvl="8" w:tplc="E80247EE">
+    <w:lvl w:ilvl="8" w:tplc="2DBCE7E0">
       <w:numFmt w:val="decimal"/>
       <w:lvlText w:val=""/>
       <w:lvlJc w:val="left"/>
     </w:lvl>
   </w:abstractNum>
   <w:abstractNum w:abstractNumId="1" w15:restartNumberingAfterBreak="0">
-    <w:nsid w:val="225F5E3D"/>
+    <w:nsid w:val="12B84898"/>
     <w:multiLevelType w:val="hybridMultilevel"/>
-    <w:tmpl w:val="3216FE5C"/>
-    <w:lvl w:ilvl="0" w:tplc="9E28CB98">
+    <w:tmpl w:val="7598CED4"/>
+    <w:lvl w:ilvl="0" w:tplc="4EB257EC">
       <w:start w:val="1"/>
       <w:numFmt w:val="decimal"/>
       <w:lvlText w:val="%1."/>
@@ -12700,52 +12700,52 @@
         <w:color w:val="A67C27"/>
       </w:rPr>
     </w:lvl>
-    <w:lvl w:ilvl="1" w:tplc="2D0EE2CE">
+    <w:lvl w:ilvl="1" w:tplc="72FA41EE">
       <w:numFmt w:val="decimal"/>
       <w:lvlText w:val=""/>
       <w:lvlJc w:val="left"/>
     </w:lvl>
-    <w:lvl w:ilvl="2" w:tplc="932EF230">
+    <w:lvl w:ilvl="2" w:tplc="C1C649C4">
       <w:numFmt w:val="decimal"/>
       <w:lvlText w:val=""/>
       <w:lvlJc w:val="left"/>
     </w:lvl>
-    <w:lvl w:ilvl="3" w:tplc="D506C544">
+    <w:lvl w:ilvl="3" w:tplc="3858D64C">
       <w:numFmt w:val="decimal"/>
       <w:lvlText w:val=""/>
       <w:lvlJc w:val="left"/>
     </w:lvl>
-    <w:lvl w:ilvl="4" w:tplc="4D90059A">
+    <w:lvl w:ilvl="4" w:tplc="CA12CF42">
       <w:numFmt w:val="decimal"/>
       <w:lvlText w:val=""/>
       <w:lvlJc w:val="left"/>
     </w:lvl>
-    <w:lvl w:ilvl="5" w:tplc="67A20EE6">
+    <w:lvl w:ilvl="5" w:tplc="A432B254">
       <w:numFmt w:val="decimal"/>
       <w:lvlText w:val=""/>
       <w:lvlJc w:val="left"/>
     </w:lvl>
-    <w:lvl w:ilvl="6" w:tplc="F7CAA534">
+    <w:lvl w:ilvl="6" w:tplc="B24EFC6C">
       <w:numFmt w:val="decimal"/>
       <w:lvlText w:val=""/>
       <w:lvlJc w:val="left"/>
     </w:lvl>
-    <w:lvl w:ilvl="7" w:tplc="2FC8582C">
+    <w:lvl w:ilvl="7" w:tplc="60EA4574">
       <w:numFmt w:val="decimal"/>
       <w:lvlText w:val=""/>
       <w:lvlJc w:val="left"/>
     </w:lvl>
-    <w:lvl w:ilvl="8" w:tplc="230A8128">
+    <w:lvl w:ilvl="8" w:tplc="ED906E46">
       <w:numFmt w:val="decimal"/>
       <w:lvlText w:val=""/>
       <w:lvlJc w:val="left"/>
     </w:lvl>
   </w:abstractNum>
   <w:abstractNum w:abstractNumId="2" w15:restartNumberingAfterBreak="0">
-    <w:nsid w:val="2B5630C6"/>
+    <w:nsid w:val="25E6327F"/>
     <w:multiLevelType w:val="hybridMultilevel"/>
-    <w:tmpl w:val="CA28D9C4"/>
-    <w:lvl w:ilvl="0" w:tplc="E77E4B4A">
+    <w:tmpl w:val="C520F6B4"/>
+    <w:lvl w:ilvl="0" w:tplc="1AD6C322">
       <w:start w:val="1"/>
       <w:numFmt w:val="decimal"/>
       <w:lvlText w:val="%1."/>
@@ -12759,52 +12759,110 @@
         <w:color w:val="A67C27"/>
       </w:rPr>
     </w:lvl>
-    <w:lvl w:ilvl="1" w:tplc="A9884538">
+    <w:lvl w:ilvl="1" w:tplc="9E046AAA">
       <w:numFmt w:val="decimal"/>
       <w:lvlText w:val=""/>
       <w:lvlJc w:val="left"/>
     </w:lvl>
-    <w:lvl w:ilvl="2" w:tplc="F9247BB4">
+    <w:lvl w:ilvl="2" w:tplc="56F0C84E">
       <w:numFmt w:val="decimal"/>
       <w:lvlText w:val=""/>
       <w:lvlJc w:val="left"/>
     </w:lvl>
-    <w:lvl w:ilvl="3" w:tplc="11F09092">
+    <w:lvl w:ilvl="3" w:tplc="F3D24C3A">
       <w:numFmt w:val="decimal"/>
       <w:lvlText w:val=""/>
       <w:lvlJc w:val="left"/>
     </w:lvl>
-    <w:lvl w:ilvl="4" w:tplc="9DCE5ABE">
+    <w:lvl w:ilvl="4" w:tplc="ACD635FC">
       <w:numFmt w:val="decimal"/>
       <w:lvlText w:val=""/>
       <w:lvlJc w:val="left"/>
     </w:lvl>
-    <w:lvl w:ilvl="5" w:tplc="BD9EFE76">
+    <w:lvl w:ilvl="5" w:tplc="8C204652">
       <w:numFmt w:val="decimal"/>
       <w:lvlText w:val=""/>
       <w:lvlJc w:val="left"/>
     </w:lvl>
-    <w:lvl w:ilvl="6" w:tplc="9D52DB1A">
+    <w:lvl w:ilvl="6" w:tplc="091CD3A4">
       <w:numFmt w:val="decimal"/>
       <w:lvlText w:val=""/>
       <w:lvlJc w:val="left"/>
     </w:lvl>
-    <w:lvl w:ilvl="7" w:tplc="26D8A8FE">
+    <w:lvl w:ilvl="7" w:tplc="EDE044DC">
       <w:numFmt w:val="decimal"/>
       <w:lvlText w:val=""/>
       <w:lvlJc w:val="left"/>
     </w:lvl>
-    <w:lvl w:ilvl="8" w:tplc="8D24009C">
+    <w:lvl w:ilvl="8" w:tplc="F77AA80A">
       <w:numFmt w:val="decimal"/>
       <w:lvlText w:val=""/>
       <w:lvlJc w:val="left"/>
     </w:lvl>
   </w:abstractNum>
   <w:abstractNum w:abstractNumId="3" w15:restartNumberingAfterBreak="0">
-    <w:nsid w:val="33AF7C85"/>
+    <w:nsid w:val="36470231"/>
     <w:multiLevelType w:val="hybridMultilevel"/>
-    <w:tmpl w:val="919A65AE"/>
-    <w:lvl w:ilvl="0" w:tplc="5F7A4F78">
+    <w:tmpl w:val="A54251CE"/>
+    <w:lvl w:ilvl="0" w:tplc="BF022A5C">
+      <w:start w:val="1"/>
+      <w:numFmt w:val="bullet"/>
+      <w:lvlText w:val="•"/>
+      <w:lvlJc w:val="left"/>
+      <w:pPr>
+        <w:ind w:left="460" w:hanging="280"/>
+      </w:pPr>
+    </w:lvl>
+    <w:lvl w:ilvl="1" w:tplc="521433E0">
+      <w:start w:val="1"/>
+      <w:numFmt w:val="bullet"/>
+      <w:lvlText w:val="–"/>
+      <w:lvlJc w:val="left"/>
+      <w:pPr>
+        <w:ind w:left="900" w:hanging="280"/>
+      </w:pPr>
+    </w:lvl>
+    <w:lvl w:ilvl="2" w:tplc="9ED6FBC0">
+      <w:numFmt w:val="decimal"/>
+      <w:lvlText w:val=""/>
+      <w:lvlJc w:val="left"/>
+    </w:lvl>
+    <w:lvl w:ilvl="3" w:tplc="794A6FDC">
+      <w:numFmt w:val="decimal"/>
+      <w:lvlText w:val=""/>
+      <w:lvlJc w:val="left"/>
+    </w:lvl>
+    <w:lvl w:ilvl="4" w:tplc="D47E9D92">
+      <w:numFmt w:val="decimal"/>
+      <w:lvlText w:val=""/>
+      <w:lvlJc w:val="left"/>
+    </w:lvl>
+    <w:lvl w:ilvl="5" w:tplc="5C768B16">
+      <w:numFmt w:val="decimal"/>
+      <w:lvlText w:val=""/>
+      <w:lvlJc w:val="left"/>
+    </w:lvl>
+    <w:lvl w:ilvl="6" w:tplc="6290C39E">
+      <w:numFmt w:val="decimal"/>
+      <w:lvlText w:val=""/>
+      <w:lvlJc w:val="left"/>
+    </w:lvl>
+    <w:lvl w:ilvl="7" w:tplc="0D3E8812">
+      <w:numFmt w:val="decimal"/>
+      <w:lvlText w:val=""/>
+      <w:lvlJc w:val="left"/>
+    </w:lvl>
+    <w:lvl w:ilvl="8" w:tplc="86DC0FBE">
+      <w:numFmt w:val="decimal"/>
+      <w:lvlText w:val=""/>
+      <w:lvlJc w:val="left"/>
+    </w:lvl>
+  </w:abstractNum>
+  <w:abstractNum w:abstractNumId="4" w15:restartNumberingAfterBreak="0">
+    <w:nsid w:val="564D1E39"/>
+    <w:multiLevelType w:val="hybridMultilevel"/>
+    <w:tmpl w:val="3D6EF224"/>
+    <w:lvl w:ilvl="0" w:tplc="F5705F7A">
       <w:start w:val="1"/>
       <w:numFmt w:val="decimal"/>
       <w:lvlText w:val="%1."/>
@@ -12818,110 +12876,52 @@
         <w:color w:val="A67C27"/>
       </w:rPr>
     </w:lvl>
-    <w:lvl w:ilvl="1" w:tplc="36B04CFC">
+    <w:lvl w:ilvl="1" w:tplc="4ECC3B82">
       <w:numFmt w:val="decimal"/>
       <w:lvlText w:val=""/>
       <w:lvlJc w:val="left"/>
     </w:lvl>
-    <w:lvl w:ilvl="2" w:tplc="C41E5958">
+    <w:lvl w:ilvl="2" w:tplc="55BC6DE6">
       <w:numFmt w:val="decimal"/>
       <w:lvlText w:val=""/>
       <w:lvlJc w:val="left"/>
     </w:lvl>
-    <w:lvl w:ilvl="3" w:tplc="E0B078C0">
+    <w:lvl w:ilvl="3" w:tplc="6D3AB64C">
       <w:numFmt w:val="decimal"/>
       <w:lvlText w:val=""/>
       <w:lvlJc w:val="left"/>
     </w:lvl>
-    <w:lvl w:ilvl="4" w:tplc="FDB6B9EA">
+    <w:lvl w:ilvl="4" w:tplc="36C6DADA">
       <w:numFmt w:val="decimal"/>
       <w:lvlText w:val=""/>
       <w:lvlJc w:val="left"/>
     </w:lvl>
-    <w:lvl w:ilvl="5" w:tplc="ECF4DD9E">
+    <w:lvl w:ilvl="5" w:tplc="71CE550C">
       <w:numFmt w:val="decimal"/>
       <w:lvlText w:val=""/>
       <w:lvlJc w:val="left"/>
     </w:lvl>
-    <w:lvl w:ilvl="6" w:tplc="B5FCFD3E">
+    <w:lvl w:ilvl="6" w:tplc="37B217CE">
       <w:numFmt w:val="decimal"/>
       <w:lvlText w:val=""/>
       <w:lvlJc w:val="left"/>
     </w:lvl>
-    <w:lvl w:ilvl="7" w:tplc="BA2226DA">
+    <w:lvl w:ilvl="7" w:tplc="A98607DE">
       <w:numFmt w:val="decimal"/>
       <w:lvlText w:val=""/>
       <w:lvlJc w:val="left"/>
     </w:lvl>
-    <w:lvl w:ilvl="8" w:tplc="EA9865BE">
-      <w:numFmt w:val="decimal"/>
-      <w:lvlText w:val=""/>
-      <w:lvlJc w:val="left"/>
-    </w:lvl>
-  </w:abstractNum>
-  <w:abstractNum w:abstractNumId="4" w15:restartNumberingAfterBreak="0">
-    <w:nsid w:val="49871459"/>
-    <w:multiLevelType w:val="hybridMultilevel"/>
-    <w:tmpl w:val="AC244F18"/>
-    <w:lvl w:ilvl="0" w:tplc="9CC258F2">
-      <w:start w:val="1"/>
-      <w:numFmt w:val="bullet"/>
-      <w:lvlText w:val="•"/>
-      <w:lvlJc w:val="left"/>
-      <w:pPr>
-        <w:ind w:left="460" w:hanging="280"/>
-      </w:pPr>
-    </w:lvl>
-    <w:lvl w:ilvl="1" w:tplc="BE96057E">
-      <w:start w:val="1"/>
-      <w:numFmt w:val="bullet"/>
-      <w:lvlText w:val="–"/>
-      <w:lvlJc w:val="left"/>
-      <w:pPr>
-        <w:ind w:left="900" w:hanging="280"/>
-      </w:pPr>
-    </w:lvl>
-    <w:lvl w:ilvl="2" w:tplc="3446D7F8">
-      <w:numFmt w:val="decimal"/>
-      <w:lvlText w:val=""/>
-      <w:lvlJc w:val="left"/>
-    </w:lvl>
-    <w:lvl w:ilvl="3" w:tplc="C4A473E8">
-      <w:numFmt w:val="decimal"/>
-      <w:lvlText w:val=""/>
-      <w:lvlJc w:val="left"/>
-    </w:lvl>
-    <w:lvl w:ilvl="4" w:tplc="F1108CE0">
-      <w:numFmt w:val="decimal"/>
-      <w:lvlText w:val=""/>
-      <w:lvlJc w:val="left"/>
-    </w:lvl>
-    <w:lvl w:ilvl="5" w:tplc="15C23118">
-      <w:numFmt w:val="decimal"/>
-      <w:lvlText w:val=""/>
-      <w:lvlJc w:val="left"/>
-    </w:lvl>
-    <w:lvl w:ilvl="6" w:tplc="CD44221E">
-      <w:numFmt w:val="decimal"/>
-      <w:lvlText w:val=""/>
-      <w:lvlJc w:val="left"/>
-    </w:lvl>
-    <w:lvl w:ilvl="7" w:tplc="38F2E8B8">
-      <w:numFmt w:val="decimal"/>
-      <w:lvlText w:val=""/>
-      <w:lvlJc w:val="left"/>
-    </w:lvl>
-    <w:lvl w:ilvl="8" w:tplc="6F8CECDA">
+    <w:lvl w:ilvl="8" w:tplc="14B25AE2">
       <w:numFmt w:val="decimal"/>
       <w:lvlText w:val=""/>
       <w:lvlJc w:val="left"/>
     </w:lvl>
   </w:abstractNum>
   <w:abstractNum w:abstractNumId="5" w15:restartNumberingAfterBreak="0">
-    <w:nsid w:val="4FE12761"/>
+    <w:nsid w:val="5F521E94"/>
     <w:multiLevelType w:val="hybridMultilevel"/>
-    <w:tmpl w:val="FD4034E2"/>
-    <w:lvl w:ilvl="0" w:tplc="340E704C">
+    <w:tmpl w:val="B922FAE6"/>
+    <w:lvl w:ilvl="0" w:tplc="F7FE6436">
       <w:start w:val="1"/>
       <w:numFmt w:val="decimal"/>
       <w:lvlText w:val="%1."/>
@@ -12935,52 +12935,138 @@
         <w:color w:val="A67C27"/>
       </w:rPr>
     </w:lvl>
-    <w:lvl w:ilvl="1" w:tplc="7AA8E71A">
+    <w:lvl w:ilvl="1" w:tplc="F8B287E6">
       <w:numFmt w:val="decimal"/>
       <w:lvlText w:val=""/>
       <w:lvlJc w:val="left"/>
     </w:lvl>
-    <w:lvl w:ilvl="2" w:tplc="5D168A62">
+    <w:lvl w:ilvl="2" w:tplc="13586756">
       <w:numFmt w:val="decimal"/>
       <w:lvlText w:val=""/>
       <w:lvlJc w:val="left"/>
     </w:lvl>
-    <w:lvl w:ilvl="3" w:tplc="5B44AB1E">
+    <w:lvl w:ilvl="3" w:tplc="B79C749A">
       <w:numFmt w:val="decimal"/>
       <w:lvlText w:val=""/>
       <w:lvlJc w:val="left"/>
     </w:lvl>
-    <w:lvl w:ilvl="4" w:tplc="23FCE052">
+    <w:lvl w:ilvl="4" w:tplc="C6E84076">
       <w:numFmt w:val="decimal"/>
       <w:lvlText w:val=""/>
       <w:lvlJc w:val="left"/>
     </w:lvl>
-    <w:lvl w:ilvl="5" w:tplc="4D3C7062">
+    <w:lvl w:ilvl="5" w:tplc="57A835DC">
       <w:numFmt w:val="decimal"/>
       <w:lvlText w:val=""/>
       <w:lvlJc w:val="left"/>
     </w:lvl>
-    <w:lvl w:ilvl="6" w:tplc="B76656C6">
+    <w:lvl w:ilvl="6" w:tplc="89FE7370">
       <w:numFmt w:val="decimal"/>
       <w:lvlText w:val=""/>
       <w:lvlJc w:val="left"/>
     </w:lvl>
-    <w:lvl w:ilvl="7" w:tplc="41860926">
+    <w:lvl w:ilvl="7" w:tplc="1CF0A784">
       <w:numFmt w:val="decimal"/>
       <w:lvlText w:val=""/>
       <w:lvlJc w:val="left"/>
     </w:lvl>
-    <w:lvl w:ilvl="8" w:tplc="4B3A8298">
+    <w:lvl w:ilvl="8" w:tplc="FF60BAEE">
       <w:numFmt w:val="decimal"/>
       <w:lvlText w:val=""/>
       <w:lvlJc w:val="left"/>
     </w:lvl>
   </w:abstractNum>
   <w:abstractNum w:abstractNumId="6" w15:restartNumberingAfterBreak="0">
-    <w:nsid w:val="54796EFD"/>
+    <w:nsid w:val="680302DD"/>
     <w:multiLevelType w:val="hybridMultilevel"/>
-    <w:tmpl w:val="60843634"/>
-    <w:lvl w:ilvl="0" w:tplc="E40ACF1C">
+    <w:tmpl w:val="0C72DE92"/>
+    <w:lvl w:ilvl="0" w:tplc="1834C794">
+      <w:start w:val="1"/>
+      <w:numFmt w:val="bullet"/>
+      <w:lvlText w:val="●"/>
+      <w:lvlJc w:val="left"/>
+      <w:pPr>
+        <w:ind w:left="720" w:hanging="360"/>
+      </w:pPr>
+    </w:lvl>
+    <w:lvl w:ilvl="1" w:tplc="03366730">
+      <w:start w:val="1"/>
+      <w:numFmt w:val="bullet"/>
+      <w:lvlText w:val="○"/>
+      <w:lvlJc w:val="left"/>
+      <w:pPr>
+        <w:ind w:left="1440" w:hanging="360"/>
+      </w:pPr>
+    </w:lvl>
+    <w:lvl w:ilvl="2" w:tplc="25EAF738">
+      <w:start w:val="1"/>
+      <w:numFmt w:val="bullet"/>
+      <w:lvlText w:val="■"/>
+      <w:lvlJc w:val="left"/>
+      <w:pPr>
+        <w:ind w:left="2160" w:hanging="360"/>
+      </w:pPr>
+    </w:lvl>
+    <w:lvl w:ilvl="3" w:tplc="CBAAB5E0">
+      <w:start w:val="1"/>
+      <w:numFmt w:val="bullet"/>
+      <w:lvlText w:val="●"/>
+      <w:lvlJc w:val="left"/>
+      <w:pPr>
+        <w:ind w:left="2880" w:hanging="360"/>
+      </w:pPr>
+    </w:lvl>
+    <w:lvl w:ilvl="4" w:tplc="E3E69866">
+      <w:start w:val="1"/>
+      <w:numFmt w:val="bullet"/>
+      <w:lvlText w:val="○"/>
+      <w:lvlJc w:val="left"/>
+      <w:pPr>
+        <w:ind w:left="3600" w:hanging="360"/>
+      </w:pPr>
+    </w:lvl>
+    <w:lvl w:ilvl="5" w:tplc="19E26464">
+      <w:start w:val="1"/>
+      <w:numFmt w:val="bullet"/>
+      <w:lvlText w:val="■"/>
+      <w:lvlJc w:val="left"/>
+      <w:pPr>
+        <w:ind w:left="4320" w:hanging="360"/>
+      </w:pPr>
+    </w:lvl>
+    <w:lvl w:ilvl="6" w:tplc="F02EA848">
+      <w:start w:val="1"/>
+      <w:numFmt w:val="bullet"/>
+      <w:lvlText w:val="●"/>
+      <w:lvlJc w:val="left"/>
+      <w:pPr>
+        <w:ind w:left="5040" w:hanging="360"/>
+      </w:pPr>
+    </w:lvl>
+    <w:lvl w:ilvl="7" w:tplc="3D02D1AA">
+      <w:start w:val="1"/>
+      <w:numFmt w:val="bullet"/>
+      <w:lvlText w:val="●"/>
+      <w:lvlJc w:val="left"/>
+      <w:pPr>
+        <w:ind w:left="5760" w:hanging="360"/>
+      </w:pPr>
+    </w:lvl>
+    <w:lvl w:ilvl="8" w:tplc="DD6404D0">
+      <w:start w:val="1"/>
+      <w:numFmt w:val="bullet"/>
+      <w:lvlText w:val="●"/>
+      <w:lvlJc w:val="left"/>
+      <w:pPr>
+        <w:ind w:left="6480" w:hanging="360"/>
+      </w:pPr>
+    </w:lvl>
+  </w:abstractNum>
+  <w:abstractNum w:abstractNumId="7" w15:restartNumberingAfterBreak="0">
+    <w:nsid w:val="70326F2B"/>
+    <w:multiLevelType w:val="hybridMultilevel"/>
+    <w:tmpl w:val="0A408E9E"/>
+    <w:lvl w:ilvl="0" w:tplc="B8260E2C">
       <w:start w:val="1"/>
       <w:numFmt w:val="decimal"/>
       <w:lvlText w:val="%1."/>
@@ -12994,177 +13080,91 @@
         <w:color w:val="A67C27"/>
       </w:rPr>
     </w:lvl>
-    <w:lvl w:ilvl="1" w:tplc="1486DF1A">
+    <w:lvl w:ilvl="1" w:tplc="2E8E79FE">
       <w:numFmt w:val="decimal"/>
       <w:lvlText w:val=""/>
       <w:lvlJc w:val="left"/>
     </w:lvl>
-    <w:lvl w:ilvl="2" w:tplc="AD20535E">
+    <w:lvl w:ilvl="2" w:tplc="AC0E45A2">
       <w:numFmt w:val="decimal"/>
       <w:lvlText w:val=""/>
       <w:lvlJc w:val="left"/>
     </w:lvl>
-    <w:lvl w:ilvl="3" w:tplc="AB9C179C">
+    <w:lvl w:ilvl="3" w:tplc="EA3A5D34">
       <w:numFmt w:val="decimal"/>
       <w:lvlText w:val=""/>
       <w:lvlJc w:val="left"/>
     </w:lvl>
-    <w:lvl w:ilvl="4" w:tplc="14D0DA3A">
+    <w:lvl w:ilvl="4" w:tplc="E870C8E0">
       <w:numFmt w:val="decimal"/>
       <w:lvlText w:val=""/>
       <w:lvlJc w:val="left"/>
     </w:lvl>
-    <w:lvl w:ilvl="5" w:tplc="89AAB4F8">
+    <w:lvl w:ilvl="5" w:tplc="CE0AF06C">
       <w:numFmt w:val="decimal"/>
       <w:lvlText w:val=""/>
       <w:lvlJc w:val="left"/>
     </w:lvl>
-    <w:lvl w:ilvl="6" w:tplc="32985640">
+    <w:lvl w:ilvl="6" w:tplc="00C61738">
       <w:numFmt w:val="decimal"/>
       <w:lvlText w:val=""/>
       <w:lvlJc w:val="left"/>
     </w:lvl>
-    <w:lvl w:ilvl="7" w:tplc="62FAAD8C">
+    <w:lvl w:ilvl="7" w:tplc="31363CA6">
       <w:numFmt w:val="decimal"/>
       <w:lvlText w:val=""/>
       <w:lvlJc w:val="left"/>
     </w:lvl>
-    <w:lvl w:ilvl="8" w:tplc="50369F8A">
+    <w:lvl w:ilvl="8" w:tplc="025E0914">
       <w:numFmt w:val="decimal"/>
       <w:lvlText w:val=""/>
       <w:lvlJc w:val="left"/>
     </w:lvl>
   </w:abstractNum>
-  <w:abstractNum w:abstractNumId="7" w15:restartNumberingAfterBreak="0">
-    <w:nsid w:val="706C213D"/>
-    <w:multiLevelType w:val="hybridMultilevel"/>
-    <w:tmpl w:val="B4EAEE62"/>
-    <w:lvl w:ilvl="0" w:tplc="CC4CFB76">
-      <w:start w:val="1"/>
-      <w:numFmt w:val="bullet"/>
-      <w:lvlText w:val="●"/>
-      <w:lvlJc w:val="left"/>
-      <w:pPr>
-        <w:ind w:left="720" w:hanging="360"/>
-      </w:pPr>
-    </w:lvl>
-    <w:lvl w:ilvl="1" w:tplc="8700A7D0">
-      <w:start w:val="1"/>
-      <w:numFmt w:val="bullet"/>
-      <w:lvlText w:val="○"/>
-      <w:lvlJc w:val="left"/>
-      <w:pPr>
-        <w:ind w:left="1440" w:hanging="360"/>
-      </w:pPr>
-    </w:lvl>
-    <w:lvl w:ilvl="2" w:tplc="75FA8106">
-      <w:start w:val="1"/>
-      <w:numFmt w:val="bullet"/>
-      <w:lvlText w:val="■"/>
-      <w:lvlJc w:val="left"/>
-      <w:pPr>
-        <w:ind w:left="2160" w:hanging="360"/>
-      </w:pPr>
-    </w:lvl>
-    <w:lvl w:ilvl="3" w:tplc="68A28D80">
-      <w:start w:val="1"/>
-      <w:numFmt w:val="bullet"/>
-      <w:lvlText w:val="●"/>
-      <w:lvlJc w:val="left"/>
-      <w:pPr>
-        <w:ind w:left="2880" w:hanging="360"/>
-      </w:pPr>
-    </w:lvl>
-    <w:lvl w:ilvl="4" w:tplc="FD12614C">
-      <w:start w:val="1"/>
-      <w:numFmt w:val="bullet"/>
-      <w:lvlText w:val="○"/>
-      <w:lvlJc w:val="left"/>
-      <w:pPr>
-        <w:ind w:left="3600" w:hanging="360"/>
-      </w:pPr>
-    </w:lvl>
-    <w:lvl w:ilvl="5" w:tplc="3DC62D00">
-      <w:start w:val="1"/>
-      <w:numFmt w:val="bullet"/>
-      <w:lvlText w:val="■"/>
-      <w:lvlJc w:val="left"/>
-      <w:pPr>
-        <w:ind w:left="4320" w:hanging="360"/>
-      </w:pPr>
-    </w:lvl>
-    <w:lvl w:ilvl="6" w:tplc="CA0CDA26">
-      <w:start w:val="1"/>
-      <w:numFmt w:val="bullet"/>
-      <w:lvlText w:val="●"/>
-      <w:lvlJc w:val="left"/>
-      <w:pPr>
-        <w:ind w:left="5040" w:hanging="360"/>
-      </w:pPr>
-    </w:lvl>
-    <w:lvl w:ilvl="7" w:tplc="7FFE9368">
-      <w:start w:val="1"/>
-      <w:numFmt w:val="bullet"/>
-      <w:lvlText w:val="●"/>
-      <w:lvlJc w:val="left"/>
-      <w:pPr>
-        <w:ind w:left="5760" w:hanging="360"/>
-      </w:pPr>
-    </w:lvl>
-    <w:lvl w:ilvl="8" w:tplc="731427A0">
-      <w:start w:val="1"/>
-      <w:numFmt w:val="bullet"/>
-      <w:lvlText w:val="●"/>
-      <w:lvlJc w:val="left"/>
-      <w:pPr>
-        <w:ind w:left="6480" w:hanging="360"/>
-      </w:pPr>
-    </w:lvl>
-  </w:abstractNum>
-  <w:num w:numId="1" w16cid:durableId="2010672260">
+  <w:num w:numId="1" w16cid:durableId="1618877333">
+    <w:abstractNumId w:val="6"/>
+    <w:lvlOverride w:ilvl="0">
+      <w:startOverride w:val="1"/>
+    </w:lvlOverride>
+  </w:num>
+  <w:num w:numId="2" w16cid:durableId="308706581">
+    <w:abstractNumId w:val="3"/>
+    <w:lvlOverride w:ilvl="0">
+      <w:startOverride w:val="1"/>
+    </w:lvlOverride>
+  </w:num>
+  <w:num w:numId="3" w16cid:durableId="1683970399">
+    <w:abstractNumId w:val="1"/>
+    <w:lvlOverride w:ilvl="0">
+      <w:startOverride w:val="1"/>
+    </w:lvlOverride>
+  </w:num>
+  <w:num w:numId="4" w16cid:durableId="1862015953">
+    <w:abstractNumId w:val="0"/>
+    <w:lvlOverride w:ilvl="0">
+      <w:startOverride w:val="1"/>
+    </w:lvlOverride>
+  </w:num>
+  <w:num w:numId="5" w16cid:durableId="1854343002">
+    <w:abstractNumId w:val="4"/>
+    <w:lvlOverride w:ilvl="0">
+      <w:startOverride w:val="1"/>
+    </w:lvlOverride>
+  </w:num>
+  <w:num w:numId="6" w16cid:durableId="811217022">
     <w:abstractNumId w:val="7"/>
     <w:lvlOverride w:ilvl="0">
       <w:startOverride w:val="1"/>
     </w:lvlOverride>
   </w:num>
-  <w:num w:numId="2" w16cid:durableId="488374332">
-    <w:abstractNumId w:val="4"/>
-    <w:lvlOverride w:ilvl="0">
-      <w:startOverride w:val="1"/>
-    </w:lvlOverride>
-  </w:num>
-  <w:num w:numId="3" w16cid:durableId="45180472">
-    <w:abstractNumId w:val="5"/>
-    <w:lvlOverride w:ilvl="0">
-      <w:startOverride w:val="1"/>
-    </w:lvlOverride>
-  </w:num>
-  <w:num w:numId="4" w16cid:durableId="107625084">
-    <w:abstractNumId w:val="1"/>
-    <w:lvlOverride w:ilvl="0">
-      <w:startOverride w:val="1"/>
-    </w:lvlOverride>
-  </w:num>
-  <w:num w:numId="5" w16cid:durableId="1635716785">
+  <w:num w:numId="7" w16cid:durableId="960648352">
     <w:abstractNumId w:val="2"/>
     <w:lvlOverride w:ilvl="0">
       <w:startOverride w:val="1"/>
     </w:lvlOverride>
   </w:num>
-  <w:num w:numId="6" w16cid:durableId="723022780">
-    <w:abstractNumId w:val="3"/>
-    <w:lvlOverride w:ilvl="0">
-      <w:startOverride w:val="1"/>
-    </w:lvlOverride>
-  </w:num>
-  <w:num w:numId="7" w16cid:durableId="716514248">
-    <w:abstractNumId w:val="0"/>
-    <w:lvlOverride w:ilvl="0">
-      <w:startOverride w:val="1"/>
-    </w:lvlOverride>
-  </w:num>
-  <w:num w:numId="8" w16cid:durableId="1023628446">
-    <w:abstractNumId w:val="6"/>
+  <w:num w:numId="8" w16cid:durableId="1617635885">
+    <w:abstractNumId w:val="5"/>
     <w:lvlOverride w:ilvl="0">
       <w:startOverride w:val="1"/>
     </w:lvlOverride>
@@ -13789,7 +13789,7 @@
     <w:autoRedefine/>
     <w:uiPriority w:val="39"/>
     <w:unhideWhenUsed/>
-    <w:rsid w:val="00B36FC7"/>
+    <w:rsid w:val="000113CC"/>
     <w:pPr>
       <w:spacing w:after="100"/>
     </w:pPr>
@@ -13801,7 +13801,7 @@
     <w:autoRedefine/>
     <w:uiPriority w:val="39"/>
     <w:unhideWhenUsed/>
-    <w:rsid w:val="00B36FC7"/>
+    <w:rsid w:val="000113CC"/>
     <w:pPr>
       <w:spacing w:after="100"/>
       <w:ind w:left="210"/>

--- a/docs/manuals/Role_Guide_4_QUAN_QA_RA.docx
+++ b/docs/manuals/Role_Guide_4_QUAN_QA_RA.docx
@@ -69,7 +69,7 @@
           <w:left w:w="10" w:type="dxa"/>
           <w:right w:w="10" w:type="dxa"/>
         </w:tblCellMar>
-        <w:tblLook w:val="0000" w:firstRow="0" w:lastRow="0" w:firstColumn="0" w:lastColumn="0" w:noHBand="0" w:noVBand="0"/>
+        <w:tblLook w:val="04A0" w:firstRow="1" w:lastRow="0" w:firstColumn="1" w:lastColumn="0" w:noHBand="0" w:noVBand="1"/>
       </w:tblPr>
       <w:tblGrid>
         <w:gridCol w:w="2300"/>
@@ -469,7 +469,7 @@
                 <w:sz w:val="19"/>
                 <w:szCs w:val="19"/>
               </w:rPr>
-              <w:t>Version 1.19 · 4 October 2026</w:t>
+              <w:t>Version 1.20 · 4 October 2026</w:t>
             </w:r>
           </w:p>
         </w:tc>
@@ -538,7 +538,7 @@
     <w:sdt>
       <w:sdtPr>
         <w:alias w:val="Contents"/>
-        <w:id w:val="1114328441"/>
+        <w:id w:val="-1090465246"/>
       </w:sdtPr>
       <w:sdtEndPr/>
       <w:sdtContent>
@@ -567,7 +567,7 @@
           <w:r>
             <w:fldChar w:fldCharType="separate"/>
           </w:r>
-          <w:hyperlink w:anchor="_Toc242009219" w:history="1">
+          <w:hyperlink w:anchor="_Toc242011201" w:history="1">
             <w:r>
               <w:rPr>
                 <w:rStyle w:val="Hyperlink"/>
@@ -591,7 +591,7 @@
               <w:rPr>
                 <w:noProof/>
               </w:rPr>
-              <w:instrText xml:space="preserve"> PAGEREF _Toc242009219 \h </w:instrText>
+              <w:instrText xml:space="preserve"> PAGEREF _Toc242011201 \h </w:instrText>
             </w:r>
             <w:r>
               <w:rPr>
@@ -634,7 +634,7 @@
               <w14:ligatures w14:val="standardContextual"/>
             </w:rPr>
           </w:pPr>
-          <w:hyperlink w:anchor="_Toc242009220" w:history="1">
+          <w:hyperlink w:anchor="_Toc242011202" w:history="1">
             <w:r>
               <w:rPr>
                 <w:rStyle w:val="Hyperlink"/>
@@ -658,7 +658,7 @@
               <w:rPr>
                 <w:noProof/>
               </w:rPr>
-              <w:instrText xml:space="preserve"> PAGEREF _Toc242009220 \h </w:instrText>
+              <w:instrText xml:space="preserve"> PAGEREF _Toc242011202 \h </w:instrText>
             </w:r>
             <w:r>
               <w:rPr>
@@ -701,7 +701,7 @@
               <w14:ligatures w14:val="standardContextual"/>
             </w:rPr>
           </w:pPr>
-          <w:hyperlink w:anchor="_Toc242009221" w:history="1">
+          <w:hyperlink w:anchor="_Toc242011203" w:history="1">
             <w:r>
               <w:rPr>
                 <w:rStyle w:val="Hyperlink"/>
@@ -725,7 +725,7 @@
               <w:rPr>
                 <w:noProof/>
               </w:rPr>
-              <w:instrText xml:space="preserve"> PAGEREF _Toc242009221 \h </w:instrText>
+              <w:instrText xml:space="preserve"> PAGEREF _Toc242011203 \h </w:instrText>
             </w:r>
             <w:r>
               <w:rPr>
@@ -768,7 +768,7 @@
               <w14:ligatures w14:val="standardContextual"/>
             </w:rPr>
           </w:pPr>
-          <w:hyperlink w:anchor="_Toc242009222" w:history="1">
+          <w:hyperlink w:anchor="_Toc242011204" w:history="1">
             <w:r>
               <w:rPr>
                 <w:rStyle w:val="Hyperlink"/>
@@ -792,7 +792,7 @@
               <w:rPr>
                 <w:noProof/>
               </w:rPr>
-              <w:instrText xml:space="preserve"> PAGEREF _Toc242009222 \h </w:instrText>
+              <w:instrText xml:space="preserve"> PAGEREF _Toc242011204 \h </w:instrText>
             </w:r>
             <w:r>
               <w:rPr>
@@ -835,7 +835,7 @@
               <w14:ligatures w14:val="standardContextual"/>
             </w:rPr>
           </w:pPr>
-          <w:hyperlink w:anchor="_Toc242009223" w:history="1">
+          <w:hyperlink w:anchor="_Toc242011205" w:history="1">
             <w:r>
               <w:rPr>
                 <w:rStyle w:val="Hyperlink"/>
@@ -859,7 +859,7 @@
               <w:rPr>
                 <w:noProof/>
               </w:rPr>
-              <w:instrText xml:space="preserve"> PAGEREF _Toc242009223 \h </w:instrText>
+              <w:instrText xml:space="preserve"> PAGEREF _Toc242011205 \h </w:instrText>
             </w:r>
             <w:r>
               <w:rPr>
@@ -902,7 +902,7 @@
               <w14:ligatures w14:val="standardContextual"/>
             </w:rPr>
           </w:pPr>
-          <w:hyperlink w:anchor="_Toc242009224" w:history="1">
+          <w:hyperlink w:anchor="_Toc242011206" w:history="1">
             <w:r>
               <w:rPr>
                 <w:rStyle w:val="Hyperlink"/>
@@ -926,7 +926,7 @@
               <w:rPr>
                 <w:noProof/>
               </w:rPr>
-              <w:instrText xml:space="preserve"> PAGEREF _Toc242009224 \h </w:instrText>
+              <w:instrText xml:space="preserve"> PAGEREF _Toc242011206 \h </w:instrText>
             </w:r>
             <w:r>
               <w:rPr>
@@ -969,7 +969,7 @@
               <w14:ligatures w14:val="standardContextual"/>
             </w:rPr>
           </w:pPr>
-          <w:hyperlink w:anchor="_Toc242009225" w:history="1">
+          <w:hyperlink w:anchor="_Toc242011207" w:history="1">
             <w:r>
               <w:rPr>
                 <w:rStyle w:val="Hyperlink"/>
@@ -993,7 +993,7 @@
               <w:rPr>
                 <w:noProof/>
               </w:rPr>
-              <w:instrText xml:space="preserve"> PAGEREF _Toc242009225 \h </w:instrText>
+              <w:instrText xml:space="preserve"> PAGEREF _Toc242011207 \h </w:instrText>
             </w:r>
             <w:r>
               <w:rPr>
@@ -1036,7 +1036,7 @@
               <w14:ligatures w14:val="standardContextual"/>
             </w:rPr>
           </w:pPr>
-          <w:hyperlink w:anchor="_Toc242009226" w:history="1">
+          <w:hyperlink w:anchor="_Toc242011208" w:history="1">
             <w:r>
               <w:rPr>
                 <w:rStyle w:val="Hyperlink"/>
@@ -1060,7 +1060,7 @@
               <w:rPr>
                 <w:noProof/>
               </w:rPr>
-              <w:instrText xml:space="preserve"> PAGEREF _Toc242009226 \h </w:instrText>
+              <w:instrText xml:space="preserve"> PAGEREF _Toc242011208 \h </w:instrText>
             </w:r>
             <w:r>
               <w:rPr>
@@ -1103,7 +1103,7 @@
               <w14:ligatures w14:val="standardContextual"/>
             </w:rPr>
           </w:pPr>
-          <w:hyperlink w:anchor="_Toc242009227" w:history="1">
+          <w:hyperlink w:anchor="_Toc242011209" w:history="1">
             <w:r>
               <w:rPr>
                 <w:rStyle w:val="Hyperlink"/>
@@ -1127,7 +1127,7 @@
               <w:rPr>
                 <w:noProof/>
               </w:rPr>
-              <w:instrText xml:space="preserve"> PAGEREF _Toc242009227 \h </w:instrText>
+              <w:instrText xml:space="preserve"> PAGEREF _Toc242011209 \h </w:instrText>
             </w:r>
             <w:r>
               <w:rPr>
@@ -1170,7 +1170,7 @@
               <w14:ligatures w14:val="standardContextual"/>
             </w:rPr>
           </w:pPr>
-          <w:hyperlink w:anchor="_Toc242009228" w:history="1">
+          <w:hyperlink w:anchor="_Toc242011210" w:history="1">
             <w:r>
               <w:rPr>
                 <w:rStyle w:val="Hyperlink"/>
@@ -1194,7 +1194,7 @@
               <w:rPr>
                 <w:noProof/>
               </w:rPr>
-              <w:instrText xml:space="preserve"> PAGEREF _Toc242009228 \h </w:instrText>
+              <w:instrText xml:space="preserve"> PAGEREF _Toc242011210 \h </w:instrText>
             </w:r>
             <w:r>
               <w:rPr>
@@ -1237,7 +1237,7 @@
               <w14:ligatures w14:val="standardContextual"/>
             </w:rPr>
           </w:pPr>
-          <w:hyperlink w:anchor="_Toc242009229" w:history="1">
+          <w:hyperlink w:anchor="_Toc242011211" w:history="1">
             <w:r>
               <w:rPr>
                 <w:rStyle w:val="Hyperlink"/>
@@ -1261,7 +1261,7 @@
               <w:rPr>
                 <w:noProof/>
               </w:rPr>
-              <w:instrText xml:space="preserve"> PAGEREF _Toc242009229 \h </w:instrText>
+              <w:instrText xml:space="preserve"> PAGEREF _Toc242011211 \h </w:instrText>
             </w:r>
             <w:r>
               <w:rPr>
@@ -1304,7 +1304,7 @@
               <w14:ligatures w14:val="standardContextual"/>
             </w:rPr>
           </w:pPr>
-          <w:hyperlink w:anchor="_Toc242009230" w:history="1">
+          <w:hyperlink w:anchor="_Toc242011212" w:history="1">
             <w:r>
               <w:rPr>
                 <w:rStyle w:val="Hyperlink"/>
@@ -1328,7 +1328,7 @@
               <w:rPr>
                 <w:noProof/>
               </w:rPr>
-              <w:instrText xml:space="preserve"> PAGEREF _Toc242009230 \h </w:instrText>
+              <w:instrText xml:space="preserve"> PAGEREF _Toc242011212 \h </w:instrText>
             </w:r>
             <w:r>
               <w:rPr>
@@ -1371,7 +1371,7 @@
               <w14:ligatures w14:val="standardContextual"/>
             </w:rPr>
           </w:pPr>
-          <w:hyperlink w:anchor="_Toc242009231" w:history="1">
+          <w:hyperlink w:anchor="_Toc242011213" w:history="1">
             <w:r>
               <w:rPr>
                 <w:rStyle w:val="Hyperlink"/>
@@ -1395,7 +1395,7 @@
               <w:rPr>
                 <w:noProof/>
               </w:rPr>
-              <w:instrText xml:space="preserve"> PAGEREF _Toc242009231 \h </w:instrText>
+              <w:instrText xml:space="preserve"> PAGEREF _Toc242011213 \h </w:instrText>
             </w:r>
             <w:r>
               <w:rPr>
@@ -1438,7 +1438,7 @@
               <w14:ligatures w14:val="standardContextual"/>
             </w:rPr>
           </w:pPr>
-          <w:hyperlink w:anchor="_Toc242009232" w:history="1">
+          <w:hyperlink w:anchor="_Toc242011214" w:history="1">
             <w:r>
               <w:rPr>
                 <w:rStyle w:val="Hyperlink"/>
@@ -1462,7 +1462,7 @@
               <w:rPr>
                 <w:noProof/>
               </w:rPr>
-              <w:instrText xml:space="preserve"> PAGEREF _Toc242009232 \h </w:instrText>
+              <w:instrText xml:space="preserve"> PAGEREF _Toc242011214 \h </w:instrText>
             </w:r>
             <w:r>
               <w:rPr>
@@ -1505,7 +1505,7 @@
               <w14:ligatures w14:val="standardContextual"/>
             </w:rPr>
           </w:pPr>
-          <w:hyperlink w:anchor="_Toc242009233" w:history="1">
+          <w:hyperlink w:anchor="_Toc242011215" w:history="1">
             <w:r>
               <w:rPr>
                 <w:rStyle w:val="Hyperlink"/>
@@ -1529,7 +1529,7 @@
               <w:rPr>
                 <w:noProof/>
               </w:rPr>
-              <w:instrText xml:space="preserve"> PAGEREF _Toc242009233 \h </w:instrText>
+              <w:instrText xml:space="preserve"> PAGEREF _Toc242011215 \h </w:instrText>
             </w:r>
             <w:r>
               <w:rPr>
@@ -1572,7 +1572,7 @@
               <w14:ligatures w14:val="standardContextual"/>
             </w:rPr>
           </w:pPr>
-          <w:hyperlink w:anchor="_Toc242009234" w:history="1">
+          <w:hyperlink w:anchor="_Toc242011216" w:history="1">
             <w:r>
               <w:rPr>
                 <w:rStyle w:val="Hyperlink"/>
@@ -1596,7 +1596,7 @@
               <w:rPr>
                 <w:noProof/>
               </w:rPr>
-              <w:instrText xml:space="preserve"> PAGEREF _Toc242009234 \h </w:instrText>
+              <w:instrText xml:space="preserve"> PAGEREF _Toc242011216 \h </w:instrText>
             </w:r>
             <w:r>
               <w:rPr>
@@ -1639,7 +1639,7 @@
               <w14:ligatures w14:val="standardContextual"/>
             </w:rPr>
           </w:pPr>
-          <w:hyperlink w:anchor="_Toc242009235" w:history="1">
+          <w:hyperlink w:anchor="_Toc242011217" w:history="1">
             <w:r>
               <w:rPr>
                 <w:rStyle w:val="Hyperlink"/>
@@ -1663,7 +1663,7 @@
               <w:rPr>
                 <w:noProof/>
               </w:rPr>
-              <w:instrText xml:space="preserve"> PAGEREF _Toc242009235 \h </w:instrText>
+              <w:instrText xml:space="preserve"> PAGEREF _Toc242011217 \h </w:instrText>
             </w:r>
             <w:r>
               <w:rPr>
@@ -1706,7 +1706,7 @@
               <w14:ligatures w14:val="standardContextual"/>
             </w:rPr>
           </w:pPr>
-          <w:hyperlink w:anchor="_Toc242009236" w:history="1">
+          <w:hyperlink w:anchor="_Toc242011218" w:history="1">
             <w:r>
               <w:rPr>
                 <w:rStyle w:val="Hyperlink"/>
@@ -1730,7 +1730,7 @@
               <w:rPr>
                 <w:noProof/>
               </w:rPr>
-              <w:instrText xml:space="preserve"> PAGEREF _Toc242009236 \h </w:instrText>
+              <w:instrText xml:space="preserve"> PAGEREF _Toc242011218 \h </w:instrText>
             </w:r>
             <w:r>
               <w:rPr>
@@ -1773,7 +1773,7 @@
               <w14:ligatures w14:val="standardContextual"/>
             </w:rPr>
           </w:pPr>
-          <w:hyperlink w:anchor="_Toc242009237" w:history="1">
+          <w:hyperlink w:anchor="_Toc242011219" w:history="1">
             <w:r>
               <w:rPr>
                 <w:rStyle w:val="Hyperlink"/>
@@ -1797,7 +1797,7 @@
               <w:rPr>
                 <w:noProof/>
               </w:rPr>
-              <w:instrText xml:space="preserve"> PAGEREF _Toc242009237 \h </w:instrText>
+              <w:instrText xml:space="preserve"> PAGEREF _Toc242011219 \h </w:instrText>
             </w:r>
             <w:r>
               <w:rPr>
@@ -1840,7 +1840,7 @@
               <w14:ligatures w14:val="standardContextual"/>
             </w:rPr>
           </w:pPr>
-          <w:hyperlink w:anchor="_Toc242009238" w:history="1">
+          <w:hyperlink w:anchor="_Toc242011220" w:history="1">
             <w:r>
               <w:rPr>
                 <w:rStyle w:val="Hyperlink"/>
@@ -1864,7 +1864,7 @@
               <w:rPr>
                 <w:noProof/>
               </w:rPr>
-              <w:instrText xml:space="preserve"> PAGEREF _Toc242009238 \h </w:instrText>
+              <w:instrText xml:space="preserve"> PAGEREF _Toc242011220 \h </w:instrText>
             </w:r>
             <w:r>
               <w:rPr>
@@ -1907,7 +1907,7 @@
               <w14:ligatures w14:val="standardContextual"/>
             </w:rPr>
           </w:pPr>
-          <w:hyperlink w:anchor="_Toc242009239" w:history="1">
+          <w:hyperlink w:anchor="_Toc242011221" w:history="1">
             <w:r>
               <w:rPr>
                 <w:rStyle w:val="Hyperlink"/>
@@ -1931,7 +1931,7 @@
               <w:rPr>
                 <w:noProof/>
               </w:rPr>
-              <w:instrText xml:space="preserve"> PAGEREF _Toc242009239 \h </w:instrText>
+              <w:instrText xml:space="preserve"> PAGEREF _Toc242011221 \h </w:instrText>
             </w:r>
             <w:r>
               <w:rPr>
@@ -1974,7 +1974,7 @@
               <w14:ligatures w14:val="standardContextual"/>
             </w:rPr>
           </w:pPr>
-          <w:hyperlink w:anchor="_Toc242009240" w:history="1">
+          <w:hyperlink w:anchor="_Toc242011222" w:history="1">
             <w:r>
               <w:rPr>
                 <w:rStyle w:val="Hyperlink"/>
@@ -1998,7 +1998,7 @@
               <w:rPr>
                 <w:noProof/>
               </w:rPr>
-              <w:instrText xml:space="preserve"> PAGEREF _Toc242009240 \h </w:instrText>
+              <w:instrText xml:space="preserve"> PAGEREF _Toc242011222 \h </w:instrText>
             </w:r>
             <w:r>
               <w:rPr>
@@ -2041,7 +2041,7 @@
               <w14:ligatures w14:val="standardContextual"/>
             </w:rPr>
           </w:pPr>
-          <w:hyperlink w:anchor="_Toc242009241" w:history="1">
+          <w:hyperlink w:anchor="_Toc242011223" w:history="1">
             <w:r>
               <w:rPr>
                 <w:rStyle w:val="Hyperlink"/>
@@ -2065,7 +2065,7 @@
               <w:rPr>
                 <w:noProof/>
               </w:rPr>
-              <w:instrText xml:space="preserve"> PAGEREF _Toc242009241 \h </w:instrText>
+              <w:instrText xml:space="preserve"> PAGEREF _Toc242011223 \h </w:instrText>
             </w:r>
             <w:r>
               <w:rPr>
@@ -2108,7 +2108,7 @@
               <w14:ligatures w14:val="standardContextual"/>
             </w:rPr>
           </w:pPr>
-          <w:hyperlink w:anchor="_Toc242009242" w:history="1">
+          <w:hyperlink w:anchor="_Toc242011224" w:history="1">
             <w:r>
               <w:rPr>
                 <w:rStyle w:val="Hyperlink"/>
@@ -2132,7 +2132,7 @@
               <w:rPr>
                 <w:noProof/>
               </w:rPr>
-              <w:instrText xml:space="preserve"> PAGEREF _Toc242009242 \h </w:instrText>
+              <w:instrText xml:space="preserve"> PAGEREF _Toc242011224 \h </w:instrText>
             </w:r>
             <w:r>
               <w:rPr>
@@ -2171,7 +2171,7 @@
         <w:pStyle w:val="Heading1"/>
         <w:pageBreakBefore/>
       </w:pPr>
-      <w:bookmarkStart w:id="0" w:name="_Toc242009219"/>
+      <w:bookmarkStart w:id="0" w:name="_Toc242011201"/>
       <w:r>
         <w:lastRenderedPageBreak/>
         <w:t>1. Your role at a glance</w:t>
@@ -2331,7 +2331,7 @@
           <w:left w:w="10" w:type="dxa"/>
           <w:right w:w="10" w:type="dxa"/>
         </w:tblCellMar>
-        <w:tblLook w:val="0000" w:firstRow="0" w:lastRow="0" w:firstColumn="0" w:lastColumn="0" w:noHBand="0" w:noVBand="0"/>
+        <w:tblLook w:val="04A0" w:firstRow="1" w:lastRow="0" w:firstColumn="1" w:lastColumn="0" w:noHBand="0" w:noVBand="1"/>
       </w:tblPr>
       <w:tblGrid>
         <w:gridCol w:w="9412"/>
@@ -2391,7 +2391,7 @@
         <w:pStyle w:val="Heading1"/>
         <w:pageBreakBefore/>
       </w:pPr>
-      <w:bookmarkStart w:id="1" w:name="_Toc242009220"/>
+      <w:bookmarkStart w:id="1" w:name="_Toc242011202"/>
       <w:r>
         <w:lastRenderedPageBreak/>
         <w:t>2. Signing in and your screens</w:t>
@@ -2402,7 +2402,7 @@
       <w:pPr>
         <w:pStyle w:val="Heading2"/>
       </w:pPr>
-      <w:bookmarkStart w:id="2" w:name="_Toc242009221"/>
+      <w:bookmarkStart w:id="2" w:name="_Toc242011203"/>
       <w:r>
         <w:t>Signing in</w:t>
       </w:r>
@@ -2485,7 +2485,7 @@
           <w:noProof/>
         </w:rPr>
         <w:drawing>
-          <wp:inline distT="0" distB="0" distL="0" distR="0" wp14:anchorId="535F62F1" wp14:editId="0D639451">
+          <wp:inline distT="0" distB="0" distL="0" distR="0" wp14:anchorId="6C88F50D" wp14:editId="5D2DE11E">
             <wp:extent cx="5334000" cy="2333625"/>
             <wp:effectExtent l="0" t="0" r="0" b="0"/>
             <wp:docPr id="1" name="adm_login.jpg" descr="The sign-in screen for all internal staff." title="The sign-in screen for all internal staff."/>
@@ -2593,7 +2593,7 @@
           <w:left w:w="10" w:type="dxa"/>
           <w:right w:w="10" w:type="dxa"/>
         </w:tblCellMar>
-        <w:tblLook w:val="0000" w:firstRow="0" w:lastRow="0" w:firstColumn="0" w:lastColumn="0" w:noHBand="0" w:noVBand="0"/>
+        <w:tblLook w:val="04A0" w:firstRow="1" w:lastRow="0" w:firstColumn="1" w:lastColumn="0" w:noHBand="0" w:noVBand="1"/>
       </w:tblPr>
       <w:tblGrid>
         <w:gridCol w:w="9412"/>
@@ -2652,7 +2652,7 @@
       <w:pPr>
         <w:pStyle w:val="Heading2"/>
       </w:pPr>
-      <w:bookmarkStart w:id="3" w:name="_Toc242009222"/>
+      <w:bookmarkStart w:id="3" w:name="_Toc242011204"/>
       <w:r>
         <w:t>Finding your way around</w:t>
       </w:r>
@@ -2837,7 +2837,7 @@
         </w:rPr>
         <w:lastRenderedPageBreak/>
         <w:drawing>
-          <wp:inline distT="0" distB="0" distL="0" distR="0" wp14:anchorId="403D95F5" wp14:editId="15AEAA21">
+          <wp:inline distT="0" distB="0" distL="0" distR="0" wp14:anchorId="44221D3B" wp14:editId="6BC83866">
             <wp:extent cx="5715000" cy="1876425"/>
             <wp:effectExtent l="0" t="0" r="0" b="0"/>
             <wp:docPr id="2" name="adm_not_your_role.jpg" descr="Opening a screen outside your role (for example from an old bookmark) shows this card instead of the screen." title="Opening a screen outside your role (for example from an old bookmark) shows this card instead of the screen."/>
@@ -2906,7 +2906,7 @@
       <w:pPr>
         <w:pStyle w:val="Heading2"/>
       </w:pPr>
-      <w:bookmarkStart w:id="4" w:name="_Toc242009223"/>
+      <w:bookmarkStart w:id="4" w:name="_Toc242011205"/>
       <w:r>
         <w:t>Your screens</w:t>
       </w:r>
@@ -2927,7 +2927,7 @@
           <w:left w:w="10" w:type="dxa"/>
           <w:right w:w="10" w:type="dxa"/>
         </w:tblCellMar>
-        <w:tblLook w:val="0000" w:firstRow="0" w:lastRow="0" w:firstColumn="0" w:lastColumn="0" w:noHBand="0" w:noVBand="0"/>
+        <w:tblLook w:val="04A0" w:firstRow="1" w:lastRow="0" w:firstColumn="1" w:lastColumn="0" w:noHBand="0" w:noVBand="1"/>
       </w:tblPr>
       <w:tblGrid>
         <w:gridCol w:w="2824"/>
@@ -3240,7 +3240,7 @@
       <w:pPr>
         <w:pStyle w:val="Heading2"/>
       </w:pPr>
-      <w:bookmarkStart w:id="5" w:name="_Toc242009224"/>
+      <w:bookmarkStart w:id="5" w:name="_Toc242011206"/>
       <w:r>
         <w:t>Changing your password</w:t>
       </w:r>
@@ -3323,7 +3323,7 @@
           <w:noProof/>
         </w:rPr>
         <w:drawing>
-          <wp:inline distT="0" distB="0" distL="0" distR="0" wp14:anchorId="68C16A76" wp14:editId="5F1E0CBA">
+          <wp:inline distT="0" distB="0" distL="0" distR="0" wp14:anchorId="7B288455" wp14:editId="5C69A4A4">
             <wp:extent cx="5334000" cy="2171700"/>
             <wp:effectExtent l="0" t="0" r="0" b="0"/>
             <wp:docPr id="3" name="adm_account.jpg" descr="Change Password screen." title="Change Password screen."/>
@@ -3411,7 +3411,7 @@
         <w:pStyle w:val="Heading1"/>
         <w:pageBreakBefore/>
       </w:pPr>
-      <w:bookmarkStart w:id="6" w:name="_Toc242009225"/>
+      <w:bookmarkStart w:id="6" w:name="_Toc242011207"/>
       <w:r>
         <w:lastRenderedPageBreak/>
         <w:t>3. Your routine</w:t>
@@ -3441,7 +3441,7 @@
           <w:left w:w="10" w:type="dxa"/>
           <w:right w:w="10" w:type="dxa"/>
         </w:tblCellMar>
-        <w:tblLook w:val="0000" w:firstRow="0" w:lastRow="0" w:firstColumn="0" w:lastColumn="0" w:noHBand="0" w:noVBand="0"/>
+        <w:tblLook w:val="04A0" w:firstRow="1" w:lastRow="0" w:firstColumn="1" w:lastColumn="0" w:noHBand="0" w:noVBand="1"/>
       </w:tblPr>
       <w:tblGrid>
         <w:gridCol w:w="2071"/>
@@ -3755,7 +3755,7 @@
         <w:pStyle w:val="Heading1"/>
         <w:pageBreakBefore/>
       </w:pPr>
-      <w:bookmarkStart w:id="7" w:name="_Toc242009226"/>
+      <w:bookmarkStart w:id="7" w:name="_Toc242011208"/>
       <w:r>
         <w:lastRenderedPageBreak/>
         <w:t>4. Step-by-step tasks</w:t>
@@ -3766,7 +3766,7 @@
       <w:pPr>
         <w:pStyle w:val="Heading2"/>
       </w:pPr>
-      <w:bookmarkStart w:id="8" w:name="_Toc242009227"/>
+      <w:bookmarkStart w:id="8" w:name="_Toc242011209"/>
       <w:r>
         <w:t>4.1 Reading the QA Dashboard</w:t>
       </w:r>
@@ -3806,7 +3806,7 @@
           <w:noProof/>
         </w:rPr>
         <w:drawing>
-          <wp:inline distT="0" distB="0" distL="0" distR="0" wp14:anchorId="1EDB2FF0" wp14:editId="59CAC109">
+          <wp:inline distT="0" distB="0" distL="0" distR="0" wp14:anchorId="5BDE19D8" wp14:editId="72924D61">
             <wp:extent cx="5334000" cy="2333625"/>
             <wp:effectExtent l="0" t="0" r="0" b="0"/>
             <wp:docPr id="4" name="qa_dashboard.jpg" descr="QA Dashboard." title="QA Dashboard."/>
@@ -3913,7 +3913,7 @@
       <w:pPr>
         <w:pStyle w:val="Heading2"/>
       </w:pPr>
-      <w:bookmarkStart w:id="9" w:name="_Toc242009228"/>
+      <w:bookmarkStart w:id="9" w:name="_Toc242011210"/>
       <w:r>
         <w:t>4.2 Reviewing questionnaires in the QA Queue</w:t>
       </w:r>
@@ -3953,7 +3953,7 @@
           <w:noProof/>
         </w:rPr>
         <w:drawing>
-          <wp:inline distT="0" distB="0" distL="0" distR="0" wp14:anchorId="525C4E9C" wp14:editId="3A40966E">
+          <wp:inline distT="0" distB="0" distL="0" distR="0" wp14:anchorId="71AF813D" wp14:editId="74FDFCDD">
             <wp:extent cx="5334000" cy="3333750"/>
             <wp:effectExtent l="0" t="0" r="0" b="0"/>
             <wp:docPr id="5" name="qa_queue.jpg" descr="QUAN QA Queue with the KoboToolbox sync panel." title="QUAN QA Queue with the KoboToolbox sync panel."/>
@@ -4151,7 +4151,7 @@
           <w:left w:w="10" w:type="dxa"/>
           <w:right w:w="10" w:type="dxa"/>
         </w:tblCellMar>
-        <w:tblLook w:val="0000" w:firstRow="0" w:lastRow="0" w:firstColumn="0" w:lastColumn="0" w:noHBand="0" w:noVBand="0"/>
+        <w:tblLook w:val="04A0" w:firstRow="1" w:lastRow="0" w:firstColumn="1" w:lastColumn="0" w:noHBand="0" w:noVBand="1"/>
       </w:tblPr>
       <w:tblGrid>
         <w:gridCol w:w="2353"/>
@@ -4597,7 +4597,7 @@
           <w:left w:w="10" w:type="dxa"/>
           <w:right w:w="10" w:type="dxa"/>
         </w:tblCellMar>
-        <w:tblLook w:val="0000" w:firstRow="0" w:lastRow="0" w:firstColumn="0" w:lastColumn="0" w:noHBand="0" w:noVBand="0"/>
+        <w:tblLook w:val="04A0" w:firstRow="1" w:lastRow="0" w:firstColumn="1" w:lastColumn="0" w:noHBand="0" w:noVBand="1"/>
       </w:tblPr>
       <w:tblGrid>
         <w:gridCol w:w="9412"/>
@@ -4692,7 +4692,7 @@
       <w:pPr>
         <w:pStyle w:val="Heading2"/>
       </w:pPr>
-      <w:bookmarkStart w:id="10" w:name="_Toc242009229"/>
+      <w:bookmarkStart w:id="10" w:name="_Toc242011211"/>
       <w:r>
         <w:t>4.3 Working QA exceptions</w:t>
       </w:r>
@@ -4757,7 +4757,7 @@
         </w:rPr>
         <w:lastRenderedPageBreak/>
         <w:drawing>
-          <wp:inline distT="0" distB="0" distL="0" distR="0" wp14:anchorId="5AD7D90B" wp14:editId="25AE6818">
+          <wp:inline distT="0" distB="0" distL="0" distR="0" wp14:anchorId="4EDAA64A" wp14:editId="352A5666">
             <wp:extent cx="5334000" cy="3333750"/>
             <wp:effectExtent l="0" t="0" r="0" b="0"/>
             <wp:docPr id="6" name="qa_exceptions.jpg" descr="QA Exception Queue." title="QA Exception Queue."/>
@@ -4953,7 +4953,7 @@
       <w:pPr>
         <w:pStyle w:val="Heading2"/>
       </w:pPr>
-      <w:bookmarkStart w:id="11" w:name="_Toc242009230"/>
+      <w:bookmarkStart w:id="11" w:name="_Toc242011212"/>
       <w:r>
         <w:t>4.4 Downloading or emailing completed forms (Form PDFs)</w:t>
       </w:r>
@@ -5004,7 +5004,7 @@
         </w:rPr>
         <w:lastRenderedPageBreak/>
         <w:drawing>
-          <wp:inline distT="0" distB="0" distL="0" distR="0" wp14:anchorId="2EDC262E" wp14:editId="4EB174CC">
+          <wp:inline distT="0" distB="0" distL="0" distR="0" wp14:anchorId="34416803" wp14:editId="4C401694">
             <wp:extent cx="5334000" cy="3333750"/>
             <wp:effectExtent l="0" t="0" r="0" b="0"/>
             <wp:docPr id="7" name="qa_form_pdfs.jpg" descr="Completed form PDFs." title="Completed form PDFs."/>
@@ -5184,7 +5184,7 @@
           <w:left w:w="10" w:type="dxa"/>
           <w:right w:w="10" w:type="dxa"/>
         </w:tblCellMar>
-        <w:tblLook w:val="0000" w:firstRow="0" w:lastRow="0" w:firstColumn="0" w:lastColumn="0" w:noHBand="0" w:noVBand="0"/>
+        <w:tblLook w:val="04A0" w:firstRow="1" w:lastRow="0" w:firstColumn="1" w:lastColumn="0" w:noHBand="0" w:noVBand="1"/>
       </w:tblPr>
       <w:tblGrid>
         <w:gridCol w:w="9412"/>
@@ -5243,7 +5243,7 @@
       <w:pPr>
         <w:pStyle w:val="Heading2"/>
       </w:pPr>
-      <w:bookmarkStart w:id="12" w:name="_Toc242009231"/>
+      <w:bookmarkStart w:id="12" w:name="_Toc242011213"/>
       <w:r>
         <w:t>4.5 Writing good QA notes</w:t>
       </w:r>
@@ -5311,7 +5311,7 @@
         <w:pStyle w:val="Heading1"/>
         <w:pageBreakBefore/>
       </w:pPr>
-      <w:bookmarkStart w:id="13" w:name="_Toc242009232"/>
+      <w:bookmarkStart w:id="13" w:name="_Toc242011214"/>
       <w:r>
         <w:lastRenderedPageBreak/>
         <w:t>5. Rules you must follow</w:t>
@@ -5462,7 +5462,7 @@
         <w:pStyle w:val="Heading1"/>
         <w:pageBreakBefore/>
       </w:pPr>
-      <w:bookmarkStart w:id="14" w:name="_Toc242009233"/>
+      <w:bookmarkStart w:id="14" w:name="_Toc242011215"/>
       <w:r>
         <w:lastRenderedPageBreak/>
         <w:t>6. Troubleshooting</w:t>
@@ -5484,7 +5484,7 @@
           <w:left w:w="10" w:type="dxa"/>
           <w:right w:w="10" w:type="dxa"/>
         </w:tblCellMar>
-        <w:tblLook w:val="0000" w:firstRow="0" w:lastRow="0" w:firstColumn="0" w:lastColumn="0" w:noHBand="0" w:noVBand="0"/>
+        <w:tblLook w:val="04A0" w:firstRow="1" w:lastRow="0" w:firstColumn="1" w:lastColumn="0" w:noHBand="0" w:noVBand="1"/>
       </w:tblPr>
       <w:tblGrid>
         <w:gridCol w:w="2635"/>
@@ -6921,7 +6921,7 @@
         <w:pStyle w:val="Heading1"/>
         <w:pageBreakBefore/>
       </w:pPr>
-      <w:bookmarkStart w:id="15" w:name="_Toc242009234"/>
+      <w:bookmarkStart w:id="15" w:name="_Toc242011216"/>
       <w:r>
         <w:lastRenderedPageBreak/>
         <w:t>7. Quick reference</w:t>
@@ -6943,7 +6943,7 @@
           <w:left w:w="10" w:type="dxa"/>
           <w:right w:w="10" w:type="dxa"/>
         </w:tblCellMar>
-        <w:tblLook w:val="0000" w:firstRow="0" w:lastRow="0" w:firstColumn="0" w:lastColumn="0" w:noHBand="0" w:noVBand="0"/>
+        <w:tblLook w:val="04A0" w:firstRow="1" w:lastRow="0" w:firstColumn="1" w:lastColumn="0" w:noHBand="0" w:noVBand="1"/>
       </w:tblPr>
       <w:tblGrid>
         <w:gridCol w:w="2824"/>
@@ -7320,7 +7320,7 @@
         <w:pStyle w:val="Heading1"/>
         <w:pageBreakBefore/>
       </w:pPr>
-      <w:bookmarkStart w:id="16" w:name="_Toc242009235"/>
+      <w:bookmarkStart w:id="16" w:name="_Toc242011217"/>
       <w:r>
         <w:lastRenderedPageBreak/>
         <w:t>8. Every screen and button for your role</w:t>
@@ -7350,7 +7350,7 @@
           <w:left w:w="10" w:type="dxa"/>
           <w:right w:w="10" w:type="dxa"/>
         </w:tblCellMar>
-        <w:tblLook w:val="0000" w:firstRow="0" w:lastRow="0" w:firstColumn="0" w:lastColumn="0" w:noHBand="0" w:noVBand="0"/>
+        <w:tblLook w:val="04A0" w:firstRow="1" w:lastRow="0" w:firstColumn="1" w:lastColumn="0" w:noHBand="0" w:noVBand="1"/>
       </w:tblPr>
       <w:tblGrid>
         <w:gridCol w:w="9412"/>
@@ -7434,7 +7434,7 @@
       <w:pPr>
         <w:pStyle w:val="Heading2"/>
       </w:pPr>
-      <w:bookmarkStart w:id="17" w:name="_Toc242009236"/>
+      <w:bookmarkStart w:id="17" w:name="_Toc242011218"/>
       <w:r>
         <w:t>8.1 Sign in</w:t>
       </w:r>
@@ -7497,7 +7497,7 @@
           <w:left w:w="10" w:type="dxa"/>
           <w:right w:w="10" w:type="dxa"/>
         </w:tblCellMar>
-        <w:tblLook w:val="0000" w:firstRow="0" w:lastRow="0" w:firstColumn="0" w:lastColumn="0" w:noHBand="0" w:noVBand="0"/>
+        <w:tblLook w:val="04A0" w:firstRow="1" w:lastRow="0" w:firstColumn="1" w:lastColumn="0" w:noHBand="0" w:noVBand="1"/>
       </w:tblPr>
       <w:tblGrid>
         <w:gridCol w:w="1882"/>
@@ -7947,7 +7947,7 @@
       <w:pPr>
         <w:pStyle w:val="Heading2"/>
       </w:pPr>
-      <w:bookmarkStart w:id="18" w:name="_Toc242009237"/>
+      <w:bookmarkStart w:id="18" w:name="_Toc242011219"/>
       <w:r>
         <w:t>8.2 The header and menu bar (every screen)</w:t>
       </w:r>
@@ -8010,7 +8010,7 @@
           <w:left w:w="10" w:type="dxa"/>
           <w:right w:w="10" w:type="dxa"/>
         </w:tblCellMar>
-        <w:tblLook w:val="0000" w:firstRow="0" w:lastRow="0" w:firstColumn="0" w:lastColumn="0" w:noHBand="0" w:noVBand="0"/>
+        <w:tblLook w:val="04A0" w:firstRow="1" w:lastRow="0" w:firstColumn="1" w:lastColumn="0" w:noHBand="0" w:noVBand="1"/>
       </w:tblPr>
       <w:tblGrid>
         <w:gridCol w:w="1882"/>
@@ -8671,7 +8671,7 @@
       <w:pPr>
         <w:pStyle w:val="Heading2"/>
       </w:pPr>
-      <w:bookmarkStart w:id="19" w:name="_Toc242009238"/>
+      <w:bookmarkStart w:id="19" w:name="_Toc242011220"/>
       <w:r>
         <w:t>8.3 Change Password</w:t>
       </w:r>
@@ -8734,7 +8734,7 @@
           <w:left w:w="10" w:type="dxa"/>
           <w:right w:w="10" w:type="dxa"/>
         </w:tblCellMar>
-        <w:tblLook w:val="0000" w:firstRow="0" w:lastRow="0" w:firstColumn="0" w:lastColumn="0" w:noHBand="0" w:noVBand="0"/>
+        <w:tblLook w:val="04A0" w:firstRow="1" w:lastRow="0" w:firstColumn="1" w:lastColumn="0" w:noHBand="0" w:noVBand="1"/>
       </w:tblPr>
       <w:tblGrid>
         <w:gridCol w:w="1882"/>
@@ -9291,7 +9291,7 @@
       <w:pPr>
         <w:pStyle w:val="Heading2"/>
       </w:pPr>
-      <w:bookmarkStart w:id="20" w:name="_Toc242009239"/>
+      <w:bookmarkStart w:id="20" w:name="_Toc242011221"/>
       <w:r>
         <w:t>8.4 QA Dashboard</w:t>
       </w:r>
@@ -9354,7 +9354,7 @@
           <w:left w:w="10" w:type="dxa"/>
           <w:right w:w="10" w:type="dxa"/>
         </w:tblCellMar>
-        <w:tblLook w:val="0000" w:firstRow="0" w:lastRow="0" w:firstColumn="0" w:lastColumn="0" w:noHBand="0" w:noVBand="0"/>
+        <w:tblLook w:val="04A0" w:firstRow="1" w:lastRow="0" w:firstColumn="1" w:lastColumn="0" w:noHBand="0" w:noVBand="1"/>
       </w:tblPr>
       <w:tblGrid>
         <w:gridCol w:w="1882"/>
@@ -9912,7 +9912,7 @@
       <w:pPr>
         <w:pStyle w:val="Heading2"/>
       </w:pPr>
-      <w:bookmarkStart w:id="21" w:name="_Toc242009240"/>
+      <w:bookmarkStart w:id="21" w:name="_Toc242011222"/>
       <w:r>
         <w:t>8.5 QA Queue (with the KoboToolbox sync panel)</w:t>
       </w:r>
@@ -9975,7 +9975,7 @@
           <w:left w:w="10" w:type="dxa"/>
           <w:right w:w="10" w:type="dxa"/>
         </w:tblCellMar>
-        <w:tblLook w:val="0000" w:firstRow="0" w:lastRow="0" w:firstColumn="0" w:lastColumn="0" w:noHBand="0" w:noVBand="0"/>
+        <w:tblLook w:val="04A0" w:firstRow="1" w:lastRow="0" w:firstColumn="1" w:lastColumn="0" w:noHBand="0" w:noVBand="1"/>
       </w:tblPr>
       <w:tblGrid>
         <w:gridCol w:w="1882"/>
@@ -10635,7 +10635,7 @@
       <w:pPr>
         <w:pStyle w:val="Heading2"/>
       </w:pPr>
-      <w:bookmarkStart w:id="22" w:name="_Toc242009241"/>
+      <w:bookmarkStart w:id="22" w:name="_Toc242011223"/>
       <w:r>
         <w:lastRenderedPageBreak/>
         <w:t>8.6 QA Exceptions</w:t>
@@ -10699,7 +10699,7 @@
           <w:left w:w="10" w:type="dxa"/>
           <w:right w:w="10" w:type="dxa"/>
         </w:tblCellMar>
-        <w:tblLook w:val="0000" w:firstRow="0" w:lastRow="0" w:firstColumn="0" w:lastColumn="0" w:noHBand="0" w:noVBand="0"/>
+        <w:tblLook w:val="04A0" w:firstRow="1" w:lastRow="0" w:firstColumn="1" w:lastColumn="0" w:noHBand="0" w:noVBand="1"/>
       </w:tblPr>
       <w:tblGrid>
         <w:gridCol w:w="1882"/>
@@ -11466,7 +11466,7 @@
       <w:pPr>
         <w:pStyle w:val="Heading2"/>
       </w:pPr>
-      <w:bookmarkStart w:id="23" w:name="_Toc242009242"/>
+      <w:bookmarkStart w:id="23" w:name="_Toc242011224"/>
       <w:r>
         <w:t>8.7 Completed forms (Form PDFs)</w:t>
       </w:r>
@@ -11529,7 +11529,7 @@
           <w:left w:w="10" w:type="dxa"/>
           <w:right w:w="10" w:type="dxa"/>
         </w:tblCellMar>
-        <w:tblLook w:val="0000" w:firstRow="0" w:lastRow="0" w:firstColumn="0" w:lastColumn="0" w:noHBand="0" w:noVBand="0"/>
+        <w:tblLook w:val="04A0" w:firstRow="1" w:lastRow="0" w:firstColumn="1" w:lastColumn="0" w:noHBand="0" w:noVBand="1"/>
       </w:tblPr>
       <w:tblGrid>
         <w:gridCol w:w="1882"/>
@@ -12451,7 +12451,7 @@
         <w:sz w:val="16"/>
         <w:szCs w:val="16"/>
       </w:rPr>
-      <w:t>Version 1.19 · 4 October 2026</w:t>
+      <w:t>Version 1.20 · 4 October 2026</w:t>
     </w:r>
     <w:r>
       <w:rPr>
@@ -12624,10 +12624,68 @@
 <file path=word/numbering.xml><?xml version="1.0" encoding="utf-8"?>
 <w:numbering xmlns:wpc="http://schemas.microsoft.com/office/word/2010/wordprocessingCanvas" xmlns:cx="http://schemas.microsoft.com/office/drawing/2014/chartex" xmlns:cx1="http://schemas.microsoft.com/office/drawing/2015/9/8/chartex" xmlns:cx2="http://schemas.microsoft.com/office/drawing/2015/10/21/chartex" xmlns:cx3="http://schemas.microsoft.com/office/drawing/2016/5/9/chartex" xmlns:cx4="http://schemas.microsoft.com/office/drawing/2016/5/10/chartex" xmlns:cx5="http://schemas.microsoft.com/office/drawing/2016/5/11/chartex" xmlns:cx6="http://schemas.microsoft.com/office/drawing/2016/5/12/chartex" xmlns:cx7="http://schemas.microsoft.com/office/drawing/2016/5/13/chartex" xmlns:cx8="http://schemas.microsoft.com/office/drawing/2016/5/14/chartex" xmlns:mc="http://schemas.openxmlformats.org/markup-compatibility/2006" xmlns:aink="http://schemas.microsoft.com/office/drawing/2016/ink" xmlns:am3d="http://schemas.microsoft.com/office/drawing/2017/model3d" xmlns:o="urn:schemas-microsoft-com:office:office" xmlns:oel="http://schemas.microsoft.com/office/2019/extlst" xmlns:r="http://schemas.openxmlformats.org/officeDocument/2006/relationships" xmlns:m="http://schemas.openxmlformats.org/officeDocument/2006/math" xmlns:v="urn:schemas-microsoft-com:vml" xmlns:wp14="http://schemas.microsoft.com/office/word/2010/wordprocessingDrawing" xmlns:wp="http://schemas.openxmlformats.org/drawingml/2006/wordprocessingDrawing" xmlns:w10="urn:schemas-microsoft-com:office:word" xmlns:w="http://schemas.openxmlformats.org/wordprocessingml/2006/main" xmlns:w14="http://schemas.microsoft.com/office/word/2010/wordml" xmlns:w15="http://schemas.microsoft.com/office/word/2012/wordml" xmlns:w16cex="http://schemas.microsoft.com/office/word/2018/wordml/cex" xmlns:w16cid="http://schemas.microsoft.com/office/word/2016/wordml/cid" xmlns:w16="http://schemas.microsoft.com/office/word/2018/wordml" xmlns:w16sdtdh="http://schemas.microsoft.com/office/word/2020/wordml/sdtdatahash" xmlns:w16se="http://schemas.microsoft.com/office/word/2015/wordml/symex" xmlns:wpg="http://schemas.microsoft.com/office/word/2010/wordprocessingGroup" xmlns:wpi="http://schemas.microsoft.com/office/word/2010/wordprocessingInk" xmlns:wne="http://schemas.microsoft.com/office/word/2006/wordml" xmlns:wps="http://schemas.microsoft.com/office/word/2010/wordprocessingShape" mc:Ignorable="w14 w15 w16se w16cid w16 w16cex w16sdtdh wp14">
   <w:abstractNum w:abstractNumId="0" w15:restartNumberingAfterBreak="0">
-    <w:nsid w:val="0F6B1EB8"/>
+    <w:nsid w:val="01990A6E"/>
     <w:multiLevelType w:val="hybridMultilevel"/>
-    <w:tmpl w:val="6EA410CA"/>
-    <w:lvl w:ilvl="0" w:tplc="972C1C4C">
+    <w:tmpl w:val="A37AEEEA"/>
+    <w:lvl w:ilvl="0" w:tplc="0EBEE110">
+      <w:start w:val="1"/>
+      <w:numFmt w:val="bullet"/>
+      <w:lvlText w:val="•"/>
+      <w:lvlJc w:val="left"/>
+      <w:pPr>
+        <w:ind w:left="460" w:hanging="280"/>
+      </w:pPr>
+    </w:lvl>
+    <w:lvl w:ilvl="1" w:tplc="DA2A039C">
+      <w:start w:val="1"/>
+      <w:numFmt w:val="bullet"/>
+      <w:lvlText w:val="–"/>
+      <w:lvlJc w:val="left"/>
+      <w:pPr>
+        <w:ind w:left="900" w:hanging="280"/>
+      </w:pPr>
+    </w:lvl>
+    <w:lvl w:ilvl="2" w:tplc="B2E2109E">
+      <w:numFmt w:val="decimal"/>
+      <w:lvlText w:val=""/>
+      <w:lvlJc w:val="left"/>
+    </w:lvl>
+    <w:lvl w:ilvl="3" w:tplc="D6A0624A">
+      <w:numFmt w:val="decimal"/>
+      <w:lvlText w:val=""/>
+      <w:lvlJc w:val="left"/>
+    </w:lvl>
+    <w:lvl w:ilvl="4" w:tplc="248205FA">
+      <w:numFmt w:val="decimal"/>
+      <w:lvlText w:val=""/>
+      <w:lvlJc w:val="left"/>
+    </w:lvl>
+    <w:lvl w:ilvl="5" w:tplc="A0160A46">
+      <w:numFmt w:val="decimal"/>
+      <w:lvlText w:val=""/>
+      <w:lvlJc w:val="left"/>
+    </w:lvl>
+    <w:lvl w:ilvl="6" w:tplc="8E6EA04C">
+      <w:numFmt w:val="decimal"/>
+      <w:lvlText w:val=""/>
+      <w:lvlJc w:val="left"/>
+    </w:lvl>
+    <w:lvl w:ilvl="7" w:tplc="F94ED1A8">
+      <w:numFmt w:val="decimal"/>
+      <w:lvlText w:val=""/>
+      <w:lvlJc w:val="left"/>
+    </w:lvl>
+    <w:lvl w:ilvl="8" w:tplc="D494D128">
+      <w:numFmt w:val="decimal"/>
+      <w:lvlText w:val=""/>
+      <w:lvlJc w:val="left"/>
+    </w:lvl>
+  </w:abstractNum>
+  <w:abstractNum w:abstractNumId="1" w15:restartNumberingAfterBreak="0">
+    <w:nsid w:val="03993CFB"/>
+    <w:multiLevelType w:val="hybridMultilevel"/>
+    <w:tmpl w:val="6BEE077A"/>
+    <w:lvl w:ilvl="0" w:tplc="388A8A2C">
       <w:start w:val="1"/>
       <w:numFmt w:val="decimal"/>
       <w:lvlText w:val="%1."/>
@@ -12641,52 +12699,52 @@
         <w:color w:val="A67C27"/>
       </w:rPr>
     </w:lvl>
-    <w:lvl w:ilvl="1" w:tplc="F216B7C8">
+    <w:lvl w:ilvl="1" w:tplc="5080BAC4">
       <w:numFmt w:val="decimal"/>
       <w:lvlText w:val=""/>
       <w:lvlJc w:val="left"/>
     </w:lvl>
-    <w:lvl w:ilvl="2" w:tplc="F6FCE256">
+    <w:lvl w:ilvl="2" w:tplc="7F9E637E">
       <w:numFmt w:val="decimal"/>
       <w:lvlText w:val=""/>
       <w:lvlJc w:val="left"/>
     </w:lvl>
-    <w:lvl w:ilvl="3" w:tplc="A8A8C988">
+    <w:lvl w:ilvl="3" w:tplc="6E60B0E6">
       <w:numFmt w:val="decimal"/>
       <w:lvlText w:val=""/>
       <w:lvlJc w:val="left"/>
     </w:lvl>
-    <w:lvl w:ilvl="4" w:tplc="E4EA7D80">
+    <w:lvl w:ilvl="4" w:tplc="09AC4DF6">
       <w:numFmt w:val="decimal"/>
       <w:lvlText w:val=""/>
       <w:lvlJc w:val="left"/>
     </w:lvl>
-    <w:lvl w:ilvl="5" w:tplc="1A4EA184">
+    <w:lvl w:ilvl="5" w:tplc="3A5C3FDA">
       <w:numFmt w:val="decimal"/>
       <w:lvlText w:val=""/>
       <w:lvlJc w:val="left"/>
     </w:lvl>
-    <w:lvl w:ilvl="6" w:tplc="BFDAB5D4">
+    <w:lvl w:ilvl="6" w:tplc="F9EEA296">
       <w:numFmt w:val="decimal"/>
       <w:lvlText w:val=""/>
       <w:lvlJc w:val="left"/>
     </w:lvl>
-    <w:lvl w:ilvl="7" w:tplc="2AE642A6">
+    <w:lvl w:ilvl="7" w:tplc="EE1C40FA">
       <w:numFmt w:val="decimal"/>
       <w:lvlText w:val=""/>
       <w:lvlJc w:val="left"/>
     </w:lvl>
-    <w:lvl w:ilvl="8" w:tplc="2DBCE7E0">
+    <w:lvl w:ilvl="8" w:tplc="1FDE004E">
       <w:numFmt w:val="decimal"/>
       <w:lvlText w:val=""/>
       <w:lvlJc w:val="left"/>
     </w:lvl>
   </w:abstractNum>
-  <w:abstractNum w:abstractNumId="1" w15:restartNumberingAfterBreak="0">
-    <w:nsid w:val="12B84898"/>
+  <w:abstractNum w:abstractNumId="2" w15:restartNumberingAfterBreak="0">
+    <w:nsid w:val="0A31329F"/>
     <w:multiLevelType w:val="hybridMultilevel"/>
-    <w:tmpl w:val="7598CED4"/>
-    <w:lvl w:ilvl="0" w:tplc="4EB257EC">
+    <w:tmpl w:val="782A6370"/>
+    <w:lvl w:ilvl="0" w:tplc="5A42161E">
       <w:start w:val="1"/>
       <w:numFmt w:val="decimal"/>
       <w:lvlText w:val="%1."/>
@@ -12700,52 +12758,52 @@
         <w:color w:val="A67C27"/>
       </w:rPr>
     </w:lvl>
-    <w:lvl w:ilvl="1" w:tplc="72FA41EE">
+    <w:lvl w:ilvl="1" w:tplc="EE42F1AA">
       <w:numFmt w:val="decimal"/>
       <w:lvlText w:val=""/>
       <w:lvlJc w:val="left"/>
     </w:lvl>
-    <w:lvl w:ilvl="2" w:tplc="C1C649C4">
+    <w:lvl w:ilvl="2" w:tplc="B8FC3E12">
       <w:numFmt w:val="decimal"/>
       <w:lvlText w:val=""/>
       <w:lvlJc w:val="left"/>
     </w:lvl>
-    <w:lvl w:ilvl="3" w:tplc="3858D64C">
+    <w:lvl w:ilvl="3" w:tplc="BFFE164A">
       <w:numFmt w:val="decimal"/>
       <w:lvlText w:val=""/>
       <w:lvlJc w:val="left"/>
     </w:lvl>
-    <w:lvl w:ilvl="4" w:tplc="CA12CF42">
+    <w:lvl w:ilvl="4" w:tplc="9794B4EE">
       <w:numFmt w:val="decimal"/>
       <w:lvlText w:val=""/>
       <w:lvlJc w:val="left"/>
     </w:lvl>
-    <w:lvl w:ilvl="5" w:tplc="A432B254">
+    <w:lvl w:ilvl="5" w:tplc="C4F8DF9A">
       <w:numFmt w:val="decimal"/>
       <w:lvlText w:val=""/>
       <w:lvlJc w:val="left"/>
     </w:lvl>
-    <w:lvl w:ilvl="6" w:tplc="B24EFC6C">
+    <w:lvl w:ilvl="6" w:tplc="C67278D0">
       <w:numFmt w:val="decimal"/>
       <w:lvlText w:val=""/>
       <w:lvlJc w:val="left"/>
     </w:lvl>
-    <w:lvl w:ilvl="7" w:tplc="60EA4574">
+    <w:lvl w:ilvl="7" w:tplc="38C6947C">
       <w:numFmt w:val="decimal"/>
       <w:lvlText w:val=""/>
       <w:lvlJc w:val="left"/>
     </w:lvl>
-    <w:lvl w:ilvl="8" w:tplc="ED906E46">
+    <w:lvl w:ilvl="8" w:tplc="BE28BF76">
       <w:numFmt w:val="decimal"/>
       <w:lvlText w:val=""/>
       <w:lvlJc w:val="left"/>
     </w:lvl>
   </w:abstractNum>
-  <w:abstractNum w:abstractNumId="2" w15:restartNumberingAfterBreak="0">
-    <w:nsid w:val="25E6327F"/>
+  <w:abstractNum w:abstractNumId="3" w15:restartNumberingAfterBreak="0">
+    <w:nsid w:val="149431BA"/>
     <w:multiLevelType w:val="hybridMultilevel"/>
-    <w:tmpl w:val="C520F6B4"/>
-    <w:lvl w:ilvl="0" w:tplc="1AD6C322">
+    <w:tmpl w:val="D780D0BA"/>
+    <w:lvl w:ilvl="0" w:tplc="26B8CE8A">
       <w:start w:val="1"/>
       <w:numFmt w:val="decimal"/>
       <w:lvlText w:val="%1."/>
@@ -12759,110 +12817,52 @@
         <w:color w:val="A67C27"/>
       </w:rPr>
     </w:lvl>
-    <w:lvl w:ilvl="1" w:tplc="9E046AAA">
+    <w:lvl w:ilvl="1" w:tplc="36A241D4">
       <w:numFmt w:val="decimal"/>
       <w:lvlText w:val=""/>
       <w:lvlJc w:val="left"/>
     </w:lvl>
-    <w:lvl w:ilvl="2" w:tplc="56F0C84E">
+    <w:lvl w:ilvl="2" w:tplc="CEF40C1A">
       <w:numFmt w:val="decimal"/>
       <w:lvlText w:val=""/>
       <w:lvlJc w:val="left"/>
     </w:lvl>
-    <w:lvl w:ilvl="3" w:tplc="F3D24C3A">
+    <w:lvl w:ilvl="3" w:tplc="7EF4FE94">
       <w:numFmt w:val="decimal"/>
       <w:lvlText w:val=""/>
       <w:lvlJc w:val="left"/>
     </w:lvl>
-    <w:lvl w:ilvl="4" w:tplc="ACD635FC">
+    <w:lvl w:ilvl="4" w:tplc="0E3EE37E">
       <w:numFmt w:val="decimal"/>
       <w:lvlText w:val=""/>
       <w:lvlJc w:val="left"/>
     </w:lvl>
-    <w:lvl w:ilvl="5" w:tplc="8C204652">
+    <w:lvl w:ilvl="5" w:tplc="057CCC3A">
       <w:numFmt w:val="decimal"/>
       <w:lvlText w:val=""/>
       <w:lvlJc w:val="left"/>
     </w:lvl>
-    <w:lvl w:ilvl="6" w:tplc="091CD3A4">
+    <w:lvl w:ilvl="6" w:tplc="440613B2">
       <w:numFmt w:val="decimal"/>
       <w:lvlText w:val=""/>
       <w:lvlJc w:val="left"/>
     </w:lvl>
-    <w:lvl w:ilvl="7" w:tplc="EDE044DC">
+    <w:lvl w:ilvl="7" w:tplc="08FC0456">
       <w:numFmt w:val="decimal"/>
       <w:lvlText w:val=""/>
       <w:lvlJc w:val="left"/>
     </w:lvl>
-    <w:lvl w:ilvl="8" w:tplc="F77AA80A">
-      <w:numFmt w:val="decimal"/>
-      <w:lvlText w:val=""/>
-      <w:lvlJc w:val="left"/>
-    </w:lvl>
-  </w:abstractNum>
-  <w:abstractNum w:abstractNumId="3" w15:restartNumberingAfterBreak="0">
-    <w:nsid w:val="36470231"/>
-    <w:multiLevelType w:val="hybridMultilevel"/>
-    <w:tmpl w:val="A54251CE"/>
-    <w:lvl w:ilvl="0" w:tplc="BF022A5C">
-      <w:start w:val="1"/>
-      <w:numFmt w:val="bullet"/>
-      <w:lvlText w:val="•"/>
-      <w:lvlJc w:val="left"/>
-      <w:pPr>
-        <w:ind w:left="460" w:hanging="280"/>
-      </w:pPr>
-    </w:lvl>
-    <w:lvl w:ilvl="1" w:tplc="521433E0">
-      <w:start w:val="1"/>
-      <w:numFmt w:val="bullet"/>
-      <w:lvlText w:val="–"/>
-      <w:lvlJc w:val="left"/>
-      <w:pPr>
-        <w:ind w:left="900" w:hanging="280"/>
-      </w:pPr>
-    </w:lvl>
-    <w:lvl w:ilvl="2" w:tplc="9ED6FBC0">
-      <w:numFmt w:val="decimal"/>
-      <w:lvlText w:val=""/>
-      <w:lvlJc w:val="left"/>
-    </w:lvl>
-    <w:lvl w:ilvl="3" w:tplc="794A6FDC">
-      <w:numFmt w:val="decimal"/>
-      <w:lvlText w:val=""/>
-      <w:lvlJc w:val="left"/>
-    </w:lvl>
-    <w:lvl w:ilvl="4" w:tplc="D47E9D92">
-      <w:numFmt w:val="decimal"/>
-      <w:lvlText w:val=""/>
-      <w:lvlJc w:val="left"/>
-    </w:lvl>
-    <w:lvl w:ilvl="5" w:tplc="5C768B16">
-      <w:numFmt w:val="decimal"/>
-      <w:lvlText w:val=""/>
-      <w:lvlJc w:val="left"/>
-    </w:lvl>
-    <w:lvl w:ilvl="6" w:tplc="6290C39E">
-      <w:numFmt w:val="decimal"/>
-      <w:lvlText w:val=""/>
-      <w:lvlJc w:val="left"/>
-    </w:lvl>
-    <w:lvl w:ilvl="7" w:tplc="0D3E8812">
-      <w:numFmt w:val="decimal"/>
-      <w:lvlText w:val=""/>
-      <w:lvlJc w:val="left"/>
-    </w:lvl>
-    <w:lvl w:ilvl="8" w:tplc="86DC0FBE">
+    <w:lvl w:ilvl="8" w:tplc="935C9AF0">
       <w:numFmt w:val="decimal"/>
       <w:lvlText w:val=""/>
       <w:lvlJc w:val="left"/>
     </w:lvl>
   </w:abstractNum>
   <w:abstractNum w:abstractNumId="4" w15:restartNumberingAfterBreak="0">
-    <w:nsid w:val="564D1E39"/>
+    <w:nsid w:val="2F256222"/>
     <w:multiLevelType w:val="hybridMultilevel"/>
-    <w:tmpl w:val="3D6EF224"/>
-    <w:lvl w:ilvl="0" w:tplc="F5705F7A">
+    <w:tmpl w:val="0E3ED0FA"/>
+    <w:lvl w:ilvl="0" w:tplc="B91272DE">
       <w:start w:val="1"/>
       <w:numFmt w:val="decimal"/>
       <w:lvlText w:val="%1."/>
@@ -12876,52 +12876,52 @@
         <w:color w:val="A67C27"/>
       </w:rPr>
     </w:lvl>
-    <w:lvl w:ilvl="1" w:tplc="4ECC3B82">
+    <w:lvl w:ilvl="1" w:tplc="46DE3734">
       <w:numFmt w:val="decimal"/>
       <w:lvlText w:val=""/>
       <w:lvlJc w:val="left"/>
     </w:lvl>
-    <w:lvl w:ilvl="2" w:tplc="55BC6DE6">
+    <w:lvl w:ilvl="2" w:tplc="57E2CA1A">
       <w:numFmt w:val="decimal"/>
       <w:lvlText w:val=""/>
       <w:lvlJc w:val="left"/>
     </w:lvl>
-    <w:lvl w:ilvl="3" w:tplc="6D3AB64C">
+    <w:lvl w:ilvl="3" w:tplc="01F2D982">
       <w:numFmt w:val="decimal"/>
       <w:lvlText w:val=""/>
       <w:lvlJc w:val="left"/>
     </w:lvl>
-    <w:lvl w:ilvl="4" w:tplc="36C6DADA">
+    <w:lvl w:ilvl="4" w:tplc="0BBEE91E">
       <w:numFmt w:val="decimal"/>
       <w:lvlText w:val=""/>
       <w:lvlJc w:val="left"/>
     </w:lvl>
-    <w:lvl w:ilvl="5" w:tplc="71CE550C">
+    <w:lvl w:ilvl="5" w:tplc="EA822FB6">
       <w:numFmt w:val="decimal"/>
       <w:lvlText w:val=""/>
       <w:lvlJc w:val="left"/>
     </w:lvl>
-    <w:lvl w:ilvl="6" w:tplc="37B217CE">
+    <w:lvl w:ilvl="6" w:tplc="D86E950E">
       <w:numFmt w:val="decimal"/>
       <w:lvlText w:val=""/>
       <w:lvlJc w:val="left"/>
     </w:lvl>
-    <w:lvl w:ilvl="7" w:tplc="A98607DE">
+    <w:lvl w:ilvl="7" w:tplc="DBE0E154">
       <w:numFmt w:val="decimal"/>
       <w:lvlText w:val=""/>
       <w:lvlJc w:val="left"/>
     </w:lvl>
-    <w:lvl w:ilvl="8" w:tplc="14B25AE2">
+    <w:lvl w:ilvl="8" w:tplc="F2B253C6">
       <w:numFmt w:val="decimal"/>
       <w:lvlText w:val=""/>
       <w:lvlJc w:val="left"/>
     </w:lvl>
   </w:abstractNum>
   <w:abstractNum w:abstractNumId="5" w15:restartNumberingAfterBreak="0">
-    <w:nsid w:val="5F521E94"/>
+    <w:nsid w:val="604B5926"/>
     <w:multiLevelType w:val="hybridMultilevel"/>
-    <w:tmpl w:val="B922FAE6"/>
-    <w:lvl w:ilvl="0" w:tplc="F7FE6436">
+    <w:tmpl w:val="A09AB8E0"/>
+    <w:lvl w:ilvl="0" w:tplc="EC96DCA0">
       <w:start w:val="1"/>
       <w:numFmt w:val="decimal"/>
       <w:lvlText w:val="%1."/>
@@ -12935,52 +12935,52 @@
         <w:color w:val="A67C27"/>
       </w:rPr>
     </w:lvl>
-    <w:lvl w:ilvl="1" w:tplc="F8B287E6">
+    <w:lvl w:ilvl="1" w:tplc="90BE3FE8">
       <w:numFmt w:val="decimal"/>
       <w:lvlText w:val=""/>
       <w:lvlJc w:val="left"/>
     </w:lvl>
-    <w:lvl w:ilvl="2" w:tplc="13586756">
+    <w:lvl w:ilvl="2" w:tplc="368034D8">
       <w:numFmt w:val="decimal"/>
       <w:lvlText w:val=""/>
       <w:lvlJc w:val="left"/>
     </w:lvl>
-    <w:lvl w:ilvl="3" w:tplc="B79C749A">
+    <w:lvl w:ilvl="3" w:tplc="ACA84408">
       <w:numFmt w:val="decimal"/>
       <w:lvlText w:val=""/>
       <w:lvlJc w:val="left"/>
     </w:lvl>
-    <w:lvl w:ilvl="4" w:tplc="C6E84076">
+    <w:lvl w:ilvl="4" w:tplc="43EC3828">
       <w:numFmt w:val="decimal"/>
       <w:lvlText w:val=""/>
       <w:lvlJc w:val="left"/>
     </w:lvl>
-    <w:lvl w:ilvl="5" w:tplc="57A835DC">
+    <w:lvl w:ilvl="5" w:tplc="CB366EDE">
       <w:numFmt w:val="decimal"/>
       <w:lvlText w:val=""/>
       <w:lvlJc w:val="left"/>
     </w:lvl>
-    <w:lvl w:ilvl="6" w:tplc="89FE7370">
+    <w:lvl w:ilvl="6" w:tplc="C1DEECD0">
       <w:numFmt w:val="decimal"/>
       <w:lvlText w:val=""/>
       <w:lvlJc w:val="left"/>
     </w:lvl>
-    <w:lvl w:ilvl="7" w:tplc="1CF0A784">
+    <w:lvl w:ilvl="7" w:tplc="82884142">
       <w:numFmt w:val="decimal"/>
       <w:lvlText w:val=""/>
       <w:lvlJc w:val="left"/>
     </w:lvl>
-    <w:lvl w:ilvl="8" w:tplc="FF60BAEE">
+    <w:lvl w:ilvl="8" w:tplc="0F2EB3B4">
       <w:numFmt w:val="decimal"/>
       <w:lvlText w:val=""/>
       <w:lvlJc w:val="left"/>
     </w:lvl>
   </w:abstractNum>
   <w:abstractNum w:abstractNumId="6" w15:restartNumberingAfterBreak="0">
-    <w:nsid w:val="680302DD"/>
+    <w:nsid w:val="75494295"/>
     <w:multiLevelType w:val="hybridMultilevel"/>
-    <w:tmpl w:val="0C72DE92"/>
-    <w:lvl w:ilvl="0" w:tplc="1834C794">
+    <w:tmpl w:val="3F6C6AB0"/>
+    <w:lvl w:ilvl="0" w:tplc="3A369A9C">
       <w:start w:val="1"/>
       <w:numFmt w:val="bullet"/>
       <w:lvlText w:val="●"/>
@@ -12989,7 +12989,7 @@
         <w:ind w:left="720" w:hanging="360"/>
       </w:pPr>
     </w:lvl>
-    <w:lvl w:ilvl="1" w:tplc="03366730">
+    <w:lvl w:ilvl="1" w:tplc="D8221EAA">
       <w:start w:val="1"/>
       <w:numFmt w:val="bullet"/>
       <w:lvlText w:val="○"/>
@@ -12998,7 +12998,7 @@
         <w:ind w:left="1440" w:hanging="360"/>
       </w:pPr>
     </w:lvl>
-    <w:lvl w:ilvl="2" w:tplc="25EAF738">
+    <w:lvl w:ilvl="2" w:tplc="E01E7CEE">
       <w:start w:val="1"/>
       <w:numFmt w:val="bullet"/>
       <w:lvlText w:val="■"/>
@@ -13007,7 +13007,7 @@
         <w:ind w:left="2160" w:hanging="360"/>
       </w:pPr>
     </w:lvl>
-    <w:lvl w:ilvl="3" w:tplc="CBAAB5E0">
+    <w:lvl w:ilvl="3" w:tplc="47CE1B06">
       <w:start w:val="1"/>
       <w:numFmt w:val="bullet"/>
       <w:lvlText w:val="●"/>
@@ -13016,7 +13016,7 @@
         <w:ind w:left="2880" w:hanging="360"/>
       </w:pPr>
     </w:lvl>
-    <w:lvl w:ilvl="4" w:tplc="E3E69866">
+    <w:lvl w:ilvl="4" w:tplc="08C4C032">
       <w:start w:val="1"/>
       <w:numFmt w:val="bullet"/>
       <w:lvlText w:val="○"/>
@@ -13025,7 +13025,7 @@
         <w:ind w:left="3600" w:hanging="360"/>
       </w:pPr>
     </w:lvl>
-    <w:lvl w:ilvl="5" w:tplc="19E26464">
+    <w:lvl w:ilvl="5" w:tplc="BD46C5E6">
       <w:start w:val="1"/>
       <w:numFmt w:val="bullet"/>
       <w:lvlText w:val="■"/>
@@ -13034,7 +13034,7 @@
         <w:ind w:left="4320" w:hanging="360"/>
       </w:pPr>
     </w:lvl>
-    <w:lvl w:ilvl="6" w:tplc="F02EA848">
+    <w:lvl w:ilvl="6" w:tplc="A3A2FE2A">
       <w:start w:val="1"/>
       <w:numFmt w:val="bullet"/>
       <w:lvlText w:val="●"/>
@@ -13043,7 +13043,7 @@
         <w:ind w:left="5040" w:hanging="360"/>
       </w:pPr>
     </w:lvl>
-    <w:lvl w:ilvl="7" w:tplc="3D02D1AA">
+    <w:lvl w:ilvl="7" w:tplc="4A142FBE">
       <w:start w:val="1"/>
       <w:numFmt w:val="bullet"/>
       <w:lvlText w:val="●"/>
@@ -13052,7 +13052,7 @@
         <w:ind w:left="5760" w:hanging="360"/>
       </w:pPr>
     </w:lvl>
-    <w:lvl w:ilvl="8" w:tplc="DD6404D0">
+    <w:lvl w:ilvl="8" w:tplc="F8AC9D2A">
       <w:start w:val="1"/>
       <w:numFmt w:val="bullet"/>
       <w:lvlText w:val="●"/>
@@ -13063,10 +13063,10 @@
     </w:lvl>
   </w:abstractNum>
   <w:abstractNum w:abstractNumId="7" w15:restartNumberingAfterBreak="0">
-    <w:nsid w:val="70326F2B"/>
+    <w:nsid w:val="7C6C1B09"/>
     <w:multiLevelType w:val="hybridMultilevel"/>
-    <w:tmpl w:val="0A408E9E"/>
-    <w:lvl w:ilvl="0" w:tplc="B8260E2C">
+    <w:tmpl w:val="B588CEB2"/>
+    <w:lvl w:ilvl="0" w:tplc="2E282366">
       <w:start w:val="1"/>
       <w:numFmt w:val="decimal"/>
       <w:lvlText w:val="%1."/>
@@ -13080,91 +13080,91 @@
         <w:color w:val="A67C27"/>
       </w:rPr>
     </w:lvl>
-    <w:lvl w:ilvl="1" w:tplc="2E8E79FE">
+    <w:lvl w:ilvl="1" w:tplc="4BA8C284">
       <w:numFmt w:val="decimal"/>
       <w:lvlText w:val=""/>
       <w:lvlJc w:val="left"/>
     </w:lvl>
-    <w:lvl w:ilvl="2" w:tplc="AC0E45A2">
+    <w:lvl w:ilvl="2" w:tplc="E6EC6E08">
       <w:numFmt w:val="decimal"/>
       <w:lvlText w:val=""/>
       <w:lvlJc w:val="left"/>
     </w:lvl>
-    <w:lvl w:ilvl="3" w:tplc="EA3A5D34">
+    <w:lvl w:ilvl="3" w:tplc="8924A5D0">
       <w:numFmt w:val="decimal"/>
       <w:lvlText w:val=""/>
       <w:lvlJc w:val="left"/>
     </w:lvl>
-    <w:lvl w:ilvl="4" w:tplc="E870C8E0">
+    <w:lvl w:ilvl="4" w:tplc="8C7AB1F4">
       <w:numFmt w:val="decimal"/>
       <w:lvlText w:val=""/>
       <w:lvlJc w:val="left"/>
     </w:lvl>
-    <w:lvl w:ilvl="5" w:tplc="CE0AF06C">
+    <w:lvl w:ilvl="5" w:tplc="62A27010">
       <w:numFmt w:val="decimal"/>
       <w:lvlText w:val=""/>
       <w:lvlJc w:val="left"/>
     </w:lvl>
-    <w:lvl w:ilvl="6" w:tplc="00C61738">
+    <w:lvl w:ilvl="6" w:tplc="9934F974">
       <w:numFmt w:val="decimal"/>
       <w:lvlText w:val=""/>
       <w:lvlJc w:val="left"/>
     </w:lvl>
-    <w:lvl w:ilvl="7" w:tplc="31363CA6">
+    <w:lvl w:ilvl="7" w:tplc="75187694">
       <w:numFmt w:val="decimal"/>
       <w:lvlText w:val=""/>
       <w:lvlJc w:val="left"/>
     </w:lvl>
-    <w:lvl w:ilvl="8" w:tplc="025E0914">
+    <w:lvl w:ilvl="8" w:tplc="9522E86C">
       <w:numFmt w:val="decimal"/>
       <w:lvlText w:val=""/>
       <w:lvlJc w:val="left"/>
     </w:lvl>
   </w:abstractNum>
-  <w:num w:numId="1" w16cid:durableId="1618877333">
+  <w:num w:numId="1" w16cid:durableId="1304501789">
     <w:abstractNumId w:val="6"/>
     <w:lvlOverride w:ilvl="0">
       <w:startOverride w:val="1"/>
     </w:lvlOverride>
   </w:num>
-  <w:num w:numId="2" w16cid:durableId="308706581">
+  <w:num w:numId="2" w16cid:durableId="789738831">
+    <w:abstractNumId w:val="0"/>
+    <w:lvlOverride w:ilvl="0">
+      <w:startOverride w:val="1"/>
+    </w:lvlOverride>
+  </w:num>
+  <w:num w:numId="3" w16cid:durableId="1845435770">
+    <w:abstractNumId w:val="5"/>
+    <w:lvlOverride w:ilvl="0">
+      <w:startOverride w:val="1"/>
+    </w:lvlOverride>
+  </w:num>
+  <w:num w:numId="4" w16cid:durableId="1245602613">
+    <w:abstractNumId w:val="2"/>
+    <w:lvlOverride w:ilvl="0">
+      <w:startOverride w:val="1"/>
+    </w:lvlOverride>
+  </w:num>
+  <w:num w:numId="5" w16cid:durableId="1331522380">
     <w:abstractNumId w:val="3"/>
     <w:lvlOverride w:ilvl="0">
       <w:startOverride w:val="1"/>
     </w:lvlOverride>
   </w:num>
-  <w:num w:numId="3" w16cid:durableId="1683970399">
+  <w:num w:numId="6" w16cid:durableId="401366093">
+    <w:abstractNumId w:val="4"/>
+    <w:lvlOverride w:ilvl="0">
+      <w:startOverride w:val="1"/>
+    </w:lvlOverride>
+  </w:num>
+  <w:num w:numId="7" w16cid:durableId="1398166246">
     <w:abstractNumId w:val="1"/>
     <w:lvlOverride w:ilvl="0">
       <w:startOverride w:val="1"/>
     </w:lvlOverride>
   </w:num>
-  <w:num w:numId="4" w16cid:durableId="1862015953">
-    <w:abstractNumId w:val="0"/>
-    <w:lvlOverride w:ilvl="0">
-      <w:startOverride w:val="1"/>
-    </w:lvlOverride>
-  </w:num>
-  <w:num w:numId="5" w16cid:durableId="1854343002">
-    <w:abstractNumId w:val="4"/>
-    <w:lvlOverride w:ilvl="0">
-      <w:startOverride w:val="1"/>
-    </w:lvlOverride>
-  </w:num>
-  <w:num w:numId="6" w16cid:durableId="811217022">
+  <w:num w:numId="8" w16cid:durableId="1230769664">
     <w:abstractNumId w:val="7"/>
-    <w:lvlOverride w:ilvl="0">
-      <w:startOverride w:val="1"/>
-    </w:lvlOverride>
-  </w:num>
-  <w:num w:numId="7" w16cid:durableId="960648352">
-    <w:abstractNumId w:val="2"/>
-    <w:lvlOverride w:ilvl="0">
-      <w:startOverride w:val="1"/>
-    </w:lvlOverride>
-  </w:num>
-  <w:num w:numId="8" w16cid:durableId="1617635885">
-    <w:abstractNumId w:val="5"/>
     <w:lvlOverride w:ilvl="0">
       <w:startOverride w:val="1"/>
     </w:lvlOverride>
@@ -13789,7 +13789,7 @@
     <w:autoRedefine/>
     <w:uiPriority w:val="39"/>
     <w:unhideWhenUsed/>
-    <w:rsid w:val="000113CC"/>
+    <w:rsid w:val="00F30CD4"/>
     <w:pPr>
       <w:spacing w:after="100"/>
     </w:pPr>
@@ -13801,7 +13801,7 @@
     <w:autoRedefine/>
     <w:uiPriority w:val="39"/>
     <w:unhideWhenUsed/>
-    <w:rsid w:val="000113CC"/>
+    <w:rsid w:val="00F30CD4"/>
     <w:pPr>
       <w:spacing w:after="100"/>
       <w:ind w:left="210"/>

--- a/docs/manuals/Role_Guide_4_QUAN_QA_RA.docx
+++ b/docs/manuals/Role_Guide_4_QUAN_QA_RA.docx
@@ -69,7 +69,7 @@
           <w:left w:w="10" w:type="dxa"/>
           <w:right w:w="10" w:type="dxa"/>
         </w:tblCellMar>
-        <w:tblLook w:val="04A0" w:firstRow="1" w:lastRow="0" w:firstColumn="1" w:lastColumn="0" w:noHBand="0" w:noVBand="1"/>
+        <w:tblLook w:val="0000" w:firstRow="0" w:lastRow="0" w:firstColumn="0" w:lastColumn="0" w:noHBand="0" w:noVBand="0"/>
       </w:tblPr>
       <w:tblGrid>
         <w:gridCol w:w="2300"/>
@@ -469,7 +469,7 @@
                 <w:sz w:val="19"/>
                 <w:szCs w:val="19"/>
               </w:rPr>
-              <w:t>Version 1.20 · 4 October 2026</w:t>
+              <w:t>Version 1.21 · 4 October 2026</w:t>
             </w:r>
           </w:p>
         </w:tc>
@@ -538,7 +538,7 @@
     <w:sdt>
       <w:sdtPr>
         <w:alias w:val="Contents"/>
-        <w:id w:val="-1090465246"/>
+        <w:id w:val="878596237"/>
       </w:sdtPr>
       <w:sdtEndPr/>
       <w:sdtContent>
@@ -567,7 +567,7 @@
           <w:r>
             <w:fldChar w:fldCharType="separate"/>
           </w:r>
-          <w:hyperlink w:anchor="_Toc242011201" w:history="1">
+          <w:hyperlink w:anchor="_Toc242012257" w:history="1">
             <w:r>
               <w:rPr>
                 <w:rStyle w:val="Hyperlink"/>
@@ -591,7 +591,7 @@
               <w:rPr>
                 <w:noProof/>
               </w:rPr>
-              <w:instrText xml:space="preserve"> PAGEREF _Toc242011201 \h </w:instrText>
+              <w:instrText xml:space="preserve"> PAGEREF _Toc242012257 \h </w:instrText>
             </w:r>
             <w:r>
               <w:rPr>
@@ -634,7 +634,7 @@
               <w14:ligatures w14:val="standardContextual"/>
             </w:rPr>
           </w:pPr>
-          <w:hyperlink w:anchor="_Toc242011202" w:history="1">
+          <w:hyperlink w:anchor="_Toc242012258" w:history="1">
             <w:r>
               <w:rPr>
                 <w:rStyle w:val="Hyperlink"/>
@@ -658,7 +658,7 @@
               <w:rPr>
                 <w:noProof/>
               </w:rPr>
-              <w:instrText xml:space="preserve"> PAGEREF _Toc242011202 \h </w:instrText>
+              <w:instrText xml:space="preserve"> PAGEREF _Toc242012258 \h </w:instrText>
             </w:r>
             <w:r>
               <w:rPr>
@@ -701,7 +701,7 @@
               <w14:ligatures w14:val="standardContextual"/>
             </w:rPr>
           </w:pPr>
-          <w:hyperlink w:anchor="_Toc242011203" w:history="1">
+          <w:hyperlink w:anchor="_Toc242012259" w:history="1">
             <w:r>
               <w:rPr>
                 <w:rStyle w:val="Hyperlink"/>
@@ -725,7 +725,7 @@
               <w:rPr>
                 <w:noProof/>
               </w:rPr>
-              <w:instrText xml:space="preserve"> PAGEREF _Toc242011203 \h </w:instrText>
+              <w:instrText xml:space="preserve"> PAGEREF _Toc242012259 \h </w:instrText>
             </w:r>
             <w:r>
               <w:rPr>
@@ -768,7 +768,7 @@
               <w14:ligatures w14:val="standardContextual"/>
             </w:rPr>
           </w:pPr>
-          <w:hyperlink w:anchor="_Toc242011204" w:history="1">
+          <w:hyperlink w:anchor="_Toc242012260" w:history="1">
             <w:r>
               <w:rPr>
                 <w:rStyle w:val="Hyperlink"/>
@@ -792,7 +792,7 @@
               <w:rPr>
                 <w:noProof/>
               </w:rPr>
-              <w:instrText xml:space="preserve"> PAGEREF _Toc242011204 \h </w:instrText>
+              <w:instrText xml:space="preserve"> PAGEREF _Toc242012260 \h </w:instrText>
             </w:r>
             <w:r>
               <w:rPr>
@@ -835,7 +835,7 @@
               <w14:ligatures w14:val="standardContextual"/>
             </w:rPr>
           </w:pPr>
-          <w:hyperlink w:anchor="_Toc242011205" w:history="1">
+          <w:hyperlink w:anchor="_Toc242012261" w:history="1">
             <w:r>
               <w:rPr>
                 <w:rStyle w:val="Hyperlink"/>
@@ -859,7 +859,7 @@
               <w:rPr>
                 <w:noProof/>
               </w:rPr>
-              <w:instrText xml:space="preserve"> PAGEREF _Toc242011205 \h </w:instrText>
+              <w:instrText xml:space="preserve"> PAGEREF _Toc242012261 \h </w:instrText>
             </w:r>
             <w:r>
               <w:rPr>
@@ -902,7 +902,7 @@
               <w14:ligatures w14:val="standardContextual"/>
             </w:rPr>
           </w:pPr>
-          <w:hyperlink w:anchor="_Toc242011206" w:history="1">
+          <w:hyperlink w:anchor="_Toc242012262" w:history="1">
             <w:r>
               <w:rPr>
                 <w:rStyle w:val="Hyperlink"/>
@@ -926,7 +926,7 @@
               <w:rPr>
                 <w:noProof/>
               </w:rPr>
-              <w:instrText xml:space="preserve"> PAGEREF _Toc242011206 \h </w:instrText>
+              <w:instrText xml:space="preserve"> PAGEREF _Toc242012262 \h </w:instrText>
             </w:r>
             <w:r>
               <w:rPr>
@@ -969,7 +969,7 @@
               <w14:ligatures w14:val="standardContextual"/>
             </w:rPr>
           </w:pPr>
-          <w:hyperlink w:anchor="_Toc242011207" w:history="1">
+          <w:hyperlink w:anchor="_Toc242012263" w:history="1">
             <w:r>
               <w:rPr>
                 <w:rStyle w:val="Hyperlink"/>
@@ -993,7 +993,7 @@
               <w:rPr>
                 <w:noProof/>
               </w:rPr>
-              <w:instrText xml:space="preserve"> PAGEREF _Toc242011207 \h </w:instrText>
+              <w:instrText xml:space="preserve"> PAGEREF _Toc242012263 \h </w:instrText>
             </w:r>
             <w:r>
               <w:rPr>
@@ -1036,7 +1036,7 @@
               <w14:ligatures w14:val="standardContextual"/>
             </w:rPr>
           </w:pPr>
-          <w:hyperlink w:anchor="_Toc242011208" w:history="1">
+          <w:hyperlink w:anchor="_Toc242012264" w:history="1">
             <w:r>
               <w:rPr>
                 <w:rStyle w:val="Hyperlink"/>
@@ -1060,7 +1060,7 @@
               <w:rPr>
                 <w:noProof/>
               </w:rPr>
-              <w:instrText xml:space="preserve"> PAGEREF _Toc242011208 \h </w:instrText>
+              <w:instrText xml:space="preserve"> PAGEREF _Toc242012264 \h </w:instrText>
             </w:r>
             <w:r>
               <w:rPr>
@@ -1103,7 +1103,7 @@
               <w14:ligatures w14:val="standardContextual"/>
             </w:rPr>
           </w:pPr>
-          <w:hyperlink w:anchor="_Toc242011209" w:history="1">
+          <w:hyperlink w:anchor="_Toc242012265" w:history="1">
             <w:r>
               <w:rPr>
                 <w:rStyle w:val="Hyperlink"/>
@@ -1127,7 +1127,7 @@
               <w:rPr>
                 <w:noProof/>
               </w:rPr>
-              <w:instrText xml:space="preserve"> PAGEREF _Toc242011209 \h </w:instrText>
+              <w:instrText xml:space="preserve"> PAGEREF _Toc242012265 \h </w:instrText>
             </w:r>
             <w:r>
               <w:rPr>
@@ -1170,7 +1170,7 @@
               <w14:ligatures w14:val="standardContextual"/>
             </w:rPr>
           </w:pPr>
-          <w:hyperlink w:anchor="_Toc242011210" w:history="1">
+          <w:hyperlink w:anchor="_Toc242012266" w:history="1">
             <w:r>
               <w:rPr>
                 <w:rStyle w:val="Hyperlink"/>
@@ -1194,7 +1194,7 @@
               <w:rPr>
                 <w:noProof/>
               </w:rPr>
-              <w:instrText xml:space="preserve"> PAGEREF _Toc242011210 \h </w:instrText>
+              <w:instrText xml:space="preserve"> PAGEREF _Toc242012266 \h </w:instrText>
             </w:r>
             <w:r>
               <w:rPr>
@@ -1237,7 +1237,7 @@
               <w14:ligatures w14:val="standardContextual"/>
             </w:rPr>
           </w:pPr>
-          <w:hyperlink w:anchor="_Toc242011211" w:history="1">
+          <w:hyperlink w:anchor="_Toc242012267" w:history="1">
             <w:r>
               <w:rPr>
                 <w:rStyle w:val="Hyperlink"/>
@@ -1261,7 +1261,7 @@
               <w:rPr>
                 <w:noProof/>
               </w:rPr>
-              <w:instrText xml:space="preserve"> PAGEREF _Toc242011211 \h </w:instrText>
+              <w:instrText xml:space="preserve"> PAGEREF _Toc242012267 \h </w:instrText>
             </w:r>
             <w:r>
               <w:rPr>
@@ -1304,7 +1304,7 @@
               <w14:ligatures w14:val="standardContextual"/>
             </w:rPr>
           </w:pPr>
-          <w:hyperlink w:anchor="_Toc242011212" w:history="1">
+          <w:hyperlink w:anchor="_Toc242012268" w:history="1">
             <w:r>
               <w:rPr>
                 <w:rStyle w:val="Hyperlink"/>
@@ -1328,7 +1328,7 @@
               <w:rPr>
                 <w:noProof/>
               </w:rPr>
-              <w:instrText xml:space="preserve"> PAGEREF _Toc242011212 \h </w:instrText>
+              <w:instrText xml:space="preserve"> PAGEREF _Toc242012268 \h </w:instrText>
             </w:r>
             <w:r>
               <w:rPr>
@@ -1371,7 +1371,7 @@
               <w14:ligatures w14:val="standardContextual"/>
             </w:rPr>
           </w:pPr>
-          <w:hyperlink w:anchor="_Toc242011213" w:history="1">
+          <w:hyperlink w:anchor="_Toc242012269" w:history="1">
             <w:r>
               <w:rPr>
                 <w:rStyle w:val="Hyperlink"/>
@@ -1395,7 +1395,7 @@
               <w:rPr>
                 <w:noProof/>
               </w:rPr>
-              <w:instrText xml:space="preserve"> PAGEREF _Toc242011213 \h </w:instrText>
+              <w:instrText xml:space="preserve"> PAGEREF _Toc242012269 \h </w:instrText>
             </w:r>
             <w:r>
               <w:rPr>
@@ -1438,7 +1438,7 @@
               <w14:ligatures w14:val="standardContextual"/>
             </w:rPr>
           </w:pPr>
-          <w:hyperlink w:anchor="_Toc242011214" w:history="1">
+          <w:hyperlink w:anchor="_Toc242012270" w:history="1">
             <w:r>
               <w:rPr>
                 <w:rStyle w:val="Hyperlink"/>
@@ -1462,7 +1462,7 @@
               <w:rPr>
                 <w:noProof/>
               </w:rPr>
-              <w:instrText xml:space="preserve"> PAGEREF _Toc242011214 \h </w:instrText>
+              <w:instrText xml:space="preserve"> PAGEREF _Toc242012270 \h </w:instrText>
             </w:r>
             <w:r>
               <w:rPr>
@@ -1505,7 +1505,7 @@
               <w14:ligatures w14:val="standardContextual"/>
             </w:rPr>
           </w:pPr>
-          <w:hyperlink w:anchor="_Toc242011215" w:history="1">
+          <w:hyperlink w:anchor="_Toc242012271" w:history="1">
             <w:r>
               <w:rPr>
                 <w:rStyle w:val="Hyperlink"/>
@@ -1529,7 +1529,7 @@
               <w:rPr>
                 <w:noProof/>
               </w:rPr>
-              <w:instrText xml:space="preserve"> PAGEREF _Toc242011215 \h </w:instrText>
+              <w:instrText xml:space="preserve"> PAGEREF _Toc242012271 \h </w:instrText>
             </w:r>
             <w:r>
               <w:rPr>
@@ -1572,7 +1572,7 @@
               <w14:ligatures w14:val="standardContextual"/>
             </w:rPr>
           </w:pPr>
-          <w:hyperlink w:anchor="_Toc242011216" w:history="1">
+          <w:hyperlink w:anchor="_Toc242012272" w:history="1">
             <w:r>
               <w:rPr>
                 <w:rStyle w:val="Hyperlink"/>
@@ -1596,7 +1596,7 @@
               <w:rPr>
                 <w:noProof/>
               </w:rPr>
-              <w:instrText xml:space="preserve"> PAGEREF _Toc242011216 \h </w:instrText>
+              <w:instrText xml:space="preserve"> PAGEREF _Toc242012272 \h </w:instrText>
             </w:r>
             <w:r>
               <w:rPr>
@@ -1639,7 +1639,7 @@
               <w14:ligatures w14:val="standardContextual"/>
             </w:rPr>
           </w:pPr>
-          <w:hyperlink w:anchor="_Toc242011217" w:history="1">
+          <w:hyperlink w:anchor="_Toc242012273" w:history="1">
             <w:r>
               <w:rPr>
                 <w:rStyle w:val="Hyperlink"/>
@@ -1663,7 +1663,7 @@
               <w:rPr>
                 <w:noProof/>
               </w:rPr>
-              <w:instrText xml:space="preserve"> PAGEREF _Toc242011217 \h </w:instrText>
+              <w:instrText xml:space="preserve"> PAGEREF _Toc242012273 \h </w:instrText>
             </w:r>
             <w:r>
               <w:rPr>
@@ -1706,7 +1706,7 @@
               <w14:ligatures w14:val="standardContextual"/>
             </w:rPr>
           </w:pPr>
-          <w:hyperlink w:anchor="_Toc242011218" w:history="1">
+          <w:hyperlink w:anchor="_Toc242012274" w:history="1">
             <w:r>
               <w:rPr>
                 <w:rStyle w:val="Hyperlink"/>
@@ -1730,7 +1730,7 @@
               <w:rPr>
                 <w:noProof/>
               </w:rPr>
-              <w:instrText xml:space="preserve"> PAGEREF _Toc242011218 \h </w:instrText>
+              <w:instrText xml:space="preserve"> PAGEREF _Toc242012274 \h </w:instrText>
             </w:r>
             <w:r>
               <w:rPr>
@@ -1773,7 +1773,7 @@
               <w14:ligatures w14:val="standardContextual"/>
             </w:rPr>
           </w:pPr>
-          <w:hyperlink w:anchor="_Toc242011219" w:history="1">
+          <w:hyperlink w:anchor="_Toc242012275" w:history="1">
             <w:r>
               <w:rPr>
                 <w:rStyle w:val="Hyperlink"/>
@@ -1797,7 +1797,7 @@
               <w:rPr>
                 <w:noProof/>
               </w:rPr>
-              <w:instrText xml:space="preserve"> PAGEREF _Toc242011219 \h </w:instrText>
+              <w:instrText xml:space="preserve"> PAGEREF _Toc242012275 \h </w:instrText>
             </w:r>
             <w:r>
               <w:rPr>
@@ -1840,7 +1840,7 @@
               <w14:ligatures w14:val="standardContextual"/>
             </w:rPr>
           </w:pPr>
-          <w:hyperlink w:anchor="_Toc242011220" w:history="1">
+          <w:hyperlink w:anchor="_Toc242012276" w:history="1">
             <w:r>
               <w:rPr>
                 <w:rStyle w:val="Hyperlink"/>
@@ -1864,7 +1864,7 @@
               <w:rPr>
                 <w:noProof/>
               </w:rPr>
-              <w:instrText xml:space="preserve"> PAGEREF _Toc242011220 \h </w:instrText>
+              <w:instrText xml:space="preserve"> PAGEREF _Toc242012276 \h </w:instrText>
             </w:r>
             <w:r>
               <w:rPr>
@@ -1907,7 +1907,7 @@
               <w14:ligatures w14:val="standardContextual"/>
             </w:rPr>
           </w:pPr>
-          <w:hyperlink w:anchor="_Toc242011221" w:history="1">
+          <w:hyperlink w:anchor="_Toc242012277" w:history="1">
             <w:r>
               <w:rPr>
                 <w:rStyle w:val="Hyperlink"/>
@@ -1931,7 +1931,7 @@
               <w:rPr>
                 <w:noProof/>
               </w:rPr>
-              <w:instrText xml:space="preserve"> PAGEREF _Toc242011221 \h </w:instrText>
+              <w:instrText xml:space="preserve"> PAGEREF _Toc242012277 \h </w:instrText>
             </w:r>
             <w:r>
               <w:rPr>
@@ -1974,7 +1974,7 @@
               <w14:ligatures w14:val="standardContextual"/>
             </w:rPr>
           </w:pPr>
-          <w:hyperlink w:anchor="_Toc242011222" w:history="1">
+          <w:hyperlink w:anchor="_Toc242012278" w:history="1">
             <w:r>
               <w:rPr>
                 <w:rStyle w:val="Hyperlink"/>
@@ -1998,7 +1998,7 @@
               <w:rPr>
                 <w:noProof/>
               </w:rPr>
-              <w:instrText xml:space="preserve"> PAGEREF _Toc242011222 \h </w:instrText>
+              <w:instrText xml:space="preserve"> PAGEREF _Toc242012278 \h </w:instrText>
             </w:r>
             <w:r>
               <w:rPr>
@@ -2041,7 +2041,7 @@
               <w14:ligatures w14:val="standardContextual"/>
             </w:rPr>
           </w:pPr>
-          <w:hyperlink w:anchor="_Toc242011223" w:history="1">
+          <w:hyperlink w:anchor="_Toc242012279" w:history="1">
             <w:r>
               <w:rPr>
                 <w:rStyle w:val="Hyperlink"/>
@@ -2065,7 +2065,7 @@
               <w:rPr>
                 <w:noProof/>
               </w:rPr>
-              <w:instrText xml:space="preserve"> PAGEREF _Toc242011223 \h </w:instrText>
+              <w:instrText xml:space="preserve"> PAGEREF _Toc242012279 \h </w:instrText>
             </w:r>
             <w:r>
               <w:rPr>
@@ -2108,7 +2108,7 @@
               <w14:ligatures w14:val="standardContextual"/>
             </w:rPr>
           </w:pPr>
-          <w:hyperlink w:anchor="_Toc242011224" w:history="1">
+          <w:hyperlink w:anchor="_Toc242012280" w:history="1">
             <w:r>
               <w:rPr>
                 <w:rStyle w:val="Hyperlink"/>
@@ -2132,7 +2132,7 @@
               <w:rPr>
                 <w:noProof/>
               </w:rPr>
-              <w:instrText xml:space="preserve"> PAGEREF _Toc242011224 \h </w:instrText>
+              <w:instrText xml:space="preserve"> PAGEREF _Toc242012280 \h </w:instrText>
             </w:r>
             <w:r>
               <w:rPr>
@@ -2171,7 +2171,7 @@
         <w:pStyle w:val="Heading1"/>
         <w:pageBreakBefore/>
       </w:pPr>
-      <w:bookmarkStart w:id="0" w:name="_Toc242011201"/>
+      <w:bookmarkStart w:id="0" w:name="_Toc242012257"/>
       <w:r>
         <w:lastRenderedPageBreak/>
         <w:t>1. Your role at a glance</w:t>
@@ -2331,7 +2331,7 @@
           <w:left w:w="10" w:type="dxa"/>
           <w:right w:w="10" w:type="dxa"/>
         </w:tblCellMar>
-        <w:tblLook w:val="04A0" w:firstRow="1" w:lastRow="0" w:firstColumn="1" w:lastColumn="0" w:noHBand="0" w:noVBand="1"/>
+        <w:tblLook w:val="0000" w:firstRow="0" w:lastRow="0" w:firstColumn="0" w:lastColumn="0" w:noHBand="0" w:noVBand="0"/>
       </w:tblPr>
       <w:tblGrid>
         <w:gridCol w:w="9412"/>
@@ -2391,7 +2391,7 @@
         <w:pStyle w:val="Heading1"/>
         <w:pageBreakBefore/>
       </w:pPr>
-      <w:bookmarkStart w:id="1" w:name="_Toc242011202"/>
+      <w:bookmarkStart w:id="1" w:name="_Toc242012258"/>
       <w:r>
         <w:lastRenderedPageBreak/>
         <w:t>2. Signing in and your screens</w:t>
@@ -2402,7 +2402,7 @@
       <w:pPr>
         <w:pStyle w:val="Heading2"/>
       </w:pPr>
-      <w:bookmarkStart w:id="2" w:name="_Toc242011203"/>
+      <w:bookmarkStart w:id="2" w:name="_Toc242012259"/>
       <w:r>
         <w:t>Signing in</w:t>
       </w:r>
@@ -2485,7 +2485,7 @@
           <w:noProof/>
         </w:rPr>
         <w:drawing>
-          <wp:inline distT="0" distB="0" distL="0" distR="0" wp14:anchorId="6C88F50D" wp14:editId="5D2DE11E">
+          <wp:inline distT="0" distB="0" distL="0" distR="0" wp14:anchorId="27968D32" wp14:editId="55B37C9F">
             <wp:extent cx="5334000" cy="2333625"/>
             <wp:effectExtent l="0" t="0" r="0" b="0"/>
             <wp:docPr id="1" name="adm_login.jpg" descr="The sign-in screen for all internal staff." title="The sign-in screen for all internal staff."/>
@@ -2593,7 +2593,7 @@
           <w:left w:w="10" w:type="dxa"/>
           <w:right w:w="10" w:type="dxa"/>
         </w:tblCellMar>
-        <w:tblLook w:val="04A0" w:firstRow="1" w:lastRow="0" w:firstColumn="1" w:lastColumn="0" w:noHBand="0" w:noVBand="1"/>
+        <w:tblLook w:val="0000" w:firstRow="0" w:lastRow="0" w:firstColumn="0" w:lastColumn="0" w:noHBand="0" w:noVBand="0"/>
       </w:tblPr>
       <w:tblGrid>
         <w:gridCol w:w="9412"/>
@@ -2652,7 +2652,7 @@
       <w:pPr>
         <w:pStyle w:val="Heading2"/>
       </w:pPr>
-      <w:bookmarkStart w:id="3" w:name="_Toc242011204"/>
+      <w:bookmarkStart w:id="3" w:name="_Toc242012260"/>
       <w:r>
         <w:t>Finding your way around</w:t>
       </w:r>
@@ -2837,7 +2837,7 @@
         </w:rPr>
         <w:lastRenderedPageBreak/>
         <w:drawing>
-          <wp:inline distT="0" distB="0" distL="0" distR="0" wp14:anchorId="44221D3B" wp14:editId="6BC83866">
+          <wp:inline distT="0" distB="0" distL="0" distR="0" wp14:anchorId="61C0C836" wp14:editId="3BCDA166">
             <wp:extent cx="5715000" cy="1876425"/>
             <wp:effectExtent l="0" t="0" r="0" b="0"/>
             <wp:docPr id="2" name="adm_not_your_role.jpg" descr="Opening a screen outside your role (for example from an old bookmark) shows this card instead of the screen." title="Opening a screen outside your role (for example from an old bookmark) shows this card instead of the screen."/>
@@ -2906,7 +2906,7 @@
       <w:pPr>
         <w:pStyle w:val="Heading2"/>
       </w:pPr>
-      <w:bookmarkStart w:id="4" w:name="_Toc242011205"/>
+      <w:bookmarkStart w:id="4" w:name="_Toc242012261"/>
       <w:r>
         <w:t>Your screens</w:t>
       </w:r>
@@ -2927,7 +2927,7 @@
           <w:left w:w="10" w:type="dxa"/>
           <w:right w:w="10" w:type="dxa"/>
         </w:tblCellMar>
-        <w:tblLook w:val="04A0" w:firstRow="1" w:lastRow="0" w:firstColumn="1" w:lastColumn="0" w:noHBand="0" w:noVBand="1"/>
+        <w:tblLook w:val="0000" w:firstRow="0" w:lastRow="0" w:firstColumn="0" w:lastColumn="0" w:noHBand="0" w:noVBand="0"/>
       </w:tblPr>
       <w:tblGrid>
         <w:gridCol w:w="2824"/>
@@ -3240,7 +3240,7 @@
       <w:pPr>
         <w:pStyle w:val="Heading2"/>
       </w:pPr>
-      <w:bookmarkStart w:id="5" w:name="_Toc242011206"/>
+      <w:bookmarkStart w:id="5" w:name="_Toc242012262"/>
       <w:r>
         <w:t>Changing your password</w:t>
       </w:r>
@@ -3323,7 +3323,7 @@
           <w:noProof/>
         </w:rPr>
         <w:drawing>
-          <wp:inline distT="0" distB="0" distL="0" distR="0" wp14:anchorId="7B288455" wp14:editId="5C69A4A4">
+          <wp:inline distT="0" distB="0" distL="0" distR="0" wp14:anchorId="5AB5A177" wp14:editId="05004327">
             <wp:extent cx="5334000" cy="2171700"/>
             <wp:effectExtent l="0" t="0" r="0" b="0"/>
             <wp:docPr id="3" name="adm_account.jpg" descr="Change Password screen." title="Change Password screen."/>
@@ -3411,7 +3411,7 @@
         <w:pStyle w:val="Heading1"/>
         <w:pageBreakBefore/>
       </w:pPr>
-      <w:bookmarkStart w:id="6" w:name="_Toc242011207"/>
+      <w:bookmarkStart w:id="6" w:name="_Toc242012263"/>
       <w:r>
         <w:lastRenderedPageBreak/>
         <w:t>3. Your routine</w:t>
@@ -3441,7 +3441,7 @@
           <w:left w:w="10" w:type="dxa"/>
           <w:right w:w="10" w:type="dxa"/>
         </w:tblCellMar>
-        <w:tblLook w:val="04A0" w:firstRow="1" w:lastRow="0" w:firstColumn="1" w:lastColumn="0" w:noHBand="0" w:noVBand="1"/>
+        <w:tblLook w:val="0000" w:firstRow="0" w:lastRow="0" w:firstColumn="0" w:lastColumn="0" w:noHBand="0" w:noVBand="0"/>
       </w:tblPr>
       <w:tblGrid>
         <w:gridCol w:w="2071"/>
@@ -3755,7 +3755,7 @@
         <w:pStyle w:val="Heading1"/>
         <w:pageBreakBefore/>
       </w:pPr>
-      <w:bookmarkStart w:id="7" w:name="_Toc242011208"/>
+      <w:bookmarkStart w:id="7" w:name="_Toc242012264"/>
       <w:r>
         <w:lastRenderedPageBreak/>
         <w:t>4. Step-by-step tasks</w:t>
@@ -3766,7 +3766,7 @@
       <w:pPr>
         <w:pStyle w:val="Heading2"/>
       </w:pPr>
-      <w:bookmarkStart w:id="8" w:name="_Toc242011209"/>
+      <w:bookmarkStart w:id="8" w:name="_Toc242012265"/>
       <w:r>
         <w:t>4.1 Reading the QA Dashboard</w:t>
       </w:r>
@@ -3806,7 +3806,7 @@
           <w:noProof/>
         </w:rPr>
         <w:drawing>
-          <wp:inline distT="0" distB="0" distL="0" distR="0" wp14:anchorId="5BDE19D8" wp14:editId="72924D61">
+          <wp:inline distT="0" distB="0" distL="0" distR="0" wp14:anchorId="761CD860" wp14:editId="4BA5D755">
             <wp:extent cx="5334000" cy="2333625"/>
             <wp:effectExtent l="0" t="0" r="0" b="0"/>
             <wp:docPr id="4" name="qa_dashboard.jpg" descr="QA Dashboard." title="QA Dashboard."/>
@@ -3913,7 +3913,7 @@
       <w:pPr>
         <w:pStyle w:val="Heading2"/>
       </w:pPr>
-      <w:bookmarkStart w:id="9" w:name="_Toc242011210"/>
+      <w:bookmarkStart w:id="9" w:name="_Toc242012266"/>
       <w:r>
         <w:t>4.2 Reviewing questionnaires in the QA Queue</w:t>
       </w:r>
@@ -3953,7 +3953,7 @@
           <w:noProof/>
         </w:rPr>
         <w:drawing>
-          <wp:inline distT="0" distB="0" distL="0" distR="0" wp14:anchorId="71AF813D" wp14:editId="74FDFCDD">
+          <wp:inline distT="0" distB="0" distL="0" distR="0" wp14:anchorId="3442A67B" wp14:editId="7BF984E9">
             <wp:extent cx="5334000" cy="3333750"/>
             <wp:effectExtent l="0" t="0" r="0" b="0"/>
             <wp:docPr id="5" name="qa_queue.jpg" descr="QUAN QA Queue with the KoboToolbox sync panel." title="QUAN QA Queue with the KoboToolbox sync panel."/>
@@ -4151,7 +4151,7 @@
           <w:left w:w="10" w:type="dxa"/>
           <w:right w:w="10" w:type="dxa"/>
         </w:tblCellMar>
-        <w:tblLook w:val="04A0" w:firstRow="1" w:lastRow="0" w:firstColumn="1" w:lastColumn="0" w:noHBand="0" w:noVBand="1"/>
+        <w:tblLook w:val="0000" w:firstRow="0" w:lastRow="0" w:firstColumn="0" w:lastColumn="0" w:noHBand="0" w:noVBand="0"/>
       </w:tblPr>
       <w:tblGrid>
         <w:gridCol w:w="2353"/>
@@ -4597,7 +4597,7 @@
           <w:left w:w="10" w:type="dxa"/>
           <w:right w:w="10" w:type="dxa"/>
         </w:tblCellMar>
-        <w:tblLook w:val="04A0" w:firstRow="1" w:lastRow="0" w:firstColumn="1" w:lastColumn="0" w:noHBand="0" w:noVBand="1"/>
+        <w:tblLook w:val="0000" w:firstRow="0" w:lastRow="0" w:firstColumn="0" w:lastColumn="0" w:noHBand="0" w:noVBand="0"/>
       </w:tblPr>
       <w:tblGrid>
         <w:gridCol w:w="9412"/>
@@ -4692,7 +4692,7 @@
       <w:pPr>
         <w:pStyle w:val="Heading2"/>
       </w:pPr>
-      <w:bookmarkStart w:id="10" w:name="_Toc242011211"/>
+      <w:bookmarkStart w:id="10" w:name="_Toc242012267"/>
       <w:r>
         <w:t>4.3 Working QA exceptions</w:t>
       </w:r>
@@ -4757,7 +4757,7 @@
         </w:rPr>
         <w:lastRenderedPageBreak/>
         <w:drawing>
-          <wp:inline distT="0" distB="0" distL="0" distR="0" wp14:anchorId="4EDAA64A" wp14:editId="352A5666">
+          <wp:inline distT="0" distB="0" distL="0" distR="0" wp14:anchorId="2E6CE2BF" wp14:editId="224375DB">
             <wp:extent cx="5334000" cy="3333750"/>
             <wp:effectExtent l="0" t="0" r="0" b="0"/>
             <wp:docPr id="6" name="qa_exceptions.jpg" descr="QA Exception Queue." title="QA Exception Queue."/>
@@ -4953,7 +4953,7 @@
       <w:pPr>
         <w:pStyle w:val="Heading2"/>
       </w:pPr>
-      <w:bookmarkStart w:id="11" w:name="_Toc242011212"/>
+      <w:bookmarkStart w:id="11" w:name="_Toc242012268"/>
       <w:r>
         <w:t>4.4 Downloading or emailing completed forms (Form PDFs)</w:t>
       </w:r>
@@ -5004,7 +5004,7 @@
         </w:rPr>
         <w:lastRenderedPageBreak/>
         <w:drawing>
-          <wp:inline distT="0" distB="0" distL="0" distR="0" wp14:anchorId="34416803" wp14:editId="4C401694">
+          <wp:inline distT="0" distB="0" distL="0" distR="0" wp14:anchorId="110D1C71" wp14:editId="3F08D246">
             <wp:extent cx="5334000" cy="3333750"/>
             <wp:effectExtent l="0" t="0" r="0" b="0"/>
             <wp:docPr id="7" name="qa_form_pdfs.jpg" descr="Completed form PDFs." title="Completed form PDFs."/>
@@ -5184,7 +5184,7 @@
           <w:left w:w="10" w:type="dxa"/>
           <w:right w:w="10" w:type="dxa"/>
         </w:tblCellMar>
-        <w:tblLook w:val="04A0" w:firstRow="1" w:lastRow="0" w:firstColumn="1" w:lastColumn="0" w:noHBand="0" w:noVBand="1"/>
+        <w:tblLook w:val="0000" w:firstRow="0" w:lastRow="0" w:firstColumn="0" w:lastColumn="0" w:noHBand="0" w:noVBand="0"/>
       </w:tblPr>
       <w:tblGrid>
         <w:gridCol w:w="9412"/>
@@ -5243,7 +5243,7 @@
       <w:pPr>
         <w:pStyle w:val="Heading2"/>
       </w:pPr>
-      <w:bookmarkStart w:id="12" w:name="_Toc242011213"/>
+      <w:bookmarkStart w:id="12" w:name="_Toc242012269"/>
       <w:r>
         <w:t>4.5 Writing good QA notes</w:t>
       </w:r>
@@ -5311,7 +5311,7 @@
         <w:pStyle w:val="Heading1"/>
         <w:pageBreakBefore/>
       </w:pPr>
-      <w:bookmarkStart w:id="13" w:name="_Toc242011214"/>
+      <w:bookmarkStart w:id="13" w:name="_Toc242012270"/>
       <w:r>
         <w:lastRenderedPageBreak/>
         <w:t>5. Rules you must follow</w:t>
@@ -5462,7 +5462,7 @@
         <w:pStyle w:val="Heading1"/>
         <w:pageBreakBefore/>
       </w:pPr>
-      <w:bookmarkStart w:id="14" w:name="_Toc242011215"/>
+      <w:bookmarkStart w:id="14" w:name="_Toc242012271"/>
       <w:r>
         <w:lastRenderedPageBreak/>
         <w:t>6. Troubleshooting</w:t>
@@ -5484,7 +5484,7 @@
           <w:left w:w="10" w:type="dxa"/>
           <w:right w:w="10" w:type="dxa"/>
         </w:tblCellMar>
-        <w:tblLook w:val="04A0" w:firstRow="1" w:lastRow="0" w:firstColumn="1" w:lastColumn="0" w:noHBand="0" w:noVBand="1"/>
+        <w:tblLook w:val="0000" w:firstRow="0" w:lastRow="0" w:firstColumn="0" w:lastColumn="0" w:noHBand="0" w:noVBand="0"/>
       </w:tblPr>
       <w:tblGrid>
         <w:gridCol w:w="2635"/>
@@ -6921,7 +6921,7 @@
         <w:pStyle w:val="Heading1"/>
         <w:pageBreakBefore/>
       </w:pPr>
-      <w:bookmarkStart w:id="15" w:name="_Toc242011216"/>
+      <w:bookmarkStart w:id="15" w:name="_Toc242012272"/>
       <w:r>
         <w:lastRenderedPageBreak/>
         <w:t>7. Quick reference</w:t>
@@ -6943,7 +6943,7 @@
           <w:left w:w="10" w:type="dxa"/>
           <w:right w:w="10" w:type="dxa"/>
         </w:tblCellMar>
-        <w:tblLook w:val="04A0" w:firstRow="1" w:lastRow="0" w:firstColumn="1" w:lastColumn="0" w:noHBand="0" w:noVBand="1"/>
+        <w:tblLook w:val="0000" w:firstRow="0" w:lastRow="0" w:firstColumn="0" w:lastColumn="0" w:noHBand="0" w:noVBand="0"/>
       </w:tblPr>
       <w:tblGrid>
         <w:gridCol w:w="2824"/>
@@ -7320,7 +7320,7 @@
         <w:pStyle w:val="Heading1"/>
         <w:pageBreakBefore/>
       </w:pPr>
-      <w:bookmarkStart w:id="16" w:name="_Toc242011217"/>
+      <w:bookmarkStart w:id="16" w:name="_Toc242012273"/>
       <w:r>
         <w:lastRenderedPageBreak/>
         <w:t>8. Every screen and button for your role</w:t>
@@ -7350,7 +7350,7 @@
           <w:left w:w="10" w:type="dxa"/>
           <w:right w:w="10" w:type="dxa"/>
         </w:tblCellMar>
-        <w:tblLook w:val="04A0" w:firstRow="1" w:lastRow="0" w:firstColumn="1" w:lastColumn="0" w:noHBand="0" w:noVBand="1"/>
+        <w:tblLook w:val="0000" w:firstRow="0" w:lastRow="0" w:firstColumn="0" w:lastColumn="0" w:noHBand="0" w:noVBand="0"/>
       </w:tblPr>
       <w:tblGrid>
         <w:gridCol w:w="9412"/>
@@ -7434,7 +7434,7 @@
       <w:pPr>
         <w:pStyle w:val="Heading2"/>
       </w:pPr>
-      <w:bookmarkStart w:id="17" w:name="_Toc242011218"/>
+      <w:bookmarkStart w:id="17" w:name="_Toc242012274"/>
       <w:r>
         <w:t>8.1 Sign in</w:t>
       </w:r>
@@ -7497,7 +7497,7 @@
           <w:left w:w="10" w:type="dxa"/>
           <w:right w:w="10" w:type="dxa"/>
         </w:tblCellMar>
-        <w:tblLook w:val="04A0" w:firstRow="1" w:lastRow="0" w:firstColumn="1" w:lastColumn="0" w:noHBand="0" w:noVBand="1"/>
+        <w:tblLook w:val="0000" w:firstRow="0" w:lastRow="0" w:firstColumn="0" w:lastColumn="0" w:noHBand="0" w:noVBand="0"/>
       </w:tblPr>
       <w:tblGrid>
         <w:gridCol w:w="1882"/>
@@ -7947,7 +7947,7 @@
       <w:pPr>
         <w:pStyle w:val="Heading2"/>
       </w:pPr>
-      <w:bookmarkStart w:id="18" w:name="_Toc242011219"/>
+      <w:bookmarkStart w:id="18" w:name="_Toc242012275"/>
       <w:r>
         <w:t>8.2 The header and menu bar (every screen)</w:t>
       </w:r>
@@ -8010,7 +8010,7 @@
           <w:left w:w="10" w:type="dxa"/>
           <w:right w:w="10" w:type="dxa"/>
         </w:tblCellMar>
-        <w:tblLook w:val="04A0" w:firstRow="1" w:lastRow="0" w:firstColumn="1" w:lastColumn="0" w:noHBand="0" w:noVBand="1"/>
+        <w:tblLook w:val="0000" w:firstRow="0" w:lastRow="0" w:firstColumn="0" w:lastColumn="0" w:noHBand="0" w:noVBand="0"/>
       </w:tblPr>
       <w:tblGrid>
         <w:gridCol w:w="1882"/>
@@ -8671,7 +8671,7 @@
       <w:pPr>
         <w:pStyle w:val="Heading2"/>
       </w:pPr>
-      <w:bookmarkStart w:id="19" w:name="_Toc242011220"/>
+      <w:bookmarkStart w:id="19" w:name="_Toc242012276"/>
       <w:r>
         <w:t>8.3 Change Password</w:t>
       </w:r>
@@ -8734,7 +8734,7 @@
           <w:left w:w="10" w:type="dxa"/>
           <w:right w:w="10" w:type="dxa"/>
         </w:tblCellMar>
-        <w:tblLook w:val="04A0" w:firstRow="1" w:lastRow="0" w:firstColumn="1" w:lastColumn="0" w:noHBand="0" w:noVBand="1"/>
+        <w:tblLook w:val="0000" w:firstRow="0" w:lastRow="0" w:firstColumn="0" w:lastColumn="0" w:noHBand="0" w:noVBand="0"/>
       </w:tblPr>
       <w:tblGrid>
         <w:gridCol w:w="1882"/>
@@ -9291,7 +9291,7 @@
       <w:pPr>
         <w:pStyle w:val="Heading2"/>
       </w:pPr>
-      <w:bookmarkStart w:id="20" w:name="_Toc242011221"/>
+      <w:bookmarkStart w:id="20" w:name="_Toc242012277"/>
       <w:r>
         <w:t>8.4 QA Dashboard</w:t>
       </w:r>
@@ -9354,7 +9354,7 @@
           <w:left w:w="10" w:type="dxa"/>
           <w:right w:w="10" w:type="dxa"/>
         </w:tblCellMar>
-        <w:tblLook w:val="04A0" w:firstRow="1" w:lastRow="0" w:firstColumn="1" w:lastColumn="0" w:noHBand="0" w:noVBand="1"/>
+        <w:tblLook w:val="0000" w:firstRow="0" w:lastRow="0" w:firstColumn="0" w:lastColumn="0" w:noHBand="0" w:noVBand="0"/>
       </w:tblPr>
       <w:tblGrid>
         <w:gridCol w:w="1882"/>
@@ -9912,7 +9912,7 @@
       <w:pPr>
         <w:pStyle w:val="Heading2"/>
       </w:pPr>
-      <w:bookmarkStart w:id="21" w:name="_Toc242011222"/>
+      <w:bookmarkStart w:id="21" w:name="_Toc242012278"/>
       <w:r>
         <w:t>8.5 QA Queue (with the KoboToolbox sync panel)</w:t>
       </w:r>
@@ -9975,7 +9975,7 @@
           <w:left w:w="10" w:type="dxa"/>
           <w:right w:w="10" w:type="dxa"/>
         </w:tblCellMar>
-        <w:tblLook w:val="04A0" w:firstRow="1" w:lastRow="0" w:firstColumn="1" w:lastColumn="0" w:noHBand="0" w:noVBand="1"/>
+        <w:tblLook w:val="0000" w:firstRow="0" w:lastRow="0" w:firstColumn="0" w:lastColumn="0" w:noHBand="0" w:noVBand="0"/>
       </w:tblPr>
       <w:tblGrid>
         <w:gridCol w:w="1882"/>
@@ -10635,7 +10635,7 @@
       <w:pPr>
         <w:pStyle w:val="Heading2"/>
       </w:pPr>
-      <w:bookmarkStart w:id="22" w:name="_Toc242011223"/>
+      <w:bookmarkStart w:id="22" w:name="_Toc242012279"/>
       <w:r>
         <w:lastRenderedPageBreak/>
         <w:t>8.6 QA Exceptions</w:t>
@@ -10699,7 +10699,7 @@
           <w:left w:w="10" w:type="dxa"/>
           <w:right w:w="10" w:type="dxa"/>
         </w:tblCellMar>
-        <w:tblLook w:val="04A0" w:firstRow="1" w:lastRow="0" w:firstColumn="1" w:lastColumn="0" w:noHBand="0" w:noVBand="1"/>
+        <w:tblLook w:val="0000" w:firstRow="0" w:lastRow="0" w:firstColumn="0" w:lastColumn="0" w:noHBand="0" w:noVBand="0"/>
       </w:tblPr>
       <w:tblGrid>
         <w:gridCol w:w="1882"/>
@@ -11466,7 +11466,7 @@
       <w:pPr>
         <w:pStyle w:val="Heading2"/>
       </w:pPr>
-      <w:bookmarkStart w:id="23" w:name="_Toc242011224"/>
+      <w:bookmarkStart w:id="23" w:name="_Toc242012280"/>
       <w:r>
         <w:t>8.7 Completed forms (Form PDFs)</w:t>
       </w:r>
@@ -11529,7 +11529,7 @@
           <w:left w:w="10" w:type="dxa"/>
           <w:right w:w="10" w:type="dxa"/>
         </w:tblCellMar>
-        <w:tblLook w:val="04A0" w:firstRow="1" w:lastRow="0" w:firstColumn="1" w:lastColumn="0" w:noHBand="0" w:noVBand="1"/>
+        <w:tblLook w:val="0000" w:firstRow="0" w:lastRow="0" w:firstColumn="0" w:lastColumn="0" w:noHBand="0" w:noVBand="0"/>
       </w:tblPr>
       <w:tblGrid>
         <w:gridCol w:w="1882"/>
@@ -12451,7 +12451,7 @@
         <w:sz w:val="16"/>
         <w:szCs w:val="16"/>
       </w:rPr>
-      <w:t>Version 1.20 · 4 October 2026</w:t>
+      <w:t>Version 1.21 · 4 October 2026</w:t>
     </w:r>
     <w:r>
       <w:rPr>
@@ -12624,68 +12624,127 @@
 <file path=word/numbering.xml><?xml version="1.0" encoding="utf-8"?>
 <w:numbering xmlns:wpc="http://schemas.microsoft.com/office/word/2010/wordprocessingCanvas" xmlns:cx="http://schemas.microsoft.com/office/drawing/2014/chartex" xmlns:cx1="http://schemas.microsoft.com/office/drawing/2015/9/8/chartex" xmlns:cx2="http://schemas.microsoft.com/office/drawing/2015/10/21/chartex" xmlns:cx3="http://schemas.microsoft.com/office/drawing/2016/5/9/chartex" xmlns:cx4="http://schemas.microsoft.com/office/drawing/2016/5/10/chartex" xmlns:cx5="http://schemas.microsoft.com/office/drawing/2016/5/11/chartex" xmlns:cx6="http://schemas.microsoft.com/office/drawing/2016/5/12/chartex" xmlns:cx7="http://schemas.microsoft.com/office/drawing/2016/5/13/chartex" xmlns:cx8="http://schemas.microsoft.com/office/drawing/2016/5/14/chartex" xmlns:mc="http://schemas.openxmlformats.org/markup-compatibility/2006" xmlns:aink="http://schemas.microsoft.com/office/drawing/2016/ink" xmlns:am3d="http://schemas.microsoft.com/office/drawing/2017/model3d" xmlns:o="urn:schemas-microsoft-com:office:office" xmlns:oel="http://schemas.microsoft.com/office/2019/extlst" xmlns:r="http://schemas.openxmlformats.org/officeDocument/2006/relationships" xmlns:m="http://schemas.openxmlformats.org/officeDocument/2006/math" xmlns:v="urn:schemas-microsoft-com:vml" xmlns:wp14="http://schemas.microsoft.com/office/word/2010/wordprocessingDrawing" xmlns:wp="http://schemas.openxmlformats.org/drawingml/2006/wordprocessingDrawing" xmlns:w10="urn:schemas-microsoft-com:office:word" xmlns:w="http://schemas.openxmlformats.org/wordprocessingml/2006/main" xmlns:w14="http://schemas.microsoft.com/office/word/2010/wordml" xmlns:w15="http://schemas.microsoft.com/office/word/2012/wordml" xmlns:w16cex="http://schemas.microsoft.com/office/word/2018/wordml/cex" xmlns:w16cid="http://schemas.microsoft.com/office/word/2016/wordml/cid" xmlns:w16="http://schemas.microsoft.com/office/word/2018/wordml" xmlns:w16sdtdh="http://schemas.microsoft.com/office/word/2020/wordml/sdtdatahash" xmlns:w16se="http://schemas.microsoft.com/office/word/2015/wordml/symex" xmlns:wpg="http://schemas.microsoft.com/office/word/2010/wordprocessingGroup" xmlns:wpi="http://schemas.microsoft.com/office/word/2010/wordprocessingInk" xmlns:wne="http://schemas.microsoft.com/office/word/2006/wordml" xmlns:wps="http://schemas.microsoft.com/office/word/2010/wordprocessingShape" mc:Ignorable="w14 w15 w16se w16cid w16 w16cex w16sdtdh wp14">
   <w:abstractNum w:abstractNumId="0" w15:restartNumberingAfterBreak="0">
-    <w:nsid w:val="01990A6E"/>
+    <w:nsid w:val="00E1578B"/>
     <w:multiLevelType w:val="hybridMultilevel"/>
-    <w:tmpl w:val="A37AEEEA"/>
-    <w:lvl w:ilvl="0" w:tplc="0EBEE110">
+    <w:tmpl w:val="69AAF562"/>
+    <w:lvl w:ilvl="0" w:tplc="78968CB0">
       <w:start w:val="1"/>
-      <w:numFmt w:val="bullet"/>
-      <w:lvlText w:val="•"/>
+      <w:numFmt w:val="decimal"/>
+      <w:lvlText w:val="%1."/>
       <w:lvlJc w:val="left"/>
       <w:pPr>
-        <w:ind w:left="460" w:hanging="280"/>
-      </w:pPr>
+        <w:ind w:left="460" w:hanging="360"/>
+      </w:pPr>
+      <w:rPr>
+        <w:b/>
+        <w:bCs/>
+        <w:color w:val="A67C27"/>
+      </w:rPr>
     </w:lvl>
-    <w:lvl w:ilvl="1" w:tplc="DA2A039C">
-      <w:start w:val="1"/>
-      <w:numFmt w:val="bullet"/>
-      <w:lvlText w:val="–"/>
-      <w:lvlJc w:val="left"/>
-      <w:pPr>
-        <w:ind w:left="900" w:hanging="280"/>
-      </w:pPr>
-    </w:lvl>
-    <w:lvl w:ilvl="2" w:tplc="B2E2109E">
+    <w:lvl w:ilvl="1" w:tplc="9DD21F2A">
       <w:numFmt w:val="decimal"/>
       <w:lvlText w:val=""/>
       <w:lvlJc w:val="left"/>
     </w:lvl>
-    <w:lvl w:ilvl="3" w:tplc="D6A0624A">
+    <w:lvl w:ilvl="2" w:tplc="0B5E8DF6">
       <w:numFmt w:val="decimal"/>
       <w:lvlText w:val=""/>
       <w:lvlJc w:val="left"/>
     </w:lvl>
-    <w:lvl w:ilvl="4" w:tplc="248205FA">
+    <w:lvl w:ilvl="3" w:tplc="B912625C">
       <w:numFmt w:val="decimal"/>
       <w:lvlText w:val=""/>
       <w:lvlJc w:val="left"/>
     </w:lvl>
-    <w:lvl w:ilvl="5" w:tplc="A0160A46">
+    <w:lvl w:ilvl="4" w:tplc="C9EE526C">
       <w:numFmt w:val="decimal"/>
       <w:lvlText w:val=""/>
       <w:lvlJc w:val="left"/>
     </w:lvl>
-    <w:lvl w:ilvl="6" w:tplc="8E6EA04C">
+    <w:lvl w:ilvl="5" w:tplc="90EADC12">
       <w:numFmt w:val="decimal"/>
       <w:lvlText w:val=""/>
       <w:lvlJc w:val="left"/>
     </w:lvl>
-    <w:lvl w:ilvl="7" w:tplc="F94ED1A8">
+    <w:lvl w:ilvl="6" w:tplc="48183C3E">
       <w:numFmt w:val="decimal"/>
       <w:lvlText w:val=""/>
       <w:lvlJc w:val="left"/>
     </w:lvl>
-    <w:lvl w:ilvl="8" w:tplc="D494D128">
+    <w:lvl w:ilvl="7" w:tplc="A62C87CA">
+      <w:numFmt w:val="decimal"/>
+      <w:lvlText w:val=""/>
+      <w:lvlJc w:val="left"/>
+    </w:lvl>
+    <w:lvl w:ilvl="8" w:tplc="F63AA730">
       <w:numFmt w:val="decimal"/>
       <w:lvlText w:val=""/>
       <w:lvlJc w:val="left"/>
     </w:lvl>
   </w:abstractNum>
   <w:abstractNum w:abstractNumId="1" w15:restartNumberingAfterBreak="0">
-    <w:nsid w:val="03993CFB"/>
+    <w:nsid w:val="10C04A7C"/>
     <w:multiLevelType w:val="hybridMultilevel"/>
-    <w:tmpl w:val="6BEE077A"/>
-    <w:lvl w:ilvl="0" w:tplc="388A8A2C">
+    <w:tmpl w:val="7A34BD26"/>
+    <w:lvl w:ilvl="0" w:tplc="DD08FAF4">
+      <w:start w:val="1"/>
+      <w:numFmt w:val="bullet"/>
+      <w:lvlText w:val="•"/>
+      <w:lvlJc w:val="left"/>
+      <w:pPr>
+        <w:ind w:left="460" w:hanging="280"/>
+      </w:pPr>
+    </w:lvl>
+    <w:lvl w:ilvl="1" w:tplc="2878D760">
+      <w:start w:val="1"/>
+      <w:numFmt w:val="bullet"/>
+      <w:lvlText w:val="–"/>
+      <w:lvlJc w:val="left"/>
+      <w:pPr>
+        <w:ind w:left="900" w:hanging="280"/>
+      </w:pPr>
+    </w:lvl>
+    <w:lvl w:ilvl="2" w:tplc="18721A44">
+      <w:numFmt w:val="decimal"/>
+      <w:lvlText w:val=""/>
+      <w:lvlJc w:val="left"/>
+    </w:lvl>
+    <w:lvl w:ilvl="3" w:tplc="F98C07FE">
+      <w:numFmt w:val="decimal"/>
+      <w:lvlText w:val=""/>
+      <w:lvlJc w:val="left"/>
+    </w:lvl>
+    <w:lvl w:ilvl="4" w:tplc="155CCA4C">
+      <w:numFmt w:val="decimal"/>
+      <w:lvlText w:val=""/>
+      <w:lvlJc w:val="left"/>
+    </w:lvl>
+    <w:lvl w:ilvl="5" w:tplc="39FE304C">
+      <w:numFmt w:val="decimal"/>
+      <w:lvlText w:val=""/>
+      <w:lvlJc w:val="left"/>
+    </w:lvl>
+    <w:lvl w:ilvl="6" w:tplc="1FC88C88">
+      <w:numFmt w:val="decimal"/>
+      <w:lvlText w:val=""/>
+      <w:lvlJc w:val="left"/>
+    </w:lvl>
+    <w:lvl w:ilvl="7" w:tplc="D90E8196">
+      <w:numFmt w:val="decimal"/>
+      <w:lvlText w:val=""/>
+      <w:lvlJc w:val="left"/>
+    </w:lvl>
+    <w:lvl w:ilvl="8" w:tplc="DC32FC06">
+      <w:numFmt w:val="decimal"/>
+      <w:lvlText w:val=""/>
+      <w:lvlJc w:val="left"/>
+    </w:lvl>
+  </w:abstractNum>
+  <w:abstractNum w:abstractNumId="2" w15:restartNumberingAfterBreak="0">
+    <w:nsid w:val="198242D3"/>
+    <w:multiLevelType w:val="hybridMultilevel"/>
+    <w:tmpl w:val="92A07124"/>
+    <w:lvl w:ilvl="0" w:tplc="DBAE4FDA">
       <w:start w:val="1"/>
       <w:numFmt w:val="decimal"/>
       <w:lvlText w:val="%1."/>
@@ -12699,52 +12758,52 @@
         <w:color w:val="A67C27"/>
       </w:rPr>
     </w:lvl>
-    <w:lvl w:ilvl="1" w:tplc="5080BAC4">
+    <w:lvl w:ilvl="1" w:tplc="B3F2E664">
       <w:numFmt w:val="decimal"/>
       <w:lvlText w:val=""/>
       <w:lvlJc w:val="left"/>
     </w:lvl>
-    <w:lvl w:ilvl="2" w:tplc="7F9E637E">
+    <w:lvl w:ilvl="2" w:tplc="261A0AF4">
       <w:numFmt w:val="decimal"/>
       <w:lvlText w:val=""/>
       <w:lvlJc w:val="left"/>
     </w:lvl>
-    <w:lvl w:ilvl="3" w:tplc="6E60B0E6">
+    <w:lvl w:ilvl="3" w:tplc="8FC26BD8">
       <w:numFmt w:val="decimal"/>
       <w:lvlText w:val=""/>
       <w:lvlJc w:val="left"/>
     </w:lvl>
-    <w:lvl w:ilvl="4" w:tplc="09AC4DF6">
+    <w:lvl w:ilvl="4" w:tplc="AF84E2C4">
       <w:numFmt w:val="decimal"/>
       <w:lvlText w:val=""/>
       <w:lvlJc w:val="left"/>
     </w:lvl>
-    <w:lvl w:ilvl="5" w:tplc="3A5C3FDA">
+    <w:lvl w:ilvl="5" w:tplc="3C46CCC0">
       <w:numFmt w:val="decimal"/>
       <w:lvlText w:val=""/>
       <w:lvlJc w:val="left"/>
     </w:lvl>
-    <w:lvl w:ilvl="6" w:tplc="F9EEA296">
+    <w:lvl w:ilvl="6" w:tplc="8294E89A">
       <w:numFmt w:val="decimal"/>
       <w:lvlText w:val=""/>
       <w:lvlJc w:val="left"/>
     </w:lvl>
-    <w:lvl w:ilvl="7" w:tplc="EE1C40FA">
+    <w:lvl w:ilvl="7" w:tplc="F0C0BAA2">
       <w:numFmt w:val="decimal"/>
       <w:lvlText w:val=""/>
       <w:lvlJc w:val="left"/>
     </w:lvl>
-    <w:lvl w:ilvl="8" w:tplc="1FDE004E">
+    <w:lvl w:ilvl="8" w:tplc="494EB8EC">
       <w:numFmt w:val="decimal"/>
       <w:lvlText w:val=""/>
       <w:lvlJc w:val="left"/>
     </w:lvl>
   </w:abstractNum>
-  <w:abstractNum w:abstractNumId="2" w15:restartNumberingAfterBreak="0">
-    <w:nsid w:val="0A31329F"/>
+  <w:abstractNum w:abstractNumId="3" w15:restartNumberingAfterBreak="0">
+    <w:nsid w:val="293D39F9"/>
     <w:multiLevelType w:val="hybridMultilevel"/>
-    <w:tmpl w:val="782A6370"/>
-    <w:lvl w:ilvl="0" w:tplc="5A42161E">
+    <w:tmpl w:val="9FDE9A82"/>
+    <w:lvl w:ilvl="0" w:tplc="F71A222E">
       <w:start w:val="1"/>
       <w:numFmt w:val="decimal"/>
       <w:lvlText w:val="%1."/>
@@ -12758,52 +12817,52 @@
         <w:color w:val="A67C27"/>
       </w:rPr>
     </w:lvl>
-    <w:lvl w:ilvl="1" w:tplc="EE42F1AA">
+    <w:lvl w:ilvl="1" w:tplc="A9A46D20">
       <w:numFmt w:val="decimal"/>
       <w:lvlText w:val=""/>
       <w:lvlJc w:val="left"/>
     </w:lvl>
-    <w:lvl w:ilvl="2" w:tplc="B8FC3E12">
+    <w:lvl w:ilvl="2" w:tplc="FCBEA6B4">
       <w:numFmt w:val="decimal"/>
       <w:lvlText w:val=""/>
       <w:lvlJc w:val="left"/>
     </w:lvl>
-    <w:lvl w:ilvl="3" w:tplc="BFFE164A">
+    <w:lvl w:ilvl="3" w:tplc="BF20A296">
       <w:numFmt w:val="decimal"/>
       <w:lvlText w:val=""/>
       <w:lvlJc w:val="left"/>
     </w:lvl>
-    <w:lvl w:ilvl="4" w:tplc="9794B4EE">
+    <w:lvl w:ilvl="4" w:tplc="07FEF6A8">
       <w:numFmt w:val="decimal"/>
       <w:lvlText w:val=""/>
       <w:lvlJc w:val="left"/>
     </w:lvl>
-    <w:lvl w:ilvl="5" w:tplc="C4F8DF9A">
+    <w:lvl w:ilvl="5" w:tplc="137A73AC">
       <w:numFmt w:val="decimal"/>
       <w:lvlText w:val=""/>
       <w:lvlJc w:val="left"/>
     </w:lvl>
-    <w:lvl w:ilvl="6" w:tplc="C67278D0">
+    <w:lvl w:ilvl="6" w:tplc="277641E2">
       <w:numFmt w:val="decimal"/>
       <w:lvlText w:val=""/>
       <w:lvlJc w:val="left"/>
     </w:lvl>
-    <w:lvl w:ilvl="7" w:tplc="38C6947C">
+    <w:lvl w:ilvl="7" w:tplc="D6DA1C7A">
       <w:numFmt w:val="decimal"/>
       <w:lvlText w:val=""/>
       <w:lvlJc w:val="left"/>
     </w:lvl>
-    <w:lvl w:ilvl="8" w:tplc="BE28BF76">
+    <w:lvl w:ilvl="8" w:tplc="FED6E18C">
       <w:numFmt w:val="decimal"/>
       <w:lvlText w:val=""/>
       <w:lvlJc w:val="left"/>
     </w:lvl>
   </w:abstractNum>
-  <w:abstractNum w:abstractNumId="3" w15:restartNumberingAfterBreak="0">
-    <w:nsid w:val="149431BA"/>
+  <w:abstractNum w:abstractNumId="4" w15:restartNumberingAfterBreak="0">
+    <w:nsid w:val="298D5192"/>
     <w:multiLevelType w:val="hybridMultilevel"/>
-    <w:tmpl w:val="D780D0BA"/>
-    <w:lvl w:ilvl="0" w:tplc="26B8CE8A">
+    <w:tmpl w:val="322884D0"/>
+    <w:lvl w:ilvl="0" w:tplc="913AFA7C">
       <w:start w:val="1"/>
       <w:numFmt w:val="decimal"/>
       <w:lvlText w:val="%1."/>
@@ -12817,52 +12876,52 @@
         <w:color w:val="A67C27"/>
       </w:rPr>
     </w:lvl>
-    <w:lvl w:ilvl="1" w:tplc="36A241D4">
+    <w:lvl w:ilvl="1" w:tplc="3296F6B4">
       <w:numFmt w:val="decimal"/>
       <w:lvlText w:val=""/>
       <w:lvlJc w:val="left"/>
     </w:lvl>
-    <w:lvl w:ilvl="2" w:tplc="CEF40C1A">
+    <w:lvl w:ilvl="2" w:tplc="01E0405E">
       <w:numFmt w:val="decimal"/>
       <w:lvlText w:val=""/>
       <w:lvlJc w:val="left"/>
     </w:lvl>
-    <w:lvl w:ilvl="3" w:tplc="7EF4FE94">
+    <w:lvl w:ilvl="3" w:tplc="D5CC81D2">
       <w:numFmt w:val="decimal"/>
       <w:lvlText w:val=""/>
       <w:lvlJc w:val="left"/>
     </w:lvl>
-    <w:lvl w:ilvl="4" w:tplc="0E3EE37E">
+    <w:lvl w:ilvl="4" w:tplc="C66CA868">
       <w:numFmt w:val="decimal"/>
       <w:lvlText w:val=""/>
       <w:lvlJc w:val="left"/>
     </w:lvl>
-    <w:lvl w:ilvl="5" w:tplc="057CCC3A">
+    <w:lvl w:ilvl="5" w:tplc="13724178">
       <w:numFmt w:val="decimal"/>
       <w:lvlText w:val=""/>
       <w:lvlJc w:val="left"/>
     </w:lvl>
-    <w:lvl w:ilvl="6" w:tplc="440613B2">
+    <w:lvl w:ilvl="6" w:tplc="21701474">
       <w:numFmt w:val="decimal"/>
       <w:lvlText w:val=""/>
       <w:lvlJc w:val="left"/>
     </w:lvl>
-    <w:lvl w:ilvl="7" w:tplc="08FC0456">
+    <w:lvl w:ilvl="7" w:tplc="F29CCED2">
       <w:numFmt w:val="decimal"/>
       <w:lvlText w:val=""/>
       <w:lvlJc w:val="left"/>
     </w:lvl>
-    <w:lvl w:ilvl="8" w:tplc="935C9AF0">
+    <w:lvl w:ilvl="8" w:tplc="EA9CF856">
       <w:numFmt w:val="decimal"/>
       <w:lvlText w:val=""/>
       <w:lvlJc w:val="left"/>
     </w:lvl>
   </w:abstractNum>
-  <w:abstractNum w:abstractNumId="4" w15:restartNumberingAfterBreak="0">
-    <w:nsid w:val="2F256222"/>
+  <w:abstractNum w:abstractNumId="5" w15:restartNumberingAfterBreak="0">
+    <w:nsid w:val="53731E02"/>
     <w:multiLevelType w:val="hybridMultilevel"/>
-    <w:tmpl w:val="0E3ED0FA"/>
-    <w:lvl w:ilvl="0" w:tplc="B91272DE">
+    <w:tmpl w:val="CEBA357E"/>
+    <w:lvl w:ilvl="0" w:tplc="83ACCAD8">
       <w:start w:val="1"/>
       <w:numFmt w:val="decimal"/>
       <w:lvlText w:val="%1."/>
@@ -12876,52 +12935,52 @@
         <w:color w:val="A67C27"/>
       </w:rPr>
     </w:lvl>
-    <w:lvl w:ilvl="1" w:tplc="46DE3734">
+    <w:lvl w:ilvl="1" w:tplc="42B45E10">
       <w:numFmt w:val="decimal"/>
       <w:lvlText w:val=""/>
       <w:lvlJc w:val="left"/>
     </w:lvl>
-    <w:lvl w:ilvl="2" w:tplc="57E2CA1A">
+    <w:lvl w:ilvl="2" w:tplc="0D2A4984">
       <w:numFmt w:val="decimal"/>
       <w:lvlText w:val=""/>
       <w:lvlJc w:val="left"/>
     </w:lvl>
-    <w:lvl w:ilvl="3" w:tplc="01F2D982">
+    <w:lvl w:ilvl="3" w:tplc="B1D84B62">
       <w:numFmt w:val="decimal"/>
       <w:lvlText w:val=""/>
       <w:lvlJc w:val="left"/>
     </w:lvl>
-    <w:lvl w:ilvl="4" w:tplc="0BBEE91E">
+    <w:lvl w:ilvl="4" w:tplc="7ABE3E40">
       <w:numFmt w:val="decimal"/>
       <w:lvlText w:val=""/>
       <w:lvlJc w:val="left"/>
     </w:lvl>
-    <w:lvl w:ilvl="5" w:tplc="EA822FB6">
+    <w:lvl w:ilvl="5" w:tplc="77E403C4">
       <w:numFmt w:val="decimal"/>
       <w:lvlText w:val=""/>
       <w:lvlJc w:val="left"/>
     </w:lvl>
-    <w:lvl w:ilvl="6" w:tplc="D86E950E">
+    <w:lvl w:ilvl="6" w:tplc="B97C7BDA">
       <w:numFmt w:val="decimal"/>
       <w:lvlText w:val=""/>
       <w:lvlJc w:val="left"/>
     </w:lvl>
-    <w:lvl w:ilvl="7" w:tplc="DBE0E154">
+    <w:lvl w:ilvl="7" w:tplc="EC6C9224">
       <w:numFmt w:val="decimal"/>
       <w:lvlText w:val=""/>
       <w:lvlJc w:val="left"/>
     </w:lvl>
-    <w:lvl w:ilvl="8" w:tplc="F2B253C6">
+    <w:lvl w:ilvl="8" w:tplc="D6283E9A">
       <w:numFmt w:val="decimal"/>
       <w:lvlText w:val=""/>
       <w:lvlJc w:val="left"/>
     </w:lvl>
   </w:abstractNum>
-  <w:abstractNum w:abstractNumId="5" w15:restartNumberingAfterBreak="0">
-    <w:nsid w:val="604B5926"/>
+  <w:abstractNum w:abstractNumId="6" w15:restartNumberingAfterBreak="0">
+    <w:nsid w:val="565F3680"/>
     <w:multiLevelType w:val="hybridMultilevel"/>
-    <w:tmpl w:val="A09AB8E0"/>
-    <w:lvl w:ilvl="0" w:tplc="EC96DCA0">
+    <w:tmpl w:val="FD3EB596"/>
+    <w:lvl w:ilvl="0" w:tplc="DEF6139E">
       <w:start w:val="1"/>
       <w:numFmt w:val="decimal"/>
       <w:lvlText w:val="%1."/>
@@ -12935,52 +12994,52 @@
         <w:color w:val="A67C27"/>
       </w:rPr>
     </w:lvl>
-    <w:lvl w:ilvl="1" w:tplc="90BE3FE8">
+    <w:lvl w:ilvl="1" w:tplc="E760E9EA">
       <w:numFmt w:val="decimal"/>
       <w:lvlText w:val=""/>
       <w:lvlJc w:val="left"/>
     </w:lvl>
-    <w:lvl w:ilvl="2" w:tplc="368034D8">
+    <w:lvl w:ilvl="2" w:tplc="62527D06">
       <w:numFmt w:val="decimal"/>
       <w:lvlText w:val=""/>
       <w:lvlJc w:val="left"/>
     </w:lvl>
-    <w:lvl w:ilvl="3" w:tplc="ACA84408">
+    <w:lvl w:ilvl="3" w:tplc="ECAE8286">
       <w:numFmt w:val="decimal"/>
       <w:lvlText w:val=""/>
       <w:lvlJc w:val="left"/>
     </w:lvl>
-    <w:lvl w:ilvl="4" w:tplc="43EC3828">
+    <w:lvl w:ilvl="4" w:tplc="EE1E7526">
       <w:numFmt w:val="decimal"/>
       <w:lvlText w:val=""/>
       <w:lvlJc w:val="left"/>
     </w:lvl>
-    <w:lvl w:ilvl="5" w:tplc="CB366EDE">
+    <w:lvl w:ilvl="5" w:tplc="BD48293C">
       <w:numFmt w:val="decimal"/>
       <w:lvlText w:val=""/>
       <w:lvlJc w:val="left"/>
     </w:lvl>
-    <w:lvl w:ilvl="6" w:tplc="C1DEECD0">
+    <w:lvl w:ilvl="6" w:tplc="3E128B34">
       <w:numFmt w:val="decimal"/>
       <w:lvlText w:val=""/>
       <w:lvlJc w:val="left"/>
     </w:lvl>
-    <w:lvl w:ilvl="7" w:tplc="82884142">
+    <w:lvl w:ilvl="7" w:tplc="C7AE11D6">
       <w:numFmt w:val="decimal"/>
       <w:lvlText w:val=""/>
       <w:lvlJc w:val="left"/>
     </w:lvl>
-    <w:lvl w:ilvl="8" w:tplc="0F2EB3B4">
+    <w:lvl w:ilvl="8" w:tplc="C5DC0020">
       <w:numFmt w:val="decimal"/>
       <w:lvlText w:val=""/>
       <w:lvlJc w:val="left"/>
     </w:lvl>
   </w:abstractNum>
-  <w:abstractNum w:abstractNumId="6" w15:restartNumberingAfterBreak="0">
-    <w:nsid w:val="75494295"/>
+  <w:abstractNum w:abstractNumId="7" w15:restartNumberingAfterBreak="0">
+    <w:nsid w:val="74BC1D98"/>
     <w:multiLevelType w:val="hybridMultilevel"/>
-    <w:tmpl w:val="3F6C6AB0"/>
-    <w:lvl w:ilvl="0" w:tplc="3A369A9C">
+    <w:tmpl w:val="2370D4E4"/>
+    <w:lvl w:ilvl="0" w:tplc="D37E1072">
       <w:start w:val="1"/>
       <w:numFmt w:val="bullet"/>
       <w:lvlText w:val="●"/>
@@ -12989,7 +13048,7 @@
         <w:ind w:left="720" w:hanging="360"/>
       </w:pPr>
     </w:lvl>
-    <w:lvl w:ilvl="1" w:tplc="D8221EAA">
+    <w:lvl w:ilvl="1" w:tplc="54722324">
       <w:start w:val="1"/>
       <w:numFmt w:val="bullet"/>
       <w:lvlText w:val="○"/>
@@ -12998,7 +13057,7 @@
         <w:ind w:left="1440" w:hanging="360"/>
       </w:pPr>
     </w:lvl>
-    <w:lvl w:ilvl="2" w:tplc="E01E7CEE">
+    <w:lvl w:ilvl="2" w:tplc="71286700">
       <w:start w:val="1"/>
       <w:numFmt w:val="bullet"/>
       <w:lvlText w:val="■"/>
@@ -13007,7 +13066,7 @@
         <w:ind w:left="2160" w:hanging="360"/>
       </w:pPr>
     </w:lvl>
-    <w:lvl w:ilvl="3" w:tplc="47CE1B06">
+    <w:lvl w:ilvl="3" w:tplc="EA08FDA6">
       <w:start w:val="1"/>
       <w:numFmt w:val="bullet"/>
       <w:lvlText w:val="●"/>
@@ -13016,7 +13075,7 @@
         <w:ind w:left="2880" w:hanging="360"/>
       </w:pPr>
     </w:lvl>
-    <w:lvl w:ilvl="4" w:tplc="08C4C032">
+    <w:lvl w:ilvl="4" w:tplc="7DD01486">
       <w:start w:val="1"/>
       <w:numFmt w:val="bullet"/>
       <w:lvlText w:val="○"/>
@@ -13025,7 +13084,7 @@
         <w:ind w:left="3600" w:hanging="360"/>
       </w:pPr>
     </w:lvl>
-    <w:lvl w:ilvl="5" w:tplc="BD46C5E6">
+    <w:lvl w:ilvl="5" w:tplc="A96E6038">
       <w:start w:val="1"/>
       <w:numFmt w:val="bullet"/>
       <w:lvlText w:val="■"/>
@@ -13034,7 +13093,7 @@
         <w:ind w:left="4320" w:hanging="360"/>
       </w:pPr>
     </w:lvl>
-    <w:lvl w:ilvl="6" w:tplc="A3A2FE2A">
+    <w:lvl w:ilvl="6" w:tplc="B1D6FFFA">
       <w:start w:val="1"/>
       <w:numFmt w:val="bullet"/>
       <w:lvlText w:val="●"/>
@@ -13043,7 +13102,7 @@
         <w:ind w:left="5040" w:hanging="360"/>
       </w:pPr>
     </w:lvl>
-    <w:lvl w:ilvl="7" w:tplc="4A142FBE">
+    <w:lvl w:ilvl="7" w:tplc="D7C89526">
       <w:start w:val="1"/>
       <w:numFmt w:val="bullet"/>
       <w:lvlText w:val="●"/>
@@ -13052,7 +13111,7 @@
         <w:ind w:left="5760" w:hanging="360"/>
       </w:pPr>
     </w:lvl>
-    <w:lvl w:ilvl="8" w:tplc="F8AC9D2A">
+    <w:lvl w:ilvl="8" w:tplc="7ABE36A2">
       <w:start w:val="1"/>
       <w:numFmt w:val="bullet"/>
       <w:lvlText w:val="●"/>
@@ -13062,109 +13121,50 @@
       </w:pPr>
     </w:lvl>
   </w:abstractNum>
-  <w:abstractNum w:abstractNumId="7" w15:restartNumberingAfterBreak="0">
-    <w:nsid w:val="7C6C1B09"/>
-    <w:multiLevelType w:val="hybridMultilevel"/>
-    <w:tmpl w:val="B588CEB2"/>
-    <w:lvl w:ilvl="0" w:tplc="2E282366">
-      <w:start w:val="1"/>
-      <w:numFmt w:val="decimal"/>
-      <w:lvlText w:val="%1."/>
-      <w:lvlJc w:val="left"/>
-      <w:pPr>
-        <w:ind w:left="460" w:hanging="360"/>
-      </w:pPr>
-      <w:rPr>
-        <w:b/>
-        <w:bCs/>
-        <w:color w:val="A67C27"/>
-      </w:rPr>
-    </w:lvl>
-    <w:lvl w:ilvl="1" w:tplc="4BA8C284">
-      <w:numFmt w:val="decimal"/>
-      <w:lvlText w:val=""/>
-      <w:lvlJc w:val="left"/>
-    </w:lvl>
-    <w:lvl w:ilvl="2" w:tplc="E6EC6E08">
-      <w:numFmt w:val="decimal"/>
-      <w:lvlText w:val=""/>
-      <w:lvlJc w:val="left"/>
-    </w:lvl>
-    <w:lvl w:ilvl="3" w:tplc="8924A5D0">
-      <w:numFmt w:val="decimal"/>
-      <w:lvlText w:val=""/>
-      <w:lvlJc w:val="left"/>
-    </w:lvl>
-    <w:lvl w:ilvl="4" w:tplc="8C7AB1F4">
-      <w:numFmt w:val="decimal"/>
-      <w:lvlText w:val=""/>
-      <w:lvlJc w:val="left"/>
-    </w:lvl>
-    <w:lvl w:ilvl="5" w:tplc="62A27010">
-      <w:numFmt w:val="decimal"/>
-      <w:lvlText w:val=""/>
-      <w:lvlJc w:val="left"/>
-    </w:lvl>
-    <w:lvl w:ilvl="6" w:tplc="9934F974">
-      <w:numFmt w:val="decimal"/>
-      <w:lvlText w:val=""/>
-      <w:lvlJc w:val="left"/>
-    </w:lvl>
-    <w:lvl w:ilvl="7" w:tplc="75187694">
-      <w:numFmt w:val="decimal"/>
-      <w:lvlText w:val=""/>
-      <w:lvlJc w:val="left"/>
-    </w:lvl>
-    <w:lvl w:ilvl="8" w:tplc="9522E86C">
-      <w:numFmt w:val="decimal"/>
-      <w:lvlText w:val=""/>
-      <w:lvlJc w:val="left"/>
-    </w:lvl>
-  </w:abstractNum>
-  <w:num w:numId="1" w16cid:durableId="1304501789">
+  <w:num w:numId="1" w16cid:durableId="1380976832">
+    <w:abstractNumId w:val="7"/>
+    <w:lvlOverride w:ilvl="0">
+      <w:startOverride w:val="1"/>
+    </w:lvlOverride>
+  </w:num>
+  <w:num w:numId="2" w16cid:durableId="1897546811">
+    <w:abstractNumId w:val="1"/>
+    <w:lvlOverride w:ilvl="0">
+      <w:startOverride w:val="1"/>
+    </w:lvlOverride>
+  </w:num>
+  <w:num w:numId="3" w16cid:durableId="2146656962">
+    <w:abstractNumId w:val="4"/>
+    <w:lvlOverride w:ilvl="0">
+      <w:startOverride w:val="1"/>
+    </w:lvlOverride>
+  </w:num>
+  <w:num w:numId="4" w16cid:durableId="2052070533">
+    <w:abstractNumId w:val="3"/>
+    <w:lvlOverride w:ilvl="0">
+      <w:startOverride w:val="1"/>
+    </w:lvlOverride>
+  </w:num>
+  <w:num w:numId="5" w16cid:durableId="992297379">
+    <w:abstractNumId w:val="5"/>
+    <w:lvlOverride w:ilvl="0">
+      <w:startOverride w:val="1"/>
+    </w:lvlOverride>
+  </w:num>
+  <w:num w:numId="6" w16cid:durableId="1536695967">
     <w:abstractNumId w:val="6"/>
     <w:lvlOverride w:ilvl="0">
       <w:startOverride w:val="1"/>
     </w:lvlOverride>
   </w:num>
-  <w:num w:numId="2" w16cid:durableId="789738831">
+  <w:num w:numId="7" w16cid:durableId="16393126">
     <w:abstractNumId w:val="0"/>
     <w:lvlOverride w:ilvl="0">
       <w:startOverride w:val="1"/>
     </w:lvlOverride>
   </w:num>
-  <w:num w:numId="3" w16cid:durableId="1845435770">
-    <w:abstractNumId w:val="5"/>
-    <w:lvlOverride w:ilvl="0">
-      <w:startOverride w:val="1"/>
-    </w:lvlOverride>
-  </w:num>
-  <w:num w:numId="4" w16cid:durableId="1245602613">
+  <w:num w:numId="8" w16cid:durableId="2099397133">
     <w:abstractNumId w:val="2"/>
-    <w:lvlOverride w:ilvl="0">
-      <w:startOverride w:val="1"/>
-    </w:lvlOverride>
-  </w:num>
-  <w:num w:numId="5" w16cid:durableId="1331522380">
-    <w:abstractNumId w:val="3"/>
-    <w:lvlOverride w:ilvl="0">
-      <w:startOverride w:val="1"/>
-    </w:lvlOverride>
-  </w:num>
-  <w:num w:numId="6" w16cid:durableId="401366093">
-    <w:abstractNumId w:val="4"/>
-    <w:lvlOverride w:ilvl="0">
-      <w:startOverride w:val="1"/>
-    </w:lvlOverride>
-  </w:num>
-  <w:num w:numId="7" w16cid:durableId="1398166246">
-    <w:abstractNumId w:val="1"/>
-    <w:lvlOverride w:ilvl="0">
-      <w:startOverride w:val="1"/>
-    </w:lvlOverride>
-  </w:num>
-  <w:num w:numId="8" w16cid:durableId="1230769664">
-    <w:abstractNumId w:val="7"/>
     <w:lvlOverride w:ilvl="0">
       <w:startOverride w:val="1"/>
     </w:lvlOverride>
@@ -13789,7 +13789,7 @@
     <w:autoRedefine/>
     <w:uiPriority w:val="39"/>
     <w:unhideWhenUsed/>
-    <w:rsid w:val="00F30CD4"/>
+    <w:rsid w:val="008C4B34"/>
     <w:pPr>
       <w:spacing w:after="100"/>
     </w:pPr>
@@ -13801,7 +13801,7 @@
     <w:autoRedefine/>
     <w:uiPriority w:val="39"/>
     <w:unhideWhenUsed/>
-    <w:rsid w:val="00F30CD4"/>
+    <w:rsid w:val="008C4B34"/>
     <w:pPr>
       <w:spacing w:after="100"/>
       <w:ind w:left="210"/>

--- a/docs/manuals/Role_Guide_4_QUAN_QA_RA.docx
+++ b/docs/manuals/Role_Guide_4_QUAN_QA_RA.docx
@@ -69,7 +69,7 @@
           <w:left w:w="10" w:type="dxa"/>
           <w:right w:w="10" w:type="dxa"/>
         </w:tblCellMar>
-        <w:tblLook w:val="0000" w:firstRow="0" w:lastRow="0" w:firstColumn="0" w:lastColumn="0" w:noHBand="0" w:noVBand="0"/>
+        <w:tblLook w:val="04A0" w:firstRow="1" w:lastRow="0" w:firstColumn="1" w:lastColumn="0" w:noHBand="0" w:noVBand="1"/>
       </w:tblPr>
       <w:tblGrid>
         <w:gridCol w:w="2300"/>
@@ -469,7 +469,7 @@
                 <w:sz w:val="19"/>
                 <w:szCs w:val="19"/>
               </w:rPr>
-              <w:t>Version 1.21 · 4 October 2026</w:t>
+              <w:t>Version 1.22 · 4 October 2026</w:t>
             </w:r>
           </w:p>
         </w:tc>
@@ -538,7 +538,7 @@
     <w:sdt>
       <w:sdtPr>
         <w:alias w:val="Contents"/>
-        <w:id w:val="878596237"/>
+        <w:id w:val="1469478448"/>
       </w:sdtPr>
       <w:sdtEndPr/>
       <w:sdtContent>
@@ -567,7 +567,7 @@
           <w:r>
             <w:fldChar w:fldCharType="separate"/>
           </w:r>
-          <w:hyperlink w:anchor="_Toc242012257" w:history="1">
+          <w:hyperlink w:anchor="_Toc242019855" w:history="1">
             <w:r>
               <w:rPr>
                 <w:rStyle w:val="Hyperlink"/>
@@ -591,7 +591,7 @@
               <w:rPr>
                 <w:noProof/>
               </w:rPr>
-              <w:instrText xml:space="preserve"> PAGEREF _Toc242012257 \h </w:instrText>
+              <w:instrText xml:space="preserve"> PAGEREF _Toc242019855 \h </w:instrText>
             </w:r>
             <w:r>
               <w:rPr>
@@ -634,7 +634,7 @@
               <w14:ligatures w14:val="standardContextual"/>
             </w:rPr>
           </w:pPr>
-          <w:hyperlink w:anchor="_Toc242012258" w:history="1">
+          <w:hyperlink w:anchor="_Toc242019856" w:history="1">
             <w:r>
               <w:rPr>
                 <w:rStyle w:val="Hyperlink"/>
@@ -658,7 +658,7 @@
               <w:rPr>
                 <w:noProof/>
               </w:rPr>
-              <w:instrText xml:space="preserve"> PAGEREF _Toc242012258 \h </w:instrText>
+              <w:instrText xml:space="preserve"> PAGEREF _Toc242019856 \h </w:instrText>
             </w:r>
             <w:r>
               <w:rPr>
@@ -701,7 +701,7 @@
               <w14:ligatures w14:val="standardContextual"/>
             </w:rPr>
           </w:pPr>
-          <w:hyperlink w:anchor="_Toc242012259" w:history="1">
+          <w:hyperlink w:anchor="_Toc242019857" w:history="1">
             <w:r>
               <w:rPr>
                 <w:rStyle w:val="Hyperlink"/>
@@ -725,7 +725,7 @@
               <w:rPr>
                 <w:noProof/>
               </w:rPr>
-              <w:instrText xml:space="preserve"> PAGEREF _Toc242012259 \h </w:instrText>
+              <w:instrText xml:space="preserve"> PAGEREF _Toc242019857 \h </w:instrText>
             </w:r>
             <w:r>
               <w:rPr>
@@ -768,7 +768,7 @@
               <w14:ligatures w14:val="standardContextual"/>
             </w:rPr>
           </w:pPr>
-          <w:hyperlink w:anchor="_Toc242012260" w:history="1">
+          <w:hyperlink w:anchor="_Toc242019858" w:history="1">
             <w:r>
               <w:rPr>
                 <w:rStyle w:val="Hyperlink"/>
@@ -792,7 +792,7 @@
               <w:rPr>
                 <w:noProof/>
               </w:rPr>
-              <w:instrText xml:space="preserve"> PAGEREF _Toc242012260 \h </w:instrText>
+              <w:instrText xml:space="preserve"> PAGEREF _Toc242019858 \h </w:instrText>
             </w:r>
             <w:r>
               <w:rPr>
@@ -835,7 +835,7 @@
               <w14:ligatures w14:val="standardContextual"/>
             </w:rPr>
           </w:pPr>
-          <w:hyperlink w:anchor="_Toc242012261" w:history="1">
+          <w:hyperlink w:anchor="_Toc242019859" w:history="1">
             <w:r>
               <w:rPr>
                 <w:rStyle w:val="Hyperlink"/>
@@ -859,7 +859,7 @@
               <w:rPr>
                 <w:noProof/>
               </w:rPr>
-              <w:instrText xml:space="preserve"> PAGEREF _Toc242012261 \h </w:instrText>
+              <w:instrText xml:space="preserve"> PAGEREF _Toc242019859 \h </w:instrText>
             </w:r>
             <w:r>
               <w:rPr>
@@ -902,7 +902,7 @@
               <w14:ligatures w14:val="standardContextual"/>
             </w:rPr>
           </w:pPr>
-          <w:hyperlink w:anchor="_Toc242012262" w:history="1">
+          <w:hyperlink w:anchor="_Toc242019860" w:history="1">
             <w:r>
               <w:rPr>
                 <w:rStyle w:val="Hyperlink"/>
@@ -926,7 +926,7 @@
               <w:rPr>
                 <w:noProof/>
               </w:rPr>
-              <w:instrText xml:space="preserve"> PAGEREF _Toc242012262 \h </w:instrText>
+              <w:instrText xml:space="preserve"> PAGEREF _Toc242019860 \h </w:instrText>
             </w:r>
             <w:r>
               <w:rPr>
@@ -969,7 +969,7 @@
               <w14:ligatures w14:val="standardContextual"/>
             </w:rPr>
           </w:pPr>
-          <w:hyperlink w:anchor="_Toc242012263" w:history="1">
+          <w:hyperlink w:anchor="_Toc242019861" w:history="1">
             <w:r>
               <w:rPr>
                 <w:rStyle w:val="Hyperlink"/>
@@ -993,7 +993,7 @@
               <w:rPr>
                 <w:noProof/>
               </w:rPr>
-              <w:instrText xml:space="preserve"> PAGEREF _Toc242012263 \h </w:instrText>
+              <w:instrText xml:space="preserve"> PAGEREF _Toc242019861 \h </w:instrText>
             </w:r>
             <w:r>
               <w:rPr>
@@ -1036,7 +1036,7 @@
               <w14:ligatures w14:val="standardContextual"/>
             </w:rPr>
           </w:pPr>
-          <w:hyperlink w:anchor="_Toc242012264" w:history="1">
+          <w:hyperlink w:anchor="_Toc242019862" w:history="1">
             <w:r>
               <w:rPr>
                 <w:rStyle w:val="Hyperlink"/>
@@ -1060,7 +1060,7 @@
               <w:rPr>
                 <w:noProof/>
               </w:rPr>
-              <w:instrText xml:space="preserve"> PAGEREF _Toc242012264 \h </w:instrText>
+              <w:instrText xml:space="preserve"> PAGEREF _Toc242019862 \h </w:instrText>
             </w:r>
             <w:r>
               <w:rPr>
@@ -1103,7 +1103,7 @@
               <w14:ligatures w14:val="standardContextual"/>
             </w:rPr>
           </w:pPr>
-          <w:hyperlink w:anchor="_Toc242012265" w:history="1">
+          <w:hyperlink w:anchor="_Toc242019863" w:history="1">
             <w:r>
               <w:rPr>
                 <w:rStyle w:val="Hyperlink"/>
@@ -1127,7 +1127,7 @@
               <w:rPr>
                 <w:noProof/>
               </w:rPr>
-              <w:instrText xml:space="preserve"> PAGEREF _Toc242012265 \h </w:instrText>
+              <w:instrText xml:space="preserve"> PAGEREF _Toc242019863 \h </w:instrText>
             </w:r>
             <w:r>
               <w:rPr>
@@ -1170,7 +1170,7 @@
               <w14:ligatures w14:val="standardContextual"/>
             </w:rPr>
           </w:pPr>
-          <w:hyperlink w:anchor="_Toc242012266" w:history="1">
+          <w:hyperlink w:anchor="_Toc242019864" w:history="1">
             <w:r>
               <w:rPr>
                 <w:rStyle w:val="Hyperlink"/>
@@ -1194,7 +1194,7 @@
               <w:rPr>
                 <w:noProof/>
               </w:rPr>
-              <w:instrText xml:space="preserve"> PAGEREF _Toc242012266 \h </w:instrText>
+              <w:instrText xml:space="preserve"> PAGEREF _Toc242019864 \h </w:instrText>
             </w:r>
             <w:r>
               <w:rPr>
@@ -1237,7 +1237,7 @@
               <w14:ligatures w14:val="standardContextual"/>
             </w:rPr>
           </w:pPr>
-          <w:hyperlink w:anchor="_Toc242012267" w:history="1">
+          <w:hyperlink w:anchor="_Toc242019865" w:history="1">
             <w:r>
               <w:rPr>
                 <w:rStyle w:val="Hyperlink"/>
@@ -1261,7 +1261,7 @@
               <w:rPr>
                 <w:noProof/>
               </w:rPr>
-              <w:instrText xml:space="preserve"> PAGEREF _Toc242012267 \h </w:instrText>
+              <w:instrText xml:space="preserve"> PAGEREF _Toc242019865 \h </w:instrText>
             </w:r>
             <w:r>
               <w:rPr>
@@ -1304,7 +1304,7 @@
               <w14:ligatures w14:val="standardContextual"/>
             </w:rPr>
           </w:pPr>
-          <w:hyperlink w:anchor="_Toc242012268" w:history="1">
+          <w:hyperlink w:anchor="_Toc242019866" w:history="1">
             <w:r>
               <w:rPr>
                 <w:rStyle w:val="Hyperlink"/>
@@ -1328,7 +1328,7 @@
               <w:rPr>
                 <w:noProof/>
               </w:rPr>
-              <w:instrText xml:space="preserve"> PAGEREF _Toc242012268 \h </w:instrText>
+              <w:instrText xml:space="preserve"> PAGEREF _Toc242019866 \h </w:instrText>
             </w:r>
             <w:r>
               <w:rPr>
@@ -1371,7 +1371,7 @@
               <w14:ligatures w14:val="standardContextual"/>
             </w:rPr>
           </w:pPr>
-          <w:hyperlink w:anchor="_Toc242012269" w:history="1">
+          <w:hyperlink w:anchor="_Toc242019867" w:history="1">
             <w:r>
               <w:rPr>
                 <w:rStyle w:val="Hyperlink"/>
@@ -1395,7 +1395,7 @@
               <w:rPr>
                 <w:noProof/>
               </w:rPr>
-              <w:instrText xml:space="preserve"> PAGEREF _Toc242012269 \h </w:instrText>
+              <w:instrText xml:space="preserve"> PAGEREF _Toc242019867 \h </w:instrText>
             </w:r>
             <w:r>
               <w:rPr>
@@ -1438,7 +1438,7 @@
               <w14:ligatures w14:val="standardContextual"/>
             </w:rPr>
           </w:pPr>
-          <w:hyperlink w:anchor="_Toc242012270" w:history="1">
+          <w:hyperlink w:anchor="_Toc242019868" w:history="1">
             <w:r>
               <w:rPr>
                 <w:rStyle w:val="Hyperlink"/>
@@ -1462,7 +1462,7 @@
               <w:rPr>
                 <w:noProof/>
               </w:rPr>
-              <w:instrText xml:space="preserve"> PAGEREF _Toc242012270 \h </w:instrText>
+              <w:instrText xml:space="preserve"> PAGEREF _Toc242019868 \h </w:instrText>
             </w:r>
             <w:r>
               <w:rPr>
@@ -1505,7 +1505,7 @@
               <w14:ligatures w14:val="standardContextual"/>
             </w:rPr>
           </w:pPr>
-          <w:hyperlink w:anchor="_Toc242012271" w:history="1">
+          <w:hyperlink w:anchor="_Toc242019869" w:history="1">
             <w:r>
               <w:rPr>
                 <w:rStyle w:val="Hyperlink"/>
@@ -1529,7 +1529,7 @@
               <w:rPr>
                 <w:noProof/>
               </w:rPr>
-              <w:instrText xml:space="preserve"> PAGEREF _Toc242012271 \h </w:instrText>
+              <w:instrText xml:space="preserve"> PAGEREF _Toc242019869 \h </w:instrText>
             </w:r>
             <w:r>
               <w:rPr>
@@ -1572,7 +1572,7 @@
               <w14:ligatures w14:val="standardContextual"/>
             </w:rPr>
           </w:pPr>
-          <w:hyperlink w:anchor="_Toc242012272" w:history="1">
+          <w:hyperlink w:anchor="_Toc242019870" w:history="1">
             <w:r>
               <w:rPr>
                 <w:rStyle w:val="Hyperlink"/>
@@ -1596,7 +1596,7 @@
               <w:rPr>
                 <w:noProof/>
               </w:rPr>
-              <w:instrText xml:space="preserve"> PAGEREF _Toc242012272 \h </w:instrText>
+              <w:instrText xml:space="preserve"> PAGEREF _Toc242019870 \h </w:instrText>
             </w:r>
             <w:r>
               <w:rPr>
@@ -1639,7 +1639,7 @@
               <w14:ligatures w14:val="standardContextual"/>
             </w:rPr>
           </w:pPr>
-          <w:hyperlink w:anchor="_Toc242012273" w:history="1">
+          <w:hyperlink w:anchor="_Toc242019871" w:history="1">
             <w:r>
               <w:rPr>
                 <w:rStyle w:val="Hyperlink"/>
@@ -1663,7 +1663,7 @@
               <w:rPr>
                 <w:noProof/>
               </w:rPr>
-              <w:instrText xml:space="preserve"> PAGEREF _Toc242012273 \h </w:instrText>
+              <w:instrText xml:space="preserve"> PAGEREF _Toc242019871 \h </w:instrText>
             </w:r>
             <w:r>
               <w:rPr>
@@ -1706,7 +1706,7 @@
               <w14:ligatures w14:val="standardContextual"/>
             </w:rPr>
           </w:pPr>
-          <w:hyperlink w:anchor="_Toc242012274" w:history="1">
+          <w:hyperlink w:anchor="_Toc242019872" w:history="1">
             <w:r>
               <w:rPr>
                 <w:rStyle w:val="Hyperlink"/>
@@ -1730,7 +1730,7 @@
               <w:rPr>
                 <w:noProof/>
               </w:rPr>
-              <w:instrText xml:space="preserve"> PAGEREF _Toc242012274 \h </w:instrText>
+              <w:instrText xml:space="preserve"> PAGEREF _Toc242019872 \h </w:instrText>
             </w:r>
             <w:r>
               <w:rPr>
@@ -1773,7 +1773,7 @@
               <w14:ligatures w14:val="standardContextual"/>
             </w:rPr>
           </w:pPr>
-          <w:hyperlink w:anchor="_Toc242012275" w:history="1">
+          <w:hyperlink w:anchor="_Toc242019873" w:history="1">
             <w:r>
               <w:rPr>
                 <w:rStyle w:val="Hyperlink"/>
@@ -1797,7 +1797,7 @@
               <w:rPr>
                 <w:noProof/>
               </w:rPr>
-              <w:instrText xml:space="preserve"> PAGEREF _Toc242012275 \h </w:instrText>
+              <w:instrText xml:space="preserve"> PAGEREF _Toc242019873 \h </w:instrText>
             </w:r>
             <w:r>
               <w:rPr>
@@ -1840,7 +1840,7 @@
               <w14:ligatures w14:val="standardContextual"/>
             </w:rPr>
           </w:pPr>
-          <w:hyperlink w:anchor="_Toc242012276" w:history="1">
+          <w:hyperlink w:anchor="_Toc242019874" w:history="1">
             <w:r>
               <w:rPr>
                 <w:rStyle w:val="Hyperlink"/>
@@ -1864,7 +1864,7 @@
               <w:rPr>
                 <w:noProof/>
               </w:rPr>
-              <w:instrText xml:space="preserve"> PAGEREF _Toc242012276 \h </w:instrText>
+              <w:instrText xml:space="preserve"> PAGEREF _Toc242019874 \h </w:instrText>
             </w:r>
             <w:r>
               <w:rPr>
@@ -1907,7 +1907,7 @@
               <w14:ligatures w14:val="standardContextual"/>
             </w:rPr>
           </w:pPr>
-          <w:hyperlink w:anchor="_Toc242012277" w:history="1">
+          <w:hyperlink w:anchor="_Toc242019875" w:history="1">
             <w:r>
               <w:rPr>
                 <w:rStyle w:val="Hyperlink"/>
@@ -1931,7 +1931,7 @@
               <w:rPr>
                 <w:noProof/>
               </w:rPr>
-              <w:instrText xml:space="preserve"> PAGEREF _Toc242012277 \h </w:instrText>
+              <w:instrText xml:space="preserve"> PAGEREF _Toc242019875 \h </w:instrText>
             </w:r>
             <w:r>
               <w:rPr>
@@ -1974,7 +1974,7 @@
               <w14:ligatures w14:val="standardContextual"/>
             </w:rPr>
           </w:pPr>
-          <w:hyperlink w:anchor="_Toc242012278" w:history="1">
+          <w:hyperlink w:anchor="_Toc242019876" w:history="1">
             <w:r>
               <w:rPr>
                 <w:rStyle w:val="Hyperlink"/>
@@ -1998,7 +1998,7 @@
               <w:rPr>
                 <w:noProof/>
               </w:rPr>
-              <w:instrText xml:space="preserve"> PAGEREF _Toc242012278 \h </w:instrText>
+              <w:instrText xml:space="preserve"> PAGEREF _Toc242019876 \h </w:instrText>
             </w:r>
             <w:r>
               <w:rPr>
@@ -2041,7 +2041,7 @@
               <w14:ligatures w14:val="standardContextual"/>
             </w:rPr>
           </w:pPr>
-          <w:hyperlink w:anchor="_Toc242012279" w:history="1">
+          <w:hyperlink w:anchor="_Toc242019877" w:history="1">
             <w:r>
               <w:rPr>
                 <w:rStyle w:val="Hyperlink"/>
@@ -2065,7 +2065,7 @@
               <w:rPr>
                 <w:noProof/>
               </w:rPr>
-              <w:instrText xml:space="preserve"> PAGEREF _Toc242012279 \h </w:instrText>
+              <w:instrText xml:space="preserve"> PAGEREF _Toc242019877 \h </w:instrText>
             </w:r>
             <w:r>
               <w:rPr>
@@ -2108,7 +2108,7 @@
               <w14:ligatures w14:val="standardContextual"/>
             </w:rPr>
           </w:pPr>
-          <w:hyperlink w:anchor="_Toc242012280" w:history="1">
+          <w:hyperlink w:anchor="_Toc242019878" w:history="1">
             <w:r>
               <w:rPr>
                 <w:rStyle w:val="Hyperlink"/>
@@ -2132,7 +2132,7 @@
               <w:rPr>
                 <w:noProof/>
               </w:rPr>
-              <w:instrText xml:space="preserve"> PAGEREF _Toc242012280 \h </w:instrText>
+              <w:instrText xml:space="preserve"> PAGEREF _Toc242019878 \h </w:instrText>
             </w:r>
             <w:r>
               <w:rPr>
@@ -2171,7 +2171,7 @@
         <w:pStyle w:val="Heading1"/>
         <w:pageBreakBefore/>
       </w:pPr>
-      <w:bookmarkStart w:id="0" w:name="_Toc242012257"/>
+      <w:bookmarkStart w:id="0" w:name="_Toc242019855"/>
       <w:r>
         <w:lastRenderedPageBreak/>
         <w:t>1. Your role at a glance</w:t>
@@ -2331,7 +2331,7 @@
           <w:left w:w="10" w:type="dxa"/>
           <w:right w:w="10" w:type="dxa"/>
         </w:tblCellMar>
-        <w:tblLook w:val="0000" w:firstRow="0" w:lastRow="0" w:firstColumn="0" w:lastColumn="0" w:noHBand="0" w:noVBand="0"/>
+        <w:tblLook w:val="04A0" w:firstRow="1" w:lastRow="0" w:firstColumn="1" w:lastColumn="0" w:noHBand="0" w:noVBand="1"/>
       </w:tblPr>
       <w:tblGrid>
         <w:gridCol w:w="9412"/>
@@ -2391,7 +2391,7 @@
         <w:pStyle w:val="Heading1"/>
         <w:pageBreakBefore/>
       </w:pPr>
-      <w:bookmarkStart w:id="1" w:name="_Toc242012258"/>
+      <w:bookmarkStart w:id="1" w:name="_Toc242019856"/>
       <w:r>
         <w:lastRenderedPageBreak/>
         <w:t>2. Signing in and your screens</w:t>
@@ -2402,7 +2402,7 @@
       <w:pPr>
         <w:pStyle w:val="Heading2"/>
       </w:pPr>
-      <w:bookmarkStart w:id="2" w:name="_Toc242012259"/>
+      <w:bookmarkStart w:id="2" w:name="_Toc242019857"/>
       <w:r>
         <w:t>Signing in</w:t>
       </w:r>
@@ -2485,7 +2485,7 @@
           <w:noProof/>
         </w:rPr>
         <w:drawing>
-          <wp:inline distT="0" distB="0" distL="0" distR="0" wp14:anchorId="27968D32" wp14:editId="55B37C9F">
+          <wp:inline distT="0" distB="0" distL="0" distR="0" wp14:anchorId="15F4AF34" wp14:editId="66F21BB4">
             <wp:extent cx="5334000" cy="2333625"/>
             <wp:effectExtent l="0" t="0" r="0" b="0"/>
             <wp:docPr id="1" name="adm_login.jpg" descr="The sign-in screen for all internal staff." title="The sign-in screen for all internal staff."/>
@@ -2593,7 +2593,7 @@
           <w:left w:w="10" w:type="dxa"/>
           <w:right w:w="10" w:type="dxa"/>
         </w:tblCellMar>
-        <w:tblLook w:val="0000" w:firstRow="0" w:lastRow="0" w:firstColumn="0" w:lastColumn="0" w:noHBand="0" w:noVBand="0"/>
+        <w:tblLook w:val="04A0" w:firstRow="1" w:lastRow="0" w:firstColumn="1" w:lastColumn="0" w:noHBand="0" w:noVBand="1"/>
       </w:tblPr>
       <w:tblGrid>
         <w:gridCol w:w="9412"/>
@@ -2652,7 +2652,7 @@
       <w:pPr>
         <w:pStyle w:val="Heading2"/>
       </w:pPr>
-      <w:bookmarkStart w:id="3" w:name="_Toc242012260"/>
+      <w:bookmarkStart w:id="3" w:name="_Toc242019858"/>
       <w:r>
         <w:t>Finding your way around</w:t>
       </w:r>
@@ -2837,7 +2837,7 @@
         </w:rPr>
         <w:lastRenderedPageBreak/>
         <w:drawing>
-          <wp:inline distT="0" distB="0" distL="0" distR="0" wp14:anchorId="61C0C836" wp14:editId="3BCDA166">
+          <wp:inline distT="0" distB="0" distL="0" distR="0" wp14:anchorId="711DC2F8" wp14:editId="1DCDAA98">
             <wp:extent cx="5715000" cy="1876425"/>
             <wp:effectExtent l="0" t="0" r="0" b="0"/>
             <wp:docPr id="2" name="adm_not_your_role.jpg" descr="Opening a screen outside your role (for example from an old bookmark) shows this card instead of the screen." title="Opening a screen outside your role (for example from an old bookmark) shows this card instead of the screen."/>
@@ -2906,7 +2906,7 @@
       <w:pPr>
         <w:pStyle w:val="Heading2"/>
       </w:pPr>
-      <w:bookmarkStart w:id="4" w:name="_Toc242012261"/>
+      <w:bookmarkStart w:id="4" w:name="_Toc242019859"/>
       <w:r>
         <w:t>Your screens</w:t>
       </w:r>
@@ -2927,7 +2927,7 @@
           <w:left w:w="10" w:type="dxa"/>
           <w:right w:w="10" w:type="dxa"/>
         </w:tblCellMar>
-        <w:tblLook w:val="0000" w:firstRow="0" w:lastRow="0" w:firstColumn="0" w:lastColumn="0" w:noHBand="0" w:noVBand="0"/>
+        <w:tblLook w:val="04A0" w:firstRow="1" w:lastRow="0" w:firstColumn="1" w:lastColumn="0" w:noHBand="0" w:noVBand="1"/>
       </w:tblPr>
       <w:tblGrid>
         <w:gridCol w:w="2824"/>
@@ -3240,7 +3240,7 @@
       <w:pPr>
         <w:pStyle w:val="Heading2"/>
       </w:pPr>
-      <w:bookmarkStart w:id="5" w:name="_Toc242012262"/>
+      <w:bookmarkStart w:id="5" w:name="_Toc242019860"/>
       <w:r>
         <w:t>Changing your password</w:t>
       </w:r>
@@ -3323,7 +3323,7 @@
           <w:noProof/>
         </w:rPr>
         <w:drawing>
-          <wp:inline distT="0" distB="0" distL="0" distR="0" wp14:anchorId="5AB5A177" wp14:editId="05004327">
+          <wp:inline distT="0" distB="0" distL="0" distR="0" wp14:anchorId="76163E7D" wp14:editId="4E68473B">
             <wp:extent cx="5334000" cy="2171700"/>
             <wp:effectExtent l="0" t="0" r="0" b="0"/>
             <wp:docPr id="3" name="adm_account.jpg" descr="Change Password screen." title="Change Password screen."/>
@@ -3411,7 +3411,7 @@
         <w:pStyle w:val="Heading1"/>
         <w:pageBreakBefore/>
       </w:pPr>
-      <w:bookmarkStart w:id="6" w:name="_Toc242012263"/>
+      <w:bookmarkStart w:id="6" w:name="_Toc242019861"/>
       <w:r>
         <w:lastRenderedPageBreak/>
         <w:t>3. Your routine</w:t>
@@ -3441,7 +3441,7 @@
           <w:left w:w="10" w:type="dxa"/>
           <w:right w:w="10" w:type="dxa"/>
         </w:tblCellMar>
-        <w:tblLook w:val="0000" w:firstRow="0" w:lastRow="0" w:firstColumn="0" w:lastColumn="0" w:noHBand="0" w:noVBand="0"/>
+        <w:tblLook w:val="04A0" w:firstRow="1" w:lastRow="0" w:firstColumn="1" w:lastColumn="0" w:noHBand="0" w:noVBand="1"/>
       </w:tblPr>
       <w:tblGrid>
         <w:gridCol w:w="2071"/>
@@ -3755,7 +3755,7 @@
         <w:pStyle w:val="Heading1"/>
         <w:pageBreakBefore/>
       </w:pPr>
-      <w:bookmarkStart w:id="7" w:name="_Toc242012264"/>
+      <w:bookmarkStart w:id="7" w:name="_Toc242019862"/>
       <w:r>
         <w:lastRenderedPageBreak/>
         <w:t>4. Step-by-step tasks</w:t>
@@ -3766,7 +3766,7 @@
       <w:pPr>
         <w:pStyle w:val="Heading2"/>
       </w:pPr>
-      <w:bookmarkStart w:id="8" w:name="_Toc242012265"/>
+      <w:bookmarkStart w:id="8" w:name="_Toc242019863"/>
       <w:r>
         <w:t>4.1 Reading the QA Dashboard</w:t>
       </w:r>
@@ -3806,7 +3806,7 @@
           <w:noProof/>
         </w:rPr>
         <w:drawing>
-          <wp:inline distT="0" distB="0" distL="0" distR="0" wp14:anchorId="761CD860" wp14:editId="4BA5D755">
+          <wp:inline distT="0" distB="0" distL="0" distR="0" wp14:anchorId="11818C29" wp14:editId="31EABFB0">
             <wp:extent cx="5334000" cy="2333625"/>
             <wp:effectExtent l="0" t="0" r="0" b="0"/>
             <wp:docPr id="4" name="qa_dashboard.jpg" descr="QA Dashboard." title="QA Dashboard."/>
@@ -3913,7 +3913,7 @@
       <w:pPr>
         <w:pStyle w:val="Heading2"/>
       </w:pPr>
-      <w:bookmarkStart w:id="9" w:name="_Toc242012266"/>
+      <w:bookmarkStart w:id="9" w:name="_Toc242019864"/>
       <w:r>
         <w:t>4.2 Reviewing questionnaires in the QA Queue</w:t>
       </w:r>
@@ -3953,7 +3953,7 @@
           <w:noProof/>
         </w:rPr>
         <w:drawing>
-          <wp:inline distT="0" distB="0" distL="0" distR="0" wp14:anchorId="3442A67B" wp14:editId="7BF984E9">
+          <wp:inline distT="0" distB="0" distL="0" distR="0" wp14:anchorId="15C87EA9" wp14:editId="47AFC3F4">
             <wp:extent cx="5334000" cy="3333750"/>
             <wp:effectExtent l="0" t="0" r="0" b="0"/>
             <wp:docPr id="5" name="qa_queue.jpg" descr="QUAN QA Queue with the KoboToolbox sync panel." title="QUAN QA Queue with the KoboToolbox sync panel."/>
@@ -4151,7 +4151,7 @@
           <w:left w:w="10" w:type="dxa"/>
           <w:right w:w="10" w:type="dxa"/>
         </w:tblCellMar>
-        <w:tblLook w:val="0000" w:firstRow="0" w:lastRow="0" w:firstColumn="0" w:lastColumn="0" w:noHBand="0" w:noVBand="0"/>
+        <w:tblLook w:val="04A0" w:firstRow="1" w:lastRow="0" w:firstColumn="1" w:lastColumn="0" w:noHBand="0" w:noVBand="1"/>
       </w:tblPr>
       <w:tblGrid>
         <w:gridCol w:w="2353"/>
@@ -4597,7 +4597,7 @@
           <w:left w:w="10" w:type="dxa"/>
           <w:right w:w="10" w:type="dxa"/>
         </w:tblCellMar>
-        <w:tblLook w:val="0000" w:firstRow="0" w:lastRow="0" w:firstColumn="0" w:lastColumn="0" w:noHBand="0" w:noVBand="0"/>
+        <w:tblLook w:val="04A0" w:firstRow="1" w:lastRow="0" w:firstColumn="1" w:lastColumn="0" w:noHBand="0" w:noVBand="1"/>
       </w:tblPr>
       <w:tblGrid>
         <w:gridCol w:w="9412"/>
@@ -4692,7 +4692,7 @@
       <w:pPr>
         <w:pStyle w:val="Heading2"/>
       </w:pPr>
-      <w:bookmarkStart w:id="10" w:name="_Toc242012267"/>
+      <w:bookmarkStart w:id="10" w:name="_Toc242019865"/>
       <w:r>
         <w:t>4.3 Working QA exceptions</w:t>
       </w:r>
@@ -4757,7 +4757,7 @@
         </w:rPr>
         <w:lastRenderedPageBreak/>
         <w:drawing>
-          <wp:inline distT="0" distB="0" distL="0" distR="0" wp14:anchorId="2E6CE2BF" wp14:editId="224375DB">
+          <wp:inline distT="0" distB="0" distL="0" distR="0" wp14:anchorId="3CFD4813" wp14:editId="5BC2D1F9">
             <wp:extent cx="5334000" cy="3333750"/>
             <wp:effectExtent l="0" t="0" r="0" b="0"/>
             <wp:docPr id="6" name="qa_exceptions.jpg" descr="QA Exception Queue." title="QA Exception Queue."/>
@@ -4953,7 +4953,7 @@
       <w:pPr>
         <w:pStyle w:val="Heading2"/>
       </w:pPr>
-      <w:bookmarkStart w:id="11" w:name="_Toc242012268"/>
+      <w:bookmarkStart w:id="11" w:name="_Toc242019866"/>
       <w:r>
         <w:t>4.4 Downloading or emailing completed forms (Form PDFs)</w:t>
       </w:r>
@@ -5004,7 +5004,7 @@
         </w:rPr>
         <w:lastRenderedPageBreak/>
         <w:drawing>
-          <wp:inline distT="0" distB="0" distL="0" distR="0" wp14:anchorId="110D1C71" wp14:editId="3F08D246">
+          <wp:inline distT="0" distB="0" distL="0" distR="0" wp14:anchorId="5BFE2BD3" wp14:editId="40E42CD9">
             <wp:extent cx="5334000" cy="3333750"/>
             <wp:effectExtent l="0" t="0" r="0" b="0"/>
             <wp:docPr id="7" name="qa_form_pdfs.jpg" descr="Completed form PDFs." title="Completed form PDFs."/>
@@ -5184,7 +5184,7 @@
           <w:left w:w="10" w:type="dxa"/>
           <w:right w:w="10" w:type="dxa"/>
         </w:tblCellMar>
-        <w:tblLook w:val="0000" w:firstRow="0" w:lastRow="0" w:firstColumn="0" w:lastColumn="0" w:noHBand="0" w:noVBand="0"/>
+        <w:tblLook w:val="04A0" w:firstRow="1" w:lastRow="0" w:firstColumn="1" w:lastColumn="0" w:noHBand="0" w:noVBand="1"/>
       </w:tblPr>
       <w:tblGrid>
         <w:gridCol w:w="9412"/>
@@ -5243,7 +5243,7 @@
       <w:pPr>
         <w:pStyle w:val="Heading2"/>
       </w:pPr>
-      <w:bookmarkStart w:id="12" w:name="_Toc242012269"/>
+      <w:bookmarkStart w:id="12" w:name="_Toc242019867"/>
       <w:r>
         <w:t>4.5 Writing good QA notes</w:t>
       </w:r>
@@ -5311,7 +5311,7 @@
         <w:pStyle w:val="Heading1"/>
         <w:pageBreakBefore/>
       </w:pPr>
-      <w:bookmarkStart w:id="13" w:name="_Toc242012270"/>
+      <w:bookmarkStart w:id="13" w:name="_Toc242019868"/>
       <w:r>
         <w:lastRenderedPageBreak/>
         <w:t>5. Rules you must follow</w:t>
@@ -5462,7 +5462,7 @@
         <w:pStyle w:val="Heading1"/>
         <w:pageBreakBefore/>
       </w:pPr>
-      <w:bookmarkStart w:id="14" w:name="_Toc242012271"/>
+      <w:bookmarkStart w:id="14" w:name="_Toc242019869"/>
       <w:r>
         <w:lastRenderedPageBreak/>
         <w:t>6. Troubleshooting</w:t>
@@ -5484,7 +5484,7 @@
           <w:left w:w="10" w:type="dxa"/>
           <w:right w:w="10" w:type="dxa"/>
         </w:tblCellMar>
-        <w:tblLook w:val="0000" w:firstRow="0" w:lastRow="0" w:firstColumn="0" w:lastColumn="0" w:noHBand="0" w:noVBand="0"/>
+        <w:tblLook w:val="04A0" w:firstRow="1" w:lastRow="0" w:firstColumn="1" w:lastColumn="0" w:noHBand="0" w:noVBand="1"/>
       </w:tblPr>
       <w:tblGrid>
         <w:gridCol w:w="2635"/>
@@ -6921,7 +6921,7 @@
         <w:pStyle w:val="Heading1"/>
         <w:pageBreakBefore/>
       </w:pPr>
-      <w:bookmarkStart w:id="15" w:name="_Toc242012272"/>
+      <w:bookmarkStart w:id="15" w:name="_Toc242019870"/>
       <w:r>
         <w:lastRenderedPageBreak/>
         <w:t>7. Quick reference</w:t>
@@ -6943,7 +6943,7 @@
           <w:left w:w="10" w:type="dxa"/>
           <w:right w:w="10" w:type="dxa"/>
         </w:tblCellMar>
-        <w:tblLook w:val="0000" w:firstRow="0" w:lastRow="0" w:firstColumn="0" w:lastColumn="0" w:noHBand="0" w:noVBand="0"/>
+        <w:tblLook w:val="04A0" w:firstRow="1" w:lastRow="0" w:firstColumn="1" w:lastColumn="0" w:noHBand="0" w:noVBand="1"/>
       </w:tblPr>
       <w:tblGrid>
         <w:gridCol w:w="2824"/>
@@ -7320,7 +7320,7 @@
         <w:pStyle w:val="Heading1"/>
         <w:pageBreakBefore/>
       </w:pPr>
-      <w:bookmarkStart w:id="16" w:name="_Toc242012273"/>
+      <w:bookmarkStart w:id="16" w:name="_Toc242019871"/>
       <w:r>
         <w:lastRenderedPageBreak/>
         <w:t>8. Every screen and button for your role</w:t>
@@ -7350,7 +7350,7 @@
           <w:left w:w="10" w:type="dxa"/>
           <w:right w:w="10" w:type="dxa"/>
         </w:tblCellMar>
-        <w:tblLook w:val="0000" w:firstRow="0" w:lastRow="0" w:firstColumn="0" w:lastColumn="0" w:noHBand="0" w:noVBand="0"/>
+        <w:tblLook w:val="04A0" w:firstRow="1" w:lastRow="0" w:firstColumn="1" w:lastColumn="0" w:noHBand="0" w:noVBand="1"/>
       </w:tblPr>
       <w:tblGrid>
         <w:gridCol w:w="9412"/>
@@ -7434,7 +7434,7 @@
       <w:pPr>
         <w:pStyle w:val="Heading2"/>
       </w:pPr>
-      <w:bookmarkStart w:id="17" w:name="_Toc242012274"/>
+      <w:bookmarkStart w:id="17" w:name="_Toc242019872"/>
       <w:r>
         <w:t>8.1 Sign in</w:t>
       </w:r>
@@ -7497,7 +7497,7 @@
           <w:left w:w="10" w:type="dxa"/>
           <w:right w:w="10" w:type="dxa"/>
         </w:tblCellMar>
-        <w:tblLook w:val="0000" w:firstRow="0" w:lastRow="0" w:firstColumn="0" w:lastColumn="0" w:noHBand="0" w:noVBand="0"/>
+        <w:tblLook w:val="04A0" w:firstRow="1" w:lastRow="0" w:firstColumn="1" w:lastColumn="0" w:noHBand="0" w:noVBand="1"/>
       </w:tblPr>
       <w:tblGrid>
         <w:gridCol w:w="1882"/>
@@ -7947,7 +7947,7 @@
       <w:pPr>
         <w:pStyle w:val="Heading2"/>
       </w:pPr>
-      <w:bookmarkStart w:id="18" w:name="_Toc242012275"/>
+      <w:bookmarkStart w:id="18" w:name="_Toc242019873"/>
       <w:r>
         <w:t>8.2 The header and menu bar (every screen)</w:t>
       </w:r>
@@ -8010,7 +8010,7 @@
           <w:left w:w="10" w:type="dxa"/>
           <w:right w:w="10" w:type="dxa"/>
         </w:tblCellMar>
-        <w:tblLook w:val="0000" w:firstRow="0" w:lastRow="0" w:firstColumn="0" w:lastColumn="0" w:noHBand="0" w:noVBand="0"/>
+        <w:tblLook w:val="04A0" w:firstRow="1" w:lastRow="0" w:firstColumn="1" w:lastColumn="0" w:noHBand="0" w:noVBand="1"/>
       </w:tblPr>
       <w:tblGrid>
         <w:gridCol w:w="1882"/>
@@ -8671,7 +8671,7 @@
       <w:pPr>
         <w:pStyle w:val="Heading2"/>
       </w:pPr>
-      <w:bookmarkStart w:id="19" w:name="_Toc242012276"/>
+      <w:bookmarkStart w:id="19" w:name="_Toc242019874"/>
       <w:r>
         <w:t>8.3 Change Password</w:t>
       </w:r>
@@ -8734,7 +8734,7 @@
           <w:left w:w="10" w:type="dxa"/>
           <w:right w:w="10" w:type="dxa"/>
         </w:tblCellMar>
-        <w:tblLook w:val="0000" w:firstRow="0" w:lastRow="0" w:firstColumn="0" w:lastColumn="0" w:noHBand="0" w:noVBand="0"/>
+        <w:tblLook w:val="04A0" w:firstRow="1" w:lastRow="0" w:firstColumn="1" w:lastColumn="0" w:noHBand="0" w:noVBand="1"/>
       </w:tblPr>
       <w:tblGrid>
         <w:gridCol w:w="1882"/>
@@ -9291,7 +9291,7 @@
       <w:pPr>
         <w:pStyle w:val="Heading2"/>
       </w:pPr>
-      <w:bookmarkStart w:id="20" w:name="_Toc242012277"/>
+      <w:bookmarkStart w:id="20" w:name="_Toc242019875"/>
       <w:r>
         <w:t>8.4 QA Dashboard</w:t>
       </w:r>
@@ -9354,7 +9354,7 @@
           <w:left w:w="10" w:type="dxa"/>
           <w:right w:w="10" w:type="dxa"/>
         </w:tblCellMar>
-        <w:tblLook w:val="0000" w:firstRow="0" w:lastRow="0" w:firstColumn="0" w:lastColumn="0" w:noHBand="0" w:noVBand="0"/>
+        <w:tblLook w:val="04A0" w:firstRow="1" w:lastRow="0" w:firstColumn="1" w:lastColumn="0" w:noHBand="0" w:noVBand="1"/>
       </w:tblPr>
       <w:tblGrid>
         <w:gridCol w:w="1882"/>
@@ -9912,7 +9912,7 @@
       <w:pPr>
         <w:pStyle w:val="Heading2"/>
       </w:pPr>
-      <w:bookmarkStart w:id="21" w:name="_Toc242012278"/>
+      <w:bookmarkStart w:id="21" w:name="_Toc242019876"/>
       <w:r>
         <w:t>8.5 QA Queue (with the KoboToolbox sync panel)</w:t>
       </w:r>
@@ -9975,7 +9975,7 @@
           <w:left w:w="10" w:type="dxa"/>
           <w:right w:w="10" w:type="dxa"/>
         </w:tblCellMar>
-        <w:tblLook w:val="0000" w:firstRow="0" w:lastRow="0" w:firstColumn="0" w:lastColumn="0" w:noHBand="0" w:noVBand="0"/>
+        <w:tblLook w:val="04A0" w:firstRow="1" w:lastRow="0" w:firstColumn="1" w:lastColumn="0" w:noHBand="0" w:noVBand="1"/>
       </w:tblPr>
       <w:tblGrid>
         <w:gridCol w:w="1882"/>
@@ -10635,7 +10635,7 @@
       <w:pPr>
         <w:pStyle w:val="Heading2"/>
       </w:pPr>
-      <w:bookmarkStart w:id="22" w:name="_Toc242012279"/>
+      <w:bookmarkStart w:id="22" w:name="_Toc242019877"/>
       <w:r>
         <w:lastRenderedPageBreak/>
         <w:t>8.6 QA Exceptions</w:t>
@@ -10699,7 +10699,7 @@
           <w:left w:w="10" w:type="dxa"/>
           <w:right w:w="10" w:type="dxa"/>
         </w:tblCellMar>
-        <w:tblLook w:val="0000" w:firstRow="0" w:lastRow="0" w:firstColumn="0" w:lastColumn="0" w:noHBand="0" w:noVBand="0"/>
+        <w:tblLook w:val="04A0" w:firstRow="1" w:lastRow="0" w:firstColumn="1" w:lastColumn="0" w:noHBand="0" w:noVBand="1"/>
       </w:tblPr>
       <w:tblGrid>
         <w:gridCol w:w="1882"/>
@@ -11466,7 +11466,7 @@
       <w:pPr>
         <w:pStyle w:val="Heading2"/>
       </w:pPr>
-      <w:bookmarkStart w:id="23" w:name="_Toc242012280"/>
+      <w:bookmarkStart w:id="23" w:name="_Toc242019878"/>
       <w:r>
         <w:t>8.7 Completed forms (Form PDFs)</w:t>
       </w:r>
@@ -11529,7 +11529,7 @@
           <w:left w:w="10" w:type="dxa"/>
           <w:right w:w="10" w:type="dxa"/>
         </w:tblCellMar>
-        <w:tblLook w:val="0000" w:firstRow="0" w:lastRow="0" w:firstColumn="0" w:lastColumn="0" w:noHBand="0" w:noVBand="0"/>
+        <w:tblLook w:val="04A0" w:firstRow="1" w:lastRow="0" w:firstColumn="1" w:lastColumn="0" w:noHBand="0" w:noVBand="1"/>
       </w:tblPr>
       <w:tblGrid>
         <w:gridCol w:w="1882"/>
@@ -12451,7 +12451,7 @@
         <w:sz w:val="16"/>
         <w:szCs w:val="16"/>
       </w:rPr>
-      <w:t>Version 1.21 · 4 October 2026</w:t>
+      <w:t>Version 1.22 · 4 October 2026</w:t>
     </w:r>
     <w:r>
       <w:rPr>
@@ -12624,10 +12624,10 @@
 <file path=word/numbering.xml><?xml version="1.0" encoding="utf-8"?>
 <w:numbering xmlns:wpc="http://schemas.microsoft.com/office/word/2010/wordprocessingCanvas" xmlns:cx="http://schemas.microsoft.com/office/drawing/2014/chartex" xmlns:cx1="http://schemas.microsoft.com/office/drawing/2015/9/8/chartex" xmlns:cx2="http://schemas.microsoft.com/office/drawing/2015/10/21/chartex" xmlns:cx3="http://schemas.microsoft.com/office/drawing/2016/5/9/chartex" xmlns:cx4="http://schemas.microsoft.com/office/drawing/2016/5/10/chartex" xmlns:cx5="http://schemas.microsoft.com/office/drawing/2016/5/11/chartex" xmlns:cx6="http://schemas.microsoft.com/office/drawing/2016/5/12/chartex" xmlns:cx7="http://schemas.microsoft.com/office/drawing/2016/5/13/chartex" xmlns:cx8="http://schemas.microsoft.com/office/drawing/2016/5/14/chartex" xmlns:mc="http://schemas.openxmlformats.org/markup-compatibility/2006" xmlns:aink="http://schemas.microsoft.com/office/drawing/2016/ink" xmlns:am3d="http://schemas.microsoft.com/office/drawing/2017/model3d" xmlns:o="urn:schemas-microsoft-com:office:office" xmlns:oel="http://schemas.microsoft.com/office/2019/extlst" xmlns:r="http://schemas.openxmlformats.org/officeDocument/2006/relationships" xmlns:m="http://schemas.openxmlformats.org/officeDocument/2006/math" xmlns:v="urn:schemas-microsoft-com:vml" xmlns:wp14="http://schemas.microsoft.com/office/word/2010/wordprocessingDrawing" xmlns:wp="http://schemas.openxmlformats.org/drawingml/2006/wordprocessingDrawing" xmlns:w10="urn:schemas-microsoft-com:office:word" xmlns:w="http://schemas.openxmlformats.org/wordprocessingml/2006/main" xmlns:w14="http://schemas.microsoft.com/office/word/2010/wordml" xmlns:w15="http://schemas.microsoft.com/office/word/2012/wordml" xmlns:w16cex="http://schemas.microsoft.com/office/word/2018/wordml/cex" xmlns:w16cid="http://schemas.microsoft.com/office/word/2016/wordml/cid" xmlns:w16="http://schemas.microsoft.com/office/word/2018/wordml" xmlns:w16sdtdh="http://schemas.microsoft.com/office/word/2020/wordml/sdtdatahash" xmlns:w16se="http://schemas.microsoft.com/office/word/2015/wordml/symex" xmlns:wpg="http://schemas.microsoft.com/office/word/2010/wordprocessingGroup" xmlns:wpi="http://schemas.microsoft.com/office/word/2010/wordprocessingInk" xmlns:wne="http://schemas.microsoft.com/office/word/2006/wordml" xmlns:wps="http://schemas.microsoft.com/office/word/2010/wordprocessingShape" mc:Ignorable="w14 w15 w16se w16cid w16 w16cex w16sdtdh wp14">
   <w:abstractNum w:abstractNumId="0" w15:restartNumberingAfterBreak="0">
-    <w:nsid w:val="00E1578B"/>
+    <w:nsid w:val="0E144D98"/>
     <w:multiLevelType w:val="hybridMultilevel"/>
-    <w:tmpl w:val="69AAF562"/>
-    <w:lvl w:ilvl="0" w:tplc="78968CB0">
+    <w:tmpl w:val="1B085FB0"/>
+    <w:lvl w:ilvl="0" w:tplc="81F06444">
       <w:start w:val="1"/>
       <w:numFmt w:val="decimal"/>
       <w:lvlText w:val="%1."/>
@@ -12641,110 +12641,138 @@
         <w:color w:val="A67C27"/>
       </w:rPr>
     </w:lvl>
-    <w:lvl w:ilvl="1" w:tplc="9DD21F2A">
+    <w:lvl w:ilvl="1" w:tplc="E30CE65A">
       <w:numFmt w:val="decimal"/>
       <w:lvlText w:val=""/>
       <w:lvlJc w:val="left"/>
     </w:lvl>
-    <w:lvl w:ilvl="2" w:tplc="0B5E8DF6">
+    <w:lvl w:ilvl="2" w:tplc="9BCECECE">
       <w:numFmt w:val="decimal"/>
       <w:lvlText w:val=""/>
       <w:lvlJc w:val="left"/>
     </w:lvl>
-    <w:lvl w:ilvl="3" w:tplc="B912625C">
+    <w:lvl w:ilvl="3" w:tplc="51B4F590">
       <w:numFmt w:val="decimal"/>
       <w:lvlText w:val=""/>
       <w:lvlJc w:val="left"/>
     </w:lvl>
-    <w:lvl w:ilvl="4" w:tplc="C9EE526C">
+    <w:lvl w:ilvl="4" w:tplc="2AAC836C">
       <w:numFmt w:val="decimal"/>
       <w:lvlText w:val=""/>
       <w:lvlJc w:val="left"/>
     </w:lvl>
-    <w:lvl w:ilvl="5" w:tplc="90EADC12">
+    <w:lvl w:ilvl="5" w:tplc="52F28A92">
       <w:numFmt w:val="decimal"/>
       <w:lvlText w:val=""/>
       <w:lvlJc w:val="left"/>
     </w:lvl>
-    <w:lvl w:ilvl="6" w:tplc="48183C3E">
+    <w:lvl w:ilvl="6" w:tplc="9A4E0F2A">
       <w:numFmt w:val="decimal"/>
       <w:lvlText w:val=""/>
       <w:lvlJc w:val="left"/>
     </w:lvl>
-    <w:lvl w:ilvl="7" w:tplc="A62C87CA">
+    <w:lvl w:ilvl="7" w:tplc="1EC83FD2">
       <w:numFmt w:val="decimal"/>
       <w:lvlText w:val=""/>
       <w:lvlJc w:val="left"/>
     </w:lvl>
-    <w:lvl w:ilvl="8" w:tplc="F63AA730">
+    <w:lvl w:ilvl="8" w:tplc="C088AD22">
       <w:numFmt w:val="decimal"/>
       <w:lvlText w:val=""/>
       <w:lvlJc w:val="left"/>
     </w:lvl>
   </w:abstractNum>
   <w:abstractNum w:abstractNumId="1" w15:restartNumberingAfterBreak="0">
-    <w:nsid w:val="10C04A7C"/>
+    <w:nsid w:val="273C6E61"/>
     <w:multiLevelType w:val="hybridMultilevel"/>
-    <w:tmpl w:val="7A34BD26"/>
-    <w:lvl w:ilvl="0" w:tplc="DD08FAF4">
+    <w:tmpl w:val="835A92F6"/>
+    <w:lvl w:ilvl="0" w:tplc="743E01D0">
       <w:start w:val="1"/>
       <w:numFmt w:val="bullet"/>
-      <w:lvlText w:val="•"/>
+      <w:lvlText w:val="●"/>
       <w:lvlJc w:val="left"/>
       <w:pPr>
-        <w:ind w:left="460" w:hanging="280"/>
+        <w:ind w:left="720" w:hanging="360"/>
       </w:pPr>
     </w:lvl>
-    <w:lvl w:ilvl="1" w:tplc="2878D760">
+    <w:lvl w:ilvl="1" w:tplc="BF8CEDC6">
       <w:start w:val="1"/>
       <w:numFmt w:val="bullet"/>
-      <w:lvlText w:val="–"/>
+      <w:lvlText w:val="○"/>
       <w:lvlJc w:val="left"/>
       <w:pPr>
-        <w:ind w:left="900" w:hanging="280"/>
+        <w:ind w:left="1440" w:hanging="360"/>
       </w:pPr>
     </w:lvl>
-    <w:lvl w:ilvl="2" w:tplc="18721A44">
-      <w:numFmt w:val="decimal"/>
-      <w:lvlText w:val=""/>
+    <w:lvl w:ilvl="2" w:tplc="68BA35BA">
+      <w:start w:val="1"/>
+      <w:numFmt w:val="bullet"/>
+      <w:lvlText w:val="■"/>
       <w:lvlJc w:val="left"/>
+      <w:pPr>
+        <w:ind w:left="2160" w:hanging="360"/>
+      </w:pPr>
     </w:lvl>
-    <w:lvl w:ilvl="3" w:tplc="F98C07FE">
-      <w:numFmt w:val="decimal"/>
-      <w:lvlText w:val=""/>
+    <w:lvl w:ilvl="3" w:tplc="77D0F6BA">
+      <w:start w:val="1"/>
+      <w:numFmt w:val="bullet"/>
+      <w:lvlText w:val="●"/>
       <w:lvlJc w:val="left"/>
+      <w:pPr>
+        <w:ind w:left="2880" w:hanging="360"/>
+      </w:pPr>
     </w:lvl>
-    <w:lvl w:ilvl="4" w:tplc="155CCA4C">
-      <w:numFmt w:val="decimal"/>
-      <w:lvlText w:val=""/>
+    <w:lvl w:ilvl="4" w:tplc="E9C8419A">
+      <w:start w:val="1"/>
+      <w:numFmt w:val="bullet"/>
+      <w:lvlText w:val="○"/>
       <w:lvlJc w:val="left"/>
+      <w:pPr>
+        <w:ind w:left="3600" w:hanging="360"/>
+      </w:pPr>
     </w:lvl>
-    <w:lvl w:ilvl="5" w:tplc="39FE304C">
-      <w:numFmt w:val="decimal"/>
-      <w:lvlText w:val=""/>
+    <w:lvl w:ilvl="5" w:tplc="2D98A57C">
+      <w:start w:val="1"/>
+      <w:numFmt w:val="bullet"/>
+      <w:lvlText w:val="■"/>
       <w:lvlJc w:val="left"/>
+      <w:pPr>
+        <w:ind w:left="4320" w:hanging="360"/>
+      </w:pPr>
     </w:lvl>
-    <w:lvl w:ilvl="6" w:tplc="1FC88C88">
-      <w:numFmt w:val="decimal"/>
-      <w:lvlText w:val=""/>
+    <w:lvl w:ilvl="6" w:tplc="1018DF2C">
+      <w:start w:val="1"/>
+      <w:numFmt w:val="bullet"/>
+      <w:lvlText w:val="●"/>
       <w:lvlJc w:val="left"/>
+      <w:pPr>
+        <w:ind w:left="5040" w:hanging="360"/>
+      </w:pPr>
     </w:lvl>
-    <w:lvl w:ilvl="7" w:tplc="D90E8196">
-      <w:numFmt w:val="decimal"/>
-      <w:lvlText w:val=""/>
+    <w:lvl w:ilvl="7" w:tplc="2520C51A">
+      <w:start w:val="1"/>
+      <w:numFmt w:val="bullet"/>
+      <w:lvlText w:val="●"/>
       <w:lvlJc w:val="left"/>
+      <w:pPr>
+        <w:ind w:left="5760" w:hanging="360"/>
+      </w:pPr>
     </w:lvl>
-    <w:lvl w:ilvl="8" w:tplc="DC32FC06">
-      <w:numFmt w:val="decimal"/>
-      <w:lvlText w:val=""/>
+    <w:lvl w:ilvl="8" w:tplc="3124A098">
+      <w:start w:val="1"/>
+      <w:numFmt w:val="bullet"/>
+      <w:lvlText w:val="●"/>
       <w:lvlJc w:val="left"/>
+      <w:pPr>
+        <w:ind w:left="6480" w:hanging="360"/>
+      </w:pPr>
     </w:lvl>
   </w:abstractNum>
   <w:abstractNum w:abstractNumId="2" w15:restartNumberingAfterBreak="0">
-    <w:nsid w:val="198242D3"/>
+    <w:nsid w:val="31607592"/>
     <w:multiLevelType w:val="hybridMultilevel"/>
-    <w:tmpl w:val="92A07124"/>
-    <w:lvl w:ilvl="0" w:tplc="DBAE4FDA">
+    <w:tmpl w:val="7374BAD2"/>
+    <w:lvl w:ilvl="0" w:tplc="B7862AB8">
       <w:start w:val="1"/>
       <w:numFmt w:val="decimal"/>
       <w:lvlText w:val="%1."/>
@@ -12758,52 +12786,52 @@
         <w:color w:val="A67C27"/>
       </w:rPr>
     </w:lvl>
-    <w:lvl w:ilvl="1" w:tplc="B3F2E664">
+    <w:lvl w:ilvl="1" w:tplc="459A8F80">
       <w:numFmt w:val="decimal"/>
       <w:lvlText w:val=""/>
       <w:lvlJc w:val="left"/>
     </w:lvl>
-    <w:lvl w:ilvl="2" w:tplc="261A0AF4">
+    <w:lvl w:ilvl="2" w:tplc="CD5AA8F2">
       <w:numFmt w:val="decimal"/>
       <w:lvlText w:val=""/>
       <w:lvlJc w:val="left"/>
     </w:lvl>
-    <w:lvl w:ilvl="3" w:tplc="8FC26BD8">
+    <w:lvl w:ilvl="3" w:tplc="DFB00EEC">
       <w:numFmt w:val="decimal"/>
       <w:lvlText w:val=""/>
       <w:lvlJc w:val="left"/>
     </w:lvl>
-    <w:lvl w:ilvl="4" w:tplc="AF84E2C4">
+    <w:lvl w:ilvl="4" w:tplc="DBDC2BD6">
       <w:numFmt w:val="decimal"/>
       <w:lvlText w:val=""/>
       <w:lvlJc w:val="left"/>
     </w:lvl>
-    <w:lvl w:ilvl="5" w:tplc="3C46CCC0">
+    <w:lvl w:ilvl="5" w:tplc="12BAD7F4">
       <w:numFmt w:val="decimal"/>
       <w:lvlText w:val=""/>
       <w:lvlJc w:val="left"/>
     </w:lvl>
-    <w:lvl w:ilvl="6" w:tplc="8294E89A">
+    <w:lvl w:ilvl="6" w:tplc="292AB7BE">
       <w:numFmt w:val="decimal"/>
       <w:lvlText w:val=""/>
       <w:lvlJc w:val="left"/>
     </w:lvl>
-    <w:lvl w:ilvl="7" w:tplc="F0C0BAA2">
+    <w:lvl w:ilvl="7" w:tplc="758CFC98">
       <w:numFmt w:val="decimal"/>
       <w:lvlText w:val=""/>
       <w:lvlJc w:val="left"/>
     </w:lvl>
-    <w:lvl w:ilvl="8" w:tplc="494EB8EC">
+    <w:lvl w:ilvl="8" w:tplc="003E80F6">
       <w:numFmt w:val="decimal"/>
       <w:lvlText w:val=""/>
       <w:lvlJc w:val="left"/>
     </w:lvl>
   </w:abstractNum>
   <w:abstractNum w:abstractNumId="3" w15:restartNumberingAfterBreak="0">
-    <w:nsid w:val="293D39F9"/>
+    <w:nsid w:val="51ED2587"/>
     <w:multiLevelType w:val="hybridMultilevel"/>
-    <w:tmpl w:val="9FDE9A82"/>
-    <w:lvl w:ilvl="0" w:tplc="F71A222E">
+    <w:tmpl w:val="E5D4B06C"/>
+    <w:lvl w:ilvl="0" w:tplc="C25A7DC2">
       <w:start w:val="1"/>
       <w:numFmt w:val="decimal"/>
       <w:lvlText w:val="%1."/>
@@ -12817,52 +12845,110 @@
         <w:color w:val="A67C27"/>
       </w:rPr>
     </w:lvl>
-    <w:lvl w:ilvl="1" w:tplc="A9A46D20">
+    <w:lvl w:ilvl="1" w:tplc="EB56C126">
       <w:numFmt w:val="decimal"/>
       <w:lvlText w:val=""/>
       <w:lvlJc w:val="left"/>
     </w:lvl>
-    <w:lvl w:ilvl="2" w:tplc="FCBEA6B4">
+    <w:lvl w:ilvl="2" w:tplc="4D26F8DC">
       <w:numFmt w:val="decimal"/>
       <w:lvlText w:val=""/>
       <w:lvlJc w:val="left"/>
     </w:lvl>
-    <w:lvl w:ilvl="3" w:tplc="BF20A296">
+    <w:lvl w:ilvl="3" w:tplc="CFBE411C">
       <w:numFmt w:val="decimal"/>
       <w:lvlText w:val=""/>
       <w:lvlJc w:val="left"/>
     </w:lvl>
-    <w:lvl w:ilvl="4" w:tplc="07FEF6A8">
+    <w:lvl w:ilvl="4" w:tplc="2280E91E">
       <w:numFmt w:val="decimal"/>
       <w:lvlText w:val=""/>
       <w:lvlJc w:val="left"/>
     </w:lvl>
-    <w:lvl w:ilvl="5" w:tplc="137A73AC">
+    <w:lvl w:ilvl="5" w:tplc="D36EA6E6">
       <w:numFmt w:val="decimal"/>
       <w:lvlText w:val=""/>
       <w:lvlJc w:val="left"/>
     </w:lvl>
-    <w:lvl w:ilvl="6" w:tplc="277641E2">
+    <w:lvl w:ilvl="6" w:tplc="62A00052">
       <w:numFmt w:val="decimal"/>
       <w:lvlText w:val=""/>
       <w:lvlJc w:val="left"/>
     </w:lvl>
-    <w:lvl w:ilvl="7" w:tplc="D6DA1C7A">
+    <w:lvl w:ilvl="7" w:tplc="C5225392">
       <w:numFmt w:val="decimal"/>
       <w:lvlText w:val=""/>
       <w:lvlJc w:val="left"/>
     </w:lvl>
-    <w:lvl w:ilvl="8" w:tplc="FED6E18C">
+    <w:lvl w:ilvl="8" w:tplc="5B3C6CCC">
       <w:numFmt w:val="decimal"/>
       <w:lvlText w:val=""/>
       <w:lvlJc w:val="left"/>
     </w:lvl>
   </w:abstractNum>
   <w:abstractNum w:abstractNumId="4" w15:restartNumberingAfterBreak="0">
-    <w:nsid w:val="298D5192"/>
+    <w:nsid w:val="589D49D6"/>
     <w:multiLevelType w:val="hybridMultilevel"/>
-    <w:tmpl w:val="322884D0"/>
-    <w:lvl w:ilvl="0" w:tplc="913AFA7C">
+    <w:tmpl w:val="C3D428E2"/>
+    <w:lvl w:ilvl="0" w:tplc="E8E4F464">
+      <w:start w:val="1"/>
+      <w:numFmt w:val="bullet"/>
+      <w:lvlText w:val="•"/>
+      <w:lvlJc w:val="left"/>
+      <w:pPr>
+        <w:ind w:left="460" w:hanging="280"/>
+      </w:pPr>
+    </w:lvl>
+    <w:lvl w:ilvl="1" w:tplc="3034BA3E">
+      <w:start w:val="1"/>
+      <w:numFmt w:val="bullet"/>
+      <w:lvlText w:val="–"/>
+      <w:lvlJc w:val="left"/>
+      <w:pPr>
+        <w:ind w:left="900" w:hanging="280"/>
+      </w:pPr>
+    </w:lvl>
+    <w:lvl w:ilvl="2" w:tplc="503C940C">
+      <w:numFmt w:val="decimal"/>
+      <w:lvlText w:val=""/>
+      <w:lvlJc w:val="left"/>
+    </w:lvl>
+    <w:lvl w:ilvl="3" w:tplc="12162CC0">
+      <w:numFmt w:val="decimal"/>
+      <w:lvlText w:val=""/>
+      <w:lvlJc w:val="left"/>
+    </w:lvl>
+    <w:lvl w:ilvl="4" w:tplc="1420712C">
+      <w:numFmt w:val="decimal"/>
+      <w:lvlText w:val=""/>
+      <w:lvlJc w:val="left"/>
+    </w:lvl>
+    <w:lvl w:ilvl="5" w:tplc="320AFE2C">
+      <w:numFmt w:val="decimal"/>
+      <w:lvlText w:val=""/>
+      <w:lvlJc w:val="left"/>
+    </w:lvl>
+    <w:lvl w:ilvl="6" w:tplc="7214DA7C">
+      <w:numFmt w:val="decimal"/>
+      <w:lvlText w:val=""/>
+      <w:lvlJc w:val="left"/>
+    </w:lvl>
+    <w:lvl w:ilvl="7" w:tplc="59D809E0">
+      <w:numFmt w:val="decimal"/>
+      <w:lvlText w:val=""/>
+      <w:lvlJc w:val="left"/>
+    </w:lvl>
+    <w:lvl w:ilvl="8" w:tplc="12687B60">
+      <w:numFmt w:val="decimal"/>
+      <w:lvlText w:val=""/>
+      <w:lvlJc w:val="left"/>
+    </w:lvl>
+  </w:abstractNum>
+  <w:abstractNum w:abstractNumId="5" w15:restartNumberingAfterBreak="0">
+    <w:nsid w:val="635A391C"/>
+    <w:multiLevelType w:val="hybridMultilevel"/>
+    <w:tmpl w:val="2AB4B164"/>
+    <w:lvl w:ilvl="0" w:tplc="D3EA3E66">
       <w:start w:val="1"/>
       <w:numFmt w:val="decimal"/>
       <w:lvlText w:val="%1."/>
@@ -12876,52 +12962,52 @@
         <w:color w:val="A67C27"/>
       </w:rPr>
     </w:lvl>
-    <w:lvl w:ilvl="1" w:tplc="3296F6B4">
+    <w:lvl w:ilvl="1" w:tplc="40186D6A">
       <w:numFmt w:val="decimal"/>
       <w:lvlText w:val=""/>
       <w:lvlJc w:val="left"/>
     </w:lvl>
-    <w:lvl w:ilvl="2" w:tplc="01E0405E">
+    <w:lvl w:ilvl="2" w:tplc="0DC24994">
       <w:numFmt w:val="decimal"/>
       <w:lvlText w:val=""/>
       <w:lvlJc w:val="left"/>
     </w:lvl>
-    <w:lvl w:ilvl="3" w:tplc="D5CC81D2">
+    <w:lvl w:ilvl="3" w:tplc="4904AEDA">
       <w:numFmt w:val="decimal"/>
       <w:lvlText w:val=""/>
       <w:lvlJc w:val="left"/>
     </w:lvl>
-    <w:lvl w:ilvl="4" w:tplc="C66CA868">
+    <w:lvl w:ilvl="4" w:tplc="5AF874E6">
       <w:numFmt w:val="decimal"/>
       <w:lvlText w:val=""/>
       <w:lvlJc w:val="left"/>
     </w:lvl>
-    <w:lvl w:ilvl="5" w:tplc="13724178">
+    <w:lvl w:ilvl="5" w:tplc="070EE882">
       <w:numFmt w:val="decimal"/>
       <w:lvlText w:val=""/>
       <w:lvlJc w:val="left"/>
     </w:lvl>
-    <w:lvl w:ilvl="6" w:tplc="21701474">
+    <w:lvl w:ilvl="6" w:tplc="7EA2721A">
       <w:numFmt w:val="decimal"/>
       <w:lvlText w:val=""/>
       <w:lvlJc w:val="left"/>
     </w:lvl>
-    <w:lvl w:ilvl="7" w:tplc="F29CCED2">
+    <w:lvl w:ilvl="7" w:tplc="E6E6B1E0">
       <w:numFmt w:val="decimal"/>
       <w:lvlText w:val=""/>
       <w:lvlJc w:val="left"/>
     </w:lvl>
-    <w:lvl w:ilvl="8" w:tplc="EA9CF856">
+    <w:lvl w:ilvl="8" w:tplc="83C6A6EE">
       <w:numFmt w:val="decimal"/>
       <w:lvlText w:val=""/>
       <w:lvlJc w:val="left"/>
     </w:lvl>
   </w:abstractNum>
-  <w:abstractNum w:abstractNumId="5" w15:restartNumberingAfterBreak="0">
-    <w:nsid w:val="53731E02"/>
+  <w:abstractNum w:abstractNumId="6" w15:restartNumberingAfterBreak="0">
+    <w:nsid w:val="65041CC6"/>
     <w:multiLevelType w:val="hybridMultilevel"/>
-    <w:tmpl w:val="CEBA357E"/>
-    <w:lvl w:ilvl="0" w:tplc="83ACCAD8">
+    <w:tmpl w:val="006C7198"/>
+    <w:lvl w:ilvl="0" w:tplc="6B6EF7FA">
       <w:start w:val="1"/>
       <w:numFmt w:val="decimal"/>
       <w:lvlText w:val="%1."/>
@@ -12935,52 +13021,52 @@
         <w:color w:val="A67C27"/>
       </w:rPr>
     </w:lvl>
-    <w:lvl w:ilvl="1" w:tplc="42B45E10">
+    <w:lvl w:ilvl="1" w:tplc="F662C01C">
       <w:numFmt w:val="decimal"/>
       <w:lvlText w:val=""/>
       <w:lvlJc w:val="left"/>
     </w:lvl>
-    <w:lvl w:ilvl="2" w:tplc="0D2A4984">
+    <w:lvl w:ilvl="2" w:tplc="A7F87D96">
       <w:numFmt w:val="decimal"/>
       <w:lvlText w:val=""/>
       <w:lvlJc w:val="left"/>
     </w:lvl>
-    <w:lvl w:ilvl="3" w:tplc="B1D84B62">
+    <w:lvl w:ilvl="3" w:tplc="4B28C7F8">
       <w:numFmt w:val="decimal"/>
       <w:lvlText w:val=""/>
       <w:lvlJc w:val="left"/>
     </w:lvl>
-    <w:lvl w:ilvl="4" w:tplc="7ABE3E40">
+    <w:lvl w:ilvl="4" w:tplc="318C3EDE">
       <w:numFmt w:val="decimal"/>
       <w:lvlText w:val=""/>
       <w:lvlJc w:val="left"/>
     </w:lvl>
-    <w:lvl w:ilvl="5" w:tplc="77E403C4">
+    <w:lvl w:ilvl="5" w:tplc="37507660">
       <w:numFmt w:val="decimal"/>
       <w:lvlText w:val=""/>
       <w:lvlJc w:val="left"/>
     </w:lvl>
-    <w:lvl w:ilvl="6" w:tplc="B97C7BDA">
+    <w:lvl w:ilvl="6" w:tplc="BB0684AA">
       <w:numFmt w:val="decimal"/>
       <w:lvlText w:val=""/>
       <w:lvlJc w:val="left"/>
     </w:lvl>
-    <w:lvl w:ilvl="7" w:tplc="EC6C9224">
+    <w:lvl w:ilvl="7" w:tplc="141859B0">
       <w:numFmt w:val="decimal"/>
       <w:lvlText w:val=""/>
       <w:lvlJc w:val="left"/>
     </w:lvl>
-    <w:lvl w:ilvl="8" w:tplc="D6283E9A">
+    <w:lvl w:ilvl="8" w:tplc="40F43110">
       <w:numFmt w:val="decimal"/>
       <w:lvlText w:val=""/>
       <w:lvlJc w:val="left"/>
     </w:lvl>
   </w:abstractNum>
-  <w:abstractNum w:abstractNumId="6" w15:restartNumberingAfterBreak="0">
-    <w:nsid w:val="565F3680"/>
+  <w:abstractNum w:abstractNumId="7" w15:restartNumberingAfterBreak="0">
+    <w:nsid w:val="7F315DD8"/>
     <w:multiLevelType w:val="hybridMultilevel"/>
-    <w:tmpl w:val="FD3EB596"/>
-    <w:lvl w:ilvl="0" w:tplc="DEF6139E">
+    <w:tmpl w:val="C5387DF6"/>
+    <w:lvl w:ilvl="0" w:tplc="D8E8F47A">
       <w:start w:val="1"/>
       <w:numFmt w:val="decimal"/>
       <w:lvlText w:val="%1."/>
@@ -12994,176 +13080,90 @@
         <w:color w:val="A67C27"/>
       </w:rPr>
     </w:lvl>
-    <w:lvl w:ilvl="1" w:tplc="E760E9EA">
+    <w:lvl w:ilvl="1" w:tplc="6C0C693C">
       <w:numFmt w:val="decimal"/>
       <w:lvlText w:val=""/>
       <w:lvlJc w:val="left"/>
     </w:lvl>
-    <w:lvl w:ilvl="2" w:tplc="62527D06">
+    <w:lvl w:ilvl="2" w:tplc="9BB85430">
       <w:numFmt w:val="decimal"/>
       <w:lvlText w:val=""/>
       <w:lvlJc w:val="left"/>
     </w:lvl>
-    <w:lvl w:ilvl="3" w:tplc="ECAE8286">
+    <w:lvl w:ilvl="3" w:tplc="3402B9E2">
       <w:numFmt w:val="decimal"/>
       <w:lvlText w:val=""/>
       <w:lvlJc w:val="left"/>
     </w:lvl>
-    <w:lvl w:ilvl="4" w:tplc="EE1E7526">
+    <w:lvl w:ilvl="4" w:tplc="ABEC1952">
       <w:numFmt w:val="decimal"/>
       <w:lvlText w:val=""/>
       <w:lvlJc w:val="left"/>
     </w:lvl>
-    <w:lvl w:ilvl="5" w:tplc="BD48293C">
+    <w:lvl w:ilvl="5" w:tplc="A87E84C6">
       <w:numFmt w:val="decimal"/>
       <w:lvlText w:val=""/>
       <w:lvlJc w:val="left"/>
     </w:lvl>
-    <w:lvl w:ilvl="6" w:tplc="3E128B34">
+    <w:lvl w:ilvl="6" w:tplc="31C4A130">
       <w:numFmt w:val="decimal"/>
       <w:lvlText w:val=""/>
       <w:lvlJc w:val="left"/>
     </w:lvl>
-    <w:lvl w:ilvl="7" w:tplc="C7AE11D6">
+    <w:lvl w:ilvl="7" w:tplc="19308772">
       <w:numFmt w:val="decimal"/>
       <w:lvlText w:val=""/>
       <w:lvlJc w:val="left"/>
     </w:lvl>
-    <w:lvl w:ilvl="8" w:tplc="C5DC0020">
+    <w:lvl w:ilvl="8" w:tplc="90D23CAA">
       <w:numFmt w:val="decimal"/>
       <w:lvlText w:val=""/>
       <w:lvlJc w:val="left"/>
     </w:lvl>
   </w:abstractNum>
-  <w:abstractNum w:abstractNumId="7" w15:restartNumberingAfterBreak="0">
-    <w:nsid w:val="74BC1D98"/>
-    <w:multiLevelType w:val="hybridMultilevel"/>
-    <w:tmpl w:val="2370D4E4"/>
-    <w:lvl w:ilvl="0" w:tplc="D37E1072">
-      <w:start w:val="1"/>
-      <w:numFmt w:val="bullet"/>
-      <w:lvlText w:val="●"/>
-      <w:lvlJc w:val="left"/>
-      <w:pPr>
-        <w:ind w:left="720" w:hanging="360"/>
-      </w:pPr>
-    </w:lvl>
-    <w:lvl w:ilvl="1" w:tplc="54722324">
-      <w:start w:val="1"/>
-      <w:numFmt w:val="bullet"/>
-      <w:lvlText w:val="○"/>
-      <w:lvlJc w:val="left"/>
-      <w:pPr>
-        <w:ind w:left="1440" w:hanging="360"/>
-      </w:pPr>
-    </w:lvl>
-    <w:lvl w:ilvl="2" w:tplc="71286700">
-      <w:start w:val="1"/>
-      <w:numFmt w:val="bullet"/>
-      <w:lvlText w:val="■"/>
-      <w:lvlJc w:val="left"/>
-      <w:pPr>
-        <w:ind w:left="2160" w:hanging="360"/>
-      </w:pPr>
-    </w:lvl>
-    <w:lvl w:ilvl="3" w:tplc="EA08FDA6">
-      <w:start w:val="1"/>
-      <w:numFmt w:val="bullet"/>
-      <w:lvlText w:val="●"/>
-      <w:lvlJc w:val="left"/>
-      <w:pPr>
-        <w:ind w:left="2880" w:hanging="360"/>
-      </w:pPr>
-    </w:lvl>
-    <w:lvl w:ilvl="4" w:tplc="7DD01486">
-      <w:start w:val="1"/>
-      <w:numFmt w:val="bullet"/>
-      <w:lvlText w:val="○"/>
-      <w:lvlJc w:val="left"/>
-      <w:pPr>
-        <w:ind w:left="3600" w:hanging="360"/>
-      </w:pPr>
-    </w:lvl>
-    <w:lvl w:ilvl="5" w:tplc="A96E6038">
-      <w:start w:val="1"/>
-      <w:numFmt w:val="bullet"/>
-      <w:lvlText w:val="■"/>
-      <w:lvlJc w:val="left"/>
-      <w:pPr>
-        <w:ind w:left="4320" w:hanging="360"/>
-      </w:pPr>
-    </w:lvl>
-    <w:lvl w:ilvl="6" w:tplc="B1D6FFFA">
-      <w:start w:val="1"/>
-      <w:numFmt w:val="bullet"/>
-      <w:lvlText w:val="●"/>
-      <w:lvlJc w:val="left"/>
-      <w:pPr>
-        <w:ind w:left="5040" w:hanging="360"/>
-      </w:pPr>
-    </w:lvl>
-    <w:lvl w:ilvl="7" w:tplc="D7C89526">
-      <w:start w:val="1"/>
-      <w:numFmt w:val="bullet"/>
-      <w:lvlText w:val="●"/>
-      <w:lvlJc w:val="left"/>
-      <w:pPr>
-        <w:ind w:left="5760" w:hanging="360"/>
-      </w:pPr>
-    </w:lvl>
-    <w:lvl w:ilvl="8" w:tplc="7ABE36A2">
-      <w:start w:val="1"/>
-      <w:numFmt w:val="bullet"/>
-      <w:lvlText w:val="●"/>
-      <w:lvlJc w:val="left"/>
-      <w:pPr>
-        <w:ind w:left="6480" w:hanging="360"/>
-      </w:pPr>
-    </w:lvl>
-  </w:abstractNum>
-  <w:num w:numId="1" w16cid:durableId="1380976832">
+  <w:num w:numId="1" w16cid:durableId="548802022">
+    <w:abstractNumId w:val="1"/>
+    <w:lvlOverride w:ilvl="0">
+      <w:startOverride w:val="1"/>
+    </w:lvlOverride>
+  </w:num>
+  <w:num w:numId="2" w16cid:durableId="1254824633">
+    <w:abstractNumId w:val="4"/>
+    <w:lvlOverride w:ilvl="0">
+      <w:startOverride w:val="1"/>
+    </w:lvlOverride>
+  </w:num>
+  <w:num w:numId="3" w16cid:durableId="1387994739">
+    <w:abstractNumId w:val="6"/>
+    <w:lvlOverride w:ilvl="0">
+      <w:startOverride w:val="1"/>
+    </w:lvlOverride>
+  </w:num>
+  <w:num w:numId="4" w16cid:durableId="718238646">
+    <w:abstractNumId w:val="0"/>
+    <w:lvlOverride w:ilvl="0">
+      <w:startOverride w:val="1"/>
+    </w:lvlOverride>
+  </w:num>
+  <w:num w:numId="5" w16cid:durableId="1003313053">
+    <w:abstractNumId w:val="5"/>
+    <w:lvlOverride w:ilvl="0">
+      <w:startOverride w:val="1"/>
+    </w:lvlOverride>
+  </w:num>
+  <w:num w:numId="6" w16cid:durableId="1271359182">
+    <w:abstractNumId w:val="3"/>
+    <w:lvlOverride w:ilvl="0">
+      <w:startOverride w:val="1"/>
+    </w:lvlOverride>
+  </w:num>
+  <w:num w:numId="7" w16cid:durableId="2034916459">
     <w:abstractNumId w:val="7"/>
     <w:lvlOverride w:ilvl="0">
       <w:startOverride w:val="1"/>
     </w:lvlOverride>
   </w:num>
-  <w:num w:numId="2" w16cid:durableId="1897546811">
-    <w:abstractNumId w:val="1"/>
-    <w:lvlOverride w:ilvl="0">
-      <w:startOverride w:val="1"/>
-    </w:lvlOverride>
-  </w:num>
-  <w:num w:numId="3" w16cid:durableId="2146656962">
-    <w:abstractNumId w:val="4"/>
-    <w:lvlOverride w:ilvl="0">
-      <w:startOverride w:val="1"/>
-    </w:lvlOverride>
-  </w:num>
-  <w:num w:numId="4" w16cid:durableId="2052070533">
-    <w:abstractNumId w:val="3"/>
-    <w:lvlOverride w:ilvl="0">
-      <w:startOverride w:val="1"/>
-    </w:lvlOverride>
-  </w:num>
-  <w:num w:numId="5" w16cid:durableId="992297379">
-    <w:abstractNumId w:val="5"/>
-    <w:lvlOverride w:ilvl="0">
-      <w:startOverride w:val="1"/>
-    </w:lvlOverride>
-  </w:num>
-  <w:num w:numId="6" w16cid:durableId="1536695967">
-    <w:abstractNumId w:val="6"/>
-    <w:lvlOverride w:ilvl="0">
-      <w:startOverride w:val="1"/>
-    </w:lvlOverride>
-  </w:num>
-  <w:num w:numId="7" w16cid:durableId="16393126">
-    <w:abstractNumId w:val="0"/>
-    <w:lvlOverride w:ilvl="0">
-      <w:startOverride w:val="1"/>
-    </w:lvlOverride>
-  </w:num>
-  <w:num w:numId="8" w16cid:durableId="2099397133">
+  <w:num w:numId="8" w16cid:durableId="1223980492">
     <w:abstractNumId w:val="2"/>
     <w:lvlOverride w:ilvl="0">
       <w:startOverride w:val="1"/>
@@ -13789,7 +13789,7 @@
     <w:autoRedefine/>
     <w:uiPriority w:val="39"/>
     <w:unhideWhenUsed/>
-    <w:rsid w:val="008C4B34"/>
+    <w:rsid w:val="00F054EB"/>
     <w:pPr>
       <w:spacing w:after="100"/>
     </w:pPr>
@@ -13801,7 +13801,7 @@
     <w:autoRedefine/>
     <w:uiPriority w:val="39"/>
     <w:unhideWhenUsed/>
-    <w:rsid w:val="008C4B34"/>
+    <w:rsid w:val="00F054EB"/>
     <w:pPr>
       <w:spacing w:after="100"/>
       <w:ind w:left="210"/>

--- a/docs/manuals/Role_Guide_4_QUAN_QA_RA.docx
+++ b/docs/manuals/Role_Guide_4_QUAN_QA_RA.docx
@@ -469,7 +469,7 @@
                 <w:sz w:val="19"/>
                 <w:szCs w:val="19"/>
               </w:rPr>
-              <w:t>Version 1.22 · 4 October 2026</w:t>
+              <w:t>Version 1.23 · 6 October 2026</w:t>
             </w:r>
           </w:p>
         </w:tc>
@@ -538,7 +538,7 @@
     <w:sdt>
       <w:sdtPr>
         <w:alias w:val="Contents"/>
-        <w:id w:val="1469478448"/>
+        <w:id w:val="401724077"/>
       </w:sdtPr>
       <w:sdtEndPr/>
       <w:sdtContent>
@@ -567,7 +567,7 @@
           <w:r>
             <w:fldChar w:fldCharType="separate"/>
           </w:r>
-          <w:hyperlink w:anchor="_Toc242019855" w:history="1">
+          <w:hyperlink w:anchor="_Toc242164241" w:history="1">
             <w:r>
               <w:rPr>
                 <w:rStyle w:val="Hyperlink"/>
@@ -591,7 +591,7 @@
               <w:rPr>
                 <w:noProof/>
               </w:rPr>
-              <w:instrText xml:space="preserve"> PAGEREF _Toc242019855 \h </w:instrText>
+              <w:instrText xml:space="preserve"> PAGEREF _Toc242164241 \h </w:instrText>
             </w:r>
             <w:r>
               <w:rPr>
@@ -634,7 +634,7 @@
               <w14:ligatures w14:val="standardContextual"/>
             </w:rPr>
           </w:pPr>
-          <w:hyperlink w:anchor="_Toc242019856" w:history="1">
+          <w:hyperlink w:anchor="_Toc242164242" w:history="1">
             <w:r>
               <w:rPr>
                 <w:rStyle w:val="Hyperlink"/>
@@ -658,7 +658,7 @@
               <w:rPr>
                 <w:noProof/>
               </w:rPr>
-              <w:instrText xml:space="preserve"> PAGEREF _Toc242019856 \h </w:instrText>
+              <w:instrText xml:space="preserve"> PAGEREF _Toc242164242 \h </w:instrText>
             </w:r>
             <w:r>
               <w:rPr>
@@ -701,7 +701,7 @@
               <w14:ligatures w14:val="standardContextual"/>
             </w:rPr>
           </w:pPr>
-          <w:hyperlink w:anchor="_Toc242019857" w:history="1">
+          <w:hyperlink w:anchor="_Toc242164243" w:history="1">
             <w:r>
               <w:rPr>
                 <w:rStyle w:val="Hyperlink"/>
@@ -725,7 +725,7 @@
               <w:rPr>
                 <w:noProof/>
               </w:rPr>
-              <w:instrText xml:space="preserve"> PAGEREF _Toc242019857 \h </w:instrText>
+              <w:instrText xml:space="preserve"> PAGEREF _Toc242164243 \h </w:instrText>
             </w:r>
             <w:r>
               <w:rPr>
@@ -768,7 +768,7 @@
               <w14:ligatures w14:val="standardContextual"/>
             </w:rPr>
           </w:pPr>
-          <w:hyperlink w:anchor="_Toc242019858" w:history="1">
+          <w:hyperlink w:anchor="_Toc242164244" w:history="1">
             <w:r>
               <w:rPr>
                 <w:rStyle w:val="Hyperlink"/>
@@ -792,7 +792,7 @@
               <w:rPr>
                 <w:noProof/>
               </w:rPr>
-              <w:instrText xml:space="preserve"> PAGEREF _Toc242019858 \h </w:instrText>
+              <w:instrText xml:space="preserve"> PAGEREF _Toc242164244 \h </w:instrText>
             </w:r>
             <w:r>
               <w:rPr>
@@ -835,7 +835,7 @@
               <w14:ligatures w14:val="standardContextual"/>
             </w:rPr>
           </w:pPr>
-          <w:hyperlink w:anchor="_Toc242019859" w:history="1">
+          <w:hyperlink w:anchor="_Toc242164245" w:history="1">
             <w:r>
               <w:rPr>
                 <w:rStyle w:val="Hyperlink"/>
@@ -859,7 +859,7 @@
               <w:rPr>
                 <w:noProof/>
               </w:rPr>
-              <w:instrText xml:space="preserve"> PAGEREF _Toc242019859 \h </w:instrText>
+              <w:instrText xml:space="preserve"> PAGEREF _Toc242164245 \h </w:instrText>
             </w:r>
             <w:r>
               <w:rPr>
@@ -902,7 +902,7 @@
               <w14:ligatures w14:val="standardContextual"/>
             </w:rPr>
           </w:pPr>
-          <w:hyperlink w:anchor="_Toc242019860" w:history="1">
+          <w:hyperlink w:anchor="_Toc242164246" w:history="1">
             <w:r>
               <w:rPr>
                 <w:rStyle w:val="Hyperlink"/>
@@ -926,7 +926,7 @@
               <w:rPr>
                 <w:noProof/>
               </w:rPr>
-              <w:instrText xml:space="preserve"> PAGEREF _Toc242019860 \h </w:instrText>
+              <w:instrText xml:space="preserve"> PAGEREF _Toc242164246 \h </w:instrText>
             </w:r>
             <w:r>
               <w:rPr>
@@ -969,7 +969,7 @@
               <w14:ligatures w14:val="standardContextual"/>
             </w:rPr>
           </w:pPr>
-          <w:hyperlink w:anchor="_Toc242019861" w:history="1">
+          <w:hyperlink w:anchor="_Toc242164247" w:history="1">
             <w:r>
               <w:rPr>
                 <w:rStyle w:val="Hyperlink"/>
@@ -993,7 +993,7 @@
               <w:rPr>
                 <w:noProof/>
               </w:rPr>
-              <w:instrText xml:space="preserve"> PAGEREF _Toc242019861 \h </w:instrText>
+              <w:instrText xml:space="preserve"> PAGEREF _Toc242164247 \h </w:instrText>
             </w:r>
             <w:r>
               <w:rPr>
@@ -1036,7 +1036,7 @@
               <w14:ligatures w14:val="standardContextual"/>
             </w:rPr>
           </w:pPr>
-          <w:hyperlink w:anchor="_Toc242019862" w:history="1">
+          <w:hyperlink w:anchor="_Toc242164248" w:history="1">
             <w:r>
               <w:rPr>
                 <w:rStyle w:val="Hyperlink"/>
@@ -1060,7 +1060,7 @@
               <w:rPr>
                 <w:noProof/>
               </w:rPr>
-              <w:instrText xml:space="preserve"> PAGEREF _Toc242019862 \h </w:instrText>
+              <w:instrText xml:space="preserve"> PAGEREF _Toc242164248 \h </w:instrText>
             </w:r>
             <w:r>
               <w:rPr>
@@ -1103,7 +1103,7 @@
               <w14:ligatures w14:val="standardContextual"/>
             </w:rPr>
           </w:pPr>
-          <w:hyperlink w:anchor="_Toc242019863" w:history="1">
+          <w:hyperlink w:anchor="_Toc242164249" w:history="1">
             <w:r>
               <w:rPr>
                 <w:rStyle w:val="Hyperlink"/>
@@ -1127,7 +1127,7 @@
               <w:rPr>
                 <w:noProof/>
               </w:rPr>
-              <w:instrText xml:space="preserve"> PAGEREF _Toc242019863 \h </w:instrText>
+              <w:instrText xml:space="preserve"> PAGEREF _Toc242164249 \h </w:instrText>
             </w:r>
             <w:r>
               <w:rPr>
@@ -1170,7 +1170,7 @@
               <w14:ligatures w14:val="standardContextual"/>
             </w:rPr>
           </w:pPr>
-          <w:hyperlink w:anchor="_Toc242019864" w:history="1">
+          <w:hyperlink w:anchor="_Toc242164250" w:history="1">
             <w:r>
               <w:rPr>
                 <w:rStyle w:val="Hyperlink"/>
@@ -1194,7 +1194,7 @@
               <w:rPr>
                 <w:noProof/>
               </w:rPr>
-              <w:instrText xml:space="preserve"> PAGEREF _Toc242019864 \h </w:instrText>
+              <w:instrText xml:space="preserve"> PAGEREF _Toc242164250 \h </w:instrText>
             </w:r>
             <w:r>
               <w:rPr>
@@ -1237,7 +1237,7 @@
               <w14:ligatures w14:val="standardContextual"/>
             </w:rPr>
           </w:pPr>
-          <w:hyperlink w:anchor="_Toc242019865" w:history="1">
+          <w:hyperlink w:anchor="_Toc242164251" w:history="1">
             <w:r>
               <w:rPr>
                 <w:rStyle w:val="Hyperlink"/>
@@ -1261,7 +1261,7 @@
               <w:rPr>
                 <w:noProof/>
               </w:rPr>
-              <w:instrText xml:space="preserve"> PAGEREF _Toc242019865 \h </w:instrText>
+              <w:instrText xml:space="preserve"> PAGEREF _Toc242164251 \h </w:instrText>
             </w:r>
             <w:r>
               <w:rPr>
@@ -1304,7 +1304,7 @@
               <w14:ligatures w14:val="standardContextual"/>
             </w:rPr>
           </w:pPr>
-          <w:hyperlink w:anchor="_Toc242019866" w:history="1">
+          <w:hyperlink w:anchor="_Toc242164252" w:history="1">
             <w:r>
               <w:rPr>
                 <w:rStyle w:val="Hyperlink"/>
@@ -1328,7 +1328,7 @@
               <w:rPr>
                 <w:noProof/>
               </w:rPr>
-              <w:instrText xml:space="preserve"> PAGEREF _Toc242019866 \h </w:instrText>
+              <w:instrText xml:space="preserve"> PAGEREF _Toc242164252 \h </w:instrText>
             </w:r>
             <w:r>
               <w:rPr>
@@ -1371,7 +1371,7 @@
               <w14:ligatures w14:val="standardContextual"/>
             </w:rPr>
           </w:pPr>
-          <w:hyperlink w:anchor="_Toc242019867" w:history="1">
+          <w:hyperlink w:anchor="_Toc242164253" w:history="1">
             <w:r>
               <w:rPr>
                 <w:rStyle w:val="Hyperlink"/>
@@ -1395,7 +1395,7 @@
               <w:rPr>
                 <w:noProof/>
               </w:rPr>
-              <w:instrText xml:space="preserve"> PAGEREF _Toc242019867 \h </w:instrText>
+              <w:instrText xml:space="preserve"> PAGEREF _Toc242164253 \h </w:instrText>
             </w:r>
             <w:r>
               <w:rPr>
@@ -1438,7 +1438,7 @@
               <w14:ligatures w14:val="standardContextual"/>
             </w:rPr>
           </w:pPr>
-          <w:hyperlink w:anchor="_Toc242019868" w:history="1">
+          <w:hyperlink w:anchor="_Toc242164254" w:history="1">
             <w:r>
               <w:rPr>
                 <w:rStyle w:val="Hyperlink"/>
@@ -1462,7 +1462,7 @@
               <w:rPr>
                 <w:noProof/>
               </w:rPr>
-              <w:instrText xml:space="preserve"> PAGEREF _Toc242019868 \h </w:instrText>
+              <w:instrText xml:space="preserve"> PAGEREF _Toc242164254 \h </w:instrText>
             </w:r>
             <w:r>
               <w:rPr>
@@ -1505,7 +1505,7 @@
               <w14:ligatures w14:val="standardContextual"/>
             </w:rPr>
           </w:pPr>
-          <w:hyperlink w:anchor="_Toc242019869" w:history="1">
+          <w:hyperlink w:anchor="_Toc242164255" w:history="1">
             <w:r>
               <w:rPr>
                 <w:rStyle w:val="Hyperlink"/>
@@ -1529,7 +1529,7 @@
               <w:rPr>
                 <w:noProof/>
               </w:rPr>
-              <w:instrText xml:space="preserve"> PAGEREF _Toc242019869 \h </w:instrText>
+              <w:instrText xml:space="preserve"> PAGEREF _Toc242164255 \h </w:instrText>
             </w:r>
             <w:r>
               <w:rPr>
@@ -1572,7 +1572,7 @@
               <w14:ligatures w14:val="standardContextual"/>
             </w:rPr>
           </w:pPr>
-          <w:hyperlink w:anchor="_Toc242019870" w:history="1">
+          <w:hyperlink w:anchor="_Toc242164256" w:history="1">
             <w:r>
               <w:rPr>
                 <w:rStyle w:val="Hyperlink"/>
@@ -1596,7 +1596,7 @@
               <w:rPr>
                 <w:noProof/>
               </w:rPr>
-              <w:instrText xml:space="preserve"> PAGEREF _Toc242019870 \h </w:instrText>
+              <w:instrText xml:space="preserve"> PAGEREF _Toc242164256 \h </w:instrText>
             </w:r>
             <w:r>
               <w:rPr>
@@ -1639,7 +1639,7 @@
               <w14:ligatures w14:val="standardContextual"/>
             </w:rPr>
           </w:pPr>
-          <w:hyperlink w:anchor="_Toc242019871" w:history="1">
+          <w:hyperlink w:anchor="_Toc242164257" w:history="1">
             <w:r>
               <w:rPr>
                 <w:rStyle w:val="Hyperlink"/>
@@ -1663,7 +1663,7 @@
               <w:rPr>
                 <w:noProof/>
               </w:rPr>
-              <w:instrText xml:space="preserve"> PAGEREF _Toc242019871 \h </w:instrText>
+              <w:instrText xml:space="preserve"> PAGEREF _Toc242164257 \h </w:instrText>
             </w:r>
             <w:r>
               <w:rPr>
@@ -1706,7 +1706,7 @@
               <w14:ligatures w14:val="standardContextual"/>
             </w:rPr>
           </w:pPr>
-          <w:hyperlink w:anchor="_Toc242019872" w:history="1">
+          <w:hyperlink w:anchor="_Toc242164258" w:history="1">
             <w:r>
               <w:rPr>
                 <w:rStyle w:val="Hyperlink"/>
@@ -1730,7 +1730,7 @@
               <w:rPr>
                 <w:noProof/>
               </w:rPr>
-              <w:instrText xml:space="preserve"> PAGEREF _Toc242019872 \h </w:instrText>
+              <w:instrText xml:space="preserve"> PAGEREF _Toc242164258 \h </w:instrText>
             </w:r>
             <w:r>
               <w:rPr>
@@ -1773,7 +1773,7 @@
               <w14:ligatures w14:val="standardContextual"/>
             </w:rPr>
           </w:pPr>
-          <w:hyperlink w:anchor="_Toc242019873" w:history="1">
+          <w:hyperlink w:anchor="_Toc242164259" w:history="1">
             <w:r>
               <w:rPr>
                 <w:rStyle w:val="Hyperlink"/>
@@ -1797,7 +1797,7 @@
               <w:rPr>
                 <w:noProof/>
               </w:rPr>
-              <w:instrText xml:space="preserve"> PAGEREF _Toc242019873 \h </w:instrText>
+              <w:instrText xml:space="preserve"> PAGEREF _Toc242164259 \h </w:instrText>
             </w:r>
             <w:r>
               <w:rPr>
@@ -1840,7 +1840,7 @@
               <w14:ligatures w14:val="standardContextual"/>
             </w:rPr>
           </w:pPr>
-          <w:hyperlink w:anchor="_Toc242019874" w:history="1">
+          <w:hyperlink w:anchor="_Toc242164260" w:history="1">
             <w:r>
               <w:rPr>
                 <w:rStyle w:val="Hyperlink"/>
@@ -1864,7 +1864,7 @@
               <w:rPr>
                 <w:noProof/>
               </w:rPr>
-              <w:instrText xml:space="preserve"> PAGEREF _Toc242019874 \h </w:instrText>
+              <w:instrText xml:space="preserve"> PAGEREF _Toc242164260 \h </w:instrText>
             </w:r>
             <w:r>
               <w:rPr>
@@ -1907,7 +1907,7 @@
               <w14:ligatures w14:val="standardContextual"/>
             </w:rPr>
           </w:pPr>
-          <w:hyperlink w:anchor="_Toc242019875" w:history="1">
+          <w:hyperlink w:anchor="_Toc242164261" w:history="1">
             <w:r>
               <w:rPr>
                 <w:rStyle w:val="Hyperlink"/>
@@ -1931,7 +1931,7 @@
               <w:rPr>
                 <w:noProof/>
               </w:rPr>
-              <w:instrText xml:space="preserve"> PAGEREF _Toc242019875 \h </w:instrText>
+              <w:instrText xml:space="preserve"> PAGEREF _Toc242164261 \h </w:instrText>
             </w:r>
             <w:r>
               <w:rPr>
@@ -1974,7 +1974,7 @@
               <w14:ligatures w14:val="standardContextual"/>
             </w:rPr>
           </w:pPr>
-          <w:hyperlink w:anchor="_Toc242019876" w:history="1">
+          <w:hyperlink w:anchor="_Toc242164262" w:history="1">
             <w:r>
               <w:rPr>
                 <w:rStyle w:val="Hyperlink"/>
@@ -1998,7 +1998,7 @@
               <w:rPr>
                 <w:noProof/>
               </w:rPr>
-              <w:instrText xml:space="preserve"> PAGEREF _Toc242019876 \h </w:instrText>
+              <w:instrText xml:space="preserve"> PAGEREF _Toc242164262 \h </w:instrText>
             </w:r>
             <w:r>
               <w:rPr>
@@ -2041,7 +2041,7 @@
               <w14:ligatures w14:val="standardContextual"/>
             </w:rPr>
           </w:pPr>
-          <w:hyperlink w:anchor="_Toc242019877" w:history="1">
+          <w:hyperlink w:anchor="_Toc242164263" w:history="1">
             <w:r>
               <w:rPr>
                 <w:rStyle w:val="Hyperlink"/>
@@ -2065,7 +2065,7 @@
               <w:rPr>
                 <w:noProof/>
               </w:rPr>
-              <w:instrText xml:space="preserve"> PAGEREF _Toc242019877 \h </w:instrText>
+              <w:instrText xml:space="preserve"> PAGEREF _Toc242164263 \h </w:instrText>
             </w:r>
             <w:r>
               <w:rPr>
@@ -2108,7 +2108,7 @@
               <w14:ligatures w14:val="standardContextual"/>
             </w:rPr>
           </w:pPr>
-          <w:hyperlink w:anchor="_Toc242019878" w:history="1">
+          <w:hyperlink w:anchor="_Toc242164264" w:history="1">
             <w:r>
               <w:rPr>
                 <w:rStyle w:val="Hyperlink"/>
@@ -2132,7 +2132,7 @@
               <w:rPr>
                 <w:noProof/>
               </w:rPr>
-              <w:instrText xml:space="preserve"> PAGEREF _Toc242019878 \h </w:instrText>
+              <w:instrText xml:space="preserve"> PAGEREF _Toc242164264 \h </w:instrText>
             </w:r>
             <w:r>
               <w:rPr>
@@ -2171,7 +2171,7 @@
         <w:pStyle w:val="Heading1"/>
         <w:pageBreakBefore/>
       </w:pPr>
-      <w:bookmarkStart w:id="0" w:name="_Toc242019855"/>
+      <w:bookmarkStart w:id="0" w:name="_Toc242164241"/>
       <w:r>
         <w:lastRenderedPageBreak/>
         <w:t>1. Your role at a glance</w:t>
@@ -2391,7 +2391,7 @@
         <w:pStyle w:val="Heading1"/>
         <w:pageBreakBefore/>
       </w:pPr>
-      <w:bookmarkStart w:id="1" w:name="_Toc242019856"/>
+      <w:bookmarkStart w:id="1" w:name="_Toc242164242"/>
       <w:r>
         <w:lastRenderedPageBreak/>
         <w:t>2. Signing in and your screens</w:t>
@@ -2402,7 +2402,7 @@
       <w:pPr>
         <w:pStyle w:val="Heading2"/>
       </w:pPr>
-      <w:bookmarkStart w:id="2" w:name="_Toc242019857"/>
+      <w:bookmarkStart w:id="2" w:name="_Toc242164243"/>
       <w:r>
         <w:t>Signing in</w:t>
       </w:r>
@@ -2485,7 +2485,7 @@
           <w:noProof/>
         </w:rPr>
         <w:drawing>
-          <wp:inline distT="0" distB="0" distL="0" distR="0" wp14:anchorId="15F4AF34" wp14:editId="66F21BB4">
+          <wp:inline distT="0" distB="0" distL="0" distR="0" wp14:anchorId="52CCADD1" wp14:editId="11350957">
             <wp:extent cx="5334000" cy="2333625"/>
             <wp:effectExtent l="0" t="0" r="0" b="0"/>
             <wp:docPr id="1" name="adm_login.jpg" descr="The sign-in screen for all internal staff." title="The sign-in screen for all internal staff."/>
@@ -2652,7 +2652,7 @@
       <w:pPr>
         <w:pStyle w:val="Heading2"/>
       </w:pPr>
-      <w:bookmarkStart w:id="3" w:name="_Toc242019858"/>
+      <w:bookmarkStart w:id="3" w:name="_Toc242164244"/>
       <w:r>
         <w:t>Finding your way around</w:t>
       </w:r>
@@ -2837,7 +2837,7 @@
         </w:rPr>
         <w:lastRenderedPageBreak/>
         <w:drawing>
-          <wp:inline distT="0" distB="0" distL="0" distR="0" wp14:anchorId="711DC2F8" wp14:editId="1DCDAA98">
+          <wp:inline distT="0" distB="0" distL="0" distR="0" wp14:anchorId="3AB3FCFD" wp14:editId="25FD3A19">
             <wp:extent cx="5715000" cy="1876425"/>
             <wp:effectExtent l="0" t="0" r="0" b="0"/>
             <wp:docPr id="2" name="adm_not_your_role.jpg" descr="Opening a screen outside your role (for example from an old bookmark) shows this card instead of the screen." title="Opening a screen outside your role (for example from an old bookmark) shows this card instead of the screen."/>
@@ -2906,7 +2906,7 @@
       <w:pPr>
         <w:pStyle w:val="Heading2"/>
       </w:pPr>
-      <w:bookmarkStart w:id="4" w:name="_Toc242019859"/>
+      <w:bookmarkStart w:id="4" w:name="_Toc242164245"/>
       <w:r>
         <w:t>Your screens</w:t>
       </w:r>
@@ -3240,7 +3240,7 @@
       <w:pPr>
         <w:pStyle w:val="Heading2"/>
       </w:pPr>
-      <w:bookmarkStart w:id="5" w:name="_Toc242019860"/>
+      <w:bookmarkStart w:id="5" w:name="_Toc242164246"/>
       <w:r>
         <w:t>Changing your password</w:t>
       </w:r>
@@ -3323,7 +3323,7 @@
           <w:noProof/>
         </w:rPr>
         <w:drawing>
-          <wp:inline distT="0" distB="0" distL="0" distR="0" wp14:anchorId="76163E7D" wp14:editId="4E68473B">
+          <wp:inline distT="0" distB="0" distL="0" distR="0" wp14:anchorId="7EAA8FCB" wp14:editId="705B6038">
             <wp:extent cx="5334000" cy="2171700"/>
             <wp:effectExtent l="0" t="0" r="0" b="0"/>
             <wp:docPr id="3" name="adm_account.jpg" descr="Change Password screen." title="Change Password screen."/>
@@ -3411,7 +3411,7 @@
         <w:pStyle w:val="Heading1"/>
         <w:pageBreakBefore/>
       </w:pPr>
-      <w:bookmarkStart w:id="6" w:name="_Toc242019861"/>
+      <w:bookmarkStart w:id="6" w:name="_Toc242164247"/>
       <w:r>
         <w:lastRenderedPageBreak/>
         <w:t>3. Your routine</w:t>
@@ -3755,7 +3755,7 @@
         <w:pStyle w:val="Heading1"/>
         <w:pageBreakBefore/>
       </w:pPr>
-      <w:bookmarkStart w:id="7" w:name="_Toc242019862"/>
+      <w:bookmarkStart w:id="7" w:name="_Toc242164248"/>
       <w:r>
         <w:lastRenderedPageBreak/>
         <w:t>4. Step-by-step tasks</w:t>
@@ -3766,7 +3766,7 @@
       <w:pPr>
         <w:pStyle w:val="Heading2"/>
       </w:pPr>
-      <w:bookmarkStart w:id="8" w:name="_Toc242019863"/>
+      <w:bookmarkStart w:id="8" w:name="_Toc242164249"/>
       <w:r>
         <w:t>4.1 Reading the QA Dashboard</w:t>
       </w:r>
@@ -3806,7 +3806,7 @@
           <w:noProof/>
         </w:rPr>
         <w:drawing>
-          <wp:inline distT="0" distB="0" distL="0" distR="0" wp14:anchorId="11818C29" wp14:editId="31EABFB0">
+          <wp:inline distT="0" distB="0" distL="0" distR="0" wp14:anchorId="7C873FBF" wp14:editId="6BA588E1">
             <wp:extent cx="5334000" cy="2333625"/>
             <wp:effectExtent l="0" t="0" r="0" b="0"/>
             <wp:docPr id="4" name="qa_dashboard.jpg" descr="QA Dashboard." title="QA Dashboard."/>
@@ -3913,7 +3913,7 @@
       <w:pPr>
         <w:pStyle w:val="Heading2"/>
       </w:pPr>
-      <w:bookmarkStart w:id="9" w:name="_Toc242019864"/>
+      <w:bookmarkStart w:id="9" w:name="_Toc242164250"/>
       <w:r>
         <w:t>4.2 Reviewing questionnaires in the QA Queue</w:t>
       </w:r>
@@ -3953,7 +3953,7 @@
           <w:noProof/>
         </w:rPr>
         <w:drawing>
-          <wp:inline distT="0" distB="0" distL="0" distR="0" wp14:anchorId="15C87EA9" wp14:editId="47AFC3F4">
+          <wp:inline distT="0" distB="0" distL="0" distR="0" wp14:anchorId="488121BD" wp14:editId="1CF82F32">
             <wp:extent cx="5334000" cy="3333750"/>
             <wp:effectExtent l="0" t="0" r="0" b="0"/>
             <wp:docPr id="5" name="qa_queue.jpg" descr="QUAN QA Queue with the KoboToolbox sync panel." title="QUAN QA Queue with the KoboToolbox sync panel."/>
@@ -4692,7 +4692,7 @@
       <w:pPr>
         <w:pStyle w:val="Heading2"/>
       </w:pPr>
-      <w:bookmarkStart w:id="10" w:name="_Toc242019865"/>
+      <w:bookmarkStart w:id="10" w:name="_Toc242164251"/>
       <w:r>
         <w:t>4.3 Working QA exceptions</w:t>
       </w:r>
@@ -4757,7 +4757,7 @@
         </w:rPr>
         <w:lastRenderedPageBreak/>
         <w:drawing>
-          <wp:inline distT="0" distB="0" distL="0" distR="0" wp14:anchorId="3CFD4813" wp14:editId="5BC2D1F9">
+          <wp:inline distT="0" distB="0" distL="0" distR="0" wp14:anchorId="78375B57" wp14:editId="7EB81210">
             <wp:extent cx="5334000" cy="3333750"/>
             <wp:effectExtent l="0" t="0" r="0" b="0"/>
             <wp:docPr id="6" name="qa_exceptions.jpg" descr="QA Exception Queue." title="QA Exception Queue."/>
@@ -4953,7 +4953,7 @@
       <w:pPr>
         <w:pStyle w:val="Heading2"/>
       </w:pPr>
-      <w:bookmarkStart w:id="11" w:name="_Toc242019866"/>
+      <w:bookmarkStart w:id="11" w:name="_Toc242164252"/>
       <w:r>
         <w:t>4.4 Downloading or emailing completed forms (Form PDFs)</w:t>
       </w:r>
@@ -5004,7 +5004,7 @@
         </w:rPr>
         <w:lastRenderedPageBreak/>
         <w:drawing>
-          <wp:inline distT="0" distB="0" distL="0" distR="0" wp14:anchorId="5BFE2BD3" wp14:editId="40E42CD9">
+          <wp:inline distT="0" distB="0" distL="0" distR="0" wp14:anchorId="7699DA95" wp14:editId="07638031">
             <wp:extent cx="5334000" cy="3333750"/>
             <wp:effectExtent l="0" t="0" r="0" b="0"/>
             <wp:docPr id="7" name="qa_form_pdfs.jpg" descr="Completed form PDFs." title="Completed form PDFs."/>
@@ -5243,7 +5243,7 @@
       <w:pPr>
         <w:pStyle w:val="Heading2"/>
       </w:pPr>
-      <w:bookmarkStart w:id="12" w:name="_Toc242019867"/>
+      <w:bookmarkStart w:id="12" w:name="_Toc242164253"/>
       <w:r>
         <w:t>4.5 Writing good QA notes</w:t>
       </w:r>
@@ -5311,7 +5311,7 @@
         <w:pStyle w:val="Heading1"/>
         <w:pageBreakBefore/>
       </w:pPr>
-      <w:bookmarkStart w:id="13" w:name="_Toc242019868"/>
+      <w:bookmarkStart w:id="13" w:name="_Toc242164254"/>
       <w:r>
         <w:lastRenderedPageBreak/>
         <w:t>5. Rules you must follow</w:t>
@@ -5462,7 +5462,7 @@
         <w:pStyle w:val="Heading1"/>
         <w:pageBreakBefore/>
       </w:pPr>
-      <w:bookmarkStart w:id="14" w:name="_Toc242019869"/>
+      <w:bookmarkStart w:id="14" w:name="_Toc242164255"/>
       <w:r>
         <w:lastRenderedPageBreak/>
         <w:t>6. Troubleshooting</w:t>
@@ -6921,7 +6921,7 @@
         <w:pStyle w:val="Heading1"/>
         <w:pageBreakBefore/>
       </w:pPr>
-      <w:bookmarkStart w:id="15" w:name="_Toc242019870"/>
+      <w:bookmarkStart w:id="15" w:name="_Toc242164256"/>
       <w:r>
         <w:lastRenderedPageBreak/>
         <w:t>7. Quick reference</w:t>
@@ -7320,7 +7320,7 @@
         <w:pStyle w:val="Heading1"/>
         <w:pageBreakBefore/>
       </w:pPr>
-      <w:bookmarkStart w:id="16" w:name="_Toc242019871"/>
+      <w:bookmarkStart w:id="16" w:name="_Toc242164257"/>
       <w:r>
         <w:lastRenderedPageBreak/>
         <w:t>8. Every screen and button for your role</w:t>
@@ -7434,7 +7434,7 @@
       <w:pPr>
         <w:pStyle w:val="Heading2"/>
       </w:pPr>
-      <w:bookmarkStart w:id="17" w:name="_Toc242019872"/>
+      <w:bookmarkStart w:id="17" w:name="_Toc242164258"/>
       <w:r>
         <w:t>8.1 Sign in</w:t>
       </w:r>
@@ -7947,7 +7947,7 @@
       <w:pPr>
         <w:pStyle w:val="Heading2"/>
       </w:pPr>
-      <w:bookmarkStart w:id="18" w:name="_Toc242019873"/>
+      <w:bookmarkStart w:id="18" w:name="_Toc242164259"/>
       <w:r>
         <w:t>8.2 The header and menu bar (every screen)</w:t>
       </w:r>
@@ -8671,7 +8671,7 @@
       <w:pPr>
         <w:pStyle w:val="Heading2"/>
       </w:pPr>
-      <w:bookmarkStart w:id="19" w:name="_Toc242019874"/>
+      <w:bookmarkStart w:id="19" w:name="_Toc242164260"/>
       <w:r>
         <w:t>8.3 Change Password</w:t>
       </w:r>
@@ -9291,7 +9291,7 @@
       <w:pPr>
         <w:pStyle w:val="Heading2"/>
       </w:pPr>
-      <w:bookmarkStart w:id="20" w:name="_Toc242019875"/>
+      <w:bookmarkStart w:id="20" w:name="_Toc242164261"/>
       <w:r>
         <w:t>8.4 QA Dashboard</w:t>
       </w:r>
@@ -9912,7 +9912,7 @@
       <w:pPr>
         <w:pStyle w:val="Heading2"/>
       </w:pPr>
-      <w:bookmarkStart w:id="21" w:name="_Toc242019876"/>
+      <w:bookmarkStart w:id="21" w:name="_Toc242164262"/>
       <w:r>
         <w:t>8.5 QA Queue (with the KoboToolbox sync panel)</w:t>
       </w:r>
@@ -10635,7 +10635,7 @@
       <w:pPr>
         <w:pStyle w:val="Heading2"/>
       </w:pPr>
-      <w:bookmarkStart w:id="22" w:name="_Toc242019877"/>
+      <w:bookmarkStart w:id="22" w:name="_Toc242164263"/>
       <w:r>
         <w:lastRenderedPageBreak/>
         <w:t>8.6 QA Exceptions</w:t>
@@ -11466,7 +11466,7 @@
       <w:pPr>
         <w:pStyle w:val="Heading2"/>
       </w:pPr>
-      <w:bookmarkStart w:id="23" w:name="_Toc242019878"/>
+      <w:bookmarkStart w:id="23" w:name="_Toc242164264"/>
       <w:r>
         <w:t>8.7 Completed forms (Form PDFs)</w:t>
       </w:r>
@@ -12451,7 +12451,7 @@
         <w:sz w:val="16"/>
         <w:szCs w:val="16"/>
       </w:rPr>
-      <w:t>Version 1.22 · 4 October 2026</w:t>
+      <w:t>Version 1.23 · 6 October 2026</w:t>
     </w:r>
     <w:r>
       <w:rPr>
@@ -12624,10 +12624,96 @@
 <file path=word/numbering.xml><?xml version="1.0" encoding="utf-8"?>
 <w:numbering xmlns:wpc="http://schemas.microsoft.com/office/word/2010/wordprocessingCanvas" xmlns:cx="http://schemas.microsoft.com/office/drawing/2014/chartex" xmlns:cx1="http://schemas.microsoft.com/office/drawing/2015/9/8/chartex" xmlns:cx2="http://schemas.microsoft.com/office/drawing/2015/10/21/chartex" xmlns:cx3="http://schemas.microsoft.com/office/drawing/2016/5/9/chartex" xmlns:cx4="http://schemas.microsoft.com/office/drawing/2016/5/10/chartex" xmlns:cx5="http://schemas.microsoft.com/office/drawing/2016/5/11/chartex" xmlns:cx6="http://schemas.microsoft.com/office/drawing/2016/5/12/chartex" xmlns:cx7="http://schemas.microsoft.com/office/drawing/2016/5/13/chartex" xmlns:cx8="http://schemas.microsoft.com/office/drawing/2016/5/14/chartex" xmlns:mc="http://schemas.openxmlformats.org/markup-compatibility/2006" xmlns:aink="http://schemas.microsoft.com/office/drawing/2016/ink" xmlns:am3d="http://schemas.microsoft.com/office/drawing/2017/model3d" xmlns:o="urn:schemas-microsoft-com:office:office" xmlns:oel="http://schemas.microsoft.com/office/2019/extlst" xmlns:r="http://schemas.openxmlformats.org/officeDocument/2006/relationships" xmlns:m="http://schemas.openxmlformats.org/officeDocument/2006/math" xmlns:v="urn:schemas-microsoft-com:vml" xmlns:wp14="http://schemas.microsoft.com/office/word/2010/wordprocessingDrawing" xmlns:wp="http://schemas.openxmlformats.org/drawingml/2006/wordprocessingDrawing" xmlns:w10="urn:schemas-microsoft-com:office:word" xmlns:w="http://schemas.openxmlformats.org/wordprocessingml/2006/main" xmlns:w14="http://schemas.microsoft.com/office/word/2010/wordml" xmlns:w15="http://schemas.microsoft.com/office/word/2012/wordml" xmlns:w16cex="http://schemas.microsoft.com/office/word/2018/wordml/cex" xmlns:w16cid="http://schemas.microsoft.com/office/word/2016/wordml/cid" xmlns:w16="http://schemas.microsoft.com/office/word/2018/wordml" xmlns:w16sdtdh="http://schemas.microsoft.com/office/word/2020/wordml/sdtdatahash" xmlns:w16se="http://schemas.microsoft.com/office/word/2015/wordml/symex" xmlns:wpg="http://schemas.microsoft.com/office/word/2010/wordprocessingGroup" xmlns:wpi="http://schemas.microsoft.com/office/word/2010/wordprocessingInk" xmlns:wne="http://schemas.microsoft.com/office/word/2006/wordml" xmlns:wps="http://schemas.microsoft.com/office/word/2010/wordprocessingShape" mc:Ignorable="w14 w15 w16se w16cid w16 w16cex w16sdtdh wp14">
   <w:abstractNum w:abstractNumId="0" w15:restartNumberingAfterBreak="0">
-    <w:nsid w:val="0E144D98"/>
+    <w:nsid w:val="09CF7649"/>
     <w:multiLevelType w:val="hybridMultilevel"/>
-    <w:tmpl w:val="1B085FB0"/>
-    <w:lvl w:ilvl="0" w:tplc="81F06444">
+    <w:tmpl w:val="5B4E242C"/>
+    <w:lvl w:ilvl="0" w:tplc="03CC14F4">
+      <w:start w:val="1"/>
+      <w:numFmt w:val="bullet"/>
+      <w:lvlText w:val="●"/>
+      <w:lvlJc w:val="left"/>
+      <w:pPr>
+        <w:ind w:left="720" w:hanging="360"/>
+      </w:pPr>
+    </w:lvl>
+    <w:lvl w:ilvl="1" w:tplc="131C8CDC">
+      <w:start w:val="1"/>
+      <w:numFmt w:val="bullet"/>
+      <w:lvlText w:val="○"/>
+      <w:lvlJc w:val="left"/>
+      <w:pPr>
+        <w:ind w:left="1440" w:hanging="360"/>
+      </w:pPr>
+    </w:lvl>
+    <w:lvl w:ilvl="2" w:tplc="4F2A5EB4">
+      <w:start w:val="1"/>
+      <w:numFmt w:val="bullet"/>
+      <w:lvlText w:val="■"/>
+      <w:lvlJc w:val="left"/>
+      <w:pPr>
+        <w:ind w:left="2160" w:hanging="360"/>
+      </w:pPr>
+    </w:lvl>
+    <w:lvl w:ilvl="3" w:tplc="B00093F8">
+      <w:start w:val="1"/>
+      <w:numFmt w:val="bullet"/>
+      <w:lvlText w:val="●"/>
+      <w:lvlJc w:val="left"/>
+      <w:pPr>
+        <w:ind w:left="2880" w:hanging="360"/>
+      </w:pPr>
+    </w:lvl>
+    <w:lvl w:ilvl="4" w:tplc="0936DC06">
+      <w:start w:val="1"/>
+      <w:numFmt w:val="bullet"/>
+      <w:lvlText w:val="○"/>
+      <w:lvlJc w:val="left"/>
+      <w:pPr>
+        <w:ind w:left="3600" w:hanging="360"/>
+      </w:pPr>
+    </w:lvl>
+    <w:lvl w:ilvl="5" w:tplc="75DACC76">
+      <w:start w:val="1"/>
+      <w:numFmt w:val="bullet"/>
+      <w:lvlText w:val="■"/>
+      <w:lvlJc w:val="left"/>
+      <w:pPr>
+        <w:ind w:left="4320" w:hanging="360"/>
+      </w:pPr>
+    </w:lvl>
+    <w:lvl w:ilvl="6" w:tplc="4EDC9BD2">
+      <w:start w:val="1"/>
+      <w:numFmt w:val="bullet"/>
+      <w:lvlText w:val="●"/>
+      <w:lvlJc w:val="left"/>
+      <w:pPr>
+        <w:ind w:left="5040" w:hanging="360"/>
+      </w:pPr>
+    </w:lvl>
+    <w:lvl w:ilvl="7" w:tplc="72B2B3BC">
+      <w:start w:val="1"/>
+      <w:numFmt w:val="bullet"/>
+      <w:lvlText w:val="●"/>
+      <w:lvlJc w:val="left"/>
+      <w:pPr>
+        <w:ind w:left="5760" w:hanging="360"/>
+      </w:pPr>
+    </w:lvl>
+    <w:lvl w:ilvl="8" w:tplc="AABEBFB8">
+      <w:start w:val="1"/>
+      <w:numFmt w:val="bullet"/>
+      <w:lvlText w:val="●"/>
+      <w:lvlJc w:val="left"/>
+      <w:pPr>
+        <w:ind w:left="6480" w:hanging="360"/>
+      </w:pPr>
+    </w:lvl>
+  </w:abstractNum>
+  <w:abstractNum w:abstractNumId="1" w15:restartNumberingAfterBreak="0">
+    <w:nsid w:val="21394015"/>
+    <w:multiLevelType w:val="hybridMultilevel"/>
+    <w:tmpl w:val="2A0A5006"/>
+    <w:lvl w:ilvl="0" w:tplc="52305ABC">
       <w:start w:val="1"/>
       <w:numFmt w:val="decimal"/>
       <w:lvlText w:val="%1."/>
@@ -12641,138 +12727,52 @@
         <w:color w:val="A67C27"/>
       </w:rPr>
     </w:lvl>
-    <w:lvl w:ilvl="1" w:tplc="E30CE65A">
+    <w:lvl w:ilvl="1" w:tplc="638EA73A">
       <w:numFmt w:val="decimal"/>
       <w:lvlText w:val=""/>
       <w:lvlJc w:val="left"/>
     </w:lvl>
-    <w:lvl w:ilvl="2" w:tplc="9BCECECE">
+    <w:lvl w:ilvl="2" w:tplc="F7261FC4">
       <w:numFmt w:val="decimal"/>
       <w:lvlText w:val=""/>
       <w:lvlJc w:val="left"/>
     </w:lvl>
-    <w:lvl w:ilvl="3" w:tplc="51B4F590">
+    <w:lvl w:ilvl="3" w:tplc="0D360BC6">
       <w:numFmt w:val="decimal"/>
       <w:lvlText w:val=""/>
       <w:lvlJc w:val="left"/>
     </w:lvl>
-    <w:lvl w:ilvl="4" w:tplc="2AAC836C">
+    <w:lvl w:ilvl="4" w:tplc="E58A81F8">
       <w:numFmt w:val="decimal"/>
       <w:lvlText w:val=""/>
       <w:lvlJc w:val="left"/>
     </w:lvl>
-    <w:lvl w:ilvl="5" w:tplc="52F28A92">
+    <w:lvl w:ilvl="5" w:tplc="8B408BF4">
       <w:numFmt w:val="decimal"/>
       <w:lvlText w:val=""/>
       <w:lvlJc w:val="left"/>
     </w:lvl>
-    <w:lvl w:ilvl="6" w:tplc="9A4E0F2A">
+    <w:lvl w:ilvl="6" w:tplc="A69E8FE8">
       <w:numFmt w:val="decimal"/>
       <w:lvlText w:val=""/>
       <w:lvlJc w:val="left"/>
     </w:lvl>
-    <w:lvl w:ilvl="7" w:tplc="1EC83FD2">
+    <w:lvl w:ilvl="7" w:tplc="58901A96">
       <w:numFmt w:val="decimal"/>
       <w:lvlText w:val=""/>
       <w:lvlJc w:val="left"/>
     </w:lvl>
-    <w:lvl w:ilvl="8" w:tplc="C088AD22">
+    <w:lvl w:ilvl="8" w:tplc="5844811E">
       <w:numFmt w:val="decimal"/>
       <w:lvlText w:val=""/>
       <w:lvlJc w:val="left"/>
     </w:lvl>
   </w:abstractNum>
-  <w:abstractNum w:abstractNumId="1" w15:restartNumberingAfterBreak="0">
-    <w:nsid w:val="273C6E61"/>
+  <w:abstractNum w:abstractNumId="2" w15:restartNumberingAfterBreak="0">
+    <w:nsid w:val="26152B63"/>
     <w:multiLevelType w:val="hybridMultilevel"/>
-    <w:tmpl w:val="835A92F6"/>
-    <w:lvl w:ilvl="0" w:tplc="743E01D0">
-      <w:start w:val="1"/>
-      <w:numFmt w:val="bullet"/>
-      <w:lvlText w:val="●"/>
-      <w:lvlJc w:val="left"/>
-      <w:pPr>
-        <w:ind w:left="720" w:hanging="360"/>
-      </w:pPr>
-    </w:lvl>
-    <w:lvl w:ilvl="1" w:tplc="BF8CEDC6">
-      <w:start w:val="1"/>
-      <w:numFmt w:val="bullet"/>
-      <w:lvlText w:val="○"/>
-      <w:lvlJc w:val="left"/>
-      <w:pPr>
-        <w:ind w:left="1440" w:hanging="360"/>
-      </w:pPr>
-    </w:lvl>
-    <w:lvl w:ilvl="2" w:tplc="68BA35BA">
-      <w:start w:val="1"/>
-      <w:numFmt w:val="bullet"/>
-      <w:lvlText w:val="■"/>
-      <w:lvlJc w:val="left"/>
-      <w:pPr>
-        <w:ind w:left="2160" w:hanging="360"/>
-      </w:pPr>
-    </w:lvl>
-    <w:lvl w:ilvl="3" w:tplc="77D0F6BA">
-      <w:start w:val="1"/>
-      <w:numFmt w:val="bullet"/>
-      <w:lvlText w:val="●"/>
-      <w:lvlJc w:val="left"/>
-      <w:pPr>
-        <w:ind w:left="2880" w:hanging="360"/>
-      </w:pPr>
-    </w:lvl>
-    <w:lvl w:ilvl="4" w:tplc="E9C8419A">
-      <w:start w:val="1"/>
-      <w:numFmt w:val="bullet"/>
-      <w:lvlText w:val="○"/>
-      <w:lvlJc w:val="left"/>
-      <w:pPr>
-        <w:ind w:left="3600" w:hanging="360"/>
-      </w:pPr>
-    </w:lvl>
-    <w:lvl w:ilvl="5" w:tplc="2D98A57C">
-      <w:start w:val="1"/>
-      <w:numFmt w:val="bullet"/>
-      <w:lvlText w:val="■"/>
-      <w:lvlJc w:val="left"/>
-      <w:pPr>
-        <w:ind w:left="4320" w:hanging="360"/>
-      </w:pPr>
-    </w:lvl>
-    <w:lvl w:ilvl="6" w:tplc="1018DF2C">
-      <w:start w:val="1"/>
-      <w:numFmt w:val="bullet"/>
-      <w:lvlText w:val="●"/>
-      <w:lvlJc w:val="left"/>
-      <w:pPr>
-        <w:ind w:left="5040" w:hanging="360"/>
-      </w:pPr>
-    </w:lvl>
-    <w:lvl w:ilvl="7" w:tplc="2520C51A">
-      <w:start w:val="1"/>
-      <w:numFmt w:val="bullet"/>
-      <w:lvlText w:val="●"/>
-      <w:lvlJc w:val="left"/>
-      <w:pPr>
-        <w:ind w:left="5760" w:hanging="360"/>
-      </w:pPr>
-    </w:lvl>
-    <w:lvl w:ilvl="8" w:tplc="3124A098">
-      <w:start w:val="1"/>
-      <w:numFmt w:val="bullet"/>
-      <w:lvlText w:val="●"/>
-      <w:lvlJc w:val="left"/>
-      <w:pPr>
-        <w:ind w:left="6480" w:hanging="360"/>
-      </w:pPr>
-    </w:lvl>
-  </w:abstractNum>
-  <w:abstractNum w:abstractNumId="2" w15:restartNumberingAfterBreak="0">
-    <w:nsid w:val="31607592"/>
-    <w:multiLevelType w:val="hybridMultilevel"/>
-    <w:tmpl w:val="7374BAD2"/>
-    <w:lvl w:ilvl="0" w:tplc="B7862AB8">
+    <w:tmpl w:val="77B02B48"/>
+    <w:lvl w:ilvl="0" w:tplc="E578E412">
       <w:start w:val="1"/>
       <w:numFmt w:val="decimal"/>
       <w:lvlText w:val="%1."/>
@@ -12786,52 +12786,52 @@
         <w:color w:val="A67C27"/>
       </w:rPr>
     </w:lvl>
-    <w:lvl w:ilvl="1" w:tplc="459A8F80">
+    <w:lvl w:ilvl="1" w:tplc="042ED38C">
       <w:numFmt w:val="decimal"/>
       <w:lvlText w:val=""/>
       <w:lvlJc w:val="left"/>
     </w:lvl>
-    <w:lvl w:ilvl="2" w:tplc="CD5AA8F2">
+    <w:lvl w:ilvl="2" w:tplc="54D6F1F6">
       <w:numFmt w:val="decimal"/>
       <w:lvlText w:val=""/>
       <w:lvlJc w:val="left"/>
     </w:lvl>
-    <w:lvl w:ilvl="3" w:tplc="DFB00EEC">
+    <w:lvl w:ilvl="3" w:tplc="F9889AAA">
       <w:numFmt w:val="decimal"/>
       <w:lvlText w:val=""/>
       <w:lvlJc w:val="left"/>
     </w:lvl>
-    <w:lvl w:ilvl="4" w:tplc="DBDC2BD6">
+    <w:lvl w:ilvl="4" w:tplc="1A325B9C">
       <w:numFmt w:val="decimal"/>
       <w:lvlText w:val=""/>
       <w:lvlJc w:val="left"/>
     </w:lvl>
-    <w:lvl w:ilvl="5" w:tplc="12BAD7F4">
+    <w:lvl w:ilvl="5" w:tplc="C4FEC272">
       <w:numFmt w:val="decimal"/>
       <w:lvlText w:val=""/>
       <w:lvlJc w:val="left"/>
     </w:lvl>
-    <w:lvl w:ilvl="6" w:tplc="292AB7BE">
+    <w:lvl w:ilvl="6" w:tplc="1ED63B04">
       <w:numFmt w:val="decimal"/>
       <w:lvlText w:val=""/>
       <w:lvlJc w:val="left"/>
     </w:lvl>
-    <w:lvl w:ilvl="7" w:tplc="758CFC98">
+    <w:lvl w:ilvl="7" w:tplc="8C30B3CA">
       <w:numFmt w:val="decimal"/>
       <w:lvlText w:val=""/>
       <w:lvlJc w:val="left"/>
     </w:lvl>
-    <w:lvl w:ilvl="8" w:tplc="003E80F6">
+    <w:lvl w:ilvl="8" w:tplc="FEEE7A00">
       <w:numFmt w:val="decimal"/>
       <w:lvlText w:val=""/>
       <w:lvlJc w:val="left"/>
     </w:lvl>
   </w:abstractNum>
   <w:abstractNum w:abstractNumId="3" w15:restartNumberingAfterBreak="0">
-    <w:nsid w:val="51ED2587"/>
+    <w:nsid w:val="30562037"/>
     <w:multiLevelType w:val="hybridMultilevel"/>
-    <w:tmpl w:val="E5D4B06C"/>
-    <w:lvl w:ilvl="0" w:tplc="C25A7DC2">
+    <w:tmpl w:val="4BD8168C"/>
+    <w:lvl w:ilvl="0" w:tplc="3618A5EE">
       <w:start w:val="1"/>
       <w:numFmt w:val="decimal"/>
       <w:lvlText w:val="%1."/>
@@ -12845,52 +12845,52 @@
         <w:color w:val="A67C27"/>
       </w:rPr>
     </w:lvl>
-    <w:lvl w:ilvl="1" w:tplc="EB56C126">
+    <w:lvl w:ilvl="1" w:tplc="3A9C06AC">
       <w:numFmt w:val="decimal"/>
       <w:lvlText w:val=""/>
       <w:lvlJc w:val="left"/>
     </w:lvl>
-    <w:lvl w:ilvl="2" w:tplc="4D26F8DC">
+    <w:lvl w:ilvl="2" w:tplc="48B2537A">
       <w:numFmt w:val="decimal"/>
       <w:lvlText w:val=""/>
       <w:lvlJc w:val="left"/>
     </w:lvl>
-    <w:lvl w:ilvl="3" w:tplc="CFBE411C">
+    <w:lvl w:ilvl="3" w:tplc="C1824C56">
       <w:numFmt w:val="decimal"/>
       <w:lvlText w:val=""/>
       <w:lvlJc w:val="left"/>
     </w:lvl>
-    <w:lvl w:ilvl="4" w:tplc="2280E91E">
+    <w:lvl w:ilvl="4" w:tplc="FE385EA4">
       <w:numFmt w:val="decimal"/>
       <w:lvlText w:val=""/>
       <w:lvlJc w:val="left"/>
     </w:lvl>
-    <w:lvl w:ilvl="5" w:tplc="D36EA6E6">
+    <w:lvl w:ilvl="5" w:tplc="1B0035EA">
       <w:numFmt w:val="decimal"/>
       <w:lvlText w:val=""/>
       <w:lvlJc w:val="left"/>
     </w:lvl>
-    <w:lvl w:ilvl="6" w:tplc="62A00052">
+    <w:lvl w:ilvl="6" w:tplc="A48C17C4">
       <w:numFmt w:val="decimal"/>
       <w:lvlText w:val=""/>
       <w:lvlJc w:val="left"/>
     </w:lvl>
-    <w:lvl w:ilvl="7" w:tplc="C5225392">
+    <w:lvl w:ilvl="7" w:tplc="0D3C3A96">
       <w:numFmt w:val="decimal"/>
       <w:lvlText w:val=""/>
       <w:lvlJc w:val="left"/>
     </w:lvl>
-    <w:lvl w:ilvl="8" w:tplc="5B3C6CCC">
+    <w:lvl w:ilvl="8" w:tplc="E94C90C6">
       <w:numFmt w:val="decimal"/>
       <w:lvlText w:val=""/>
       <w:lvlJc w:val="left"/>
     </w:lvl>
   </w:abstractNum>
   <w:abstractNum w:abstractNumId="4" w15:restartNumberingAfterBreak="0">
-    <w:nsid w:val="589D49D6"/>
+    <w:nsid w:val="37D51D31"/>
     <w:multiLevelType w:val="hybridMultilevel"/>
-    <w:tmpl w:val="C3D428E2"/>
-    <w:lvl w:ilvl="0" w:tplc="E8E4F464">
+    <w:tmpl w:val="0E620B5A"/>
+    <w:lvl w:ilvl="0" w:tplc="B7466D82">
       <w:start w:val="1"/>
       <w:numFmt w:val="bullet"/>
       <w:lvlText w:val="•"/>
@@ -12899,7 +12899,7 @@
         <w:ind w:left="460" w:hanging="280"/>
       </w:pPr>
     </w:lvl>
-    <w:lvl w:ilvl="1" w:tplc="3034BA3E">
+    <w:lvl w:ilvl="1" w:tplc="B59A6736">
       <w:start w:val="1"/>
       <w:numFmt w:val="bullet"/>
       <w:lvlText w:val="–"/>
@@ -12908,47 +12908,47 @@
         <w:ind w:left="900" w:hanging="280"/>
       </w:pPr>
     </w:lvl>
-    <w:lvl w:ilvl="2" w:tplc="503C940C">
+    <w:lvl w:ilvl="2" w:tplc="F4005D7A">
       <w:numFmt w:val="decimal"/>
       <w:lvlText w:val=""/>
       <w:lvlJc w:val="left"/>
     </w:lvl>
-    <w:lvl w:ilvl="3" w:tplc="12162CC0">
+    <w:lvl w:ilvl="3" w:tplc="6868F65E">
       <w:numFmt w:val="decimal"/>
       <w:lvlText w:val=""/>
       <w:lvlJc w:val="left"/>
     </w:lvl>
-    <w:lvl w:ilvl="4" w:tplc="1420712C">
+    <w:lvl w:ilvl="4" w:tplc="1CF2F38C">
       <w:numFmt w:val="decimal"/>
       <w:lvlText w:val=""/>
       <w:lvlJc w:val="left"/>
     </w:lvl>
-    <w:lvl w:ilvl="5" w:tplc="320AFE2C">
+    <w:lvl w:ilvl="5" w:tplc="ED767FC6">
       <w:numFmt w:val="decimal"/>
       <w:lvlText w:val=""/>
       <w:lvlJc w:val="left"/>
     </w:lvl>
-    <w:lvl w:ilvl="6" w:tplc="7214DA7C">
+    <w:lvl w:ilvl="6" w:tplc="46268E60">
       <w:numFmt w:val="decimal"/>
       <w:lvlText w:val=""/>
       <w:lvlJc w:val="left"/>
     </w:lvl>
-    <w:lvl w:ilvl="7" w:tplc="59D809E0">
+    <w:lvl w:ilvl="7" w:tplc="627E0518">
       <w:numFmt w:val="decimal"/>
       <w:lvlText w:val=""/>
       <w:lvlJc w:val="left"/>
     </w:lvl>
-    <w:lvl w:ilvl="8" w:tplc="12687B60">
+    <w:lvl w:ilvl="8" w:tplc="DB784E26">
       <w:numFmt w:val="decimal"/>
       <w:lvlText w:val=""/>
       <w:lvlJc w:val="left"/>
     </w:lvl>
   </w:abstractNum>
   <w:abstractNum w:abstractNumId="5" w15:restartNumberingAfterBreak="0">
-    <w:nsid w:val="635A391C"/>
+    <w:nsid w:val="38141221"/>
     <w:multiLevelType w:val="hybridMultilevel"/>
-    <w:tmpl w:val="2AB4B164"/>
-    <w:lvl w:ilvl="0" w:tplc="D3EA3E66">
+    <w:tmpl w:val="5544A5CE"/>
+    <w:lvl w:ilvl="0" w:tplc="7B5E251A">
       <w:start w:val="1"/>
       <w:numFmt w:val="decimal"/>
       <w:lvlText w:val="%1."/>
@@ -12962,52 +12962,52 @@
         <w:color w:val="A67C27"/>
       </w:rPr>
     </w:lvl>
-    <w:lvl w:ilvl="1" w:tplc="40186D6A">
+    <w:lvl w:ilvl="1" w:tplc="BB66B358">
       <w:numFmt w:val="decimal"/>
       <w:lvlText w:val=""/>
       <w:lvlJc w:val="left"/>
     </w:lvl>
-    <w:lvl w:ilvl="2" w:tplc="0DC24994">
+    <w:lvl w:ilvl="2" w:tplc="D7821D2E">
       <w:numFmt w:val="decimal"/>
       <w:lvlText w:val=""/>
       <w:lvlJc w:val="left"/>
     </w:lvl>
-    <w:lvl w:ilvl="3" w:tplc="4904AEDA">
+    <w:lvl w:ilvl="3" w:tplc="DA30EB30">
       <w:numFmt w:val="decimal"/>
       <w:lvlText w:val=""/>
       <w:lvlJc w:val="left"/>
     </w:lvl>
-    <w:lvl w:ilvl="4" w:tplc="5AF874E6">
+    <w:lvl w:ilvl="4" w:tplc="2E003B6C">
       <w:numFmt w:val="decimal"/>
       <w:lvlText w:val=""/>
       <w:lvlJc w:val="left"/>
     </w:lvl>
-    <w:lvl w:ilvl="5" w:tplc="070EE882">
+    <w:lvl w:ilvl="5" w:tplc="F89AC334">
       <w:numFmt w:val="decimal"/>
       <w:lvlText w:val=""/>
       <w:lvlJc w:val="left"/>
     </w:lvl>
-    <w:lvl w:ilvl="6" w:tplc="7EA2721A">
+    <w:lvl w:ilvl="6" w:tplc="49AE0DD4">
       <w:numFmt w:val="decimal"/>
       <w:lvlText w:val=""/>
       <w:lvlJc w:val="left"/>
     </w:lvl>
-    <w:lvl w:ilvl="7" w:tplc="E6E6B1E0">
+    <w:lvl w:ilvl="7" w:tplc="C74E8E96">
       <w:numFmt w:val="decimal"/>
       <w:lvlText w:val=""/>
       <w:lvlJc w:val="left"/>
     </w:lvl>
-    <w:lvl w:ilvl="8" w:tplc="83C6A6EE">
+    <w:lvl w:ilvl="8" w:tplc="913AE22A">
       <w:numFmt w:val="decimal"/>
       <w:lvlText w:val=""/>
       <w:lvlJc w:val="left"/>
     </w:lvl>
   </w:abstractNum>
   <w:abstractNum w:abstractNumId="6" w15:restartNumberingAfterBreak="0">
-    <w:nsid w:val="65041CC6"/>
+    <w:nsid w:val="608B6CEF"/>
     <w:multiLevelType w:val="hybridMultilevel"/>
-    <w:tmpl w:val="006C7198"/>
-    <w:lvl w:ilvl="0" w:tplc="6B6EF7FA">
+    <w:tmpl w:val="ABFA2BD8"/>
+    <w:lvl w:ilvl="0" w:tplc="601C88BE">
       <w:start w:val="1"/>
       <w:numFmt w:val="decimal"/>
       <w:lvlText w:val="%1."/>
@@ -13021,52 +13021,52 @@
         <w:color w:val="A67C27"/>
       </w:rPr>
     </w:lvl>
-    <w:lvl w:ilvl="1" w:tplc="F662C01C">
+    <w:lvl w:ilvl="1" w:tplc="5B44BC1E">
       <w:numFmt w:val="decimal"/>
       <w:lvlText w:val=""/>
       <w:lvlJc w:val="left"/>
     </w:lvl>
-    <w:lvl w:ilvl="2" w:tplc="A7F87D96">
+    <w:lvl w:ilvl="2" w:tplc="62CEF82E">
       <w:numFmt w:val="decimal"/>
       <w:lvlText w:val=""/>
       <w:lvlJc w:val="left"/>
     </w:lvl>
-    <w:lvl w:ilvl="3" w:tplc="4B28C7F8">
+    <w:lvl w:ilvl="3" w:tplc="9ABE064C">
       <w:numFmt w:val="decimal"/>
       <w:lvlText w:val=""/>
       <w:lvlJc w:val="left"/>
     </w:lvl>
-    <w:lvl w:ilvl="4" w:tplc="318C3EDE">
+    <w:lvl w:ilvl="4" w:tplc="DE6EC83E">
       <w:numFmt w:val="decimal"/>
       <w:lvlText w:val=""/>
       <w:lvlJc w:val="left"/>
     </w:lvl>
-    <w:lvl w:ilvl="5" w:tplc="37507660">
+    <w:lvl w:ilvl="5" w:tplc="9D380458">
       <w:numFmt w:val="decimal"/>
       <w:lvlText w:val=""/>
       <w:lvlJc w:val="left"/>
     </w:lvl>
-    <w:lvl w:ilvl="6" w:tplc="BB0684AA">
+    <w:lvl w:ilvl="6" w:tplc="0E287488">
       <w:numFmt w:val="decimal"/>
       <w:lvlText w:val=""/>
       <w:lvlJc w:val="left"/>
     </w:lvl>
-    <w:lvl w:ilvl="7" w:tplc="141859B0">
+    <w:lvl w:ilvl="7" w:tplc="184C7656">
       <w:numFmt w:val="decimal"/>
       <w:lvlText w:val=""/>
       <w:lvlJc w:val="left"/>
     </w:lvl>
-    <w:lvl w:ilvl="8" w:tplc="40F43110">
+    <w:lvl w:ilvl="8" w:tplc="3D02C51C">
       <w:numFmt w:val="decimal"/>
       <w:lvlText w:val=""/>
       <w:lvlJc w:val="left"/>
     </w:lvl>
   </w:abstractNum>
   <w:abstractNum w:abstractNumId="7" w15:restartNumberingAfterBreak="0">
-    <w:nsid w:val="7F315DD8"/>
+    <w:nsid w:val="61FA0768"/>
     <w:multiLevelType w:val="hybridMultilevel"/>
-    <w:tmpl w:val="C5387DF6"/>
-    <w:lvl w:ilvl="0" w:tplc="D8E8F47A">
+    <w:tmpl w:val="C6B25760"/>
+    <w:lvl w:ilvl="0" w:tplc="97041C86">
       <w:start w:val="1"/>
       <w:numFmt w:val="decimal"/>
       <w:lvlText w:val="%1."/>
@@ -13080,91 +13080,91 @@
         <w:color w:val="A67C27"/>
       </w:rPr>
     </w:lvl>
-    <w:lvl w:ilvl="1" w:tplc="6C0C693C">
+    <w:lvl w:ilvl="1" w:tplc="88885742">
       <w:numFmt w:val="decimal"/>
       <w:lvlText w:val=""/>
       <w:lvlJc w:val="left"/>
     </w:lvl>
-    <w:lvl w:ilvl="2" w:tplc="9BB85430">
+    <w:lvl w:ilvl="2" w:tplc="DF7423CE">
       <w:numFmt w:val="decimal"/>
       <w:lvlText w:val=""/>
       <w:lvlJc w:val="left"/>
     </w:lvl>
-    <w:lvl w:ilvl="3" w:tplc="3402B9E2">
+    <w:lvl w:ilvl="3" w:tplc="0E764544">
       <w:numFmt w:val="decimal"/>
       <w:lvlText w:val=""/>
       <w:lvlJc w:val="left"/>
     </w:lvl>
-    <w:lvl w:ilvl="4" w:tplc="ABEC1952">
+    <w:lvl w:ilvl="4" w:tplc="B858A35E">
       <w:numFmt w:val="decimal"/>
       <w:lvlText w:val=""/>
       <w:lvlJc w:val="left"/>
     </w:lvl>
-    <w:lvl w:ilvl="5" w:tplc="A87E84C6">
+    <w:lvl w:ilvl="5" w:tplc="EDA2E986">
       <w:numFmt w:val="decimal"/>
       <w:lvlText w:val=""/>
       <w:lvlJc w:val="left"/>
     </w:lvl>
-    <w:lvl w:ilvl="6" w:tplc="31C4A130">
+    <w:lvl w:ilvl="6" w:tplc="44862D8C">
       <w:numFmt w:val="decimal"/>
       <w:lvlText w:val=""/>
       <w:lvlJc w:val="left"/>
     </w:lvl>
-    <w:lvl w:ilvl="7" w:tplc="19308772">
+    <w:lvl w:ilvl="7" w:tplc="BEE26FB0">
       <w:numFmt w:val="decimal"/>
       <w:lvlText w:val=""/>
       <w:lvlJc w:val="left"/>
     </w:lvl>
-    <w:lvl w:ilvl="8" w:tplc="90D23CAA">
+    <w:lvl w:ilvl="8" w:tplc="2FD095A6">
       <w:numFmt w:val="decimal"/>
       <w:lvlText w:val=""/>
       <w:lvlJc w:val="left"/>
     </w:lvl>
   </w:abstractNum>
-  <w:num w:numId="1" w16cid:durableId="548802022">
-    <w:abstractNumId w:val="1"/>
+  <w:num w:numId="1" w16cid:durableId="2041733941">
+    <w:abstractNumId w:val="0"/>
     <w:lvlOverride w:ilvl="0">
       <w:startOverride w:val="1"/>
     </w:lvlOverride>
   </w:num>
-  <w:num w:numId="2" w16cid:durableId="1254824633">
+  <w:num w:numId="2" w16cid:durableId="1370643252">
     <w:abstractNumId w:val="4"/>
     <w:lvlOverride w:ilvl="0">
       <w:startOverride w:val="1"/>
     </w:lvlOverride>
   </w:num>
-  <w:num w:numId="3" w16cid:durableId="1387994739">
+  <w:num w:numId="3" w16cid:durableId="1832721353">
+    <w:abstractNumId w:val="3"/>
+    <w:lvlOverride w:ilvl="0">
+      <w:startOverride w:val="1"/>
+    </w:lvlOverride>
+  </w:num>
+  <w:num w:numId="4" w16cid:durableId="560680856">
+    <w:abstractNumId w:val="2"/>
+    <w:lvlOverride w:ilvl="0">
+      <w:startOverride w:val="1"/>
+    </w:lvlOverride>
+  </w:num>
+  <w:num w:numId="5" w16cid:durableId="180122583">
     <w:abstractNumId w:val="6"/>
     <w:lvlOverride w:ilvl="0">
       <w:startOverride w:val="1"/>
     </w:lvlOverride>
   </w:num>
-  <w:num w:numId="4" w16cid:durableId="718238646">
-    <w:abstractNumId w:val="0"/>
-    <w:lvlOverride w:ilvl="0">
-      <w:startOverride w:val="1"/>
-    </w:lvlOverride>
-  </w:num>
-  <w:num w:numId="5" w16cid:durableId="1003313053">
+  <w:num w:numId="6" w16cid:durableId="2078017764">
     <w:abstractNumId w:val="5"/>
     <w:lvlOverride w:ilvl="0">
       <w:startOverride w:val="1"/>
     </w:lvlOverride>
   </w:num>
-  <w:num w:numId="6" w16cid:durableId="1271359182">
-    <w:abstractNumId w:val="3"/>
-    <w:lvlOverride w:ilvl="0">
-      <w:startOverride w:val="1"/>
-    </w:lvlOverride>
-  </w:num>
-  <w:num w:numId="7" w16cid:durableId="2034916459">
+  <w:num w:numId="7" w16cid:durableId="108668894">
     <w:abstractNumId w:val="7"/>
     <w:lvlOverride w:ilvl="0">
       <w:startOverride w:val="1"/>
     </w:lvlOverride>
   </w:num>
-  <w:num w:numId="8" w16cid:durableId="1223980492">
-    <w:abstractNumId w:val="2"/>
+  <w:num w:numId="8" w16cid:durableId="225378968">
+    <w:abstractNumId w:val="1"/>
     <w:lvlOverride w:ilvl="0">
       <w:startOverride w:val="1"/>
     </w:lvlOverride>
@@ -13789,7 +13789,7 @@
     <w:autoRedefine/>
     <w:uiPriority w:val="39"/>
     <w:unhideWhenUsed/>
-    <w:rsid w:val="00F054EB"/>
+    <w:rsid w:val="00536E6B"/>
     <w:pPr>
       <w:spacing w:after="100"/>
     </w:pPr>
@@ -13801,7 +13801,7 @@
     <w:autoRedefine/>
     <w:uiPriority w:val="39"/>
     <w:unhideWhenUsed/>
-    <w:rsid w:val="00F054EB"/>
+    <w:rsid w:val="00536E6B"/>
     <w:pPr>
       <w:spacing w:after="100"/>
       <w:ind w:left="210"/>

--- a/docs/manuals/Role_Guide_4_QUAN_QA_RA.docx
+++ b/docs/manuals/Role_Guide_4_QUAN_QA_RA.docx
@@ -69,7 +69,7 @@
           <w:left w:w="10" w:type="dxa"/>
           <w:right w:w="10" w:type="dxa"/>
         </w:tblCellMar>
-        <w:tblLook w:val="04A0" w:firstRow="1" w:lastRow="0" w:firstColumn="1" w:lastColumn="0" w:noHBand="0" w:noVBand="1"/>
+        <w:tblLook w:val="0000" w:firstRow="0" w:lastRow="0" w:firstColumn="0" w:lastColumn="0" w:noHBand="0" w:noVBand="0"/>
       </w:tblPr>
       <w:tblGrid>
         <w:gridCol w:w="2300"/>
@@ -469,7 +469,7 @@
                 <w:sz w:val="19"/>
                 <w:szCs w:val="19"/>
               </w:rPr>
-              <w:t>Version 1.23 · 6 October 2026</w:t>
+              <w:t>Version 1.24 · 6 October 2026</w:t>
             </w:r>
           </w:p>
         </w:tc>
@@ -538,7 +538,7 @@
     <w:sdt>
       <w:sdtPr>
         <w:alias w:val="Contents"/>
-        <w:id w:val="401724077"/>
+        <w:id w:val="688655772"/>
       </w:sdtPr>
       <w:sdtEndPr/>
       <w:sdtContent>
@@ -567,7 +567,7 @@
           <w:r>
             <w:fldChar w:fldCharType="separate"/>
           </w:r>
-          <w:hyperlink w:anchor="_Toc242164241" w:history="1">
+          <w:hyperlink w:anchor="_Toc242182122" w:history="1">
             <w:r>
               <w:rPr>
                 <w:rStyle w:val="Hyperlink"/>
@@ -591,7 +591,7 @@
               <w:rPr>
                 <w:noProof/>
               </w:rPr>
-              <w:instrText xml:space="preserve"> PAGEREF _Toc242164241 \h </w:instrText>
+              <w:instrText xml:space="preserve"> PAGEREF _Toc242182122 \h </w:instrText>
             </w:r>
             <w:r>
               <w:rPr>
@@ -634,7 +634,7 @@
               <w14:ligatures w14:val="standardContextual"/>
             </w:rPr>
           </w:pPr>
-          <w:hyperlink w:anchor="_Toc242164242" w:history="1">
+          <w:hyperlink w:anchor="_Toc242182123" w:history="1">
             <w:r>
               <w:rPr>
                 <w:rStyle w:val="Hyperlink"/>
@@ -658,7 +658,7 @@
               <w:rPr>
                 <w:noProof/>
               </w:rPr>
-              <w:instrText xml:space="preserve"> PAGEREF _Toc242164242 \h </w:instrText>
+              <w:instrText xml:space="preserve"> PAGEREF _Toc242182123 \h </w:instrText>
             </w:r>
             <w:r>
               <w:rPr>
@@ -701,7 +701,7 @@
               <w14:ligatures w14:val="standardContextual"/>
             </w:rPr>
           </w:pPr>
-          <w:hyperlink w:anchor="_Toc242164243" w:history="1">
+          <w:hyperlink w:anchor="_Toc242182124" w:history="1">
             <w:r>
               <w:rPr>
                 <w:rStyle w:val="Hyperlink"/>
@@ -725,7 +725,7 @@
               <w:rPr>
                 <w:noProof/>
               </w:rPr>
-              <w:instrText xml:space="preserve"> PAGEREF _Toc242164243 \h </w:instrText>
+              <w:instrText xml:space="preserve"> PAGEREF _Toc242182124 \h </w:instrText>
             </w:r>
             <w:r>
               <w:rPr>
@@ -768,7 +768,7 @@
               <w14:ligatures w14:val="standardContextual"/>
             </w:rPr>
           </w:pPr>
-          <w:hyperlink w:anchor="_Toc242164244" w:history="1">
+          <w:hyperlink w:anchor="_Toc242182125" w:history="1">
             <w:r>
               <w:rPr>
                 <w:rStyle w:val="Hyperlink"/>
@@ -792,7 +792,7 @@
               <w:rPr>
                 <w:noProof/>
               </w:rPr>
-              <w:instrText xml:space="preserve"> PAGEREF _Toc242164244 \h </w:instrText>
+              <w:instrText xml:space="preserve"> PAGEREF _Toc242182125 \h </w:instrText>
             </w:r>
             <w:r>
               <w:rPr>
@@ -835,7 +835,7 @@
               <w14:ligatures w14:val="standardContextual"/>
             </w:rPr>
           </w:pPr>
-          <w:hyperlink w:anchor="_Toc242164245" w:history="1">
+          <w:hyperlink w:anchor="_Toc242182126" w:history="1">
             <w:r>
               <w:rPr>
                 <w:rStyle w:val="Hyperlink"/>
@@ -859,7 +859,7 @@
               <w:rPr>
                 <w:noProof/>
               </w:rPr>
-              <w:instrText xml:space="preserve"> PAGEREF _Toc242164245 \h </w:instrText>
+              <w:instrText xml:space="preserve"> PAGEREF _Toc242182126 \h </w:instrText>
             </w:r>
             <w:r>
               <w:rPr>
@@ -902,7 +902,7 @@
               <w14:ligatures w14:val="standardContextual"/>
             </w:rPr>
           </w:pPr>
-          <w:hyperlink w:anchor="_Toc242164246" w:history="1">
+          <w:hyperlink w:anchor="_Toc242182127" w:history="1">
             <w:r>
               <w:rPr>
                 <w:rStyle w:val="Hyperlink"/>
@@ -926,7 +926,7 @@
               <w:rPr>
                 <w:noProof/>
               </w:rPr>
-              <w:instrText xml:space="preserve"> PAGEREF _Toc242164246 \h </w:instrText>
+              <w:instrText xml:space="preserve"> PAGEREF _Toc242182127 \h </w:instrText>
             </w:r>
             <w:r>
               <w:rPr>
@@ -969,7 +969,7 @@
               <w14:ligatures w14:val="standardContextual"/>
             </w:rPr>
           </w:pPr>
-          <w:hyperlink w:anchor="_Toc242164247" w:history="1">
+          <w:hyperlink w:anchor="_Toc242182128" w:history="1">
             <w:r>
               <w:rPr>
                 <w:rStyle w:val="Hyperlink"/>
@@ -993,7 +993,7 @@
               <w:rPr>
                 <w:noProof/>
               </w:rPr>
-              <w:instrText xml:space="preserve"> PAGEREF _Toc242164247 \h </w:instrText>
+              <w:instrText xml:space="preserve"> PAGEREF _Toc242182128 \h </w:instrText>
             </w:r>
             <w:r>
               <w:rPr>
@@ -1036,7 +1036,7 @@
               <w14:ligatures w14:val="standardContextual"/>
             </w:rPr>
           </w:pPr>
-          <w:hyperlink w:anchor="_Toc242164248" w:history="1">
+          <w:hyperlink w:anchor="_Toc242182129" w:history="1">
             <w:r>
               <w:rPr>
                 <w:rStyle w:val="Hyperlink"/>
@@ -1060,7 +1060,7 @@
               <w:rPr>
                 <w:noProof/>
               </w:rPr>
-              <w:instrText xml:space="preserve"> PAGEREF _Toc242164248 \h </w:instrText>
+              <w:instrText xml:space="preserve"> PAGEREF _Toc242182129 \h </w:instrText>
             </w:r>
             <w:r>
               <w:rPr>
@@ -1103,7 +1103,7 @@
               <w14:ligatures w14:val="standardContextual"/>
             </w:rPr>
           </w:pPr>
-          <w:hyperlink w:anchor="_Toc242164249" w:history="1">
+          <w:hyperlink w:anchor="_Toc242182130" w:history="1">
             <w:r>
               <w:rPr>
                 <w:rStyle w:val="Hyperlink"/>
@@ -1127,7 +1127,7 @@
               <w:rPr>
                 <w:noProof/>
               </w:rPr>
-              <w:instrText xml:space="preserve"> PAGEREF _Toc242164249 \h </w:instrText>
+              <w:instrText xml:space="preserve"> PAGEREF _Toc242182130 \h </w:instrText>
             </w:r>
             <w:r>
               <w:rPr>
@@ -1170,7 +1170,7 @@
               <w14:ligatures w14:val="standardContextual"/>
             </w:rPr>
           </w:pPr>
-          <w:hyperlink w:anchor="_Toc242164250" w:history="1">
+          <w:hyperlink w:anchor="_Toc242182131" w:history="1">
             <w:r>
               <w:rPr>
                 <w:rStyle w:val="Hyperlink"/>
@@ -1194,7 +1194,7 @@
               <w:rPr>
                 <w:noProof/>
               </w:rPr>
-              <w:instrText xml:space="preserve"> PAGEREF _Toc242164250 \h </w:instrText>
+              <w:instrText xml:space="preserve"> PAGEREF _Toc242182131 \h </w:instrText>
             </w:r>
             <w:r>
               <w:rPr>
@@ -1237,7 +1237,7 @@
               <w14:ligatures w14:val="standardContextual"/>
             </w:rPr>
           </w:pPr>
-          <w:hyperlink w:anchor="_Toc242164251" w:history="1">
+          <w:hyperlink w:anchor="_Toc242182132" w:history="1">
             <w:r>
               <w:rPr>
                 <w:rStyle w:val="Hyperlink"/>
@@ -1261,7 +1261,7 @@
               <w:rPr>
                 <w:noProof/>
               </w:rPr>
-              <w:instrText xml:space="preserve"> PAGEREF _Toc242164251 \h </w:instrText>
+              <w:instrText xml:space="preserve"> PAGEREF _Toc242182132 \h </w:instrText>
             </w:r>
             <w:r>
               <w:rPr>
@@ -1304,7 +1304,7 @@
               <w14:ligatures w14:val="standardContextual"/>
             </w:rPr>
           </w:pPr>
-          <w:hyperlink w:anchor="_Toc242164252" w:history="1">
+          <w:hyperlink w:anchor="_Toc242182133" w:history="1">
             <w:r>
               <w:rPr>
                 <w:rStyle w:val="Hyperlink"/>
@@ -1328,7 +1328,7 @@
               <w:rPr>
                 <w:noProof/>
               </w:rPr>
-              <w:instrText xml:space="preserve"> PAGEREF _Toc242164252 \h </w:instrText>
+              <w:instrText xml:space="preserve"> PAGEREF _Toc242182133 \h </w:instrText>
             </w:r>
             <w:r>
               <w:rPr>
@@ -1371,7 +1371,7 @@
               <w14:ligatures w14:val="standardContextual"/>
             </w:rPr>
           </w:pPr>
-          <w:hyperlink w:anchor="_Toc242164253" w:history="1">
+          <w:hyperlink w:anchor="_Toc242182134" w:history="1">
             <w:r>
               <w:rPr>
                 <w:rStyle w:val="Hyperlink"/>
@@ -1395,7 +1395,7 @@
               <w:rPr>
                 <w:noProof/>
               </w:rPr>
-              <w:instrText xml:space="preserve"> PAGEREF _Toc242164253 \h </w:instrText>
+              <w:instrText xml:space="preserve"> PAGEREF _Toc242182134 \h </w:instrText>
             </w:r>
             <w:r>
               <w:rPr>
@@ -1438,7 +1438,7 @@
               <w14:ligatures w14:val="standardContextual"/>
             </w:rPr>
           </w:pPr>
-          <w:hyperlink w:anchor="_Toc242164254" w:history="1">
+          <w:hyperlink w:anchor="_Toc242182135" w:history="1">
             <w:r>
               <w:rPr>
                 <w:rStyle w:val="Hyperlink"/>
@@ -1462,7 +1462,7 @@
               <w:rPr>
                 <w:noProof/>
               </w:rPr>
-              <w:instrText xml:space="preserve"> PAGEREF _Toc242164254 \h </w:instrText>
+              <w:instrText xml:space="preserve"> PAGEREF _Toc242182135 \h </w:instrText>
             </w:r>
             <w:r>
               <w:rPr>
@@ -1505,7 +1505,7 @@
               <w14:ligatures w14:val="standardContextual"/>
             </w:rPr>
           </w:pPr>
-          <w:hyperlink w:anchor="_Toc242164255" w:history="1">
+          <w:hyperlink w:anchor="_Toc242182136" w:history="1">
             <w:r>
               <w:rPr>
                 <w:rStyle w:val="Hyperlink"/>
@@ -1529,7 +1529,7 @@
               <w:rPr>
                 <w:noProof/>
               </w:rPr>
-              <w:instrText xml:space="preserve"> PAGEREF _Toc242164255 \h </w:instrText>
+              <w:instrText xml:space="preserve"> PAGEREF _Toc242182136 \h </w:instrText>
             </w:r>
             <w:r>
               <w:rPr>
@@ -1572,7 +1572,7 @@
               <w14:ligatures w14:val="standardContextual"/>
             </w:rPr>
           </w:pPr>
-          <w:hyperlink w:anchor="_Toc242164256" w:history="1">
+          <w:hyperlink w:anchor="_Toc242182137" w:history="1">
             <w:r>
               <w:rPr>
                 <w:rStyle w:val="Hyperlink"/>
@@ -1596,7 +1596,7 @@
               <w:rPr>
                 <w:noProof/>
               </w:rPr>
-              <w:instrText xml:space="preserve"> PAGEREF _Toc242164256 \h </w:instrText>
+              <w:instrText xml:space="preserve"> PAGEREF _Toc242182137 \h </w:instrText>
             </w:r>
             <w:r>
               <w:rPr>
@@ -1639,7 +1639,7 @@
               <w14:ligatures w14:val="standardContextual"/>
             </w:rPr>
           </w:pPr>
-          <w:hyperlink w:anchor="_Toc242164257" w:history="1">
+          <w:hyperlink w:anchor="_Toc242182138" w:history="1">
             <w:r>
               <w:rPr>
                 <w:rStyle w:val="Hyperlink"/>
@@ -1663,7 +1663,7 @@
               <w:rPr>
                 <w:noProof/>
               </w:rPr>
-              <w:instrText xml:space="preserve"> PAGEREF _Toc242164257 \h </w:instrText>
+              <w:instrText xml:space="preserve"> PAGEREF _Toc242182138 \h </w:instrText>
             </w:r>
             <w:r>
               <w:rPr>
@@ -1706,7 +1706,7 @@
               <w14:ligatures w14:val="standardContextual"/>
             </w:rPr>
           </w:pPr>
-          <w:hyperlink w:anchor="_Toc242164258" w:history="1">
+          <w:hyperlink w:anchor="_Toc242182139" w:history="1">
             <w:r>
               <w:rPr>
                 <w:rStyle w:val="Hyperlink"/>
@@ -1730,7 +1730,7 @@
               <w:rPr>
                 <w:noProof/>
               </w:rPr>
-              <w:instrText xml:space="preserve"> PAGEREF _Toc242164258 \h </w:instrText>
+              <w:instrText xml:space="preserve"> PAGEREF _Toc242182139 \h </w:instrText>
             </w:r>
             <w:r>
               <w:rPr>
@@ -1773,7 +1773,7 @@
               <w14:ligatures w14:val="standardContextual"/>
             </w:rPr>
           </w:pPr>
-          <w:hyperlink w:anchor="_Toc242164259" w:history="1">
+          <w:hyperlink w:anchor="_Toc242182140" w:history="1">
             <w:r>
               <w:rPr>
                 <w:rStyle w:val="Hyperlink"/>
@@ -1797,7 +1797,7 @@
               <w:rPr>
                 <w:noProof/>
               </w:rPr>
-              <w:instrText xml:space="preserve"> PAGEREF _Toc242164259 \h </w:instrText>
+              <w:instrText xml:space="preserve"> PAGEREF _Toc242182140 \h </w:instrText>
             </w:r>
             <w:r>
               <w:rPr>
@@ -1840,7 +1840,7 @@
               <w14:ligatures w14:val="standardContextual"/>
             </w:rPr>
           </w:pPr>
-          <w:hyperlink w:anchor="_Toc242164260" w:history="1">
+          <w:hyperlink w:anchor="_Toc242182141" w:history="1">
             <w:r>
               <w:rPr>
                 <w:rStyle w:val="Hyperlink"/>
@@ -1864,7 +1864,7 @@
               <w:rPr>
                 <w:noProof/>
               </w:rPr>
-              <w:instrText xml:space="preserve"> PAGEREF _Toc242164260 \h </w:instrText>
+              <w:instrText xml:space="preserve"> PAGEREF _Toc242182141 \h </w:instrText>
             </w:r>
             <w:r>
               <w:rPr>
@@ -1907,7 +1907,7 @@
               <w14:ligatures w14:val="standardContextual"/>
             </w:rPr>
           </w:pPr>
-          <w:hyperlink w:anchor="_Toc242164261" w:history="1">
+          <w:hyperlink w:anchor="_Toc242182142" w:history="1">
             <w:r>
               <w:rPr>
                 <w:rStyle w:val="Hyperlink"/>
@@ -1931,7 +1931,7 @@
               <w:rPr>
                 <w:noProof/>
               </w:rPr>
-              <w:instrText xml:space="preserve"> PAGEREF _Toc242164261 \h </w:instrText>
+              <w:instrText xml:space="preserve"> PAGEREF _Toc242182142 \h </w:instrText>
             </w:r>
             <w:r>
               <w:rPr>
@@ -1974,7 +1974,7 @@
               <w14:ligatures w14:val="standardContextual"/>
             </w:rPr>
           </w:pPr>
-          <w:hyperlink w:anchor="_Toc242164262" w:history="1">
+          <w:hyperlink w:anchor="_Toc242182143" w:history="1">
             <w:r>
               <w:rPr>
                 <w:rStyle w:val="Hyperlink"/>
@@ -1998,7 +1998,7 @@
               <w:rPr>
                 <w:noProof/>
               </w:rPr>
-              <w:instrText xml:space="preserve"> PAGEREF _Toc242164262 \h </w:instrText>
+              <w:instrText xml:space="preserve"> PAGEREF _Toc242182143 \h </w:instrText>
             </w:r>
             <w:r>
               <w:rPr>
@@ -2041,7 +2041,7 @@
               <w14:ligatures w14:val="standardContextual"/>
             </w:rPr>
           </w:pPr>
-          <w:hyperlink w:anchor="_Toc242164263" w:history="1">
+          <w:hyperlink w:anchor="_Toc242182144" w:history="1">
             <w:r>
               <w:rPr>
                 <w:rStyle w:val="Hyperlink"/>
@@ -2065,7 +2065,7 @@
               <w:rPr>
                 <w:noProof/>
               </w:rPr>
-              <w:instrText xml:space="preserve"> PAGEREF _Toc242164263 \h </w:instrText>
+              <w:instrText xml:space="preserve"> PAGEREF _Toc242182144 \h </w:instrText>
             </w:r>
             <w:r>
               <w:rPr>
@@ -2108,7 +2108,7 @@
               <w14:ligatures w14:val="standardContextual"/>
             </w:rPr>
           </w:pPr>
-          <w:hyperlink w:anchor="_Toc242164264" w:history="1">
+          <w:hyperlink w:anchor="_Toc242182145" w:history="1">
             <w:r>
               <w:rPr>
                 <w:rStyle w:val="Hyperlink"/>
@@ -2132,7 +2132,7 @@
               <w:rPr>
                 <w:noProof/>
               </w:rPr>
-              <w:instrText xml:space="preserve"> PAGEREF _Toc242164264 \h </w:instrText>
+              <w:instrText xml:space="preserve"> PAGEREF _Toc242182145 \h </w:instrText>
             </w:r>
             <w:r>
               <w:rPr>
@@ -2171,7 +2171,7 @@
         <w:pStyle w:val="Heading1"/>
         <w:pageBreakBefore/>
       </w:pPr>
-      <w:bookmarkStart w:id="0" w:name="_Toc242164241"/>
+      <w:bookmarkStart w:id="0" w:name="_Toc242182122"/>
       <w:r>
         <w:lastRenderedPageBreak/>
         <w:t>1. Your role at a glance</w:t>
@@ -2331,7 +2331,7 @@
           <w:left w:w="10" w:type="dxa"/>
           <w:right w:w="10" w:type="dxa"/>
         </w:tblCellMar>
-        <w:tblLook w:val="04A0" w:firstRow="1" w:lastRow="0" w:firstColumn="1" w:lastColumn="0" w:noHBand="0" w:noVBand="1"/>
+        <w:tblLook w:val="0000" w:firstRow="0" w:lastRow="0" w:firstColumn="0" w:lastColumn="0" w:noHBand="0" w:noVBand="0"/>
       </w:tblPr>
       <w:tblGrid>
         <w:gridCol w:w="9412"/>
@@ -2391,7 +2391,7 @@
         <w:pStyle w:val="Heading1"/>
         <w:pageBreakBefore/>
       </w:pPr>
-      <w:bookmarkStart w:id="1" w:name="_Toc242164242"/>
+      <w:bookmarkStart w:id="1" w:name="_Toc242182123"/>
       <w:r>
         <w:lastRenderedPageBreak/>
         <w:t>2. Signing in and your screens</w:t>
@@ -2402,7 +2402,7 @@
       <w:pPr>
         <w:pStyle w:val="Heading2"/>
       </w:pPr>
-      <w:bookmarkStart w:id="2" w:name="_Toc242164243"/>
+      <w:bookmarkStart w:id="2" w:name="_Toc242182124"/>
       <w:r>
         <w:t>Signing in</w:t>
       </w:r>
@@ -2485,7 +2485,7 @@
           <w:noProof/>
         </w:rPr>
         <w:drawing>
-          <wp:inline distT="0" distB="0" distL="0" distR="0" wp14:anchorId="52CCADD1" wp14:editId="11350957">
+          <wp:inline distT="0" distB="0" distL="0" distR="0" wp14:anchorId="78AB04D2" wp14:editId="53E4DBB5">
             <wp:extent cx="5334000" cy="2333625"/>
             <wp:effectExtent l="0" t="0" r="0" b="0"/>
             <wp:docPr id="1" name="adm_login.jpg" descr="The sign-in screen for all internal staff." title="The sign-in screen for all internal staff."/>
@@ -2593,7 +2593,7 @@
           <w:left w:w="10" w:type="dxa"/>
           <w:right w:w="10" w:type="dxa"/>
         </w:tblCellMar>
-        <w:tblLook w:val="04A0" w:firstRow="1" w:lastRow="0" w:firstColumn="1" w:lastColumn="0" w:noHBand="0" w:noVBand="1"/>
+        <w:tblLook w:val="0000" w:firstRow="0" w:lastRow="0" w:firstColumn="0" w:lastColumn="0" w:noHBand="0" w:noVBand="0"/>
       </w:tblPr>
       <w:tblGrid>
         <w:gridCol w:w="9412"/>
@@ -2652,7 +2652,7 @@
       <w:pPr>
         <w:pStyle w:val="Heading2"/>
       </w:pPr>
-      <w:bookmarkStart w:id="3" w:name="_Toc242164244"/>
+      <w:bookmarkStart w:id="3" w:name="_Toc242182125"/>
       <w:r>
         <w:t>Finding your way around</w:t>
       </w:r>
@@ -2837,7 +2837,7 @@
         </w:rPr>
         <w:lastRenderedPageBreak/>
         <w:drawing>
-          <wp:inline distT="0" distB="0" distL="0" distR="0" wp14:anchorId="3AB3FCFD" wp14:editId="25FD3A19">
+          <wp:inline distT="0" distB="0" distL="0" distR="0" wp14:anchorId="0DCD8C7E" wp14:editId="21937A2B">
             <wp:extent cx="5715000" cy="1876425"/>
             <wp:effectExtent l="0" t="0" r="0" b="0"/>
             <wp:docPr id="2" name="adm_not_your_role.jpg" descr="Opening a screen outside your role (for example from an old bookmark) shows this card instead of the screen." title="Opening a screen outside your role (for example from an old bookmark) shows this card instead of the screen."/>
@@ -2906,7 +2906,7 @@
       <w:pPr>
         <w:pStyle w:val="Heading2"/>
       </w:pPr>
-      <w:bookmarkStart w:id="4" w:name="_Toc242164245"/>
+      <w:bookmarkStart w:id="4" w:name="_Toc242182126"/>
       <w:r>
         <w:t>Your screens</w:t>
       </w:r>
@@ -2927,7 +2927,7 @@
           <w:left w:w="10" w:type="dxa"/>
           <w:right w:w="10" w:type="dxa"/>
         </w:tblCellMar>
-        <w:tblLook w:val="04A0" w:firstRow="1" w:lastRow="0" w:firstColumn="1" w:lastColumn="0" w:noHBand="0" w:noVBand="1"/>
+        <w:tblLook w:val="0000" w:firstRow="0" w:lastRow="0" w:firstColumn="0" w:lastColumn="0" w:noHBand="0" w:noVBand="0"/>
       </w:tblPr>
       <w:tblGrid>
         <w:gridCol w:w="2824"/>
@@ -3240,7 +3240,7 @@
       <w:pPr>
         <w:pStyle w:val="Heading2"/>
       </w:pPr>
-      <w:bookmarkStart w:id="5" w:name="_Toc242164246"/>
+      <w:bookmarkStart w:id="5" w:name="_Toc242182127"/>
       <w:r>
         <w:t>Changing your password</w:t>
       </w:r>
@@ -3323,7 +3323,7 @@
           <w:noProof/>
         </w:rPr>
         <w:drawing>
-          <wp:inline distT="0" distB="0" distL="0" distR="0" wp14:anchorId="7EAA8FCB" wp14:editId="705B6038">
+          <wp:inline distT="0" distB="0" distL="0" distR="0" wp14:anchorId="31C28689" wp14:editId="0EAFF11E">
             <wp:extent cx="5334000" cy="2171700"/>
             <wp:effectExtent l="0" t="0" r="0" b="0"/>
             <wp:docPr id="3" name="adm_account.jpg" descr="Change Password screen." title="Change Password screen."/>
@@ -3411,7 +3411,7 @@
         <w:pStyle w:val="Heading1"/>
         <w:pageBreakBefore/>
       </w:pPr>
-      <w:bookmarkStart w:id="6" w:name="_Toc242164247"/>
+      <w:bookmarkStart w:id="6" w:name="_Toc242182128"/>
       <w:r>
         <w:lastRenderedPageBreak/>
         <w:t>3. Your routine</w:t>
@@ -3441,7 +3441,7 @@
           <w:left w:w="10" w:type="dxa"/>
           <w:right w:w="10" w:type="dxa"/>
         </w:tblCellMar>
-        <w:tblLook w:val="04A0" w:firstRow="1" w:lastRow="0" w:firstColumn="1" w:lastColumn="0" w:noHBand="0" w:noVBand="1"/>
+        <w:tblLook w:val="0000" w:firstRow="0" w:lastRow="0" w:firstColumn="0" w:lastColumn="0" w:noHBand="0" w:noVBand="0"/>
       </w:tblPr>
       <w:tblGrid>
         <w:gridCol w:w="2071"/>
@@ -3755,7 +3755,7 @@
         <w:pStyle w:val="Heading1"/>
         <w:pageBreakBefore/>
       </w:pPr>
-      <w:bookmarkStart w:id="7" w:name="_Toc242164248"/>
+      <w:bookmarkStart w:id="7" w:name="_Toc242182129"/>
       <w:r>
         <w:lastRenderedPageBreak/>
         <w:t>4. Step-by-step tasks</w:t>
@@ -3766,7 +3766,7 @@
       <w:pPr>
         <w:pStyle w:val="Heading2"/>
       </w:pPr>
-      <w:bookmarkStart w:id="8" w:name="_Toc242164249"/>
+      <w:bookmarkStart w:id="8" w:name="_Toc242182130"/>
       <w:r>
         <w:t>4.1 Reading the QA Dashboard</w:t>
       </w:r>
@@ -3806,7 +3806,7 @@
           <w:noProof/>
         </w:rPr>
         <w:drawing>
-          <wp:inline distT="0" distB="0" distL="0" distR="0" wp14:anchorId="7C873FBF" wp14:editId="6BA588E1">
+          <wp:inline distT="0" distB="0" distL="0" distR="0" wp14:anchorId="0EC1B9FC" wp14:editId="3908A0DC">
             <wp:extent cx="5334000" cy="2333625"/>
             <wp:effectExtent l="0" t="0" r="0" b="0"/>
             <wp:docPr id="4" name="qa_dashboard.jpg" descr="QA Dashboard." title="QA Dashboard."/>
@@ -3913,7 +3913,7 @@
       <w:pPr>
         <w:pStyle w:val="Heading2"/>
       </w:pPr>
-      <w:bookmarkStart w:id="9" w:name="_Toc242164250"/>
+      <w:bookmarkStart w:id="9" w:name="_Toc242182131"/>
       <w:r>
         <w:t>4.2 Reviewing questionnaires in the QA Queue</w:t>
       </w:r>
@@ -3953,7 +3953,7 @@
           <w:noProof/>
         </w:rPr>
         <w:drawing>
-          <wp:inline distT="0" distB="0" distL="0" distR="0" wp14:anchorId="488121BD" wp14:editId="1CF82F32">
+          <wp:inline distT="0" distB="0" distL="0" distR="0" wp14:anchorId="1B0FE720" wp14:editId="4C2269E0">
             <wp:extent cx="5334000" cy="3333750"/>
             <wp:effectExtent l="0" t="0" r="0" b="0"/>
             <wp:docPr id="5" name="qa_queue.jpg" descr="QUAN QA Queue with the KoboToolbox sync panel." title="QUAN QA Queue with the KoboToolbox sync panel."/>
@@ -4151,7 +4151,7 @@
           <w:left w:w="10" w:type="dxa"/>
           <w:right w:w="10" w:type="dxa"/>
         </w:tblCellMar>
-        <w:tblLook w:val="04A0" w:firstRow="1" w:lastRow="0" w:firstColumn="1" w:lastColumn="0" w:noHBand="0" w:noVBand="1"/>
+        <w:tblLook w:val="0000" w:firstRow="0" w:lastRow="0" w:firstColumn="0" w:lastColumn="0" w:noHBand="0" w:noVBand="0"/>
       </w:tblPr>
       <w:tblGrid>
         <w:gridCol w:w="2353"/>
@@ -4597,7 +4597,7 @@
           <w:left w:w="10" w:type="dxa"/>
           <w:right w:w="10" w:type="dxa"/>
         </w:tblCellMar>
-        <w:tblLook w:val="04A0" w:firstRow="1" w:lastRow="0" w:firstColumn="1" w:lastColumn="0" w:noHBand="0" w:noVBand="1"/>
+        <w:tblLook w:val="0000" w:firstRow="0" w:lastRow="0" w:firstColumn="0" w:lastColumn="0" w:noHBand="0" w:noVBand="0"/>
       </w:tblPr>
       <w:tblGrid>
         <w:gridCol w:w="9412"/>
@@ -4692,7 +4692,7 @@
       <w:pPr>
         <w:pStyle w:val="Heading2"/>
       </w:pPr>
-      <w:bookmarkStart w:id="10" w:name="_Toc242164251"/>
+      <w:bookmarkStart w:id="10" w:name="_Toc242182132"/>
       <w:r>
         <w:t>4.3 Working QA exceptions</w:t>
       </w:r>
@@ -4757,7 +4757,7 @@
         </w:rPr>
         <w:lastRenderedPageBreak/>
         <w:drawing>
-          <wp:inline distT="0" distB="0" distL="0" distR="0" wp14:anchorId="78375B57" wp14:editId="7EB81210">
+          <wp:inline distT="0" distB="0" distL="0" distR="0" wp14:anchorId="5F449981" wp14:editId="65C1CF9D">
             <wp:extent cx="5334000" cy="3333750"/>
             <wp:effectExtent l="0" t="0" r="0" b="0"/>
             <wp:docPr id="6" name="qa_exceptions.jpg" descr="QA Exception Queue." title="QA Exception Queue."/>
@@ -4953,7 +4953,7 @@
       <w:pPr>
         <w:pStyle w:val="Heading2"/>
       </w:pPr>
-      <w:bookmarkStart w:id="11" w:name="_Toc242164252"/>
+      <w:bookmarkStart w:id="11" w:name="_Toc242182133"/>
       <w:r>
         <w:t>4.4 Downloading or emailing completed forms (Form PDFs)</w:t>
       </w:r>
@@ -5004,7 +5004,7 @@
         </w:rPr>
         <w:lastRenderedPageBreak/>
         <w:drawing>
-          <wp:inline distT="0" distB="0" distL="0" distR="0" wp14:anchorId="7699DA95" wp14:editId="07638031">
+          <wp:inline distT="0" distB="0" distL="0" distR="0" wp14:anchorId="5746AD80" wp14:editId="4D7ADDD1">
             <wp:extent cx="5334000" cy="3333750"/>
             <wp:effectExtent l="0" t="0" r="0" b="0"/>
             <wp:docPr id="7" name="qa_form_pdfs.jpg" descr="Completed form PDFs." title="Completed form PDFs."/>
@@ -5184,7 +5184,7 @@
           <w:left w:w="10" w:type="dxa"/>
           <w:right w:w="10" w:type="dxa"/>
         </w:tblCellMar>
-        <w:tblLook w:val="04A0" w:firstRow="1" w:lastRow="0" w:firstColumn="1" w:lastColumn="0" w:noHBand="0" w:noVBand="1"/>
+        <w:tblLook w:val="0000" w:firstRow="0" w:lastRow="0" w:firstColumn="0" w:lastColumn="0" w:noHBand="0" w:noVBand="0"/>
       </w:tblPr>
       <w:tblGrid>
         <w:gridCol w:w="9412"/>
@@ -5243,7 +5243,7 @@
       <w:pPr>
         <w:pStyle w:val="Heading2"/>
       </w:pPr>
-      <w:bookmarkStart w:id="12" w:name="_Toc242164253"/>
+      <w:bookmarkStart w:id="12" w:name="_Toc242182134"/>
       <w:r>
         <w:t>4.5 Writing good QA notes</w:t>
       </w:r>
@@ -5311,7 +5311,7 @@
         <w:pStyle w:val="Heading1"/>
         <w:pageBreakBefore/>
       </w:pPr>
-      <w:bookmarkStart w:id="13" w:name="_Toc242164254"/>
+      <w:bookmarkStart w:id="13" w:name="_Toc242182135"/>
       <w:r>
         <w:lastRenderedPageBreak/>
         <w:t>5. Rules you must follow</w:t>
@@ -5462,7 +5462,7 @@
         <w:pStyle w:val="Heading1"/>
         <w:pageBreakBefore/>
       </w:pPr>
-      <w:bookmarkStart w:id="14" w:name="_Toc242164255"/>
+      <w:bookmarkStart w:id="14" w:name="_Toc242182136"/>
       <w:r>
         <w:lastRenderedPageBreak/>
         <w:t>6. Troubleshooting</w:t>
@@ -5484,7 +5484,7 @@
           <w:left w:w="10" w:type="dxa"/>
           <w:right w:w="10" w:type="dxa"/>
         </w:tblCellMar>
-        <w:tblLook w:val="04A0" w:firstRow="1" w:lastRow="0" w:firstColumn="1" w:lastColumn="0" w:noHBand="0" w:noVBand="1"/>
+        <w:tblLook w:val="0000" w:firstRow="0" w:lastRow="0" w:firstColumn="0" w:lastColumn="0" w:noHBand="0" w:noVBand="0"/>
       </w:tblPr>
       <w:tblGrid>
         <w:gridCol w:w="2635"/>
@@ -6921,7 +6921,7 @@
         <w:pStyle w:val="Heading1"/>
         <w:pageBreakBefore/>
       </w:pPr>
-      <w:bookmarkStart w:id="15" w:name="_Toc242164256"/>
+      <w:bookmarkStart w:id="15" w:name="_Toc242182137"/>
       <w:r>
         <w:lastRenderedPageBreak/>
         <w:t>7. Quick reference</w:t>
@@ -6943,7 +6943,7 @@
           <w:left w:w="10" w:type="dxa"/>
           <w:right w:w="10" w:type="dxa"/>
         </w:tblCellMar>
-        <w:tblLook w:val="04A0" w:firstRow="1" w:lastRow="0" w:firstColumn="1" w:lastColumn="0" w:noHBand="0" w:noVBand="1"/>
+        <w:tblLook w:val="0000" w:firstRow="0" w:lastRow="0" w:firstColumn="0" w:lastColumn="0" w:noHBand="0" w:noVBand="0"/>
       </w:tblPr>
       <w:tblGrid>
         <w:gridCol w:w="2824"/>
@@ -7320,7 +7320,7 @@
         <w:pStyle w:val="Heading1"/>
         <w:pageBreakBefore/>
       </w:pPr>
-      <w:bookmarkStart w:id="16" w:name="_Toc242164257"/>
+      <w:bookmarkStart w:id="16" w:name="_Toc242182138"/>
       <w:r>
         <w:lastRenderedPageBreak/>
         <w:t>8. Every screen and button for your role</w:t>
@@ -7350,7 +7350,7 @@
           <w:left w:w="10" w:type="dxa"/>
           <w:right w:w="10" w:type="dxa"/>
         </w:tblCellMar>
-        <w:tblLook w:val="04A0" w:firstRow="1" w:lastRow="0" w:firstColumn="1" w:lastColumn="0" w:noHBand="0" w:noVBand="1"/>
+        <w:tblLook w:val="0000" w:firstRow="0" w:lastRow="0" w:firstColumn="0" w:lastColumn="0" w:noHBand="0" w:noVBand="0"/>
       </w:tblPr>
       <w:tblGrid>
         <w:gridCol w:w="9412"/>
@@ -7434,7 +7434,7 @@
       <w:pPr>
         <w:pStyle w:val="Heading2"/>
       </w:pPr>
-      <w:bookmarkStart w:id="17" w:name="_Toc242164258"/>
+      <w:bookmarkStart w:id="17" w:name="_Toc242182139"/>
       <w:r>
         <w:t>8.1 Sign in</w:t>
       </w:r>
@@ -7497,7 +7497,7 @@
           <w:left w:w="10" w:type="dxa"/>
           <w:right w:w="10" w:type="dxa"/>
         </w:tblCellMar>
-        <w:tblLook w:val="04A0" w:firstRow="1" w:lastRow="0" w:firstColumn="1" w:lastColumn="0" w:noHBand="0" w:noVBand="1"/>
+        <w:tblLook w:val="0000" w:firstRow="0" w:lastRow="0" w:firstColumn="0" w:lastColumn="0" w:noHBand="0" w:noVBand="0"/>
       </w:tblPr>
       <w:tblGrid>
         <w:gridCol w:w="1882"/>
@@ -7947,7 +7947,7 @@
       <w:pPr>
         <w:pStyle w:val="Heading2"/>
       </w:pPr>
-      <w:bookmarkStart w:id="18" w:name="_Toc242164259"/>
+      <w:bookmarkStart w:id="18" w:name="_Toc242182140"/>
       <w:r>
         <w:t>8.2 The header and menu bar (every screen)</w:t>
       </w:r>
@@ -8010,7 +8010,7 @@
           <w:left w:w="10" w:type="dxa"/>
           <w:right w:w="10" w:type="dxa"/>
         </w:tblCellMar>
-        <w:tblLook w:val="04A0" w:firstRow="1" w:lastRow="0" w:firstColumn="1" w:lastColumn="0" w:noHBand="0" w:noVBand="1"/>
+        <w:tblLook w:val="0000" w:firstRow="0" w:lastRow="0" w:firstColumn="0" w:lastColumn="0" w:noHBand="0" w:noVBand="0"/>
       </w:tblPr>
       <w:tblGrid>
         <w:gridCol w:w="1882"/>
@@ -8671,7 +8671,7 @@
       <w:pPr>
         <w:pStyle w:val="Heading2"/>
       </w:pPr>
-      <w:bookmarkStart w:id="19" w:name="_Toc242164260"/>
+      <w:bookmarkStart w:id="19" w:name="_Toc242182141"/>
       <w:r>
         <w:t>8.3 Change Password</w:t>
       </w:r>
@@ -8734,7 +8734,7 @@
           <w:left w:w="10" w:type="dxa"/>
           <w:right w:w="10" w:type="dxa"/>
         </w:tblCellMar>
-        <w:tblLook w:val="04A0" w:firstRow="1" w:lastRow="0" w:firstColumn="1" w:lastColumn="0" w:noHBand="0" w:noVBand="1"/>
+        <w:tblLook w:val="0000" w:firstRow="0" w:lastRow="0" w:firstColumn="0" w:lastColumn="0" w:noHBand="0" w:noVBand="0"/>
       </w:tblPr>
       <w:tblGrid>
         <w:gridCol w:w="1882"/>
@@ -9291,7 +9291,7 @@
       <w:pPr>
         <w:pStyle w:val="Heading2"/>
       </w:pPr>
-      <w:bookmarkStart w:id="20" w:name="_Toc242164261"/>
+      <w:bookmarkStart w:id="20" w:name="_Toc242182142"/>
       <w:r>
         <w:t>8.4 QA Dashboard</w:t>
       </w:r>
@@ -9354,7 +9354,7 @@
           <w:left w:w="10" w:type="dxa"/>
           <w:right w:w="10" w:type="dxa"/>
         </w:tblCellMar>
-        <w:tblLook w:val="04A0" w:firstRow="1" w:lastRow="0" w:firstColumn="1" w:lastColumn="0" w:noHBand="0" w:noVBand="1"/>
+        <w:tblLook w:val="0000" w:firstRow="0" w:lastRow="0" w:firstColumn="0" w:lastColumn="0" w:noHBand="0" w:noVBand="0"/>
       </w:tblPr>
       <w:tblGrid>
         <w:gridCol w:w="1882"/>
@@ -9912,7 +9912,7 @@
       <w:pPr>
         <w:pStyle w:val="Heading2"/>
       </w:pPr>
-      <w:bookmarkStart w:id="21" w:name="_Toc242164262"/>
+      <w:bookmarkStart w:id="21" w:name="_Toc242182143"/>
       <w:r>
         <w:t>8.5 QA Queue (with the KoboToolbox sync panel)</w:t>
       </w:r>
@@ -9975,7 +9975,7 @@
           <w:left w:w="10" w:type="dxa"/>
           <w:right w:w="10" w:type="dxa"/>
         </w:tblCellMar>
-        <w:tblLook w:val="04A0" w:firstRow="1" w:lastRow="0" w:firstColumn="1" w:lastColumn="0" w:noHBand="0" w:noVBand="1"/>
+        <w:tblLook w:val="0000" w:firstRow="0" w:lastRow="0" w:firstColumn="0" w:lastColumn="0" w:noHBand="0" w:noVBand="0"/>
       </w:tblPr>
       <w:tblGrid>
         <w:gridCol w:w="1882"/>
@@ -10635,7 +10635,7 @@
       <w:pPr>
         <w:pStyle w:val="Heading2"/>
       </w:pPr>
-      <w:bookmarkStart w:id="22" w:name="_Toc242164263"/>
+      <w:bookmarkStart w:id="22" w:name="_Toc242182144"/>
       <w:r>
         <w:lastRenderedPageBreak/>
         <w:t>8.6 QA Exceptions</w:t>
@@ -10699,7 +10699,7 @@
           <w:left w:w="10" w:type="dxa"/>
           <w:right w:w="10" w:type="dxa"/>
         </w:tblCellMar>
-        <w:tblLook w:val="04A0" w:firstRow="1" w:lastRow="0" w:firstColumn="1" w:lastColumn="0" w:noHBand="0" w:noVBand="1"/>
+        <w:tblLook w:val="0000" w:firstRow="0" w:lastRow="0" w:firstColumn="0" w:lastColumn="0" w:noHBand="0" w:noVBand="0"/>
       </w:tblPr>
       <w:tblGrid>
         <w:gridCol w:w="1882"/>
@@ -11466,7 +11466,7 @@
       <w:pPr>
         <w:pStyle w:val="Heading2"/>
       </w:pPr>
-      <w:bookmarkStart w:id="23" w:name="_Toc242164264"/>
+      <w:bookmarkStart w:id="23" w:name="_Toc242182145"/>
       <w:r>
         <w:t>8.7 Completed forms (Form PDFs)</w:t>
       </w:r>
@@ -11529,7 +11529,7 @@
           <w:left w:w="10" w:type="dxa"/>
           <w:right w:w="10" w:type="dxa"/>
         </w:tblCellMar>
-        <w:tblLook w:val="04A0" w:firstRow="1" w:lastRow="0" w:firstColumn="1" w:lastColumn="0" w:noHBand="0" w:noVBand="1"/>
+        <w:tblLook w:val="0000" w:firstRow="0" w:lastRow="0" w:firstColumn="0" w:lastColumn="0" w:noHBand="0" w:noVBand="0"/>
       </w:tblPr>
       <w:tblGrid>
         <w:gridCol w:w="1882"/>
@@ -12451,7 +12451,7 @@
         <w:sz w:val="16"/>
         <w:szCs w:val="16"/>
       </w:rPr>
-      <w:t>Version 1.23 · 6 October 2026</w:t>
+      <w:t>Version 1.24 · 6 October 2026</w:t>
     </w:r>
     <w:r>
       <w:rPr>
@@ -12624,96 +12624,10 @@
 <file path=word/numbering.xml><?xml version="1.0" encoding="utf-8"?>
 <w:numbering xmlns:wpc="http://schemas.microsoft.com/office/word/2010/wordprocessingCanvas" xmlns:cx="http://schemas.microsoft.com/office/drawing/2014/chartex" xmlns:cx1="http://schemas.microsoft.com/office/drawing/2015/9/8/chartex" xmlns:cx2="http://schemas.microsoft.com/office/drawing/2015/10/21/chartex" xmlns:cx3="http://schemas.microsoft.com/office/drawing/2016/5/9/chartex" xmlns:cx4="http://schemas.microsoft.com/office/drawing/2016/5/10/chartex" xmlns:cx5="http://schemas.microsoft.com/office/drawing/2016/5/11/chartex" xmlns:cx6="http://schemas.microsoft.com/office/drawing/2016/5/12/chartex" xmlns:cx7="http://schemas.microsoft.com/office/drawing/2016/5/13/chartex" xmlns:cx8="http://schemas.microsoft.com/office/drawing/2016/5/14/chartex" xmlns:mc="http://schemas.openxmlformats.org/markup-compatibility/2006" xmlns:aink="http://schemas.microsoft.com/office/drawing/2016/ink" xmlns:am3d="http://schemas.microsoft.com/office/drawing/2017/model3d" xmlns:o="urn:schemas-microsoft-com:office:office" xmlns:oel="http://schemas.microsoft.com/office/2019/extlst" xmlns:r="http://schemas.openxmlformats.org/officeDocument/2006/relationships" xmlns:m="http://schemas.openxmlformats.org/officeDocument/2006/math" xmlns:v="urn:schemas-microsoft-com:vml" xmlns:wp14="http://schemas.microsoft.com/office/word/2010/wordprocessingDrawing" xmlns:wp="http://schemas.openxmlformats.org/drawingml/2006/wordprocessingDrawing" xmlns:w10="urn:schemas-microsoft-com:office:word" xmlns:w="http://schemas.openxmlformats.org/wordprocessingml/2006/main" xmlns:w14="http://schemas.microsoft.com/office/word/2010/wordml" xmlns:w15="http://schemas.microsoft.com/office/word/2012/wordml" xmlns:w16cex="http://schemas.microsoft.com/office/word/2018/wordml/cex" xmlns:w16cid="http://schemas.microsoft.com/office/word/2016/wordml/cid" xmlns:w16="http://schemas.microsoft.com/office/word/2018/wordml" xmlns:w16sdtdh="http://schemas.microsoft.com/office/word/2020/wordml/sdtdatahash" xmlns:w16se="http://schemas.microsoft.com/office/word/2015/wordml/symex" xmlns:wpg="http://schemas.microsoft.com/office/word/2010/wordprocessingGroup" xmlns:wpi="http://schemas.microsoft.com/office/word/2010/wordprocessingInk" xmlns:wne="http://schemas.microsoft.com/office/word/2006/wordml" xmlns:wps="http://schemas.microsoft.com/office/word/2010/wordprocessingShape" mc:Ignorable="w14 w15 w16se w16cid w16 w16cex w16sdtdh wp14">
   <w:abstractNum w:abstractNumId="0" w15:restartNumberingAfterBreak="0">
-    <w:nsid w:val="09CF7649"/>
+    <w:nsid w:val="1BB643CD"/>
     <w:multiLevelType w:val="hybridMultilevel"/>
-    <w:tmpl w:val="5B4E242C"/>
-    <w:lvl w:ilvl="0" w:tplc="03CC14F4">
-      <w:start w:val="1"/>
-      <w:numFmt w:val="bullet"/>
-      <w:lvlText w:val="●"/>
-      <w:lvlJc w:val="left"/>
-      <w:pPr>
-        <w:ind w:left="720" w:hanging="360"/>
-      </w:pPr>
-    </w:lvl>
-    <w:lvl w:ilvl="1" w:tplc="131C8CDC">
-      <w:start w:val="1"/>
-      <w:numFmt w:val="bullet"/>
-      <w:lvlText w:val="○"/>
-      <w:lvlJc w:val="left"/>
-      <w:pPr>
-        <w:ind w:left="1440" w:hanging="360"/>
-      </w:pPr>
-    </w:lvl>
-    <w:lvl w:ilvl="2" w:tplc="4F2A5EB4">
-      <w:start w:val="1"/>
-      <w:numFmt w:val="bullet"/>
-      <w:lvlText w:val="■"/>
-      <w:lvlJc w:val="left"/>
-      <w:pPr>
-        <w:ind w:left="2160" w:hanging="360"/>
-      </w:pPr>
-    </w:lvl>
-    <w:lvl w:ilvl="3" w:tplc="B00093F8">
-      <w:start w:val="1"/>
-      <w:numFmt w:val="bullet"/>
-      <w:lvlText w:val="●"/>
-      <w:lvlJc w:val="left"/>
-      <w:pPr>
-        <w:ind w:left="2880" w:hanging="360"/>
-      </w:pPr>
-    </w:lvl>
-    <w:lvl w:ilvl="4" w:tplc="0936DC06">
-      <w:start w:val="1"/>
-      <w:numFmt w:val="bullet"/>
-      <w:lvlText w:val="○"/>
-      <w:lvlJc w:val="left"/>
-      <w:pPr>
-        <w:ind w:left="3600" w:hanging="360"/>
-      </w:pPr>
-    </w:lvl>
-    <w:lvl w:ilvl="5" w:tplc="75DACC76">
-      <w:start w:val="1"/>
-      <w:numFmt w:val="bullet"/>
-      <w:lvlText w:val="■"/>
-      <w:lvlJc w:val="left"/>
-      <w:pPr>
-        <w:ind w:left="4320" w:hanging="360"/>
-      </w:pPr>
-    </w:lvl>
-    <w:lvl w:ilvl="6" w:tplc="4EDC9BD2">
-      <w:start w:val="1"/>
-      <w:numFmt w:val="bullet"/>
-      <w:lvlText w:val="●"/>
-      <w:lvlJc w:val="left"/>
-      <w:pPr>
-        <w:ind w:left="5040" w:hanging="360"/>
-      </w:pPr>
-    </w:lvl>
-    <w:lvl w:ilvl="7" w:tplc="72B2B3BC">
-      <w:start w:val="1"/>
-      <w:numFmt w:val="bullet"/>
-      <w:lvlText w:val="●"/>
-      <w:lvlJc w:val="left"/>
-      <w:pPr>
-        <w:ind w:left="5760" w:hanging="360"/>
-      </w:pPr>
-    </w:lvl>
-    <w:lvl w:ilvl="8" w:tplc="AABEBFB8">
-      <w:start w:val="1"/>
-      <w:numFmt w:val="bullet"/>
-      <w:lvlText w:val="●"/>
-      <w:lvlJc w:val="left"/>
-      <w:pPr>
-        <w:ind w:left="6480" w:hanging="360"/>
-      </w:pPr>
-    </w:lvl>
-  </w:abstractNum>
-  <w:abstractNum w:abstractNumId="1" w15:restartNumberingAfterBreak="0">
-    <w:nsid w:val="21394015"/>
-    <w:multiLevelType w:val="hybridMultilevel"/>
-    <w:tmpl w:val="2A0A5006"/>
-    <w:lvl w:ilvl="0" w:tplc="52305ABC">
+    <w:tmpl w:val="97CA9A4C"/>
+    <w:lvl w:ilvl="0" w:tplc="BE4AAFDC">
       <w:start w:val="1"/>
       <w:numFmt w:val="decimal"/>
       <w:lvlText w:val="%1."/>
@@ -12727,52 +12641,138 @@
         <w:color w:val="A67C27"/>
       </w:rPr>
     </w:lvl>
-    <w:lvl w:ilvl="1" w:tplc="638EA73A">
+    <w:lvl w:ilvl="1" w:tplc="085C0DF0">
       <w:numFmt w:val="decimal"/>
       <w:lvlText w:val=""/>
       <w:lvlJc w:val="left"/>
     </w:lvl>
-    <w:lvl w:ilvl="2" w:tplc="F7261FC4">
+    <w:lvl w:ilvl="2" w:tplc="2E0C110A">
       <w:numFmt w:val="decimal"/>
       <w:lvlText w:val=""/>
       <w:lvlJc w:val="left"/>
     </w:lvl>
-    <w:lvl w:ilvl="3" w:tplc="0D360BC6">
+    <w:lvl w:ilvl="3" w:tplc="FDD44758">
       <w:numFmt w:val="decimal"/>
       <w:lvlText w:val=""/>
       <w:lvlJc w:val="left"/>
     </w:lvl>
-    <w:lvl w:ilvl="4" w:tplc="E58A81F8">
+    <w:lvl w:ilvl="4" w:tplc="4E241508">
       <w:numFmt w:val="decimal"/>
       <w:lvlText w:val=""/>
       <w:lvlJc w:val="left"/>
     </w:lvl>
-    <w:lvl w:ilvl="5" w:tplc="8B408BF4">
+    <w:lvl w:ilvl="5" w:tplc="4D588F70">
       <w:numFmt w:val="decimal"/>
       <w:lvlText w:val=""/>
       <w:lvlJc w:val="left"/>
     </w:lvl>
-    <w:lvl w:ilvl="6" w:tplc="A69E8FE8">
+    <w:lvl w:ilvl="6" w:tplc="5ED0A638">
       <w:numFmt w:val="decimal"/>
       <w:lvlText w:val=""/>
       <w:lvlJc w:val="left"/>
     </w:lvl>
-    <w:lvl w:ilvl="7" w:tplc="58901A96">
+    <w:lvl w:ilvl="7" w:tplc="1B24A228">
       <w:numFmt w:val="decimal"/>
       <w:lvlText w:val=""/>
       <w:lvlJc w:val="left"/>
     </w:lvl>
-    <w:lvl w:ilvl="8" w:tplc="5844811E">
+    <w:lvl w:ilvl="8" w:tplc="648CE896">
       <w:numFmt w:val="decimal"/>
       <w:lvlText w:val=""/>
       <w:lvlJc w:val="left"/>
     </w:lvl>
   </w:abstractNum>
+  <w:abstractNum w:abstractNumId="1" w15:restartNumberingAfterBreak="0">
+    <w:nsid w:val="1EE202AD"/>
+    <w:multiLevelType w:val="hybridMultilevel"/>
+    <w:tmpl w:val="A6FA7732"/>
+    <w:lvl w:ilvl="0" w:tplc="51DE2734">
+      <w:start w:val="1"/>
+      <w:numFmt w:val="bullet"/>
+      <w:lvlText w:val="●"/>
+      <w:lvlJc w:val="left"/>
+      <w:pPr>
+        <w:ind w:left="720" w:hanging="360"/>
+      </w:pPr>
+    </w:lvl>
+    <w:lvl w:ilvl="1" w:tplc="4A90FA5C">
+      <w:start w:val="1"/>
+      <w:numFmt w:val="bullet"/>
+      <w:lvlText w:val="○"/>
+      <w:lvlJc w:val="left"/>
+      <w:pPr>
+        <w:ind w:left="1440" w:hanging="360"/>
+      </w:pPr>
+    </w:lvl>
+    <w:lvl w:ilvl="2" w:tplc="5AD291CA">
+      <w:start w:val="1"/>
+      <w:numFmt w:val="bullet"/>
+      <w:lvlText w:val="■"/>
+      <w:lvlJc w:val="left"/>
+      <w:pPr>
+        <w:ind w:left="2160" w:hanging="360"/>
+      </w:pPr>
+    </w:lvl>
+    <w:lvl w:ilvl="3" w:tplc="90D48844">
+      <w:start w:val="1"/>
+      <w:numFmt w:val="bullet"/>
+      <w:lvlText w:val="●"/>
+      <w:lvlJc w:val="left"/>
+      <w:pPr>
+        <w:ind w:left="2880" w:hanging="360"/>
+      </w:pPr>
+    </w:lvl>
+    <w:lvl w:ilvl="4" w:tplc="3F7CD1A4">
+      <w:start w:val="1"/>
+      <w:numFmt w:val="bullet"/>
+      <w:lvlText w:val="○"/>
+      <w:lvlJc w:val="left"/>
+      <w:pPr>
+        <w:ind w:left="3600" w:hanging="360"/>
+      </w:pPr>
+    </w:lvl>
+    <w:lvl w:ilvl="5" w:tplc="0F9669DE">
+      <w:start w:val="1"/>
+      <w:numFmt w:val="bullet"/>
+      <w:lvlText w:val="■"/>
+      <w:lvlJc w:val="left"/>
+      <w:pPr>
+        <w:ind w:left="4320" w:hanging="360"/>
+      </w:pPr>
+    </w:lvl>
+    <w:lvl w:ilvl="6" w:tplc="05CEF848">
+      <w:start w:val="1"/>
+      <w:numFmt w:val="bullet"/>
+      <w:lvlText w:val="●"/>
+      <w:lvlJc w:val="left"/>
+      <w:pPr>
+        <w:ind w:left="5040" w:hanging="360"/>
+      </w:pPr>
+    </w:lvl>
+    <w:lvl w:ilvl="7" w:tplc="838859AC">
+      <w:start w:val="1"/>
+      <w:numFmt w:val="bullet"/>
+      <w:lvlText w:val="●"/>
+      <w:lvlJc w:val="left"/>
+      <w:pPr>
+        <w:ind w:left="5760" w:hanging="360"/>
+      </w:pPr>
+    </w:lvl>
+    <w:lvl w:ilvl="8" w:tplc="887473A6">
+      <w:start w:val="1"/>
+      <w:numFmt w:val="bullet"/>
+      <w:lvlText w:val="●"/>
+      <w:lvlJc w:val="left"/>
+      <w:pPr>
+        <w:ind w:left="6480" w:hanging="360"/>
+      </w:pPr>
+    </w:lvl>
+  </w:abstractNum>
   <w:abstractNum w:abstractNumId="2" w15:restartNumberingAfterBreak="0">
-    <w:nsid w:val="26152B63"/>
+    <w:nsid w:val="323A2B86"/>
     <w:multiLevelType w:val="hybridMultilevel"/>
-    <w:tmpl w:val="77B02B48"/>
-    <w:lvl w:ilvl="0" w:tplc="E578E412">
+    <w:tmpl w:val="D3F61E92"/>
+    <w:lvl w:ilvl="0" w:tplc="1F1A7ED4">
       <w:start w:val="1"/>
       <w:numFmt w:val="decimal"/>
       <w:lvlText w:val="%1."/>
@@ -12786,52 +12786,52 @@
         <w:color w:val="A67C27"/>
       </w:rPr>
     </w:lvl>
-    <w:lvl w:ilvl="1" w:tplc="042ED38C">
+    <w:lvl w:ilvl="1" w:tplc="297279A4">
       <w:numFmt w:val="decimal"/>
       <w:lvlText w:val=""/>
       <w:lvlJc w:val="left"/>
     </w:lvl>
-    <w:lvl w:ilvl="2" w:tplc="54D6F1F6">
+    <w:lvl w:ilvl="2" w:tplc="170208C4">
       <w:numFmt w:val="decimal"/>
       <w:lvlText w:val=""/>
       <w:lvlJc w:val="left"/>
     </w:lvl>
-    <w:lvl w:ilvl="3" w:tplc="F9889AAA">
+    <w:lvl w:ilvl="3" w:tplc="9D7046AC">
       <w:numFmt w:val="decimal"/>
       <w:lvlText w:val=""/>
       <w:lvlJc w:val="left"/>
     </w:lvl>
-    <w:lvl w:ilvl="4" w:tplc="1A325B9C">
+    <w:lvl w:ilvl="4" w:tplc="A84C100C">
       <w:numFmt w:val="decimal"/>
       <w:lvlText w:val=""/>
       <w:lvlJc w:val="left"/>
     </w:lvl>
-    <w:lvl w:ilvl="5" w:tplc="C4FEC272">
+    <w:lvl w:ilvl="5" w:tplc="151C268E">
       <w:numFmt w:val="decimal"/>
       <w:lvlText w:val=""/>
       <w:lvlJc w:val="left"/>
     </w:lvl>
-    <w:lvl w:ilvl="6" w:tplc="1ED63B04">
+    <w:lvl w:ilvl="6" w:tplc="7AB8565A">
       <w:numFmt w:val="decimal"/>
       <w:lvlText w:val=""/>
       <w:lvlJc w:val="left"/>
     </w:lvl>
-    <w:lvl w:ilvl="7" w:tplc="8C30B3CA">
+    <w:lvl w:ilvl="7" w:tplc="23668356">
       <w:numFmt w:val="decimal"/>
       <w:lvlText w:val=""/>
       <w:lvlJc w:val="left"/>
     </w:lvl>
-    <w:lvl w:ilvl="8" w:tplc="FEEE7A00">
+    <w:lvl w:ilvl="8" w:tplc="0EB44FA6">
       <w:numFmt w:val="decimal"/>
       <w:lvlText w:val=""/>
       <w:lvlJc w:val="left"/>
     </w:lvl>
   </w:abstractNum>
   <w:abstractNum w:abstractNumId="3" w15:restartNumberingAfterBreak="0">
-    <w:nsid w:val="30562037"/>
+    <w:nsid w:val="3D064126"/>
     <w:multiLevelType w:val="hybridMultilevel"/>
-    <w:tmpl w:val="4BD8168C"/>
-    <w:lvl w:ilvl="0" w:tplc="3618A5EE">
+    <w:tmpl w:val="092AEC64"/>
+    <w:lvl w:ilvl="0" w:tplc="6AE2DC9E">
       <w:start w:val="1"/>
       <w:numFmt w:val="decimal"/>
       <w:lvlText w:val="%1."/>
@@ -12845,110 +12845,111 @@
         <w:color w:val="A67C27"/>
       </w:rPr>
     </w:lvl>
-    <w:lvl w:ilvl="1" w:tplc="3A9C06AC">
+    <w:lvl w:ilvl="1" w:tplc="59768F64">
       <w:numFmt w:val="decimal"/>
       <w:lvlText w:val=""/>
       <w:lvlJc w:val="left"/>
     </w:lvl>
-    <w:lvl w:ilvl="2" w:tplc="48B2537A">
+    <w:lvl w:ilvl="2" w:tplc="6F7ED758">
       <w:numFmt w:val="decimal"/>
       <w:lvlText w:val=""/>
       <w:lvlJc w:val="left"/>
     </w:lvl>
-    <w:lvl w:ilvl="3" w:tplc="C1824C56">
+    <w:lvl w:ilvl="3" w:tplc="C334570A">
       <w:numFmt w:val="decimal"/>
       <w:lvlText w:val=""/>
       <w:lvlJc w:val="left"/>
     </w:lvl>
-    <w:lvl w:ilvl="4" w:tplc="FE385EA4">
+    <w:lvl w:ilvl="4" w:tplc="A38A9712">
       <w:numFmt w:val="decimal"/>
       <w:lvlText w:val=""/>
       <w:lvlJc w:val="left"/>
     </w:lvl>
-    <w:lvl w:ilvl="5" w:tplc="1B0035EA">
+    <w:lvl w:ilvl="5" w:tplc="F3CA37B2">
       <w:numFmt w:val="decimal"/>
       <w:lvlText w:val=""/>
       <w:lvlJc w:val="left"/>
     </w:lvl>
-    <w:lvl w:ilvl="6" w:tplc="A48C17C4">
+    <w:lvl w:ilvl="6" w:tplc="2DB49862">
       <w:numFmt w:val="decimal"/>
       <w:lvlText w:val=""/>
       <w:lvlJc w:val="left"/>
     </w:lvl>
-    <w:lvl w:ilvl="7" w:tplc="0D3C3A96">
+    <w:lvl w:ilvl="7" w:tplc="608A158A">
       <w:numFmt w:val="decimal"/>
       <w:lvlText w:val=""/>
       <w:lvlJc w:val="left"/>
     </w:lvl>
-    <w:lvl w:ilvl="8" w:tplc="E94C90C6">
+    <w:lvl w:ilvl="8" w:tplc="B6A0BCF6">
       <w:numFmt w:val="decimal"/>
       <w:lvlText w:val=""/>
       <w:lvlJc w:val="left"/>
     </w:lvl>
   </w:abstractNum>
   <w:abstractNum w:abstractNumId="4" w15:restartNumberingAfterBreak="0">
-    <w:nsid w:val="37D51D31"/>
+    <w:nsid w:val="4F3322AD"/>
     <w:multiLevelType w:val="hybridMultilevel"/>
-    <w:tmpl w:val="0E620B5A"/>
-    <w:lvl w:ilvl="0" w:tplc="B7466D82">
+    <w:tmpl w:val="DF3812DC"/>
+    <w:lvl w:ilvl="0" w:tplc="BFEC3FDA">
       <w:start w:val="1"/>
-      <w:numFmt w:val="bullet"/>
-      <w:lvlText w:val="•"/>
+      <w:numFmt w:val="decimal"/>
+      <w:lvlText w:val="%1."/>
       <w:lvlJc w:val="left"/>
       <w:pPr>
-        <w:ind w:left="460" w:hanging="280"/>
-      </w:pPr>
+        <w:ind w:left="460" w:hanging="360"/>
+      </w:pPr>
+      <w:rPr>
+        <w:b/>
+        <w:bCs/>
+        <w:color w:val="A67C27"/>
+      </w:rPr>
     </w:lvl>
-    <w:lvl w:ilvl="1" w:tplc="B59A6736">
-      <w:start w:val="1"/>
-      <w:numFmt w:val="bullet"/>
-      <w:lvlText w:val="–"/>
-      <w:lvlJc w:val="left"/>
-      <w:pPr>
-        <w:ind w:left="900" w:hanging="280"/>
-      </w:pPr>
-    </w:lvl>
-    <w:lvl w:ilvl="2" w:tplc="F4005D7A">
+    <w:lvl w:ilvl="1" w:tplc="102CBB24">
       <w:numFmt w:val="decimal"/>
       <w:lvlText w:val=""/>
       <w:lvlJc w:val="left"/>
     </w:lvl>
-    <w:lvl w:ilvl="3" w:tplc="6868F65E">
+    <w:lvl w:ilvl="2" w:tplc="CAD287D8">
       <w:numFmt w:val="decimal"/>
       <w:lvlText w:val=""/>
       <w:lvlJc w:val="left"/>
     </w:lvl>
-    <w:lvl w:ilvl="4" w:tplc="1CF2F38C">
+    <w:lvl w:ilvl="3" w:tplc="C90687D6">
       <w:numFmt w:val="decimal"/>
       <w:lvlText w:val=""/>
       <w:lvlJc w:val="left"/>
     </w:lvl>
-    <w:lvl w:ilvl="5" w:tplc="ED767FC6">
+    <w:lvl w:ilvl="4" w:tplc="C02252A2">
       <w:numFmt w:val="decimal"/>
       <w:lvlText w:val=""/>
       <w:lvlJc w:val="left"/>
     </w:lvl>
-    <w:lvl w:ilvl="6" w:tplc="46268E60">
+    <w:lvl w:ilvl="5" w:tplc="9DAEC75A">
       <w:numFmt w:val="decimal"/>
       <w:lvlText w:val=""/>
       <w:lvlJc w:val="left"/>
     </w:lvl>
-    <w:lvl w:ilvl="7" w:tplc="627E0518">
+    <w:lvl w:ilvl="6" w:tplc="6D7CCAE8">
       <w:numFmt w:val="decimal"/>
       <w:lvlText w:val=""/>
       <w:lvlJc w:val="left"/>
     </w:lvl>
-    <w:lvl w:ilvl="8" w:tplc="DB784E26">
+    <w:lvl w:ilvl="7" w:tplc="A6F6B18A">
+      <w:numFmt w:val="decimal"/>
+      <w:lvlText w:val=""/>
+      <w:lvlJc w:val="left"/>
+    </w:lvl>
+    <w:lvl w:ilvl="8" w:tplc="67BAA9CA">
       <w:numFmt w:val="decimal"/>
       <w:lvlText w:val=""/>
       <w:lvlJc w:val="left"/>
     </w:lvl>
   </w:abstractNum>
   <w:abstractNum w:abstractNumId="5" w15:restartNumberingAfterBreak="0">
-    <w:nsid w:val="38141221"/>
+    <w:nsid w:val="59AA1BE7"/>
     <w:multiLevelType w:val="hybridMultilevel"/>
-    <w:tmpl w:val="5544A5CE"/>
-    <w:lvl w:ilvl="0" w:tplc="7B5E251A">
+    <w:tmpl w:val="54BC2B8A"/>
+    <w:lvl w:ilvl="0" w:tplc="AEC8CA60">
       <w:start w:val="1"/>
       <w:numFmt w:val="decimal"/>
       <w:lvlText w:val="%1."/>
@@ -12962,52 +12963,52 @@
         <w:color w:val="A67C27"/>
       </w:rPr>
     </w:lvl>
-    <w:lvl w:ilvl="1" w:tplc="BB66B358">
+    <w:lvl w:ilvl="1" w:tplc="480079A6">
       <w:numFmt w:val="decimal"/>
       <w:lvlText w:val=""/>
       <w:lvlJc w:val="left"/>
     </w:lvl>
-    <w:lvl w:ilvl="2" w:tplc="D7821D2E">
+    <w:lvl w:ilvl="2" w:tplc="3416B992">
       <w:numFmt w:val="decimal"/>
       <w:lvlText w:val=""/>
       <w:lvlJc w:val="left"/>
     </w:lvl>
-    <w:lvl w:ilvl="3" w:tplc="DA30EB30">
+    <w:lvl w:ilvl="3" w:tplc="B3E26962">
       <w:numFmt w:val="decimal"/>
       <w:lvlText w:val=""/>
       <w:lvlJc w:val="left"/>
     </w:lvl>
-    <w:lvl w:ilvl="4" w:tplc="2E003B6C">
+    <w:lvl w:ilvl="4" w:tplc="5672B95E">
       <w:numFmt w:val="decimal"/>
       <w:lvlText w:val=""/>
       <w:lvlJc w:val="left"/>
     </w:lvl>
-    <w:lvl w:ilvl="5" w:tplc="F89AC334">
+    <w:lvl w:ilvl="5" w:tplc="EBA2288A">
       <w:numFmt w:val="decimal"/>
       <w:lvlText w:val=""/>
       <w:lvlJc w:val="left"/>
     </w:lvl>
-    <w:lvl w:ilvl="6" w:tplc="49AE0DD4">
+    <w:lvl w:ilvl="6" w:tplc="C3702028">
       <w:numFmt w:val="decimal"/>
       <w:lvlText w:val=""/>
       <w:lvlJc w:val="left"/>
     </w:lvl>
-    <w:lvl w:ilvl="7" w:tplc="C74E8E96">
+    <w:lvl w:ilvl="7" w:tplc="DE9ED744">
       <w:numFmt w:val="decimal"/>
       <w:lvlText w:val=""/>
       <w:lvlJc w:val="left"/>
     </w:lvl>
-    <w:lvl w:ilvl="8" w:tplc="913AE22A">
+    <w:lvl w:ilvl="8" w:tplc="F80C8F26">
       <w:numFmt w:val="decimal"/>
       <w:lvlText w:val=""/>
       <w:lvlJc w:val="left"/>
     </w:lvl>
   </w:abstractNum>
   <w:abstractNum w:abstractNumId="6" w15:restartNumberingAfterBreak="0">
-    <w:nsid w:val="608B6CEF"/>
+    <w:nsid w:val="64F97021"/>
     <w:multiLevelType w:val="hybridMultilevel"/>
-    <w:tmpl w:val="ABFA2BD8"/>
-    <w:lvl w:ilvl="0" w:tplc="601C88BE">
+    <w:tmpl w:val="F2987268"/>
+    <w:lvl w:ilvl="0" w:tplc="71C2BECA">
       <w:start w:val="1"/>
       <w:numFmt w:val="decimal"/>
       <w:lvlText w:val="%1."/>
@@ -13021,150 +13022,149 @@
         <w:color w:val="A67C27"/>
       </w:rPr>
     </w:lvl>
-    <w:lvl w:ilvl="1" w:tplc="5B44BC1E">
+    <w:lvl w:ilvl="1" w:tplc="0546C174">
       <w:numFmt w:val="decimal"/>
       <w:lvlText w:val=""/>
       <w:lvlJc w:val="left"/>
     </w:lvl>
-    <w:lvl w:ilvl="2" w:tplc="62CEF82E">
+    <w:lvl w:ilvl="2" w:tplc="35ECEA70">
       <w:numFmt w:val="decimal"/>
       <w:lvlText w:val=""/>
       <w:lvlJc w:val="left"/>
     </w:lvl>
-    <w:lvl w:ilvl="3" w:tplc="9ABE064C">
+    <w:lvl w:ilvl="3" w:tplc="68308882">
       <w:numFmt w:val="decimal"/>
       <w:lvlText w:val=""/>
       <w:lvlJc w:val="left"/>
     </w:lvl>
-    <w:lvl w:ilvl="4" w:tplc="DE6EC83E">
+    <w:lvl w:ilvl="4" w:tplc="6150D866">
       <w:numFmt w:val="decimal"/>
       <w:lvlText w:val=""/>
       <w:lvlJc w:val="left"/>
     </w:lvl>
-    <w:lvl w:ilvl="5" w:tplc="9D380458">
+    <w:lvl w:ilvl="5" w:tplc="6FC2088A">
       <w:numFmt w:val="decimal"/>
       <w:lvlText w:val=""/>
       <w:lvlJc w:val="left"/>
     </w:lvl>
-    <w:lvl w:ilvl="6" w:tplc="0E287488">
+    <w:lvl w:ilvl="6" w:tplc="E6DAC068">
       <w:numFmt w:val="decimal"/>
       <w:lvlText w:val=""/>
       <w:lvlJc w:val="left"/>
     </w:lvl>
-    <w:lvl w:ilvl="7" w:tplc="184C7656">
+    <w:lvl w:ilvl="7" w:tplc="FAE6D2B0">
       <w:numFmt w:val="decimal"/>
       <w:lvlText w:val=""/>
       <w:lvlJc w:val="left"/>
     </w:lvl>
-    <w:lvl w:ilvl="8" w:tplc="3D02C51C">
+    <w:lvl w:ilvl="8" w:tplc="348C24F6">
       <w:numFmt w:val="decimal"/>
       <w:lvlText w:val=""/>
       <w:lvlJc w:val="left"/>
     </w:lvl>
   </w:abstractNum>
   <w:abstractNum w:abstractNumId="7" w15:restartNumberingAfterBreak="0">
-    <w:nsid w:val="61FA0768"/>
+    <w:nsid w:val="667C6F18"/>
     <w:multiLevelType w:val="hybridMultilevel"/>
-    <w:tmpl w:val="C6B25760"/>
-    <w:lvl w:ilvl="0" w:tplc="97041C86">
+    <w:tmpl w:val="80F8484A"/>
+    <w:lvl w:ilvl="0" w:tplc="B394BAE4">
       <w:start w:val="1"/>
-      <w:numFmt w:val="decimal"/>
-      <w:lvlText w:val="%1."/>
+      <w:numFmt w:val="bullet"/>
+      <w:lvlText w:val="•"/>
       <w:lvlJc w:val="left"/>
       <w:pPr>
-        <w:ind w:left="460" w:hanging="360"/>
-      </w:pPr>
-      <w:rPr>
-        <w:b/>
-        <w:bCs/>
-        <w:color w:val="A67C27"/>
-      </w:rPr>
+        <w:ind w:left="460" w:hanging="280"/>
+      </w:pPr>
     </w:lvl>
-    <w:lvl w:ilvl="1" w:tplc="88885742">
+    <w:lvl w:ilvl="1" w:tplc="2D7A0B44">
+      <w:start w:val="1"/>
+      <w:numFmt w:val="bullet"/>
+      <w:lvlText w:val="–"/>
+      <w:lvlJc w:val="left"/>
+      <w:pPr>
+        <w:ind w:left="900" w:hanging="280"/>
+      </w:pPr>
+    </w:lvl>
+    <w:lvl w:ilvl="2" w:tplc="761EE2DA">
       <w:numFmt w:val="decimal"/>
       <w:lvlText w:val=""/>
       <w:lvlJc w:val="left"/>
     </w:lvl>
-    <w:lvl w:ilvl="2" w:tplc="DF7423CE">
+    <w:lvl w:ilvl="3" w:tplc="4CDE4710">
       <w:numFmt w:val="decimal"/>
       <w:lvlText w:val=""/>
       <w:lvlJc w:val="left"/>
     </w:lvl>
-    <w:lvl w:ilvl="3" w:tplc="0E764544">
+    <w:lvl w:ilvl="4" w:tplc="7CB21A54">
       <w:numFmt w:val="decimal"/>
       <w:lvlText w:val=""/>
       <w:lvlJc w:val="left"/>
     </w:lvl>
-    <w:lvl w:ilvl="4" w:tplc="B858A35E">
+    <w:lvl w:ilvl="5" w:tplc="4CA6F73C">
       <w:numFmt w:val="decimal"/>
       <w:lvlText w:val=""/>
       <w:lvlJc w:val="left"/>
     </w:lvl>
-    <w:lvl w:ilvl="5" w:tplc="EDA2E986">
+    <w:lvl w:ilvl="6" w:tplc="65F497A4">
       <w:numFmt w:val="decimal"/>
       <w:lvlText w:val=""/>
       <w:lvlJc w:val="left"/>
     </w:lvl>
-    <w:lvl w:ilvl="6" w:tplc="44862D8C">
+    <w:lvl w:ilvl="7" w:tplc="1DC0B6BE">
       <w:numFmt w:val="decimal"/>
       <w:lvlText w:val=""/>
       <w:lvlJc w:val="left"/>
     </w:lvl>
-    <w:lvl w:ilvl="7" w:tplc="BEE26FB0">
-      <w:numFmt w:val="decimal"/>
-      <w:lvlText w:val=""/>
-      <w:lvlJc w:val="left"/>
-    </w:lvl>
-    <w:lvl w:ilvl="8" w:tplc="2FD095A6">
+    <w:lvl w:ilvl="8" w:tplc="35EC1228">
       <w:numFmt w:val="decimal"/>
       <w:lvlText w:val=""/>
       <w:lvlJc w:val="left"/>
     </w:lvl>
   </w:abstractNum>
-  <w:num w:numId="1" w16cid:durableId="2041733941">
+  <w:num w:numId="1" w16cid:durableId="1162891788">
+    <w:abstractNumId w:val="1"/>
+    <w:lvlOverride w:ilvl="0">
+      <w:startOverride w:val="1"/>
+    </w:lvlOverride>
+  </w:num>
+  <w:num w:numId="2" w16cid:durableId="899025337">
+    <w:abstractNumId w:val="7"/>
+    <w:lvlOverride w:ilvl="0">
+      <w:startOverride w:val="1"/>
+    </w:lvlOverride>
+  </w:num>
+  <w:num w:numId="3" w16cid:durableId="2007707853">
+    <w:abstractNumId w:val="2"/>
+    <w:lvlOverride w:ilvl="0">
+      <w:startOverride w:val="1"/>
+    </w:lvlOverride>
+  </w:num>
+  <w:num w:numId="4" w16cid:durableId="1106189912">
+    <w:abstractNumId w:val="5"/>
+    <w:lvlOverride w:ilvl="0">
+      <w:startOverride w:val="1"/>
+    </w:lvlOverride>
+  </w:num>
+  <w:num w:numId="5" w16cid:durableId="1935551270">
+    <w:abstractNumId w:val="6"/>
+    <w:lvlOverride w:ilvl="0">
+      <w:startOverride w:val="1"/>
+    </w:lvlOverride>
+  </w:num>
+  <w:num w:numId="6" w16cid:durableId="946306907">
     <w:abstractNumId w:val="0"/>
     <w:lvlOverride w:ilvl="0">
       <w:startOverride w:val="1"/>
     </w:lvlOverride>
   </w:num>
-  <w:num w:numId="2" w16cid:durableId="1370643252">
-    <w:abstractNumId w:val="4"/>
-    <w:lvlOverride w:ilvl="0">
-      <w:startOverride w:val="1"/>
-    </w:lvlOverride>
-  </w:num>
-  <w:num w:numId="3" w16cid:durableId="1832721353">
+  <w:num w:numId="7" w16cid:durableId="1729068305">
     <w:abstractNumId w:val="3"/>
     <w:lvlOverride w:ilvl="0">
       <w:startOverride w:val="1"/>
     </w:lvlOverride>
   </w:num>
-  <w:num w:numId="4" w16cid:durableId="560680856">
-    <w:abstractNumId w:val="2"/>
-    <w:lvlOverride w:ilvl="0">
-      <w:startOverride w:val="1"/>
-    </w:lvlOverride>
-  </w:num>
-  <w:num w:numId="5" w16cid:durableId="180122583">
-    <w:abstractNumId w:val="6"/>
-    <w:lvlOverride w:ilvl="0">
-      <w:startOverride w:val="1"/>
-    </w:lvlOverride>
-  </w:num>
-  <w:num w:numId="6" w16cid:durableId="2078017764">
-    <w:abstractNumId w:val="5"/>
-    <w:lvlOverride w:ilvl="0">
-      <w:startOverride w:val="1"/>
-    </w:lvlOverride>
-  </w:num>
-  <w:num w:numId="7" w16cid:durableId="108668894">
-    <w:abstractNumId w:val="7"/>
-    <w:lvlOverride w:ilvl="0">
-      <w:startOverride w:val="1"/>
-    </w:lvlOverride>
-  </w:num>
-  <w:num w:numId="8" w16cid:durableId="225378968">
-    <w:abstractNumId w:val="1"/>
+  <w:num w:numId="8" w16cid:durableId="490948537">
+    <w:abstractNumId w:val="4"/>
     <w:lvlOverride w:ilvl="0">
       <w:startOverride w:val="1"/>
     </w:lvlOverride>
@@ -13789,7 +13789,7 @@
     <w:autoRedefine/>
     <w:uiPriority w:val="39"/>
     <w:unhideWhenUsed/>
-    <w:rsid w:val="00536E6B"/>
+    <w:rsid w:val="00CD6506"/>
     <w:pPr>
       <w:spacing w:after="100"/>
     </w:pPr>
@@ -13801,7 +13801,7 @@
     <w:autoRedefine/>
     <w:uiPriority w:val="39"/>
     <w:unhideWhenUsed/>
-    <w:rsid w:val="00536E6B"/>
+    <w:rsid w:val="00CD6506"/>
     <w:pPr>
       <w:spacing w:after="100"/>
       <w:ind w:left="210"/>

--- a/docs/manuals/Role_Guide_4_QUAN_QA_RA.docx
+++ b/docs/manuals/Role_Guide_4_QUAN_QA_RA.docx
@@ -469,7 +469,7 @@
                 <w:sz w:val="19"/>
                 <w:szCs w:val="19"/>
               </w:rPr>
-              <w:t>Version 1.24 · 6 October 2026</w:t>
+              <w:t>Version 1.25 · 6 October 2026</w:t>
             </w:r>
           </w:p>
         </w:tc>
@@ -538,7 +538,7 @@
     <w:sdt>
       <w:sdtPr>
         <w:alias w:val="Contents"/>
-        <w:id w:val="688655772"/>
+        <w:id w:val="1418439671"/>
       </w:sdtPr>
       <w:sdtEndPr/>
       <w:sdtContent>
@@ -567,7 +567,7 @@
           <w:r>
             <w:fldChar w:fldCharType="separate"/>
           </w:r>
-          <w:hyperlink w:anchor="_Toc242182122" w:history="1">
+          <w:hyperlink w:anchor="_Toc242189941" w:history="1">
             <w:r>
               <w:rPr>
                 <w:rStyle w:val="Hyperlink"/>
@@ -591,7 +591,7 @@
               <w:rPr>
                 <w:noProof/>
               </w:rPr>
-              <w:instrText xml:space="preserve"> PAGEREF _Toc242182122 \h </w:instrText>
+              <w:instrText xml:space="preserve"> PAGEREF _Toc242189941 \h </w:instrText>
             </w:r>
             <w:r>
               <w:rPr>
@@ -634,7 +634,7 @@
               <w14:ligatures w14:val="standardContextual"/>
             </w:rPr>
           </w:pPr>
-          <w:hyperlink w:anchor="_Toc242182123" w:history="1">
+          <w:hyperlink w:anchor="_Toc242189942" w:history="1">
             <w:r>
               <w:rPr>
                 <w:rStyle w:val="Hyperlink"/>
@@ -658,7 +658,7 @@
               <w:rPr>
                 <w:noProof/>
               </w:rPr>
-              <w:instrText xml:space="preserve"> PAGEREF _Toc242182123 \h </w:instrText>
+              <w:instrText xml:space="preserve"> PAGEREF _Toc242189942 \h </w:instrText>
             </w:r>
             <w:r>
               <w:rPr>
@@ -701,7 +701,7 @@
               <w14:ligatures w14:val="standardContextual"/>
             </w:rPr>
           </w:pPr>
-          <w:hyperlink w:anchor="_Toc242182124" w:history="1">
+          <w:hyperlink w:anchor="_Toc242189943" w:history="1">
             <w:r>
               <w:rPr>
                 <w:rStyle w:val="Hyperlink"/>
@@ -725,7 +725,7 @@
               <w:rPr>
                 <w:noProof/>
               </w:rPr>
-              <w:instrText xml:space="preserve"> PAGEREF _Toc242182124 \h </w:instrText>
+              <w:instrText xml:space="preserve"> PAGEREF _Toc242189943 \h </w:instrText>
             </w:r>
             <w:r>
               <w:rPr>
@@ -768,7 +768,7 @@
               <w14:ligatures w14:val="standardContextual"/>
             </w:rPr>
           </w:pPr>
-          <w:hyperlink w:anchor="_Toc242182125" w:history="1">
+          <w:hyperlink w:anchor="_Toc242189944" w:history="1">
             <w:r>
               <w:rPr>
                 <w:rStyle w:val="Hyperlink"/>
@@ -792,7 +792,7 @@
               <w:rPr>
                 <w:noProof/>
               </w:rPr>
-              <w:instrText xml:space="preserve"> PAGEREF _Toc242182125 \h </w:instrText>
+              <w:instrText xml:space="preserve"> PAGEREF _Toc242189944 \h </w:instrText>
             </w:r>
             <w:r>
               <w:rPr>
@@ -835,7 +835,7 @@
               <w14:ligatures w14:val="standardContextual"/>
             </w:rPr>
           </w:pPr>
-          <w:hyperlink w:anchor="_Toc242182126" w:history="1">
+          <w:hyperlink w:anchor="_Toc242189945" w:history="1">
             <w:r>
               <w:rPr>
                 <w:rStyle w:val="Hyperlink"/>
@@ -859,7 +859,7 @@
               <w:rPr>
                 <w:noProof/>
               </w:rPr>
-              <w:instrText xml:space="preserve"> PAGEREF _Toc242182126 \h </w:instrText>
+              <w:instrText xml:space="preserve"> PAGEREF _Toc242189945 \h </w:instrText>
             </w:r>
             <w:r>
               <w:rPr>
@@ -902,7 +902,7 @@
               <w14:ligatures w14:val="standardContextual"/>
             </w:rPr>
           </w:pPr>
-          <w:hyperlink w:anchor="_Toc242182127" w:history="1">
+          <w:hyperlink w:anchor="_Toc242189946" w:history="1">
             <w:r>
               <w:rPr>
                 <w:rStyle w:val="Hyperlink"/>
@@ -926,7 +926,7 @@
               <w:rPr>
                 <w:noProof/>
               </w:rPr>
-              <w:instrText xml:space="preserve"> PAGEREF _Toc242182127 \h </w:instrText>
+              <w:instrText xml:space="preserve"> PAGEREF _Toc242189946 \h </w:instrText>
             </w:r>
             <w:r>
               <w:rPr>
@@ -969,7 +969,7 @@
               <w14:ligatures w14:val="standardContextual"/>
             </w:rPr>
           </w:pPr>
-          <w:hyperlink w:anchor="_Toc242182128" w:history="1">
+          <w:hyperlink w:anchor="_Toc242189947" w:history="1">
             <w:r>
               <w:rPr>
                 <w:rStyle w:val="Hyperlink"/>
@@ -993,7 +993,7 @@
               <w:rPr>
                 <w:noProof/>
               </w:rPr>
-              <w:instrText xml:space="preserve"> PAGEREF _Toc242182128 \h </w:instrText>
+              <w:instrText xml:space="preserve"> PAGEREF _Toc242189947 \h </w:instrText>
             </w:r>
             <w:r>
               <w:rPr>
@@ -1036,7 +1036,7 @@
               <w14:ligatures w14:val="standardContextual"/>
             </w:rPr>
           </w:pPr>
-          <w:hyperlink w:anchor="_Toc242182129" w:history="1">
+          <w:hyperlink w:anchor="_Toc242189948" w:history="1">
             <w:r>
               <w:rPr>
                 <w:rStyle w:val="Hyperlink"/>
@@ -1060,7 +1060,7 @@
               <w:rPr>
                 <w:noProof/>
               </w:rPr>
-              <w:instrText xml:space="preserve"> PAGEREF _Toc242182129 \h </w:instrText>
+              <w:instrText xml:space="preserve"> PAGEREF _Toc242189948 \h </w:instrText>
             </w:r>
             <w:r>
               <w:rPr>
@@ -1103,7 +1103,7 @@
               <w14:ligatures w14:val="standardContextual"/>
             </w:rPr>
           </w:pPr>
-          <w:hyperlink w:anchor="_Toc242182130" w:history="1">
+          <w:hyperlink w:anchor="_Toc242189949" w:history="1">
             <w:r>
               <w:rPr>
                 <w:rStyle w:val="Hyperlink"/>
@@ -1127,7 +1127,7 @@
               <w:rPr>
                 <w:noProof/>
               </w:rPr>
-              <w:instrText xml:space="preserve"> PAGEREF _Toc242182130 \h </w:instrText>
+              <w:instrText xml:space="preserve"> PAGEREF _Toc242189949 \h </w:instrText>
             </w:r>
             <w:r>
               <w:rPr>
@@ -1170,7 +1170,7 @@
               <w14:ligatures w14:val="standardContextual"/>
             </w:rPr>
           </w:pPr>
-          <w:hyperlink w:anchor="_Toc242182131" w:history="1">
+          <w:hyperlink w:anchor="_Toc242189950" w:history="1">
             <w:r>
               <w:rPr>
                 <w:rStyle w:val="Hyperlink"/>
@@ -1194,7 +1194,7 @@
               <w:rPr>
                 <w:noProof/>
               </w:rPr>
-              <w:instrText xml:space="preserve"> PAGEREF _Toc242182131 \h </w:instrText>
+              <w:instrText xml:space="preserve"> PAGEREF _Toc242189950 \h </w:instrText>
             </w:r>
             <w:r>
               <w:rPr>
@@ -1237,7 +1237,7 @@
               <w14:ligatures w14:val="standardContextual"/>
             </w:rPr>
           </w:pPr>
-          <w:hyperlink w:anchor="_Toc242182132" w:history="1">
+          <w:hyperlink w:anchor="_Toc242189951" w:history="1">
             <w:r>
               <w:rPr>
                 <w:rStyle w:val="Hyperlink"/>
@@ -1261,7 +1261,7 @@
               <w:rPr>
                 <w:noProof/>
               </w:rPr>
-              <w:instrText xml:space="preserve"> PAGEREF _Toc242182132 \h </w:instrText>
+              <w:instrText xml:space="preserve"> PAGEREF _Toc242189951 \h </w:instrText>
             </w:r>
             <w:r>
               <w:rPr>
@@ -1304,7 +1304,7 @@
               <w14:ligatures w14:val="standardContextual"/>
             </w:rPr>
           </w:pPr>
-          <w:hyperlink w:anchor="_Toc242182133" w:history="1">
+          <w:hyperlink w:anchor="_Toc242189952" w:history="1">
             <w:r>
               <w:rPr>
                 <w:rStyle w:val="Hyperlink"/>
@@ -1328,7 +1328,7 @@
               <w:rPr>
                 <w:noProof/>
               </w:rPr>
-              <w:instrText xml:space="preserve"> PAGEREF _Toc242182133 \h </w:instrText>
+              <w:instrText xml:space="preserve"> PAGEREF _Toc242189952 \h </w:instrText>
             </w:r>
             <w:r>
               <w:rPr>
@@ -1371,7 +1371,7 @@
               <w14:ligatures w14:val="standardContextual"/>
             </w:rPr>
           </w:pPr>
-          <w:hyperlink w:anchor="_Toc242182134" w:history="1">
+          <w:hyperlink w:anchor="_Toc242189953" w:history="1">
             <w:r>
               <w:rPr>
                 <w:rStyle w:val="Hyperlink"/>
@@ -1395,7 +1395,7 @@
               <w:rPr>
                 <w:noProof/>
               </w:rPr>
-              <w:instrText xml:space="preserve"> PAGEREF _Toc242182134 \h </w:instrText>
+              <w:instrText xml:space="preserve"> PAGEREF _Toc242189953 \h </w:instrText>
             </w:r>
             <w:r>
               <w:rPr>
@@ -1438,7 +1438,7 @@
               <w14:ligatures w14:val="standardContextual"/>
             </w:rPr>
           </w:pPr>
-          <w:hyperlink w:anchor="_Toc242182135" w:history="1">
+          <w:hyperlink w:anchor="_Toc242189954" w:history="1">
             <w:r>
               <w:rPr>
                 <w:rStyle w:val="Hyperlink"/>
@@ -1462,7 +1462,7 @@
               <w:rPr>
                 <w:noProof/>
               </w:rPr>
-              <w:instrText xml:space="preserve"> PAGEREF _Toc242182135 \h </w:instrText>
+              <w:instrText xml:space="preserve"> PAGEREF _Toc242189954 \h </w:instrText>
             </w:r>
             <w:r>
               <w:rPr>
@@ -1505,7 +1505,7 @@
               <w14:ligatures w14:val="standardContextual"/>
             </w:rPr>
           </w:pPr>
-          <w:hyperlink w:anchor="_Toc242182136" w:history="1">
+          <w:hyperlink w:anchor="_Toc242189955" w:history="1">
             <w:r>
               <w:rPr>
                 <w:rStyle w:val="Hyperlink"/>
@@ -1529,7 +1529,7 @@
               <w:rPr>
                 <w:noProof/>
               </w:rPr>
-              <w:instrText xml:space="preserve"> PAGEREF _Toc242182136 \h </w:instrText>
+              <w:instrText xml:space="preserve"> PAGEREF _Toc242189955 \h </w:instrText>
             </w:r>
             <w:r>
               <w:rPr>
@@ -1572,7 +1572,7 @@
               <w14:ligatures w14:val="standardContextual"/>
             </w:rPr>
           </w:pPr>
-          <w:hyperlink w:anchor="_Toc242182137" w:history="1">
+          <w:hyperlink w:anchor="_Toc242189956" w:history="1">
             <w:r>
               <w:rPr>
                 <w:rStyle w:val="Hyperlink"/>
@@ -1596,7 +1596,7 @@
               <w:rPr>
                 <w:noProof/>
               </w:rPr>
-              <w:instrText xml:space="preserve"> PAGEREF _Toc242182137 \h </w:instrText>
+              <w:instrText xml:space="preserve"> PAGEREF _Toc242189956 \h </w:instrText>
             </w:r>
             <w:r>
               <w:rPr>
@@ -1639,7 +1639,7 @@
               <w14:ligatures w14:val="standardContextual"/>
             </w:rPr>
           </w:pPr>
-          <w:hyperlink w:anchor="_Toc242182138" w:history="1">
+          <w:hyperlink w:anchor="_Toc242189957" w:history="1">
             <w:r>
               <w:rPr>
                 <w:rStyle w:val="Hyperlink"/>
@@ -1663,7 +1663,7 @@
               <w:rPr>
                 <w:noProof/>
               </w:rPr>
-              <w:instrText xml:space="preserve"> PAGEREF _Toc242182138 \h </w:instrText>
+              <w:instrText xml:space="preserve"> PAGEREF _Toc242189957 \h </w:instrText>
             </w:r>
             <w:r>
               <w:rPr>
@@ -1706,7 +1706,7 @@
               <w14:ligatures w14:val="standardContextual"/>
             </w:rPr>
           </w:pPr>
-          <w:hyperlink w:anchor="_Toc242182139" w:history="1">
+          <w:hyperlink w:anchor="_Toc242189958" w:history="1">
             <w:r>
               <w:rPr>
                 <w:rStyle w:val="Hyperlink"/>
@@ -1730,7 +1730,7 @@
               <w:rPr>
                 <w:noProof/>
               </w:rPr>
-              <w:instrText xml:space="preserve"> PAGEREF _Toc242182139 \h </w:instrText>
+              <w:instrText xml:space="preserve"> PAGEREF _Toc242189958 \h </w:instrText>
             </w:r>
             <w:r>
               <w:rPr>
@@ -1773,7 +1773,7 @@
               <w14:ligatures w14:val="standardContextual"/>
             </w:rPr>
           </w:pPr>
-          <w:hyperlink w:anchor="_Toc242182140" w:history="1">
+          <w:hyperlink w:anchor="_Toc242189959" w:history="1">
             <w:r>
               <w:rPr>
                 <w:rStyle w:val="Hyperlink"/>
@@ -1797,7 +1797,7 @@
               <w:rPr>
                 <w:noProof/>
               </w:rPr>
-              <w:instrText xml:space="preserve"> PAGEREF _Toc242182140 \h </w:instrText>
+              <w:instrText xml:space="preserve"> PAGEREF _Toc242189959 \h </w:instrText>
             </w:r>
             <w:r>
               <w:rPr>
@@ -1840,7 +1840,7 @@
               <w14:ligatures w14:val="standardContextual"/>
             </w:rPr>
           </w:pPr>
-          <w:hyperlink w:anchor="_Toc242182141" w:history="1">
+          <w:hyperlink w:anchor="_Toc242189960" w:history="1">
             <w:r>
               <w:rPr>
                 <w:rStyle w:val="Hyperlink"/>
@@ -1864,7 +1864,7 @@
               <w:rPr>
                 <w:noProof/>
               </w:rPr>
-              <w:instrText xml:space="preserve"> PAGEREF _Toc242182141 \h </w:instrText>
+              <w:instrText xml:space="preserve"> PAGEREF _Toc242189960 \h </w:instrText>
             </w:r>
             <w:r>
               <w:rPr>
@@ -1907,7 +1907,7 @@
               <w14:ligatures w14:val="standardContextual"/>
             </w:rPr>
           </w:pPr>
-          <w:hyperlink w:anchor="_Toc242182142" w:history="1">
+          <w:hyperlink w:anchor="_Toc242189961" w:history="1">
             <w:r>
               <w:rPr>
                 <w:rStyle w:val="Hyperlink"/>
@@ -1931,7 +1931,7 @@
               <w:rPr>
                 <w:noProof/>
               </w:rPr>
-              <w:instrText xml:space="preserve"> PAGEREF _Toc242182142 \h </w:instrText>
+              <w:instrText xml:space="preserve"> PAGEREF _Toc242189961 \h </w:instrText>
             </w:r>
             <w:r>
               <w:rPr>
@@ -1974,7 +1974,7 @@
               <w14:ligatures w14:val="standardContextual"/>
             </w:rPr>
           </w:pPr>
-          <w:hyperlink w:anchor="_Toc242182143" w:history="1">
+          <w:hyperlink w:anchor="_Toc242189962" w:history="1">
             <w:r>
               <w:rPr>
                 <w:rStyle w:val="Hyperlink"/>
@@ -1998,7 +1998,7 @@
               <w:rPr>
                 <w:noProof/>
               </w:rPr>
-              <w:instrText xml:space="preserve"> PAGEREF _Toc242182143 \h </w:instrText>
+              <w:instrText xml:space="preserve"> PAGEREF _Toc242189962 \h </w:instrText>
             </w:r>
             <w:r>
               <w:rPr>
@@ -2041,7 +2041,7 @@
               <w14:ligatures w14:val="standardContextual"/>
             </w:rPr>
           </w:pPr>
-          <w:hyperlink w:anchor="_Toc242182144" w:history="1">
+          <w:hyperlink w:anchor="_Toc242189963" w:history="1">
             <w:r>
               <w:rPr>
                 <w:rStyle w:val="Hyperlink"/>
@@ -2065,7 +2065,7 @@
               <w:rPr>
                 <w:noProof/>
               </w:rPr>
-              <w:instrText xml:space="preserve"> PAGEREF _Toc242182144 \h </w:instrText>
+              <w:instrText xml:space="preserve"> PAGEREF _Toc242189963 \h </w:instrText>
             </w:r>
             <w:r>
               <w:rPr>
@@ -2108,7 +2108,7 @@
               <w14:ligatures w14:val="standardContextual"/>
             </w:rPr>
           </w:pPr>
-          <w:hyperlink w:anchor="_Toc242182145" w:history="1">
+          <w:hyperlink w:anchor="_Toc242189964" w:history="1">
             <w:r>
               <w:rPr>
                 <w:rStyle w:val="Hyperlink"/>
@@ -2132,7 +2132,7 @@
               <w:rPr>
                 <w:noProof/>
               </w:rPr>
-              <w:instrText xml:space="preserve"> PAGEREF _Toc242182145 \h </w:instrText>
+              <w:instrText xml:space="preserve"> PAGEREF _Toc242189964 \h </w:instrText>
             </w:r>
             <w:r>
               <w:rPr>
@@ -2171,7 +2171,7 @@
         <w:pStyle w:val="Heading1"/>
         <w:pageBreakBefore/>
       </w:pPr>
-      <w:bookmarkStart w:id="0" w:name="_Toc242182122"/>
+      <w:bookmarkStart w:id="0" w:name="_Toc242189941"/>
       <w:r>
         <w:lastRenderedPageBreak/>
         <w:t>1. Your role at a glance</w:t>
@@ -2391,7 +2391,7 @@
         <w:pStyle w:val="Heading1"/>
         <w:pageBreakBefore/>
       </w:pPr>
-      <w:bookmarkStart w:id="1" w:name="_Toc242182123"/>
+      <w:bookmarkStart w:id="1" w:name="_Toc242189942"/>
       <w:r>
         <w:lastRenderedPageBreak/>
         <w:t>2. Signing in and your screens</w:t>
@@ -2402,7 +2402,7 @@
       <w:pPr>
         <w:pStyle w:val="Heading2"/>
       </w:pPr>
-      <w:bookmarkStart w:id="2" w:name="_Toc242182124"/>
+      <w:bookmarkStart w:id="2" w:name="_Toc242189943"/>
       <w:r>
         <w:t>Signing in</w:t>
       </w:r>
@@ -2485,7 +2485,7 @@
           <w:noProof/>
         </w:rPr>
         <w:drawing>
-          <wp:inline distT="0" distB="0" distL="0" distR="0" wp14:anchorId="78AB04D2" wp14:editId="53E4DBB5">
+          <wp:inline distT="0" distB="0" distL="0" distR="0" wp14:anchorId="05AC0C6F" wp14:editId="3465BB51">
             <wp:extent cx="5334000" cy="2333625"/>
             <wp:effectExtent l="0" t="0" r="0" b="0"/>
             <wp:docPr id="1" name="adm_login.jpg" descr="The sign-in screen for all internal staff." title="The sign-in screen for all internal staff."/>
@@ -2652,7 +2652,7 @@
       <w:pPr>
         <w:pStyle w:val="Heading2"/>
       </w:pPr>
-      <w:bookmarkStart w:id="3" w:name="_Toc242182125"/>
+      <w:bookmarkStart w:id="3" w:name="_Toc242189944"/>
       <w:r>
         <w:t>Finding your way around</w:t>
       </w:r>
@@ -2837,7 +2837,7 @@
         </w:rPr>
         <w:lastRenderedPageBreak/>
         <w:drawing>
-          <wp:inline distT="0" distB="0" distL="0" distR="0" wp14:anchorId="0DCD8C7E" wp14:editId="21937A2B">
+          <wp:inline distT="0" distB="0" distL="0" distR="0" wp14:anchorId="3DCFE6B8" wp14:editId="6BD307F1">
             <wp:extent cx="5715000" cy="1876425"/>
             <wp:effectExtent l="0" t="0" r="0" b="0"/>
             <wp:docPr id="2" name="adm_not_your_role.jpg" descr="Opening a screen outside your role (for example from an old bookmark) shows this card instead of the screen." title="Opening a screen outside your role (for example from an old bookmark) shows this card instead of the screen."/>
@@ -2906,7 +2906,7 @@
       <w:pPr>
         <w:pStyle w:val="Heading2"/>
       </w:pPr>
-      <w:bookmarkStart w:id="4" w:name="_Toc242182126"/>
+      <w:bookmarkStart w:id="4" w:name="_Toc242189945"/>
       <w:r>
         <w:t>Your screens</w:t>
       </w:r>
@@ -3240,7 +3240,7 @@
       <w:pPr>
         <w:pStyle w:val="Heading2"/>
       </w:pPr>
-      <w:bookmarkStart w:id="5" w:name="_Toc242182127"/>
+      <w:bookmarkStart w:id="5" w:name="_Toc242189946"/>
       <w:r>
         <w:t>Changing your password</w:t>
       </w:r>
@@ -3323,7 +3323,7 @@
           <w:noProof/>
         </w:rPr>
         <w:drawing>
-          <wp:inline distT="0" distB="0" distL="0" distR="0" wp14:anchorId="31C28689" wp14:editId="0EAFF11E">
+          <wp:inline distT="0" distB="0" distL="0" distR="0" wp14:anchorId="19E4A65C" wp14:editId="73CEC9FF">
             <wp:extent cx="5334000" cy="2171700"/>
             <wp:effectExtent l="0" t="0" r="0" b="0"/>
             <wp:docPr id="3" name="adm_account.jpg" descr="Change Password screen." title="Change Password screen."/>
@@ -3411,7 +3411,7 @@
         <w:pStyle w:val="Heading1"/>
         <w:pageBreakBefore/>
       </w:pPr>
-      <w:bookmarkStart w:id="6" w:name="_Toc242182128"/>
+      <w:bookmarkStart w:id="6" w:name="_Toc242189947"/>
       <w:r>
         <w:lastRenderedPageBreak/>
         <w:t>3. Your routine</w:t>
@@ -3755,7 +3755,7 @@
         <w:pStyle w:val="Heading1"/>
         <w:pageBreakBefore/>
       </w:pPr>
-      <w:bookmarkStart w:id="7" w:name="_Toc242182129"/>
+      <w:bookmarkStart w:id="7" w:name="_Toc242189948"/>
       <w:r>
         <w:lastRenderedPageBreak/>
         <w:t>4. Step-by-step tasks</w:t>
@@ -3766,7 +3766,7 @@
       <w:pPr>
         <w:pStyle w:val="Heading2"/>
       </w:pPr>
-      <w:bookmarkStart w:id="8" w:name="_Toc242182130"/>
+      <w:bookmarkStart w:id="8" w:name="_Toc242189949"/>
       <w:r>
         <w:t>4.1 Reading the QA Dashboard</w:t>
       </w:r>
@@ -3806,7 +3806,7 @@
           <w:noProof/>
         </w:rPr>
         <w:drawing>
-          <wp:inline distT="0" distB="0" distL="0" distR="0" wp14:anchorId="0EC1B9FC" wp14:editId="3908A0DC">
+          <wp:inline distT="0" distB="0" distL="0" distR="0" wp14:anchorId="5F282CC7" wp14:editId="234AB2EC">
             <wp:extent cx="5334000" cy="2333625"/>
             <wp:effectExtent l="0" t="0" r="0" b="0"/>
             <wp:docPr id="4" name="qa_dashboard.jpg" descr="QA Dashboard." title="QA Dashboard."/>
@@ -3913,7 +3913,7 @@
       <w:pPr>
         <w:pStyle w:val="Heading2"/>
       </w:pPr>
-      <w:bookmarkStart w:id="9" w:name="_Toc242182131"/>
+      <w:bookmarkStart w:id="9" w:name="_Toc242189950"/>
       <w:r>
         <w:t>4.2 Reviewing questionnaires in the QA Queue</w:t>
       </w:r>
@@ -3953,7 +3953,7 @@
           <w:noProof/>
         </w:rPr>
         <w:drawing>
-          <wp:inline distT="0" distB="0" distL="0" distR="0" wp14:anchorId="1B0FE720" wp14:editId="4C2269E0">
+          <wp:inline distT="0" distB="0" distL="0" distR="0" wp14:anchorId="03BEDF68" wp14:editId="4C8D39D3">
             <wp:extent cx="5334000" cy="3333750"/>
             <wp:effectExtent l="0" t="0" r="0" b="0"/>
             <wp:docPr id="5" name="qa_queue.jpg" descr="QUAN QA Queue with the KoboToolbox sync panel." title="QUAN QA Queue with the KoboToolbox sync panel."/>
@@ -4692,7 +4692,7 @@
       <w:pPr>
         <w:pStyle w:val="Heading2"/>
       </w:pPr>
-      <w:bookmarkStart w:id="10" w:name="_Toc242182132"/>
+      <w:bookmarkStart w:id="10" w:name="_Toc242189951"/>
       <w:r>
         <w:t>4.3 Working QA exceptions</w:t>
       </w:r>
@@ -4757,7 +4757,7 @@
         </w:rPr>
         <w:lastRenderedPageBreak/>
         <w:drawing>
-          <wp:inline distT="0" distB="0" distL="0" distR="0" wp14:anchorId="5F449981" wp14:editId="65C1CF9D">
+          <wp:inline distT="0" distB="0" distL="0" distR="0" wp14:anchorId="60F03176" wp14:editId="79A66596">
             <wp:extent cx="5334000" cy="3333750"/>
             <wp:effectExtent l="0" t="0" r="0" b="0"/>
             <wp:docPr id="6" name="qa_exceptions.jpg" descr="QA Exception Queue." title="QA Exception Queue."/>
@@ -4953,7 +4953,7 @@
       <w:pPr>
         <w:pStyle w:val="Heading2"/>
       </w:pPr>
-      <w:bookmarkStart w:id="11" w:name="_Toc242182133"/>
+      <w:bookmarkStart w:id="11" w:name="_Toc242189952"/>
       <w:r>
         <w:t>4.4 Downloading or emailing completed forms (Form PDFs)</w:t>
       </w:r>
@@ -5004,7 +5004,7 @@
         </w:rPr>
         <w:lastRenderedPageBreak/>
         <w:drawing>
-          <wp:inline distT="0" distB="0" distL="0" distR="0" wp14:anchorId="5746AD80" wp14:editId="4D7ADDD1">
+          <wp:inline distT="0" distB="0" distL="0" distR="0" wp14:anchorId="7F943701" wp14:editId="740F29F4">
             <wp:extent cx="5334000" cy="3333750"/>
             <wp:effectExtent l="0" t="0" r="0" b="0"/>
             <wp:docPr id="7" name="qa_form_pdfs.jpg" descr="Completed form PDFs." title="Completed form PDFs."/>
@@ -5243,7 +5243,7 @@
       <w:pPr>
         <w:pStyle w:val="Heading2"/>
       </w:pPr>
-      <w:bookmarkStart w:id="12" w:name="_Toc242182134"/>
+      <w:bookmarkStart w:id="12" w:name="_Toc242189953"/>
       <w:r>
         <w:t>4.5 Writing good QA notes</w:t>
       </w:r>
@@ -5311,7 +5311,7 @@
         <w:pStyle w:val="Heading1"/>
         <w:pageBreakBefore/>
       </w:pPr>
-      <w:bookmarkStart w:id="13" w:name="_Toc242182135"/>
+      <w:bookmarkStart w:id="13" w:name="_Toc242189954"/>
       <w:r>
         <w:lastRenderedPageBreak/>
         <w:t>5. Rules you must follow</w:t>
@@ -5462,7 +5462,7 @@
         <w:pStyle w:val="Heading1"/>
         <w:pageBreakBefore/>
       </w:pPr>
-      <w:bookmarkStart w:id="14" w:name="_Toc242182136"/>
+      <w:bookmarkStart w:id="14" w:name="_Toc242189955"/>
       <w:r>
         <w:lastRenderedPageBreak/>
         <w:t>6. Troubleshooting</w:t>
@@ -6921,7 +6921,7 @@
         <w:pStyle w:val="Heading1"/>
         <w:pageBreakBefore/>
       </w:pPr>
-      <w:bookmarkStart w:id="15" w:name="_Toc242182137"/>
+      <w:bookmarkStart w:id="15" w:name="_Toc242189956"/>
       <w:r>
         <w:lastRenderedPageBreak/>
         <w:t>7. Quick reference</w:t>
@@ -7320,7 +7320,7 @@
         <w:pStyle w:val="Heading1"/>
         <w:pageBreakBefore/>
       </w:pPr>
-      <w:bookmarkStart w:id="16" w:name="_Toc242182138"/>
+      <w:bookmarkStart w:id="16" w:name="_Toc242189957"/>
       <w:r>
         <w:lastRenderedPageBreak/>
         <w:t>8. Every screen and button for your role</w:t>
@@ -7434,7 +7434,7 @@
       <w:pPr>
         <w:pStyle w:val="Heading2"/>
       </w:pPr>
-      <w:bookmarkStart w:id="17" w:name="_Toc242182139"/>
+      <w:bookmarkStart w:id="17" w:name="_Toc242189958"/>
       <w:r>
         <w:t>8.1 Sign in</w:t>
       </w:r>
@@ -7947,7 +7947,7 @@
       <w:pPr>
         <w:pStyle w:val="Heading2"/>
       </w:pPr>
-      <w:bookmarkStart w:id="18" w:name="_Toc242182140"/>
+      <w:bookmarkStart w:id="18" w:name="_Toc242189959"/>
       <w:r>
         <w:t>8.2 The header and menu bar (every screen)</w:t>
       </w:r>
@@ -8671,7 +8671,7 @@
       <w:pPr>
         <w:pStyle w:val="Heading2"/>
       </w:pPr>
-      <w:bookmarkStart w:id="19" w:name="_Toc242182141"/>
+      <w:bookmarkStart w:id="19" w:name="_Toc242189960"/>
       <w:r>
         <w:t>8.3 Change Password</w:t>
       </w:r>
@@ -9291,7 +9291,7 @@
       <w:pPr>
         <w:pStyle w:val="Heading2"/>
       </w:pPr>
-      <w:bookmarkStart w:id="20" w:name="_Toc242182142"/>
+      <w:bookmarkStart w:id="20" w:name="_Toc242189961"/>
       <w:r>
         <w:t>8.4 QA Dashboard</w:t>
       </w:r>
@@ -9912,7 +9912,7 @@
       <w:pPr>
         <w:pStyle w:val="Heading2"/>
       </w:pPr>
-      <w:bookmarkStart w:id="21" w:name="_Toc242182143"/>
+      <w:bookmarkStart w:id="21" w:name="_Toc242189962"/>
       <w:r>
         <w:t>8.5 QA Queue (with the KoboToolbox sync panel)</w:t>
       </w:r>
@@ -10635,7 +10635,7 @@
       <w:pPr>
         <w:pStyle w:val="Heading2"/>
       </w:pPr>
-      <w:bookmarkStart w:id="22" w:name="_Toc242182144"/>
+      <w:bookmarkStart w:id="22" w:name="_Toc242189963"/>
       <w:r>
         <w:lastRenderedPageBreak/>
         <w:t>8.6 QA Exceptions</w:t>
@@ -11466,7 +11466,7 @@
       <w:pPr>
         <w:pStyle w:val="Heading2"/>
       </w:pPr>
-      <w:bookmarkStart w:id="23" w:name="_Toc242182145"/>
+      <w:bookmarkStart w:id="23" w:name="_Toc242189964"/>
       <w:r>
         <w:t>8.7 Completed forms (Form PDFs)</w:t>
       </w:r>
@@ -12451,7 +12451,7 @@
         <w:sz w:val="16"/>
         <w:szCs w:val="16"/>
       </w:rPr>
-      <w:t>Version 1.24 · 6 October 2026</w:t>
+      <w:t>Version 1.25 · 6 October 2026</w:t>
     </w:r>
     <w:r>
       <w:rPr>
@@ -12624,10 +12624,10 @@
 <file path=word/numbering.xml><?xml version="1.0" encoding="utf-8"?>
 <w:numbering xmlns:wpc="http://schemas.microsoft.com/office/word/2010/wordprocessingCanvas" xmlns:cx="http://schemas.microsoft.com/office/drawing/2014/chartex" xmlns:cx1="http://schemas.microsoft.com/office/drawing/2015/9/8/chartex" xmlns:cx2="http://schemas.microsoft.com/office/drawing/2015/10/21/chartex" xmlns:cx3="http://schemas.microsoft.com/office/drawing/2016/5/9/chartex" xmlns:cx4="http://schemas.microsoft.com/office/drawing/2016/5/10/chartex" xmlns:cx5="http://schemas.microsoft.com/office/drawing/2016/5/11/chartex" xmlns:cx6="http://schemas.microsoft.com/office/drawing/2016/5/12/chartex" xmlns:cx7="http://schemas.microsoft.com/office/drawing/2016/5/13/chartex" xmlns:cx8="http://schemas.microsoft.com/office/drawing/2016/5/14/chartex" xmlns:mc="http://schemas.openxmlformats.org/markup-compatibility/2006" xmlns:aink="http://schemas.microsoft.com/office/drawing/2016/ink" xmlns:am3d="http://schemas.microsoft.com/office/drawing/2017/model3d" xmlns:o="urn:schemas-microsoft-com:office:office" xmlns:oel="http://schemas.microsoft.com/office/2019/extlst" xmlns:r="http://schemas.openxmlformats.org/officeDocument/2006/relationships" xmlns:m="http://schemas.openxmlformats.org/officeDocument/2006/math" xmlns:v="urn:schemas-microsoft-com:vml" xmlns:wp14="http://schemas.microsoft.com/office/word/2010/wordprocessingDrawing" xmlns:wp="http://schemas.openxmlformats.org/drawingml/2006/wordprocessingDrawing" xmlns:w10="urn:schemas-microsoft-com:office:word" xmlns:w="http://schemas.openxmlformats.org/wordprocessingml/2006/main" xmlns:w14="http://schemas.microsoft.com/office/word/2010/wordml" xmlns:w15="http://schemas.microsoft.com/office/word/2012/wordml" xmlns:w16cex="http://schemas.microsoft.com/office/word/2018/wordml/cex" xmlns:w16cid="http://schemas.microsoft.com/office/word/2016/wordml/cid" xmlns:w16="http://schemas.microsoft.com/office/word/2018/wordml" xmlns:w16sdtdh="http://schemas.microsoft.com/office/word/2020/wordml/sdtdatahash" xmlns:w16se="http://schemas.microsoft.com/office/word/2015/wordml/symex" xmlns:wpg="http://schemas.microsoft.com/office/word/2010/wordprocessingGroup" xmlns:wpi="http://schemas.microsoft.com/office/word/2010/wordprocessingInk" xmlns:wne="http://schemas.microsoft.com/office/word/2006/wordml" xmlns:wps="http://schemas.microsoft.com/office/word/2010/wordprocessingShape" mc:Ignorable="w14 w15 w16se w16cid w16 w16cex w16sdtdh wp14">
   <w:abstractNum w:abstractNumId="0" w15:restartNumberingAfterBreak="0">
-    <w:nsid w:val="1BB643CD"/>
+    <w:nsid w:val="04305EFD"/>
     <w:multiLevelType w:val="hybridMultilevel"/>
-    <w:tmpl w:val="97CA9A4C"/>
-    <w:lvl w:ilvl="0" w:tplc="BE4AAFDC">
+    <w:tmpl w:val="BB66CEB4"/>
+    <w:lvl w:ilvl="0" w:tplc="8136890A">
       <w:start w:val="1"/>
       <w:numFmt w:val="decimal"/>
       <w:lvlText w:val="%1."/>
@@ -12641,138 +12641,52 @@
         <w:color w:val="A67C27"/>
       </w:rPr>
     </w:lvl>
-    <w:lvl w:ilvl="1" w:tplc="085C0DF0">
+    <w:lvl w:ilvl="1" w:tplc="EE20CA3C">
       <w:numFmt w:val="decimal"/>
       <w:lvlText w:val=""/>
       <w:lvlJc w:val="left"/>
     </w:lvl>
-    <w:lvl w:ilvl="2" w:tplc="2E0C110A">
+    <w:lvl w:ilvl="2" w:tplc="03AC4600">
       <w:numFmt w:val="decimal"/>
       <w:lvlText w:val=""/>
       <w:lvlJc w:val="left"/>
     </w:lvl>
-    <w:lvl w:ilvl="3" w:tplc="FDD44758">
+    <w:lvl w:ilvl="3" w:tplc="DF0EB6FA">
       <w:numFmt w:val="decimal"/>
       <w:lvlText w:val=""/>
       <w:lvlJc w:val="left"/>
     </w:lvl>
-    <w:lvl w:ilvl="4" w:tplc="4E241508">
+    <w:lvl w:ilvl="4" w:tplc="1D5E1D96">
       <w:numFmt w:val="decimal"/>
       <w:lvlText w:val=""/>
       <w:lvlJc w:val="left"/>
     </w:lvl>
-    <w:lvl w:ilvl="5" w:tplc="4D588F70">
+    <w:lvl w:ilvl="5" w:tplc="512678C0">
       <w:numFmt w:val="decimal"/>
       <w:lvlText w:val=""/>
       <w:lvlJc w:val="left"/>
     </w:lvl>
-    <w:lvl w:ilvl="6" w:tplc="5ED0A638">
+    <w:lvl w:ilvl="6" w:tplc="019AC5EA">
       <w:numFmt w:val="decimal"/>
       <w:lvlText w:val=""/>
       <w:lvlJc w:val="left"/>
     </w:lvl>
-    <w:lvl w:ilvl="7" w:tplc="1B24A228">
+    <w:lvl w:ilvl="7" w:tplc="4274C706">
       <w:numFmt w:val="decimal"/>
       <w:lvlText w:val=""/>
       <w:lvlJc w:val="left"/>
     </w:lvl>
-    <w:lvl w:ilvl="8" w:tplc="648CE896">
+    <w:lvl w:ilvl="8" w:tplc="C50607C8">
       <w:numFmt w:val="decimal"/>
       <w:lvlText w:val=""/>
       <w:lvlJc w:val="left"/>
     </w:lvl>
   </w:abstractNum>
   <w:abstractNum w:abstractNumId="1" w15:restartNumberingAfterBreak="0">
-    <w:nsid w:val="1EE202AD"/>
+    <w:nsid w:val="0EC30744"/>
     <w:multiLevelType w:val="hybridMultilevel"/>
-    <w:tmpl w:val="A6FA7732"/>
-    <w:lvl w:ilvl="0" w:tplc="51DE2734">
-      <w:start w:val="1"/>
-      <w:numFmt w:val="bullet"/>
-      <w:lvlText w:val="●"/>
-      <w:lvlJc w:val="left"/>
-      <w:pPr>
-        <w:ind w:left="720" w:hanging="360"/>
-      </w:pPr>
-    </w:lvl>
-    <w:lvl w:ilvl="1" w:tplc="4A90FA5C">
-      <w:start w:val="1"/>
-      <w:numFmt w:val="bullet"/>
-      <w:lvlText w:val="○"/>
-      <w:lvlJc w:val="left"/>
-      <w:pPr>
-        <w:ind w:left="1440" w:hanging="360"/>
-      </w:pPr>
-    </w:lvl>
-    <w:lvl w:ilvl="2" w:tplc="5AD291CA">
-      <w:start w:val="1"/>
-      <w:numFmt w:val="bullet"/>
-      <w:lvlText w:val="■"/>
-      <w:lvlJc w:val="left"/>
-      <w:pPr>
-        <w:ind w:left="2160" w:hanging="360"/>
-      </w:pPr>
-    </w:lvl>
-    <w:lvl w:ilvl="3" w:tplc="90D48844">
-      <w:start w:val="1"/>
-      <w:numFmt w:val="bullet"/>
-      <w:lvlText w:val="●"/>
-      <w:lvlJc w:val="left"/>
-      <w:pPr>
-        <w:ind w:left="2880" w:hanging="360"/>
-      </w:pPr>
-    </w:lvl>
-    <w:lvl w:ilvl="4" w:tplc="3F7CD1A4">
-      <w:start w:val="1"/>
-      <w:numFmt w:val="bullet"/>
-      <w:lvlText w:val="○"/>
-      <w:lvlJc w:val="left"/>
-      <w:pPr>
-        <w:ind w:left="3600" w:hanging="360"/>
-      </w:pPr>
-    </w:lvl>
-    <w:lvl w:ilvl="5" w:tplc="0F9669DE">
-      <w:start w:val="1"/>
-      <w:numFmt w:val="bullet"/>
-      <w:lvlText w:val="■"/>
-      <w:lvlJc w:val="left"/>
-      <w:pPr>
-        <w:ind w:left="4320" w:hanging="360"/>
-      </w:pPr>
-    </w:lvl>
-    <w:lvl w:ilvl="6" w:tplc="05CEF848">
-      <w:start w:val="1"/>
-      <w:numFmt w:val="bullet"/>
-      <w:lvlText w:val="●"/>
-      <w:lvlJc w:val="left"/>
-      <w:pPr>
-        <w:ind w:left="5040" w:hanging="360"/>
-      </w:pPr>
-    </w:lvl>
-    <w:lvl w:ilvl="7" w:tplc="838859AC">
-      <w:start w:val="1"/>
-      <w:numFmt w:val="bullet"/>
-      <w:lvlText w:val="●"/>
-      <w:lvlJc w:val="left"/>
-      <w:pPr>
-        <w:ind w:left="5760" w:hanging="360"/>
-      </w:pPr>
-    </w:lvl>
-    <w:lvl w:ilvl="8" w:tplc="887473A6">
-      <w:start w:val="1"/>
-      <w:numFmt w:val="bullet"/>
-      <w:lvlText w:val="●"/>
-      <w:lvlJc w:val="left"/>
-      <w:pPr>
-        <w:ind w:left="6480" w:hanging="360"/>
-      </w:pPr>
-    </w:lvl>
-  </w:abstractNum>
-  <w:abstractNum w:abstractNumId="2" w15:restartNumberingAfterBreak="0">
-    <w:nsid w:val="323A2B86"/>
-    <w:multiLevelType w:val="hybridMultilevel"/>
-    <w:tmpl w:val="D3F61E92"/>
-    <w:lvl w:ilvl="0" w:tplc="1F1A7ED4">
+    <w:tmpl w:val="DC6A4D52"/>
+    <w:lvl w:ilvl="0" w:tplc="CD5E384C">
       <w:start w:val="1"/>
       <w:numFmt w:val="decimal"/>
       <w:lvlText w:val="%1."/>
@@ -12786,52 +12700,255 @@
         <w:color w:val="A67C27"/>
       </w:rPr>
     </w:lvl>
-    <w:lvl w:ilvl="1" w:tplc="297279A4">
+    <w:lvl w:ilvl="1" w:tplc="0B9A546E">
       <w:numFmt w:val="decimal"/>
       <w:lvlText w:val=""/>
       <w:lvlJc w:val="left"/>
     </w:lvl>
-    <w:lvl w:ilvl="2" w:tplc="170208C4">
+    <w:lvl w:ilvl="2" w:tplc="6890BEA6">
       <w:numFmt w:val="decimal"/>
       <w:lvlText w:val=""/>
       <w:lvlJc w:val="left"/>
     </w:lvl>
-    <w:lvl w:ilvl="3" w:tplc="9D7046AC">
+    <w:lvl w:ilvl="3" w:tplc="588C8CA4">
       <w:numFmt w:val="decimal"/>
       <w:lvlText w:val=""/>
       <w:lvlJc w:val="left"/>
     </w:lvl>
-    <w:lvl w:ilvl="4" w:tplc="A84C100C">
+    <w:lvl w:ilvl="4" w:tplc="11BCBC1C">
       <w:numFmt w:val="decimal"/>
       <w:lvlText w:val=""/>
       <w:lvlJc w:val="left"/>
     </w:lvl>
-    <w:lvl w:ilvl="5" w:tplc="151C268E">
+    <w:lvl w:ilvl="5" w:tplc="F6B05D56">
       <w:numFmt w:val="decimal"/>
       <w:lvlText w:val=""/>
       <w:lvlJc w:val="left"/>
     </w:lvl>
-    <w:lvl w:ilvl="6" w:tplc="7AB8565A">
+    <w:lvl w:ilvl="6" w:tplc="2054767A">
       <w:numFmt w:val="decimal"/>
       <w:lvlText w:val=""/>
       <w:lvlJc w:val="left"/>
     </w:lvl>
-    <w:lvl w:ilvl="7" w:tplc="23668356">
+    <w:lvl w:ilvl="7" w:tplc="C388F1DA">
       <w:numFmt w:val="decimal"/>
       <w:lvlText w:val=""/>
       <w:lvlJc w:val="left"/>
     </w:lvl>
-    <w:lvl w:ilvl="8" w:tplc="0EB44FA6">
+    <w:lvl w:ilvl="8" w:tplc="F26495DE">
+      <w:numFmt w:val="decimal"/>
+      <w:lvlText w:val=""/>
+      <w:lvlJc w:val="left"/>
+    </w:lvl>
+  </w:abstractNum>
+  <w:abstractNum w:abstractNumId="2" w15:restartNumberingAfterBreak="0">
+    <w:nsid w:val="30E2120C"/>
+    <w:multiLevelType w:val="hybridMultilevel"/>
+    <w:tmpl w:val="1A929F4A"/>
+    <w:lvl w:ilvl="0" w:tplc="55F2A538">
+      <w:start w:val="1"/>
+      <w:numFmt w:val="decimal"/>
+      <w:lvlText w:val="%1."/>
+      <w:lvlJc w:val="left"/>
+      <w:pPr>
+        <w:ind w:left="460" w:hanging="360"/>
+      </w:pPr>
+      <w:rPr>
+        <w:b/>
+        <w:bCs/>
+        <w:color w:val="A67C27"/>
+      </w:rPr>
+    </w:lvl>
+    <w:lvl w:ilvl="1" w:tplc="D0E8F772">
+      <w:numFmt w:val="decimal"/>
+      <w:lvlText w:val=""/>
+      <w:lvlJc w:val="left"/>
+    </w:lvl>
+    <w:lvl w:ilvl="2" w:tplc="6CEE6C4C">
+      <w:numFmt w:val="decimal"/>
+      <w:lvlText w:val=""/>
+      <w:lvlJc w:val="left"/>
+    </w:lvl>
+    <w:lvl w:ilvl="3" w:tplc="FBD25042">
+      <w:numFmt w:val="decimal"/>
+      <w:lvlText w:val=""/>
+      <w:lvlJc w:val="left"/>
+    </w:lvl>
+    <w:lvl w:ilvl="4" w:tplc="50564B5A">
+      <w:numFmt w:val="decimal"/>
+      <w:lvlText w:val=""/>
+      <w:lvlJc w:val="left"/>
+    </w:lvl>
+    <w:lvl w:ilvl="5" w:tplc="49EC3F06">
+      <w:numFmt w:val="decimal"/>
+      <w:lvlText w:val=""/>
+      <w:lvlJc w:val="left"/>
+    </w:lvl>
+    <w:lvl w:ilvl="6" w:tplc="3ADC6508">
+      <w:numFmt w:val="decimal"/>
+      <w:lvlText w:val=""/>
+      <w:lvlJc w:val="left"/>
+    </w:lvl>
+    <w:lvl w:ilvl="7" w:tplc="80CED8DE">
+      <w:numFmt w:val="decimal"/>
+      <w:lvlText w:val=""/>
+      <w:lvlJc w:val="left"/>
+    </w:lvl>
+    <w:lvl w:ilvl="8" w:tplc="4DEA5F64">
       <w:numFmt w:val="decimal"/>
       <w:lvlText w:val=""/>
       <w:lvlJc w:val="left"/>
     </w:lvl>
   </w:abstractNum>
   <w:abstractNum w:abstractNumId="3" w15:restartNumberingAfterBreak="0">
-    <w:nsid w:val="3D064126"/>
+    <w:nsid w:val="47E312DE"/>
     <w:multiLevelType w:val="hybridMultilevel"/>
-    <w:tmpl w:val="092AEC64"/>
-    <w:lvl w:ilvl="0" w:tplc="6AE2DC9E">
+    <w:tmpl w:val="E1AC23D8"/>
+    <w:lvl w:ilvl="0" w:tplc="77FEB916">
+      <w:start w:val="1"/>
+      <w:numFmt w:val="bullet"/>
+      <w:lvlText w:val="●"/>
+      <w:lvlJc w:val="left"/>
+      <w:pPr>
+        <w:ind w:left="720" w:hanging="360"/>
+      </w:pPr>
+    </w:lvl>
+    <w:lvl w:ilvl="1" w:tplc="F850A712">
+      <w:start w:val="1"/>
+      <w:numFmt w:val="bullet"/>
+      <w:lvlText w:val="○"/>
+      <w:lvlJc w:val="left"/>
+      <w:pPr>
+        <w:ind w:left="1440" w:hanging="360"/>
+      </w:pPr>
+    </w:lvl>
+    <w:lvl w:ilvl="2" w:tplc="EEA618EC">
+      <w:start w:val="1"/>
+      <w:numFmt w:val="bullet"/>
+      <w:lvlText w:val="■"/>
+      <w:lvlJc w:val="left"/>
+      <w:pPr>
+        <w:ind w:left="2160" w:hanging="360"/>
+      </w:pPr>
+    </w:lvl>
+    <w:lvl w:ilvl="3" w:tplc="65561062">
+      <w:start w:val="1"/>
+      <w:numFmt w:val="bullet"/>
+      <w:lvlText w:val="●"/>
+      <w:lvlJc w:val="left"/>
+      <w:pPr>
+        <w:ind w:left="2880" w:hanging="360"/>
+      </w:pPr>
+    </w:lvl>
+    <w:lvl w:ilvl="4" w:tplc="F9DC221C">
+      <w:start w:val="1"/>
+      <w:numFmt w:val="bullet"/>
+      <w:lvlText w:val="○"/>
+      <w:lvlJc w:val="left"/>
+      <w:pPr>
+        <w:ind w:left="3600" w:hanging="360"/>
+      </w:pPr>
+    </w:lvl>
+    <w:lvl w:ilvl="5" w:tplc="E28EE414">
+      <w:start w:val="1"/>
+      <w:numFmt w:val="bullet"/>
+      <w:lvlText w:val="■"/>
+      <w:lvlJc w:val="left"/>
+      <w:pPr>
+        <w:ind w:left="4320" w:hanging="360"/>
+      </w:pPr>
+    </w:lvl>
+    <w:lvl w:ilvl="6" w:tplc="5C5A4C04">
+      <w:start w:val="1"/>
+      <w:numFmt w:val="bullet"/>
+      <w:lvlText w:val="●"/>
+      <w:lvlJc w:val="left"/>
+      <w:pPr>
+        <w:ind w:left="5040" w:hanging="360"/>
+      </w:pPr>
+    </w:lvl>
+    <w:lvl w:ilvl="7" w:tplc="978ED084">
+      <w:start w:val="1"/>
+      <w:numFmt w:val="bullet"/>
+      <w:lvlText w:val="●"/>
+      <w:lvlJc w:val="left"/>
+      <w:pPr>
+        <w:ind w:left="5760" w:hanging="360"/>
+      </w:pPr>
+    </w:lvl>
+    <w:lvl w:ilvl="8" w:tplc="1346EB10">
+      <w:start w:val="1"/>
+      <w:numFmt w:val="bullet"/>
+      <w:lvlText w:val="●"/>
+      <w:lvlJc w:val="left"/>
+      <w:pPr>
+        <w:ind w:left="6480" w:hanging="360"/>
+      </w:pPr>
+    </w:lvl>
+  </w:abstractNum>
+  <w:abstractNum w:abstractNumId="4" w15:restartNumberingAfterBreak="0">
+    <w:nsid w:val="4C360140"/>
+    <w:multiLevelType w:val="hybridMultilevel"/>
+    <w:tmpl w:val="67324AB8"/>
+    <w:lvl w:ilvl="0" w:tplc="E938B41E">
+      <w:start w:val="1"/>
+      <w:numFmt w:val="bullet"/>
+      <w:lvlText w:val="•"/>
+      <w:lvlJc w:val="left"/>
+      <w:pPr>
+        <w:ind w:left="460" w:hanging="280"/>
+      </w:pPr>
+    </w:lvl>
+    <w:lvl w:ilvl="1" w:tplc="7A327770">
+      <w:start w:val="1"/>
+      <w:numFmt w:val="bullet"/>
+      <w:lvlText w:val="–"/>
+      <w:lvlJc w:val="left"/>
+      <w:pPr>
+        <w:ind w:left="900" w:hanging="280"/>
+      </w:pPr>
+    </w:lvl>
+    <w:lvl w:ilvl="2" w:tplc="7032B0A6">
+      <w:numFmt w:val="decimal"/>
+      <w:lvlText w:val=""/>
+      <w:lvlJc w:val="left"/>
+    </w:lvl>
+    <w:lvl w:ilvl="3" w:tplc="7E529162">
+      <w:numFmt w:val="decimal"/>
+      <w:lvlText w:val=""/>
+      <w:lvlJc w:val="left"/>
+    </w:lvl>
+    <w:lvl w:ilvl="4" w:tplc="D4DCB4F6">
+      <w:numFmt w:val="decimal"/>
+      <w:lvlText w:val=""/>
+      <w:lvlJc w:val="left"/>
+    </w:lvl>
+    <w:lvl w:ilvl="5" w:tplc="BF800F68">
+      <w:numFmt w:val="decimal"/>
+      <w:lvlText w:val=""/>
+      <w:lvlJc w:val="left"/>
+    </w:lvl>
+    <w:lvl w:ilvl="6" w:tplc="444EF9C8">
+      <w:numFmt w:val="decimal"/>
+      <w:lvlText w:val=""/>
+      <w:lvlJc w:val="left"/>
+    </w:lvl>
+    <w:lvl w:ilvl="7" w:tplc="FA3A3F1A">
+      <w:numFmt w:val="decimal"/>
+      <w:lvlText w:val=""/>
+      <w:lvlJc w:val="left"/>
+    </w:lvl>
+    <w:lvl w:ilvl="8" w:tplc="2786ABC2">
+      <w:numFmt w:val="decimal"/>
+      <w:lvlText w:val=""/>
+      <w:lvlJc w:val="left"/>
+    </w:lvl>
+  </w:abstractNum>
+  <w:abstractNum w:abstractNumId="5" w15:restartNumberingAfterBreak="0">
+    <w:nsid w:val="5E5B0496"/>
+    <w:multiLevelType w:val="hybridMultilevel"/>
+    <w:tmpl w:val="30F0B1B6"/>
+    <w:lvl w:ilvl="0" w:tplc="15F6BECC">
       <w:start w:val="1"/>
       <w:numFmt w:val="decimal"/>
       <w:lvlText w:val="%1."/>
@@ -12845,52 +12962,52 @@
         <w:color w:val="A67C27"/>
       </w:rPr>
     </w:lvl>
-    <w:lvl w:ilvl="1" w:tplc="59768F64">
+    <w:lvl w:ilvl="1" w:tplc="45623CFC">
       <w:numFmt w:val="decimal"/>
       <w:lvlText w:val=""/>
       <w:lvlJc w:val="left"/>
     </w:lvl>
-    <w:lvl w:ilvl="2" w:tplc="6F7ED758">
+    <w:lvl w:ilvl="2" w:tplc="181063A4">
       <w:numFmt w:val="decimal"/>
       <w:lvlText w:val=""/>
       <w:lvlJc w:val="left"/>
     </w:lvl>
-    <w:lvl w:ilvl="3" w:tplc="C334570A">
+    <w:lvl w:ilvl="3" w:tplc="029C99BC">
       <w:numFmt w:val="decimal"/>
       <w:lvlText w:val=""/>
       <w:lvlJc w:val="left"/>
     </w:lvl>
-    <w:lvl w:ilvl="4" w:tplc="A38A9712">
+    <w:lvl w:ilvl="4" w:tplc="5150C80C">
       <w:numFmt w:val="decimal"/>
       <w:lvlText w:val=""/>
       <w:lvlJc w:val="left"/>
     </w:lvl>
-    <w:lvl w:ilvl="5" w:tplc="F3CA37B2">
+    <w:lvl w:ilvl="5" w:tplc="EFE83E1E">
       <w:numFmt w:val="decimal"/>
       <w:lvlText w:val=""/>
       <w:lvlJc w:val="left"/>
     </w:lvl>
-    <w:lvl w:ilvl="6" w:tplc="2DB49862">
+    <w:lvl w:ilvl="6" w:tplc="5DDC4ABC">
       <w:numFmt w:val="decimal"/>
       <w:lvlText w:val=""/>
       <w:lvlJc w:val="left"/>
     </w:lvl>
-    <w:lvl w:ilvl="7" w:tplc="608A158A">
+    <w:lvl w:ilvl="7" w:tplc="84BA69A2">
       <w:numFmt w:val="decimal"/>
       <w:lvlText w:val=""/>
       <w:lvlJc w:val="left"/>
     </w:lvl>
-    <w:lvl w:ilvl="8" w:tplc="B6A0BCF6">
+    <w:lvl w:ilvl="8" w:tplc="E3D2A090">
       <w:numFmt w:val="decimal"/>
       <w:lvlText w:val=""/>
       <w:lvlJc w:val="left"/>
     </w:lvl>
   </w:abstractNum>
-  <w:abstractNum w:abstractNumId="4" w15:restartNumberingAfterBreak="0">
-    <w:nsid w:val="4F3322AD"/>
+  <w:abstractNum w:abstractNumId="6" w15:restartNumberingAfterBreak="0">
+    <w:nsid w:val="64AF4862"/>
     <w:multiLevelType w:val="hybridMultilevel"/>
-    <w:tmpl w:val="DF3812DC"/>
-    <w:lvl w:ilvl="0" w:tplc="BFEC3FDA">
+    <w:tmpl w:val="3834B1AC"/>
+    <w:lvl w:ilvl="0" w:tplc="B9544102">
       <w:start w:val="1"/>
       <w:numFmt w:val="decimal"/>
       <w:lvlText w:val="%1."/>
@@ -12904,52 +13021,52 @@
         <w:color w:val="A67C27"/>
       </w:rPr>
     </w:lvl>
-    <w:lvl w:ilvl="1" w:tplc="102CBB24">
+    <w:lvl w:ilvl="1" w:tplc="3E940C04">
       <w:numFmt w:val="decimal"/>
       <w:lvlText w:val=""/>
       <w:lvlJc w:val="left"/>
     </w:lvl>
-    <w:lvl w:ilvl="2" w:tplc="CAD287D8">
+    <w:lvl w:ilvl="2" w:tplc="3B0E0632">
       <w:numFmt w:val="decimal"/>
       <w:lvlText w:val=""/>
       <w:lvlJc w:val="left"/>
     </w:lvl>
-    <w:lvl w:ilvl="3" w:tplc="C90687D6">
+    <w:lvl w:ilvl="3" w:tplc="F4ECA6A2">
       <w:numFmt w:val="decimal"/>
       <w:lvlText w:val=""/>
       <w:lvlJc w:val="left"/>
     </w:lvl>
-    <w:lvl w:ilvl="4" w:tplc="C02252A2">
+    <w:lvl w:ilvl="4" w:tplc="09C0786E">
       <w:numFmt w:val="decimal"/>
       <w:lvlText w:val=""/>
       <w:lvlJc w:val="left"/>
     </w:lvl>
-    <w:lvl w:ilvl="5" w:tplc="9DAEC75A">
+    <w:lvl w:ilvl="5" w:tplc="75304B46">
       <w:numFmt w:val="decimal"/>
       <w:lvlText w:val=""/>
       <w:lvlJc w:val="left"/>
     </w:lvl>
-    <w:lvl w:ilvl="6" w:tplc="6D7CCAE8">
+    <w:lvl w:ilvl="6" w:tplc="1108DCCE">
       <w:numFmt w:val="decimal"/>
       <w:lvlText w:val=""/>
       <w:lvlJc w:val="left"/>
     </w:lvl>
-    <w:lvl w:ilvl="7" w:tplc="A6F6B18A">
+    <w:lvl w:ilvl="7" w:tplc="4C76BFD2">
       <w:numFmt w:val="decimal"/>
       <w:lvlText w:val=""/>
       <w:lvlJc w:val="left"/>
     </w:lvl>
-    <w:lvl w:ilvl="8" w:tplc="67BAA9CA">
+    <w:lvl w:ilvl="8" w:tplc="5E4CF946">
       <w:numFmt w:val="decimal"/>
       <w:lvlText w:val=""/>
       <w:lvlJc w:val="left"/>
     </w:lvl>
   </w:abstractNum>
-  <w:abstractNum w:abstractNumId="5" w15:restartNumberingAfterBreak="0">
-    <w:nsid w:val="59AA1BE7"/>
+  <w:abstractNum w:abstractNumId="7" w15:restartNumberingAfterBreak="0">
+    <w:nsid w:val="74A364A6"/>
     <w:multiLevelType w:val="hybridMultilevel"/>
-    <w:tmpl w:val="54BC2B8A"/>
-    <w:lvl w:ilvl="0" w:tplc="AEC8CA60">
+    <w:tmpl w:val="123CC75A"/>
+    <w:lvl w:ilvl="0" w:tplc="52C008C8">
       <w:start w:val="1"/>
       <w:numFmt w:val="decimal"/>
       <w:lvlText w:val="%1."/>
@@ -12963,208 +13080,91 @@
         <w:color w:val="A67C27"/>
       </w:rPr>
     </w:lvl>
-    <w:lvl w:ilvl="1" w:tplc="480079A6">
+    <w:lvl w:ilvl="1" w:tplc="343A02A4">
       <w:numFmt w:val="decimal"/>
       <w:lvlText w:val=""/>
       <w:lvlJc w:val="left"/>
     </w:lvl>
-    <w:lvl w:ilvl="2" w:tplc="3416B992">
+    <w:lvl w:ilvl="2" w:tplc="A32EC200">
       <w:numFmt w:val="decimal"/>
       <w:lvlText w:val=""/>
       <w:lvlJc w:val="left"/>
     </w:lvl>
-    <w:lvl w:ilvl="3" w:tplc="B3E26962">
+    <w:lvl w:ilvl="3" w:tplc="067C0FE8">
       <w:numFmt w:val="decimal"/>
       <w:lvlText w:val=""/>
       <w:lvlJc w:val="left"/>
     </w:lvl>
-    <w:lvl w:ilvl="4" w:tplc="5672B95E">
+    <w:lvl w:ilvl="4" w:tplc="9EEAE0D4">
       <w:numFmt w:val="decimal"/>
       <w:lvlText w:val=""/>
       <w:lvlJc w:val="left"/>
     </w:lvl>
-    <w:lvl w:ilvl="5" w:tplc="EBA2288A">
+    <w:lvl w:ilvl="5" w:tplc="C2FA8334">
       <w:numFmt w:val="decimal"/>
       <w:lvlText w:val=""/>
       <w:lvlJc w:val="left"/>
     </w:lvl>
-    <w:lvl w:ilvl="6" w:tplc="C3702028">
+    <w:lvl w:ilvl="6" w:tplc="F0A0DFBE">
       <w:numFmt w:val="decimal"/>
       <w:lvlText w:val=""/>
       <w:lvlJc w:val="left"/>
     </w:lvl>
-    <w:lvl w:ilvl="7" w:tplc="DE9ED744">
+    <w:lvl w:ilvl="7" w:tplc="218C60AC">
       <w:numFmt w:val="decimal"/>
       <w:lvlText w:val=""/>
       <w:lvlJc w:val="left"/>
     </w:lvl>
-    <w:lvl w:ilvl="8" w:tplc="F80C8F26">
+    <w:lvl w:ilvl="8" w:tplc="2F38D90A">
       <w:numFmt w:val="decimal"/>
       <w:lvlText w:val=""/>
       <w:lvlJc w:val="left"/>
     </w:lvl>
   </w:abstractNum>
-  <w:abstractNum w:abstractNumId="6" w15:restartNumberingAfterBreak="0">
-    <w:nsid w:val="64F97021"/>
-    <w:multiLevelType w:val="hybridMultilevel"/>
-    <w:tmpl w:val="F2987268"/>
-    <w:lvl w:ilvl="0" w:tplc="71C2BECA">
-      <w:start w:val="1"/>
-      <w:numFmt w:val="decimal"/>
-      <w:lvlText w:val="%1."/>
-      <w:lvlJc w:val="left"/>
-      <w:pPr>
-        <w:ind w:left="460" w:hanging="360"/>
-      </w:pPr>
-      <w:rPr>
-        <w:b/>
-        <w:bCs/>
-        <w:color w:val="A67C27"/>
-      </w:rPr>
-    </w:lvl>
-    <w:lvl w:ilvl="1" w:tplc="0546C174">
-      <w:numFmt w:val="decimal"/>
-      <w:lvlText w:val=""/>
-      <w:lvlJc w:val="left"/>
-    </w:lvl>
-    <w:lvl w:ilvl="2" w:tplc="35ECEA70">
-      <w:numFmt w:val="decimal"/>
-      <w:lvlText w:val=""/>
-      <w:lvlJc w:val="left"/>
-    </w:lvl>
-    <w:lvl w:ilvl="3" w:tplc="68308882">
-      <w:numFmt w:val="decimal"/>
-      <w:lvlText w:val=""/>
-      <w:lvlJc w:val="left"/>
-    </w:lvl>
-    <w:lvl w:ilvl="4" w:tplc="6150D866">
-      <w:numFmt w:val="decimal"/>
-      <w:lvlText w:val=""/>
-      <w:lvlJc w:val="left"/>
-    </w:lvl>
-    <w:lvl w:ilvl="5" w:tplc="6FC2088A">
-      <w:numFmt w:val="decimal"/>
-      <w:lvlText w:val=""/>
-      <w:lvlJc w:val="left"/>
-    </w:lvl>
-    <w:lvl w:ilvl="6" w:tplc="E6DAC068">
-      <w:numFmt w:val="decimal"/>
-      <w:lvlText w:val=""/>
-      <w:lvlJc w:val="left"/>
-    </w:lvl>
-    <w:lvl w:ilvl="7" w:tplc="FAE6D2B0">
-      <w:numFmt w:val="decimal"/>
-      <w:lvlText w:val=""/>
-      <w:lvlJc w:val="left"/>
-    </w:lvl>
-    <w:lvl w:ilvl="8" w:tplc="348C24F6">
-      <w:numFmt w:val="decimal"/>
-      <w:lvlText w:val=""/>
-      <w:lvlJc w:val="left"/>
-    </w:lvl>
-  </w:abstractNum>
-  <w:abstractNum w:abstractNumId="7" w15:restartNumberingAfterBreak="0">
-    <w:nsid w:val="667C6F18"/>
-    <w:multiLevelType w:val="hybridMultilevel"/>
-    <w:tmpl w:val="80F8484A"/>
-    <w:lvl w:ilvl="0" w:tplc="B394BAE4">
-      <w:start w:val="1"/>
-      <w:numFmt w:val="bullet"/>
-      <w:lvlText w:val="•"/>
-      <w:lvlJc w:val="left"/>
-      <w:pPr>
-        <w:ind w:left="460" w:hanging="280"/>
-      </w:pPr>
-    </w:lvl>
-    <w:lvl w:ilvl="1" w:tplc="2D7A0B44">
-      <w:start w:val="1"/>
-      <w:numFmt w:val="bullet"/>
-      <w:lvlText w:val="–"/>
-      <w:lvlJc w:val="left"/>
-      <w:pPr>
-        <w:ind w:left="900" w:hanging="280"/>
-      </w:pPr>
-    </w:lvl>
-    <w:lvl w:ilvl="2" w:tplc="761EE2DA">
-      <w:numFmt w:val="decimal"/>
-      <w:lvlText w:val=""/>
-      <w:lvlJc w:val="left"/>
-    </w:lvl>
-    <w:lvl w:ilvl="3" w:tplc="4CDE4710">
-      <w:numFmt w:val="decimal"/>
-      <w:lvlText w:val=""/>
-      <w:lvlJc w:val="left"/>
-    </w:lvl>
-    <w:lvl w:ilvl="4" w:tplc="7CB21A54">
-      <w:numFmt w:val="decimal"/>
-      <w:lvlText w:val=""/>
-      <w:lvlJc w:val="left"/>
-    </w:lvl>
-    <w:lvl w:ilvl="5" w:tplc="4CA6F73C">
-      <w:numFmt w:val="decimal"/>
-      <w:lvlText w:val=""/>
-      <w:lvlJc w:val="left"/>
-    </w:lvl>
-    <w:lvl w:ilvl="6" w:tplc="65F497A4">
-      <w:numFmt w:val="decimal"/>
-      <w:lvlText w:val=""/>
-      <w:lvlJc w:val="left"/>
-    </w:lvl>
-    <w:lvl w:ilvl="7" w:tplc="1DC0B6BE">
-      <w:numFmt w:val="decimal"/>
-      <w:lvlText w:val=""/>
-      <w:lvlJc w:val="left"/>
-    </w:lvl>
-    <w:lvl w:ilvl="8" w:tplc="35EC1228">
-      <w:numFmt w:val="decimal"/>
-      <w:lvlText w:val=""/>
-      <w:lvlJc w:val="left"/>
-    </w:lvl>
-  </w:abstractNum>
-  <w:num w:numId="1" w16cid:durableId="1162891788">
-    <w:abstractNumId w:val="1"/>
+  <w:num w:numId="1" w16cid:durableId="1805540664">
+    <w:abstractNumId w:val="3"/>
     <w:lvlOverride w:ilvl="0">
       <w:startOverride w:val="1"/>
     </w:lvlOverride>
   </w:num>
-  <w:num w:numId="2" w16cid:durableId="899025337">
+  <w:num w:numId="2" w16cid:durableId="258946627">
+    <w:abstractNumId w:val="4"/>
+    <w:lvlOverride w:ilvl="0">
+      <w:startOverride w:val="1"/>
+    </w:lvlOverride>
+  </w:num>
+  <w:num w:numId="3" w16cid:durableId="1526362384">
+    <w:abstractNumId w:val="2"/>
+    <w:lvlOverride w:ilvl="0">
+      <w:startOverride w:val="1"/>
+    </w:lvlOverride>
+  </w:num>
+  <w:num w:numId="4" w16cid:durableId="583413269">
+    <w:abstractNumId w:val="6"/>
+    <w:lvlOverride w:ilvl="0">
+      <w:startOverride w:val="1"/>
+    </w:lvlOverride>
+  </w:num>
+  <w:num w:numId="5" w16cid:durableId="1823547102">
+    <w:abstractNumId w:val="0"/>
+    <w:lvlOverride w:ilvl="0">
+      <w:startOverride w:val="1"/>
+    </w:lvlOverride>
+  </w:num>
+  <w:num w:numId="6" w16cid:durableId="318389477">
     <w:abstractNumId w:val="7"/>
     <w:lvlOverride w:ilvl="0">
       <w:startOverride w:val="1"/>
     </w:lvlOverride>
   </w:num>
-  <w:num w:numId="3" w16cid:durableId="2007707853">
-    <w:abstractNumId w:val="2"/>
-    <w:lvlOverride w:ilvl="0">
-      <w:startOverride w:val="1"/>
-    </w:lvlOverride>
-  </w:num>
-  <w:num w:numId="4" w16cid:durableId="1106189912">
+  <w:num w:numId="7" w16cid:durableId="924614165">
     <w:abstractNumId w:val="5"/>
     <w:lvlOverride w:ilvl="0">
       <w:startOverride w:val="1"/>
     </w:lvlOverride>
   </w:num>
-  <w:num w:numId="5" w16cid:durableId="1935551270">
-    <w:abstractNumId w:val="6"/>
-    <w:lvlOverride w:ilvl="0">
-      <w:startOverride w:val="1"/>
-    </w:lvlOverride>
-  </w:num>
-  <w:num w:numId="6" w16cid:durableId="946306907">
-    <w:abstractNumId w:val="0"/>
-    <w:lvlOverride w:ilvl="0">
-      <w:startOverride w:val="1"/>
-    </w:lvlOverride>
-  </w:num>
-  <w:num w:numId="7" w16cid:durableId="1729068305">
-    <w:abstractNumId w:val="3"/>
-    <w:lvlOverride w:ilvl="0">
-      <w:startOverride w:val="1"/>
-    </w:lvlOverride>
-  </w:num>
-  <w:num w:numId="8" w16cid:durableId="490948537">
-    <w:abstractNumId w:val="4"/>
+  <w:num w:numId="8" w16cid:durableId="1178889088">
+    <w:abstractNumId w:val="1"/>
     <w:lvlOverride w:ilvl="0">
       <w:startOverride w:val="1"/>
     </w:lvlOverride>
@@ -13789,7 +13789,7 @@
     <w:autoRedefine/>
     <w:uiPriority w:val="39"/>
     <w:unhideWhenUsed/>
-    <w:rsid w:val="00CD6506"/>
+    <w:rsid w:val="003D651E"/>
     <w:pPr>
       <w:spacing w:after="100"/>
     </w:pPr>
@@ -13801,7 +13801,7 @@
     <w:autoRedefine/>
     <w:uiPriority w:val="39"/>
     <w:unhideWhenUsed/>
-    <w:rsid w:val="00CD6506"/>
+    <w:rsid w:val="003D651E"/>
     <w:pPr>
       <w:spacing w:after="100"/>
       <w:ind w:left="210"/>

--- a/docs/manuals/Role_Guide_4_QUAN_QA_RA.docx
+++ b/docs/manuals/Role_Guide_4_QUAN_QA_RA.docx
@@ -469,7 +469,7 @@
                 <w:sz w:val="19"/>
                 <w:szCs w:val="19"/>
               </w:rPr>
-              <w:t>Version 1.25 · 6 October 2026</w:t>
+              <w:t>Version 1.26 · 6 October 2026</w:t>
             </w:r>
           </w:p>
         </w:tc>
@@ -538,7 +538,7 @@
     <w:sdt>
       <w:sdtPr>
         <w:alias w:val="Contents"/>
-        <w:id w:val="1418439671"/>
+        <w:id w:val="-902213413"/>
       </w:sdtPr>
       <w:sdtEndPr/>
       <w:sdtContent>
@@ -567,7 +567,7 @@
           <w:r>
             <w:fldChar w:fldCharType="separate"/>
           </w:r>
-          <w:hyperlink w:anchor="_Toc242189941" w:history="1">
+          <w:hyperlink w:anchor="_Toc242194375" w:history="1">
             <w:r>
               <w:rPr>
                 <w:rStyle w:val="Hyperlink"/>
@@ -591,7 +591,7 @@
               <w:rPr>
                 <w:noProof/>
               </w:rPr>
-              <w:instrText xml:space="preserve"> PAGEREF _Toc242189941 \h </w:instrText>
+              <w:instrText xml:space="preserve"> PAGEREF _Toc242194375 \h </w:instrText>
             </w:r>
             <w:r>
               <w:rPr>
@@ -634,7 +634,7 @@
               <w14:ligatures w14:val="standardContextual"/>
             </w:rPr>
           </w:pPr>
-          <w:hyperlink w:anchor="_Toc242189942" w:history="1">
+          <w:hyperlink w:anchor="_Toc242194376" w:history="1">
             <w:r>
               <w:rPr>
                 <w:rStyle w:val="Hyperlink"/>
@@ -658,7 +658,7 @@
               <w:rPr>
                 <w:noProof/>
               </w:rPr>
-              <w:instrText xml:space="preserve"> PAGEREF _Toc242189942 \h </w:instrText>
+              <w:instrText xml:space="preserve"> PAGEREF _Toc242194376 \h </w:instrText>
             </w:r>
             <w:r>
               <w:rPr>
@@ -701,7 +701,7 @@
               <w14:ligatures w14:val="standardContextual"/>
             </w:rPr>
           </w:pPr>
-          <w:hyperlink w:anchor="_Toc242189943" w:history="1">
+          <w:hyperlink w:anchor="_Toc242194377" w:history="1">
             <w:r>
               <w:rPr>
                 <w:rStyle w:val="Hyperlink"/>
@@ -725,7 +725,7 @@
               <w:rPr>
                 <w:noProof/>
               </w:rPr>
-              <w:instrText xml:space="preserve"> PAGEREF _Toc242189943 \h </w:instrText>
+              <w:instrText xml:space="preserve"> PAGEREF _Toc242194377 \h </w:instrText>
             </w:r>
             <w:r>
               <w:rPr>
@@ -768,7 +768,7 @@
               <w14:ligatures w14:val="standardContextual"/>
             </w:rPr>
           </w:pPr>
-          <w:hyperlink w:anchor="_Toc242189944" w:history="1">
+          <w:hyperlink w:anchor="_Toc242194378" w:history="1">
             <w:r>
               <w:rPr>
                 <w:rStyle w:val="Hyperlink"/>
@@ -792,7 +792,7 @@
               <w:rPr>
                 <w:noProof/>
               </w:rPr>
-              <w:instrText xml:space="preserve"> PAGEREF _Toc242189944 \h </w:instrText>
+              <w:instrText xml:space="preserve"> PAGEREF _Toc242194378 \h </w:instrText>
             </w:r>
             <w:r>
               <w:rPr>
@@ -835,7 +835,7 @@
               <w14:ligatures w14:val="standardContextual"/>
             </w:rPr>
           </w:pPr>
-          <w:hyperlink w:anchor="_Toc242189945" w:history="1">
+          <w:hyperlink w:anchor="_Toc242194379" w:history="1">
             <w:r>
               <w:rPr>
                 <w:rStyle w:val="Hyperlink"/>
@@ -859,7 +859,7 @@
               <w:rPr>
                 <w:noProof/>
               </w:rPr>
-              <w:instrText xml:space="preserve"> PAGEREF _Toc242189945 \h </w:instrText>
+              <w:instrText xml:space="preserve"> PAGEREF _Toc242194379 \h </w:instrText>
             </w:r>
             <w:r>
               <w:rPr>
@@ -902,7 +902,7 @@
               <w14:ligatures w14:val="standardContextual"/>
             </w:rPr>
           </w:pPr>
-          <w:hyperlink w:anchor="_Toc242189946" w:history="1">
+          <w:hyperlink w:anchor="_Toc242194380" w:history="1">
             <w:r>
               <w:rPr>
                 <w:rStyle w:val="Hyperlink"/>
@@ -926,7 +926,7 @@
               <w:rPr>
                 <w:noProof/>
               </w:rPr>
-              <w:instrText xml:space="preserve"> PAGEREF _Toc242189946 \h </w:instrText>
+              <w:instrText xml:space="preserve"> PAGEREF _Toc242194380 \h </w:instrText>
             </w:r>
             <w:r>
               <w:rPr>
@@ -969,7 +969,7 @@
               <w14:ligatures w14:val="standardContextual"/>
             </w:rPr>
           </w:pPr>
-          <w:hyperlink w:anchor="_Toc242189947" w:history="1">
+          <w:hyperlink w:anchor="_Toc242194381" w:history="1">
             <w:r>
               <w:rPr>
                 <w:rStyle w:val="Hyperlink"/>
@@ -993,7 +993,7 @@
               <w:rPr>
                 <w:noProof/>
               </w:rPr>
-              <w:instrText xml:space="preserve"> PAGEREF _Toc242189947 \h </w:instrText>
+              <w:instrText xml:space="preserve"> PAGEREF _Toc242194381 \h </w:instrText>
             </w:r>
             <w:r>
               <w:rPr>
@@ -1036,7 +1036,7 @@
               <w14:ligatures w14:val="standardContextual"/>
             </w:rPr>
           </w:pPr>
-          <w:hyperlink w:anchor="_Toc242189948" w:history="1">
+          <w:hyperlink w:anchor="_Toc242194382" w:history="1">
             <w:r>
               <w:rPr>
                 <w:rStyle w:val="Hyperlink"/>
@@ -1060,7 +1060,7 @@
               <w:rPr>
                 <w:noProof/>
               </w:rPr>
-              <w:instrText xml:space="preserve"> PAGEREF _Toc242189948 \h </w:instrText>
+              <w:instrText xml:space="preserve"> PAGEREF _Toc242194382 \h </w:instrText>
             </w:r>
             <w:r>
               <w:rPr>
@@ -1103,7 +1103,7 @@
               <w14:ligatures w14:val="standardContextual"/>
             </w:rPr>
           </w:pPr>
-          <w:hyperlink w:anchor="_Toc242189949" w:history="1">
+          <w:hyperlink w:anchor="_Toc242194383" w:history="1">
             <w:r>
               <w:rPr>
                 <w:rStyle w:val="Hyperlink"/>
@@ -1127,7 +1127,7 @@
               <w:rPr>
                 <w:noProof/>
               </w:rPr>
-              <w:instrText xml:space="preserve"> PAGEREF _Toc242189949 \h </w:instrText>
+              <w:instrText xml:space="preserve"> PAGEREF _Toc242194383 \h </w:instrText>
             </w:r>
             <w:r>
               <w:rPr>
@@ -1170,7 +1170,7 @@
               <w14:ligatures w14:val="standardContextual"/>
             </w:rPr>
           </w:pPr>
-          <w:hyperlink w:anchor="_Toc242189950" w:history="1">
+          <w:hyperlink w:anchor="_Toc242194384" w:history="1">
             <w:r>
               <w:rPr>
                 <w:rStyle w:val="Hyperlink"/>
@@ -1194,7 +1194,7 @@
               <w:rPr>
                 <w:noProof/>
               </w:rPr>
-              <w:instrText xml:space="preserve"> PAGEREF _Toc242189950 \h </w:instrText>
+              <w:instrText xml:space="preserve"> PAGEREF _Toc242194384 \h </w:instrText>
             </w:r>
             <w:r>
               <w:rPr>
@@ -1237,7 +1237,7 @@
               <w14:ligatures w14:val="standardContextual"/>
             </w:rPr>
           </w:pPr>
-          <w:hyperlink w:anchor="_Toc242189951" w:history="1">
+          <w:hyperlink w:anchor="_Toc242194385" w:history="1">
             <w:r>
               <w:rPr>
                 <w:rStyle w:val="Hyperlink"/>
@@ -1261,7 +1261,7 @@
               <w:rPr>
                 <w:noProof/>
               </w:rPr>
-              <w:instrText xml:space="preserve"> PAGEREF _Toc242189951 \h </w:instrText>
+              <w:instrText xml:space="preserve"> PAGEREF _Toc242194385 \h </w:instrText>
             </w:r>
             <w:r>
               <w:rPr>
@@ -1304,7 +1304,7 @@
               <w14:ligatures w14:val="standardContextual"/>
             </w:rPr>
           </w:pPr>
-          <w:hyperlink w:anchor="_Toc242189952" w:history="1">
+          <w:hyperlink w:anchor="_Toc242194386" w:history="1">
             <w:r>
               <w:rPr>
                 <w:rStyle w:val="Hyperlink"/>
@@ -1328,7 +1328,7 @@
               <w:rPr>
                 <w:noProof/>
               </w:rPr>
-              <w:instrText xml:space="preserve"> PAGEREF _Toc242189952 \h </w:instrText>
+              <w:instrText xml:space="preserve"> PAGEREF _Toc242194386 \h </w:instrText>
             </w:r>
             <w:r>
               <w:rPr>
@@ -1371,7 +1371,7 @@
               <w14:ligatures w14:val="standardContextual"/>
             </w:rPr>
           </w:pPr>
-          <w:hyperlink w:anchor="_Toc242189953" w:history="1">
+          <w:hyperlink w:anchor="_Toc242194387" w:history="1">
             <w:r>
               <w:rPr>
                 <w:rStyle w:val="Hyperlink"/>
@@ -1395,7 +1395,7 @@
               <w:rPr>
                 <w:noProof/>
               </w:rPr>
-              <w:instrText xml:space="preserve"> PAGEREF _Toc242189953 \h </w:instrText>
+              <w:instrText xml:space="preserve"> PAGEREF _Toc242194387 \h </w:instrText>
             </w:r>
             <w:r>
               <w:rPr>
@@ -1438,7 +1438,7 @@
               <w14:ligatures w14:val="standardContextual"/>
             </w:rPr>
           </w:pPr>
-          <w:hyperlink w:anchor="_Toc242189954" w:history="1">
+          <w:hyperlink w:anchor="_Toc242194388" w:history="1">
             <w:r>
               <w:rPr>
                 <w:rStyle w:val="Hyperlink"/>
@@ -1462,7 +1462,7 @@
               <w:rPr>
                 <w:noProof/>
               </w:rPr>
-              <w:instrText xml:space="preserve"> PAGEREF _Toc242189954 \h </w:instrText>
+              <w:instrText xml:space="preserve"> PAGEREF _Toc242194388 \h </w:instrText>
             </w:r>
             <w:r>
               <w:rPr>
@@ -1505,7 +1505,7 @@
               <w14:ligatures w14:val="standardContextual"/>
             </w:rPr>
           </w:pPr>
-          <w:hyperlink w:anchor="_Toc242189955" w:history="1">
+          <w:hyperlink w:anchor="_Toc242194389" w:history="1">
             <w:r>
               <w:rPr>
                 <w:rStyle w:val="Hyperlink"/>
@@ -1529,7 +1529,7 @@
               <w:rPr>
                 <w:noProof/>
               </w:rPr>
-              <w:instrText xml:space="preserve"> PAGEREF _Toc242189955 \h </w:instrText>
+              <w:instrText xml:space="preserve"> PAGEREF _Toc242194389 \h </w:instrText>
             </w:r>
             <w:r>
               <w:rPr>
@@ -1572,7 +1572,7 @@
               <w14:ligatures w14:val="standardContextual"/>
             </w:rPr>
           </w:pPr>
-          <w:hyperlink w:anchor="_Toc242189956" w:history="1">
+          <w:hyperlink w:anchor="_Toc242194390" w:history="1">
             <w:r>
               <w:rPr>
                 <w:rStyle w:val="Hyperlink"/>
@@ -1596,7 +1596,7 @@
               <w:rPr>
                 <w:noProof/>
               </w:rPr>
-              <w:instrText xml:space="preserve"> PAGEREF _Toc242189956 \h </w:instrText>
+              <w:instrText xml:space="preserve"> PAGEREF _Toc242194390 \h </w:instrText>
             </w:r>
             <w:r>
               <w:rPr>
@@ -1639,7 +1639,7 @@
               <w14:ligatures w14:val="standardContextual"/>
             </w:rPr>
           </w:pPr>
-          <w:hyperlink w:anchor="_Toc242189957" w:history="1">
+          <w:hyperlink w:anchor="_Toc242194391" w:history="1">
             <w:r>
               <w:rPr>
                 <w:rStyle w:val="Hyperlink"/>
@@ -1663,7 +1663,7 @@
               <w:rPr>
                 <w:noProof/>
               </w:rPr>
-              <w:instrText xml:space="preserve"> PAGEREF _Toc242189957 \h </w:instrText>
+              <w:instrText xml:space="preserve"> PAGEREF _Toc242194391 \h </w:instrText>
             </w:r>
             <w:r>
               <w:rPr>
@@ -1706,7 +1706,7 @@
               <w14:ligatures w14:val="standardContextual"/>
             </w:rPr>
           </w:pPr>
-          <w:hyperlink w:anchor="_Toc242189958" w:history="1">
+          <w:hyperlink w:anchor="_Toc242194392" w:history="1">
             <w:r>
               <w:rPr>
                 <w:rStyle w:val="Hyperlink"/>
@@ -1730,7 +1730,7 @@
               <w:rPr>
                 <w:noProof/>
               </w:rPr>
-              <w:instrText xml:space="preserve"> PAGEREF _Toc242189958 \h </w:instrText>
+              <w:instrText xml:space="preserve"> PAGEREF _Toc242194392 \h </w:instrText>
             </w:r>
             <w:r>
               <w:rPr>
@@ -1773,7 +1773,7 @@
               <w14:ligatures w14:val="standardContextual"/>
             </w:rPr>
           </w:pPr>
-          <w:hyperlink w:anchor="_Toc242189959" w:history="1">
+          <w:hyperlink w:anchor="_Toc242194393" w:history="1">
             <w:r>
               <w:rPr>
                 <w:rStyle w:val="Hyperlink"/>
@@ -1797,7 +1797,7 @@
               <w:rPr>
                 <w:noProof/>
               </w:rPr>
-              <w:instrText xml:space="preserve"> PAGEREF _Toc242189959 \h </w:instrText>
+              <w:instrText xml:space="preserve"> PAGEREF _Toc242194393 \h </w:instrText>
             </w:r>
             <w:r>
               <w:rPr>
@@ -1840,7 +1840,7 @@
               <w14:ligatures w14:val="standardContextual"/>
             </w:rPr>
           </w:pPr>
-          <w:hyperlink w:anchor="_Toc242189960" w:history="1">
+          <w:hyperlink w:anchor="_Toc242194394" w:history="1">
             <w:r>
               <w:rPr>
                 <w:rStyle w:val="Hyperlink"/>
@@ -1864,7 +1864,7 @@
               <w:rPr>
                 <w:noProof/>
               </w:rPr>
-              <w:instrText xml:space="preserve"> PAGEREF _Toc242189960 \h </w:instrText>
+              <w:instrText xml:space="preserve"> PAGEREF _Toc242194394 \h </w:instrText>
             </w:r>
             <w:r>
               <w:rPr>
@@ -1907,7 +1907,7 @@
               <w14:ligatures w14:val="standardContextual"/>
             </w:rPr>
           </w:pPr>
-          <w:hyperlink w:anchor="_Toc242189961" w:history="1">
+          <w:hyperlink w:anchor="_Toc242194395" w:history="1">
             <w:r>
               <w:rPr>
                 <w:rStyle w:val="Hyperlink"/>
@@ -1931,7 +1931,7 @@
               <w:rPr>
                 <w:noProof/>
               </w:rPr>
-              <w:instrText xml:space="preserve"> PAGEREF _Toc242189961 \h </w:instrText>
+              <w:instrText xml:space="preserve"> PAGEREF _Toc242194395 \h </w:instrText>
             </w:r>
             <w:r>
               <w:rPr>
@@ -1974,7 +1974,7 @@
               <w14:ligatures w14:val="standardContextual"/>
             </w:rPr>
           </w:pPr>
-          <w:hyperlink w:anchor="_Toc242189962" w:history="1">
+          <w:hyperlink w:anchor="_Toc242194396" w:history="1">
             <w:r>
               <w:rPr>
                 <w:rStyle w:val="Hyperlink"/>
@@ -1998,7 +1998,7 @@
               <w:rPr>
                 <w:noProof/>
               </w:rPr>
-              <w:instrText xml:space="preserve"> PAGEREF _Toc242189962 \h </w:instrText>
+              <w:instrText xml:space="preserve"> PAGEREF _Toc242194396 \h </w:instrText>
             </w:r>
             <w:r>
               <w:rPr>
@@ -2041,7 +2041,7 @@
               <w14:ligatures w14:val="standardContextual"/>
             </w:rPr>
           </w:pPr>
-          <w:hyperlink w:anchor="_Toc242189963" w:history="1">
+          <w:hyperlink w:anchor="_Toc242194397" w:history="1">
             <w:r>
               <w:rPr>
                 <w:rStyle w:val="Hyperlink"/>
@@ -2065,7 +2065,7 @@
               <w:rPr>
                 <w:noProof/>
               </w:rPr>
-              <w:instrText xml:space="preserve"> PAGEREF _Toc242189963 \h </w:instrText>
+              <w:instrText xml:space="preserve"> PAGEREF _Toc242194397 \h </w:instrText>
             </w:r>
             <w:r>
               <w:rPr>
@@ -2108,7 +2108,7 @@
               <w14:ligatures w14:val="standardContextual"/>
             </w:rPr>
           </w:pPr>
-          <w:hyperlink w:anchor="_Toc242189964" w:history="1">
+          <w:hyperlink w:anchor="_Toc242194398" w:history="1">
             <w:r>
               <w:rPr>
                 <w:rStyle w:val="Hyperlink"/>
@@ -2132,7 +2132,7 @@
               <w:rPr>
                 <w:noProof/>
               </w:rPr>
-              <w:instrText xml:space="preserve"> PAGEREF _Toc242189964 \h </w:instrText>
+              <w:instrText xml:space="preserve"> PAGEREF _Toc242194398 \h </w:instrText>
             </w:r>
             <w:r>
               <w:rPr>
@@ -2171,7 +2171,7 @@
         <w:pStyle w:val="Heading1"/>
         <w:pageBreakBefore/>
       </w:pPr>
-      <w:bookmarkStart w:id="0" w:name="_Toc242189941"/>
+      <w:bookmarkStart w:id="0" w:name="_Toc242194375"/>
       <w:r>
         <w:lastRenderedPageBreak/>
         <w:t>1. Your role at a glance</w:t>
@@ -2391,7 +2391,7 @@
         <w:pStyle w:val="Heading1"/>
         <w:pageBreakBefore/>
       </w:pPr>
-      <w:bookmarkStart w:id="1" w:name="_Toc242189942"/>
+      <w:bookmarkStart w:id="1" w:name="_Toc242194376"/>
       <w:r>
         <w:lastRenderedPageBreak/>
         <w:t>2. Signing in and your screens</w:t>
@@ -2402,7 +2402,7 @@
       <w:pPr>
         <w:pStyle w:val="Heading2"/>
       </w:pPr>
-      <w:bookmarkStart w:id="2" w:name="_Toc242189943"/>
+      <w:bookmarkStart w:id="2" w:name="_Toc242194377"/>
       <w:r>
         <w:t>Signing in</w:t>
       </w:r>
@@ -2485,7 +2485,7 @@
           <w:noProof/>
         </w:rPr>
         <w:drawing>
-          <wp:inline distT="0" distB="0" distL="0" distR="0" wp14:anchorId="05AC0C6F" wp14:editId="3465BB51">
+          <wp:inline distT="0" distB="0" distL="0" distR="0" wp14:anchorId="573780D9" wp14:editId="0756F202">
             <wp:extent cx="5334000" cy="2333625"/>
             <wp:effectExtent l="0" t="0" r="0" b="0"/>
             <wp:docPr id="1" name="adm_login.jpg" descr="The sign-in screen for all internal staff." title="The sign-in screen for all internal staff."/>
@@ -2652,7 +2652,7 @@
       <w:pPr>
         <w:pStyle w:val="Heading2"/>
       </w:pPr>
-      <w:bookmarkStart w:id="3" w:name="_Toc242189944"/>
+      <w:bookmarkStart w:id="3" w:name="_Toc242194378"/>
       <w:r>
         <w:t>Finding your way around</w:t>
       </w:r>
@@ -2837,7 +2837,7 @@
         </w:rPr>
         <w:lastRenderedPageBreak/>
         <w:drawing>
-          <wp:inline distT="0" distB="0" distL="0" distR="0" wp14:anchorId="3DCFE6B8" wp14:editId="6BD307F1">
+          <wp:inline distT="0" distB="0" distL="0" distR="0" wp14:anchorId="2D8EDCCB" wp14:editId="5CB915B6">
             <wp:extent cx="5715000" cy="1876425"/>
             <wp:effectExtent l="0" t="0" r="0" b="0"/>
             <wp:docPr id="2" name="adm_not_your_role.jpg" descr="Opening a screen outside your role (for example from an old bookmark) shows this card instead of the screen." title="Opening a screen outside your role (for example from an old bookmark) shows this card instead of the screen."/>
@@ -2906,7 +2906,7 @@
       <w:pPr>
         <w:pStyle w:val="Heading2"/>
       </w:pPr>
-      <w:bookmarkStart w:id="4" w:name="_Toc242189945"/>
+      <w:bookmarkStart w:id="4" w:name="_Toc242194379"/>
       <w:r>
         <w:t>Your screens</w:t>
       </w:r>
@@ -3240,7 +3240,7 @@
       <w:pPr>
         <w:pStyle w:val="Heading2"/>
       </w:pPr>
-      <w:bookmarkStart w:id="5" w:name="_Toc242189946"/>
+      <w:bookmarkStart w:id="5" w:name="_Toc242194380"/>
       <w:r>
         <w:t>Changing your password</w:t>
       </w:r>
@@ -3323,7 +3323,7 @@
           <w:noProof/>
         </w:rPr>
         <w:drawing>
-          <wp:inline distT="0" distB="0" distL="0" distR="0" wp14:anchorId="19E4A65C" wp14:editId="73CEC9FF">
+          <wp:inline distT="0" distB="0" distL="0" distR="0" wp14:anchorId="4382C946" wp14:editId="0B705A53">
             <wp:extent cx="5334000" cy="2171700"/>
             <wp:effectExtent l="0" t="0" r="0" b="0"/>
             <wp:docPr id="3" name="adm_account.jpg" descr="Change Password screen." title="Change Password screen."/>
@@ -3411,7 +3411,7 @@
         <w:pStyle w:val="Heading1"/>
         <w:pageBreakBefore/>
       </w:pPr>
-      <w:bookmarkStart w:id="6" w:name="_Toc242189947"/>
+      <w:bookmarkStart w:id="6" w:name="_Toc242194381"/>
       <w:r>
         <w:lastRenderedPageBreak/>
         <w:t>3. Your routine</w:t>
@@ -3755,7 +3755,7 @@
         <w:pStyle w:val="Heading1"/>
         <w:pageBreakBefore/>
       </w:pPr>
-      <w:bookmarkStart w:id="7" w:name="_Toc242189948"/>
+      <w:bookmarkStart w:id="7" w:name="_Toc242194382"/>
       <w:r>
         <w:lastRenderedPageBreak/>
         <w:t>4. Step-by-step tasks</w:t>
@@ -3766,7 +3766,7 @@
       <w:pPr>
         <w:pStyle w:val="Heading2"/>
       </w:pPr>
-      <w:bookmarkStart w:id="8" w:name="_Toc242189949"/>
+      <w:bookmarkStart w:id="8" w:name="_Toc242194383"/>
       <w:r>
         <w:t>4.1 Reading the QA Dashboard</w:t>
       </w:r>
@@ -3806,7 +3806,7 @@
           <w:noProof/>
         </w:rPr>
         <w:drawing>
-          <wp:inline distT="0" distB="0" distL="0" distR="0" wp14:anchorId="5F282CC7" wp14:editId="234AB2EC">
+          <wp:inline distT="0" distB="0" distL="0" distR="0" wp14:anchorId="7045D819" wp14:editId="42802EE4">
             <wp:extent cx="5334000" cy="2333625"/>
             <wp:effectExtent l="0" t="0" r="0" b="0"/>
             <wp:docPr id="4" name="qa_dashboard.jpg" descr="QA Dashboard." title="QA Dashboard."/>
@@ -3913,7 +3913,7 @@
       <w:pPr>
         <w:pStyle w:val="Heading2"/>
       </w:pPr>
-      <w:bookmarkStart w:id="9" w:name="_Toc242189950"/>
+      <w:bookmarkStart w:id="9" w:name="_Toc242194384"/>
       <w:r>
         <w:t>4.2 Reviewing questionnaires in the QA Queue</w:t>
       </w:r>
@@ -3953,7 +3953,7 @@
           <w:noProof/>
         </w:rPr>
         <w:drawing>
-          <wp:inline distT="0" distB="0" distL="0" distR="0" wp14:anchorId="03BEDF68" wp14:editId="4C8D39D3">
+          <wp:inline distT="0" distB="0" distL="0" distR="0" wp14:anchorId="4A93CBC0" wp14:editId="22FC664F">
             <wp:extent cx="5334000" cy="3333750"/>
             <wp:effectExtent l="0" t="0" r="0" b="0"/>
             <wp:docPr id="5" name="qa_queue.jpg" descr="QUAN QA Queue with the KoboToolbox sync panel." title="QUAN QA Queue with the KoboToolbox sync panel."/>
@@ -4692,7 +4692,7 @@
       <w:pPr>
         <w:pStyle w:val="Heading2"/>
       </w:pPr>
-      <w:bookmarkStart w:id="10" w:name="_Toc242189951"/>
+      <w:bookmarkStart w:id="10" w:name="_Toc242194385"/>
       <w:r>
         <w:t>4.3 Working QA exceptions</w:t>
       </w:r>
@@ -4757,7 +4757,7 @@
         </w:rPr>
         <w:lastRenderedPageBreak/>
         <w:drawing>
-          <wp:inline distT="0" distB="0" distL="0" distR="0" wp14:anchorId="60F03176" wp14:editId="79A66596">
+          <wp:inline distT="0" distB="0" distL="0" distR="0" wp14:anchorId="47EDAB35" wp14:editId="03CDE72D">
             <wp:extent cx="5334000" cy="3333750"/>
             <wp:effectExtent l="0" t="0" r="0" b="0"/>
             <wp:docPr id="6" name="qa_exceptions.jpg" descr="QA Exception Queue." title="QA Exception Queue."/>
@@ -4953,7 +4953,7 @@
       <w:pPr>
         <w:pStyle w:val="Heading2"/>
       </w:pPr>
-      <w:bookmarkStart w:id="11" w:name="_Toc242189952"/>
+      <w:bookmarkStart w:id="11" w:name="_Toc242194386"/>
       <w:r>
         <w:t>4.4 Downloading or emailing completed forms (Form PDFs)</w:t>
       </w:r>
@@ -5004,7 +5004,7 @@
         </w:rPr>
         <w:lastRenderedPageBreak/>
         <w:drawing>
-          <wp:inline distT="0" distB="0" distL="0" distR="0" wp14:anchorId="7F943701" wp14:editId="740F29F4">
+          <wp:inline distT="0" distB="0" distL="0" distR="0" wp14:anchorId="0D2A5170" wp14:editId="2B82EFFC">
             <wp:extent cx="5334000" cy="3333750"/>
             <wp:effectExtent l="0" t="0" r="0" b="0"/>
             <wp:docPr id="7" name="qa_form_pdfs.jpg" descr="Completed form PDFs." title="Completed form PDFs."/>
@@ -5243,7 +5243,7 @@
       <w:pPr>
         <w:pStyle w:val="Heading2"/>
       </w:pPr>
-      <w:bookmarkStart w:id="12" w:name="_Toc242189953"/>
+      <w:bookmarkStart w:id="12" w:name="_Toc242194387"/>
       <w:r>
         <w:t>4.5 Writing good QA notes</w:t>
       </w:r>
@@ -5311,7 +5311,7 @@
         <w:pStyle w:val="Heading1"/>
         <w:pageBreakBefore/>
       </w:pPr>
-      <w:bookmarkStart w:id="13" w:name="_Toc242189954"/>
+      <w:bookmarkStart w:id="13" w:name="_Toc242194388"/>
       <w:r>
         <w:lastRenderedPageBreak/>
         <w:t>5. Rules you must follow</w:t>
@@ -5462,7 +5462,7 @@
         <w:pStyle w:val="Heading1"/>
         <w:pageBreakBefore/>
       </w:pPr>
-      <w:bookmarkStart w:id="14" w:name="_Toc242189955"/>
+      <w:bookmarkStart w:id="14" w:name="_Toc242194389"/>
       <w:r>
         <w:lastRenderedPageBreak/>
         <w:t>6. Troubleshooting</w:t>
@@ -6921,7 +6921,7 @@
         <w:pStyle w:val="Heading1"/>
         <w:pageBreakBefore/>
       </w:pPr>
-      <w:bookmarkStart w:id="15" w:name="_Toc242189956"/>
+      <w:bookmarkStart w:id="15" w:name="_Toc242194390"/>
       <w:r>
         <w:lastRenderedPageBreak/>
         <w:t>7. Quick reference</w:t>
@@ -7320,7 +7320,7 @@
         <w:pStyle w:val="Heading1"/>
         <w:pageBreakBefore/>
       </w:pPr>
-      <w:bookmarkStart w:id="16" w:name="_Toc242189957"/>
+      <w:bookmarkStart w:id="16" w:name="_Toc242194391"/>
       <w:r>
         <w:lastRenderedPageBreak/>
         <w:t>8. Every screen and button for your role</w:t>
@@ -7434,7 +7434,7 @@
       <w:pPr>
         <w:pStyle w:val="Heading2"/>
       </w:pPr>
-      <w:bookmarkStart w:id="17" w:name="_Toc242189958"/>
+      <w:bookmarkStart w:id="17" w:name="_Toc242194392"/>
       <w:r>
         <w:t>8.1 Sign in</w:t>
       </w:r>
@@ -7947,7 +7947,7 @@
       <w:pPr>
         <w:pStyle w:val="Heading2"/>
       </w:pPr>
-      <w:bookmarkStart w:id="18" w:name="_Toc242189959"/>
+      <w:bookmarkStart w:id="18" w:name="_Toc242194393"/>
       <w:r>
         <w:t>8.2 The header and menu bar (every screen)</w:t>
       </w:r>
@@ -8671,7 +8671,7 @@
       <w:pPr>
         <w:pStyle w:val="Heading2"/>
       </w:pPr>
-      <w:bookmarkStart w:id="19" w:name="_Toc242189960"/>
+      <w:bookmarkStart w:id="19" w:name="_Toc242194394"/>
       <w:r>
         <w:t>8.3 Change Password</w:t>
       </w:r>
@@ -9291,7 +9291,7 @@
       <w:pPr>
         <w:pStyle w:val="Heading2"/>
       </w:pPr>
-      <w:bookmarkStart w:id="20" w:name="_Toc242189961"/>
+      <w:bookmarkStart w:id="20" w:name="_Toc242194395"/>
       <w:r>
         <w:t>8.4 QA Dashboard</w:t>
       </w:r>
@@ -9912,7 +9912,7 @@
       <w:pPr>
         <w:pStyle w:val="Heading2"/>
       </w:pPr>
-      <w:bookmarkStart w:id="21" w:name="_Toc242189962"/>
+      <w:bookmarkStart w:id="21" w:name="_Toc242194396"/>
       <w:r>
         <w:t>8.5 QA Queue (with the KoboToolbox sync panel)</w:t>
       </w:r>
@@ -10635,7 +10635,7 @@
       <w:pPr>
         <w:pStyle w:val="Heading2"/>
       </w:pPr>
-      <w:bookmarkStart w:id="22" w:name="_Toc242189963"/>
+      <w:bookmarkStart w:id="22" w:name="_Toc242194397"/>
       <w:r>
         <w:lastRenderedPageBreak/>
         <w:t>8.6 QA Exceptions</w:t>
@@ -11466,7 +11466,7 @@
       <w:pPr>
         <w:pStyle w:val="Heading2"/>
       </w:pPr>
-      <w:bookmarkStart w:id="23" w:name="_Toc242189964"/>
+      <w:bookmarkStart w:id="23" w:name="_Toc242194398"/>
       <w:r>
         <w:t>8.7 Completed forms (Form PDFs)</w:t>
       </w:r>
@@ -12451,7 +12451,7 @@
         <w:sz w:val="16"/>
         <w:szCs w:val="16"/>
       </w:rPr>
-      <w:t>Version 1.25 · 6 October 2026</w:t>
+      <w:t>Version 1.26 · 6 October 2026</w:t>
     </w:r>
     <w:r>
       <w:rPr>
@@ -12624,10 +12624,10 @@
 <file path=word/numbering.xml><?xml version="1.0" encoding="utf-8"?>
 <w:numbering xmlns:wpc="http://schemas.microsoft.com/office/word/2010/wordprocessingCanvas" xmlns:cx="http://schemas.microsoft.com/office/drawing/2014/chartex" xmlns:cx1="http://schemas.microsoft.com/office/drawing/2015/9/8/chartex" xmlns:cx2="http://schemas.microsoft.com/office/drawing/2015/10/21/chartex" xmlns:cx3="http://schemas.microsoft.com/office/drawing/2016/5/9/chartex" xmlns:cx4="http://schemas.microsoft.com/office/drawing/2016/5/10/chartex" xmlns:cx5="http://schemas.microsoft.com/office/drawing/2016/5/11/chartex" xmlns:cx6="http://schemas.microsoft.com/office/drawing/2016/5/12/chartex" xmlns:cx7="http://schemas.microsoft.com/office/drawing/2016/5/13/chartex" xmlns:cx8="http://schemas.microsoft.com/office/drawing/2016/5/14/chartex" xmlns:mc="http://schemas.openxmlformats.org/markup-compatibility/2006" xmlns:aink="http://schemas.microsoft.com/office/drawing/2016/ink" xmlns:am3d="http://schemas.microsoft.com/office/drawing/2017/model3d" xmlns:o="urn:schemas-microsoft-com:office:office" xmlns:oel="http://schemas.microsoft.com/office/2019/extlst" xmlns:r="http://schemas.openxmlformats.org/officeDocument/2006/relationships" xmlns:m="http://schemas.openxmlformats.org/officeDocument/2006/math" xmlns:v="urn:schemas-microsoft-com:vml" xmlns:wp14="http://schemas.microsoft.com/office/word/2010/wordprocessingDrawing" xmlns:wp="http://schemas.openxmlformats.org/drawingml/2006/wordprocessingDrawing" xmlns:w10="urn:schemas-microsoft-com:office:word" xmlns:w="http://schemas.openxmlformats.org/wordprocessingml/2006/main" xmlns:w14="http://schemas.microsoft.com/office/word/2010/wordml" xmlns:w15="http://schemas.microsoft.com/office/word/2012/wordml" xmlns:w16cex="http://schemas.microsoft.com/office/word/2018/wordml/cex" xmlns:w16cid="http://schemas.microsoft.com/office/word/2016/wordml/cid" xmlns:w16="http://schemas.microsoft.com/office/word/2018/wordml" xmlns:w16sdtdh="http://schemas.microsoft.com/office/word/2020/wordml/sdtdatahash" xmlns:w16se="http://schemas.microsoft.com/office/word/2015/wordml/symex" xmlns:wpg="http://schemas.microsoft.com/office/word/2010/wordprocessingGroup" xmlns:wpi="http://schemas.microsoft.com/office/word/2010/wordprocessingInk" xmlns:wne="http://schemas.microsoft.com/office/word/2006/wordml" xmlns:wps="http://schemas.microsoft.com/office/word/2010/wordprocessingShape" mc:Ignorable="w14 w15 w16se w16cid w16 w16cex w16sdtdh wp14">
   <w:abstractNum w:abstractNumId="0" w15:restartNumberingAfterBreak="0">
-    <w:nsid w:val="04305EFD"/>
+    <w:nsid w:val="0E656AEE"/>
     <w:multiLevelType w:val="hybridMultilevel"/>
-    <w:tmpl w:val="BB66CEB4"/>
-    <w:lvl w:ilvl="0" w:tplc="8136890A">
+    <w:tmpl w:val="EFA430D4"/>
+    <w:lvl w:ilvl="0" w:tplc="93220EBA">
       <w:start w:val="1"/>
       <w:numFmt w:val="decimal"/>
       <w:lvlText w:val="%1."/>
@@ -12641,52 +12641,110 @@
         <w:color w:val="A67C27"/>
       </w:rPr>
     </w:lvl>
-    <w:lvl w:ilvl="1" w:tplc="EE20CA3C">
+    <w:lvl w:ilvl="1" w:tplc="7CB8456C">
       <w:numFmt w:val="decimal"/>
       <w:lvlText w:val=""/>
       <w:lvlJc w:val="left"/>
     </w:lvl>
-    <w:lvl w:ilvl="2" w:tplc="03AC4600">
+    <w:lvl w:ilvl="2" w:tplc="91BC6CC0">
       <w:numFmt w:val="decimal"/>
       <w:lvlText w:val=""/>
       <w:lvlJc w:val="left"/>
     </w:lvl>
-    <w:lvl w:ilvl="3" w:tplc="DF0EB6FA">
+    <w:lvl w:ilvl="3" w:tplc="8084D8F8">
       <w:numFmt w:val="decimal"/>
       <w:lvlText w:val=""/>
       <w:lvlJc w:val="left"/>
     </w:lvl>
-    <w:lvl w:ilvl="4" w:tplc="1D5E1D96">
+    <w:lvl w:ilvl="4" w:tplc="3EA0F1C2">
       <w:numFmt w:val="decimal"/>
       <w:lvlText w:val=""/>
       <w:lvlJc w:val="left"/>
     </w:lvl>
-    <w:lvl w:ilvl="5" w:tplc="512678C0">
+    <w:lvl w:ilvl="5" w:tplc="5BC63E7E">
       <w:numFmt w:val="decimal"/>
       <w:lvlText w:val=""/>
       <w:lvlJc w:val="left"/>
     </w:lvl>
-    <w:lvl w:ilvl="6" w:tplc="019AC5EA">
+    <w:lvl w:ilvl="6" w:tplc="C9EE4F4A">
       <w:numFmt w:val="decimal"/>
       <w:lvlText w:val=""/>
       <w:lvlJc w:val="left"/>
     </w:lvl>
-    <w:lvl w:ilvl="7" w:tplc="4274C706">
+    <w:lvl w:ilvl="7" w:tplc="4A8A02EC">
       <w:numFmt w:val="decimal"/>
       <w:lvlText w:val=""/>
       <w:lvlJc w:val="left"/>
     </w:lvl>
-    <w:lvl w:ilvl="8" w:tplc="C50607C8">
+    <w:lvl w:ilvl="8" w:tplc="704ED440">
       <w:numFmt w:val="decimal"/>
       <w:lvlText w:val=""/>
       <w:lvlJc w:val="left"/>
     </w:lvl>
   </w:abstractNum>
   <w:abstractNum w:abstractNumId="1" w15:restartNumberingAfterBreak="0">
-    <w:nsid w:val="0EC30744"/>
+    <w:nsid w:val="13A729B7"/>
     <w:multiLevelType w:val="hybridMultilevel"/>
-    <w:tmpl w:val="DC6A4D52"/>
-    <w:lvl w:ilvl="0" w:tplc="CD5E384C">
+    <w:tmpl w:val="2076AD2E"/>
+    <w:lvl w:ilvl="0" w:tplc="63F8AECA">
+      <w:start w:val="1"/>
+      <w:numFmt w:val="bullet"/>
+      <w:lvlText w:val="•"/>
+      <w:lvlJc w:val="left"/>
+      <w:pPr>
+        <w:ind w:left="460" w:hanging="280"/>
+      </w:pPr>
+    </w:lvl>
+    <w:lvl w:ilvl="1" w:tplc="2E6C3D4E">
+      <w:start w:val="1"/>
+      <w:numFmt w:val="bullet"/>
+      <w:lvlText w:val="–"/>
+      <w:lvlJc w:val="left"/>
+      <w:pPr>
+        <w:ind w:left="900" w:hanging="280"/>
+      </w:pPr>
+    </w:lvl>
+    <w:lvl w:ilvl="2" w:tplc="51268EFA">
+      <w:numFmt w:val="decimal"/>
+      <w:lvlText w:val=""/>
+      <w:lvlJc w:val="left"/>
+    </w:lvl>
+    <w:lvl w:ilvl="3" w:tplc="82F8DB50">
+      <w:numFmt w:val="decimal"/>
+      <w:lvlText w:val=""/>
+      <w:lvlJc w:val="left"/>
+    </w:lvl>
+    <w:lvl w:ilvl="4" w:tplc="13BEB17C">
+      <w:numFmt w:val="decimal"/>
+      <w:lvlText w:val=""/>
+      <w:lvlJc w:val="left"/>
+    </w:lvl>
+    <w:lvl w:ilvl="5" w:tplc="8D766D9C">
+      <w:numFmt w:val="decimal"/>
+      <w:lvlText w:val=""/>
+      <w:lvlJc w:val="left"/>
+    </w:lvl>
+    <w:lvl w:ilvl="6" w:tplc="9B381B46">
+      <w:numFmt w:val="decimal"/>
+      <w:lvlText w:val=""/>
+      <w:lvlJc w:val="left"/>
+    </w:lvl>
+    <w:lvl w:ilvl="7" w:tplc="BC521210">
+      <w:numFmt w:val="decimal"/>
+      <w:lvlText w:val=""/>
+      <w:lvlJc w:val="left"/>
+    </w:lvl>
+    <w:lvl w:ilvl="8" w:tplc="4A1EC982">
+      <w:numFmt w:val="decimal"/>
+      <w:lvlText w:val=""/>
+      <w:lvlJc w:val="left"/>
+    </w:lvl>
+  </w:abstractNum>
+  <w:abstractNum w:abstractNumId="2" w15:restartNumberingAfterBreak="0">
+    <w:nsid w:val="26194798"/>
+    <w:multiLevelType w:val="hybridMultilevel"/>
+    <w:tmpl w:val="AB1844D8"/>
+    <w:lvl w:ilvl="0" w:tplc="988A7872">
       <w:start w:val="1"/>
       <w:numFmt w:val="decimal"/>
       <w:lvlText w:val="%1."/>
@@ -12700,52 +12758,138 @@
         <w:color w:val="A67C27"/>
       </w:rPr>
     </w:lvl>
-    <w:lvl w:ilvl="1" w:tplc="0B9A546E">
+    <w:lvl w:ilvl="1" w:tplc="39DACFAC">
       <w:numFmt w:val="decimal"/>
       <w:lvlText w:val=""/>
       <w:lvlJc w:val="left"/>
     </w:lvl>
-    <w:lvl w:ilvl="2" w:tplc="6890BEA6">
+    <w:lvl w:ilvl="2" w:tplc="7A383730">
       <w:numFmt w:val="decimal"/>
       <w:lvlText w:val=""/>
       <w:lvlJc w:val="left"/>
     </w:lvl>
-    <w:lvl w:ilvl="3" w:tplc="588C8CA4">
+    <w:lvl w:ilvl="3" w:tplc="A586892A">
       <w:numFmt w:val="decimal"/>
       <w:lvlText w:val=""/>
       <w:lvlJc w:val="left"/>
     </w:lvl>
-    <w:lvl w:ilvl="4" w:tplc="11BCBC1C">
+    <w:lvl w:ilvl="4" w:tplc="AB186992">
       <w:numFmt w:val="decimal"/>
       <w:lvlText w:val=""/>
       <w:lvlJc w:val="left"/>
     </w:lvl>
-    <w:lvl w:ilvl="5" w:tplc="F6B05D56">
+    <w:lvl w:ilvl="5" w:tplc="7368C132">
       <w:numFmt w:val="decimal"/>
       <w:lvlText w:val=""/>
       <w:lvlJc w:val="left"/>
     </w:lvl>
-    <w:lvl w:ilvl="6" w:tplc="2054767A">
+    <w:lvl w:ilvl="6" w:tplc="44BA1B64">
       <w:numFmt w:val="decimal"/>
       <w:lvlText w:val=""/>
       <w:lvlJc w:val="left"/>
     </w:lvl>
-    <w:lvl w:ilvl="7" w:tplc="C388F1DA">
+    <w:lvl w:ilvl="7" w:tplc="346C9A3E">
       <w:numFmt w:val="decimal"/>
       <w:lvlText w:val=""/>
       <w:lvlJc w:val="left"/>
     </w:lvl>
-    <w:lvl w:ilvl="8" w:tplc="F26495DE">
+    <w:lvl w:ilvl="8" w:tplc="D9E82638">
       <w:numFmt w:val="decimal"/>
       <w:lvlText w:val=""/>
       <w:lvlJc w:val="left"/>
     </w:lvl>
   </w:abstractNum>
-  <w:abstractNum w:abstractNumId="2" w15:restartNumberingAfterBreak="0">
-    <w:nsid w:val="30E2120C"/>
+  <w:abstractNum w:abstractNumId="3" w15:restartNumberingAfterBreak="0">
+    <w:nsid w:val="33A44BFA"/>
     <w:multiLevelType w:val="hybridMultilevel"/>
-    <w:tmpl w:val="1A929F4A"/>
-    <w:lvl w:ilvl="0" w:tplc="55F2A538">
+    <w:tmpl w:val="079A1A44"/>
+    <w:lvl w:ilvl="0" w:tplc="E49859CE">
+      <w:start w:val="1"/>
+      <w:numFmt w:val="bullet"/>
+      <w:lvlText w:val="●"/>
+      <w:lvlJc w:val="left"/>
+      <w:pPr>
+        <w:ind w:left="720" w:hanging="360"/>
+      </w:pPr>
+    </w:lvl>
+    <w:lvl w:ilvl="1" w:tplc="87E61C76">
+      <w:start w:val="1"/>
+      <w:numFmt w:val="bullet"/>
+      <w:lvlText w:val="○"/>
+      <w:lvlJc w:val="left"/>
+      <w:pPr>
+        <w:ind w:left="1440" w:hanging="360"/>
+      </w:pPr>
+    </w:lvl>
+    <w:lvl w:ilvl="2" w:tplc="1E724BF2">
+      <w:start w:val="1"/>
+      <w:numFmt w:val="bullet"/>
+      <w:lvlText w:val="■"/>
+      <w:lvlJc w:val="left"/>
+      <w:pPr>
+        <w:ind w:left="2160" w:hanging="360"/>
+      </w:pPr>
+    </w:lvl>
+    <w:lvl w:ilvl="3" w:tplc="D9B8FAC4">
+      <w:start w:val="1"/>
+      <w:numFmt w:val="bullet"/>
+      <w:lvlText w:val="●"/>
+      <w:lvlJc w:val="left"/>
+      <w:pPr>
+        <w:ind w:left="2880" w:hanging="360"/>
+      </w:pPr>
+    </w:lvl>
+    <w:lvl w:ilvl="4" w:tplc="B4A83636">
+      <w:start w:val="1"/>
+      <w:numFmt w:val="bullet"/>
+      <w:lvlText w:val="○"/>
+      <w:lvlJc w:val="left"/>
+      <w:pPr>
+        <w:ind w:left="3600" w:hanging="360"/>
+      </w:pPr>
+    </w:lvl>
+    <w:lvl w:ilvl="5" w:tplc="3B189430">
+      <w:start w:val="1"/>
+      <w:numFmt w:val="bullet"/>
+      <w:lvlText w:val="■"/>
+      <w:lvlJc w:val="left"/>
+      <w:pPr>
+        <w:ind w:left="4320" w:hanging="360"/>
+      </w:pPr>
+    </w:lvl>
+    <w:lvl w:ilvl="6" w:tplc="5FE66E8C">
+      <w:start w:val="1"/>
+      <w:numFmt w:val="bullet"/>
+      <w:lvlText w:val="●"/>
+      <w:lvlJc w:val="left"/>
+      <w:pPr>
+        <w:ind w:left="5040" w:hanging="360"/>
+      </w:pPr>
+    </w:lvl>
+    <w:lvl w:ilvl="7" w:tplc="4B66E14E">
+      <w:start w:val="1"/>
+      <w:numFmt w:val="bullet"/>
+      <w:lvlText w:val="●"/>
+      <w:lvlJc w:val="left"/>
+      <w:pPr>
+        <w:ind w:left="5760" w:hanging="360"/>
+      </w:pPr>
+    </w:lvl>
+    <w:lvl w:ilvl="8" w:tplc="0F384204">
+      <w:start w:val="1"/>
+      <w:numFmt w:val="bullet"/>
+      <w:lvlText w:val="●"/>
+      <w:lvlJc w:val="left"/>
+      <w:pPr>
+        <w:ind w:left="6480" w:hanging="360"/>
+      </w:pPr>
+    </w:lvl>
+  </w:abstractNum>
+  <w:abstractNum w:abstractNumId="4" w15:restartNumberingAfterBreak="0">
+    <w:nsid w:val="42A157FF"/>
+    <w:multiLevelType w:val="hybridMultilevel"/>
+    <w:tmpl w:val="2E642764"/>
+    <w:lvl w:ilvl="0" w:tplc="6A1EA2DE">
       <w:start w:val="1"/>
       <w:numFmt w:val="decimal"/>
       <w:lvlText w:val="%1."/>
@@ -12759,196 +12903,52 @@
         <w:color w:val="A67C27"/>
       </w:rPr>
     </w:lvl>
-    <w:lvl w:ilvl="1" w:tplc="D0E8F772">
+    <w:lvl w:ilvl="1" w:tplc="AE7EB966">
       <w:numFmt w:val="decimal"/>
       <w:lvlText w:val=""/>
       <w:lvlJc w:val="left"/>
     </w:lvl>
-    <w:lvl w:ilvl="2" w:tplc="6CEE6C4C">
+    <w:lvl w:ilvl="2" w:tplc="224E7142">
       <w:numFmt w:val="decimal"/>
       <w:lvlText w:val=""/>
       <w:lvlJc w:val="left"/>
     </w:lvl>
-    <w:lvl w:ilvl="3" w:tplc="FBD25042">
+    <w:lvl w:ilvl="3" w:tplc="83A4A68E">
       <w:numFmt w:val="decimal"/>
       <w:lvlText w:val=""/>
       <w:lvlJc w:val="left"/>
     </w:lvl>
-    <w:lvl w:ilvl="4" w:tplc="50564B5A">
+    <w:lvl w:ilvl="4" w:tplc="01440F04">
       <w:numFmt w:val="decimal"/>
       <w:lvlText w:val=""/>
       <w:lvlJc w:val="left"/>
     </w:lvl>
-    <w:lvl w:ilvl="5" w:tplc="49EC3F06">
+    <w:lvl w:ilvl="5" w:tplc="92B834F4">
       <w:numFmt w:val="decimal"/>
       <w:lvlText w:val=""/>
       <w:lvlJc w:val="left"/>
     </w:lvl>
-    <w:lvl w:ilvl="6" w:tplc="3ADC6508">
+    <w:lvl w:ilvl="6" w:tplc="E56E4C10">
       <w:numFmt w:val="decimal"/>
       <w:lvlText w:val=""/>
       <w:lvlJc w:val="left"/>
     </w:lvl>
-    <w:lvl w:ilvl="7" w:tplc="80CED8DE">
+    <w:lvl w:ilvl="7" w:tplc="6D8892B2">
       <w:numFmt w:val="decimal"/>
       <w:lvlText w:val=""/>
       <w:lvlJc w:val="left"/>
     </w:lvl>
-    <w:lvl w:ilvl="8" w:tplc="4DEA5F64">
-      <w:numFmt w:val="decimal"/>
-      <w:lvlText w:val=""/>
-      <w:lvlJc w:val="left"/>
-    </w:lvl>
-  </w:abstractNum>
-  <w:abstractNum w:abstractNumId="3" w15:restartNumberingAfterBreak="0">
-    <w:nsid w:val="47E312DE"/>
-    <w:multiLevelType w:val="hybridMultilevel"/>
-    <w:tmpl w:val="E1AC23D8"/>
-    <w:lvl w:ilvl="0" w:tplc="77FEB916">
-      <w:start w:val="1"/>
-      <w:numFmt w:val="bullet"/>
-      <w:lvlText w:val="●"/>
-      <w:lvlJc w:val="left"/>
-      <w:pPr>
-        <w:ind w:left="720" w:hanging="360"/>
-      </w:pPr>
-    </w:lvl>
-    <w:lvl w:ilvl="1" w:tplc="F850A712">
-      <w:start w:val="1"/>
-      <w:numFmt w:val="bullet"/>
-      <w:lvlText w:val="○"/>
-      <w:lvlJc w:val="left"/>
-      <w:pPr>
-        <w:ind w:left="1440" w:hanging="360"/>
-      </w:pPr>
-    </w:lvl>
-    <w:lvl w:ilvl="2" w:tplc="EEA618EC">
-      <w:start w:val="1"/>
-      <w:numFmt w:val="bullet"/>
-      <w:lvlText w:val="■"/>
-      <w:lvlJc w:val="left"/>
-      <w:pPr>
-        <w:ind w:left="2160" w:hanging="360"/>
-      </w:pPr>
-    </w:lvl>
-    <w:lvl w:ilvl="3" w:tplc="65561062">
-      <w:start w:val="1"/>
-      <w:numFmt w:val="bullet"/>
-      <w:lvlText w:val="●"/>
-      <w:lvlJc w:val="left"/>
-      <w:pPr>
-        <w:ind w:left="2880" w:hanging="360"/>
-      </w:pPr>
-    </w:lvl>
-    <w:lvl w:ilvl="4" w:tplc="F9DC221C">
-      <w:start w:val="1"/>
-      <w:numFmt w:val="bullet"/>
-      <w:lvlText w:val="○"/>
-      <w:lvlJc w:val="left"/>
-      <w:pPr>
-        <w:ind w:left="3600" w:hanging="360"/>
-      </w:pPr>
-    </w:lvl>
-    <w:lvl w:ilvl="5" w:tplc="E28EE414">
-      <w:start w:val="1"/>
-      <w:numFmt w:val="bullet"/>
-      <w:lvlText w:val="■"/>
-      <w:lvlJc w:val="left"/>
-      <w:pPr>
-        <w:ind w:left="4320" w:hanging="360"/>
-      </w:pPr>
-    </w:lvl>
-    <w:lvl w:ilvl="6" w:tplc="5C5A4C04">
-      <w:start w:val="1"/>
-      <w:numFmt w:val="bullet"/>
-      <w:lvlText w:val="●"/>
-      <w:lvlJc w:val="left"/>
-      <w:pPr>
-        <w:ind w:left="5040" w:hanging="360"/>
-      </w:pPr>
-    </w:lvl>
-    <w:lvl w:ilvl="7" w:tplc="978ED084">
-      <w:start w:val="1"/>
-      <w:numFmt w:val="bullet"/>
-      <w:lvlText w:val="●"/>
-      <w:lvlJc w:val="left"/>
-      <w:pPr>
-        <w:ind w:left="5760" w:hanging="360"/>
-      </w:pPr>
-    </w:lvl>
-    <w:lvl w:ilvl="8" w:tplc="1346EB10">
-      <w:start w:val="1"/>
-      <w:numFmt w:val="bullet"/>
-      <w:lvlText w:val="●"/>
-      <w:lvlJc w:val="left"/>
-      <w:pPr>
-        <w:ind w:left="6480" w:hanging="360"/>
-      </w:pPr>
-    </w:lvl>
-  </w:abstractNum>
-  <w:abstractNum w:abstractNumId="4" w15:restartNumberingAfterBreak="0">
-    <w:nsid w:val="4C360140"/>
-    <w:multiLevelType w:val="hybridMultilevel"/>
-    <w:tmpl w:val="67324AB8"/>
-    <w:lvl w:ilvl="0" w:tplc="E938B41E">
-      <w:start w:val="1"/>
-      <w:numFmt w:val="bullet"/>
-      <w:lvlText w:val="•"/>
-      <w:lvlJc w:val="left"/>
-      <w:pPr>
-        <w:ind w:left="460" w:hanging="280"/>
-      </w:pPr>
-    </w:lvl>
-    <w:lvl w:ilvl="1" w:tplc="7A327770">
-      <w:start w:val="1"/>
-      <w:numFmt w:val="bullet"/>
-      <w:lvlText w:val="–"/>
-      <w:lvlJc w:val="left"/>
-      <w:pPr>
-        <w:ind w:left="900" w:hanging="280"/>
-      </w:pPr>
-    </w:lvl>
-    <w:lvl w:ilvl="2" w:tplc="7032B0A6">
-      <w:numFmt w:val="decimal"/>
-      <w:lvlText w:val=""/>
-      <w:lvlJc w:val="left"/>
-    </w:lvl>
-    <w:lvl w:ilvl="3" w:tplc="7E529162">
-      <w:numFmt w:val="decimal"/>
-      <w:lvlText w:val=""/>
-      <w:lvlJc w:val="left"/>
-    </w:lvl>
-    <w:lvl w:ilvl="4" w:tplc="D4DCB4F6">
-      <w:numFmt w:val="decimal"/>
-      <w:lvlText w:val=""/>
-      <w:lvlJc w:val="left"/>
-    </w:lvl>
-    <w:lvl w:ilvl="5" w:tplc="BF800F68">
-      <w:numFmt w:val="decimal"/>
-      <w:lvlText w:val=""/>
-      <w:lvlJc w:val="left"/>
-    </w:lvl>
-    <w:lvl w:ilvl="6" w:tplc="444EF9C8">
-      <w:numFmt w:val="decimal"/>
-      <w:lvlText w:val=""/>
-      <w:lvlJc w:val="left"/>
-    </w:lvl>
-    <w:lvl w:ilvl="7" w:tplc="FA3A3F1A">
-      <w:numFmt w:val="decimal"/>
-      <w:lvlText w:val=""/>
-      <w:lvlJc w:val="left"/>
-    </w:lvl>
-    <w:lvl w:ilvl="8" w:tplc="2786ABC2">
+    <w:lvl w:ilvl="8" w:tplc="1E7E28D8">
       <w:numFmt w:val="decimal"/>
       <w:lvlText w:val=""/>
       <w:lvlJc w:val="left"/>
     </w:lvl>
   </w:abstractNum>
   <w:abstractNum w:abstractNumId="5" w15:restartNumberingAfterBreak="0">
-    <w:nsid w:val="5E5B0496"/>
+    <w:nsid w:val="48482F55"/>
     <w:multiLevelType w:val="hybridMultilevel"/>
-    <w:tmpl w:val="30F0B1B6"/>
-    <w:lvl w:ilvl="0" w:tplc="15F6BECC">
+    <w:tmpl w:val="0E6CC1F0"/>
+    <w:lvl w:ilvl="0" w:tplc="89144784">
       <w:start w:val="1"/>
       <w:numFmt w:val="decimal"/>
       <w:lvlText w:val="%1."/>
@@ -12962,52 +12962,52 @@
         <w:color w:val="A67C27"/>
       </w:rPr>
     </w:lvl>
-    <w:lvl w:ilvl="1" w:tplc="45623CFC">
+    <w:lvl w:ilvl="1" w:tplc="06A8AFB0">
       <w:numFmt w:val="decimal"/>
       <w:lvlText w:val=""/>
       <w:lvlJc w:val="left"/>
     </w:lvl>
-    <w:lvl w:ilvl="2" w:tplc="181063A4">
+    <w:lvl w:ilvl="2" w:tplc="721ABD48">
       <w:numFmt w:val="decimal"/>
       <w:lvlText w:val=""/>
       <w:lvlJc w:val="left"/>
     </w:lvl>
-    <w:lvl w:ilvl="3" w:tplc="029C99BC">
+    <w:lvl w:ilvl="3" w:tplc="049AFBFC">
       <w:numFmt w:val="decimal"/>
       <w:lvlText w:val=""/>
       <w:lvlJc w:val="left"/>
     </w:lvl>
-    <w:lvl w:ilvl="4" w:tplc="5150C80C">
+    <w:lvl w:ilvl="4" w:tplc="75EA361A">
       <w:numFmt w:val="decimal"/>
       <w:lvlText w:val=""/>
       <w:lvlJc w:val="left"/>
     </w:lvl>
-    <w:lvl w:ilvl="5" w:tplc="EFE83E1E">
+    <w:lvl w:ilvl="5" w:tplc="0708FA46">
       <w:numFmt w:val="decimal"/>
       <w:lvlText w:val=""/>
       <w:lvlJc w:val="left"/>
     </w:lvl>
-    <w:lvl w:ilvl="6" w:tplc="5DDC4ABC">
+    <w:lvl w:ilvl="6" w:tplc="DFB012BE">
       <w:numFmt w:val="decimal"/>
       <w:lvlText w:val=""/>
       <w:lvlJc w:val="left"/>
     </w:lvl>
-    <w:lvl w:ilvl="7" w:tplc="84BA69A2">
+    <w:lvl w:ilvl="7" w:tplc="73BEAEDA">
       <w:numFmt w:val="decimal"/>
       <w:lvlText w:val=""/>
       <w:lvlJc w:val="left"/>
     </w:lvl>
-    <w:lvl w:ilvl="8" w:tplc="E3D2A090">
+    <w:lvl w:ilvl="8" w:tplc="4C863A48">
       <w:numFmt w:val="decimal"/>
       <w:lvlText w:val=""/>
       <w:lvlJc w:val="left"/>
     </w:lvl>
   </w:abstractNum>
